--- a/Zapiska_Georgi_Chaparov.docx
+++ b/Zapiska_Georgi_Chaparov.docx
@@ -8,607 +8,11 @@
         <w:ind w:hanging="0"/>
         <w:jc w:val="center"/>
         <w:rPr>
-          <w:lang w:val="bg-BG" w:eastAsia="en-US" w:bidi="ar-SA"/>
-        </w:rPr>
-      </w:pPr>
-      <w:r>
-        <w:rPr>
           <w:b/>
           <w:sz w:val="40"/>
           <w:u w:val="single"/>
           <w:lang w:val="bg-BG" w:eastAsia="en-US" w:bidi="ar-SA"/>
         </w:rPr>
-        <w:t>РУСЕНСКИ  УНИВЕРСИТЕТ  “АНГЕЛ  КЪНЧЕВ”</w:t>
-      </w:r>
-    </w:p>
-    <w:p>
-      <w:pPr>
-        <w:pStyle w:val="Normal"/>
-        <w:ind w:hanging="0"/>
-        <w:jc w:val="center"/>
-        <w:rPr>
-          <w:lang w:val="bg-BG" w:eastAsia="en-US" w:bidi="ar-SA"/>
-        </w:rPr>
-      </w:pPr>
-      <w:r>
-        <w:rPr>
-          <w:sz w:val="28"/>
-          <w:lang w:val="bg-BG" w:eastAsia="en-US" w:bidi="ar-SA"/>
-        </w:rPr>
-        <w:t xml:space="preserve">Факултет: </w:t>
-      </w:r>
-      <w:r>
-        <w:rPr>
-          <w:b/>
-          <w:sz w:val="28"/>
-          <w:lang w:val="bg-BG" w:eastAsia="en-US" w:bidi="ar-SA"/>
-        </w:rPr>
-        <w:t>Електротехника, електроника и автоматика</w:t>
-      </w:r>
-    </w:p>
-    <w:p>
-      <w:pPr>
-        <w:pStyle w:val="Normal"/>
-        <w:ind w:hanging="0"/>
-        <w:jc w:val="center"/>
-        <w:rPr>
-          <w:lang w:val="bg-BG" w:eastAsia="en-US" w:bidi="ar-SA"/>
-        </w:rPr>
-      </w:pPr>
-      <w:r>
-        <w:rPr>
-          <w:sz w:val="28"/>
-          <w:lang w:val="bg-BG" w:eastAsia="en-US" w:bidi="ar-SA"/>
-        </w:rPr>
-        <w:t xml:space="preserve">Катедра: </w:t>
-      </w:r>
-      <w:r>
-        <w:rPr>
-          <w:b/>
-          <w:sz w:val="28"/>
-          <w:lang w:val="bg-BG" w:eastAsia="en-US" w:bidi="ar-SA"/>
-        </w:rPr>
-        <w:t>Компютърни системи и технологии</w:t>
-      </w:r>
-    </w:p>
-    <w:p>
-      <w:pPr>
-        <w:pStyle w:val="Normal"/>
-        <w:ind w:hanging="0"/>
-        <w:jc w:val="center"/>
-        <w:rPr>
-          <w:b/>
-          <w:sz w:val="28"/>
-          <w:lang w:val="bg-BG" w:eastAsia="en-US" w:bidi="ar-SA"/>
-        </w:rPr>
-      </w:pPr>
-      <w:r>
-        <w:rPr>
-          <w:b/>
-          <w:sz w:val="28"/>
-          <w:lang w:val="bg-BG" w:eastAsia="en-US" w:bidi="ar-SA"/>
-        </w:rPr>
-      </w:r>
-    </w:p>
-    <w:p>
-      <w:pPr>
-        <w:pStyle w:val="Normal"/>
-        <w:ind w:hanging="0"/>
-        <w:jc w:val="center"/>
-        <w:rPr>
-          <w:b/>
-          <w:sz w:val="28"/>
-          <w:lang w:val="bg-BG" w:eastAsia="en-US" w:bidi="ar-SA"/>
-        </w:rPr>
-      </w:pPr>
-      <w:r>
-        <w:rPr>
-          <w:b/>
-          <w:sz w:val="28"/>
-          <w:lang w:val="bg-BG" w:eastAsia="en-US" w:bidi="ar-SA"/>
-        </w:rPr>
-      </w:r>
-    </w:p>
-    <w:p>
-      <w:pPr>
-        <w:pStyle w:val="Normal"/>
-        <w:ind w:hanging="0"/>
-        <w:jc w:val="center"/>
-        <w:rPr>
-          <w:b/>
-          <w:sz w:val="28"/>
-          <w:lang w:val="bg-BG" w:eastAsia="en-US" w:bidi="ar-SA"/>
-        </w:rPr>
-      </w:pPr>
-      <w:r>
-        <w:rPr>
-          <w:b/>
-          <w:sz w:val="28"/>
-          <w:lang w:val="bg-BG" w:eastAsia="en-US" w:bidi="ar-SA"/>
-        </w:rPr>
-      </w:r>
-    </w:p>
-    <w:p>
-      <w:pPr>
-        <w:pStyle w:val="Normal"/>
-        <w:ind w:hanging="0"/>
-        <w:jc w:val="center"/>
-        <w:rPr>
-          <w:b/>
-          <w:sz w:val="28"/>
-          <w:lang w:val="bg-BG" w:eastAsia="en-US" w:bidi="ar-SA"/>
-        </w:rPr>
-      </w:pPr>
-      <w:r>
-        <w:rPr>
-          <w:b/>
-          <w:sz w:val="28"/>
-          <w:lang w:val="bg-BG" w:eastAsia="en-US" w:bidi="ar-SA"/>
-        </w:rPr>
-      </w:r>
-    </w:p>
-    <w:p>
-      <w:pPr>
-        <w:pStyle w:val="Normal"/>
-        <w:ind w:hanging="0"/>
-        <w:jc w:val="center"/>
-        <w:rPr>
-          <w:b/>
-          <w:sz w:val="28"/>
-          <w:lang w:val="bg-BG" w:eastAsia="en-US" w:bidi="ar-SA"/>
-        </w:rPr>
-      </w:pPr>
-      <w:r>
-        <w:rPr>
-          <w:b/>
-          <w:sz w:val="28"/>
-          <w:lang w:val="bg-BG" w:eastAsia="en-US" w:bidi="ar-SA"/>
-        </w:rPr>
-      </w:r>
-    </w:p>
-    <w:p>
-      <w:pPr>
-        <w:pStyle w:val="Normal"/>
-        <w:ind w:hanging="0"/>
-        <w:jc w:val="center"/>
-        <w:rPr>
-          <w:sz w:val="28"/>
-          <w:lang w:val="bg-BG" w:eastAsia="en-US" w:bidi="ar-SA"/>
-        </w:rPr>
-      </w:pPr>
-      <w:r>
-        <w:rPr>
-          <w:sz w:val="28"/>
-          <w:lang w:val="bg-BG" w:eastAsia="en-US" w:bidi="ar-SA"/>
-        </w:rPr>
-      </w:r>
-    </w:p>
-    <w:p>
-      <w:pPr>
-        <w:pStyle w:val="Normal"/>
-        <w:ind w:hanging="0"/>
-        <w:jc w:val="center"/>
-        <w:rPr>
-          <w:sz w:val="28"/>
-          <w:lang w:val="bg-BG" w:eastAsia="en-US" w:bidi="ar-SA"/>
-        </w:rPr>
-      </w:pPr>
-      <w:r>
-        <w:rPr>
-          <w:sz w:val="28"/>
-          <w:lang w:val="bg-BG" w:eastAsia="en-US" w:bidi="ar-SA"/>
-        </w:rPr>
-      </w:r>
-    </w:p>
-    <w:p>
-      <w:pPr>
-        <w:pStyle w:val="Normal"/>
-        <w:ind w:hanging="0"/>
-        <w:jc w:val="center"/>
-        <w:rPr>
-          <w:lang w:val="bg-BG" w:eastAsia="en-US" w:bidi="ar-SA"/>
-        </w:rPr>
-      </w:pPr>
-      <w:r>
-        <w:rPr>
-          <w:b/>
-          <w:sz w:val="72"/>
-          <w:lang w:val="bg-BG" w:eastAsia="en-US" w:bidi="ar-SA"/>
-        </w:rPr>
-        <w:t>ДИПЛОМЕН  ПРОЕКТ</w:t>
-      </w:r>
-    </w:p>
-    <w:p>
-      <w:pPr>
-        <w:pStyle w:val="Normal"/>
-        <w:ind w:hanging="0"/>
-        <w:jc w:val="center"/>
-        <w:rPr>
-          <w:b/>
-          <w:sz w:val="28"/>
-          <w:lang w:val="bg-BG" w:eastAsia="en-US" w:bidi="ar-SA"/>
-        </w:rPr>
-      </w:pPr>
-      <w:r>
-        <w:rPr>
-          <w:b/>
-          <w:sz w:val="28"/>
-          <w:lang w:val="bg-BG" w:eastAsia="en-US" w:bidi="ar-SA"/>
-        </w:rPr>
-      </w:r>
-    </w:p>
-    <w:p>
-      <w:pPr>
-        <w:pStyle w:val="Normal"/>
-        <w:ind w:hanging="0"/>
-        <w:jc w:val="center"/>
-        <w:rPr>
-          <w:b/>
-          <w:sz w:val="28"/>
-          <w:lang w:val="bg-BG" w:eastAsia="en-US" w:bidi="ar-SA"/>
-        </w:rPr>
-      </w:pPr>
-      <w:r>
-        <w:rPr>
-          <w:b/>
-          <w:sz w:val="28"/>
-          <w:lang w:val="bg-BG" w:eastAsia="en-US" w:bidi="ar-SA"/>
-        </w:rPr>
-      </w:r>
-    </w:p>
-    <w:p>
-      <w:pPr>
-        <w:pStyle w:val="Normal"/>
-        <w:ind w:hanging="0"/>
-        <w:jc w:val="center"/>
-        <w:rPr>
-          <w:b/>
-          <w:sz w:val="28"/>
-          <w:lang w:val="bg-BG" w:eastAsia="en-US" w:bidi="ar-SA"/>
-        </w:rPr>
-      </w:pPr>
-      <w:r>
-        <w:rPr>
-          <w:b/>
-          <w:sz w:val="28"/>
-          <w:lang w:val="bg-BG" w:eastAsia="en-US" w:bidi="ar-SA"/>
-        </w:rPr>
-      </w:r>
-    </w:p>
-    <w:p>
-      <w:pPr>
-        <w:pStyle w:val="Normal"/>
-        <w:ind w:hanging="0"/>
-        <w:jc w:val="center"/>
-        <w:rPr>
-          <w:b/>
-          <w:sz w:val="28"/>
-          <w:lang w:val="bg-BG" w:eastAsia="en-US" w:bidi="ar-SA"/>
-        </w:rPr>
-      </w:pPr>
-      <w:r>
-        <w:rPr>
-          <w:b/>
-          <w:sz w:val="28"/>
-          <w:lang w:val="bg-BG" w:eastAsia="en-US" w:bidi="ar-SA"/>
-        </w:rPr>
-      </w:r>
-    </w:p>
-    <w:p>
-      <w:pPr>
-        <w:pStyle w:val="Normal"/>
-        <w:ind w:hanging="0"/>
-        <w:jc w:val="center"/>
-        <w:rPr>
-          <w:sz w:val="28"/>
-          <w:lang w:val="bg-BG" w:eastAsia="en-US" w:bidi="ar-SA"/>
-        </w:rPr>
-      </w:pPr>
-      <w:r>
-        <w:rPr>
-          <w:sz w:val="28"/>
-          <w:lang w:val="bg-BG" w:eastAsia="en-US" w:bidi="ar-SA"/>
-        </w:rPr>
-      </w:r>
-    </w:p>
-    <w:p>
-      <w:pPr>
-        <w:pStyle w:val="Normal"/>
-        <w:ind w:hanging="0"/>
-        <w:jc w:val="center"/>
-        <w:rPr>
-          <w:sz w:val="28"/>
-          <w:lang w:val="bg-BG" w:eastAsia="en-US" w:bidi="ar-SA"/>
-        </w:rPr>
-      </w:pPr>
-      <w:r>
-        <w:rPr>
-          <w:sz w:val="28"/>
-          <w:lang w:val="bg-BG" w:eastAsia="en-US" w:bidi="ar-SA"/>
-        </w:rPr>
-      </w:r>
-    </w:p>
-    <w:p>
-      <w:pPr>
-        <w:pStyle w:val="Normal"/>
-        <w:ind w:hanging="0"/>
-        <w:jc w:val="center"/>
-        <w:rPr>
-          <w:sz w:val="28"/>
-          <w:lang w:val="bg-BG" w:eastAsia="en-US" w:bidi="ar-SA"/>
-        </w:rPr>
-      </w:pPr>
-      <w:r>
-        <w:rPr>
-          <w:sz w:val="28"/>
-          <w:lang w:val="bg-BG" w:eastAsia="en-US" w:bidi="ar-SA"/>
-        </w:rPr>
-      </w:r>
-    </w:p>
-    <w:p>
-      <w:pPr>
-        <w:pStyle w:val="Normal"/>
-        <w:ind w:hanging="0"/>
-        <w:jc w:val="center"/>
-        <w:rPr>
-          <w:lang w:val="bg-BG" w:eastAsia="en-US" w:bidi="ar-SA"/>
-        </w:rPr>
-      </w:pPr>
-      <w:r>
-        <w:rPr>
-          <w:b/>
-          <w:sz w:val="28"/>
-          <w:lang w:val="bg-BG" w:eastAsia="en-US" w:bidi="ar-SA"/>
-        </w:rPr>
-        <w:t>Дипломант:</w:t>
-      </w:r>
-    </w:p>
-    <w:p>
-      <w:pPr>
-        <w:pStyle w:val="Normal"/>
-        <w:ind w:hanging="0"/>
-        <w:jc w:val="center"/>
-        <w:rPr>
-          <w:lang w:val="bg-BG" w:eastAsia="en-US" w:bidi="ar-SA"/>
-        </w:rPr>
-      </w:pPr>
-      <w:r>
-        <w:rPr>
-          <w:sz w:val="28"/>
-          <w:lang w:val="bg-BG" w:eastAsia="en-US" w:bidi="ar-SA"/>
-        </w:rPr>
-        <w:t>Георги Живков Чапъров</w:t>
-      </w:r>
-    </w:p>
-    <w:p>
-      <w:pPr>
-        <w:pStyle w:val="Normal"/>
-        <w:ind w:hanging="0"/>
-        <w:jc w:val="center"/>
-        <w:rPr>
-          <w:lang w:val="bg-BG" w:eastAsia="en-US" w:bidi="ar-SA"/>
-        </w:rPr>
-      </w:pPr>
-      <w:r>
-        <w:rPr>
-          <w:b/>
-          <w:sz w:val="28"/>
-          <w:lang w:val="bg-BG" w:eastAsia="en-US" w:bidi="ar-SA"/>
-        </w:rPr>
-        <w:t>Фак. No</w:t>
-      </w:r>
-      <w:r>
-        <w:rPr>
-          <w:sz w:val="28"/>
-          <w:lang w:val="bg-BG" w:eastAsia="en-US" w:bidi="ar-SA"/>
-        </w:rPr>
-        <w:t xml:space="preserve"> 223025</w:t>
-      </w:r>
-    </w:p>
-    <w:p>
-      <w:pPr>
-        <w:pStyle w:val="Normal"/>
-        <w:ind w:hanging="0"/>
-        <w:jc w:val="center"/>
-        <w:rPr>
-          <w:b/>
-          <w:sz w:val="28"/>
-          <w:lang w:val="bg-BG" w:eastAsia="en-US" w:bidi="ar-SA"/>
-        </w:rPr>
-      </w:pPr>
-      <w:r>
-        <w:rPr>
-          <w:b/>
-          <w:sz w:val="28"/>
-          <w:lang w:val="bg-BG" w:eastAsia="en-US" w:bidi="ar-SA"/>
-        </w:rPr>
-      </w:r>
-    </w:p>
-    <w:p>
-      <w:pPr>
-        <w:pStyle w:val="Normal"/>
-        <w:ind w:hanging="0"/>
-        <w:jc w:val="center"/>
-        <w:rPr>
-          <w:b/>
-          <w:sz w:val="28"/>
-          <w:lang w:val="bg-BG" w:eastAsia="en-US" w:bidi="ar-SA"/>
-        </w:rPr>
-      </w:pPr>
-      <w:r>
-        <w:rPr>
-          <w:b/>
-          <w:sz w:val="28"/>
-          <w:lang w:val="bg-BG" w:eastAsia="en-US" w:bidi="ar-SA"/>
-        </w:rPr>
-      </w:r>
-    </w:p>
-    <w:p>
-      <w:pPr>
-        <w:pStyle w:val="Normal"/>
-        <w:ind w:hanging="0"/>
-        <w:jc w:val="center"/>
-        <w:rPr>
-          <w:b/>
-          <w:sz w:val="28"/>
-          <w:lang w:val="bg-BG" w:eastAsia="en-US" w:bidi="ar-SA"/>
-        </w:rPr>
-      </w:pPr>
-      <w:r>
-        <w:rPr>
-          <w:b/>
-          <w:sz w:val="28"/>
-          <w:lang w:val="bg-BG" w:eastAsia="en-US" w:bidi="ar-SA"/>
-        </w:rPr>
-      </w:r>
-    </w:p>
-    <w:p>
-      <w:pPr>
-        <w:pStyle w:val="Normal"/>
-        <w:ind w:hanging="0"/>
-        <w:jc w:val="center"/>
-        <w:rPr>
-          <w:b/>
-          <w:sz w:val="28"/>
-          <w:lang w:val="bg-BG" w:eastAsia="en-US" w:bidi="ar-SA"/>
-        </w:rPr>
-      </w:pPr>
-      <w:r>
-        <w:rPr>
-          <w:b/>
-          <w:sz w:val="28"/>
-          <w:lang w:val="bg-BG" w:eastAsia="en-US" w:bidi="ar-SA"/>
-        </w:rPr>
-      </w:r>
-    </w:p>
-    <w:p>
-      <w:pPr>
-        <w:pStyle w:val="Normal"/>
-        <w:ind w:hanging="0"/>
-        <w:jc w:val="center"/>
-        <w:rPr>
-          <w:b/>
-          <w:sz w:val="28"/>
-          <w:lang w:val="bg-BG" w:eastAsia="en-US" w:bidi="ar-SA"/>
-        </w:rPr>
-      </w:pPr>
-      <w:r>
-        <w:rPr>
-          <w:b/>
-          <w:sz w:val="28"/>
-          <w:lang w:val="bg-BG" w:eastAsia="en-US" w:bidi="ar-SA"/>
-        </w:rPr>
-      </w:r>
-    </w:p>
-    <w:p>
-      <w:pPr>
-        <w:pStyle w:val="Normal"/>
-        <w:ind w:hanging="0"/>
-        <w:jc w:val="center"/>
-        <w:rPr>
-          <w:b/>
-          <w:sz w:val="28"/>
-          <w:lang w:val="bg-BG" w:eastAsia="en-US" w:bidi="ar-SA"/>
-        </w:rPr>
-      </w:pPr>
-      <w:r>
-        <w:rPr>
-          <w:b/>
-          <w:sz w:val="28"/>
-          <w:lang w:val="bg-BG" w:eastAsia="en-US" w:bidi="ar-SA"/>
-        </w:rPr>
-      </w:r>
-    </w:p>
-    <w:p>
-      <w:pPr>
-        <w:pStyle w:val="Normal"/>
-        <w:ind w:hanging="0"/>
-        <w:jc w:val="center"/>
-        <w:rPr>
-          <w:b/>
-          <w:sz w:val="28"/>
-          <w:lang w:val="bg-BG" w:eastAsia="en-US" w:bidi="ar-SA"/>
-        </w:rPr>
-      </w:pPr>
-      <w:r>
-        <w:rPr>
-          <w:b/>
-          <w:sz w:val="28"/>
-          <w:lang w:val="bg-BG" w:eastAsia="en-US" w:bidi="ar-SA"/>
-        </w:rPr>
-      </w:r>
-    </w:p>
-    <w:p>
-      <w:pPr>
-        <w:pStyle w:val="Normal"/>
-        <w:ind w:hanging="0"/>
-        <w:jc w:val="center"/>
-        <w:rPr>
-          <w:b/>
-          <w:sz w:val="28"/>
-          <w:lang w:val="bg-BG" w:eastAsia="en-US" w:bidi="ar-SA"/>
-        </w:rPr>
-      </w:pPr>
-      <w:r>
-        <w:rPr>
-          <w:b/>
-          <w:sz w:val="28"/>
-          <w:lang w:val="bg-BG" w:eastAsia="en-US" w:bidi="ar-SA"/>
-        </w:rPr>
-      </w:r>
-    </w:p>
-    <w:p>
-      <w:pPr>
-        <w:pStyle w:val="Normal"/>
-        <w:ind w:hanging="0"/>
-        <w:jc w:val="center"/>
-        <w:rPr>
-          <w:lang w:val="bg-BG" w:eastAsia="en-US" w:bidi="ar-SA"/>
-        </w:rPr>
-      </w:pPr>
-      <w:r>
-        <w:rPr>
-          <w:b/>
-          <w:sz w:val="28"/>
-          <w:lang w:val="bg-BG" w:eastAsia="en-US" w:bidi="ar-SA"/>
-        </w:rPr>
-        <w:t>РУСЕ</w:t>
-      </w:r>
-    </w:p>
-    <w:p>
-      <w:pPr>
-        <w:pStyle w:val="Normal"/>
-        <w:ind w:hanging="0"/>
-        <w:jc w:val="center"/>
-        <w:rPr>
-          <w:lang w:val="bg-BG" w:eastAsia="en-US" w:bidi="ar-SA"/>
-        </w:rPr>
-      </w:pPr>
-      <w:r>
-        <w:rPr>
-          <w:b/>
-          <w:sz w:val="28"/>
-          <w:lang w:val="bg-BG" w:eastAsia="en-US" w:bidi="ar-SA"/>
-        </w:rPr>
-        <w:t xml:space="preserve"> </w:t>
-      </w:r>
-      <w:r>
-        <w:rPr>
-          <w:b/>
-          <w:sz w:val="28"/>
-          <w:lang w:val="bg-BG" w:eastAsia="en-US" w:bidi="ar-SA"/>
-        </w:rPr>
-        <w:t>2026 г.</w:t>
-      </w:r>
-    </w:p>
-    <w:p>
-      <w:pPr>
-        <w:pStyle w:val="Normal"/>
-        <w:ind w:hanging="0"/>
-        <w:jc w:val="center"/>
-        <w:rPr>
-          <w:lang w:val="bg-BG" w:eastAsia="en-US" w:bidi="ar-SA"/>
-        </w:rPr>
       </w:pPr>
       <w:r>
         <w:rPr>
@@ -664,6 +68,614 @@
       <w:r>
         <w:rPr>
           <w:b/>
+          <w:sz w:val="28"/>
+          <w:lang w:val="bg-BG" w:eastAsia="en-US" w:bidi="ar-SA"/>
+        </w:rPr>
+        <w:t>Компютърни системи и технологии</w:t>
+      </w:r>
+    </w:p>
+    <w:p>
+      <w:pPr>
+        <w:pStyle w:val="Normal"/>
+        <w:ind w:hanging="0"/>
+        <w:jc w:val="center"/>
+        <w:rPr>
+          <w:b/>
+          <w:sz w:val="28"/>
+          <w:lang w:val="bg-BG" w:eastAsia="en-US" w:bidi="ar-SA"/>
+        </w:rPr>
+      </w:pPr>
+      <w:r>
+        <w:rPr>
+          <w:b/>
+          <w:sz w:val="28"/>
+          <w:lang w:val="bg-BG" w:eastAsia="en-US" w:bidi="ar-SA"/>
+        </w:rPr>
+      </w:r>
+    </w:p>
+    <w:p>
+      <w:pPr>
+        <w:pStyle w:val="Normal"/>
+        <w:ind w:hanging="0"/>
+        <w:jc w:val="center"/>
+        <w:rPr>
+          <w:b/>
+          <w:sz w:val="28"/>
+          <w:lang w:val="bg-BG" w:eastAsia="en-US" w:bidi="ar-SA"/>
+        </w:rPr>
+      </w:pPr>
+      <w:r>
+        <w:rPr>
+          <w:b/>
+          <w:sz w:val="28"/>
+          <w:lang w:val="bg-BG" w:eastAsia="en-US" w:bidi="ar-SA"/>
+        </w:rPr>
+      </w:r>
+    </w:p>
+    <w:p>
+      <w:pPr>
+        <w:pStyle w:val="Normal"/>
+        <w:ind w:hanging="0"/>
+        <w:jc w:val="center"/>
+        <w:rPr>
+          <w:b/>
+          <w:sz w:val="28"/>
+          <w:lang w:val="bg-BG" w:eastAsia="en-US" w:bidi="ar-SA"/>
+        </w:rPr>
+      </w:pPr>
+      <w:r>
+        <w:rPr>
+          <w:b/>
+          <w:sz w:val="28"/>
+          <w:lang w:val="bg-BG" w:eastAsia="en-US" w:bidi="ar-SA"/>
+        </w:rPr>
+      </w:r>
+    </w:p>
+    <w:p>
+      <w:pPr>
+        <w:pStyle w:val="Normal"/>
+        <w:ind w:hanging="0"/>
+        <w:jc w:val="center"/>
+        <w:rPr>
+          <w:b/>
+          <w:sz w:val="28"/>
+          <w:lang w:val="bg-BG" w:eastAsia="en-US" w:bidi="ar-SA"/>
+        </w:rPr>
+      </w:pPr>
+      <w:r>
+        <w:rPr>
+          <w:b/>
+          <w:sz w:val="28"/>
+          <w:lang w:val="bg-BG" w:eastAsia="en-US" w:bidi="ar-SA"/>
+        </w:rPr>
+      </w:r>
+    </w:p>
+    <w:p>
+      <w:pPr>
+        <w:pStyle w:val="Normal"/>
+        <w:ind w:hanging="0"/>
+        <w:jc w:val="center"/>
+        <w:rPr>
+          <w:b/>
+          <w:sz w:val="28"/>
+          <w:lang w:val="bg-BG" w:eastAsia="en-US" w:bidi="ar-SA"/>
+        </w:rPr>
+      </w:pPr>
+      <w:r>
+        <w:rPr>
+          <w:b/>
+          <w:sz w:val="28"/>
+          <w:lang w:val="bg-BG" w:eastAsia="en-US" w:bidi="ar-SA"/>
+        </w:rPr>
+      </w:r>
+    </w:p>
+    <w:p>
+      <w:pPr>
+        <w:pStyle w:val="Normal"/>
+        <w:ind w:hanging="0"/>
+        <w:jc w:val="center"/>
+        <w:rPr>
+          <w:sz w:val="28"/>
+          <w:lang w:val="bg-BG" w:eastAsia="en-US" w:bidi="ar-SA"/>
+        </w:rPr>
+      </w:pPr>
+      <w:r>
+        <w:rPr>
+          <w:sz w:val="28"/>
+          <w:lang w:val="bg-BG" w:eastAsia="en-US" w:bidi="ar-SA"/>
+        </w:rPr>
+      </w:r>
+    </w:p>
+    <w:p>
+      <w:pPr>
+        <w:pStyle w:val="Normal"/>
+        <w:ind w:hanging="0"/>
+        <w:jc w:val="center"/>
+        <w:rPr>
+          <w:sz w:val="28"/>
+          <w:lang w:val="bg-BG" w:eastAsia="en-US" w:bidi="ar-SA"/>
+        </w:rPr>
+      </w:pPr>
+      <w:r>
+        <w:rPr>
+          <w:sz w:val="28"/>
+          <w:lang w:val="bg-BG" w:eastAsia="en-US" w:bidi="ar-SA"/>
+        </w:rPr>
+      </w:r>
+    </w:p>
+    <w:p>
+      <w:pPr>
+        <w:pStyle w:val="Normal"/>
+        <w:ind w:hanging="0"/>
+        <w:jc w:val="center"/>
+        <w:rPr>
+          <w:b/>
+          <w:sz w:val="72"/>
+          <w:lang w:val="bg-BG" w:eastAsia="en-US" w:bidi="ar-SA"/>
+        </w:rPr>
+      </w:pPr>
+      <w:r>
+        <w:rPr>
+          <w:b/>
+          <w:sz w:val="72"/>
+          <w:lang w:val="bg-BG" w:eastAsia="en-US" w:bidi="ar-SA"/>
+        </w:rPr>
+        <w:t>ДИПЛОМЕН  ПРОЕКТ</w:t>
+      </w:r>
+    </w:p>
+    <w:p>
+      <w:pPr>
+        <w:pStyle w:val="Normal"/>
+        <w:ind w:hanging="0"/>
+        <w:jc w:val="center"/>
+        <w:rPr>
+          <w:b/>
+          <w:sz w:val="28"/>
+          <w:lang w:val="bg-BG" w:eastAsia="en-US" w:bidi="ar-SA"/>
+        </w:rPr>
+      </w:pPr>
+      <w:r>
+        <w:rPr>
+          <w:b/>
+          <w:sz w:val="28"/>
+          <w:lang w:val="bg-BG" w:eastAsia="en-US" w:bidi="ar-SA"/>
+        </w:rPr>
+      </w:r>
+    </w:p>
+    <w:p>
+      <w:pPr>
+        <w:pStyle w:val="Normal"/>
+        <w:ind w:hanging="0"/>
+        <w:jc w:val="center"/>
+        <w:rPr>
+          <w:b/>
+          <w:sz w:val="28"/>
+          <w:lang w:val="bg-BG" w:eastAsia="en-US" w:bidi="ar-SA"/>
+        </w:rPr>
+      </w:pPr>
+      <w:r>
+        <w:rPr>
+          <w:b/>
+          <w:sz w:val="28"/>
+          <w:lang w:val="bg-BG" w:eastAsia="en-US" w:bidi="ar-SA"/>
+        </w:rPr>
+      </w:r>
+    </w:p>
+    <w:p>
+      <w:pPr>
+        <w:pStyle w:val="Normal"/>
+        <w:ind w:hanging="0"/>
+        <w:jc w:val="center"/>
+        <w:rPr>
+          <w:b/>
+          <w:sz w:val="28"/>
+          <w:lang w:val="bg-BG" w:eastAsia="en-US" w:bidi="ar-SA"/>
+        </w:rPr>
+      </w:pPr>
+      <w:r>
+        <w:rPr>
+          <w:b/>
+          <w:sz w:val="28"/>
+          <w:lang w:val="bg-BG" w:eastAsia="en-US" w:bidi="ar-SA"/>
+        </w:rPr>
+      </w:r>
+    </w:p>
+    <w:p>
+      <w:pPr>
+        <w:pStyle w:val="Normal"/>
+        <w:ind w:hanging="0"/>
+        <w:jc w:val="center"/>
+        <w:rPr>
+          <w:b/>
+          <w:sz w:val="28"/>
+          <w:lang w:val="bg-BG" w:eastAsia="en-US" w:bidi="ar-SA"/>
+        </w:rPr>
+      </w:pPr>
+      <w:r>
+        <w:rPr>
+          <w:b/>
+          <w:sz w:val="28"/>
+          <w:lang w:val="bg-BG" w:eastAsia="en-US" w:bidi="ar-SA"/>
+        </w:rPr>
+      </w:r>
+    </w:p>
+    <w:p>
+      <w:pPr>
+        <w:pStyle w:val="Normal"/>
+        <w:ind w:hanging="0"/>
+        <w:jc w:val="center"/>
+        <w:rPr>
+          <w:sz w:val="28"/>
+          <w:lang w:val="bg-BG" w:eastAsia="en-US" w:bidi="ar-SA"/>
+        </w:rPr>
+      </w:pPr>
+      <w:r>
+        <w:rPr>
+          <w:sz w:val="28"/>
+          <w:lang w:val="bg-BG" w:eastAsia="en-US" w:bidi="ar-SA"/>
+        </w:rPr>
+      </w:r>
+    </w:p>
+    <w:p>
+      <w:pPr>
+        <w:pStyle w:val="Normal"/>
+        <w:ind w:hanging="0"/>
+        <w:jc w:val="center"/>
+        <w:rPr>
+          <w:sz w:val="28"/>
+          <w:lang w:val="bg-BG" w:eastAsia="en-US" w:bidi="ar-SA"/>
+        </w:rPr>
+      </w:pPr>
+      <w:r>
+        <w:rPr>
+          <w:sz w:val="28"/>
+          <w:lang w:val="bg-BG" w:eastAsia="en-US" w:bidi="ar-SA"/>
+        </w:rPr>
+      </w:r>
+    </w:p>
+    <w:p>
+      <w:pPr>
+        <w:pStyle w:val="Normal"/>
+        <w:ind w:hanging="0"/>
+        <w:jc w:val="center"/>
+        <w:rPr>
+          <w:sz w:val="28"/>
+          <w:lang w:val="bg-BG" w:eastAsia="en-US" w:bidi="ar-SA"/>
+        </w:rPr>
+      </w:pPr>
+      <w:r>
+        <w:rPr>
+          <w:sz w:val="28"/>
+          <w:lang w:val="bg-BG" w:eastAsia="en-US" w:bidi="ar-SA"/>
+        </w:rPr>
+      </w:r>
+    </w:p>
+    <w:p>
+      <w:pPr>
+        <w:pStyle w:val="Normal"/>
+        <w:ind w:hanging="0"/>
+        <w:jc w:val="center"/>
+        <w:rPr>
+          <w:b/>
+          <w:sz w:val="28"/>
+          <w:lang w:val="bg-BG" w:eastAsia="en-US" w:bidi="ar-SA"/>
+        </w:rPr>
+      </w:pPr>
+      <w:r>
+        <w:rPr>
+          <w:b/>
+          <w:sz w:val="28"/>
+          <w:lang w:val="bg-BG" w:eastAsia="en-US" w:bidi="ar-SA"/>
+        </w:rPr>
+        <w:t>Дипломант:</w:t>
+      </w:r>
+    </w:p>
+    <w:p>
+      <w:pPr>
+        <w:pStyle w:val="Normal"/>
+        <w:ind w:hanging="0"/>
+        <w:jc w:val="center"/>
+        <w:rPr>
+          <w:sz w:val="28"/>
+          <w:lang w:val="bg-BG" w:eastAsia="en-US" w:bidi="ar-SA"/>
+        </w:rPr>
+      </w:pPr>
+      <w:r>
+        <w:rPr>
+          <w:sz w:val="28"/>
+          <w:lang w:val="bg-BG" w:eastAsia="en-US" w:bidi="ar-SA"/>
+        </w:rPr>
+        <w:t>Георги Живков Чапъров</w:t>
+      </w:r>
+    </w:p>
+    <w:p>
+      <w:pPr>
+        <w:pStyle w:val="Normal"/>
+        <w:ind w:hanging="0"/>
+        <w:jc w:val="center"/>
+        <w:rPr>
+          <w:lang w:val="bg-BG" w:eastAsia="en-US" w:bidi="ar-SA"/>
+        </w:rPr>
+      </w:pPr>
+      <w:r>
+        <w:rPr>
+          <w:b/>
+          <w:sz w:val="28"/>
+          <w:lang w:val="bg-BG" w:eastAsia="en-US" w:bidi="ar-SA"/>
+        </w:rPr>
+        <w:t>Фак. No</w:t>
+      </w:r>
+      <w:r>
+        <w:rPr>
+          <w:sz w:val="28"/>
+          <w:lang w:val="bg-BG" w:eastAsia="en-US" w:bidi="ar-SA"/>
+        </w:rPr>
+        <w:t xml:space="preserve"> 223025</w:t>
+      </w:r>
+    </w:p>
+    <w:p>
+      <w:pPr>
+        <w:pStyle w:val="Normal"/>
+        <w:ind w:hanging="0"/>
+        <w:jc w:val="center"/>
+        <w:rPr>
+          <w:b/>
+          <w:sz w:val="28"/>
+          <w:lang w:val="bg-BG" w:eastAsia="en-US" w:bidi="ar-SA"/>
+        </w:rPr>
+      </w:pPr>
+      <w:r>
+        <w:rPr>
+          <w:b/>
+          <w:sz w:val="28"/>
+          <w:lang w:val="bg-BG" w:eastAsia="en-US" w:bidi="ar-SA"/>
+        </w:rPr>
+      </w:r>
+    </w:p>
+    <w:p>
+      <w:pPr>
+        <w:pStyle w:val="Normal"/>
+        <w:ind w:hanging="0"/>
+        <w:jc w:val="center"/>
+        <w:rPr>
+          <w:b/>
+          <w:sz w:val="28"/>
+          <w:lang w:val="bg-BG" w:eastAsia="en-US" w:bidi="ar-SA"/>
+        </w:rPr>
+      </w:pPr>
+      <w:r>
+        <w:rPr>
+          <w:b/>
+          <w:sz w:val="28"/>
+          <w:lang w:val="bg-BG" w:eastAsia="en-US" w:bidi="ar-SA"/>
+        </w:rPr>
+      </w:r>
+    </w:p>
+    <w:p>
+      <w:pPr>
+        <w:pStyle w:val="Normal"/>
+        <w:ind w:hanging="0"/>
+        <w:jc w:val="center"/>
+        <w:rPr>
+          <w:b/>
+          <w:sz w:val="28"/>
+          <w:lang w:val="bg-BG" w:eastAsia="en-US" w:bidi="ar-SA"/>
+        </w:rPr>
+      </w:pPr>
+      <w:r>
+        <w:rPr>
+          <w:b/>
+          <w:sz w:val="28"/>
+          <w:lang w:val="bg-BG" w:eastAsia="en-US" w:bidi="ar-SA"/>
+        </w:rPr>
+      </w:r>
+    </w:p>
+    <w:p>
+      <w:pPr>
+        <w:pStyle w:val="Normal"/>
+        <w:ind w:hanging="0"/>
+        <w:jc w:val="center"/>
+        <w:rPr>
+          <w:b/>
+          <w:sz w:val="28"/>
+          <w:lang w:val="bg-BG" w:eastAsia="en-US" w:bidi="ar-SA"/>
+        </w:rPr>
+      </w:pPr>
+      <w:r>
+        <w:rPr>
+          <w:b/>
+          <w:sz w:val="28"/>
+          <w:lang w:val="bg-BG" w:eastAsia="en-US" w:bidi="ar-SA"/>
+        </w:rPr>
+      </w:r>
+    </w:p>
+    <w:p>
+      <w:pPr>
+        <w:pStyle w:val="Normal"/>
+        <w:ind w:hanging="0"/>
+        <w:jc w:val="center"/>
+        <w:rPr>
+          <w:b/>
+          <w:sz w:val="28"/>
+          <w:lang w:val="bg-BG" w:eastAsia="en-US" w:bidi="ar-SA"/>
+        </w:rPr>
+      </w:pPr>
+      <w:r>
+        <w:rPr>
+          <w:b/>
+          <w:sz w:val="28"/>
+          <w:lang w:val="bg-BG" w:eastAsia="en-US" w:bidi="ar-SA"/>
+        </w:rPr>
+      </w:r>
+    </w:p>
+    <w:p>
+      <w:pPr>
+        <w:pStyle w:val="Normal"/>
+        <w:ind w:hanging="0"/>
+        <w:jc w:val="center"/>
+        <w:rPr>
+          <w:b/>
+          <w:sz w:val="28"/>
+          <w:lang w:val="bg-BG" w:eastAsia="en-US" w:bidi="ar-SA"/>
+        </w:rPr>
+      </w:pPr>
+      <w:r>
+        <w:rPr>
+          <w:b/>
+          <w:sz w:val="28"/>
+          <w:lang w:val="bg-BG" w:eastAsia="en-US" w:bidi="ar-SA"/>
+        </w:rPr>
+      </w:r>
+    </w:p>
+    <w:p>
+      <w:pPr>
+        <w:pStyle w:val="Normal"/>
+        <w:ind w:hanging="0"/>
+        <w:jc w:val="center"/>
+        <w:rPr>
+          <w:b/>
+          <w:sz w:val="28"/>
+          <w:lang w:val="bg-BG" w:eastAsia="en-US" w:bidi="ar-SA"/>
+        </w:rPr>
+      </w:pPr>
+      <w:r>
+        <w:rPr>
+          <w:b/>
+          <w:sz w:val="28"/>
+          <w:lang w:val="bg-BG" w:eastAsia="en-US" w:bidi="ar-SA"/>
+        </w:rPr>
+      </w:r>
+    </w:p>
+    <w:p>
+      <w:pPr>
+        <w:pStyle w:val="Normal"/>
+        <w:ind w:hanging="0"/>
+        <w:jc w:val="center"/>
+        <w:rPr>
+          <w:b/>
+          <w:sz w:val="28"/>
+          <w:lang w:val="bg-BG" w:eastAsia="en-US" w:bidi="ar-SA"/>
+        </w:rPr>
+      </w:pPr>
+      <w:r>
+        <w:rPr>
+          <w:b/>
+          <w:sz w:val="28"/>
+          <w:lang w:val="bg-BG" w:eastAsia="en-US" w:bidi="ar-SA"/>
+        </w:rPr>
+      </w:r>
+    </w:p>
+    <w:p>
+      <w:pPr>
+        <w:pStyle w:val="Normal"/>
+        <w:ind w:hanging="0"/>
+        <w:jc w:val="center"/>
+        <w:rPr>
+          <w:b/>
+          <w:sz w:val="28"/>
+          <w:lang w:val="bg-BG" w:eastAsia="en-US" w:bidi="ar-SA"/>
+        </w:rPr>
+      </w:pPr>
+      <w:r>
+        <w:rPr>
+          <w:b/>
+          <w:sz w:val="28"/>
+          <w:lang w:val="bg-BG" w:eastAsia="en-US" w:bidi="ar-SA"/>
+        </w:rPr>
+        <w:t>РУСЕ</w:t>
+      </w:r>
+    </w:p>
+    <w:p>
+      <w:pPr>
+        <w:pStyle w:val="Normal"/>
+        <w:ind w:hanging="0"/>
+        <w:jc w:val="center"/>
+        <w:rPr>
+          <w:b/>
+          <w:sz w:val="28"/>
+          <w:lang w:val="bg-BG" w:eastAsia="en-US" w:bidi="ar-SA"/>
+        </w:rPr>
+      </w:pPr>
+      <w:r>
+        <w:rPr>
+          <w:b/>
+          <w:sz w:val="28"/>
+          <w:lang w:val="bg-BG" w:eastAsia="en-US" w:bidi="ar-SA"/>
+        </w:rPr>
+        <w:t xml:space="preserve"> </w:t>
+      </w:r>
+      <w:r>
+        <w:rPr>
+          <w:b/>
+          <w:sz w:val="28"/>
+          <w:lang w:val="bg-BG" w:eastAsia="en-US" w:bidi="ar-SA"/>
+        </w:rPr>
+        <w:t>2026 г.</w:t>
+      </w:r>
+    </w:p>
+    <w:p>
+      <w:pPr>
+        <w:pStyle w:val="Normal"/>
+        <w:ind w:hanging="0"/>
+        <w:jc w:val="center"/>
+        <w:rPr>
+          <w:lang w:val="bg-BG" w:eastAsia="en-US" w:bidi="ar-SA"/>
+        </w:rPr>
+      </w:pPr>
+      <w:r>
+        <w:rPr>
+          <w:b/>
+          <w:sz w:val="40"/>
+          <w:u w:val="single"/>
+          <w:lang w:val="bg-BG" w:eastAsia="en-US" w:bidi="ar-SA"/>
+        </w:rPr>
+        <w:t>РУСЕНСКИ  УНИВЕРСИТЕТ  “АНГЕЛ  КЪНЧЕВ”</w:t>
+      </w:r>
+    </w:p>
+    <w:p>
+      <w:pPr>
+        <w:pStyle w:val="Normal"/>
+        <w:ind w:hanging="0"/>
+        <w:jc w:val="center"/>
+        <w:rPr>
+          <w:lang w:val="bg-BG" w:eastAsia="en-US" w:bidi="ar-SA"/>
+        </w:rPr>
+      </w:pPr>
+      <w:r>
+        <w:rPr>
+          <w:sz w:val="28"/>
+          <w:lang w:val="bg-BG" w:eastAsia="en-US" w:bidi="ar-SA"/>
+        </w:rPr>
+        <w:t xml:space="preserve">Факултет: </w:t>
+      </w:r>
+      <w:r>
+        <w:rPr>
+          <w:b/>
+          <w:sz w:val="28"/>
+          <w:lang w:val="bg-BG" w:eastAsia="en-US" w:bidi="ar-SA"/>
+        </w:rPr>
+        <w:t>Електротехника, електроника и автоматика</w:t>
+      </w:r>
+    </w:p>
+    <w:p>
+      <w:pPr>
+        <w:pStyle w:val="Normal"/>
+        <w:ind w:hanging="0"/>
+        <w:jc w:val="center"/>
+        <w:rPr>
+          <w:lang w:val="bg-BG" w:eastAsia="en-US" w:bidi="ar-SA"/>
+        </w:rPr>
+      </w:pPr>
+      <w:r>
+        <w:rPr>
+          <w:sz w:val="28"/>
+          <w:lang w:val="bg-BG" w:eastAsia="en-US" w:bidi="ar-SA"/>
+        </w:rPr>
+        <w:t xml:space="preserve">Катедра: </w:t>
+      </w:r>
+      <w:r>
+        <w:rPr>
+          <w:b/>
           <w:bCs/>
           <w:sz w:val="28"/>
           <w:szCs w:val="28"/>
@@ -695,6 +707,8 @@
         <w:pStyle w:val="Normal"/>
         <w:ind w:hanging="0" w:left="4320"/>
         <w:rPr>
+          <w:b/>
+          <w:sz w:val="28"/>
           <w:lang w:val="bg-BG" w:eastAsia="en-US" w:bidi="ar-SA"/>
         </w:rPr>
       </w:pPr>
@@ -749,6 +763,7 @@
         <w:ind w:hanging="0" w:left="3402"/>
         <w:jc w:val="right"/>
         <w:rPr>
+          <w:sz w:val="28"/>
           <w:lang w:val="bg-BG" w:eastAsia="en-US" w:bidi="ar-SA"/>
         </w:rPr>
       </w:pPr>
@@ -805,15 +820,17 @@
         <w:ind w:hanging="0"/>
         <w:jc w:val="center"/>
         <w:rPr>
-          <w:lang w:val="bg-BG" w:eastAsia="en-US" w:bidi="ar-SA"/>
-        </w:rPr>
-      </w:pPr>
-      <w:r>
-        <w:rPr>
           <w:b/>
           <w:sz w:val="48"/>
           <w:lang w:val="bg-BG" w:eastAsia="en-US" w:bidi="ar-SA"/>
         </w:rPr>
+      </w:pPr>
+      <w:r>
+        <w:rPr>
+          <w:b/>
+          <w:sz w:val="48"/>
+          <w:lang w:val="bg-BG" w:eastAsia="en-US" w:bidi="ar-SA"/>
+        </w:rPr>
         <w:t>ОБЯСНИТЕЛНА  ЗАПИСКА</w:t>
       </w:r>
     </w:p>
@@ -823,15 +840,17 @@
         <w:ind w:hanging="0"/>
         <w:jc w:val="center"/>
         <w:rPr>
-          <w:lang w:val="bg-BG" w:eastAsia="en-US" w:bidi="ar-SA"/>
-        </w:rPr>
-      </w:pPr>
-      <w:r>
-        <w:rPr>
           <w:b/>
           <w:sz w:val="48"/>
           <w:lang w:val="bg-BG" w:eastAsia="en-US" w:bidi="ar-SA"/>
         </w:rPr>
+      </w:pPr>
+      <w:r>
+        <w:rPr>
+          <w:b/>
+          <w:sz w:val="48"/>
+          <w:lang w:val="bg-BG" w:eastAsia="en-US" w:bidi="ar-SA"/>
+        </w:rPr>
         <w:t>НА</w:t>
       </w:r>
     </w:p>
@@ -841,15 +860,17 @@
         <w:ind w:hanging="0"/>
         <w:jc w:val="center"/>
         <w:rPr>
-          <w:lang w:val="bg-BG" w:eastAsia="en-US" w:bidi="ar-SA"/>
-        </w:rPr>
-      </w:pPr>
-      <w:r>
-        <w:rPr>
           <w:b/>
           <w:sz w:val="48"/>
           <w:lang w:val="bg-BG" w:eastAsia="en-US" w:bidi="ar-SA"/>
         </w:rPr>
+      </w:pPr>
+      <w:r>
+        <w:rPr>
+          <w:b/>
+          <w:sz w:val="48"/>
+          <w:lang w:val="bg-BG" w:eastAsia="en-US" w:bidi="ar-SA"/>
+        </w:rPr>
         <w:t>ДИПЛОМЕН  ПРОЕКТ</w:t>
       </w:r>
     </w:p>
@@ -878,15 +899,17 @@
         <w:ind w:hanging="0"/>
         <w:jc w:val="center"/>
         <w:rPr>
-          <w:lang w:val="bg-BG" w:eastAsia="en-US" w:bidi="ar-SA"/>
-        </w:rPr>
-      </w:pPr>
-      <w:r>
-        <w:rPr>
           <w:b/>
           <w:sz w:val="32"/>
           <w:lang w:val="bg-BG" w:eastAsia="en-US" w:bidi="ar-SA"/>
         </w:rPr>
+      </w:pPr>
+      <w:r>
+        <w:rPr>
+          <w:b/>
+          <w:sz w:val="32"/>
+          <w:lang w:val="bg-BG" w:eastAsia="en-US" w:bidi="ar-SA"/>
+        </w:rPr>
         <w:t>ТЕМА:</w:t>
       </w:r>
     </w:p>
@@ -896,14 +919,15 @@
         <w:ind w:hanging="0"/>
         <w:jc w:val="center"/>
         <w:rPr>
-          <w:lang w:val="bg-BG" w:eastAsia="en-US" w:bidi="ar-SA"/>
-        </w:rPr>
-      </w:pPr>
-      <w:r>
-        <w:rPr>
           <w:sz w:val="32"/>
           <w:lang w:val="bg-BG" w:eastAsia="en-US" w:bidi="ar-SA"/>
         </w:rPr>
+      </w:pPr>
+      <w:r>
+        <w:rPr>
+          <w:sz w:val="32"/>
+          <w:lang w:val="bg-BG" w:eastAsia="en-US" w:bidi="ar-SA"/>
+        </w:rPr>
         <w:t>Класификация на фазите на ръчен монтаж чрез мултимодални сигнали от проследяване на движенията на очите и главата</w:t>
       </w:r>
     </w:p>
@@ -930,6 +954,8 @@
         <w:pStyle w:val="Normal"/>
         <w:ind w:hanging="0"/>
         <w:rPr>
+          <w:b/>
+          <w:sz w:val="28"/>
           <w:lang w:val="bg-BG" w:eastAsia="en-US" w:bidi="ar-SA"/>
         </w:rPr>
       </w:pPr>
@@ -1007,6 +1033,8 @@
         <w:pStyle w:val="Normal"/>
         <w:ind w:hanging="0" w:left="5040"/>
         <w:rPr>
+          <w:b/>
+          <w:sz w:val="28"/>
           <w:lang w:val="bg-BG" w:eastAsia="en-US" w:bidi="ar-SA"/>
         </w:rPr>
       </w:pPr>
@@ -1024,6 +1052,8 @@
         <w:pStyle w:val="Normal"/>
         <w:ind w:hanging="0" w:left="5040"/>
         <w:rPr>
+          <w:b/>
+          <w:sz w:val="28"/>
           <w:lang w:val="bg-BG" w:eastAsia="en-US" w:bidi="ar-SA"/>
         </w:rPr>
       </w:pPr>
@@ -1082,6 +1112,8 @@
         <w:pStyle w:val="Normal"/>
         <w:ind w:hanging="0" w:left="5040"/>
         <w:rPr>
+          <w:b/>
+          <w:sz w:val="32"/>
           <w:lang w:val="bg-BG" w:eastAsia="en-US" w:bidi="ar-SA"/>
         </w:rPr>
       </w:pPr>
@@ -1160,6 +1192,8 @@
         <w:ind w:hanging="0"/>
         <w:jc w:val="center"/>
         <w:rPr>
+          <w:b/>
+          <w:sz w:val="28"/>
           <w:lang w:val="bg-BG" w:eastAsia="en-US" w:bidi="ar-SA"/>
         </w:rPr>
       </w:pPr>
@@ -1178,6 +1212,8 @@
         <w:ind w:hanging="0"/>
         <w:jc w:val="center"/>
         <w:rPr>
+          <w:b/>
+          <w:sz w:val="28"/>
           <w:lang w:val="bg-BG" w:eastAsia="en-US" w:bidi="ar-SA"/>
         </w:rPr>
       </w:pPr>
@@ -1293,6 +1329,8 @@
         <w:spacing w:before="0" w:after="0"/>
         <w:ind w:hanging="0"/>
         <w:rPr>
+          <w:b/>
+          <w:sz w:val="28"/>
           <w:lang w:val="bg-BG" w:eastAsia="en-US" w:bidi="ar-SA"/>
         </w:rPr>
       </w:pPr>
@@ -1311,6 +1349,7 @@
         <w:spacing w:before="0" w:after="0"/>
         <w:ind w:hanging="0"/>
         <w:rPr>
+          <w:sz w:val="28"/>
           <w:lang w:val="bg-BG" w:eastAsia="en-US" w:bidi="ar-SA"/>
         </w:rPr>
       </w:pPr>
@@ -1328,6 +1367,7 @@
         <w:spacing w:before="0" w:after="0"/>
         <w:ind w:hanging="0"/>
         <w:rPr>
+          <w:sz w:val="28"/>
           <w:lang w:val="bg-BG" w:eastAsia="en-US" w:bidi="ar-SA"/>
         </w:rPr>
       </w:pPr>
@@ -1352,6 +1392,7 @@
         <w:spacing w:before="0" w:after="0"/>
         <w:ind w:hanging="0"/>
         <w:rPr>
+          <w:sz w:val="28"/>
           <w:lang w:val="bg-BG" w:eastAsia="en-US" w:bidi="ar-SA"/>
         </w:rPr>
       </w:pPr>
@@ -1369,15 +1410,17 @@
         <w:ind w:hanging="0"/>
         <w:jc w:val="center"/>
         <w:rPr>
-          <w:lang w:val="bg-BG" w:eastAsia="en-US" w:bidi="ar-SA"/>
-        </w:rPr>
-      </w:pPr>
-      <w:r>
-        <w:rPr>
           <w:b/>
           <w:sz w:val="48"/>
           <w:lang w:val="bg-BG" w:eastAsia="en-US" w:bidi="ar-SA"/>
         </w:rPr>
+      </w:pPr>
+      <w:r>
+        <w:rPr>
+          <w:b/>
+          <w:sz w:val="48"/>
+          <w:lang w:val="bg-BG" w:eastAsia="en-US" w:bidi="ar-SA"/>
+        </w:rPr>
         <w:t>З А Д А Н И Е</w:t>
       </w:r>
     </w:p>
@@ -1387,15 +1430,17 @@
         <w:ind w:hanging="0"/>
         <w:jc w:val="center"/>
         <w:rPr>
-          <w:lang w:val="bg-BG" w:eastAsia="en-US" w:bidi="ar-SA"/>
-        </w:rPr>
-      </w:pPr>
-      <w:r>
-        <w:rPr>
           <w:b/>
           <w:sz w:val="48"/>
           <w:lang w:val="bg-BG" w:eastAsia="en-US" w:bidi="ar-SA"/>
         </w:rPr>
+      </w:pPr>
+      <w:r>
+        <w:rPr>
+          <w:b/>
+          <w:sz w:val="48"/>
+          <w:lang w:val="bg-BG" w:eastAsia="en-US" w:bidi="ar-SA"/>
+        </w:rPr>
         <w:t>ЗА</w:t>
       </w:r>
     </w:p>
@@ -1406,6 +1451,8 @@
         <w:ind w:hanging="0"/>
         <w:jc w:val="center"/>
         <w:rPr>
+          <w:b/>
+          <w:sz w:val="48"/>
           <w:lang w:val="bg-BG" w:eastAsia="en-US" w:bidi="ar-SA"/>
         </w:rPr>
       </w:pPr>
@@ -1585,6 +1632,7 @@
         <w:spacing w:before="0" w:after="0"/>
         <w:jc w:val="both"/>
         <w:rPr>
+          <w:sz w:val="28"/>
           <w:lang w:val="bg-BG" w:eastAsia="en-US" w:bidi="ar-SA"/>
         </w:rPr>
       </w:pPr>
@@ -1623,6 +1671,7 @@
         <w:spacing w:before="0" w:after="0"/>
         <w:jc w:val="both"/>
         <w:rPr>
+          <w:sz w:val="28"/>
           <w:lang w:val="bg-BG" w:eastAsia="en-US" w:bidi="ar-SA"/>
         </w:rPr>
       </w:pPr>
@@ -1632,207 +1681,6 @@
           <w:lang w:val="bg-BG" w:eastAsia="en-US" w:bidi="ar-SA"/>
         </w:rPr>
         <w:t>Съдържание на обяснителната записка:</w:t>
-      </w:r>
-    </w:p>
-    <w:p>
-      <w:pPr>
-        <w:pStyle w:val="Normal"/>
-        <w:numPr>
-          <w:ilvl w:val="0"/>
-          <w:numId w:val="1"/>
-        </w:numPr>
-        <w:spacing w:before="0" w:after="0"/>
-        <w:jc w:val="both"/>
-        <w:rPr>
-          <w:lang w:val="bg-BG" w:eastAsia="en-US" w:bidi="ar-SA"/>
-        </w:rPr>
-      </w:pPr>
-      <w:r>
-        <w:rPr>
-          <w:lang w:val="bg-BG" w:eastAsia="en-US" w:bidi="ar-SA"/>
-        </w:rPr>
-        <w:t>Анотация</w:t>
-      </w:r>
-    </w:p>
-    <w:p>
-      <w:pPr>
-        <w:pStyle w:val="Normal"/>
-        <w:numPr>
-          <w:ilvl w:val="0"/>
-          <w:numId w:val="1"/>
-        </w:numPr>
-        <w:spacing w:before="0" w:after="0"/>
-        <w:jc w:val="both"/>
-        <w:rPr>
-          <w:lang w:val="bg-BG" w:eastAsia="en-US" w:bidi="ar-SA"/>
-        </w:rPr>
-      </w:pPr>
-      <w:r>
-        <w:rPr>
-          <w:lang w:val="bg-BG" w:eastAsia="en-US" w:bidi="ar-SA"/>
-        </w:rPr>
-        <w:t>Увод</w:t>
-      </w:r>
-    </w:p>
-    <w:p>
-      <w:pPr>
-        <w:pStyle w:val="Normal"/>
-        <w:numPr>
-          <w:ilvl w:val="0"/>
-          <w:numId w:val="1"/>
-        </w:numPr>
-        <w:spacing w:before="0" w:after="0"/>
-        <w:jc w:val="both"/>
-        <w:rPr>
-          <w:lang w:val="bg-BG" w:eastAsia="en-US" w:bidi="ar-SA"/>
-        </w:rPr>
-      </w:pPr>
-      <w:r>
-        <w:rPr>
-          <w:lang w:val="bg-BG" w:eastAsia="en-US" w:bidi="ar-SA"/>
-        </w:rPr>
-        <w:t>Обзор на съществуващите решения. Изводи. Цел и задачи.</w:t>
-      </w:r>
-    </w:p>
-    <w:p>
-      <w:pPr>
-        <w:pStyle w:val="Normal"/>
-        <w:numPr>
-          <w:ilvl w:val="0"/>
-          <w:numId w:val="1"/>
-        </w:numPr>
-        <w:spacing w:before="0" w:after="0"/>
-        <w:jc w:val="both"/>
-        <w:rPr>
-          <w:lang w:val="bg-BG" w:eastAsia="en-US" w:bidi="ar-SA"/>
-        </w:rPr>
-      </w:pPr>
-      <w:r>
-        <w:rPr>
-          <w:lang w:val="bg-BG" w:eastAsia="en-US" w:bidi="ar-SA"/>
-        </w:rPr>
-        <w:t>.............................................................</w:t>
-      </w:r>
-    </w:p>
-    <w:p>
-      <w:pPr>
-        <w:pStyle w:val="Normal"/>
-        <w:numPr>
-          <w:ilvl w:val="0"/>
-          <w:numId w:val="1"/>
-        </w:numPr>
-        <w:spacing w:before="0" w:after="0"/>
-        <w:jc w:val="both"/>
-        <w:rPr>
-          <w:lang w:val="bg-BG" w:eastAsia="en-US" w:bidi="ar-SA"/>
-        </w:rPr>
-      </w:pPr>
-      <w:r>
-        <w:rPr>
-          <w:lang w:val="bg-BG" w:eastAsia="en-US" w:bidi="ar-SA"/>
-        </w:rPr>
-        <w:t>.............................................................</w:t>
-      </w:r>
-    </w:p>
-    <w:p>
-      <w:pPr>
-        <w:pStyle w:val="Normal"/>
-        <w:numPr>
-          <w:ilvl w:val="0"/>
-          <w:numId w:val="1"/>
-        </w:numPr>
-        <w:spacing w:before="0" w:after="0"/>
-        <w:jc w:val="both"/>
-        <w:rPr>
-          <w:lang w:val="bg-BG" w:eastAsia="en-US" w:bidi="ar-SA"/>
-        </w:rPr>
-      </w:pPr>
-      <w:r>
-        <w:rPr>
-          <w:lang w:val="bg-BG" w:eastAsia="en-US" w:bidi="ar-SA"/>
-        </w:rPr>
-        <w:t>.............................................................</w:t>
-      </w:r>
-    </w:p>
-    <w:p>
-      <w:pPr>
-        <w:pStyle w:val="Normal"/>
-        <w:numPr>
-          <w:ilvl w:val="0"/>
-          <w:numId w:val="1"/>
-        </w:numPr>
-        <w:spacing w:before="0" w:after="0"/>
-        <w:jc w:val="both"/>
-        <w:rPr>
-          <w:lang w:val="bg-BG" w:eastAsia="en-US" w:bidi="ar-SA"/>
-        </w:rPr>
-      </w:pPr>
-      <w:r>
-        <w:rPr>
-          <w:lang w:val="bg-BG" w:eastAsia="en-US" w:bidi="ar-SA"/>
-        </w:rPr>
-        <w:t>Основни резултати. Изводи и препоръки.</w:t>
-      </w:r>
-    </w:p>
-    <w:p>
-      <w:pPr>
-        <w:pStyle w:val="Normal"/>
-        <w:numPr>
-          <w:ilvl w:val="0"/>
-          <w:numId w:val="1"/>
-        </w:numPr>
-        <w:spacing w:before="0" w:after="0"/>
-        <w:jc w:val="both"/>
-        <w:rPr>
-          <w:lang w:val="bg-BG" w:eastAsia="en-US" w:bidi="ar-SA"/>
-        </w:rPr>
-      </w:pPr>
-      <w:r>
-        <w:rPr>
-          <w:lang w:val="bg-BG" w:eastAsia="en-US" w:bidi="ar-SA"/>
-        </w:rPr>
-        <w:t>Използвана литература</w:t>
-      </w:r>
-    </w:p>
-    <w:p>
-      <w:pPr>
-        <w:pStyle w:val="Normal"/>
-        <w:numPr>
-          <w:ilvl w:val="0"/>
-          <w:numId w:val="1"/>
-        </w:numPr>
-        <w:spacing w:before="0" w:after="0"/>
-        <w:jc w:val="both"/>
-        <w:rPr>
-          <w:lang w:val="bg-BG" w:eastAsia="en-US" w:bidi="ar-SA"/>
-        </w:rPr>
-      </w:pPr>
-      <w:r>
-        <w:rPr>
-          <w:lang w:val="bg-BG" w:eastAsia="en-US" w:bidi="ar-SA"/>
-        </w:rPr>
-        <w:t>Приложения</w:t>
-      </w:r>
-    </w:p>
-    <w:p>
-      <w:pPr>
-        <w:pStyle w:val="Normal"/>
-        <w:numPr>
-          <w:ilvl w:val="0"/>
-          <w:numId w:val="8"/>
-        </w:numPr>
-        <w:spacing w:before="0" w:after="0"/>
-        <w:jc w:val="both"/>
-        <w:rPr>
-          <w:lang w:val="bg-BG" w:eastAsia="en-US" w:bidi="ar-SA"/>
-        </w:rPr>
-      </w:pPr>
-      <w:r>
-        <w:rPr>
-          <w:sz w:val="28"/>
-          <w:lang w:val="bg-BG" w:eastAsia="en-US" w:bidi="ar-SA"/>
-        </w:rPr>
-        <w:t>Съдържание на графичната част:</w:t>
       </w:r>
     </w:p>
     <w:p>
@@ -1852,7 +1700,7 @@
         <w:rPr>
           <w:lang w:val="bg-BG" w:eastAsia="en-US" w:bidi="ar-SA"/>
         </w:rPr>
-        <w:t>.............................................................</w:t>
+        <w:t>Анотация</w:t>
       </w:r>
     </w:p>
     <w:p>
@@ -1872,6 +1720,208 @@
         <w:rPr>
           <w:lang w:val="bg-BG" w:eastAsia="en-US" w:bidi="ar-SA"/>
         </w:rPr>
+        <w:t>Увод</w:t>
+      </w:r>
+    </w:p>
+    <w:p>
+      <w:pPr>
+        <w:pStyle w:val="Normal"/>
+        <w:numPr>
+          <w:ilvl w:val="0"/>
+          <w:numId w:val="2"/>
+        </w:numPr>
+        <w:spacing w:before="0" w:after="0"/>
+        <w:jc w:val="both"/>
+        <w:rPr>
+          <w:lang w:val="bg-BG" w:eastAsia="en-US" w:bidi="ar-SA"/>
+        </w:rPr>
+      </w:pPr>
+      <w:r>
+        <w:rPr>
+          <w:lang w:val="bg-BG" w:eastAsia="en-US" w:bidi="ar-SA"/>
+        </w:rPr>
+        <w:t>Обзор на съществуващите решения. Изводи. Цел и задачи.</w:t>
+      </w:r>
+    </w:p>
+    <w:p>
+      <w:pPr>
+        <w:pStyle w:val="Normal"/>
+        <w:numPr>
+          <w:ilvl w:val="0"/>
+          <w:numId w:val="2"/>
+        </w:numPr>
+        <w:spacing w:before="0" w:after="0"/>
+        <w:jc w:val="both"/>
+        <w:rPr>
+          <w:lang w:val="bg-BG" w:eastAsia="en-US" w:bidi="ar-SA"/>
+        </w:rPr>
+      </w:pPr>
+      <w:r>
+        <w:rPr>
+          <w:lang w:val="bg-BG" w:eastAsia="en-US" w:bidi="ar-SA"/>
+        </w:rPr>
+        <w:t>.............................................................</w:t>
+      </w:r>
+    </w:p>
+    <w:p>
+      <w:pPr>
+        <w:pStyle w:val="Normal"/>
+        <w:numPr>
+          <w:ilvl w:val="0"/>
+          <w:numId w:val="2"/>
+        </w:numPr>
+        <w:spacing w:before="0" w:after="0"/>
+        <w:jc w:val="both"/>
+        <w:rPr>
+          <w:lang w:val="bg-BG" w:eastAsia="en-US" w:bidi="ar-SA"/>
+        </w:rPr>
+      </w:pPr>
+      <w:r>
+        <w:rPr>
+          <w:lang w:val="bg-BG" w:eastAsia="en-US" w:bidi="ar-SA"/>
+        </w:rPr>
+        <w:t>.............................................................</w:t>
+      </w:r>
+    </w:p>
+    <w:p>
+      <w:pPr>
+        <w:pStyle w:val="Normal"/>
+        <w:numPr>
+          <w:ilvl w:val="0"/>
+          <w:numId w:val="2"/>
+        </w:numPr>
+        <w:spacing w:before="0" w:after="0"/>
+        <w:jc w:val="both"/>
+        <w:rPr>
+          <w:lang w:val="bg-BG" w:eastAsia="en-US" w:bidi="ar-SA"/>
+        </w:rPr>
+      </w:pPr>
+      <w:r>
+        <w:rPr>
+          <w:lang w:val="bg-BG" w:eastAsia="en-US" w:bidi="ar-SA"/>
+        </w:rPr>
+        <w:t>.............................................................</w:t>
+      </w:r>
+    </w:p>
+    <w:p>
+      <w:pPr>
+        <w:pStyle w:val="Normal"/>
+        <w:numPr>
+          <w:ilvl w:val="0"/>
+          <w:numId w:val="2"/>
+        </w:numPr>
+        <w:spacing w:before="0" w:after="0"/>
+        <w:jc w:val="both"/>
+        <w:rPr>
+          <w:lang w:val="bg-BG" w:eastAsia="en-US" w:bidi="ar-SA"/>
+        </w:rPr>
+      </w:pPr>
+      <w:r>
+        <w:rPr>
+          <w:lang w:val="bg-BG" w:eastAsia="en-US" w:bidi="ar-SA"/>
+        </w:rPr>
+        <w:t>Основни резултати. Изводи и препоръки.</w:t>
+      </w:r>
+    </w:p>
+    <w:p>
+      <w:pPr>
+        <w:pStyle w:val="Normal"/>
+        <w:numPr>
+          <w:ilvl w:val="0"/>
+          <w:numId w:val="2"/>
+        </w:numPr>
+        <w:spacing w:before="0" w:after="0"/>
+        <w:jc w:val="both"/>
+        <w:rPr>
+          <w:lang w:val="bg-BG" w:eastAsia="en-US" w:bidi="ar-SA"/>
+        </w:rPr>
+      </w:pPr>
+      <w:r>
+        <w:rPr>
+          <w:lang w:val="bg-BG" w:eastAsia="en-US" w:bidi="ar-SA"/>
+        </w:rPr>
+        <w:t>Използвана литература</w:t>
+      </w:r>
+    </w:p>
+    <w:p>
+      <w:pPr>
+        <w:pStyle w:val="Normal"/>
+        <w:numPr>
+          <w:ilvl w:val="0"/>
+          <w:numId w:val="2"/>
+        </w:numPr>
+        <w:spacing w:before="0" w:after="0"/>
+        <w:jc w:val="both"/>
+        <w:rPr>
+          <w:lang w:val="bg-BG" w:eastAsia="en-US" w:bidi="ar-SA"/>
+        </w:rPr>
+      </w:pPr>
+      <w:r>
+        <w:rPr>
+          <w:lang w:val="bg-BG" w:eastAsia="en-US" w:bidi="ar-SA"/>
+        </w:rPr>
+        <w:t>Приложения</w:t>
+      </w:r>
+    </w:p>
+    <w:p>
+      <w:pPr>
+        <w:pStyle w:val="Normal"/>
+        <w:numPr>
+          <w:ilvl w:val="0"/>
+          <w:numId w:val="9"/>
+        </w:numPr>
+        <w:spacing w:before="0" w:after="0"/>
+        <w:jc w:val="both"/>
+        <w:rPr>
+          <w:sz w:val="28"/>
+          <w:lang w:val="bg-BG" w:eastAsia="en-US" w:bidi="ar-SA"/>
+        </w:rPr>
+      </w:pPr>
+      <w:r>
+        <w:rPr>
+          <w:sz w:val="28"/>
+          <w:lang w:val="bg-BG" w:eastAsia="en-US" w:bidi="ar-SA"/>
+        </w:rPr>
+        <w:t>Съдържание на графичната част:</w:t>
+      </w:r>
+    </w:p>
+    <w:p>
+      <w:pPr>
+        <w:pStyle w:val="Normal"/>
+        <w:numPr>
+          <w:ilvl w:val="0"/>
+          <w:numId w:val="3"/>
+        </w:numPr>
+        <w:spacing w:before="0" w:after="0"/>
+        <w:jc w:val="both"/>
+        <w:rPr>
+          <w:lang w:val="bg-BG" w:eastAsia="en-US" w:bidi="ar-SA"/>
+        </w:rPr>
+      </w:pPr>
+      <w:r>
+        <w:rPr>
+          <w:lang w:val="bg-BG" w:eastAsia="en-US" w:bidi="ar-SA"/>
+        </w:rPr>
+        <w:t>.............................................................</w:t>
+      </w:r>
+    </w:p>
+    <w:p>
+      <w:pPr>
+        <w:pStyle w:val="Normal"/>
+        <w:numPr>
+          <w:ilvl w:val="0"/>
+          <w:numId w:val="3"/>
+        </w:numPr>
+        <w:spacing w:before="0" w:after="0"/>
+        <w:jc w:val="both"/>
+        <w:rPr>
+          <w:lang w:val="bg-BG" w:eastAsia="en-US" w:bidi="ar-SA"/>
+        </w:rPr>
+      </w:pPr>
+      <w:r>
+        <w:rPr>
+          <w:lang w:val="bg-BG" w:eastAsia="en-US" w:bidi="ar-SA"/>
+        </w:rPr>
         <w:t>.............................................................</w:t>
       </w:r>
     </w:p>
@@ -1948,6 +1998,7 @@
         <w:spacing w:before="0" w:after="0"/>
         <w:ind w:hanging="720" w:left="1440"/>
         <w:rPr>
+          <w:b/>
           <w:lang w:val="bg-BG" w:eastAsia="en-US" w:bidi="ar-SA"/>
         </w:rPr>
       </w:pPr>
@@ -2003,6 +2054,8 @@
         <w:spacing w:before="0" w:after="0"/>
         <w:ind w:hanging="720" w:left="1440"/>
         <w:rPr>
+          <w:b/>
+          <w:bCs/>
           <w:lang w:val="bg-BG" w:eastAsia="en-US" w:bidi="ar-SA"/>
         </w:rPr>
       </w:pPr>
@@ -2213,7 +2266,7 @@
         <w:keepLines/>
         <w:numPr>
           <w:ilvl w:val="0"/>
-          <w:numId w:val="3"/>
+          <w:numId w:val="4"/>
         </w:numPr>
         <w:overflowPunct w:val="true"/>
         <w:spacing w:lineRule="auto" w:line="276" w:before="0" w:after="0"/>
@@ -2248,20 +2301,6 @@
         <w:rPr>
           <w:lang w:val="bg-BG" w:eastAsia="en-US" w:bidi="ar-SA"/>
         </w:rPr>
-        <w:br/>
-      </w:r>
-    </w:p>
-    <w:p>
-      <w:pPr>
-        <w:pStyle w:val="Normal"/>
-        <w:rPr>
-          <w:lang w:val="bg-BG" w:eastAsia="en-US" w:bidi="ar-SA"/>
-        </w:rPr>
-      </w:pPr>
-      <w:r>
-        <w:rPr>
-          <w:lang w:val="bg-BG" w:eastAsia="en-US" w:bidi="ar-SA"/>
-        </w:rPr>
         <w:t xml:space="preserve">Обект на дипломната работа </w:t>
       </w:r>
       <w:r>
@@ -2336,105 +2375,359 @@
         <w:rPr>
           <w:lang w:val="bg-BG" w:eastAsia="en-US" w:bidi="ar-SA"/>
         </w:rPr>
-        <w:t xml:space="preserve">комплект. Участниците в експеримента използват очила за проследяване на движението на очите и главата. По време на експеримента, участниците следят стъпките в упътването на комплекта и </w:t>
-      </w:r>
-    </w:p>
-    <w:p>
-      <w:pPr>
-        <w:pStyle w:val="Normal"/>
-        <w:rPr>
-          <w:lang w:val="bg-BG" w:eastAsia="en-US" w:bidi="ar-SA"/>
-        </w:rPr>
-      </w:pPr>
-      <w:r>
-        <w:rPr>
-          <w:lang w:val="bg-BG" w:eastAsia="en-US" w:bidi="ar-SA"/>
-        </w:rPr>
-        <w:t>Обект на дипломната работа е разработката на софтуер за предпазване на зрението на потребителите на персонални компютри в реално време чрез използването на поведенчески анализ от видео поток на уеб камера.</w:t>
-      </w:r>
-    </w:p>
-    <w:p>
-      <w:pPr>
-        <w:pStyle w:val="Normal"/>
-        <w:rPr>
-          <w:lang w:val="bg-BG" w:eastAsia="en-US" w:bidi="ar-SA"/>
-        </w:rPr>
-      </w:pPr>
-      <w:r>
-        <w:rPr>
-          <w:lang w:val="bg-BG" w:eastAsia="en-US" w:bidi="ar-SA"/>
-        </w:rPr>
-        <w:t>Изследват се показатели като брой мигания за минута, разстояние между потребителя и екрана, както и съотношение на окото. При установяване на показатели, консистентно прекрачващи предефинираните оптимални граници, потребителите се предупреждават чрез известия в операционната система. Извършва се анализ на данните върху плъзгащ се прозорец с предефинирана дължина и разрядност от 1 секунда.</w:t>
-      </w:r>
-    </w:p>
-    <w:p>
-      <w:pPr>
-        <w:pStyle w:val="Normal"/>
-        <w:rPr>
-          <w:lang w:val="bg-BG" w:eastAsia="en-US" w:bidi="ar-SA"/>
-        </w:rPr>
-      </w:pPr>
-      <w:r>
-        <w:rPr>
-          <w:lang w:val="bg-BG" w:eastAsia="en-US" w:bidi="ar-SA"/>
-        </w:rPr>
-        <w:t>За разработката на софтуера е използван текстовият редактор VS Code с множество модули и езикът за програмиране Python.</w:t>
-      </w:r>
-    </w:p>
-    <w:p>
-      <w:pPr>
-        <w:pStyle w:val="Normal"/>
-        <w:rPr>
-          <w:lang w:val="bg-BG" w:eastAsia="en-US" w:bidi="ar-SA"/>
-        </w:rPr>
-      </w:pPr>
-      <w:r>
-        <w:rPr>
-          <w:lang w:val="bg-BG" w:eastAsia="en-US" w:bidi="ar-SA"/>
-        </w:rPr>
-        <w:t>За локализиране на очите в един кадър се използват ключови точки, предоставени от библиотеката MediaPipe. Тази информация сама по себе си не е достатъчна за категорично определяне на наличието и състоянието на око. При поставяне на обект непосредствено пред окото, библиотеката не може да предвиди липсата на око.</w:t>
-      </w:r>
-    </w:p>
-    <w:p>
-      <w:pPr>
-        <w:pStyle w:val="Normal"/>
-        <w:rPr>
-          <w:lang w:val="bg-BG" w:eastAsia="en-US" w:bidi="ar-SA"/>
-        </w:rPr>
-      </w:pPr>
-      <w:r>
-        <w:rPr>
-          <w:lang w:val="bg-BG" w:eastAsia="en-US" w:bidi="ar-SA"/>
-        </w:rPr>
-        <w:t>За прецизно определяне на наличието и състоянието на око се извършва анализ на изображение – отрязък около предсказаните ключови точки. За извършването на анализа е трениран специален за целта модел, обучен чрез машинно обучение.</w:t>
-      </w:r>
-    </w:p>
-    <w:p>
-      <w:pPr>
-        <w:pStyle w:val="Normal"/>
-        <w:rPr>
-          <w:lang w:val="bg-BG" w:eastAsia="en-US" w:bidi="ar-SA"/>
-        </w:rPr>
-      </w:pPr>
-      <w:r>
-        <w:rPr>
-          <w:lang w:val="bg-BG" w:eastAsia="en-US" w:bidi="ar-SA"/>
-        </w:rPr>
-        <w:t>Крайният софтуер представлява приложение за Windows/Debian Linux, което работи във фонов режим, позволява автоматично стартиране, използва уеб камерата на компютъра и изпраща известия. Притежава минимален брой настройки като ограничение на кадрите за секунда и калибрация на разстоянието на потребителя до екрана.</w:t>
-      </w:r>
-    </w:p>
-    <w:p>
-      <w:pPr>
-        <w:pStyle w:val="Normal"/>
-        <w:rPr>
-          <w:lang w:val="bg-BG" w:eastAsia="en-US" w:bidi="ar-SA"/>
-        </w:rPr>
-      </w:pPr>
-      <w:r>
-        <w:rPr>
-          <w:lang w:val="bg-BG" w:eastAsia="en-US" w:bidi="ar-SA"/>
-        </w:rPr>
-        <w:t>Софтуерът е тестван на вградена графика (i5-8350U, Intel UHD Graphics 620) и постига производителност от 20 кадъра в секунда. При тестове с NVIDIA RTX 3060 се достига лимитът на видео потока – 30 кадъра в секунда.</w:t>
+        <w:t xml:space="preserve">комплект. Участниците в експеримента използват очила за проследяване на движението на очите и главата. По време на експеримента, участниците следят стъпките в упътването на  </w:t>
+      </w:r>
+      <w:r>
+        <w:rPr>
+          <w:lang w:val="en-US" w:eastAsia="en-US" w:bidi="ar-SA"/>
+        </w:rPr>
+        <w:t xml:space="preserve">LEGO </w:t>
+      </w:r>
+      <w:r>
+        <w:rPr>
+          <w:lang w:val="bg-BG" w:eastAsia="en-US" w:bidi="ar-SA"/>
+        </w:rPr>
+        <w:t xml:space="preserve">комплекта, </w:t>
+      </w:r>
+      <w:r>
+        <w:rPr>
+          <w:lang w:val="bg-BG" w:eastAsia="en-US" w:bidi="ar-SA"/>
+        </w:rPr>
+        <w:t xml:space="preserve">а техните действия биват записани. </w:t>
+      </w:r>
+      <w:r>
+        <w:rPr>
+          <w:lang w:val="bg-BG" w:eastAsia="en-US" w:bidi="ar-SA"/>
+        </w:rPr>
+        <w:t xml:space="preserve">Освен различни видове движения, очилата записват работното поле, на което участника в експеримента сглобява </w:t>
+      </w:r>
+      <w:r>
+        <w:rPr>
+          <w:lang w:val="en-US" w:eastAsia="en-US" w:bidi="ar-SA"/>
+        </w:rPr>
+        <w:t xml:space="preserve">LEGO </w:t>
+      </w:r>
+      <w:r>
+        <w:rPr>
+          <w:lang w:val="bg-BG" w:eastAsia="en-US" w:bidi="ar-SA"/>
+        </w:rPr>
+        <w:t>комплекта.</w:t>
+      </w:r>
+    </w:p>
+    <w:p>
+      <w:pPr>
+        <w:pStyle w:val="Normal"/>
+        <w:rPr>
+          <w:lang w:val="bg-BG" w:eastAsia="en-US" w:bidi="ar-SA"/>
+        </w:rPr>
+      </w:pPr>
+      <w:r>
+        <w:rPr>
+          <w:lang w:val="bg-BG" w:eastAsia="en-US" w:bidi="ar-SA"/>
+        </w:rPr>
+        <w:t xml:space="preserve">Разработен е софтуер за </w:t>
+      </w:r>
+      <w:r>
+        <w:rPr>
+          <w:lang w:val="bg-BG" w:eastAsia="en-US" w:bidi="ar-SA"/>
+        </w:rPr>
+        <w:t xml:space="preserve">класифициране на получените данни. При пускане на софтуера, потребителя може да избере папка с данните на даден участник в експеримента. Софтуера може да възпроизвежда записа на работното поле, </w:t>
+      </w:r>
+      <w:r>
+        <w:rPr>
+          <w:lang w:val="bg-BG" w:eastAsia="en-US" w:bidi="ar-SA"/>
+        </w:rPr>
+        <w:t>като наслага точката, в която участника е гледал в дадения момент, върху възпроизведения запис.</w:t>
+      </w:r>
+    </w:p>
+    <w:p>
+      <w:pPr>
+        <w:pStyle w:val="Normal"/>
+        <w:rPr>
+          <w:lang w:val="bg-BG" w:eastAsia="en-US" w:bidi="ar-SA"/>
+        </w:rPr>
+      </w:pPr>
+      <w:r>
+        <w:rPr>
+          <w:lang w:val="bg-BG" w:eastAsia="en-US" w:bidi="ar-SA"/>
+        </w:rPr>
+        <w:t xml:space="preserve">За разработката на софтуера </w:t>
+      </w:r>
+      <w:r>
+        <w:rPr>
+          <w:lang w:val="bg-BG" w:eastAsia="en-US" w:bidi="ar-SA"/>
+        </w:rPr>
+        <w:t xml:space="preserve">за </w:t>
+      </w:r>
+      <w:r>
+        <w:rPr>
+          <w:lang w:val="bg-BG" w:eastAsia="en-US" w:bidi="ar-SA"/>
+        </w:rPr>
+        <w:t>класифициране</w:t>
+      </w:r>
+      <w:r>
+        <w:rPr>
+          <w:lang w:val="bg-BG" w:eastAsia="en-US" w:bidi="ar-SA"/>
+        </w:rPr>
+        <w:t xml:space="preserve"> е използван текстовият редактор VS Code с множество модули и езикът за програмиране Python. </w:t>
+      </w:r>
+      <w:r>
+        <w:rPr>
+          <w:lang w:val="bg-BG" w:eastAsia="en-US" w:bidi="ar-SA"/>
+        </w:rPr>
+        <w:t>За р</w:t>
+      </w:r>
+      <w:r>
+        <w:rPr>
+          <w:lang w:val="bg-BG" w:eastAsia="en-US" w:bidi="ar-SA"/>
+        </w:rPr>
+        <w:t xml:space="preserve">азработката на графичния потребителски интерфейс е </w:t>
+      </w:r>
+      <w:r>
+        <w:rPr>
+          <w:lang w:val="bg-BG" w:eastAsia="en-US" w:bidi="ar-SA"/>
+        </w:rPr>
+        <w:t>използвана библиотеката PyQt6. Използван</w:t>
+      </w:r>
+      <w:r>
+        <w:rPr>
+          <w:lang w:val="bg-BG" w:eastAsia="en-US" w:bidi="ar-SA"/>
+        </w:rPr>
+        <w:t>а</w:t>
+      </w:r>
+      <w:r>
+        <w:rPr>
+          <w:lang w:val="bg-BG" w:eastAsia="en-US" w:bidi="ar-SA"/>
+        </w:rPr>
+        <w:t xml:space="preserve"> </w:t>
+      </w:r>
+      <w:r>
+        <w:rPr>
+          <w:lang w:val="bg-BG" w:eastAsia="en-US" w:bidi="ar-SA"/>
+        </w:rPr>
+        <w:t>е</w:t>
+      </w:r>
+      <w:r>
+        <w:rPr>
+          <w:lang w:val="bg-BG" w:eastAsia="en-US" w:bidi="ar-SA"/>
+        </w:rPr>
+        <w:t xml:space="preserve"> библиотек</w:t>
+      </w:r>
+      <w:r>
+        <w:rPr>
+          <w:lang w:val="bg-BG" w:eastAsia="en-US" w:bidi="ar-SA"/>
+        </w:rPr>
+        <w:t>ата</w:t>
+      </w:r>
+      <w:r>
+        <w:rPr>
+          <w:lang w:val="bg-BG" w:eastAsia="en-US" w:bidi="ar-SA"/>
+        </w:rPr>
+        <w:t xml:space="preserve"> </w:t>
+      </w:r>
+      <w:r>
+        <w:rPr>
+          <w:lang w:val="en-US" w:eastAsia="en-US" w:bidi="ar-SA"/>
+        </w:rPr>
+        <w:t xml:space="preserve">Numpy </w:t>
+      </w:r>
+      <w:r>
+        <w:rPr>
+          <w:lang w:val="bg-BG" w:eastAsia="en-US" w:bidi="ar-SA"/>
+        </w:rPr>
+        <w:t xml:space="preserve">за интерполация между две точки на погледа на участника в експеримента, както и библиотеката </w:t>
+      </w:r>
+      <w:r>
+        <w:rPr>
+          <w:lang w:val="en-US" w:eastAsia="en-US" w:bidi="ar-SA"/>
+        </w:rPr>
+        <w:t xml:space="preserve">pandas </w:t>
+      </w:r>
+      <w:r>
+        <w:rPr>
+          <w:lang w:val="bg-BG" w:eastAsia="en-US" w:bidi="ar-SA"/>
+        </w:rPr>
+        <w:t xml:space="preserve">за зареждане и запазване на класифицираните данни във фаил с разширение </w:t>
+      </w:r>
+      <w:r>
+        <w:rPr>
+          <w:lang w:val="en-US" w:eastAsia="en-US" w:bidi="ar-SA"/>
+        </w:rPr>
+        <w:t>csv.</w:t>
+      </w:r>
+    </w:p>
+    <w:p>
+      <w:pPr>
+        <w:pStyle w:val="Normal"/>
+        <w:rPr/>
+      </w:pPr>
+      <w:r>
+        <w:rPr>
+          <w:lang w:val="bg-BG" w:eastAsia="en-US" w:bidi="ar-SA"/>
+        </w:rPr>
+        <w:t xml:space="preserve">За </w:t>
+      </w:r>
+      <w:r>
+        <w:rPr>
+          <w:lang w:val="bg-BG" w:eastAsia="en-US" w:bidi="ar-SA"/>
+        </w:rPr>
+        <w:t xml:space="preserve">обработката на данните, създаването и обучението на модела е </w:t>
+      </w:r>
+      <w:r>
+        <w:rPr>
+          <w:lang w:val="bg-BG" w:eastAsia="en-US" w:bidi="ar-SA"/>
+        </w:rPr>
+        <w:t xml:space="preserve"> използван езикът за програмиране Python, </w:t>
+      </w:r>
+      <w:r>
+        <w:rPr>
+          <w:lang w:val="bg-BG" w:eastAsia="en-US" w:bidi="ar-SA"/>
+        </w:rPr>
+        <w:t xml:space="preserve">както и </w:t>
+      </w:r>
+      <w:r>
+        <w:rPr>
+          <w:lang w:val="bg-BG" w:eastAsia="en-US" w:bidi="ar-SA"/>
+        </w:rPr>
+        <w:t xml:space="preserve">локално разположена </w:t>
+      </w:r>
+      <w:r>
+        <w:rPr>
+          <w:lang w:val="bg-BG" w:eastAsia="en-US" w:bidi="ar-SA"/>
+        </w:rPr>
+        <w:t>(</w:t>
+      </w:r>
+      <w:r>
+        <w:rPr>
+          <w:lang w:val="en-US" w:eastAsia="en-US" w:bidi="ar-SA"/>
+        </w:rPr>
+        <w:t>self-hosted</w:t>
+      </w:r>
+      <w:r>
+        <w:rPr>
+          <w:lang w:val="bg-BG" w:eastAsia="en-US" w:bidi="ar-SA"/>
+        </w:rPr>
+        <w:t>)</w:t>
+      </w:r>
+      <w:r>
+        <w:rPr>
+          <w:lang w:val="bg-BG" w:eastAsia="en-US" w:bidi="ar-SA"/>
+        </w:rPr>
+        <w:t xml:space="preserve"> инстанция на JupyterLab, изпълнявана в Docker контейнер, базиран на образа „nvidia/cuda:12.1.1-runtime-ubuntu22.04„. </w:t>
+      </w:r>
+      <w:r>
+        <w:rPr>
+          <w:lang w:val="bg-BG" w:eastAsia="en-US" w:bidi="ar-SA"/>
+        </w:rPr>
+        <w:t>Инстанцията е разположена на домашен компютър и е достъпна посредством локалната мрежа. Локалната мрежа бе достъпена от разстояние посредством локално разположен</w:t>
+      </w:r>
+      <w:r>
+        <w:rPr>
+          <w:lang w:val="bg-BG" w:eastAsia="en-US" w:bidi="ar-SA"/>
+        </w:rPr>
+        <w:t>a</w:t>
+      </w:r>
+      <w:r>
+        <w:rPr>
+          <w:lang w:val="bg-BG" w:eastAsia="en-US" w:bidi="ar-SA"/>
+        </w:rPr>
+        <w:t xml:space="preserve"> (</w:t>
+      </w:r>
+      <w:r>
+        <w:rPr>
+          <w:lang w:val="en-US" w:eastAsia="en-US" w:bidi="ar-SA"/>
+        </w:rPr>
+        <w:t>self-hosted</w:t>
+      </w:r>
+      <w:r>
+        <w:rPr>
+          <w:lang w:val="bg-BG" w:eastAsia="en-US" w:bidi="ar-SA"/>
+        </w:rPr>
+        <w:t xml:space="preserve">) </w:t>
+      </w:r>
+      <w:r>
+        <w:rPr>
+          <w:lang w:val="bg-BG" w:eastAsia="en-US" w:bidi="ar-SA"/>
+        </w:rPr>
+        <w:t>виртуална частна мрежа</w:t>
+      </w:r>
+      <w:r>
+        <w:rPr>
+          <w:lang w:val="en-US" w:eastAsia="en-US" w:bidi="ar-SA"/>
+        </w:rPr>
+        <w:t xml:space="preserve">. </w:t>
+      </w:r>
+      <w:r>
+        <w:rPr>
+          <w:lang w:val="bg-BG" w:eastAsia="en-US" w:bidi="ar-SA"/>
+        </w:rPr>
+        <w:t xml:space="preserve">Като резервна опция при евентуален проблем с  виртуалната частна мрежа, беше осъществена връзка чрез </w:t>
+      </w:r>
+      <w:r>
+        <w:rPr>
+          <w:lang w:val="en-US" w:eastAsia="en-US" w:bidi="ar-SA"/>
+        </w:rPr>
+        <w:t xml:space="preserve">AnyDesk, </w:t>
+      </w:r>
+      <w:r>
+        <w:rPr>
+          <w:lang w:val="bg-BG" w:eastAsia="en-US" w:bidi="ar-SA"/>
+        </w:rPr>
+        <w:t xml:space="preserve">както и </w:t>
+      </w:r>
+      <w:r>
+        <w:rPr>
+          <w:lang w:val="bg-BG" w:eastAsia="en-US" w:bidi="ar-SA"/>
+        </w:rPr>
+        <w:t>локално разположен</w:t>
+      </w:r>
+      <w:r>
+        <w:rPr>
+          <w:lang w:val="bg-BG" w:eastAsia="en-US" w:bidi="ar-SA"/>
+        </w:rPr>
+        <w:t>a</w:t>
+      </w:r>
+      <w:r>
+        <w:rPr>
+          <w:lang w:val="bg-BG" w:eastAsia="en-US" w:bidi="ar-SA"/>
+        </w:rPr>
+        <w:t xml:space="preserve"> (</w:t>
+      </w:r>
+      <w:r>
+        <w:rPr>
+          <w:lang w:val="en-US" w:eastAsia="en-US" w:bidi="ar-SA"/>
+        </w:rPr>
+        <w:t>self-hosted</w:t>
+      </w:r>
+      <w:r>
+        <w:rPr>
+          <w:lang w:val="bg-BG" w:eastAsia="en-US" w:bidi="ar-SA"/>
+        </w:rPr>
+        <w:t xml:space="preserve">) </w:t>
+      </w:r>
+      <w:r>
+        <w:rPr>
+          <w:lang w:val="bg-BG" w:eastAsia="en-US" w:bidi="ar-SA"/>
+        </w:rPr>
+        <w:t xml:space="preserve">инстанция на </w:t>
+      </w:r>
+      <w:r>
+        <w:rPr>
+          <w:lang w:val="en-US" w:eastAsia="en-US" w:bidi="ar-SA"/>
+        </w:rPr>
+        <w:t xml:space="preserve">Sunshine </w:t>
+      </w:r>
+      <w:r>
+        <w:rPr>
+          <w:lang w:val="bg-BG" w:eastAsia="en-US" w:bidi="ar-SA"/>
+        </w:rPr>
+        <w:t xml:space="preserve">и </w:t>
+      </w:r>
+      <w:r>
+        <w:rPr>
+          <w:lang w:val="en-US" w:eastAsia="en-US" w:bidi="ar-SA"/>
+        </w:rPr>
+        <w:t>Moonlight.</w:t>
       </w:r>
     </w:p>
     <w:p>
@@ -2463,7 +2756,7 @@
         <w:keepLines/>
         <w:numPr>
           <w:ilvl w:val="0"/>
-          <w:numId w:val="3"/>
+          <w:numId w:val="4"/>
         </w:numPr>
         <w:overflowPunct w:val="true"/>
         <w:spacing w:lineRule="auto" w:line="276" w:before="0" w:after="0"/>
@@ -2471,18 +2764,22 @@
         <w:contextualSpacing/>
         <w:outlineLvl w:val="0"/>
         <w:rPr>
-          <w:lang w:val="bg-BG" w:eastAsia="en-US" w:bidi="ar-SA"/>
-        </w:rPr>
-      </w:pPr>
-      <w:bookmarkStart w:id="1" w:name="_Toc169282652"/>
-      <w:r>
-        <w:rPr>
           <w:b/>
           <w:bCs/>
           <w:sz w:val="32"/>
           <w:szCs w:val="28"/>
           <w:lang w:val="bg-BG" w:eastAsia="en-US" w:bidi="ar-SA"/>
         </w:rPr>
+      </w:pPr>
+      <w:bookmarkStart w:id="1" w:name="_Toc169282652"/>
+      <w:r>
+        <w:rPr>
+          <w:b/>
+          <w:bCs/>
+          <w:sz w:val="32"/>
+          <w:szCs w:val="28"/>
+          <w:lang w:val="bg-BG" w:eastAsia="en-US" w:bidi="ar-SA"/>
+        </w:rPr>
         <w:t>Увод</w:t>
       </w:r>
       <w:bookmarkEnd w:id="1"/>
@@ -2492,7 +2789,7 @@
         <w:pStyle w:val="ListParagraph"/>
         <w:numPr>
           <w:ilvl w:val="0"/>
-          <w:numId w:val="4"/>
+          <w:numId w:val="5"/>
         </w:numPr>
         <w:rPr>
           <w:lang w:val="bg-BG" w:eastAsia="en-US" w:bidi="ar-SA"/>
@@ -2510,7 +2807,7 @@
         <w:pStyle w:val="ListParagraph"/>
         <w:numPr>
           <w:ilvl w:val="0"/>
-          <w:numId w:val="4"/>
+          <w:numId w:val="5"/>
         </w:numPr>
         <w:rPr>
           <w:lang w:val="bg-BG" w:eastAsia="en-US" w:bidi="ar-SA"/>
@@ -2528,7 +2825,7 @@
         <w:pStyle w:val="ListParagraph"/>
         <w:numPr>
           <w:ilvl w:val="0"/>
-          <w:numId w:val="4"/>
+          <w:numId w:val="5"/>
         </w:numPr>
         <w:rPr>
           <w:lang w:val="bg-BG" w:eastAsia="en-US" w:bidi="ar-SA"/>
@@ -2546,7 +2843,7 @@
         <w:pStyle w:val="ListParagraph"/>
         <w:numPr>
           <w:ilvl w:val="0"/>
-          <w:numId w:val="4"/>
+          <w:numId w:val="5"/>
         </w:numPr>
         <w:rPr>
           <w:lang w:val="bg-BG" w:eastAsia="en-US" w:bidi="ar-SA"/>
@@ -2629,7 +2926,7 @@
         <w:pStyle w:val="ListParagraph"/>
         <w:numPr>
           <w:ilvl w:val="0"/>
-          <w:numId w:val="4"/>
+          <w:numId w:val="5"/>
         </w:numPr>
         <w:rPr>
           <w:lang w:val="bg-BG" w:eastAsia="en-US" w:bidi="ar-SA"/>
@@ -2647,7 +2944,7 @@
         <w:pStyle w:val="ListParagraph"/>
         <w:numPr>
           <w:ilvl w:val="0"/>
-          <w:numId w:val="4"/>
+          <w:numId w:val="5"/>
         </w:numPr>
         <w:rPr>
           <w:lang w:val="bg-BG" w:eastAsia="en-US" w:bidi="ar-SA"/>
@@ -2665,7 +2962,7 @@
         <w:pStyle w:val="ListParagraph"/>
         <w:numPr>
           <w:ilvl w:val="0"/>
-          <w:numId w:val="4"/>
+          <w:numId w:val="5"/>
         </w:numPr>
         <w:rPr>
           <w:lang w:val="bg-BG" w:eastAsia="en-US" w:bidi="ar-SA"/>
@@ -2683,7 +2980,7 @@
         <w:pStyle w:val="ListParagraph"/>
         <w:numPr>
           <w:ilvl w:val="0"/>
-          <w:numId w:val="4"/>
+          <w:numId w:val="5"/>
         </w:numPr>
         <w:rPr>
           <w:lang w:val="bg-BG" w:eastAsia="en-US" w:bidi="ar-SA"/>
@@ -2701,7 +2998,7 @@
         <w:pStyle w:val="ListParagraph"/>
         <w:numPr>
           <w:ilvl w:val="0"/>
-          <w:numId w:val="4"/>
+          <w:numId w:val="5"/>
         </w:numPr>
         <w:rPr>
           <w:lang w:val="bg-BG" w:eastAsia="en-US" w:bidi="ar-SA"/>
@@ -2719,7 +3016,7 @@
         <w:pStyle w:val="ListParagraph"/>
         <w:numPr>
           <w:ilvl w:val="0"/>
-          <w:numId w:val="4"/>
+          <w:numId w:val="5"/>
         </w:numPr>
         <w:spacing w:before="0" w:after="120"/>
         <w:contextualSpacing/>
@@ -2751,6 +3048,126 @@
 <w:numbering xmlns:w="http://schemas.openxmlformats.org/wordprocessingml/2006/main" xmlns:o="urn:schemas-microsoft-com:office:office" xmlns:r="http://schemas.openxmlformats.org/officeDocument/2006/relationships" xmlns:v="urn:schemas-microsoft-com:vml" xmlns:mc="http://schemas.openxmlformats.org/markup-compatibility/2006" xmlns:w14="http://schemas.microsoft.com/office/word/2010/wordml" mc:Ignorable="w14">
   <w:abstractNum w:abstractNumId="1">
     <w:lvl w:ilvl="0">
+      <w:start w:val="1"/>
+      <w:numFmt w:val="none"/>
+      <w:suff w:val="nothing"/>
+      <w:lvlText w:val="%1"/>
+      <w:lvlJc w:val="left"/>
+      <w:pPr>
+        <w:tabs>
+          <w:tab w:val="num" w:pos="0"/>
+        </w:tabs>
+        <w:ind w:left="0" w:hanging="0"/>
+      </w:pPr>
+    </w:lvl>
+    <w:lvl w:ilvl="1">
+      <w:start w:val="1"/>
+      <w:numFmt w:val="none"/>
+      <w:suff w:val="nothing"/>
+      <w:lvlText w:val="%2"/>
+      <w:lvlJc w:val="left"/>
+      <w:pPr>
+        <w:tabs>
+          <w:tab w:val="num" w:pos="0"/>
+        </w:tabs>
+        <w:ind w:left="0" w:hanging="0"/>
+      </w:pPr>
+    </w:lvl>
+    <w:lvl w:ilvl="2">
+      <w:start w:val="1"/>
+      <w:numFmt w:val="none"/>
+      <w:suff w:val="nothing"/>
+      <w:lvlText w:val="%3"/>
+      <w:lvlJc w:val="left"/>
+      <w:pPr>
+        <w:tabs>
+          <w:tab w:val="num" w:pos="0"/>
+        </w:tabs>
+        <w:ind w:left="0" w:hanging="0"/>
+      </w:pPr>
+    </w:lvl>
+    <w:lvl w:ilvl="3">
+      <w:start w:val="1"/>
+      <w:numFmt w:val="none"/>
+      <w:suff w:val="nothing"/>
+      <w:lvlText w:val="%4"/>
+      <w:lvlJc w:val="left"/>
+      <w:pPr>
+        <w:tabs>
+          <w:tab w:val="num" w:pos="0"/>
+        </w:tabs>
+        <w:ind w:left="0" w:hanging="0"/>
+      </w:pPr>
+    </w:lvl>
+    <w:lvl w:ilvl="4">
+      <w:start w:val="1"/>
+      <w:numFmt w:val="none"/>
+      <w:suff w:val="nothing"/>
+      <w:lvlText w:val="%5"/>
+      <w:lvlJc w:val="left"/>
+      <w:pPr>
+        <w:tabs>
+          <w:tab w:val="num" w:pos="0"/>
+        </w:tabs>
+        <w:ind w:left="0" w:hanging="0"/>
+      </w:pPr>
+    </w:lvl>
+    <w:lvl w:ilvl="5">
+      <w:start w:val="1"/>
+      <w:numFmt w:val="none"/>
+      <w:suff w:val="nothing"/>
+      <w:lvlText w:val="%6"/>
+      <w:lvlJc w:val="left"/>
+      <w:pPr>
+        <w:tabs>
+          <w:tab w:val="num" w:pos="0"/>
+        </w:tabs>
+        <w:ind w:left="0" w:hanging="0"/>
+      </w:pPr>
+    </w:lvl>
+    <w:lvl w:ilvl="6">
+      <w:start w:val="1"/>
+      <w:numFmt w:val="none"/>
+      <w:suff w:val="nothing"/>
+      <w:lvlText w:val="%7"/>
+      <w:lvlJc w:val="left"/>
+      <w:pPr>
+        <w:tabs>
+          <w:tab w:val="num" w:pos="0"/>
+        </w:tabs>
+        <w:ind w:left="0" w:hanging="0"/>
+      </w:pPr>
+    </w:lvl>
+    <w:lvl w:ilvl="7">
+      <w:start w:val="1"/>
+      <w:numFmt w:val="none"/>
+      <w:suff w:val="nothing"/>
+      <w:lvlText w:val="%8"/>
+      <w:lvlJc w:val="left"/>
+      <w:pPr>
+        <w:tabs>
+          <w:tab w:val="num" w:pos="0"/>
+        </w:tabs>
+        <w:ind w:left="0" w:hanging="0"/>
+      </w:pPr>
+    </w:lvl>
+    <w:lvl w:ilvl="8">
+      <w:start w:val="1"/>
+      <w:numFmt w:val="none"/>
+      <w:suff w:val="nothing"/>
+      <w:lvlText w:val="%9"/>
+      <w:lvlJc w:val="left"/>
+      <w:pPr>
+        <w:tabs>
+          <w:tab w:val="num" w:pos="0"/>
+        </w:tabs>
+        <w:ind w:left="0" w:hanging="0"/>
+      </w:pPr>
+    </w:lvl>
+  </w:abstractNum>
+  <w:abstractNum w:abstractNumId="2">
+    <w:lvl w:ilvl="0">
+      <w:start w:val="1"/>
       <w:numFmt w:val="bullet"/>
       <w:lvlText w:val=""/>
       <w:lvlJc w:val="left"/>
@@ -2869,7 +3286,7 @@
       <w:rPr/>
     </w:lvl>
   </w:abstractNum>
-  <w:abstractNum w:abstractNumId="2">
+  <w:abstractNum w:abstractNumId="3">
     <w:lvl w:ilvl="0">
       <w:start w:val="1"/>
       <w:numFmt w:val="bullet"/>
@@ -3006,7 +3423,7 @@
       </w:rPr>
     </w:lvl>
   </w:abstractNum>
-  <w:abstractNum w:abstractNumId="3">
+  <w:abstractNum w:abstractNumId="4">
     <w:lvl w:ilvl="0">
       <w:start w:val="1"/>
       <w:numFmt w:val="decimal"/>
@@ -3125,8 +3542,9 @@
       <w:rPr/>
     </w:lvl>
   </w:abstractNum>
-  <w:abstractNum w:abstractNumId="4">
+  <w:abstractNum w:abstractNumId="5">
     <w:lvl w:ilvl="0">
+      <w:start w:val="1"/>
       <w:numFmt w:val="bullet"/>
       <w:lvlText w:val="-"/>
       <w:lvlJc w:val="left"/>
@@ -3261,7 +3679,7 @@
       </w:rPr>
     </w:lvl>
   </w:abstractNum>
-  <w:abstractNum w:abstractNumId="5">
+  <w:abstractNum w:abstractNumId="6">
     <w:lvl w:ilvl="0">
       <w:start w:val="3"/>
       <w:numFmt w:val="decimal"/>
@@ -3389,7 +3807,7 @@
       <w:rPr/>
     </w:lvl>
   </w:abstractNum>
-  <w:abstractNum w:abstractNumId="6">
+  <w:abstractNum w:abstractNumId="7">
     <w:lvl w:ilvl="0">
       <w:start w:val="1"/>
       <w:numFmt w:val="decimal"/>
@@ -3517,7 +3935,7 @@
       <w:rPr/>
     </w:lvl>
   </w:abstractNum>
-  <w:abstractNum w:abstractNumId="7">
+  <w:abstractNum w:abstractNumId="8">
     <w:lvl w:ilvl="0">
       <w:start w:val="2"/>
       <w:numFmt w:val="decimal"/>
@@ -3645,7 +4063,7 @@
       <w:rPr/>
     </w:lvl>
   </w:abstractNum>
-  <w:abstractNum w:abstractNumId="8">
+  <w:abstractNum w:abstractNumId="9">
     <w:lvl w:ilvl="0">
       <w:start w:val="3"/>
       <w:numFmt w:val="decimal"/>
@@ -3771,125 +4189,6 @@
         <w:ind w:left="3600" w:hanging="360"/>
       </w:pPr>
       <w:rPr/>
-    </w:lvl>
-  </w:abstractNum>
-  <w:abstractNum w:abstractNumId="9">
-    <w:lvl w:ilvl="0">
-      <w:start w:val="1"/>
-      <w:numFmt w:val="none"/>
-      <w:suff w:val="nothing"/>
-      <w:lvlText w:val=""/>
-      <w:lvlJc w:val="left"/>
-      <w:pPr>
-        <w:tabs>
-          <w:tab w:val="num" w:pos="0"/>
-        </w:tabs>
-        <w:ind w:left="0" w:hanging="0"/>
-      </w:pPr>
-    </w:lvl>
-    <w:lvl w:ilvl="1">
-      <w:start w:val="1"/>
-      <w:numFmt w:val="none"/>
-      <w:suff w:val="nothing"/>
-      <w:lvlText w:val=""/>
-      <w:lvlJc w:val="left"/>
-      <w:pPr>
-        <w:tabs>
-          <w:tab w:val="num" w:pos="0"/>
-        </w:tabs>
-        <w:ind w:left="0" w:hanging="0"/>
-      </w:pPr>
-    </w:lvl>
-    <w:lvl w:ilvl="2">
-      <w:start w:val="1"/>
-      <w:numFmt w:val="none"/>
-      <w:suff w:val="nothing"/>
-      <w:lvlText w:val=""/>
-      <w:lvlJc w:val="left"/>
-      <w:pPr>
-        <w:tabs>
-          <w:tab w:val="num" w:pos="0"/>
-        </w:tabs>
-        <w:ind w:left="0" w:hanging="0"/>
-      </w:pPr>
-    </w:lvl>
-    <w:lvl w:ilvl="3">
-      <w:start w:val="1"/>
-      <w:numFmt w:val="none"/>
-      <w:suff w:val="nothing"/>
-      <w:lvlText w:val=""/>
-      <w:lvlJc w:val="left"/>
-      <w:pPr>
-        <w:tabs>
-          <w:tab w:val="num" w:pos="0"/>
-        </w:tabs>
-        <w:ind w:left="0" w:hanging="0"/>
-      </w:pPr>
-    </w:lvl>
-    <w:lvl w:ilvl="4">
-      <w:start w:val="1"/>
-      <w:numFmt w:val="none"/>
-      <w:suff w:val="nothing"/>
-      <w:lvlText w:val=""/>
-      <w:lvlJc w:val="left"/>
-      <w:pPr>
-        <w:tabs>
-          <w:tab w:val="num" w:pos="0"/>
-        </w:tabs>
-        <w:ind w:left="0" w:hanging="0"/>
-      </w:pPr>
-    </w:lvl>
-    <w:lvl w:ilvl="5">
-      <w:start w:val="1"/>
-      <w:numFmt w:val="none"/>
-      <w:suff w:val="nothing"/>
-      <w:lvlText w:val=""/>
-      <w:lvlJc w:val="left"/>
-      <w:pPr>
-        <w:tabs>
-          <w:tab w:val="num" w:pos="0"/>
-        </w:tabs>
-        <w:ind w:left="0" w:hanging="0"/>
-      </w:pPr>
-    </w:lvl>
-    <w:lvl w:ilvl="6">
-      <w:start w:val="1"/>
-      <w:numFmt w:val="none"/>
-      <w:suff w:val="nothing"/>
-      <w:lvlText w:val=""/>
-      <w:lvlJc w:val="left"/>
-      <w:pPr>
-        <w:tabs>
-          <w:tab w:val="num" w:pos="0"/>
-        </w:tabs>
-        <w:ind w:left="0" w:hanging="0"/>
-      </w:pPr>
-    </w:lvl>
-    <w:lvl w:ilvl="7">
-      <w:start w:val="1"/>
-      <w:numFmt w:val="none"/>
-      <w:suff w:val="nothing"/>
-      <w:lvlText w:val=""/>
-      <w:lvlJc w:val="left"/>
-      <w:pPr>
-        <w:tabs>
-          <w:tab w:val="num" w:pos="0"/>
-        </w:tabs>
-        <w:ind w:left="0" w:hanging="0"/>
-      </w:pPr>
-    </w:lvl>
-    <w:lvl w:ilvl="8">
-      <w:start w:val="1"/>
-      <w:numFmt w:val="none"/>
-      <w:suff w:val="nothing"/>
-      <w:lvlText w:val=""/>
-      <w:lvlJc w:val="left"/>
-      <w:pPr>
-        <w:tabs>
-          <w:tab w:val="num" w:pos="0"/>
-        </w:tabs>
-        <w:ind w:left="0" w:hanging="0"/>
-      </w:pPr>
     </w:lvl>
   </w:abstractNum>
   <w:num w:numId="1">
@@ -3920,19 +4219,19 @@
     <w:abstractNumId w:val="9"/>
   </w:num>
   <w:num w:numId="10">
-    <w:abstractNumId w:val="6"/>
+    <w:abstractNumId w:val="7"/>
     <w:lvlOverride w:ilvl="0">
       <w:startOverride w:val="1"/>
     </w:lvlOverride>
   </w:num>
   <w:num w:numId="11">
-    <w:abstractNumId w:val="7"/>
+    <w:abstractNumId w:val="8"/>
     <w:lvlOverride w:ilvl="0">
       <w:startOverride w:val="2"/>
     </w:lvlOverride>
   </w:num>
   <w:num w:numId="12">
-    <w:abstractNumId w:val="8"/>
+    <w:abstractNumId w:val="9"/>
     <w:lvlOverride w:ilvl="0">
       <w:startOverride w:val="3"/>
     </w:lvlOverride>
@@ -3945,12 +4244,11 @@
   <w:docDefaults>
     <w:rPrDefault>
       <w:rPr>
-        <w:rFonts w:ascii="Aptos" w:hAnsi="Aptos" w:eastAsia="Aptos" w:cs="" w:asciiTheme="minorHAnsi" w:cstheme="minorBidi" w:eastAsiaTheme="minorHAnsi" w:hAnsiTheme="minorHAnsi"/>
+        <w:rFonts w:ascii="Aptos" w:hAnsi="Aptos" w:eastAsia="Aptos" w:cs="Tahoma"/>
         <w:kern w:val="2"/>
         <w:sz w:val="24"/>
         <w:szCs w:val="24"/>
         <w:lang w:val="en-US" w:eastAsia="en-US" w:bidi="ar-SA"/>
-        <w14:ligatures w14:val="standardContextual"/>
       </w:rPr>
     </w:rPrDefault>
     <w:pPrDefault>
@@ -3959,392 +4257,15 @@
       </w:pPr>
     </w:pPrDefault>
   </w:docDefaults>
-  <w:latentStyles w:defLockedState="0" w:defUIPriority="99" w:defSemiHidden="0" w:defUnhideWhenUsed="0" w:defQFormat="0" w:count="376">
-    <w:lsdException w:name="Normal" w:uiPriority="0" w:qFormat="1"/>
-    <w:lsdException w:name="heading 1" w:uiPriority="9" w:qFormat="1"/>
-    <w:lsdException w:name="heading 2" w:uiPriority="9" w:semiHidden="1" w:unhideWhenUsed="1" w:qFormat="1"/>
-    <w:lsdException w:name="heading 3" w:uiPriority="9" w:semiHidden="1" w:unhideWhenUsed="1" w:qFormat="1"/>
-    <w:lsdException w:name="heading 4" w:uiPriority="9" w:semiHidden="1" w:unhideWhenUsed="1" w:qFormat="1"/>
-    <w:lsdException w:name="heading 5" w:uiPriority="9" w:semiHidden="1" w:unhideWhenUsed="1" w:qFormat="1"/>
-    <w:lsdException w:name="heading 6" w:uiPriority="9" w:semiHidden="1" w:unhideWhenUsed="1" w:qFormat="1"/>
-    <w:lsdException w:name="heading 7" w:uiPriority="9" w:semiHidden="1" w:unhideWhenUsed="1" w:qFormat="1"/>
-    <w:lsdException w:name="heading 8" w:uiPriority="9" w:semiHidden="1" w:unhideWhenUsed="1" w:qFormat="1"/>
-    <w:lsdException w:name="heading 9" w:uiPriority="9" w:semiHidden="1" w:unhideWhenUsed="1" w:qFormat="1"/>
-    <w:lsdException w:name="index 1" w:semiHidden="1" w:unhideWhenUsed="1"/>
-    <w:lsdException w:name="index 2" w:semiHidden="1" w:unhideWhenUsed="1"/>
-    <w:lsdException w:name="index 3" w:semiHidden="1" w:unhideWhenUsed="1"/>
-    <w:lsdException w:name="index 4" w:semiHidden="1" w:unhideWhenUsed="1"/>
-    <w:lsdException w:name="index 5" w:semiHidden="1" w:unhideWhenUsed="1"/>
-    <w:lsdException w:name="index 6" w:semiHidden="1" w:unhideWhenUsed="1"/>
-    <w:lsdException w:name="index 7" w:semiHidden="1" w:unhideWhenUsed="1"/>
-    <w:lsdException w:name="index 8" w:semiHidden="1" w:unhideWhenUsed="1"/>
-    <w:lsdException w:name="index 9" w:semiHidden="1" w:unhideWhenUsed="1"/>
-    <w:lsdException w:name="toc 1" w:uiPriority="39" w:semiHidden="1" w:unhideWhenUsed="1"/>
-    <w:lsdException w:name="toc 2" w:uiPriority="39" w:semiHidden="1" w:unhideWhenUsed="1"/>
-    <w:lsdException w:name="toc 3" w:uiPriority="39" w:semiHidden="1" w:unhideWhenUsed="1"/>
-    <w:lsdException w:name="toc 4" w:uiPriority="39" w:semiHidden="1" w:unhideWhenUsed="1"/>
-    <w:lsdException w:name="toc 5" w:uiPriority="39" w:semiHidden="1" w:unhideWhenUsed="1"/>
-    <w:lsdException w:name="toc 6" w:uiPriority="39" w:semiHidden="1" w:unhideWhenUsed="1"/>
-    <w:lsdException w:name="toc 7" w:uiPriority="39" w:semiHidden="1" w:unhideWhenUsed="1"/>
-    <w:lsdException w:name="toc 8" w:uiPriority="39" w:semiHidden="1" w:unhideWhenUsed="1"/>
-    <w:lsdException w:name="toc 9" w:uiPriority="39" w:semiHidden="1" w:unhideWhenUsed="1"/>
-    <w:lsdException w:name="Normal Indent" w:semiHidden="1" w:unhideWhenUsed="1"/>
-    <w:lsdException w:name="footnote text" w:semiHidden="1" w:unhideWhenUsed="1"/>
-    <w:lsdException w:name="annotation text" w:semiHidden="1" w:unhideWhenUsed="1"/>
-    <w:lsdException w:name="header" w:semiHidden="1" w:unhideWhenUsed="1"/>
-    <w:lsdException w:name="footer" w:semiHidden="1" w:unhideWhenUsed="1"/>
-    <w:lsdException w:name="index heading" w:semiHidden="1" w:unhideWhenUsed="1"/>
-    <w:lsdException w:name="caption" w:uiPriority="35" w:semiHidden="1" w:unhideWhenUsed="1" w:qFormat="1"/>
-    <w:lsdException w:name="table of figures" w:semiHidden="1" w:unhideWhenUsed="1"/>
-    <w:lsdException w:name="envelope address" w:semiHidden="1" w:unhideWhenUsed="1"/>
-    <w:lsdException w:name="envelope return" w:semiHidden="1" w:unhideWhenUsed="1"/>
-    <w:lsdException w:name="footnote reference" w:semiHidden="1" w:unhideWhenUsed="1"/>
-    <w:lsdException w:name="annotation reference" w:semiHidden="1" w:unhideWhenUsed="1"/>
-    <w:lsdException w:name="line number" w:semiHidden="1" w:unhideWhenUsed="1"/>
-    <w:lsdException w:name="page number" w:semiHidden="1" w:unhideWhenUsed="1"/>
-    <w:lsdException w:name="endnote reference" w:semiHidden="1" w:unhideWhenUsed="1"/>
-    <w:lsdException w:name="endnote text" w:semiHidden="1" w:unhideWhenUsed="1"/>
-    <w:lsdException w:name="table of authorities" w:semiHidden="1" w:unhideWhenUsed="1"/>
-    <w:lsdException w:name="macro" w:semiHidden="1" w:unhideWhenUsed="1"/>
-    <w:lsdException w:name="toa heading" w:semiHidden="1" w:unhideWhenUsed="1"/>
-    <w:lsdException w:name="List" w:semiHidden="1" w:unhideWhenUsed="1"/>
-    <w:lsdException w:name="List Bullet" w:semiHidden="1" w:unhideWhenUsed="1"/>
-    <w:lsdException w:name="List Number" w:semiHidden="1" w:unhideWhenUsed="1"/>
-    <w:lsdException w:name="List 2" w:semiHidden="1" w:unhideWhenUsed="1"/>
-    <w:lsdException w:name="List 3" w:semiHidden="1" w:unhideWhenUsed="1"/>
-    <w:lsdException w:name="List 4" w:semiHidden="1" w:unhideWhenUsed="1"/>
-    <w:lsdException w:name="List 5" w:semiHidden="1" w:unhideWhenUsed="1"/>
-    <w:lsdException w:name="List Bullet 2" w:semiHidden="1" w:unhideWhenUsed="1"/>
-    <w:lsdException w:name="List Bullet 3" w:semiHidden="1" w:unhideWhenUsed="1"/>
-    <w:lsdException w:name="List Bullet 4" w:semiHidden="1" w:unhideWhenUsed="1"/>
-    <w:lsdException w:name="List Bullet 5" w:semiHidden="1" w:unhideWhenUsed="1"/>
-    <w:lsdException w:name="List Number 2" w:semiHidden="1" w:unhideWhenUsed="1"/>
-    <w:lsdException w:name="List Number 3" w:semiHidden="1" w:unhideWhenUsed="1"/>
-    <w:lsdException w:name="List Number 4" w:semiHidden="1" w:unhideWhenUsed="1"/>
-    <w:lsdException w:name="List Number 5" w:semiHidden="1" w:unhideWhenUsed="1"/>
-    <w:lsdException w:name="Title" w:uiPriority="10" w:qFormat="1"/>
-    <w:lsdException w:name="Closing" w:semiHidden="1" w:unhideWhenUsed="1"/>
-    <w:lsdException w:name="Signature" w:semiHidden="1" w:unhideWhenUsed="1"/>
-    <w:lsdException w:name="Default Paragraph Font" w:uiPriority="1" w:semiHidden="1" w:unhideWhenUsed="1"/>
-    <w:lsdException w:name="Body Text" w:semiHidden="1" w:unhideWhenUsed="1"/>
-    <w:lsdException w:name="Body Text Indent" w:semiHidden="1" w:unhideWhenUsed="1"/>
-    <w:lsdException w:name="List Continue" w:semiHidden="1" w:unhideWhenUsed="1"/>
-    <w:lsdException w:name="List Continue 2" w:semiHidden="1" w:unhideWhenUsed="1"/>
-    <w:lsdException w:name="List Continue 3" w:semiHidden="1" w:unhideWhenUsed="1"/>
-    <w:lsdException w:name="List Continue 4" w:semiHidden="1" w:unhideWhenUsed="1"/>
-    <w:lsdException w:name="List Continue 5" w:semiHidden="1" w:unhideWhenUsed="1"/>
-    <w:lsdException w:name="Message Header" w:semiHidden="1" w:unhideWhenUsed="1"/>
-    <w:lsdException w:name="Subtitle" w:uiPriority="11" w:qFormat="1"/>
-    <w:lsdException w:name="Salutation" w:semiHidden="1" w:unhideWhenUsed="1"/>
-    <w:lsdException w:name="Date" w:semiHidden="1" w:unhideWhenUsed="1"/>
-    <w:lsdException w:name="Body Text First Indent" w:semiHidden="1" w:unhideWhenUsed="1"/>
-    <w:lsdException w:name="Body Text First Indent 2" w:semiHidden="1" w:unhideWhenUsed="1"/>
-    <w:lsdException w:name="Note Heading" w:semiHidden="1" w:unhideWhenUsed="1"/>
-    <w:lsdException w:name="Body Text 2" w:semiHidden="1" w:unhideWhenUsed="1"/>
-    <w:lsdException w:name="Body Text 3" w:semiHidden="1" w:unhideWhenUsed="1"/>
-    <w:lsdException w:name="Body Text Indent 2" w:semiHidden="1" w:unhideWhenUsed="1"/>
-    <w:lsdException w:name="Body Text Indent 3" w:semiHidden="1" w:unhideWhenUsed="1"/>
-    <w:lsdException w:name="Block Text" w:semiHidden="1" w:unhideWhenUsed="1"/>
-    <w:lsdException w:name="Hyperlink" w:semiHidden="1" w:unhideWhenUsed="1"/>
-    <w:lsdException w:name="FollowedHyperlink" w:semiHidden="1" w:unhideWhenUsed="1"/>
-    <w:lsdException w:name="Strong" w:uiPriority="22" w:qFormat="1"/>
-    <w:lsdException w:name="Emphasis" w:uiPriority="20" w:qFormat="1"/>
-    <w:lsdException w:name="Document Map" w:semiHidden="1" w:unhideWhenUsed="1"/>
-    <w:lsdException w:name="Plain Text" w:semiHidden="1" w:unhideWhenUsed="1"/>
-    <w:lsdException w:name="E-mail Signature" w:semiHidden="1" w:unhideWhenUsed="1"/>
-    <w:lsdException w:name="HTML Top of Form" w:semiHidden="1" w:unhideWhenUsed="1"/>
-    <w:lsdException w:name="HTML Bottom of Form" w:semiHidden="1" w:unhideWhenUsed="1"/>
-    <w:lsdException w:name="Normal (Web)" w:semiHidden="1" w:unhideWhenUsed="1"/>
-    <w:lsdException w:name="HTML Acronym" w:semiHidden="1" w:unhideWhenUsed="1"/>
-    <w:lsdException w:name="HTML Address" w:semiHidden="1" w:unhideWhenUsed="1"/>
-    <w:lsdException w:name="HTML Cite" w:semiHidden="1" w:unhideWhenUsed="1"/>
-    <w:lsdException w:name="HTML Code" w:semiHidden="1" w:unhideWhenUsed="1"/>
-    <w:lsdException w:name="HTML Definition" w:semiHidden="1" w:unhideWhenUsed="1"/>
-    <w:lsdException w:name="HTML Keyboard" w:semiHidden="1" w:unhideWhenUsed="1"/>
-    <w:lsdException w:name="HTML Preformatted" w:semiHidden="1" w:unhideWhenUsed="1"/>
-    <w:lsdException w:name="HTML Sample" w:semiHidden="1" w:unhideWhenUsed="1"/>
-    <w:lsdException w:name="HTML Typewriter" w:semiHidden="1" w:unhideWhenUsed="1"/>
-    <w:lsdException w:name="HTML Variable" w:semiHidden="1" w:unhideWhenUsed="1"/>
-    <w:lsdException w:name="Normal Table" w:semiHidden="1" w:unhideWhenUsed="1"/>
-    <w:lsdException w:name="annotation subject" w:semiHidden="1" w:unhideWhenUsed="1"/>
-    <w:lsdException w:name="No List" w:semiHidden="1" w:unhideWhenUsed="1"/>
-    <w:lsdException w:name="Outline List 1" w:semiHidden="1" w:unhideWhenUsed="1"/>
-    <w:lsdException w:name="Outline List 2" w:semiHidden="1" w:unhideWhenUsed="1"/>
-    <w:lsdException w:name="Outline List 3" w:semiHidden="1" w:unhideWhenUsed="1"/>
-    <w:lsdException w:name="Table Simple 1" w:semiHidden="1" w:unhideWhenUsed="1"/>
-    <w:lsdException w:name="Table Simple 2" w:semiHidden="1" w:unhideWhenUsed="1"/>
-    <w:lsdException w:name="Table Simple 3" w:semiHidden="1" w:unhideWhenUsed="1"/>
-    <w:lsdException w:name="Table Classic 1" w:semiHidden="1" w:unhideWhenUsed="1"/>
-    <w:lsdException w:name="Table Classic 2" w:semiHidden="1" w:unhideWhenUsed="1"/>
-    <w:lsdException w:name="Table Classic 3" w:semiHidden="1" w:unhideWhenUsed="1"/>
-    <w:lsdException w:name="Table Classic 4" w:semiHidden="1" w:unhideWhenUsed="1"/>
-    <w:lsdException w:name="Table Colorful 1" w:semiHidden="1" w:unhideWhenUsed="1"/>
-    <w:lsdException w:name="Table Colorful 2" w:semiHidden="1" w:unhideWhenUsed="1"/>
-    <w:lsdException w:name="Table Colorful 3" w:semiHidden="1" w:unhideWhenUsed="1"/>
-    <w:lsdException w:name="Table Columns 1" w:semiHidden="1" w:unhideWhenUsed="1"/>
-    <w:lsdException w:name="Table Columns 2" w:semiHidden="1" w:unhideWhenUsed="1"/>
-    <w:lsdException w:name="Table Columns 3" w:semiHidden="1" w:unhideWhenUsed="1"/>
-    <w:lsdException w:name="Table Columns 4" w:semiHidden="1" w:unhideWhenUsed="1"/>
-    <w:lsdException w:name="Table Columns 5" w:semiHidden="1" w:unhideWhenUsed="1"/>
-    <w:lsdException w:name="Table Grid 1" w:semiHidden="1" w:unhideWhenUsed="1"/>
-    <w:lsdException w:name="Table Grid 2" w:semiHidden="1" w:unhideWhenUsed="1"/>
-    <w:lsdException w:name="Table Grid 3" w:semiHidden="1" w:unhideWhenUsed="1"/>
-    <w:lsdException w:name="Table Grid 4" w:semiHidden="1" w:unhideWhenUsed="1"/>
-    <w:lsdException w:name="Table Grid 5" w:semiHidden="1" w:unhideWhenUsed="1"/>
-    <w:lsdException w:name="Table Grid 6" w:semiHidden="1" w:unhideWhenUsed="1"/>
-    <w:lsdException w:name="Table Grid 7" w:semiHidden="1" w:unhideWhenUsed="1"/>
-    <w:lsdException w:name="Table Grid 8" w:semiHidden="1" w:unhideWhenUsed="1"/>
-    <w:lsdException w:name="Table List 1" w:semiHidden="1" w:unhideWhenUsed="1"/>
-    <w:lsdException w:name="Table List 2" w:semiHidden="1" w:unhideWhenUsed="1"/>
-    <w:lsdException w:name="Table List 3" w:semiHidden="1" w:unhideWhenUsed="1"/>
-    <w:lsdException w:name="Table List 4" w:semiHidden="1" w:unhideWhenUsed="1"/>
-    <w:lsdException w:name="Table List 5" w:semiHidden="1" w:unhideWhenUsed="1"/>
-    <w:lsdException w:name="Table List 6" w:semiHidden="1" w:unhideWhenUsed="1"/>
-    <w:lsdException w:name="Table List 7" w:semiHidden="1" w:unhideWhenUsed="1"/>
-    <w:lsdException w:name="Table List 8" w:semiHidden="1" w:unhideWhenUsed="1"/>
-    <w:lsdException w:name="Table 3D effects 1" w:semiHidden="1" w:unhideWhenUsed="1"/>
-    <w:lsdException w:name="Table 3D effects 2" w:semiHidden="1" w:unhideWhenUsed="1"/>
-    <w:lsdException w:name="Table 3D effects 3" w:semiHidden="1" w:unhideWhenUsed="1"/>
-    <w:lsdException w:name="Table Contemporary" w:semiHidden="1" w:unhideWhenUsed="1"/>
-    <w:lsdException w:name="Table Elegant" w:semiHidden="1" w:unhideWhenUsed="1"/>
-    <w:lsdException w:name="Table Professional" w:semiHidden="1" w:unhideWhenUsed="1"/>
-    <w:lsdException w:name="Table Subtle 1" w:semiHidden="1" w:unhideWhenUsed="1"/>
-    <w:lsdException w:name="Table Subtle 2" w:semiHidden="1" w:unhideWhenUsed="1"/>
-    <w:lsdException w:name="Table Web 1" w:semiHidden="1" w:unhideWhenUsed="1"/>
-    <w:lsdException w:name="Table Web 2" w:semiHidden="1" w:unhideWhenUsed="1"/>
-    <w:lsdException w:name="Table Web 3" w:semiHidden="1" w:unhideWhenUsed="1"/>
-    <w:lsdException w:name="Balloon Text" w:semiHidden="1" w:unhideWhenUsed="1"/>
-    <w:lsdException w:name="Table Grid" w:uiPriority="39"/>
-    <w:lsdException w:name="Table Theme" w:semiHidden="1" w:unhideWhenUsed="1"/>
-    <w:lsdException w:name="Placeholder Text" w:semiHidden="1"/>
-    <w:lsdException w:name="No Spacing" w:uiPriority="1" w:qFormat="1"/>
-    <w:lsdException w:name="Light Shading" w:uiPriority="60"/>
-    <w:lsdException w:name="Light List" w:uiPriority="61"/>
-    <w:lsdException w:name="Light Grid" w:uiPriority="62"/>
-    <w:lsdException w:name="Medium Shading 1" w:uiPriority="63"/>
-    <w:lsdException w:name="Medium Shading 2" w:uiPriority="64"/>
-    <w:lsdException w:name="Medium List 1" w:uiPriority="65"/>
-    <w:lsdException w:name="Medium List 2" w:uiPriority="66"/>
-    <w:lsdException w:name="Medium Grid 1" w:uiPriority="67"/>
-    <w:lsdException w:name="Medium Grid 2" w:uiPriority="68"/>
-    <w:lsdException w:name="Medium Grid 3" w:uiPriority="69"/>
-    <w:lsdException w:name="Dark List" w:uiPriority="70"/>
-    <w:lsdException w:name="Colorful Shading" w:uiPriority="71"/>
-    <w:lsdException w:name="Colorful List" w:uiPriority="72"/>
-    <w:lsdException w:name="Colorful Grid" w:uiPriority="73"/>
-    <w:lsdException w:name="Light Shading Accent 1" w:uiPriority="60"/>
-    <w:lsdException w:name="Light List Accent 1" w:uiPriority="61"/>
-    <w:lsdException w:name="Light Grid Accent 1" w:uiPriority="62"/>
-    <w:lsdException w:name="Medium Shading 1 Accent 1" w:uiPriority="63"/>
-    <w:lsdException w:name="Medium Shading 2 Accent 1" w:uiPriority="64"/>
-    <w:lsdException w:name="Medium List 1 Accent 1" w:uiPriority="65"/>
-    <w:lsdException w:name="Revision" w:semiHidden="1"/>
-    <w:lsdException w:name="List Paragraph" w:uiPriority="34" w:qFormat="1"/>
-    <w:lsdException w:name="Quote" w:uiPriority="29" w:qFormat="1"/>
-    <w:lsdException w:name="Intense Quote" w:uiPriority="30" w:qFormat="1"/>
-    <w:lsdException w:name="Medium List 2 Accent 1" w:uiPriority="66"/>
-    <w:lsdException w:name="Medium Grid 1 Accent 1" w:uiPriority="67"/>
-    <w:lsdException w:name="Medium Grid 2 Accent 1" w:uiPriority="68"/>
-    <w:lsdException w:name="Medium Grid 3 Accent 1" w:uiPriority="69"/>
-    <w:lsdException w:name="Dark List Accent 1" w:uiPriority="70"/>
-    <w:lsdException w:name="Colorful Shading Accent 1" w:uiPriority="71"/>
-    <w:lsdException w:name="Colorful List Accent 1" w:uiPriority="72"/>
-    <w:lsdException w:name="Colorful Grid Accent 1" w:uiPriority="73"/>
-    <w:lsdException w:name="Light Shading Accent 2" w:uiPriority="60"/>
-    <w:lsdException w:name="Light List Accent 2" w:uiPriority="61"/>
-    <w:lsdException w:name="Light Grid Accent 2" w:uiPriority="62"/>
-    <w:lsdException w:name="Medium Shading 1 Accent 2" w:uiPriority="63"/>
-    <w:lsdException w:name="Medium Shading 2 Accent 2" w:uiPriority="64"/>
-    <w:lsdException w:name="Medium List 1 Accent 2" w:uiPriority="65"/>
-    <w:lsdException w:name="Medium List 2 Accent 2" w:uiPriority="66"/>
-    <w:lsdException w:name="Medium Grid 1 Accent 2" w:uiPriority="67"/>
-    <w:lsdException w:name="Medium Grid 2 Accent 2" w:uiPriority="68"/>
-    <w:lsdException w:name="Medium Grid 3 Accent 2" w:uiPriority="69"/>
-    <w:lsdException w:name="Dark List Accent 2" w:uiPriority="70"/>
-    <w:lsdException w:name="Colorful Shading Accent 2" w:uiPriority="71"/>
-    <w:lsdException w:name="Colorful List Accent 2" w:uiPriority="72"/>
-    <w:lsdException w:name="Colorful Grid Accent 2" w:uiPriority="73"/>
-    <w:lsdException w:name="Light Shading Accent 3" w:uiPriority="60"/>
-    <w:lsdException w:name="Light List Accent 3" w:uiPriority="61"/>
-    <w:lsdException w:name="Light Grid Accent 3" w:uiPriority="62"/>
-    <w:lsdException w:name="Medium Shading 1 Accent 3" w:uiPriority="63"/>
-    <w:lsdException w:name="Medium Shading 2 Accent 3" w:uiPriority="64"/>
-    <w:lsdException w:name="Medium List 1 Accent 3" w:uiPriority="65"/>
-    <w:lsdException w:name="Medium List 2 Accent 3" w:uiPriority="66"/>
-    <w:lsdException w:name="Medium Grid 1 Accent 3" w:uiPriority="67"/>
-    <w:lsdException w:name="Medium Grid 2 Accent 3" w:uiPriority="68"/>
-    <w:lsdException w:name="Medium Grid 3 Accent 3" w:uiPriority="69"/>
-    <w:lsdException w:name="Dark List Accent 3" w:uiPriority="70"/>
-    <w:lsdException w:name="Colorful Shading Accent 3" w:uiPriority="71"/>
-    <w:lsdException w:name="Colorful List Accent 3" w:uiPriority="72"/>
-    <w:lsdException w:name="Colorful Grid Accent 3" w:uiPriority="73"/>
-    <w:lsdException w:name="Light Shading Accent 4" w:uiPriority="60"/>
-    <w:lsdException w:name="Light List Accent 4" w:uiPriority="61"/>
-    <w:lsdException w:name="Light Grid Accent 4" w:uiPriority="62"/>
-    <w:lsdException w:name="Medium Shading 1 Accent 4" w:uiPriority="63"/>
-    <w:lsdException w:name="Medium Shading 2 Accent 4" w:uiPriority="64"/>
-    <w:lsdException w:name="Medium List 1 Accent 4" w:uiPriority="65"/>
-    <w:lsdException w:name="Medium List 2 Accent 4" w:uiPriority="66"/>
-    <w:lsdException w:name="Medium Grid 1 Accent 4" w:uiPriority="67"/>
-    <w:lsdException w:name="Medium Grid 2 Accent 4" w:uiPriority="68"/>
-    <w:lsdException w:name="Medium Grid 3 Accent 4" w:uiPriority="69"/>
-    <w:lsdException w:name="Dark List Accent 4" w:uiPriority="70"/>
-    <w:lsdException w:name="Colorful Shading Accent 4" w:uiPriority="71"/>
-    <w:lsdException w:name="Colorful List Accent 4" w:uiPriority="72"/>
-    <w:lsdException w:name="Colorful Grid Accent 4" w:uiPriority="73"/>
-    <w:lsdException w:name="Light Shading Accent 5" w:uiPriority="60"/>
-    <w:lsdException w:name="Light List Accent 5" w:uiPriority="61"/>
-    <w:lsdException w:name="Light Grid Accent 5" w:uiPriority="62"/>
-    <w:lsdException w:name="Medium Shading 1 Accent 5" w:uiPriority="63"/>
-    <w:lsdException w:name="Medium Shading 2 Accent 5" w:uiPriority="64"/>
-    <w:lsdException w:name="Medium List 1 Accent 5" w:uiPriority="65"/>
-    <w:lsdException w:name="Medium List 2 Accent 5" w:uiPriority="66"/>
-    <w:lsdException w:name="Medium Grid 1 Accent 5" w:uiPriority="67"/>
-    <w:lsdException w:name="Medium Grid 2 Accent 5" w:uiPriority="68"/>
-    <w:lsdException w:name="Medium Grid 3 Accent 5" w:uiPriority="69"/>
-    <w:lsdException w:name="Dark List Accent 5" w:uiPriority="70"/>
-    <w:lsdException w:name="Colorful Shading Accent 5" w:uiPriority="71"/>
-    <w:lsdException w:name="Colorful List Accent 5" w:uiPriority="72"/>
-    <w:lsdException w:name="Colorful Grid Accent 5" w:uiPriority="73"/>
-    <w:lsdException w:name="Light Shading Accent 6" w:uiPriority="60"/>
-    <w:lsdException w:name="Light List Accent 6" w:uiPriority="61"/>
-    <w:lsdException w:name="Light Grid Accent 6" w:uiPriority="62"/>
-    <w:lsdException w:name="Medium Shading 1 Accent 6" w:uiPriority="63"/>
-    <w:lsdException w:name="Medium Shading 2 Accent 6" w:uiPriority="64"/>
-    <w:lsdException w:name="Medium List 1 Accent 6" w:uiPriority="65"/>
-    <w:lsdException w:name="Medium List 2 Accent 6" w:uiPriority="66"/>
-    <w:lsdException w:name="Medium Grid 1 Accent 6" w:uiPriority="67"/>
-    <w:lsdException w:name="Medium Grid 2 Accent 6" w:uiPriority="68"/>
-    <w:lsdException w:name="Medium Grid 3 Accent 6" w:uiPriority="69"/>
-    <w:lsdException w:name="Dark List Accent 6" w:uiPriority="70"/>
-    <w:lsdException w:name="Colorful Shading Accent 6" w:uiPriority="71"/>
-    <w:lsdException w:name="Colorful List Accent 6" w:uiPriority="72"/>
-    <w:lsdException w:name="Colorful Grid Accent 6" w:uiPriority="73"/>
-    <w:lsdException w:name="Subtle Emphasis" w:uiPriority="19" w:qFormat="1"/>
-    <w:lsdException w:name="Intense Emphasis" w:uiPriority="21" w:qFormat="1"/>
-    <w:lsdException w:name="Subtle Reference" w:uiPriority="31" w:qFormat="1"/>
-    <w:lsdException w:name="Intense Reference" w:uiPriority="32" w:qFormat="1"/>
-    <w:lsdException w:name="Book Title" w:uiPriority="33" w:qFormat="1"/>
-    <w:lsdException w:name="Bibliography" w:uiPriority="37" w:semiHidden="1" w:unhideWhenUsed="1"/>
-    <w:lsdException w:name="TOC Heading" w:uiPriority="39" w:semiHidden="1" w:unhideWhenUsed="1" w:qFormat="1"/>
-    <w:lsdException w:name="Plain Table 1" w:uiPriority="41"/>
-    <w:lsdException w:name="Plain Table 2" w:uiPriority="42"/>
-    <w:lsdException w:name="Plain Table 3" w:uiPriority="43"/>
-    <w:lsdException w:name="Plain Table 4" w:uiPriority="44"/>
-    <w:lsdException w:name="Plain Table 5" w:uiPriority="45"/>
-    <w:lsdException w:name="Grid Table Light" w:uiPriority="40"/>
-    <w:lsdException w:name="Grid Table 1 Light" w:uiPriority="46"/>
-    <w:lsdException w:name="Grid Table 2" w:uiPriority="47"/>
-    <w:lsdException w:name="Grid Table 3" w:uiPriority="48"/>
-    <w:lsdException w:name="Grid Table 4" w:uiPriority="49"/>
-    <w:lsdException w:name="Grid Table 5 Dark" w:uiPriority="50"/>
-    <w:lsdException w:name="Grid Table 6 Colorful" w:uiPriority="51"/>
-    <w:lsdException w:name="Grid Table 7 Colorful" w:uiPriority="52"/>
-    <w:lsdException w:name="Grid Table 1 Light Accent 1" w:uiPriority="46"/>
-    <w:lsdException w:name="Grid Table 2 Accent 1" w:uiPriority="47"/>
-    <w:lsdException w:name="Grid Table 3 Accent 1" w:uiPriority="48"/>
-    <w:lsdException w:name="Grid Table 4 Accent 1" w:uiPriority="49"/>
-    <w:lsdException w:name="Grid Table 5 Dark Accent 1" w:uiPriority="50"/>
-    <w:lsdException w:name="Grid Table 6 Colorful Accent 1" w:uiPriority="51"/>
-    <w:lsdException w:name="Grid Table 7 Colorful Accent 1" w:uiPriority="52"/>
-    <w:lsdException w:name="Grid Table 1 Light Accent 2" w:uiPriority="46"/>
-    <w:lsdException w:name="Grid Table 2 Accent 2" w:uiPriority="47"/>
-    <w:lsdException w:name="Grid Table 3 Accent 2" w:uiPriority="48"/>
-    <w:lsdException w:name="Grid Table 4 Accent 2" w:uiPriority="49"/>
-    <w:lsdException w:name="Grid Table 5 Dark Accent 2" w:uiPriority="50"/>
-    <w:lsdException w:name="Grid Table 6 Colorful Accent 2" w:uiPriority="51"/>
-    <w:lsdException w:name="Grid Table 7 Colorful Accent 2" w:uiPriority="52"/>
-    <w:lsdException w:name="Grid Table 1 Light Accent 3" w:uiPriority="46"/>
-    <w:lsdException w:name="Grid Table 2 Accent 3" w:uiPriority="47"/>
-    <w:lsdException w:name="Grid Table 3 Accent 3" w:uiPriority="48"/>
-    <w:lsdException w:name="Grid Table 4 Accent 3" w:uiPriority="49"/>
-    <w:lsdException w:name="Grid Table 5 Dark Accent 3" w:uiPriority="50"/>
-    <w:lsdException w:name="Grid Table 6 Colorful Accent 3" w:uiPriority="51"/>
-    <w:lsdException w:name="Grid Table 7 Colorful Accent 3" w:uiPriority="52"/>
-    <w:lsdException w:name="Grid Table 1 Light Accent 4" w:uiPriority="46"/>
-    <w:lsdException w:name="Grid Table 2 Accent 4" w:uiPriority="47"/>
-    <w:lsdException w:name="Grid Table 3 Accent 4" w:uiPriority="48"/>
-    <w:lsdException w:name="Grid Table 4 Accent 4" w:uiPriority="49"/>
-    <w:lsdException w:name="Grid Table 5 Dark Accent 4" w:uiPriority="50"/>
-    <w:lsdException w:name="Grid Table 6 Colorful Accent 4" w:uiPriority="51"/>
-    <w:lsdException w:name="Grid Table 7 Colorful Accent 4" w:uiPriority="52"/>
-    <w:lsdException w:name="Grid Table 1 Light Accent 5" w:uiPriority="46"/>
-    <w:lsdException w:name="Grid Table 2 Accent 5" w:uiPriority="47"/>
-    <w:lsdException w:name="Grid Table 3 Accent 5" w:uiPriority="48"/>
-    <w:lsdException w:name="Grid Table 4 Accent 5" w:uiPriority="49"/>
-    <w:lsdException w:name="Grid Table 5 Dark Accent 5" w:uiPriority="50"/>
-    <w:lsdException w:name="Grid Table 6 Colorful Accent 5" w:uiPriority="51"/>
-    <w:lsdException w:name="Grid Table 7 Colorful Accent 5" w:uiPriority="52"/>
-    <w:lsdException w:name="Grid Table 1 Light Accent 6" w:uiPriority="46"/>
-    <w:lsdException w:name="Grid Table 2 Accent 6" w:uiPriority="47"/>
-    <w:lsdException w:name="Grid Table 3 Accent 6" w:uiPriority="48"/>
-    <w:lsdException w:name="Grid Table 4 Accent 6" w:uiPriority="49"/>
-    <w:lsdException w:name="Grid Table 5 Dark Accent 6" w:uiPriority="50"/>
-    <w:lsdException w:name="Grid Table 6 Colorful Accent 6" w:uiPriority="51"/>
-    <w:lsdException w:name="Grid Table 7 Colorful Accent 6" w:uiPriority="52"/>
-    <w:lsdException w:name="List Table 1 Light" w:uiPriority="46"/>
-    <w:lsdException w:name="List Table 2" w:uiPriority="47"/>
-    <w:lsdException w:name="List Table 3" w:uiPriority="48"/>
-    <w:lsdException w:name="List Table 4" w:uiPriority="49"/>
-    <w:lsdException w:name="List Table 5 Dark" w:uiPriority="50"/>
-    <w:lsdException w:name="List Table 6 Colorful" w:uiPriority="51"/>
-    <w:lsdException w:name="List Table 7 Colorful" w:uiPriority="52"/>
-    <w:lsdException w:name="List Table 1 Light Accent 1" w:uiPriority="46"/>
-    <w:lsdException w:name="List Table 2 Accent 1" w:uiPriority="47"/>
-    <w:lsdException w:name="List Table 3 Accent 1" w:uiPriority="48"/>
-    <w:lsdException w:name="List Table 4 Accent 1" w:uiPriority="49"/>
-    <w:lsdException w:name="List Table 5 Dark Accent 1" w:uiPriority="50"/>
-    <w:lsdException w:name="List Table 6 Colorful Accent 1" w:uiPriority="51"/>
-    <w:lsdException w:name="List Table 7 Colorful Accent 1" w:uiPriority="52"/>
-    <w:lsdException w:name="List Table 1 Light Accent 2" w:uiPriority="46"/>
-    <w:lsdException w:name="List Table 2 Accent 2" w:uiPriority="47"/>
-    <w:lsdException w:name="List Table 3 Accent 2" w:uiPriority="48"/>
-    <w:lsdException w:name="List Table 4 Accent 2" w:uiPriority="49"/>
-    <w:lsdException w:name="List Table 5 Dark Accent 2" w:uiPriority="50"/>
-    <w:lsdException w:name="List Table 6 Colorful Accent 2" w:uiPriority="51"/>
-    <w:lsdException w:name="List Table 7 Colorful Accent 2" w:uiPriority="52"/>
-    <w:lsdException w:name="List Table 1 Light Accent 3" w:uiPriority="46"/>
-    <w:lsdException w:name="List Table 2 Accent 3" w:uiPriority="47"/>
-    <w:lsdException w:name="List Table 3 Accent 3" w:uiPriority="48"/>
-    <w:lsdException w:name="List Table 4 Accent 3" w:uiPriority="49"/>
-    <w:lsdException w:name="List Table 5 Dark Accent 3" w:uiPriority="50"/>
-    <w:lsdException w:name="List Table 6 Colorful Accent 3" w:uiPriority="51"/>
-    <w:lsdException w:name="List Table 7 Colorful Accent 3" w:uiPriority="52"/>
-    <w:lsdException w:name="List Table 1 Light Accent 4" w:uiPriority="46"/>
-    <w:lsdException w:name="List Table 2 Accent 4" w:uiPriority="47"/>
-    <w:lsdException w:name="List Table 3 Accent 4" w:uiPriority="48"/>
-    <w:lsdException w:name="List Table 4 Accent 4" w:uiPriority="49"/>
-    <w:lsdException w:name="List Table 5 Dark Accent 4" w:uiPriority="50"/>
-    <w:lsdException w:name="List Table 6 Colorful Accent 4" w:uiPriority="51"/>
-    <w:lsdException w:name="List Table 7 Colorful Accent 4" w:uiPriority="52"/>
-    <w:lsdException w:name="List Table 1 Light Accent 5" w:uiPriority="46"/>
-    <w:lsdException w:name="List Table 2 Accent 5" w:uiPriority="47"/>
-    <w:lsdException w:name="List Table 3 Accent 5" w:uiPriority="48"/>
-    <w:lsdException w:name="List Table 4 Accent 5" w:uiPriority="49"/>
-    <w:lsdException w:name="List Table 5 Dark Accent 5" w:uiPriority="50"/>
-    <w:lsdException w:name="List Table 6 Colorful Accent 5" w:uiPriority="51"/>
-    <w:lsdException w:name="List Table 7 Colorful Accent 5" w:uiPriority="52"/>
-    <w:lsdException w:name="List Table 1 Light Accent 6" w:uiPriority="46"/>
-    <w:lsdException w:name="List Table 2 Accent 6" w:uiPriority="47"/>
-    <w:lsdException w:name="List Table 3 Accent 6" w:uiPriority="48"/>
-    <w:lsdException w:name="List Table 4 Accent 6" w:uiPriority="49"/>
-    <w:lsdException w:name="List Table 5 Dark Accent 6" w:uiPriority="50"/>
-    <w:lsdException w:name="List Table 6 Colorful Accent 6" w:uiPriority="51"/>
-    <w:lsdException w:name="List Table 7 Colorful Accent 6" w:uiPriority="52"/>
-    <w:lsdException w:name="Mention" w:semiHidden="1" w:unhideWhenUsed="1"/>
-    <w:lsdException w:name="Smart Hyperlink" w:semiHidden="1" w:unhideWhenUsed="1"/>
-    <w:lsdException w:name="Hashtag" w:semiHidden="1" w:unhideWhenUsed="1"/>
-    <w:lsdException w:name="Unresolved Mention" w:semiHidden="1" w:unhideWhenUsed="1"/>
-    <w:lsdException w:name="Smart Link" w:semiHidden="1" w:unhideWhenUsed="1"/>
-  </w:latentStyles>
-  <w:style w:type="paragraph" w:styleId="Normal" w:default="1">
+  <w:style w:type="paragraph" w:styleId="Normal">
     <w:name w:val="Normal"/>
     <w:qFormat/>
-    <w:rsid w:val="00985789"/>
     <w:pPr>
       <w:widowControl/>
       <w:suppressAutoHyphens w:val="true"/>
+      <w:kinsoku w:val="true"/>
       <w:overflowPunct w:val="false"/>
+      <w:autoSpaceDE w:val="true"/>
       <w:bidi w:val="0"/>
       <w:spacing w:lineRule="auto" w:line="240" w:before="0" w:after="120"/>
       <w:ind w:firstLine="567"/>
@@ -4357,7 +4278,6 @@
       <w:sz w:val="24"/>
       <w:szCs w:val="20"/>
       <w:lang w:val="en-US" w:eastAsia="en-US" w:bidi="ar-SA"/>
-      <w14:ligatures w14:val="none"/>
     </w:rPr>
   </w:style>
   <w:style w:type="paragraph" w:styleId="Heading1">
@@ -4365,17 +4285,20 @@
     <w:basedOn w:val="Normal"/>
     <w:next w:val="Normal"/>
     <w:link w:val="Heading1Char"/>
-    <w:uiPriority w:val="9"/>
     <w:qFormat/>
-    <w:rsid w:val="0081784f"/>
     <w:pPr>
       <w:keepNext w:val="true"/>
       <w:keepLines/>
+      <w:numPr>
+        <w:ilvl w:val="0"/>
+        <w:numId w:val="0"/>
+      </w:numPr>
       <w:spacing w:before="360" w:after="80"/>
+      <w:ind w:firstLine="567"/>
       <w:outlineLvl w:val="0"/>
     </w:pPr>
     <w:rPr>
-      <w:rFonts w:ascii="Aptos Display" w:hAnsi="Aptos Display" w:eastAsia="" w:cs="" w:asciiTheme="majorHAnsi" w:cstheme="majorBidi" w:eastAsiaTheme="majorEastAsia" w:hAnsiTheme="majorHAnsi"/>
+      <w:rFonts w:ascii="Aptos Display" w:hAnsi="Aptos Display" w:eastAsia="Aptos" w:cs="Tahoma"/>
       <w:color w:themeColor="accent1" w:themeShade="bf" w:val="0F4761"/>
       <w:sz w:val="40"/>
       <w:szCs w:val="40"/>
@@ -4386,19 +4309,20 @@
     <w:basedOn w:val="Normal"/>
     <w:next w:val="Normal"/>
     <w:link w:val="Heading2Char"/>
-    <w:uiPriority w:val="9"/>
-    <w:semiHidden/>
-    <w:unhideWhenUsed/>
     <w:qFormat/>
-    <w:rsid w:val="0081784f"/>
     <w:pPr>
       <w:keepNext w:val="true"/>
       <w:keepLines/>
+      <w:numPr>
+        <w:ilvl w:val="0"/>
+        <w:numId w:val="0"/>
+      </w:numPr>
       <w:spacing w:before="160" w:after="80"/>
+      <w:ind w:firstLine="567"/>
       <w:outlineLvl w:val="1"/>
     </w:pPr>
     <w:rPr>
-      <w:rFonts w:ascii="Aptos Display" w:hAnsi="Aptos Display" w:eastAsia="" w:cs="" w:asciiTheme="majorHAnsi" w:cstheme="majorBidi" w:eastAsiaTheme="majorEastAsia" w:hAnsiTheme="majorHAnsi"/>
+      <w:rFonts w:ascii="Aptos Display" w:hAnsi="Aptos Display" w:eastAsia="Aptos" w:cs="Tahoma"/>
       <w:color w:themeColor="accent1" w:themeShade="bf" w:val="0F4761"/>
       <w:sz w:val="32"/>
       <w:szCs w:val="32"/>
@@ -4409,19 +4333,20 @@
     <w:basedOn w:val="Normal"/>
     <w:next w:val="Normal"/>
     <w:link w:val="Heading3Char"/>
-    <w:uiPriority w:val="9"/>
-    <w:semiHidden/>
-    <w:unhideWhenUsed/>
     <w:qFormat/>
-    <w:rsid w:val="0081784f"/>
     <w:pPr>
       <w:keepNext w:val="true"/>
       <w:keepLines/>
+      <w:numPr>
+        <w:ilvl w:val="0"/>
+        <w:numId w:val="0"/>
+      </w:numPr>
       <w:spacing w:before="160" w:after="80"/>
+      <w:ind w:firstLine="567"/>
       <w:outlineLvl w:val="2"/>
     </w:pPr>
     <w:rPr>
-      <w:rFonts w:eastAsia="" w:cs="" w:cstheme="majorBidi" w:eastAsiaTheme="majorEastAsia"/>
+      <w:rFonts w:eastAsia="Aptos" w:cs="Tahoma"/>
       <w:color w:themeColor="accent1" w:themeShade="bf" w:val="0F4761"/>
       <w:sz w:val="28"/>
       <w:szCs w:val="28"/>
@@ -4432,19 +4357,20 @@
     <w:basedOn w:val="Normal"/>
     <w:next w:val="Normal"/>
     <w:link w:val="Heading4Char"/>
-    <w:uiPriority w:val="9"/>
-    <w:semiHidden/>
-    <w:unhideWhenUsed/>
     <w:qFormat/>
-    <w:rsid w:val="0081784f"/>
     <w:pPr>
       <w:keepNext w:val="true"/>
       <w:keepLines/>
+      <w:numPr>
+        <w:ilvl w:val="0"/>
+        <w:numId w:val="0"/>
+      </w:numPr>
       <w:spacing w:before="80" w:after="40"/>
+      <w:ind w:firstLine="567"/>
       <w:outlineLvl w:val="3"/>
     </w:pPr>
     <w:rPr>
-      <w:rFonts w:eastAsia="" w:cs="" w:cstheme="majorBidi" w:eastAsiaTheme="majorEastAsia"/>
+      <w:rFonts w:eastAsia="Aptos" w:cs="Tahoma"/>
       <w:i/>
       <w:iCs/>
       <w:color w:themeColor="accent1" w:themeShade="bf" w:val="0F4761"/>
@@ -4455,19 +4381,20 @@
     <w:basedOn w:val="Normal"/>
     <w:next w:val="Normal"/>
     <w:link w:val="Heading5Char"/>
-    <w:uiPriority w:val="9"/>
-    <w:semiHidden/>
-    <w:unhideWhenUsed/>
     <w:qFormat/>
-    <w:rsid w:val="0081784f"/>
     <w:pPr>
       <w:keepNext w:val="true"/>
       <w:keepLines/>
+      <w:numPr>
+        <w:ilvl w:val="0"/>
+        <w:numId w:val="0"/>
+      </w:numPr>
       <w:spacing w:before="80" w:after="40"/>
+      <w:ind w:firstLine="567"/>
       <w:outlineLvl w:val="4"/>
     </w:pPr>
     <w:rPr>
-      <w:rFonts w:eastAsia="" w:cs="" w:cstheme="majorBidi" w:eastAsiaTheme="majorEastAsia"/>
+      <w:rFonts w:eastAsia="Aptos" w:cs="Tahoma"/>
       <w:color w:themeColor="accent1" w:themeShade="bf" w:val="0F4761"/>
     </w:rPr>
   </w:style>
@@ -4476,22 +4403,23 @@
     <w:basedOn w:val="Normal"/>
     <w:next w:val="Normal"/>
     <w:link w:val="Heading6Char"/>
-    <w:uiPriority w:val="9"/>
-    <w:semiHidden/>
-    <w:unhideWhenUsed/>
     <w:qFormat/>
-    <w:rsid w:val="0081784f"/>
     <w:pPr>
       <w:keepNext w:val="true"/>
       <w:keepLines/>
+      <w:numPr>
+        <w:ilvl w:val="0"/>
+        <w:numId w:val="0"/>
+      </w:numPr>
       <w:spacing w:before="40" w:after="0"/>
+      <w:ind w:firstLine="567"/>
       <w:outlineLvl w:val="5"/>
     </w:pPr>
     <w:rPr>
-      <w:rFonts w:eastAsia="" w:cs="" w:cstheme="majorBidi" w:eastAsiaTheme="majorEastAsia"/>
+      <w:rFonts w:eastAsia="Aptos" w:cs="Tahoma"/>
       <w:i/>
       <w:iCs/>
-      <w:color w:themeColor="text1" w:themeTint="a6" w:val="595959"/>
+      <w:color w:themeColor="dark1" w:themeTint="a6" w:val="595959"/>
     </w:rPr>
   </w:style>
   <w:style w:type="paragraph" w:styleId="Heading7">
@@ -4499,20 +4427,21 @@
     <w:basedOn w:val="Normal"/>
     <w:next w:val="Normal"/>
     <w:link w:val="Heading7Char"/>
-    <w:uiPriority w:val="9"/>
-    <w:semiHidden/>
-    <w:unhideWhenUsed/>
     <w:qFormat/>
-    <w:rsid w:val="0081784f"/>
     <w:pPr>
       <w:keepNext w:val="true"/>
       <w:keepLines/>
+      <w:numPr>
+        <w:ilvl w:val="0"/>
+        <w:numId w:val="0"/>
+      </w:numPr>
       <w:spacing w:before="40" w:after="0"/>
+      <w:ind w:firstLine="567"/>
       <w:outlineLvl w:val="6"/>
     </w:pPr>
     <w:rPr>
-      <w:rFonts w:eastAsia="" w:cs="" w:cstheme="majorBidi" w:eastAsiaTheme="majorEastAsia"/>
-      <w:color w:themeColor="text1" w:themeTint="a6" w:val="595959"/>
+      <w:rFonts w:eastAsia="Aptos" w:cs="Tahoma"/>
+      <w:color w:themeColor="dark1" w:themeTint="a6" w:val="595959"/>
     </w:rPr>
   </w:style>
   <w:style w:type="paragraph" w:styleId="Heading8">
@@ -4520,22 +4449,23 @@
     <w:basedOn w:val="Normal"/>
     <w:next w:val="Normal"/>
     <w:link w:val="Heading8Char"/>
-    <w:uiPriority w:val="9"/>
-    <w:semiHidden/>
-    <w:unhideWhenUsed/>
     <w:qFormat/>
-    <w:rsid w:val="0081784f"/>
     <w:pPr>
       <w:keepNext w:val="true"/>
       <w:keepLines/>
+      <w:numPr>
+        <w:ilvl w:val="0"/>
+        <w:numId w:val="0"/>
+      </w:numPr>
       <w:spacing w:before="0" w:after="0"/>
+      <w:ind w:firstLine="567"/>
       <w:outlineLvl w:val="7"/>
     </w:pPr>
     <w:rPr>
-      <w:rFonts w:eastAsia="" w:cs="" w:cstheme="majorBidi" w:eastAsiaTheme="majorEastAsia"/>
+      <w:rFonts w:eastAsia="Aptos" w:cs="Tahoma"/>
       <w:i/>
       <w:iCs/>
-      <w:color w:themeColor="text1" w:themeTint="d8" w:val="272727"/>
+      <w:color w:themeColor="dark1" w:themeTint="d8" w:val="272727"/>
     </w:rPr>
   </w:style>
   <w:style w:type="paragraph" w:styleId="Heading9">
@@ -4543,220 +4473,182 @@
     <w:basedOn w:val="Normal"/>
     <w:next w:val="Normal"/>
     <w:link w:val="Heading9Char"/>
-    <w:uiPriority w:val="9"/>
-    <w:semiHidden/>
-    <w:unhideWhenUsed/>
     <w:qFormat/>
-    <w:rsid w:val="0081784f"/>
     <w:pPr>
       <w:keepNext w:val="true"/>
       <w:keepLines/>
+      <w:numPr>
+        <w:ilvl w:val="0"/>
+        <w:numId w:val="0"/>
+      </w:numPr>
       <w:spacing w:before="0" w:after="0"/>
+      <w:ind w:firstLine="567"/>
       <w:outlineLvl w:val="8"/>
     </w:pPr>
     <w:rPr>
-      <w:rFonts w:eastAsia="" w:cs="" w:cstheme="majorBidi" w:eastAsiaTheme="majorEastAsia"/>
-      <w:color w:themeColor="text1" w:themeTint="d8" w:val="272727"/>
+      <w:rFonts w:eastAsia="Aptos" w:cs="Tahoma"/>
+      <w:color w:themeColor="dark1" w:themeTint="d8" w:val="272727"/>
     </w:rPr>
   </w:style>
-  <w:style w:type="character" w:styleId="DefaultParagraphFont" w:default="1">
+  <w:style w:type="character" w:styleId="DefaultParagraphFont">
     <w:name w:val="Default Paragraph Font"/>
-    <w:uiPriority w:val="1"/>
-    <w:semiHidden/>
-    <w:unhideWhenUsed/>
     <w:qFormat/>
     <w:rPr/>
   </w:style>
-  <w:style w:type="character" w:styleId="Heading1Char" w:customStyle="1">
+  <w:style w:type="character" w:styleId="Heading1Char">
     <w:name w:val="Heading 1 Char"/>
     <w:basedOn w:val="DefaultParagraphFont"/>
     <w:link w:val="Heading1"/>
-    <w:uiPriority w:val="9"/>
     <w:qFormat/>
-    <w:rsid w:val="0081784f"/>
     <w:rPr>
-      <w:rFonts w:ascii="Aptos Display" w:hAnsi="Aptos Display" w:eastAsia="" w:cs="" w:asciiTheme="majorHAnsi" w:cstheme="majorBidi" w:eastAsiaTheme="majorEastAsia" w:hAnsiTheme="majorHAnsi"/>
+      <w:rFonts w:ascii="Aptos Display" w:hAnsi="Aptos Display" w:eastAsia="Aptos" w:cs="Tahoma"/>
       <w:color w:themeColor="accent1" w:themeShade="bf" w:val="0F4761"/>
       <w:sz w:val="40"/>
       <w:szCs w:val="40"/>
     </w:rPr>
   </w:style>
-  <w:style w:type="character" w:styleId="Heading2Char" w:customStyle="1">
+  <w:style w:type="character" w:styleId="Heading2Char">
     <w:name w:val="Heading 2 Char"/>
     <w:basedOn w:val="DefaultParagraphFont"/>
     <w:link w:val="Heading2"/>
-    <w:uiPriority w:val="9"/>
-    <w:semiHidden/>
     <w:qFormat/>
-    <w:rsid w:val="0081784f"/>
     <w:rPr>
-      <w:rFonts w:ascii="Aptos Display" w:hAnsi="Aptos Display" w:eastAsia="" w:cs="" w:asciiTheme="majorHAnsi" w:cstheme="majorBidi" w:eastAsiaTheme="majorEastAsia" w:hAnsiTheme="majorHAnsi"/>
+      <w:rFonts w:ascii="Aptos Display" w:hAnsi="Aptos Display" w:eastAsia="Aptos" w:cs="Tahoma"/>
       <w:color w:themeColor="accent1" w:themeShade="bf" w:val="0F4761"/>
       <w:sz w:val="32"/>
       <w:szCs w:val="32"/>
     </w:rPr>
   </w:style>
-  <w:style w:type="character" w:styleId="Heading3Char" w:customStyle="1">
+  <w:style w:type="character" w:styleId="Heading3Char">
     <w:name w:val="Heading 3 Char"/>
     <w:basedOn w:val="DefaultParagraphFont"/>
     <w:link w:val="Heading3"/>
-    <w:uiPriority w:val="9"/>
-    <w:semiHidden/>
     <w:qFormat/>
-    <w:rsid w:val="0081784f"/>
     <w:rPr>
-      <w:rFonts w:eastAsia="" w:cs="" w:cstheme="majorBidi" w:eastAsiaTheme="majorEastAsia"/>
+      <w:rFonts w:eastAsia="Aptos" w:cs="Tahoma"/>
       <w:color w:themeColor="accent1" w:themeShade="bf" w:val="0F4761"/>
       <w:sz w:val="28"/>
       <w:szCs w:val="28"/>
     </w:rPr>
   </w:style>
-  <w:style w:type="character" w:styleId="Heading4Char" w:customStyle="1">
+  <w:style w:type="character" w:styleId="Heading4Char">
     <w:name w:val="Heading 4 Char"/>
     <w:basedOn w:val="DefaultParagraphFont"/>
     <w:link w:val="Heading4"/>
-    <w:uiPriority w:val="9"/>
-    <w:semiHidden/>
     <w:qFormat/>
-    <w:rsid w:val="0081784f"/>
     <w:rPr>
-      <w:rFonts w:eastAsia="" w:cs="" w:cstheme="majorBidi" w:eastAsiaTheme="majorEastAsia"/>
+      <w:rFonts w:eastAsia="Aptos" w:cs="Tahoma"/>
       <w:i/>
       <w:iCs/>
       <w:color w:themeColor="accent1" w:themeShade="bf" w:val="0F4761"/>
     </w:rPr>
   </w:style>
-  <w:style w:type="character" w:styleId="Heading5Char" w:customStyle="1">
+  <w:style w:type="character" w:styleId="Heading5Char">
     <w:name w:val="Heading 5 Char"/>
     <w:basedOn w:val="DefaultParagraphFont"/>
     <w:link w:val="Heading5"/>
-    <w:uiPriority w:val="9"/>
-    <w:semiHidden/>
     <w:qFormat/>
-    <w:rsid w:val="0081784f"/>
     <w:rPr>
-      <w:rFonts w:eastAsia="" w:cs="" w:cstheme="majorBidi" w:eastAsiaTheme="majorEastAsia"/>
+      <w:rFonts w:eastAsia="Aptos" w:cs="Tahoma"/>
       <w:color w:themeColor="accent1" w:themeShade="bf" w:val="0F4761"/>
     </w:rPr>
   </w:style>
-  <w:style w:type="character" w:styleId="Heading6Char" w:customStyle="1">
+  <w:style w:type="character" w:styleId="Heading6Char">
     <w:name w:val="Heading 6 Char"/>
     <w:basedOn w:val="DefaultParagraphFont"/>
     <w:link w:val="Heading6"/>
-    <w:uiPriority w:val="9"/>
-    <w:semiHidden/>
     <w:qFormat/>
-    <w:rsid w:val="0081784f"/>
     <w:rPr>
-      <w:rFonts w:eastAsia="" w:cs="" w:cstheme="majorBidi" w:eastAsiaTheme="majorEastAsia"/>
+      <w:rFonts w:eastAsia="Aptos" w:cs="Tahoma"/>
       <w:i/>
       <w:iCs/>
-      <w:color w:themeColor="text1" w:themeTint="a6" w:val="595959"/>
+      <w:color w:themeColor="dark1" w:themeTint="a6" w:val="595959"/>
     </w:rPr>
   </w:style>
-  <w:style w:type="character" w:styleId="Heading7Char" w:customStyle="1">
+  <w:style w:type="character" w:styleId="Heading7Char">
     <w:name w:val="Heading 7 Char"/>
     <w:basedOn w:val="DefaultParagraphFont"/>
     <w:link w:val="Heading7"/>
-    <w:uiPriority w:val="9"/>
-    <w:semiHidden/>
     <w:qFormat/>
-    <w:rsid w:val="0081784f"/>
     <w:rPr>
-      <w:rFonts w:eastAsia="" w:cs="" w:cstheme="majorBidi" w:eastAsiaTheme="majorEastAsia"/>
-      <w:color w:themeColor="text1" w:themeTint="a6" w:val="595959"/>
+      <w:rFonts w:eastAsia="Aptos" w:cs="Tahoma"/>
+      <w:color w:themeColor="dark1" w:themeTint="a6" w:val="595959"/>
     </w:rPr>
   </w:style>
-  <w:style w:type="character" w:styleId="Heading8Char" w:customStyle="1">
+  <w:style w:type="character" w:styleId="Heading8Char">
     <w:name w:val="Heading 8 Char"/>
     <w:basedOn w:val="DefaultParagraphFont"/>
     <w:link w:val="Heading8"/>
-    <w:uiPriority w:val="9"/>
-    <w:semiHidden/>
     <w:qFormat/>
-    <w:rsid w:val="0081784f"/>
     <w:rPr>
-      <w:rFonts w:eastAsia="" w:cs="" w:cstheme="majorBidi" w:eastAsiaTheme="majorEastAsia"/>
+      <w:rFonts w:eastAsia="Aptos" w:cs="Tahoma"/>
       <w:i/>
       <w:iCs/>
-      <w:color w:themeColor="text1" w:themeTint="d8" w:val="272727"/>
+      <w:color w:themeColor="dark1" w:themeTint="d8" w:val="272727"/>
     </w:rPr>
   </w:style>
-  <w:style w:type="character" w:styleId="Heading9Char" w:customStyle="1">
+  <w:style w:type="character" w:styleId="Heading9Char">
     <w:name w:val="Heading 9 Char"/>
     <w:basedOn w:val="DefaultParagraphFont"/>
     <w:link w:val="Heading9"/>
-    <w:uiPriority w:val="9"/>
-    <w:semiHidden/>
     <w:qFormat/>
-    <w:rsid w:val="0081784f"/>
     <w:rPr>
-      <w:rFonts w:eastAsia="" w:cs="" w:cstheme="majorBidi" w:eastAsiaTheme="majorEastAsia"/>
-      <w:color w:themeColor="text1" w:themeTint="d8" w:val="272727"/>
+      <w:rFonts w:eastAsia="Aptos" w:cs="Tahoma"/>
+      <w:color w:themeColor="dark1" w:themeTint="d8" w:val="272727"/>
     </w:rPr>
   </w:style>
-  <w:style w:type="character" w:styleId="TitleChar" w:customStyle="1">
+  <w:style w:type="character" w:styleId="TitleChar">
     <w:name w:val="Title Char"/>
     <w:basedOn w:val="DefaultParagraphFont"/>
     <w:link w:val="Title"/>
-    <w:uiPriority w:val="10"/>
     <w:qFormat/>
-    <w:rsid w:val="0081784f"/>
     <w:rPr>
-      <w:rFonts w:ascii="Aptos Display" w:hAnsi="Aptos Display" w:eastAsia="" w:cs="" w:asciiTheme="majorHAnsi" w:cstheme="majorBidi" w:eastAsiaTheme="majorEastAsia" w:hAnsiTheme="majorHAnsi"/>
+      <w:rFonts w:ascii="Aptos Display" w:hAnsi="Aptos Display" w:eastAsia="Aptos" w:cs="Tahoma"/>
       <w:spacing w:val="-10"/>
       <w:kern w:val="2"/>
       <w:sz w:val="56"/>
       <w:szCs w:val="56"/>
     </w:rPr>
   </w:style>
-  <w:style w:type="character" w:styleId="SubtitleChar" w:customStyle="1">
+  <w:style w:type="character" w:styleId="SubtitleChar">
     <w:name w:val="Subtitle Char"/>
     <w:basedOn w:val="DefaultParagraphFont"/>
     <w:link w:val="Subtitle"/>
-    <w:uiPriority w:val="11"/>
     <w:qFormat/>
-    <w:rsid w:val="0081784f"/>
     <w:rPr>
-      <w:rFonts w:eastAsia="" w:cs="" w:cstheme="majorBidi" w:eastAsiaTheme="majorEastAsia"/>
-      <w:color w:themeColor="text1" w:themeTint="a6" w:val="595959"/>
+      <w:rFonts w:eastAsia="Aptos" w:cs="Tahoma"/>
+      <w:color w:themeColor="dark1" w:themeTint="a6" w:val="595959"/>
       <w:spacing w:val="15"/>
       <w:sz w:val="28"/>
       <w:szCs w:val="28"/>
     </w:rPr>
   </w:style>
-  <w:style w:type="character" w:styleId="QuoteChar" w:customStyle="1">
+  <w:style w:type="character" w:styleId="QuoteChar">
     <w:name w:val="Quote Char"/>
     <w:basedOn w:val="DefaultParagraphFont"/>
     <w:link w:val="Quote"/>
-    <w:uiPriority w:val="29"/>
     <w:qFormat/>
-    <w:rsid w:val="0081784f"/>
     <w:rPr>
       <w:i/>
       <w:iCs/>
-      <w:color w:themeColor="text1" w:themeTint="bf" w:val="404040"/>
+      <w:color w:themeColor="dark1" w:themeTint="bf" w:val="404040"/>
     </w:rPr>
   </w:style>
   <w:style w:type="character" w:styleId="IntenseEmphasis">
     <w:name w:val="Intense Emphasis"/>
     <w:basedOn w:val="DefaultParagraphFont"/>
-    <w:uiPriority w:val="21"/>
     <w:qFormat/>
-    <w:rsid w:val="0081784f"/>
     <w:rPr>
       <w:i/>
       <w:iCs/>
       <w:color w:themeColor="accent1" w:themeShade="bf" w:val="0F4761"/>
     </w:rPr>
   </w:style>
-  <w:style w:type="character" w:styleId="IntenseQuoteChar" w:customStyle="1">
+  <w:style w:type="character" w:styleId="IntenseQuoteChar">
     <w:name w:val="Intense Quote Char"/>
     <w:basedOn w:val="DefaultParagraphFont"/>
     <w:link w:val="IntenseQuote"/>
-    <w:uiPriority w:val="30"/>
     <w:qFormat/>
-    <w:rsid w:val="0081784f"/>
     <w:rPr>
       <w:i/>
       <w:iCs/>
@@ -4766,15 +4658,20 @@
   <w:style w:type="character" w:styleId="IntenseReference">
     <w:name w:val="Intense Reference"/>
     <w:basedOn w:val="DefaultParagraphFont"/>
-    <w:uiPriority w:val="32"/>
     <w:qFormat/>
-    <w:rsid w:val="0081784f"/>
     <w:rPr>
       <w:b/>
       <w:bCs/>
       <w:smallCaps/>
       <w:color w:themeColor="accent1" w:themeShade="bf" w:val="0F4761"/>
       <w:spacing w:val="5"/>
+    </w:rPr>
+  </w:style>
+  <w:style w:type="character" w:styleId="SourceText">
+    <w:name w:val="Source Text"/>
+    <w:qFormat/>
+    <w:rPr>
+      <w:rFonts w:ascii="Liberation Mono" w:hAnsi="Liberation Mono" w:eastAsia="Liberation Mono" w:cs="Liberation Mono"/>
     </w:rPr>
   </w:style>
   <w:style w:type="paragraph" w:styleId="Heading">
@@ -4840,15 +4737,13 @@
     <w:basedOn w:val="Normal"/>
     <w:next w:val="Normal"/>
     <w:link w:val="TitleChar"/>
-    <w:uiPriority w:val="10"/>
     <w:qFormat/>
-    <w:rsid w:val="0081784f"/>
     <w:pPr>
       <w:spacing w:before="0" w:after="80"/>
       <w:contextualSpacing/>
     </w:pPr>
     <w:rPr>
-      <w:rFonts w:ascii="Aptos Display" w:hAnsi="Aptos Display" w:eastAsia="" w:cs="" w:asciiTheme="majorHAnsi" w:cstheme="majorBidi" w:eastAsiaTheme="majorEastAsia" w:hAnsiTheme="majorHAnsi"/>
+      <w:rFonts w:ascii="Aptos Display" w:hAnsi="Aptos Display" w:eastAsia="Aptos" w:cs="Tahoma"/>
       <w:spacing w:val="-10"/>
       <w:kern w:val="2"/>
       <w:sz w:val="56"/>
@@ -4860,15 +4755,13 @@
     <w:basedOn w:val="Normal"/>
     <w:next w:val="Normal"/>
     <w:link w:val="SubtitleChar"/>
-    <w:uiPriority w:val="11"/>
     <w:qFormat/>
-    <w:rsid w:val="0081784f"/>
     <w:pPr>
       <w:ind w:firstLine="567"/>
     </w:pPr>
     <w:rPr>
-      <w:rFonts w:eastAsia="" w:cs="" w:cstheme="majorBidi" w:eastAsiaTheme="majorEastAsia"/>
-      <w:color w:themeColor="text1" w:themeTint="a6" w:val="595959"/>
+      <w:rFonts w:eastAsia="Aptos" w:cs="Tahoma"/>
+      <w:color w:themeColor="dark1" w:themeTint="a6" w:val="595959"/>
       <w:spacing w:val="15"/>
       <w:sz w:val="28"/>
       <w:szCs w:val="28"/>
@@ -4879,9 +4772,7 @@
     <w:basedOn w:val="Normal"/>
     <w:next w:val="Normal"/>
     <w:link w:val="QuoteChar"/>
-    <w:uiPriority w:val="29"/>
     <w:qFormat/>
-    <w:rsid w:val="0081784f"/>
     <w:pPr>
       <w:spacing w:before="160" w:after="120"/>
       <w:jc w:val="center"/>
@@ -4889,15 +4780,13 @@
     <w:rPr>
       <w:i/>
       <w:iCs/>
-      <w:color w:themeColor="text1" w:themeTint="bf" w:val="404040"/>
+      <w:color w:themeColor="dark1" w:themeTint="bf" w:val="404040"/>
     </w:rPr>
   </w:style>
   <w:style w:type="paragraph" w:styleId="ListParagraph">
     <w:name w:val="List Paragraph"/>
     <w:basedOn w:val="Normal"/>
-    <w:uiPriority w:val="34"/>
     <w:qFormat/>
-    <w:rsid w:val="0081784f"/>
     <w:pPr>
       <w:spacing w:before="0" w:after="120"/>
       <w:ind w:left="720"/>
@@ -4910,13 +4799,11 @@
     <w:basedOn w:val="Normal"/>
     <w:next w:val="Normal"/>
     <w:link w:val="IntenseQuoteChar"/>
-    <w:uiPriority w:val="30"/>
     <w:qFormat/>
-    <w:rsid w:val="0081784f"/>
     <w:pPr>
       <w:pBdr>
-        <w:top w:val="single" w:sz="4" w:space="10" w:color="0F4761" w:themeColor="accent1" w:themeShade="bf"/>
-        <w:bottom w:val="single" w:sz="4" w:space="10" w:color="0F4761" w:themeColor="accent1" w:themeShade="bf"/>
+        <w:top w:val="single" w:sz="4" w:space="10" w:color="0F4761"/>
+        <w:bottom w:val="single" w:sz="4" w:space="10" w:color="0F4761"/>
       </w:pBdr>
       <w:spacing w:before="360" w:after="360"/>
       <w:ind w:left="864" w:right="864"/>
@@ -4928,26 +4815,9 @@
       <w:color w:themeColor="accent1" w:themeShade="bf" w:val="0F4761"/>
     </w:rPr>
   </w:style>
-  <w:style w:type="numbering" w:styleId="NoList" w:default="1">
+  <w:style w:type="numbering" w:styleId="NoList">
     <w:name w:val="No List"/>
-    <w:uiPriority w:val="99"/>
-    <w:semiHidden/>
-    <w:unhideWhenUsed/>
     <w:qFormat/>
-  </w:style>
-  <w:style w:type="table" w:default="1" w:styleId="TableNormal">
-    <w:name w:val="Normal Table"/>
-    <w:uiPriority w:val="99"/>
-    <w:semiHidden/>
-    <w:unhideWhenUsed/>
-    <w:tblPr>
-      <w:tblCellMar>
-        <w:top w:w="0" w:type="dxa"/>
-        <w:left w:w="108" w:type="dxa"/>
-        <w:bottom w:w="0" w:type="dxa"/>
-        <w:right w:w="108" w:type="dxa"/>
-      </w:tblCellMar>
-    </w:tblPr>
   </w:style>
 </w:styles>
 </file>
@@ -4995,14 +4865,14 @@
     </a:clrScheme>
     <a:fontScheme name="Office">
       <a:majorFont>
-        <a:latin typeface="Aptos Display" panose="02110004020202020204" pitchFamily="0" charset="1"/>
-        <a:ea typeface=""/>
-        <a:cs typeface=""/>
+        <a:latin typeface="Arial" pitchFamily="0" charset="1"/>
+        <a:ea typeface="DejaVu Sans" pitchFamily="0" charset="1"/>
+        <a:cs typeface="DejaVu Sans" pitchFamily="0" charset="1"/>
       </a:majorFont>
       <a:minorFont>
-        <a:latin typeface="Aptos" panose="02110004020202020204" pitchFamily="0" charset="1"/>
-        <a:ea typeface=""/>
-        <a:cs typeface=""/>
+        <a:latin typeface="Arial" pitchFamily="0" charset="1"/>
+        <a:ea typeface="DejaVu Sans" pitchFamily="0" charset="1"/>
+        <a:cs typeface="DejaVu Sans" pitchFamily="0" charset="1"/>
       </a:minorFont>
     </a:fontScheme>
     <a:fmtScheme>
@@ -5010,67 +4880,25 @@
         <a:solidFill>
           <a:schemeClr val="phClr"/>
         </a:solidFill>
-        <a:gradFill>
-          <a:gsLst>
-            <a:gs pos="0">
-              <a:schemeClr val="phClr">
-                <a:lumMod val="110000"/>
-                <a:tint val="67000"/>
-              </a:schemeClr>
-            </a:gs>
-            <a:gs pos="50000">
-              <a:schemeClr val="phClr">
-                <a:lumMod val="105000"/>
-                <a:tint val="73000"/>
-              </a:schemeClr>
-            </a:gs>
-            <a:gs pos="100000">
-              <a:schemeClr val="phClr">
-                <a:lumMod val="105000"/>
-                <a:tint val="81000"/>
-              </a:schemeClr>
-            </a:gs>
-          </a:gsLst>
-          <a:lin ang="5400000" scaled="0"/>
-          <a:tileRect l="0" t="0" r="0" b="0"/>
-        </a:gradFill>
-        <a:gradFill>
-          <a:gsLst>
-            <a:gs pos="0">
-              <a:schemeClr val="phClr">
-                <a:lumMod val="102000"/>
-                <a:tint val="94000"/>
-              </a:schemeClr>
-            </a:gs>
-            <a:gs pos="50000">
-              <a:schemeClr val="phClr">
-                <a:lumMod val="100000"/>
-                <a:shade val="100000"/>
-              </a:schemeClr>
-            </a:gs>
-            <a:gs pos="100000">
-              <a:schemeClr val="phClr">
-                <a:lumMod val="99000"/>
-                <a:shade val="78000"/>
-              </a:schemeClr>
-            </a:gs>
-          </a:gsLst>
-          <a:lin ang="5400000" scaled="0"/>
-          <a:tileRect l="0" t="0" r="0" b="0"/>
-        </a:gradFill>
+        <a:solidFill>
+          <a:schemeClr val="phClr"/>
+        </a:solidFill>
+        <a:solidFill>
+          <a:schemeClr val="phClr"/>
+        </a:solidFill>
       </a:fillStyleLst>
       <a:lnStyleLst>
-        <a:ln w="12700" cap="flat" cmpd="sng" algn="ctr">
+        <a:ln w="6350" cap="flat" cmpd="sng" algn="ctr">
           <a:prstDash val="solid"/>
-          <a:miter lim="800000"/>
+          <a:miter/>
         </a:ln>
-        <a:ln w="19050" cap="flat" cmpd="sng" algn="ctr">
+        <a:ln w="6350" cap="flat" cmpd="sng" algn="ctr">
           <a:prstDash val="solid"/>
-          <a:miter lim="800000"/>
+          <a:miter/>
         </a:ln>
-        <a:ln w="25400" cap="flat" cmpd="sng" algn="ctr">
+        <a:ln w="6350" cap="flat" cmpd="sng" algn="ctr">
           <a:prstDash val="solid"/>
-          <a:miter lim="800000"/>
+          <a:miter/>
         </a:ln>
       </a:lnStyleLst>
       <a:effectStyleLst>
@@ -5089,35 +4917,11 @@
           <a:schemeClr val="phClr"/>
         </a:solidFill>
         <a:solidFill>
-          <a:schemeClr val="phClr">
-            <a:tint val="95000"/>
-          </a:schemeClr>
+          <a:schemeClr val="phClr"/>
         </a:solidFill>
-        <a:gradFill>
-          <a:gsLst>
-            <a:gs pos="0">
-              <a:schemeClr val="phClr">
-                <a:tint val="93000"/>
-                <a:shade val="98000"/>
-                <a:lumMod val="102000"/>
-              </a:schemeClr>
-            </a:gs>
-            <a:gs pos="50000">
-              <a:schemeClr val="phClr">
-                <a:tint val="98000"/>
-                <a:shade val="90000"/>
-                <a:lumMod val="103000"/>
-              </a:schemeClr>
-            </a:gs>
-            <a:gs pos="100000">
-              <a:schemeClr val="phClr">
-                <a:shade val="63000"/>
-              </a:schemeClr>
-            </a:gs>
-          </a:gsLst>
-          <a:lin ang="5400000" scaled="0"/>
-          <a:tileRect l="0" t="0" r="0" b="0"/>
-        </a:gradFill>
+        <a:solidFill>
+          <a:schemeClr val="phClr"/>
+        </a:solidFill>
       </a:bgFillStyleLst>
     </a:fmtScheme>
   </a:themeElements>

--- a/Zapiska_Georgi_Chaparov.docx
+++ b/Zapiska_Georgi_Chaparov.docx
@@ -1563,6 +1563,63 @@
           <w:sz w:val="28"/>
           <w:lang w:val="bg-BG" w:eastAsia="en-US" w:bidi="ar-SA"/>
         </w:rPr>
+      </w:r>
+    </w:p>
+    <w:p>
+      <w:pPr>
+        <w:pStyle w:val="Normal"/>
+        <w:numPr>
+          <w:ilvl w:val="0"/>
+          <w:numId w:val="9"/>
+        </w:numPr>
+        <w:spacing w:before="0" w:after="0"/>
+        <w:jc w:val="both"/>
+        <w:rPr>
+          <w:lang w:val="bg-BG" w:eastAsia="en-US" w:bidi="ar-SA"/>
+        </w:rPr>
+      </w:pPr>
+      <w:r>
+        <w:rPr>
+          <w:sz w:val="28"/>
+          <w:lang w:val="bg-BG" w:eastAsia="en-US" w:bidi="ar-SA"/>
+        </w:rPr>
+        <w:t>Тема:</w:t>
+      </w:r>
+      <w:r>
+        <w:rPr>
+          <w:lang w:val="bg-BG" w:eastAsia="en-US" w:bidi="ar-SA"/>
+        </w:rPr>
+        <w:t xml:space="preserve"> </w:t>
+      </w:r>
+    </w:p>
+    <w:p>
+      <w:pPr>
+        <w:pStyle w:val="ListParagraph"/>
+        <w:ind w:hanging="0" w:left="283"/>
+        <w:jc w:val="both"/>
+        <w:rPr>
+          <w:lang w:val="bg-BG" w:eastAsia="en-US" w:bidi="ar-SA"/>
+        </w:rPr>
+      </w:pPr>
+      <w:r>
+        <w:rPr>
+          <w:szCs w:val="24"/>
+          <w:lang w:val="bg-BG" w:eastAsia="en-US" w:bidi="ar-SA"/>
+        </w:rPr>
+        <w:t>„</w:t>
+      </w:r>
+      <w:r>
+        <w:rPr>
+          <w:lang w:val="bg-BG" w:eastAsia="en-US" w:bidi="ar-SA"/>
+        </w:rPr>
+        <w:t>Класификация на фазите на ръчен монтаж чрез мултимодални сигнали от проследяване на движенията на очите и главата</w:t>
+      </w:r>
+      <w:r>
+        <w:rPr>
+          <w:szCs w:val="24"/>
+          <w:lang w:val="bg-BG" w:eastAsia="en-US" w:bidi="ar-SA"/>
+        </w:rPr>
+        <w:t>“</w:t>
       </w:r>
     </w:p>
     <w:p>
@@ -1575,27 +1632,23 @@
         <w:spacing w:before="0" w:after="0"/>
         <w:jc w:val="both"/>
         <w:rPr>
-          <w:lang w:val="bg-BG" w:eastAsia="en-US" w:bidi="ar-SA"/>
-        </w:rPr>
-      </w:pPr>
-      <w:r>
-        <w:rPr>
-          <w:sz w:val="28"/>
-          <w:lang w:val="bg-BG" w:eastAsia="en-US" w:bidi="ar-SA"/>
-        </w:rPr>
-        <w:t>Тема:</w:t>
-      </w:r>
-      <w:r>
-        <w:rPr>
-          <w:lang w:val="bg-BG" w:eastAsia="en-US" w:bidi="ar-SA"/>
-        </w:rPr>
-        <w:t xml:space="preserve"> </w:t>
-      </w:r>
-    </w:p>
-    <w:p>
-      <w:pPr>
-        <w:pStyle w:val="ListParagraph"/>
-        <w:ind w:hanging="0" w:left="283"/>
+          <w:sz w:val="28"/>
+          <w:lang w:val="bg-BG" w:eastAsia="en-US" w:bidi="ar-SA"/>
+        </w:rPr>
+      </w:pPr>
+      <w:r>
+        <w:rPr>
+          <w:sz w:val="28"/>
+          <w:lang w:val="bg-BG" w:eastAsia="en-US" w:bidi="ar-SA"/>
+        </w:rPr>
+        <w:t>Изходни данни:</w:t>
+      </w:r>
+    </w:p>
+    <w:p>
+      <w:pPr>
+        <w:pStyle w:val="Normal"/>
+        <w:spacing w:before="0" w:after="0"/>
+        <w:ind w:hanging="0"/>
         <w:jc w:val="both"/>
         <w:rPr>
           <w:lang w:val="bg-BG" w:eastAsia="en-US" w:bidi="ar-SA"/>
@@ -1603,23 +1656,9 @@
       </w:pPr>
       <w:r>
         <w:rPr>
-          <w:szCs w:val="24"/>
-          <w:lang w:val="bg-BG" w:eastAsia="en-US" w:bidi="ar-SA"/>
-        </w:rPr>
-        <w:t>„</w:t>
-      </w:r>
-      <w:r>
-        <w:rPr>
-          <w:lang w:val="bg-BG" w:eastAsia="en-US" w:bidi="ar-SA"/>
-        </w:rPr>
-        <w:t>Класификация на фазите на ръчен монтаж чрез мултимодални сигнали от проследяване на движенията на очите и главата</w:t>
-      </w:r>
-      <w:r>
-        <w:rPr>
-          <w:szCs w:val="24"/>
-          <w:lang w:val="bg-BG" w:eastAsia="en-US" w:bidi="ar-SA"/>
-        </w:rPr>
-        <w:t>“</w:t>
+          <w:lang w:val="bg-BG" w:eastAsia="en-US" w:bidi="ar-SA"/>
+        </w:rPr>
+        <w:t>Приложение, поддържащо Windows и Debian Linux, език за програмиране - Python</w:t>
       </w:r>
     </w:p>
     <w:p>
@@ -1641,45 +1680,6 @@
           <w:sz w:val="28"/>
           <w:lang w:val="bg-BG" w:eastAsia="en-US" w:bidi="ar-SA"/>
         </w:rPr>
-        <w:t>Изходни данни:</w:t>
-      </w:r>
-    </w:p>
-    <w:p>
-      <w:pPr>
-        <w:pStyle w:val="Normal"/>
-        <w:spacing w:before="0" w:after="0"/>
-        <w:ind w:hanging="0"/>
-        <w:jc w:val="both"/>
-        <w:rPr>
-          <w:lang w:val="bg-BG" w:eastAsia="en-US" w:bidi="ar-SA"/>
-        </w:rPr>
-      </w:pPr>
-      <w:r>
-        <w:rPr>
-          <w:lang w:val="bg-BG" w:eastAsia="en-US" w:bidi="ar-SA"/>
-        </w:rPr>
-        <w:t>Приложение, поддържащо Windows и Debian Linux, език за програмиране - Python</w:t>
-      </w:r>
-    </w:p>
-    <w:p>
-      <w:pPr>
-        <w:pStyle w:val="Normal"/>
-        <w:numPr>
-          <w:ilvl w:val="0"/>
-          <w:numId w:val="12"/>
-        </w:numPr>
-        <w:spacing w:before="0" w:after="0"/>
-        <w:jc w:val="both"/>
-        <w:rPr>
-          <w:sz w:val="28"/>
-          <w:lang w:val="bg-BG" w:eastAsia="en-US" w:bidi="ar-SA"/>
-        </w:rPr>
-      </w:pPr>
-      <w:r>
-        <w:rPr>
-          <w:sz w:val="28"/>
-          <w:lang w:val="bg-BG" w:eastAsia="en-US" w:bidi="ar-SA"/>
-        </w:rPr>
         <w:t>Съдържание на обяснителната записка:</w:t>
       </w:r>
     </w:p>
@@ -1868,7 +1868,7 @@
         <w:pStyle w:val="Normal"/>
         <w:numPr>
           <w:ilvl w:val="0"/>
-          <w:numId w:val="9"/>
+          <w:numId w:val="8"/>
         </w:numPr>
         <w:spacing w:before="0" w:after="0"/>
         <w:jc w:val="both"/>
@@ -2098,50 +2098,511 @@
         <w:t xml:space="preserve">         /                       /                </w:t>
       </w:r>
     </w:p>
-    <w:p>
-      <w:pPr>
-        <w:pStyle w:val="Normal"/>
-        <w:rPr>
-          <w:lang w:val="bg-BG" w:eastAsia="en-US" w:bidi="ar-SA"/>
-        </w:rPr>
-      </w:pPr>
-      <w:r>
-        <w:rPr>
-          <w:lang w:val="bg-BG" w:eastAsia="en-US" w:bidi="ar-SA"/>
-        </w:rPr>
-        <w:t>Съдържание</w:t>
-      </w:r>
-    </w:p>
-    <w:p>
-      <w:pPr>
-        <w:pStyle w:val="Normal"/>
-        <w:rPr>
-          <w:lang w:val="bg-BG" w:eastAsia="en-US" w:bidi="ar-SA"/>
-        </w:rPr>
-      </w:pPr>
-      <w:r>
-        <w:rPr>
-          <w:lang w:val="bg-BG" w:eastAsia="en-US" w:bidi="ar-SA"/>
-        </w:rPr>
-      </w:r>
-    </w:p>
-    <w:p>
-      <w:pPr>
-        <w:pStyle w:val="Normal"/>
-        <w:rPr>
-          <w:lang w:val="bg-BG" w:eastAsia="en-US" w:bidi="ar-SA"/>
-        </w:rPr>
-      </w:pPr>
-      <w:r>
-        <w:rPr>
-          <w:lang w:val="bg-BG" w:eastAsia="en-US" w:bidi="ar-SA"/>
-        </w:rPr>
-      </w:r>
-    </w:p>
-    <w:p>
-      <w:pPr>
-        <w:pStyle w:val="Normal"/>
-        <w:overflowPunct w:val="true"/>
+    <w:sdt>
+      <w:sdtPr>
+        <w:docPartObj>
+          <w:docPartGallery w:val="Table of Contents"/>
+          <w:docPartUnique w:val="true"/>
+        </w:docPartObj>
+      </w:sdtPr>
+      <w:sdtContent>
+        <w:p>
+          <w:pPr>
+            <w:pStyle w:val="TOCHeading"/>
+            <w:rPr/>
+          </w:pPr>
+          <w:r>
+            <w:rPr/>
+            <w:t>Съдържание</w:t>
+          </w:r>
+        </w:p>
+        <w:p>
+          <w:pPr>
+            <w:pStyle w:val="TOC1"/>
+            <w:tabs>
+              <w:tab w:val="clear" w:pos="9354"/>
+              <w:tab w:val="right" w:pos="9353" w:leader="dot"/>
+            </w:tabs>
+            <w:rPr/>
+          </w:pPr>
+          <w:r>
+            <w:fldChar w:fldCharType="begin"/>
+          </w:r>
+          <w:r>
+            <w:rPr>
+              <w:rStyle w:val="IndexLink"/>
+            </w:rPr>
+            <w:instrText xml:space="preserve"> TOC \f \o "1-9" \h</w:instrText>
+          </w:r>
+          <w:r>
+            <w:rPr>
+              <w:rStyle w:val="IndexLink"/>
+            </w:rPr>
+            <w:fldChar w:fldCharType="separate"/>
+          </w:r>
+          <w:hyperlink w:anchor="__RefHeading___Toc279_4158184810" w:tooltip="Анoтaция">
+            <w:r>
+              <w:rPr>
+                <w:rStyle w:val="IndexLink"/>
+              </w:rPr>
+              <w:t>1. Анoтaция</w:t>
+              <w:tab/>
+              <w:t>8</w:t>
+            </w:r>
+          </w:hyperlink>
+        </w:p>
+        <w:p>
+          <w:pPr>
+            <w:pStyle w:val="TOC1"/>
+            <w:tabs>
+              <w:tab w:val="clear" w:pos="9354"/>
+              <w:tab w:val="right" w:pos="9353" w:leader="dot"/>
+            </w:tabs>
+            <w:rPr/>
+          </w:pPr>
+          <w:hyperlink w:anchor="__RefHeading___Toc957_4158184810" w:tooltip="Увод">
+            <w:r>
+              <w:rPr>
+                <w:rStyle w:val="IndexLink"/>
+              </w:rPr>
+              <w:t>2. Увод</w:t>
+              <w:tab/>
+              <w:t>9</w:t>
+            </w:r>
+          </w:hyperlink>
+        </w:p>
+        <w:p>
+          <w:pPr>
+            <w:pStyle w:val="TOC1"/>
+            <w:tabs>
+              <w:tab w:val="clear" w:pos="9354"/>
+              <w:tab w:val="right" w:pos="9353" w:leader="dot"/>
+            </w:tabs>
+            <w:rPr/>
+          </w:pPr>
+          <w:hyperlink w:anchor="__RefHeading___Toc959_4158184810" w:tooltip="Обзор на съществуващи решения">
+            <w:r>
+              <w:rPr>
+                <w:rStyle w:val="IndexLink"/>
+              </w:rPr>
+              <w:t>3. Обзор на съществуващи решения</w:t>
+              <w:tab/>
+              <w:t>10</w:t>
+            </w:r>
+          </w:hyperlink>
+        </w:p>
+        <w:p>
+          <w:pPr>
+            <w:pStyle w:val="TOC1"/>
+            <w:tabs>
+              <w:tab w:val="clear" w:pos="9354"/>
+              <w:tab w:val="right" w:pos="9353" w:leader="dot"/>
+            </w:tabs>
+            <w:rPr/>
+          </w:pPr>
+          <w:hyperlink w:anchor="__RefHeading___Toc961_4158184810" w:tooltip="Поставени цели и задачи">
+            <w:r>
+              <w:rPr>
+                <w:rStyle w:val="IndexLink"/>
+              </w:rPr>
+              <w:t>4. Поставени цели и задачи</w:t>
+              <w:tab/>
+              <w:t>11</w:t>
+            </w:r>
+          </w:hyperlink>
+        </w:p>
+        <w:p>
+          <w:pPr>
+            <w:pStyle w:val="TOC1"/>
+            <w:tabs>
+              <w:tab w:val="clear" w:pos="9354"/>
+              <w:tab w:val="right" w:pos="9353" w:leader="dot"/>
+            </w:tabs>
+            <w:rPr/>
+          </w:pPr>
+          <w:hyperlink w:anchor="__RefHeading___Toc965_4158184810" w:tooltip="Описание на експеримент за събиране на данните">
+            <w:r>
+              <w:rPr>
+                <w:rStyle w:val="IndexLink"/>
+              </w:rPr>
+              <w:t>5. Описание на експеримент за събиране на данните</w:t>
+              <w:tab/>
+              <w:t>12</w:t>
+            </w:r>
+          </w:hyperlink>
+        </w:p>
+        <w:p>
+          <w:pPr>
+            <w:pStyle w:val="TOC1"/>
+            <w:tabs>
+              <w:tab w:val="clear" w:pos="9354"/>
+              <w:tab w:val="right" w:pos="9353" w:leader="dot"/>
+            </w:tabs>
+            <w:rPr/>
+          </w:pPr>
+          <w:hyperlink w:anchor="__RefHeading___Toc969_4158184810" w:tooltip="Софтуер за класифициране на данните">
+            <w:r>
+              <w:rPr>
+                <w:rStyle w:val="IndexLink"/>
+              </w:rPr>
+              <w:t>6. Софтуер за класифициране на данните</w:t>
+              <w:tab/>
+              <w:t>13</w:t>
+            </w:r>
+          </w:hyperlink>
+        </w:p>
+        <w:p>
+          <w:pPr>
+            <w:pStyle w:val="TOC1"/>
+            <w:tabs>
+              <w:tab w:val="clear" w:pos="9354"/>
+              <w:tab w:val="right" w:pos="9353" w:leader="dot"/>
+            </w:tabs>
+            <w:rPr/>
+          </w:pPr>
+          <w:hyperlink w:anchor="__RefHeading___Toc2735_4158184810" w:tooltip="Изисквания, архитектура и организация на данните">
+            <w:r>
+              <w:rPr>
+                <w:rStyle w:val="IndexLink"/>
+              </w:rPr>
+              <w:t>6.1. Изисквания, архитектура и организация на данните</w:t>
+              <w:tab/>
+              <w:t>13</w:t>
+            </w:r>
+          </w:hyperlink>
+        </w:p>
+        <w:p>
+          <w:pPr>
+            <w:pStyle w:val="TOC1"/>
+            <w:tabs>
+              <w:tab w:val="clear" w:pos="9354"/>
+              <w:tab w:val="right" w:pos="9353" w:leader="dot"/>
+            </w:tabs>
+            <w:rPr/>
+          </w:pPr>
+          <w:hyperlink w:anchor="__RefHeading___Toc2737_4158184810" w:tooltip="Избор на език и среда за програмиране">
+            <w:r>
+              <w:rPr>
+                <w:rStyle w:val="IndexLink"/>
+              </w:rPr>
+              <w:t>6.2. Избор на език и среда за програмиране</w:t>
+              <w:tab/>
+              <w:t>13</w:t>
+            </w:r>
+          </w:hyperlink>
+        </w:p>
+        <w:p>
+          <w:pPr>
+            <w:pStyle w:val="TOC1"/>
+            <w:tabs>
+              <w:tab w:val="clear" w:pos="9354"/>
+              <w:tab w:val="right" w:pos="9353" w:leader="dot"/>
+            </w:tabs>
+            <w:rPr/>
+          </w:pPr>
+          <w:hyperlink w:anchor="__RefHeading___Toc2739_4158184810" w:tooltip="Реализация на програмната система">
+            <w:r>
+              <w:rPr>
+                <w:rStyle w:val="IndexLink"/>
+              </w:rPr>
+              <w:t>6.3. Реализация на програмната система</w:t>
+              <w:tab/>
+              <w:t>13</w:t>
+            </w:r>
+          </w:hyperlink>
+        </w:p>
+        <w:p>
+          <w:pPr>
+            <w:pStyle w:val="TOC1"/>
+            <w:tabs>
+              <w:tab w:val="clear" w:pos="9354"/>
+              <w:tab w:val="right" w:pos="9353" w:leader="dot"/>
+            </w:tabs>
+            <w:rPr/>
+          </w:pPr>
+          <w:hyperlink w:anchor="__RefHeading___Toc2741_4158184810" w:tooltip="Описание на програмните модули">
+            <w:r>
+              <w:rPr>
+                <w:rStyle w:val="IndexLink"/>
+              </w:rPr>
+              <w:t>6.3.1. Описание на програмните модули</w:t>
+              <w:tab/>
+              <w:t>13</w:t>
+            </w:r>
+          </w:hyperlink>
+        </w:p>
+        <w:p>
+          <w:pPr>
+            <w:pStyle w:val="TOC1"/>
+            <w:tabs>
+              <w:tab w:val="clear" w:pos="9354"/>
+              <w:tab w:val="right" w:pos="9353" w:leader="dot"/>
+            </w:tabs>
+            <w:rPr/>
+          </w:pPr>
+          <w:hyperlink w:anchor="__RefHeading___Toc2743_4158184810" w:tooltip="Структура и организация на програмния интерфейс">
+            <w:r>
+              <w:rPr>
+                <w:rStyle w:val="IndexLink"/>
+              </w:rPr>
+              <w:t>6.3.2. Структура и организация на програмния интерфейс</w:t>
+              <w:tab/>
+              <w:t>13</w:t>
+            </w:r>
+          </w:hyperlink>
+        </w:p>
+        <w:p>
+          <w:pPr>
+            <w:pStyle w:val="TOC1"/>
+            <w:tabs>
+              <w:tab w:val="clear" w:pos="9354"/>
+              <w:tab w:val="right" w:pos="9353" w:leader="dot"/>
+            </w:tabs>
+            <w:rPr/>
+          </w:pPr>
+          <w:hyperlink w:anchor="__RefHeading___Toc2745_4158184810" w:tooltip="Формат на входните и изходните данни">
+            <w:r>
+              <w:rPr>
+                <w:rStyle w:val="IndexLink"/>
+              </w:rPr>
+              <w:t>6.4. Формат на входните и изходните данни</w:t>
+              <w:tab/>
+              <w:t>13</w:t>
+            </w:r>
+          </w:hyperlink>
+        </w:p>
+        <w:p>
+          <w:pPr>
+            <w:pStyle w:val="TOC1"/>
+            <w:tabs>
+              <w:tab w:val="clear" w:pos="9354"/>
+              <w:tab w:val="right" w:pos="9353" w:leader="dot"/>
+            </w:tabs>
+            <w:rPr/>
+          </w:pPr>
+          <w:hyperlink w:anchor="__RefHeading___Toc10516_4158184810" w:tooltip="Архитектура на системата и отдалечен достъп">
+            <w:r>
+              <w:rPr>
+                <w:rStyle w:val="IndexLink"/>
+              </w:rPr>
+              <w:t>7. Архитектура на системата и отдалечен достъп</w:t>
+              <w:tab/>
+              <w:t>14</w:t>
+            </w:r>
+          </w:hyperlink>
+        </w:p>
+        <w:p>
+          <w:pPr>
+            <w:pStyle w:val="TOC1"/>
+            <w:tabs>
+              <w:tab w:val="clear" w:pos="9354"/>
+              <w:tab w:val="right" w:pos="9353" w:leader="dot"/>
+            </w:tabs>
+            <w:rPr/>
+          </w:pPr>
+          <w:hyperlink w:anchor="__RefHeading___Toc5688_4158184810" w:tooltip="Създаване и обучение на модела">
+            <w:r>
+              <w:rPr>
+                <w:rStyle w:val="IndexLink"/>
+              </w:rPr>
+              <w:t>8. Създаване и обучение на модела</w:t>
+              <w:tab/>
+              <w:t>15</w:t>
+            </w:r>
+          </w:hyperlink>
+        </w:p>
+        <w:p>
+          <w:pPr>
+            <w:pStyle w:val="TOC1"/>
+            <w:tabs>
+              <w:tab w:val="clear" w:pos="9354"/>
+              <w:tab w:val="right" w:pos="9353" w:leader="dot"/>
+            </w:tabs>
+            <w:rPr/>
+          </w:pPr>
+          <w:hyperlink w:anchor="__RefHeading___Toc967_4158184810" w:tooltip="Предварителна обработка на данните">
+            <w:r>
+              <w:rPr>
+                <w:rStyle w:val="IndexLink"/>
+              </w:rPr>
+              <w:t>8.1. Предварителна обработка на данните</w:t>
+              <w:tab/>
+              <w:t>15</w:t>
+            </w:r>
+          </w:hyperlink>
+        </w:p>
+        <w:p>
+          <w:pPr>
+            <w:pStyle w:val="TOC1"/>
+            <w:tabs>
+              <w:tab w:val="clear" w:pos="9354"/>
+              <w:tab w:val="right" w:pos="9353" w:leader="dot"/>
+            </w:tabs>
+            <w:rPr/>
+          </w:pPr>
+          <w:hyperlink w:anchor="__RefHeading___Toc5690_4158184810" w:tooltip="Избор на модел за машинно обучение">
+            <w:r>
+              <w:rPr>
+                <w:rStyle w:val="IndexLink"/>
+              </w:rPr>
+              <w:t>8.2. Избор на модел за машинно обучение</w:t>
+              <w:tab/>
+              <w:t>15</w:t>
+            </w:r>
+          </w:hyperlink>
+        </w:p>
+        <w:p>
+          <w:pPr>
+            <w:pStyle w:val="TOC1"/>
+            <w:tabs>
+              <w:tab w:val="clear" w:pos="9354"/>
+              <w:tab w:val="right" w:pos="9353" w:leader="dot"/>
+            </w:tabs>
+            <w:rPr/>
+          </w:pPr>
+          <w:hyperlink w:anchor="__RefHeading___Toc5692_4158184810" w:tooltip="Методология на обучението">
+            <w:r>
+              <w:rPr>
+                <w:rStyle w:val="IndexLink"/>
+              </w:rPr>
+              <w:t>8.3. Методология на обучението</w:t>
+              <w:tab/>
+              <w:t>15</w:t>
+            </w:r>
+          </w:hyperlink>
+        </w:p>
+        <w:p>
+          <w:pPr>
+            <w:pStyle w:val="TOC1"/>
+            <w:tabs>
+              <w:tab w:val="clear" w:pos="9354"/>
+              <w:tab w:val="right" w:pos="9353" w:leader="dot"/>
+            </w:tabs>
+            <w:rPr/>
+          </w:pPr>
+          <w:hyperlink w:anchor="__RefHeading___Toc10518_4158184810" w:tooltip="Сравнение между CNN и Transformer модел">
+            <w:r>
+              <w:rPr>
+                <w:rStyle w:val="IndexLink"/>
+              </w:rPr>
+              <w:t>9. Сравнение между CNN и Transformer модел</w:t>
+              <w:tab/>
+              <w:t>16</w:t>
+            </w:r>
+          </w:hyperlink>
+        </w:p>
+        <w:p>
+          <w:pPr>
+            <w:pStyle w:val="TOC1"/>
+            <w:tabs>
+              <w:tab w:val="clear" w:pos="9354"/>
+              <w:tab w:val="right" w:pos="9353" w:leader="dot"/>
+            </w:tabs>
+            <w:rPr/>
+          </w:pPr>
+          <w:hyperlink w:anchor="__RefHeading___Toc10520_4158184810" w:tooltip="Резултати при различна продължителност на записите">
+            <w:r>
+              <w:rPr>
+                <w:rStyle w:val="IndexLink"/>
+              </w:rPr>
+              <w:t>10. Резултати при различна продължителност на записите</w:t>
+              <w:tab/>
+              <w:t>17</w:t>
+            </w:r>
+          </w:hyperlink>
+        </w:p>
+        <w:p>
+          <w:pPr>
+            <w:pStyle w:val="TOC1"/>
+            <w:tabs>
+              <w:tab w:val="clear" w:pos="9354"/>
+              <w:tab w:val="right" w:pos="9353" w:leader="dot"/>
+            </w:tabs>
+            <w:rPr/>
+          </w:pPr>
+          <w:hyperlink w:anchor="__RefHeading___Toc5694_4158184810" w:tooltip="Основни резултати">
+            <w:r>
+              <w:rPr>
+                <w:rStyle w:val="IndexLink"/>
+              </w:rPr>
+              <w:t>11. Основни резултати</w:t>
+              <w:tab/>
+              <w:t>18</w:t>
+            </w:r>
+          </w:hyperlink>
+        </w:p>
+        <w:p>
+          <w:pPr>
+            <w:pStyle w:val="TOC1"/>
+            <w:tabs>
+              <w:tab w:val="clear" w:pos="9354"/>
+              <w:tab w:val="right" w:pos="9353" w:leader="dot"/>
+            </w:tabs>
+            <w:rPr/>
+          </w:pPr>
+          <w:hyperlink w:anchor="__RefHeading___Toc5696_4158184810" w:tooltip="Изводи и препоръки">
+            <w:r>
+              <w:rPr>
+                <w:rStyle w:val="IndexLink"/>
+              </w:rPr>
+              <w:t>12. Изводи и препоръки</w:t>
+              <w:tab/>
+              <w:t>19</w:t>
+            </w:r>
+          </w:hyperlink>
+        </w:p>
+        <w:p>
+          <w:pPr>
+            <w:pStyle w:val="TOC1"/>
+            <w:tabs>
+              <w:tab w:val="clear" w:pos="9354"/>
+              <w:tab w:val="right" w:pos="9353" w:leader="dot"/>
+            </w:tabs>
+            <w:rPr/>
+          </w:pPr>
+          <w:hyperlink w:anchor="__RefHeading___Toc2749_4158184810" w:tooltip="Използвана литература">
+            <w:r>
+              <w:rPr>
+                <w:rStyle w:val="IndexLink"/>
+              </w:rPr>
+              <w:t>13. Използвана литература</w:t>
+              <w:tab/>
+              <w:t>20</w:t>
+            </w:r>
+          </w:hyperlink>
+        </w:p>
+        <w:p>
+          <w:pPr>
+            <w:pStyle w:val="TOC1"/>
+            <w:tabs>
+              <w:tab w:val="clear" w:pos="9354"/>
+              <w:tab w:val="right" w:pos="9353" w:leader="dot"/>
+            </w:tabs>
+            <w:rPr/>
+          </w:pPr>
+          <w:hyperlink w:anchor="__RefHeading___Toc971_4158184810" w:tooltip="Приложения">
+            <w:r>
+              <w:rPr>
+                <w:rStyle w:val="IndexLink"/>
+              </w:rPr>
+              <w:t>14. Приложения</w:t>
+              <w:tab/>
+              <w:t>21</w:t>
+            </w:r>
+          </w:hyperlink>
+          <w:r>
+            <w:rPr>
+              <w:rStyle w:val="IndexLink"/>
+            </w:rPr>
+            <w:fldChar w:fldCharType="end"/>
+          </w:r>
+        </w:p>
+      </w:sdtContent>
+    </w:sdt>
+    <w:p>
+      <w:pPr>
+        <w:pStyle w:val="Normal"/>
+        <w:overflowPunct w:val="false"/>
         <w:spacing w:lineRule="auto" w:line="278" w:before="0" w:after="160"/>
         <w:ind w:hanging="0"/>
         <w:rPr>
@@ -2175,7 +2636,7 @@
     <w:p>
       <w:pPr>
         <w:pStyle w:val="Normal"/>
-        <w:overflowPunct w:val="true"/>
+        <w:overflowPunct w:val="false"/>
         <w:spacing w:lineRule="auto" w:line="278" w:before="0" w:after="160"/>
         <w:ind w:hanging="0"/>
         <w:rPr>
@@ -2209,7 +2670,7 @@
     <w:p>
       <w:pPr>
         <w:pStyle w:val="Normal"/>
-        <w:overflowPunct w:val="true"/>
+        <w:overflowPunct w:val="false"/>
         <w:spacing w:lineRule="auto" w:line="278" w:before="0" w:after="160"/>
         <w:ind w:hanging="0"/>
         <w:rPr>
@@ -2243,7 +2704,7 @@
     <w:p>
       <w:pPr>
         <w:pStyle w:val="Normal"/>
-        <w:overflowPunct w:val="true"/>
+        <w:overflowPunct w:val="false"/>
         <w:spacing w:lineRule="auto" w:line="278" w:before="0" w:after="160"/>
         <w:ind w:hanging="0"/>
         <w:rPr>
@@ -2268,7 +2729,7 @@
           <w:ilvl w:val="0"/>
           <w:numId w:val="4"/>
         </w:numPr>
-        <w:overflowPunct w:val="true"/>
+        <w:overflowPunct w:val="false"/>
         <w:spacing w:lineRule="auto" w:line="276" w:before="0" w:after="0"/>
         <w:ind w:hanging="357" w:left="357"/>
         <w:contextualSpacing/>
@@ -2277,7 +2738,9 @@
           <w:lang w:val="bg-BG" w:eastAsia="en-US" w:bidi="ar-SA"/>
         </w:rPr>
       </w:pPr>
-      <w:bookmarkStart w:id="0" w:name="_Toc169282651"/>
+      <w:bookmarkStart w:id="0" w:name="__RefHeading___Toc279_4158184810"/>
+      <w:bookmarkStart w:id="1" w:name="_Toc169282651"/>
+      <w:bookmarkEnd w:id="0"/>
       <w:r>
         <w:rPr>
           <w:b/>
@@ -2288,76 +2751,26 @@
         </w:rPr>
         <w:t>Анoтaция</w:t>
       </w:r>
-      <w:bookmarkEnd w:id="0"/>
-    </w:p>
-    <w:p>
-      <w:pPr>
-        <w:pStyle w:val="Normal"/>
-        <w:rPr>
-          <w:lang w:val="bg-BG" w:eastAsia="en-US" w:bidi="ar-SA"/>
-        </w:rPr>
-      </w:pPr>
-      <w:r>
-        <w:rPr>
-          <w:lang w:val="bg-BG" w:eastAsia="en-US" w:bidi="ar-SA"/>
-        </w:rPr>
-        <w:t xml:space="preserve">Обект на дипломната работа </w:t>
-      </w:r>
-      <w:r>
-        <w:rPr>
-          <w:lang w:val="bg-BG" w:eastAsia="en-US" w:bidi="ar-SA"/>
-        </w:rPr>
-        <w:t>е</w:t>
-      </w:r>
-      <w:r>
-        <w:rPr>
-          <w:lang w:val="bg-BG" w:eastAsia="en-US" w:bidi="ar-SA"/>
-        </w:rPr>
-        <w:t xml:space="preserve"> </w:t>
-      </w:r>
-      <w:r>
-        <w:rPr>
-          <w:lang w:val="bg-BG" w:eastAsia="en-US" w:bidi="ar-SA"/>
-        </w:rPr>
-        <w:t>моделирането и</w:t>
-      </w:r>
-      <w:r>
-        <w:rPr>
-          <w:lang w:val="bg-BG" w:eastAsia="en-US" w:bidi="ar-SA"/>
-        </w:rPr>
-        <w:t xml:space="preserve"> обуч</w:t>
-      </w:r>
-      <w:r>
-        <w:rPr>
-          <w:lang w:val="bg-BG" w:eastAsia="en-US" w:bidi="ar-SA"/>
-        </w:rPr>
-        <w:t>е</w:t>
-      </w:r>
-      <w:r>
-        <w:rPr>
-          <w:lang w:val="bg-BG" w:eastAsia="en-US" w:bidi="ar-SA"/>
-        </w:rPr>
-        <w:t xml:space="preserve">нието </w:t>
-      </w:r>
-      <w:r>
-        <w:rPr>
-          <w:lang w:val="bg-BG" w:eastAsia="en-US" w:bidi="ar-SA"/>
-        </w:rPr>
-        <w:t xml:space="preserve">на модел, който да класифицира отделните действия </w:t>
-      </w:r>
-      <w:r>
-        <w:rPr>
-          <w:lang w:val="bg-BG" w:eastAsia="en-US" w:bidi="ar-SA"/>
-        </w:rPr>
-        <w:t>на човек, работещ на поточна линия, използвайки данните от очила, които следят движението на очите и главата.</w:t>
-      </w:r>
-    </w:p>
-    <w:p>
-      <w:pPr>
-        <w:pStyle w:val="Normal"/>
-        <w:rPr>
-          <w:lang w:val="bg-BG" w:eastAsia="en-US" w:bidi="ar-SA"/>
-        </w:rPr>
+      <w:bookmarkEnd w:id="1"/>
+    </w:p>
+    <w:p>
+      <w:pPr>
+        <w:pStyle w:val="Normal"/>
+        <w:spacing w:lineRule="auto" w:line="240"/>
+        <w:rPr/>
+      </w:pPr>
+      <w:r>
+        <w:rPr>
+          <w:lang w:val="bg-BG" w:eastAsia="en-US" w:bidi="ar-SA"/>
+        </w:rPr>
+        <w:t>Обект на дипломната работа е моделирането и обучението на модел, който да класифицира отделните действия на човек, работещ на поточна линия, използвайки данните от очила, които следят движението на очите и главата.</w:t>
+      </w:r>
+    </w:p>
+    <w:p>
+      <w:pPr>
+        <w:pStyle w:val="Normal"/>
+        <w:spacing w:lineRule="auto" w:line="240"/>
+        <w:rPr/>
       </w:pPr>
       <w:r>
         <w:rPr>
@@ -2387,19 +2800,7 @@
         <w:rPr>
           <w:lang w:val="bg-BG" w:eastAsia="en-US" w:bidi="ar-SA"/>
         </w:rPr>
-        <w:t xml:space="preserve">комплекта, </w:t>
-      </w:r>
-      <w:r>
-        <w:rPr>
-          <w:lang w:val="bg-BG" w:eastAsia="en-US" w:bidi="ar-SA"/>
-        </w:rPr>
-        <w:t xml:space="preserve">а техните действия биват записани. </w:t>
-      </w:r>
-      <w:r>
-        <w:rPr>
-          <w:lang w:val="bg-BG" w:eastAsia="en-US" w:bidi="ar-SA"/>
-        </w:rPr>
-        <w:t xml:space="preserve">Освен различни видове движения, очилата записват работното поле, на което участника в експеримента сглобява </w:t>
+        <w:t xml:space="preserve">комплекта, а техните действия биват записани. Освен различни видове движения, очилата записват работното поле, на което участника сглобява </w:t>
       </w:r>
       <w:r>
         <w:rPr>
@@ -2411,119 +2812,39 @@
         <w:rPr>
           <w:lang w:val="bg-BG" w:eastAsia="en-US" w:bidi="ar-SA"/>
         </w:rPr>
-        <w:t>комплекта.</w:t>
-      </w:r>
-    </w:p>
-    <w:p>
-      <w:pPr>
-        <w:pStyle w:val="Normal"/>
-        <w:rPr>
-          <w:lang w:val="bg-BG" w:eastAsia="en-US" w:bidi="ar-SA"/>
-        </w:rPr>
-      </w:pPr>
-      <w:r>
-        <w:rPr>
-          <w:lang w:val="bg-BG" w:eastAsia="en-US" w:bidi="ar-SA"/>
-        </w:rPr>
-        <w:t xml:space="preserve">Разработен е софтуер за </w:t>
-      </w:r>
-      <w:r>
-        <w:rPr>
-          <w:lang w:val="bg-BG" w:eastAsia="en-US" w:bidi="ar-SA"/>
-        </w:rPr>
-        <w:t xml:space="preserve">класифициране на получените данни. При пускане на софтуера, потребителя може да избере папка с данните на даден участник в експеримента. Софтуера може да възпроизвежда записа на работното поле, </w:t>
-      </w:r>
-      <w:r>
-        <w:rPr>
-          <w:lang w:val="bg-BG" w:eastAsia="en-US" w:bidi="ar-SA"/>
-        </w:rPr>
-        <w:t>като наслага точката, в която участника е гледал в дадения момент, върху възпроизведения запис.</w:t>
-      </w:r>
-    </w:p>
-    <w:p>
-      <w:pPr>
-        <w:pStyle w:val="Normal"/>
-        <w:rPr>
-          <w:lang w:val="bg-BG" w:eastAsia="en-US" w:bidi="ar-SA"/>
-        </w:rPr>
-      </w:pPr>
-      <w:r>
-        <w:rPr>
-          <w:lang w:val="bg-BG" w:eastAsia="en-US" w:bidi="ar-SA"/>
-        </w:rPr>
-        <w:t xml:space="preserve">За разработката на софтуера </w:t>
-      </w:r>
-      <w:r>
-        <w:rPr>
-          <w:lang w:val="bg-BG" w:eastAsia="en-US" w:bidi="ar-SA"/>
-        </w:rPr>
-        <w:t xml:space="preserve">за </w:t>
-      </w:r>
-      <w:r>
-        <w:rPr>
-          <w:lang w:val="bg-BG" w:eastAsia="en-US" w:bidi="ar-SA"/>
-        </w:rPr>
-        <w:t>класифициране</w:t>
-      </w:r>
-      <w:r>
-        <w:rPr>
-          <w:lang w:val="bg-BG" w:eastAsia="en-US" w:bidi="ar-SA"/>
-        </w:rPr>
-        <w:t xml:space="preserve"> е използван текстовият редактор VS Code с множество модули и езикът за програмиране Python. </w:t>
-      </w:r>
-      <w:r>
-        <w:rPr>
-          <w:lang w:val="bg-BG" w:eastAsia="en-US" w:bidi="ar-SA"/>
-        </w:rPr>
-        <w:t>За р</w:t>
-      </w:r>
-      <w:r>
-        <w:rPr>
-          <w:lang w:val="bg-BG" w:eastAsia="en-US" w:bidi="ar-SA"/>
-        </w:rPr>
-        <w:t xml:space="preserve">азработката на графичния потребителски интерфейс е </w:t>
-      </w:r>
-      <w:r>
-        <w:rPr>
-          <w:lang w:val="bg-BG" w:eastAsia="en-US" w:bidi="ar-SA"/>
-        </w:rPr>
-        <w:t>използвана библиотеката PyQt6. Използван</w:t>
-      </w:r>
-      <w:r>
-        <w:rPr>
-          <w:lang w:val="bg-BG" w:eastAsia="en-US" w:bidi="ar-SA"/>
-        </w:rPr>
-        <w:t>а</w:t>
-      </w:r>
-      <w:r>
-        <w:rPr>
-          <w:lang w:val="bg-BG" w:eastAsia="en-US" w:bidi="ar-SA"/>
-        </w:rPr>
-        <w:t xml:space="preserve"> </w:t>
-      </w:r>
-      <w:r>
-        <w:rPr>
-          <w:lang w:val="bg-BG" w:eastAsia="en-US" w:bidi="ar-SA"/>
-        </w:rPr>
-        <w:t>е</w:t>
-      </w:r>
-      <w:r>
-        <w:rPr>
-          <w:lang w:val="bg-BG" w:eastAsia="en-US" w:bidi="ar-SA"/>
-        </w:rPr>
-        <w:t xml:space="preserve"> библиотек</w:t>
-      </w:r>
-      <w:r>
-        <w:rPr>
-          <w:lang w:val="bg-BG" w:eastAsia="en-US" w:bidi="ar-SA"/>
-        </w:rPr>
-        <w:t>ата</w:t>
-      </w:r>
-      <w:r>
-        <w:rPr>
-          <w:lang w:val="bg-BG" w:eastAsia="en-US" w:bidi="ar-SA"/>
-        </w:rPr>
-        <w:t xml:space="preserve"> </w:t>
+        <w:t xml:space="preserve">комплекта. </w:t>
+      </w:r>
+      <w:r>
+        <w:rPr>
+          <w:lang w:val="bg-BG" w:eastAsia="en-US" w:bidi="ar-SA"/>
+        </w:rPr>
+        <w:t>Общия брой на участниците е двадесет и осем, но поради технически проблеми два от записите са неизползваеми.</w:t>
+      </w:r>
+    </w:p>
+    <w:p>
+      <w:pPr>
+        <w:pStyle w:val="Normal"/>
+        <w:spacing w:lineRule="auto" w:line="240"/>
+        <w:rPr/>
+      </w:pPr>
+      <w:r>
+        <w:rPr>
+          <w:lang w:val="bg-BG" w:eastAsia="en-US" w:bidi="ar-SA"/>
+        </w:rPr>
+        <w:t>Разработен е софтуер за класифициране на получените данни. При пускане на софтуера, потребителя може да избере папка с данните на даден участник в експеримента. Софтуера може да възпроизвежда записа на работното поле, като наслага точката, в която участника е гледал в дадения момент, върху възпроизведения запис.</w:t>
+      </w:r>
+    </w:p>
+    <w:p>
+      <w:pPr>
+        <w:pStyle w:val="Normal"/>
+        <w:spacing w:lineRule="auto" w:line="240"/>
+        <w:rPr/>
+      </w:pPr>
+      <w:r>
+        <w:rPr>
+          <w:lang w:val="bg-BG" w:eastAsia="en-US" w:bidi="ar-SA"/>
+        </w:rPr>
+        <w:t xml:space="preserve">За разработката на софтуера за класифициране е използван текстовият редактор VS Code с множество модули и езикът за програмиране Python. За графичния потребителски интерфейс е използвана библиотеката PyQt6. Използвана е библиотеката </w:t>
       </w:r>
       <w:r>
         <w:rPr>
@@ -2547,55 +2868,50 @@
         <w:rPr>
           <w:lang w:val="bg-BG" w:eastAsia="en-US" w:bidi="ar-SA"/>
         </w:rPr>
-        <w:t xml:space="preserve">за зареждане и запазване на класифицираните данни във фаил с разширение </w:t>
+        <w:t xml:space="preserve">за зареждане и запазване на класифицираните данни във </w:t>
+      </w:r>
+      <w:r>
+        <w:rPr>
+          <w:lang w:val="bg-BG" w:eastAsia="en-US" w:bidi="ar-SA"/>
+        </w:rPr>
+        <w:t>фа</w:t>
+      </w:r>
+      <w:r>
+        <w:rPr>
+          <w:lang w:val="bg-BG" w:eastAsia="en-US" w:bidi="ar-SA"/>
+        </w:rPr>
+        <w:t>й</w:t>
       </w:r>
       <w:r>
         <w:rPr>
           <w:lang w:val="en-US" w:eastAsia="en-US" w:bidi="ar-SA"/>
         </w:rPr>
+        <w:t>л</w:t>
+      </w:r>
+      <w:r>
+        <w:rPr>
+          <w:lang w:val="bg-BG" w:eastAsia="en-US" w:bidi="ar-SA"/>
+        </w:rPr>
+        <w:t xml:space="preserve"> с разширение </w:t>
+      </w:r>
+      <w:r>
+        <w:rPr>
+          <w:lang w:val="en-US" w:eastAsia="en-US" w:bidi="ar-SA"/>
+        </w:rPr>
         <w:t>csv.</w:t>
       </w:r>
     </w:p>
     <w:p>
       <w:pPr>
         <w:pStyle w:val="Normal"/>
+        <w:spacing w:lineRule="auto" w:line="240"/>
         <w:rPr/>
       </w:pPr>
       <w:r>
         <w:rPr>
           <w:lang w:val="bg-BG" w:eastAsia="en-US" w:bidi="ar-SA"/>
         </w:rPr>
-        <w:t xml:space="preserve">За </w:t>
-      </w:r>
-      <w:r>
-        <w:rPr>
-          <w:lang w:val="bg-BG" w:eastAsia="en-US" w:bidi="ar-SA"/>
-        </w:rPr>
-        <w:t xml:space="preserve">обработката на данните, създаването и обучението на модела е </w:t>
-      </w:r>
-      <w:r>
-        <w:rPr>
-          <w:lang w:val="bg-BG" w:eastAsia="en-US" w:bidi="ar-SA"/>
-        </w:rPr>
-        <w:t xml:space="preserve"> използван езикът за програмиране Python, </w:t>
-      </w:r>
-      <w:r>
-        <w:rPr>
-          <w:lang w:val="bg-BG" w:eastAsia="en-US" w:bidi="ar-SA"/>
-        </w:rPr>
-        <w:t xml:space="preserve">както и </w:t>
-      </w:r>
-      <w:r>
-        <w:rPr>
-          <w:lang w:val="bg-BG" w:eastAsia="en-US" w:bidi="ar-SA"/>
-        </w:rPr>
-        <w:t xml:space="preserve">локално разположена </w:t>
-      </w:r>
-      <w:r>
-        <w:rPr>
-          <w:lang w:val="bg-BG" w:eastAsia="en-US" w:bidi="ar-SA"/>
-        </w:rPr>
-        <w:t>(</w:t>
+        <w:t>За обработката на данните, създаването и обучението на модела е  използван езикът за програмиране Python, както и локално разположена (</w:t>
       </w:r>
       <w:r>
         <w:rPr>
@@ -2607,133 +2923,79 @@
         <w:rPr>
           <w:lang w:val="bg-BG" w:eastAsia="en-US" w:bidi="ar-SA"/>
         </w:rPr>
-        <w:t>)</w:t>
-      </w:r>
-      <w:r>
-        <w:rPr>
-          <w:lang w:val="bg-BG" w:eastAsia="en-US" w:bidi="ar-SA"/>
-        </w:rPr>
-        <w:t xml:space="preserve"> инстанция на JupyterLab, изпълнявана в Docker контейнер, базиран на образа „nvidia/cuda:12.1.1-runtime-ubuntu22.04„. </w:t>
-      </w:r>
-      <w:r>
-        <w:rPr>
-          <w:lang w:val="bg-BG" w:eastAsia="en-US" w:bidi="ar-SA"/>
-        </w:rPr>
-        <w:t>Инстанцията е разположена на домашен компютър и е достъпна посредством локалната мрежа. Локалната мрежа бе достъпена от разстояние посредством локално разположен</w:t>
-      </w:r>
-      <w:r>
-        <w:rPr>
-          <w:lang w:val="bg-BG" w:eastAsia="en-US" w:bidi="ar-SA"/>
-        </w:rPr>
-        <w:t>a</w:t>
-      </w:r>
-      <w:r>
-        <w:rPr>
-          <w:lang w:val="bg-BG" w:eastAsia="en-US" w:bidi="ar-SA"/>
-        </w:rPr>
-        <w:t xml:space="preserve"> (</w:t>
+        <w:t xml:space="preserve">) инстанция на JupyterLab, изпълнявана в Docker контейнер, базиран на образа „nvidia/cuda:12.1.1-runtime-ubuntu22.04„. Инстанцията е разположена на домашен компютър и е достъпна посредством локалната мрежа. Локалната мрежа бе </w:t>
+      </w:r>
+      <w:r>
+        <w:rPr>
+          <w:lang w:val="bg-BG" w:eastAsia="en-US" w:bidi="ar-SA"/>
+        </w:rPr>
+        <w:t xml:space="preserve">достъпвана </w:t>
+      </w:r>
+      <w:r>
+        <w:rPr>
+          <w:lang w:val="bg-BG" w:eastAsia="en-US" w:bidi="ar-SA"/>
+        </w:rPr>
+        <w:t>от разстояние посредством локално разположенa виртуална частна мрежа</w:t>
       </w:r>
       <w:r>
         <w:rPr>
           <w:lang w:val="en-US" w:eastAsia="en-US" w:bidi="ar-SA"/>
         </w:rPr>
+        <w:t xml:space="preserve">. </w:t>
+      </w:r>
+      <w:r>
+        <w:rPr>
+          <w:lang w:val="bg-BG" w:eastAsia="en-US" w:bidi="ar-SA"/>
+        </w:rPr>
+        <w:t xml:space="preserve">Като резервна опция при евентуален проблем с  виртуалната частна мрежа, беше осъществена връзка чрез </w:t>
+      </w:r>
+      <w:r>
+        <w:rPr>
+          <w:lang w:val="en-US" w:eastAsia="en-US" w:bidi="ar-SA"/>
+        </w:rPr>
+        <w:t xml:space="preserve">AnyDesk, </w:t>
+      </w:r>
+      <w:r>
+        <w:rPr>
+          <w:lang w:val="bg-BG" w:eastAsia="en-US" w:bidi="ar-SA"/>
+        </w:rPr>
+        <w:t>както и локално разположенa (</w:t>
+      </w:r>
+      <w:r>
+        <w:rPr>
+          <w:lang w:val="en-US" w:eastAsia="en-US" w:bidi="ar-SA"/>
+        </w:rPr>
         <w:t>self-hosted</w:t>
       </w:r>
       <w:r>
         <w:rPr>
           <w:lang w:val="bg-BG" w:eastAsia="en-US" w:bidi="ar-SA"/>
         </w:rPr>
-        <w:t xml:space="preserve">) </w:t>
-      </w:r>
-      <w:r>
-        <w:rPr>
-          <w:lang w:val="bg-BG" w:eastAsia="en-US" w:bidi="ar-SA"/>
-        </w:rPr>
-        <w:t>виртуална частна мрежа</w:t>
+        <w:t xml:space="preserve">) инстанция на </w:t>
       </w:r>
       <w:r>
         <w:rPr>
           <w:lang w:val="en-US" w:eastAsia="en-US" w:bidi="ar-SA"/>
         </w:rPr>
-        <w:t xml:space="preserve">. </w:t>
-      </w:r>
-      <w:r>
-        <w:rPr>
-          <w:lang w:val="bg-BG" w:eastAsia="en-US" w:bidi="ar-SA"/>
-        </w:rPr>
-        <w:t xml:space="preserve">Като резервна опция при евентуален проблем с  виртуалната частна мрежа, беше осъществена връзка чрез </w:t>
+        <w:t xml:space="preserve">Sunshine </w:t>
+      </w:r>
+      <w:r>
+        <w:rPr>
+          <w:lang w:val="bg-BG" w:eastAsia="en-US" w:bidi="ar-SA"/>
+        </w:rPr>
+        <w:t xml:space="preserve">и </w:t>
       </w:r>
       <w:r>
         <w:rPr>
           <w:lang w:val="en-US" w:eastAsia="en-US" w:bidi="ar-SA"/>
         </w:rPr>
-        <w:t xml:space="preserve">AnyDesk, </w:t>
-      </w:r>
-      <w:r>
-        <w:rPr>
-          <w:lang w:val="bg-BG" w:eastAsia="en-US" w:bidi="ar-SA"/>
-        </w:rPr>
-        <w:t xml:space="preserve">както и </w:t>
-      </w:r>
-      <w:r>
-        <w:rPr>
-          <w:lang w:val="bg-BG" w:eastAsia="en-US" w:bidi="ar-SA"/>
-        </w:rPr>
-        <w:t>локално разположен</w:t>
-      </w:r>
-      <w:r>
-        <w:rPr>
-          <w:lang w:val="bg-BG" w:eastAsia="en-US" w:bidi="ar-SA"/>
-        </w:rPr>
-        <w:t>a</w:t>
-      </w:r>
-      <w:r>
-        <w:rPr>
-          <w:lang w:val="bg-BG" w:eastAsia="en-US" w:bidi="ar-SA"/>
-        </w:rPr>
-        <w:t xml:space="preserve"> (</w:t>
-      </w:r>
-      <w:r>
-        <w:rPr>
-          <w:lang w:val="en-US" w:eastAsia="en-US" w:bidi="ar-SA"/>
-        </w:rPr>
-        <w:t>self-hosted</w:t>
-      </w:r>
-      <w:r>
-        <w:rPr>
-          <w:lang w:val="bg-BG" w:eastAsia="en-US" w:bidi="ar-SA"/>
-        </w:rPr>
-        <w:t xml:space="preserve">) </w:t>
-      </w:r>
-      <w:r>
-        <w:rPr>
-          <w:lang w:val="bg-BG" w:eastAsia="en-US" w:bidi="ar-SA"/>
-        </w:rPr>
-        <w:t xml:space="preserve">инстанция на </w:t>
-      </w:r>
-      <w:r>
-        <w:rPr>
-          <w:lang w:val="en-US" w:eastAsia="en-US" w:bidi="ar-SA"/>
-        </w:rPr>
-        <w:t xml:space="preserve">Sunshine </w:t>
-      </w:r>
-      <w:r>
-        <w:rPr>
-          <w:lang w:val="bg-BG" w:eastAsia="en-US" w:bidi="ar-SA"/>
-        </w:rPr>
-        <w:t xml:space="preserve">и </w:t>
-      </w:r>
-      <w:r>
-        <w:rPr>
-          <w:lang w:val="en-US" w:eastAsia="en-US" w:bidi="ar-SA"/>
-        </w:rPr>
         <w:t>Moonlight.</w:t>
       </w:r>
     </w:p>
     <w:p>
       <w:pPr>
         <w:pStyle w:val="Normal"/>
-        <w:overflowPunct w:val="true"/>
+        <w:overflowPunct w:val="false"/>
         <w:spacing w:lineRule="auto" w:line="278" w:before="0" w:after="160"/>
         <w:ind w:hanging="0"/>
         <w:rPr>
@@ -2744,6 +3006,19 @@
         <w:rPr>
           <w:lang w:val="bg-BG" w:eastAsia="en-US" w:bidi="ar-SA"/>
         </w:rPr>
+        <w:tab/>
+      </w:r>
+      <w:r>
+        <w:rPr>
+          <w:lang w:val="bg-BG" w:eastAsia="en-US" w:bidi="ar-SA"/>
+        </w:rPr>
+        <w:t>Използван модел, кой модели съм сравнявал, как съм оптимизирал параметрите на моделите, р</w:t>
+      </w:r>
+      <w:r>
+        <w:rPr>
+          <w:lang w:val="bg-BG" w:eastAsia="en-US" w:bidi="ar-SA"/>
+        </w:rPr>
+        <w:t>езултати .......</w:t>
       </w:r>
       <w:r>
         <w:br w:type="page"/>
@@ -2758,7 +3033,7 @@
           <w:ilvl w:val="0"/>
           <w:numId w:val="4"/>
         </w:numPr>
-        <w:overflowPunct w:val="true"/>
+        <w:overflowPunct w:val="false"/>
         <w:spacing w:lineRule="auto" w:line="276" w:before="0" w:after="0"/>
         <w:ind w:hanging="357" w:left="357"/>
         <w:contextualSpacing/>
@@ -2771,7 +3046,9 @@
           <w:lang w:val="bg-BG" w:eastAsia="en-US" w:bidi="ar-SA"/>
         </w:rPr>
       </w:pPr>
-      <w:bookmarkStart w:id="1" w:name="_Toc169282652"/>
+      <w:bookmarkStart w:id="2" w:name="__RefHeading___Toc957_4158184810"/>
+      <w:bookmarkStart w:id="3" w:name="_Toc169282652"/>
+      <w:bookmarkEnd w:id="2"/>
       <w:r>
         <w:rPr>
           <w:b/>
@@ -2782,24 +3059,111 @@
         </w:rPr>
         <w:t>Увод</w:t>
       </w:r>
-      <w:bookmarkEnd w:id="1"/>
+      <w:bookmarkEnd w:id="3"/>
+    </w:p>
+    <w:p>
+      <w:pPr>
+        <w:pStyle w:val="ListParagraph"/>
+        <w:widowControl/>
+        <w:numPr>
+          <w:ilvl w:val="0"/>
+          <w:numId w:val="0"/>
+        </w:numPr>
+        <w:suppressAutoHyphens w:val="true"/>
+        <w:overflowPunct w:val="false"/>
+        <w:spacing w:lineRule="auto" w:line="276" w:before="0" w:after="0"/>
+        <w:ind w:hanging="357" w:left="357"/>
+        <w:contextualSpacing/>
+        <w:jc w:val="left"/>
+        <w:outlineLvl w:val="0"/>
+        <w:rPr>
+          <w:b/>
+          <w:bCs/>
+          <w:sz w:val="32"/>
+          <w:szCs w:val="28"/>
+          <w:lang w:val="bg-BG" w:eastAsia="en-US" w:bidi="ar-SA"/>
+        </w:rPr>
+      </w:pPr>
+      <w:r>
+        <w:rPr>
+          <w:b/>
+          <w:bCs/>
+          <w:sz w:val="32"/>
+          <w:szCs w:val="32"/>
+          <w:lang w:val="bg-BG" w:eastAsia="en-US" w:bidi="ar-SA"/>
+        </w:rPr>
+      </w:r>
+      <w:r>
+        <w:br w:type="page"/>
+      </w:r>
     </w:p>
     <w:p>
       <w:pPr>
         <w:pStyle w:val="ListParagraph"/>
         <w:numPr>
           <w:ilvl w:val="0"/>
-          <w:numId w:val="5"/>
+          <w:numId w:val="4"/>
         </w:numPr>
-        <w:rPr>
-          <w:lang w:val="bg-BG" w:eastAsia="en-US" w:bidi="ar-SA"/>
-        </w:rPr>
-      </w:pPr>
-      <w:r>
-        <w:rPr>
-          <w:lang w:val="bg-BG" w:eastAsia="en-US" w:bidi="ar-SA"/>
-        </w:rPr>
-        <w:t>Обяснявам какво е защита на зрението</w:t>
+        <w:overflowPunct w:val="false"/>
+        <w:spacing w:lineRule="auto" w:line="276" w:before="0" w:after="0"/>
+        <w:ind w:hanging="357" w:left="357"/>
+        <w:contextualSpacing/>
+        <w:outlineLvl w:val="0"/>
+        <w:rPr>
+          <w:b/>
+          <w:bCs/>
+          <w:sz w:val="32"/>
+          <w:szCs w:val="28"/>
+          <w:lang w:val="bg-BG" w:eastAsia="en-US" w:bidi="ar-SA"/>
+        </w:rPr>
+      </w:pPr>
+      <w:bookmarkStart w:id="4" w:name="__RefHeading___Toc959_4158184810"/>
+      <w:bookmarkEnd w:id="4"/>
+      <w:r>
+        <w:rPr>
+          <w:b/>
+          <w:bCs/>
+          <w:sz w:val="32"/>
+          <w:szCs w:val="32"/>
+          <w:lang w:val="bg-BG" w:eastAsia="en-US" w:bidi="ar-SA"/>
+        </w:rPr>
+        <w:t xml:space="preserve">Обзор на съществуващи решения </w:t>
+      </w:r>
+    </w:p>
+    <w:p>
+      <w:pPr>
+        <w:pStyle w:val="ListParagraph"/>
+        <w:widowControl/>
+        <w:numPr>
+          <w:ilvl w:val="0"/>
+          <w:numId w:val="0"/>
+        </w:numPr>
+        <w:suppressAutoHyphens w:val="true"/>
+        <w:overflowPunct w:val="false"/>
+        <w:spacing w:lineRule="auto" w:line="276" w:before="0" w:after="0"/>
+        <w:ind w:hanging="357" w:left="357"/>
+        <w:contextualSpacing/>
+        <w:jc w:val="left"/>
+        <w:outlineLvl w:val="0"/>
+        <w:rPr>
+          <w:b/>
+          <w:bCs/>
+          <w:sz w:val="32"/>
+          <w:szCs w:val="28"/>
+          <w:lang w:val="bg-BG" w:eastAsia="en-US" w:bidi="ar-SA"/>
+        </w:rPr>
+      </w:pPr>
+      <w:r>
+        <w:rPr>
+          <w:b/>
+          <w:bCs/>
+          <w:sz w:val="32"/>
+          <w:szCs w:val="32"/>
+          <w:lang w:val="bg-BG" w:eastAsia="en-US" w:bidi="ar-SA"/>
+        </w:rPr>
+      </w:r>
+      <w:r>
+        <w:br w:type="page"/>
       </w:r>
     </w:p>
     <w:p>
@@ -2807,17 +3171,68 @@
         <w:pStyle w:val="ListParagraph"/>
         <w:numPr>
           <w:ilvl w:val="0"/>
-          <w:numId w:val="5"/>
+          <w:numId w:val="4"/>
         </w:numPr>
-        <w:rPr>
-          <w:lang w:val="bg-BG" w:eastAsia="en-US" w:bidi="ar-SA"/>
-        </w:rPr>
-      </w:pPr>
-      <w:r>
-        <w:rPr>
-          <w:lang w:val="bg-BG" w:eastAsia="en-US" w:bidi="ar-SA"/>
-        </w:rPr>
-        <w:t>Какво се предлага за защита на зрението, колко помага</w:t>
+        <w:overflowPunct w:val="false"/>
+        <w:spacing w:lineRule="auto" w:line="276" w:before="0" w:after="0"/>
+        <w:ind w:hanging="357" w:left="357"/>
+        <w:contextualSpacing/>
+        <w:outlineLvl w:val="0"/>
+        <w:rPr>
+          <w:b/>
+          <w:bCs/>
+          <w:sz w:val="32"/>
+          <w:szCs w:val="28"/>
+          <w:lang w:val="bg-BG" w:eastAsia="en-US" w:bidi="ar-SA"/>
+        </w:rPr>
+      </w:pPr>
+      <w:bookmarkStart w:id="5" w:name="__RefHeading___Toc961_4158184810"/>
+      <w:bookmarkEnd w:id="5"/>
+      <w:r>
+        <w:rPr>
+          <w:b/>
+          <w:bCs/>
+          <w:sz w:val="32"/>
+          <w:szCs w:val="32"/>
+          <w:lang w:val="bg-BG" w:eastAsia="en-US" w:bidi="ar-SA"/>
+        </w:rPr>
+        <w:t>Поставени цели и задачи</w:t>
+      </w:r>
+    </w:p>
+    <w:p>
+      <w:pPr>
+        <w:pStyle w:val="ListParagraph"/>
+        <w:widowControl/>
+        <w:numPr>
+          <w:ilvl w:val="0"/>
+          <w:numId w:val="0"/>
+        </w:numPr>
+        <w:suppressAutoHyphens w:val="true"/>
+        <w:overflowPunct w:val="false"/>
+        <w:spacing w:lineRule="auto" w:line="276" w:before="0" w:after="0"/>
+        <w:ind w:hanging="357" w:left="357"/>
+        <w:contextualSpacing/>
+        <w:jc w:val="left"/>
+        <w:outlineLvl w:val="0"/>
+        <w:rPr>
+          <w:b/>
+          <w:bCs/>
+          <w:sz w:val="32"/>
+          <w:szCs w:val="28"/>
+          <w:lang w:val="bg-BG" w:eastAsia="en-US" w:bidi="ar-SA"/>
+        </w:rPr>
+      </w:pPr>
+      <w:r>
+        <w:rPr>
+          <w:b/>
+          <w:bCs/>
+          <w:sz w:val="32"/>
+          <w:szCs w:val="32"/>
+          <w:lang w:val="bg-BG" w:eastAsia="en-US" w:bidi="ar-SA"/>
+        </w:rPr>
+      </w:r>
+      <w:r>
+        <w:br w:type="page"/>
       </w:r>
     </w:p>
     <w:p>
@@ -2825,17 +3240,68 @@
         <w:pStyle w:val="ListParagraph"/>
         <w:numPr>
           <w:ilvl w:val="0"/>
-          <w:numId w:val="5"/>
+          <w:numId w:val="4"/>
         </w:numPr>
-        <w:rPr>
-          <w:lang w:val="bg-BG" w:eastAsia="en-US" w:bidi="ar-SA"/>
-        </w:rPr>
-      </w:pPr>
-      <w:r>
-        <w:rPr>
-          <w:lang w:val="bg-BG" w:eastAsia="en-US" w:bidi="ar-SA"/>
-        </w:rPr>
-        <w:t>Какво предлага моята програма и защо е полезна</w:t>
+        <w:overflowPunct w:val="false"/>
+        <w:spacing w:lineRule="auto" w:line="276" w:before="0" w:after="0"/>
+        <w:ind w:hanging="357" w:left="357"/>
+        <w:contextualSpacing/>
+        <w:outlineLvl w:val="0"/>
+        <w:rPr>
+          <w:b/>
+          <w:bCs/>
+          <w:sz w:val="32"/>
+          <w:szCs w:val="28"/>
+          <w:lang w:val="bg-BG" w:eastAsia="en-US" w:bidi="ar-SA"/>
+        </w:rPr>
+      </w:pPr>
+      <w:bookmarkStart w:id="6" w:name="__RefHeading___Toc965_4158184810"/>
+      <w:bookmarkEnd w:id="6"/>
+      <w:r>
+        <w:rPr>
+          <w:b/>
+          <w:bCs/>
+          <w:sz w:val="32"/>
+          <w:szCs w:val="32"/>
+          <w:lang w:val="bg-BG" w:eastAsia="en-US" w:bidi="ar-SA"/>
+        </w:rPr>
+        <w:t>Описание на експеримент за събиране на данните</w:t>
+      </w:r>
+    </w:p>
+    <w:p>
+      <w:pPr>
+        <w:pStyle w:val="ListParagraph"/>
+        <w:widowControl/>
+        <w:numPr>
+          <w:ilvl w:val="0"/>
+          <w:numId w:val="0"/>
+        </w:numPr>
+        <w:suppressAutoHyphens w:val="true"/>
+        <w:overflowPunct w:val="false"/>
+        <w:spacing w:lineRule="auto" w:line="276" w:before="0" w:after="0"/>
+        <w:ind w:hanging="357" w:left="357"/>
+        <w:contextualSpacing/>
+        <w:jc w:val="left"/>
+        <w:outlineLvl w:val="0"/>
+        <w:rPr>
+          <w:b/>
+          <w:bCs/>
+          <w:sz w:val="32"/>
+          <w:szCs w:val="28"/>
+          <w:lang w:val="bg-BG" w:eastAsia="en-US" w:bidi="ar-SA"/>
+        </w:rPr>
+      </w:pPr>
+      <w:r>
+        <w:rPr>
+          <w:b/>
+          <w:bCs/>
+          <w:sz w:val="32"/>
+          <w:szCs w:val="32"/>
+          <w:lang w:val="bg-BG" w:eastAsia="en-US" w:bidi="ar-SA"/>
+        </w:rPr>
+      </w:r>
+      <w:r>
+        <w:br w:type="page"/>
       </w:r>
     </w:p>
     <w:p>
@@ -2843,82 +3309,286 @@
         <w:pStyle w:val="ListParagraph"/>
         <w:numPr>
           <w:ilvl w:val="0"/>
-          <w:numId w:val="5"/>
+          <w:numId w:val="4"/>
         </w:numPr>
-        <w:rPr>
-          <w:lang w:val="bg-BG" w:eastAsia="en-US" w:bidi="ar-SA"/>
-        </w:rPr>
-      </w:pPr>
-      <w:r>
-        <w:rPr>
-          <w:lang w:val="bg-BG" w:eastAsia="en-US" w:bidi="ar-SA"/>
-        </w:rPr>
-        <w:t>Целева група, употреба, цел на проекта</w:t>
-      </w:r>
-    </w:p>
-    <w:p>
-      <w:pPr>
-        <w:pStyle w:val="Normal"/>
-        <w:rPr>
-          <w:lang w:val="bg-BG" w:eastAsia="en-US" w:bidi="ar-SA"/>
-        </w:rPr>
-      </w:pPr>
-      <w:r>
-        <w:rPr>
-          <w:lang w:val="bg-BG" w:eastAsia="en-US" w:bidi="ar-SA"/>
-        </w:rPr>
-      </w:r>
-    </w:p>
-    <w:p>
-      <w:pPr>
-        <w:pStyle w:val="Normal"/>
-        <w:rPr>
-          <w:lang w:val="bg-BG" w:eastAsia="en-US" w:bidi="ar-SA"/>
-        </w:rPr>
-      </w:pPr>
-      <w:r>
-        <w:rPr>
-          <w:lang w:val="bg-BG" w:eastAsia="en-US" w:bidi="ar-SA"/>
-        </w:rPr>
-      </w:r>
-    </w:p>
-    <w:p>
-      <w:pPr>
-        <w:pStyle w:val="Normal"/>
-        <w:rPr>
-          <w:lang w:val="bg-BG" w:eastAsia="en-US" w:bidi="ar-SA"/>
-        </w:rPr>
-      </w:pPr>
-      <w:r>
-        <w:rPr>
-          <w:lang w:val="bg-BG" w:eastAsia="en-US" w:bidi="ar-SA"/>
-        </w:rPr>
-      </w:r>
-    </w:p>
-    <w:p>
-      <w:pPr>
-        <w:pStyle w:val="Normal"/>
-        <w:rPr>
-          <w:lang w:val="bg-BG" w:eastAsia="en-US" w:bidi="ar-SA"/>
-        </w:rPr>
-      </w:pPr>
-      <w:r>
-        <w:rPr>
-          <w:lang w:val="bg-BG" w:eastAsia="en-US" w:bidi="ar-SA"/>
-        </w:rPr>
-      </w:r>
-    </w:p>
-    <w:p>
-      <w:pPr>
-        <w:pStyle w:val="Normal"/>
-        <w:rPr>
-          <w:lang w:val="bg-BG" w:eastAsia="en-US" w:bidi="ar-SA"/>
-        </w:rPr>
-      </w:pPr>
-      <w:r>
-        <w:rPr>
-          <w:lang w:val="bg-BG" w:eastAsia="en-US" w:bidi="ar-SA"/>
-        </w:rPr>
+        <w:overflowPunct w:val="false"/>
+        <w:spacing w:lineRule="auto" w:line="276" w:before="0" w:after="0"/>
+        <w:ind w:hanging="357" w:left="357"/>
+        <w:contextualSpacing/>
+        <w:outlineLvl w:val="0"/>
+        <w:rPr>
+          <w:b/>
+          <w:bCs/>
+          <w:sz w:val="32"/>
+          <w:szCs w:val="28"/>
+          <w:lang w:val="bg-BG" w:eastAsia="en-US" w:bidi="ar-SA"/>
+        </w:rPr>
+      </w:pPr>
+      <w:bookmarkStart w:id="7" w:name="__RefHeading___Toc969_4158184810"/>
+      <w:bookmarkEnd w:id="7"/>
+      <w:r>
+        <w:rPr>
+          <w:b/>
+          <w:bCs/>
+          <w:sz w:val="32"/>
+          <w:szCs w:val="32"/>
+          <w:lang w:val="bg-BG" w:eastAsia="en-US" w:bidi="ar-SA"/>
+        </w:rPr>
+        <w:t>С</w:t>
+      </w:r>
+      <w:r>
+        <w:rPr>
+          <w:b/>
+          <w:bCs/>
+          <w:sz w:val="32"/>
+          <w:szCs w:val="32"/>
+          <w:lang w:val="bg-BG" w:eastAsia="en-US" w:bidi="ar-SA"/>
+        </w:rPr>
+        <w:t xml:space="preserve">офтуер за класифициране </w:t>
+      </w:r>
+      <w:r>
+        <w:rPr>
+          <w:b/>
+          <w:bCs/>
+          <w:sz w:val="32"/>
+          <w:szCs w:val="32"/>
+          <w:lang w:val="bg-BG" w:eastAsia="en-US" w:bidi="ar-SA"/>
+        </w:rPr>
+        <w:t>на данните</w:t>
+      </w:r>
+    </w:p>
+    <w:p>
+      <w:pPr>
+        <w:pStyle w:val="ListParagraph"/>
+        <w:numPr>
+          <w:ilvl w:val="1"/>
+          <w:numId w:val="4"/>
+        </w:numPr>
+        <w:overflowPunct w:val="false"/>
+        <w:spacing w:lineRule="auto" w:line="276" w:before="0" w:after="0"/>
+        <w:ind w:hanging="357" w:left="357"/>
+        <w:contextualSpacing/>
+        <w:outlineLvl w:val="0"/>
+        <w:rPr>
+          <w:b/>
+          <w:bCs/>
+          <w:sz w:val="32"/>
+          <w:szCs w:val="28"/>
+          <w:lang w:val="bg-BG" w:eastAsia="en-US" w:bidi="ar-SA"/>
+        </w:rPr>
+      </w:pPr>
+      <w:bookmarkStart w:id="8" w:name="__RefHeading___Toc2735_4158184810"/>
+      <w:bookmarkEnd w:id="8"/>
+      <w:r>
+        <w:rPr>
+          <w:b/>
+          <w:bCs/>
+          <w:sz w:val="32"/>
+          <w:szCs w:val="32"/>
+          <w:lang w:val="bg-BG" w:eastAsia="en-US" w:bidi="ar-SA"/>
+        </w:rPr>
+        <w:t>Изисквания, архитектура и организация на данните</w:t>
+      </w:r>
+    </w:p>
+    <w:p>
+      <w:pPr>
+        <w:pStyle w:val="ListParagraph"/>
+        <w:numPr>
+          <w:ilvl w:val="1"/>
+          <w:numId w:val="4"/>
+        </w:numPr>
+        <w:overflowPunct w:val="false"/>
+        <w:spacing w:lineRule="auto" w:line="276" w:before="0" w:after="0"/>
+        <w:ind w:hanging="357" w:left="357"/>
+        <w:contextualSpacing/>
+        <w:outlineLvl w:val="0"/>
+        <w:rPr>
+          <w:b/>
+          <w:bCs/>
+          <w:sz w:val="32"/>
+          <w:szCs w:val="28"/>
+          <w:lang w:val="bg-BG" w:eastAsia="en-US" w:bidi="ar-SA"/>
+        </w:rPr>
+      </w:pPr>
+      <w:bookmarkStart w:id="9" w:name="__RefHeading___Toc2737_4158184810"/>
+      <w:bookmarkEnd w:id="9"/>
+      <w:r>
+        <w:rPr>
+          <w:b/>
+          <w:bCs/>
+          <w:sz w:val="32"/>
+          <w:szCs w:val="32"/>
+          <w:lang w:val="bg-BG" w:eastAsia="en-US" w:bidi="ar-SA"/>
+        </w:rPr>
+        <w:t>Избор на език и среда за програмиране</w:t>
+      </w:r>
+    </w:p>
+    <w:p>
+      <w:pPr>
+        <w:pStyle w:val="ListParagraph"/>
+        <w:numPr>
+          <w:ilvl w:val="1"/>
+          <w:numId w:val="4"/>
+        </w:numPr>
+        <w:overflowPunct w:val="false"/>
+        <w:spacing w:lineRule="auto" w:line="276" w:before="0" w:after="0"/>
+        <w:ind w:hanging="357" w:left="357"/>
+        <w:contextualSpacing/>
+        <w:outlineLvl w:val="0"/>
+        <w:rPr>
+          <w:b/>
+          <w:bCs/>
+          <w:sz w:val="32"/>
+          <w:szCs w:val="28"/>
+          <w:lang w:val="bg-BG" w:eastAsia="en-US" w:bidi="ar-SA"/>
+        </w:rPr>
+      </w:pPr>
+      <w:bookmarkStart w:id="10" w:name="__RefHeading___Toc2739_4158184810"/>
+      <w:bookmarkEnd w:id="10"/>
+      <w:r>
+        <w:rPr>
+          <w:b/>
+          <w:bCs/>
+          <w:sz w:val="32"/>
+          <w:szCs w:val="32"/>
+          <w:lang w:val="bg-BG" w:eastAsia="en-US" w:bidi="ar-SA"/>
+        </w:rPr>
+        <w:t>Реализация на програмната система</w:t>
+      </w:r>
+    </w:p>
+    <w:p>
+      <w:pPr>
+        <w:pStyle w:val="ListParagraph"/>
+        <w:numPr>
+          <w:ilvl w:val="2"/>
+          <w:numId w:val="4"/>
+        </w:numPr>
+        <w:overflowPunct w:val="false"/>
+        <w:spacing w:lineRule="auto" w:line="276" w:before="0" w:after="0"/>
+        <w:ind w:hanging="357" w:left="357"/>
+        <w:contextualSpacing/>
+        <w:outlineLvl w:val="0"/>
+        <w:rPr>
+          <w:b/>
+          <w:bCs/>
+          <w:sz w:val="32"/>
+          <w:szCs w:val="28"/>
+          <w:lang w:val="bg-BG" w:eastAsia="en-US" w:bidi="ar-SA"/>
+        </w:rPr>
+      </w:pPr>
+      <w:bookmarkStart w:id="11" w:name="__RefHeading___Toc2741_4158184810"/>
+      <w:bookmarkEnd w:id="11"/>
+      <w:r>
+        <w:rPr>
+          <w:b/>
+          <w:bCs/>
+          <w:sz w:val="32"/>
+          <w:szCs w:val="32"/>
+          <w:lang w:val="bg-BG" w:eastAsia="en-US" w:bidi="ar-SA"/>
+        </w:rPr>
+        <w:t>Описание на програмните модули</w:t>
+      </w:r>
+    </w:p>
+    <w:p>
+      <w:pPr>
+        <w:pStyle w:val="ListParagraph"/>
+        <w:numPr>
+          <w:ilvl w:val="2"/>
+          <w:numId w:val="4"/>
+        </w:numPr>
+        <w:overflowPunct w:val="false"/>
+        <w:spacing w:lineRule="auto" w:line="276" w:before="0" w:after="0"/>
+        <w:ind w:hanging="357" w:left="357"/>
+        <w:contextualSpacing/>
+        <w:outlineLvl w:val="0"/>
+        <w:rPr>
+          <w:b/>
+          <w:bCs/>
+          <w:sz w:val="32"/>
+          <w:szCs w:val="28"/>
+          <w:lang w:val="bg-BG" w:eastAsia="en-US" w:bidi="ar-SA"/>
+        </w:rPr>
+      </w:pPr>
+      <w:bookmarkStart w:id="12" w:name="__RefHeading___Toc2743_4158184810"/>
+      <w:bookmarkEnd w:id="12"/>
+      <w:r>
+        <w:rPr>
+          <w:b/>
+          <w:bCs/>
+          <w:sz w:val="32"/>
+          <w:szCs w:val="32"/>
+          <w:lang w:val="bg-BG" w:eastAsia="en-US" w:bidi="ar-SA"/>
+        </w:rPr>
+        <w:t>Структура и организация на програмния интерфейс</w:t>
+      </w:r>
+    </w:p>
+    <w:p>
+      <w:pPr>
+        <w:pStyle w:val="ListParagraph"/>
+        <w:numPr>
+          <w:ilvl w:val="1"/>
+          <w:numId w:val="4"/>
+        </w:numPr>
+        <w:overflowPunct w:val="false"/>
+        <w:spacing w:lineRule="auto" w:line="276" w:before="0" w:after="0"/>
+        <w:ind w:hanging="357" w:left="357"/>
+        <w:contextualSpacing/>
+        <w:outlineLvl w:val="0"/>
+        <w:rPr>
+          <w:b/>
+          <w:bCs/>
+          <w:sz w:val="32"/>
+          <w:szCs w:val="28"/>
+          <w:lang w:val="bg-BG" w:eastAsia="en-US" w:bidi="ar-SA"/>
+        </w:rPr>
+      </w:pPr>
+      <w:bookmarkStart w:id="13" w:name="__RefHeading___Toc2745_4158184810"/>
+      <w:bookmarkEnd w:id="13"/>
+      <w:r>
+        <w:rPr>
+          <w:b/>
+          <w:bCs/>
+          <w:sz w:val="32"/>
+          <w:szCs w:val="32"/>
+          <w:lang w:val="bg-BG" w:eastAsia="en-US" w:bidi="ar-SA"/>
+        </w:rPr>
+        <w:t>Формат на входните и изходните данни</w:t>
+      </w:r>
+    </w:p>
+    <w:p>
+      <w:pPr>
+        <w:pStyle w:val="ListParagraph"/>
+        <w:widowControl/>
+        <w:numPr>
+          <w:ilvl w:val="0"/>
+          <w:numId w:val="0"/>
+        </w:numPr>
+        <w:suppressAutoHyphens w:val="true"/>
+        <w:overflowPunct w:val="false"/>
+        <w:spacing w:lineRule="auto" w:line="276" w:before="0" w:after="0"/>
+        <w:ind w:hanging="357" w:left="357"/>
+        <w:contextualSpacing/>
+        <w:jc w:val="left"/>
+        <w:outlineLvl w:val="0"/>
+        <w:rPr>
+          <w:b/>
+          <w:bCs/>
+          <w:sz w:val="32"/>
+          <w:szCs w:val="28"/>
+          <w:lang w:val="bg-BG" w:eastAsia="en-US" w:bidi="ar-SA"/>
+        </w:rPr>
+      </w:pPr>
+      <w:r>
+        <w:rPr>
+          <w:b/>
+          <w:bCs/>
+          <w:sz w:val="32"/>
+          <w:szCs w:val="32"/>
+          <w:lang w:val="bg-BG" w:eastAsia="en-US" w:bidi="ar-SA"/>
+        </w:rPr>
+      </w:r>
+      <w:r>
+        <w:br w:type="page"/>
       </w:r>
     </w:p>
     <w:p>
@@ -2926,17 +3596,559 @@
         <w:pStyle w:val="ListParagraph"/>
         <w:numPr>
           <w:ilvl w:val="0"/>
-          <w:numId w:val="5"/>
+          <w:numId w:val="4"/>
         </w:numPr>
-        <w:rPr>
-          <w:lang w:val="bg-BG" w:eastAsia="en-US" w:bidi="ar-SA"/>
-        </w:rPr>
-      </w:pPr>
-      <w:r>
-        <w:rPr>
-          <w:lang w:val="bg-BG" w:eastAsia="en-US" w:bidi="ar-SA"/>
-        </w:rPr>
-        <w:t>Говоря за ИИ</w:t>
+        <w:overflowPunct w:val="false"/>
+        <w:spacing w:lineRule="auto" w:line="276" w:before="0" w:after="0"/>
+        <w:ind w:hanging="357" w:left="357"/>
+        <w:contextualSpacing/>
+        <w:outlineLvl w:val="0"/>
+        <w:rPr>
+          <w:b/>
+          <w:bCs/>
+          <w:sz w:val="32"/>
+          <w:szCs w:val="28"/>
+          <w:lang w:val="bg-BG" w:eastAsia="en-US" w:bidi="ar-SA"/>
+        </w:rPr>
+      </w:pPr>
+      <w:bookmarkStart w:id="14" w:name="__RefHeading___Toc10516_4158184810"/>
+      <w:bookmarkEnd w:id="14"/>
+      <w:r>
+        <w:rPr>
+          <w:b/>
+          <w:bCs/>
+          <w:sz w:val="32"/>
+          <w:szCs w:val="32"/>
+          <w:lang w:val="bg-BG" w:eastAsia="en-US" w:bidi="ar-SA"/>
+        </w:rPr>
+        <w:t>Архитектура на системата и отдалечен достъп</w:t>
+      </w:r>
+    </w:p>
+    <w:p>
+      <w:pPr>
+        <w:pStyle w:val="Normal"/>
+        <w:rPr>
+          <w:lang w:val="bg-BG"/>
+        </w:rPr>
+      </w:pPr>
+      <w:r>
+        <w:rPr>
+          <w:lang w:val="bg-BG"/>
+        </w:rPr>
+        <w:t>За среда за разработка е избран JupyterLab, тъй като представлява едно от най-разпространените решения за разработка и експериментиране с модели за машинно обучение. Платформата поддържа т</w:t>
+      </w:r>
+      <w:r>
+        <w:rPr>
+          <w:lang w:val="bg-BG"/>
+        </w:rPr>
+        <w:t xml:space="preserve">ака </w:t>
+      </w:r>
+      <w:r>
+        <w:rPr>
+          <w:lang w:val="bg-BG"/>
+        </w:rPr>
+        <w:t>нар</w:t>
+      </w:r>
+      <w:r>
+        <w:rPr>
+          <w:lang w:val="bg-BG"/>
+        </w:rPr>
+        <w:t>ечените</w:t>
+      </w:r>
+      <w:r>
+        <w:rPr>
+          <w:lang w:val="bg-BG"/>
+        </w:rPr>
+        <w:t xml:space="preserve"> notebooks, които позволяват комбинирането на програмен код, визуализации и документация в единен документ. </w:t>
+      </w:r>
+    </w:p>
+    <w:p>
+      <w:pPr>
+        <w:pStyle w:val="Normal"/>
+        <w:rPr>
+          <w:lang w:val="bg-BG"/>
+        </w:rPr>
+      </w:pPr>
+      <w:r>
+        <w:rPr>
+          <w:lang w:val="bg-BG"/>
+        </w:rPr>
+        <w:t xml:space="preserve">Избора, да се инсталира локална инстанция на </w:t>
+      </w:r>
+      <w:r>
+        <w:rPr>
+          <w:lang w:val="en-US"/>
+        </w:rPr>
+        <w:t xml:space="preserve">JupyterLab </w:t>
+      </w:r>
+      <w:r>
+        <w:rPr>
+          <w:lang w:val="bg-BG"/>
+        </w:rPr>
+        <w:t>е взет с цел да се избегне зависимостта от чужда платформа, както и да позволи на целия експеримент да бъде възможно най-възпроизв</w:t>
+      </w:r>
+      <w:r>
+        <w:rPr>
+          <w:lang w:val="bg-BG"/>
+        </w:rPr>
+        <w:t>е</w:t>
+      </w:r>
+      <w:r>
+        <w:rPr>
+          <w:lang w:val="bg-BG"/>
+        </w:rPr>
+        <w:t xml:space="preserve">дим. </w:t>
+      </w:r>
+    </w:p>
+    <w:p>
+      <w:pPr>
+        <w:pStyle w:val="Normal"/>
+        <w:rPr>
+          <w:lang w:val="bg-BG"/>
+        </w:rPr>
+      </w:pPr>
+      <w:r>
+        <w:rPr>
+          <w:lang w:val="bg-BG"/>
+        </w:rPr>
+        <w:t xml:space="preserve">За да бъде постигната тази цел, бе използвана </w:t>
+      </w:r>
+      <w:r>
+        <w:rPr>
+          <w:lang w:val="en-US"/>
+        </w:rPr>
+        <w:t>Dooker.</w:t>
+      </w:r>
+      <w:r>
+        <w:rPr>
+          <w:lang w:val="bg-BG"/>
+        </w:rPr>
+        <w:t xml:space="preserve"> Docker представлява платформа за контейнеризация, която позволява разработването и изпълнението на приложения в изолирани среди, наречени контейнери. </w:t>
+      </w:r>
+      <w:r>
+        <w:rPr>
+          <w:lang w:val="en-US"/>
+        </w:rPr>
+        <w:t>[1]</w:t>
+      </w:r>
+    </w:p>
+    <w:p>
+      <w:pPr>
+        <w:pStyle w:val="Normal"/>
+        <w:rPr>
+          <w:lang w:val="bg-BG"/>
+        </w:rPr>
+      </w:pPr>
+      <w:r>
+        <w:rPr>
+          <w:lang w:val="bg-BG"/>
+        </w:rPr>
+        <w:t>К</w:t>
+      </w:r>
+      <w:r>
+        <w:rPr>
+          <w:lang w:val="bg-BG"/>
+        </w:rPr>
+        <w:t xml:space="preserve">онтейнеризацията </w:t>
+      </w:r>
+      <w:r>
+        <w:rPr>
+          <w:lang w:val="bg-BG"/>
+        </w:rPr>
+        <w:t xml:space="preserve">в този случай се постига чрез </w:t>
+      </w:r>
+      <w:r>
+        <w:rPr>
+          <w:lang w:val="en-US"/>
+        </w:rPr>
+        <w:t xml:space="preserve">Docker </w:t>
+      </w:r>
+      <w:r>
+        <w:rPr>
+          <w:lang w:val="bg-BG"/>
+        </w:rPr>
+        <w:t xml:space="preserve">контейнер. Docker контейнерът представлява стандартизирана единица за разпространение и изпълнение на софтуер, която съдържа приложението и всички необходими зависимости за неговата работа. Това позволява приложението да функционира по еднакъв начин в различни среди за изпълнение. </w:t>
+      </w:r>
+      <w:r>
+        <w:rPr>
+          <w:lang w:val="en-US"/>
+        </w:rPr>
+        <w:t>[1]</w:t>
+      </w:r>
+    </w:p>
+    <w:p>
+      <w:pPr>
+        <w:pStyle w:val="Normal"/>
+        <w:rPr/>
+      </w:pPr>
+      <w:r>
+        <w:rPr>
+          <w:lang w:val="bg-BG"/>
+        </w:rPr>
+        <w:t xml:space="preserve">За създаването на контейнера е създаден </w:t>
+      </w:r>
+      <w:r>
+        <w:rPr>
+          <w:lang w:val="en-US"/>
+        </w:rPr>
+        <w:t xml:space="preserve">Docker </w:t>
+      </w:r>
+      <w:r>
+        <w:rPr>
+          <w:lang w:val="bg-BG" w:eastAsia="en-US" w:bidi="ar-SA"/>
+        </w:rPr>
+        <w:t xml:space="preserve">образ </w:t>
+      </w:r>
+      <w:r>
+        <w:rPr>
+          <w:lang w:val="bg-BG" w:eastAsia="en-US" w:bidi="ar-SA"/>
+        </w:rPr>
+        <w:t>(</w:t>
+      </w:r>
+      <w:r>
+        <w:rPr>
+          <w:lang w:val="en-US" w:eastAsia="en-US" w:bidi="ar-SA"/>
+        </w:rPr>
+        <w:t>Docker image</w:t>
+      </w:r>
+      <w:r>
+        <w:rPr>
+          <w:lang w:val="bg-BG" w:eastAsia="en-US" w:bidi="ar-SA"/>
+        </w:rPr>
+        <w:t xml:space="preserve">). Docker образът представлява неизменяем шаблон, съдържащ необходимите инструкции и файлове за създаване на Docker контейнер. </w:t>
+      </w:r>
+      <w:r>
+        <w:rPr>
+          <w:lang w:val="en-US" w:eastAsia="en-US" w:bidi="ar-SA"/>
+        </w:rPr>
+        <w:t xml:space="preserve">[1] </w:t>
+      </w:r>
+    </w:p>
+    <w:p>
+      <w:pPr>
+        <w:pStyle w:val="Normal"/>
+        <w:rPr/>
+      </w:pPr>
+      <w:r>
+        <w:rPr>
+          <w:lang w:val="bg-BG" w:eastAsia="en-US" w:bidi="ar-SA"/>
+        </w:rPr>
+        <w:t xml:space="preserve">Създадения </w:t>
+      </w:r>
+      <w:r>
+        <w:rPr>
+          <w:lang w:val="en-US" w:eastAsia="en-US" w:bidi="ar-SA"/>
+        </w:rPr>
+        <w:t xml:space="preserve">Docker </w:t>
+      </w:r>
+      <w:r>
+        <w:rPr>
+          <w:lang w:val="bg-BG" w:eastAsia="en-US" w:bidi="ar-SA"/>
+        </w:rPr>
+        <w:t xml:space="preserve">образ </w:t>
+      </w:r>
+      <w:r>
+        <w:rPr>
+          <w:lang w:val="bg-BG" w:eastAsia="en-US" w:bidi="ar-SA"/>
+        </w:rPr>
+        <w:t>Съдържа следните директиви:</w:t>
+      </w:r>
+    </w:p>
+    <w:p>
+      <w:pPr>
+        <w:pStyle w:val="Normal"/>
+        <w:rPr>
+          <w:lang w:val="bg-BG" w:eastAsia="en-US" w:bidi="ar-SA"/>
+        </w:rPr>
+      </w:pPr>
+      <w:r>
+        <w:rPr>
+          <w:lang w:val="bg-BG" w:eastAsia="en-US" w:bidi="ar-SA"/>
+        </w:rPr>
+        <w:t>FROM nvidia/cuda:12.1.1-runtime-ubuntu22.04</w:t>
+      </w:r>
+    </w:p>
+    <w:p>
+      <w:pPr>
+        <w:pStyle w:val="Normal"/>
+        <w:rPr>
+          <w:lang w:val="bg-BG" w:eastAsia="en-US" w:bidi="ar-SA"/>
+        </w:rPr>
+      </w:pPr>
+      <w:r>
+        <w:rPr>
+          <w:lang w:val="bg-BG" w:eastAsia="en-US" w:bidi="ar-SA"/>
+        </w:rPr>
+        <w:t>WORKDIR /workspace</w:t>
+      </w:r>
+    </w:p>
+    <w:p>
+      <w:pPr>
+        <w:pStyle w:val="Normal"/>
+        <w:rPr>
+          <w:lang w:val="bg-BG" w:eastAsia="en-US" w:bidi="ar-SA"/>
+        </w:rPr>
+      </w:pPr>
+      <w:r>
+        <w:rPr>
+          <w:lang w:val="bg-BG" w:eastAsia="en-US" w:bidi="ar-SA"/>
+        </w:rPr>
+        <w:t>RUN apt-get update &amp;&amp; apt-get install -y python3-pip git &amp;&amp; rm -rf /var/lib/apt/lists/*</w:t>
+      </w:r>
+    </w:p>
+    <w:p>
+      <w:pPr>
+        <w:pStyle w:val="Normal"/>
+        <w:rPr>
+          <w:lang w:val="bg-BG" w:eastAsia="en-US" w:bidi="ar-SA"/>
+        </w:rPr>
+      </w:pPr>
+      <w:r>
+        <w:rPr>
+          <w:lang w:val="bg-BG" w:eastAsia="en-US" w:bidi="ar-SA"/>
+        </w:rPr>
+        <w:t>RUN pip install --no-cache-dir fastai jupyter matplotlib pandas scikit-learn polars</w:t>
+      </w:r>
+    </w:p>
+    <w:p>
+      <w:pPr>
+        <w:pStyle w:val="Normal"/>
+        <w:rPr>
+          <w:lang w:val="bg-BG" w:eastAsia="en-US" w:bidi="ar-SA"/>
+        </w:rPr>
+      </w:pPr>
+      <w:r>
+        <w:rPr>
+          <w:lang w:val="bg-BG" w:eastAsia="en-US" w:bidi="ar-SA"/>
+        </w:rPr>
+        <w:t>EXPOSE 8888</w:t>
+      </w:r>
+    </w:p>
+    <w:p>
+      <w:pPr>
+        <w:pStyle w:val="Normal"/>
+        <w:rPr>
+          <w:lang w:val="bg-BG" w:eastAsia="en-US" w:bidi="ar-SA"/>
+        </w:rPr>
+      </w:pPr>
+      <w:r>
+        <w:rPr>
+          <w:lang w:val="bg-BG" w:eastAsia="en-US" w:bidi="ar-SA"/>
+        </w:rPr>
+        <w:t>CMD ["jupyter", "lab", "--ip=0.0.0.0", "--port=8888", "--no-browser", "—allow-root"]</w:t>
+      </w:r>
+    </w:p>
+    <w:p>
+      <w:pPr>
+        <w:pStyle w:val="Normal"/>
+        <w:rPr>
+          <w:lang w:val="bg-BG" w:eastAsia="en-US" w:bidi="ar-SA"/>
+        </w:rPr>
+      </w:pPr>
+      <w:r>
+        <w:rPr>
+          <w:lang w:val="bg-BG" w:eastAsia="en-US" w:bidi="ar-SA"/>
+        </w:rPr>
+      </w:r>
+    </w:p>
+    <w:p>
+      <w:pPr>
+        <w:pStyle w:val="Normal"/>
+        <w:ind w:hanging="0" w:left="0"/>
+        <w:rPr>
+          <w:lang w:val="bg-BG" w:eastAsia="en-US" w:bidi="ar-SA"/>
+        </w:rPr>
+      </w:pPr>
+      <w:r>
+        <w:rPr>
+          <w:lang w:val="bg-BG" w:eastAsia="en-US" w:bidi="ar-SA"/>
+        </w:rPr>
+        <w:t xml:space="preserve">Директивата </w:t>
+      </w:r>
+      <w:r>
+        <w:rPr>
+          <w:lang w:val="en-US" w:eastAsia="en-US" w:bidi="ar-SA"/>
+        </w:rPr>
+        <w:t xml:space="preserve">FROM </w:t>
+      </w:r>
+    </w:p>
+    <w:p>
+      <w:pPr>
+        <w:pStyle w:val="Normal"/>
+        <w:rPr/>
+      </w:pPr>
+      <w:r>
+        <w:rPr>
+          <w:lang w:val="bg-BG" w:eastAsia="en-US" w:bidi="ar-SA"/>
+        </w:rPr>
+        <w:t xml:space="preserve">е базиран на образа „nvidia/cuda:12.1.1-runtime-ubuntu22.04“, като допълнително </w:t>
+      </w:r>
+      <w:r>
+        <w:rPr>
+          <w:lang w:val="bg-BG" w:eastAsia="en-US" w:bidi="ar-SA"/>
+        </w:rPr>
+        <w:t>задава работната</w:t>
+      </w:r>
+      <w:r>
+        <w:rPr>
+          <w:lang w:val="bg-BG" w:eastAsia="en-US" w:bidi="ar-SA"/>
+        </w:rPr>
+        <w:t xml:space="preserve"> дир</w:t>
+      </w:r>
+      <w:r>
+        <w:rPr>
+          <w:lang w:val="en-US" w:eastAsia="en-US" w:bidi="ar-SA"/>
+        </w:rPr>
+        <w:t>ектори</w:t>
+      </w:r>
+      <w:r>
+        <w:rPr>
+          <w:lang w:val="bg-BG" w:eastAsia="en-US" w:bidi="ar-SA"/>
+        </w:rPr>
+        <w:t>я „</w:t>
+      </w:r>
+      <w:r>
+        <w:rPr>
+          <w:lang w:val="en-US" w:eastAsia="en-US" w:bidi="ar-SA"/>
+        </w:rPr>
+        <w:t>workspace</w:t>
+      </w:r>
+      <w:r>
+        <w:rPr>
+          <w:lang w:val="bg-BG" w:eastAsia="en-US" w:bidi="ar-SA"/>
+        </w:rPr>
+        <w:t xml:space="preserve">“; </w:t>
+      </w:r>
+      <w:r>
+        <w:rPr>
+          <w:lang w:val="bg-BG" w:eastAsia="en-US" w:bidi="ar-SA"/>
+        </w:rPr>
+        <w:t>обновява всички зависимости от основния образ; инсталира</w:t>
+      </w:r>
+      <w:r>
+        <w:rPr>
+          <w:lang w:val="en-US" w:eastAsia="en-US" w:bidi="ar-SA"/>
+        </w:rPr>
+        <w:t xml:space="preserve"> pip</w:t>
+      </w:r>
+      <w:r>
+        <w:rPr>
+          <w:lang w:val="bg-BG" w:eastAsia="en-US" w:bidi="ar-SA"/>
+        </w:rPr>
+        <w:t xml:space="preserve"> и</w:t>
+      </w:r>
+      <w:r>
+        <w:rPr>
+          <w:lang w:val="bg-BG" w:eastAsia="en-US" w:bidi="ar-SA"/>
+        </w:rPr>
+        <w:t xml:space="preserve"> </w:t>
+      </w:r>
+      <w:r>
+        <w:rPr>
+          <w:lang w:val="en-US" w:eastAsia="en-US" w:bidi="ar-SA"/>
+        </w:rPr>
+        <w:t xml:space="preserve">git; </w:t>
+      </w:r>
+      <w:r>
+        <w:rPr>
+          <w:lang w:val="bg-BG" w:eastAsia="en-US" w:bidi="ar-SA"/>
+        </w:rPr>
+        <w:t xml:space="preserve">изтрива всички временни файлове с цел намаляване големината на образа. След като </w:t>
+      </w:r>
+      <w:r>
+        <w:rPr>
+          <w:lang w:val="en-US" w:eastAsia="en-US" w:bidi="ar-SA"/>
+        </w:rPr>
+        <w:t xml:space="preserve">pip </w:t>
+      </w:r>
+      <w:r>
+        <w:rPr>
+          <w:lang w:val="bg-BG" w:eastAsia="en-US" w:bidi="ar-SA"/>
+        </w:rPr>
+        <w:t xml:space="preserve">е вече инсталиран, се инсталират всички нужни библиотеки а именно: fastai, jupyter, matplotlib, pandas, scikit-learn, polars. </w:t>
+        <w:br/>
+      </w:r>
+    </w:p>
+    <w:p>
+      <w:pPr>
+        <w:pStyle w:val="Normal"/>
+        <w:rPr/>
+      </w:pPr>
+      <w:r>
+        <w:rPr/>
+        <w:t xml:space="preserve">Директивата </w:t>
+      </w:r>
+      <w:r>
+        <w:rPr>
+          <w:rStyle w:val="SourceText"/>
+        </w:rPr>
+        <w:t>EXPOSE 8888</w:t>
+      </w:r>
+      <w:r>
+        <w:rPr/>
+        <w:t xml:space="preserve"> указва, че приложението в контейнера слуша на порт 8888. Тя има информативен характер и не публикува автоматично порта към хост системата. </w:t>
+      </w:r>
+    </w:p>
+    <w:p>
+      <w:pPr>
+        <w:pStyle w:val="Normal"/>
+        <w:rPr/>
+      </w:pPr>
+      <w:r>
+        <w:rPr/>
+      </w:r>
+    </w:p>
+    <w:p>
+      <w:pPr>
+        <w:pStyle w:val="Normal"/>
+        <w:rPr/>
+      </w:pPr>
+      <w:r>
+        <w:rPr/>
+        <w:t xml:space="preserve">Директивата </w:t>
+      </w:r>
+      <w:r>
+        <w:rPr>
+          <w:rStyle w:val="SourceText"/>
+        </w:rPr>
+        <w:t>CMD</w:t>
+      </w:r>
+      <w:r>
+        <w:rPr/>
+        <w:t xml:space="preserve"> дефинира командата по подразбиране, която се изпълнява при стартиране на контейнера. В конкретния случай се стартира JupyterLab сървър, който се свързва към всички мрежови интерфейси в контейнера (</w:t>
+      </w:r>
+      <w:r>
+        <w:rPr>
+          <w:rStyle w:val="SourceText"/>
+        </w:rPr>
+        <w:t>0.0.0.0</w:t>
+      </w:r>
+      <w:r>
+        <w:rPr/>
+        <w:t xml:space="preserve">) и използва порт 8888. Опцията </w:t>
+      </w:r>
+      <w:r>
+        <w:rPr>
+          <w:rStyle w:val="SourceText"/>
+        </w:rPr>
+        <w:t>--no-browser</w:t>
+      </w:r>
+      <w:r>
+        <w:rPr/>
+        <w:t xml:space="preserve"> предотвратява автоматичното отваряне на браузър, а </w:t>
+      </w:r>
+      <w:r>
+        <w:rPr>
+          <w:rStyle w:val="SourceText"/>
+        </w:rPr>
+        <w:t>--allow-root</w:t>
+      </w:r>
+      <w:r>
+        <w:rPr/>
+        <w:t xml:space="preserve"> позволява изпълнение с административни права. </w:t>
+      </w:r>
+      <w:r>
+        <w:br w:type="page"/>
       </w:r>
     </w:p>
     <w:p>
@@ -2944,17 +4156,177 @@
         <w:pStyle w:val="ListParagraph"/>
         <w:numPr>
           <w:ilvl w:val="0"/>
-          <w:numId w:val="5"/>
+          <w:numId w:val="4"/>
         </w:numPr>
-        <w:rPr>
-          <w:lang w:val="bg-BG" w:eastAsia="en-US" w:bidi="ar-SA"/>
-        </w:rPr>
-      </w:pPr>
-      <w:r>
-        <w:rPr>
-          <w:lang w:val="bg-BG" w:eastAsia="en-US" w:bidi="ar-SA"/>
-        </w:rPr>
-        <w:t>Машинно обучение</w:t>
+        <w:overflowPunct w:val="false"/>
+        <w:spacing w:lineRule="auto" w:line="276" w:before="0" w:after="0"/>
+        <w:ind w:hanging="357" w:left="357"/>
+        <w:contextualSpacing/>
+        <w:outlineLvl w:val="0"/>
+        <w:rPr>
+          <w:b/>
+          <w:bCs/>
+          <w:sz w:val="32"/>
+          <w:szCs w:val="28"/>
+          <w:lang w:val="bg-BG" w:eastAsia="en-US" w:bidi="ar-SA"/>
+        </w:rPr>
+      </w:pPr>
+      <w:bookmarkStart w:id="15" w:name="__RefHeading___Toc5688_4158184810"/>
+      <w:bookmarkEnd w:id="15"/>
+      <w:r>
+        <w:rPr>
+          <w:b/>
+          <w:bCs/>
+          <w:sz w:val="32"/>
+          <w:szCs w:val="32"/>
+          <w:lang w:val="bg-BG" w:eastAsia="en-US" w:bidi="ar-SA"/>
+        </w:rPr>
+        <w:t>Създаване и обучение на модела</w:t>
+      </w:r>
+    </w:p>
+    <w:p>
+      <w:pPr>
+        <w:pStyle w:val="ListParagraph"/>
+        <w:numPr>
+          <w:ilvl w:val="1"/>
+          <w:numId w:val="4"/>
+        </w:numPr>
+        <w:overflowPunct w:val="false"/>
+        <w:spacing w:lineRule="auto" w:line="276" w:before="0" w:after="0"/>
+        <w:ind w:hanging="357" w:left="357"/>
+        <w:contextualSpacing/>
+        <w:outlineLvl w:val="0"/>
+        <w:rPr>
+          <w:b/>
+          <w:bCs/>
+          <w:sz w:val="32"/>
+          <w:szCs w:val="28"/>
+          <w:lang w:val="bg-BG" w:eastAsia="en-US" w:bidi="ar-SA"/>
+        </w:rPr>
+      </w:pPr>
+      <w:bookmarkStart w:id="16" w:name="__RefHeading___Toc967_4158184810"/>
+      <w:bookmarkEnd w:id="16"/>
+      <w:r>
+        <w:rPr>
+          <w:b/>
+          <w:bCs/>
+          <w:sz w:val="32"/>
+          <w:szCs w:val="32"/>
+          <w:lang w:val="bg-BG" w:eastAsia="en-US" w:bidi="ar-SA"/>
+        </w:rPr>
+        <w:t>Предварителна о</w:t>
+      </w:r>
+      <w:r>
+        <w:rPr>
+          <w:b/>
+          <w:bCs/>
+          <w:sz w:val="32"/>
+          <w:szCs w:val="32"/>
+          <w:lang w:val="bg-BG" w:eastAsia="en-US" w:bidi="ar-SA"/>
+        </w:rPr>
+        <w:t>бработка на данните</w:t>
+      </w:r>
+    </w:p>
+    <w:p>
+      <w:pPr>
+        <w:pStyle w:val="ListParagraph"/>
+        <w:numPr>
+          <w:ilvl w:val="1"/>
+          <w:numId w:val="4"/>
+        </w:numPr>
+        <w:overflowPunct w:val="false"/>
+        <w:spacing w:lineRule="auto" w:line="276" w:before="0" w:after="0"/>
+        <w:ind w:hanging="357" w:left="357"/>
+        <w:contextualSpacing/>
+        <w:outlineLvl w:val="0"/>
+        <w:rPr>
+          <w:b/>
+          <w:bCs/>
+          <w:sz w:val="32"/>
+          <w:szCs w:val="28"/>
+          <w:lang w:val="bg-BG" w:eastAsia="en-US" w:bidi="ar-SA"/>
+        </w:rPr>
+      </w:pPr>
+      <w:bookmarkStart w:id="17" w:name="__RefHeading___Toc5690_4158184810"/>
+      <w:bookmarkEnd w:id="17"/>
+      <w:r>
+        <w:rPr>
+          <w:b/>
+          <w:bCs/>
+          <w:sz w:val="32"/>
+          <w:szCs w:val="32"/>
+          <w:lang w:val="bg-BG" w:eastAsia="en-US" w:bidi="ar-SA"/>
+        </w:rPr>
+        <w:t>Избор на модел за машинно обучение</w:t>
+      </w:r>
+    </w:p>
+    <w:p>
+      <w:pPr>
+        <w:pStyle w:val="ListParagraph"/>
+        <w:numPr>
+          <w:ilvl w:val="1"/>
+          <w:numId w:val="4"/>
+        </w:numPr>
+        <w:overflowPunct w:val="false"/>
+        <w:spacing w:lineRule="auto" w:line="276" w:before="0" w:after="0"/>
+        <w:ind w:hanging="357" w:left="357"/>
+        <w:contextualSpacing/>
+        <w:outlineLvl w:val="0"/>
+        <w:rPr>
+          <w:b/>
+          <w:bCs/>
+          <w:sz w:val="32"/>
+          <w:szCs w:val="28"/>
+          <w:lang w:val="bg-BG" w:eastAsia="en-US" w:bidi="ar-SA"/>
+        </w:rPr>
+      </w:pPr>
+      <w:bookmarkStart w:id="18" w:name="__RefHeading___Toc5692_4158184810"/>
+      <w:bookmarkEnd w:id="18"/>
+      <w:r>
+        <w:rPr>
+          <w:b/>
+          <w:bCs/>
+          <w:sz w:val="32"/>
+          <w:szCs w:val="32"/>
+          <w:lang w:val="bg-BG" w:eastAsia="en-US" w:bidi="ar-SA"/>
+        </w:rPr>
+        <w:t>Методология на обучението</w:t>
+      </w:r>
+    </w:p>
+    <w:p>
+      <w:pPr>
+        <w:pStyle w:val="ListParagraph"/>
+        <w:widowControl/>
+        <w:numPr>
+          <w:ilvl w:val="0"/>
+          <w:numId w:val="0"/>
+        </w:numPr>
+        <w:suppressAutoHyphens w:val="true"/>
+        <w:overflowPunct w:val="false"/>
+        <w:spacing w:lineRule="auto" w:line="276" w:before="0" w:after="0"/>
+        <w:ind w:hanging="357" w:left="357"/>
+        <w:contextualSpacing/>
+        <w:jc w:val="left"/>
+        <w:outlineLvl w:val="0"/>
+        <w:rPr>
+          <w:b/>
+          <w:bCs/>
+          <w:sz w:val="32"/>
+          <w:szCs w:val="28"/>
+          <w:lang w:val="bg-BG" w:eastAsia="en-US" w:bidi="ar-SA"/>
+        </w:rPr>
+      </w:pPr>
+      <w:r>
+        <w:rPr>
+          <w:b/>
+          <w:bCs/>
+          <w:sz w:val="32"/>
+          <w:szCs w:val="32"/>
+          <w:lang w:val="bg-BG" w:eastAsia="en-US" w:bidi="ar-SA"/>
+        </w:rPr>
+      </w:r>
+      <w:r>
+        <w:br w:type="page"/>
       </w:r>
     </w:p>
     <w:p>
@@ -2962,17 +4334,75 @@
         <w:pStyle w:val="ListParagraph"/>
         <w:numPr>
           <w:ilvl w:val="0"/>
-          <w:numId w:val="5"/>
+          <w:numId w:val="4"/>
         </w:numPr>
-        <w:rPr>
-          <w:lang w:val="bg-BG" w:eastAsia="en-US" w:bidi="ar-SA"/>
-        </w:rPr>
-      </w:pPr>
-      <w:r>
-        <w:rPr>
-          <w:lang w:val="bg-BG" w:eastAsia="en-US" w:bidi="ar-SA"/>
-        </w:rPr>
-        <w:t>Transfer learning</w:t>
+        <w:overflowPunct w:val="false"/>
+        <w:spacing w:lineRule="auto" w:line="276" w:before="0" w:after="0"/>
+        <w:ind w:hanging="357" w:left="357"/>
+        <w:contextualSpacing/>
+        <w:outlineLvl w:val="0"/>
+        <w:rPr>
+          <w:b/>
+          <w:bCs/>
+          <w:sz w:val="32"/>
+          <w:szCs w:val="32"/>
+          <w:lang w:val="bg-BG" w:eastAsia="en-US" w:bidi="ar-SA"/>
+        </w:rPr>
+      </w:pPr>
+      <w:bookmarkStart w:id="19" w:name="__RefHeading___Toc10518_4158184810"/>
+      <w:bookmarkEnd w:id="19"/>
+      <w:r>
+        <w:rPr>
+          <w:b/>
+          <w:bCs/>
+          <w:sz w:val="32"/>
+          <w:szCs w:val="32"/>
+          <w:lang w:val="bg-BG" w:eastAsia="en-US" w:bidi="ar-SA"/>
+        </w:rPr>
+        <w:t xml:space="preserve">Сравнение между </w:t>
+      </w:r>
+      <w:r>
+        <w:rPr>
+          <w:b/>
+          <w:bCs/>
+          <w:sz w:val="32"/>
+          <w:szCs w:val="32"/>
+          <w:lang w:val="en-US" w:eastAsia="en-US" w:bidi="ar-SA"/>
+        </w:rPr>
+        <w:t xml:space="preserve">CNN </w:t>
+      </w:r>
+      <w:r>
+        <w:rPr>
+          <w:b/>
+          <w:bCs/>
+          <w:sz w:val="32"/>
+          <w:szCs w:val="32"/>
+          <w:lang w:val="bg-BG" w:eastAsia="en-US" w:bidi="ar-SA"/>
+        </w:rPr>
+        <w:t xml:space="preserve">и </w:t>
+      </w:r>
+      <w:r>
+        <w:rPr>
+          <w:b/>
+          <w:bCs/>
+          <w:sz w:val="32"/>
+          <w:szCs w:val="32"/>
+          <w:lang w:val="en-US" w:eastAsia="en-US" w:bidi="ar-SA"/>
+        </w:rPr>
+        <w:t xml:space="preserve">Transformer </w:t>
+      </w:r>
+      <w:r>
+        <w:rPr>
+          <w:b/>
+          <w:bCs/>
+          <w:sz w:val="32"/>
+          <w:szCs w:val="32"/>
+          <w:lang w:val="bg-BG" w:eastAsia="en-US" w:bidi="ar-SA"/>
+        </w:rPr>
+        <w:t>модел</w:t>
+      </w:r>
+      <w:r>
+        <w:br w:type="page"/>
       </w:r>
     </w:p>
     <w:p>
@@ -2980,17 +4410,68 @@
         <w:pStyle w:val="ListParagraph"/>
         <w:numPr>
           <w:ilvl w:val="0"/>
-          <w:numId w:val="5"/>
+          <w:numId w:val="4"/>
         </w:numPr>
-        <w:rPr>
-          <w:lang w:val="bg-BG" w:eastAsia="en-US" w:bidi="ar-SA"/>
-        </w:rPr>
-      </w:pPr>
-      <w:r>
-        <w:rPr>
-          <w:lang w:val="bg-BG" w:eastAsia="en-US" w:bidi="ar-SA"/>
-        </w:rPr>
-        <w:t>Общи работи за модела/моделите</w:t>
+        <w:overflowPunct w:val="false"/>
+        <w:spacing w:lineRule="auto" w:line="276" w:before="0" w:after="0"/>
+        <w:ind w:hanging="357" w:left="357"/>
+        <w:contextualSpacing/>
+        <w:outlineLvl w:val="0"/>
+        <w:rPr>
+          <w:b/>
+          <w:bCs/>
+          <w:sz w:val="32"/>
+          <w:szCs w:val="32"/>
+          <w:lang w:val="bg-BG" w:eastAsia="en-US" w:bidi="ar-SA"/>
+        </w:rPr>
+      </w:pPr>
+      <w:bookmarkStart w:id="20" w:name="__RefHeading___Toc10520_4158184810"/>
+      <w:bookmarkEnd w:id="20"/>
+      <w:r>
+        <w:rPr>
+          <w:b/>
+          <w:bCs/>
+          <w:sz w:val="32"/>
+          <w:szCs w:val="32"/>
+          <w:lang w:val="bg-BG" w:eastAsia="en-US" w:bidi="ar-SA"/>
+        </w:rPr>
+        <w:t>Резултати при различна продължителност на записите</w:t>
+      </w:r>
+    </w:p>
+    <w:p>
+      <w:pPr>
+        <w:pStyle w:val="ListParagraph"/>
+        <w:widowControl/>
+        <w:numPr>
+          <w:ilvl w:val="0"/>
+          <w:numId w:val="0"/>
+        </w:numPr>
+        <w:suppressAutoHyphens w:val="true"/>
+        <w:overflowPunct w:val="false"/>
+        <w:spacing w:lineRule="auto" w:line="276" w:before="0" w:after="0"/>
+        <w:ind w:hanging="357" w:left="357"/>
+        <w:contextualSpacing/>
+        <w:jc w:val="left"/>
+        <w:outlineLvl w:val="0"/>
+        <w:rPr>
+          <w:b/>
+          <w:bCs/>
+          <w:sz w:val="32"/>
+          <w:szCs w:val="28"/>
+          <w:lang w:val="bg-BG" w:eastAsia="en-US" w:bidi="ar-SA"/>
+        </w:rPr>
+      </w:pPr>
+      <w:r>
+        <w:rPr>
+          <w:b/>
+          <w:bCs/>
+          <w:sz w:val="32"/>
+          <w:szCs w:val="32"/>
+          <w:lang w:val="bg-BG" w:eastAsia="en-US" w:bidi="ar-SA"/>
+        </w:rPr>
+      </w:r>
+      <w:r>
+        <w:br w:type="page"/>
       </w:r>
     </w:p>
     <w:p>
@@ -2998,17 +4479,68 @@
         <w:pStyle w:val="ListParagraph"/>
         <w:numPr>
           <w:ilvl w:val="0"/>
-          <w:numId w:val="5"/>
+          <w:numId w:val="4"/>
         </w:numPr>
-        <w:rPr>
-          <w:lang w:val="bg-BG" w:eastAsia="en-US" w:bidi="ar-SA"/>
-        </w:rPr>
-      </w:pPr>
-      <w:r>
-        <w:rPr>
-          <w:lang w:val="bg-BG" w:eastAsia="en-US" w:bidi="ar-SA"/>
-        </w:rPr>
-        <w:t>Computer vision</w:t>
+        <w:overflowPunct w:val="false"/>
+        <w:spacing w:lineRule="auto" w:line="276" w:before="0" w:after="0"/>
+        <w:ind w:hanging="357" w:left="357"/>
+        <w:contextualSpacing/>
+        <w:outlineLvl w:val="0"/>
+        <w:rPr>
+          <w:b/>
+          <w:bCs/>
+          <w:sz w:val="32"/>
+          <w:szCs w:val="28"/>
+          <w:lang w:val="bg-BG" w:eastAsia="en-US" w:bidi="ar-SA"/>
+        </w:rPr>
+      </w:pPr>
+      <w:bookmarkStart w:id="21" w:name="__RefHeading___Toc5694_4158184810"/>
+      <w:bookmarkEnd w:id="21"/>
+      <w:r>
+        <w:rPr>
+          <w:b/>
+          <w:bCs/>
+          <w:sz w:val="32"/>
+          <w:szCs w:val="32"/>
+          <w:lang w:val="bg-BG" w:eastAsia="en-US" w:bidi="ar-SA"/>
+        </w:rPr>
+        <w:t>Основни резултати</w:t>
+      </w:r>
+    </w:p>
+    <w:p>
+      <w:pPr>
+        <w:pStyle w:val="ListParagraph"/>
+        <w:widowControl/>
+        <w:numPr>
+          <w:ilvl w:val="0"/>
+          <w:numId w:val="0"/>
+        </w:numPr>
+        <w:suppressAutoHyphens w:val="true"/>
+        <w:overflowPunct w:val="false"/>
+        <w:spacing w:lineRule="auto" w:line="276" w:before="0" w:after="0"/>
+        <w:ind w:hanging="357" w:left="357"/>
+        <w:contextualSpacing/>
+        <w:jc w:val="left"/>
+        <w:outlineLvl w:val="0"/>
+        <w:rPr>
+          <w:b/>
+          <w:bCs/>
+          <w:sz w:val="32"/>
+          <w:szCs w:val="28"/>
+          <w:lang w:val="bg-BG" w:eastAsia="en-US" w:bidi="ar-SA"/>
+        </w:rPr>
+      </w:pPr>
+      <w:r>
+        <w:rPr>
+          <w:b/>
+          <w:bCs/>
+          <w:sz w:val="32"/>
+          <w:szCs w:val="32"/>
+          <w:lang w:val="bg-BG" w:eastAsia="en-US" w:bidi="ar-SA"/>
+        </w:rPr>
+      </w:r>
+      <w:r>
+        <w:br w:type="page"/>
       </w:r>
     </w:p>
     <w:p>
@@ -3016,19 +4548,161 @@
         <w:pStyle w:val="ListParagraph"/>
         <w:numPr>
           <w:ilvl w:val="0"/>
-          <w:numId w:val="5"/>
+          <w:numId w:val="4"/>
         </w:numPr>
-        <w:spacing w:before="0" w:after="120"/>
+        <w:overflowPunct w:val="false"/>
+        <w:spacing w:lineRule="auto" w:line="276" w:before="0" w:after="0"/>
+        <w:ind w:hanging="357" w:left="357"/>
         <w:contextualSpacing/>
-        <w:rPr>
-          <w:lang w:val="bg-BG" w:eastAsia="en-US" w:bidi="ar-SA"/>
-        </w:rPr>
-      </w:pPr>
-      <w:r>
-        <w:rPr>
-          <w:lang w:val="bg-BG" w:eastAsia="en-US" w:bidi="ar-SA"/>
-        </w:rPr>
-        <w:t>Какво е landmarks, MediaPipe</w:t>
+        <w:outlineLvl w:val="0"/>
+        <w:rPr>
+          <w:b/>
+          <w:bCs/>
+          <w:sz w:val="32"/>
+          <w:szCs w:val="28"/>
+          <w:lang w:val="bg-BG" w:eastAsia="en-US" w:bidi="ar-SA"/>
+        </w:rPr>
+      </w:pPr>
+      <w:bookmarkStart w:id="22" w:name="__RefHeading___Toc5696_4158184810"/>
+      <w:bookmarkEnd w:id="22"/>
+      <w:r>
+        <w:rPr>
+          <w:b/>
+          <w:bCs/>
+          <w:sz w:val="32"/>
+          <w:szCs w:val="32"/>
+          <w:lang w:val="bg-BG" w:eastAsia="en-US" w:bidi="ar-SA"/>
+        </w:rPr>
+        <w:t>Изводи и препоръки</w:t>
+      </w:r>
+    </w:p>
+    <w:p>
+      <w:pPr>
+        <w:pStyle w:val="ListParagraph"/>
+        <w:widowControl/>
+        <w:numPr>
+          <w:ilvl w:val="0"/>
+          <w:numId w:val="0"/>
+        </w:numPr>
+        <w:suppressAutoHyphens w:val="true"/>
+        <w:overflowPunct w:val="false"/>
+        <w:spacing w:lineRule="auto" w:line="276" w:before="0" w:after="0"/>
+        <w:ind w:hanging="357" w:left="357"/>
+        <w:contextualSpacing/>
+        <w:jc w:val="left"/>
+        <w:outlineLvl w:val="0"/>
+        <w:rPr>
+          <w:b/>
+          <w:bCs/>
+          <w:sz w:val="32"/>
+          <w:szCs w:val="28"/>
+          <w:lang w:val="bg-BG" w:eastAsia="en-US" w:bidi="ar-SA"/>
+        </w:rPr>
+      </w:pPr>
+      <w:r>
+        <w:rPr>
+          <w:b/>
+          <w:bCs/>
+          <w:sz w:val="32"/>
+          <w:szCs w:val="32"/>
+          <w:lang w:val="bg-BG" w:eastAsia="en-US" w:bidi="ar-SA"/>
+        </w:rPr>
+      </w:r>
+      <w:r>
+        <w:br w:type="page"/>
+      </w:r>
+    </w:p>
+    <w:p>
+      <w:pPr>
+        <w:pStyle w:val="ListParagraph"/>
+        <w:numPr>
+          <w:ilvl w:val="0"/>
+          <w:numId w:val="4"/>
+        </w:numPr>
+        <w:overflowPunct w:val="false"/>
+        <w:spacing w:lineRule="auto" w:line="276" w:before="0" w:after="0"/>
+        <w:ind w:hanging="357" w:left="357"/>
+        <w:contextualSpacing/>
+        <w:outlineLvl w:val="0"/>
+        <w:rPr>
+          <w:b/>
+          <w:bCs/>
+          <w:sz w:val="32"/>
+          <w:szCs w:val="28"/>
+          <w:lang w:val="bg-BG" w:eastAsia="en-US" w:bidi="ar-SA"/>
+        </w:rPr>
+      </w:pPr>
+      <w:bookmarkStart w:id="23" w:name="__RefHeading___Toc2749_4158184810"/>
+      <w:bookmarkEnd w:id="23"/>
+      <w:r>
+        <w:rPr>
+          <w:b/>
+          <w:bCs/>
+          <w:sz w:val="32"/>
+          <w:szCs w:val="32"/>
+          <w:lang w:val="bg-BG" w:eastAsia="en-US" w:bidi="ar-SA"/>
+        </w:rPr>
+        <w:t>Използвана литература</w:t>
+      </w:r>
+    </w:p>
+    <w:p>
+      <w:pPr>
+        <w:pStyle w:val="Normal"/>
+        <w:rPr>
+          <w:lang w:val="bg-BG" w:eastAsia="en-US" w:bidi="ar-SA"/>
+        </w:rPr>
+      </w:pPr>
+      <w:r>
+        <w:rPr>
+          <w:lang w:val="bg-BG" w:eastAsia="en-US" w:bidi="ar-SA"/>
+        </w:rPr>
+        <w:t xml:space="preserve">7. Архитектура на системата и отдалечен достъп </w:t>
+      </w:r>
+    </w:p>
+    <w:p>
+      <w:pPr>
+        <w:pStyle w:val="Normal"/>
+        <w:rPr/>
+      </w:pPr>
+      <w:r>
+        <w:rPr/>
+        <w:t xml:space="preserve">[1] </w:t>
+      </w:r>
+      <w:r>
+        <w:br w:type="page"/>
+      </w:r>
+    </w:p>
+    <w:p>
+      <w:pPr>
+        <w:pStyle w:val="ListParagraph"/>
+        <w:numPr>
+          <w:ilvl w:val="0"/>
+          <w:numId w:val="4"/>
+        </w:numPr>
+        <w:overflowPunct w:val="false"/>
+        <w:spacing w:lineRule="auto" w:line="276" w:before="0" w:after="0"/>
+        <w:ind w:hanging="357" w:left="357"/>
+        <w:contextualSpacing/>
+        <w:outlineLvl w:val="0"/>
+        <w:rPr>
+          <w:b/>
+          <w:bCs/>
+          <w:sz w:val="32"/>
+          <w:szCs w:val="28"/>
+          <w:lang w:val="bg-BG" w:eastAsia="en-US" w:bidi="ar-SA"/>
+        </w:rPr>
+      </w:pPr>
+      <w:bookmarkStart w:id="24" w:name="__RefHeading___Toc971_4158184810"/>
+      <w:bookmarkEnd w:id="24"/>
+      <w:r>
+        <w:rPr>
+          <w:b/>
+          <w:bCs/>
+          <w:sz w:val="32"/>
+          <w:szCs w:val="32"/>
+          <w:lang w:val="bg-BG" w:eastAsia="en-US" w:bidi="ar-SA"/>
+        </w:rPr>
+        <w:t>Приложения</w:t>
       </w:r>
     </w:p>
     <w:sectPr>
@@ -3051,7 +4725,7 @@
       <w:start w:val="1"/>
       <w:numFmt w:val="none"/>
       <w:suff w:val="nothing"/>
-      <w:lvlText w:val="%1"/>
+      <w:lvlText w:val=""/>
       <w:lvlJc w:val="left"/>
       <w:pPr>
         <w:tabs>
@@ -3064,7 +4738,7 @@
       <w:start w:val="1"/>
       <w:numFmt w:val="none"/>
       <w:suff w:val="nothing"/>
-      <w:lvlText w:val="%2"/>
+      <w:lvlText w:val=""/>
       <w:lvlJc w:val="left"/>
       <w:pPr>
         <w:tabs>
@@ -3077,7 +4751,7 @@
       <w:start w:val="1"/>
       <w:numFmt w:val="none"/>
       <w:suff w:val="nothing"/>
-      <w:lvlText w:val="%3"/>
+      <w:lvlText w:val=""/>
       <w:lvlJc w:val="left"/>
       <w:pPr>
         <w:tabs>
@@ -3090,7 +4764,7 @@
       <w:start w:val="1"/>
       <w:numFmt w:val="none"/>
       <w:suff w:val="nothing"/>
-      <w:lvlText w:val="%4"/>
+      <w:lvlText w:val=""/>
       <w:lvlJc w:val="left"/>
       <w:pPr>
         <w:tabs>
@@ -3103,7 +4777,7 @@
       <w:start w:val="1"/>
       <w:numFmt w:val="none"/>
       <w:suff w:val="nothing"/>
-      <w:lvlText w:val="%5"/>
+      <w:lvlText w:val=""/>
       <w:lvlJc w:val="left"/>
       <w:pPr>
         <w:tabs>
@@ -3116,7 +4790,7 @@
       <w:start w:val="1"/>
       <w:numFmt w:val="none"/>
       <w:suff w:val="nothing"/>
-      <w:lvlText w:val="%6"/>
+      <w:lvlText w:val=""/>
       <w:lvlJc w:val="left"/>
       <w:pPr>
         <w:tabs>
@@ -3129,7 +4803,7 @@
       <w:start w:val="1"/>
       <w:numFmt w:val="none"/>
       <w:suff w:val="nothing"/>
-      <w:lvlText w:val="%7"/>
+      <w:lvlText w:val=""/>
       <w:lvlJc w:val="left"/>
       <w:pPr>
         <w:tabs>
@@ -3142,7 +4816,7 @@
       <w:start w:val="1"/>
       <w:numFmt w:val="none"/>
       <w:suff w:val="nothing"/>
-      <w:lvlText w:val="%8"/>
+      <w:lvlText w:val=""/>
       <w:lvlJc w:val="left"/>
       <w:pPr>
         <w:tabs>
@@ -3155,7 +4829,7 @@
       <w:start w:val="1"/>
       <w:numFmt w:val="none"/>
       <w:suff w:val="nothing"/>
-      <w:lvlText w:val="%9"/>
+      <w:lvlText w:val=""/>
       <w:lvlJc w:val="left"/>
       <w:pPr>
         <w:tabs>
@@ -3431,7 +5105,7 @@
       <w:lvlJc w:val="left"/>
       <w:pPr>
         <w:tabs>
-          <w:tab w:val="num" w:pos="0"/>
+          <w:tab w:val="num" w:pos="720"/>
         </w:tabs>
         <w:ind w:left="720" w:hanging="360"/>
       </w:pPr>
@@ -3439,247 +5113,110 @@
     </w:lvl>
     <w:lvl w:ilvl="1">
       <w:start w:val="1"/>
-      <w:numFmt w:val="lowerLetter"/>
-      <w:lvlText w:val="%2."/>
-      <w:lvlJc w:val="left"/>
-      <w:pPr>
-        <w:tabs>
-          <w:tab w:val="num" w:pos="0"/>
+      <w:numFmt w:val="decimal"/>
+      <w:lvlText w:val="%1.%2."/>
+      <w:lvlJc w:val="left"/>
+      <w:pPr>
+        <w:tabs>
+          <w:tab w:val="num" w:pos="1080"/>
+        </w:tabs>
+        <w:ind w:left="1080" w:hanging="360"/>
+      </w:pPr>
+      <w:rPr/>
+    </w:lvl>
+    <w:lvl w:ilvl="2">
+      <w:start w:val="1"/>
+      <w:numFmt w:val="decimal"/>
+      <w:lvlText w:val="%1.%2.%3."/>
+      <w:lvlJc w:val="left"/>
+      <w:pPr>
+        <w:tabs>
+          <w:tab w:val="num" w:pos="1440"/>
         </w:tabs>
         <w:ind w:left="1440" w:hanging="360"/>
       </w:pPr>
       <w:rPr/>
     </w:lvl>
-    <w:lvl w:ilvl="2">
-      <w:start w:val="1"/>
-      <w:numFmt w:val="lowerRoman"/>
-      <w:lvlText w:val="%3."/>
-      <w:lvlJc w:val="right"/>
-      <w:pPr>
-        <w:tabs>
-          <w:tab w:val="num" w:pos="0"/>
-        </w:tabs>
-        <w:ind w:left="2160" w:hanging="180"/>
+    <w:lvl w:ilvl="3">
+      <w:start w:val="1"/>
+      <w:numFmt w:val="decimal"/>
+      <w:lvlText w:val="%1.%2.%3.%4."/>
+      <w:lvlJc w:val="left"/>
+      <w:pPr>
+        <w:tabs>
+          <w:tab w:val="num" w:pos="1800"/>
+        </w:tabs>
+        <w:ind w:left="1800" w:hanging="360"/>
       </w:pPr>
       <w:rPr/>
     </w:lvl>
-    <w:lvl w:ilvl="3">
+    <w:lvl w:ilvl="4">
       <w:start w:val="1"/>
       <w:numFmt w:val="decimal"/>
-      <w:lvlText w:val="%4."/>
-      <w:lvlJc w:val="left"/>
-      <w:pPr>
-        <w:tabs>
-          <w:tab w:val="num" w:pos="0"/>
+      <w:lvlText w:val="%1.%2.%3.%4.%5."/>
+      <w:lvlJc w:val="left"/>
+      <w:pPr>
+        <w:tabs>
+          <w:tab w:val="num" w:pos="2160"/>
+        </w:tabs>
+        <w:ind w:left="2160" w:hanging="360"/>
+      </w:pPr>
+      <w:rPr/>
+    </w:lvl>
+    <w:lvl w:ilvl="5">
+      <w:start w:val="1"/>
+      <w:numFmt w:val="decimal"/>
+      <w:lvlText w:val="%1.%2.%3.%4.%5.%6."/>
+      <w:lvlJc w:val="left"/>
+      <w:pPr>
+        <w:tabs>
+          <w:tab w:val="num" w:pos="2520"/>
+        </w:tabs>
+        <w:ind w:left="2520" w:hanging="360"/>
+      </w:pPr>
+      <w:rPr/>
+    </w:lvl>
+    <w:lvl w:ilvl="6">
+      <w:start w:val="1"/>
+      <w:numFmt w:val="decimal"/>
+      <w:lvlText w:val="%1.%2.%3.%4.%5.%6.%7."/>
+      <w:lvlJc w:val="left"/>
+      <w:pPr>
+        <w:tabs>
+          <w:tab w:val="num" w:pos="2880"/>
         </w:tabs>
         <w:ind w:left="2880" w:hanging="360"/>
       </w:pPr>
       <w:rPr/>
     </w:lvl>
-    <w:lvl w:ilvl="4">
-      <w:start w:val="1"/>
-      <w:numFmt w:val="lowerLetter"/>
-      <w:lvlText w:val="%5."/>
-      <w:lvlJc w:val="left"/>
-      <w:pPr>
-        <w:tabs>
-          <w:tab w:val="num" w:pos="0"/>
+    <w:lvl w:ilvl="7">
+      <w:start w:val="1"/>
+      <w:numFmt w:val="decimal"/>
+      <w:lvlText w:val="%1.%2.%3.%4.%5.%6.%7.%8."/>
+      <w:lvlJc w:val="left"/>
+      <w:pPr>
+        <w:tabs>
+          <w:tab w:val="num" w:pos="3240"/>
+        </w:tabs>
+        <w:ind w:left="3240" w:hanging="360"/>
+      </w:pPr>
+      <w:rPr/>
+    </w:lvl>
+    <w:lvl w:ilvl="8">
+      <w:start w:val="1"/>
+      <w:numFmt w:val="decimal"/>
+      <w:lvlText w:val="%1.%2.%3.%4.%5.%6.%7.%8.%9."/>
+      <w:lvlJc w:val="left"/>
+      <w:pPr>
+        <w:tabs>
+          <w:tab w:val="num" w:pos="3600"/>
         </w:tabs>
         <w:ind w:left="3600" w:hanging="360"/>
-      </w:pPr>
-      <w:rPr/>
-    </w:lvl>
-    <w:lvl w:ilvl="5">
-      <w:start w:val="1"/>
-      <w:numFmt w:val="lowerRoman"/>
-      <w:lvlText w:val="%6."/>
-      <w:lvlJc w:val="right"/>
-      <w:pPr>
-        <w:tabs>
-          <w:tab w:val="num" w:pos="0"/>
-        </w:tabs>
-        <w:ind w:left="4320" w:hanging="180"/>
-      </w:pPr>
-      <w:rPr/>
-    </w:lvl>
-    <w:lvl w:ilvl="6">
-      <w:start w:val="1"/>
-      <w:numFmt w:val="decimal"/>
-      <w:lvlText w:val="%7."/>
-      <w:lvlJc w:val="left"/>
-      <w:pPr>
-        <w:tabs>
-          <w:tab w:val="num" w:pos="0"/>
-        </w:tabs>
-        <w:ind w:left="5040" w:hanging="360"/>
-      </w:pPr>
-      <w:rPr/>
-    </w:lvl>
-    <w:lvl w:ilvl="7">
-      <w:start w:val="1"/>
-      <w:numFmt w:val="lowerLetter"/>
-      <w:lvlText w:val="%8."/>
-      <w:lvlJc w:val="left"/>
-      <w:pPr>
-        <w:tabs>
-          <w:tab w:val="num" w:pos="0"/>
-        </w:tabs>
-        <w:ind w:left="5760" w:hanging="360"/>
-      </w:pPr>
-      <w:rPr/>
-    </w:lvl>
-    <w:lvl w:ilvl="8">
-      <w:start w:val="1"/>
-      <w:numFmt w:val="lowerRoman"/>
-      <w:lvlText w:val="%9."/>
-      <w:lvlJc w:val="right"/>
-      <w:pPr>
-        <w:tabs>
-          <w:tab w:val="num" w:pos="0"/>
-        </w:tabs>
-        <w:ind w:left="6480" w:hanging="180"/>
       </w:pPr>
       <w:rPr/>
     </w:lvl>
   </w:abstractNum>
   <w:abstractNum w:abstractNumId="5">
-    <w:lvl w:ilvl="0">
-      <w:start w:val="1"/>
-      <w:numFmt w:val="bullet"/>
-      <w:lvlText w:val="-"/>
-      <w:lvlJc w:val="left"/>
-      <w:pPr>
-        <w:tabs>
-          <w:tab w:val="num" w:pos="0"/>
-        </w:tabs>
-        <w:ind w:left="927" w:hanging="360"/>
-      </w:pPr>
-      <w:rPr>
-        <w:rFonts w:ascii="Arial" w:hAnsi="Arial" w:cs="Arial" w:hint="default"/>
-      </w:rPr>
-    </w:lvl>
-    <w:lvl w:ilvl="1">
-      <w:start w:val="1"/>
-      <w:numFmt w:val="bullet"/>
-      <w:lvlText w:val="o"/>
-      <w:lvlJc w:val="left"/>
-      <w:pPr>
-        <w:tabs>
-          <w:tab w:val="num" w:pos="0"/>
-        </w:tabs>
-        <w:ind w:left="1647" w:hanging="360"/>
-      </w:pPr>
-      <w:rPr>
-        <w:rFonts w:ascii="Courier New" w:hAnsi="Courier New" w:cs="Courier New" w:hint="default"/>
-      </w:rPr>
-    </w:lvl>
-    <w:lvl w:ilvl="2">
-      <w:start w:val="1"/>
-      <w:numFmt w:val="bullet"/>
-      <w:lvlText w:val=""/>
-      <w:lvlJc w:val="left"/>
-      <w:pPr>
-        <w:tabs>
-          <w:tab w:val="num" w:pos="0"/>
-        </w:tabs>
-        <w:ind w:left="2367" w:hanging="360"/>
-      </w:pPr>
-      <w:rPr>
-        <w:rFonts w:ascii="Wingdings" w:hAnsi="Wingdings" w:cs="Wingdings" w:hint="default"/>
-      </w:rPr>
-    </w:lvl>
-    <w:lvl w:ilvl="3">
-      <w:start w:val="1"/>
-      <w:numFmt w:val="bullet"/>
-      <w:lvlText w:val=""/>
-      <w:lvlJc w:val="left"/>
-      <w:pPr>
-        <w:tabs>
-          <w:tab w:val="num" w:pos="0"/>
-        </w:tabs>
-        <w:ind w:left="3087" w:hanging="360"/>
-      </w:pPr>
-      <w:rPr>
-        <w:rFonts w:ascii="Symbol" w:hAnsi="Symbol" w:cs="Symbol" w:hint="default"/>
-      </w:rPr>
-    </w:lvl>
-    <w:lvl w:ilvl="4">
-      <w:start w:val="1"/>
-      <w:numFmt w:val="bullet"/>
-      <w:lvlText w:val="o"/>
-      <w:lvlJc w:val="left"/>
-      <w:pPr>
-        <w:tabs>
-          <w:tab w:val="num" w:pos="0"/>
-        </w:tabs>
-        <w:ind w:left="3807" w:hanging="360"/>
-      </w:pPr>
-      <w:rPr>
-        <w:rFonts w:ascii="Courier New" w:hAnsi="Courier New" w:cs="Courier New" w:hint="default"/>
-      </w:rPr>
-    </w:lvl>
-    <w:lvl w:ilvl="5">
-      <w:start w:val="1"/>
-      <w:numFmt w:val="bullet"/>
-      <w:lvlText w:val=""/>
-      <w:lvlJc w:val="left"/>
-      <w:pPr>
-        <w:tabs>
-          <w:tab w:val="num" w:pos="0"/>
-        </w:tabs>
-        <w:ind w:left="4527" w:hanging="360"/>
-      </w:pPr>
-      <w:rPr>
-        <w:rFonts w:ascii="Wingdings" w:hAnsi="Wingdings" w:cs="Wingdings" w:hint="default"/>
-      </w:rPr>
-    </w:lvl>
-    <w:lvl w:ilvl="6">
-      <w:start w:val="1"/>
-      <w:numFmt w:val="bullet"/>
-      <w:lvlText w:val=""/>
-      <w:lvlJc w:val="left"/>
-      <w:pPr>
-        <w:tabs>
-          <w:tab w:val="num" w:pos="0"/>
-        </w:tabs>
-        <w:ind w:left="5247" w:hanging="360"/>
-      </w:pPr>
-      <w:rPr>
-        <w:rFonts w:ascii="Symbol" w:hAnsi="Symbol" w:cs="Symbol" w:hint="default"/>
-      </w:rPr>
-    </w:lvl>
-    <w:lvl w:ilvl="7">
-      <w:start w:val="1"/>
-      <w:numFmt w:val="bullet"/>
-      <w:lvlText w:val="o"/>
-      <w:lvlJc w:val="left"/>
-      <w:pPr>
-        <w:tabs>
-          <w:tab w:val="num" w:pos="0"/>
-        </w:tabs>
-        <w:ind w:left="5967" w:hanging="360"/>
-      </w:pPr>
-      <w:rPr>
-        <w:rFonts w:ascii="Courier New" w:hAnsi="Courier New" w:cs="Courier New" w:hint="default"/>
-      </w:rPr>
-    </w:lvl>
-    <w:lvl w:ilvl="8">
-      <w:start w:val="1"/>
-      <w:numFmt w:val="bullet"/>
-      <w:lvlText w:val=""/>
-      <w:lvlJc w:val="left"/>
-      <w:pPr>
-        <w:tabs>
-          <w:tab w:val="num" w:pos="0"/>
-        </w:tabs>
-        <w:ind w:left="6687" w:hanging="360"/>
-      </w:pPr>
-      <w:rPr>
-        <w:rFonts w:ascii="Wingdings" w:hAnsi="Wingdings" w:cs="Wingdings" w:hint="default"/>
-      </w:rPr>
-    </w:lvl>
-  </w:abstractNum>
-  <w:abstractNum w:abstractNumId="6">
     <w:lvl w:ilvl="0">
       <w:start w:val="3"/>
       <w:numFmt w:val="decimal"/>
@@ -3807,7 +5344,7 @@
       <w:rPr/>
     </w:lvl>
   </w:abstractNum>
-  <w:abstractNum w:abstractNumId="7">
+  <w:abstractNum w:abstractNumId="6">
     <w:lvl w:ilvl="0">
       <w:start w:val="1"/>
       <w:numFmt w:val="decimal"/>
@@ -3935,7 +5472,7 @@
       <w:rPr/>
     </w:lvl>
   </w:abstractNum>
-  <w:abstractNum w:abstractNumId="8">
+  <w:abstractNum w:abstractNumId="7">
     <w:lvl w:ilvl="0">
       <w:start w:val="2"/>
       <w:numFmt w:val="decimal"/>
@@ -4063,7 +5600,7 @@
       <w:rPr/>
     </w:lvl>
   </w:abstractNum>
-  <w:abstractNum w:abstractNumId="9">
+  <w:abstractNum w:abstractNumId="8">
     <w:lvl w:ilvl="0">
       <w:start w:val="3"/>
       <w:numFmt w:val="decimal"/>
@@ -4216,22 +5753,19 @@
     <w:abstractNumId w:val="8"/>
   </w:num>
   <w:num w:numId="9">
-    <w:abstractNumId w:val="9"/>
+    <w:abstractNumId w:val="6"/>
+    <w:lvlOverride w:ilvl="0">
+      <w:startOverride w:val="1"/>
+    </w:lvlOverride>
   </w:num>
   <w:num w:numId="10">
     <w:abstractNumId w:val="7"/>
     <w:lvlOverride w:ilvl="0">
-      <w:startOverride w:val="1"/>
+      <w:startOverride w:val="2"/>
     </w:lvlOverride>
   </w:num>
   <w:num w:numId="11">
     <w:abstractNumId w:val="8"/>
-    <w:lvlOverride w:ilvl="0">
-      <w:startOverride w:val="2"/>
-    </w:lvlOverride>
-  </w:num>
-  <w:num w:numId="12">
-    <w:abstractNumId w:val="9"/>
     <w:lvlOverride w:ilvl="0">
       <w:startOverride w:val="3"/>
     </w:lvlOverride>
@@ -4263,9 +5797,7 @@
     <w:pPr>
       <w:widowControl/>
       <w:suppressAutoHyphens w:val="true"/>
-      <w:kinsoku w:val="true"/>
-      <w:overflowPunct w:val="false"/>
-      <w:autoSpaceDE w:val="true"/>
+      <w:overflowPunct w:val="true"/>
       <w:bidi w:val="0"/>
       <w:spacing w:lineRule="auto" w:line="240" w:before="0" w:after="120"/>
       <w:ind w:firstLine="567"/>
@@ -4674,6 +6206,23 @@
       <w:rFonts w:ascii="Liberation Mono" w:hAnsi="Liberation Mono" w:eastAsia="Liberation Mono" w:cs="Liberation Mono"/>
     </w:rPr>
   </w:style>
+  <w:style w:type="character" w:styleId="Hyperlink">
+    <w:name w:val="Hyperlink"/>
+    <w:rPr>
+      <w:color w:val="000080"/>
+      <w:u w:val="single"/>
+    </w:rPr>
+  </w:style>
+  <w:style w:type="character" w:styleId="IndexLink">
+    <w:name w:val="Index Link"/>
+    <w:qFormat/>
+    <w:rPr/>
+  </w:style>
+  <w:style w:type="character" w:styleId="NumberingSymbols">
+    <w:name w:val="Numbering Symbols"/>
+    <w:qFormat/>
+    <w:rPr/>
+  </w:style>
   <w:style w:type="paragraph" w:styleId="Heading">
     <w:name w:val="Heading"/>
     <w:basedOn w:val="Normal"/>
@@ -4815,6 +6364,47 @@
       <w:color w:themeColor="accent1" w:themeShade="bf" w:val="0F4761"/>
     </w:rPr>
   </w:style>
+  <w:style w:type="paragraph" w:styleId="IndexHeading">
+    <w:name w:val="index heading"/>
+    <w:basedOn w:val="Heading"/>
+    <w:pPr>
+      <w:suppressLineNumbers/>
+      <w:ind w:hanging="0" w:left="0"/>
+    </w:pPr>
+    <w:rPr>
+      <w:b/>
+      <w:bCs/>
+      <w:sz w:val="32"/>
+      <w:szCs w:val="32"/>
+    </w:rPr>
+  </w:style>
+  <w:style w:type="paragraph" w:styleId="TOCHeading">
+    <w:name w:val="TOC Heading"/>
+    <w:basedOn w:val="IndexHeading"/>
+    <w:qFormat/>
+    <w:pPr>
+      <w:suppressLineNumbers/>
+      <w:ind w:hanging="0" w:left="0"/>
+    </w:pPr>
+    <w:rPr>
+      <w:b/>
+      <w:bCs/>
+      <w:sz w:val="32"/>
+      <w:szCs w:val="32"/>
+    </w:rPr>
+  </w:style>
+  <w:style w:type="paragraph" w:styleId="TOC1">
+    <w:name w:val="toc 1"/>
+    <w:basedOn w:val="Index"/>
+    <w:pPr>
+      <w:tabs>
+        <w:tab w:val="clear" w:pos="720"/>
+        <w:tab w:val="right" w:pos="9354" w:leader="dot"/>
+      </w:tabs>
+      <w:ind w:hanging="0" w:left="0"/>
+    </w:pPr>
+    <w:rPr/>
+  </w:style>
   <w:style w:type="numbering" w:styleId="NoList">
     <w:name w:val="No List"/>
     <w:qFormat/>

--- a/Zapiska_Georgi_Chaparov.docx
+++ b/Zapiska_Georgi_Chaparov.docx
@@ -2220,12 +2220,12 @@
             </w:tabs>
             <w:rPr/>
           </w:pPr>
-          <w:hyperlink w:anchor="__RefHeading___Toc965_4158184810" w:tooltip="Описание на експеримент за събиране на данните">
+          <w:hyperlink w:anchor="__RefHeading___Toc965_4158184810" w:tooltip="Описание на експеримент и хардуер за събиране на данните">
             <w:r>
               <w:rPr>
                 <w:rStyle w:val="IndexLink"/>
               </w:rPr>
-              <w:t>5. Описание на експеримент за събиране на данните</w:t>
+              <w:t>5. Описание на експеримент и хардуер за събиране на данните</w:t>
               <w:tab/>
               <w:t>12</w:t>
             </w:r>
@@ -2400,6 +2400,26 @@
             </w:tabs>
             <w:rPr/>
           </w:pPr>
+          <w:hyperlink w:anchor="__RefHeading___Toc2865_1987151165" w:tooltip="Създаване на Docker образ">
+            <w:r>
+              <w:rPr>
+                <w:rStyle w:val="IndexLink"/>
+              </w:rPr>
+              <w:t>7.1. Създаване на Docker образ</w:t>
+              <w:tab/>
+              <w:t>14</w:t>
+            </w:r>
+          </w:hyperlink>
+        </w:p>
+        <w:p>
+          <w:pPr>
+            <w:pStyle w:val="TOC1"/>
+            <w:tabs>
+              <w:tab w:val="clear" w:pos="9354"/>
+              <w:tab w:val="right" w:pos="9353" w:leader="dot"/>
+            </w:tabs>
+            <w:rPr/>
+          </w:pPr>
           <w:hyperlink w:anchor="__RefHeading___Toc5688_4158184810" w:tooltip="Създаване и обучение на модела">
             <w:r>
               <w:rPr>
@@ -2407,7 +2427,7 @@
               </w:rPr>
               <w:t>8. Създаване и обучение на модела</w:t>
               <w:tab/>
-              <w:t>15</w:t>
+              <w:t>19</w:t>
             </w:r>
           </w:hyperlink>
         </w:p>
@@ -2427,7 +2447,7 @@
               </w:rPr>
               <w:t>8.1. Предварителна обработка на данните</w:t>
               <w:tab/>
-              <w:t>15</w:t>
+              <w:t>19</w:t>
             </w:r>
           </w:hyperlink>
         </w:p>
@@ -2447,7 +2467,7 @@
               </w:rPr>
               <w:t>8.2. Избор на модел за машинно обучение</w:t>
               <w:tab/>
-              <w:t>15</w:t>
+              <w:t>19</w:t>
             </w:r>
           </w:hyperlink>
         </w:p>
@@ -2467,7 +2487,7 @@
               </w:rPr>
               <w:t>8.3. Методология на обучението</w:t>
               <w:tab/>
-              <w:t>15</w:t>
+              <w:t>19</w:t>
             </w:r>
           </w:hyperlink>
         </w:p>
@@ -2487,7 +2507,7 @@
               </w:rPr>
               <w:t>9. Сравнение между CNN и Transformer модел</w:t>
               <w:tab/>
-              <w:t>16</w:t>
+              <w:t>20</w:t>
             </w:r>
           </w:hyperlink>
         </w:p>
@@ -2507,7 +2527,7 @@
               </w:rPr>
               <w:t>10. Резултати при различна продължителност на записите</w:t>
               <w:tab/>
-              <w:t>17</w:t>
+              <w:t>21</w:t>
             </w:r>
           </w:hyperlink>
         </w:p>
@@ -2527,7 +2547,7 @@
               </w:rPr>
               <w:t>11. Основни резултати</w:t>
               <w:tab/>
-              <w:t>18</w:t>
+              <w:t>22</w:t>
             </w:r>
           </w:hyperlink>
         </w:p>
@@ -2547,7 +2567,7 @@
               </w:rPr>
               <w:t>12. Изводи и препоръки</w:t>
               <w:tab/>
-              <w:t>19</w:t>
+              <w:t>23</w:t>
             </w:r>
           </w:hyperlink>
         </w:p>
@@ -2567,7 +2587,7 @@
               </w:rPr>
               <w:t>13. Използвана литература</w:t>
               <w:tab/>
-              <w:t>20</w:t>
+              <w:t>24</w:t>
             </w:r>
           </w:hyperlink>
         </w:p>
@@ -2587,7 +2607,7 @@
               </w:rPr>
               <w:t>14. Приложения</w:t>
               <w:tab/>
-              <w:t>21</w:t>
+              <w:t>25</w:t>
             </w:r>
           </w:hyperlink>
           <w:r>
@@ -2602,7 +2622,7 @@
     <w:p>
       <w:pPr>
         <w:pStyle w:val="Normal"/>
-        <w:overflowPunct w:val="false"/>
+        <w:overflowPunct w:val="true"/>
         <w:spacing w:lineRule="auto" w:line="278" w:before="0" w:after="160"/>
         <w:ind w:hanging="0"/>
         <w:rPr>
@@ -2636,7 +2656,7 @@
     <w:p>
       <w:pPr>
         <w:pStyle w:val="Normal"/>
-        <w:overflowPunct w:val="false"/>
+        <w:overflowPunct w:val="true"/>
         <w:spacing w:lineRule="auto" w:line="278" w:before="0" w:after="160"/>
         <w:ind w:hanging="0"/>
         <w:rPr>
@@ -2670,7 +2690,7 @@
     <w:p>
       <w:pPr>
         <w:pStyle w:val="Normal"/>
-        <w:overflowPunct w:val="false"/>
+        <w:overflowPunct w:val="true"/>
         <w:spacing w:lineRule="auto" w:line="278" w:before="0" w:after="160"/>
         <w:ind w:hanging="0"/>
         <w:rPr>
@@ -2704,7 +2724,7 @@
     <w:p>
       <w:pPr>
         <w:pStyle w:val="Normal"/>
-        <w:overflowPunct w:val="false"/>
+        <w:overflowPunct w:val="true"/>
         <w:spacing w:lineRule="auto" w:line="278" w:before="0" w:after="160"/>
         <w:ind w:hanging="0"/>
         <w:rPr>
@@ -2713,8 +2733,15 @@
       </w:pPr>
       <w:r>
         <w:rPr>
-          <w:lang w:val="bg-BG" w:eastAsia="en-US" w:bidi="ar-SA"/>
-        </w:rPr>
+          <w:lang w:val="en-US" w:eastAsia="en-US" w:bidi="ar-SA"/>
+        </w:rPr>
+        <w:t>7.</w:t>
+      </w:r>
+      <w:r>
+        <w:rPr>
+          <w:lang w:val="bg-BG" w:eastAsia="en-US" w:bidi="ar-SA"/>
+        </w:rPr>
+        <w:t xml:space="preserve"> PyPI</w:t>
       </w:r>
       <w:r>
         <w:br w:type="page"/>
@@ -2729,7 +2756,7 @@
           <w:ilvl w:val="0"/>
           <w:numId w:val="4"/>
         </w:numPr>
-        <w:overflowPunct w:val="false"/>
+        <w:overflowPunct w:val="true"/>
         <w:spacing w:lineRule="auto" w:line="276" w:before="0" w:after="0"/>
         <w:ind w:hanging="357" w:left="357"/>
         <w:contextualSpacing/>
@@ -2756,7 +2783,7 @@
     <w:p>
       <w:pPr>
         <w:pStyle w:val="Normal"/>
-        <w:spacing w:lineRule="auto" w:line="240"/>
+        <w:spacing w:lineRule="auto" w:line="360"/>
         <w:rPr/>
       </w:pPr>
       <w:r>
@@ -2769,7 +2796,7 @@
     <w:p>
       <w:pPr>
         <w:pStyle w:val="Normal"/>
-        <w:spacing w:lineRule="auto" w:line="240"/>
+        <w:spacing w:lineRule="auto" w:line="360"/>
         <w:rPr/>
       </w:pPr>
       <w:r>
@@ -2812,19 +2839,13 @@
         <w:rPr>
           <w:lang w:val="bg-BG" w:eastAsia="en-US" w:bidi="ar-SA"/>
         </w:rPr>
-        <w:t xml:space="preserve">комплекта. </w:t>
-      </w:r>
-      <w:r>
-        <w:rPr>
-          <w:lang w:val="bg-BG" w:eastAsia="en-US" w:bidi="ar-SA"/>
-        </w:rPr>
-        <w:t>Общия брой на участниците е двадесет и осем, но поради технически проблеми два от записите са неизползваеми.</w:t>
-      </w:r>
-    </w:p>
-    <w:p>
-      <w:pPr>
-        <w:pStyle w:val="Normal"/>
-        <w:spacing w:lineRule="auto" w:line="240"/>
+        <w:t>комплекта. Общия брой на участниците е двадесет и осем, но поради технически проблеми два от записите са неизползваеми.</w:t>
+      </w:r>
+    </w:p>
+    <w:p>
+      <w:pPr>
+        <w:pStyle w:val="Normal"/>
+        <w:spacing w:lineRule="auto" w:line="360"/>
         <w:rPr/>
       </w:pPr>
       <w:r>
@@ -2837,7 +2858,7 @@
     <w:p>
       <w:pPr>
         <w:pStyle w:val="Normal"/>
-        <w:spacing w:lineRule="auto" w:line="240"/>
+        <w:spacing w:lineRule="auto" w:line="360"/>
         <w:rPr/>
       </w:pPr>
       <w:r>
@@ -2868,19 +2889,7 @@
         <w:rPr>
           <w:lang w:val="bg-BG" w:eastAsia="en-US" w:bidi="ar-SA"/>
         </w:rPr>
-        <w:t xml:space="preserve">за зареждане и запазване на класифицираните данни във </w:t>
-      </w:r>
-      <w:r>
-        <w:rPr>
-          <w:lang w:val="bg-BG" w:eastAsia="en-US" w:bidi="ar-SA"/>
-        </w:rPr>
-        <w:t>фа</w:t>
-      </w:r>
-      <w:r>
-        <w:rPr>
-          <w:lang w:val="bg-BG" w:eastAsia="en-US" w:bidi="ar-SA"/>
-        </w:rPr>
-        <w:t>й</w:t>
+        <w:t>за зареждане и запазване на класифицираните данни във фай</w:t>
       </w:r>
       <w:r>
         <w:rPr>
@@ -2904,7 +2913,7 @@
     <w:p>
       <w:pPr>
         <w:pStyle w:val="Normal"/>
-        <w:spacing w:lineRule="auto" w:line="240"/>
+        <w:spacing w:lineRule="auto" w:line="360"/>
         <w:rPr/>
       </w:pPr>
       <w:r>
@@ -2923,19 +2932,7 @@
         <w:rPr>
           <w:lang w:val="bg-BG" w:eastAsia="en-US" w:bidi="ar-SA"/>
         </w:rPr>
-        <w:t xml:space="preserve">) инстанция на JupyterLab, изпълнявана в Docker контейнер, базиран на образа „nvidia/cuda:12.1.1-runtime-ubuntu22.04„. Инстанцията е разположена на домашен компютър и е достъпна посредством локалната мрежа. Локалната мрежа бе </w:t>
-      </w:r>
-      <w:r>
-        <w:rPr>
-          <w:lang w:val="bg-BG" w:eastAsia="en-US" w:bidi="ar-SA"/>
-        </w:rPr>
-        <w:t xml:space="preserve">достъпвана </w:t>
-      </w:r>
-      <w:r>
-        <w:rPr>
-          <w:lang w:val="bg-BG" w:eastAsia="en-US" w:bidi="ar-SA"/>
-        </w:rPr>
-        <w:t>от разстояние посредством локално разположенa виртуална частна мрежа</w:t>
+        <w:t>) инстанция на JupyterLab, изпълнявана в Docker контейнер, базиран на образа „nvidia/cuda:12.1.1-runtime-ubuntu22.04„. Инстанцията е разположена на домашен компютър и е достъпна посредством локалната мрежа. Локалната мрежа бе достъпвана от разстояние посредством локално разположенa виртуална частна мрежа</w:t>
       </w:r>
       <w:r>
         <w:rPr>
@@ -2995,8 +2992,8 @@
     <w:p>
       <w:pPr>
         <w:pStyle w:val="Normal"/>
-        <w:overflowPunct w:val="false"/>
-        <w:spacing w:lineRule="auto" w:line="278" w:before="0" w:after="160"/>
+        <w:overflowPunct w:val="true"/>
+        <w:spacing w:lineRule="auto" w:line="360" w:before="0" w:after="160"/>
         <w:ind w:hanging="0"/>
         <w:rPr>
           <w:lang w:val="bg-BG" w:eastAsia="en-US" w:bidi="ar-SA"/>
@@ -3007,18 +3004,7 @@
           <w:lang w:val="bg-BG" w:eastAsia="en-US" w:bidi="ar-SA"/>
         </w:rPr>
         <w:tab/>
-      </w:r>
-      <w:r>
-        <w:rPr>
-          <w:lang w:val="bg-BG" w:eastAsia="en-US" w:bidi="ar-SA"/>
-        </w:rPr>
-        <w:t>Използван модел, кой модели съм сравнявал, как съм оптимизирал параметрите на моделите, р</w:t>
-      </w:r>
-      <w:r>
-        <w:rPr>
-          <w:lang w:val="bg-BG" w:eastAsia="en-US" w:bidi="ar-SA"/>
-        </w:rPr>
-        <w:t>езултати .......</w:t>
+        <w:t>Използван модел, кой модели съм сравнявал, как съм оптимизирал параметрите на моделите, резултати .......</w:t>
       </w:r>
       <w:r>
         <w:br w:type="page"/>
@@ -3033,7 +3019,7 @@
           <w:ilvl w:val="0"/>
           <w:numId w:val="4"/>
         </w:numPr>
-        <w:overflowPunct w:val="false"/>
+        <w:overflowPunct w:val="true"/>
         <w:spacing w:lineRule="auto" w:line="276" w:before="0" w:after="0"/>
         <w:ind w:hanging="357" w:left="357"/>
         <w:contextualSpacing/>
@@ -3070,7 +3056,7 @@
           <w:numId w:val="0"/>
         </w:numPr>
         <w:suppressAutoHyphens w:val="true"/>
-        <w:overflowPunct w:val="false"/>
+        <w:overflowPunct w:val="true"/>
         <w:spacing w:lineRule="auto" w:line="276" w:before="0" w:after="0"/>
         <w:ind w:hanging="357" w:left="357"/>
         <w:contextualSpacing/>
@@ -3089,7 +3075,7 @@
           <w:b/>
           <w:bCs/>
           <w:sz w:val="32"/>
-          <w:szCs w:val="32"/>
+          <w:szCs w:val="28"/>
           <w:lang w:val="bg-BG" w:eastAsia="en-US" w:bidi="ar-SA"/>
         </w:rPr>
       </w:r>
@@ -3104,7 +3090,7 @@
           <w:ilvl w:val="0"/>
           <w:numId w:val="4"/>
         </w:numPr>
-        <w:overflowPunct w:val="false"/>
+        <w:overflowPunct w:val="true"/>
         <w:spacing w:lineRule="auto" w:line="276" w:before="0" w:after="0"/>
         <w:ind w:hanging="357" w:left="357"/>
         <w:contextualSpacing/>
@@ -3139,7 +3125,7 @@
           <w:numId w:val="0"/>
         </w:numPr>
         <w:suppressAutoHyphens w:val="true"/>
-        <w:overflowPunct w:val="false"/>
+        <w:overflowPunct w:val="true"/>
         <w:spacing w:lineRule="auto" w:line="276" w:before="0" w:after="0"/>
         <w:ind w:hanging="357" w:left="357"/>
         <w:contextualSpacing/>
@@ -3158,7 +3144,7 @@
           <w:b/>
           <w:bCs/>
           <w:sz w:val="32"/>
-          <w:szCs w:val="32"/>
+          <w:szCs w:val="28"/>
           <w:lang w:val="bg-BG" w:eastAsia="en-US" w:bidi="ar-SA"/>
         </w:rPr>
       </w:r>
@@ -3173,7 +3159,7 @@
           <w:ilvl w:val="0"/>
           <w:numId w:val="4"/>
         </w:numPr>
-        <w:overflowPunct w:val="false"/>
+        <w:overflowPunct w:val="true"/>
         <w:spacing w:lineRule="auto" w:line="276" w:before="0" w:after="0"/>
         <w:ind w:hanging="357" w:left="357"/>
         <w:contextualSpacing/>
@@ -3208,7 +3194,7 @@
           <w:numId w:val="0"/>
         </w:numPr>
         <w:suppressAutoHyphens w:val="true"/>
-        <w:overflowPunct w:val="false"/>
+        <w:overflowPunct w:val="true"/>
         <w:spacing w:lineRule="auto" w:line="276" w:before="0" w:after="0"/>
         <w:ind w:hanging="357" w:left="357"/>
         <w:contextualSpacing/>
@@ -3227,7 +3213,7 @@
           <w:b/>
           <w:bCs/>
           <w:sz w:val="32"/>
-          <w:szCs w:val="32"/>
+          <w:szCs w:val="28"/>
           <w:lang w:val="bg-BG" w:eastAsia="en-US" w:bidi="ar-SA"/>
         </w:rPr>
       </w:r>
@@ -3242,7 +3228,7 @@
           <w:ilvl w:val="0"/>
           <w:numId w:val="4"/>
         </w:numPr>
-        <w:overflowPunct w:val="false"/>
+        <w:overflowPunct w:val="true"/>
         <w:spacing w:lineRule="auto" w:line="276" w:before="0" w:after="0"/>
         <w:ind w:hanging="357" w:left="357"/>
         <w:contextualSpacing/>
@@ -3265,7 +3251,658 @@
           <w:szCs w:val="32"/>
           <w:lang w:val="bg-BG" w:eastAsia="en-US" w:bidi="ar-SA"/>
         </w:rPr>
-        <w:t>Описание на експеримент за събиране на данните</w:t>
+        <w:t xml:space="preserve">Описание на експеримент </w:t>
+      </w:r>
+      <w:r>
+        <w:rPr>
+          <w:b/>
+          <w:bCs/>
+          <w:sz w:val="32"/>
+          <w:szCs w:val="32"/>
+          <w:lang w:val="bg-BG" w:eastAsia="en-US" w:bidi="ar-SA"/>
+        </w:rPr>
+        <w:t>и хардуер</w:t>
+      </w:r>
+      <w:r>
+        <w:rPr>
+          <w:b/>
+          <w:bCs/>
+          <w:sz w:val="32"/>
+          <w:szCs w:val="32"/>
+          <w:lang w:val="bg-BG" w:eastAsia="en-US" w:bidi="ar-SA"/>
+        </w:rPr>
+        <w:t xml:space="preserve"> за събиране на данните</w:t>
+      </w:r>
+    </w:p>
+    <w:p>
+      <w:pPr>
+        <w:pStyle w:val="Normal"/>
+        <w:bidi w:val="0"/>
+        <w:spacing w:lineRule="auto" w:line="360"/>
+        <w:rPr>
+          <w:lang w:val="bg-BG"/>
+        </w:rPr>
+      </w:pPr>
+      <w:r>
+        <w:rPr>
+          <w:lang w:val="bg-BG"/>
+        </w:rPr>
+        <w:t xml:space="preserve">Поради невъзможност за събиране на данните в реална обстановка на поточна линия, е взето решението да се използва </w:t>
+      </w:r>
+      <w:r>
+        <w:rPr>
+          <w:lang w:val="en-US"/>
+        </w:rPr>
+        <w:t xml:space="preserve">LEGO </w:t>
+      </w:r>
+      <w:r>
+        <w:rPr>
+          <w:lang w:val="bg-BG"/>
+        </w:rPr>
+        <w:t xml:space="preserve">комплект, който да бъде сглобен от участниците в експеримента. Използваният комплект е от серията 3 в 1 на </w:t>
+      </w:r>
+      <w:r>
+        <w:rPr>
+          <w:lang w:val="en-US"/>
+        </w:rPr>
+        <w:t xml:space="preserve">LEGO, </w:t>
+      </w:r>
+      <w:r>
+        <w:rPr>
+          <w:lang w:val="bg-BG"/>
+        </w:rPr>
+        <w:t xml:space="preserve">а името му е „Космическа совалка“. </w:t>
+      </w:r>
+      <w:r>
+        <w:rPr>
+          <w:lang w:val="en-US"/>
+        </w:rPr>
+        <w:t>[1]</w:t>
+      </w:r>
+      <w:r>
+        <w:rPr>
+          <w:lang w:val="bg-BG"/>
+        </w:rPr>
+        <w:t xml:space="preserve"> Комплект</w:t>
+      </w:r>
+      <w:r>
+        <w:rPr>
+          <w:lang w:val="bg-BG"/>
+        </w:rPr>
+        <w:t>ът</w:t>
+      </w:r>
+      <w:r>
+        <w:rPr>
+          <w:lang w:val="bg-BG"/>
+        </w:rPr>
+        <w:t xml:space="preserve"> предоставя възможност за </w:t>
+      </w:r>
+      <w:r>
+        <w:rPr>
+          <w:lang w:val="bg-BG"/>
+        </w:rPr>
+        <w:t>три</w:t>
+      </w:r>
+      <w:r>
+        <w:rPr>
+          <w:lang w:val="bg-BG"/>
+        </w:rPr>
+        <w:t xml:space="preserve"> различни постройки, като използваната тук е космически кораб с общ брой на частите – </w:t>
+      </w:r>
+      <w:r>
+        <w:rPr>
+          <w:lang w:val="bg-BG"/>
+        </w:rPr>
+        <w:t>седемдесет и две</w:t>
+      </w:r>
+      <w:r>
+        <w:rPr>
+          <w:lang w:val="bg-BG"/>
+        </w:rPr>
+        <w:t>. Общия</w:t>
+      </w:r>
+      <w:r>
+        <w:rPr>
+          <w:lang w:val="bg-BG"/>
+        </w:rPr>
+        <w:t>т</w:t>
+      </w:r>
+      <w:r>
+        <w:rPr>
+          <w:lang w:val="bg-BG"/>
+        </w:rPr>
+        <w:t xml:space="preserve"> брой инструкции в упътването е </w:t>
+      </w:r>
+      <w:r>
+        <w:rPr>
+          <w:lang w:val="bg-BG"/>
+        </w:rPr>
+        <w:t>двадесет и три</w:t>
+      </w:r>
+      <w:r>
+        <w:rPr>
+          <w:lang w:val="bg-BG"/>
+        </w:rPr>
+        <w:t xml:space="preserve">. </w:t>
+      </w:r>
+    </w:p>
+    <w:p>
+      <w:pPr>
+        <w:pStyle w:val="Normal"/>
+        <w:bidi w:val="0"/>
+        <w:spacing w:lineRule="auto" w:line="360"/>
+        <w:rPr>
+          <w:lang w:val="bg-BG"/>
+        </w:rPr>
+      </w:pPr>
+      <w:r>
+        <w:rPr>
+          <w:lang w:val="bg-BG"/>
+        </w:rPr>
+        <w:t>Всеки участник започва експеримента с всичките нужни части, събрани пред него, а упътването е пред тях. Експеримент</w:t>
+      </w:r>
+      <w:r>
+        <w:rPr>
+          <w:lang w:val="bg-BG"/>
+        </w:rPr>
+        <w:t>ът</w:t>
+      </w:r>
+      <w:r>
+        <w:rPr>
+          <w:lang w:val="bg-BG"/>
+        </w:rPr>
+        <w:t xml:space="preserve"> приключва в момента, в който участникът приключи със строенето на постройката, или щом участникът няма повече желание да продължи експеримента. В случай, че участника се е отказал от завършването на експеримента и записа е по-малък от </w:t>
+      </w:r>
+      <w:r>
+        <w:rPr>
+          <w:lang w:val="bg-BG"/>
+        </w:rPr>
+        <w:t>десет</w:t>
+      </w:r>
+      <w:r>
+        <w:rPr>
+          <w:lang w:val="bg-BG"/>
+        </w:rPr>
+        <w:t xml:space="preserve"> минути, то записът бива отхвърлен.</w:t>
+      </w:r>
+    </w:p>
+    <w:p>
+      <w:pPr>
+        <w:pStyle w:val="Normal"/>
+        <w:bidi w:val="0"/>
+        <w:spacing w:lineRule="auto" w:line="360"/>
+        <w:rPr>
+          <w:lang w:val="bg-BG"/>
+        </w:rPr>
+      </w:pPr>
+      <w:r>
+        <w:rPr>
+          <w:lang w:val="bg-BG"/>
+        </w:rPr>
+        <w:t xml:space="preserve">Общият брой на участниците е </w:t>
+      </w:r>
+      <w:r>
+        <w:rPr>
+          <w:lang w:val="bg-BG"/>
+        </w:rPr>
+        <w:t>двадесет и осем</w:t>
+      </w:r>
+      <w:r>
+        <w:rPr>
+          <w:lang w:val="bg-BG"/>
+        </w:rPr>
+        <w:t xml:space="preserve">. Няколко от участниците проявиха желание да приключат експеримента преждевременно, но във всеки един от тези случаи, записите бяха по-дълги от </w:t>
+      </w:r>
+      <w:r>
+        <w:rPr>
+          <w:lang w:val="bg-BG"/>
+        </w:rPr>
+        <w:t>десет</w:t>
+      </w:r>
+      <w:r>
+        <w:rPr>
+          <w:lang w:val="bg-BG"/>
+        </w:rPr>
+        <w:t xml:space="preserve"> минути. Поради технически проблеми с очилата, два от записите са загубен</w:t>
+      </w:r>
+      <w:r>
+        <w:rPr>
+          <w:lang w:val="bg-BG"/>
+        </w:rPr>
+        <w:t>и</w:t>
+      </w:r>
+      <w:r>
+        <w:rPr>
+          <w:lang w:val="bg-BG"/>
+        </w:rPr>
+        <w:t>, като единствената информация от тези участници е суровите данни за техния поглед. Загубата на записа възпрепятства класифицирането на тези данни.</w:t>
+      </w:r>
+    </w:p>
+    <w:p>
+      <w:pPr>
+        <w:pStyle w:val="Normal"/>
+        <w:bidi w:val="0"/>
+        <w:spacing w:lineRule="auto" w:line="360"/>
+        <w:rPr>
+          <w:lang w:val="bg-BG"/>
+        </w:rPr>
+      </w:pPr>
+      <w:r>
+        <w:rPr>
+          <w:lang w:val="bg-BG"/>
+        </w:rPr>
+        <w:t>Общия брой на използваните записи за обучение на модела е двадесет и шест.</w:t>
+      </w:r>
+    </w:p>
+    <w:p>
+      <w:pPr>
+        <w:pStyle w:val="Normal"/>
+        <w:bidi w:val="0"/>
+        <w:spacing w:lineRule="auto" w:line="360"/>
+        <w:rPr>
+          <w:lang w:val="bg-BG"/>
+        </w:rPr>
+      </w:pPr>
+      <w:r>
+        <w:rPr>
+          <w:lang w:val="bg-BG"/>
+        </w:rPr>
+        <w:t xml:space="preserve">За записване на действията на </w:t>
+      </w:r>
+      <w:r>
+        <w:rPr>
+          <w:lang w:val="bg-BG"/>
+        </w:rPr>
+        <w:t>участниците, с</w:t>
+      </w:r>
+      <w:r>
+        <w:rPr>
+          <w:lang w:val="bg-BG"/>
+        </w:rPr>
+        <w:t>а</w:t>
+      </w:r>
+      <w:r>
+        <w:rPr>
+          <w:lang w:val="bg-BG"/>
+        </w:rPr>
+        <w:t xml:space="preserve"> използвани очилата </w:t>
+      </w:r>
+      <w:r>
+        <w:rPr>
+          <w:lang w:val="en-US"/>
+        </w:rPr>
+        <w:t xml:space="preserve">NEON </w:t>
+      </w:r>
+      <w:r>
+        <w:rPr>
+          <w:lang w:val="bg-BG"/>
+        </w:rPr>
+        <w:t xml:space="preserve">от  </w:t>
+      </w:r>
+      <w:r>
+        <w:rPr>
+          <w:lang w:val="en-US"/>
+        </w:rPr>
+        <w:t xml:space="preserve">Pupil Labs. [2] </w:t>
+      </w:r>
+      <w:r>
+        <w:rPr>
+          <w:lang w:val="bg-BG"/>
+        </w:rPr>
+        <w:t xml:space="preserve">Създателите на очилата казват, че те нямат нужда от предварително калибриране. Поради това, такова не е предвидено преди започването на всеки експеримент. </w:t>
+      </w:r>
+    </w:p>
+    <w:p>
+      <w:pPr>
+        <w:pStyle w:val="ListParagraph"/>
+        <w:numPr>
+          <w:ilvl w:val="1"/>
+          <w:numId w:val="4"/>
+        </w:numPr>
+        <w:rPr>
+          <w:b/>
+          <w:bCs/>
+          <w:sz w:val="32"/>
+          <w:szCs w:val="32"/>
+        </w:rPr>
+      </w:pPr>
+      <w:r>
+        <w:rPr>
+          <w:b/>
+          <w:bCs/>
+          <w:sz w:val="32"/>
+          <w:szCs w:val="32"/>
+          <w:lang w:val="en-US"/>
+        </w:rPr>
+        <w:t xml:space="preserve">NEON </w:t>
+      </w:r>
+      <w:r>
+        <w:rPr>
+          <w:b/>
+          <w:bCs/>
+          <w:sz w:val="32"/>
+          <w:szCs w:val="32"/>
+          <w:lang w:val="bg-BG" w:eastAsia="en-US" w:bidi="ar-SA"/>
+        </w:rPr>
+        <w:t>от</w:t>
+      </w:r>
+      <w:r>
+        <w:rPr>
+          <w:b/>
+          <w:bCs/>
+          <w:sz w:val="32"/>
+          <w:szCs w:val="32"/>
+          <w:lang w:val="en-US"/>
+        </w:rPr>
+        <w:t xml:space="preserve"> </w:t>
+      </w:r>
+      <w:r>
+        <w:rPr>
+          <w:b/>
+          <w:bCs/>
+          <w:sz w:val="32"/>
+          <w:szCs w:val="32"/>
+          <w:lang w:val="en-US"/>
+        </w:rPr>
+        <w:t>Pupil Labs</w:t>
+      </w:r>
+    </w:p>
+    <w:p>
+      <w:pPr>
+        <w:pStyle w:val="Normal"/>
+        <w:bidi w:val="0"/>
+        <w:spacing w:lineRule="auto" w:line="360"/>
+        <w:rPr>
+          <w:lang w:val="en-US"/>
+        </w:rPr>
+      </w:pPr>
+      <w:r>
+        <w:rPr>
+          <w:lang w:val="en-US"/>
+        </w:rPr>
+        <w:t xml:space="preserve">NEON </w:t>
+      </w:r>
+      <w:r>
+        <w:rPr>
+          <w:lang w:val="bg-BG"/>
+        </w:rPr>
+        <w:t xml:space="preserve">представлява рамка на очила с вграден модул между двете </w:t>
+      </w:r>
+      <w:r>
+        <w:rPr>
+          <w:lang w:val="bg-BG"/>
+        </w:rPr>
+        <w:t>лещи</w:t>
+      </w:r>
+      <w:r>
+        <w:rPr>
+          <w:lang w:val="bg-BG"/>
+        </w:rPr>
+        <w:t xml:space="preserve">. </w:t>
+      </w:r>
+      <w:r>
+        <w:rPr>
+          <w:lang w:val="bg-BG"/>
+        </w:rPr>
+        <w:t xml:space="preserve">Разполага с камера, която гледа напред и записва това, което вижда човека, който ги носи. </w:t>
+      </w:r>
+      <w:r>
+        <w:br w:type="page"/>
+      </w:r>
+    </w:p>
+    <w:p>
+      <w:pPr>
+        <w:pStyle w:val="ListParagraph"/>
+        <w:numPr>
+          <w:ilvl w:val="0"/>
+          <w:numId w:val="4"/>
+        </w:numPr>
+        <w:overflowPunct w:val="true"/>
+        <w:spacing w:lineRule="auto" w:line="276" w:before="0" w:after="0"/>
+        <w:ind w:hanging="357" w:left="357"/>
+        <w:contextualSpacing/>
+        <w:outlineLvl w:val="0"/>
+        <w:rPr>
+          <w:b/>
+          <w:bCs/>
+          <w:sz w:val="32"/>
+          <w:szCs w:val="28"/>
+          <w:lang w:val="bg-BG" w:eastAsia="en-US" w:bidi="ar-SA"/>
+        </w:rPr>
+      </w:pPr>
+      <w:bookmarkStart w:id="7" w:name="__RefHeading___Toc969_4158184810"/>
+      <w:bookmarkEnd w:id="7"/>
+      <w:r>
+        <w:rPr>
+          <w:b/>
+          <w:bCs/>
+          <w:sz w:val="32"/>
+          <w:szCs w:val="32"/>
+          <w:lang w:val="bg-BG" w:eastAsia="en-US" w:bidi="ar-SA"/>
+        </w:rPr>
+        <w:t>Софтуер за класифициране на данните</w:t>
+      </w:r>
+    </w:p>
+    <w:p>
+      <w:pPr>
+        <w:pStyle w:val="ListParagraph"/>
+        <w:widowControl/>
+        <w:numPr>
+          <w:ilvl w:val="1"/>
+          <w:numId w:val="4"/>
+        </w:numPr>
+        <w:suppressAutoHyphens w:val="true"/>
+        <w:overflowPunct w:val="true"/>
+        <w:bidi w:val="0"/>
+        <w:spacing w:lineRule="auto" w:line="276" w:before="0" w:after="0"/>
+        <w:ind w:hanging="340" w:left="1077" w:right="0"/>
+        <w:contextualSpacing/>
+        <w:jc w:val="left"/>
+        <w:outlineLvl w:val="0"/>
+        <w:rPr>
+          <w:b/>
+          <w:bCs/>
+          <w:sz w:val="32"/>
+          <w:szCs w:val="28"/>
+          <w:lang w:val="bg-BG" w:eastAsia="en-US" w:bidi="ar-SA"/>
+        </w:rPr>
+      </w:pPr>
+      <w:bookmarkStart w:id="8" w:name="__RefHeading___Toc2735_4158184810"/>
+      <w:bookmarkEnd w:id="8"/>
+      <w:r>
+        <w:rPr>
+          <w:b/>
+          <w:bCs/>
+          <w:sz w:val="32"/>
+          <w:szCs w:val="32"/>
+          <w:lang w:val="bg-BG" w:eastAsia="en-US" w:bidi="ar-SA"/>
+        </w:rPr>
+        <w:t>Изисквания, архитектура и организация на данните</w:t>
+      </w:r>
+    </w:p>
+    <w:p>
+      <w:pPr>
+        <w:pStyle w:val="ListParagraph"/>
+        <w:widowControl/>
+        <w:numPr>
+          <w:ilvl w:val="1"/>
+          <w:numId w:val="4"/>
+        </w:numPr>
+        <w:suppressAutoHyphens w:val="true"/>
+        <w:overflowPunct w:val="true"/>
+        <w:bidi w:val="0"/>
+        <w:spacing w:lineRule="auto" w:line="276" w:before="0" w:after="0"/>
+        <w:ind w:hanging="340" w:left="1077" w:right="0"/>
+        <w:contextualSpacing/>
+        <w:jc w:val="left"/>
+        <w:outlineLvl w:val="0"/>
+        <w:rPr>
+          <w:b/>
+          <w:bCs/>
+          <w:sz w:val="32"/>
+          <w:szCs w:val="28"/>
+          <w:lang w:val="bg-BG" w:eastAsia="en-US" w:bidi="ar-SA"/>
+        </w:rPr>
+      </w:pPr>
+      <w:bookmarkStart w:id="9" w:name="__RefHeading___Toc2737_4158184810"/>
+      <w:bookmarkEnd w:id="9"/>
+      <w:r>
+        <w:rPr>
+          <w:b/>
+          <w:bCs/>
+          <w:sz w:val="32"/>
+          <w:szCs w:val="32"/>
+          <w:lang w:val="bg-BG" w:eastAsia="en-US" w:bidi="ar-SA"/>
+        </w:rPr>
+        <w:t>Избор на език и среда за програмиране</w:t>
+      </w:r>
+    </w:p>
+    <w:p>
+      <w:pPr>
+        <w:pStyle w:val="ListParagraph"/>
+        <w:widowControl/>
+        <w:numPr>
+          <w:ilvl w:val="1"/>
+          <w:numId w:val="4"/>
+        </w:numPr>
+        <w:suppressAutoHyphens w:val="true"/>
+        <w:overflowPunct w:val="true"/>
+        <w:bidi w:val="0"/>
+        <w:spacing w:lineRule="auto" w:line="276" w:before="0" w:after="0"/>
+        <w:ind w:hanging="340" w:left="1077" w:right="0"/>
+        <w:contextualSpacing/>
+        <w:jc w:val="left"/>
+        <w:outlineLvl w:val="0"/>
+        <w:rPr>
+          <w:b/>
+          <w:bCs/>
+          <w:sz w:val="32"/>
+          <w:szCs w:val="28"/>
+          <w:lang w:val="bg-BG" w:eastAsia="en-US" w:bidi="ar-SA"/>
+        </w:rPr>
+      </w:pPr>
+      <w:bookmarkStart w:id="10" w:name="__RefHeading___Toc2739_4158184810"/>
+      <w:bookmarkEnd w:id="10"/>
+      <w:r>
+        <w:rPr>
+          <w:b/>
+          <w:bCs/>
+          <w:sz w:val="32"/>
+          <w:szCs w:val="32"/>
+          <w:lang w:val="bg-BG" w:eastAsia="en-US" w:bidi="ar-SA"/>
+        </w:rPr>
+        <w:t>Реализация на програмната система</w:t>
+      </w:r>
+    </w:p>
+    <w:p>
+      <w:pPr>
+        <w:pStyle w:val="ListParagraph"/>
+        <w:widowControl/>
+        <w:numPr>
+          <w:ilvl w:val="2"/>
+          <w:numId w:val="4"/>
+        </w:numPr>
+        <w:suppressAutoHyphens w:val="true"/>
+        <w:overflowPunct w:val="true"/>
+        <w:bidi w:val="0"/>
+        <w:spacing w:lineRule="auto" w:line="276" w:before="0" w:after="0"/>
+        <w:ind w:hanging="340" w:left="1474" w:right="0"/>
+        <w:contextualSpacing/>
+        <w:jc w:val="left"/>
+        <w:outlineLvl w:val="0"/>
+        <w:rPr>
+          <w:b/>
+          <w:bCs/>
+          <w:sz w:val="32"/>
+          <w:szCs w:val="28"/>
+          <w:lang w:val="bg-BG" w:eastAsia="en-US" w:bidi="ar-SA"/>
+        </w:rPr>
+      </w:pPr>
+      <w:bookmarkStart w:id="11" w:name="__RefHeading___Toc2741_4158184810"/>
+      <w:bookmarkEnd w:id="11"/>
+      <w:r>
+        <w:rPr>
+          <w:b/>
+          <w:bCs/>
+          <w:sz w:val="32"/>
+          <w:szCs w:val="32"/>
+          <w:lang w:val="bg-BG" w:eastAsia="en-US" w:bidi="ar-SA"/>
+        </w:rPr>
+        <w:t>Описание на програмните модули</w:t>
+      </w:r>
+    </w:p>
+    <w:p>
+      <w:pPr>
+        <w:pStyle w:val="ListParagraph"/>
+        <w:widowControl/>
+        <w:numPr>
+          <w:ilvl w:val="2"/>
+          <w:numId w:val="4"/>
+        </w:numPr>
+        <w:suppressAutoHyphens w:val="true"/>
+        <w:overflowPunct w:val="true"/>
+        <w:bidi w:val="0"/>
+        <w:spacing w:lineRule="auto" w:line="276" w:before="0" w:after="0"/>
+        <w:ind w:hanging="0" w:left="1134" w:right="0"/>
+        <w:contextualSpacing/>
+        <w:jc w:val="left"/>
+        <w:outlineLvl w:val="0"/>
+        <w:rPr>
+          <w:b/>
+          <w:bCs/>
+          <w:sz w:val="32"/>
+          <w:szCs w:val="28"/>
+          <w:lang w:val="bg-BG" w:eastAsia="en-US" w:bidi="ar-SA"/>
+        </w:rPr>
+      </w:pPr>
+      <w:bookmarkStart w:id="12" w:name="__RefHeading___Toc2743_4158184810"/>
+      <w:bookmarkEnd w:id="12"/>
+      <w:r>
+        <w:rPr>
+          <w:b/>
+          <w:bCs/>
+          <w:sz w:val="32"/>
+          <w:szCs w:val="32"/>
+          <w:lang w:val="bg-BG" w:eastAsia="en-US" w:bidi="ar-SA"/>
+        </w:rPr>
+        <w:t>Структура и организация на програмния интерфейс</w:t>
+      </w:r>
+    </w:p>
+    <w:p>
+      <w:pPr>
+        <w:pStyle w:val="ListParagraph"/>
+        <w:widowControl/>
+        <w:numPr>
+          <w:ilvl w:val="1"/>
+          <w:numId w:val="4"/>
+        </w:numPr>
+        <w:suppressAutoHyphens w:val="true"/>
+        <w:overflowPunct w:val="true"/>
+        <w:bidi w:val="0"/>
+        <w:spacing w:lineRule="auto" w:line="276" w:before="0" w:after="0"/>
+        <w:ind w:hanging="0" w:left="737" w:right="0"/>
+        <w:contextualSpacing/>
+        <w:jc w:val="left"/>
+        <w:outlineLvl w:val="0"/>
+        <w:rPr>
+          <w:b/>
+          <w:bCs/>
+          <w:sz w:val="32"/>
+          <w:szCs w:val="28"/>
+          <w:lang w:val="bg-BG" w:eastAsia="en-US" w:bidi="ar-SA"/>
+        </w:rPr>
+      </w:pPr>
+      <w:bookmarkStart w:id="13" w:name="__RefHeading___Toc2745_4158184810"/>
+      <w:bookmarkEnd w:id="13"/>
+      <w:r>
+        <w:rPr>
+          <w:b/>
+          <w:bCs/>
+          <w:sz w:val="32"/>
+          <w:szCs w:val="32"/>
+          <w:lang w:val="bg-BG" w:eastAsia="en-US" w:bidi="ar-SA"/>
+        </w:rPr>
+        <w:t>Формат на входните и изходните данни</w:t>
       </w:r>
     </w:p>
     <w:p>
@@ -3277,7 +3914,7 @@
           <w:numId w:val="0"/>
         </w:numPr>
         <w:suppressAutoHyphens w:val="true"/>
-        <w:overflowPunct w:val="false"/>
+        <w:overflowPunct w:val="true"/>
         <w:spacing w:lineRule="auto" w:line="276" w:before="0" w:after="0"/>
         <w:ind w:hanging="357" w:left="357"/>
         <w:contextualSpacing/>
@@ -3296,7 +3933,7 @@
           <w:b/>
           <w:bCs/>
           <w:sz w:val="32"/>
-          <w:szCs w:val="32"/>
+          <w:szCs w:val="28"/>
           <w:lang w:val="bg-BG" w:eastAsia="en-US" w:bidi="ar-SA"/>
         </w:rPr>
       </w:r>
@@ -3311,7 +3948,7 @@
           <w:ilvl w:val="0"/>
           <w:numId w:val="4"/>
         </w:numPr>
-        <w:overflowPunct w:val="false"/>
+        <w:overflowPunct w:val="true"/>
         <w:spacing w:lineRule="auto" w:line="276" w:before="0" w:after="0"/>
         <w:ind w:hanging="357" w:left="357"/>
         <w:contextualSpacing/>
@@ -3324,8 +3961,8 @@
           <w:lang w:val="bg-BG" w:eastAsia="en-US" w:bidi="ar-SA"/>
         </w:rPr>
       </w:pPr>
-      <w:bookmarkStart w:id="7" w:name="__RefHeading___Toc969_4158184810"/>
-      <w:bookmarkEnd w:id="7"/>
+      <w:bookmarkStart w:id="14" w:name="__RefHeading___Toc10516_4158184810"/>
+      <w:bookmarkEnd w:id="14"/>
       <w:r>
         <w:rPr>
           <w:b/>
@@ -3334,27 +3971,939 @@
           <w:szCs w:val="32"/>
           <w:lang w:val="bg-BG" w:eastAsia="en-US" w:bidi="ar-SA"/>
         </w:rPr>
-        <w:t>С</w:t>
-      </w:r>
-      <w:r>
+        <w:t>Архитектура на системата и отдалечен достъп</w:t>
+      </w:r>
+    </w:p>
+    <w:p>
+      <w:pPr>
+        <w:pStyle w:val="Normal"/>
+        <w:spacing w:lineRule="auto" w:line="360"/>
+        <w:rPr/>
+      </w:pPr>
+      <w:r>
+        <w:rPr/>
+        <w:tab/>
+      </w:r>
+      <w:r>
+        <w:rPr>
+          <w:lang w:val="bg-BG"/>
+        </w:rPr>
+        <w:t xml:space="preserve">За среда за разработка е избран JupyterLab, тъй като представлява едно от най-разпространените решения за разработка и експериментиране с модели за машинно обучение. Платформата поддържа така наречените notebooks, които позволяват комбинирането на програмен код, визуализации и документация в единен документ. </w:t>
+      </w:r>
+    </w:p>
+    <w:p>
+      <w:pPr>
+        <w:pStyle w:val="Normal"/>
+        <w:spacing w:lineRule="auto" w:line="360"/>
+        <w:rPr/>
+      </w:pPr>
+      <w:r>
+        <w:rPr>
+          <w:lang w:val="bg-BG"/>
+        </w:rPr>
+        <w:t>Избор</w:t>
+      </w:r>
+      <w:r>
+        <w:rPr>
+          <w:lang w:val="bg-BG"/>
+        </w:rPr>
+        <w:t>ът</w:t>
+      </w:r>
+      <w:r>
+        <w:rPr>
+          <w:lang w:val="bg-BG"/>
+        </w:rPr>
+        <w:t xml:space="preserve"> да се инсталира локална инстанция на </w:t>
+      </w:r>
+      <w:r>
+        <w:rPr>
+          <w:lang w:val="en-US"/>
+        </w:rPr>
+        <w:t xml:space="preserve">JupyterLab </w:t>
+      </w:r>
+      <w:r>
+        <w:rPr>
+          <w:lang w:val="bg-BG"/>
+        </w:rPr>
+        <w:t xml:space="preserve">е взет с цел да се избегне зависимостта от чужда платформа, както и да позволи на целия експеримент да бъде възможно най-възпроизведим. </w:t>
+      </w:r>
+    </w:p>
+    <w:p>
+      <w:pPr>
+        <w:pStyle w:val="Normal"/>
+        <w:spacing w:lineRule="auto" w:line="360"/>
+        <w:rPr/>
+      </w:pPr>
+      <w:r>
+        <w:rPr>
+          <w:lang w:val="bg-BG"/>
+        </w:rPr>
+        <w:t xml:space="preserve">За да бъде постигната тази цел, бе използвана </w:t>
+      </w:r>
+      <w:r>
+        <w:rPr>
+          <w:lang w:val="en-US"/>
+        </w:rPr>
+        <w:t>Docker</w:t>
+      </w:r>
+      <w:r>
+        <w:rPr>
+          <w:lang w:val="en-US"/>
+        </w:rPr>
+        <w:t>.</w:t>
+      </w:r>
+      <w:r>
+        <w:rPr>
+          <w:lang w:val="bg-BG"/>
+        </w:rPr>
+        <w:t xml:space="preserve"> Docker представлява платформа за контейнеризация, която позволява разработването и изпълнението на приложения в изолирани среди, наречени контейнери. </w:t>
+      </w:r>
+      <w:r>
+        <w:rPr>
+          <w:lang w:val="en-US"/>
+        </w:rPr>
+        <w:t>[1]</w:t>
+      </w:r>
+    </w:p>
+    <w:p>
+      <w:pPr>
+        <w:pStyle w:val="Normal"/>
+        <w:spacing w:lineRule="auto" w:line="360"/>
+        <w:rPr/>
+      </w:pPr>
+      <w:r>
+        <w:rPr>
+          <w:lang w:val="bg-BG"/>
+        </w:rPr>
+        <w:t xml:space="preserve">Контейнеризацията в този случай се постига чрез </w:t>
+      </w:r>
+      <w:r>
+        <w:rPr>
+          <w:lang w:val="en-US"/>
+        </w:rPr>
+        <w:t xml:space="preserve">Docker </w:t>
+      </w:r>
+      <w:r>
+        <w:rPr>
+          <w:lang w:val="bg-BG"/>
+        </w:rPr>
+        <w:t xml:space="preserve">контейнер. Docker контейнерът представлява стандартизирана единица за разпространение и изпълнение на софтуер, която съдържа приложението и всички необходими зависимости за неговата работа. Това позволява приложението да функционира по еднакъв начин в различни среди за изпълнение. </w:t>
+      </w:r>
+      <w:r>
+        <w:rPr>
+          <w:lang w:val="en-US"/>
+        </w:rPr>
+        <w:t>[1]</w:t>
+      </w:r>
+      <w:r>
+        <w:rPr>
+          <w:lang w:val="en-US" w:eastAsia="en-US" w:bidi="ar-SA"/>
+        </w:rPr>
+        <w:t xml:space="preserve"> </w:t>
+      </w:r>
+    </w:p>
+    <w:p>
+      <w:pPr>
+        <w:pStyle w:val="ListParagraph"/>
+        <w:widowControl/>
+        <w:numPr>
+          <w:ilvl w:val="1"/>
+          <w:numId w:val="4"/>
+        </w:numPr>
+        <w:suppressAutoHyphens w:val="true"/>
+        <w:overflowPunct w:val="true"/>
+        <w:bidi w:val="0"/>
+        <w:spacing w:lineRule="auto" w:line="276" w:before="0" w:after="0"/>
+        <w:ind w:hanging="340" w:left="1077" w:right="0"/>
+        <w:contextualSpacing/>
+        <w:jc w:val="left"/>
+        <w:outlineLvl w:val="0"/>
         <w:rPr>
           <w:b/>
           <w:bCs/>
           <w:sz w:val="32"/>
           <w:szCs w:val="32"/>
-          <w:lang w:val="bg-BG" w:eastAsia="en-US" w:bidi="ar-SA"/>
-        </w:rPr>
-        <w:t xml:space="preserve">офтуер за класифициране </w:t>
-      </w:r>
+          <w:lang w:val="bg-BG"/>
+        </w:rPr>
+      </w:pPr>
+      <w:bookmarkStart w:id="15" w:name="__RefHeading___Toc2865_1987151165"/>
+      <w:bookmarkEnd w:id="15"/>
       <w:r>
         <w:rPr>
           <w:b/>
           <w:bCs/>
           <w:sz w:val="32"/>
           <w:szCs w:val="32"/>
-          <w:lang w:val="bg-BG" w:eastAsia="en-US" w:bidi="ar-SA"/>
-        </w:rPr>
-        <w:t>на данните</w:t>
+          <w:lang w:val="bg-BG"/>
+        </w:rPr>
+        <w:t xml:space="preserve">Създаване на </w:t>
+      </w:r>
+      <w:r>
+        <w:rPr>
+          <w:b/>
+          <w:bCs/>
+          <w:sz w:val="32"/>
+          <w:szCs w:val="32"/>
+          <w:lang w:val="en-US"/>
+        </w:rPr>
+        <w:t xml:space="preserve">Docker </w:t>
+      </w:r>
+      <w:r>
+        <w:rPr>
+          <w:b/>
+          <w:bCs/>
+          <w:sz w:val="32"/>
+          <w:szCs w:val="32"/>
+          <w:lang w:val="bg-BG"/>
+        </w:rPr>
+        <w:t>образ</w:t>
+      </w:r>
+    </w:p>
+    <w:p>
+      <w:pPr>
+        <w:pStyle w:val="Normal"/>
+        <w:bidi w:val="0"/>
+        <w:spacing w:lineRule="auto" w:line="360"/>
+        <w:rPr>
+          <w:lang w:val="bg-BG" w:eastAsia="en-US" w:bidi="ar-SA"/>
+        </w:rPr>
+      </w:pPr>
+      <w:r>
+        <w:rPr>
+          <w:lang w:val="bg-BG" w:eastAsia="en-US" w:bidi="ar-SA"/>
+        </w:rPr>
+        <w:t>За създаването на контейнера е създаден Docker образ (Docker image). Docker образът представлява неизменяем шаблон, съдържащ необходимите инструкции и файлове за създаване на Docker контейнер. [1]</w:t>
+      </w:r>
+    </w:p>
+    <w:p>
+      <w:pPr>
+        <w:pStyle w:val="Normal"/>
+        <w:spacing w:lineRule="auto" w:line="360"/>
+        <w:rPr/>
+      </w:pPr>
+      <w:r>
+        <w:rPr>
+          <w:lang w:val="bg-BG" w:eastAsia="en-US" w:bidi="ar-SA"/>
+        </w:rPr>
+        <w:t xml:space="preserve">Създадения </w:t>
+      </w:r>
+      <w:r>
+        <w:rPr>
+          <w:lang w:val="en-US" w:eastAsia="en-US" w:bidi="ar-SA"/>
+        </w:rPr>
+        <w:t xml:space="preserve">Docker </w:t>
+      </w:r>
+      <w:r>
+        <w:rPr>
+          <w:lang w:val="bg-BG" w:eastAsia="en-US" w:bidi="ar-SA"/>
+        </w:rPr>
+        <w:t>образ съдържа следните директиви:</w:t>
+      </w:r>
+    </w:p>
+    <w:p>
+      <w:pPr>
+        <w:pStyle w:val="Normal"/>
+        <w:spacing w:lineRule="auto" w:line="360"/>
+        <w:rPr/>
+      </w:pPr>
+      <w:r>
+        <w:rPr>
+          <w:lang w:val="bg-BG" w:eastAsia="en-US" w:bidi="ar-SA"/>
+        </w:rPr>
+        <w:t>FROM nvidia/cuda:12.1.1-runtime-ubuntu22.04</w:t>
+      </w:r>
+    </w:p>
+    <w:p>
+      <w:pPr>
+        <w:pStyle w:val="Normal"/>
+        <w:spacing w:lineRule="auto" w:line="360"/>
+        <w:rPr/>
+      </w:pPr>
+      <w:r>
+        <w:rPr>
+          <w:lang w:val="bg-BG" w:eastAsia="en-US" w:bidi="ar-SA"/>
+        </w:rPr>
+        <w:t>WORKDIR /workspace</w:t>
+      </w:r>
+    </w:p>
+    <w:p>
+      <w:pPr>
+        <w:pStyle w:val="Normal"/>
+        <w:spacing w:lineRule="auto" w:line="360"/>
+        <w:rPr/>
+      </w:pPr>
+      <w:r>
+        <w:rPr>
+          <w:lang w:val="bg-BG" w:eastAsia="en-US" w:bidi="ar-SA"/>
+        </w:rPr>
+        <w:t>RUN apt-get update &amp;&amp; apt-get install -y python3-pip git &amp;&amp; rm -rf /var/lib/apt/lists/*</w:t>
+      </w:r>
+    </w:p>
+    <w:p>
+      <w:pPr>
+        <w:pStyle w:val="Normal"/>
+        <w:spacing w:lineRule="auto" w:line="360"/>
+        <w:rPr/>
+      </w:pPr>
+      <w:r>
+        <w:rPr>
+          <w:lang w:val="bg-BG" w:eastAsia="en-US" w:bidi="ar-SA"/>
+        </w:rPr>
+        <w:t>RUN pip install --no-cache-dir fastai jupyter matplotlib pandas scikit-learn polars</w:t>
+      </w:r>
+    </w:p>
+    <w:p>
+      <w:pPr>
+        <w:pStyle w:val="Normal"/>
+        <w:spacing w:lineRule="auto" w:line="360"/>
+        <w:rPr/>
+      </w:pPr>
+      <w:r>
+        <w:rPr>
+          <w:lang w:val="bg-BG" w:eastAsia="en-US" w:bidi="ar-SA"/>
+        </w:rPr>
+        <w:t>EXPOSE 8888</w:t>
+      </w:r>
+    </w:p>
+    <w:p>
+      <w:pPr>
+        <w:pStyle w:val="Normal"/>
+        <w:spacing w:lineRule="auto" w:line="360"/>
+        <w:rPr/>
+      </w:pPr>
+      <w:r>
+        <w:rPr>
+          <w:lang w:val="bg-BG" w:eastAsia="en-US" w:bidi="ar-SA"/>
+        </w:rPr>
+        <w:t>CMD ["jupyter", "lab", "--ip=0.0.0.0", "--port=8888", "--no-browser", "--allow-root"]</w:t>
+      </w:r>
+    </w:p>
+    <w:p>
+      <w:pPr>
+        <w:pStyle w:val="Normal"/>
+        <w:spacing w:lineRule="auto" w:line="360"/>
+        <w:ind w:hanging="0" w:left="0"/>
+        <w:rPr/>
+      </w:pPr>
+      <w:r>
+        <w:rPr>
+          <w:lang w:val="bg-BG" w:eastAsia="en-US" w:bidi="ar-SA"/>
+        </w:rPr>
+        <w:t xml:space="preserve">Директивата </w:t>
+      </w:r>
+      <w:r>
+        <w:rPr>
+          <w:lang w:val="en-US" w:eastAsia="en-US" w:bidi="ar-SA"/>
+        </w:rPr>
+        <w:t xml:space="preserve">FROM </w:t>
+      </w:r>
+      <w:r>
+        <w:rPr>
+          <w:lang w:val="bg-BG" w:eastAsia="en-US" w:bidi="ar-SA"/>
+        </w:rPr>
+        <w:t xml:space="preserve">показва на кой друг образ е базиран този образ. </w:t>
+      </w:r>
+      <w:r>
+        <w:rPr>
+          <w:lang w:val="en-US" w:eastAsia="en-US" w:bidi="ar-SA"/>
+        </w:rPr>
+        <w:t xml:space="preserve">[2] </w:t>
+      </w:r>
+      <w:r>
+        <w:rPr>
+          <w:lang w:val="bg-BG" w:eastAsia="en-US" w:bidi="ar-SA"/>
+        </w:rPr>
+        <w:t>В този случай е базиран на образа „nvidia/cuda:12.1.1-runtime-ubuntu22.04“</w:t>
+      </w:r>
+    </w:p>
+    <w:p>
+      <w:pPr>
+        <w:pStyle w:val="Normal"/>
+        <w:spacing w:lineRule="auto" w:line="360"/>
+        <w:rPr/>
+      </w:pPr>
+      <w:r>
+        <w:rPr>
+          <w:lang w:val="bg-BG" w:eastAsia="en-US" w:bidi="ar-SA"/>
+        </w:rPr>
+        <w:t xml:space="preserve">Директивата WORKDIR задава работната директория, като ако тя не съществува, ще бъде създадена. Работната директория показва къде ще бъдат изпълнени последващите директиви, които имат общо по някакъв начин с файловата система. </w:t>
+      </w:r>
+      <w:r>
+        <w:rPr>
+          <w:lang w:val="en-US" w:eastAsia="en-US" w:bidi="ar-SA"/>
+        </w:rPr>
+        <w:t>[</w:t>
+      </w:r>
+      <w:r>
+        <w:rPr>
+          <w:lang w:val="bg-BG" w:eastAsia="en-US" w:bidi="ar-SA"/>
+        </w:rPr>
+        <w:t>2</w:t>
+      </w:r>
+      <w:r>
+        <w:rPr>
+          <w:lang w:val="en-US" w:eastAsia="en-US" w:bidi="ar-SA"/>
+        </w:rPr>
+        <w:t xml:space="preserve">] </w:t>
+      </w:r>
+      <w:r>
+        <w:rPr>
+          <w:lang w:val="bg-BG" w:eastAsia="en-US" w:bidi="ar-SA"/>
+        </w:rPr>
+        <w:t>В конкретния случай, работната директория е „/</w:t>
+      </w:r>
+      <w:r>
+        <w:rPr>
+          <w:lang w:val="en-US" w:eastAsia="en-US" w:bidi="ar-SA"/>
+        </w:rPr>
+        <w:t>workspace</w:t>
+      </w:r>
+      <w:r>
+        <w:rPr>
+          <w:lang w:val="bg-BG" w:eastAsia="en-US" w:bidi="ar-SA"/>
+        </w:rPr>
+        <w:t>“</w:t>
+      </w:r>
+    </w:p>
+    <w:p>
+      <w:pPr>
+        <w:pStyle w:val="Normal"/>
+        <w:spacing w:lineRule="auto" w:line="360"/>
+        <w:rPr/>
+      </w:pPr>
+      <w:r>
+        <w:rPr>
+          <w:lang w:val="bg-BG" w:eastAsia="en-US" w:bidi="ar-SA"/>
+        </w:rPr>
+        <w:t xml:space="preserve">Директивата </w:t>
+      </w:r>
+      <w:r>
+        <w:rPr>
+          <w:lang w:val="en-US" w:eastAsia="en-US" w:bidi="ar-SA"/>
+        </w:rPr>
+        <w:t xml:space="preserve">RUN </w:t>
+      </w:r>
+      <w:r>
+        <w:rPr>
+          <w:lang w:val="bg-BG" w:eastAsia="en-US" w:bidi="ar-SA"/>
+        </w:rPr>
+        <w:t xml:space="preserve">задава команда, която да бъде изпълнена по време на създаването на образа </w:t>
+      </w:r>
+      <w:r>
+        <w:rPr>
+          <w:lang w:val="en-US" w:eastAsia="en-US" w:bidi="ar-SA"/>
+        </w:rPr>
+        <w:t>[2].</w:t>
+      </w:r>
+      <w:r>
+        <w:rPr>
+          <w:lang w:val="bg-BG" w:eastAsia="en-US" w:bidi="ar-SA"/>
+        </w:rPr>
+        <w:t xml:space="preserve"> Тук задаваме като команда apt-get update &amp;&amp; apt-get install -y python3-pip git &amp;&amp; rm -rf /var/lib/apt/lists/*</w:t>
+      </w:r>
+    </w:p>
+    <w:p>
+      <w:pPr>
+        <w:pStyle w:val="Normal"/>
+        <w:bidi w:val="0"/>
+        <w:spacing w:lineRule="auto" w:line="360"/>
+        <w:rPr/>
+      </w:pPr>
+      <w:r>
+        <w:rPr>
+          <w:lang w:val="bg-BG" w:eastAsia="en-US" w:bidi="ar-SA"/>
+        </w:rPr>
+        <w:t xml:space="preserve">Тази команда всъщност е съвкупност от 3 команди а именно apt-get update, apt-get install -y python3-pip git и rm -rf /var/lib/apt/lists/*. Тези команди са разделени с </w:t>
+      </w:r>
+      <w:r>
+        <w:rPr>
+          <w:lang w:val="en-US" w:eastAsia="en-US" w:bidi="ar-SA"/>
+        </w:rPr>
+        <w:t xml:space="preserve">&amp;&amp;. </w:t>
+      </w:r>
+      <w:r>
+        <w:rPr>
+          <w:lang w:val="bg-BG" w:eastAsia="en-US" w:bidi="ar-SA"/>
+        </w:rPr>
+        <w:t xml:space="preserve">Тези два символа представлява логически оператор „И“ (AND), използван за последователно изпълнение на команди в Unix-подобни операционни системи. Следващата команда се изпълнява само ако предходната е завършила успешно с код за изход 0. </w:t>
+      </w:r>
+      <w:r>
+        <w:rPr>
+          <w:lang w:val="en-US" w:eastAsia="en-US" w:bidi="ar-SA"/>
+        </w:rPr>
+        <w:t>[3]</w:t>
+      </w:r>
+    </w:p>
+    <w:p>
+      <w:pPr>
+        <w:pStyle w:val="Normal"/>
+        <w:bidi w:val="0"/>
+        <w:spacing w:lineRule="auto" w:line="360"/>
+        <w:rPr/>
+      </w:pPr>
+      <w:r>
+        <w:rPr>
+          <w:lang w:val="bg-BG" w:eastAsia="en-US" w:bidi="ar-SA"/>
+        </w:rPr>
+        <w:t>Първите две команди започват с apt-get. Това е конзолно-базиран мениджър на пакети.</w:t>
+      </w:r>
+    </w:p>
+    <w:p>
+      <w:pPr>
+        <w:pStyle w:val="Normal"/>
+        <w:bidi w:val="0"/>
+        <w:spacing w:lineRule="auto" w:line="360"/>
+        <w:rPr/>
+      </w:pPr>
+      <w:r>
+        <w:rPr>
+          <w:lang w:val="bg-BG" w:eastAsia="en-US" w:bidi="ar-SA"/>
+        </w:rPr>
+        <w:t xml:space="preserve">Командата apt-get update обновява локалния индекс на пакетите чрез извличане на актуална информация от конфигурираните софтуерни хранилища (/etc/apt/sources.list). По този начин системата получава информация за наличните версии на пакетите преди тяхното инсталиране или обновяване. </w:t>
+      </w:r>
+      <w:r>
+        <w:rPr>
+          <w:lang w:val="en-US" w:eastAsia="en-US" w:bidi="ar-SA"/>
+        </w:rPr>
+        <w:t xml:space="preserve">[4] </w:t>
+      </w:r>
+    </w:p>
+    <w:p>
+      <w:pPr>
+        <w:pStyle w:val="Normal"/>
+        <w:bidi w:val="0"/>
+        <w:spacing w:lineRule="auto" w:line="360"/>
+        <w:rPr/>
+      </w:pPr>
+      <w:r>
+        <w:rPr>
+          <w:lang w:val="bg-BG" w:eastAsia="en-US" w:bidi="ar-SA"/>
+        </w:rPr>
+        <w:t xml:space="preserve">Командата apt-get install инсталира или обновява всички библиотеки изброени след нея. </w:t>
+      </w:r>
+      <w:r>
+        <w:rPr>
+          <w:lang w:val="en-US" w:eastAsia="en-US" w:bidi="ar-SA"/>
+        </w:rPr>
+        <w:t xml:space="preserve">[4] </w:t>
+      </w:r>
+      <w:r>
+        <w:rPr>
+          <w:lang w:val="bg-BG" w:eastAsia="en-US" w:bidi="ar-SA"/>
+        </w:rPr>
+        <w:t>В конкретния случай инсталираме библиотеките python3-pip и git. Флаг</w:t>
+      </w:r>
+      <w:r>
+        <w:rPr>
+          <w:lang w:val="bg-BG" w:eastAsia="en-US" w:bidi="ar-SA"/>
+        </w:rPr>
+        <w:t>ът</w:t>
+      </w:r>
+      <w:r>
+        <w:rPr>
+          <w:lang w:val="bg-BG" w:eastAsia="en-US" w:bidi="ar-SA"/>
+        </w:rPr>
+        <w:t xml:space="preserve"> -y е добавен за да се осигури автоматично потвърждение на всички заявки по време на инсталацията. Това е необходимо при изграждането на Docker образи, тъй като процесът се изпълнява автоматизирано и не позволява интерактивен потребителски вход.</w:t>
+      </w:r>
+    </w:p>
+    <w:p>
+      <w:pPr>
+        <w:pStyle w:val="Normal"/>
+        <w:bidi w:val="0"/>
+        <w:spacing w:lineRule="auto" w:line="360"/>
+        <w:rPr/>
+      </w:pPr>
+      <w:r>
+        <w:rPr>
+          <w:lang w:val="bg-BG" w:eastAsia="en-US" w:bidi="ar-SA"/>
+        </w:rPr>
+        <w:t xml:space="preserve">Командата rm премахва всички намерени файлове или директории, които съвпадат с последващия параметър. </w:t>
+      </w:r>
+      <w:r>
+        <w:rPr>
+          <w:lang w:val="en-US" w:eastAsia="en-US" w:bidi="ar-SA"/>
+        </w:rPr>
+        <w:t xml:space="preserve">[5] </w:t>
+      </w:r>
+      <w:r>
+        <w:rPr>
+          <w:lang w:val="bg-BG" w:eastAsia="en-US" w:bidi="ar-SA"/>
+        </w:rPr>
+        <w:t>В конкретния случай се премахва всичко в директорията /var/lib/apt/lists/ с цел намаляване големината на образа. Използват се два флага, като първият е -</w:t>
+      </w:r>
+      <w:r>
+        <w:rPr>
+          <w:lang w:val="en-US" w:eastAsia="en-US" w:bidi="ar-SA"/>
+        </w:rPr>
+        <w:t xml:space="preserve">r. </w:t>
+      </w:r>
+      <w:r>
+        <w:rPr>
+          <w:lang w:val="bg-BG" w:eastAsia="en-US" w:bidi="ar-SA"/>
+        </w:rPr>
+        <w:t xml:space="preserve">Този флаг позволява на командата рекурсивно да премахне всичко в дадена директория </w:t>
+      </w:r>
+      <w:r>
+        <w:rPr>
+          <w:lang w:val="en-US" w:eastAsia="en-US" w:bidi="ar-SA"/>
+        </w:rPr>
+        <w:t xml:space="preserve">[5]. </w:t>
+      </w:r>
+      <w:r>
+        <w:rPr>
+          <w:lang w:val="bg-BG" w:eastAsia="en-US" w:bidi="ar-SA"/>
+        </w:rPr>
+        <w:t>Флагът -</w:t>
+      </w:r>
+      <w:r>
+        <w:rPr>
+          <w:lang w:val="en-US" w:eastAsia="en-US" w:bidi="ar-SA"/>
+        </w:rPr>
+        <w:t xml:space="preserve">f </w:t>
+      </w:r>
+      <w:r>
+        <w:rPr>
+          <w:lang w:val="bg-BG" w:eastAsia="en-US" w:bidi="ar-SA"/>
+        </w:rPr>
+        <w:t xml:space="preserve">оказва на командата да не показва никакви съобщения и да не изкарва грешки в случай че дадената директория не съществува. </w:t>
+      </w:r>
+      <w:r>
+        <w:rPr>
+          <w:lang w:val="en-US" w:eastAsia="en-US" w:bidi="ar-SA"/>
+        </w:rPr>
+        <w:t>[5]</w:t>
+      </w:r>
+    </w:p>
+    <w:p>
+      <w:pPr>
+        <w:pStyle w:val="Normal"/>
+        <w:bidi w:val="0"/>
+        <w:spacing w:lineRule="auto" w:line="360"/>
+        <w:rPr>
+          <w:lang w:val="bg-BG" w:eastAsia="en-US" w:bidi="ar-SA"/>
+        </w:rPr>
+      </w:pPr>
+      <w:r>
+        <w:rPr>
+          <w:lang w:val="bg-BG" w:eastAsia="en-US" w:bidi="ar-SA"/>
+        </w:rPr>
+        <w:t>Следващата команда, която слагаме пред директивата</w:t>
+      </w:r>
+      <w:r>
+        <w:rPr>
+          <w:lang w:val="en-US" w:eastAsia="en-US" w:bidi="ar-SA"/>
+        </w:rPr>
+        <w:t xml:space="preserve"> RUN</w:t>
+      </w:r>
+      <w:r>
+        <w:rPr>
+          <w:lang w:val="bg-BG" w:eastAsia="en-US" w:bidi="ar-SA"/>
+        </w:rPr>
+        <w:t xml:space="preserve"> е pip install --no-cache-dir fastai jupyter matplotlib pandas scikit-learn polars</w:t>
+      </w:r>
+    </w:p>
+    <w:p>
+      <w:pPr>
+        <w:pStyle w:val="Normal"/>
+        <w:bidi w:val="0"/>
+        <w:spacing w:lineRule="auto" w:line="360"/>
+        <w:rPr/>
+      </w:pPr>
+      <w:r>
+        <w:rPr>
+          <w:lang w:val="en-US" w:eastAsia="en-US" w:bidi="ar-SA"/>
+        </w:rPr>
+        <w:t xml:space="preserve">pip </w:t>
+      </w:r>
+      <w:r>
+        <w:rPr>
+          <w:lang w:val="bg-BG" w:eastAsia="en-US" w:bidi="ar-SA"/>
+        </w:rPr>
+        <w:t>е най-разпространения</w:t>
+      </w:r>
+      <w:r>
+        <w:rPr>
+          <w:lang w:val="bg-BG" w:eastAsia="en-US" w:bidi="ar-SA"/>
+        </w:rPr>
+        <w:t>т</w:t>
+      </w:r>
+      <w:r>
+        <w:rPr>
+          <w:lang w:val="bg-BG" w:eastAsia="en-US" w:bidi="ar-SA"/>
+        </w:rPr>
+        <w:t xml:space="preserve"> и често използван мениджър на пакети за </w:t>
+      </w:r>
+      <w:r>
+        <w:rPr>
+          <w:lang w:val="en-US" w:eastAsia="en-US" w:bidi="ar-SA"/>
+        </w:rPr>
+        <w:t xml:space="preserve">Python. </w:t>
+      </w:r>
+      <w:r>
+        <w:rPr>
+          <w:lang w:val="bg-BG" w:eastAsia="en-US" w:bidi="ar-SA"/>
+        </w:rPr>
+        <w:t xml:space="preserve">Той позволява намирането, изтеглянето и инсталирането на пакети от индексът за пакети на </w:t>
+      </w:r>
+      <w:r>
+        <w:rPr>
+          <w:lang w:val="en-US" w:eastAsia="en-US" w:bidi="ar-SA"/>
+        </w:rPr>
+        <w:t>Python (</w:t>
+      </w:r>
+      <w:r>
+        <w:rPr/>
+        <w:t>PyPI</w:t>
+      </w:r>
+      <w:r>
+        <w:rPr>
+          <w:lang w:val="en-US" w:eastAsia="en-US" w:bidi="ar-SA"/>
+        </w:rPr>
+        <w:t>),</w:t>
+      </w:r>
+      <w:r>
+        <w:rPr>
+          <w:lang w:val="bg-BG" w:eastAsia="en-US" w:bidi="ar-SA"/>
+        </w:rPr>
+        <w:t xml:space="preserve"> </w:t>
+      </w:r>
+      <w:r>
+        <w:rPr>
+          <w:lang w:val="bg-BG" w:eastAsia="en-US" w:bidi="ar-SA"/>
+        </w:rPr>
+        <w:t>както и други такива.</w:t>
+      </w:r>
+      <w:r>
+        <w:rPr>
+          <w:lang w:val="bg-BG" w:eastAsia="en-US" w:bidi="ar-SA"/>
+        </w:rPr>
+        <w:t xml:space="preserve"> </w:t>
+      </w:r>
+      <w:r>
+        <w:rPr>
+          <w:lang w:val="en-US" w:eastAsia="en-US" w:bidi="ar-SA"/>
+        </w:rPr>
+        <w:t>[</w:t>
+      </w:r>
+      <w:r>
+        <w:rPr>
+          <w:lang w:val="bg-BG" w:eastAsia="en-US" w:bidi="ar-SA"/>
+        </w:rPr>
+        <w:t>6</w:t>
+      </w:r>
+      <w:r>
+        <w:rPr>
+          <w:lang w:val="en-US" w:eastAsia="en-US" w:bidi="ar-SA"/>
+        </w:rPr>
+        <w:t>]</w:t>
+      </w:r>
+    </w:p>
+    <w:p>
+      <w:pPr>
+        <w:pStyle w:val="Normal"/>
+        <w:bidi w:val="0"/>
+        <w:spacing w:lineRule="auto" w:line="360"/>
+        <w:rPr/>
+      </w:pPr>
+      <w:r>
+        <w:rPr>
+          <w:lang w:val="bg-BG" w:eastAsia="en-US" w:bidi="ar-SA"/>
+        </w:rPr>
+        <w:t xml:space="preserve">Командата </w:t>
+      </w:r>
+      <w:r>
+        <w:rPr>
+          <w:lang w:val="en-US" w:eastAsia="en-US" w:bidi="ar-SA"/>
+        </w:rPr>
+        <w:t xml:space="preserve">install </w:t>
+      </w:r>
+      <w:r>
+        <w:rPr>
+          <w:lang w:val="bg-BG" w:eastAsia="en-US" w:bidi="ar-SA"/>
+        </w:rPr>
+        <w:t xml:space="preserve">оказва на </w:t>
+      </w:r>
+      <w:r>
+        <w:rPr>
+          <w:lang w:val="en-US" w:eastAsia="en-US" w:bidi="ar-SA"/>
+        </w:rPr>
+        <w:t xml:space="preserve">pip </w:t>
+      </w:r>
+      <w:r>
+        <w:rPr>
+          <w:lang w:val="bg-BG" w:eastAsia="en-US" w:bidi="ar-SA"/>
+        </w:rPr>
+        <w:t xml:space="preserve">че последващите библиотеки трябва да бъдат инсталирани. </w:t>
+      </w:r>
+      <w:r>
+        <w:rPr>
+          <w:lang w:val="en-US" w:eastAsia="en-US" w:bidi="ar-SA"/>
+        </w:rPr>
+        <w:t xml:space="preserve">[7] </w:t>
+      </w:r>
+      <w:r>
+        <w:rPr>
+          <w:lang w:val="bg-BG" w:eastAsia="en-US" w:bidi="ar-SA"/>
+        </w:rPr>
+        <w:t>Опцията –</w:t>
+      </w:r>
+      <w:r>
+        <w:rPr>
+          <w:lang w:val="bg-BG" w:eastAsia="en-US" w:bidi="ar-SA"/>
+        </w:rPr>
+        <w:t xml:space="preserve">no-cache-dir </w:t>
+      </w:r>
+      <w:r>
+        <w:rPr>
+          <w:lang w:val="bg-BG" w:eastAsia="en-US" w:bidi="ar-SA"/>
+        </w:rPr>
+        <w:t xml:space="preserve">оказва на </w:t>
+      </w:r>
+      <w:r>
+        <w:rPr>
+          <w:lang w:val="en-US" w:eastAsia="en-US" w:bidi="ar-SA"/>
+        </w:rPr>
+        <w:t xml:space="preserve">pip, </w:t>
+      </w:r>
+      <w:r>
+        <w:rPr>
+          <w:lang w:val="bg-BG" w:eastAsia="en-US" w:bidi="ar-SA"/>
+        </w:rPr>
+        <w:t xml:space="preserve">че при инсталирането на дадените библиотеки, не биват да бъдат съхранявани никакви </w:t>
+      </w:r>
+      <w:r>
+        <w:rPr>
+          <w:lang w:val="bg-BG" w:eastAsia="en-US" w:bidi="ar-SA"/>
+        </w:rPr>
+        <w:t xml:space="preserve">кеш. </w:t>
+      </w:r>
+      <w:r>
+        <w:rPr>
+          <w:lang w:val="en-US" w:eastAsia="en-US" w:bidi="ar-SA"/>
+        </w:rPr>
+        <w:t xml:space="preserve">[8] </w:t>
+      </w:r>
+      <w:r>
+        <w:rPr>
+          <w:lang w:val="bg-BG" w:eastAsia="en-US" w:bidi="ar-SA"/>
+        </w:rPr>
+        <w:t xml:space="preserve">Тук отново се цели възможно най-малък размер на образът. </w:t>
+      </w:r>
+    </w:p>
+    <w:p>
+      <w:pPr>
+        <w:pStyle w:val="Normal"/>
+        <w:bidi w:val="0"/>
+        <w:spacing w:lineRule="auto" w:line="360"/>
+        <w:rPr/>
+      </w:pPr>
+      <w:r>
+        <w:rPr>
+          <w:lang w:val="bg-BG" w:eastAsia="en-US" w:bidi="ar-SA"/>
+        </w:rPr>
+        <w:t xml:space="preserve">Директивата EXPOSE 8888 указва, че приложението в контейнера слуша на порт 8888. Тя има информативен характер и не публикува автоматично порта към хост системата. </w:t>
+      </w:r>
+      <w:r>
+        <w:rPr>
+          <w:lang w:val="en-US" w:eastAsia="en-US" w:bidi="ar-SA"/>
+        </w:rPr>
+        <w:t>[2]</w:t>
+      </w:r>
+    </w:p>
+    <w:p>
+      <w:pPr>
+        <w:pStyle w:val="Normal"/>
+        <w:bidi w:val="0"/>
+        <w:spacing w:lineRule="auto" w:line="360"/>
+        <w:rPr/>
+      </w:pPr>
+      <w:r>
+        <w:rPr>
+          <w:lang w:val="bg-BG" w:eastAsia="en-US" w:bidi="ar-SA"/>
+        </w:rPr>
+        <w:t xml:space="preserve">Директивата </w:t>
+      </w:r>
+      <w:r>
+        <w:rPr>
+          <w:rStyle w:val="SourceText"/>
+          <w:lang w:val="bg-BG" w:eastAsia="en-US" w:bidi="ar-SA"/>
+        </w:rPr>
+        <w:t>CMD</w:t>
+      </w:r>
+      <w:r>
+        <w:rPr>
+          <w:lang w:val="bg-BG" w:eastAsia="en-US" w:bidi="ar-SA"/>
+        </w:rPr>
+        <w:t xml:space="preserve"> дефинира командата по подразбиране, която се изпълнява при стартиране на контейнера. </w:t>
+      </w:r>
+      <w:r>
+        <w:rPr>
+          <w:lang w:val="bg-BG" w:eastAsia="en-US" w:bidi="ar-SA"/>
+        </w:rPr>
+        <w:t>[2]</w:t>
+      </w:r>
+      <w:r>
+        <w:rPr>
+          <w:lang w:val="bg-BG" w:eastAsia="en-US" w:bidi="ar-SA"/>
+        </w:rPr>
+        <w:t xml:space="preserve"> В конкретния случай се стартира JupyterLab сървър, който се свързва към всички мрежови интерфейси в контейнера (</w:t>
+      </w:r>
+      <w:r>
+        <w:rPr>
+          <w:rStyle w:val="SourceText"/>
+          <w:lang w:val="bg-BG" w:eastAsia="en-US" w:bidi="ar-SA"/>
+        </w:rPr>
+        <w:t>0.0.0.0</w:t>
+      </w:r>
+      <w:r>
+        <w:rPr>
+          <w:lang w:val="bg-BG" w:eastAsia="en-US" w:bidi="ar-SA"/>
+        </w:rPr>
+        <w:t xml:space="preserve">) и използва порт 8888. Опцията </w:t>
+      </w:r>
+      <w:r>
+        <w:rPr>
+          <w:rStyle w:val="SourceText"/>
+          <w:lang w:val="bg-BG" w:eastAsia="en-US" w:bidi="ar-SA"/>
+        </w:rPr>
+        <w:t>--no-browser</w:t>
+      </w:r>
+      <w:r>
+        <w:rPr>
+          <w:lang w:val="bg-BG" w:eastAsia="en-US" w:bidi="ar-SA"/>
+        </w:rPr>
+        <w:t xml:space="preserve"> предотвратява автоматичното отваряне на браузър </w:t>
+      </w:r>
+      <w:r>
+        <w:rPr>
+          <w:lang w:val="en-US" w:eastAsia="en-US" w:bidi="ar-SA"/>
+        </w:rPr>
+        <w:t>[9]</w:t>
+      </w:r>
+      <w:r>
+        <w:rPr>
+          <w:lang w:val="bg-BG" w:eastAsia="en-US" w:bidi="ar-SA"/>
+        </w:rPr>
+        <w:t xml:space="preserve">, а </w:t>
+      </w:r>
+      <w:r>
+        <w:rPr>
+          <w:rStyle w:val="SourceText"/>
+          <w:lang w:val="bg-BG" w:eastAsia="en-US" w:bidi="ar-SA"/>
+        </w:rPr>
+        <w:t>--allow-root</w:t>
+      </w:r>
+      <w:r>
+        <w:rPr>
+          <w:lang w:val="bg-BG" w:eastAsia="en-US" w:bidi="ar-SA"/>
+        </w:rPr>
+        <w:t xml:space="preserve"> позволява изпълнение с административни права. </w:t>
+      </w:r>
+      <w:r>
+        <w:rPr>
+          <w:lang w:val="en-US" w:eastAsia="en-US" w:bidi="ar-SA"/>
+        </w:rPr>
+        <w:t>[9]</w:t>
       </w:r>
     </w:p>
     <w:p>
@@ -3364,30 +4913,1021 @@
           <w:ilvl w:val="1"/>
           <w:numId w:val="4"/>
         </w:numPr>
-        <w:overflowPunct w:val="false"/>
-        <w:spacing w:lineRule="auto" w:line="276" w:before="0" w:after="0"/>
-        <w:ind w:hanging="357" w:left="357"/>
-        <w:contextualSpacing/>
-        <w:outlineLvl w:val="0"/>
-        <w:rPr>
-          <w:b/>
-          <w:bCs/>
-          <w:sz w:val="32"/>
-          <w:szCs w:val="28"/>
-          <w:lang w:val="bg-BG" w:eastAsia="en-US" w:bidi="ar-SA"/>
-        </w:rPr>
-      </w:pPr>
-      <w:bookmarkStart w:id="8" w:name="__RefHeading___Toc2735_4158184810"/>
-      <w:bookmarkEnd w:id="8"/>
-      <w:r>
         <w:rPr>
           <w:b/>
           <w:bCs/>
           <w:sz w:val="32"/>
           <w:szCs w:val="32"/>
-          <w:lang w:val="bg-BG" w:eastAsia="en-US" w:bidi="ar-SA"/>
-        </w:rPr>
-        <w:t>Изисквания, архитектура и организация на данните</w:t>
+          <w:lang w:val="bg-BG"/>
+        </w:rPr>
+      </w:pPr>
+      <w:r>
+        <w:rPr>
+          <w:b/>
+          <w:bCs/>
+          <w:sz w:val="32"/>
+          <w:szCs w:val="32"/>
+          <w:lang w:val="bg-BG"/>
+        </w:rPr>
+        <w:t xml:space="preserve">Създаване на </w:t>
+      </w:r>
+      <w:r>
+        <w:rPr>
+          <w:b/>
+          <w:bCs/>
+          <w:sz w:val="32"/>
+          <w:szCs w:val="32"/>
+          <w:lang w:val="en-US"/>
+        </w:rPr>
+        <w:t xml:space="preserve">compose.yml </w:t>
+      </w:r>
+      <w:r>
+        <w:rPr>
+          <w:b/>
+          <w:bCs/>
+          <w:sz w:val="32"/>
+          <w:szCs w:val="32"/>
+          <w:lang w:val="bg-BG"/>
+        </w:rPr>
+        <w:t>файл</w:t>
+      </w:r>
+    </w:p>
+    <w:p>
+      <w:pPr>
+        <w:pStyle w:val="Normal"/>
+        <w:bidi w:val="0"/>
+        <w:spacing w:lineRule="auto" w:line="360"/>
+        <w:rPr/>
+      </w:pPr>
+      <w:r>
+        <w:rPr/>
+        <w:t xml:space="preserve">Compose </w:t>
+      </w:r>
+      <w:r>
+        <w:rPr>
+          <w:lang w:val="bg-BG"/>
+        </w:rPr>
+        <w:t>файловете са файлове, които позволяват на потребителя</w:t>
+      </w:r>
+      <w:r>
+        <w:rPr>
+          <w:lang w:val="en-US"/>
+        </w:rPr>
+        <w:t xml:space="preserve"> </w:t>
+      </w:r>
+      <w:r>
+        <w:rPr>
+          <w:lang w:val="bg-BG"/>
+        </w:rPr>
+        <w:t>конфигурирането и оркестрирането на няколко контейнера едновременно.</w:t>
+      </w:r>
+      <w:r>
+        <w:rPr>
+          <w:lang w:val="en-US"/>
+        </w:rPr>
+        <w:t xml:space="preserve"> [10] </w:t>
+      </w:r>
+      <w:r>
+        <w:rPr>
+          <w:lang w:val="bg-BG"/>
+        </w:rPr>
+        <w:t xml:space="preserve">В конкретния случай, </w:t>
+      </w:r>
+      <w:r>
+        <w:rPr>
+          <w:lang w:val="en-US"/>
+        </w:rPr>
+        <w:t xml:space="preserve">compose.yml </w:t>
+      </w:r>
+      <w:r>
+        <w:rPr>
+          <w:lang w:val="bg-BG"/>
+        </w:rPr>
+        <w:t xml:space="preserve">е използван, за да </w:t>
+      </w:r>
+      <w:r>
+        <w:rPr>
+          <w:lang w:val="bg-BG"/>
+        </w:rPr>
+        <w:t xml:space="preserve">се </w:t>
+      </w:r>
+      <w:r>
+        <w:rPr>
+          <w:lang w:val="bg-BG"/>
+        </w:rPr>
+        <w:t xml:space="preserve">гарантира възпроизводимост на средата за изпълнение. </w:t>
+      </w:r>
+      <w:r>
+        <w:rPr>
+          <w:lang w:val="bg-BG"/>
+        </w:rPr>
+        <w:t>Това е така, защото в противен случай всички допълнителни команди, освен името на образът, който искаме да използваме, трябва да бъдат писани по отделно всеки път, когато контейнерът бива създаван.</w:t>
+      </w:r>
+    </w:p>
+    <w:p>
+      <w:pPr>
+        <w:pStyle w:val="Normal"/>
+        <w:bidi w:val="0"/>
+        <w:spacing w:lineRule="auto" w:line="360"/>
+        <w:rPr>
+          <w:lang w:val="bg-BG"/>
+        </w:rPr>
+      </w:pPr>
+      <w:r>
+        <w:rPr>
+          <w:lang w:val="bg-BG"/>
+        </w:rPr>
+        <w:t xml:space="preserve">Както се разбира по разширението на файла, този файл е </w:t>
+      </w:r>
+      <w:r>
+        <w:rPr>
+          <w:lang w:val="en-US"/>
+        </w:rPr>
+        <w:t>Y</w:t>
+      </w:r>
+      <w:r>
+        <w:rPr>
+          <w:lang w:val="en-US"/>
+        </w:rPr>
+        <w:t>AM</w:t>
+      </w:r>
+      <w:r>
+        <w:rPr>
+          <w:lang w:val="en-US"/>
+        </w:rPr>
+        <w:t xml:space="preserve">L </w:t>
+      </w:r>
+      <w:r>
+        <w:rPr>
+          <w:lang w:val="bg-BG"/>
+        </w:rPr>
+        <w:t xml:space="preserve">файл.  YAML е четим от човек език за сериализация на данни, използван за представяне на структурирани данни. </w:t>
+      </w:r>
+      <w:r>
+        <w:rPr>
+          <w:lang w:val="en-US"/>
+        </w:rPr>
+        <w:t>[11]</w:t>
+      </w:r>
+    </w:p>
+    <w:p>
+      <w:pPr>
+        <w:pStyle w:val="Normal"/>
+        <w:bidi w:val="0"/>
+        <w:spacing w:lineRule="auto" w:line="360"/>
+        <w:rPr>
+          <w:lang w:val="bg-BG"/>
+        </w:rPr>
+      </w:pPr>
+      <w:r>
+        <w:rPr>
+          <w:lang w:val="bg-BG"/>
+        </w:rPr>
+        <w:t xml:space="preserve">В конкретния случай, </w:t>
+      </w:r>
+      <w:r>
+        <w:rPr>
+          <w:lang w:val="en-US"/>
+        </w:rPr>
+        <w:t xml:space="preserve">compose.yml </w:t>
+      </w:r>
+      <w:r>
+        <w:rPr>
+          <w:lang w:val="bg-BG"/>
+        </w:rPr>
+        <w:t xml:space="preserve">изглежда по следния начин: </w:t>
+      </w:r>
+    </w:p>
+    <w:p>
+      <w:pPr>
+        <w:pStyle w:val="Normal"/>
+        <w:bidi w:val="0"/>
+        <w:spacing w:lineRule="auto" w:line="360"/>
+        <w:rPr>
+          <w:lang w:val="bg-BG"/>
+        </w:rPr>
+      </w:pPr>
+      <w:r>
+        <w:rPr>
+          <w:lang w:val="bg-BG"/>
+        </w:rPr>
+        <w:t>services:</w:t>
+      </w:r>
+    </w:p>
+    <w:p>
+      <w:pPr>
+        <w:pStyle w:val="Normal"/>
+        <w:bidi w:val="0"/>
+        <w:spacing w:lineRule="auto" w:line="360"/>
+        <w:rPr>
+          <w:lang w:val="bg-BG"/>
+        </w:rPr>
+      </w:pPr>
+      <w:r>
+        <w:rPr>
+          <w:lang w:val="bg-BG"/>
+        </w:rPr>
+        <w:t xml:space="preserve">  </w:t>
+      </w:r>
+      <w:r>
+        <w:rPr>
+          <w:lang w:val="bg-BG"/>
+        </w:rPr>
+        <w:t>fastai_and_jupyter:</w:t>
+      </w:r>
+    </w:p>
+    <w:p>
+      <w:pPr>
+        <w:pStyle w:val="Normal"/>
+        <w:bidi w:val="0"/>
+        <w:spacing w:lineRule="auto" w:line="360"/>
+        <w:rPr>
+          <w:lang w:val="bg-BG"/>
+        </w:rPr>
+      </w:pPr>
+      <w:r>
+        <w:rPr>
+          <w:lang w:val="bg-BG"/>
+        </w:rPr>
+        <w:t xml:space="preserve">    </w:t>
+      </w:r>
+      <w:r>
+        <w:rPr>
+          <w:lang w:val="bg-BG"/>
+        </w:rPr>
+        <w:t>image: fastai-jupyter-lab</w:t>
+      </w:r>
+    </w:p>
+    <w:p>
+      <w:pPr>
+        <w:pStyle w:val="Normal"/>
+        <w:bidi w:val="0"/>
+        <w:spacing w:lineRule="auto" w:line="360"/>
+        <w:rPr>
+          <w:lang w:val="bg-BG"/>
+        </w:rPr>
+      </w:pPr>
+      <w:r>
+        <w:rPr>
+          <w:lang w:val="bg-BG"/>
+        </w:rPr>
+        <w:t xml:space="preserve">    </w:t>
+      </w:r>
+      <w:r>
+        <w:rPr>
+          <w:lang w:val="bg-BG"/>
+        </w:rPr>
+        <w:t>container_name: fastai-jupyter-lab</w:t>
+      </w:r>
+    </w:p>
+    <w:p>
+      <w:pPr>
+        <w:pStyle w:val="Normal"/>
+        <w:bidi w:val="0"/>
+        <w:spacing w:lineRule="auto" w:line="360"/>
+        <w:rPr>
+          <w:lang w:val="bg-BG"/>
+        </w:rPr>
+      </w:pPr>
+      <w:r>
+        <w:rPr>
+          <w:lang w:val="bg-BG"/>
+        </w:rPr>
+        <w:t xml:space="preserve">    </w:t>
+      </w:r>
+      <w:r>
+        <w:rPr>
+          <w:lang w:val="bg-BG"/>
+        </w:rPr>
+        <w:t>ports:</w:t>
+      </w:r>
+    </w:p>
+    <w:p>
+      <w:pPr>
+        <w:pStyle w:val="Normal"/>
+        <w:bidi w:val="0"/>
+        <w:spacing w:lineRule="auto" w:line="360"/>
+        <w:rPr>
+          <w:lang w:val="bg-BG"/>
+        </w:rPr>
+      </w:pPr>
+      <w:r>
+        <w:rPr>
+          <w:lang w:val="bg-BG"/>
+        </w:rPr>
+        <w:t xml:space="preserve">      </w:t>
+      </w:r>
+      <w:r>
+        <w:rPr>
+          <w:lang w:val="bg-BG"/>
+        </w:rPr>
+        <w:t>- "8888:8888"</w:t>
+      </w:r>
+    </w:p>
+    <w:p>
+      <w:pPr>
+        <w:pStyle w:val="Normal"/>
+        <w:bidi w:val="0"/>
+        <w:spacing w:lineRule="auto" w:line="360"/>
+        <w:rPr>
+          <w:lang w:val="bg-BG"/>
+        </w:rPr>
+      </w:pPr>
+      <w:r>
+        <w:rPr>
+          <w:lang w:val="bg-BG"/>
+        </w:rPr>
+        <w:t xml:space="preserve">    </w:t>
+      </w:r>
+      <w:r>
+        <w:rPr>
+          <w:lang w:val="bg-BG"/>
+        </w:rPr>
+        <w:t>volumes:</w:t>
+      </w:r>
+    </w:p>
+    <w:p>
+      <w:pPr>
+        <w:pStyle w:val="Normal"/>
+        <w:bidi w:val="0"/>
+        <w:spacing w:lineRule="auto" w:line="360"/>
+        <w:rPr>
+          <w:lang w:val="bg-BG"/>
+        </w:rPr>
+      </w:pPr>
+      <w:r>
+        <w:rPr>
+          <w:lang w:val="bg-BG"/>
+        </w:rPr>
+        <w:t xml:space="preserve">      </w:t>
+      </w:r>
+      <w:r>
+        <w:rPr>
+          <w:lang w:val="bg-BG"/>
+        </w:rPr>
+        <w:t>- ../notebooks:/workspace/notebooks  # Notebooks</w:t>
+      </w:r>
+    </w:p>
+    <w:p>
+      <w:pPr>
+        <w:pStyle w:val="Normal"/>
+        <w:bidi w:val="0"/>
+        <w:spacing w:lineRule="auto" w:line="360"/>
+        <w:rPr>
+          <w:lang w:val="bg-BG"/>
+        </w:rPr>
+      </w:pPr>
+      <w:r>
+        <w:rPr>
+          <w:lang w:val="bg-BG"/>
+        </w:rPr>
+        <w:t xml:space="preserve">      </w:t>
+      </w:r>
+      <w:r>
+        <w:rPr>
+          <w:lang w:val="bg-BG"/>
+        </w:rPr>
+        <w:t>- ../data:/workspace/data    # Used for datasets</w:t>
+      </w:r>
+    </w:p>
+    <w:p>
+      <w:pPr>
+        <w:pStyle w:val="Normal"/>
+        <w:bidi w:val="0"/>
+        <w:spacing w:lineRule="auto" w:line="360"/>
+        <w:rPr>
+          <w:lang w:val="bg-BG"/>
+        </w:rPr>
+      </w:pPr>
+      <w:r>
+        <w:rPr>
+          <w:lang w:val="bg-BG"/>
+        </w:rPr>
+        <w:t xml:space="preserve">    </w:t>
+      </w:r>
+      <w:r>
+        <w:rPr>
+          <w:lang w:val="bg-BG"/>
+        </w:rPr>
+        <w:t>deploy:</w:t>
+      </w:r>
+    </w:p>
+    <w:p>
+      <w:pPr>
+        <w:pStyle w:val="Normal"/>
+        <w:bidi w:val="0"/>
+        <w:spacing w:lineRule="auto" w:line="360"/>
+        <w:rPr>
+          <w:lang w:val="bg-BG"/>
+        </w:rPr>
+      </w:pPr>
+      <w:r>
+        <w:rPr>
+          <w:lang w:val="bg-BG"/>
+        </w:rPr>
+        <w:t xml:space="preserve">      </w:t>
+      </w:r>
+      <w:r>
+        <w:rPr>
+          <w:lang w:val="bg-BG"/>
+        </w:rPr>
+        <w:t>resources:</w:t>
+      </w:r>
+    </w:p>
+    <w:p>
+      <w:pPr>
+        <w:pStyle w:val="Normal"/>
+        <w:bidi w:val="0"/>
+        <w:spacing w:lineRule="auto" w:line="360"/>
+        <w:rPr>
+          <w:lang w:val="bg-BG"/>
+        </w:rPr>
+      </w:pPr>
+      <w:r>
+        <w:rPr>
+          <w:lang w:val="bg-BG"/>
+        </w:rPr>
+        <w:t xml:space="preserve">        </w:t>
+      </w:r>
+      <w:r>
+        <w:rPr>
+          <w:lang w:val="bg-BG"/>
+        </w:rPr>
+        <w:t>reservations:</w:t>
+      </w:r>
+    </w:p>
+    <w:p>
+      <w:pPr>
+        <w:pStyle w:val="Normal"/>
+        <w:bidi w:val="0"/>
+        <w:spacing w:lineRule="auto" w:line="360"/>
+        <w:rPr>
+          <w:lang w:val="bg-BG"/>
+        </w:rPr>
+      </w:pPr>
+      <w:r>
+        <w:rPr>
+          <w:lang w:val="bg-BG"/>
+        </w:rPr>
+        <w:t xml:space="preserve">          </w:t>
+      </w:r>
+      <w:r>
+        <w:rPr>
+          <w:lang w:val="bg-BG"/>
+        </w:rPr>
+        <w:t>devices:</w:t>
+      </w:r>
+    </w:p>
+    <w:p>
+      <w:pPr>
+        <w:pStyle w:val="Normal"/>
+        <w:bidi w:val="0"/>
+        <w:spacing w:lineRule="auto" w:line="360"/>
+        <w:rPr>
+          <w:lang w:val="bg-BG"/>
+        </w:rPr>
+      </w:pPr>
+      <w:r>
+        <w:rPr>
+          <w:lang w:val="bg-BG"/>
+        </w:rPr>
+        <w:t xml:space="preserve">            </w:t>
+      </w:r>
+      <w:r>
+        <w:rPr>
+          <w:lang w:val="bg-BG"/>
+        </w:rPr>
+        <w:t>- capabilities: [gpu]</w:t>
+      </w:r>
+    </w:p>
+    <w:p>
+      <w:pPr>
+        <w:pStyle w:val="Normal"/>
+        <w:bidi w:val="0"/>
+        <w:spacing w:lineRule="auto" w:line="360"/>
+        <w:rPr>
+          <w:lang w:val="bg-BG"/>
+        </w:rPr>
+      </w:pPr>
+      <w:r>
+        <w:rPr>
+          <w:lang w:val="bg-BG"/>
+        </w:rPr>
+        <w:t xml:space="preserve">    </w:t>
+      </w:r>
+      <w:r>
+        <w:rPr>
+          <w:lang w:val="bg-BG"/>
+        </w:rPr>
+        <w:t>stdin_open: true</w:t>
+      </w:r>
+    </w:p>
+    <w:p>
+      <w:pPr>
+        <w:pStyle w:val="Normal"/>
+        <w:bidi w:val="0"/>
+        <w:spacing w:lineRule="auto" w:line="360"/>
+        <w:rPr>
+          <w:lang w:val="bg-BG"/>
+        </w:rPr>
+      </w:pPr>
+      <w:r>
+        <w:rPr>
+          <w:lang w:val="bg-BG"/>
+        </w:rPr>
+        <w:t xml:space="preserve">    </w:t>
+      </w:r>
+      <w:r>
+        <w:rPr>
+          <w:lang w:val="bg-BG"/>
+        </w:rPr>
+        <w:t>tty: true</w:t>
+      </w:r>
+    </w:p>
+    <w:p>
+      <w:pPr>
+        <w:pStyle w:val="Normal"/>
+        <w:bidi w:val="0"/>
+        <w:spacing w:lineRule="auto" w:line="360"/>
+        <w:ind w:hanging="0" w:left="0"/>
+        <w:rPr>
+          <w:lang w:val="bg-BG"/>
+        </w:rPr>
+      </w:pPr>
+      <w:r>
+        <w:rPr>
+          <w:lang w:val="bg-BG"/>
+        </w:rPr>
+        <w:t xml:space="preserve">Елемента </w:t>
+      </w:r>
+      <w:r>
+        <w:rPr>
+          <w:lang w:val="bg-BG"/>
+        </w:rPr>
+        <w:t xml:space="preserve">services представлява набор от конфигурации за контейнерни услуги, като всяка услуга дефинира начин за създаване на един или повече контейнери. </w:t>
+      </w:r>
+      <w:r>
+        <w:rPr>
+          <w:lang w:val="en-US"/>
+        </w:rPr>
+        <w:t xml:space="preserve">[12] </w:t>
+      </w:r>
+      <w:r>
+        <w:rPr>
+          <w:lang w:val="bg-BG"/>
+        </w:rPr>
+        <w:t>Това е задължителен елемент, без който, не можем да опишем останалата част от файла.</w:t>
+      </w:r>
+    </w:p>
+    <w:p>
+      <w:pPr>
+        <w:pStyle w:val="Normal"/>
+        <w:bidi w:val="0"/>
+        <w:spacing w:lineRule="auto" w:line="360"/>
+        <w:ind w:hanging="0" w:left="0"/>
+        <w:rPr>
+          <w:lang w:val="bg-BG"/>
+        </w:rPr>
+      </w:pPr>
+      <w:r>
+        <w:rPr>
+          <w:lang w:val="bg-BG"/>
+        </w:rPr>
+        <w:t>Елемента fastai_and_jupyter е създаден от потребителя, това е името на услугата.</w:t>
+      </w:r>
+    </w:p>
+    <w:p>
+      <w:pPr>
+        <w:pStyle w:val="Normal"/>
+        <w:bidi w:val="0"/>
+        <w:spacing w:lineRule="auto" w:line="360"/>
+        <w:ind w:hanging="0" w:left="0"/>
+        <w:rPr>
+          <w:lang w:val="bg-BG"/>
+        </w:rPr>
+      </w:pPr>
+      <w:r>
+        <w:rPr>
+          <w:lang w:val="bg-BG"/>
+        </w:rPr>
+        <w:t xml:space="preserve">Елемента </w:t>
+      </w:r>
+      <w:r>
+        <w:rPr>
+          <w:lang w:val="bg-BG"/>
+        </w:rPr>
+        <w:t xml:space="preserve">image </w:t>
+      </w:r>
+      <w:r>
+        <w:rPr>
+          <w:lang w:val="bg-BG"/>
+        </w:rPr>
+        <w:t xml:space="preserve">указва кой образ ще бъде използван за създаване на услугата. </w:t>
+      </w:r>
+      <w:r>
+        <w:rPr>
+          <w:lang w:val="en-US"/>
+        </w:rPr>
+        <w:t xml:space="preserve">[12] </w:t>
+      </w:r>
+      <w:r>
+        <w:rPr>
+          <w:lang w:val="bg-BG"/>
+        </w:rPr>
+        <w:t xml:space="preserve">В този случай се използва </w:t>
+      </w:r>
+      <w:r>
+        <w:rPr>
+          <w:lang w:val="bg-BG"/>
+        </w:rPr>
+        <w:t xml:space="preserve">fastai-jupyter-lab, </w:t>
+      </w:r>
+      <w:r>
+        <w:rPr>
+          <w:lang w:val="bg-BG"/>
+        </w:rPr>
+        <w:t>като това е името на образът, който бе създаден преди това</w:t>
+      </w:r>
+    </w:p>
+    <w:p>
+      <w:pPr>
+        <w:pStyle w:val="Normal"/>
+        <w:bidi w:val="0"/>
+        <w:spacing w:lineRule="auto" w:line="360"/>
+        <w:ind w:hanging="0" w:left="0"/>
+        <w:rPr>
+          <w:lang w:val="bg-BG"/>
+        </w:rPr>
+      </w:pPr>
+      <w:r>
+        <w:rPr>
+          <w:lang w:val="bg-BG"/>
+        </w:rPr>
+        <w:t xml:space="preserve">Елемента </w:t>
+      </w:r>
+      <w:r>
+        <w:rPr>
+          <w:lang w:val="bg-BG"/>
+        </w:rPr>
+        <w:t xml:space="preserve">container_name </w:t>
+      </w:r>
+      <w:r>
+        <w:rPr>
+          <w:lang w:val="bg-BG"/>
+        </w:rPr>
+        <w:t xml:space="preserve">задава името на контейнера. </w:t>
+      </w:r>
+      <w:r>
+        <w:rPr>
+          <w:lang w:val="en-US"/>
+        </w:rPr>
+        <w:t xml:space="preserve">[12] </w:t>
+      </w:r>
+      <w:r>
+        <w:rPr>
+          <w:lang w:val="bg-BG"/>
+        </w:rPr>
+        <w:t xml:space="preserve">Тук контейнера е същият като образа – </w:t>
+      </w:r>
+      <w:r>
+        <w:rPr>
+          <w:lang w:val="bg-BG"/>
+        </w:rPr>
+        <w:t>fastai-jupyter-lab.</w:t>
+      </w:r>
+    </w:p>
+    <w:p>
+      <w:pPr>
+        <w:pStyle w:val="Normal"/>
+        <w:bidi w:val="0"/>
+        <w:spacing w:lineRule="auto" w:line="360"/>
+        <w:ind w:hanging="0" w:left="0"/>
+        <w:rPr>
+          <w:lang w:val="bg-BG"/>
+        </w:rPr>
+      </w:pPr>
+      <w:r>
+        <w:rPr>
+          <w:lang w:val="bg-BG"/>
+        </w:rPr>
+        <w:t xml:space="preserve">Елемента </w:t>
+      </w:r>
+      <w:r>
+        <w:rPr>
+          <w:lang w:val="en-US"/>
+        </w:rPr>
+        <w:t xml:space="preserve">ports </w:t>
+      </w:r>
+      <w:r>
+        <w:rPr>
+          <w:lang w:val="bg-BG"/>
+        </w:rPr>
+        <w:t xml:space="preserve">се използва за дефиниране на връзката между портовете на машината и портовете на контейнера. </w:t>
+      </w:r>
+      <w:r>
+        <w:rPr>
+          <w:lang w:val="en-US"/>
+        </w:rPr>
+        <w:t xml:space="preserve">[12] </w:t>
+      </w:r>
+      <w:r>
+        <w:rPr>
+          <w:lang w:val="bg-BG"/>
+        </w:rPr>
+        <w:t>Първо се задава порта на машината, а след това на кой порт от контейнера да отговаря. В този случай порта 8888 на машината ще отговаря на порта 8888 на контейнера.</w:t>
+      </w:r>
+    </w:p>
+    <w:p>
+      <w:pPr>
+        <w:pStyle w:val="Normal"/>
+        <w:bidi w:val="0"/>
+        <w:spacing w:lineRule="auto" w:line="360"/>
+        <w:ind w:hanging="0" w:left="0"/>
+        <w:rPr>
+          <w:lang w:val="bg-BG"/>
+        </w:rPr>
+      </w:pPr>
+      <w:r>
+        <w:rPr>
+          <w:lang w:val="bg-BG"/>
+        </w:rPr>
+        <w:t xml:space="preserve">Елемента </w:t>
+      </w:r>
+      <w:r>
+        <w:rPr>
+          <w:lang w:val="bg-BG"/>
+        </w:rPr>
+        <w:t xml:space="preserve">volumes се използват за свързване (mount) на директории от хост системата към файловата система на контейнера, което позволява споделяне и запазване на данни между тях. </w:t>
+      </w:r>
+      <w:r>
+        <w:rPr>
+          <w:lang w:val="en-US"/>
+        </w:rPr>
+        <w:t xml:space="preserve">[12] </w:t>
+      </w:r>
+      <w:r>
+        <w:rPr>
+          <w:lang w:val="bg-BG"/>
+        </w:rPr>
+        <w:t xml:space="preserve">В конкретния случай, можем да видим че се свързват 2 директории – директорията </w:t>
+      </w:r>
+      <w:r>
+        <w:rPr>
+          <w:lang w:val="bg-BG"/>
+        </w:rPr>
+        <w:t xml:space="preserve">../notebooks </w:t>
+      </w:r>
+      <w:r>
+        <w:rPr>
+          <w:lang w:val="bg-BG"/>
+        </w:rPr>
+        <w:t xml:space="preserve">на хост машината с директорията </w:t>
+      </w:r>
+      <w:r>
+        <w:rPr>
+          <w:lang w:val="bg-BG"/>
+        </w:rPr>
+        <w:t xml:space="preserve">/workspace/notebooks </w:t>
+      </w:r>
+      <w:r>
+        <w:rPr>
+          <w:lang w:val="bg-BG"/>
+        </w:rPr>
+        <w:t xml:space="preserve">на контейнера, и  директорията </w:t>
+      </w:r>
+      <w:r>
+        <w:rPr>
+          <w:lang w:val="bg-BG"/>
+        </w:rPr>
+        <w:t xml:space="preserve">../data </w:t>
+      </w:r>
+      <w:r>
+        <w:rPr>
+          <w:lang w:val="bg-BG"/>
+        </w:rPr>
+        <w:t xml:space="preserve">на хост машината с директорията </w:t>
+      </w:r>
+      <w:r>
+        <w:rPr>
+          <w:lang w:val="bg-BG"/>
+        </w:rPr>
+        <w:t xml:space="preserve">/workspace/data </w:t>
+      </w:r>
+      <w:r>
+        <w:rPr>
+          <w:lang w:val="bg-BG"/>
+        </w:rPr>
+        <w:t>на контейнера.</w:t>
+      </w:r>
+    </w:p>
+    <w:p>
+      <w:pPr>
+        <w:pStyle w:val="Normal"/>
+        <w:bidi w:val="0"/>
+        <w:spacing w:lineRule="auto" w:line="360"/>
+        <w:ind w:hanging="0" w:left="0"/>
+        <w:rPr>
+          <w:lang w:val="bg-BG"/>
+        </w:rPr>
+      </w:pPr>
+      <w:r>
+        <w:rPr>
+          <w:lang w:val="bg-BG"/>
+        </w:rPr>
+        <w:t xml:space="preserve">Елемента </w:t>
+      </w:r>
+      <w:r>
+        <w:rPr>
+          <w:lang w:val="en-US"/>
+        </w:rPr>
+        <w:t xml:space="preserve">deploy </w:t>
+      </w:r>
+      <w:r>
+        <w:rPr>
+          <w:lang w:val="bg-BG"/>
+        </w:rPr>
+        <w:t xml:space="preserve">определя допълнителна информация за начина, по който ще се изпълнят контейнерите. </w:t>
+      </w:r>
+      <w:r>
+        <w:rPr>
+          <w:lang w:val="en-US"/>
+        </w:rPr>
+        <w:t>[13]</w:t>
+      </w:r>
+    </w:p>
+    <w:p>
+      <w:pPr>
+        <w:pStyle w:val="Normal"/>
+        <w:bidi w:val="0"/>
+        <w:spacing w:lineRule="auto" w:line="360"/>
+        <w:ind w:hanging="0" w:left="0"/>
+        <w:rPr>
+          <w:lang w:val="bg-BG"/>
+        </w:rPr>
+      </w:pPr>
+      <w:r>
+        <w:rPr>
+          <w:lang w:val="bg-BG"/>
+        </w:rPr>
+        <w:t xml:space="preserve">Елемента </w:t>
+      </w:r>
+      <w:r>
+        <w:rPr>
+          <w:lang w:val="en-US"/>
+        </w:rPr>
+        <w:t xml:space="preserve">resources </w:t>
+      </w:r>
+      <w:r>
+        <w:rPr>
+          <w:lang w:val="bg-BG"/>
+        </w:rPr>
+        <w:t xml:space="preserve">определя ограниченията на физическите ресурси. </w:t>
+      </w:r>
+      <w:r>
+        <w:rPr>
+          <w:lang w:val="en-US"/>
+        </w:rPr>
+        <w:t>[13]</w:t>
+      </w:r>
+    </w:p>
+    <w:p>
+      <w:pPr>
+        <w:pStyle w:val="Normal"/>
+        <w:bidi w:val="0"/>
+        <w:spacing w:lineRule="auto" w:line="360"/>
+        <w:ind w:hanging="0" w:left="0"/>
+        <w:rPr>
+          <w:lang w:val="bg-BG"/>
+        </w:rPr>
+      </w:pPr>
+      <w:r>
+        <w:rPr>
+          <w:lang w:val="bg-BG"/>
+        </w:rPr>
+        <w:t xml:space="preserve">Елемента reservations </w:t>
+      </w:r>
+      <w:r>
+        <w:rPr>
+          <w:lang w:val="bg-BG"/>
+        </w:rPr>
+        <w:t>у</w:t>
+      </w:r>
+      <w:r>
+        <w:rPr>
+          <w:lang w:val="bg-BG"/>
+        </w:rPr>
+        <w:t xml:space="preserve">казва на системата, че последваните дефинирани ресурси трябва да бъдат предоставени на контейнера, ако това не е възможно, контейнера няма да бъде създаден. </w:t>
+      </w:r>
+      <w:r>
+        <w:rPr>
+          <w:lang w:val="en-US"/>
+        </w:rPr>
+        <w:t>[13]</w:t>
+      </w:r>
+    </w:p>
+    <w:p>
+      <w:pPr>
+        <w:pStyle w:val="Normal"/>
+        <w:bidi w:val="0"/>
+        <w:spacing w:lineRule="auto" w:line="360"/>
+        <w:ind w:hanging="0" w:left="0"/>
+        <w:rPr>
+          <w:lang w:val="bg-BG"/>
+        </w:rPr>
+      </w:pPr>
+      <w:r>
+        <w:rPr>
+          <w:lang w:val="bg-BG"/>
+        </w:rPr>
+        <w:t xml:space="preserve">Елемента </w:t>
+      </w:r>
+      <w:r>
+        <w:rPr>
+          <w:lang w:val="bg-BG"/>
+        </w:rPr>
+        <w:t xml:space="preserve">devices </w:t>
+      </w:r>
+      <w:r>
+        <w:rPr>
+          <w:lang w:val="bg-BG"/>
+        </w:rPr>
+        <w:t xml:space="preserve">резервира определено хардуерно устройство. </w:t>
+      </w:r>
+      <w:r>
+        <w:rPr>
+          <w:lang w:val="en-US"/>
+        </w:rPr>
+        <w:t>[13]</w:t>
+      </w:r>
+    </w:p>
+    <w:p>
+      <w:pPr>
+        <w:pStyle w:val="Normal"/>
+        <w:bidi w:val="0"/>
+        <w:spacing w:lineRule="auto" w:line="360"/>
+        <w:ind w:hanging="0" w:left="0"/>
+        <w:rPr>
+          <w:lang w:val="bg-BG"/>
+        </w:rPr>
+      </w:pPr>
+      <w:r>
+        <w:rPr>
+          <w:lang w:val="bg-BG"/>
+        </w:rPr>
+        <w:t xml:space="preserve">Елемента </w:t>
+      </w:r>
+      <w:r>
+        <w:rPr>
+          <w:lang w:val="bg-BG"/>
+        </w:rPr>
+        <w:t xml:space="preserve">capabilities </w:t>
+      </w:r>
+      <w:r>
+        <w:rPr>
+          <w:lang w:val="bg-BG"/>
+        </w:rPr>
+        <w:t xml:space="preserve">определя кое устройство точно да бъде резервирано. </w:t>
+      </w:r>
+      <w:r>
+        <w:rPr>
+          <w:lang w:val="en-US"/>
+        </w:rPr>
+        <w:t>[13]</w:t>
+      </w:r>
+    </w:p>
+    <w:p>
+      <w:pPr>
+        <w:pStyle w:val="Normal"/>
+        <w:bidi w:val="0"/>
+        <w:spacing w:lineRule="auto" w:line="360"/>
+        <w:ind w:hanging="0" w:left="0"/>
+        <w:rPr>
+          <w:lang w:val="bg-BG"/>
+        </w:rPr>
+      </w:pPr>
+      <w:r>
+        <w:rPr>
+          <w:lang w:val="bg-BG"/>
+        </w:rPr>
+        <w:t xml:space="preserve">Елементите stdin_open и </w:t>
+      </w:r>
+      <w:r>
+        <w:rPr>
+          <w:lang w:val="en-US"/>
+        </w:rPr>
+        <w:t xml:space="preserve">tty </w:t>
+      </w:r>
+      <w:r>
+        <w:rPr>
+          <w:lang w:val="bg-BG"/>
+        </w:rPr>
+        <w:t xml:space="preserve">заедно служат за създаване на терминал с цел интерактивна сесия. </w:t>
+      </w:r>
+      <w:r>
+        <w:rPr>
+          <w:lang w:val="en-US"/>
+        </w:rPr>
+        <w:t>[14]</w:t>
       </w:r>
     </w:p>
     <w:p>
@@ -3397,7 +5937,70 @@
           <w:ilvl w:val="1"/>
           <w:numId w:val="4"/>
         </w:numPr>
-        <w:overflowPunct w:val="false"/>
+        <w:rPr>
+          <w:b/>
+          <w:bCs/>
+          <w:sz w:val="32"/>
+          <w:szCs w:val="32"/>
+        </w:rPr>
+      </w:pPr>
+      <w:r>
+        <w:rPr>
+          <w:b/>
+          <w:bCs/>
+          <w:sz w:val="32"/>
+          <w:szCs w:val="32"/>
+          <w:lang w:val="bg-BG" w:eastAsia="en-US" w:bidi="ar-SA"/>
+        </w:rPr>
+        <w:t>Отдалечен</w:t>
+      </w:r>
+      <w:r>
+        <w:rPr>
+          <w:b/>
+          <w:bCs/>
+          <w:sz w:val="32"/>
+          <w:szCs w:val="32"/>
+        </w:rPr>
+        <w:t xml:space="preserve"> </w:t>
+      </w:r>
+      <w:r>
+        <w:rPr>
+          <w:b/>
+          <w:bCs/>
+          <w:sz w:val="32"/>
+          <w:szCs w:val="32"/>
+          <w:lang w:val="bg-BG" w:eastAsia="en-US" w:bidi="ar-SA"/>
+        </w:rPr>
+        <w:t>достъп</w:t>
+      </w:r>
+    </w:p>
+    <w:p>
+      <w:pPr>
+        <w:pStyle w:val="Normal"/>
+        <w:bidi w:val="0"/>
+        <w:spacing w:lineRule="auto" w:line="360"/>
+        <w:ind w:hanging="0" w:left="0"/>
+        <w:rPr>
+          <w:lang w:val="en-US"/>
+        </w:rPr>
+      </w:pPr>
+      <w:r>
+        <w:rPr>
+          <w:lang w:val="en-US"/>
+        </w:rPr>
+      </w:r>
+      <w:r>
+        <w:br w:type="page"/>
+      </w:r>
+    </w:p>
+    <w:p>
+      <w:pPr>
+        <w:pStyle w:val="ListParagraph"/>
+        <w:numPr>
+          <w:ilvl w:val="0"/>
+          <w:numId w:val="4"/>
+        </w:numPr>
+        <w:overflowPunct w:val="true"/>
         <w:spacing w:lineRule="auto" w:line="276" w:before="0" w:after="0"/>
         <w:ind w:hanging="357" w:left="357"/>
         <w:contextualSpacing/>
@@ -3410,8 +6013,8 @@
           <w:lang w:val="bg-BG" w:eastAsia="en-US" w:bidi="ar-SA"/>
         </w:rPr>
       </w:pPr>
-      <w:bookmarkStart w:id="9" w:name="__RefHeading___Toc2737_4158184810"/>
-      <w:bookmarkEnd w:id="9"/>
+      <w:bookmarkStart w:id="16" w:name="__RefHeading___Toc5688_4158184810"/>
+      <w:bookmarkEnd w:id="16"/>
       <w:r>
         <w:rPr>
           <w:b/>
@@ -3420,20 +6023,24 @@
           <w:szCs w:val="32"/>
           <w:lang w:val="bg-BG" w:eastAsia="en-US" w:bidi="ar-SA"/>
         </w:rPr>
-        <w:t>Избор на език и среда за програмиране</w:t>
+        <w:t>Създаване и обучение на модела</w:t>
       </w:r>
     </w:p>
     <w:p>
       <w:pPr>
         <w:pStyle w:val="ListParagraph"/>
+        <w:widowControl/>
         <w:numPr>
           <w:ilvl w:val="1"/>
           <w:numId w:val="4"/>
         </w:numPr>
-        <w:overflowPunct w:val="false"/>
+        <w:suppressAutoHyphens w:val="true"/>
+        <w:overflowPunct w:val="true"/>
+        <w:bidi w:val="0"/>
         <w:spacing w:lineRule="auto" w:line="276" w:before="0" w:after="0"/>
-        <w:ind w:hanging="357" w:left="357"/>
+        <w:ind w:hanging="340" w:left="1077" w:right="0"/>
         <w:contextualSpacing/>
+        <w:jc w:val="left"/>
         <w:outlineLvl w:val="0"/>
         <w:rPr>
           <w:b/>
@@ -3443,8 +6050,8 @@
           <w:lang w:val="bg-BG" w:eastAsia="en-US" w:bidi="ar-SA"/>
         </w:rPr>
       </w:pPr>
-      <w:bookmarkStart w:id="10" w:name="__RefHeading___Toc2739_4158184810"/>
-      <w:bookmarkEnd w:id="10"/>
+      <w:bookmarkStart w:id="17" w:name="__RefHeading___Toc967_4158184810"/>
+      <w:bookmarkEnd w:id="17"/>
       <w:r>
         <w:rPr>
           <w:b/>
@@ -3453,86 +6060,24 @@
           <w:szCs w:val="32"/>
           <w:lang w:val="bg-BG" w:eastAsia="en-US" w:bidi="ar-SA"/>
         </w:rPr>
-        <w:t>Реализация на програмната система</w:t>
+        <w:t>Предварителна обработка на данните</w:t>
       </w:r>
     </w:p>
     <w:p>
       <w:pPr>
         <w:pStyle w:val="ListParagraph"/>
-        <w:numPr>
-          <w:ilvl w:val="2"/>
-          <w:numId w:val="4"/>
-        </w:numPr>
-        <w:overflowPunct w:val="false"/>
-        <w:spacing w:lineRule="auto" w:line="276" w:before="0" w:after="0"/>
-        <w:ind w:hanging="357" w:left="357"/>
-        <w:contextualSpacing/>
-        <w:outlineLvl w:val="0"/>
-        <w:rPr>
-          <w:b/>
-          <w:bCs/>
-          <w:sz w:val="32"/>
-          <w:szCs w:val="28"/>
-          <w:lang w:val="bg-BG" w:eastAsia="en-US" w:bidi="ar-SA"/>
-        </w:rPr>
-      </w:pPr>
-      <w:bookmarkStart w:id="11" w:name="__RefHeading___Toc2741_4158184810"/>
-      <w:bookmarkEnd w:id="11"/>
-      <w:r>
-        <w:rPr>
-          <w:b/>
-          <w:bCs/>
-          <w:sz w:val="32"/>
-          <w:szCs w:val="32"/>
-          <w:lang w:val="bg-BG" w:eastAsia="en-US" w:bidi="ar-SA"/>
-        </w:rPr>
-        <w:t>Описание на програмните модули</w:t>
-      </w:r>
-    </w:p>
-    <w:p>
-      <w:pPr>
-        <w:pStyle w:val="ListParagraph"/>
-        <w:numPr>
-          <w:ilvl w:val="2"/>
-          <w:numId w:val="4"/>
-        </w:numPr>
-        <w:overflowPunct w:val="false"/>
-        <w:spacing w:lineRule="auto" w:line="276" w:before="0" w:after="0"/>
-        <w:ind w:hanging="357" w:left="357"/>
-        <w:contextualSpacing/>
-        <w:outlineLvl w:val="0"/>
-        <w:rPr>
-          <w:b/>
-          <w:bCs/>
-          <w:sz w:val="32"/>
-          <w:szCs w:val="28"/>
-          <w:lang w:val="bg-BG" w:eastAsia="en-US" w:bidi="ar-SA"/>
-        </w:rPr>
-      </w:pPr>
-      <w:bookmarkStart w:id="12" w:name="__RefHeading___Toc2743_4158184810"/>
-      <w:bookmarkEnd w:id="12"/>
-      <w:r>
-        <w:rPr>
-          <w:b/>
-          <w:bCs/>
-          <w:sz w:val="32"/>
-          <w:szCs w:val="32"/>
-          <w:lang w:val="bg-BG" w:eastAsia="en-US" w:bidi="ar-SA"/>
-        </w:rPr>
-        <w:t>Структура и организация на програмния интерфейс</w:t>
-      </w:r>
-    </w:p>
-    <w:p>
-      <w:pPr>
-        <w:pStyle w:val="ListParagraph"/>
+        <w:widowControl/>
         <w:numPr>
           <w:ilvl w:val="1"/>
           <w:numId w:val="4"/>
         </w:numPr>
-        <w:overflowPunct w:val="false"/>
+        <w:suppressAutoHyphens w:val="true"/>
+        <w:overflowPunct w:val="true"/>
+        <w:bidi w:val="0"/>
         <w:spacing w:lineRule="auto" w:line="276" w:before="0" w:after="0"/>
-        <w:ind w:hanging="357" w:left="357"/>
+        <w:ind w:hanging="340" w:left="1077" w:right="0"/>
         <w:contextualSpacing/>
+        <w:jc w:val="left"/>
         <w:outlineLvl w:val="0"/>
         <w:rPr>
           <w:b/>
@@ -3542,8 +6087,8 @@
           <w:lang w:val="bg-BG" w:eastAsia="en-US" w:bidi="ar-SA"/>
         </w:rPr>
       </w:pPr>
-      <w:bookmarkStart w:id="13" w:name="__RefHeading___Toc2745_4158184810"/>
-      <w:bookmarkEnd w:id="13"/>
+      <w:bookmarkStart w:id="18" w:name="__RefHeading___Toc5690_4158184810"/>
+      <w:bookmarkEnd w:id="18"/>
       <w:r>
         <w:rPr>
           <w:b/>
@@ -3552,7 +6097,44 @@
           <w:szCs w:val="32"/>
           <w:lang w:val="bg-BG" w:eastAsia="en-US" w:bidi="ar-SA"/>
         </w:rPr>
-        <w:t>Формат на входните и изходните данни</w:t>
+        <w:t>Избор на модел за машинно обучение</w:t>
+      </w:r>
+    </w:p>
+    <w:p>
+      <w:pPr>
+        <w:pStyle w:val="ListParagraph"/>
+        <w:widowControl/>
+        <w:numPr>
+          <w:ilvl w:val="1"/>
+          <w:numId w:val="4"/>
+        </w:numPr>
+        <w:suppressAutoHyphens w:val="true"/>
+        <w:overflowPunct w:val="true"/>
+        <w:bidi w:val="0"/>
+        <w:spacing w:lineRule="auto" w:line="276" w:before="0" w:after="0"/>
+        <w:ind w:hanging="340" w:left="1077" w:right="0"/>
+        <w:contextualSpacing/>
+        <w:jc w:val="left"/>
+        <w:outlineLvl w:val="0"/>
+        <w:rPr>
+          <w:b/>
+          <w:bCs/>
+          <w:sz w:val="32"/>
+          <w:szCs w:val="28"/>
+          <w:lang w:val="bg-BG" w:eastAsia="en-US" w:bidi="ar-SA"/>
+        </w:rPr>
+      </w:pPr>
+      <w:bookmarkStart w:id="19" w:name="__RefHeading___Toc5692_4158184810"/>
+      <w:bookmarkEnd w:id="19"/>
+      <w:r>
+        <w:rPr>
+          <w:b/>
+          <w:bCs/>
+          <w:sz w:val="32"/>
+          <w:szCs w:val="32"/>
+          <w:lang w:val="bg-BG" w:eastAsia="en-US" w:bidi="ar-SA"/>
+        </w:rPr>
+        <w:t>Методология на обучението</w:t>
       </w:r>
     </w:p>
     <w:p>
@@ -3564,7 +6146,7 @@
           <w:numId w:val="0"/>
         </w:numPr>
         <w:suppressAutoHyphens w:val="true"/>
-        <w:overflowPunct w:val="false"/>
+        <w:overflowPunct w:val="true"/>
         <w:spacing w:lineRule="auto" w:line="276" w:before="0" w:after="0"/>
         <w:ind w:hanging="357" w:left="357"/>
         <w:contextualSpacing/>
@@ -3583,7 +6165,7 @@
           <w:b/>
           <w:bCs/>
           <w:sz w:val="32"/>
-          <w:szCs w:val="32"/>
+          <w:szCs w:val="28"/>
           <w:lang w:val="bg-BG" w:eastAsia="en-US" w:bidi="ar-SA"/>
         </w:rPr>
       </w:r>
@@ -3598,7 +6180,7 @@
           <w:ilvl w:val="0"/>
           <w:numId w:val="4"/>
         </w:numPr>
-        <w:overflowPunct w:val="false"/>
+        <w:overflowPunct w:val="true"/>
         <w:spacing w:lineRule="auto" w:line="276" w:before="0" w:after="0"/>
         <w:ind w:hanging="357" w:left="357"/>
         <w:contextualSpacing/>
@@ -3607,545 +6189,61 @@
           <w:b/>
           <w:bCs/>
           <w:sz w:val="32"/>
-          <w:szCs w:val="28"/>
-          <w:lang w:val="bg-BG" w:eastAsia="en-US" w:bidi="ar-SA"/>
-        </w:rPr>
-      </w:pPr>
-      <w:bookmarkStart w:id="14" w:name="__RefHeading___Toc10516_4158184810"/>
-      <w:bookmarkEnd w:id="14"/>
-      <w:r>
-        <w:rPr>
-          <w:b/>
-          <w:bCs/>
-          <w:sz w:val="32"/>
           <w:szCs w:val="32"/>
           <w:lang w:val="bg-BG" w:eastAsia="en-US" w:bidi="ar-SA"/>
         </w:rPr>
-        <w:t>Архитектура на системата и отдалечен достъп</w:t>
-      </w:r>
-    </w:p>
-    <w:p>
-      <w:pPr>
-        <w:pStyle w:val="Normal"/>
-        <w:rPr>
-          <w:lang w:val="bg-BG"/>
-        </w:rPr>
-      </w:pPr>
-      <w:r>
-        <w:rPr>
-          <w:lang w:val="bg-BG"/>
-        </w:rPr>
-        <w:t>За среда за разработка е избран JupyterLab, тъй като представлява едно от най-разпространените решения за разработка и експериментиране с модели за машинно обучение. Платформата поддържа т</w:t>
-      </w:r>
-      <w:r>
-        <w:rPr>
-          <w:lang w:val="bg-BG"/>
-        </w:rPr>
-        <w:t xml:space="preserve">ака </w:t>
-      </w:r>
-      <w:r>
-        <w:rPr>
-          <w:lang w:val="bg-BG"/>
-        </w:rPr>
-        <w:t>нар</w:t>
-      </w:r>
-      <w:r>
-        <w:rPr>
-          <w:lang w:val="bg-BG"/>
-        </w:rPr>
-        <w:t>ечените</w:t>
-      </w:r>
-      <w:r>
-        <w:rPr>
-          <w:lang w:val="bg-BG"/>
-        </w:rPr>
-        <w:t xml:space="preserve"> notebooks, които позволяват комбинирането на програмен код, визуализации и документация в единен документ. </w:t>
-      </w:r>
-    </w:p>
-    <w:p>
-      <w:pPr>
-        <w:pStyle w:val="Normal"/>
-        <w:rPr>
-          <w:lang w:val="bg-BG"/>
-        </w:rPr>
-      </w:pPr>
-      <w:r>
-        <w:rPr>
-          <w:lang w:val="bg-BG"/>
-        </w:rPr>
-        <w:t xml:space="preserve">Избора, да се инсталира локална инстанция на </w:t>
-      </w:r>
-      <w:r>
-        <w:rPr>
-          <w:lang w:val="en-US"/>
-        </w:rPr>
-        <w:t xml:space="preserve">JupyterLab </w:t>
-      </w:r>
-      <w:r>
-        <w:rPr>
-          <w:lang w:val="bg-BG"/>
-        </w:rPr>
-        <w:t>е взет с цел да се избегне зависимостта от чужда платформа, както и да позволи на целия експеримент да бъде възможно най-възпроизв</w:t>
-      </w:r>
-      <w:r>
-        <w:rPr>
-          <w:lang w:val="bg-BG"/>
-        </w:rPr>
-        <w:t>е</w:t>
-      </w:r>
-      <w:r>
-        <w:rPr>
-          <w:lang w:val="bg-BG"/>
-        </w:rPr>
-        <w:t xml:space="preserve">дим. </w:t>
-      </w:r>
-    </w:p>
-    <w:p>
-      <w:pPr>
-        <w:pStyle w:val="Normal"/>
-        <w:rPr>
-          <w:lang w:val="bg-BG"/>
-        </w:rPr>
-      </w:pPr>
-      <w:r>
-        <w:rPr>
-          <w:lang w:val="bg-BG"/>
-        </w:rPr>
-        <w:t xml:space="preserve">За да бъде постигната тази цел, бе използвана </w:t>
-      </w:r>
-      <w:r>
-        <w:rPr>
-          <w:lang w:val="en-US"/>
-        </w:rPr>
-        <w:t>Dooker.</w:t>
-      </w:r>
-      <w:r>
-        <w:rPr>
-          <w:lang w:val="bg-BG"/>
-        </w:rPr>
-        <w:t xml:space="preserve"> Docker представлява платформа за контейнеризация, която позволява разработването и изпълнението на приложения в изолирани среди, наречени контейнери. </w:t>
-      </w:r>
-      <w:r>
-        <w:rPr>
-          <w:lang w:val="en-US"/>
-        </w:rPr>
-        <w:t>[1]</w:t>
-      </w:r>
-    </w:p>
-    <w:p>
-      <w:pPr>
-        <w:pStyle w:val="Normal"/>
-        <w:rPr>
-          <w:lang w:val="bg-BG"/>
-        </w:rPr>
-      </w:pPr>
-      <w:r>
-        <w:rPr>
-          <w:lang w:val="bg-BG"/>
-        </w:rPr>
-        <w:t>К</w:t>
-      </w:r>
-      <w:r>
-        <w:rPr>
-          <w:lang w:val="bg-BG"/>
-        </w:rPr>
-        <w:t xml:space="preserve">онтейнеризацията </w:t>
-      </w:r>
-      <w:r>
-        <w:rPr>
-          <w:lang w:val="bg-BG"/>
-        </w:rPr>
-        <w:t xml:space="preserve">в този случай се постига чрез </w:t>
-      </w:r>
-      <w:r>
-        <w:rPr>
-          <w:lang w:val="en-US"/>
-        </w:rPr>
-        <w:t xml:space="preserve">Docker </w:t>
-      </w:r>
-      <w:r>
-        <w:rPr>
-          <w:lang w:val="bg-BG"/>
-        </w:rPr>
-        <w:t xml:space="preserve">контейнер. Docker контейнерът представлява стандартизирана единица за разпространение и изпълнение на софтуер, която съдържа приложението и всички необходими зависимости за неговата работа. Това позволява приложението да функционира по еднакъв начин в различни среди за изпълнение. </w:t>
-      </w:r>
-      <w:r>
-        <w:rPr>
-          <w:lang w:val="en-US"/>
-        </w:rPr>
-        <w:t>[1]</w:t>
-      </w:r>
-    </w:p>
-    <w:p>
-      <w:pPr>
-        <w:pStyle w:val="Normal"/>
-        <w:rPr/>
-      </w:pPr>
-      <w:r>
-        <w:rPr>
-          <w:lang w:val="bg-BG"/>
-        </w:rPr>
-        <w:t xml:space="preserve">За създаването на контейнера е създаден </w:t>
-      </w:r>
-      <w:r>
-        <w:rPr>
-          <w:lang w:val="en-US"/>
-        </w:rPr>
-        <w:t xml:space="preserve">Docker </w:t>
-      </w:r>
-      <w:r>
-        <w:rPr>
-          <w:lang w:val="bg-BG" w:eastAsia="en-US" w:bidi="ar-SA"/>
-        </w:rPr>
-        <w:t xml:space="preserve">образ </w:t>
-      </w:r>
-      <w:r>
-        <w:rPr>
-          <w:lang w:val="bg-BG" w:eastAsia="en-US" w:bidi="ar-SA"/>
-        </w:rPr>
-        <w:t>(</w:t>
-      </w:r>
-      <w:r>
-        <w:rPr>
+      </w:pPr>
+      <w:bookmarkStart w:id="20" w:name="__RefHeading___Toc10518_4158184810"/>
+      <w:bookmarkEnd w:id="20"/>
+      <w:r>
+        <w:rPr>
+          <w:b/>
+          <w:bCs/>
+          <w:sz w:val="32"/>
+          <w:szCs w:val="32"/>
+          <w:lang w:val="bg-BG" w:eastAsia="en-US" w:bidi="ar-SA"/>
+        </w:rPr>
+        <w:t xml:space="preserve">Сравнение между </w:t>
+      </w:r>
+      <w:r>
+        <w:rPr>
+          <w:b/>
+          <w:bCs/>
+          <w:sz w:val="32"/>
+          <w:szCs w:val="32"/>
           <w:lang w:val="en-US" w:eastAsia="en-US" w:bidi="ar-SA"/>
         </w:rPr>
-        <w:t>Docker image</w:t>
-      </w:r>
-      <w:r>
-        <w:rPr>
-          <w:lang w:val="bg-BG" w:eastAsia="en-US" w:bidi="ar-SA"/>
-        </w:rPr>
-        <w:t xml:space="preserve">). Docker образът представлява неизменяем шаблон, съдържащ необходимите инструкции и файлове за създаване на Docker контейнер. </w:t>
-      </w:r>
-      <w:r>
-        <w:rPr>
+        <w:t xml:space="preserve">CNN </w:t>
+      </w:r>
+      <w:r>
+        <w:rPr>
+          <w:b/>
+          <w:bCs/>
+          <w:sz w:val="32"/>
+          <w:szCs w:val="32"/>
+          <w:lang w:val="bg-BG" w:eastAsia="en-US" w:bidi="ar-SA"/>
+        </w:rPr>
+        <w:t xml:space="preserve">и </w:t>
+      </w:r>
+      <w:r>
+        <w:rPr>
+          <w:b/>
+          <w:bCs/>
+          <w:sz w:val="32"/>
+          <w:szCs w:val="32"/>
           <w:lang w:val="en-US" w:eastAsia="en-US" w:bidi="ar-SA"/>
         </w:rPr>
-        <w:t xml:space="preserve">[1] </w:t>
-      </w:r>
-    </w:p>
-    <w:p>
-      <w:pPr>
-        <w:pStyle w:val="Normal"/>
-        <w:rPr/>
-      </w:pPr>
-      <w:r>
-        <w:rPr>
-          <w:lang w:val="bg-BG" w:eastAsia="en-US" w:bidi="ar-SA"/>
-        </w:rPr>
-        <w:t xml:space="preserve">Създадения </w:t>
-      </w:r>
-      <w:r>
-        <w:rPr>
-          <w:lang w:val="en-US" w:eastAsia="en-US" w:bidi="ar-SA"/>
-        </w:rPr>
-        <w:t xml:space="preserve">Docker </w:t>
-      </w:r>
-      <w:r>
-        <w:rPr>
-          <w:lang w:val="bg-BG" w:eastAsia="en-US" w:bidi="ar-SA"/>
-        </w:rPr>
-        <w:t xml:space="preserve">образ </w:t>
-      </w:r>
-      <w:r>
-        <w:rPr>
-          <w:lang w:val="bg-BG" w:eastAsia="en-US" w:bidi="ar-SA"/>
-        </w:rPr>
-        <w:t>Съдържа следните директиви:</w:t>
-      </w:r>
-    </w:p>
-    <w:p>
-      <w:pPr>
-        <w:pStyle w:val="Normal"/>
-        <w:rPr>
-          <w:lang w:val="bg-BG" w:eastAsia="en-US" w:bidi="ar-SA"/>
-        </w:rPr>
-      </w:pPr>
-      <w:r>
-        <w:rPr>
-          <w:lang w:val="bg-BG" w:eastAsia="en-US" w:bidi="ar-SA"/>
-        </w:rPr>
-        <w:t>FROM nvidia/cuda:12.1.1-runtime-ubuntu22.04</w:t>
-      </w:r>
-    </w:p>
-    <w:p>
-      <w:pPr>
-        <w:pStyle w:val="Normal"/>
-        <w:rPr>
-          <w:lang w:val="bg-BG" w:eastAsia="en-US" w:bidi="ar-SA"/>
-        </w:rPr>
-      </w:pPr>
-      <w:r>
-        <w:rPr>
-          <w:lang w:val="bg-BG" w:eastAsia="en-US" w:bidi="ar-SA"/>
-        </w:rPr>
-        <w:t>WORKDIR /workspace</w:t>
-      </w:r>
-    </w:p>
-    <w:p>
-      <w:pPr>
-        <w:pStyle w:val="Normal"/>
-        <w:rPr>
-          <w:lang w:val="bg-BG" w:eastAsia="en-US" w:bidi="ar-SA"/>
-        </w:rPr>
-      </w:pPr>
-      <w:r>
-        <w:rPr>
-          <w:lang w:val="bg-BG" w:eastAsia="en-US" w:bidi="ar-SA"/>
-        </w:rPr>
-        <w:t>RUN apt-get update &amp;&amp; apt-get install -y python3-pip git &amp;&amp; rm -rf /var/lib/apt/lists/*</w:t>
-      </w:r>
-    </w:p>
-    <w:p>
-      <w:pPr>
-        <w:pStyle w:val="Normal"/>
-        <w:rPr>
-          <w:lang w:val="bg-BG" w:eastAsia="en-US" w:bidi="ar-SA"/>
-        </w:rPr>
-      </w:pPr>
-      <w:r>
-        <w:rPr>
-          <w:lang w:val="bg-BG" w:eastAsia="en-US" w:bidi="ar-SA"/>
-        </w:rPr>
-        <w:t>RUN pip install --no-cache-dir fastai jupyter matplotlib pandas scikit-learn polars</w:t>
-      </w:r>
-    </w:p>
-    <w:p>
-      <w:pPr>
-        <w:pStyle w:val="Normal"/>
-        <w:rPr>
-          <w:lang w:val="bg-BG" w:eastAsia="en-US" w:bidi="ar-SA"/>
-        </w:rPr>
-      </w:pPr>
-      <w:r>
-        <w:rPr>
-          <w:lang w:val="bg-BG" w:eastAsia="en-US" w:bidi="ar-SA"/>
-        </w:rPr>
-        <w:t>EXPOSE 8888</w:t>
-      </w:r>
-    </w:p>
-    <w:p>
-      <w:pPr>
-        <w:pStyle w:val="Normal"/>
-        <w:rPr>
-          <w:lang w:val="bg-BG" w:eastAsia="en-US" w:bidi="ar-SA"/>
-        </w:rPr>
-      </w:pPr>
-      <w:r>
-        <w:rPr>
-          <w:lang w:val="bg-BG" w:eastAsia="en-US" w:bidi="ar-SA"/>
-        </w:rPr>
-        <w:t>CMD ["jupyter", "lab", "--ip=0.0.0.0", "--port=8888", "--no-browser", "—allow-root"]</w:t>
-      </w:r>
-    </w:p>
-    <w:p>
-      <w:pPr>
-        <w:pStyle w:val="Normal"/>
-        <w:rPr>
-          <w:lang w:val="bg-BG" w:eastAsia="en-US" w:bidi="ar-SA"/>
-        </w:rPr>
-      </w:pPr>
-      <w:r>
-        <w:rPr>
-          <w:lang w:val="bg-BG" w:eastAsia="en-US" w:bidi="ar-SA"/>
-        </w:rPr>
-      </w:r>
-    </w:p>
-    <w:p>
-      <w:pPr>
-        <w:pStyle w:val="Normal"/>
-        <w:ind w:hanging="0" w:left="0"/>
-        <w:rPr>
-          <w:lang w:val="bg-BG" w:eastAsia="en-US" w:bidi="ar-SA"/>
-        </w:rPr>
-      </w:pPr>
-      <w:r>
-        <w:rPr>
-          <w:lang w:val="bg-BG" w:eastAsia="en-US" w:bidi="ar-SA"/>
-        </w:rPr>
-        <w:t xml:space="preserve">Директивата </w:t>
-      </w:r>
-      <w:r>
-        <w:rPr>
-          <w:lang w:val="en-US" w:eastAsia="en-US" w:bidi="ar-SA"/>
-        </w:rPr>
-        <w:t xml:space="preserve">FROM </w:t>
-      </w:r>
-    </w:p>
-    <w:p>
-      <w:pPr>
-        <w:pStyle w:val="Normal"/>
-        <w:rPr/>
-      </w:pPr>
-      <w:r>
-        <w:rPr>
-          <w:lang w:val="bg-BG" w:eastAsia="en-US" w:bidi="ar-SA"/>
-        </w:rPr>
-        <w:t xml:space="preserve">е базиран на образа „nvidia/cuda:12.1.1-runtime-ubuntu22.04“, като допълнително </w:t>
-      </w:r>
-      <w:r>
-        <w:rPr>
-          <w:lang w:val="bg-BG" w:eastAsia="en-US" w:bidi="ar-SA"/>
-        </w:rPr>
-        <w:t>задава работната</w:t>
-      </w:r>
-      <w:r>
-        <w:rPr>
-          <w:lang w:val="bg-BG" w:eastAsia="en-US" w:bidi="ar-SA"/>
-        </w:rPr>
-        <w:t xml:space="preserve"> дир</w:t>
-      </w:r>
-      <w:r>
-        <w:rPr>
-          <w:lang w:val="en-US" w:eastAsia="en-US" w:bidi="ar-SA"/>
-        </w:rPr>
-        <w:t>ектори</w:t>
-      </w:r>
-      <w:r>
-        <w:rPr>
-          <w:lang w:val="bg-BG" w:eastAsia="en-US" w:bidi="ar-SA"/>
-        </w:rPr>
-        <w:t>я „</w:t>
-      </w:r>
-      <w:r>
-        <w:rPr>
-          <w:lang w:val="en-US" w:eastAsia="en-US" w:bidi="ar-SA"/>
-        </w:rPr>
-        <w:t>workspace</w:t>
-      </w:r>
-      <w:r>
-        <w:rPr>
-          <w:lang w:val="bg-BG" w:eastAsia="en-US" w:bidi="ar-SA"/>
-        </w:rPr>
-        <w:t xml:space="preserve">“; </w:t>
-      </w:r>
-      <w:r>
-        <w:rPr>
-          <w:lang w:val="bg-BG" w:eastAsia="en-US" w:bidi="ar-SA"/>
-        </w:rPr>
-        <w:t>обновява всички зависимости от основния образ; инсталира</w:t>
-      </w:r>
-      <w:r>
-        <w:rPr>
-          <w:lang w:val="en-US" w:eastAsia="en-US" w:bidi="ar-SA"/>
-        </w:rPr>
-        <w:t xml:space="preserve"> pip</w:t>
-      </w:r>
-      <w:r>
-        <w:rPr>
-          <w:lang w:val="bg-BG" w:eastAsia="en-US" w:bidi="ar-SA"/>
-        </w:rPr>
-        <w:t xml:space="preserve"> и</w:t>
-      </w:r>
-      <w:r>
-        <w:rPr>
-          <w:lang w:val="bg-BG" w:eastAsia="en-US" w:bidi="ar-SA"/>
-        </w:rPr>
-        <w:t xml:space="preserve"> </w:t>
-      </w:r>
-      <w:r>
-        <w:rPr>
-          <w:lang w:val="en-US" w:eastAsia="en-US" w:bidi="ar-SA"/>
-        </w:rPr>
-        <w:t xml:space="preserve">git; </w:t>
-      </w:r>
-      <w:r>
-        <w:rPr>
-          <w:lang w:val="bg-BG" w:eastAsia="en-US" w:bidi="ar-SA"/>
-        </w:rPr>
-        <w:t xml:space="preserve">изтрива всички временни файлове с цел намаляване големината на образа. След като </w:t>
-      </w:r>
-      <w:r>
-        <w:rPr>
-          <w:lang w:val="en-US" w:eastAsia="en-US" w:bidi="ar-SA"/>
-        </w:rPr>
-        <w:t xml:space="preserve">pip </w:t>
-      </w:r>
-      <w:r>
-        <w:rPr>
-          <w:lang w:val="bg-BG" w:eastAsia="en-US" w:bidi="ar-SA"/>
-        </w:rPr>
-        <w:t xml:space="preserve">е вече инсталиран, се инсталират всички нужни библиотеки а именно: fastai, jupyter, matplotlib, pandas, scikit-learn, polars. </w:t>
-        <w:br/>
-      </w:r>
-    </w:p>
-    <w:p>
-      <w:pPr>
-        <w:pStyle w:val="Normal"/>
-        <w:rPr/>
-      </w:pPr>
-      <w:r>
-        <w:rPr/>
-        <w:t xml:space="preserve">Директивата </w:t>
-      </w:r>
-      <w:r>
-        <w:rPr>
-          <w:rStyle w:val="SourceText"/>
-        </w:rPr>
-        <w:t>EXPOSE 8888</w:t>
-      </w:r>
-      <w:r>
-        <w:rPr/>
-        <w:t xml:space="preserve"> указва, че приложението в контейнера слуша на порт 8888. Тя има информативен характер и не публикува автоматично порта към хост системата. </w:t>
-      </w:r>
-    </w:p>
-    <w:p>
-      <w:pPr>
-        <w:pStyle w:val="Normal"/>
-        <w:rPr/>
-      </w:pPr>
-      <w:r>
-        <w:rPr/>
-      </w:r>
-    </w:p>
-    <w:p>
-      <w:pPr>
-        <w:pStyle w:val="Normal"/>
-        <w:rPr/>
-      </w:pPr>
-      <w:r>
-        <w:rPr/>
-        <w:t xml:space="preserve">Директивата </w:t>
-      </w:r>
-      <w:r>
-        <w:rPr>
-          <w:rStyle w:val="SourceText"/>
-        </w:rPr>
-        <w:t>CMD</w:t>
-      </w:r>
-      <w:r>
-        <w:rPr/>
-        <w:t xml:space="preserve"> дефинира командата по подразбиране, която се изпълнява при стартиране на контейнера. В конкретния случай се стартира JupyterLab сървър, който се свързва към всички мрежови интерфейси в контейнера (</w:t>
-      </w:r>
-      <w:r>
-        <w:rPr>
-          <w:rStyle w:val="SourceText"/>
-        </w:rPr>
-        <w:t>0.0.0.0</w:t>
-      </w:r>
-      <w:r>
-        <w:rPr/>
-        <w:t xml:space="preserve">) и използва порт 8888. Опцията </w:t>
-      </w:r>
-      <w:r>
-        <w:rPr>
-          <w:rStyle w:val="SourceText"/>
-        </w:rPr>
-        <w:t>--no-browser</w:t>
-      </w:r>
-      <w:r>
-        <w:rPr/>
-        <w:t xml:space="preserve"> предотвратява автоматичното отваряне на браузър, а </w:t>
-      </w:r>
-      <w:r>
-        <w:rPr>
-          <w:rStyle w:val="SourceText"/>
-        </w:rPr>
-        <w:t>--allow-root</w:t>
-      </w:r>
-      <w:r>
-        <w:rPr/>
-        <w:t xml:space="preserve"> позволява изпълнение с административни права. </w:t>
+        <w:t xml:space="preserve">Transformer </w:t>
+      </w:r>
+      <w:r>
+        <w:rPr>
+          <w:b/>
+          <w:bCs/>
+          <w:sz w:val="32"/>
+          <w:szCs w:val="32"/>
+          <w:lang w:val="bg-BG" w:eastAsia="en-US" w:bidi="ar-SA"/>
+        </w:rPr>
+        <w:t>модел</w:t>
       </w:r>
       <w:r>
         <w:br w:type="page"/>
@@ -4158,7 +6256,7 @@
           <w:ilvl w:val="0"/>
           <w:numId w:val="4"/>
         </w:numPr>
-        <w:overflowPunct w:val="false"/>
+        <w:overflowPunct w:val="true"/>
         <w:spacing w:lineRule="auto" w:line="276" w:before="0" w:after="0"/>
         <w:ind w:hanging="357" w:left="357"/>
         <w:contextualSpacing/>
@@ -4167,45 +6265,12 @@
           <w:b/>
           <w:bCs/>
           <w:sz w:val="32"/>
-          <w:szCs w:val="28"/>
-          <w:lang w:val="bg-BG" w:eastAsia="en-US" w:bidi="ar-SA"/>
-        </w:rPr>
-      </w:pPr>
-      <w:bookmarkStart w:id="15" w:name="__RefHeading___Toc5688_4158184810"/>
-      <w:bookmarkEnd w:id="15"/>
-      <w:r>
-        <w:rPr>
-          <w:b/>
-          <w:bCs/>
-          <w:sz w:val="32"/>
           <w:szCs w:val="32"/>
           <w:lang w:val="bg-BG" w:eastAsia="en-US" w:bidi="ar-SA"/>
         </w:rPr>
-        <w:t>Създаване и обучение на модела</w:t>
-      </w:r>
-    </w:p>
-    <w:p>
-      <w:pPr>
-        <w:pStyle w:val="ListParagraph"/>
-        <w:numPr>
-          <w:ilvl w:val="1"/>
-          <w:numId w:val="4"/>
-        </w:numPr>
-        <w:overflowPunct w:val="false"/>
-        <w:spacing w:lineRule="auto" w:line="276" w:before="0" w:after="0"/>
-        <w:ind w:hanging="357" w:left="357"/>
-        <w:contextualSpacing/>
-        <w:outlineLvl w:val="0"/>
-        <w:rPr>
-          <w:b/>
-          <w:bCs/>
-          <w:sz w:val="32"/>
-          <w:szCs w:val="28"/>
-          <w:lang w:val="bg-BG" w:eastAsia="en-US" w:bidi="ar-SA"/>
-        </w:rPr>
-      </w:pPr>
-      <w:bookmarkStart w:id="16" w:name="__RefHeading___Toc967_4158184810"/>
-      <w:bookmarkEnd w:id="16"/>
+      </w:pPr>
+      <w:bookmarkStart w:id="21" w:name="__RefHeading___Toc10520_4158184810"/>
+      <w:bookmarkEnd w:id="21"/>
       <w:r>
         <w:rPr>
           <w:b/>
@@ -4214,83 +6279,7 @@
           <w:szCs w:val="32"/>
           <w:lang w:val="bg-BG" w:eastAsia="en-US" w:bidi="ar-SA"/>
         </w:rPr>
-        <w:t>Предварителна о</w:t>
-      </w:r>
-      <w:r>
-        <w:rPr>
-          <w:b/>
-          <w:bCs/>
-          <w:sz w:val="32"/>
-          <w:szCs w:val="32"/>
-          <w:lang w:val="bg-BG" w:eastAsia="en-US" w:bidi="ar-SA"/>
-        </w:rPr>
-        <w:t>бработка на данните</w:t>
-      </w:r>
-    </w:p>
-    <w:p>
-      <w:pPr>
-        <w:pStyle w:val="ListParagraph"/>
-        <w:numPr>
-          <w:ilvl w:val="1"/>
-          <w:numId w:val="4"/>
-        </w:numPr>
-        <w:overflowPunct w:val="false"/>
-        <w:spacing w:lineRule="auto" w:line="276" w:before="0" w:after="0"/>
-        <w:ind w:hanging="357" w:left="357"/>
-        <w:contextualSpacing/>
-        <w:outlineLvl w:val="0"/>
-        <w:rPr>
-          <w:b/>
-          <w:bCs/>
-          <w:sz w:val="32"/>
-          <w:szCs w:val="28"/>
-          <w:lang w:val="bg-BG" w:eastAsia="en-US" w:bidi="ar-SA"/>
-        </w:rPr>
-      </w:pPr>
-      <w:bookmarkStart w:id="17" w:name="__RefHeading___Toc5690_4158184810"/>
-      <w:bookmarkEnd w:id="17"/>
-      <w:r>
-        <w:rPr>
-          <w:b/>
-          <w:bCs/>
-          <w:sz w:val="32"/>
-          <w:szCs w:val="32"/>
-          <w:lang w:val="bg-BG" w:eastAsia="en-US" w:bidi="ar-SA"/>
-        </w:rPr>
-        <w:t>Избор на модел за машинно обучение</w:t>
-      </w:r>
-    </w:p>
-    <w:p>
-      <w:pPr>
-        <w:pStyle w:val="ListParagraph"/>
-        <w:numPr>
-          <w:ilvl w:val="1"/>
-          <w:numId w:val="4"/>
-        </w:numPr>
-        <w:overflowPunct w:val="false"/>
-        <w:spacing w:lineRule="auto" w:line="276" w:before="0" w:after="0"/>
-        <w:ind w:hanging="357" w:left="357"/>
-        <w:contextualSpacing/>
-        <w:outlineLvl w:val="0"/>
-        <w:rPr>
-          <w:b/>
-          <w:bCs/>
-          <w:sz w:val="32"/>
-          <w:szCs w:val="28"/>
-          <w:lang w:val="bg-BG" w:eastAsia="en-US" w:bidi="ar-SA"/>
-        </w:rPr>
-      </w:pPr>
-      <w:bookmarkStart w:id="18" w:name="__RefHeading___Toc5692_4158184810"/>
-      <w:bookmarkEnd w:id="18"/>
-      <w:r>
-        <w:rPr>
-          <w:b/>
-          <w:bCs/>
-          <w:sz w:val="32"/>
-          <w:szCs w:val="32"/>
-          <w:lang w:val="bg-BG" w:eastAsia="en-US" w:bidi="ar-SA"/>
-        </w:rPr>
-        <w:t>Методология на обучението</w:t>
+        <w:t>Резултати при различна продължителност на записите</w:t>
       </w:r>
     </w:p>
     <w:p>
@@ -4302,7 +6291,7 @@
           <w:numId w:val="0"/>
         </w:numPr>
         <w:suppressAutoHyphens w:val="true"/>
-        <w:overflowPunct w:val="false"/>
+        <w:overflowPunct w:val="true"/>
         <w:spacing w:lineRule="auto" w:line="276" w:before="0" w:after="0"/>
         <w:ind w:hanging="357" w:left="357"/>
         <w:contextualSpacing/>
@@ -4321,7 +6310,7 @@
           <w:b/>
           <w:bCs/>
           <w:sz w:val="32"/>
-          <w:szCs w:val="32"/>
+          <w:szCs w:val="28"/>
           <w:lang w:val="bg-BG" w:eastAsia="en-US" w:bidi="ar-SA"/>
         </w:rPr>
       </w:r>
@@ -4336,7 +6325,7 @@
           <w:ilvl w:val="0"/>
           <w:numId w:val="4"/>
         </w:numPr>
-        <w:overflowPunct w:val="false"/>
+        <w:overflowPunct w:val="true"/>
         <w:spacing w:lineRule="auto" w:line="276" w:before="0" w:after="0"/>
         <w:ind w:hanging="357" w:left="357"/>
         <w:contextualSpacing/>
@@ -4345,97 +6334,21 @@
           <w:b/>
           <w:bCs/>
           <w:sz w:val="32"/>
+          <w:szCs w:val="28"/>
+          <w:lang w:val="bg-BG" w:eastAsia="en-US" w:bidi="ar-SA"/>
+        </w:rPr>
+      </w:pPr>
+      <w:bookmarkStart w:id="22" w:name="__RefHeading___Toc5694_4158184810"/>
+      <w:bookmarkEnd w:id="22"/>
+      <w:r>
+        <w:rPr>
+          <w:b/>
+          <w:bCs/>
+          <w:sz w:val="32"/>
           <w:szCs w:val="32"/>
           <w:lang w:val="bg-BG" w:eastAsia="en-US" w:bidi="ar-SA"/>
         </w:rPr>
-      </w:pPr>
-      <w:bookmarkStart w:id="19" w:name="__RefHeading___Toc10518_4158184810"/>
-      <w:bookmarkEnd w:id="19"/>
-      <w:r>
-        <w:rPr>
-          <w:b/>
-          <w:bCs/>
-          <w:sz w:val="32"/>
-          <w:szCs w:val="32"/>
-          <w:lang w:val="bg-BG" w:eastAsia="en-US" w:bidi="ar-SA"/>
-        </w:rPr>
-        <w:t xml:space="preserve">Сравнение между </w:t>
-      </w:r>
-      <w:r>
-        <w:rPr>
-          <w:b/>
-          <w:bCs/>
-          <w:sz w:val="32"/>
-          <w:szCs w:val="32"/>
-          <w:lang w:val="en-US" w:eastAsia="en-US" w:bidi="ar-SA"/>
-        </w:rPr>
-        <w:t xml:space="preserve">CNN </w:t>
-      </w:r>
-      <w:r>
-        <w:rPr>
-          <w:b/>
-          <w:bCs/>
-          <w:sz w:val="32"/>
-          <w:szCs w:val="32"/>
-          <w:lang w:val="bg-BG" w:eastAsia="en-US" w:bidi="ar-SA"/>
-        </w:rPr>
-        <w:t xml:space="preserve">и </w:t>
-      </w:r>
-      <w:r>
-        <w:rPr>
-          <w:b/>
-          <w:bCs/>
-          <w:sz w:val="32"/>
-          <w:szCs w:val="32"/>
-          <w:lang w:val="en-US" w:eastAsia="en-US" w:bidi="ar-SA"/>
-        </w:rPr>
-        <w:t xml:space="preserve">Transformer </w:t>
-      </w:r>
-      <w:r>
-        <w:rPr>
-          <w:b/>
-          <w:bCs/>
-          <w:sz w:val="32"/>
-          <w:szCs w:val="32"/>
-          <w:lang w:val="bg-BG" w:eastAsia="en-US" w:bidi="ar-SA"/>
-        </w:rPr>
-        <w:t>модел</w:t>
-      </w:r>
-      <w:r>
-        <w:br w:type="page"/>
-      </w:r>
-    </w:p>
-    <w:p>
-      <w:pPr>
-        <w:pStyle w:val="ListParagraph"/>
-        <w:numPr>
-          <w:ilvl w:val="0"/>
-          <w:numId w:val="4"/>
-        </w:numPr>
-        <w:overflowPunct w:val="false"/>
-        <w:spacing w:lineRule="auto" w:line="276" w:before="0" w:after="0"/>
-        <w:ind w:hanging="357" w:left="357"/>
-        <w:contextualSpacing/>
-        <w:outlineLvl w:val="0"/>
-        <w:rPr>
-          <w:b/>
-          <w:bCs/>
-          <w:sz w:val="32"/>
-          <w:szCs w:val="32"/>
-          <w:lang w:val="bg-BG" w:eastAsia="en-US" w:bidi="ar-SA"/>
-        </w:rPr>
-      </w:pPr>
-      <w:bookmarkStart w:id="20" w:name="__RefHeading___Toc10520_4158184810"/>
-      <w:bookmarkEnd w:id="20"/>
-      <w:r>
-        <w:rPr>
-          <w:b/>
-          <w:bCs/>
-          <w:sz w:val="32"/>
-          <w:szCs w:val="32"/>
-          <w:lang w:val="bg-BG" w:eastAsia="en-US" w:bidi="ar-SA"/>
-        </w:rPr>
-        <w:t>Резултати при различна продължителност на записите</w:t>
+        <w:t>Основни резултати</w:t>
       </w:r>
     </w:p>
     <w:p>
@@ -4447,7 +6360,7 @@
           <w:numId w:val="0"/>
         </w:numPr>
         <w:suppressAutoHyphens w:val="true"/>
-        <w:overflowPunct w:val="false"/>
+        <w:overflowPunct w:val="true"/>
         <w:spacing w:lineRule="auto" w:line="276" w:before="0" w:after="0"/>
         <w:ind w:hanging="357" w:left="357"/>
         <w:contextualSpacing/>
@@ -4466,7 +6379,7 @@
           <w:b/>
           <w:bCs/>
           <w:sz w:val="32"/>
-          <w:szCs w:val="32"/>
+          <w:szCs w:val="28"/>
           <w:lang w:val="bg-BG" w:eastAsia="en-US" w:bidi="ar-SA"/>
         </w:rPr>
       </w:r>
@@ -4481,7 +6394,7 @@
           <w:ilvl w:val="0"/>
           <w:numId w:val="4"/>
         </w:numPr>
-        <w:overflowPunct w:val="false"/>
+        <w:overflowPunct w:val="true"/>
         <w:spacing w:lineRule="auto" w:line="276" w:before="0" w:after="0"/>
         <w:ind w:hanging="357" w:left="357"/>
         <w:contextualSpacing/>
@@ -4494,8 +6407,8 @@
           <w:lang w:val="bg-BG" w:eastAsia="en-US" w:bidi="ar-SA"/>
         </w:rPr>
       </w:pPr>
-      <w:bookmarkStart w:id="21" w:name="__RefHeading___Toc5694_4158184810"/>
-      <w:bookmarkEnd w:id="21"/>
+      <w:bookmarkStart w:id="23" w:name="__RefHeading___Toc5696_4158184810"/>
+      <w:bookmarkEnd w:id="23"/>
       <w:r>
         <w:rPr>
           <w:b/>
@@ -4504,7 +6417,7 @@
           <w:szCs w:val="32"/>
           <w:lang w:val="bg-BG" w:eastAsia="en-US" w:bidi="ar-SA"/>
         </w:rPr>
-        <w:t>Основни резултати</w:t>
+        <w:t>Изводи и препоръки</w:t>
       </w:r>
     </w:p>
     <w:p>
@@ -4516,7 +6429,7 @@
           <w:numId w:val="0"/>
         </w:numPr>
         <w:suppressAutoHyphens w:val="true"/>
-        <w:overflowPunct w:val="false"/>
+        <w:overflowPunct w:val="true"/>
         <w:spacing w:lineRule="auto" w:line="276" w:before="0" w:after="0"/>
         <w:ind w:hanging="357" w:left="357"/>
         <w:contextualSpacing/>
@@ -4535,7 +6448,7 @@
           <w:b/>
           <w:bCs/>
           <w:sz w:val="32"/>
-          <w:szCs w:val="32"/>
+          <w:szCs w:val="28"/>
           <w:lang w:val="bg-BG" w:eastAsia="en-US" w:bidi="ar-SA"/>
         </w:rPr>
       </w:r>
@@ -4550,7 +6463,7 @@
           <w:ilvl w:val="0"/>
           <w:numId w:val="4"/>
         </w:numPr>
-        <w:overflowPunct w:val="false"/>
+        <w:overflowPunct w:val="true"/>
         <w:spacing w:lineRule="auto" w:line="276" w:before="0" w:after="0"/>
         <w:ind w:hanging="357" w:left="357"/>
         <w:contextualSpacing/>
@@ -4563,8 +6476,8 @@
           <w:lang w:val="bg-BG" w:eastAsia="en-US" w:bidi="ar-SA"/>
         </w:rPr>
       </w:pPr>
-      <w:bookmarkStart w:id="22" w:name="__RefHeading___Toc5696_4158184810"/>
-      <w:bookmarkEnd w:id="22"/>
+      <w:bookmarkStart w:id="24" w:name="__RefHeading___Toc2749_4158184810"/>
+      <w:bookmarkEnd w:id="24"/>
       <w:r>
         <w:rPr>
           <w:b/>
@@ -4573,40 +6486,602 @@
           <w:szCs w:val="32"/>
           <w:lang w:val="bg-BG" w:eastAsia="en-US" w:bidi="ar-SA"/>
         </w:rPr>
-        <w:t>Изводи и препоръки</w:t>
-      </w:r>
-    </w:p>
-    <w:p>
-      <w:pPr>
-        <w:pStyle w:val="ListParagraph"/>
-        <w:widowControl/>
-        <w:numPr>
-          <w:ilvl w:val="0"/>
-          <w:numId w:val="0"/>
-        </w:numPr>
-        <w:suppressAutoHyphens w:val="true"/>
-        <w:overflowPunct w:val="false"/>
-        <w:spacing w:lineRule="auto" w:line="276" w:before="0" w:after="0"/>
-        <w:ind w:hanging="357" w:left="357"/>
-        <w:contextualSpacing/>
-        <w:jc w:val="left"/>
-        <w:outlineLvl w:val="0"/>
-        <w:rPr>
-          <w:b/>
-          <w:bCs/>
-          <w:sz w:val="32"/>
-          <w:szCs w:val="28"/>
-          <w:lang w:val="bg-BG" w:eastAsia="en-US" w:bidi="ar-SA"/>
-        </w:rPr>
-      </w:pPr>
-      <w:r>
-        <w:rPr>
-          <w:b/>
-          <w:bCs/>
-          <w:sz w:val="32"/>
-          <w:szCs w:val="32"/>
-          <w:lang w:val="bg-BG" w:eastAsia="en-US" w:bidi="ar-SA"/>
-        </w:rPr>
+        <w:t>Използвана литература</w:t>
+      </w:r>
+    </w:p>
+    <w:p>
+      <w:pPr>
+        <w:pStyle w:val="Normal"/>
+        <w:bidi w:val="0"/>
+        <w:rPr>
+          <w:lang w:val="en-US" w:eastAsia="en-US" w:bidi="ar-SA"/>
+        </w:rPr>
+      </w:pPr>
+      <w:r>
+        <w:rPr>
+          <w:lang w:val="en-US" w:eastAsia="en-US" w:bidi="ar-SA"/>
+        </w:rPr>
+        <w:t xml:space="preserve">5. </w:t>
+      </w:r>
+      <w:r>
+        <w:rPr>
+          <w:lang w:val="bg-BG" w:eastAsia="en-US" w:bidi="ar-SA"/>
+        </w:rPr>
+        <w:t>Описание на експеримент и хардуер за събиране на данните</w:t>
+      </w:r>
+    </w:p>
+    <w:p>
+      <w:pPr>
+        <w:pStyle w:val="Normal"/>
+        <w:rPr>
+          <w:lang w:val="en-US" w:eastAsia="en-US" w:bidi="ar-SA"/>
+        </w:rPr>
+      </w:pPr>
+      <w:r>
+        <w:rPr>
+          <w:lang w:val="en-US" w:eastAsia="en-US" w:bidi="ar-SA"/>
+        </w:rPr>
+        <w:t xml:space="preserve">[1] </w:t>
+      </w:r>
+      <w:hyperlink r:id="rId2">
+        <w:r>
+          <w:rPr>
+            <w:rStyle w:val="Hyperlink"/>
+            <w:lang w:val="en-US" w:eastAsia="en-US" w:bidi="ar-SA"/>
+          </w:rPr>
+          <w:t>https://lego.bravostore.bg/products/lego-creator-31134</w:t>
+        </w:r>
+      </w:hyperlink>
+    </w:p>
+    <w:p>
+      <w:pPr>
+        <w:pStyle w:val="Normal"/>
+        <w:rPr>
+          <w:lang w:val="en-US" w:eastAsia="en-US" w:bidi="ar-SA"/>
+        </w:rPr>
+      </w:pPr>
+      <w:r>
+        <w:rPr>
+          <w:lang w:val="en-US" w:eastAsia="en-US" w:bidi="ar-SA"/>
+        </w:rPr>
+        <w:t xml:space="preserve">[2] </w:t>
+      </w:r>
+      <w:hyperlink r:id="rId3">
+        <w:r>
+          <w:rPr>
+            <w:rStyle w:val="Hyperlink"/>
+            <w:lang w:val="en-US" w:eastAsia="en-US" w:bidi="ar-SA"/>
+          </w:rPr>
+          <w:t>https://pupil-labs.com/products/neon</w:t>
+        </w:r>
+      </w:hyperlink>
+    </w:p>
+    <w:p>
+      <w:pPr>
+        <w:pStyle w:val="Normal"/>
+        <w:rPr>
+          <w:lang w:val="en-US" w:eastAsia="en-US" w:bidi="ar-SA"/>
+        </w:rPr>
+      </w:pPr>
+      <w:r>
+        <w:rPr>
+          <w:lang w:val="en-US" w:eastAsia="en-US" w:bidi="ar-SA"/>
+        </w:rPr>
+      </w:r>
+    </w:p>
+    <w:p>
+      <w:pPr>
+        <w:pStyle w:val="Normal"/>
+        <w:rPr>
+          <w:lang w:val="bg-BG" w:eastAsia="en-US" w:bidi="ar-SA"/>
+        </w:rPr>
+      </w:pPr>
+      <w:r>
+        <w:rPr>
+          <w:lang w:val="bg-BG" w:eastAsia="en-US" w:bidi="ar-SA"/>
+        </w:rPr>
+        <w:t xml:space="preserve">7. Архитектура на системата и отдалечен достъп </w:t>
+      </w:r>
+    </w:p>
+    <w:p>
+      <w:pPr>
+        <w:pStyle w:val="Normal"/>
+        <w:rPr/>
+      </w:pPr>
+      <w:r>
+        <w:rPr/>
+        <w:t xml:space="preserve">[1] </w:t>
+      </w:r>
+      <w:hyperlink r:id="rId4">
+        <w:r>
+          <w:rPr>
+            <w:rStyle w:val="Hyperlink"/>
+          </w:rPr>
+          <w:t>https://docs.docker.com/get-started/docker-overview/</w:t>
+        </w:r>
+      </w:hyperlink>
+    </w:p>
+    <w:p>
+      <w:pPr>
+        <w:pStyle w:val="Normal"/>
+        <w:rPr/>
+      </w:pPr>
+      <w:r>
+        <w:rPr/>
+        <w:t xml:space="preserve">[2] </w:t>
+      </w:r>
+      <w:hyperlink r:id="rId5">
+        <w:r>
+          <w:rPr>
+            <w:rStyle w:val="Hyperlink"/>
+          </w:rPr>
+          <w:t>https://docs.docker.com/reference/dockerfile/</w:t>
+        </w:r>
+      </w:hyperlink>
+    </w:p>
+    <w:p>
+      <w:pPr>
+        <w:pStyle w:val="BodyText"/>
+        <w:rPr/>
+      </w:pPr>
+      <w:r>
+        <w:rPr/>
+        <w:t xml:space="preserve">[3] </w:t>
+      </w:r>
+      <w:hyperlink r:id="rId6">
+        <w:r>
+          <w:rPr>
+            <w:rStyle w:val="Hyperlink"/>
+          </w:rPr>
+          <w:t>https://www.gnu.org/software/bash/manual/html_node/Lists.html</w:t>
+        </w:r>
+      </w:hyperlink>
+    </w:p>
+    <w:p>
+      <w:pPr>
+        <w:pStyle w:val="Normal"/>
+        <w:rPr/>
+      </w:pPr>
+      <w:r>
+        <w:rPr/>
+        <w:t xml:space="preserve">[4] </w:t>
+      </w:r>
+      <w:hyperlink r:id="rId7">
+        <w:r>
+          <w:rPr>
+            <w:rStyle w:val="Hyperlink"/>
+          </w:rPr>
+          <w:t>https://people.debian.org/~jak/apt-doc/man/apt-get.8.html</w:t>
+        </w:r>
+      </w:hyperlink>
+    </w:p>
+    <w:p>
+      <w:pPr>
+        <w:pStyle w:val="Normal"/>
+        <w:rPr/>
+      </w:pPr>
+      <w:r>
+        <w:rPr/>
+        <w:t xml:space="preserve">[5] </w:t>
+      </w:r>
+      <w:r>
+        <w:rPr>
+          <w:rStyle w:val="Hyperlink"/>
+        </w:rPr>
+        <w:t>https://www.ibm.com/docs/en/aix/7.1.0?topic=r-rm-command</w:t>
+      </w:r>
+    </w:p>
+    <w:p>
+      <w:pPr>
+        <w:pStyle w:val="Normal"/>
+        <w:rPr>
+          <w:lang w:val="en-US"/>
+        </w:rPr>
+      </w:pPr>
+      <w:r>
+        <w:rPr>
+          <w:lang w:val="en-US"/>
+        </w:rPr>
+        <w:t xml:space="preserve">[6] </w:t>
+      </w:r>
+      <w:r>
+        <w:fldChar w:fldCharType="begin"/>
+      </w:r>
+      <w:r>
+        <w:rPr>
+          <w:rStyle w:val="Hyperlink"/>
+          <w:lang w:val="en-US"/>
+        </w:rPr>
+        <w:instrText xml:space="preserve"> HYPERLINK "https://packaging.python.org/en/latest/key_projects/" \l "pip"</w:instrText>
+      </w:r>
+      <w:r>
+        <w:rPr>
+          <w:rStyle w:val="Hyperlink"/>
+          <w:lang w:val="en-US"/>
+        </w:rPr>
+        <w:fldChar w:fldCharType="separate"/>
+      </w:r>
+      <w:r>
+        <w:rPr>
+          <w:rStyle w:val="Hyperlink"/>
+          <w:lang w:val="en-US"/>
+        </w:rPr>
+        <w:t>https://packaging.python.org/en/latest/key_projects/#pip</w:t>
+      </w:r>
+      <w:r>
+        <w:rPr>
+          <w:rStyle w:val="Hyperlink"/>
+          <w:lang w:val="en-US"/>
+        </w:rPr>
+        <w:fldChar w:fldCharType="end"/>
+      </w:r>
+    </w:p>
+    <w:p>
+      <w:pPr>
+        <w:pStyle w:val="Normal"/>
+        <w:rPr>
+          <w:lang w:val="en-US"/>
+        </w:rPr>
+      </w:pPr>
+      <w:r>
+        <w:rPr>
+          <w:lang w:val="en-US"/>
+        </w:rPr>
+        <w:t xml:space="preserve">[7] </w:t>
+      </w:r>
+      <w:r>
+        <w:fldChar w:fldCharType="begin"/>
+      </w:r>
+      <w:r>
+        <w:rPr>
+          <w:rStyle w:val="Hyperlink"/>
+          <w:lang w:val="en-US"/>
+        </w:rPr>
+        <w:instrText xml:space="preserve"> HYPERLINK "https://pip.pypa.io/en/stable/cli/pip_install/" \l "pip-install"</w:instrText>
+      </w:r>
+      <w:r>
+        <w:rPr>
+          <w:rStyle w:val="Hyperlink"/>
+          <w:lang w:val="en-US"/>
+        </w:rPr>
+        <w:fldChar w:fldCharType="separate"/>
+      </w:r>
+      <w:r>
+        <w:rPr>
+          <w:rStyle w:val="Hyperlink"/>
+          <w:lang w:val="en-US"/>
+        </w:rPr>
+        <w:t>https://pip.pypa.io/en/stable/cli/pip_install/#pip-install</w:t>
+      </w:r>
+      <w:r>
+        <w:rPr>
+          <w:rStyle w:val="Hyperlink"/>
+          <w:lang w:val="en-US"/>
+        </w:rPr>
+        <w:fldChar w:fldCharType="end"/>
+      </w:r>
+    </w:p>
+    <w:p>
+      <w:pPr>
+        <w:pStyle w:val="Normal"/>
+        <w:rPr>
+          <w:lang w:val="en-US"/>
+        </w:rPr>
+      </w:pPr>
+      <w:r>
+        <w:rPr>
+          <w:lang w:val="en-US"/>
+        </w:rPr>
+        <w:t xml:space="preserve">[8] </w:t>
+      </w:r>
+      <w:hyperlink r:id="rId8">
+        <w:r>
+          <w:rPr>
+            <w:rStyle w:val="Hyperlink"/>
+            <w:lang w:val="en-US"/>
+          </w:rPr>
+          <w:t>https://pip.pypa.io/en/stable/topics/caching/</w:t>
+        </w:r>
+      </w:hyperlink>
+    </w:p>
+    <w:p>
+      <w:pPr>
+        <w:pStyle w:val="Normal"/>
+        <w:rPr>
+          <w:lang w:val="en-US"/>
+        </w:rPr>
+      </w:pPr>
+      <w:r>
+        <w:rPr>
+          <w:lang w:val="en-US"/>
+        </w:rPr>
+        <w:t xml:space="preserve">[9] </w:t>
+      </w:r>
+      <w:r>
+        <w:fldChar w:fldCharType="begin"/>
+      </w:r>
+      <w:r>
+        <w:rPr>
+          <w:rStyle w:val="Hyperlink"/>
+          <w:lang w:val="en-US"/>
+        </w:rPr>
+        <w:instrText xml:space="preserve"> HYPERLINK "https://jupyter-server.readthedocs.io/en/latest/other/full-config.html" \l "options"</w:instrText>
+      </w:r>
+      <w:r>
+        <w:rPr>
+          <w:rStyle w:val="Hyperlink"/>
+          <w:lang w:val="en-US"/>
+        </w:rPr>
+        <w:fldChar w:fldCharType="separate"/>
+      </w:r>
+      <w:r>
+        <w:rPr>
+          <w:rStyle w:val="Hyperlink"/>
+          <w:lang w:val="en-US"/>
+        </w:rPr>
+        <w:t>https://jupyter-server.readthedocs.io/en/latest/other/full-config.html#options</w:t>
+      </w:r>
+      <w:r>
+        <w:rPr>
+          <w:rStyle w:val="Hyperlink"/>
+          <w:lang w:val="en-US"/>
+        </w:rPr>
+        <w:fldChar w:fldCharType="end"/>
+      </w:r>
+    </w:p>
+    <w:p>
+      <w:pPr>
+        <w:pStyle w:val="Normal"/>
+        <w:rPr>
+          <w:lang w:val="en-US"/>
+        </w:rPr>
+      </w:pPr>
+      <w:r>
+        <w:rPr>
+          <w:lang w:val="en-US"/>
+        </w:rPr>
+        <w:t xml:space="preserve">[10] </w:t>
+      </w:r>
+      <w:hyperlink r:id="rId9">
+        <w:r>
+          <w:rPr>
+            <w:rStyle w:val="Hyperlink"/>
+            <w:lang w:val="en-US"/>
+          </w:rPr>
+          <w:t>https://docs.docker.com/compose/</w:t>
+        </w:r>
+      </w:hyperlink>
+    </w:p>
+    <w:p>
+      <w:pPr>
+        <w:pStyle w:val="Normal"/>
+        <w:rPr>
+          <w:lang w:val="en-US"/>
+        </w:rPr>
+      </w:pPr>
+      <w:r>
+        <w:rPr>
+          <w:lang w:val="en-US"/>
+        </w:rPr>
+        <w:t xml:space="preserve">[11] </w:t>
+      </w:r>
+      <w:r>
+        <w:fldChar w:fldCharType="begin"/>
+      </w:r>
+      <w:r>
+        <w:rPr>
+          <w:rStyle w:val="Hyperlink"/>
+          <w:lang w:val="en-US"/>
+        </w:rPr>
+        <w:instrText xml:space="preserve"> HYPERLINK "https://yaml.org/spec/1.2.2/" \l "chapter-1-introduction-to-yaml"</w:instrText>
+      </w:r>
+      <w:r>
+        <w:rPr>
+          <w:rStyle w:val="Hyperlink"/>
+          <w:lang w:val="en-US"/>
+        </w:rPr>
+        <w:fldChar w:fldCharType="separate"/>
+      </w:r>
+      <w:r>
+        <w:rPr>
+          <w:rStyle w:val="Hyperlink"/>
+          <w:lang w:val="en-US"/>
+        </w:rPr>
+        <w:t>https://yaml.org/spec/1.2.2/#chapter-1-introduction-to-yaml</w:t>
+      </w:r>
+      <w:r>
+        <w:rPr>
+          <w:rStyle w:val="Hyperlink"/>
+          <w:lang w:val="en-US"/>
+        </w:rPr>
+        <w:fldChar w:fldCharType="end"/>
+      </w:r>
+    </w:p>
+    <w:p>
+      <w:pPr>
+        <w:pStyle w:val="Normal"/>
+        <w:rPr>
+          <w:lang w:val="en-US"/>
+        </w:rPr>
+      </w:pPr>
+      <w:r>
+        <w:rPr>
+          <w:lang w:val="en-US"/>
+        </w:rPr>
+        <w:t xml:space="preserve">[12] </w:t>
+      </w:r>
+      <w:hyperlink r:id="rId10">
+        <w:r>
+          <w:rPr>
+            <w:rStyle w:val="Hyperlink"/>
+            <w:lang w:val="en-US"/>
+          </w:rPr>
+          <w:t>https://docs.docker.com/reference/compose-file/services/</w:t>
+        </w:r>
+      </w:hyperlink>
+    </w:p>
+    <w:p>
+      <w:pPr>
+        <w:pStyle w:val="Normal"/>
+        <w:rPr>
+          <w:lang w:val="en-US"/>
+        </w:rPr>
+      </w:pPr>
+      <w:r>
+        <w:rPr>
+          <w:lang w:val="en-US"/>
+        </w:rPr>
+        <w:t xml:space="preserve">[13] </w:t>
+      </w:r>
+      <w:hyperlink r:id="rId11">
+        <w:r>
+          <w:rPr>
+            <w:rStyle w:val="Hyperlink"/>
+            <w:lang w:val="en-US"/>
+          </w:rPr>
+          <w:t>https://docs.docker.com/reference/compose-file/deploy/</w:t>
+        </w:r>
+      </w:hyperlink>
+    </w:p>
+    <w:p>
+      <w:pPr>
+        <w:pStyle w:val="Normal"/>
+        <w:rPr>
+          <w:lang w:val="en-US"/>
+        </w:rPr>
+      </w:pPr>
+      <w:r>
+        <w:rPr>
+          <w:lang w:val="en-US"/>
+        </w:rPr>
+        <w:t xml:space="preserve">[14] </w:t>
+      </w:r>
+      <w:r>
+        <w:fldChar w:fldCharType="begin"/>
+      </w:r>
+      <w:r>
+        <w:rPr>
+          <w:rStyle w:val="Hyperlink"/>
+          <w:lang w:val="en-US"/>
+        </w:rPr>
+        <w:instrText xml:space="preserve"> HYPERLINK "https://docs.docker.com/reference/cli/docker/container/run/" \l "interactive"</w:instrText>
+      </w:r>
+      <w:r>
+        <w:rPr>
+          <w:rStyle w:val="Hyperlink"/>
+          <w:lang w:val="en-US"/>
+        </w:rPr>
+        <w:fldChar w:fldCharType="separate"/>
+      </w:r>
+      <w:r>
+        <w:rPr>
+          <w:rStyle w:val="Hyperlink"/>
+          <w:lang w:val="en-US"/>
+        </w:rPr>
+        <w:t>https://docs.docker.com/reference/cli/docker/container/run/#interactive</w:t>
+      </w:r>
+      <w:r>
+        <w:rPr>
+          <w:rStyle w:val="Hyperlink"/>
+          <w:lang w:val="en-US"/>
+        </w:rPr>
+        <w:fldChar w:fldCharType="end"/>
+      </w:r>
+    </w:p>
+    <w:p>
+      <w:pPr>
+        <w:pStyle w:val="Normal"/>
+        <w:rPr>
+          <w:lang w:val="en-US"/>
+        </w:rPr>
+      </w:pPr>
+      <w:r>
+        <w:rPr>
+          <w:lang w:val="en-US"/>
+        </w:rPr>
+      </w:r>
+    </w:p>
+    <w:p>
+      <w:pPr>
+        <w:pStyle w:val="Normal"/>
+        <w:rPr>
+          <w:lang w:val="en-US"/>
+        </w:rPr>
+      </w:pPr>
+      <w:r>
+        <w:rPr>
+          <w:lang w:val="en-US"/>
+        </w:rPr>
+      </w:r>
+    </w:p>
+    <w:p>
+      <w:pPr>
+        <w:pStyle w:val="Normal"/>
+        <w:rPr>
+          <w:lang w:val="en-US"/>
+        </w:rPr>
+      </w:pPr>
+      <w:r>
+        <w:rPr>
+          <w:lang w:val="en-US"/>
+        </w:rPr>
+      </w:r>
+    </w:p>
+    <w:p>
+      <w:pPr>
+        <w:pStyle w:val="Normal"/>
+        <w:rPr>
+          <w:lang w:val="en-US"/>
+        </w:rPr>
+      </w:pPr>
+      <w:r>
+        <w:rPr>
+          <w:lang w:val="en-US"/>
+        </w:rPr>
+      </w:r>
+    </w:p>
+    <w:p>
+      <w:pPr>
+        <w:pStyle w:val="Normal"/>
+        <w:rPr>
+          <w:lang w:val="en-US"/>
+        </w:rPr>
+      </w:pPr>
+      <w:r>
+        <w:rPr>
+          <w:lang w:val="en-US"/>
+        </w:rPr>
+      </w:r>
+    </w:p>
+    <w:p>
+      <w:pPr>
+        <w:pStyle w:val="Normal"/>
+        <w:rPr>
+          <w:lang w:val="en-US"/>
+        </w:rPr>
+      </w:pPr>
+      <w:r>
+        <w:rPr>
+          <w:lang w:val="en-US"/>
+        </w:rPr>
+      </w:r>
+    </w:p>
+    <w:p>
+      <w:pPr>
+        <w:pStyle w:val="Normal"/>
+        <w:rPr/>
+      </w:pPr>
+      <w:r>
+        <w:rPr/>
+      </w:r>
+    </w:p>
+    <w:p>
+      <w:pPr>
+        <w:pStyle w:val="Normal"/>
+        <w:rPr/>
+      </w:pPr>
+      <w:r>
+        <w:rPr/>
       </w:r>
       <w:r>
         <w:br w:type="page"/>
@@ -4619,7 +7094,7 @@
           <w:ilvl w:val="0"/>
           <w:numId w:val="4"/>
         </w:numPr>
-        <w:overflowPunct w:val="false"/>
+        <w:overflowPunct w:val="true"/>
         <w:spacing w:lineRule="auto" w:line="276" w:before="0" w:after="0"/>
         <w:ind w:hanging="357" w:left="357"/>
         <w:contextualSpacing/>
@@ -4632,68 +7107,8 @@
           <w:lang w:val="bg-BG" w:eastAsia="en-US" w:bidi="ar-SA"/>
         </w:rPr>
       </w:pPr>
-      <w:bookmarkStart w:id="23" w:name="__RefHeading___Toc2749_4158184810"/>
-      <w:bookmarkEnd w:id="23"/>
-      <w:r>
-        <w:rPr>
-          <w:b/>
-          <w:bCs/>
-          <w:sz w:val="32"/>
-          <w:szCs w:val="32"/>
-          <w:lang w:val="bg-BG" w:eastAsia="en-US" w:bidi="ar-SA"/>
-        </w:rPr>
-        <w:t>Използвана литература</w:t>
-      </w:r>
-    </w:p>
-    <w:p>
-      <w:pPr>
-        <w:pStyle w:val="Normal"/>
-        <w:rPr>
-          <w:lang w:val="bg-BG" w:eastAsia="en-US" w:bidi="ar-SA"/>
-        </w:rPr>
-      </w:pPr>
-      <w:r>
-        <w:rPr>
-          <w:lang w:val="bg-BG" w:eastAsia="en-US" w:bidi="ar-SA"/>
-        </w:rPr>
-        <w:t xml:space="preserve">7. Архитектура на системата и отдалечен достъп </w:t>
-      </w:r>
-    </w:p>
-    <w:p>
-      <w:pPr>
-        <w:pStyle w:val="Normal"/>
-        <w:rPr/>
-      </w:pPr>
-      <w:r>
-        <w:rPr/>
-        <w:t xml:space="preserve">[1] </w:t>
-      </w:r>
-      <w:r>
-        <w:br w:type="page"/>
-      </w:r>
-    </w:p>
-    <w:p>
-      <w:pPr>
-        <w:pStyle w:val="ListParagraph"/>
-        <w:numPr>
-          <w:ilvl w:val="0"/>
-          <w:numId w:val="4"/>
-        </w:numPr>
-        <w:overflowPunct w:val="false"/>
-        <w:spacing w:lineRule="auto" w:line="276" w:before="0" w:after="0"/>
-        <w:ind w:hanging="357" w:left="357"/>
-        <w:contextualSpacing/>
-        <w:outlineLvl w:val="0"/>
-        <w:rPr>
-          <w:b/>
-          <w:bCs/>
-          <w:sz w:val="32"/>
-          <w:szCs w:val="28"/>
-          <w:lang w:val="bg-BG" w:eastAsia="en-US" w:bidi="ar-SA"/>
-        </w:rPr>
-      </w:pPr>
-      <w:bookmarkStart w:id="24" w:name="__RefHeading___Toc971_4158184810"/>
-      <w:bookmarkEnd w:id="24"/>
+      <w:bookmarkStart w:id="25" w:name="__RefHeading___Toc971_4158184810"/>
+      <w:bookmarkEnd w:id="25"/>
       <w:r>
         <w:rPr>
           <w:b/>
@@ -5797,7 +8212,7 @@
     <w:pPr>
       <w:widowControl/>
       <w:suppressAutoHyphens w:val="true"/>
-      <w:overflowPunct w:val="true"/>
+      <w:overflowPunct w:val="false"/>
       <w:bidi w:val="0"/>
       <w:spacing w:lineRule="auto" w:line="240" w:before="0" w:after="120"/>
       <w:ind w:firstLine="567"/>
@@ -6223,6 +8638,21 @@
     <w:qFormat/>
     <w:rPr/>
   </w:style>
+  <w:style w:type="character" w:styleId="FollowedHyperlink">
+    <w:name w:val="FollowedHyperlink"/>
+    <w:rPr>
+      <w:color w:val="800000"/>
+      <w:u w:val="single"/>
+    </w:rPr>
+  </w:style>
+  <w:style w:type="character" w:styleId="Strong">
+    <w:name w:val="Strong"/>
+    <w:qFormat/>
+    <w:rPr>
+      <w:b/>
+      <w:bCs/>
+    </w:rPr>
+  </w:style>
   <w:style w:type="paragraph" w:styleId="Heading">
     <w:name w:val="Heading"/>
     <w:basedOn w:val="Normal"/>

--- a/Zapiska_Georgi_Chaparov.docx
+++ b/Zapiska_Georgi_Chaparov.docx
@@ -2140,16 +2140,17 @@
             </w:rPr>
             <w:fldChar w:fldCharType="separate"/>
           </w:r>
-          <w:hyperlink w:anchor="__RefHeading___Toc279_4158184810" w:tooltip="Анoтaция">
-            <w:r>
-              <w:rPr>
-                <w:rStyle w:val="IndexLink"/>
-              </w:rPr>
-              <w:t>1. Анoтaция</w:t>
-              <w:tab/>
-              <w:t>8</w:t>
-            </w:r>
-          </w:hyperlink>
+          <w:r>
+            <w:rPr>
+              <w:rStyle w:val="IndexLink"/>
+            </w:rPr>
+            <w:t>1. Анoтaция</w:t>
+          </w:r>
+          <w:r>
+            <w:rPr/>
+            <w:tab/>
+            <w:t>8</w:t>
+          </w:r>
         </w:p>
         <w:p>
           <w:pPr>
@@ -2160,16 +2161,12 @@
             </w:tabs>
             <w:rPr/>
           </w:pPr>
-          <w:hyperlink w:anchor="__RefHeading___Toc957_4158184810" w:tooltip="Увод">
-            <w:r>
-              <w:rPr>
-                <w:rStyle w:val="IndexLink"/>
-              </w:rPr>
-              <w:t>2. Увод</w:t>
-              <w:tab/>
-              <w:t>9</w:t>
-            </w:r>
-          </w:hyperlink>
+          <w:r>
+            <w:rPr/>
+            <w:t>2. Увод</w:t>
+            <w:tab/>
+            <w:t>9</w:t>
+          </w:r>
         </w:p>
         <w:p>
           <w:pPr>
@@ -2180,16 +2177,12 @@
             </w:tabs>
             <w:rPr/>
           </w:pPr>
-          <w:hyperlink w:anchor="__RefHeading___Toc959_4158184810" w:tooltip="Обзор на съществуващи решения">
-            <w:r>
-              <w:rPr>
-                <w:rStyle w:val="IndexLink"/>
-              </w:rPr>
-              <w:t>3. Обзор на съществуващи решения</w:t>
-              <w:tab/>
-              <w:t>10</w:t>
-            </w:r>
-          </w:hyperlink>
+          <w:r>
+            <w:rPr/>
+            <w:t>3. Обзор на съществуващи решения</w:t>
+            <w:tab/>
+            <w:t>10</w:t>
+          </w:r>
         </w:p>
         <w:p>
           <w:pPr>
@@ -2200,16 +2193,12 @@
             </w:tabs>
             <w:rPr/>
           </w:pPr>
-          <w:hyperlink w:anchor="__RefHeading___Toc961_4158184810" w:tooltip="Поставени цели и задачи">
-            <w:r>
-              <w:rPr>
-                <w:rStyle w:val="IndexLink"/>
-              </w:rPr>
-              <w:t>4. Поставени цели и задачи</w:t>
-              <w:tab/>
-              <w:t>11</w:t>
-            </w:r>
-          </w:hyperlink>
+          <w:r>
+            <w:rPr/>
+            <w:t>4. Поставени цели и задачи</w:t>
+            <w:tab/>
+            <w:t>11</w:t>
+          </w:r>
         </w:p>
         <w:p>
           <w:pPr>
@@ -2220,16 +2209,12 @@
             </w:tabs>
             <w:rPr/>
           </w:pPr>
-          <w:hyperlink w:anchor="__RefHeading___Toc965_4158184810" w:tooltip="Описание на експеримент и хардуер за събиране на данните">
-            <w:r>
-              <w:rPr>
-                <w:rStyle w:val="IndexLink"/>
-              </w:rPr>
-              <w:t>5. Описание на експеримент и хардуер за събиране на данните</w:t>
-              <w:tab/>
-              <w:t>12</w:t>
-            </w:r>
-          </w:hyperlink>
+          <w:r>
+            <w:rPr/>
+            <w:t>5. Описание на експеримент и хардуер за събиране на данните</w:t>
+            <w:tab/>
+            <w:t>12</w:t>
+          </w:r>
         </w:p>
         <w:p>
           <w:pPr>
@@ -2240,16 +2225,12 @@
             </w:tabs>
             <w:rPr/>
           </w:pPr>
-          <w:hyperlink w:anchor="__RefHeading___Toc969_4158184810" w:tooltip="Софтуер за класифициране на данните">
-            <w:r>
-              <w:rPr>
-                <w:rStyle w:val="IndexLink"/>
-              </w:rPr>
-              <w:t>6. Софтуер за класифициране на данните</w:t>
-              <w:tab/>
-              <w:t>13</w:t>
-            </w:r>
-          </w:hyperlink>
+          <w:r>
+            <w:rPr/>
+            <w:t>6. Софтуер за класифициране на данните</w:t>
+            <w:tab/>
+            <w:t>14</w:t>
+          </w:r>
         </w:p>
         <w:p>
           <w:pPr>
@@ -2260,16 +2241,12 @@
             </w:tabs>
             <w:rPr/>
           </w:pPr>
-          <w:hyperlink w:anchor="__RefHeading___Toc2735_4158184810" w:tooltip="Изисквания, архитектура и организация на данните">
-            <w:r>
-              <w:rPr>
-                <w:rStyle w:val="IndexLink"/>
-              </w:rPr>
-              <w:t>6.1. Изисквания, архитектура и организация на данните</w:t>
-              <w:tab/>
-              <w:t>13</w:t>
-            </w:r>
-          </w:hyperlink>
+          <w:r>
+            <w:rPr/>
+            <w:t>6.1. Изисквания, архитектура и организация на данните</w:t>
+            <w:tab/>
+            <w:t>14</w:t>
+          </w:r>
         </w:p>
         <w:p>
           <w:pPr>
@@ -2280,16 +2257,12 @@
             </w:tabs>
             <w:rPr/>
           </w:pPr>
-          <w:hyperlink w:anchor="__RefHeading___Toc2737_4158184810" w:tooltip="Избор на език и среда за програмиране">
-            <w:r>
-              <w:rPr>
-                <w:rStyle w:val="IndexLink"/>
-              </w:rPr>
-              <w:t>6.2. Избор на език и среда за програмиране</w:t>
-              <w:tab/>
-              <w:t>13</w:t>
-            </w:r>
-          </w:hyperlink>
+          <w:r>
+            <w:rPr/>
+            <w:t>6.2. Избор на език и среда за програмиране</w:t>
+            <w:tab/>
+            <w:t>14</w:t>
+          </w:r>
         </w:p>
         <w:p>
           <w:pPr>
@@ -2300,16 +2273,12 @@
             </w:tabs>
             <w:rPr/>
           </w:pPr>
-          <w:hyperlink w:anchor="__RefHeading___Toc2739_4158184810" w:tooltip="Реализация на програмната система">
-            <w:r>
-              <w:rPr>
-                <w:rStyle w:val="IndexLink"/>
-              </w:rPr>
-              <w:t>6.3. Реализация на програмната система</w:t>
-              <w:tab/>
-              <w:t>13</w:t>
-            </w:r>
-          </w:hyperlink>
+          <w:r>
+            <w:rPr/>
+            <w:t>6.3. Реализация на програмната система</w:t>
+            <w:tab/>
+            <w:t>14</w:t>
+          </w:r>
         </w:p>
         <w:p>
           <w:pPr>
@@ -2320,16 +2289,12 @@
             </w:tabs>
             <w:rPr/>
           </w:pPr>
-          <w:hyperlink w:anchor="__RefHeading___Toc2741_4158184810" w:tooltip="Описание на програмните модули">
-            <w:r>
-              <w:rPr>
-                <w:rStyle w:val="IndexLink"/>
-              </w:rPr>
-              <w:t>6.3.1. Описание на програмните модули</w:t>
-              <w:tab/>
-              <w:t>13</w:t>
-            </w:r>
-          </w:hyperlink>
+          <w:r>
+            <w:rPr/>
+            <w:t>6.3.1. Описание на програмните модули</w:t>
+            <w:tab/>
+            <w:t>14</w:t>
+          </w:r>
         </w:p>
         <w:p>
           <w:pPr>
@@ -2340,16 +2305,12 @@
             </w:tabs>
             <w:rPr/>
           </w:pPr>
-          <w:hyperlink w:anchor="__RefHeading___Toc2743_4158184810" w:tooltip="Структура и организация на програмния интерфейс">
-            <w:r>
-              <w:rPr>
-                <w:rStyle w:val="IndexLink"/>
-              </w:rPr>
-              <w:t>6.3.2. Структура и организация на програмния интерфейс</w:t>
-              <w:tab/>
-              <w:t>13</w:t>
-            </w:r>
-          </w:hyperlink>
+          <w:r>
+            <w:rPr/>
+            <w:t>6.3.2. Структура и организация на програмния интерфейс</w:t>
+            <w:tab/>
+            <w:t>14</w:t>
+          </w:r>
         </w:p>
         <w:p>
           <w:pPr>
@@ -2360,16 +2321,12 @@
             </w:tabs>
             <w:rPr/>
           </w:pPr>
-          <w:hyperlink w:anchor="__RefHeading___Toc2745_4158184810" w:tooltip="Формат на входните и изходните данни">
-            <w:r>
-              <w:rPr>
-                <w:rStyle w:val="IndexLink"/>
-              </w:rPr>
-              <w:t>6.4. Формат на входните и изходните данни</w:t>
-              <w:tab/>
-              <w:t>13</w:t>
-            </w:r>
-          </w:hyperlink>
+          <w:r>
+            <w:rPr/>
+            <w:t>6.4. Формат на входните и изходните данни</w:t>
+            <w:tab/>
+            <w:t>14</w:t>
+          </w:r>
         </w:p>
         <w:p>
           <w:pPr>
@@ -2380,16 +2337,12 @@
             </w:tabs>
             <w:rPr/>
           </w:pPr>
-          <w:hyperlink w:anchor="__RefHeading___Toc10516_4158184810" w:tooltip="Архитектура на системата и отдалечен достъп">
-            <w:r>
-              <w:rPr>
-                <w:rStyle w:val="IndexLink"/>
-              </w:rPr>
-              <w:t>7. Архитектура на системата и отдалечен достъп</w:t>
-              <w:tab/>
-              <w:t>14</w:t>
-            </w:r>
-          </w:hyperlink>
+          <w:r>
+            <w:rPr/>
+            <w:t>7. Среда за разработка и отдалечен достъп</w:t>
+            <w:tab/>
+            <w:t>15</w:t>
+          </w:r>
         </w:p>
         <w:p>
           <w:pPr>
@@ -2400,16 +2353,12 @@
             </w:tabs>
             <w:rPr/>
           </w:pPr>
-          <w:hyperlink w:anchor="__RefHeading___Toc2865_1987151165" w:tooltip="Създаване на Docker образ">
-            <w:r>
-              <w:rPr>
-                <w:rStyle w:val="IndexLink"/>
-              </w:rPr>
-              <w:t>7.1. Създаване на Docker образ</w:t>
-              <w:tab/>
-              <w:t>14</w:t>
-            </w:r>
-          </w:hyperlink>
+          <w:r>
+            <w:rPr/>
+            <w:t>7.1. Създаване на Docker образ</w:t>
+            <w:tab/>
+            <w:t>15</w:t>
+          </w:r>
         </w:p>
         <w:p>
           <w:pPr>
@@ -2420,16 +2369,12 @@
             </w:tabs>
             <w:rPr/>
           </w:pPr>
-          <w:hyperlink w:anchor="__RefHeading___Toc5688_4158184810" w:tooltip="Създаване и обучение на модела">
-            <w:r>
-              <w:rPr>
-                <w:rStyle w:val="IndexLink"/>
-              </w:rPr>
-              <w:t>8. Създаване и обучение на модела</w:t>
-              <w:tab/>
-              <w:t>19</w:t>
-            </w:r>
-          </w:hyperlink>
+          <w:r>
+            <w:rPr/>
+            <w:t>8. Създаване и обучение на модела</w:t>
+            <w:tab/>
+            <w:t>20</w:t>
+          </w:r>
         </w:p>
         <w:p>
           <w:pPr>
@@ -2440,16 +2385,12 @@
             </w:tabs>
             <w:rPr/>
           </w:pPr>
-          <w:hyperlink w:anchor="__RefHeading___Toc967_4158184810" w:tooltip="Предварителна обработка на данните">
-            <w:r>
-              <w:rPr>
-                <w:rStyle w:val="IndexLink"/>
-              </w:rPr>
-              <w:t>8.1. Предварителна обработка на данните</w:t>
-              <w:tab/>
-              <w:t>19</w:t>
-            </w:r>
-          </w:hyperlink>
+          <w:r>
+            <w:rPr/>
+            <w:t>8.1. Предварителна обработка на данните</w:t>
+            <w:tab/>
+            <w:t>20</w:t>
+          </w:r>
         </w:p>
         <w:p>
           <w:pPr>
@@ -2460,16 +2401,12 @@
             </w:tabs>
             <w:rPr/>
           </w:pPr>
-          <w:hyperlink w:anchor="__RefHeading___Toc5690_4158184810" w:tooltip="Избор на модел за машинно обучение">
-            <w:r>
-              <w:rPr>
-                <w:rStyle w:val="IndexLink"/>
-              </w:rPr>
-              <w:t>8.2. Избор на модел за машинно обучение</w:t>
-              <w:tab/>
-              <w:t>19</w:t>
-            </w:r>
-          </w:hyperlink>
+          <w:r>
+            <w:rPr/>
+            <w:t>8.2. Избор на модел за машинно обучение</w:t>
+            <w:tab/>
+            <w:t>20</w:t>
+          </w:r>
         </w:p>
         <w:p>
           <w:pPr>
@@ -2480,16 +2417,12 @@
             </w:tabs>
             <w:rPr/>
           </w:pPr>
-          <w:hyperlink w:anchor="__RefHeading___Toc5692_4158184810" w:tooltip="Методология на обучението">
-            <w:r>
-              <w:rPr>
-                <w:rStyle w:val="IndexLink"/>
-              </w:rPr>
-              <w:t>8.3. Методология на обучението</w:t>
-              <w:tab/>
-              <w:t>19</w:t>
-            </w:r>
-          </w:hyperlink>
+          <w:r>
+            <w:rPr/>
+            <w:t>8.3. Методология на обучението</w:t>
+            <w:tab/>
+            <w:t>20</w:t>
+          </w:r>
         </w:p>
         <w:p>
           <w:pPr>
@@ -2500,16 +2433,12 @@
             </w:tabs>
             <w:rPr/>
           </w:pPr>
-          <w:hyperlink w:anchor="__RefHeading___Toc10518_4158184810" w:tooltip="Сравнение между CNN и Transformer модел">
-            <w:r>
-              <w:rPr>
-                <w:rStyle w:val="IndexLink"/>
-              </w:rPr>
-              <w:t>9. Сравнение между CNN и Transformer модел</w:t>
-              <w:tab/>
-              <w:t>20</w:t>
-            </w:r>
-          </w:hyperlink>
+          <w:r>
+            <w:rPr/>
+            <w:t>9. Сравнение между CNN и Transformer модел</w:t>
+            <w:tab/>
+            <w:t>21</w:t>
+          </w:r>
         </w:p>
         <w:p>
           <w:pPr>
@@ -2520,16 +2449,12 @@
             </w:tabs>
             <w:rPr/>
           </w:pPr>
-          <w:hyperlink w:anchor="__RefHeading___Toc10520_4158184810" w:tooltip="Резултати при различна продължителност на записите">
-            <w:r>
-              <w:rPr>
-                <w:rStyle w:val="IndexLink"/>
-              </w:rPr>
-              <w:t>10. Резултати при различна продължителност на записите</w:t>
-              <w:tab/>
-              <w:t>21</w:t>
-            </w:r>
-          </w:hyperlink>
+          <w:r>
+            <w:rPr/>
+            <w:t>10. Резултати при различна продължителност на записите</w:t>
+            <w:tab/>
+            <w:t>22</w:t>
+          </w:r>
         </w:p>
         <w:p>
           <w:pPr>
@@ -2540,16 +2465,12 @@
             </w:tabs>
             <w:rPr/>
           </w:pPr>
-          <w:hyperlink w:anchor="__RefHeading___Toc5694_4158184810" w:tooltip="Основни резултати">
-            <w:r>
-              <w:rPr>
-                <w:rStyle w:val="IndexLink"/>
-              </w:rPr>
-              <w:t>11. Основни резултати</w:t>
-              <w:tab/>
-              <w:t>22</w:t>
-            </w:r>
-          </w:hyperlink>
+          <w:r>
+            <w:rPr/>
+            <w:t>11. Основни резултати</w:t>
+            <w:tab/>
+            <w:t>23</w:t>
+          </w:r>
         </w:p>
         <w:p>
           <w:pPr>
@@ -2560,16 +2481,12 @@
             </w:tabs>
             <w:rPr/>
           </w:pPr>
-          <w:hyperlink w:anchor="__RefHeading___Toc5696_4158184810" w:tooltip="Изводи и препоръки">
-            <w:r>
-              <w:rPr>
-                <w:rStyle w:val="IndexLink"/>
-              </w:rPr>
-              <w:t>12. Изводи и препоръки</w:t>
-              <w:tab/>
-              <w:t>23</w:t>
-            </w:r>
-          </w:hyperlink>
+          <w:r>
+            <w:rPr/>
+            <w:t>12. Изводи и препоръки</w:t>
+            <w:tab/>
+            <w:t>24</w:t>
+          </w:r>
         </w:p>
         <w:p>
           <w:pPr>
@@ -2580,16 +2497,12 @@
             </w:tabs>
             <w:rPr/>
           </w:pPr>
-          <w:hyperlink w:anchor="__RefHeading___Toc2749_4158184810" w:tooltip="Използвана литература">
-            <w:r>
-              <w:rPr>
-                <w:rStyle w:val="IndexLink"/>
-              </w:rPr>
-              <w:t>13. Използвана литература</w:t>
-              <w:tab/>
-              <w:t>24</w:t>
-            </w:r>
-          </w:hyperlink>
+          <w:r>
+            <w:rPr/>
+            <w:t>13. Използвана литература</w:t>
+            <w:tab/>
+            <w:t>25</w:t>
+          </w:r>
         </w:p>
         <w:p>
           <w:pPr>
@@ -2600,20 +2513,14 @@
             </w:tabs>
             <w:rPr/>
           </w:pPr>
-          <w:hyperlink w:anchor="__RefHeading___Toc971_4158184810" w:tooltip="Приложения">
-            <w:r>
-              <w:rPr>
-                <w:rStyle w:val="IndexLink"/>
-              </w:rPr>
-              <w:t>14. Приложения</w:t>
-              <w:tab/>
-              <w:t>25</w:t>
-            </w:r>
-          </w:hyperlink>
           <w:r>
-            <w:rPr>
-              <w:rStyle w:val="IndexLink"/>
-            </w:rPr>
+            <w:rPr/>
+            <w:t>14. Приложения</w:t>
+            <w:tab/>
+            <w:t>26</w:t>
+          </w:r>
+          <w:r>
+            <w:rPr/>
             <w:fldChar w:fldCharType="end"/>
           </w:r>
         </w:p>
@@ -2784,7 +2691,9 @@
       <w:pPr>
         <w:pStyle w:val="Normal"/>
         <w:spacing w:lineRule="auto" w:line="360"/>
-        <w:rPr/>
+        <w:rPr>
+          <w:lang w:val="bg-BG" w:eastAsia="en-US" w:bidi="ar-SA"/>
+        </w:rPr>
       </w:pPr>
       <w:r>
         <w:rPr>
@@ -2846,7 +2755,9 @@
       <w:pPr>
         <w:pStyle w:val="Normal"/>
         <w:spacing w:lineRule="auto" w:line="360"/>
-        <w:rPr/>
+        <w:rPr>
+          <w:lang w:val="bg-BG" w:eastAsia="en-US" w:bidi="ar-SA"/>
+        </w:rPr>
       </w:pPr>
       <w:r>
         <w:rPr>
@@ -3251,27 +3162,7 @@
           <w:szCs w:val="32"/>
           <w:lang w:val="bg-BG" w:eastAsia="en-US" w:bidi="ar-SA"/>
         </w:rPr>
-        <w:t xml:space="preserve">Описание на експеримент </w:t>
-      </w:r>
-      <w:r>
-        <w:rPr>
-          <w:b/>
-          <w:bCs/>
-          <w:sz w:val="32"/>
-          <w:szCs w:val="32"/>
-          <w:lang w:val="bg-BG" w:eastAsia="en-US" w:bidi="ar-SA"/>
-        </w:rPr>
-        <w:t>и хардуер</w:t>
-      </w:r>
-      <w:r>
-        <w:rPr>
-          <w:b/>
-          <w:bCs/>
-          <w:sz w:val="32"/>
-          <w:szCs w:val="32"/>
-          <w:lang w:val="bg-BG" w:eastAsia="en-US" w:bidi="ar-SA"/>
-        </w:rPr>
-        <w:t xml:space="preserve"> за събиране на данните</w:t>
+        <w:t>Описание на експеримент и хардуер за събиране на данните</w:t>
       </w:r>
     </w:p>
     <w:p>
@@ -3323,67 +3214,7 @@
         <w:rPr>
           <w:lang w:val="bg-BG"/>
         </w:rPr>
-        <w:t xml:space="preserve"> Комплект</w:t>
-      </w:r>
-      <w:r>
-        <w:rPr>
-          <w:lang w:val="bg-BG"/>
-        </w:rPr>
-        <w:t>ът</w:t>
-      </w:r>
-      <w:r>
-        <w:rPr>
-          <w:lang w:val="bg-BG"/>
-        </w:rPr>
-        <w:t xml:space="preserve"> предоставя възможност за </w:t>
-      </w:r>
-      <w:r>
-        <w:rPr>
-          <w:lang w:val="bg-BG"/>
-        </w:rPr>
-        <w:t>три</w:t>
-      </w:r>
-      <w:r>
-        <w:rPr>
-          <w:lang w:val="bg-BG"/>
-        </w:rPr>
-        <w:t xml:space="preserve"> различни постройки, като използваната тук е космически кораб с общ брой на частите – </w:t>
-      </w:r>
-      <w:r>
-        <w:rPr>
-          <w:lang w:val="bg-BG"/>
-        </w:rPr>
-        <w:t>седемдесет и две</w:t>
-      </w:r>
-      <w:r>
-        <w:rPr>
-          <w:lang w:val="bg-BG"/>
-        </w:rPr>
-        <w:t>. Общия</w:t>
-      </w:r>
-      <w:r>
-        <w:rPr>
-          <w:lang w:val="bg-BG"/>
-        </w:rPr>
-        <w:t>т</w:t>
-      </w:r>
-      <w:r>
-        <w:rPr>
-          <w:lang w:val="bg-BG"/>
-        </w:rPr>
-        <w:t xml:space="preserve"> брой инструкции в упътването е </w:t>
-      </w:r>
-      <w:r>
-        <w:rPr>
-          <w:lang w:val="bg-BG"/>
-        </w:rPr>
-        <w:t>двадесет и три</w:t>
-      </w:r>
-      <w:r>
-        <w:rPr>
-          <w:lang w:val="bg-BG"/>
-        </w:rPr>
-        <w:t xml:space="preserve">. </w:t>
+        <w:t xml:space="preserve"> Комплектът предоставя възможност за три различни постройки, като използваната тук е космически кораб с общ брой на частите – седемдесет и две. Общият брой инструкции в упътването е двадесет и три. </w:t>
       </w:r>
     </w:p>
     <w:p>
@@ -3399,31 +3230,31 @@
         <w:rPr>
           <w:lang w:val="bg-BG"/>
         </w:rPr>
-        <w:t>Всеки участник започва експеримента с всичките нужни части, събрани пред него, а упътването е пред тях. Експеримент</w:t>
-      </w:r>
-      <w:r>
-        <w:rPr>
-          <w:lang w:val="bg-BG"/>
-        </w:rPr>
-        <w:t>ът</w:t>
-      </w:r>
-      <w:r>
-        <w:rPr>
-          <w:lang w:val="bg-BG"/>
-        </w:rPr>
-        <w:t xml:space="preserve"> приключва в момента, в който участникът приключи със строенето на постройката, или щом участникът няма повече желание да продължи експеримента. В случай, че участника се е отказал от завършването на експеримента и записа е по-малък от </w:t>
-      </w:r>
-      <w:r>
-        <w:rPr>
-          <w:lang w:val="bg-BG"/>
-        </w:rPr>
-        <w:t>десет</w:t>
-      </w:r>
-      <w:r>
-        <w:rPr>
-          <w:lang w:val="bg-BG"/>
-        </w:rPr>
-        <w:t xml:space="preserve"> минути, то записът бива отхвърлен.</w:t>
+        <w:t xml:space="preserve">Преди началото на експеримента всеки участник заедно с организатора на експеримента трябва да се </w:t>
+      </w:r>
+      <w:r>
+        <w:rPr>
+          <w:lang w:val="bg-BG"/>
+        </w:rPr>
+        <w:t>подпишат</w:t>
+      </w:r>
+      <w:r>
+        <w:rPr>
+          <w:lang w:val="bg-BG"/>
+        </w:rPr>
+        <w:t xml:space="preserve"> на </w:t>
+      </w:r>
+      <w:r>
+        <w:rPr>
+          <w:lang w:val="bg-BG"/>
+        </w:rPr>
+        <w:t>договор, идентичен с Приложение А</w:t>
+      </w:r>
+      <w:r>
+        <w:rPr>
+          <w:lang w:val="bg-BG"/>
+        </w:rPr>
+        <w:t xml:space="preserve">. Договорът се изготвя и подписва в два еднообразни екземпляра – по един за всяка от страните. </w:t>
       </w:r>
     </w:p>
     <w:p>
@@ -3439,43 +3270,7 @@
         <w:rPr>
           <w:lang w:val="bg-BG"/>
         </w:rPr>
-        <w:t xml:space="preserve">Общият брой на участниците е </w:t>
-      </w:r>
-      <w:r>
-        <w:rPr>
-          <w:lang w:val="bg-BG"/>
-        </w:rPr>
-        <w:t>двадесет и осем</w:t>
-      </w:r>
-      <w:r>
-        <w:rPr>
-          <w:lang w:val="bg-BG"/>
-        </w:rPr>
-        <w:t xml:space="preserve">. Няколко от участниците проявиха желание да приключат експеримента преждевременно, но във всеки един от тези случаи, записите бяха по-дълги от </w:t>
-      </w:r>
-      <w:r>
-        <w:rPr>
-          <w:lang w:val="bg-BG"/>
-        </w:rPr>
-        <w:t>десет</w:t>
-      </w:r>
-      <w:r>
-        <w:rPr>
-          <w:lang w:val="bg-BG"/>
-        </w:rPr>
-        <w:t xml:space="preserve"> минути. Поради технически проблеми с очилата, два от записите са загубен</w:t>
-      </w:r>
-      <w:r>
-        <w:rPr>
-          <w:lang w:val="bg-BG"/>
-        </w:rPr>
-        <w:t>и</w:t>
-      </w:r>
-      <w:r>
-        <w:rPr>
-          <w:lang w:val="bg-BG"/>
-        </w:rPr>
-        <w:t>, като единствената информация от тези участници е суровите данни за техния поглед. Загубата на записа възпрепятства класифицирането на тези данни.</w:t>
+        <w:t>Всеки участник започва експеримента с всичките нужни части, събрани пред него, а упътването е пред тях. Експериментът приключва в момента, в който участникът приключи със строенето на постройката, или щом участникът няма повече желание да продължи експеримента. В случай, че участника се е отказал от завършването на експеримента и записа е по-малък от десет минути, то записът бива отхвърлен.</w:t>
       </w:r>
     </w:p>
     <w:p>
@@ -3491,7 +3286,7 @@
         <w:rPr>
           <w:lang w:val="bg-BG"/>
         </w:rPr>
-        <w:t>Общия брой на използваните записи за обучение на модела е двадесет и шест.</w:t>
+        <w:t>Общият брой на участниците е двадесет и осем. Няколко от участниците проявиха желание да приключат експеримента преждевременно, но във всеки един от тези случаи, записите бяха по-дълги от десет минути. Поради технически проблеми с очилата, два от записите са загубени, като единствената информация от тези участници е суровите данни за техния поглед. Загубата на записа възпрепятства класифицирането на тези данни.</w:t>
       </w:r>
     </w:p>
     <w:p>
@@ -3507,25 +3302,23 @@
         <w:rPr>
           <w:lang w:val="bg-BG"/>
         </w:rPr>
-        <w:t xml:space="preserve">За записване на действията на </w:t>
-      </w:r>
-      <w:r>
-        <w:rPr>
-          <w:lang w:val="bg-BG"/>
-        </w:rPr>
-        <w:t>участниците, с</w:t>
-      </w:r>
-      <w:r>
-        <w:rPr>
-          <w:lang w:val="bg-BG"/>
-        </w:rPr>
-        <w:t>а</w:t>
-      </w:r>
-      <w:r>
-        <w:rPr>
-          <w:lang w:val="bg-BG"/>
-        </w:rPr>
-        <w:t xml:space="preserve"> използвани очилата </w:t>
+        <w:t>Общия брой на използваните записи за обучение на модела е двадесет и шест.</w:t>
+      </w:r>
+    </w:p>
+    <w:p>
+      <w:pPr>
+        <w:pStyle w:val="Normal"/>
+        <w:bidi w:val="0"/>
+        <w:spacing w:lineRule="auto" w:line="360"/>
+        <w:rPr>
+          <w:lang w:val="bg-BG"/>
+        </w:rPr>
+      </w:pPr>
+      <w:r>
+        <w:rPr>
+          <w:lang w:val="bg-BG"/>
+        </w:rPr>
+        <w:t xml:space="preserve">За записване на действията на участниците, са използвани очилата </w:t>
       </w:r>
       <w:r>
         <w:rPr>
@@ -3594,17 +3387,7 @@
           <w:szCs w:val="32"/>
           <w:lang w:val="en-US"/>
         </w:rPr>
-        <w:t xml:space="preserve"> </w:t>
-      </w:r>
-      <w:r>
-        <w:rPr>
-          <w:b/>
-          <w:bCs/>
-          <w:sz w:val="32"/>
-          <w:szCs w:val="32"/>
-          <w:lang w:val="en-US"/>
-        </w:rPr>
-        <w:t>Pupil Labs</w:t>
+        <w:t xml:space="preserve"> Pupil Labs</w:t>
       </w:r>
     </w:p>
     <w:p>
@@ -3626,25 +3409,303 @@
         <w:rPr>
           <w:lang w:val="bg-BG"/>
         </w:rPr>
-        <w:t xml:space="preserve">представлява рамка на очила с вграден модул между двете </w:t>
-      </w:r>
-      <w:r>
-        <w:rPr>
-          <w:lang w:val="bg-BG"/>
-        </w:rPr>
-        <w:t>лещи</w:t>
-      </w:r>
-      <w:r>
-        <w:rPr>
-          <w:lang w:val="bg-BG"/>
+        <w:t xml:space="preserve">представлява рамка на очила с вграден модул между двете лещи. </w:t>
+      </w:r>
+    </w:p>
+    <w:p>
+      <w:pPr>
+        <w:pStyle w:val="Normal"/>
+        <w:bidi w:val="0"/>
+        <w:spacing w:lineRule="auto" w:line="360"/>
+        <w:rPr>
+          <w:lang w:val="en-US"/>
+        </w:rPr>
+      </w:pPr>
+      <w:r>
+        <w:rPr>
+          <w:lang w:val="bg-BG"/>
+        </w:rPr>
+        <w:t>Очилата разполагат с камера, която гледа напред и записва това, което вижда човека, който ги носи. Резолюцията на тази камера е 1600</w:t>
+      </w:r>
+      <w:r>
+        <w:rPr>
+          <w:lang w:val="en-US"/>
+        </w:rPr>
+        <w:t>px</w:t>
+      </w:r>
+      <w:r>
+        <w:rPr>
+          <w:lang w:val="bg-BG"/>
+        </w:rPr>
+        <w:t xml:space="preserve"> на 1200</w:t>
+      </w:r>
+      <w:r>
+        <w:rPr>
+          <w:lang w:val="en-US"/>
+        </w:rPr>
+        <w:t>px</w:t>
+      </w:r>
+      <w:r>
+        <w:rPr>
+          <w:lang w:val="bg-BG"/>
+        </w:rPr>
+        <w:t xml:space="preserve"> и работи на честота от 30</w:t>
+      </w:r>
+      <w:r>
+        <w:rPr>
+          <w:lang w:val="en-US"/>
+        </w:rPr>
+        <w:t xml:space="preserve">Hz. </w:t>
+      </w:r>
+      <w:r>
+        <w:rPr>
+          <w:lang w:val="bg-BG"/>
+        </w:rPr>
+        <w:t xml:space="preserve">Ъгъла на видимост по хоризонтала е 103°, по вертикала 77°, а по хоризонтала 128°. </w:t>
+      </w:r>
+      <w:r>
+        <w:rPr>
+          <w:lang w:val="en-US"/>
+        </w:rPr>
+        <w:t>[3]</w:t>
+      </w:r>
+    </w:p>
+    <w:p>
+      <w:pPr>
+        <w:pStyle w:val="Normal"/>
+        <w:bidi w:val="0"/>
+        <w:spacing w:lineRule="auto" w:line="360"/>
+        <w:rPr>
+          <w:lang w:val="en-US"/>
+        </w:rPr>
+      </w:pPr>
+      <w:r>
+        <w:rPr>
+          <w:lang w:val="bg-BG"/>
+        </w:rPr>
+        <w:t>Очилата имат два инфрачервени сензора като всеки един от тях следи по едно око. Резолюцията на един от тях е 192</w:t>
+      </w:r>
+      <w:r>
+        <w:rPr>
+          <w:lang w:val="en-US"/>
+        </w:rPr>
+        <w:t>px</w:t>
+      </w:r>
+      <w:r>
+        <w:rPr>
+          <w:lang w:val="bg-BG"/>
+        </w:rPr>
+        <w:t xml:space="preserve"> на 192</w:t>
+      </w:r>
+      <w:r>
+        <w:rPr>
+          <w:lang w:val="en-US"/>
+        </w:rPr>
+        <w:t xml:space="preserve">px, </w:t>
+      </w:r>
+      <w:r>
+        <w:rPr>
+          <w:lang w:val="bg-BG"/>
+        </w:rPr>
+        <w:t>а работната честота е 200</w:t>
+      </w:r>
+      <w:r>
+        <w:rPr>
+          <w:lang w:val="en-US"/>
+        </w:rPr>
+        <w:t>Hz. [3]</w:t>
+      </w:r>
+    </w:p>
+    <w:p>
+      <w:pPr>
+        <w:pStyle w:val="Normal"/>
+        <w:bidi w:val="0"/>
+        <w:spacing w:lineRule="auto" w:line="360"/>
+        <w:rPr>
+          <w:lang w:val="bg-BG" w:eastAsia="en-US" w:bidi="ar-SA"/>
+        </w:rPr>
+      </w:pPr>
+      <w:r>
+        <w:rPr>
+          <w:lang w:val="bg-BG" w:eastAsia="en-US" w:bidi="ar-SA"/>
+        </w:rPr>
+        <w:t>Друга важна характеристика е инерциалния измервателен модул. Той разполага с акселерометър, магнитометър и жироскоп.</w:t>
+      </w:r>
+      <w:r>
+        <w:rPr>
+          <w:lang w:val="en-US" w:eastAsia="en-US" w:bidi="ar-SA"/>
+        </w:rPr>
+        <w:t xml:space="preserve"> </w:t>
+      </w:r>
+      <w:r>
+        <w:rPr>
+          <w:lang w:val="bg-BG" w:eastAsia="en-US" w:bidi="ar-SA"/>
+        </w:rPr>
+        <w:t>Благодарение на него, движенията на главата се записват с честота 110</w:t>
+      </w:r>
+      <w:r>
+        <w:rPr>
+          <w:lang w:val="en-US" w:eastAsia="en-US" w:bidi="ar-SA"/>
+        </w:rPr>
+        <w:t>Hz</w:t>
+      </w:r>
+      <w:r>
+        <w:rPr>
+          <w:lang w:val="bg-BG" w:eastAsia="en-US" w:bidi="ar-SA"/>
         </w:rPr>
         <w:t xml:space="preserve">. </w:t>
       </w:r>
       <w:r>
         <w:rPr>
-          <w:lang w:val="bg-BG"/>
-        </w:rPr>
-        <w:t xml:space="preserve">Разполага с камера, която гледа напред и записва това, което вижда човека, който ги носи. </w:t>
+          <w:lang w:val="en-US" w:eastAsia="en-US" w:bidi="ar-SA"/>
+        </w:rPr>
+        <w:t>[3]</w:t>
+      </w:r>
+    </w:p>
+    <w:p>
+      <w:pPr>
+        <w:pStyle w:val="Normal"/>
+        <w:bidi w:val="0"/>
+        <w:spacing w:lineRule="auto" w:line="360"/>
+        <w:rPr>
+          <w:lang w:val="bg-BG" w:eastAsia="en-US" w:bidi="ar-SA"/>
+        </w:rPr>
+      </w:pPr>
+      <w:r>
+        <w:rPr>
+          <w:lang w:val="bg-BG" w:eastAsia="en-US" w:bidi="ar-SA"/>
+        </w:rPr>
+        <w:t xml:space="preserve">Друго, с което разполагат очилата е два стерео микрофона, но те не са използвани по време на събирането на данните. </w:t>
+      </w:r>
+      <w:r>
+        <w:rPr>
+          <w:lang w:val="en-US" w:eastAsia="en-US" w:bidi="ar-SA"/>
+        </w:rPr>
+        <w:t>[3]</w:t>
+      </w:r>
+    </w:p>
+    <w:p>
+      <w:pPr>
+        <w:pStyle w:val="Normal"/>
+        <w:bidi w:val="0"/>
+        <w:spacing w:lineRule="auto" w:line="360"/>
+        <w:rPr>
+          <w:lang w:val="en-US" w:eastAsia="en-US" w:bidi="ar-SA"/>
+        </w:rPr>
+      </w:pPr>
+      <w:r>
+        <w:rPr>
+          <w:lang w:val="en-US" w:eastAsia="en-US" w:bidi="ar-SA"/>
+        </w:rPr>
+        <w:t xml:space="preserve">NeoNet </w:t>
+      </w:r>
+      <w:r>
+        <w:rPr>
+          <w:lang w:val="bg-BG" w:eastAsia="en-US" w:bidi="ar-SA"/>
+        </w:rPr>
+        <w:t xml:space="preserve">е името на машинно обучения модел, на който се подават данните от инфрачервените камери. Именно той връща информацията за поглед, мигания, диаметър на зеницата, ориентация и позиция на очите и отвор на клепача. </w:t>
+      </w:r>
+      <w:r>
+        <w:rPr>
+          <w:lang w:val="en-US" w:eastAsia="en-US" w:bidi="ar-SA"/>
+        </w:rPr>
+        <w:t>[4]</w:t>
+      </w:r>
+    </w:p>
+    <w:p>
+      <w:pPr>
+        <w:pStyle w:val="Normal"/>
+        <w:bidi w:val="0"/>
+        <w:spacing w:lineRule="auto" w:line="360"/>
+        <w:rPr>
+          <w:lang w:val="bg-BG" w:eastAsia="en-US" w:bidi="ar-SA"/>
+        </w:rPr>
+      </w:pPr>
+      <w:r>
+        <w:rPr>
+          <w:lang w:val="bg-BG" w:eastAsia="en-US" w:bidi="ar-SA"/>
+        </w:rPr>
+        <w:t xml:space="preserve">Очилата разполагат с </w:t>
+      </w:r>
+      <w:r>
+        <w:rPr>
+          <w:lang w:val="en-US" w:eastAsia="en-US" w:bidi="ar-SA"/>
+        </w:rPr>
+        <w:t xml:space="preserve">USB-C 2.0 </w:t>
+      </w:r>
+      <w:r>
+        <w:rPr>
+          <w:lang w:val="bg-BG" w:eastAsia="en-US" w:bidi="ar-SA"/>
+        </w:rPr>
+        <w:t xml:space="preserve">порт за зареждане и предаване на данните в реално време към мобилното приложение – </w:t>
+      </w:r>
+      <w:r>
+        <w:rPr>
+          <w:lang w:val="en-US" w:eastAsia="en-US" w:bidi="ar-SA"/>
+        </w:rPr>
+        <w:t>Neon Companion [3]</w:t>
+      </w:r>
+    </w:p>
+    <w:p>
+      <w:pPr>
+        <w:pStyle w:val="Normal"/>
+        <w:bidi w:val="0"/>
+        <w:spacing w:lineRule="auto" w:line="360"/>
+        <w:rPr>
+          <w:lang w:val="en-US" w:eastAsia="en-US" w:bidi="ar-SA"/>
+        </w:rPr>
+      </w:pPr>
+      <w:r>
+        <w:rPr>
+          <w:lang w:val="en-US" w:eastAsia="en-US" w:bidi="ar-SA"/>
+        </w:rPr>
+        <w:t xml:space="preserve">Neon Companion </w:t>
+      </w:r>
+      <w:r>
+        <w:rPr>
+          <w:lang w:val="bg-BG" w:eastAsia="en-US" w:bidi="ar-SA"/>
+        </w:rPr>
+        <w:t>е мобилно приложение, което позволява да се гледа запис в по време на записването му. Като допълнително могат да се видят и позицията на очите, както и записите от камерите, които ги заснемат. След като приключи записът приложението позволява той да бъде качен във P</w:t>
+      </w:r>
+      <w:r>
+        <w:rPr>
+          <w:lang w:val="en-US" w:eastAsia="en-US" w:bidi="ar-SA"/>
+        </w:rPr>
+        <w:t>upil Cloud. [5]</w:t>
+      </w:r>
+    </w:p>
+    <w:p>
+      <w:pPr>
+        <w:pStyle w:val="Normal"/>
+        <w:bidi w:val="0"/>
+        <w:spacing w:lineRule="auto" w:line="360"/>
+        <w:rPr>
+          <w:lang w:val="en-US" w:eastAsia="en-US" w:bidi="ar-SA"/>
+        </w:rPr>
+      </w:pPr>
+      <w:r>
+        <w:rPr>
+          <w:lang w:val="bg-BG" w:eastAsia="en-US" w:bidi="ar-SA"/>
+        </w:rPr>
+        <w:t>P</w:t>
+      </w:r>
+      <w:r>
+        <w:rPr>
+          <w:lang w:val="en-US" w:eastAsia="en-US" w:bidi="ar-SA"/>
+        </w:rPr>
+        <w:t xml:space="preserve">upil Cloud </w:t>
+      </w:r>
+      <w:r>
+        <w:rPr>
+          <w:lang w:val="bg-BG" w:eastAsia="en-US" w:bidi="ar-SA"/>
+        </w:rPr>
+        <w:t xml:space="preserve">позволява запазването на записите на едно място, както и допълнителната им обработка и визуализация. </w:t>
+      </w:r>
+      <w:r>
+        <w:rPr>
+          <w:lang w:val="en-US" w:eastAsia="en-US" w:bidi="ar-SA"/>
+        </w:rPr>
+        <w:t>[5]</w:t>
       </w:r>
       <w:r>
         <w:br w:type="page"/>
@@ -3670,8 +3731,6 @@
           <w:lang w:val="bg-BG" w:eastAsia="en-US" w:bidi="ar-SA"/>
         </w:rPr>
       </w:pPr>
-      <w:bookmarkStart w:id="7" w:name="__RefHeading___Toc969_4158184810"/>
-      <w:bookmarkEnd w:id="7"/>
       <w:r>
         <w:rPr>
           <w:b/>
@@ -3681,6 +3740,92 @@
           <w:lang w:val="bg-BG" w:eastAsia="en-US" w:bidi="ar-SA"/>
         </w:rPr>
         <w:t>Софтуер за класифициране на данните</w:t>
+      </w:r>
+    </w:p>
+    <w:p>
+      <w:pPr>
+        <w:pStyle w:val="Normal"/>
+        <w:bidi w:val="0"/>
+        <w:spacing w:lineRule="auto" w:line="360"/>
+        <w:rPr>
+          <w:lang w:val="bg-BG" w:eastAsia="en-US" w:bidi="ar-SA"/>
+        </w:rPr>
+      </w:pPr>
+      <w:r>
+        <w:rPr>
+          <w:lang w:val="bg-BG" w:eastAsia="en-US" w:bidi="ar-SA"/>
+        </w:rPr>
+        <w:t xml:space="preserve">След събирането на данните, те трябва да бъдат категоризирани. </w:t>
+      </w:r>
+      <w:r>
+        <w:rPr>
+          <w:lang w:val="bg-BG" w:eastAsia="en-US" w:bidi="ar-SA"/>
+        </w:rPr>
+        <w:t>Ч</w:t>
+      </w:r>
+      <w:r>
+        <w:rPr>
+          <w:lang w:val="bg-BG" w:eastAsia="en-US" w:bidi="ar-SA"/>
+        </w:rPr>
+        <w:t xml:space="preserve">аст от данните </w:t>
+      </w:r>
+      <w:r>
+        <w:rPr>
+          <w:lang w:val="bg-BG" w:eastAsia="en-US" w:bidi="ar-SA"/>
+        </w:rPr>
+        <w:t>се очаква да бъдат</w:t>
+      </w:r>
+      <w:r>
+        <w:rPr>
+          <w:lang w:val="bg-BG" w:eastAsia="en-US" w:bidi="ar-SA"/>
+        </w:rPr>
+        <w:t xml:space="preserve"> категоризирани на ръка, а след събирането на достатъчно голям брой категоризирани данни, да се създаде модел за машинно обучение, който с достатъчно голяма точност да успява да категоризира данните от един запис, а потребителя само да поправя грешките. За целта е нужно приложение, което позволява не само лесното добавяне на събития, но и тяхното редактиране. </w:t>
+      </w:r>
+    </w:p>
+    <w:p>
+      <w:pPr>
+        <w:pStyle w:val="Normal"/>
+        <w:bidi w:val="0"/>
+        <w:spacing w:lineRule="auto" w:line="360"/>
+        <w:rPr>
+          <w:lang w:val="bg-BG" w:eastAsia="en-US" w:bidi="ar-SA"/>
+        </w:rPr>
+      </w:pPr>
+      <w:r>
+        <w:rPr>
+          <w:lang w:val="bg-BG" w:eastAsia="en-US" w:bidi="ar-SA"/>
+        </w:rPr>
+        <w:t xml:space="preserve">При търсенето на съществуващи решения, не е открито такова, което да позволява лесно модифициране на данните в нужният формат. Повечето от съществуващите решения, предлагат само платени версии, като много от тях са облачно-базирани услуги. </w:t>
+      </w:r>
+      <w:r>
+        <w:rPr>
+          <w:lang w:val="bg-BG" w:eastAsia="en-US" w:bidi="ar-SA"/>
+        </w:rPr>
+        <w:t>С цел намаляване на риска, свързан с качването на чувствителна информация (като гласовите и очните данни на участниците в експеримента) в външни облачни хранилища, както и с оглед на намаляване на разходите, е взето решение да бъде разработено</w:t>
+      </w:r>
+      <w:r>
+        <w:rPr>
+          <w:lang w:val="bg-BG" w:eastAsia="en-US" w:bidi="ar-SA"/>
+        </w:rPr>
+        <w:t xml:space="preserve"> </w:t>
+      </w:r>
+      <w:r>
+        <w:rPr>
+          <w:lang w:val="bg-BG" w:eastAsia="en-US" w:bidi="ar-SA"/>
+        </w:rPr>
+        <w:t>специализирано</w:t>
+      </w:r>
+      <w:r>
+        <w:rPr>
+          <w:lang w:val="bg-BG" w:eastAsia="en-US" w:bidi="ar-SA"/>
+        </w:rPr>
+        <w:t xml:space="preserve"> </w:t>
+      </w:r>
+      <w:r>
+        <w:rPr>
+          <w:lang w:val="bg-BG" w:eastAsia="en-US" w:bidi="ar-SA"/>
+        </w:rPr>
+        <w:t>приложение за класификация на данни.</w:t>
       </w:r>
     </w:p>
     <w:p>
@@ -3707,8 +3852,8 @@
           <w:lang w:val="bg-BG" w:eastAsia="en-US" w:bidi="ar-SA"/>
         </w:rPr>
       </w:pPr>
-      <w:bookmarkStart w:id="8" w:name="__RefHeading___Toc2735_4158184810"/>
-      <w:bookmarkEnd w:id="8"/>
+      <w:bookmarkStart w:id="7" w:name="__RefHeading___Toc2735_4158184810"/>
+      <w:bookmarkEnd w:id="7"/>
       <w:r>
         <w:rPr>
           <w:b/>
@@ -3718,6 +3863,364 @@
           <w:lang w:val="bg-BG" w:eastAsia="en-US" w:bidi="ar-SA"/>
         </w:rPr>
         <w:t>Изисквания, архитектура и организация на данните</w:t>
+      </w:r>
+    </w:p>
+    <w:p>
+      <w:pPr>
+        <w:pStyle w:val="Normal"/>
+        <w:rPr/>
+      </w:pPr>
+      <w:r>
+        <w:drawing>
+          <wp:anchor distT="0" distB="0" distL="0" distR="0" simplePos="0" relativeHeight="5" behindDoc="0" locked="0" layoutInCell="0" allowOverlap="1">
+            <wp:simplePos x="0" y="0"/>
+            <wp:positionH relativeFrom="column">
+              <wp:align>center</wp:align>
+            </wp:positionH>
+            <wp:positionV relativeFrom="paragraph">
+              <wp:posOffset>86360</wp:posOffset>
+            </wp:positionV>
+            <wp:extent cx="5939790" cy="2484755"/>
+            <wp:effectExtent l="0" t="0" r="0" b="0"/>
+            <wp:wrapTopAndBottom/>
+            <wp:docPr id="1" name="Image4"/>
+            <wp:cNvGraphicFramePr>
+              <a:graphicFrameLocks xmlns:a="http://schemas.openxmlformats.org/drawingml/2006/main" noChangeAspect="1"/>
+            </wp:cNvGraphicFramePr>
+            <a:graphic xmlns:a="http://schemas.openxmlformats.org/drawingml/2006/main">
+              <a:graphicData uri="http://schemas.openxmlformats.org/drawingml/2006/picture">
+                <pic:pic xmlns:pic="http://schemas.openxmlformats.org/drawingml/2006/picture">
+                  <pic:nvPicPr>
+                    <pic:cNvPr id="1" name="Image4"/>
+                    <pic:cNvPicPr>
+                      <a:picLocks noChangeAspect="1" noChangeArrowheads="1"/>
+                    </pic:cNvPicPr>
+                  </pic:nvPicPr>
+                  <pic:blipFill>
+                    <a:blip r:embed="rId2"/>
+                    <a:stretch>
+                      <a:fillRect/>
+                    </a:stretch>
+                  </pic:blipFill>
+                  <pic:spPr bwMode="auto">
+                    <a:xfrm>
+                      <a:off x="0" y="0"/>
+                      <a:ext cx="5939790" cy="2484755"/>
+                    </a:xfrm>
+                    <a:prstGeom prst="rect">
+                      <a:avLst/>
+                    </a:prstGeom>
+                    <a:noFill/>
+                  </pic:spPr>
+                </pic:pic>
+              </a:graphicData>
+            </a:graphic>
+          </wp:anchor>
+        </w:drawing>
+      </w:r>
+      <w:r>
+        <w:rPr/>
+        <w:tab/>
+      </w:r>
+    </w:p>
+    <w:p>
+      <w:pPr>
+        <w:pStyle w:val="Figure"/>
+        <w:ind w:hanging="0" w:left="0"/>
+        <w:jc w:val="center"/>
+        <w:rPr>
+          <w:lang w:val="bg-BG"/>
+        </w:rPr>
+      </w:pPr>
+      <w:r>
+        <w:rPr>
+          <w:lang w:val="bg-BG"/>
+        </w:rPr>
+        <w:t>Фигура 1.1. Функционални изисквания</w:t>
+      </w:r>
+    </w:p>
+    <w:p>
+      <w:pPr>
+        <w:pStyle w:val="Normal"/>
+        <w:rPr/>
+      </w:pPr>
+      <w:r>
+        <w:rPr/>
+      </w:r>
+    </w:p>
+    <w:p>
+      <w:pPr>
+        <w:pStyle w:val="Normal"/>
+        <w:rPr/>
+      </w:pPr>
+      <w:r>
+        <w:rPr/>
+      </w:r>
+    </w:p>
+    <w:p>
+      <w:pPr>
+        <w:pStyle w:val="Normal"/>
+        <w:rPr/>
+      </w:pPr>
+      <w:r>
+        <w:rPr/>
+      </w:r>
+    </w:p>
+    <w:p>
+      <w:pPr>
+        <w:pStyle w:val="Normal"/>
+        <w:rPr/>
+      </w:pPr>
+      <w:r>
+        <w:rPr/>
+      </w:r>
+    </w:p>
+    <w:p>
+      <w:pPr>
+        <w:pStyle w:val="Normal"/>
+        <w:rPr/>
+      </w:pPr>
+      <w:r>
+        <w:rPr/>
+      </w:r>
+    </w:p>
+    <w:p>
+      <w:pPr>
+        <w:pStyle w:val="Normal"/>
+        <w:rPr/>
+      </w:pPr>
+      <w:r>
+        <w:rPr/>
+        <w:drawing>
+          <wp:anchor distT="0" distB="0" distL="0" distR="0" simplePos="0" relativeHeight="6" behindDoc="0" locked="0" layoutInCell="0" allowOverlap="1">
+            <wp:simplePos x="0" y="0"/>
+            <wp:positionH relativeFrom="column">
+              <wp:posOffset>0</wp:posOffset>
+            </wp:positionH>
+            <wp:positionV relativeFrom="paragraph">
+              <wp:posOffset>-91440</wp:posOffset>
+            </wp:positionV>
+            <wp:extent cx="5939790" cy="2454275"/>
+            <wp:effectExtent l="0" t="0" r="0" b="0"/>
+            <wp:wrapTopAndBottom/>
+            <wp:docPr id="2" name="Image5"/>
+            <wp:cNvGraphicFramePr>
+              <a:graphicFrameLocks xmlns:a="http://schemas.openxmlformats.org/drawingml/2006/main" noChangeAspect="1"/>
+            </wp:cNvGraphicFramePr>
+            <a:graphic xmlns:a="http://schemas.openxmlformats.org/drawingml/2006/main">
+              <a:graphicData uri="http://schemas.openxmlformats.org/drawingml/2006/picture">
+                <pic:pic xmlns:pic="http://schemas.openxmlformats.org/drawingml/2006/picture">
+                  <pic:nvPicPr>
+                    <pic:cNvPr id="2" name="Image5"/>
+                    <pic:cNvPicPr>
+                      <a:picLocks noChangeAspect="1" noChangeArrowheads="1"/>
+                    </pic:cNvPicPr>
+                  </pic:nvPicPr>
+                  <pic:blipFill>
+                    <a:blip r:embed="rId3"/>
+                    <a:stretch>
+                      <a:fillRect/>
+                    </a:stretch>
+                  </pic:blipFill>
+                  <pic:spPr bwMode="auto">
+                    <a:xfrm>
+                      <a:off x="0" y="0"/>
+                      <a:ext cx="5939790" cy="2454275"/>
+                    </a:xfrm>
+                    <a:prstGeom prst="rect">
+                      <a:avLst/>
+                    </a:prstGeom>
+                    <a:noFill/>
+                  </pic:spPr>
+                </pic:pic>
+              </a:graphicData>
+            </a:graphic>
+          </wp:anchor>
+        </w:drawing>
+      </w:r>
+    </w:p>
+    <w:p>
+      <w:pPr>
+        <w:pStyle w:val="Figure"/>
+        <w:ind w:hanging="0" w:left="0"/>
+        <w:jc w:val="center"/>
+        <w:rPr>
+          <w:lang w:val="bg-BG"/>
+        </w:rPr>
+      </w:pPr>
+      <w:r>
+        <w:rPr>
+          <w:lang w:val="bg-BG"/>
+        </w:rPr>
+        <w:t>Фигура 1.2. Функционални изисквания</w:t>
+      </w:r>
+    </w:p>
+    <w:p>
+      <w:pPr>
+        <w:pStyle w:val="Figure"/>
+        <w:ind w:hanging="0" w:left="0"/>
+        <w:jc w:val="center"/>
+        <w:rPr>
+          <w:lang w:val="bg-BG"/>
+        </w:rPr>
+      </w:pPr>
+      <w:r>
+        <w:rPr>
+          <w:lang w:val="bg-BG"/>
+        </w:rPr>
+      </w:r>
+    </w:p>
+    <w:p>
+      <w:pPr>
+        <w:pStyle w:val="Figure"/>
+        <w:jc w:val="center"/>
+        <w:rPr>
+          <w:lang w:val="bg-BG"/>
+        </w:rPr>
+      </w:pPr>
+      <w:r>
+        <w:drawing>
+          <wp:anchor distT="0" distB="0" distL="0" distR="0" simplePos="0" relativeHeight="7" behindDoc="0" locked="0" layoutInCell="0" allowOverlap="1">
+            <wp:simplePos x="0" y="0"/>
+            <wp:positionH relativeFrom="column">
+              <wp:align>center</wp:align>
+            </wp:positionH>
+            <wp:positionV relativeFrom="paragraph">
+              <wp:posOffset>635</wp:posOffset>
+            </wp:positionV>
+            <wp:extent cx="5939790" cy="2470785"/>
+            <wp:effectExtent l="0" t="0" r="0" b="0"/>
+            <wp:wrapSquare wrapText="largest"/>
+            <wp:docPr id="3" name="Image6"/>
+            <wp:cNvGraphicFramePr>
+              <a:graphicFrameLocks xmlns:a="http://schemas.openxmlformats.org/drawingml/2006/main" noChangeAspect="1"/>
+            </wp:cNvGraphicFramePr>
+            <a:graphic xmlns:a="http://schemas.openxmlformats.org/drawingml/2006/main">
+              <a:graphicData uri="http://schemas.openxmlformats.org/drawingml/2006/picture">
+                <pic:pic xmlns:pic="http://schemas.openxmlformats.org/drawingml/2006/picture">
+                  <pic:nvPicPr>
+                    <pic:cNvPr id="3" name="Image6"/>
+                    <pic:cNvPicPr>
+                      <a:picLocks noChangeAspect="1" noChangeArrowheads="1"/>
+                    </pic:cNvPicPr>
+                  </pic:nvPicPr>
+                  <pic:blipFill>
+                    <a:blip r:embed="rId4"/>
+                    <a:stretch>
+                      <a:fillRect/>
+                    </a:stretch>
+                  </pic:blipFill>
+                  <pic:spPr bwMode="auto">
+                    <a:xfrm>
+                      <a:off x="0" y="0"/>
+                      <a:ext cx="5939790" cy="2470785"/>
+                    </a:xfrm>
+                    <a:prstGeom prst="rect">
+                      <a:avLst/>
+                    </a:prstGeom>
+                    <a:noFill/>
+                  </pic:spPr>
+                </pic:pic>
+              </a:graphicData>
+            </a:graphic>
+          </wp:anchor>
+        </w:drawing>
+      </w:r>
+      <w:r>
+        <w:rPr>
+          <w:lang w:val="bg-BG"/>
+        </w:rPr>
+        <w:br/>
+        <w:t>Фигура 1.3. Функционални изисквания</w:t>
+      </w:r>
+    </w:p>
+    <w:p>
+      <w:pPr>
+        <w:pStyle w:val="Figure"/>
+        <w:jc w:val="center"/>
+        <w:rPr>
+          <w:lang w:val="bg-BG"/>
+        </w:rPr>
+      </w:pPr>
+      <w:r>
+        <w:rPr>
+          <w:lang w:val="bg-BG"/>
+        </w:rPr>
+      </w:r>
+    </w:p>
+    <w:p>
+      <w:pPr>
+        <w:pStyle w:val="Figure"/>
+        <w:jc w:val="center"/>
+        <w:rPr>
+          <w:lang w:val="bg-BG"/>
+        </w:rPr>
+      </w:pPr>
+      <w:r>
+        <w:rPr>
+          <w:lang w:val="bg-BG"/>
+        </w:rPr>
+        <w:drawing>
+          <wp:anchor distT="0" distB="0" distL="0" distR="0" simplePos="0" relativeHeight="8" behindDoc="0" locked="0" layoutInCell="0" allowOverlap="1">
+            <wp:simplePos x="0" y="0"/>
+            <wp:positionH relativeFrom="column">
+              <wp:align>center</wp:align>
+            </wp:positionH>
+            <wp:positionV relativeFrom="paragraph">
+              <wp:posOffset>635</wp:posOffset>
+            </wp:positionV>
+            <wp:extent cx="5939790" cy="2483485"/>
+            <wp:effectExtent l="0" t="0" r="0" b="0"/>
+            <wp:wrapSquare wrapText="largest"/>
+            <wp:docPr id="4" name="Image7"/>
+            <wp:cNvGraphicFramePr>
+              <a:graphicFrameLocks xmlns:a="http://schemas.openxmlformats.org/drawingml/2006/main" noChangeAspect="1"/>
+            </wp:cNvGraphicFramePr>
+            <a:graphic xmlns:a="http://schemas.openxmlformats.org/drawingml/2006/main">
+              <a:graphicData uri="http://schemas.openxmlformats.org/drawingml/2006/picture">
+                <pic:pic xmlns:pic="http://schemas.openxmlformats.org/drawingml/2006/picture">
+                  <pic:nvPicPr>
+                    <pic:cNvPr id="4" name="Image7"/>
+                    <pic:cNvPicPr>
+                      <a:picLocks noChangeAspect="1" noChangeArrowheads="1"/>
+                    </pic:cNvPicPr>
+                  </pic:nvPicPr>
+                  <pic:blipFill>
+                    <a:blip r:embed="rId5"/>
+                    <a:stretch>
+                      <a:fillRect/>
+                    </a:stretch>
+                  </pic:blipFill>
+                  <pic:spPr bwMode="auto">
+                    <a:xfrm>
+                      <a:off x="0" y="0"/>
+                      <a:ext cx="5939790" cy="2483485"/>
+                    </a:xfrm>
+                    <a:prstGeom prst="rect">
+                      <a:avLst/>
+                    </a:prstGeom>
+                    <a:noFill/>
+                  </pic:spPr>
+                </pic:pic>
+              </a:graphicData>
+            </a:graphic>
+          </wp:anchor>
+        </w:drawing>
+      </w:r>
+    </w:p>
+    <w:p>
+      <w:pPr>
+        <w:pStyle w:val="Figure"/>
+        <w:jc w:val="center"/>
+        <w:rPr>
+          <w:lang w:val="bg-BG"/>
+        </w:rPr>
+      </w:pPr>
+      <w:r>
+        <w:rPr>
+          <w:lang w:val="bg-BG"/>
+        </w:rPr>
+        <w:t>Фигура 1.4. Функционални изисквания</w:t>
       </w:r>
     </w:p>
     <w:p>
@@ -3744,8 +4247,8 @@
           <w:lang w:val="bg-BG" w:eastAsia="en-US" w:bidi="ar-SA"/>
         </w:rPr>
       </w:pPr>
-      <w:bookmarkStart w:id="9" w:name="__RefHeading___Toc2737_4158184810"/>
-      <w:bookmarkEnd w:id="9"/>
+      <w:bookmarkStart w:id="8" w:name="__RefHeading___Toc2737_4158184810"/>
+      <w:bookmarkEnd w:id="8"/>
       <w:r>
         <w:rPr>
           <w:b/>
@@ -3781,8 +4284,8 @@
           <w:lang w:val="bg-BG" w:eastAsia="en-US" w:bidi="ar-SA"/>
         </w:rPr>
       </w:pPr>
-      <w:bookmarkStart w:id="10" w:name="__RefHeading___Toc2739_4158184810"/>
-      <w:bookmarkEnd w:id="10"/>
+      <w:bookmarkStart w:id="9" w:name="__RefHeading___Toc2739_4158184810"/>
+      <w:bookmarkEnd w:id="9"/>
       <w:r>
         <w:rPr>
           <w:b/>
@@ -3818,8 +4321,8 @@
           <w:lang w:val="bg-BG" w:eastAsia="en-US" w:bidi="ar-SA"/>
         </w:rPr>
       </w:pPr>
-      <w:bookmarkStart w:id="11" w:name="__RefHeading___Toc2741_4158184810"/>
-      <w:bookmarkEnd w:id="11"/>
+      <w:bookmarkStart w:id="10" w:name="__RefHeading___Toc2741_4158184810"/>
+      <w:bookmarkEnd w:id="10"/>
       <w:r>
         <w:rPr>
           <w:b/>
@@ -3855,8 +4358,8 @@
           <w:lang w:val="bg-BG" w:eastAsia="en-US" w:bidi="ar-SA"/>
         </w:rPr>
       </w:pPr>
-      <w:bookmarkStart w:id="12" w:name="__RefHeading___Toc2743_4158184810"/>
-      <w:bookmarkEnd w:id="12"/>
+      <w:bookmarkStart w:id="11" w:name="__RefHeading___Toc2743_4158184810"/>
+      <w:bookmarkEnd w:id="11"/>
       <w:r>
         <w:rPr>
           <w:b/>
@@ -3892,8 +4395,8 @@
           <w:lang w:val="bg-BG" w:eastAsia="en-US" w:bidi="ar-SA"/>
         </w:rPr>
       </w:pPr>
-      <w:bookmarkStart w:id="13" w:name="__RefHeading___Toc2745_4158184810"/>
-      <w:bookmarkEnd w:id="13"/>
+      <w:bookmarkStart w:id="12" w:name="__RefHeading___Toc2745_4158184810"/>
+      <w:bookmarkEnd w:id="12"/>
       <w:r>
         <w:rPr>
           <w:b/>
@@ -3961,8 +4464,8 @@
           <w:lang w:val="bg-BG" w:eastAsia="en-US" w:bidi="ar-SA"/>
         </w:rPr>
       </w:pPr>
-      <w:bookmarkStart w:id="14" w:name="__RefHeading___Toc10516_4158184810"/>
-      <w:bookmarkEnd w:id="14"/>
+      <w:bookmarkStart w:id="13" w:name="__RefHeading___Toc10516_4158184810"/>
+      <w:bookmarkEnd w:id="13"/>
       <w:r>
         <w:rPr>
           <w:b/>
@@ -3971,7 +4474,7 @@
           <w:szCs w:val="32"/>
           <w:lang w:val="bg-BG" w:eastAsia="en-US" w:bidi="ar-SA"/>
         </w:rPr>
-        <w:t>Архитектура на системата и отдалечен достъп</w:t>
+        <w:t>Среда за разработка и отдалечен достъп</w:t>
       </w:r>
     </w:p>
     <w:p>
@@ -4001,19 +4504,7 @@
         <w:rPr>
           <w:lang w:val="bg-BG"/>
         </w:rPr>
-        <w:t>Избор</w:t>
-      </w:r>
-      <w:r>
-        <w:rPr>
-          <w:lang w:val="bg-BG"/>
-        </w:rPr>
-        <w:t>ът</w:t>
-      </w:r>
-      <w:r>
-        <w:rPr>
-          <w:lang w:val="bg-BG"/>
-        </w:rPr>
-        <w:t xml:space="preserve"> да се инсталира локална инстанция на </w:t>
+        <w:t xml:space="preserve">Изборът да се инсталира локална инстанция на </w:t>
       </w:r>
       <w:r>
         <w:rPr>
@@ -4044,13 +4535,7 @@
         <w:rPr>
           <w:lang w:val="en-US"/>
         </w:rPr>
-        <w:t>Docker</w:t>
-      </w:r>
-      <w:r>
-        <w:rPr>
-          <w:lang w:val="en-US"/>
-        </w:rPr>
-        <w:t>.</w:t>
+        <w:t>Docker.</w:t>
       </w:r>
       <w:r>
         <w:rPr>
@@ -4126,8 +4611,8 @@
           <w:lang w:val="bg-BG"/>
         </w:rPr>
       </w:pPr>
-      <w:bookmarkStart w:id="15" w:name="__RefHeading___Toc2865_1987151165"/>
-      <w:bookmarkEnd w:id="15"/>
+      <w:bookmarkStart w:id="14" w:name="__RefHeading___Toc2865_1987151165"/>
+      <w:bookmarkEnd w:id="14"/>
       <w:r>
         <w:rPr>
           <w:b/>
@@ -4204,7 +4689,9 @@
       <w:pPr>
         <w:pStyle w:val="Normal"/>
         <w:spacing w:lineRule="auto" w:line="360"/>
-        <w:rPr/>
+        <w:rPr>
+          <w:lang w:val="bg-BG" w:eastAsia="en-US" w:bidi="ar-SA"/>
+        </w:rPr>
       </w:pPr>
       <w:r>
         <w:rPr>
@@ -4217,7 +4704,9 @@
       <w:pPr>
         <w:pStyle w:val="Normal"/>
         <w:spacing w:lineRule="auto" w:line="360"/>
-        <w:rPr/>
+        <w:rPr>
+          <w:lang w:val="bg-BG" w:eastAsia="en-US" w:bidi="ar-SA"/>
+        </w:rPr>
       </w:pPr>
       <w:r>
         <w:rPr>
@@ -4230,7 +4719,9 @@
       <w:pPr>
         <w:pStyle w:val="Normal"/>
         <w:spacing w:lineRule="auto" w:line="360"/>
-        <w:rPr/>
+        <w:rPr>
+          <w:lang w:val="bg-BG" w:eastAsia="en-US" w:bidi="ar-SA"/>
+        </w:rPr>
       </w:pPr>
       <w:r>
         <w:rPr>
@@ -4243,7 +4734,9 @@
       <w:pPr>
         <w:pStyle w:val="Normal"/>
         <w:spacing w:lineRule="auto" w:line="360"/>
-        <w:rPr/>
+        <w:rPr>
+          <w:lang w:val="bg-BG" w:eastAsia="en-US" w:bidi="ar-SA"/>
+        </w:rPr>
       </w:pPr>
       <w:r>
         <w:rPr>
@@ -4256,7 +4749,9 @@
       <w:pPr>
         <w:pStyle w:val="Normal"/>
         <w:spacing w:lineRule="auto" w:line="360"/>
-        <w:rPr/>
+        <w:rPr>
+          <w:lang w:val="bg-BG" w:eastAsia="en-US" w:bidi="ar-SA"/>
+        </w:rPr>
       </w:pPr>
       <w:r>
         <w:rPr>
@@ -4269,7 +4764,9 @@
       <w:pPr>
         <w:pStyle w:val="Normal"/>
         <w:spacing w:lineRule="auto" w:line="360"/>
-        <w:rPr/>
+        <w:rPr>
+          <w:lang w:val="bg-BG" w:eastAsia="en-US" w:bidi="ar-SA"/>
+        </w:rPr>
       </w:pPr>
       <w:r>
         <w:rPr>
@@ -4439,7 +4936,9 @@
         <w:pStyle w:val="Normal"/>
         <w:bidi w:val="0"/>
         <w:spacing w:lineRule="auto" w:line="360"/>
-        <w:rPr/>
+        <w:rPr>
+          <w:lang w:val="bg-BG" w:eastAsia="en-US" w:bidi="ar-SA"/>
+        </w:rPr>
       </w:pPr>
       <w:r>
         <w:rPr>
@@ -4491,19 +4990,7 @@
         <w:rPr>
           <w:lang w:val="bg-BG" w:eastAsia="en-US" w:bidi="ar-SA"/>
         </w:rPr>
-        <w:t>В конкретния случай инсталираме библиотеките python3-pip и git. Флаг</w:t>
-      </w:r>
-      <w:r>
-        <w:rPr>
-          <w:lang w:val="bg-BG" w:eastAsia="en-US" w:bidi="ar-SA"/>
-        </w:rPr>
-        <w:t>ът</w:t>
-      </w:r>
-      <w:r>
-        <w:rPr>
-          <w:lang w:val="bg-BG" w:eastAsia="en-US" w:bidi="ar-SA"/>
-        </w:rPr>
-        <w:t xml:space="preserve"> -y е добавен за да се осигури автоматично потвърждение на всички заявки по време на инсталацията. Това е необходимо при изграждането на Docker образи, тъй като процесът се изпълнява автоматизирано и не позволява интерактивен потребителски вход.</w:t>
+        <w:t>В конкретния случай инсталираме библиотеките python3-pip и git. Флагът -y е добавен за да се осигури автоматично потвърждение на всички заявки по време на инсталацията. Това е необходимо при изграждането на Docker образи, тъй като процесът се изпълнява автоматизирано и не позволява интерактивен потребителски вход.</w:t>
       </w:r>
     </w:p>
     <w:p>
@@ -4619,19 +5106,7 @@
         <w:rPr>
           <w:lang w:val="bg-BG" w:eastAsia="en-US" w:bidi="ar-SA"/>
         </w:rPr>
-        <w:t>е най-разпространения</w:t>
-      </w:r>
-      <w:r>
-        <w:rPr>
-          <w:lang w:val="bg-BG" w:eastAsia="en-US" w:bidi="ar-SA"/>
-        </w:rPr>
-        <w:t>т</w:t>
-      </w:r>
-      <w:r>
-        <w:rPr>
-          <w:lang w:val="bg-BG" w:eastAsia="en-US" w:bidi="ar-SA"/>
-        </w:rPr>
-        <w:t xml:space="preserve"> и често използван мениджър на пакети за </w:t>
+        <w:t xml:space="preserve">е най-разпространеният и често използван мениджър на пакети за </w:t>
       </w:r>
       <w:r>
         <w:rPr>
@@ -4665,19 +5140,7 @@
         <w:rPr>
           <w:lang w:val="bg-BG" w:eastAsia="en-US" w:bidi="ar-SA"/>
         </w:rPr>
-        <w:t xml:space="preserve"> </w:t>
-      </w:r>
-      <w:r>
-        <w:rPr>
-          <w:lang w:val="bg-BG" w:eastAsia="en-US" w:bidi="ar-SA"/>
-        </w:rPr>
-        <w:t>както и други такива.</w:t>
-      </w:r>
-      <w:r>
-        <w:rPr>
-          <w:lang w:val="bg-BG" w:eastAsia="en-US" w:bidi="ar-SA"/>
-        </w:rPr>
-        <w:t xml:space="preserve"> </w:t>
+        <w:t xml:space="preserve"> както и други такива. </w:t>
       </w:r>
       <w:r>
         <w:rPr>
@@ -4745,19 +5208,7 @@
         <w:rPr>
           <w:lang w:val="bg-BG" w:eastAsia="en-US" w:bidi="ar-SA"/>
         </w:rPr>
-        <w:t>Опцията –</w:t>
-      </w:r>
-      <w:r>
-        <w:rPr>
-          <w:lang w:val="bg-BG" w:eastAsia="en-US" w:bidi="ar-SA"/>
-        </w:rPr>
-        <w:t xml:space="preserve">no-cache-dir </w:t>
-      </w:r>
-      <w:r>
-        <w:rPr>
-          <w:lang w:val="bg-BG" w:eastAsia="en-US" w:bidi="ar-SA"/>
-        </w:rPr>
-        <w:t xml:space="preserve">оказва на </w:t>
+        <w:t xml:space="preserve">Опцията –no-cache-dir оказва на </w:t>
       </w:r>
       <w:r>
         <w:rPr>
@@ -4769,13 +5220,7 @@
         <w:rPr>
           <w:lang w:val="bg-BG" w:eastAsia="en-US" w:bidi="ar-SA"/>
         </w:rPr>
-        <w:t xml:space="preserve">че при инсталирането на дадените библиотеки, не биват да бъдат съхранявани никакви </w:t>
-      </w:r>
-      <w:r>
-        <w:rPr>
-          <w:lang w:val="bg-BG" w:eastAsia="en-US" w:bidi="ar-SA"/>
-        </w:rPr>
-        <w:t xml:space="preserve">кеш. </w:t>
+        <w:t xml:space="preserve">че при инсталирането на дадените библиотеки, не биват да бъдат съхранявани никакви кеш. </w:t>
       </w:r>
       <w:r>
         <w:rPr>
@@ -4834,19 +5279,7 @@
         <w:rPr>
           <w:lang w:val="bg-BG" w:eastAsia="en-US" w:bidi="ar-SA"/>
         </w:rPr>
-        <w:t xml:space="preserve"> дефинира командата по подразбиране, която се изпълнява при стартиране на контейнера. </w:t>
-      </w:r>
-      <w:r>
-        <w:rPr>
-          <w:lang w:val="bg-BG" w:eastAsia="en-US" w:bidi="ar-SA"/>
-        </w:rPr>
-        <w:t>[2]</w:t>
-      </w:r>
-      <w:r>
-        <w:rPr>
-          <w:lang w:val="bg-BG" w:eastAsia="en-US" w:bidi="ar-SA"/>
-        </w:rPr>
-        <w:t xml:space="preserve"> В конкретния случай се стартира JupyterLab сървър, който се свързва към всички мрежови интерфейси в контейнера (</w:t>
+        <w:t xml:space="preserve"> дефинира командата по подразбиране, която се изпълнява при стартиране на контейнера. [2] В конкретния случай се стартира JupyterLab сървър, който се свързва към всички мрежови интерфейси в контейнера (</w:t>
       </w:r>
       <w:r>
         <w:rPr>
@@ -5003,25 +5436,7 @@
         <w:rPr>
           <w:lang w:val="bg-BG"/>
         </w:rPr>
-        <w:t xml:space="preserve">е използван, за да </w:t>
-      </w:r>
-      <w:r>
-        <w:rPr>
-          <w:lang w:val="bg-BG"/>
-        </w:rPr>
-        <w:t xml:space="preserve">се </w:t>
-      </w:r>
-      <w:r>
-        <w:rPr>
-          <w:lang w:val="bg-BG"/>
-        </w:rPr>
-        <w:t xml:space="preserve">гарантира възпроизводимост на средата за изпълнение. </w:t>
-      </w:r>
-      <w:r>
-        <w:rPr>
-          <w:lang w:val="bg-BG"/>
-        </w:rPr>
-        <w:t>Това е така, защото в противен случай всички допълнителни команди, освен името на образът, който искаме да използваме, трябва да бъдат писани по отделно всеки път, когато контейнерът бива създаван.</w:t>
+        <w:t>е използван, за да се гарантира възпроизводимост на средата за изпълнение. Това е така, защото в противен случай всички допълнителни команди, освен името на образът, който искаме да използваме, трябва да бъдат писани по отделно всеки път, когато контейнерът бива създаван.</w:t>
       </w:r>
     </w:p>
     <w:p>
@@ -5043,19 +5458,7 @@
         <w:rPr>
           <w:lang w:val="en-US"/>
         </w:rPr>
-        <w:t>Y</w:t>
-      </w:r>
-      <w:r>
-        <w:rPr>
-          <w:lang w:val="en-US"/>
-        </w:rPr>
-        <w:t>AM</w:t>
-      </w:r>
-      <w:r>
-        <w:rPr>
-          <w:lang w:val="en-US"/>
-        </w:rPr>
-        <w:t xml:space="preserve">L </w:t>
+        <w:t xml:space="preserve">YAML </w:t>
       </w:r>
       <w:r>
         <w:rPr>
@@ -5458,13 +5861,7 @@
         <w:rPr>
           <w:lang w:val="bg-BG"/>
         </w:rPr>
-        <w:t xml:space="preserve">Елемента </w:t>
-      </w:r>
-      <w:r>
-        <w:rPr>
-          <w:lang w:val="bg-BG"/>
-        </w:rPr>
-        <w:t xml:space="preserve">services представлява набор от конфигурации за контейнерни услуги, като всяка услуга дефинира начин за създаване на един или повече контейнери. </w:t>
+        <w:t xml:space="preserve">Елемента services представлява набор от конфигурации за контейнерни услуги, като всяка услуга дефинира начин за създаване на един или повече контейнери. </w:t>
       </w:r>
       <w:r>
         <w:rPr>
@@ -5510,19 +5907,7 @@
         <w:rPr>
           <w:lang w:val="bg-BG"/>
         </w:rPr>
-        <w:t xml:space="preserve">Елемента </w:t>
-      </w:r>
-      <w:r>
-        <w:rPr>
-          <w:lang w:val="bg-BG"/>
-        </w:rPr>
-        <w:t xml:space="preserve">image </w:t>
-      </w:r>
-      <w:r>
-        <w:rPr>
-          <w:lang w:val="bg-BG"/>
-        </w:rPr>
-        <w:t xml:space="preserve">указва кой образ ще бъде използван за създаване на услугата. </w:t>
+        <w:t xml:space="preserve">Елемента image указва кой образ ще бъде използван за създаване на услугата. </w:t>
       </w:r>
       <w:r>
         <w:rPr>
@@ -5534,19 +5919,7 @@
         <w:rPr>
           <w:lang w:val="bg-BG"/>
         </w:rPr>
-        <w:t xml:space="preserve">В този случай се използва </w:t>
-      </w:r>
-      <w:r>
-        <w:rPr>
-          <w:lang w:val="bg-BG"/>
-        </w:rPr>
-        <w:t xml:space="preserve">fastai-jupyter-lab, </w:t>
-      </w:r>
-      <w:r>
-        <w:rPr>
-          <w:lang w:val="bg-BG"/>
-        </w:rPr>
-        <w:t>като това е името на образът, който бе създаден преди това</w:t>
+        <w:t>В този случай се използва fastai-jupyter-lab, като това е името на образът, който бе създаден преди това</w:t>
       </w:r>
     </w:p>
     <w:p>
@@ -5563,19 +5936,7 @@
         <w:rPr>
           <w:lang w:val="bg-BG"/>
         </w:rPr>
-        <w:t xml:space="preserve">Елемента </w:t>
-      </w:r>
-      <w:r>
-        <w:rPr>
-          <w:lang w:val="bg-BG"/>
-        </w:rPr>
-        <w:t xml:space="preserve">container_name </w:t>
-      </w:r>
-      <w:r>
-        <w:rPr>
-          <w:lang w:val="bg-BG"/>
-        </w:rPr>
-        <w:t xml:space="preserve">задава името на контейнера. </w:t>
+        <w:t xml:space="preserve">Елемента container_name задава името на контейнера. </w:t>
       </w:r>
       <w:r>
         <w:rPr>
@@ -5587,13 +5948,7 @@
         <w:rPr>
           <w:lang w:val="bg-BG"/>
         </w:rPr>
-        <w:t xml:space="preserve">Тук контейнера е същият като образа – </w:t>
-      </w:r>
-      <w:r>
-        <w:rPr>
-          <w:lang w:val="bg-BG"/>
-        </w:rPr>
-        <w:t>fastai-jupyter-lab.</w:t>
+        <w:t>Тук контейнера е същият като образа – fastai-jupyter-lab.</w:t>
       </w:r>
     </w:p>
     <w:p>
@@ -5651,13 +6006,7 @@
         <w:rPr>
           <w:lang w:val="bg-BG"/>
         </w:rPr>
-        <w:t xml:space="preserve">Елемента </w:t>
-      </w:r>
-      <w:r>
-        <w:rPr>
-          <w:lang w:val="bg-BG"/>
-        </w:rPr>
-        <w:t xml:space="preserve">volumes се използват за свързване (mount) на директории от хост системата към файловата система на контейнера, което позволява споделяне и запазване на данни между тях. </w:t>
+        <w:t xml:space="preserve">Елемента volumes се използват за свързване (mount) на директории от хост системата към файловата система на контейнера, което позволява споделяне и запазване на данни между тях. </w:t>
       </w:r>
       <w:r>
         <w:rPr>
@@ -5669,55 +6018,7 @@
         <w:rPr>
           <w:lang w:val="bg-BG"/>
         </w:rPr>
-        <w:t xml:space="preserve">В конкретния случай, можем да видим че се свързват 2 директории – директорията </w:t>
-      </w:r>
-      <w:r>
-        <w:rPr>
-          <w:lang w:val="bg-BG"/>
-        </w:rPr>
-        <w:t xml:space="preserve">../notebooks </w:t>
-      </w:r>
-      <w:r>
-        <w:rPr>
-          <w:lang w:val="bg-BG"/>
-        </w:rPr>
-        <w:t xml:space="preserve">на хост машината с директорията </w:t>
-      </w:r>
-      <w:r>
-        <w:rPr>
-          <w:lang w:val="bg-BG"/>
-        </w:rPr>
-        <w:t xml:space="preserve">/workspace/notebooks </w:t>
-      </w:r>
-      <w:r>
-        <w:rPr>
-          <w:lang w:val="bg-BG"/>
-        </w:rPr>
-        <w:t xml:space="preserve">на контейнера, и  директорията </w:t>
-      </w:r>
-      <w:r>
-        <w:rPr>
-          <w:lang w:val="bg-BG"/>
-        </w:rPr>
-        <w:t xml:space="preserve">../data </w:t>
-      </w:r>
-      <w:r>
-        <w:rPr>
-          <w:lang w:val="bg-BG"/>
-        </w:rPr>
-        <w:t xml:space="preserve">на хост машината с директорията </w:t>
-      </w:r>
-      <w:r>
-        <w:rPr>
-          <w:lang w:val="bg-BG"/>
-        </w:rPr>
-        <w:t xml:space="preserve">/workspace/data </w:t>
-      </w:r>
-      <w:r>
-        <w:rPr>
-          <w:lang w:val="bg-BG"/>
-        </w:rPr>
-        <w:t>на контейнера.</w:t>
+        <w:t>В конкретния случай, можем да видим че се свързват 2 директории – директорията ../notebooks на хост машината с директорията /workspace/notebooks на контейнера, и  директорията ../data на хост машината с директорията /workspace/data на контейнера.</w:t>
       </w:r>
     </w:p>
     <w:p>
@@ -5804,19 +6105,7 @@
         <w:rPr>
           <w:lang w:val="bg-BG"/>
         </w:rPr>
-        <w:t xml:space="preserve">Елемента reservations </w:t>
-      </w:r>
-      <w:r>
-        <w:rPr>
-          <w:lang w:val="bg-BG"/>
-        </w:rPr>
-        <w:t>у</w:t>
-      </w:r>
-      <w:r>
-        <w:rPr>
-          <w:lang w:val="bg-BG"/>
-        </w:rPr>
-        <w:t xml:space="preserve">казва на системата, че последваните дефинирани ресурси трябва да бъдат предоставени на контейнера, ако това не е възможно, контейнера няма да бъде създаден. </w:t>
+        <w:t xml:space="preserve">Елемента reservations указва на системата, че последваните дефинирани ресурси трябва да бъдат предоставени на контейнера, ако това не е възможно, контейнера няма да бъде създаден. </w:t>
       </w:r>
       <w:r>
         <w:rPr>
@@ -5839,19 +6128,7 @@
         <w:rPr>
           <w:lang w:val="bg-BG"/>
         </w:rPr>
-        <w:t xml:space="preserve">Елемента </w:t>
-      </w:r>
-      <w:r>
-        <w:rPr>
-          <w:lang w:val="bg-BG"/>
-        </w:rPr>
-        <w:t xml:space="preserve">devices </w:t>
-      </w:r>
-      <w:r>
-        <w:rPr>
-          <w:lang w:val="bg-BG"/>
-        </w:rPr>
-        <w:t xml:space="preserve">резервира определено хардуерно устройство. </w:t>
+        <w:t xml:space="preserve">Елемента devices резервира определено хардуерно устройство. </w:t>
       </w:r>
       <w:r>
         <w:rPr>
@@ -5874,19 +6151,7 @@
         <w:rPr>
           <w:lang w:val="bg-BG"/>
         </w:rPr>
-        <w:t xml:space="preserve">Елемента </w:t>
-      </w:r>
-      <w:r>
-        <w:rPr>
-          <w:lang w:val="bg-BG"/>
-        </w:rPr>
-        <w:t xml:space="preserve">capabilities </w:t>
-      </w:r>
-      <w:r>
-        <w:rPr>
-          <w:lang w:val="bg-BG"/>
-        </w:rPr>
-        <w:t xml:space="preserve">определя кое устройство точно да бъде резервирано. </w:t>
+        <w:t xml:space="preserve">Елемента capabilities определя кое устройство точно да бъде резервирано. </w:t>
       </w:r>
       <w:r>
         <w:rPr>
@@ -5981,13 +6246,14 @@
         <w:spacing w:lineRule="auto" w:line="360"/>
         <w:ind w:hanging="0" w:left="0"/>
         <w:rPr>
-          <w:lang w:val="en-US"/>
-        </w:rPr>
-      </w:pPr>
-      <w:r>
-        <w:rPr>
-          <w:lang w:val="en-US"/>
-        </w:rPr>
+          <w:lang w:val="bg-BG"/>
+        </w:rPr>
+      </w:pPr>
+      <w:r>
+        <w:rPr>
+          <w:lang w:val="bg-BG"/>
+        </w:rPr>
+        <w:t xml:space="preserve">Тъй като средата за разработка трябва да бъде достъпвана отдалечено, </w:t>
       </w:r>
       <w:r>
         <w:br w:type="page"/>
@@ -6013,8 +6279,8 @@
           <w:lang w:val="bg-BG" w:eastAsia="en-US" w:bidi="ar-SA"/>
         </w:rPr>
       </w:pPr>
-      <w:bookmarkStart w:id="16" w:name="__RefHeading___Toc5688_4158184810"/>
-      <w:bookmarkEnd w:id="16"/>
+      <w:bookmarkStart w:id="15" w:name="__RefHeading___Toc5688_4158184810"/>
+      <w:bookmarkEnd w:id="15"/>
       <w:r>
         <w:rPr>
           <w:b/>
@@ -6050,8 +6316,8 @@
           <w:lang w:val="bg-BG" w:eastAsia="en-US" w:bidi="ar-SA"/>
         </w:rPr>
       </w:pPr>
-      <w:bookmarkStart w:id="17" w:name="__RefHeading___Toc967_4158184810"/>
-      <w:bookmarkEnd w:id="17"/>
+      <w:bookmarkStart w:id="16" w:name="__RefHeading___Toc967_4158184810"/>
+      <w:bookmarkEnd w:id="16"/>
       <w:r>
         <w:rPr>
           <w:b/>
@@ -6087,8 +6353,8 @@
           <w:lang w:val="bg-BG" w:eastAsia="en-US" w:bidi="ar-SA"/>
         </w:rPr>
       </w:pPr>
-      <w:bookmarkStart w:id="18" w:name="__RefHeading___Toc5690_4158184810"/>
-      <w:bookmarkEnd w:id="18"/>
+      <w:bookmarkStart w:id="17" w:name="__RefHeading___Toc5690_4158184810"/>
+      <w:bookmarkEnd w:id="17"/>
       <w:r>
         <w:rPr>
           <w:b/>
@@ -6124,8 +6390,8 @@
           <w:lang w:val="bg-BG" w:eastAsia="en-US" w:bidi="ar-SA"/>
         </w:rPr>
       </w:pPr>
-      <w:bookmarkStart w:id="19" w:name="__RefHeading___Toc5692_4158184810"/>
-      <w:bookmarkEnd w:id="19"/>
+      <w:bookmarkStart w:id="18" w:name="__RefHeading___Toc5692_4158184810"/>
+      <w:bookmarkEnd w:id="18"/>
       <w:r>
         <w:rPr>
           <w:b/>
@@ -6193,8 +6459,8 @@
           <w:lang w:val="bg-BG" w:eastAsia="en-US" w:bidi="ar-SA"/>
         </w:rPr>
       </w:pPr>
-      <w:bookmarkStart w:id="20" w:name="__RefHeading___Toc10518_4158184810"/>
-      <w:bookmarkEnd w:id="20"/>
+      <w:bookmarkStart w:id="19" w:name="__RefHeading___Toc10518_4158184810"/>
+      <w:bookmarkEnd w:id="19"/>
       <w:r>
         <w:rPr>
           <w:b/>
@@ -6269,8 +6535,8 @@
           <w:lang w:val="bg-BG" w:eastAsia="en-US" w:bidi="ar-SA"/>
         </w:rPr>
       </w:pPr>
-      <w:bookmarkStart w:id="21" w:name="__RefHeading___Toc10520_4158184810"/>
-      <w:bookmarkEnd w:id="21"/>
+      <w:bookmarkStart w:id="20" w:name="__RefHeading___Toc10520_4158184810"/>
+      <w:bookmarkEnd w:id="20"/>
       <w:r>
         <w:rPr>
           <w:b/>
@@ -6338,8 +6604,8 @@
           <w:lang w:val="bg-BG" w:eastAsia="en-US" w:bidi="ar-SA"/>
         </w:rPr>
       </w:pPr>
-      <w:bookmarkStart w:id="22" w:name="__RefHeading___Toc5694_4158184810"/>
-      <w:bookmarkEnd w:id="22"/>
+      <w:bookmarkStart w:id="21" w:name="__RefHeading___Toc5694_4158184810"/>
+      <w:bookmarkEnd w:id="21"/>
       <w:r>
         <w:rPr>
           <w:b/>
@@ -6407,8 +6673,8 @@
           <w:lang w:val="bg-BG" w:eastAsia="en-US" w:bidi="ar-SA"/>
         </w:rPr>
       </w:pPr>
-      <w:bookmarkStart w:id="23" w:name="__RefHeading___Toc5696_4158184810"/>
-      <w:bookmarkEnd w:id="23"/>
+      <w:bookmarkStart w:id="22" w:name="__RefHeading___Toc5696_4158184810"/>
+      <w:bookmarkEnd w:id="22"/>
       <w:r>
         <w:rPr>
           <w:b/>
@@ -6476,8 +6742,8 @@
           <w:lang w:val="bg-BG" w:eastAsia="en-US" w:bidi="ar-SA"/>
         </w:rPr>
       </w:pPr>
-      <w:bookmarkStart w:id="24" w:name="__RefHeading___Toc2749_4158184810"/>
-      <w:bookmarkEnd w:id="24"/>
+      <w:bookmarkStart w:id="23" w:name="__RefHeading___Toc2749_4158184810"/>
+      <w:bookmarkEnd w:id="23"/>
       <w:r>
         <w:rPr>
           <w:b/>
@@ -6523,7 +6789,7 @@
         </w:rPr>
         <w:t xml:space="preserve">[1] </w:t>
       </w:r>
-      <w:hyperlink r:id="rId2">
+      <w:hyperlink r:id="rId6">
         <w:r>
           <w:rPr>
             <w:rStyle w:val="Hyperlink"/>
@@ -6546,7 +6812,7 @@
         </w:rPr>
         <w:t xml:space="preserve">[2] </w:t>
       </w:r>
-      <w:hyperlink r:id="rId3">
+      <w:hyperlink r:id="rId7">
         <w:r>
           <w:rPr>
             <w:rStyle w:val="Hyperlink"/>
@@ -6560,6 +6826,75 @@
       <w:pPr>
         <w:pStyle w:val="Normal"/>
         <w:rPr>
+          <w:lang w:val="en-US"/>
+        </w:rPr>
+      </w:pPr>
+      <w:r>
+        <w:rPr>
+          <w:lang w:val="en-US"/>
+        </w:rPr>
+        <w:t xml:space="preserve">[3] </w:t>
+      </w:r>
+      <w:hyperlink r:id="rId8">
+        <w:r>
+          <w:rPr>
+            <w:rStyle w:val="Hyperlink"/>
+            <w:lang w:val="en-US"/>
+          </w:rPr>
+          <w:t>https://pupil-labs.com/products/neon/specs</w:t>
+        </w:r>
+      </w:hyperlink>
+    </w:p>
+    <w:p>
+      <w:pPr>
+        <w:pStyle w:val="Normal"/>
+        <w:rPr>
+          <w:lang w:val="en-US"/>
+        </w:rPr>
+      </w:pPr>
+      <w:r>
+        <w:rPr>
+          <w:lang w:val="en-US"/>
+        </w:rPr>
+        <w:t xml:space="preserve">[4] </w:t>
+      </w:r>
+      <w:hyperlink r:id="rId9">
+        <w:r>
+          <w:rPr>
+            <w:rStyle w:val="Hyperlink"/>
+            <w:lang w:val="en-US"/>
+          </w:rPr>
+          <w:t>https://pupil-labs.com/products/neon/neonnet</w:t>
+        </w:r>
+      </w:hyperlink>
+    </w:p>
+    <w:p>
+      <w:pPr>
+        <w:pStyle w:val="Normal"/>
+        <w:rPr>
+          <w:lang w:val="en-US"/>
+        </w:rPr>
+      </w:pPr>
+      <w:r>
+        <w:rPr>
+          <w:lang w:val="en-US"/>
+        </w:rPr>
+        <w:t xml:space="preserve">[5] </w:t>
+      </w:r>
+      <w:hyperlink r:id="rId10">
+        <w:r>
+          <w:rPr>
+            <w:rStyle w:val="Hyperlink"/>
+            <w:lang w:val="en-US"/>
+          </w:rPr>
+          <w:t>https://pupil-labs.com/products/neon/software</w:t>
+        </w:r>
+      </w:hyperlink>
+    </w:p>
+    <w:p>
+      <w:pPr>
+        <w:pStyle w:val="Normal"/>
+        <w:rPr>
           <w:lang w:val="en-US" w:eastAsia="en-US" w:bidi="ar-SA"/>
         </w:rPr>
       </w:pPr>
@@ -6572,15 +6907,16 @@
     <w:p>
       <w:pPr>
         <w:pStyle w:val="Normal"/>
-        <w:rPr>
-          <w:lang w:val="bg-BG" w:eastAsia="en-US" w:bidi="ar-SA"/>
-        </w:rPr>
-      </w:pPr>
-      <w:r>
-        <w:rPr>
-          <w:lang w:val="bg-BG" w:eastAsia="en-US" w:bidi="ar-SA"/>
-        </w:rPr>
-        <w:t xml:space="preserve">7. Архитектура на системата и отдалечен достъп </w:t>
+        <w:bidi w:val="0"/>
+        <w:rPr>
+          <w:lang w:val="bg-BG" w:eastAsia="en-US" w:bidi="ar-SA"/>
+        </w:rPr>
+      </w:pPr>
+      <w:r>
+        <w:rPr>
+          <w:lang w:val="bg-BG" w:eastAsia="en-US" w:bidi="ar-SA"/>
+        </w:rPr>
+        <w:t xml:space="preserve">7. Среда за разработка и отдалечен достъп </w:t>
       </w:r>
     </w:p>
     <w:p>
@@ -6592,7 +6928,7 @@
         <w:rPr/>
         <w:t xml:space="preserve">[1] </w:t>
       </w:r>
-      <w:hyperlink r:id="rId4">
+      <w:hyperlink r:id="rId11">
         <w:r>
           <w:rPr>
             <w:rStyle w:val="Hyperlink"/>
@@ -6610,7 +6946,7 @@
         <w:rPr/>
         <w:t xml:space="preserve">[2] </w:t>
       </w:r>
-      <w:hyperlink r:id="rId5">
+      <w:hyperlink r:id="rId12">
         <w:r>
           <w:rPr>
             <w:rStyle w:val="Hyperlink"/>
@@ -6628,7 +6964,7 @@
         <w:rPr/>
         <w:t xml:space="preserve">[3] </w:t>
       </w:r>
-      <w:hyperlink r:id="rId6">
+      <w:hyperlink r:id="rId13">
         <w:r>
           <w:rPr>
             <w:rStyle w:val="Hyperlink"/>
@@ -6646,7 +6982,7 @@
         <w:rPr/>
         <w:t xml:space="preserve">[4] </w:t>
       </w:r>
-      <w:hyperlink r:id="rId7">
+      <w:hyperlink r:id="rId14">
         <w:r>
           <w:rPr>
             <w:rStyle w:val="Hyperlink"/>
@@ -6774,7 +7110,7 @@
         </w:rPr>
         <w:t xml:space="preserve">[8] </w:t>
       </w:r>
-      <w:hyperlink r:id="rId8">
+      <w:hyperlink r:id="rId15">
         <w:r>
           <w:rPr>
             <w:rStyle w:val="Hyperlink"/>
@@ -6842,7 +7178,7 @@
         </w:rPr>
         <w:t xml:space="preserve">[10] </w:t>
       </w:r>
-      <w:hyperlink r:id="rId9">
+      <w:hyperlink r:id="rId16">
         <w:r>
           <w:rPr>
             <w:rStyle w:val="Hyperlink"/>
@@ -6910,7 +7246,7 @@
         </w:rPr>
         <w:t xml:space="preserve">[12] </w:t>
       </w:r>
-      <w:hyperlink r:id="rId10">
+      <w:hyperlink r:id="rId17">
         <w:r>
           <w:rPr>
             <w:rStyle w:val="Hyperlink"/>
@@ -6933,7 +7269,7 @@
         </w:rPr>
         <w:t xml:space="preserve">[13] </w:t>
       </w:r>
-      <w:hyperlink r:id="rId11">
+      <w:hyperlink r:id="rId18">
         <w:r>
           <w:rPr>
             <w:rStyle w:val="Hyperlink"/>
@@ -7107,8 +7443,8 @@
           <w:lang w:val="bg-BG" w:eastAsia="en-US" w:bidi="ar-SA"/>
         </w:rPr>
       </w:pPr>
-      <w:bookmarkStart w:id="25" w:name="__RefHeading___Toc971_4158184810"/>
-      <w:bookmarkEnd w:id="25"/>
+      <w:bookmarkStart w:id="24" w:name="__RefHeading___Toc971_4158184810"/>
+      <w:bookmarkEnd w:id="24"/>
       <w:r>
         <w:rPr>
           <w:b/>
@@ -7118,6 +7454,266 @@
           <w:lang w:val="bg-BG" w:eastAsia="en-US" w:bidi="ar-SA"/>
         </w:rPr>
         <w:t>Приложения</w:t>
+      </w:r>
+    </w:p>
+    <w:p>
+      <w:pPr>
+        <w:pStyle w:val="Normal"/>
+        <w:numPr>
+          <w:ilvl w:val="0"/>
+          <w:numId w:val="0"/>
+        </w:numPr>
+        <w:bidi w:val="0"/>
+        <w:ind w:hanging="0" w:left="0"/>
+        <w:rPr>
+          <w:lang w:val="bg-BG" w:eastAsia="en-US" w:bidi="ar-SA"/>
+        </w:rPr>
+      </w:pPr>
+      <w:r>
+        <w:rPr>
+          <w:lang w:val="bg-BG" w:eastAsia="en-US" w:bidi="ar-SA"/>
+        </w:rPr>
+        <w:t>ПРИЛОЖЕНИЕ А</w:t>
+        <w:br/>
+        <w:t>Декларация за информирано съгласие</w:t>
+      </w:r>
+    </w:p>
+    <w:p>
+      <w:pPr>
+        <w:pStyle w:val="Normal"/>
+        <w:bidi w:val="0"/>
+        <w:ind w:hanging="0" w:left="0"/>
+        <w:rPr>
+          <w:lang w:val="bg-BG" w:eastAsia="en-US" w:bidi="ar-SA"/>
+        </w:rPr>
+      </w:pPr>
+      <w:r>
+        <w:rPr>
+          <w:lang w:val="bg-BG" w:eastAsia="en-US" w:bidi="ar-SA"/>
+        </w:rPr>
+        <w:drawing>
+          <wp:anchor distT="0" distB="0" distL="0" distR="0" simplePos="0" relativeHeight="2" behindDoc="0" locked="0" layoutInCell="0" allowOverlap="1">
+            <wp:simplePos x="0" y="0"/>
+            <wp:positionH relativeFrom="column">
+              <wp:posOffset>-99060</wp:posOffset>
+            </wp:positionH>
+            <wp:positionV relativeFrom="paragraph">
+              <wp:posOffset>12700</wp:posOffset>
+            </wp:positionV>
+            <wp:extent cx="5939790" cy="8385175"/>
+            <wp:effectExtent l="0" t="0" r="0" b="0"/>
+            <wp:wrapTopAndBottom/>
+            <wp:docPr id="5" name="Image1"/>
+            <wp:cNvGraphicFramePr>
+              <a:graphicFrameLocks xmlns:a="http://schemas.openxmlformats.org/drawingml/2006/main" noChangeAspect="1"/>
+            </wp:cNvGraphicFramePr>
+            <a:graphic xmlns:a="http://schemas.openxmlformats.org/drawingml/2006/main">
+              <a:graphicData uri="http://schemas.openxmlformats.org/drawingml/2006/picture">
+                <pic:pic xmlns:pic="http://schemas.openxmlformats.org/drawingml/2006/picture">
+                  <pic:nvPicPr>
+                    <pic:cNvPr id="5" name="Image1"/>
+                    <pic:cNvPicPr>
+                      <a:picLocks noChangeAspect="1" noChangeArrowheads="1"/>
+                    </pic:cNvPicPr>
+                  </pic:nvPicPr>
+                  <pic:blipFill>
+                    <a:blip r:embed="rId19"/>
+                    <a:stretch>
+                      <a:fillRect/>
+                    </a:stretch>
+                  </pic:blipFill>
+                  <pic:spPr bwMode="auto">
+                    <a:xfrm>
+                      <a:off x="0" y="0"/>
+                      <a:ext cx="5939790" cy="8385175"/>
+                    </a:xfrm>
+                    <a:prstGeom prst="rect">
+                      <a:avLst/>
+                    </a:prstGeom>
+                    <a:noFill/>
+                  </pic:spPr>
+                </pic:pic>
+              </a:graphicData>
+            </a:graphic>
+          </wp:anchor>
+        </w:drawing>
+      </w:r>
+      <w:r>
+        <w:br w:type="page"/>
+      </w:r>
+    </w:p>
+    <w:p>
+      <w:pPr>
+        <w:pStyle w:val="Normal"/>
+        <w:bidi w:val="0"/>
+        <w:ind w:hanging="0" w:left="0"/>
+        <w:rPr>
+          <w:lang w:val="bg-BG" w:eastAsia="en-US" w:bidi="ar-SA"/>
+        </w:rPr>
+      </w:pPr>
+      <w:r>
+        <w:rPr>
+          <w:lang w:val="bg-BG" w:eastAsia="en-US" w:bidi="ar-SA"/>
+        </w:rPr>
+        <w:drawing>
+          <wp:anchor distT="0" distB="0" distL="0" distR="0" simplePos="0" relativeHeight="3" behindDoc="0" locked="0" layoutInCell="0" allowOverlap="1">
+            <wp:simplePos x="0" y="0"/>
+            <wp:positionH relativeFrom="column">
+              <wp:posOffset>-129540</wp:posOffset>
+            </wp:positionH>
+            <wp:positionV relativeFrom="paragraph">
+              <wp:posOffset>-226695</wp:posOffset>
+            </wp:positionV>
+            <wp:extent cx="5939790" cy="8954135"/>
+            <wp:effectExtent l="0" t="0" r="0" b="0"/>
+            <wp:wrapTopAndBottom/>
+            <wp:docPr id="6" name="Image2"/>
+            <wp:cNvGraphicFramePr>
+              <a:graphicFrameLocks xmlns:a="http://schemas.openxmlformats.org/drawingml/2006/main" noChangeAspect="1"/>
+            </wp:cNvGraphicFramePr>
+            <a:graphic xmlns:a="http://schemas.openxmlformats.org/drawingml/2006/main">
+              <a:graphicData uri="http://schemas.openxmlformats.org/drawingml/2006/picture">
+                <pic:pic xmlns:pic="http://schemas.openxmlformats.org/drawingml/2006/picture">
+                  <pic:nvPicPr>
+                    <pic:cNvPr id="6" name="Image2"/>
+                    <pic:cNvPicPr>
+                      <a:picLocks noChangeAspect="1" noChangeArrowheads="1"/>
+                    </pic:cNvPicPr>
+                  </pic:nvPicPr>
+                  <pic:blipFill>
+                    <a:blip r:embed="rId20"/>
+                    <a:stretch>
+                      <a:fillRect/>
+                    </a:stretch>
+                  </pic:blipFill>
+                  <pic:spPr bwMode="auto">
+                    <a:xfrm>
+                      <a:off x="0" y="0"/>
+                      <a:ext cx="5939790" cy="8954135"/>
+                    </a:xfrm>
+                    <a:prstGeom prst="rect">
+                      <a:avLst/>
+                    </a:prstGeom>
+                    <a:noFill/>
+                  </pic:spPr>
+                </pic:pic>
+              </a:graphicData>
+            </a:graphic>
+          </wp:anchor>
+        </w:drawing>
+      </w:r>
+      <w:r>
+        <w:br w:type="page"/>
+      </w:r>
+    </w:p>
+    <w:p>
+      <w:pPr>
+        <w:pStyle w:val="Normal"/>
+        <w:bidi w:val="0"/>
+        <w:ind w:hanging="0" w:left="0"/>
+        <w:rPr>
+          <w:lang w:val="bg-BG" w:eastAsia="en-US" w:bidi="ar-SA"/>
+        </w:rPr>
+      </w:pPr>
+      <w:r>
+        <w:rPr>
+          <w:lang w:val="bg-BG" w:eastAsia="en-US" w:bidi="ar-SA"/>
+        </w:rPr>
+        <w:drawing>
+          <wp:anchor distT="0" distB="0" distL="0" distR="0" simplePos="0" relativeHeight="4" behindDoc="0" locked="0" layoutInCell="0" allowOverlap="1">
+            <wp:simplePos x="0" y="0"/>
+            <wp:positionH relativeFrom="column">
+              <wp:align>center</wp:align>
+            </wp:positionH>
+            <wp:positionV relativeFrom="paragraph">
+              <wp:posOffset>635</wp:posOffset>
+            </wp:positionV>
+            <wp:extent cx="5939790" cy="9130030"/>
+            <wp:effectExtent l="0" t="0" r="0" b="0"/>
+            <wp:wrapTopAndBottom/>
+            <wp:docPr id="7" name="Image3"/>
+            <wp:cNvGraphicFramePr>
+              <a:graphicFrameLocks xmlns:a="http://schemas.openxmlformats.org/drawingml/2006/main" noChangeAspect="1"/>
+            </wp:cNvGraphicFramePr>
+            <a:graphic xmlns:a="http://schemas.openxmlformats.org/drawingml/2006/main">
+              <a:graphicData uri="http://schemas.openxmlformats.org/drawingml/2006/picture">
+                <pic:pic xmlns:pic="http://schemas.openxmlformats.org/drawingml/2006/picture">
+                  <pic:nvPicPr>
+                    <pic:cNvPr id="7" name="Image3"/>
+                    <pic:cNvPicPr>
+                      <a:picLocks noChangeAspect="1" noChangeArrowheads="1"/>
+                    </pic:cNvPicPr>
+                  </pic:nvPicPr>
+                  <pic:blipFill>
+                    <a:blip r:embed="rId21"/>
+                    <a:stretch>
+                      <a:fillRect/>
+                    </a:stretch>
+                  </pic:blipFill>
+                  <pic:spPr bwMode="auto">
+                    <a:xfrm>
+                      <a:off x="0" y="0"/>
+                      <a:ext cx="5939790" cy="9130030"/>
+                    </a:xfrm>
+                    <a:prstGeom prst="rect">
+                      <a:avLst/>
+                    </a:prstGeom>
+                    <a:noFill/>
+                  </pic:spPr>
+                </pic:pic>
+              </a:graphicData>
+            </a:graphic>
+          </wp:anchor>
+        </w:drawing>
+      </w:r>
+      <w:r>
+        <w:br w:type="page"/>
+      </w:r>
+    </w:p>
+    <w:p>
+      <w:pPr>
+        <w:pStyle w:val="Normal"/>
+        <w:bidi w:val="0"/>
+        <w:ind w:hanging="0" w:left="0"/>
+        <w:rPr>
+          <w:lang w:val="bg-BG" w:eastAsia="en-US" w:bidi="ar-SA"/>
+        </w:rPr>
+      </w:pPr>
+      <w:r>
+        <w:rPr>
+          <w:lang w:val="bg-BG" w:eastAsia="en-US" w:bidi="ar-SA"/>
+        </w:rPr>
+      </w:r>
+    </w:p>
+    <w:p>
+      <w:pPr>
+        <w:pStyle w:val="Normal"/>
+        <w:bidi w:val="0"/>
+        <w:ind w:hanging="0" w:left="0"/>
+        <w:rPr>
+          <w:lang w:val="bg-BG" w:eastAsia="en-US" w:bidi="ar-SA"/>
+        </w:rPr>
+      </w:pPr>
+      <w:r>
+        <w:rPr>
+          <w:lang w:val="bg-BG" w:eastAsia="en-US" w:bidi="ar-SA"/>
+        </w:rPr>
+      </w:r>
+    </w:p>
+    <w:p>
+      <w:pPr>
+        <w:pStyle w:val="Normal"/>
+        <w:bidi w:val="0"/>
+        <w:spacing w:before="0" w:after="120"/>
+        <w:ind w:hanging="0" w:left="0"/>
+        <w:rPr>
+          <w:lang w:val="bg-BG" w:eastAsia="en-US" w:bidi="ar-SA"/>
+        </w:rPr>
+      </w:pPr>
+      <w:r>
+        <w:rPr>
+          <w:lang w:val="bg-BG" w:eastAsia="en-US" w:bidi="ar-SA"/>
+        </w:rPr>
       </w:r>
     </w:p>
     <w:sectPr>
@@ -7140,7 +7736,7 @@
       <w:start w:val="1"/>
       <w:numFmt w:val="none"/>
       <w:suff w:val="nothing"/>
-      <w:lvlText w:val=""/>
+      <w:lvlText w:val="%1"/>
       <w:lvlJc w:val="left"/>
       <w:pPr>
         <w:tabs>
@@ -7153,7 +7749,7 @@
       <w:start w:val="1"/>
       <w:numFmt w:val="none"/>
       <w:suff w:val="nothing"/>
-      <w:lvlText w:val=""/>
+      <w:lvlText w:val="%2"/>
       <w:lvlJc w:val="left"/>
       <w:pPr>
         <w:tabs>
@@ -7166,7 +7762,7 @@
       <w:start w:val="1"/>
       <w:numFmt w:val="none"/>
       <w:suff w:val="nothing"/>
-      <w:lvlText w:val=""/>
+      <w:lvlText w:val="%3"/>
       <w:lvlJc w:val="left"/>
       <w:pPr>
         <w:tabs>
@@ -7179,7 +7775,7 @@
       <w:start w:val="1"/>
       <w:numFmt w:val="none"/>
       <w:suff w:val="nothing"/>
-      <w:lvlText w:val=""/>
+      <w:lvlText w:val="%4"/>
       <w:lvlJc w:val="left"/>
       <w:pPr>
         <w:tabs>
@@ -7192,7 +7788,7 @@
       <w:start w:val="1"/>
       <w:numFmt w:val="none"/>
       <w:suff w:val="nothing"/>
-      <w:lvlText w:val=""/>
+      <w:lvlText w:val="%5"/>
       <w:lvlJc w:val="left"/>
       <w:pPr>
         <w:tabs>
@@ -7205,7 +7801,7 @@
       <w:start w:val="1"/>
       <w:numFmt w:val="none"/>
       <w:suff w:val="nothing"/>
-      <w:lvlText w:val=""/>
+      <w:lvlText w:val="%6"/>
       <w:lvlJc w:val="left"/>
       <w:pPr>
         <w:tabs>
@@ -7218,7 +7814,7 @@
       <w:start w:val="1"/>
       <w:numFmt w:val="none"/>
       <w:suff w:val="nothing"/>
-      <w:lvlText w:val=""/>
+      <w:lvlText w:val="%7"/>
       <w:lvlJc w:val="left"/>
       <w:pPr>
         <w:tabs>
@@ -7231,7 +7827,7 @@
       <w:start w:val="1"/>
       <w:numFmt w:val="none"/>
       <w:suff w:val="nothing"/>
-      <w:lvlText w:val=""/>
+      <w:lvlText w:val="%8"/>
       <w:lvlJc w:val="left"/>
       <w:pPr>
         <w:tabs>
@@ -7244,7 +7840,7 @@
       <w:start w:val="1"/>
       <w:numFmt w:val="none"/>
       <w:suff w:val="nothing"/>
-      <w:lvlText w:val=""/>
+      <w:lvlText w:val="%9"/>
       <w:lvlJc w:val="left"/>
       <w:pPr>
         <w:tabs>
@@ -8212,7 +8808,9 @@
     <w:pPr>
       <w:widowControl/>
       <w:suppressAutoHyphens w:val="true"/>
+      <w:kinsoku w:val="true"/>
       <w:overflowPunct w:val="false"/>
+      <w:autoSpaceDE w:val="true"/>
       <w:bidi w:val="0"/>
       <w:spacing w:lineRule="auto" w:line="240" w:before="0" w:after="120"/>
       <w:ind w:firstLine="567"/>
@@ -8835,6 +9433,36 @@
     </w:pPr>
     <w:rPr/>
   </w:style>
+  <w:style w:type="paragraph" w:styleId="TableContents">
+    <w:name w:val="Table Contents"/>
+    <w:basedOn w:val="Normal"/>
+    <w:qFormat/>
+    <w:pPr>
+      <w:widowControl w:val="false"/>
+      <w:suppressLineNumbers/>
+    </w:pPr>
+    <w:rPr/>
+  </w:style>
+  <w:style w:type="paragraph" w:styleId="UserIndex2">
+    <w:name w:val="User Index 2"/>
+    <w:basedOn w:val="Index"/>
+    <w:qFormat/>
+    <w:pPr>
+      <w:tabs>
+        <w:tab w:val="clear" w:pos="720"/>
+        <w:tab w:val="right" w:pos="9071" w:leader="dot"/>
+      </w:tabs>
+      <w:ind w:hanging="0" w:left="283"/>
+    </w:pPr>
+    <w:rPr/>
+  </w:style>
+  <w:style w:type="paragraph" w:styleId="Figure">
+    <w:name w:val="Figure"/>
+    <w:basedOn w:val="Caption"/>
+    <w:qFormat/>
+    <w:pPr/>
+    <w:rPr/>
+  </w:style>
   <w:style w:type="numbering" w:styleId="NoList">
     <w:name w:val="No List"/>
     <w:qFormat/>

--- a/Zapiska_Georgi_Chaparov.docx
+++ b/Zapiska_Georgi_Chaparov.docx
@@ -1563,63 +1563,6 @@
           <w:sz w:val="28"/>
           <w:lang w:val="bg-BG" w:eastAsia="en-US" w:bidi="ar-SA"/>
         </w:rPr>
-      </w:r>
-    </w:p>
-    <w:p>
-      <w:pPr>
-        <w:pStyle w:val="Normal"/>
-        <w:numPr>
-          <w:ilvl w:val="0"/>
-          <w:numId w:val="9"/>
-        </w:numPr>
-        <w:spacing w:before="0" w:after="0"/>
-        <w:jc w:val="both"/>
-        <w:rPr>
-          <w:lang w:val="bg-BG" w:eastAsia="en-US" w:bidi="ar-SA"/>
-        </w:rPr>
-      </w:pPr>
-      <w:r>
-        <w:rPr>
-          <w:sz w:val="28"/>
-          <w:lang w:val="bg-BG" w:eastAsia="en-US" w:bidi="ar-SA"/>
-        </w:rPr>
-        <w:t>Тема:</w:t>
-      </w:r>
-      <w:r>
-        <w:rPr>
-          <w:lang w:val="bg-BG" w:eastAsia="en-US" w:bidi="ar-SA"/>
-        </w:rPr>
-        <w:t xml:space="preserve"> </w:t>
-      </w:r>
-    </w:p>
-    <w:p>
-      <w:pPr>
-        <w:pStyle w:val="ListParagraph"/>
-        <w:ind w:hanging="0" w:left="283"/>
-        <w:jc w:val="both"/>
-        <w:rPr>
-          <w:lang w:val="bg-BG" w:eastAsia="en-US" w:bidi="ar-SA"/>
-        </w:rPr>
-      </w:pPr>
-      <w:r>
-        <w:rPr>
-          <w:szCs w:val="24"/>
-          <w:lang w:val="bg-BG" w:eastAsia="en-US" w:bidi="ar-SA"/>
-        </w:rPr>
-        <w:t>„</w:t>
-      </w:r>
-      <w:r>
-        <w:rPr>
-          <w:lang w:val="bg-BG" w:eastAsia="en-US" w:bidi="ar-SA"/>
-        </w:rPr>
-        <w:t>Класификация на фазите на ръчен монтаж чрез мултимодални сигнали от проследяване на движенията на очите и главата</w:t>
-      </w:r>
-      <w:r>
-        <w:rPr>
-          <w:szCs w:val="24"/>
-          <w:lang w:val="bg-BG" w:eastAsia="en-US" w:bidi="ar-SA"/>
-        </w:rPr>
-        <w:t>“</w:t>
       </w:r>
     </w:p>
     <w:p>
@@ -1632,23 +1575,27 @@
         <w:spacing w:before="0" w:after="0"/>
         <w:jc w:val="both"/>
         <w:rPr>
-          <w:sz w:val="28"/>
-          <w:lang w:val="bg-BG" w:eastAsia="en-US" w:bidi="ar-SA"/>
-        </w:rPr>
-      </w:pPr>
-      <w:r>
-        <w:rPr>
-          <w:sz w:val="28"/>
-          <w:lang w:val="bg-BG" w:eastAsia="en-US" w:bidi="ar-SA"/>
-        </w:rPr>
-        <w:t>Изходни данни:</w:t>
-      </w:r>
-    </w:p>
-    <w:p>
-      <w:pPr>
-        <w:pStyle w:val="Normal"/>
-        <w:spacing w:before="0" w:after="0"/>
-        <w:ind w:hanging="0"/>
+          <w:lang w:val="bg-BG" w:eastAsia="en-US" w:bidi="ar-SA"/>
+        </w:rPr>
+      </w:pPr>
+      <w:r>
+        <w:rPr>
+          <w:sz w:val="28"/>
+          <w:lang w:val="bg-BG" w:eastAsia="en-US" w:bidi="ar-SA"/>
+        </w:rPr>
+        <w:t>Тема:</w:t>
+      </w:r>
+      <w:r>
+        <w:rPr>
+          <w:lang w:val="bg-BG" w:eastAsia="en-US" w:bidi="ar-SA"/>
+        </w:rPr>
+        <w:t xml:space="preserve"> </w:t>
+      </w:r>
+    </w:p>
+    <w:p>
+      <w:pPr>
+        <w:pStyle w:val="ListParagraph"/>
+        <w:ind w:hanging="0" w:left="283"/>
         <w:jc w:val="both"/>
         <w:rPr>
           <w:lang w:val="bg-BG" w:eastAsia="en-US" w:bidi="ar-SA"/>
@@ -1656,9 +1603,23 @@
       </w:pPr>
       <w:r>
         <w:rPr>
-          <w:lang w:val="bg-BG" w:eastAsia="en-US" w:bidi="ar-SA"/>
-        </w:rPr>
-        <w:t>Приложение, поддържащо Windows и Debian Linux, език за програмиране - Python</w:t>
+          <w:szCs w:val="24"/>
+          <w:lang w:val="bg-BG" w:eastAsia="en-US" w:bidi="ar-SA"/>
+        </w:rPr>
+        <w:t>„</w:t>
+      </w:r>
+      <w:r>
+        <w:rPr>
+          <w:lang w:val="bg-BG" w:eastAsia="en-US" w:bidi="ar-SA"/>
+        </w:rPr>
+        <w:t>Класификация на фазите на ръчен монтаж чрез мултимодални сигнали от проследяване на движенията на очите и главата</w:t>
+      </w:r>
+      <w:r>
+        <w:rPr>
+          <w:szCs w:val="24"/>
+          <w:lang w:val="bg-BG" w:eastAsia="en-US" w:bidi="ar-SA"/>
+        </w:rPr>
+        <w:t>“</w:t>
       </w:r>
     </w:p>
     <w:p>
@@ -1680,7 +1641,248 @@
           <w:sz w:val="28"/>
           <w:lang w:val="bg-BG" w:eastAsia="en-US" w:bidi="ar-SA"/>
         </w:rPr>
+        <w:t>Изходни данни:</w:t>
+      </w:r>
+    </w:p>
+    <w:p>
+      <w:pPr>
+        <w:pStyle w:val="Normal"/>
+        <w:spacing w:before="0" w:after="0"/>
+        <w:ind w:hanging="0"/>
+        <w:jc w:val="both"/>
+        <w:rPr>
+          <w:lang w:val="bg-BG" w:eastAsia="en-US" w:bidi="ar-SA"/>
+        </w:rPr>
+      </w:pPr>
+      <w:r>
+        <w:rPr>
+          <w:lang w:val="bg-BG" w:eastAsia="en-US" w:bidi="ar-SA"/>
+        </w:rPr>
+        <w:t>Приложение, поддържащо Windows и Debian Linux, език за програмиране - Python</w:t>
+      </w:r>
+    </w:p>
+    <w:p>
+      <w:pPr>
+        <w:pStyle w:val="Normal"/>
+        <w:numPr>
+          <w:ilvl w:val="0"/>
+          <w:numId w:val="12"/>
+        </w:numPr>
+        <w:spacing w:before="0" w:after="0"/>
+        <w:jc w:val="both"/>
+        <w:rPr>
+          <w:sz w:val="28"/>
+          <w:lang w:val="bg-BG" w:eastAsia="en-US" w:bidi="ar-SA"/>
+        </w:rPr>
+      </w:pPr>
+      <w:r>
+        <w:rPr>
+          <w:sz w:val="28"/>
+          <w:lang w:val="bg-BG" w:eastAsia="en-US" w:bidi="ar-SA"/>
+        </w:rPr>
         <w:t>Съдържание на обяснителната записка:</w:t>
+      </w:r>
+    </w:p>
+    <w:p>
+      <w:pPr>
+        <w:pStyle w:val="Normal"/>
+        <w:numPr>
+          <w:ilvl w:val="0"/>
+          <w:numId w:val="1"/>
+        </w:numPr>
+        <w:spacing w:before="0" w:after="0"/>
+        <w:jc w:val="both"/>
+        <w:rPr>
+          <w:lang w:val="bg-BG" w:eastAsia="en-US" w:bidi="ar-SA"/>
+        </w:rPr>
+      </w:pPr>
+      <w:r>
+        <w:rPr>
+          <w:lang w:val="bg-BG" w:eastAsia="en-US" w:bidi="ar-SA"/>
+        </w:rPr>
+        <w:t>Анотация</w:t>
+      </w:r>
+    </w:p>
+    <w:p>
+      <w:pPr>
+        <w:pStyle w:val="Normal"/>
+        <w:numPr>
+          <w:ilvl w:val="0"/>
+          <w:numId w:val="1"/>
+        </w:numPr>
+        <w:spacing w:before="0" w:after="0"/>
+        <w:jc w:val="both"/>
+        <w:rPr>
+          <w:lang w:val="bg-BG" w:eastAsia="en-US" w:bidi="ar-SA"/>
+        </w:rPr>
+      </w:pPr>
+      <w:r>
+        <w:rPr>
+          <w:lang w:val="bg-BG" w:eastAsia="en-US" w:bidi="ar-SA"/>
+        </w:rPr>
+        <w:t>Увод</w:t>
+      </w:r>
+    </w:p>
+    <w:p>
+      <w:pPr>
+        <w:pStyle w:val="Normal"/>
+        <w:numPr>
+          <w:ilvl w:val="0"/>
+          <w:numId w:val="1"/>
+        </w:numPr>
+        <w:spacing w:before="0" w:after="0"/>
+        <w:jc w:val="both"/>
+        <w:rPr>
+          <w:lang w:val="bg-BG" w:eastAsia="en-US" w:bidi="ar-SA"/>
+        </w:rPr>
+      </w:pPr>
+      <w:r>
+        <w:rPr>
+          <w:lang w:val="bg-BG" w:eastAsia="en-US" w:bidi="ar-SA"/>
+        </w:rPr>
+        <w:t>Обзор на съществуващите решения. Изводи. Цел и задачи.</w:t>
+      </w:r>
+    </w:p>
+    <w:p>
+      <w:pPr>
+        <w:pStyle w:val="Normal"/>
+        <w:numPr>
+          <w:ilvl w:val="0"/>
+          <w:numId w:val="1"/>
+        </w:numPr>
+        <w:spacing w:before="0" w:after="0"/>
+        <w:jc w:val="both"/>
+        <w:rPr>
+          <w:lang w:val="bg-BG" w:eastAsia="en-US" w:bidi="ar-SA"/>
+        </w:rPr>
+      </w:pPr>
+      <w:r>
+        <w:rPr>
+          <w:lang w:val="bg-BG" w:eastAsia="en-US" w:bidi="ar-SA"/>
+        </w:rPr>
+        <w:t>.............................................................</w:t>
+      </w:r>
+    </w:p>
+    <w:p>
+      <w:pPr>
+        <w:pStyle w:val="Normal"/>
+        <w:numPr>
+          <w:ilvl w:val="0"/>
+          <w:numId w:val="1"/>
+        </w:numPr>
+        <w:spacing w:before="0" w:after="0"/>
+        <w:jc w:val="both"/>
+        <w:rPr>
+          <w:lang w:val="bg-BG" w:eastAsia="en-US" w:bidi="ar-SA"/>
+        </w:rPr>
+      </w:pPr>
+      <w:r>
+        <w:rPr>
+          <w:lang w:val="bg-BG" w:eastAsia="en-US" w:bidi="ar-SA"/>
+        </w:rPr>
+        <w:t>.............................................................</w:t>
+      </w:r>
+    </w:p>
+    <w:p>
+      <w:pPr>
+        <w:pStyle w:val="Normal"/>
+        <w:numPr>
+          <w:ilvl w:val="0"/>
+          <w:numId w:val="1"/>
+        </w:numPr>
+        <w:spacing w:before="0" w:after="0"/>
+        <w:jc w:val="both"/>
+        <w:rPr>
+          <w:lang w:val="bg-BG" w:eastAsia="en-US" w:bidi="ar-SA"/>
+        </w:rPr>
+      </w:pPr>
+      <w:r>
+        <w:rPr>
+          <w:lang w:val="bg-BG" w:eastAsia="en-US" w:bidi="ar-SA"/>
+        </w:rPr>
+        <w:t>.............................................................</w:t>
+      </w:r>
+    </w:p>
+    <w:p>
+      <w:pPr>
+        <w:pStyle w:val="Normal"/>
+        <w:numPr>
+          <w:ilvl w:val="0"/>
+          <w:numId w:val="1"/>
+        </w:numPr>
+        <w:spacing w:before="0" w:after="0"/>
+        <w:jc w:val="both"/>
+        <w:rPr>
+          <w:lang w:val="bg-BG" w:eastAsia="en-US" w:bidi="ar-SA"/>
+        </w:rPr>
+      </w:pPr>
+      <w:r>
+        <w:rPr>
+          <w:lang w:val="bg-BG" w:eastAsia="en-US" w:bidi="ar-SA"/>
+        </w:rPr>
+        <w:t>Основни резултати. Изводи и препоръки.</w:t>
+      </w:r>
+    </w:p>
+    <w:p>
+      <w:pPr>
+        <w:pStyle w:val="Normal"/>
+        <w:numPr>
+          <w:ilvl w:val="0"/>
+          <w:numId w:val="1"/>
+        </w:numPr>
+        <w:spacing w:before="0" w:after="0"/>
+        <w:jc w:val="both"/>
+        <w:rPr>
+          <w:lang w:val="bg-BG" w:eastAsia="en-US" w:bidi="ar-SA"/>
+        </w:rPr>
+      </w:pPr>
+      <w:r>
+        <w:rPr>
+          <w:lang w:val="bg-BG" w:eastAsia="en-US" w:bidi="ar-SA"/>
+        </w:rPr>
+        <w:t>Използвана литература</w:t>
+      </w:r>
+    </w:p>
+    <w:p>
+      <w:pPr>
+        <w:pStyle w:val="Normal"/>
+        <w:numPr>
+          <w:ilvl w:val="0"/>
+          <w:numId w:val="1"/>
+        </w:numPr>
+        <w:spacing w:before="0" w:after="0"/>
+        <w:jc w:val="both"/>
+        <w:rPr>
+          <w:lang w:val="bg-BG" w:eastAsia="en-US" w:bidi="ar-SA"/>
+        </w:rPr>
+      </w:pPr>
+      <w:r>
+        <w:rPr>
+          <w:lang w:val="bg-BG" w:eastAsia="en-US" w:bidi="ar-SA"/>
+        </w:rPr>
+        <w:t>Приложения</w:t>
+      </w:r>
+    </w:p>
+    <w:p>
+      <w:pPr>
+        <w:pStyle w:val="Normal"/>
+        <w:numPr>
+          <w:ilvl w:val="0"/>
+          <w:numId w:val="13"/>
+        </w:numPr>
+        <w:spacing w:before="0" w:after="0"/>
+        <w:jc w:val="both"/>
+        <w:rPr>
+          <w:sz w:val="28"/>
+          <w:lang w:val="bg-BG" w:eastAsia="en-US" w:bidi="ar-SA"/>
+        </w:rPr>
+      </w:pPr>
+      <w:r>
+        <w:rPr>
+          <w:sz w:val="28"/>
+          <w:lang w:val="bg-BG" w:eastAsia="en-US" w:bidi="ar-SA"/>
+        </w:rPr>
+        <w:t>Съдържание на графичната част:</w:t>
       </w:r>
     </w:p>
     <w:p>
@@ -1700,7 +1902,7 @@
         <w:rPr>
           <w:lang w:val="bg-BG" w:eastAsia="en-US" w:bidi="ar-SA"/>
         </w:rPr>
-        <w:t>Анотация</w:t>
+        <w:t>.............................................................</w:t>
       </w:r>
     </w:p>
     <w:p>
@@ -1709,208 +1911,6 @@
         <w:numPr>
           <w:ilvl w:val="0"/>
           <w:numId w:val="2"/>
-        </w:numPr>
-        <w:spacing w:before="0" w:after="0"/>
-        <w:jc w:val="both"/>
-        <w:rPr>
-          <w:lang w:val="bg-BG" w:eastAsia="en-US" w:bidi="ar-SA"/>
-        </w:rPr>
-      </w:pPr>
-      <w:r>
-        <w:rPr>
-          <w:lang w:val="bg-BG" w:eastAsia="en-US" w:bidi="ar-SA"/>
-        </w:rPr>
-        <w:t>Увод</w:t>
-      </w:r>
-    </w:p>
-    <w:p>
-      <w:pPr>
-        <w:pStyle w:val="Normal"/>
-        <w:numPr>
-          <w:ilvl w:val="0"/>
-          <w:numId w:val="2"/>
-        </w:numPr>
-        <w:spacing w:before="0" w:after="0"/>
-        <w:jc w:val="both"/>
-        <w:rPr>
-          <w:lang w:val="bg-BG" w:eastAsia="en-US" w:bidi="ar-SA"/>
-        </w:rPr>
-      </w:pPr>
-      <w:r>
-        <w:rPr>
-          <w:lang w:val="bg-BG" w:eastAsia="en-US" w:bidi="ar-SA"/>
-        </w:rPr>
-        <w:t>Обзор на съществуващите решения. Изводи. Цел и задачи.</w:t>
-      </w:r>
-    </w:p>
-    <w:p>
-      <w:pPr>
-        <w:pStyle w:val="Normal"/>
-        <w:numPr>
-          <w:ilvl w:val="0"/>
-          <w:numId w:val="2"/>
-        </w:numPr>
-        <w:spacing w:before="0" w:after="0"/>
-        <w:jc w:val="both"/>
-        <w:rPr>
-          <w:lang w:val="bg-BG" w:eastAsia="en-US" w:bidi="ar-SA"/>
-        </w:rPr>
-      </w:pPr>
-      <w:r>
-        <w:rPr>
-          <w:lang w:val="bg-BG" w:eastAsia="en-US" w:bidi="ar-SA"/>
-        </w:rPr>
-        <w:t>.............................................................</w:t>
-      </w:r>
-    </w:p>
-    <w:p>
-      <w:pPr>
-        <w:pStyle w:val="Normal"/>
-        <w:numPr>
-          <w:ilvl w:val="0"/>
-          <w:numId w:val="2"/>
-        </w:numPr>
-        <w:spacing w:before="0" w:after="0"/>
-        <w:jc w:val="both"/>
-        <w:rPr>
-          <w:lang w:val="bg-BG" w:eastAsia="en-US" w:bidi="ar-SA"/>
-        </w:rPr>
-      </w:pPr>
-      <w:r>
-        <w:rPr>
-          <w:lang w:val="bg-BG" w:eastAsia="en-US" w:bidi="ar-SA"/>
-        </w:rPr>
-        <w:t>.............................................................</w:t>
-      </w:r>
-    </w:p>
-    <w:p>
-      <w:pPr>
-        <w:pStyle w:val="Normal"/>
-        <w:numPr>
-          <w:ilvl w:val="0"/>
-          <w:numId w:val="2"/>
-        </w:numPr>
-        <w:spacing w:before="0" w:after="0"/>
-        <w:jc w:val="both"/>
-        <w:rPr>
-          <w:lang w:val="bg-BG" w:eastAsia="en-US" w:bidi="ar-SA"/>
-        </w:rPr>
-      </w:pPr>
-      <w:r>
-        <w:rPr>
-          <w:lang w:val="bg-BG" w:eastAsia="en-US" w:bidi="ar-SA"/>
-        </w:rPr>
-        <w:t>.............................................................</w:t>
-      </w:r>
-    </w:p>
-    <w:p>
-      <w:pPr>
-        <w:pStyle w:val="Normal"/>
-        <w:numPr>
-          <w:ilvl w:val="0"/>
-          <w:numId w:val="2"/>
-        </w:numPr>
-        <w:spacing w:before="0" w:after="0"/>
-        <w:jc w:val="both"/>
-        <w:rPr>
-          <w:lang w:val="bg-BG" w:eastAsia="en-US" w:bidi="ar-SA"/>
-        </w:rPr>
-      </w:pPr>
-      <w:r>
-        <w:rPr>
-          <w:lang w:val="bg-BG" w:eastAsia="en-US" w:bidi="ar-SA"/>
-        </w:rPr>
-        <w:t>Основни резултати. Изводи и препоръки.</w:t>
-      </w:r>
-    </w:p>
-    <w:p>
-      <w:pPr>
-        <w:pStyle w:val="Normal"/>
-        <w:numPr>
-          <w:ilvl w:val="0"/>
-          <w:numId w:val="2"/>
-        </w:numPr>
-        <w:spacing w:before="0" w:after="0"/>
-        <w:jc w:val="both"/>
-        <w:rPr>
-          <w:lang w:val="bg-BG" w:eastAsia="en-US" w:bidi="ar-SA"/>
-        </w:rPr>
-      </w:pPr>
-      <w:r>
-        <w:rPr>
-          <w:lang w:val="bg-BG" w:eastAsia="en-US" w:bidi="ar-SA"/>
-        </w:rPr>
-        <w:t>Използвана литература</w:t>
-      </w:r>
-    </w:p>
-    <w:p>
-      <w:pPr>
-        <w:pStyle w:val="Normal"/>
-        <w:numPr>
-          <w:ilvl w:val="0"/>
-          <w:numId w:val="2"/>
-        </w:numPr>
-        <w:spacing w:before="0" w:after="0"/>
-        <w:jc w:val="both"/>
-        <w:rPr>
-          <w:lang w:val="bg-BG" w:eastAsia="en-US" w:bidi="ar-SA"/>
-        </w:rPr>
-      </w:pPr>
-      <w:r>
-        <w:rPr>
-          <w:lang w:val="bg-BG" w:eastAsia="en-US" w:bidi="ar-SA"/>
-        </w:rPr>
-        <w:t>Приложения</w:t>
-      </w:r>
-    </w:p>
-    <w:p>
-      <w:pPr>
-        <w:pStyle w:val="Normal"/>
-        <w:numPr>
-          <w:ilvl w:val="0"/>
-          <w:numId w:val="8"/>
-        </w:numPr>
-        <w:spacing w:before="0" w:after="0"/>
-        <w:jc w:val="both"/>
-        <w:rPr>
-          <w:sz w:val="28"/>
-          <w:lang w:val="bg-BG" w:eastAsia="en-US" w:bidi="ar-SA"/>
-        </w:rPr>
-      </w:pPr>
-      <w:r>
-        <w:rPr>
-          <w:sz w:val="28"/>
-          <w:lang w:val="bg-BG" w:eastAsia="en-US" w:bidi="ar-SA"/>
-        </w:rPr>
-        <w:t>Съдържание на графичната част:</w:t>
-      </w:r>
-    </w:p>
-    <w:p>
-      <w:pPr>
-        <w:pStyle w:val="Normal"/>
-        <w:numPr>
-          <w:ilvl w:val="0"/>
-          <w:numId w:val="3"/>
-        </w:numPr>
-        <w:spacing w:before="0" w:after="0"/>
-        <w:jc w:val="both"/>
-        <w:rPr>
-          <w:lang w:val="bg-BG" w:eastAsia="en-US" w:bidi="ar-SA"/>
-        </w:rPr>
-      </w:pPr>
-      <w:r>
-        <w:rPr>
-          <w:lang w:val="bg-BG" w:eastAsia="en-US" w:bidi="ar-SA"/>
-        </w:rPr>
-        <w:t>.............................................................</w:t>
-      </w:r>
-    </w:p>
-    <w:p>
-      <w:pPr>
-        <w:pStyle w:val="Normal"/>
-        <w:numPr>
-          <w:ilvl w:val="0"/>
-          <w:numId w:val="3"/>
         </w:numPr>
         <w:spacing w:before="0" w:after="0"/>
         <w:jc w:val="both"/>
@@ -2529,7 +2529,7 @@
     <w:p>
       <w:pPr>
         <w:pStyle w:val="Normal"/>
-        <w:overflowPunct w:val="true"/>
+        <w:overflowPunct w:val="false"/>
         <w:spacing w:lineRule="auto" w:line="278" w:before="0" w:after="160"/>
         <w:ind w:hanging="0"/>
         <w:rPr>
@@ -2563,7 +2563,7 @@
     <w:p>
       <w:pPr>
         <w:pStyle w:val="Normal"/>
-        <w:overflowPunct w:val="true"/>
+        <w:overflowPunct w:val="false"/>
         <w:spacing w:lineRule="auto" w:line="278" w:before="0" w:after="160"/>
         <w:ind w:hanging="0"/>
         <w:rPr>
@@ -2597,7 +2597,7 @@
     <w:p>
       <w:pPr>
         <w:pStyle w:val="Normal"/>
-        <w:overflowPunct w:val="true"/>
+        <w:overflowPunct w:val="false"/>
         <w:spacing w:lineRule="auto" w:line="278" w:before="0" w:after="160"/>
         <w:ind w:hanging="0"/>
         <w:rPr>
@@ -2631,7 +2631,7 @@
     <w:p>
       <w:pPr>
         <w:pStyle w:val="Normal"/>
-        <w:overflowPunct w:val="true"/>
+        <w:overflowPunct w:val="false"/>
         <w:spacing w:lineRule="auto" w:line="278" w:before="0" w:after="160"/>
         <w:ind w:hanging="0"/>
         <w:rPr>
@@ -2661,9 +2661,9 @@
         <w:keepLines/>
         <w:numPr>
           <w:ilvl w:val="0"/>
-          <w:numId w:val="4"/>
+          <w:numId w:val="3"/>
         </w:numPr>
-        <w:overflowPunct w:val="true"/>
+        <w:overflowPunct w:val="false"/>
         <w:spacing w:lineRule="auto" w:line="276" w:before="0" w:after="0"/>
         <w:ind w:hanging="357" w:left="357"/>
         <w:contextualSpacing/>
@@ -2903,7 +2903,7 @@
     <w:p>
       <w:pPr>
         <w:pStyle w:val="Normal"/>
-        <w:overflowPunct w:val="true"/>
+        <w:overflowPunct w:val="false"/>
         <w:spacing w:lineRule="auto" w:line="360" w:before="0" w:after="160"/>
         <w:ind w:hanging="0"/>
         <w:rPr>
@@ -2928,9 +2928,9 @@
         <w:keepLines/>
         <w:numPr>
           <w:ilvl w:val="0"/>
-          <w:numId w:val="4"/>
+          <w:numId w:val="3"/>
         </w:numPr>
-        <w:overflowPunct w:val="true"/>
+        <w:overflowPunct w:val="false"/>
         <w:spacing w:lineRule="auto" w:line="276" w:before="0" w:after="0"/>
         <w:ind w:hanging="357" w:left="357"/>
         <w:contextualSpacing/>
@@ -2967,7 +2967,7 @@
           <w:numId w:val="0"/>
         </w:numPr>
         <w:suppressAutoHyphens w:val="true"/>
-        <w:overflowPunct w:val="true"/>
+        <w:overflowPunct w:val="false"/>
         <w:spacing w:lineRule="auto" w:line="276" w:before="0" w:after="0"/>
         <w:ind w:hanging="357" w:left="357"/>
         <w:contextualSpacing/>
@@ -2999,9 +2999,9 @@
         <w:pStyle w:val="ListParagraph"/>
         <w:numPr>
           <w:ilvl w:val="0"/>
-          <w:numId w:val="4"/>
+          <w:numId w:val="3"/>
         </w:numPr>
-        <w:overflowPunct w:val="true"/>
+        <w:overflowPunct w:val="false"/>
         <w:spacing w:lineRule="auto" w:line="276" w:before="0" w:after="0"/>
         <w:ind w:hanging="357" w:left="357"/>
         <w:contextualSpacing/>
@@ -3036,7 +3036,7 @@
           <w:numId w:val="0"/>
         </w:numPr>
         <w:suppressAutoHyphens w:val="true"/>
-        <w:overflowPunct w:val="true"/>
+        <w:overflowPunct w:val="false"/>
         <w:spacing w:lineRule="auto" w:line="276" w:before="0" w:after="0"/>
         <w:ind w:hanging="357" w:left="357"/>
         <w:contextualSpacing/>
@@ -3068,9 +3068,9 @@
         <w:pStyle w:val="ListParagraph"/>
         <w:numPr>
           <w:ilvl w:val="0"/>
-          <w:numId w:val="4"/>
+          <w:numId w:val="3"/>
         </w:numPr>
-        <w:overflowPunct w:val="true"/>
+        <w:overflowPunct w:val="false"/>
         <w:spacing w:lineRule="auto" w:line="276" w:before="0" w:after="0"/>
         <w:ind w:hanging="357" w:left="357"/>
         <w:contextualSpacing/>
@@ -3105,7 +3105,7 @@
           <w:numId w:val="0"/>
         </w:numPr>
         <w:suppressAutoHyphens w:val="true"/>
-        <w:overflowPunct w:val="true"/>
+        <w:overflowPunct w:val="false"/>
         <w:spacing w:lineRule="auto" w:line="276" w:before="0" w:after="0"/>
         <w:ind w:hanging="357" w:left="357"/>
         <w:contextualSpacing/>
@@ -3137,9 +3137,9 @@
         <w:pStyle w:val="ListParagraph"/>
         <w:numPr>
           <w:ilvl w:val="0"/>
-          <w:numId w:val="4"/>
+          <w:numId w:val="3"/>
         </w:numPr>
-        <w:overflowPunct w:val="true"/>
+        <w:overflowPunct w:val="false"/>
         <w:spacing w:lineRule="auto" w:line="276" w:before="0" w:after="0"/>
         <w:ind w:hanging="357" w:left="357"/>
         <w:contextualSpacing/>
@@ -3230,31 +3230,7 @@
         <w:rPr>
           <w:lang w:val="bg-BG"/>
         </w:rPr>
-        <w:t xml:space="preserve">Преди началото на експеримента всеки участник заедно с организатора на експеримента трябва да се </w:t>
-      </w:r>
-      <w:r>
-        <w:rPr>
-          <w:lang w:val="bg-BG"/>
-        </w:rPr>
-        <w:t>подпишат</w:t>
-      </w:r>
-      <w:r>
-        <w:rPr>
-          <w:lang w:val="bg-BG"/>
-        </w:rPr>
-        <w:t xml:space="preserve"> на </w:t>
-      </w:r>
-      <w:r>
-        <w:rPr>
-          <w:lang w:val="bg-BG"/>
-        </w:rPr>
-        <w:t>договор, идентичен с Приложение А</w:t>
-      </w:r>
-      <w:r>
-        <w:rPr>
-          <w:lang w:val="bg-BG"/>
-        </w:rPr>
-        <w:t xml:space="preserve">. Договорът се изготвя и подписва в два еднообразни екземпляра – по един за всяка от страните. </w:t>
+        <w:t xml:space="preserve">Преди началото на експеримента всеки участник заедно с организатора на експеримента трябва да се подпишат на договор, идентичен с Приложение А. Договорът се изготвя и подписва в два еднообразни екземпляра – по един за всяка от страните. </w:t>
       </w:r>
     </w:p>
     <w:p>
@@ -3350,7 +3326,7 @@
         <w:pStyle w:val="ListParagraph"/>
         <w:numPr>
           <w:ilvl w:val="1"/>
-          <w:numId w:val="4"/>
+          <w:numId w:val="3"/>
         </w:numPr>
         <w:rPr>
           <w:b/>
@@ -3716,9 +3692,9 @@
         <w:pStyle w:val="ListParagraph"/>
         <w:numPr>
           <w:ilvl w:val="0"/>
-          <w:numId w:val="4"/>
+          <w:numId w:val="3"/>
         </w:numPr>
-        <w:overflowPunct w:val="true"/>
+        <w:overflowPunct w:val="false"/>
         <w:spacing w:lineRule="auto" w:line="276" w:before="0" w:after="0"/>
         <w:ind w:hanging="357" w:left="357"/>
         <w:contextualSpacing/>
@@ -3755,31 +3731,7 @@
         <w:rPr>
           <w:lang w:val="bg-BG" w:eastAsia="en-US" w:bidi="ar-SA"/>
         </w:rPr>
-        <w:t xml:space="preserve">След събирането на данните, те трябва да бъдат категоризирани. </w:t>
-      </w:r>
-      <w:r>
-        <w:rPr>
-          <w:lang w:val="bg-BG" w:eastAsia="en-US" w:bidi="ar-SA"/>
-        </w:rPr>
-        <w:t>Ч</w:t>
-      </w:r>
-      <w:r>
-        <w:rPr>
-          <w:lang w:val="bg-BG" w:eastAsia="en-US" w:bidi="ar-SA"/>
-        </w:rPr>
-        <w:t xml:space="preserve">аст от данните </w:t>
-      </w:r>
-      <w:r>
-        <w:rPr>
-          <w:lang w:val="bg-BG" w:eastAsia="en-US" w:bidi="ar-SA"/>
-        </w:rPr>
-        <w:t>се очаква да бъдат</w:t>
-      </w:r>
-      <w:r>
-        <w:rPr>
-          <w:lang w:val="bg-BG" w:eastAsia="en-US" w:bidi="ar-SA"/>
-        </w:rPr>
-        <w:t xml:space="preserve"> категоризирани на ръка, а след събирането на достатъчно голям брой категоризирани данни, да се създаде модел за машинно обучение, който с достатъчно голяма точност да успява да категоризира данните от един запис, а потребителя само да поправя грешките. За целта е нужно приложение, което позволява не само лесното добавяне на събития, но и тяхното редактиране. </w:t>
+        <w:t xml:space="preserve">След събирането на данните, те трябва да бъдат категоризирани. Част от данните се очаква да бъдат категоризирани на ръка, а след събирането на достатъчно голям брой категоризирани данни, да се създаде модел за машинно обучение, който с достатъчно голяма точност да успява да категоризира данните от един запис, а потребителя само да поправя грешките. За целта е нужно приложение, което позволява не само лесното добавяне на събития, но и тяхното редактиране. </w:t>
       </w:r>
     </w:p>
     <w:p>
@@ -3795,37 +3747,7 @@
         <w:rPr>
           <w:lang w:val="bg-BG" w:eastAsia="en-US" w:bidi="ar-SA"/>
         </w:rPr>
-        <w:t xml:space="preserve">При търсенето на съществуващи решения, не е открито такова, което да позволява лесно модифициране на данните в нужният формат. Повечето от съществуващите решения, предлагат само платени версии, като много от тях са облачно-базирани услуги. </w:t>
-      </w:r>
-      <w:r>
-        <w:rPr>
-          <w:lang w:val="bg-BG" w:eastAsia="en-US" w:bidi="ar-SA"/>
-        </w:rPr>
-        <w:t>С цел намаляване на риска, свързан с качването на чувствителна информация (като гласовите и очните данни на участниците в експеримента) в външни облачни хранилища, както и с оглед на намаляване на разходите, е взето решение да бъде разработено</w:t>
-      </w:r>
-      <w:r>
-        <w:rPr>
-          <w:lang w:val="bg-BG" w:eastAsia="en-US" w:bidi="ar-SA"/>
-        </w:rPr>
-        <w:t xml:space="preserve"> </w:t>
-      </w:r>
-      <w:r>
-        <w:rPr>
-          <w:lang w:val="bg-BG" w:eastAsia="en-US" w:bidi="ar-SA"/>
-        </w:rPr>
-        <w:t>специализирано</w:t>
-      </w:r>
-      <w:r>
-        <w:rPr>
-          <w:lang w:val="bg-BG" w:eastAsia="en-US" w:bidi="ar-SA"/>
-        </w:rPr>
-        <w:t xml:space="preserve"> </w:t>
-      </w:r>
-      <w:r>
-        <w:rPr>
-          <w:lang w:val="bg-BG" w:eastAsia="en-US" w:bidi="ar-SA"/>
-        </w:rPr>
-        <w:t>приложение за класификация на данни.</w:t>
+        <w:t>При търсенето на съществуващи решения, не е открито такова, което да позволява лесно модифициране на данните в нужният формат. Повечето от съществуващите решения, предлагат само платени версии, като много от тях са облачно-базирани услуги. С цел намаляване на риска, свързан с качването на чувствителна информация (като гласовите и очните данни на участниците в експеримента) в външни облачни хранилища, както и с оглед на намаляване на разходите, е взето решение да бъде разработено специализирано приложение за класификация на данни.</w:t>
       </w:r>
     </w:p>
     <w:p>
@@ -3834,10 +3756,10 @@
         <w:widowControl/>
         <w:numPr>
           <w:ilvl w:val="1"/>
-          <w:numId w:val="4"/>
+          <w:numId w:val="3"/>
         </w:numPr>
         <w:suppressAutoHyphens w:val="true"/>
-        <w:overflowPunct w:val="true"/>
+        <w:overflowPunct w:val="false"/>
         <w:bidi w:val="0"/>
         <w:spacing w:lineRule="auto" w:line="276" w:before="0" w:after="0"/>
         <w:ind w:hanging="340" w:left="1077" w:right="0"/>
@@ -3868,11 +3790,26 @@
     <w:p>
       <w:pPr>
         <w:pStyle w:val="Normal"/>
+        <w:spacing w:lineRule="auto" w:line="360"/>
+        <w:rPr>
+          <w:lang w:val="bg-BG"/>
+        </w:rPr>
+      </w:pPr>
+      <w:r>
+        <w:rPr>
+          <w:lang w:val="bg-BG"/>
+        </w:rPr>
+        <w:t>Тъй като целта на разработваното приложение е ясна и точна, а то не е главната цел на този проект, функционалните изисквания са малко и кратки.</w:t>
+      </w:r>
+    </w:p>
+    <w:p>
+      <w:pPr>
+        <w:pStyle w:val="Normal"/>
         <w:rPr/>
       </w:pPr>
       <w:r>
         <w:drawing>
-          <wp:anchor distT="0" distB="0" distL="0" distR="0" simplePos="0" relativeHeight="5" behindDoc="0" locked="0" layoutInCell="0" allowOverlap="1">
+          <wp:anchor behindDoc="0" distT="0" distB="0" distL="0" distR="0" simplePos="0" locked="0" layoutInCell="0" allowOverlap="1" relativeHeight="5">
             <wp:simplePos x="0" y="0"/>
             <wp:positionH relativeFrom="column">
               <wp:align>center</wp:align>
@@ -3883,7 +3820,7 @@
             <wp:extent cx="5939790" cy="2484755"/>
             <wp:effectExtent l="0" t="0" r="0" b="0"/>
             <wp:wrapTopAndBottom/>
-            <wp:docPr id="1" name="Image4"/>
+            <wp:docPr id="1" name="Image4" descr=""/>
             <wp:cNvGraphicFramePr>
               <a:graphicFrameLocks xmlns:a="http://schemas.openxmlformats.org/drawingml/2006/main" noChangeAspect="1"/>
             </wp:cNvGraphicFramePr>
@@ -3891,7 +3828,7 @@
               <a:graphicData uri="http://schemas.openxmlformats.org/drawingml/2006/picture">
                 <pic:pic xmlns:pic="http://schemas.openxmlformats.org/drawingml/2006/picture">
                   <pic:nvPicPr>
-                    <pic:cNvPr id="1" name="Image4"/>
+                    <pic:cNvPr id="1" name="Image4" descr=""/>
                     <pic:cNvPicPr>
                       <a:picLocks noChangeAspect="1" noChangeArrowheads="1"/>
                     </pic:cNvPicPr>
@@ -3955,44 +3892,8 @@
       </w:pPr>
       <w:r>
         <w:rPr/>
-      </w:r>
-    </w:p>
-    <w:p>
-      <w:pPr>
-        <w:pStyle w:val="Normal"/>
-        <w:rPr/>
-      </w:pPr>
-      <w:r>
-        <w:rPr/>
-      </w:r>
-    </w:p>
-    <w:p>
-      <w:pPr>
-        <w:pStyle w:val="Normal"/>
-        <w:rPr/>
-      </w:pPr>
-      <w:r>
-        <w:rPr/>
-      </w:r>
-    </w:p>
-    <w:p>
-      <w:pPr>
-        <w:pStyle w:val="Normal"/>
-        <w:rPr/>
-      </w:pPr>
-      <w:r>
-        <w:rPr/>
-      </w:r>
-    </w:p>
-    <w:p>
-      <w:pPr>
-        <w:pStyle w:val="Normal"/>
-        <w:rPr/>
-      </w:pPr>
-      <w:r>
-        <w:rPr/>
         <w:drawing>
-          <wp:anchor distT="0" distB="0" distL="0" distR="0" simplePos="0" relativeHeight="6" behindDoc="0" locked="0" layoutInCell="0" allowOverlap="1">
+          <wp:anchor behindDoc="0" distT="0" distB="0" distL="0" distR="0" simplePos="0" locked="0" layoutInCell="0" allowOverlap="1" relativeHeight="6">
             <wp:simplePos x="0" y="0"/>
             <wp:positionH relativeFrom="column">
               <wp:posOffset>0</wp:posOffset>
@@ -4003,7 +3904,7 @@
             <wp:extent cx="5939790" cy="2454275"/>
             <wp:effectExtent l="0" t="0" r="0" b="0"/>
             <wp:wrapTopAndBottom/>
-            <wp:docPr id="2" name="Image5"/>
+            <wp:docPr id="2" name="Image5" descr=""/>
             <wp:cNvGraphicFramePr>
               <a:graphicFrameLocks xmlns:a="http://schemas.openxmlformats.org/drawingml/2006/main" noChangeAspect="1"/>
             </wp:cNvGraphicFramePr>
@@ -4011,7 +3912,7 @@
               <a:graphicData uri="http://schemas.openxmlformats.org/drawingml/2006/picture">
                 <pic:pic xmlns:pic="http://schemas.openxmlformats.org/drawingml/2006/picture">
                   <pic:nvPicPr>
-                    <pic:cNvPr id="2" name="Image5"/>
+                    <pic:cNvPr id="2" name="Image5" descr=""/>
                     <pic:cNvPicPr>
                       <a:picLocks noChangeAspect="1" noChangeArrowheads="1"/>
                     </pic:cNvPicPr>
@@ -4080,7 +3981,7 @@
       </w:pPr>
       <w:r>
         <w:drawing>
-          <wp:anchor distT="0" distB="0" distL="0" distR="0" simplePos="0" relativeHeight="7" behindDoc="0" locked="0" layoutInCell="0" allowOverlap="1">
+          <wp:anchor behindDoc="0" distT="0" distB="0" distL="0" distR="0" simplePos="0" locked="0" layoutInCell="0" allowOverlap="1" relativeHeight="7">
             <wp:simplePos x="0" y="0"/>
             <wp:positionH relativeFrom="column">
               <wp:align>center</wp:align>
@@ -4091,7 +3992,7 @@
             <wp:extent cx="5939790" cy="2470785"/>
             <wp:effectExtent l="0" t="0" r="0" b="0"/>
             <wp:wrapSquare wrapText="largest"/>
-            <wp:docPr id="3" name="Image6"/>
+            <wp:docPr id="3" name="Image6" descr=""/>
             <wp:cNvGraphicFramePr>
               <a:graphicFrameLocks xmlns:a="http://schemas.openxmlformats.org/drawingml/2006/main" noChangeAspect="1"/>
             </wp:cNvGraphicFramePr>
@@ -4099,7 +4000,7 @@
               <a:graphicData uri="http://schemas.openxmlformats.org/drawingml/2006/picture">
                 <pic:pic xmlns:pic="http://schemas.openxmlformats.org/drawingml/2006/picture">
                   <pic:nvPicPr>
-                    <pic:cNvPr id="3" name="Image6"/>
+                    <pic:cNvPr id="3" name="Image6" descr=""/>
                     <pic:cNvPicPr>
                       <a:picLocks noChangeAspect="1" noChangeArrowheads="1"/>
                     </pic:cNvPicPr>
@@ -4161,7 +4062,7 @@
           <w:lang w:val="bg-BG"/>
         </w:rPr>
         <w:drawing>
-          <wp:anchor distT="0" distB="0" distL="0" distR="0" simplePos="0" relativeHeight="8" behindDoc="0" locked="0" layoutInCell="0" allowOverlap="1">
+          <wp:anchor behindDoc="0" distT="0" distB="0" distL="0" distR="0" simplePos="0" locked="0" layoutInCell="0" allowOverlap="1" relativeHeight="8">
             <wp:simplePos x="0" y="0"/>
             <wp:positionH relativeFrom="column">
               <wp:align>center</wp:align>
@@ -4172,7 +4073,7 @@
             <wp:extent cx="5939790" cy="2483485"/>
             <wp:effectExtent l="0" t="0" r="0" b="0"/>
             <wp:wrapSquare wrapText="largest"/>
-            <wp:docPr id="4" name="Image7"/>
+            <wp:docPr id="4" name="Image7" descr=""/>
             <wp:cNvGraphicFramePr>
               <a:graphicFrameLocks xmlns:a="http://schemas.openxmlformats.org/drawingml/2006/main" noChangeAspect="1"/>
             </wp:cNvGraphicFramePr>
@@ -4180,7 +4081,7 @@
               <a:graphicData uri="http://schemas.openxmlformats.org/drawingml/2006/picture">
                 <pic:pic xmlns:pic="http://schemas.openxmlformats.org/drawingml/2006/picture">
                   <pic:nvPicPr>
-                    <pic:cNvPr id="4" name="Image7"/>
+                    <pic:cNvPr id="4" name="Image7" descr=""/>
                     <pic:cNvPicPr>
                       <a:picLocks noChangeAspect="1" noChangeArrowheads="1"/>
                     </pic:cNvPicPr>
@@ -4225,14 +4126,23 @@
     </w:p>
     <w:p>
       <w:pPr>
+        <w:pStyle w:val="Normal"/>
+        <w:rPr/>
+      </w:pPr>
+      <w:r>
+        <w:rPr/>
+      </w:r>
+    </w:p>
+    <w:p>
+      <w:pPr>
         <w:pStyle w:val="ListParagraph"/>
         <w:widowControl/>
         <w:numPr>
           <w:ilvl w:val="1"/>
-          <w:numId w:val="4"/>
+          <w:numId w:val="3"/>
         </w:numPr>
         <w:suppressAutoHyphens w:val="true"/>
-        <w:overflowPunct w:val="true"/>
+        <w:overflowPunct w:val="false"/>
         <w:bidi w:val="0"/>
         <w:spacing w:lineRule="auto" w:line="276" w:before="0" w:after="0"/>
         <w:ind w:hanging="340" w:left="1077" w:right="0"/>
@@ -4262,14 +4172,86 @@
     </w:p>
     <w:p>
       <w:pPr>
+        <w:pStyle w:val="Normal"/>
+        <w:numPr>
+          <w:ilvl w:val="0"/>
+          <w:numId w:val="8"/>
+        </w:numPr>
+        <w:spacing w:lineRule="auto" w:line="360"/>
+        <w:rPr/>
+      </w:pPr>
+      <w:r>
+        <w:rPr>
+          <w:lang w:val="bg-BG"/>
+        </w:rPr>
+        <w:t xml:space="preserve">Избран е езикът за програмиране </w:t>
+      </w:r>
+      <w:r>
+        <w:rPr>
+          <w:lang w:val="en-US"/>
+        </w:rPr>
+        <w:t xml:space="preserve">Python, </w:t>
+      </w:r>
+      <w:r>
+        <w:rPr>
+          <w:lang w:val="bg-BG"/>
+        </w:rPr>
+        <w:t>поради наличието на множество библиотеки за графичен потребителски интерфейс, които позволяват бързото прототипиране и разработка.</w:t>
+      </w:r>
+    </w:p>
+    <w:p>
+      <w:pPr>
+        <w:pStyle w:val="Normal"/>
+        <w:numPr>
+          <w:ilvl w:val="0"/>
+          <w:numId w:val="8"/>
+        </w:numPr>
+        <w:spacing w:lineRule="auto" w:line="360"/>
+        <w:rPr>
+          <w:lang w:val="bg-BG"/>
+        </w:rPr>
+      </w:pPr>
+      <w:r>
+        <w:rPr>
+          <w:lang w:val="bg-BG"/>
+        </w:rPr>
+        <w:t xml:space="preserve">Като среда за програмиране е избран текстовия редактор </w:t>
+      </w:r>
+      <w:r>
+        <w:rPr>
+          <w:lang w:val="en-US"/>
+        </w:rPr>
+        <w:t xml:space="preserve">Visual Studio Code. </w:t>
+      </w:r>
+      <w:r>
+        <w:rPr>
+          <w:lang w:val="bg-BG"/>
+        </w:rPr>
+        <w:t xml:space="preserve">Това е така, тъй като поддръжката на множество модули, позволява огромна гъвкавост на големината и функционалностите на </w:t>
+      </w:r>
+      <w:r>
+        <w:rPr>
+          <w:lang w:val="en-US"/>
+        </w:rPr>
+        <w:t xml:space="preserve">Visual Studio Code, </w:t>
+      </w:r>
+      <w:r>
+        <w:rPr>
+          <w:lang w:val="bg-BG"/>
+        </w:rPr>
+        <w:t>а това от своя страна гарантира наличието на дадена функционалност, на текстовия редактор, в момента в който тя е нужна.</w:t>
+      </w:r>
+    </w:p>
+    <w:p>
+      <w:pPr>
         <w:pStyle w:val="ListParagraph"/>
         <w:widowControl/>
         <w:numPr>
           <w:ilvl w:val="1"/>
-          <w:numId w:val="4"/>
+          <w:numId w:val="3"/>
         </w:numPr>
         <w:suppressAutoHyphens w:val="true"/>
-        <w:overflowPunct w:val="true"/>
+        <w:overflowPunct w:val="false"/>
         <w:bidi w:val="0"/>
         <w:spacing w:lineRule="auto" w:line="276" w:before="0" w:after="0"/>
         <w:ind w:hanging="340" w:left="1077" w:right="0"/>
@@ -4303,10 +4285,10 @@
         <w:widowControl/>
         <w:numPr>
           <w:ilvl w:val="2"/>
-          <w:numId w:val="4"/>
+          <w:numId w:val="3"/>
         </w:numPr>
         <w:suppressAutoHyphens w:val="true"/>
-        <w:overflowPunct w:val="true"/>
+        <w:overflowPunct w:val="false"/>
         <w:bidi w:val="0"/>
         <w:spacing w:lineRule="auto" w:line="276" w:before="0" w:after="0"/>
         <w:ind w:hanging="340" w:left="1474" w:right="0"/>
@@ -4340,10 +4322,10 @@
         <w:widowControl/>
         <w:numPr>
           <w:ilvl w:val="2"/>
-          <w:numId w:val="4"/>
+          <w:numId w:val="3"/>
         </w:numPr>
         <w:suppressAutoHyphens w:val="true"/>
-        <w:overflowPunct w:val="true"/>
+        <w:overflowPunct w:val="false"/>
         <w:bidi w:val="0"/>
         <w:spacing w:lineRule="auto" w:line="276" w:before="0" w:after="0"/>
         <w:ind w:hanging="0" w:left="1134" w:right="0"/>
@@ -4377,10 +4359,10 @@
         <w:widowControl/>
         <w:numPr>
           <w:ilvl w:val="1"/>
-          <w:numId w:val="4"/>
+          <w:numId w:val="3"/>
         </w:numPr>
         <w:suppressAutoHyphens w:val="true"/>
-        <w:overflowPunct w:val="true"/>
+        <w:overflowPunct w:val="false"/>
         <w:bidi w:val="0"/>
         <w:spacing w:lineRule="auto" w:line="276" w:before="0" w:after="0"/>
         <w:ind w:hanging="0" w:left="737" w:right="0"/>
@@ -4417,7 +4399,7 @@
           <w:numId w:val="0"/>
         </w:numPr>
         <w:suppressAutoHyphens w:val="true"/>
-        <w:overflowPunct w:val="true"/>
+        <w:overflowPunct w:val="false"/>
         <w:spacing w:lineRule="auto" w:line="276" w:before="0" w:after="0"/>
         <w:ind w:hanging="357" w:left="357"/>
         <w:contextualSpacing/>
@@ -4449,9 +4431,9 @@
         <w:pStyle w:val="ListParagraph"/>
         <w:numPr>
           <w:ilvl w:val="0"/>
-          <w:numId w:val="4"/>
+          <w:numId w:val="3"/>
         </w:numPr>
-        <w:overflowPunct w:val="true"/>
+        <w:overflowPunct w:val="false"/>
         <w:spacing w:lineRule="auto" w:line="276" w:before="0" w:after="0"/>
         <w:ind w:hanging="357" w:left="357"/>
         <w:contextualSpacing/>
@@ -4593,10 +4575,10 @@
         <w:widowControl/>
         <w:numPr>
           <w:ilvl w:val="1"/>
-          <w:numId w:val="4"/>
+          <w:numId w:val="3"/>
         </w:numPr>
         <w:suppressAutoHyphens w:val="true"/>
-        <w:overflowPunct w:val="true"/>
+        <w:overflowPunct w:val="false"/>
         <w:bidi w:val="0"/>
         <w:spacing w:lineRule="auto" w:line="276" w:before="0" w:after="0"/>
         <w:ind w:hanging="340" w:left="1077" w:right="0"/>
@@ -5344,7 +5326,7 @@
         <w:pStyle w:val="ListParagraph"/>
         <w:numPr>
           <w:ilvl w:val="1"/>
-          <w:numId w:val="4"/>
+          <w:numId w:val="3"/>
         </w:numPr>
         <w:rPr>
           <w:b/>
@@ -5850,9 +5832,13 @@
     <w:p>
       <w:pPr>
         <w:pStyle w:val="Normal"/>
+        <w:widowControl/>
+        <w:suppressAutoHyphens w:val="true"/>
+        <w:overflowPunct w:val="true"/>
         <w:bidi w:val="0"/>
-        <w:spacing w:lineRule="auto" w:line="360"/>
-        <w:ind w:hanging="0" w:left="0"/>
+        <w:spacing w:lineRule="auto" w:line="360" w:before="0" w:after="120"/>
+        <w:ind w:firstLine="567" w:left="0" w:right="0"/>
+        <w:jc w:val="left"/>
         <w:rPr>
           <w:lang w:val="bg-BG"/>
         </w:rPr>
@@ -5879,9 +5865,13 @@
     <w:p>
       <w:pPr>
         <w:pStyle w:val="Normal"/>
+        <w:widowControl/>
+        <w:suppressAutoHyphens w:val="true"/>
+        <w:overflowPunct w:val="true"/>
         <w:bidi w:val="0"/>
-        <w:spacing w:lineRule="auto" w:line="360"/>
-        <w:ind w:hanging="0" w:left="0"/>
+        <w:spacing w:lineRule="auto" w:line="360" w:before="0" w:after="120"/>
+        <w:ind w:firstLine="567" w:left="0" w:right="0"/>
+        <w:jc w:val="left"/>
         <w:rPr>
           <w:lang w:val="bg-BG"/>
         </w:rPr>
@@ -5896,9 +5886,13 @@
     <w:p>
       <w:pPr>
         <w:pStyle w:val="Normal"/>
+        <w:widowControl/>
+        <w:suppressAutoHyphens w:val="true"/>
+        <w:overflowPunct w:val="true"/>
         <w:bidi w:val="0"/>
-        <w:spacing w:lineRule="auto" w:line="360"/>
-        <w:ind w:hanging="0" w:left="0"/>
+        <w:spacing w:lineRule="auto" w:line="360" w:before="0" w:after="120"/>
+        <w:ind w:firstLine="567" w:left="0" w:right="0"/>
+        <w:jc w:val="left"/>
         <w:rPr>
           <w:lang w:val="bg-BG"/>
         </w:rPr>
@@ -5925,9 +5919,13 @@
     <w:p>
       <w:pPr>
         <w:pStyle w:val="Normal"/>
+        <w:widowControl/>
+        <w:suppressAutoHyphens w:val="true"/>
+        <w:overflowPunct w:val="true"/>
         <w:bidi w:val="0"/>
-        <w:spacing w:lineRule="auto" w:line="360"/>
-        <w:ind w:hanging="0" w:left="0"/>
+        <w:spacing w:lineRule="auto" w:line="360" w:before="0" w:after="120"/>
+        <w:ind w:firstLine="567" w:left="0" w:right="0"/>
+        <w:jc w:val="left"/>
         <w:rPr>
           <w:lang w:val="bg-BG"/>
         </w:rPr>
@@ -5954,9 +5952,13 @@
     <w:p>
       <w:pPr>
         <w:pStyle w:val="Normal"/>
+        <w:widowControl/>
+        <w:suppressAutoHyphens w:val="true"/>
+        <w:overflowPunct w:val="true"/>
         <w:bidi w:val="0"/>
-        <w:spacing w:lineRule="auto" w:line="360"/>
-        <w:ind w:hanging="0" w:left="0"/>
+        <w:spacing w:lineRule="auto" w:line="360" w:before="0" w:after="120"/>
+        <w:ind w:firstLine="567" w:left="0" w:right="0"/>
+        <w:jc w:val="left"/>
         <w:rPr>
           <w:lang w:val="bg-BG"/>
         </w:rPr>
@@ -5995,9 +5997,13 @@
     <w:p>
       <w:pPr>
         <w:pStyle w:val="Normal"/>
+        <w:widowControl/>
+        <w:suppressAutoHyphens w:val="true"/>
+        <w:overflowPunct w:val="true"/>
         <w:bidi w:val="0"/>
-        <w:spacing w:lineRule="auto" w:line="360"/>
-        <w:ind w:hanging="0" w:left="0"/>
+        <w:spacing w:lineRule="auto" w:line="360" w:before="0" w:after="120"/>
+        <w:ind w:firstLine="567" w:left="0" w:right="0"/>
+        <w:jc w:val="left"/>
         <w:rPr>
           <w:lang w:val="bg-BG"/>
         </w:rPr>
@@ -6024,9 +6030,13 @@
     <w:p>
       <w:pPr>
         <w:pStyle w:val="Normal"/>
+        <w:widowControl/>
+        <w:suppressAutoHyphens w:val="true"/>
+        <w:overflowPunct w:val="true"/>
         <w:bidi w:val="0"/>
-        <w:spacing w:lineRule="auto" w:line="360"/>
-        <w:ind w:hanging="0" w:left="0"/>
+        <w:spacing w:lineRule="auto" w:line="360" w:before="0" w:after="120"/>
+        <w:ind w:firstLine="567" w:left="0" w:right="0"/>
+        <w:jc w:val="left"/>
         <w:rPr>
           <w:lang w:val="bg-BG"/>
         </w:rPr>
@@ -6059,9 +6069,13 @@
     <w:p>
       <w:pPr>
         <w:pStyle w:val="Normal"/>
+        <w:widowControl/>
+        <w:suppressAutoHyphens w:val="true"/>
+        <w:overflowPunct w:val="true"/>
         <w:bidi w:val="0"/>
-        <w:spacing w:lineRule="auto" w:line="360"/>
-        <w:ind w:hanging="0" w:left="0"/>
+        <w:spacing w:lineRule="auto" w:line="360" w:before="0" w:after="120"/>
+        <w:ind w:firstLine="567" w:left="0" w:right="0"/>
+        <w:jc w:val="left"/>
         <w:rPr>
           <w:lang w:val="bg-BG"/>
         </w:rPr>
@@ -6094,9 +6108,13 @@
     <w:p>
       <w:pPr>
         <w:pStyle w:val="Normal"/>
+        <w:widowControl/>
+        <w:suppressAutoHyphens w:val="true"/>
+        <w:overflowPunct w:val="true"/>
         <w:bidi w:val="0"/>
-        <w:spacing w:lineRule="auto" w:line="360"/>
-        <w:ind w:hanging="0" w:left="0"/>
+        <w:spacing w:lineRule="auto" w:line="360" w:before="0" w:after="120"/>
+        <w:ind w:firstLine="567" w:left="0" w:right="0"/>
+        <w:jc w:val="left"/>
         <w:rPr>
           <w:lang w:val="bg-BG"/>
         </w:rPr>
@@ -6117,9 +6135,13 @@
     <w:p>
       <w:pPr>
         <w:pStyle w:val="Normal"/>
+        <w:widowControl/>
+        <w:suppressAutoHyphens w:val="true"/>
+        <w:overflowPunct w:val="true"/>
         <w:bidi w:val="0"/>
-        <w:spacing w:lineRule="auto" w:line="360"/>
-        <w:ind w:hanging="0" w:left="0"/>
+        <w:spacing w:lineRule="auto" w:line="360" w:before="0" w:after="120"/>
+        <w:ind w:firstLine="567" w:left="0" w:right="0"/>
+        <w:jc w:val="left"/>
         <w:rPr>
           <w:lang w:val="bg-BG"/>
         </w:rPr>
@@ -6140,9 +6162,13 @@
     <w:p>
       <w:pPr>
         <w:pStyle w:val="Normal"/>
+        <w:widowControl/>
+        <w:suppressAutoHyphens w:val="true"/>
+        <w:overflowPunct w:val="true"/>
         <w:bidi w:val="0"/>
-        <w:spacing w:lineRule="auto" w:line="360"/>
-        <w:ind w:hanging="0" w:left="0"/>
+        <w:spacing w:lineRule="auto" w:line="360" w:before="0" w:after="120"/>
+        <w:ind w:firstLine="567" w:left="0" w:right="0"/>
+        <w:jc w:val="left"/>
         <w:rPr>
           <w:lang w:val="bg-BG"/>
         </w:rPr>
@@ -6163,9 +6189,13 @@
     <w:p>
       <w:pPr>
         <w:pStyle w:val="Normal"/>
+        <w:widowControl/>
+        <w:suppressAutoHyphens w:val="true"/>
+        <w:overflowPunct w:val="true"/>
         <w:bidi w:val="0"/>
-        <w:spacing w:lineRule="auto" w:line="360"/>
-        <w:ind w:hanging="0" w:left="0"/>
+        <w:spacing w:lineRule="auto" w:line="360" w:before="0" w:after="120"/>
+        <w:ind w:firstLine="567" w:left="0" w:right="0"/>
+        <w:jc w:val="left"/>
         <w:rPr>
           <w:lang w:val="bg-BG"/>
         </w:rPr>
@@ -6200,7 +6230,7 @@
         <w:pStyle w:val="ListParagraph"/>
         <w:numPr>
           <w:ilvl w:val="1"/>
-          <w:numId w:val="4"/>
+          <w:numId w:val="3"/>
         </w:numPr>
         <w:rPr>
           <w:b/>
@@ -6242,11 +6272,15 @@
     <w:p>
       <w:pPr>
         <w:pStyle w:val="Normal"/>
+        <w:widowControl/>
+        <w:suppressAutoHyphens w:val="true"/>
+        <w:overflowPunct w:val="true"/>
         <w:bidi w:val="0"/>
-        <w:spacing w:lineRule="auto" w:line="360"/>
-        <w:ind w:hanging="0" w:left="0"/>
-        <w:rPr>
-          <w:lang w:val="bg-BG"/>
+        <w:spacing w:lineRule="auto" w:line="360" w:before="0" w:after="120"/>
+        <w:ind w:firstLine="567" w:left="0" w:right="0"/>
+        <w:jc w:val="left"/>
+        <w:rPr>
+          <w:lang w:val="en-US"/>
         </w:rPr>
       </w:pPr>
       <w:r>
@@ -6264,9 +6298,9 @@
         <w:pStyle w:val="ListParagraph"/>
         <w:numPr>
           <w:ilvl w:val="0"/>
-          <w:numId w:val="4"/>
+          <w:numId w:val="3"/>
         </w:numPr>
-        <w:overflowPunct w:val="true"/>
+        <w:overflowPunct w:val="false"/>
         <w:spacing w:lineRule="auto" w:line="276" w:before="0" w:after="0"/>
         <w:ind w:hanging="357" w:left="357"/>
         <w:contextualSpacing/>
@@ -6298,10 +6332,10 @@
         <w:widowControl/>
         <w:numPr>
           <w:ilvl w:val="1"/>
-          <w:numId w:val="4"/>
+          <w:numId w:val="3"/>
         </w:numPr>
         <w:suppressAutoHyphens w:val="true"/>
-        <w:overflowPunct w:val="true"/>
+        <w:overflowPunct w:val="false"/>
         <w:bidi w:val="0"/>
         <w:spacing w:lineRule="auto" w:line="276" w:before="0" w:after="0"/>
         <w:ind w:hanging="340" w:left="1077" w:right="0"/>
@@ -6316,8 +6350,6 @@
           <w:lang w:val="bg-BG" w:eastAsia="en-US" w:bidi="ar-SA"/>
         </w:rPr>
       </w:pPr>
-      <w:bookmarkStart w:id="16" w:name="__RefHeading___Toc967_4158184810"/>
-      <w:bookmarkEnd w:id="16"/>
       <w:r>
         <w:rPr>
           <w:b/>
@@ -6326,7 +6358,348 @@
           <w:szCs w:val="32"/>
           <w:lang w:val="bg-BG" w:eastAsia="en-US" w:bidi="ar-SA"/>
         </w:rPr>
-        <w:t>Предварителна обработка на данните</w:t>
+        <w:t>Входни данни</w:t>
+      </w:r>
+    </w:p>
+    <w:p>
+      <w:pPr>
+        <w:pStyle w:val="Normal"/>
+        <w:widowControl/>
+        <w:suppressAutoHyphens w:val="true"/>
+        <w:overflowPunct w:val="true"/>
+        <w:bidi w:val="0"/>
+        <w:spacing w:lineRule="auto" w:line="360" w:before="0" w:after="120"/>
+        <w:ind w:firstLine="567" w:left="0" w:right="0"/>
+        <w:jc w:val="left"/>
+        <w:rPr>
+          <w:lang w:val="bg-BG"/>
+        </w:rPr>
+      </w:pPr>
+      <w:r>
+        <w:rPr>
+          <w:lang w:val="bg-BG"/>
+        </w:rPr>
+        <w:t xml:space="preserve">След класифицирането на данните с помощта на разработеното приложение за тази цел, за всеки един участник в експеримента, са налички следните полезни файлове: „3d_eye_states.csv“, „blinks.csv“, „fixations.csv“, „gaze.csv“, „imu.csv“, „labels.csv“ </w:t>
+      </w:r>
+      <w:r>
+        <w:rPr>
+          <w:lang w:val="bg-BG"/>
+        </w:rPr>
+        <w:t>и</w:t>
+      </w:r>
+      <w:r>
+        <w:rPr>
+          <w:lang w:val="bg-BG"/>
+        </w:rPr>
+        <w:t xml:space="preserve"> „saccades.csv“.</w:t>
+      </w:r>
+    </w:p>
+    <w:p>
+      <w:pPr>
+        <w:pStyle w:val="Normal"/>
+        <w:widowControl/>
+        <w:suppressAutoHyphens w:val="true"/>
+        <w:overflowPunct w:val="true"/>
+        <w:bidi w:val="0"/>
+        <w:spacing w:lineRule="auto" w:line="360" w:before="0" w:after="120"/>
+        <w:jc w:val="left"/>
+        <w:rPr>
+          <w:lang w:val="bg-BG"/>
+        </w:rPr>
+      </w:pPr>
+      <w:r>
+        <w:rPr>
+          <w:lang w:val="bg-BG"/>
+        </w:rPr>
+        <w:t>Това са файлове с формат .</w:t>
+      </w:r>
+      <w:r>
+        <w:rPr>
+          <w:lang w:val="en-US"/>
+        </w:rPr>
+        <w:t xml:space="preserve">csv. </w:t>
+      </w:r>
+      <w:r>
+        <w:rPr>
+          <w:lang w:val="bg-BG"/>
+        </w:rPr>
+        <w:t xml:space="preserve">Този формат се използва за </w:t>
+      </w:r>
+      <w:r>
+        <w:rPr>
+          <w:lang w:val="bg-BG"/>
+        </w:rPr>
+        <w:t xml:space="preserve">запазване на данни в прав текст, които представляват раблица. Това става като всеки нов ред във файлът се третита като отделен ред в таблицата, а стойностите на даденият ред се разделят със запетая. Всяка стойност определя отделна колона в таблицата. Стойностите на първият ред от файла се третират като заглавията на съответната колона. </w:t>
+      </w:r>
+      <w:r>
+        <w:rPr>
+          <w:lang w:val="en-US"/>
+        </w:rPr>
+        <w:t>[1]</w:t>
+      </w:r>
+    </w:p>
+    <w:p>
+      <w:pPr>
+        <w:pStyle w:val="Normal"/>
+        <w:widowControl/>
+        <w:suppressAutoHyphens w:val="true"/>
+        <w:overflowPunct w:val="true"/>
+        <w:bidi w:val="0"/>
+        <w:spacing w:lineRule="auto" w:line="360" w:before="0" w:after="120"/>
+        <w:jc w:val="left"/>
+        <w:rPr>
+          <w:lang w:val="bg-BG"/>
+        </w:rPr>
+      </w:pPr>
+      <w:r>
+        <w:rPr>
+          <w:lang w:val="bg-BG"/>
+        </w:rPr>
+        <w:t xml:space="preserve">Всеки един от файловете съдържа колоната „recording id“, която служи за идентификация на дадения запис, а стойността й е уникална и всички записи. Колоната се използва многократно при организирането и предварителната обработка на данните, както е описано </w:t>
+      </w:r>
+      <w:r>
+        <w:rPr>
+          <w:lang w:val="bg-BG"/>
+        </w:rPr>
+        <w:t>в следващата подточка</w:t>
+      </w:r>
+      <w:r>
+        <w:rPr>
+          <w:lang w:val="bg-BG"/>
+        </w:rPr>
+        <w:t>.</w:t>
+      </w:r>
+    </w:p>
+    <w:p>
+      <w:pPr>
+        <w:pStyle w:val="Normal"/>
+        <w:widowControl/>
+        <w:suppressAutoHyphens w:val="true"/>
+        <w:overflowPunct w:val="true"/>
+        <w:bidi w:val="0"/>
+        <w:spacing w:lineRule="auto" w:line="360" w:before="0" w:after="120"/>
+        <w:jc w:val="left"/>
+        <w:rPr>
+          <w:lang w:val="bg-BG"/>
+        </w:rPr>
+      </w:pPr>
+      <w:r>
+        <w:rPr>
+          <w:lang w:val="bg-BG"/>
+        </w:rPr>
+        <w:t>Файловете „</w:t>
+      </w:r>
+      <w:r>
+        <w:rPr>
+          <w:lang w:val="bg-BG"/>
+        </w:rPr>
+        <w:t>3d_eye_states.csv</w:t>
+      </w:r>
+      <w:r>
+        <w:rPr>
+          <w:lang w:val="bg-BG"/>
+        </w:rPr>
+        <w:t>“, „</w:t>
+      </w:r>
+      <w:r>
+        <w:rPr>
+          <w:lang w:val="bg-BG"/>
+        </w:rPr>
+        <w:t>gaze.csv</w:t>
+      </w:r>
+      <w:r>
+        <w:rPr>
+          <w:lang w:val="bg-BG"/>
+        </w:rPr>
+        <w:t>“ и „</w:t>
+      </w:r>
+      <w:r>
+        <w:rPr>
+          <w:lang w:val="bg-BG"/>
+        </w:rPr>
+        <w:t>imu.csv</w:t>
+      </w:r>
+      <w:r>
+        <w:rPr>
+          <w:lang w:val="bg-BG"/>
+        </w:rPr>
+        <w:t xml:space="preserve">“ споделят една и съща колона, а именно „timestamp [ns]“. Тази колкона показва в коя наносекунда е направено даденото измерване. </w:t>
+      </w:r>
+    </w:p>
+    <w:p>
+      <w:pPr>
+        <w:pStyle w:val="Normal"/>
+        <w:widowControl/>
+        <w:suppressAutoHyphens w:val="true"/>
+        <w:overflowPunct w:val="true"/>
+        <w:bidi w:val="0"/>
+        <w:spacing w:lineRule="auto" w:line="360" w:before="0" w:after="120"/>
+        <w:jc w:val="left"/>
+        <w:rPr>
+          <w:lang w:val="bg-BG"/>
+        </w:rPr>
+      </w:pPr>
+      <w:r>
+        <w:rPr>
+          <w:lang w:val="bg-BG"/>
+        </w:rPr>
+        <w:t>Файловете „</w:t>
+      </w:r>
+      <w:r>
+        <w:rPr>
+          <w:lang w:val="bg-BG"/>
+        </w:rPr>
+        <w:t>fixations.csv</w:t>
+      </w:r>
+      <w:r>
+        <w:rPr>
+          <w:lang w:val="bg-BG"/>
+        </w:rPr>
+        <w:t>“, „</w:t>
+      </w:r>
+      <w:r>
+        <w:rPr>
+          <w:lang w:val="bg-BG"/>
+        </w:rPr>
+        <w:t>saccades.csv</w:t>
+      </w:r>
+      <w:r>
+        <w:rPr>
+          <w:lang w:val="bg-BG"/>
+        </w:rPr>
+        <w:t>“ и „</w:t>
+      </w:r>
+      <w:r>
+        <w:rPr>
+          <w:lang w:val="bg-BG"/>
+        </w:rPr>
+        <w:t>blinks.csv</w:t>
+      </w:r>
+      <w:r>
+        <w:rPr>
+          <w:lang w:val="bg-BG"/>
+        </w:rPr>
+        <w:t xml:space="preserve">“ споделят </w:t>
+      </w:r>
+      <w:r>
+        <w:rPr>
+          <w:lang w:val="bg-BG"/>
+        </w:rPr>
+        <w:t>три</w:t>
+      </w:r>
+      <w:r>
+        <w:rPr>
+          <w:lang w:val="bg-BG"/>
+        </w:rPr>
+        <w:t xml:space="preserve"> едни и същи колони, а именно „start timestamp [ns]“, “end timestamp [ns]“ </w:t>
+      </w:r>
+      <w:r>
+        <w:rPr>
+          <w:lang w:val="bg-BG"/>
+        </w:rPr>
+        <w:t>и „duration [ms]“</w:t>
+      </w:r>
+      <w:r>
+        <w:rPr>
+          <w:lang w:val="bg-BG"/>
+        </w:rPr>
+        <w:t xml:space="preserve"> . </w:t>
+      </w:r>
+      <w:r>
+        <w:rPr>
+          <w:lang w:val="bg-BG"/>
+        </w:rPr>
+        <w:t>Първите две оказват в коя наносекунда е настъпило началото и краят на даденото събитие, а третото – колко милисекунди е продължило даденото даденото събитие. Всеки един от тези файлове и ма и колона, която показва идентифициращият номер на деденото събитие. Името ина тази колона е префикс от името на дадения файли, и думата „</w:t>
+      </w:r>
+      <w:r>
+        <w:rPr>
+          <w:lang w:val="en-US"/>
+        </w:rPr>
+        <w:t xml:space="preserve">id” </w:t>
+      </w:r>
+      <w:r>
+        <w:rPr>
+          <w:lang w:val="bg-BG"/>
+        </w:rPr>
+        <w:t>с място между тях.</w:t>
+      </w:r>
+    </w:p>
+    <w:p>
+      <w:pPr>
+        <w:pStyle w:val="Normal"/>
+        <w:widowControl/>
+        <w:suppressAutoHyphens w:val="true"/>
+        <w:overflowPunct w:val="true"/>
+        <w:bidi w:val="0"/>
+        <w:spacing w:lineRule="auto" w:line="360" w:before="0" w:after="120"/>
+        <w:jc w:val="left"/>
+        <w:rPr>
+          <w:lang w:val="bg-BG"/>
+        </w:rPr>
+      </w:pPr>
+      <w:r>
+        <w:rPr>
+          <w:lang w:val="bg-BG"/>
+        </w:rPr>
+        <w:t>Файлът „</w:t>
+      </w:r>
+      <w:r>
+        <w:rPr>
+          <w:lang w:val="bg-BG"/>
+        </w:rPr>
+        <w:t>labels.csv</w:t>
+      </w:r>
+      <w:r>
+        <w:rPr>
+          <w:lang w:val="bg-BG"/>
+        </w:rPr>
+        <w:t>“ също има две колони, показващи началото и краят на събитието, но мерната единица е милисекунди. Имената им са съответно „start timestamp [ms]“ и „end timestamp [ms]“.</w:t>
+      </w:r>
+    </w:p>
+    <w:p>
+      <w:pPr>
+        <w:pStyle w:val="Normal"/>
+        <w:widowControl/>
+        <w:suppressAutoHyphens w:val="true"/>
+        <w:overflowPunct w:val="true"/>
+        <w:bidi w:val="0"/>
+        <w:spacing w:lineRule="auto" w:line="360" w:before="0" w:after="120"/>
+        <w:jc w:val="left"/>
+        <w:rPr>
+          <w:lang w:val="bg-BG"/>
+        </w:rPr>
+      </w:pPr>
+      <w:r>
+        <w:rPr>
+          <w:lang w:val="bg-BG"/>
+        </w:rPr>
+        <w:t>Всички останали колони, в отделните файлове са:</w:t>
+      </w:r>
+    </w:p>
+    <w:p>
+      <w:pPr>
+        <w:pStyle w:val="Normal"/>
+        <w:widowControl/>
+        <w:suppressAutoHyphens w:val="true"/>
+        <w:overflowPunct w:val="true"/>
+        <w:bidi w:val="0"/>
+        <w:spacing w:lineRule="auto" w:line="360" w:before="0" w:after="120"/>
+        <w:jc w:val="left"/>
+        <w:rPr>
+          <w:lang w:val="bg-BG"/>
+        </w:rPr>
+      </w:pPr>
+      <w:r>
+        <w:rPr>
+          <w:lang w:val="bg-BG"/>
+        </w:rPr>
+        <w:t xml:space="preserve">3d_eye_states.csv – </w:t>
+      </w:r>
+      <w:r>
+        <w:rPr>
+          <w:lang w:val="bg-BG"/>
+        </w:rPr>
+        <w:t xml:space="preserve">Съдържа </w:t>
       </w:r>
     </w:p>
     <w:p>
@@ -6335,10 +6708,10 @@
         <w:widowControl/>
         <w:numPr>
           <w:ilvl w:val="1"/>
-          <w:numId w:val="4"/>
+          <w:numId w:val="3"/>
         </w:numPr>
         <w:suppressAutoHyphens w:val="true"/>
-        <w:overflowPunct w:val="true"/>
+        <w:overflowPunct w:val="false"/>
         <w:bidi w:val="0"/>
         <w:spacing w:lineRule="auto" w:line="276" w:before="0" w:after="0"/>
         <w:ind w:hanging="340" w:left="1077" w:right="0"/>
@@ -6353,8 +6726,8 @@
           <w:lang w:val="bg-BG" w:eastAsia="en-US" w:bidi="ar-SA"/>
         </w:rPr>
       </w:pPr>
-      <w:bookmarkStart w:id="17" w:name="__RefHeading___Toc5690_4158184810"/>
-      <w:bookmarkEnd w:id="17"/>
+      <w:bookmarkStart w:id="16" w:name="__RefHeading___Toc967_4158184810"/>
+      <w:bookmarkEnd w:id="16"/>
       <w:r>
         <w:rPr>
           <w:b/>
@@ -6363,7 +6736,24 @@
           <w:szCs w:val="32"/>
           <w:lang w:val="bg-BG" w:eastAsia="en-US" w:bidi="ar-SA"/>
         </w:rPr>
-        <w:t>Избор на модел за машинно обучение</w:t>
+        <w:t>Предварителна обработка на данните</w:t>
+      </w:r>
+    </w:p>
+    <w:p>
+      <w:pPr>
+        <w:pStyle w:val="Normal"/>
+        <w:widowControl/>
+        <w:suppressAutoHyphens w:val="true"/>
+        <w:overflowPunct w:val="true"/>
+        <w:bidi w:val="0"/>
+        <w:spacing w:lineRule="auto" w:line="360" w:before="0" w:after="120"/>
+        <w:ind w:firstLine="567" w:left="0" w:right="0"/>
+        <w:jc w:val="left"/>
+        <w:rPr/>
+      </w:pPr>
+      <w:r>
+        <w:rPr/>
+        <w:tab/>
       </w:r>
     </w:p>
     <w:p>
@@ -6372,10 +6762,47 @@
         <w:widowControl/>
         <w:numPr>
           <w:ilvl w:val="1"/>
-          <w:numId w:val="4"/>
+          <w:numId w:val="3"/>
         </w:numPr>
         <w:suppressAutoHyphens w:val="true"/>
-        <w:overflowPunct w:val="true"/>
+        <w:overflowPunct w:val="false"/>
+        <w:bidi w:val="0"/>
+        <w:spacing w:lineRule="auto" w:line="276" w:before="0" w:after="0"/>
+        <w:ind w:hanging="340" w:left="1077" w:right="0"/>
+        <w:contextualSpacing/>
+        <w:jc w:val="left"/>
+        <w:outlineLvl w:val="0"/>
+        <w:rPr>
+          <w:b/>
+          <w:bCs/>
+          <w:sz w:val="32"/>
+          <w:szCs w:val="28"/>
+          <w:lang w:val="bg-BG" w:eastAsia="en-US" w:bidi="ar-SA"/>
+        </w:rPr>
+      </w:pPr>
+      <w:bookmarkStart w:id="17" w:name="__RefHeading___Toc5690_4158184810"/>
+      <w:bookmarkEnd w:id="17"/>
+      <w:r>
+        <w:rPr>
+          <w:b/>
+          <w:bCs/>
+          <w:sz w:val="32"/>
+          <w:szCs w:val="32"/>
+          <w:lang w:val="bg-BG" w:eastAsia="en-US" w:bidi="ar-SA"/>
+        </w:rPr>
+        <w:t>Избор на модел за машинно обучение</w:t>
+      </w:r>
+    </w:p>
+    <w:p>
+      <w:pPr>
+        <w:pStyle w:val="ListParagraph"/>
+        <w:widowControl/>
+        <w:numPr>
+          <w:ilvl w:val="1"/>
+          <w:numId w:val="3"/>
+        </w:numPr>
+        <w:suppressAutoHyphens w:val="true"/>
+        <w:overflowPunct w:val="false"/>
         <w:bidi w:val="0"/>
         <w:spacing w:lineRule="auto" w:line="276" w:before="0" w:after="0"/>
         <w:ind w:hanging="340" w:left="1077" w:right="0"/>
@@ -6412,7 +6839,7 @@
           <w:numId w:val="0"/>
         </w:numPr>
         <w:suppressAutoHyphens w:val="true"/>
-        <w:overflowPunct w:val="true"/>
+        <w:overflowPunct w:val="false"/>
         <w:spacing w:lineRule="auto" w:line="276" w:before="0" w:after="0"/>
         <w:ind w:hanging="357" w:left="357"/>
         <w:contextualSpacing/>
@@ -6444,9 +6871,9 @@
         <w:pStyle w:val="ListParagraph"/>
         <w:numPr>
           <w:ilvl w:val="0"/>
-          <w:numId w:val="4"/>
+          <w:numId w:val="3"/>
         </w:numPr>
-        <w:overflowPunct w:val="true"/>
+        <w:overflowPunct w:val="false"/>
         <w:spacing w:lineRule="auto" w:line="276" w:before="0" w:after="0"/>
         <w:ind w:hanging="357" w:left="357"/>
         <w:contextualSpacing/>
@@ -6520,9 +6947,9 @@
         <w:pStyle w:val="ListParagraph"/>
         <w:numPr>
           <w:ilvl w:val="0"/>
-          <w:numId w:val="4"/>
+          <w:numId w:val="3"/>
         </w:numPr>
-        <w:overflowPunct w:val="true"/>
+        <w:overflowPunct w:val="false"/>
         <w:spacing w:lineRule="auto" w:line="276" w:before="0" w:after="0"/>
         <w:ind w:hanging="357" w:left="357"/>
         <w:contextualSpacing/>
@@ -6557,7 +6984,7 @@
           <w:numId w:val="0"/>
         </w:numPr>
         <w:suppressAutoHyphens w:val="true"/>
-        <w:overflowPunct w:val="true"/>
+        <w:overflowPunct w:val="false"/>
         <w:spacing w:lineRule="auto" w:line="276" w:before="0" w:after="0"/>
         <w:ind w:hanging="357" w:left="357"/>
         <w:contextualSpacing/>
@@ -6589,9 +7016,9 @@
         <w:pStyle w:val="ListParagraph"/>
         <w:numPr>
           <w:ilvl w:val="0"/>
-          <w:numId w:val="4"/>
+          <w:numId w:val="3"/>
         </w:numPr>
-        <w:overflowPunct w:val="true"/>
+        <w:overflowPunct w:val="false"/>
         <w:spacing w:lineRule="auto" w:line="276" w:before="0" w:after="0"/>
         <w:ind w:hanging="357" w:left="357"/>
         <w:contextualSpacing/>
@@ -6626,7 +7053,7 @@
           <w:numId w:val="0"/>
         </w:numPr>
         <w:suppressAutoHyphens w:val="true"/>
-        <w:overflowPunct w:val="true"/>
+        <w:overflowPunct w:val="false"/>
         <w:spacing w:lineRule="auto" w:line="276" w:before="0" w:after="0"/>
         <w:ind w:hanging="357" w:left="357"/>
         <w:contextualSpacing/>
@@ -6658,9 +7085,9 @@
         <w:pStyle w:val="ListParagraph"/>
         <w:numPr>
           <w:ilvl w:val="0"/>
-          <w:numId w:val="4"/>
+          <w:numId w:val="3"/>
         </w:numPr>
-        <w:overflowPunct w:val="true"/>
+        <w:overflowPunct w:val="false"/>
         <w:spacing w:lineRule="auto" w:line="276" w:before="0" w:after="0"/>
         <w:ind w:hanging="357" w:left="357"/>
         <w:contextualSpacing/>
@@ -6695,7 +7122,7 @@
           <w:numId w:val="0"/>
         </w:numPr>
         <w:suppressAutoHyphens w:val="true"/>
-        <w:overflowPunct w:val="true"/>
+        <w:overflowPunct w:val="false"/>
         <w:spacing w:lineRule="auto" w:line="276" w:before="0" w:after="0"/>
         <w:ind w:hanging="357" w:left="357"/>
         <w:contextualSpacing/>
@@ -6727,9 +7154,9 @@
         <w:pStyle w:val="ListParagraph"/>
         <w:numPr>
           <w:ilvl w:val="0"/>
-          <w:numId w:val="4"/>
+          <w:numId w:val="3"/>
         </w:numPr>
-        <w:overflowPunct w:val="true"/>
+        <w:overflowPunct w:val="false"/>
         <w:spacing w:lineRule="auto" w:line="276" w:before="0" w:after="0"/>
         <w:ind w:hanging="357" w:left="357"/>
         <w:contextualSpacing/>
@@ -7341,14 +7768,58 @@
       <w:pPr>
         <w:pStyle w:val="Normal"/>
         <w:rPr>
-          <w:lang w:val="en-US"/>
-        </w:rPr>
-      </w:pPr>
-      <w:r>
-        <w:rPr>
-          <w:lang w:val="en-US"/>
-        </w:rPr>
-      </w:r>
+          <w:lang w:val="bg-BG"/>
+        </w:rPr>
+      </w:pPr>
+      <w:r>
+        <w:rPr>
+          <w:lang w:val="bg-BG"/>
+        </w:rPr>
+        <w:t>8. Създаване и обучение на модела</w:t>
+      </w:r>
+    </w:p>
+    <w:p>
+      <w:pPr>
+        <w:pStyle w:val="Normal"/>
+        <w:rPr>
+          <w:lang w:val="bg-BG"/>
+        </w:rPr>
+      </w:pPr>
+      <w:r>
+        <w:rPr>
+          <w:lang w:val="en-US"/>
+        </w:rPr>
+        <w:t xml:space="preserve">8.1 </w:t>
+      </w:r>
+      <w:r>
+        <w:rPr>
+          <w:lang w:val="bg-BG"/>
+        </w:rPr>
+        <w:t xml:space="preserve">Предварителна обработка на данните </w:t>
+      </w:r>
+    </w:p>
+    <w:p>
+      <w:pPr>
+        <w:pStyle w:val="Normal"/>
+        <w:rPr>
+          <w:lang w:val="en-US"/>
+        </w:rPr>
+      </w:pPr>
+      <w:r>
+        <w:rPr>
+          <w:lang w:val="en-US"/>
+        </w:rPr>
+        <w:t xml:space="preserve">[1] </w:t>
+      </w:r>
+      <w:hyperlink r:id="rId19">
+        <w:r>
+          <w:rPr>
+            <w:rStyle w:val="Hyperlink"/>
+            <w:lang w:val="en-US"/>
+          </w:rPr>
+          <w:t>https://en.wikipedia.org/wiki/Comma-separated_values</w:t>
+        </w:r>
+      </w:hyperlink>
     </w:p>
     <w:p>
       <w:pPr>
@@ -7428,9 +7899,9 @@
         <w:pStyle w:val="ListParagraph"/>
         <w:numPr>
           <w:ilvl w:val="0"/>
-          <w:numId w:val="4"/>
+          <w:numId w:val="3"/>
         </w:numPr>
-        <w:overflowPunct w:val="true"/>
+        <w:overflowPunct w:val="false"/>
         <w:spacing w:lineRule="auto" w:line="276" w:before="0" w:after="0"/>
         <w:ind w:hanging="357" w:left="357"/>
         <w:contextualSpacing/>
@@ -7492,18 +7963,18 @@
           <w:lang w:val="bg-BG" w:eastAsia="en-US" w:bidi="ar-SA"/>
         </w:rPr>
         <w:drawing>
-          <wp:anchor distT="0" distB="0" distL="0" distR="0" simplePos="0" relativeHeight="2" behindDoc="0" locked="0" layoutInCell="0" allowOverlap="1">
+          <wp:anchor behindDoc="0" distT="0" distB="0" distL="0" distR="0" simplePos="0" locked="0" layoutInCell="0" allowOverlap="1" relativeHeight="2">
             <wp:simplePos x="0" y="0"/>
             <wp:positionH relativeFrom="column">
-              <wp:posOffset>-99060</wp:posOffset>
+              <wp:posOffset>-106680</wp:posOffset>
             </wp:positionH>
             <wp:positionV relativeFrom="paragraph">
-              <wp:posOffset>12700</wp:posOffset>
+              <wp:posOffset>1270</wp:posOffset>
             </wp:positionV>
             <wp:extent cx="5939790" cy="8385175"/>
             <wp:effectExtent l="0" t="0" r="0" b="0"/>
             <wp:wrapTopAndBottom/>
-            <wp:docPr id="5" name="Image1"/>
+            <wp:docPr id="5" name="Image1" descr=""/>
             <wp:cNvGraphicFramePr>
               <a:graphicFrameLocks xmlns:a="http://schemas.openxmlformats.org/drawingml/2006/main" noChangeAspect="1"/>
             </wp:cNvGraphicFramePr>
@@ -7511,13 +7982,13 @@
               <a:graphicData uri="http://schemas.openxmlformats.org/drawingml/2006/picture">
                 <pic:pic xmlns:pic="http://schemas.openxmlformats.org/drawingml/2006/picture">
                   <pic:nvPicPr>
-                    <pic:cNvPr id="5" name="Image1"/>
+                    <pic:cNvPr id="5" name="Image1" descr=""/>
                     <pic:cNvPicPr>
                       <a:picLocks noChangeAspect="1" noChangeArrowheads="1"/>
                     </pic:cNvPicPr>
                   </pic:nvPicPr>
                   <pic:blipFill>
-                    <a:blip r:embed="rId19"/>
+                    <a:blip r:embed="rId20"/>
                     <a:stretch>
                       <a:fillRect/>
                     </a:stretch>
@@ -7546,6 +8017,7 @@
       <w:pPr>
         <w:pStyle w:val="Normal"/>
         <w:bidi w:val="0"/>
+        <w:spacing w:before="0" w:after="120"/>
         <w:ind w:hanging="0" w:left="0"/>
         <w:rPr>
           <w:lang w:val="bg-BG" w:eastAsia="en-US" w:bidi="ar-SA"/>
@@ -7556,7 +8028,7 @@
           <w:lang w:val="bg-BG" w:eastAsia="en-US" w:bidi="ar-SA"/>
         </w:rPr>
         <w:drawing>
-          <wp:anchor distT="0" distB="0" distL="0" distR="0" simplePos="0" relativeHeight="3" behindDoc="0" locked="0" layoutInCell="0" allowOverlap="1">
+          <wp:anchor behindDoc="0" distT="0" distB="0" distL="0" distR="0" simplePos="0" locked="0" layoutInCell="0" allowOverlap="1" relativeHeight="3">
             <wp:simplePos x="0" y="0"/>
             <wp:positionH relativeFrom="column">
               <wp:posOffset>-129540</wp:posOffset>
@@ -7567,7 +8039,7 @@
             <wp:extent cx="5939790" cy="8954135"/>
             <wp:effectExtent l="0" t="0" r="0" b="0"/>
             <wp:wrapTopAndBottom/>
-            <wp:docPr id="6" name="Image2"/>
+            <wp:docPr id="6" name="Image2" descr=""/>
             <wp:cNvGraphicFramePr>
               <a:graphicFrameLocks xmlns:a="http://schemas.openxmlformats.org/drawingml/2006/main" noChangeAspect="1"/>
             </wp:cNvGraphicFramePr>
@@ -7575,13 +8047,13 @@
               <a:graphicData uri="http://schemas.openxmlformats.org/drawingml/2006/picture">
                 <pic:pic xmlns:pic="http://schemas.openxmlformats.org/drawingml/2006/picture">
                   <pic:nvPicPr>
-                    <pic:cNvPr id="6" name="Image2"/>
+                    <pic:cNvPr id="6" name="Image2" descr=""/>
                     <pic:cNvPicPr>
                       <a:picLocks noChangeAspect="1" noChangeArrowheads="1"/>
                     </pic:cNvPicPr>
                   </pic:nvPicPr>
                   <pic:blipFill>
-                    <a:blip r:embed="rId20"/>
+                    <a:blip r:embed="rId21"/>
                     <a:stretch>
                       <a:fillRect/>
                     </a:stretch>
@@ -7610,6 +8082,7 @@
       <w:pPr>
         <w:pStyle w:val="Normal"/>
         <w:bidi w:val="0"/>
+        <w:spacing w:before="0" w:after="120"/>
         <w:ind w:hanging="0" w:left="0"/>
         <w:rPr>
           <w:lang w:val="bg-BG" w:eastAsia="en-US" w:bidi="ar-SA"/>
@@ -7620,7 +8093,7 @@
           <w:lang w:val="bg-BG" w:eastAsia="en-US" w:bidi="ar-SA"/>
         </w:rPr>
         <w:drawing>
-          <wp:anchor distT="0" distB="0" distL="0" distR="0" simplePos="0" relativeHeight="4" behindDoc="0" locked="0" layoutInCell="0" allowOverlap="1">
+          <wp:anchor behindDoc="0" distT="0" distB="0" distL="0" distR="0" simplePos="0" locked="0" layoutInCell="0" allowOverlap="1" relativeHeight="4">
             <wp:simplePos x="0" y="0"/>
             <wp:positionH relativeFrom="column">
               <wp:align>center</wp:align>
@@ -7631,7 +8104,7 @@
             <wp:extent cx="5939790" cy="9130030"/>
             <wp:effectExtent l="0" t="0" r="0" b="0"/>
             <wp:wrapTopAndBottom/>
-            <wp:docPr id="7" name="Image3"/>
+            <wp:docPr id="7" name="Image3" descr=""/>
             <wp:cNvGraphicFramePr>
               <a:graphicFrameLocks xmlns:a="http://schemas.openxmlformats.org/drawingml/2006/main" noChangeAspect="1"/>
             </wp:cNvGraphicFramePr>
@@ -7639,13 +8112,13 @@
               <a:graphicData uri="http://schemas.openxmlformats.org/drawingml/2006/picture">
                 <pic:pic xmlns:pic="http://schemas.openxmlformats.org/drawingml/2006/picture">
                   <pic:nvPicPr>
-                    <pic:cNvPr id="7" name="Image3"/>
+                    <pic:cNvPr id="7" name="Image3" descr=""/>
                     <pic:cNvPicPr>
                       <a:picLocks noChangeAspect="1" noChangeArrowheads="1"/>
                     </pic:cNvPicPr>
                   </pic:nvPicPr>
                   <pic:blipFill>
-                    <a:blip r:embed="rId21"/>
+                    <a:blip r:embed="rId22"/>
                     <a:stretch>
                       <a:fillRect/>
                     </a:stretch>
@@ -7674,6 +8147,7 @@
       <w:pPr>
         <w:pStyle w:val="Normal"/>
         <w:bidi w:val="0"/>
+        <w:spacing w:before="0" w:after="120"/>
         <w:ind w:hanging="0" w:left="0"/>
         <w:rPr>
           <w:lang w:val="bg-BG" w:eastAsia="en-US" w:bidi="ar-SA"/>
@@ -7734,125 +8208,6 @@
   <w:abstractNum w:abstractNumId="1">
     <w:lvl w:ilvl="0">
       <w:start w:val="1"/>
-      <w:numFmt w:val="none"/>
-      <w:suff w:val="nothing"/>
-      <w:lvlText w:val="%1"/>
-      <w:lvlJc w:val="left"/>
-      <w:pPr>
-        <w:tabs>
-          <w:tab w:val="num" w:pos="0"/>
-        </w:tabs>
-        <w:ind w:left="0" w:hanging="0"/>
-      </w:pPr>
-    </w:lvl>
-    <w:lvl w:ilvl="1">
-      <w:start w:val="1"/>
-      <w:numFmt w:val="none"/>
-      <w:suff w:val="nothing"/>
-      <w:lvlText w:val="%2"/>
-      <w:lvlJc w:val="left"/>
-      <w:pPr>
-        <w:tabs>
-          <w:tab w:val="num" w:pos="0"/>
-        </w:tabs>
-        <w:ind w:left="0" w:hanging="0"/>
-      </w:pPr>
-    </w:lvl>
-    <w:lvl w:ilvl="2">
-      <w:start w:val="1"/>
-      <w:numFmt w:val="none"/>
-      <w:suff w:val="nothing"/>
-      <w:lvlText w:val="%3"/>
-      <w:lvlJc w:val="left"/>
-      <w:pPr>
-        <w:tabs>
-          <w:tab w:val="num" w:pos="0"/>
-        </w:tabs>
-        <w:ind w:left="0" w:hanging="0"/>
-      </w:pPr>
-    </w:lvl>
-    <w:lvl w:ilvl="3">
-      <w:start w:val="1"/>
-      <w:numFmt w:val="none"/>
-      <w:suff w:val="nothing"/>
-      <w:lvlText w:val="%4"/>
-      <w:lvlJc w:val="left"/>
-      <w:pPr>
-        <w:tabs>
-          <w:tab w:val="num" w:pos="0"/>
-        </w:tabs>
-        <w:ind w:left="0" w:hanging="0"/>
-      </w:pPr>
-    </w:lvl>
-    <w:lvl w:ilvl="4">
-      <w:start w:val="1"/>
-      <w:numFmt w:val="none"/>
-      <w:suff w:val="nothing"/>
-      <w:lvlText w:val="%5"/>
-      <w:lvlJc w:val="left"/>
-      <w:pPr>
-        <w:tabs>
-          <w:tab w:val="num" w:pos="0"/>
-        </w:tabs>
-        <w:ind w:left="0" w:hanging="0"/>
-      </w:pPr>
-    </w:lvl>
-    <w:lvl w:ilvl="5">
-      <w:start w:val="1"/>
-      <w:numFmt w:val="none"/>
-      <w:suff w:val="nothing"/>
-      <w:lvlText w:val="%6"/>
-      <w:lvlJc w:val="left"/>
-      <w:pPr>
-        <w:tabs>
-          <w:tab w:val="num" w:pos="0"/>
-        </w:tabs>
-        <w:ind w:left="0" w:hanging="0"/>
-      </w:pPr>
-    </w:lvl>
-    <w:lvl w:ilvl="6">
-      <w:start w:val="1"/>
-      <w:numFmt w:val="none"/>
-      <w:suff w:val="nothing"/>
-      <w:lvlText w:val="%7"/>
-      <w:lvlJc w:val="left"/>
-      <w:pPr>
-        <w:tabs>
-          <w:tab w:val="num" w:pos="0"/>
-        </w:tabs>
-        <w:ind w:left="0" w:hanging="0"/>
-      </w:pPr>
-    </w:lvl>
-    <w:lvl w:ilvl="7">
-      <w:start w:val="1"/>
-      <w:numFmt w:val="none"/>
-      <w:suff w:val="nothing"/>
-      <w:lvlText w:val="%8"/>
-      <w:lvlJc w:val="left"/>
-      <w:pPr>
-        <w:tabs>
-          <w:tab w:val="num" w:pos="0"/>
-        </w:tabs>
-        <w:ind w:left="0" w:hanging="0"/>
-      </w:pPr>
-    </w:lvl>
-    <w:lvl w:ilvl="8">
-      <w:start w:val="1"/>
-      <w:numFmt w:val="none"/>
-      <w:suff w:val="nothing"/>
-      <w:lvlText w:val="%9"/>
-      <w:lvlJc w:val="left"/>
-      <w:pPr>
-        <w:tabs>
-          <w:tab w:val="num" w:pos="0"/>
-        </w:tabs>
-        <w:ind w:left="0" w:hanging="0"/>
-      </w:pPr>
-    </w:lvl>
-  </w:abstractNum>
-  <w:abstractNum w:abstractNumId="2">
-    <w:lvl w:ilvl="0">
-      <w:start w:val="1"/>
       <w:numFmt w:val="bullet"/>
       <w:lvlText w:val=""/>
       <w:lvlJc w:val="left"/>
@@ -7971,7 +8326,7 @@
       <w:rPr/>
     </w:lvl>
   </w:abstractNum>
-  <w:abstractNum w:abstractNumId="3">
+  <w:abstractNum w:abstractNumId="2">
     <w:lvl w:ilvl="0">
       <w:start w:val="1"/>
       <w:numFmt w:val="bullet"/>
@@ -8108,7 +8463,7 @@
       </w:rPr>
     </w:lvl>
   </w:abstractNum>
-  <w:abstractNum w:abstractNumId="4">
+  <w:abstractNum w:abstractNumId="3">
     <w:lvl w:ilvl="0">
       <w:start w:val="1"/>
       <w:numFmt w:val="decimal"/>
@@ -8227,7 +8582,7 @@
       <w:rPr/>
     </w:lvl>
   </w:abstractNum>
-  <w:abstractNum w:abstractNumId="5">
+  <w:abstractNum w:abstractNumId="4">
     <w:lvl w:ilvl="0">
       <w:start w:val="3"/>
       <w:numFmt w:val="decimal"/>
@@ -8240,14 +8595,14 @@
         <w:ind w:left="283" w:hanging="283"/>
       </w:pPr>
       <w:rPr>
+        <w:dstrike w:val="false"/>
+        <w:strike w:val="false"/>
+        <w:sz w:val="28"/>
+        <w:i w:val="false"/>
+        <w:u w:val="none"/>
+        <w:b w:val="false"/>
+        <w:effect w:val="none"/>
         <w:rFonts w:ascii="Arial" w:hAnsi="Arial" w:cs="Times New Roman"/>
-        <w:b w:val="false"/>
-        <w:i w:val="false"/>
-        <w:strike w:val="false"/>
-        <w:dstrike w:val="false"/>
-        <w:sz w:val="28"/>
-        <w:u w:val="none"/>
-        <w:effect w:val="none"/>
       </w:rPr>
     </w:lvl>
     <w:lvl w:ilvl="1">
@@ -8355,7 +8710,7 @@
       <w:rPr/>
     </w:lvl>
   </w:abstractNum>
-  <w:abstractNum w:abstractNumId="6">
+  <w:abstractNum w:abstractNumId="5">
     <w:lvl w:ilvl="0">
       <w:start w:val="1"/>
       <w:numFmt w:val="decimal"/>
@@ -8368,14 +8723,14 @@
         <w:ind w:left="283" w:hanging="283"/>
       </w:pPr>
       <w:rPr>
+        <w:dstrike w:val="false"/>
+        <w:strike w:val="false"/>
+        <w:sz w:val="28"/>
+        <w:i w:val="false"/>
+        <w:u w:val="none"/>
+        <w:b w:val="false"/>
+        <w:effect w:val="none"/>
         <w:rFonts w:ascii="Arial" w:hAnsi="Arial" w:cs="Times New Roman"/>
-        <w:b w:val="false"/>
-        <w:i w:val="false"/>
-        <w:strike w:val="false"/>
-        <w:dstrike w:val="false"/>
-        <w:sz w:val="28"/>
-        <w:u w:val="none"/>
-        <w:effect w:val="none"/>
       </w:rPr>
     </w:lvl>
     <w:lvl w:ilvl="1">
@@ -8483,7 +8838,7 @@
       <w:rPr/>
     </w:lvl>
   </w:abstractNum>
-  <w:abstractNum w:abstractNumId="7">
+  <w:abstractNum w:abstractNumId="6">
     <w:lvl w:ilvl="0">
       <w:start w:val="2"/>
       <w:numFmt w:val="decimal"/>
@@ -8496,14 +8851,14 @@
         <w:ind w:left="283" w:hanging="283"/>
       </w:pPr>
       <w:rPr>
+        <w:dstrike w:val="false"/>
+        <w:strike w:val="false"/>
+        <w:sz w:val="28"/>
+        <w:i w:val="false"/>
+        <w:u w:val="none"/>
+        <w:b w:val="false"/>
+        <w:effect w:val="none"/>
         <w:rFonts w:ascii="Arial" w:hAnsi="Arial" w:cs="Times New Roman"/>
-        <w:b w:val="false"/>
-        <w:i w:val="false"/>
-        <w:strike w:val="false"/>
-        <w:dstrike w:val="false"/>
-        <w:sz w:val="28"/>
-        <w:u w:val="none"/>
-        <w:effect w:val="none"/>
       </w:rPr>
     </w:lvl>
     <w:lvl w:ilvl="1">
@@ -8611,7 +8966,7 @@
       <w:rPr/>
     </w:lvl>
   </w:abstractNum>
-  <w:abstractNum w:abstractNumId="8">
+  <w:abstractNum w:abstractNumId="7">
     <w:lvl w:ilvl="0">
       <w:start w:val="3"/>
       <w:numFmt w:val="decimal"/>
@@ -8624,14 +8979,14 @@
         <w:ind w:left="283" w:hanging="283"/>
       </w:pPr>
       <w:rPr>
+        <w:dstrike w:val="false"/>
+        <w:strike w:val="false"/>
+        <w:sz w:val="28"/>
+        <w:i w:val="false"/>
+        <w:u w:val="none"/>
+        <w:b w:val="false"/>
+        <w:effect w:val="none"/>
         <w:rFonts w:ascii="Arial" w:hAnsi="Arial" w:cs="Times New Roman"/>
-        <w:b w:val="false"/>
-        <w:i w:val="false"/>
-        <w:strike w:val="false"/>
-        <w:dstrike w:val="false"/>
-        <w:sz w:val="28"/>
-        <w:u w:val="none"/>
-        <w:effect w:val="none"/>
       </w:rPr>
     </w:lvl>
     <w:lvl w:ilvl="1">
@@ -8737,6 +9092,262 @@
         <w:ind w:left="3600" w:hanging="360"/>
       </w:pPr>
       <w:rPr/>
+    </w:lvl>
+  </w:abstractNum>
+  <w:abstractNum w:abstractNumId="8">
+    <w:lvl w:ilvl="0">
+      <w:start w:val="1"/>
+      <w:numFmt w:val="bullet"/>
+      <w:lvlText w:val=""/>
+      <w:lvlJc w:val="left"/>
+      <w:pPr>
+        <w:tabs>
+          <w:tab w:val="num" w:pos="720"/>
+        </w:tabs>
+        <w:ind w:left="720" w:hanging="360"/>
+      </w:pPr>
+      <w:rPr>
+        <w:rFonts w:ascii="Symbol" w:hAnsi="Symbol" w:cs="Symbol" w:hint="default"/>
+      </w:rPr>
+    </w:lvl>
+    <w:lvl w:ilvl="1">
+      <w:start w:val="1"/>
+      <w:numFmt w:val="bullet"/>
+      <w:lvlText w:val=""/>
+      <w:lvlJc w:val="left"/>
+      <w:pPr>
+        <w:tabs>
+          <w:tab w:val="num" w:pos="1080"/>
+        </w:tabs>
+        <w:ind w:left="1080" w:hanging="360"/>
+      </w:pPr>
+      <w:rPr>
+        <w:rFonts w:ascii="Symbol" w:hAnsi="Symbol" w:cs="Symbol" w:hint="default"/>
+      </w:rPr>
+    </w:lvl>
+    <w:lvl w:ilvl="2">
+      <w:start w:val="1"/>
+      <w:numFmt w:val="bullet"/>
+      <w:lvlText w:val=""/>
+      <w:lvlJc w:val="left"/>
+      <w:pPr>
+        <w:tabs>
+          <w:tab w:val="num" w:pos="1440"/>
+        </w:tabs>
+        <w:ind w:left="1440" w:hanging="360"/>
+      </w:pPr>
+      <w:rPr>
+        <w:rFonts w:ascii="Symbol" w:hAnsi="Symbol" w:cs="Symbol" w:hint="default"/>
+      </w:rPr>
+    </w:lvl>
+    <w:lvl w:ilvl="3">
+      <w:start w:val="1"/>
+      <w:numFmt w:val="bullet"/>
+      <w:lvlText w:val=""/>
+      <w:lvlJc w:val="left"/>
+      <w:pPr>
+        <w:tabs>
+          <w:tab w:val="num" w:pos="1800"/>
+        </w:tabs>
+        <w:ind w:left="1800" w:hanging="360"/>
+      </w:pPr>
+      <w:rPr>
+        <w:rFonts w:ascii="Symbol" w:hAnsi="Symbol" w:cs="Symbol" w:hint="default"/>
+      </w:rPr>
+    </w:lvl>
+    <w:lvl w:ilvl="4">
+      <w:start w:val="1"/>
+      <w:numFmt w:val="bullet"/>
+      <w:lvlText w:val=""/>
+      <w:lvlJc w:val="left"/>
+      <w:pPr>
+        <w:tabs>
+          <w:tab w:val="num" w:pos="2160"/>
+        </w:tabs>
+        <w:ind w:left="2160" w:hanging="360"/>
+      </w:pPr>
+      <w:rPr>
+        <w:rFonts w:ascii="Symbol" w:hAnsi="Symbol" w:cs="Symbol" w:hint="default"/>
+      </w:rPr>
+    </w:lvl>
+    <w:lvl w:ilvl="5">
+      <w:start w:val="1"/>
+      <w:numFmt w:val="bullet"/>
+      <w:lvlText w:val=""/>
+      <w:lvlJc w:val="left"/>
+      <w:pPr>
+        <w:tabs>
+          <w:tab w:val="num" w:pos="2520"/>
+        </w:tabs>
+        <w:ind w:left="2520" w:hanging="360"/>
+      </w:pPr>
+      <w:rPr>
+        <w:rFonts w:ascii="Symbol" w:hAnsi="Symbol" w:cs="Symbol" w:hint="default"/>
+      </w:rPr>
+    </w:lvl>
+    <w:lvl w:ilvl="6">
+      <w:start w:val="1"/>
+      <w:numFmt w:val="bullet"/>
+      <w:lvlText w:val=""/>
+      <w:lvlJc w:val="left"/>
+      <w:pPr>
+        <w:tabs>
+          <w:tab w:val="num" w:pos="2880"/>
+        </w:tabs>
+        <w:ind w:left="2880" w:hanging="360"/>
+      </w:pPr>
+      <w:rPr>
+        <w:rFonts w:ascii="Symbol" w:hAnsi="Symbol" w:cs="Symbol" w:hint="default"/>
+      </w:rPr>
+    </w:lvl>
+    <w:lvl w:ilvl="7">
+      <w:start w:val="1"/>
+      <w:numFmt w:val="bullet"/>
+      <w:lvlText w:val=""/>
+      <w:lvlJc w:val="left"/>
+      <w:pPr>
+        <w:tabs>
+          <w:tab w:val="num" w:pos="3240"/>
+        </w:tabs>
+        <w:ind w:left="3240" w:hanging="360"/>
+      </w:pPr>
+      <w:rPr>
+        <w:rFonts w:ascii="Symbol" w:hAnsi="Symbol" w:cs="Symbol" w:hint="default"/>
+      </w:rPr>
+    </w:lvl>
+    <w:lvl w:ilvl="8">
+      <w:start w:val="1"/>
+      <w:numFmt w:val="bullet"/>
+      <w:lvlText w:val=""/>
+      <w:lvlJc w:val="left"/>
+      <w:pPr>
+        <w:tabs>
+          <w:tab w:val="num" w:pos="3600"/>
+        </w:tabs>
+        <w:ind w:left="3600" w:hanging="360"/>
+      </w:pPr>
+      <w:rPr>
+        <w:rFonts w:ascii="Symbol" w:hAnsi="Symbol" w:cs="Symbol" w:hint="default"/>
+      </w:rPr>
+    </w:lvl>
+  </w:abstractNum>
+  <w:abstractNum w:abstractNumId="9">
+    <w:lvl w:ilvl="0">
+      <w:start w:val="1"/>
+      <w:numFmt w:val="none"/>
+      <w:suff w:val="nothing"/>
+      <w:lvlText w:val=""/>
+      <w:lvlJc w:val="left"/>
+      <w:pPr>
+        <w:tabs>
+          <w:tab w:val="num" w:pos="0"/>
+        </w:tabs>
+        <w:ind w:left="0" w:hanging="0"/>
+      </w:pPr>
+    </w:lvl>
+    <w:lvl w:ilvl="1">
+      <w:start w:val="1"/>
+      <w:numFmt w:val="none"/>
+      <w:suff w:val="nothing"/>
+      <w:lvlText w:val=""/>
+      <w:lvlJc w:val="left"/>
+      <w:pPr>
+        <w:tabs>
+          <w:tab w:val="num" w:pos="0"/>
+        </w:tabs>
+        <w:ind w:left="0" w:hanging="0"/>
+      </w:pPr>
+    </w:lvl>
+    <w:lvl w:ilvl="2">
+      <w:start w:val="1"/>
+      <w:numFmt w:val="none"/>
+      <w:suff w:val="nothing"/>
+      <w:lvlText w:val=""/>
+      <w:lvlJc w:val="left"/>
+      <w:pPr>
+        <w:tabs>
+          <w:tab w:val="num" w:pos="0"/>
+        </w:tabs>
+        <w:ind w:left="0" w:hanging="0"/>
+      </w:pPr>
+    </w:lvl>
+    <w:lvl w:ilvl="3">
+      <w:start w:val="1"/>
+      <w:numFmt w:val="none"/>
+      <w:suff w:val="nothing"/>
+      <w:lvlText w:val=""/>
+      <w:lvlJc w:val="left"/>
+      <w:pPr>
+        <w:tabs>
+          <w:tab w:val="num" w:pos="0"/>
+        </w:tabs>
+        <w:ind w:left="0" w:hanging="0"/>
+      </w:pPr>
+    </w:lvl>
+    <w:lvl w:ilvl="4">
+      <w:start w:val="1"/>
+      <w:numFmt w:val="none"/>
+      <w:suff w:val="nothing"/>
+      <w:lvlText w:val=""/>
+      <w:lvlJc w:val="left"/>
+      <w:pPr>
+        <w:tabs>
+          <w:tab w:val="num" w:pos="0"/>
+        </w:tabs>
+        <w:ind w:left="0" w:hanging="0"/>
+      </w:pPr>
+    </w:lvl>
+    <w:lvl w:ilvl="5">
+      <w:start w:val="1"/>
+      <w:numFmt w:val="none"/>
+      <w:suff w:val="nothing"/>
+      <w:lvlText w:val=""/>
+      <w:lvlJc w:val="left"/>
+      <w:pPr>
+        <w:tabs>
+          <w:tab w:val="num" w:pos="0"/>
+        </w:tabs>
+        <w:ind w:left="0" w:hanging="0"/>
+      </w:pPr>
+    </w:lvl>
+    <w:lvl w:ilvl="6">
+      <w:start w:val="1"/>
+      <w:numFmt w:val="none"/>
+      <w:suff w:val="nothing"/>
+      <w:lvlText w:val=""/>
+      <w:lvlJc w:val="left"/>
+      <w:pPr>
+        <w:tabs>
+          <w:tab w:val="num" w:pos="0"/>
+        </w:tabs>
+        <w:ind w:left="0" w:hanging="0"/>
+      </w:pPr>
+    </w:lvl>
+    <w:lvl w:ilvl="7">
+      <w:start w:val="1"/>
+      <w:numFmt w:val="none"/>
+      <w:suff w:val="nothing"/>
+      <w:lvlText w:val=""/>
+      <w:lvlJc w:val="left"/>
+      <w:pPr>
+        <w:tabs>
+          <w:tab w:val="num" w:pos="0"/>
+        </w:tabs>
+        <w:ind w:left="0" w:hanging="0"/>
+      </w:pPr>
+    </w:lvl>
+    <w:lvl w:ilvl="8">
+      <w:start w:val="1"/>
+      <w:numFmt w:val="none"/>
+      <w:suff w:val="nothing"/>
+      <w:lvlText w:val=""/>
+      <w:lvlJc w:val="left"/>
+      <w:pPr>
+        <w:tabs>
+          <w:tab w:val="num" w:pos="0"/>
+        </w:tabs>
+        <w:ind w:left="0" w:hanging="0"/>
+      </w:pPr>
     </w:lvl>
   </w:abstractNum>
   <w:num w:numId="1">
@@ -8764,22 +9375,28 @@
     <w:abstractNumId w:val="8"/>
   </w:num>
   <w:num w:numId="9">
-    <w:abstractNumId w:val="6"/>
+    <w:abstractNumId w:val="9"/>
+  </w:num>
+  <w:num w:numId="10">
+    <w:abstractNumId w:val="5"/>
     <w:lvlOverride w:ilvl="0">
       <w:startOverride w:val="1"/>
     </w:lvlOverride>
   </w:num>
-  <w:num w:numId="10">
-    <w:abstractNumId w:val="7"/>
+  <w:num w:numId="11">
+    <w:abstractNumId w:val="6"/>
     <w:lvlOverride w:ilvl="0">
       <w:startOverride w:val="2"/>
     </w:lvlOverride>
   </w:num>
-  <w:num w:numId="11">
-    <w:abstractNumId w:val="8"/>
+  <w:num w:numId="12">
+    <w:abstractNumId w:val="7"/>
     <w:lvlOverride w:ilvl="0">
       <w:startOverride w:val="3"/>
     </w:lvlOverride>
+  </w:num>
+  <w:num w:numId="13">
+    <w:abstractNumId w:val="7"/>
   </w:num>
 </w:numbering>
 </file>
@@ -8808,9 +9425,7 @@
     <w:pPr>
       <w:widowControl/>
       <w:suppressAutoHyphens w:val="true"/>
-      <w:kinsoku w:val="true"/>
-      <w:overflowPunct w:val="false"/>
-      <w:autoSpaceDE w:val="true"/>
+      <w:overflowPunct w:val="true"/>
       <w:bidi w:val="0"/>
       <w:spacing w:lineRule="auto" w:line="240" w:before="0" w:after="120"/>
       <w:ind w:firstLine="567"/>
@@ -9251,6 +9866,13 @@
       <w:bCs/>
     </w:rPr>
   </w:style>
+  <w:style w:type="character" w:styleId="Bullets">
+    <w:name w:val="Bullets"/>
+    <w:qFormat/>
+    <w:rPr>
+      <w:rFonts w:ascii="OpenSymbol" w:hAnsi="OpenSymbol" w:eastAsia="OpenSymbol" w:cs="OpenSymbol"/>
+    </w:rPr>
+  </w:style>
   <w:style w:type="paragraph" w:styleId="Heading">
     <w:name w:val="Heading"/>
     <w:basedOn w:val="Normal"/>
@@ -9463,6 +10085,28 @@
     <w:pPr/>
     <w:rPr/>
   </w:style>
+  <w:style w:type="paragraph" w:styleId="HeaderandFooter">
+    <w:name w:val="Header and Footer"/>
+    <w:basedOn w:val="Normal"/>
+    <w:qFormat/>
+    <w:pPr>
+      <w:suppressLineNumbers/>
+      <w:tabs>
+        <w:tab w:val="clear" w:pos="720"/>
+        <w:tab w:val="center" w:pos="4677" w:leader="none"/>
+        <w:tab w:val="right" w:pos="9354" w:leader="none"/>
+      </w:tabs>
+    </w:pPr>
+    <w:rPr/>
+  </w:style>
+  <w:style w:type="paragraph" w:styleId="Footer">
+    <w:name w:val="footer"/>
+    <w:basedOn w:val="HeaderandFooter"/>
+    <w:pPr>
+      <w:suppressLineNumbers/>
+    </w:pPr>
+    <w:rPr/>
+  </w:style>
   <w:style w:type="numbering" w:styleId="NoList">
     <w:name w:val="No List"/>
     <w:qFormat/>
@@ -9478,37 +10122,37 @@
         <a:srgbClr val="000000"/>
       </a:dk1>
       <a:lt1>
-        <a:srgbClr val="FFFFFF"/>
+        <a:srgbClr val="ffffff"/>
       </a:lt1>
       <a:dk2>
-        <a:srgbClr val="0E2841"/>
+        <a:srgbClr val="0e2841"/>
       </a:dk2>
       <a:lt2>
-        <a:srgbClr val="E8E8E8"/>
+        <a:srgbClr val="e8e8e8"/>
       </a:lt2>
       <a:accent1>
         <a:srgbClr val="156082"/>
       </a:accent1>
       <a:accent2>
-        <a:srgbClr val="E97132"/>
+        <a:srgbClr val="e97132"/>
       </a:accent2>
       <a:accent3>
-        <a:srgbClr val="196B24"/>
+        <a:srgbClr val="196b24"/>
       </a:accent3>
       <a:accent4>
-        <a:srgbClr val="0F9ED5"/>
+        <a:srgbClr val="0f9ed5"/>
       </a:accent4>
       <a:accent5>
-        <a:srgbClr val="A02B93"/>
+        <a:srgbClr val="a02b93"/>
       </a:accent5>
       <a:accent6>
-        <a:srgbClr val="4EA72E"/>
+        <a:srgbClr val="4ea72e"/>
       </a:accent6>
       <a:hlink>
         <a:srgbClr val="467886"/>
       </a:hlink>
       <a:folHlink>
-        <a:srgbClr val="96607D"/>
+        <a:srgbClr val="96607d"/>
       </a:folHlink>
     </a:clrScheme>
     <a:fontScheme name="Office">

--- a/Zapiska_Georgi_Chaparov.docx
+++ b/Zapiska_Georgi_Chaparov.docx
@@ -1688,7 +1688,7 @@
         <w:pStyle w:val="Normal"/>
         <w:numPr>
           <w:ilvl w:val="0"/>
-          <w:numId w:val="1"/>
+          <w:numId w:val="2"/>
         </w:numPr>
         <w:spacing w:before="0" w:after="0"/>
         <w:jc w:val="both"/>
@@ -1701,188 +1701,6 @@
           <w:lang w:val="bg-BG" w:eastAsia="en-US" w:bidi="ar-SA"/>
         </w:rPr>
         <w:t>Анотация</w:t>
-      </w:r>
-    </w:p>
-    <w:p>
-      <w:pPr>
-        <w:pStyle w:val="Normal"/>
-        <w:numPr>
-          <w:ilvl w:val="0"/>
-          <w:numId w:val="1"/>
-        </w:numPr>
-        <w:spacing w:before="0" w:after="0"/>
-        <w:jc w:val="both"/>
-        <w:rPr>
-          <w:lang w:val="bg-BG" w:eastAsia="en-US" w:bidi="ar-SA"/>
-        </w:rPr>
-      </w:pPr>
-      <w:r>
-        <w:rPr>
-          <w:lang w:val="bg-BG" w:eastAsia="en-US" w:bidi="ar-SA"/>
-        </w:rPr>
-        <w:t>Увод</w:t>
-      </w:r>
-    </w:p>
-    <w:p>
-      <w:pPr>
-        <w:pStyle w:val="Normal"/>
-        <w:numPr>
-          <w:ilvl w:val="0"/>
-          <w:numId w:val="1"/>
-        </w:numPr>
-        <w:spacing w:before="0" w:after="0"/>
-        <w:jc w:val="both"/>
-        <w:rPr>
-          <w:lang w:val="bg-BG" w:eastAsia="en-US" w:bidi="ar-SA"/>
-        </w:rPr>
-      </w:pPr>
-      <w:r>
-        <w:rPr>
-          <w:lang w:val="bg-BG" w:eastAsia="en-US" w:bidi="ar-SA"/>
-        </w:rPr>
-        <w:t>Обзор на съществуващите решения. Изводи. Цел и задачи.</w:t>
-      </w:r>
-    </w:p>
-    <w:p>
-      <w:pPr>
-        <w:pStyle w:val="Normal"/>
-        <w:numPr>
-          <w:ilvl w:val="0"/>
-          <w:numId w:val="1"/>
-        </w:numPr>
-        <w:spacing w:before="0" w:after="0"/>
-        <w:jc w:val="both"/>
-        <w:rPr>
-          <w:lang w:val="bg-BG" w:eastAsia="en-US" w:bidi="ar-SA"/>
-        </w:rPr>
-      </w:pPr>
-      <w:r>
-        <w:rPr>
-          <w:lang w:val="bg-BG" w:eastAsia="en-US" w:bidi="ar-SA"/>
-        </w:rPr>
-        <w:t>.............................................................</w:t>
-      </w:r>
-    </w:p>
-    <w:p>
-      <w:pPr>
-        <w:pStyle w:val="Normal"/>
-        <w:numPr>
-          <w:ilvl w:val="0"/>
-          <w:numId w:val="1"/>
-        </w:numPr>
-        <w:spacing w:before="0" w:after="0"/>
-        <w:jc w:val="both"/>
-        <w:rPr>
-          <w:lang w:val="bg-BG" w:eastAsia="en-US" w:bidi="ar-SA"/>
-        </w:rPr>
-      </w:pPr>
-      <w:r>
-        <w:rPr>
-          <w:lang w:val="bg-BG" w:eastAsia="en-US" w:bidi="ar-SA"/>
-        </w:rPr>
-        <w:t>.............................................................</w:t>
-      </w:r>
-    </w:p>
-    <w:p>
-      <w:pPr>
-        <w:pStyle w:val="Normal"/>
-        <w:numPr>
-          <w:ilvl w:val="0"/>
-          <w:numId w:val="1"/>
-        </w:numPr>
-        <w:spacing w:before="0" w:after="0"/>
-        <w:jc w:val="both"/>
-        <w:rPr>
-          <w:lang w:val="bg-BG" w:eastAsia="en-US" w:bidi="ar-SA"/>
-        </w:rPr>
-      </w:pPr>
-      <w:r>
-        <w:rPr>
-          <w:lang w:val="bg-BG" w:eastAsia="en-US" w:bidi="ar-SA"/>
-        </w:rPr>
-        <w:t>.............................................................</w:t>
-      </w:r>
-    </w:p>
-    <w:p>
-      <w:pPr>
-        <w:pStyle w:val="Normal"/>
-        <w:numPr>
-          <w:ilvl w:val="0"/>
-          <w:numId w:val="1"/>
-        </w:numPr>
-        <w:spacing w:before="0" w:after="0"/>
-        <w:jc w:val="both"/>
-        <w:rPr>
-          <w:lang w:val="bg-BG" w:eastAsia="en-US" w:bidi="ar-SA"/>
-        </w:rPr>
-      </w:pPr>
-      <w:r>
-        <w:rPr>
-          <w:lang w:val="bg-BG" w:eastAsia="en-US" w:bidi="ar-SA"/>
-        </w:rPr>
-        <w:t>Основни резултати. Изводи и препоръки.</w:t>
-      </w:r>
-    </w:p>
-    <w:p>
-      <w:pPr>
-        <w:pStyle w:val="Normal"/>
-        <w:numPr>
-          <w:ilvl w:val="0"/>
-          <w:numId w:val="1"/>
-        </w:numPr>
-        <w:spacing w:before="0" w:after="0"/>
-        <w:jc w:val="both"/>
-        <w:rPr>
-          <w:lang w:val="bg-BG" w:eastAsia="en-US" w:bidi="ar-SA"/>
-        </w:rPr>
-      </w:pPr>
-      <w:r>
-        <w:rPr>
-          <w:lang w:val="bg-BG" w:eastAsia="en-US" w:bidi="ar-SA"/>
-        </w:rPr>
-        <w:t>Използвана литература</w:t>
-      </w:r>
-    </w:p>
-    <w:p>
-      <w:pPr>
-        <w:pStyle w:val="Normal"/>
-        <w:numPr>
-          <w:ilvl w:val="0"/>
-          <w:numId w:val="1"/>
-        </w:numPr>
-        <w:spacing w:before="0" w:after="0"/>
-        <w:jc w:val="both"/>
-        <w:rPr>
-          <w:lang w:val="bg-BG" w:eastAsia="en-US" w:bidi="ar-SA"/>
-        </w:rPr>
-      </w:pPr>
-      <w:r>
-        <w:rPr>
-          <w:lang w:val="bg-BG" w:eastAsia="en-US" w:bidi="ar-SA"/>
-        </w:rPr>
-        <w:t>Приложения</w:t>
-      </w:r>
-    </w:p>
-    <w:p>
-      <w:pPr>
-        <w:pStyle w:val="Normal"/>
-        <w:numPr>
-          <w:ilvl w:val="0"/>
-          <w:numId w:val="13"/>
-        </w:numPr>
-        <w:spacing w:before="0" w:after="0"/>
-        <w:jc w:val="both"/>
-        <w:rPr>
-          <w:sz w:val="28"/>
-          <w:lang w:val="bg-BG" w:eastAsia="en-US" w:bidi="ar-SA"/>
-        </w:rPr>
-      </w:pPr>
-      <w:r>
-        <w:rPr>
-          <w:sz w:val="28"/>
-          <w:lang w:val="bg-BG" w:eastAsia="en-US" w:bidi="ar-SA"/>
-        </w:rPr>
-        <w:t>Съдържание на графичната част:</w:t>
       </w:r>
     </w:p>
     <w:p>
@@ -1902,7 +1720,7 @@
         <w:rPr>
           <w:lang w:val="bg-BG" w:eastAsia="en-US" w:bidi="ar-SA"/>
         </w:rPr>
-        <w:t>.............................................................</w:t>
+        <w:t>Увод</w:t>
       </w:r>
     </w:p>
     <w:p>
@@ -1911,6 +1729,188 @@
         <w:numPr>
           <w:ilvl w:val="0"/>
           <w:numId w:val="2"/>
+        </w:numPr>
+        <w:spacing w:before="0" w:after="0"/>
+        <w:jc w:val="both"/>
+        <w:rPr>
+          <w:lang w:val="bg-BG" w:eastAsia="en-US" w:bidi="ar-SA"/>
+        </w:rPr>
+      </w:pPr>
+      <w:r>
+        <w:rPr>
+          <w:lang w:val="bg-BG" w:eastAsia="en-US" w:bidi="ar-SA"/>
+        </w:rPr>
+        <w:t>Обзор на съществуващите решения. Изводи. Цел и задачи.</w:t>
+      </w:r>
+    </w:p>
+    <w:p>
+      <w:pPr>
+        <w:pStyle w:val="Normal"/>
+        <w:numPr>
+          <w:ilvl w:val="0"/>
+          <w:numId w:val="2"/>
+        </w:numPr>
+        <w:spacing w:before="0" w:after="0"/>
+        <w:jc w:val="both"/>
+        <w:rPr>
+          <w:lang w:val="bg-BG" w:eastAsia="en-US" w:bidi="ar-SA"/>
+        </w:rPr>
+      </w:pPr>
+      <w:r>
+        <w:rPr>
+          <w:lang w:val="bg-BG" w:eastAsia="en-US" w:bidi="ar-SA"/>
+        </w:rPr>
+        <w:t>.............................................................</w:t>
+      </w:r>
+    </w:p>
+    <w:p>
+      <w:pPr>
+        <w:pStyle w:val="Normal"/>
+        <w:numPr>
+          <w:ilvl w:val="0"/>
+          <w:numId w:val="2"/>
+        </w:numPr>
+        <w:spacing w:before="0" w:after="0"/>
+        <w:jc w:val="both"/>
+        <w:rPr>
+          <w:lang w:val="bg-BG" w:eastAsia="en-US" w:bidi="ar-SA"/>
+        </w:rPr>
+      </w:pPr>
+      <w:r>
+        <w:rPr>
+          <w:lang w:val="bg-BG" w:eastAsia="en-US" w:bidi="ar-SA"/>
+        </w:rPr>
+        <w:t>.............................................................</w:t>
+      </w:r>
+    </w:p>
+    <w:p>
+      <w:pPr>
+        <w:pStyle w:val="Normal"/>
+        <w:numPr>
+          <w:ilvl w:val="0"/>
+          <w:numId w:val="2"/>
+        </w:numPr>
+        <w:spacing w:before="0" w:after="0"/>
+        <w:jc w:val="both"/>
+        <w:rPr>
+          <w:lang w:val="bg-BG" w:eastAsia="en-US" w:bidi="ar-SA"/>
+        </w:rPr>
+      </w:pPr>
+      <w:r>
+        <w:rPr>
+          <w:lang w:val="bg-BG" w:eastAsia="en-US" w:bidi="ar-SA"/>
+        </w:rPr>
+        <w:t>.............................................................</w:t>
+      </w:r>
+    </w:p>
+    <w:p>
+      <w:pPr>
+        <w:pStyle w:val="Normal"/>
+        <w:numPr>
+          <w:ilvl w:val="0"/>
+          <w:numId w:val="2"/>
+        </w:numPr>
+        <w:spacing w:before="0" w:after="0"/>
+        <w:jc w:val="both"/>
+        <w:rPr>
+          <w:lang w:val="bg-BG" w:eastAsia="en-US" w:bidi="ar-SA"/>
+        </w:rPr>
+      </w:pPr>
+      <w:r>
+        <w:rPr>
+          <w:lang w:val="bg-BG" w:eastAsia="en-US" w:bidi="ar-SA"/>
+        </w:rPr>
+        <w:t>Основни резултати. Изводи и препоръки.</w:t>
+      </w:r>
+    </w:p>
+    <w:p>
+      <w:pPr>
+        <w:pStyle w:val="Normal"/>
+        <w:numPr>
+          <w:ilvl w:val="0"/>
+          <w:numId w:val="2"/>
+        </w:numPr>
+        <w:spacing w:before="0" w:after="0"/>
+        <w:jc w:val="both"/>
+        <w:rPr>
+          <w:lang w:val="bg-BG" w:eastAsia="en-US" w:bidi="ar-SA"/>
+        </w:rPr>
+      </w:pPr>
+      <w:r>
+        <w:rPr>
+          <w:lang w:val="bg-BG" w:eastAsia="en-US" w:bidi="ar-SA"/>
+        </w:rPr>
+        <w:t>Използвана литература</w:t>
+      </w:r>
+    </w:p>
+    <w:p>
+      <w:pPr>
+        <w:pStyle w:val="Normal"/>
+        <w:numPr>
+          <w:ilvl w:val="0"/>
+          <w:numId w:val="2"/>
+        </w:numPr>
+        <w:spacing w:before="0" w:after="0"/>
+        <w:jc w:val="both"/>
+        <w:rPr>
+          <w:lang w:val="bg-BG" w:eastAsia="en-US" w:bidi="ar-SA"/>
+        </w:rPr>
+      </w:pPr>
+      <w:r>
+        <w:rPr>
+          <w:lang w:val="bg-BG" w:eastAsia="en-US" w:bidi="ar-SA"/>
+        </w:rPr>
+        <w:t>Приложения</w:t>
+      </w:r>
+    </w:p>
+    <w:p>
+      <w:pPr>
+        <w:pStyle w:val="Normal"/>
+        <w:numPr>
+          <w:ilvl w:val="0"/>
+          <w:numId w:val="8"/>
+        </w:numPr>
+        <w:spacing w:before="0" w:after="0"/>
+        <w:jc w:val="both"/>
+        <w:rPr>
+          <w:sz w:val="28"/>
+          <w:lang w:val="bg-BG" w:eastAsia="en-US" w:bidi="ar-SA"/>
+        </w:rPr>
+      </w:pPr>
+      <w:r>
+        <w:rPr>
+          <w:sz w:val="28"/>
+          <w:lang w:val="bg-BG" w:eastAsia="en-US" w:bidi="ar-SA"/>
+        </w:rPr>
+        <w:t>Съдържание на графичната част:</w:t>
+      </w:r>
+    </w:p>
+    <w:p>
+      <w:pPr>
+        <w:pStyle w:val="Normal"/>
+        <w:numPr>
+          <w:ilvl w:val="0"/>
+          <w:numId w:val="3"/>
+        </w:numPr>
+        <w:spacing w:before="0" w:after="0"/>
+        <w:jc w:val="both"/>
+        <w:rPr>
+          <w:lang w:val="bg-BG" w:eastAsia="en-US" w:bidi="ar-SA"/>
+        </w:rPr>
+      </w:pPr>
+      <w:r>
+        <w:rPr>
+          <w:lang w:val="bg-BG" w:eastAsia="en-US" w:bidi="ar-SA"/>
+        </w:rPr>
+        <w:t>.............................................................</w:t>
+      </w:r>
+    </w:p>
+    <w:p>
+      <w:pPr>
+        <w:pStyle w:val="Normal"/>
+        <w:numPr>
+          <w:ilvl w:val="0"/>
+          <w:numId w:val="3"/>
         </w:numPr>
         <w:spacing w:before="0" w:after="0"/>
         <w:jc w:val="both"/>
@@ -2140,17 +2140,16 @@
             </w:rPr>
             <w:fldChar w:fldCharType="separate"/>
           </w:r>
-          <w:r>
-            <w:rPr>
-              <w:rStyle w:val="IndexLink"/>
-            </w:rPr>
-            <w:t>1. Анoтaция</w:t>
-          </w:r>
-          <w:r>
-            <w:rPr/>
-            <w:tab/>
-            <w:t>8</w:t>
-          </w:r>
+          <w:hyperlink w:anchor="__RefHeading___Toc279_4158184810" w:tooltip="Анoтaция">
+            <w:r>
+              <w:rPr>
+                <w:rStyle w:val="IndexLink"/>
+              </w:rPr>
+              <w:t>1. Анoтaция</w:t>
+              <w:tab/>
+              <w:t>8</w:t>
+            </w:r>
+          </w:hyperlink>
         </w:p>
         <w:p>
           <w:pPr>
@@ -2161,12 +2160,16 @@
             </w:tabs>
             <w:rPr/>
           </w:pPr>
-          <w:r>
-            <w:rPr/>
-            <w:t>2. Увод</w:t>
-            <w:tab/>
-            <w:t>9</w:t>
-          </w:r>
+          <w:hyperlink w:anchor="__RefHeading___Toc957_4158184810" w:tooltip="Увод">
+            <w:r>
+              <w:rPr>
+                <w:rStyle w:val="IndexLink"/>
+              </w:rPr>
+              <w:t>2. Увод</w:t>
+              <w:tab/>
+              <w:t>9</w:t>
+            </w:r>
+          </w:hyperlink>
         </w:p>
         <w:p>
           <w:pPr>
@@ -2177,12 +2180,16 @@
             </w:tabs>
             <w:rPr/>
           </w:pPr>
-          <w:r>
-            <w:rPr/>
-            <w:t>3. Обзор на съществуващи решения</w:t>
-            <w:tab/>
-            <w:t>10</w:t>
-          </w:r>
+          <w:hyperlink w:anchor="__RefHeading___Toc839_4111958324" w:tooltip="Какво е ML, DL, AI">
+            <w:r>
+              <w:rPr>
+                <w:rStyle w:val="IndexLink"/>
+              </w:rPr>
+              <w:t>2.1. Какво е ML, DL, AI</w:t>
+              <w:tab/>
+              <w:t>9</w:t>
+            </w:r>
+          </w:hyperlink>
         </w:p>
         <w:p>
           <w:pPr>
@@ -2193,12 +2200,16 @@
             </w:tabs>
             <w:rPr/>
           </w:pPr>
-          <w:r>
-            <w:rPr/>
-            <w:t>4. Поставени цели и задачи</w:t>
-            <w:tab/>
-            <w:t>11</w:t>
-          </w:r>
+          <w:hyperlink w:anchor="__RefHeading___Toc843_4111958324" w:tooltip="Погледът и неговите характеристики">
+            <w:r>
+              <w:rPr>
+                <w:rStyle w:val="IndexLink"/>
+              </w:rPr>
+              <w:t>2.2. Погледът и неговите характеристики</w:t>
+              <w:tab/>
+              <w:t>9</w:t>
+            </w:r>
+          </w:hyperlink>
         </w:p>
         <w:p>
           <w:pPr>
@@ -2209,12 +2220,16 @@
             </w:tabs>
             <w:rPr/>
           </w:pPr>
-          <w:r>
-            <w:rPr/>
-            <w:t>5. Описание на експеримент и хардуер за събиране на данните</w:t>
-            <w:tab/>
-            <w:t>12</w:t>
-          </w:r>
+          <w:hyperlink w:anchor="__RefHeading___Toc845_4111958324" w:tooltip="Проследяване на поглед">
+            <w:r>
+              <w:rPr>
+                <w:rStyle w:val="IndexLink"/>
+              </w:rPr>
+              <w:t>2.3. Проследяване на поглед</w:t>
+              <w:tab/>
+              <w:t>9</w:t>
+            </w:r>
+          </w:hyperlink>
         </w:p>
         <w:p>
           <w:pPr>
@@ -2225,12 +2240,16 @@
             </w:tabs>
             <w:rPr/>
           </w:pPr>
-          <w:r>
-            <w:rPr/>
-            <w:t>6. Софтуер за класифициране на данните</w:t>
-            <w:tab/>
-            <w:t>14</w:t>
-          </w:r>
+          <w:hyperlink w:anchor="__RefHeading___Toc847_4111958324" w:tooltip="Класифициране на фазите на поточна линия">
+            <w:r>
+              <w:rPr>
+                <w:rStyle w:val="IndexLink"/>
+              </w:rPr>
+              <w:t>2.4. Класифициране на фазите на поточна линия</w:t>
+              <w:tab/>
+              <w:t>10</w:t>
+            </w:r>
+          </w:hyperlink>
         </w:p>
         <w:p>
           <w:pPr>
@@ -2241,12 +2260,16 @@
             </w:tabs>
             <w:rPr/>
           </w:pPr>
-          <w:r>
-            <w:rPr/>
-            <w:t>6.1. Изисквания, архитектура и организация на данните</w:t>
-            <w:tab/>
-            <w:t>14</w:t>
-          </w:r>
+          <w:hyperlink w:anchor="__RefHeading___Toc959_4158184810" w:tooltip="Обзор на съществуващи решения">
+            <w:r>
+              <w:rPr>
+                <w:rStyle w:val="IndexLink"/>
+              </w:rPr>
+              <w:t>3. Обзор на съществуващи решения</w:t>
+              <w:tab/>
+              <w:t>11</w:t>
+            </w:r>
+          </w:hyperlink>
         </w:p>
         <w:p>
           <w:pPr>
@@ -2257,12 +2280,16 @@
             </w:tabs>
             <w:rPr/>
           </w:pPr>
-          <w:r>
-            <w:rPr/>
-            <w:t>6.2. Избор на език и среда за програмиране</w:t>
-            <w:tab/>
-            <w:t>14</w:t>
-          </w:r>
+          <w:hyperlink w:anchor="__RefHeading___Toc961_4158184810" w:tooltip="Поставени цели и задачи">
+            <w:r>
+              <w:rPr>
+                <w:rStyle w:val="IndexLink"/>
+              </w:rPr>
+              <w:t>4. Поставени цели и задачи</w:t>
+              <w:tab/>
+              <w:t>12</w:t>
+            </w:r>
+          </w:hyperlink>
         </w:p>
         <w:p>
           <w:pPr>
@@ -2273,12 +2300,16 @@
             </w:tabs>
             <w:rPr/>
           </w:pPr>
-          <w:r>
-            <w:rPr/>
-            <w:t>6.3. Реализация на програмната система</w:t>
-            <w:tab/>
-            <w:t>14</w:t>
-          </w:r>
+          <w:hyperlink w:anchor="__RefHeading___Toc965_4158184810" w:tooltip="Описание на експеримент и хардуер за събиране на данните">
+            <w:r>
+              <w:rPr>
+                <w:rStyle w:val="IndexLink"/>
+              </w:rPr>
+              <w:t>5. Описание на експеримент и хардуер за събиране на данните</w:t>
+              <w:tab/>
+              <w:t>13</w:t>
+            </w:r>
+          </w:hyperlink>
         </w:p>
         <w:p>
           <w:pPr>
@@ -2289,12 +2320,16 @@
             </w:tabs>
             <w:rPr/>
           </w:pPr>
-          <w:r>
-            <w:rPr/>
-            <w:t>6.3.1. Описание на програмните модули</w:t>
-            <w:tab/>
-            <w:t>14</w:t>
-          </w:r>
+          <w:hyperlink w:anchor="__RefHeading___Toc767_4111958324" w:tooltip="Структура и начин на провеждане на експериментът">
+            <w:r>
+              <w:rPr>
+                <w:rStyle w:val="IndexLink"/>
+              </w:rPr>
+              <w:t>5.1. Структура и начин на провеждане на експериментът</w:t>
+              <w:tab/>
+              <w:t>13</w:t>
+            </w:r>
+          </w:hyperlink>
         </w:p>
         <w:p>
           <w:pPr>
@@ -2305,12 +2340,16 @@
             </w:tabs>
             <w:rPr/>
           </w:pPr>
-          <w:r>
-            <w:rPr/>
-            <w:t>6.3.2. Структура и организация на програмния интерфейс</w:t>
-            <w:tab/>
-            <w:t>14</w:t>
-          </w:r>
+          <w:hyperlink w:anchor="__RefHeading___Toc1200_4111958324" w:tooltip="NEON от Pupil Labs">
+            <w:r>
+              <w:rPr>
+                <w:rStyle w:val="IndexLink"/>
+              </w:rPr>
+              <w:t>5.2. NEON от Pupil Labs</w:t>
+              <w:tab/>
+              <w:t>14</w:t>
+            </w:r>
+          </w:hyperlink>
         </w:p>
         <w:p>
           <w:pPr>
@@ -2321,12 +2360,16 @@
             </w:tabs>
             <w:rPr/>
           </w:pPr>
-          <w:r>
-            <w:rPr/>
-            <w:t>6.4. Формат на входните и изходните данни</w:t>
-            <w:tab/>
-            <w:t>14</w:t>
-          </w:r>
+          <w:hyperlink w:anchor="__RefHeading___Toc769_4111958324" w:tooltip="Софтуер за класифициране на данните">
+            <w:r>
+              <w:rPr>
+                <w:rStyle w:val="IndexLink"/>
+              </w:rPr>
+              <w:t>6. Софтуер за класифициране на данните</w:t>
+              <w:tab/>
+              <w:t>16</w:t>
+            </w:r>
+          </w:hyperlink>
         </w:p>
         <w:p>
           <w:pPr>
@@ -2337,12 +2380,16 @@
             </w:tabs>
             <w:rPr/>
           </w:pPr>
-          <w:r>
-            <w:rPr/>
-            <w:t>7. Среда за разработка и отдалечен достъп</w:t>
-            <w:tab/>
-            <w:t>15</w:t>
-          </w:r>
+          <w:hyperlink w:anchor="__RefHeading___Toc2735_4158184810" w:tooltip="Изисквания, архитектура и организация на данните">
+            <w:r>
+              <w:rPr>
+                <w:rStyle w:val="IndexLink"/>
+              </w:rPr>
+              <w:t>6.1. Изисквания, архитектура и организация на данните</w:t>
+              <w:tab/>
+              <w:t>16</w:t>
+            </w:r>
+          </w:hyperlink>
         </w:p>
         <w:p>
           <w:pPr>
@@ -2353,12 +2400,16 @@
             </w:tabs>
             <w:rPr/>
           </w:pPr>
-          <w:r>
-            <w:rPr/>
-            <w:t>7.1. Създаване на Docker образ</w:t>
-            <w:tab/>
-            <w:t>15</w:t>
-          </w:r>
+          <w:hyperlink w:anchor="__RefHeading___Toc2737_4158184810" w:tooltip="Избор на език и среда за програмиране">
+            <w:r>
+              <w:rPr>
+                <w:rStyle w:val="IndexLink"/>
+              </w:rPr>
+              <w:t>6.2. Избор на език и среда за програмиране</w:t>
+              <w:tab/>
+              <w:t>18</w:t>
+            </w:r>
+          </w:hyperlink>
         </w:p>
         <w:p>
           <w:pPr>
@@ -2369,12 +2420,16 @@
             </w:tabs>
             <w:rPr/>
           </w:pPr>
-          <w:r>
-            <w:rPr/>
-            <w:t>8. Създаване и обучение на модела</w:t>
-            <w:tab/>
-            <w:t>20</w:t>
-          </w:r>
+          <w:hyperlink w:anchor="__RefHeading___Toc2739_4158184810" w:tooltip="Реализация на програмната система">
+            <w:r>
+              <w:rPr>
+                <w:rStyle w:val="IndexLink"/>
+              </w:rPr>
+              <w:t>6.3. Реализация на програмната система</w:t>
+              <w:tab/>
+              <w:t>18</w:t>
+            </w:r>
+          </w:hyperlink>
         </w:p>
         <w:p>
           <w:pPr>
@@ -2385,12 +2440,16 @@
             </w:tabs>
             <w:rPr/>
           </w:pPr>
-          <w:r>
-            <w:rPr/>
-            <w:t>8.1. Предварителна обработка на данните</w:t>
-            <w:tab/>
-            <w:t>20</w:t>
-          </w:r>
+          <w:hyperlink w:anchor="__RefHeading___Toc2741_4158184810" w:tooltip="Описание на програмните модули">
+            <w:r>
+              <w:rPr>
+                <w:rStyle w:val="IndexLink"/>
+              </w:rPr>
+              <w:t>6.3.1. Описание на програмните модули</w:t>
+              <w:tab/>
+              <w:t>18</w:t>
+            </w:r>
+          </w:hyperlink>
         </w:p>
         <w:p>
           <w:pPr>
@@ -2401,12 +2460,16 @@
             </w:tabs>
             <w:rPr/>
           </w:pPr>
-          <w:r>
-            <w:rPr/>
-            <w:t>8.2. Избор на модел за машинно обучение</w:t>
-            <w:tab/>
-            <w:t>20</w:t>
-          </w:r>
+          <w:hyperlink w:anchor="__RefHeading___Toc2743_4158184810" w:tooltip="Структура и организация на програмния интерфейс">
+            <w:r>
+              <w:rPr>
+                <w:rStyle w:val="IndexLink"/>
+              </w:rPr>
+              <w:t>6.3.2. Структура и организация на програмния интерфейс</w:t>
+              <w:tab/>
+              <w:t>18</w:t>
+            </w:r>
+          </w:hyperlink>
         </w:p>
         <w:p>
           <w:pPr>
@@ -2417,12 +2480,16 @@
             </w:tabs>
             <w:rPr/>
           </w:pPr>
-          <w:r>
-            <w:rPr/>
-            <w:t>8.3. Методология на обучението</w:t>
-            <w:tab/>
-            <w:t>20</w:t>
-          </w:r>
+          <w:hyperlink w:anchor="__RefHeading___Toc2745_4158184810" w:tooltip="Формат на входните и изходните данни">
+            <w:r>
+              <w:rPr>
+                <w:rStyle w:val="IndexLink"/>
+              </w:rPr>
+              <w:t>6.4. Формат на входните и изходните данни</w:t>
+              <w:tab/>
+              <w:t>18</w:t>
+            </w:r>
+          </w:hyperlink>
         </w:p>
         <w:p>
           <w:pPr>
@@ -2433,12 +2500,16 @@
             </w:tabs>
             <w:rPr/>
           </w:pPr>
-          <w:r>
-            <w:rPr/>
-            <w:t>9. Сравнение между CNN и Transformer модел</w:t>
-            <w:tab/>
-            <w:t>21</w:t>
-          </w:r>
+          <w:hyperlink w:anchor="__RefHeading___Toc10516_4158184810" w:tooltip="Среда за разработка и отдалечен достъп">
+            <w:r>
+              <w:rPr>
+                <w:rStyle w:val="IndexLink"/>
+              </w:rPr>
+              <w:t>7. Среда за разработка и отдалечен достъп</w:t>
+              <w:tab/>
+              <w:t>19</w:t>
+            </w:r>
+          </w:hyperlink>
         </w:p>
         <w:p>
           <w:pPr>
@@ -2449,12 +2520,16 @@
             </w:tabs>
             <w:rPr/>
           </w:pPr>
-          <w:r>
-            <w:rPr/>
-            <w:t>10. Резултати при различна продължителност на записите</w:t>
-            <w:tab/>
-            <w:t>22</w:t>
-          </w:r>
+          <w:hyperlink w:anchor="__RefHeading___Toc2865_1987151165" w:tooltip="Създаване на Docker образ">
+            <w:r>
+              <w:rPr>
+                <w:rStyle w:val="IndexLink"/>
+              </w:rPr>
+              <w:t>7.1. Създаване на Docker образ</w:t>
+              <w:tab/>
+              <w:t>19</w:t>
+            </w:r>
+          </w:hyperlink>
         </w:p>
         <w:p>
           <w:pPr>
@@ -2465,12 +2540,16 @@
             </w:tabs>
             <w:rPr/>
           </w:pPr>
-          <w:r>
-            <w:rPr/>
-            <w:t>11. Основни резултати</w:t>
-            <w:tab/>
-            <w:t>23</w:t>
-          </w:r>
+          <w:hyperlink w:anchor="__RefHeading___Toc5688_4158184810" w:tooltip="Създаване и обучение на модела">
+            <w:r>
+              <w:rPr>
+                <w:rStyle w:val="IndexLink"/>
+              </w:rPr>
+              <w:t>8. Създаване и обучение на модела</w:t>
+              <w:tab/>
+              <w:t>24</w:t>
+            </w:r>
+          </w:hyperlink>
         </w:p>
         <w:p>
           <w:pPr>
@@ -2481,12 +2560,16 @@
             </w:tabs>
             <w:rPr/>
           </w:pPr>
-          <w:r>
-            <w:rPr/>
-            <w:t>12. Изводи и препоръки</w:t>
-            <w:tab/>
-            <w:t>24</w:t>
-          </w:r>
+          <w:hyperlink w:anchor="__RefHeading___Toc771_4111958324" w:tooltip="Входни данни">
+            <w:r>
+              <w:rPr>
+                <w:rStyle w:val="IndexLink"/>
+              </w:rPr>
+              <w:t>8.1. Входни данни</w:t>
+              <w:tab/>
+              <w:t>24</w:t>
+            </w:r>
+          </w:hyperlink>
         </w:p>
         <w:p>
           <w:pPr>
@@ -2497,12 +2580,16 @@
             </w:tabs>
             <w:rPr/>
           </w:pPr>
-          <w:r>
-            <w:rPr/>
-            <w:t>13. Използвана литература</w:t>
-            <w:tab/>
-            <w:t>25</w:t>
-          </w:r>
+          <w:hyperlink w:anchor="__RefHeading___Toc967_4158184810" w:tooltip="Предварителна обработка на данните">
+            <w:r>
+              <w:rPr>
+                <w:rStyle w:val="IndexLink"/>
+              </w:rPr>
+              <w:t>8.2. Предварителна обработка на данните</w:t>
+              <w:tab/>
+              <w:t>24</w:t>
+            </w:r>
+          </w:hyperlink>
         </w:p>
         <w:p>
           <w:pPr>
@@ -2513,14 +2600,160 @@
             </w:tabs>
             <w:rPr/>
           </w:pPr>
+          <w:hyperlink w:anchor="__RefHeading___Toc5690_4158184810" w:tooltip="Избор на модел за машинно обучение">
+            <w:r>
+              <w:rPr>
+                <w:rStyle w:val="IndexLink"/>
+              </w:rPr>
+              <w:t>8.3. Избор на модел за машинно обучение</w:t>
+              <w:tab/>
+              <w:t>25</w:t>
+            </w:r>
+          </w:hyperlink>
+        </w:p>
+        <w:p>
+          <w:pPr>
+            <w:pStyle w:val="TOC1"/>
+            <w:tabs>
+              <w:tab w:val="clear" w:pos="9354"/>
+              <w:tab w:val="right" w:pos="9353" w:leader="dot"/>
+            </w:tabs>
+            <w:rPr/>
+          </w:pPr>
+          <w:hyperlink w:anchor="__RefHeading___Toc5692_4158184810" w:tooltip="Методология на обучението">
+            <w:r>
+              <w:rPr>
+                <w:rStyle w:val="IndexLink"/>
+              </w:rPr>
+              <w:t>8.4. Методология на обучението</w:t>
+              <w:tab/>
+              <w:t>25</w:t>
+            </w:r>
+          </w:hyperlink>
+        </w:p>
+        <w:p>
+          <w:pPr>
+            <w:pStyle w:val="TOC1"/>
+            <w:tabs>
+              <w:tab w:val="clear" w:pos="9354"/>
+              <w:tab w:val="right" w:pos="9353" w:leader="dot"/>
+            </w:tabs>
+            <w:rPr/>
+          </w:pPr>
+          <w:hyperlink w:anchor="__RefHeading___Toc10518_4158184810" w:tooltip="Сравнение между CNN и Transformer модел">
+            <w:r>
+              <w:rPr>
+                <w:rStyle w:val="IndexLink"/>
+              </w:rPr>
+              <w:t>9. Сравнение между CNN и Transformer модел</w:t>
+              <w:tab/>
+              <w:t>26</w:t>
+            </w:r>
+          </w:hyperlink>
+        </w:p>
+        <w:p>
+          <w:pPr>
+            <w:pStyle w:val="TOC1"/>
+            <w:tabs>
+              <w:tab w:val="clear" w:pos="9354"/>
+              <w:tab w:val="right" w:pos="9353" w:leader="dot"/>
+            </w:tabs>
+            <w:rPr/>
+          </w:pPr>
+          <w:hyperlink w:anchor="__RefHeading___Toc10520_4158184810" w:tooltip="Резултати при различна продължителност на записите">
+            <w:r>
+              <w:rPr>
+                <w:rStyle w:val="IndexLink"/>
+              </w:rPr>
+              <w:t>10. Резултати при различна продължителност на записите</w:t>
+              <w:tab/>
+              <w:t>27</w:t>
+            </w:r>
+          </w:hyperlink>
+        </w:p>
+        <w:p>
+          <w:pPr>
+            <w:pStyle w:val="TOC1"/>
+            <w:tabs>
+              <w:tab w:val="clear" w:pos="9354"/>
+              <w:tab w:val="right" w:pos="9353" w:leader="dot"/>
+            </w:tabs>
+            <w:rPr/>
+          </w:pPr>
+          <w:hyperlink w:anchor="__RefHeading___Toc5694_4158184810" w:tooltip="Основни резултати">
+            <w:r>
+              <w:rPr>
+                <w:rStyle w:val="IndexLink"/>
+              </w:rPr>
+              <w:t>11. Основни резултати</w:t>
+              <w:tab/>
+              <w:t>28</w:t>
+            </w:r>
+          </w:hyperlink>
+        </w:p>
+        <w:p>
+          <w:pPr>
+            <w:pStyle w:val="TOC1"/>
+            <w:tabs>
+              <w:tab w:val="clear" w:pos="9354"/>
+              <w:tab w:val="right" w:pos="9353" w:leader="dot"/>
+            </w:tabs>
+            <w:rPr/>
+          </w:pPr>
+          <w:hyperlink w:anchor="__RefHeading___Toc5696_4158184810" w:tooltip="Изводи и препоръки">
+            <w:r>
+              <w:rPr>
+                <w:rStyle w:val="IndexLink"/>
+              </w:rPr>
+              <w:t>12. Изводи и препоръки</w:t>
+              <w:tab/>
+              <w:t>29</w:t>
+            </w:r>
+          </w:hyperlink>
+        </w:p>
+        <w:p>
+          <w:pPr>
+            <w:pStyle w:val="TOC1"/>
+            <w:tabs>
+              <w:tab w:val="clear" w:pos="9354"/>
+              <w:tab w:val="right" w:pos="9353" w:leader="dot"/>
+            </w:tabs>
+            <w:rPr/>
+          </w:pPr>
+          <w:hyperlink w:anchor="__RefHeading___Toc2749_4158184810" w:tooltip="Използвана литература">
+            <w:r>
+              <w:rPr>
+                <w:rStyle w:val="IndexLink"/>
+              </w:rPr>
+              <w:t>13. Използвана литература</w:t>
+              <w:tab/>
+              <w:t>30</w:t>
+            </w:r>
+          </w:hyperlink>
+        </w:p>
+        <w:p>
+          <w:pPr>
+            <w:pStyle w:val="TOC1"/>
+            <w:tabs>
+              <w:tab w:val="clear" w:pos="9354"/>
+              <w:tab w:val="right" w:pos="9353" w:leader="dot"/>
+            </w:tabs>
+            <w:rPr/>
+          </w:pPr>
+          <w:hyperlink w:anchor="__RefHeading___Toc971_4158184810" w:tooltip="Приложения">
+            <w:r>
+              <w:rPr>
+                <w:rStyle w:val="IndexLink"/>
+              </w:rPr>
+              <w:t>14. Приложения</w:t>
+              <w:tab/>
+              <w:t>31</w:t>
+            </w:r>
+          </w:hyperlink>
           <w:r>
-            <w:rPr/>
-            <w:t>14. Приложения</w:t>
-            <w:tab/>
-            <w:t>26</w:t>
-          </w:r>
-          <w:r>
-            <w:rPr/>
+            <w:rPr>
+              <w:rStyle w:val="IndexLink"/>
+            </w:rPr>
             <w:fldChar w:fldCharType="end"/>
           </w:r>
         </w:p>
@@ -2529,7 +2762,7 @@
     <w:p>
       <w:pPr>
         <w:pStyle w:val="Normal"/>
-        <w:overflowPunct w:val="false"/>
+        <w:overflowPunct w:val="true"/>
         <w:spacing w:lineRule="auto" w:line="278" w:before="0" w:after="160"/>
         <w:ind w:hanging="0"/>
         <w:rPr>
@@ -2563,7 +2796,7 @@
     <w:p>
       <w:pPr>
         <w:pStyle w:val="Normal"/>
-        <w:overflowPunct w:val="false"/>
+        <w:overflowPunct w:val="true"/>
         <w:spacing w:lineRule="auto" w:line="278" w:before="0" w:after="160"/>
         <w:ind w:hanging="0"/>
         <w:rPr>
@@ -2597,7 +2830,7 @@
     <w:p>
       <w:pPr>
         <w:pStyle w:val="Normal"/>
-        <w:overflowPunct w:val="false"/>
+        <w:overflowPunct w:val="true"/>
         <w:spacing w:lineRule="auto" w:line="278" w:before="0" w:after="160"/>
         <w:ind w:hanging="0"/>
         <w:rPr>
@@ -2631,7 +2864,7 @@
     <w:p>
       <w:pPr>
         <w:pStyle w:val="Normal"/>
-        <w:overflowPunct w:val="false"/>
+        <w:overflowPunct w:val="true"/>
         <w:spacing w:lineRule="auto" w:line="278" w:before="0" w:after="160"/>
         <w:ind w:hanging="0"/>
         <w:rPr>
@@ -2661,9 +2894,9 @@
         <w:keepLines/>
         <w:numPr>
           <w:ilvl w:val="0"/>
-          <w:numId w:val="3"/>
+          <w:numId w:val="4"/>
         </w:numPr>
-        <w:overflowPunct w:val="false"/>
+        <w:overflowPunct w:val="true"/>
         <w:spacing w:lineRule="auto" w:line="276" w:before="0" w:after="0"/>
         <w:ind w:hanging="357" w:left="357"/>
         <w:contextualSpacing/>
@@ -2699,7 +2932,25 @@
         <w:rPr>
           <w:lang w:val="bg-BG" w:eastAsia="en-US" w:bidi="ar-SA"/>
         </w:rPr>
-        <w:t>Обект на дипломната работа е моделирането и обучението на модел, който да класифицира отделните действия на човек, работещ на поточна линия, използвайки данните от очила, които следят движението на очите и главата.</w:t>
+        <w:t xml:space="preserve">Обект на дипломната работа е моделирането и обучението на модел, който да класифицира отделните действия на човек, работещ на поточна линия, използвайки </w:t>
+      </w:r>
+      <w:r>
+        <w:rPr>
+          <w:lang w:val="bg-BG" w:eastAsia="en-US" w:bidi="ar-SA"/>
+        </w:rPr>
+        <w:t>единствено</w:t>
+      </w:r>
+      <w:r>
+        <w:rPr>
+          <w:lang w:val="en-US" w:eastAsia="en-US" w:bidi="ar-SA"/>
+        </w:rPr>
+        <w:t xml:space="preserve"> </w:t>
+      </w:r>
+      <w:r>
+        <w:rPr>
+          <w:lang w:val="bg-BG" w:eastAsia="en-US" w:bidi="ar-SA"/>
+        </w:rPr>
+        <w:t>данните от очила, които следят движението на очите и главата.</w:t>
       </w:r>
     </w:p>
     <w:p>
@@ -2903,7 +3154,7 @@
     <w:p>
       <w:pPr>
         <w:pStyle w:val="Normal"/>
-        <w:overflowPunct w:val="false"/>
+        <w:overflowPunct w:val="true"/>
         <w:spacing w:lineRule="auto" w:line="360" w:before="0" w:after="160"/>
         <w:ind w:hanging="0"/>
         <w:rPr>
@@ -2915,7 +3166,19 @@
           <w:lang w:val="bg-BG" w:eastAsia="en-US" w:bidi="ar-SA"/>
         </w:rPr>
         <w:tab/>
-        <w:t>Използван модел, кой модели съм сравнявал, как съм оптимизирал параметрите на моделите, резултати .......</w:t>
+        <w:t>Използван модел, ко</w:t>
+      </w:r>
+      <w:r>
+        <w:rPr>
+          <w:lang w:val="bg-BG" w:eastAsia="en-US" w:bidi="ar-SA"/>
+        </w:rPr>
+        <w:t>и</w:t>
+      </w:r>
+      <w:r>
+        <w:rPr>
+          <w:lang w:val="bg-BG" w:eastAsia="en-US" w:bidi="ar-SA"/>
+        </w:rPr>
+        <w:t xml:space="preserve"> модели съм сравнявал, как съм оптимизирал параметрите на моделите, резултати .......</w:t>
       </w:r>
       <w:r>
         <w:br w:type="page"/>
@@ -2928,9 +3191,9 @@
         <w:keepLines/>
         <w:numPr>
           <w:ilvl w:val="0"/>
-          <w:numId w:val="3"/>
+          <w:numId w:val="4"/>
         </w:numPr>
-        <w:overflowPunct w:val="false"/>
+        <w:overflowPunct w:val="true"/>
         <w:spacing w:lineRule="auto" w:line="276" w:before="0" w:after="0"/>
         <w:ind w:hanging="357" w:left="357"/>
         <w:contextualSpacing/>
@@ -2960,14 +3223,406 @@
     </w:p>
     <w:p>
       <w:pPr>
+        <w:pStyle w:val="Normal"/>
+        <w:bidi w:val="0"/>
+        <w:spacing w:lineRule="auto" w:line="360"/>
+        <w:rPr>
+          <w:lang w:val="bg-BG" w:eastAsia="en-US" w:bidi="ar-SA"/>
+        </w:rPr>
+      </w:pPr>
+      <w:r>
+        <w:rPr>
+          <w:lang w:val="bg-BG" w:eastAsia="en-US" w:bidi="ar-SA"/>
+        </w:rPr>
+        <w:t>Ръчното сглобяване на поточна линия все още е широко разпространено, въпреки високото ниво на автоматизация в различни индустрии. Продължителното изпълнение на еднотипни и повтарящи се операции може да доведе до умора, намалена концентрация и повишена вероятност от допускане на грешки вследствие на невнимание.</w:t>
+      </w:r>
+    </w:p>
+    <w:p>
+      <w:pPr>
+        <w:pStyle w:val="Normal"/>
+        <w:bidi w:val="0"/>
+        <w:spacing w:lineRule="auto" w:line="360"/>
+        <w:rPr>
+          <w:lang w:val="bg-BG"/>
+        </w:rPr>
+      </w:pPr>
+      <w:r>
+        <w:rPr>
+          <w:lang w:val="bg-BG"/>
+        </w:rPr>
+        <w:t>Класифицирането на фазите, през които преминават работниците на поточна линия, позволява анализиране на продължителността на отделните операции, времето, отделено за търсене на части и инструменти, както и начина, по който се изпълнява работният процес.</w:t>
+      </w:r>
+    </w:p>
+    <w:p>
+      <w:pPr>
+        <w:pStyle w:val="Normal"/>
+        <w:bidi w:val="0"/>
+        <w:spacing w:lineRule="auto" w:line="360"/>
+        <w:rPr>
+          <w:lang w:val="bg-BG"/>
+        </w:rPr>
+      </w:pPr>
+      <w:r>
+        <w:rPr>
+          <w:lang w:val="bg-BG"/>
+        </w:rPr>
+        <w:t>Чрез анализ на тази информация компанията може да оптимизира разположението на работното пространство, да подобри последователността на операциите или при необходимост да промени отделни етапи от производствения процес. Подобни оптимизации могат да доведат до намаляване на риска от човешки грешки, подобряване на ергономията на работното място и ограничаване на дефектите в крайния продукт.</w:t>
+      </w:r>
+    </w:p>
+    <w:p>
+      <w:pPr>
+        <w:pStyle w:val="Normal"/>
+        <w:bidi w:val="0"/>
+        <w:spacing w:lineRule="auto" w:line="360"/>
+        <w:rPr>
+          <w:lang w:val="bg-BG"/>
+        </w:rPr>
+      </w:pPr>
+      <w:r>
+        <w:rPr>
+          <w:lang w:val="bg-BG"/>
+        </w:rPr>
+        <w:t xml:space="preserve">Един от подходите за анализ на действията на </w:t>
+      </w:r>
+      <w:r>
+        <w:rPr>
+          <w:lang w:val="bg-BG"/>
+        </w:rPr>
+        <w:t>работниците</w:t>
+      </w:r>
+      <w:r>
+        <w:rPr>
+          <w:lang w:val="bg-BG"/>
+        </w:rPr>
+        <w:t xml:space="preserve"> е използването на технологии за проследяване на погледа, които предоставят информация за визуалното внимание на работника по време на изпълнение на монтажните операции.</w:t>
+      </w:r>
+    </w:p>
+    <w:p>
+      <w:pPr>
+        <w:pStyle w:val="Normal"/>
+        <w:spacing w:lineRule="auto" w:line="360"/>
+        <w:rPr>
+          <w:lang w:val="bg-BG"/>
+        </w:rPr>
+      </w:pPr>
+      <w:r>
+        <w:rPr>
+          <w:lang w:val="bg-BG"/>
+        </w:rPr>
+        <w:t xml:space="preserve">Преди да бъде представен предложеният подход за класифициране на фазите през които преминават работниците на поточна линия, е необходимо да бъдат разгледани няколко основни концепции, върху които се основава настоящото изследване. </w:t>
+      </w:r>
+    </w:p>
+    <w:p>
+      <w:pPr>
+        <w:pStyle w:val="ListParagraph"/>
+        <w:numPr>
+          <w:ilvl w:val="1"/>
+          <w:numId w:val="4"/>
+        </w:numPr>
+        <w:overflowPunct w:val="true"/>
+        <w:spacing w:lineRule="auto" w:line="276" w:before="0" w:after="0"/>
+        <w:ind w:hanging="357" w:left="357"/>
+        <w:contextualSpacing/>
+        <w:outlineLvl w:val="0"/>
+        <w:rPr>
+          <w:b/>
+          <w:bCs/>
+          <w:sz w:val="32"/>
+          <w:szCs w:val="28"/>
+          <w:lang w:val="en-US" w:eastAsia="en-US" w:bidi="ar-SA"/>
+        </w:rPr>
+      </w:pPr>
+      <w:bookmarkStart w:id="4" w:name="__RefHeading___Toc839_4111958324"/>
+      <w:bookmarkEnd w:id="4"/>
+      <w:r>
+        <w:rPr>
+          <w:b/>
+          <w:bCs/>
+          <w:sz w:val="32"/>
+          <w:szCs w:val="28"/>
+          <w:lang w:val="bg-BG" w:eastAsia="en-US" w:bidi="ar-SA"/>
+        </w:rPr>
+        <w:t>Какв</w:t>
+      </w:r>
+      <w:r>
+        <w:rPr>
+          <w:b/>
+          <w:bCs/>
+          <w:sz w:val="32"/>
+          <w:szCs w:val="28"/>
+          <w:lang w:val="bg-BG" w:eastAsia="en-US" w:bidi="ar-SA"/>
+        </w:rPr>
+        <w:t xml:space="preserve">о е </w:t>
+      </w:r>
+      <w:r>
+        <w:rPr>
+          <w:b/>
+          <w:bCs/>
+          <w:sz w:val="32"/>
+          <w:szCs w:val="28"/>
+          <w:lang w:val="en-US" w:eastAsia="en-US" w:bidi="ar-SA"/>
+        </w:rPr>
+        <w:t>ML, DL, AI</w:t>
+      </w:r>
+    </w:p>
+    <w:p>
+      <w:pPr>
+        <w:pStyle w:val="ListParagraph"/>
+        <w:numPr>
+          <w:ilvl w:val="1"/>
+          <w:numId w:val="4"/>
+        </w:numPr>
+        <w:overflowPunct w:val="true"/>
+        <w:spacing w:lineRule="auto" w:line="276" w:before="0" w:after="0"/>
+        <w:ind w:hanging="357" w:left="357"/>
+        <w:contextualSpacing/>
+        <w:outlineLvl w:val="0"/>
+        <w:rPr>
+          <w:b/>
+          <w:bCs/>
+          <w:sz w:val="32"/>
+          <w:szCs w:val="28"/>
+          <w:lang w:val="bg-BG" w:eastAsia="en-US" w:bidi="ar-SA"/>
+        </w:rPr>
+      </w:pPr>
+      <w:bookmarkStart w:id="5" w:name="__RefHeading___Toc843_4111958324"/>
+      <w:bookmarkEnd w:id="5"/>
+      <w:r>
+        <w:rPr>
+          <w:b/>
+          <w:bCs/>
+          <w:sz w:val="32"/>
+          <w:szCs w:val="28"/>
+          <w:lang w:val="bg-BG" w:eastAsia="en-US" w:bidi="ar-SA"/>
+        </w:rPr>
+        <w:t>Погледът и неговите характеристики</w:t>
+      </w:r>
+    </w:p>
+    <w:p>
+      <w:pPr>
+        <w:pStyle w:val="Normal"/>
+        <w:bidi w:val="0"/>
+        <w:spacing w:lineRule="auto" w:line="360"/>
+        <w:rPr>
+          <w:lang w:val="bg-BG"/>
+        </w:rPr>
+      </w:pPr>
+      <w:r>
+        <w:rPr>
+          <w:lang w:val="bg-BG"/>
+        </w:rPr>
+        <w:t xml:space="preserve">В настоящата дипломна работа погледът представлява един от основните източници на информация за обучението на модела. </w:t>
+      </w:r>
+      <w:r>
+        <w:rPr>
+          <w:lang w:val="bg-BG"/>
+        </w:rPr>
+        <w:t>Той</w:t>
+      </w:r>
+      <w:r>
+        <w:rPr>
+          <w:lang w:val="bg-BG"/>
+        </w:rPr>
+        <w:t xml:space="preserve"> може да се разглежда, като източник на информация за намеренията на даден човек.</w:t>
+      </w:r>
+    </w:p>
+    <w:p>
+      <w:pPr>
+        <w:pStyle w:val="Normal"/>
+        <w:spacing w:lineRule="auto" w:line="360"/>
+        <w:rPr>
+          <w:lang w:val="bg-BG"/>
+        </w:rPr>
+      </w:pPr>
+      <w:hyperlink r:id="rId2">
+        <w:r>
+          <w:rPr>
+            <w:rStyle w:val="Hyperlink"/>
+            <w:lang w:val="bg-BG"/>
+          </w:rPr>
+          <w:t>https://pupil-labs.com/blog/what-is-eye-tracking</w:t>
+        </w:r>
+      </w:hyperlink>
+    </w:p>
+    <w:p>
+      <w:pPr>
+        <w:pStyle w:val="Normal"/>
+        <w:spacing w:lineRule="auto" w:line="360"/>
+        <w:rPr>
+          <w:lang w:val="bg-BG"/>
+        </w:rPr>
+      </w:pPr>
+      <w:r>
+        <w:rPr>
+          <w:lang w:val="bg-BG"/>
+        </w:rPr>
+      </w:r>
+    </w:p>
+    <w:p>
+      <w:pPr>
+        <w:pStyle w:val="ListParagraph"/>
+        <w:numPr>
+          <w:ilvl w:val="1"/>
+          <w:numId w:val="4"/>
+        </w:numPr>
+        <w:overflowPunct w:val="true"/>
+        <w:spacing w:lineRule="auto" w:line="276" w:before="0" w:after="0"/>
+        <w:ind w:hanging="357" w:left="357"/>
+        <w:contextualSpacing/>
+        <w:outlineLvl w:val="0"/>
+        <w:rPr>
+          <w:b/>
+          <w:bCs/>
+          <w:sz w:val="32"/>
+          <w:szCs w:val="28"/>
+          <w:lang w:val="bg-BG" w:eastAsia="en-US" w:bidi="ar-SA"/>
+        </w:rPr>
+      </w:pPr>
+      <w:bookmarkStart w:id="6" w:name="__RefHeading___Toc845_4111958324"/>
+      <w:bookmarkEnd w:id="6"/>
+      <w:r>
+        <w:rPr>
+          <w:b/>
+          <w:bCs/>
+          <w:sz w:val="32"/>
+          <w:szCs w:val="28"/>
+          <w:lang w:val="bg-BG" w:eastAsia="en-US" w:bidi="ar-SA"/>
+        </w:rPr>
+        <w:t>Проследяване на поглед</w:t>
+      </w:r>
+    </w:p>
+    <w:p>
+      <w:pPr>
+        <w:pStyle w:val="Normal"/>
+        <w:spacing w:lineRule="auto" w:line="360"/>
+        <w:rPr>
+          <w:lang w:val="bg-BG"/>
+        </w:rPr>
+      </w:pPr>
+      <w:r>
+        <w:rPr>
+          <w:lang w:val="bg-BG"/>
+        </w:rPr>
+        <w:t>Важно е да се дефинира, какво представлява технологията за проследяване на погледа и как работи. Това е така, защото тя е ключова за разработката на дипломната работа.</w:t>
+      </w:r>
+    </w:p>
+    <w:p>
+      <w:pPr>
+        <w:pStyle w:val="Normal"/>
+        <w:spacing w:lineRule="auto" w:line="360"/>
+        <w:rPr>
+          <w:lang w:val="bg-BG"/>
+        </w:rPr>
+      </w:pPr>
+      <w:hyperlink r:id="rId3">
+        <w:r>
+          <w:rPr>
+            <w:rStyle w:val="Hyperlink"/>
+            <w:lang w:val="bg-BG"/>
+          </w:rPr>
+          <w:t>https://pupil-labs.com/blog/what-is-eye-tracking</w:t>
+        </w:r>
+      </w:hyperlink>
+    </w:p>
+    <w:p>
+      <w:pPr>
+        <w:pStyle w:val="ListParagraph"/>
+        <w:numPr>
+          <w:ilvl w:val="1"/>
+          <w:numId w:val="4"/>
+        </w:numPr>
+        <w:overflowPunct w:val="true"/>
+        <w:spacing w:lineRule="auto" w:line="276" w:before="0" w:after="0"/>
+        <w:ind w:hanging="357" w:left="357"/>
+        <w:contextualSpacing/>
+        <w:outlineLvl w:val="0"/>
+        <w:rPr>
+          <w:b/>
+          <w:bCs/>
+          <w:sz w:val="32"/>
+          <w:szCs w:val="28"/>
+          <w:lang w:val="bg-BG" w:eastAsia="en-US" w:bidi="ar-SA"/>
+        </w:rPr>
+      </w:pPr>
+      <w:bookmarkStart w:id="7" w:name="__RefHeading___Toc847_4111958324"/>
+      <w:bookmarkEnd w:id="7"/>
+      <w:r>
+        <w:rPr>
+          <w:b/>
+          <w:bCs/>
+          <w:sz w:val="32"/>
+          <w:szCs w:val="28"/>
+          <w:lang w:val="bg-BG" w:eastAsia="en-US" w:bidi="ar-SA"/>
+        </w:rPr>
+        <w:t xml:space="preserve">Класифициране на </w:t>
+      </w:r>
+      <w:r>
+        <w:rPr>
+          <w:b/>
+          <w:bCs/>
+          <w:sz w:val="32"/>
+          <w:szCs w:val="28"/>
+          <w:lang w:val="bg-BG" w:eastAsia="en-US" w:bidi="ar-SA"/>
+        </w:rPr>
+        <w:t xml:space="preserve">фазите на поточна линия </w:t>
+      </w:r>
+    </w:p>
+    <w:p>
+      <w:pPr>
+        <w:pStyle w:val="Normal"/>
+        <w:rPr>
+          <w:lang w:val="bg-BG"/>
+        </w:rPr>
+      </w:pPr>
+      <w:r>
+        <w:rPr>
+          <w:lang w:val="bg-BG"/>
+        </w:rPr>
+        <w:t>Ще говоря как това се прави по принцип и че се използва видеозапис като главен начин за определяне на фазите. Ще кажа че аз целя да го направя само с данни от очите и главата с цел намаляване на големината на нужните данни и подобряване на скоростта на обработката на данните.</w:t>
+      </w:r>
+      <w:r>
+        <w:br w:type="page"/>
+      </w:r>
+    </w:p>
+    <w:p>
+      <w:pPr>
+        <w:pStyle w:val="ListParagraph"/>
+        <w:numPr>
+          <w:ilvl w:val="0"/>
+          <w:numId w:val="4"/>
+        </w:numPr>
+        <w:overflowPunct w:val="true"/>
+        <w:spacing w:lineRule="auto" w:line="276" w:before="0" w:after="0"/>
+        <w:ind w:hanging="357" w:left="357"/>
+        <w:contextualSpacing/>
+        <w:outlineLvl w:val="0"/>
+        <w:rPr>
+          <w:b/>
+          <w:bCs/>
+          <w:sz w:val="32"/>
+          <w:szCs w:val="28"/>
+          <w:lang w:val="bg-BG" w:eastAsia="en-US" w:bidi="ar-SA"/>
+        </w:rPr>
+      </w:pPr>
+      <w:bookmarkStart w:id="8" w:name="__RefHeading___Toc959_4158184810"/>
+      <w:bookmarkEnd w:id="8"/>
+      <w:r>
+        <w:rPr>
+          <w:b/>
+          <w:bCs/>
+          <w:sz w:val="32"/>
+          <w:szCs w:val="32"/>
+          <w:lang w:val="bg-BG" w:eastAsia="en-US" w:bidi="ar-SA"/>
+        </w:rPr>
+        <w:t xml:space="preserve">Обзор на съществуващи решения </w:t>
+      </w:r>
+    </w:p>
+    <w:p>
+      <w:pPr>
         <w:pStyle w:val="ListParagraph"/>
         <w:widowControl/>
-        <w:numPr>
-          <w:ilvl w:val="0"/>
-          <w:numId w:val="0"/>
-        </w:numPr>
         <w:suppressAutoHyphens w:val="true"/>
-        <w:overflowPunct w:val="false"/>
+        <w:overflowPunct w:val="true"/>
         <w:spacing w:lineRule="auto" w:line="276" w:before="0" w:after="0"/>
         <w:ind w:hanging="357" w:left="357"/>
         <w:contextualSpacing/>
@@ -2999,9 +3654,9 @@
         <w:pStyle w:val="ListParagraph"/>
         <w:numPr>
           <w:ilvl w:val="0"/>
-          <w:numId w:val="3"/>
+          <w:numId w:val="4"/>
         </w:numPr>
-        <w:overflowPunct w:val="false"/>
+        <w:overflowPunct w:val="true"/>
         <w:spacing w:lineRule="auto" w:line="276" w:before="0" w:after="0"/>
         <w:ind w:hanging="357" w:left="357"/>
         <w:contextualSpacing/>
@@ -3014,8 +3669,8 @@
           <w:lang w:val="bg-BG" w:eastAsia="en-US" w:bidi="ar-SA"/>
         </w:rPr>
       </w:pPr>
-      <w:bookmarkStart w:id="4" w:name="__RefHeading___Toc959_4158184810"/>
-      <w:bookmarkEnd w:id="4"/>
+      <w:bookmarkStart w:id="9" w:name="__RefHeading___Toc961_4158184810"/>
+      <w:bookmarkEnd w:id="9"/>
       <w:r>
         <w:rPr>
           <w:b/>
@@ -3024,19 +3679,15 @@
           <w:szCs w:val="32"/>
           <w:lang w:val="bg-BG" w:eastAsia="en-US" w:bidi="ar-SA"/>
         </w:rPr>
-        <w:t xml:space="preserve">Обзор на съществуващи решения </w:t>
+        <w:t>Поставени цели и задачи</w:t>
       </w:r>
     </w:p>
     <w:p>
       <w:pPr>
         <w:pStyle w:val="ListParagraph"/>
         <w:widowControl/>
-        <w:numPr>
-          <w:ilvl w:val="0"/>
-          <w:numId w:val="0"/>
-        </w:numPr>
         <w:suppressAutoHyphens w:val="true"/>
-        <w:overflowPunct w:val="false"/>
+        <w:overflowPunct w:val="true"/>
         <w:spacing w:lineRule="auto" w:line="276" w:before="0" w:after="0"/>
         <w:ind w:hanging="357" w:left="357"/>
         <w:contextualSpacing/>
@@ -3068,9 +3719,9 @@
         <w:pStyle w:val="ListParagraph"/>
         <w:numPr>
           <w:ilvl w:val="0"/>
-          <w:numId w:val="3"/>
+          <w:numId w:val="4"/>
         </w:numPr>
-        <w:overflowPunct w:val="false"/>
+        <w:overflowPunct w:val="true"/>
         <w:spacing w:lineRule="auto" w:line="276" w:before="0" w:after="0"/>
         <w:ind w:hanging="357" w:left="357"/>
         <w:contextualSpacing/>
@@ -3083,8 +3734,8 @@
           <w:lang w:val="bg-BG" w:eastAsia="en-US" w:bidi="ar-SA"/>
         </w:rPr>
       </w:pPr>
-      <w:bookmarkStart w:id="5" w:name="__RefHeading___Toc961_4158184810"/>
-      <w:bookmarkEnd w:id="5"/>
+      <w:bookmarkStart w:id="10" w:name="__RefHeading___Toc965_4158184810"/>
+      <w:bookmarkEnd w:id="10"/>
       <w:r>
         <w:rPr>
           <w:b/>
@@ -3093,661 +3744,7 @@
           <w:szCs w:val="32"/>
           <w:lang w:val="bg-BG" w:eastAsia="en-US" w:bidi="ar-SA"/>
         </w:rPr>
-        <w:t>Поставени цели и задачи</w:t>
-      </w:r>
-    </w:p>
-    <w:p>
-      <w:pPr>
-        <w:pStyle w:val="ListParagraph"/>
-        <w:widowControl/>
-        <w:numPr>
-          <w:ilvl w:val="0"/>
-          <w:numId w:val="0"/>
-        </w:numPr>
-        <w:suppressAutoHyphens w:val="true"/>
-        <w:overflowPunct w:val="false"/>
-        <w:spacing w:lineRule="auto" w:line="276" w:before="0" w:after="0"/>
-        <w:ind w:hanging="357" w:left="357"/>
-        <w:contextualSpacing/>
-        <w:jc w:val="left"/>
-        <w:outlineLvl w:val="0"/>
-        <w:rPr>
-          <w:b/>
-          <w:bCs/>
-          <w:sz w:val="32"/>
-          <w:szCs w:val="28"/>
-          <w:lang w:val="bg-BG" w:eastAsia="en-US" w:bidi="ar-SA"/>
-        </w:rPr>
-      </w:pPr>
-      <w:r>
-        <w:rPr>
-          <w:b/>
-          <w:bCs/>
-          <w:sz w:val="32"/>
-          <w:szCs w:val="28"/>
-          <w:lang w:val="bg-BG" w:eastAsia="en-US" w:bidi="ar-SA"/>
-        </w:rPr>
-      </w:r>
-      <w:r>
-        <w:br w:type="page"/>
-      </w:r>
-    </w:p>
-    <w:p>
-      <w:pPr>
-        <w:pStyle w:val="ListParagraph"/>
-        <w:numPr>
-          <w:ilvl w:val="0"/>
-          <w:numId w:val="3"/>
-        </w:numPr>
-        <w:overflowPunct w:val="false"/>
-        <w:spacing w:lineRule="auto" w:line="276" w:before="0" w:after="0"/>
-        <w:ind w:hanging="357" w:left="357"/>
-        <w:contextualSpacing/>
-        <w:outlineLvl w:val="0"/>
-        <w:rPr>
-          <w:b/>
-          <w:bCs/>
-          <w:sz w:val="32"/>
-          <w:szCs w:val="28"/>
-          <w:lang w:val="bg-BG" w:eastAsia="en-US" w:bidi="ar-SA"/>
-        </w:rPr>
-      </w:pPr>
-      <w:bookmarkStart w:id="6" w:name="__RefHeading___Toc965_4158184810"/>
-      <w:bookmarkEnd w:id="6"/>
-      <w:r>
-        <w:rPr>
-          <w:b/>
-          <w:bCs/>
-          <w:sz w:val="32"/>
-          <w:szCs w:val="32"/>
-          <w:lang w:val="bg-BG" w:eastAsia="en-US" w:bidi="ar-SA"/>
-        </w:rPr>
         <w:t>Описание на експеримент и хардуер за събиране на данните</w:t>
-      </w:r>
-    </w:p>
-    <w:p>
-      <w:pPr>
-        <w:pStyle w:val="Normal"/>
-        <w:bidi w:val="0"/>
-        <w:spacing w:lineRule="auto" w:line="360"/>
-        <w:rPr>
-          <w:lang w:val="bg-BG"/>
-        </w:rPr>
-      </w:pPr>
-      <w:r>
-        <w:rPr>
-          <w:lang w:val="bg-BG"/>
-        </w:rPr>
-        <w:t xml:space="preserve">Поради невъзможност за събиране на данните в реална обстановка на поточна линия, е взето решението да се използва </w:t>
-      </w:r>
-      <w:r>
-        <w:rPr>
-          <w:lang w:val="en-US"/>
-        </w:rPr>
-        <w:t xml:space="preserve">LEGO </w:t>
-      </w:r>
-      <w:r>
-        <w:rPr>
-          <w:lang w:val="bg-BG"/>
-        </w:rPr>
-        <w:t xml:space="preserve">комплект, който да бъде сглобен от участниците в експеримента. Използваният комплект е от серията 3 в 1 на </w:t>
-      </w:r>
-      <w:r>
-        <w:rPr>
-          <w:lang w:val="en-US"/>
-        </w:rPr>
-        <w:t xml:space="preserve">LEGO, </w:t>
-      </w:r>
-      <w:r>
-        <w:rPr>
-          <w:lang w:val="bg-BG"/>
-        </w:rPr>
-        <w:t xml:space="preserve">а името му е „Космическа совалка“. </w:t>
-      </w:r>
-      <w:r>
-        <w:rPr>
-          <w:lang w:val="en-US"/>
-        </w:rPr>
-        <w:t>[1]</w:t>
-      </w:r>
-      <w:r>
-        <w:rPr>
-          <w:lang w:val="bg-BG"/>
-        </w:rPr>
-        <w:t xml:space="preserve"> Комплектът предоставя възможност за три различни постройки, като използваната тук е космически кораб с общ брой на частите – седемдесет и две. Общият брой инструкции в упътването е двадесет и три. </w:t>
-      </w:r>
-    </w:p>
-    <w:p>
-      <w:pPr>
-        <w:pStyle w:val="Normal"/>
-        <w:bidi w:val="0"/>
-        <w:spacing w:lineRule="auto" w:line="360"/>
-        <w:rPr>
-          <w:lang w:val="bg-BG"/>
-        </w:rPr>
-      </w:pPr>
-      <w:r>
-        <w:rPr>
-          <w:lang w:val="bg-BG"/>
-        </w:rPr>
-        <w:t xml:space="preserve">Преди началото на експеримента всеки участник заедно с организатора на експеримента трябва да се подпишат на договор, идентичен с Приложение А. Договорът се изготвя и подписва в два еднообразни екземпляра – по един за всяка от страните. </w:t>
-      </w:r>
-    </w:p>
-    <w:p>
-      <w:pPr>
-        <w:pStyle w:val="Normal"/>
-        <w:bidi w:val="0"/>
-        <w:spacing w:lineRule="auto" w:line="360"/>
-        <w:rPr>
-          <w:lang w:val="bg-BG"/>
-        </w:rPr>
-      </w:pPr>
-      <w:r>
-        <w:rPr>
-          <w:lang w:val="bg-BG"/>
-        </w:rPr>
-        <w:t>Всеки участник започва експеримента с всичките нужни части, събрани пред него, а упътването е пред тях. Експериментът приключва в момента, в който участникът приключи със строенето на постройката, или щом участникът няма повече желание да продължи експеримента. В случай, че участника се е отказал от завършването на експеримента и записа е по-малък от десет минути, то записът бива отхвърлен.</w:t>
-      </w:r>
-    </w:p>
-    <w:p>
-      <w:pPr>
-        <w:pStyle w:val="Normal"/>
-        <w:bidi w:val="0"/>
-        <w:spacing w:lineRule="auto" w:line="360"/>
-        <w:rPr>
-          <w:lang w:val="bg-BG"/>
-        </w:rPr>
-      </w:pPr>
-      <w:r>
-        <w:rPr>
-          <w:lang w:val="bg-BG"/>
-        </w:rPr>
-        <w:t>Общият брой на участниците е двадесет и осем. Няколко от участниците проявиха желание да приключат експеримента преждевременно, но във всеки един от тези случаи, записите бяха по-дълги от десет минути. Поради технически проблеми с очилата, два от записите са загубени, като единствената информация от тези участници е суровите данни за техния поглед. Загубата на записа възпрепятства класифицирането на тези данни.</w:t>
-      </w:r>
-    </w:p>
-    <w:p>
-      <w:pPr>
-        <w:pStyle w:val="Normal"/>
-        <w:bidi w:val="0"/>
-        <w:spacing w:lineRule="auto" w:line="360"/>
-        <w:rPr>
-          <w:lang w:val="bg-BG"/>
-        </w:rPr>
-      </w:pPr>
-      <w:r>
-        <w:rPr>
-          <w:lang w:val="bg-BG"/>
-        </w:rPr>
-        <w:t>Общия брой на използваните записи за обучение на модела е двадесет и шест.</w:t>
-      </w:r>
-    </w:p>
-    <w:p>
-      <w:pPr>
-        <w:pStyle w:val="Normal"/>
-        <w:bidi w:val="0"/>
-        <w:spacing w:lineRule="auto" w:line="360"/>
-        <w:rPr>
-          <w:lang w:val="bg-BG"/>
-        </w:rPr>
-      </w:pPr>
-      <w:r>
-        <w:rPr>
-          <w:lang w:val="bg-BG"/>
-        </w:rPr>
-        <w:t xml:space="preserve">За записване на действията на участниците, са използвани очилата </w:t>
-      </w:r>
-      <w:r>
-        <w:rPr>
-          <w:lang w:val="en-US"/>
-        </w:rPr>
-        <w:t xml:space="preserve">NEON </w:t>
-      </w:r>
-      <w:r>
-        <w:rPr>
-          <w:lang w:val="bg-BG"/>
-        </w:rPr>
-        <w:t xml:space="preserve">от  </w:t>
-      </w:r>
-      <w:r>
-        <w:rPr>
-          <w:lang w:val="en-US"/>
-        </w:rPr>
-        <w:t xml:space="preserve">Pupil Labs. [2] </w:t>
-      </w:r>
-      <w:r>
-        <w:rPr>
-          <w:lang w:val="bg-BG"/>
-        </w:rPr>
-        <w:t xml:space="preserve">Създателите на очилата казват, че те нямат нужда от предварително калибриране. Поради това, такова не е предвидено преди започването на всеки експеримент. </w:t>
-      </w:r>
-    </w:p>
-    <w:p>
-      <w:pPr>
-        <w:pStyle w:val="ListParagraph"/>
-        <w:numPr>
-          <w:ilvl w:val="1"/>
-          <w:numId w:val="3"/>
-        </w:numPr>
-        <w:rPr>
-          <w:b/>
-          <w:bCs/>
-          <w:sz w:val="32"/>
-          <w:szCs w:val="32"/>
-        </w:rPr>
-      </w:pPr>
-      <w:r>
-        <w:rPr>
-          <w:b/>
-          <w:bCs/>
-          <w:sz w:val="32"/>
-          <w:szCs w:val="32"/>
-          <w:lang w:val="en-US"/>
-        </w:rPr>
-        <w:t xml:space="preserve">NEON </w:t>
-      </w:r>
-      <w:r>
-        <w:rPr>
-          <w:b/>
-          <w:bCs/>
-          <w:sz w:val="32"/>
-          <w:szCs w:val="32"/>
-          <w:lang w:val="bg-BG" w:eastAsia="en-US" w:bidi="ar-SA"/>
-        </w:rPr>
-        <w:t>от</w:t>
-      </w:r>
-      <w:r>
-        <w:rPr>
-          <w:b/>
-          <w:bCs/>
-          <w:sz w:val="32"/>
-          <w:szCs w:val="32"/>
-          <w:lang w:val="en-US"/>
-        </w:rPr>
-        <w:t xml:space="preserve"> Pupil Labs</w:t>
-      </w:r>
-    </w:p>
-    <w:p>
-      <w:pPr>
-        <w:pStyle w:val="Normal"/>
-        <w:bidi w:val="0"/>
-        <w:spacing w:lineRule="auto" w:line="360"/>
-        <w:rPr>
-          <w:lang w:val="en-US"/>
-        </w:rPr>
-      </w:pPr>
-      <w:r>
-        <w:rPr>
-          <w:lang w:val="en-US"/>
-        </w:rPr>
-        <w:t xml:space="preserve">NEON </w:t>
-      </w:r>
-      <w:r>
-        <w:rPr>
-          <w:lang w:val="bg-BG"/>
-        </w:rPr>
-        <w:t xml:space="preserve">представлява рамка на очила с вграден модул между двете лещи. </w:t>
-      </w:r>
-    </w:p>
-    <w:p>
-      <w:pPr>
-        <w:pStyle w:val="Normal"/>
-        <w:bidi w:val="0"/>
-        <w:spacing w:lineRule="auto" w:line="360"/>
-        <w:rPr>
-          <w:lang w:val="en-US"/>
-        </w:rPr>
-      </w:pPr>
-      <w:r>
-        <w:rPr>
-          <w:lang w:val="bg-BG"/>
-        </w:rPr>
-        <w:t>Очилата разполагат с камера, която гледа напред и записва това, което вижда човека, който ги носи. Резолюцията на тази камера е 1600</w:t>
-      </w:r>
-      <w:r>
-        <w:rPr>
-          <w:lang w:val="en-US"/>
-        </w:rPr>
-        <w:t>px</w:t>
-      </w:r>
-      <w:r>
-        <w:rPr>
-          <w:lang w:val="bg-BG"/>
-        </w:rPr>
-        <w:t xml:space="preserve"> на 1200</w:t>
-      </w:r>
-      <w:r>
-        <w:rPr>
-          <w:lang w:val="en-US"/>
-        </w:rPr>
-        <w:t>px</w:t>
-      </w:r>
-      <w:r>
-        <w:rPr>
-          <w:lang w:val="bg-BG"/>
-        </w:rPr>
-        <w:t xml:space="preserve"> и работи на честота от 30</w:t>
-      </w:r>
-      <w:r>
-        <w:rPr>
-          <w:lang w:val="en-US"/>
-        </w:rPr>
-        <w:t xml:space="preserve">Hz. </w:t>
-      </w:r>
-      <w:r>
-        <w:rPr>
-          <w:lang w:val="bg-BG"/>
-        </w:rPr>
-        <w:t xml:space="preserve">Ъгъла на видимост по хоризонтала е 103°, по вертикала 77°, а по хоризонтала 128°. </w:t>
-      </w:r>
-      <w:r>
-        <w:rPr>
-          <w:lang w:val="en-US"/>
-        </w:rPr>
-        <w:t>[3]</w:t>
-      </w:r>
-    </w:p>
-    <w:p>
-      <w:pPr>
-        <w:pStyle w:val="Normal"/>
-        <w:bidi w:val="0"/>
-        <w:spacing w:lineRule="auto" w:line="360"/>
-        <w:rPr>
-          <w:lang w:val="en-US"/>
-        </w:rPr>
-      </w:pPr>
-      <w:r>
-        <w:rPr>
-          <w:lang w:val="bg-BG"/>
-        </w:rPr>
-        <w:t>Очилата имат два инфрачервени сензора като всеки един от тях следи по едно око. Резолюцията на един от тях е 192</w:t>
-      </w:r>
-      <w:r>
-        <w:rPr>
-          <w:lang w:val="en-US"/>
-        </w:rPr>
-        <w:t>px</w:t>
-      </w:r>
-      <w:r>
-        <w:rPr>
-          <w:lang w:val="bg-BG"/>
-        </w:rPr>
-        <w:t xml:space="preserve"> на 192</w:t>
-      </w:r>
-      <w:r>
-        <w:rPr>
-          <w:lang w:val="en-US"/>
-        </w:rPr>
-        <w:t xml:space="preserve">px, </w:t>
-      </w:r>
-      <w:r>
-        <w:rPr>
-          <w:lang w:val="bg-BG"/>
-        </w:rPr>
-        <w:t>а работната честота е 200</w:t>
-      </w:r>
-      <w:r>
-        <w:rPr>
-          <w:lang w:val="en-US"/>
-        </w:rPr>
-        <w:t>Hz. [3]</w:t>
-      </w:r>
-    </w:p>
-    <w:p>
-      <w:pPr>
-        <w:pStyle w:val="Normal"/>
-        <w:bidi w:val="0"/>
-        <w:spacing w:lineRule="auto" w:line="360"/>
-        <w:rPr>
-          <w:lang w:val="bg-BG" w:eastAsia="en-US" w:bidi="ar-SA"/>
-        </w:rPr>
-      </w:pPr>
-      <w:r>
-        <w:rPr>
-          <w:lang w:val="bg-BG" w:eastAsia="en-US" w:bidi="ar-SA"/>
-        </w:rPr>
-        <w:t>Друга важна характеристика е инерциалния измервателен модул. Той разполага с акселерометър, магнитометър и жироскоп.</w:t>
-      </w:r>
-      <w:r>
-        <w:rPr>
-          <w:lang w:val="en-US" w:eastAsia="en-US" w:bidi="ar-SA"/>
-        </w:rPr>
-        <w:t xml:space="preserve"> </w:t>
-      </w:r>
-      <w:r>
-        <w:rPr>
-          <w:lang w:val="bg-BG" w:eastAsia="en-US" w:bidi="ar-SA"/>
-        </w:rPr>
-        <w:t>Благодарение на него, движенията на главата се записват с честота 110</w:t>
-      </w:r>
-      <w:r>
-        <w:rPr>
-          <w:lang w:val="en-US" w:eastAsia="en-US" w:bidi="ar-SA"/>
-        </w:rPr>
-        <w:t>Hz</w:t>
-      </w:r>
-      <w:r>
-        <w:rPr>
-          <w:lang w:val="bg-BG" w:eastAsia="en-US" w:bidi="ar-SA"/>
-        </w:rPr>
-        <w:t xml:space="preserve">. </w:t>
-      </w:r>
-      <w:r>
-        <w:rPr>
-          <w:lang w:val="en-US" w:eastAsia="en-US" w:bidi="ar-SA"/>
-        </w:rPr>
-        <w:t>[3]</w:t>
-      </w:r>
-    </w:p>
-    <w:p>
-      <w:pPr>
-        <w:pStyle w:val="Normal"/>
-        <w:bidi w:val="0"/>
-        <w:spacing w:lineRule="auto" w:line="360"/>
-        <w:rPr>
-          <w:lang w:val="bg-BG" w:eastAsia="en-US" w:bidi="ar-SA"/>
-        </w:rPr>
-      </w:pPr>
-      <w:r>
-        <w:rPr>
-          <w:lang w:val="bg-BG" w:eastAsia="en-US" w:bidi="ar-SA"/>
-        </w:rPr>
-        <w:t xml:space="preserve">Друго, с което разполагат очилата е два стерео микрофона, но те не са използвани по време на събирането на данните. </w:t>
-      </w:r>
-      <w:r>
-        <w:rPr>
-          <w:lang w:val="en-US" w:eastAsia="en-US" w:bidi="ar-SA"/>
-        </w:rPr>
-        <w:t>[3]</w:t>
-      </w:r>
-    </w:p>
-    <w:p>
-      <w:pPr>
-        <w:pStyle w:val="Normal"/>
-        <w:bidi w:val="0"/>
-        <w:spacing w:lineRule="auto" w:line="360"/>
-        <w:rPr>
-          <w:lang w:val="en-US" w:eastAsia="en-US" w:bidi="ar-SA"/>
-        </w:rPr>
-      </w:pPr>
-      <w:r>
-        <w:rPr>
-          <w:lang w:val="en-US" w:eastAsia="en-US" w:bidi="ar-SA"/>
-        </w:rPr>
-        <w:t xml:space="preserve">NeoNet </w:t>
-      </w:r>
-      <w:r>
-        <w:rPr>
-          <w:lang w:val="bg-BG" w:eastAsia="en-US" w:bidi="ar-SA"/>
-        </w:rPr>
-        <w:t xml:space="preserve">е името на машинно обучения модел, на който се подават данните от инфрачервените камери. Именно той връща информацията за поглед, мигания, диаметър на зеницата, ориентация и позиция на очите и отвор на клепача. </w:t>
-      </w:r>
-      <w:r>
-        <w:rPr>
-          <w:lang w:val="en-US" w:eastAsia="en-US" w:bidi="ar-SA"/>
-        </w:rPr>
-        <w:t>[4]</w:t>
-      </w:r>
-    </w:p>
-    <w:p>
-      <w:pPr>
-        <w:pStyle w:val="Normal"/>
-        <w:bidi w:val="0"/>
-        <w:spacing w:lineRule="auto" w:line="360"/>
-        <w:rPr>
-          <w:lang w:val="bg-BG" w:eastAsia="en-US" w:bidi="ar-SA"/>
-        </w:rPr>
-      </w:pPr>
-      <w:r>
-        <w:rPr>
-          <w:lang w:val="bg-BG" w:eastAsia="en-US" w:bidi="ar-SA"/>
-        </w:rPr>
-        <w:t xml:space="preserve">Очилата разполагат с </w:t>
-      </w:r>
-      <w:r>
-        <w:rPr>
-          <w:lang w:val="en-US" w:eastAsia="en-US" w:bidi="ar-SA"/>
-        </w:rPr>
-        <w:t xml:space="preserve">USB-C 2.0 </w:t>
-      </w:r>
-      <w:r>
-        <w:rPr>
-          <w:lang w:val="bg-BG" w:eastAsia="en-US" w:bidi="ar-SA"/>
-        </w:rPr>
-        <w:t xml:space="preserve">порт за зареждане и предаване на данните в реално време към мобилното приложение – </w:t>
-      </w:r>
-      <w:r>
-        <w:rPr>
-          <w:lang w:val="en-US" w:eastAsia="en-US" w:bidi="ar-SA"/>
-        </w:rPr>
-        <w:t>Neon Companion [3]</w:t>
-      </w:r>
-    </w:p>
-    <w:p>
-      <w:pPr>
-        <w:pStyle w:val="Normal"/>
-        <w:bidi w:val="0"/>
-        <w:spacing w:lineRule="auto" w:line="360"/>
-        <w:rPr>
-          <w:lang w:val="en-US" w:eastAsia="en-US" w:bidi="ar-SA"/>
-        </w:rPr>
-      </w:pPr>
-      <w:r>
-        <w:rPr>
-          <w:lang w:val="en-US" w:eastAsia="en-US" w:bidi="ar-SA"/>
-        </w:rPr>
-        <w:t xml:space="preserve">Neon Companion </w:t>
-      </w:r>
-      <w:r>
-        <w:rPr>
-          <w:lang w:val="bg-BG" w:eastAsia="en-US" w:bidi="ar-SA"/>
-        </w:rPr>
-        <w:t>е мобилно приложение, което позволява да се гледа запис в по време на записването му. Като допълнително могат да се видят и позицията на очите, както и записите от камерите, които ги заснемат. След като приключи записът приложението позволява той да бъде качен във P</w:t>
-      </w:r>
-      <w:r>
-        <w:rPr>
-          <w:lang w:val="en-US" w:eastAsia="en-US" w:bidi="ar-SA"/>
-        </w:rPr>
-        <w:t>upil Cloud. [5]</w:t>
-      </w:r>
-    </w:p>
-    <w:p>
-      <w:pPr>
-        <w:pStyle w:val="Normal"/>
-        <w:bidi w:val="0"/>
-        <w:spacing w:lineRule="auto" w:line="360"/>
-        <w:rPr>
-          <w:lang w:val="en-US" w:eastAsia="en-US" w:bidi="ar-SA"/>
-        </w:rPr>
-      </w:pPr>
-      <w:r>
-        <w:rPr>
-          <w:lang w:val="bg-BG" w:eastAsia="en-US" w:bidi="ar-SA"/>
-        </w:rPr>
-        <w:t>P</w:t>
-      </w:r>
-      <w:r>
-        <w:rPr>
-          <w:lang w:val="en-US" w:eastAsia="en-US" w:bidi="ar-SA"/>
-        </w:rPr>
-        <w:t xml:space="preserve">upil Cloud </w:t>
-      </w:r>
-      <w:r>
-        <w:rPr>
-          <w:lang w:val="bg-BG" w:eastAsia="en-US" w:bidi="ar-SA"/>
-        </w:rPr>
-        <w:t xml:space="preserve">позволява запазването на записите на едно място, както и допълнителната им обработка и визуализация. </w:t>
-      </w:r>
-      <w:r>
-        <w:rPr>
-          <w:lang w:val="en-US" w:eastAsia="en-US" w:bidi="ar-SA"/>
-        </w:rPr>
-        <w:t>[5]</w:t>
-      </w:r>
-      <w:r>
-        <w:br w:type="page"/>
-      </w:r>
-    </w:p>
-    <w:p>
-      <w:pPr>
-        <w:pStyle w:val="ListParagraph"/>
-        <w:numPr>
-          <w:ilvl w:val="0"/>
-          <w:numId w:val="3"/>
-        </w:numPr>
-        <w:overflowPunct w:val="false"/>
-        <w:spacing w:lineRule="auto" w:line="276" w:before="0" w:after="0"/>
-        <w:ind w:hanging="357" w:left="357"/>
-        <w:contextualSpacing/>
-        <w:outlineLvl w:val="0"/>
-        <w:rPr>
-          <w:b/>
-          <w:bCs/>
-          <w:sz w:val="32"/>
-          <w:szCs w:val="28"/>
-          <w:lang w:val="bg-BG" w:eastAsia="en-US" w:bidi="ar-SA"/>
-        </w:rPr>
-      </w:pPr>
-      <w:r>
-        <w:rPr>
-          <w:b/>
-          <w:bCs/>
-          <w:sz w:val="32"/>
-          <w:szCs w:val="32"/>
-          <w:lang w:val="bg-BG" w:eastAsia="en-US" w:bidi="ar-SA"/>
-        </w:rPr>
-        <w:t>Софтуер за класифициране на данните</w:t>
-      </w:r>
-    </w:p>
-    <w:p>
-      <w:pPr>
-        <w:pStyle w:val="Normal"/>
-        <w:bidi w:val="0"/>
-        <w:spacing w:lineRule="auto" w:line="360"/>
-        <w:rPr>
-          <w:lang w:val="bg-BG" w:eastAsia="en-US" w:bidi="ar-SA"/>
-        </w:rPr>
-      </w:pPr>
-      <w:r>
-        <w:rPr>
-          <w:lang w:val="bg-BG" w:eastAsia="en-US" w:bidi="ar-SA"/>
-        </w:rPr>
-        <w:t xml:space="preserve">След събирането на данните, те трябва да бъдат категоризирани. Част от данните се очаква да бъдат категоризирани на ръка, а след събирането на достатъчно голям брой категоризирани данни, да се създаде модел за машинно обучение, който с достатъчно голяма точност да успява да категоризира данните от един запис, а потребителя само да поправя грешките. За целта е нужно приложение, което позволява не само лесното добавяне на събития, но и тяхното редактиране. </w:t>
-      </w:r>
-    </w:p>
-    <w:p>
-      <w:pPr>
-        <w:pStyle w:val="Normal"/>
-        <w:bidi w:val="0"/>
-        <w:spacing w:lineRule="auto" w:line="360"/>
-        <w:rPr>
-          <w:lang w:val="bg-BG" w:eastAsia="en-US" w:bidi="ar-SA"/>
-        </w:rPr>
-      </w:pPr>
-      <w:r>
-        <w:rPr>
-          <w:lang w:val="bg-BG" w:eastAsia="en-US" w:bidi="ar-SA"/>
-        </w:rPr>
-        <w:t>При търсенето на съществуващи решения, не е открито такова, което да позволява лесно модифициране на данните в нужният формат. Повечето от съществуващите решения, предлагат само платени версии, като много от тях са облачно-базирани услуги. С цел намаляване на риска, свързан с качването на чувствителна информация (като гласовите и очните данни на участниците в експеримента) в външни облачни хранилища, както и с оглед на намаляване на разходите, е взето решение да бъде разработено специализирано приложение за класификация на данни.</w:t>
       </w:r>
     </w:p>
     <w:p>
@@ -3756,10 +3753,10 @@
         <w:widowControl/>
         <w:numPr>
           <w:ilvl w:val="1"/>
-          <w:numId w:val="3"/>
+          <w:numId w:val="4"/>
         </w:numPr>
         <w:suppressAutoHyphens w:val="true"/>
-        <w:overflowPunct w:val="false"/>
+        <w:overflowPunct w:val="true"/>
         <w:bidi w:val="0"/>
         <w:spacing w:lineRule="auto" w:line="276" w:before="0" w:after="0"/>
         <w:ind w:hanging="340" w:left="1077" w:right="0"/>
@@ -3774,14 +3771,733 @@
           <w:lang w:val="bg-BG" w:eastAsia="en-US" w:bidi="ar-SA"/>
         </w:rPr>
       </w:pPr>
-      <w:bookmarkStart w:id="7" w:name="__RefHeading___Toc2735_4158184810"/>
-      <w:bookmarkEnd w:id="7"/>
-      <w:r>
+      <w:bookmarkStart w:id="11" w:name="__RefHeading___Toc767_4111958324"/>
+      <w:bookmarkEnd w:id="11"/>
+      <w:r>
+        <w:rPr>
+          <w:b/>
+          <w:bCs/>
+          <w:sz w:val="32"/>
+          <w:szCs w:val="28"/>
+          <w:lang w:val="bg-BG" w:eastAsia="en-US" w:bidi="ar-SA"/>
+        </w:rPr>
+        <w:t>Структура и начин на провеждане на експериментът</w:t>
+      </w:r>
+    </w:p>
+    <w:p>
+      <w:pPr>
+        <w:pStyle w:val="Normal"/>
+        <w:bidi w:val="0"/>
+        <w:spacing w:lineRule="auto" w:line="360"/>
+        <w:rPr>
+          <w:lang w:val="bg-BG"/>
+        </w:rPr>
+      </w:pPr>
+      <w:r>
+        <w:rPr>
+          <w:lang w:val="bg-BG"/>
+        </w:rPr>
+        <w:t xml:space="preserve">Поради невъзможност за събиране на данните в реална обстановка на поточна линия, е взето решението да се използва </w:t>
+      </w:r>
+      <w:r>
+        <w:rPr>
+          <w:lang w:val="en-US"/>
+        </w:rPr>
+        <w:t xml:space="preserve">LEGO </w:t>
+      </w:r>
+      <w:r>
+        <w:rPr>
+          <w:lang w:val="bg-BG"/>
+        </w:rPr>
+        <w:t xml:space="preserve">комплект, който да бъде сглобен от участниците в експеримента. Използваният комплект е от серията 3 в 1 на </w:t>
+      </w:r>
+      <w:r>
+        <w:rPr>
+          <w:lang w:val="en-US"/>
+        </w:rPr>
+        <w:t xml:space="preserve">LEGO, </w:t>
+      </w:r>
+      <w:r>
+        <w:rPr>
+          <w:lang w:val="bg-BG"/>
+        </w:rPr>
+        <w:t xml:space="preserve">а името му е „Космическа совалка“. </w:t>
+      </w:r>
+      <w:r>
+        <w:rPr>
+          <w:lang w:val="en-US"/>
+        </w:rPr>
+        <w:t>[1]</w:t>
+      </w:r>
+      <w:r>
+        <w:rPr>
+          <w:lang w:val="bg-BG"/>
+        </w:rPr>
+        <w:t xml:space="preserve"> Комплектът предоставя възможност за три различни постройки, като използваната тук е космически кораб с общ брой на частите – седемдесет и две. Общият брой инструкции в упътването е двадесет и три. </w:t>
+      </w:r>
+    </w:p>
+    <w:p>
+      <w:pPr>
+        <w:pStyle w:val="Normal"/>
+        <w:bidi w:val="0"/>
+        <w:spacing w:lineRule="auto" w:line="360"/>
+        <w:rPr>
+          <w:lang w:val="bg-BG"/>
+        </w:rPr>
+      </w:pPr>
+      <w:r>
+        <w:rPr>
+          <w:lang w:val="bg-BG"/>
+        </w:rPr>
+        <w:t xml:space="preserve">Преди началото на експеримента всеки участник заедно с организатора на експеримента трябва да се подпишат на договор, идентичен с Приложение А. Договорът се изготвя и подписва в два еднообразни екземпляра – по един за всяка от страните. </w:t>
+      </w:r>
+    </w:p>
+    <w:p>
+      <w:pPr>
+        <w:pStyle w:val="Normal"/>
+        <w:bidi w:val="0"/>
+        <w:spacing w:lineRule="auto" w:line="360"/>
+        <w:rPr>
+          <w:lang w:val="bg-BG"/>
+        </w:rPr>
+      </w:pPr>
+      <w:r>
+        <w:rPr>
+          <w:lang w:val="bg-BG"/>
+        </w:rPr>
+        <w:t>Всеки участник започва експеримента с всичките нужни части, събрани пред него, а упътването е пред тях. Експериментът приключва в момента, в който участникът приключи със строенето на постройката, или щом участникът няма повече желание да продължи експеримента. В случай, че участника се е отказал от завършването на експеримента и записа е по-малък от десет минути, то записът бива отхвърлен.</w:t>
+      </w:r>
+    </w:p>
+    <w:p>
+      <w:pPr>
+        <w:pStyle w:val="Normal"/>
+        <w:bidi w:val="0"/>
+        <w:spacing w:lineRule="auto" w:line="360"/>
+        <w:rPr>
+          <w:lang w:val="bg-BG"/>
+        </w:rPr>
+      </w:pPr>
+      <w:r>
+        <w:rPr>
+          <w:lang w:val="bg-BG"/>
+        </w:rPr>
+        <w:t>Общият брой на участниците е двадесет и осем. Няколко от участниците проявиха желание да приключат експеримента преждевременно, но във всеки един от тези случаи, записите бяха по-дълги от десет минути. Поради технически проблеми с очилата, два от записите са загубени, като единствената информация от тези участници е суровите данни за техния поглед. Загубата на записа възпрепятства класифицирането на тези данни.</w:t>
+      </w:r>
+    </w:p>
+    <w:p>
+      <w:pPr>
+        <w:pStyle w:val="Normal"/>
+        <w:bidi w:val="0"/>
+        <w:spacing w:lineRule="auto" w:line="360"/>
+        <w:rPr>
+          <w:lang w:val="bg-BG"/>
+        </w:rPr>
+      </w:pPr>
+      <w:r>
+        <w:rPr>
+          <w:lang w:val="bg-BG"/>
+        </w:rPr>
+        <w:t>Общия брой на използваните записи за обучение на модела е двадесет и шест.</w:t>
+      </w:r>
+    </w:p>
+    <w:p>
+      <w:pPr>
+        <w:pStyle w:val="Normal"/>
+        <w:bidi w:val="0"/>
+        <w:spacing w:lineRule="auto" w:line="360"/>
+        <w:rPr>
+          <w:lang w:val="bg-BG"/>
+        </w:rPr>
+      </w:pPr>
+      <w:r>
+        <w:rPr>
+          <w:lang w:val="bg-BG"/>
+        </w:rPr>
+        <w:t xml:space="preserve">За записване на действията на участниците, са използвани очилата </w:t>
+      </w:r>
+      <w:r>
+        <w:rPr>
+          <w:lang w:val="bg-BG"/>
+        </w:rPr>
+        <w:t>за проследяване на погледа</w:t>
+      </w:r>
+      <w:r>
+        <w:rPr>
+          <w:lang w:val="bg-BG"/>
+        </w:rPr>
+        <w:t xml:space="preserve"> </w:t>
+      </w:r>
+      <w:r>
+        <w:rPr>
+          <w:lang w:val="en-US"/>
+        </w:rPr>
+        <w:t xml:space="preserve">NEON </w:t>
+      </w:r>
+      <w:r>
+        <w:rPr>
+          <w:lang w:val="bg-BG"/>
+        </w:rPr>
+        <w:t xml:space="preserve">от </w:t>
+      </w:r>
+      <w:r>
+        <w:rPr>
+          <w:lang w:val="en-US"/>
+        </w:rPr>
+        <w:t xml:space="preserve">Pupil Labs. [2] </w:t>
+      </w:r>
+      <w:r>
+        <w:rPr>
+          <w:lang w:val="bg-BG"/>
+        </w:rPr>
+        <w:t xml:space="preserve">Създателите на очилата казват, че те нямат нужда от предварително калибриране. Поради това, такова не е предвидено преди започването на всеки експеримент. </w:t>
+      </w:r>
+    </w:p>
+    <w:p>
+      <w:pPr>
+        <w:pStyle w:val="Normal"/>
+        <w:bidi w:val="0"/>
+        <w:spacing w:lineRule="auto" w:line="360"/>
+        <w:rPr>
+          <w:lang w:val="bg-BG"/>
+        </w:rPr>
+      </w:pPr>
+      <w:r>
+        <w:rPr>
+          <w:lang w:val="bg-BG"/>
+        </w:rPr>
+        <w:t>Изборът на очила за проследяване на погледа, вместо стационарна система за проследяване от разстояние, е обусловен от възможността те да регистрират едновременно движението на погледа и позицията на главата. Това ги прави по-подходящи за приложение в условия на поточна линия, където ориентацията на главата и тялото на работника се променя динамично, а използването на множество външни сензори около работното пространство би увеличило значително необходимите ресурси и сложността на системата.</w:t>
+      </w:r>
+    </w:p>
+    <w:p>
+      <w:pPr>
+        <w:pStyle w:val="ListParagraph"/>
+        <w:widowControl/>
+        <w:numPr>
+          <w:ilvl w:val="1"/>
+          <w:numId w:val="4"/>
+        </w:numPr>
+        <w:suppressAutoHyphens w:val="true"/>
+        <w:overflowPunct w:val="true"/>
+        <w:bidi w:val="0"/>
+        <w:spacing w:lineRule="auto" w:line="276" w:before="0" w:after="0"/>
+        <w:ind w:hanging="340" w:left="1077" w:right="0"/>
+        <w:contextualSpacing/>
+        <w:jc w:val="left"/>
+        <w:outlineLvl w:val="0"/>
         <w:rPr>
           <w:b/>
           <w:bCs/>
           <w:sz w:val="32"/>
           <w:szCs w:val="32"/>
+          <w:lang w:val="en-US" w:eastAsia="en-US" w:bidi="ar-SA"/>
+        </w:rPr>
+      </w:pPr>
+      <w:bookmarkStart w:id="12" w:name="__RefHeading___Toc1200_4111958324"/>
+      <w:bookmarkEnd w:id="12"/>
+      <w:r>
+        <w:rPr>
+          <w:b/>
+          <w:bCs/>
+          <w:sz w:val="32"/>
+          <w:szCs w:val="32"/>
+          <w:lang w:val="en-US" w:eastAsia="en-US" w:bidi="ar-SA"/>
+        </w:rPr>
+        <w:t xml:space="preserve">NEON </w:t>
+      </w:r>
+      <w:r>
+        <w:rPr>
+          <w:b/>
+          <w:bCs/>
+          <w:sz w:val="32"/>
+          <w:szCs w:val="32"/>
+          <w:lang w:val="bg-BG" w:eastAsia="en-US" w:bidi="ar-SA"/>
+        </w:rPr>
+        <w:t xml:space="preserve">от </w:t>
+      </w:r>
+      <w:r>
+        <w:rPr>
+          <w:b/>
+          <w:bCs/>
+          <w:sz w:val="32"/>
+          <w:szCs w:val="32"/>
+          <w:lang w:val="en-US" w:eastAsia="en-US" w:bidi="ar-SA"/>
+        </w:rPr>
+        <w:t>Pupil Labs</w:t>
+      </w:r>
+    </w:p>
+    <w:p>
+      <w:pPr>
+        <w:pStyle w:val="Normal"/>
+        <w:widowControl/>
+        <w:suppressAutoHyphens w:val="true"/>
+        <w:overflowPunct w:val="false"/>
+        <w:bidi w:val="0"/>
+        <w:spacing w:lineRule="auto" w:line="360" w:before="0" w:after="120"/>
+        <w:ind w:firstLine="567" w:left="0" w:right="0"/>
+        <w:jc w:val="left"/>
+        <w:rPr/>
+      </w:pPr>
+      <w:r>
+        <w:rPr>
+          <w:lang w:val="bg-BG"/>
+        </w:rPr>
+        <w:t xml:space="preserve">Компанията </w:t>
+      </w:r>
+      <w:r>
+        <w:rPr>
+          <w:lang w:val="en-US"/>
+        </w:rPr>
+        <w:t xml:space="preserve">Pupil Labs </w:t>
+      </w:r>
+      <w:r>
+        <w:rPr>
+          <w:lang w:val="bg-BG"/>
+        </w:rPr>
+        <w:t xml:space="preserve">е основана в Берлин, Германия през 2014 г. и се занимава с разработката на софтуер и хардуер за проследяване на погледа. Най-новият продукт </w:t>
+      </w:r>
+      <w:r>
+        <w:rPr>
+          <w:lang w:val="bg-BG"/>
+        </w:rPr>
+        <w:t xml:space="preserve">на </w:t>
+      </w:r>
+      <w:r>
+        <w:rPr>
+          <w:lang w:val="en-US"/>
+        </w:rPr>
+        <w:t>Pupil Labs</w:t>
+      </w:r>
+      <w:r>
+        <w:rPr>
+          <w:lang w:val="bg-BG"/>
+        </w:rPr>
+        <w:t xml:space="preserve"> са очилата за проследяване на погледа </w:t>
+      </w:r>
+      <w:r>
+        <w:rPr>
+          <w:lang w:val="en-US"/>
+        </w:rPr>
+        <w:t>NEON. [6]</w:t>
+      </w:r>
+    </w:p>
+    <w:p>
+      <w:pPr>
+        <w:pStyle w:val="Normal"/>
+        <w:bidi w:val="0"/>
+        <w:spacing w:lineRule="auto" w:line="360"/>
+        <w:rPr>
+          <w:lang w:val="en-US"/>
+        </w:rPr>
+      </w:pPr>
+      <w:r>
+        <w:rPr>
+          <w:lang w:val="en-US"/>
+        </w:rPr>
+        <w:t xml:space="preserve">NEON </w:t>
+      </w:r>
+      <w:r>
+        <w:rPr>
+          <w:lang w:val="bg-BG"/>
+        </w:rPr>
+        <w:t xml:space="preserve">представлява рамка на очила с вграден модул между двете лещи. </w:t>
+      </w:r>
+    </w:p>
+    <w:p>
+      <w:pPr>
+        <w:pStyle w:val="Normal"/>
+        <w:bidi w:val="0"/>
+        <w:spacing w:lineRule="auto" w:line="360"/>
+        <w:rPr>
+          <w:lang w:val="en-US"/>
+        </w:rPr>
+      </w:pPr>
+      <w:r>
+        <w:rPr>
+          <w:lang w:val="bg-BG"/>
+        </w:rPr>
+        <w:t>Очилата разполагат с камера, която гледа напред и записва това, което вижда човека, който ги носи. Резолюцията на тази камера е 1600</w:t>
+      </w:r>
+      <w:r>
+        <w:rPr>
+          <w:lang w:val="en-US"/>
+        </w:rPr>
+        <w:t>px</w:t>
+      </w:r>
+      <w:r>
+        <w:rPr>
+          <w:lang w:val="bg-BG"/>
+        </w:rPr>
+        <w:t xml:space="preserve"> на 1200</w:t>
+      </w:r>
+      <w:r>
+        <w:rPr>
+          <w:lang w:val="en-US"/>
+        </w:rPr>
+        <w:t>px</w:t>
+      </w:r>
+      <w:r>
+        <w:rPr>
+          <w:lang w:val="bg-BG"/>
+        </w:rPr>
+        <w:t xml:space="preserve"> и работи на честота от 30</w:t>
+      </w:r>
+      <w:r>
+        <w:rPr>
+          <w:lang w:val="en-US"/>
+        </w:rPr>
+        <w:t xml:space="preserve">Hz. </w:t>
+      </w:r>
+      <w:r>
+        <w:rPr>
+          <w:lang w:val="bg-BG"/>
+        </w:rPr>
+        <w:t xml:space="preserve">Ъгъла на видимост по хоризонтала е 103°, по вертикала 77°, а по хоризонтала 128°. </w:t>
+      </w:r>
+      <w:r>
+        <w:rPr>
+          <w:lang w:val="en-US"/>
+        </w:rPr>
+        <w:t>[3]</w:t>
+      </w:r>
+    </w:p>
+    <w:p>
+      <w:pPr>
+        <w:pStyle w:val="Normal"/>
+        <w:bidi w:val="0"/>
+        <w:spacing w:lineRule="auto" w:line="360"/>
+        <w:rPr>
+          <w:lang w:val="en-US"/>
+        </w:rPr>
+      </w:pPr>
+      <w:r>
+        <w:rPr>
+          <w:lang w:val="bg-BG"/>
+        </w:rPr>
+        <w:t>Очилата имат два инфрачервени сензора като всеки един от тях следи по едно око. Резолюцията на един от тях е 192</w:t>
+      </w:r>
+      <w:r>
+        <w:rPr>
+          <w:lang w:val="en-US"/>
+        </w:rPr>
+        <w:t>px</w:t>
+      </w:r>
+      <w:r>
+        <w:rPr>
+          <w:lang w:val="bg-BG"/>
+        </w:rPr>
+        <w:t xml:space="preserve"> на 192</w:t>
+      </w:r>
+      <w:r>
+        <w:rPr>
+          <w:lang w:val="en-US"/>
+        </w:rPr>
+        <w:t xml:space="preserve">px, </w:t>
+      </w:r>
+      <w:r>
+        <w:rPr>
+          <w:lang w:val="bg-BG"/>
+        </w:rPr>
+        <w:t>а работната честота е 200</w:t>
+      </w:r>
+      <w:r>
+        <w:rPr>
+          <w:lang w:val="en-US"/>
+        </w:rPr>
+        <w:t>Hz. [3]</w:t>
+      </w:r>
+    </w:p>
+    <w:p>
+      <w:pPr>
+        <w:pStyle w:val="Normal"/>
+        <w:bidi w:val="0"/>
+        <w:spacing w:lineRule="auto" w:line="360"/>
+        <w:rPr>
+          <w:lang w:val="bg-BG" w:eastAsia="en-US" w:bidi="ar-SA"/>
+        </w:rPr>
+      </w:pPr>
+      <w:r>
+        <w:rPr>
+          <w:lang w:val="bg-BG" w:eastAsia="en-US" w:bidi="ar-SA"/>
+        </w:rPr>
+        <w:t>Друга важна характеристика е инерциалния измервателен модул. Той разполага с акселерометър, магнитометър и жироскоп.</w:t>
+      </w:r>
+      <w:r>
+        <w:rPr>
+          <w:lang w:val="en-US" w:eastAsia="en-US" w:bidi="ar-SA"/>
+        </w:rPr>
+        <w:t xml:space="preserve"> </w:t>
+      </w:r>
+      <w:r>
+        <w:rPr>
+          <w:lang w:val="bg-BG" w:eastAsia="en-US" w:bidi="ar-SA"/>
+        </w:rPr>
+        <w:t>Благодарение на него, движенията на главата се записват с честота 110</w:t>
+      </w:r>
+      <w:r>
+        <w:rPr>
+          <w:lang w:val="en-US" w:eastAsia="en-US" w:bidi="ar-SA"/>
+        </w:rPr>
+        <w:t>Hz</w:t>
+      </w:r>
+      <w:r>
+        <w:rPr>
+          <w:lang w:val="bg-BG" w:eastAsia="en-US" w:bidi="ar-SA"/>
+        </w:rPr>
+        <w:t xml:space="preserve">. </w:t>
+      </w:r>
+      <w:r>
+        <w:rPr>
+          <w:lang w:val="en-US" w:eastAsia="en-US" w:bidi="ar-SA"/>
+        </w:rPr>
+        <w:t>[3]</w:t>
+      </w:r>
+    </w:p>
+    <w:p>
+      <w:pPr>
+        <w:pStyle w:val="Normal"/>
+        <w:bidi w:val="0"/>
+        <w:spacing w:lineRule="auto" w:line="360"/>
+        <w:rPr>
+          <w:lang w:val="bg-BG" w:eastAsia="en-US" w:bidi="ar-SA"/>
+        </w:rPr>
+      </w:pPr>
+      <w:r>
+        <w:rPr>
+          <w:lang w:val="bg-BG" w:eastAsia="en-US" w:bidi="ar-SA"/>
+        </w:rPr>
+        <w:t xml:space="preserve">Друго, с което разполагат очилата е два стерео микрофона, но те не са използвани по време на събирането на данните. </w:t>
+      </w:r>
+      <w:r>
+        <w:rPr>
+          <w:lang w:val="en-US" w:eastAsia="en-US" w:bidi="ar-SA"/>
+        </w:rPr>
+        <w:t>[3]</w:t>
+      </w:r>
+    </w:p>
+    <w:p>
+      <w:pPr>
+        <w:pStyle w:val="Normal"/>
+        <w:bidi w:val="0"/>
+        <w:spacing w:lineRule="auto" w:line="360"/>
+        <w:rPr>
+          <w:lang w:val="en-US" w:eastAsia="en-US" w:bidi="ar-SA"/>
+        </w:rPr>
+      </w:pPr>
+      <w:r>
+        <w:rPr>
+          <w:lang w:val="en-US" w:eastAsia="en-US" w:bidi="ar-SA"/>
+        </w:rPr>
+        <w:t xml:space="preserve">NeoNet </w:t>
+      </w:r>
+      <w:r>
+        <w:rPr>
+          <w:lang w:val="bg-BG" w:eastAsia="en-US" w:bidi="ar-SA"/>
+        </w:rPr>
+        <w:t xml:space="preserve">е името на машинно обучения модел, на който се подават данните от инфрачервените камери. Именно той връща информацията за поглед, мигания, диаметър на зеницата, ориентация и позиция на очите и отвор на клепача. </w:t>
+      </w:r>
+      <w:r>
+        <w:rPr>
+          <w:lang w:val="en-US" w:eastAsia="en-US" w:bidi="ar-SA"/>
+        </w:rPr>
+        <w:t>[4]</w:t>
+      </w:r>
+    </w:p>
+    <w:p>
+      <w:pPr>
+        <w:pStyle w:val="Normal"/>
+        <w:bidi w:val="0"/>
+        <w:spacing w:lineRule="auto" w:line="360"/>
+        <w:rPr>
+          <w:lang w:val="bg-BG" w:eastAsia="en-US" w:bidi="ar-SA"/>
+        </w:rPr>
+      </w:pPr>
+      <w:r>
+        <w:rPr>
+          <w:lang w:val="bg-BG" w:eastAsia="en-US" w:bidi="ar-SA"/>
+        </w:rPr>
+        <w:t xml:space="preserve">Очилата разполагат с </w:t>
+      </w:r>
+      <w:r>
+        <w:rPr>
+          <w:lang w:val="en-US" w:eastAsia="en-US" w:bidi="ar-SA"/>
+        </w:rPr>
+        <w:t xml:space="preserve">USB-C 2.0 </w:t>
+      </w:r>
+      <w:r>
+        <w:rPr>
+          <w:lang w:val="bg-BG" w:eastAsia="en-US" w:bidi="ar-SA"/>
+        </w:rPr>
+        <w:t xml:space="preserve">порт за зареждане и предаване на данните в реално време към мобилното приложение – </w:t>
+      </w:r>
+      <w:r>
+        <w:rPr>
+          <w:lang w:val="en-US" w:eastAsia="en-US" w:bidi="ar-SA"/>
+        </w:rPr>
+        <w:t>Neon Companion [3]</w:t>
+      </w:r>
+    </w:p>
+    <w:p>
+      <w:pPr>
+        <w:pStyle w:val="Normal"/>
+        <w:bidi w:val="0"/>
+        <w:spacing w:lineRule="auto" w:line="360"/>
+        <w:rPr>
+          <w:lang w:val="en-US" w:eastAsia="en-US" w:bidi="ar-SA"/>
+        </w:rPr>
+      </w:pPr>
+      <w:r>
+        <w:rPr>
+          <w:lang w:val="en-US" w:eastAsia="en-US" w:bidi="ar-SA"/>
+        </w:rPr>
+        <w:t xml:space="preserve">Neon Companion </w:t>
+      </w:r>
+      <w:r>
+        <w:rPr>
+          <w:lang w:val="bg-BG" w:eastAsia="en-US" w:bidi="ar-SA"/>
+        </w:rPr>
+        <w:t>е мобилно приложение, което позволява да се гледа запис в по време на записването му. Като допълнително могат да се видят и позицията на очите, както и записите от камерите, които ги заснемат. След като приключи записът приложението позволява той да бъде качен във P</w:t>
+      </w:r>
+      <w:r>
+        <w:rPr>
+          <w:lang w:val="en-US" w:eastAsia="en-US" w:bidi="ar-SA"/>
+        </w:rPr>
+        <w:t>upil Cloud. [5]</w:t>
+      </w:r>
+    </w:p>
+    <w:p>
+      <w:pPr>
+        <w:pStyle w:val="Normal"/>
+        <w:bidi w:val="0"/>
+        <w:spacing w:lineRule="auto" w:line="360"/>
+        <w:rPr>
+          <w:lang w:val="en-US" w:eastAsia="en-US" w:bidi="ar-SA"/>
+        </w:rPr>
+      </w:pPr>
+      <w:r>
+        <w:rPr>
+          <w:lang w:val="bg-BG" w:eastAsia="en-US" w:bidi="ar-SA"/>
+        </w:rPr>
+        <w:t>P</w:t>
+      </w:r>
+      <w:r>
+        <w:rPr>
+          <w:lang w:val="en-US" w:eastAsia="en-US" w:bidi="ar-SA"/>
+        </w:rPr>
+        <w:t xml:space="preserve">upil Cloud </w:t>
+      </w:r>
+      <w:r>
+        <w:rPr>
+          <w:lang w:val="bg-BG" w:eastAsia="en-US" w:bidi="ar-SA"/>
+        </w:rPr>
+        <w:t xml:space="preserve">позволява запазването на записите на едно място, както и допълнителната им обработка и визуализация. </w:t>
+      </w:r>
+      <w:r>
+        <w:rPr>
+          <w:lang w:val="en-US" w:eastAsia="en-US" w:bidi="ar-SA"/>
+        </w:rPr>
+        <w:t>[5]</w:t>
+      </w:r>
+      <w:r>
+        <w:br w:type="page"/>
+      </w:r>
+    </w:p>
+    <w:p>
+      <w:pPr>
+        <w:pStyle w:val="ListParagraph"/>
+        <w:numPr>
+          <w:ilvl w:val="0"/>
+          <w:numId w:val="4"/>
+        </w:numPr>
+        <w:overflowPunct w:val="true"/>
+        <w:spacing w:lineRule="auto" w:line="276" w:before="0" w:after="0"/>
+        <w:ind w:hanging="357" w:left="357"/>
+        <w:contextualSpacing/>
+        <w:outlineLvl w:val="0"/>
+        <w:rPr>
+          <w:b/>
+          <w:bCs/>
+          <w:sz w:val="32"/>
+          <w:szCs w:val="28"/>
+          <w:lang w:val="bg-BG" w:eastAsia="en-US" w:bidi="ar-SA"/>
+        </w:rPr>
+      </w:pPr>
+      <w:bookmarkStart w:id="13" w:name="__RefHeading___Toc769_4111958324"/>
+      <w:bookmarkEnd w:id="13"/>
+      <w:r>
+        <w:rPr>
+          <w:b/>
+          <w:bCs/>
+          <w:sz w:val="32"/>
+          <w:szCs w:val="32"/>
+          <w:lang w:val="bg-BG" w:eastAsia="en-US" w:bidi="ar-SA"/>
+        </w:rPr>
+        <w:t>Софтуер за класифициране на данните</w:t>
+      </w:r>
+    </w:p>
+    <w:p>
+      <w:pPr>
+        <w:pStyle w:val="Normal"/>
+        <w:bidi w:val="0"/>
+        <w:spacing w:lineRule="auto" w:line="360"/>
+        <w:rPr>
+          <w:lang w:val="bg-BG" w:eastAsia="en-US" w:bidi="ar-SA"/>
+        </w:rPr>
+      </w:pPr>
+      <w:r>
+        <w:rPr>
+          <w:lang w:val="bg-BG" w:eastAsia="en-US" w:bidi="ar-SA"/>
+        </w:rPr>
+        <w:t xml:space="preserve">След събирането на данните, те трябва да бъдат категоризирани. Част от данните се очаква да бъдат категоризирани на ръка, а след събирането на достатъчно голям брой категоризирани данни, да се създаде модел за машинно обучение, който с достатъчно голяма точност да успява да категоризира данните от един запис, а потребителя само да поправя грешките. За целта е нужно приложение, което позволява не само лесното добавяне на събития, но и тяхното редактиране. </w:t>
+      </w:r>
+    </w:p>
+    <w:p>
+      <w:pPr>
+        <w:pStyle w:val="Normal"/>
+        <w:bidi w:val="0"/>
+        <w:spacing w:lineRule="auto" w:line="360"/>
+        <w:rPr>
+          <w:lang w:val="bg-BG" w:eastAsia="en-US" w:bidi="ar-SA"/>
+        </w:rPr>
+      </w:pPr>
+      <w:r>
+        <w:rPr>
+          <w:lang w:val="bg-BG" w:eastAsia="en-US" w:bidi="ar-SA"/>
+        </w:rPr>
+        <w:t>При търсенето на съществуващи решения, не е открито такова, което да позволява лесно модифициране на данните в нужният формат. Повечето от съществуващите решения, предлагат само платени версии, като много от тях са облачно-базирани услуги. С цел намаляване на риска, свързан с качването на чувствителна информация (като гласовите и очните данни на участниците в експеримента) в външни облачни хранилища, както и с оглед на намаляване на разходите, е взето решение да бъде разработено специализирано приложение за класификация на данни.</w:t>
+      </w:r>
+    </w:p>
+    <w:p>
+      <w:pPr>
+        <w:pStyle w:val="ListParagraph"/>
+        <w:widowControl/>
+        <w:numPr>
+          <w:ilvl w:val="1"/>
+          <w:numId w:val="4"/>
+        </w:numPr>
+        <w:suppressAutoHyphens w:val="true"/>
+        <w:overflowPunct w:val="true"/>
+        <w:bidi w:val="0"/>
+        <w:spacing w:lineRule="auto" w:line="276" w:before="0" w:after="0"/>
+        <w:ind w:hanging="340" w:left="1077" w:right="0"/>
+        <w:contextualSpacing/>
+        <w:jc w:val="left"/>
+        <w:outlineLvl w:val="0"/>
+        <w:rPr>
+          <w:b/>
+          <w:bCs/>
+          <w:sz w:val="32"/>
+          <w:szCs w:val="28"/>
+          <w:lang w:val="bg-BG" w:eastAsia="en-US" w:bidi="ar-SA"/>
+        </w:rPr>
+      </w:pPr>
+      <w:bookmarkStart w:id="14" w:name="__RefHeading___Toc2735_4158184810"/>
+      <w:bookmarkEnd w:id="14"/>
+      <w:r>
+        <w:rPr>
+          <w:b/>
+          <w:bCs/>
+          <w:sz w:val="32"/>
+          <w:szCs w:val="32"/>
           <w:lang w:val="bg-BG" w:eastAsia="en-US" w:bidi="ar-SA"/>
         </w:rPr>
         <w:t>Изисквания, архитектура и организация на данните</w:t>
@@ -3809,7 +4525,7 @@
       </w:pPr>
       <w:r>
         <w:drawing>
-          <wp:anchor behindDoc="0" distT="0" distB="0" distL="0" distR="0" simplePos="0" locked="0" layoutInCell="0" allowOverlap="1" relativeHeight="5">
+          <wp:anchor distT="0" distB="0" distL="0" distR="0" simplePos="0" relativeHeight="5" behindDoc="0" locked="0" layoutInCell="0" allowOverlap="1">
             <wp:simplePos x="0" y="0"/>
             <wp:positionH relativeFrom="column">
               <wp:align>center</wp:align>
@@ -3820,7 +4536,7 @@
             <wp:extent cx="5939790" cy="2484755"/>
             <wp:effectExtent l="0" t="0" r="0" b="0"/>
             <wp:wrapTopAndBottom/>
-            <wp:docPr id="1" name="Image4" descr=""/>
+            <wp:docPr id="1" name="Image4"/>
             <wp:cNvGraphicFramePr>
               <a:graphicFrameLocks xmlns:a="http://schemas.openxmlformats.org/drawingml/2006/main" noChangeAspect="1"/>
             </wp:cNvGraphicFramePr>
@@ -3828,13 +4544,13 @@
               <a:graphicData uri="http://schemas.openxmlformats.org/drawingml/2006/picture">
                 <pic:pic xmlns:pic="http://schemas.openxmlformats.org/drawingml/2006/picture">
                   <pic:nvPicPr>
-                    <pic:cNvPr id="1" name="Image4" descr=""/>
+                    <pic:cNvPr id="1" name="Image4"/>
                     <pic:cNvPicPr>
                       <a:picLocks noChangeAspect="1" noChangeArrowheads="1"/>
                     </pic:cNvPicPr>
                   </pic:nvPicPr>
                   <pic:blipFill>
-                    <a:blip r:embed="rId2"/>
+                    <a:blip r:embed="rId4"/>
                     <a:stretch>
                       <a:fillRect/>
                     </a:stretch>
@@ -3893,7 +4609,7 @@
       <w:r>
         <w:rPr/>
         <w:drawing>
-          <wp:anchor behindDoc="0" distT="0" distB="0" distL="0" distR="0" simplePos="0" locked="0" layoutInCell="0" allowOverlap="1" relativeHeight="6">
+          <wp:anchor distT="0" distB="0" distL="0" distR="0" simplePos="0" relativeHeight="6" behindDoc="0" locked="0" layoutInCell="0" allowOverlap="1">
             <wp:simplePos x="0" y="0"/>
             <wp:positionH relativeFrom="column">
               <wp:posOffset>0</wp:posOffset>
@@ -3904,7 +4620,7 @@
             <wp:extent cx="5939790" cy="2454275"/>
             <wp:effectExtent l="0" t="0" r="0" b="0"/>
             <wp:wrapTopAndBottom/>
-            <wp:docPr id="2" name="Image5" descr=""/>
+            <wp:docPr id="2" name="Image5"/>
             <wp:cNvGraphicFramePr>
               <a:graphicFrameLocks xmlns:a="http://schemas.openxmlformats.org/drawingml/2006/main" noChangeAspect="1"/>
             </wp:cNvGraphicFramePr>
@@ -3912,13 +4628,13 @@
               <a:graphicData uri="http://schemas.openxmlformats.org/drawingml/2006/picture">
                 <pic:pic xmlns:pic="http://schemas.openxmlformats.org/drawingml/2006/picture">
                   <pic:nvPicPr>
-                    <pic:cNvPr id="2" name="Image5" descr=""/>
+                    <pic:cNvPr id="2" name="Image5"/>
                     <pic:cNvPicPr>
                       <a:picLocks noChangeAspect="1" noChangeArrowheads="1"/>
                     </pic:cNvPicPr>
                   </pic:nvPicPr>
                   <pic:blipFill>
-                    <a:blip r:embed="rId3"/>
+                    <a:blip r:embed="rId5"/>
                     <a:stretch>
                       <a:fillRect/>
                     </a:stretch>
@@ -3981,7 +4697,7 @@
       </w:pPr>
       <w:r>
         <w:drawing>
-          <wp:anchor behindDoc="0" distT="0" distB="0" distL="0" distR="0" simplePos="0" locked="0" layoutInCell="0" allowOverlap="1" relativeHeight="7">
+          <wp:anchor distT="0" distB="0" distL="0" distR="0" simplePos="0" relativeHeight="7" behindDoc="0" locked="0" layoutInCell="0" allowOverlap="1">
             <wp:simplePos x="0" y="0"/>
             <wp:positionH relativeFrom="column">
               <wp:align>center</wp:align>
@@ -3992,7 +4708,7 @@
             <wp:extent cx="5939790" cy="2470785"/>
             <wp:effectExtent l="0" t="0" r="0" b="0"/>
             <wp:wrapSquare wrapText="largest"/>
-            <wp:docPr id="3" name="Image6" descr=""/>
+            <wp:docPr id="3" name="Image6"/>
             <wp:cNvGraphicFramePr>
               <a:graphicFrameLocks xmlns:a="http://schemas.openxmlformats.org/drawingml/2006/main" noChangeAspect="1"/>
             </wp:cNvGraphicFramePr>
@@ -4000,13 +4716,13 @@
               <a:graphicData uri="http://schemas.openxmlformats.org/drawingml/2006/picture">
                 <pic:pic xmlns:pic="http://schemas.openxmlformats.org/drawingml/2006/picture">
                   <pic:nvPicPr>
-                    <pic:cNvPr id="3" name="Image6" descr=""/>
+                    <pic:cNvPr id="3" name="Image6"/>
                     <pic:cNvPicPr>
                       <a:picLocks noChangeAspect="1" noChangeArrowheads="1"/>
                     </pic:cNvPicPr>
                   </pic:nvPicPr>
                   <pic:blipFill>
-                    <a:blip r:embed="rId4"/>
+                    <a:blip r:embed="rId6"/>
                     <a:stretch>
                       <a:fillRect/>
                     </a:stretch>
@@ -4062,7 +4778,7 @@
           <w:lang w:val="bg-BG"/>
         </w:rPr>
         <w:drawing>
-          <wp:anchor behindDoc="0" distT="0" distB="0" distL="0" distR="0" simplePos="0" locked="0" layoutInCell="0" allowOverlap="1" relativeHeight="8">
+          <wp:anchor distT="0" distB="0" distL="0" distR="0" simplePos="0" relativeHeight="8" behindDoc="0" locked="0" layoutInCell="0" allowOverlap="1">
             <wp:simplePos x="0" y="0"/>
             <wp:positionH relativeFrom="column">
               <wp:align>center</wp:align>
@@ -4073,7 +4789,7 @@
             <wp:extent cx="5939790" cy="2483485"/>
             <wp:effectExtent l="0" t="0" r="0" b="0"/>
             <wp:wrapSquare wrapText="largest"/>
-            <wp:docPr id="4" name="Image7" descr=""/>
+            <wp:docPr id="4" name="Image7"/>
             <wp:cNvGraphicFramePr>
               <a:graphicFrameLocks xmlns:a="http://schemas.openxmlformats.org/drawingml/2006/main" noChangeAspect="1"/>
             </wp:cNvGraphicFramePr>
@@ -4081,13 +4797,13 @@
               <a:graphicData uri="http://schemas.openxmlformats.org/drawingml/2006/picture">
                 <pic:pic xmlns:pic="http://schemas.openxmlformats.org/drawingml/2006/picture">
                   <pic:nvPicPr>
-                    <pic:cNvPr id="4" name="Image7" descr=""/>
+                    <pic:cNvPr id="4" name="Image7"/>
                     <pic:cNvPicPr>
                       <a:picLocks noChangeAspect="1" noChangeArrowheads="1"/>
                     </pic:cNvPicPr>
                   </pic:nvPicPr>
                   <pic:blipFill>
-                    <a:blip r:embed="rId5"/>
+                    <a:blip r:embed="rId7"/>
                     <a:stretch>
                       <a:fillRect/>
                     </a:stretch>
@@ -4139,10 +4855,10 @@
         <w:widowControl/>
         <w:numPr>
           <w:ilvl w:val="1"/>
-          <w:numId w:val="3"/>
+          <w:numId w:val="4"/>
         </w:numPr>
         <w:suppressAutoHyphens w:val="true"/>
-        <w:overflowPunct w:val="false"/>
+        <w:overflowPunct w:val="true"/>
         <w:bidi w:val="0"/>
         <w:spacing w:lineRule="auto" w:line="276" w:before="0" w:after="0"/>
         <w:ind w:hanging="340" w:left="1077" w:right="0"/>
@@ -4157,8 +4873,8 @@
           <w:lang w:val="bg-BG" w:eastAsia="en-US" w:bidi="ar-SA"/>
         </w:rPr>
       </w:pPr>
-      <w:bookmarkStart w:id="8" w:name="__RefHeading___Toc2737_4158184810"/>
-      <w:bookmarkEnd w:id="8"/>
+      <w:bookmarkStart w:id="15" w:name="__RefHeading___Toc2737_4158184810"/>
+      <w:bookmarkEnd w:id="15"/>
       <w:r>
         <w:rPr>
           <w:b/>
@@ -4175,7 +4891,7 @@
         <w:pStyle w:val="Normal"/>
         <w:numPr>
           <w:ilvl w:val="0"/>
-          <w:numId w:val="8"/>
+          <w:numId w:val="5"/>
         </w:numPr>
         <w:spacing w:lineRule="auto" w:line="360"/>
         <w:rPr/>
@@ -4204,7 +4920,7 @@
         <w:pStyle w:val="Normal"/>
         <w:numPr>
           <w:ilvl w:val="0"/>
-          <w:numId w:val="8"/>
+          <w:numId w:val="5"/>
         </w:numPr>
         <w:spacing w:lineRule="auto" w:line="360"/>
         <w:rPr>
@@ -4248,10 +4964,10 @@
         <w:widowControl/>
         <w:numPr>
           <w:ilvl w:val="1"/>
-          <w:numId w:val="3"/>
+          <w:numId w:val="4"/>
         </w:numPr>
         <w:suppressAutoHyphens w:val="true"/>
-        <w:overflowPunct w:val="false"/>
+        <w:overflowPunct w:val="true"/>
         <w:bidi w:val="0"/>
         <w:spacing w:lineRule="auto" w:line="276" w:before="0" w:after="0"/>
         <w:ind w:hanging="340" w:left="1077" w:right="0"/>
@@ -4266,8 +4982,8 @@
           <w:lang w:val="bg-BG" w:eastAsia="en-US" w:bidi="ar-SA"/>
         </w:rPr>
       </w:pPr>
-      <w:bookmarkStart w:id="9" w:name="__RefHeading___Toc2739_4158184810"/>
-      <w:bookmarkEnd w:id="9"/>
+      <w:bookmarkStart w:id="16" w:name="__RefHeading___Toc2739_4158184810"/>
+      <w:bookmarkEnd w:id="16"/>
       <w:r>
         <w:rPr>
           <w:b/>
@@ -4285,10 +5001,10 @@
         <w:widowControl/>
         <w:numPr>
           <w:ilvl w:val="2"/>
-          <w:numId w:val="3"/>
+          <w:numId w:val="4"/>
         </w:numPr>
         <w:suppressAutoHyphens w:val="true"/>
-        <w:overflowPunct w:val="false"/>
+        <w:overflowPunct w:val="true"/>
         <w:bidi w:val="0"/>
         <w:spacing w:lineRule="auto" w:line="276" w:before="0" w:after="0"/>
         <w:ind w:hanging="340" w:left="1474" w:right="0"/>
@@ -4303,8 +5019,8 @@
           <w:lang w:val="bg-BG" w:eastAsia="en-US" w:bidi="ar-SA"/>
         </w:rPr>
       </w:pPr>
-      <w:bookmarkStart w:id="10" w:name="__RefHeading___Toc2741_4158184810"/>
-      <w:bookmarkEnd w:id="10"/>
+      <w:bookmarkStart w:id="17" w:name="__RefHeading___Toc2741_4158184810"/>
+      <w:bookmarkEnd w:id="17"/>
       <w:r>
         <w:rPr>
           <w:b/>
@@ -4322,10 +5038,10 @@
         <w:widowControl/>
         <w:numPr>
           <w:ilvl w:val="2"/>
-          <w:numId w:val="3"/>
+          <w:numId w:val="4"/>
         </w:numPr>
         <w:suppressAutoHyphens w:val="true"/>
-        <w:overflowPunct w:val="false"/>
+        <w:overflowPunct w:val="true"/>
         <w:bidi w:val="0"/>
         <w:spacing w:lineRule="auto" w:line="276" w:before="0" w:after="0"/>
         <w:ind w:hanging="0" w:left="1134" w:right="0"/>
@@ -4340,8 +5056,8 @@
           <w:lang w:val="bg-BG" w:eastAsia="en-US" w:bidi="ar-SA"/>
         </w:rPr>
       </w:pPr>
-      <w:bookmarkStart w:id="11" w:name="__RefHeading___Toc2743_4158184810"/>
-      <w:bookmarkEnd w:id="11"/>
+      <w:bookmarkStart w:id="18" w:name="__RefHeading___Toc2743_4158184810"/>
+      <w:bookmarkEnd w:id="18"/>
       <w:r>
         <w:rPr>
           <w:b/>
@@ -4359,10 +5075,10 @@
         <w:widowControl/>
         <w:numPr>
           <w:ilvl w:val="1"/>
-          <w:numId w:val="3"/>
+          <w:numId w:val="4"/>
         </w:numPr>
         <w:suppressAutoHyphens w:val="true"/>
-        <w:overflowPunct w:val="false"/>
+        <w:overflowPunct w:val="true"/>
         <w:bidi w:val="0"/>
         <w:spacing w:lineRule="auto" w:line="276" w:before="0" w:after="0"/>
         <w:ind w:hanging="0" w:left="737" w:right="0"/>
@@ -4377,8 +5093,8 @@
           <w:lang w:val="bg-BG" w:eastAsia="en-US" w:bidi="ar-SA"/>
         </w:rPr>
       </w:pPr>
-      <w:bookmarkStart w:id="12" w:name="__RefHeading___Toc2745_4158184810"/>
-      <w:bookmarkEnd w:id="12"/>
+      <w:bookmarkStart w:id="19" w:name="__RefHeading___Toc2745_4158184810"/>
+      <w:bookmarkEnd w:id="19"/>
       <w:r>
         <w:rPr>
           <w:b/>
@@ -4394,12 +5110,8 @@
       <w:pPr>
         <w:pStyle w:val="ListParagraph"/>
         <w:widowControl/>
-        <w:numPr>
-          <w:ilvl w:val="0"/>
-          <w:numId w:val="0"/>
-        </w:numPr>
         <w:suppressAutoHyphens w:val="true"/>
-        <w:overflowPunct w:val="false"/>
+        <w:overflowPunct w:val="true"/>
         <w:spacing w:lineRule="auto" w:line="276" w:before="0" w:after="0"/>
         <w:ind w:hanging="357" w:left="357"/>
         <w:contextualSpacing/>
@@ -4431,9 +5143,9 @@
         <w:pStyle w:val="ListParagraph"/>
         <w:numPr>
           <w:ilvl w:val="0"/>
-          <w:numId w:val="3"/>
+          <w:numId w:val="4"/>
         </w:numPr>
-        <w:overflowPunct w:val="false"/>
+        <w:overflowPunct w:val="true"/>
         <w:spacing w:lineRule="auto" w:line="276" w:before="0" w:after="0"/>
         <w:ind w:hanging="357" w:left="357"/>
         <w:contextualSpacing/>
@@ -4446,8 +5158,8 @@
           <w:lang w:val="bg-BG" w:eastAsia="en-US" w:bidi="ar-SA"/>
         </w:rPr>
       </w:pPr>
-      <w:bookmarkStart w:id="13" w:name="__RefHeading___Toc10516_4158184810"/>
-      <w:bookmarkEnd w:id="13"/>
+      <w:bookmarkStart w:id="20" w:name="__RefHeading___Toc10516_4158184810"/>
+      <w:bookmarkEnd w:id="20"/>
       <w:r>
         <w:rPr>
           <w:b/>
@@ -4575,10 +5287,10 @@
         <w:widowControl/>
         <w:numPr>
           <w:ilvl w:val="1"/>
-          <w:numId w:val="3"/>
+          <w:numId w:val="4"/>
         </w:numPr>
         <w:suppressAutoHyphens w:val="true"/>
-        <w:overflowPunct w:val="false"/>
+        <w:overflowPunct w:val="true"/>
         <w:bidi w:val="0"/>
         <w:spacing w:lineRule="auto" w:line="276" w:before="0" w:after="0"/>
         <w:ind w:hanging="340" w:left="1077" w:right="0"/>
@@ -4593,8 +5305,8 @@
           <w:lang w:val="bg-BG"/>
         </w:rPr>
       </w:pPr>
-      <w:bookmarkStart w:id="14" w:name="__RefHeading___Toc2865_1987151165"/>
-      <w:bookmarkEnd w:id="14"/>
+      <w:bookmarkStart w:id="21" w:name="__RefHeading___Toc2865_1987151165"/>
+      <w:bookmarkEnd w:id="21"/>
       <w:r>
         <w:rPr>
           <w:b/>
@@ -5326,7 +6038,7 @@
         <w:pStyle w:val="ListParagraph"/>
         <w:numPr>
           <w:ilvl w:val="1"/>
-          <w:numId w:val="3"/>
+          <w:numId w:val="4"/>
         </w:numPr>
         <w:rPr>
           <w:b/>
@@ -5834,7 +6546,7 @@
         <w:pStyle w:val="Normal"/>
         <w:widowControl/>
         <w:suppressAutoHyphens w:val="true"/>
-        <w:overflowPunct w:val="true"/>
+        <w:overflowPunct w:val="false"/>
         <w:bidi w:val="0"/>
         <w:spacing w:lineRule="auto" w:line="360" w:before="0" w:after="120"/>
         <w:ind w:firstLine="567" w:left="0" w:right="0"/>
@@ -5867,7 +6579,7 @@
         <w:pStyle w:val="Normal"/>
         <w:widowControl/>
         <w:suppressAutoHyphens w:val="true"/>
-        <w:overflowPunct w:val="true"/>
+        <w:overflowPunct w:val="false"/>
         <w:bidi w:val="0"/>
         <w:spacing w:lineRule="auto" w:line="360" w:before="0" w:after="120"/>
         <w:ind w:firstLine="567" w:left="0" w:right="0"/>
@@ -5888,7 +6600,7 @@
         <w:pStyle w:val="Normal"/>
         <w:widowControl/>
         <w:suppressAutoHyphens w:val="true"/>
-        <w:overflowPunct w:val="true"/>
+        <w:overflowPunct w:val="false"/>
         <w:bidi w:val="0"/>
         <w:spacing w:lineRule="auto" w:line="360" w:before="0" w:after="120"/>
         <w:ind w:firstLine="567" w:left="0" w:right="0"/>
@@ -5921,7 +6633,7 @@
         <w:pStyle w:val="Normal"/>
         <w:widowControl/>
         <w:suppressAutoHyphens w:val="true"/>
-        <w:overflowPunct w:val="true"/>
+        <w:overflowPunct w:val="false"/>
         <w:bidi w:val="0"/>
         <w:spacing w:lineRule="auto" w:line="360" w:before="0" w:after="120"/>
         <w:ind w:firstLine="567" w:left="0" w:right="0"/>
@@ -5954,7 +6666,7 @@
         <w:pStyle w:val="Normal"/>
         <w:widowControl/>
         <w:suppressAutoHyphens w:val="true"/>
-        <w:overflowPunct w:val="true"/>
+        <w:overflowPunct w:val="false"/>
         <w:bidi w:val="0"/>
         <w:spacing w:lineRule="auto" w:line="360" w:before="0" w:after="120"/>
         <w:ind w:firstLine="567" w:left="0" w:right="0"/>
@@ -5999,7 +6711,7 @@
         <w:pStyle w:val="Normal"/>
         <w:widowControl/>
         <w:suppressAutoHyphens w:val="true"/>
-        <w:overflowPunct w:val="true"/>
+        <w:overflowPunct w:val="false"/>
         <w:bidi w:val="0"/>
         <w:spacing w:lineRule="auto" w:line="360" w:before="0" w:after="120"/>
         <w:ind w:firstLine="567" w:left="0" w:right="0"/>
@@ -6032,7 +6744,7 @@
         <w:pStyle w:val="Normal"/>
         <w:widowControl/>
         <w:suppressAutoHyphens w:val="true"/>
-        <w:overflowPunct w:val="true"/>
+        <w:overflowPunct w:val="false"/>
         <w:bidi w:val="0"/>
         <w:spacing w:lineRule="auto" w:line="360" w:before="0" w:after="120"/>
         <w:ind w:firstLine="567" w:left="0" w:right="0"/>
@@ -6071,7 +6783,7 @@
         <w:pStyle w:val="Normal"/>
         <w:widowControl/>
         <w:suppressAutoHyphens w:val="true"/>
-        <w:overflowPunct w:val="true"/>
+        <w:overflowPunct w:val="false"/>
         <w:bidi w:val="0"/>
         <w:spacing w:lineRule="auto" w:line="360" w:before="0" w:after="120"/>
         <w:ind w:firstLine="567" w:left="0" w:right="0"/>
@@ -6110,7 +6822,7 @@
         <w:pStyle w:val="Normal"/>
         <w:widowControl/>
         <w:suppressAutoHyphens w:val="true"/>
-        <w:overflowPunct w:val="true"/>
+        <w:overflowPunct w:val="false"/>
         <w:bidi w:val="0"/>
         <w:spacing w:lineRule="auto" w:line="360" w:before="0" w:after="120"/>
         <w:ind w:firstLine="567" w:left="0" w:right="0"/>
@@ -6137,7 +6849,7 @@
         <w:pStyle w:val="Normal"/>
         <w:widowControl/>
         <w:suppressAutoHyphens w:val="true"/>
-        <w:overflowPunct w:val="true"/>
+        <w:overflowPunct w:val="false"/>
         <w:bidi w:val="0"/>
         <w:spacing w:lineRule="auto" w:line="360" w:before="0" w:after="120"/>
         <w:ind w:firstLine="567" w:left="0" w:right="0"/>
@@ -6164,7 +6876,7 @@
         <w:pStyle w:val="Normal"/>
         <w:widowControl/>
         <w:suppressAutoHyphens w:val="true"/>
-        <w:overflowPunct w:val="true"/>
+        <w:overflowPunct w:val="false"/>
         <w:bidi w:val="0"/>
         <w:spacing w:lineRule="auto" w:line="360" w:before="0" w:after="120"/>
         <w:ind w:firstLine="567" w:left="0" w:right="0"/>
@@ -6191,7 +6903,7 @@
         <w:pStyle w:val="Normal"/>
         <w:widowControl/>
         <w:suppressAutoHyphens w:val="true"/>
-        <w:overflowPunct w:val="true"/>
+        <w:overflowPunct w:val="false"/>
         <w:bidi w:val="0"/>
         <w:spacing w:lineRule="auto" w:line="360" w:before="0" w:after="120"/>
         <w:ind w:firstLine="567" w:left="0" w:right="0"/>
@@ -6230,7 +6942,7 @@
         <w:pStyle w:val="ListParagraph"/>
         <w:numPr>
           <w:ilvl w:val="1"/>
-          <w:numId w:val="3"/>
+          <w:numId w:val="4"/>
         </w:numPr>
         <w:rPr>
           <w:b/>
@@ -6274,7 +6986,7 @@
         <w:pStyle w:val="Normal"/>
         <w:widowControl/>
         <w:suppressAutoHyphens w:val="true"/>
-        <w:overflowPunct w:val="true"/>
+        <w:overflowPunct w:val="false"/>
         <w:bidi w:val="0"/>
         <w:spacing w:lineRule="auto" w:line="360" w:before="0" w:after="120"/>
         <w:ind w:firstLine="567" w:left="0" w:right="0"/>
@@ -6298,9 +7010,9 @@
         <w:pStyle w:val="ListParagraph"/>
         <w:numPr>
           <w:ilvl w:val="0"/>
-          <w:numId w:val="3"/>
+          <w:numId w:val="4"/>
         </w:numPr>
-        <w:overflowPunct w:val="false"/>
+        <w:overflowPunct w:val="true"/>
         <w:spacing w:lineRule="auto" w:line="276" w:before="0" w:after="0"/>
         <w:ind w:hanging="357" w:left="357"/>
         <w:contextualSpacing/>
@@ -6313,8 +7025,8 @@
           <w:lang w:val="bg-BG" w:eastAsia="en-US" w:bidi="ar-SA"/>
         </w:rPr>
       </w:pPr>
-      <w:bookmarkStart w:id="15" w:name="__RefHeading___Toc5688_4158184810"/>
-      <w:bookmarkEnd w:id="15"/>
+      <w:bookmarkStart w:id="22" w:name="__RefHeading___Toc5688_4158184810"/>
+      <w:bookmarkEnd w:id="22"/>
       <w:r>
         <w:rPr>
           <w:b/>
@@ -6332,10 +7044,10 @@
         <w:widowControl/>
         <w:numPr>
           <w:ilvl w:val="1"/>
-          <w:numId w:val="3"/>
+          <w:numId w:val="4"/>
         </w:numPr>
         <w:suppressAutoHyphens w:val="true"/>
-        <w:overflowPunct w:val="false"/>
+        <w:overflowPunct w:val="true"/>
         <w:bidi w:val="0"/>
         <w:spacing w:lineRule="auto" w:line="276" w:before="0" w:after="0"/>
         <w:ind w:hanging="340" w:left="1077" w:right="0"/>
@@ -6350,6 +7062,8 @@
           <w:lang w:val="bg-BG" w:eastAsia="en-US" w:bidi="ar-SA"/>
         </w:rPr>
       </w:pPr>
+      <w:bookmarkStart w:id="23" w:name="__RefHeading___Toc771_4111958324"/>
+      <w:bookmarkEnd w:id="23"/>
       <w:r>
         <w:rPr>
           <w:b/>
@@ -6366,7 +7080,7 @@
         <w:pStyle w:val="Normal"/>
         <w:widowControl/>
         <w:suppressAutoHyphens w:val="true"/>
-        <w:overflowPunct w:val="true"/>
+        <w:overflowPunct w:val="false"/>
         <w:bidi w:val="0"/>
         <w:spacing w:lineRule="auto" w:line="360" w:before="0" w:after="120"/>
         <w:ind w:firstLine="567" w:left="0" w:right="0"/>
@@ -6379,19 +7093,7 @@
         <w:rPr>
           <w:lang w:val="bg-BG"/>
         </w:rPr>
-        <w:t xml:space="preserve">След класифицирането на данните с помощта на разработеното приложение за тази цел, за всеки един участник в експеримента, са налички следните полезни файлове: „3d_eye_states.csv“, „blinks.csv“, „fixations.csv“, „gaze.csv“, „imu.csv“, „labels.csv“ </w:t>
-      </w:r>
-      <w:r>
-        <w:rPr>
-          <w:lang w:val="bg-BG"/>
-        </w:rPr>
-        <w:t>и</w:t>
-      </w:r>
-      <w:r>
-        <w:rPr>
-          <w:lang w:val="bg-BG"/>
-        </w:rPr>
-        <w:t xml:space="preserve"> „saccades.csv“.</w:t>
+        <w:t>След класифицирането на данните с помощта на разработеното приложение за тази цел, за всеки един участник в експеримента, са налички следните полезни файлове: „3d_eye_states.csv“, „blinks.csv“, „fixations.csv“, „gaze.csv“, „imu.csv“, „labels.csv“ и „saccades.csv“.</w:t>
       </w:r>
     </w:p>
     <w:p>
@@ -6399,7 +7101,7 @@
         <w:pStyle w:val="Normal"/>
         <w:widowControl/>
         <w:suppressAutoHyphens w:val="true"/>
-        <w:overflowPunct w:val="true"/>
+        <w:overflowPunct w:val="false"/>
         <w:bidi w:val="0"/>
         <w:spacing w:lineRule="auto" w:line="360" w:before="0" w:after="120"/>
         <w:jc w:val="left"/>
@@ -6423,13 +7125,7 @@
         <w:rPr>
           <w:lang w:val="bg-BG"/>
         </w:rPr>
-        <w:t xml:space="preserve">Този формат се използва за </w:t>
-      </w:r>
-      <w:r>
-        <w:rPr>
-          <w:lang w:val="bg-BG"/>
-        </w:rPr>
-        <w:t xml:space="preserve">запазване на данни в прав текст, които представляват раблица. Това става като всеки нов ред във файлът се третита като отделен ред в таблицата, а стойностите на даденият ред се разделят със запетая. Всяка стойност определя отделна колона в таблицата. Стойностите на първият ред от файла се третират като заглавията на съответната колона. </w:t>
+        <w:t xml:space="preserve">Този формат се използва за запазване на данни в прав текст, които представляват раблица. Това става като всеки нов ред във файлът се третита като отделен ред в таблицата, а стойностите на даденият ред се разделят със запетая. Всяка стойност определя отделна колона в таблицата. Стойностите на първият ред от файла се третират като заглавията на съответната колона. </w:t>
       </w:r>
       <w:r>
         <w:rPr>
@@ -6443,7 +7139,7 @@
         <w:pStyle w:val="Normal"/>
         <w:widowControl/>
         <w:suppressAutoHyphens w:val="true"/>
-        <w:overflowPunct w:val="true"/>
+        <w:overflowPunct w:val="false"/>
         <w:bidi w:val="0"/>
         <w:spacing w:lineRule="auto" w:line="360" w:before="0" w:after="120"/>
         <w:jc w:val="left"/>
@@ -6455,19 +7151,7 @@
         <w:rPr>
           <w:lang w:val="bg-BG"/>
         </w:rPr>
-        <w:t xml:space="preserve">Всеки един от файловете съдържа колоната „recording id“, която служи за идентификация на дадения запис, а стойността й е уникална и всички записи. Колоната се използва многократно при организирането и предварителната обработка на данните, както е описано </w:t>
-      </w:r>
-      <w:r>
-        <w:rPr>
-          <w:lang w:val="bg-BG"/>
-        </w:rPr>
-        <w:t>в следващата подточка</w:t>
-      </w:r>
-      <w:r>
-        <w:rPr>
-          <w:lang w:val="bg-BG"/>
-        </w:rPr>
-        <w:t>.</w:t>
+        <w:t>Всеки един от файловете съдържа колоната „recording id“, която служи за идентификация на дадения запис, а стойността й е уникална и всички записи. Колоната се използва многократно при организирането и предварителната обработка на данните, както е описано в следващата подточка.</w:t>
       </w:r>
     </w:p>
     <w:p>
@@ -6475,7 +7159,7 @@
         <w:pStyle w:val="Normal"/>
         <w:widowControl/>
         <w:suppressAutoHyphens w:val="true"/>
-        <w:overflowPunct w:val="true"/>
+        <w:overflowPunct w:val="false"/>
         <w:bidi w:val="0"/>
         <w:spacing w:lineRule="auto" w:line="360" w:before="0" w:after="120"/>
         <w:jc w:val="left"/>
@@ -6487,43 +7171,7 @@
         <w:rPr>
           <w:lang w:val="bg-BG"/>
         </w:rPr>
-        <w:t>Файловете „</w:t>
-      </w:r>
-      <w:r>
-        <w:rPr>
-          <w:lang w:val="bg-BG"/>
-        </w:rPr>
-        <w:t>3d_eye_states.csv</w:t>
-      </w:r>
-      <w:r>
-        <w:rPr>
-          <w:lang w:val="bg-BG"/>
-        </w:rPr>
-        <w:t>“, „</w:t>
-      </w:r>
-      <w:r>
-        <w:rPr>
-          <w:lang w:val="bg-BG"/>
-        </w:rPr>
-        <w:t>gaze.csv</w:t>
-      </w:r>
-      <w:r>
-        <w:rPr>
-          <w:lang w:val="bg-BG"/>
-        </w:rPr>
-        <w:t>“ и „</w:t>
-      </w:r>
-      <w:r>
-        <w:rPr>
-          <w:lang w:val="bg-BG"/>
-        </w:rPr>
-        <w:t>imu.csv</w:t>
-      </w:r>
-      <w:r>
-        <w:rPr>
-          <w:lang w:val="bg-BG"/>
-        </w:rPr>
-        <w:t xml:space="preserve">“ споделят една и съща колона, а именно „timestamp [ns]“. Тази колкона показва в коя наносекунда е направено даденото измерване. </w:t>
+        <w:t xml:space="preserve">Файловете „3d_eye_states.csv“, „gaze.csv“ и „imu.csv“ споделят една и съща колона, а именно „timestamp [ns]“. Тази колкона показва в коя наносекунда е направено даденото измерване. </w:t>
       </w:r>
     </w:p>
     <w:p>
@@ -6531,7 +7179,7 @@
         <w:pStyle w:val="Normal"/>
         <w:widowControl/>
         <w:suppressAutoHyphens w:val="true"/>
-        <w:overflowPunct w:val="true"/>
+        <w:overflowPunct w:val="false"/>
         <w:bidi w:val="0"/>
         <w:spacing w:lineRule="auto" w:line="360" w:before="0" w:after="120"/>
         <w:jc w:val="left"/>
@@ -6543,73 +7191,7 @@
         <w:rPr>
           <w:lang w:val="bg-BG"/>
         </w:rPr>
-        <w:t>Файловете „</w:t>
-      </w:r>
-      <w:r>
-        <w:rPr>
-          <w:lang w:val="bg-BG"/>
-        </w:rPr>
-        <w:t>fixations.csv</w:t>
-      </w:r>
-      <w:r>
-        <w:rPr>
-          <w:lang w:val="bg-BG"/>
-        </w:rPr>
-        <w:t>“, „</w:t>
-      </w:r>
-      <w:r>
-        <w:rPr>
-          <w:lang w:val="bg-BG"/>
-        </w:rPr>
-        <w:t>saccades.csv</w:t>
-      </w:r>
-      <w:r>
-        <w:rPr>
-          <w:lang w:val="bg-BG"/>
-        </w:rPr>
-        <w:t>“ и „</w:t>
-      </w:r>
-      <w:r>
-        <w:rPr>
-          <w:lang w:val="bg-BG"/>
-        </w:rPr>
-        <w:t>blinks.csv</w:t>
-      </w:r>
-      <w:r>
-        <w:rPr>
-          <w:lang w:val="bg-BG"/>
-        </w:rPr>
-        <w:t xml:space="preserve">“ споделят </w:t>
-      </w:r>
-      <w:r>
-        <w:rPr>
-          <w:lang w:val="bg-BG"/>
-        </w:rPr>
-        <w:t>три</w:t>
-      </w:r>
-      <w:r>
-        <w:rPr>
-          <w:lang w:val="bg-BG"/>
-        </w:rPr>
-        <w:t xml:space="preserve"> едни и същи колони, а именно „start timestamp [ns]“, “end timestamp [ns]“ </w:t>
-      </w:r>
-      <w:r>
-        <w:rPr>
-          <w:lang w:val="bg-BG"/>
-        </w:rPr>
-        <w:t>и „duration [ms]“</w:t>
-      </w:r>
-      <w:r>
-        <w:rPr>
-          <w:lang w:val="bg-BG"/>
-        </w:rPr>
-        <w:t xml:space="preserve"> . </w:t>
-      </w:r>
-      <w:r>
-        <w:rPr>
-          <w:lang w:val="bg-BG"/>
-        </w:rPr>
-        <w:t>Първите две оказват в коя наносекунда е настъпило началото и краят на даденото събитие, а третото – колко милисекунди е продължило даденото даденото събитие. Всеки един от тези файлове и ма и колона, която показва идентифициращият номер на деденото събитие. Името ина тази колона е префикс от името на дадения файли, и думата „</w:t>
+        <w:t>Файловете „fixations.csv“, „saccades.csv“ и „blinks.csv“ споделят три едни и същи колони, а именно „start timestamp [ns]“, “end timestamp [ns]“ и „duration [ms]“ . Първите две оказват в коя наносекунда е настъпило началото и краят на даденото събитие, а третото – колко милисекунди е продължило даденото даденото събитие. Всеки един от тези файлове и ма и колона, която показва идентифициращият номер на деденото събитие. Името ина тази колона е префикс от името на дадения файли, и думата „</w:t>
       </w:r>
       <w:r>
         <w:rPr>
@@ -6629,7 +7211,7 @@
         <w:pStyle w:val="Normal"/>
         <w:widowControl/>
         <w:suppressAutoHyphens w:val="true"/>
-        <w:overflowPunct w:val="true"/>
+        <w:overflowPunct w:val="false"/>
         <w:bidi w:val="0"/>
         <w:spacing w:lineRule="auto" w:line="360" w:before="0" w:after="120"/>
         <w:jc w:val="left"/>
@@ -6641,19 +7223,7 @@
         <w:rPr>
           <w:lang w:val="bg-BG"/>
         </w:rPr>
-        <w:t>Файлът „</w:t>
-      </w:r>
-      <w:r>
-        <w:rPr>
-          <w:lang w:val="bg-BG"/>
-        </w:rPr>
-        <w:t>labels.csv</w:t>
-      </w:r>
-      <w:r>
-        <w:rPr>
-          <w:lang w:val="bg-BG"/>
-        </w:rPr>
-        <w:t>“ също има две колони, показващи началото и краят на събитието, но мерната единица е милисекунди. Имената им са съответно „start timestamp [ms]“ и „end timestamp [ms]“.</w:t>
+        <w:t>Файлът „labels.csv“ също има две колони, показващи началото и краят на събитието, но мерната единица е милисекунди. Имената им са съответно „start timestamp [ms]“ и „end timestamp [ms]“.</w:t>
       </w:r>
     </w:p>
     <w:p>
@@ -6661,7 +7231,7 @@
         <w:pStyle w:val="Normal"/>
         <w:widowControl/>
         <w:suppressAutoHyphens w:val="true"/>
-        <w:overflowPunct w:val="true"/>
+        <w:overflowPunct w:val="false"/>
         <w:bidi w:val="0"/>
         <w:spacing w:lineRule="auto" w:line="360" w:before="0" w:after="120"/>
         <w:jc w:val="left"/>
@@ -6681,7 +7251,7 @@
         <w:pStyle w:val="Normal"/>
         <w:widowControl/>
         <w:suppressAutoHyphens w:val="true"/>
-        <w:overflowPunct w:val="true"/>
+        <w:overflowPunct w:val="false"/>
         <w:bidi w:val="0"/>
         <w:spacing w:lineRule="auto" w:line="360" w:before="0" w:after="120"/>
         <w:jc w:val="left"/>
@@ -6693,13 +7263,7 @@
         <w:rPr>
           <w:lang w:val="bg-BG"/>
         </w:rPr>
-        <w:t xml:space="preserve">3d_eye_states.csv – </w:t>
-      </w:r>
-      <w:r>
-        <w:rPr>
-          <w:lang w:val="bg-BG"/>
-        </w:rPr>
-        <w:t xml:space="preserve">Съдържа </w:t>
+        <w:t xml:space="preserve">3d_eye_states.csv – Съдържа </w:t>
       </w:r>
     </w:p>
     <w:p>
@@ -6708,10 +7272,10 @@
         <w:widowControl/>
         <w:numPr>
           <w:ilvl w:val="1"/>
-          <w:numId w:val="3"/>
+          <w:numId w:val="4"/>
         </w:numPr>
         <w:suppressAutoHyphens w:val="true"/>
-        <w:overflowPunct w:val="false"/>
+        <w:overflowPunct w:val="true"/>
         <w:bidi w:val="0"/>
         <w:spacing w:lineRule="auto" w:line="276" w:before="0" w:after="0"/>
         <w:ind w:hanging="340" w:left="1077" w:right="0"/>
@@ -6726,8 +7290,8 @@
           <w:lang w:val="bg-BG" w:eastAsia="en-US" w:bidi="ar-SA"/>
         </w:rPr>
       </w:pPr>
-      <w:bookmarkStart w:id="16" w:name="__RefHeading___Toc967_4158184810"/>
-      <w:bookmarkEnd w:id="16"/>
+      <w:bookmarkStart w:id="24" w:name="__RefHeading___Toc967_4158184810"/>
+      <w:bookmarkEnd w:id="24"/>
       <w:r>
         <w:rPr>
           <w:b/>
@@ -6744,7 +7308,7 @@
         <w:pStyle w:val="Normal"/>
         <w:widowControl/>
         <w:suppressAutoHyphens w:val="true"/>
-        <w:overflowPunct w:val="true"/>
+        <w:overflowPunct w:val="false"/>
         <w:bidi w:val="0"/>
         <w:spacing w:lineRule="auto" w:line="360" w:before="0" w:after="120"/>
         <w:ind w:firstLine="567" w:left="0" w:right="0"/>
@@ -6762,10 +7326,10 @@
         <w:widowControl/>
         <w:numPr>
           <w:ilvl w:val="1"/>
-          <w:numId w:val="3"/>
+          <w:numId w:val="4"/>
         </w:numPr>
         <w:suppressAutoHyphens w:val="true"/>
-        <w:overflowPunct w:val="false"/>
+        <w:overflowPunct w:val="true"/>
         <w:bidi w:val="0"/>
         <w:spacing w:lineRule="auto" w:line="276" w:before="0" w:after="0"/>
         <w:ind w:hanging="340" w:left="1077" w:right="0"/>
@@ -6780,8 +7344,8 @@
           <w:lang w:val="bg-BG" w:eastAsia="en-US" w:bidi="ar-SA"/>
         </w:rPr>
       </w:pPr>
-      <w:bookmarkStart w:id="17" w:name="__RefHeading___Toc5690_4158184810"/>
-      <w:bookmarkEnd w:id="17"/>
+      <w:bookmarkStart w:id="25" w:name="__RefHeading___Toc5690_4158184810"/>
+      <w:bookmarkEnd w:id="25"/>
       <w:r>
         <w:rPr>
           <w:b/>
@@ -6799,10 +7363,10 @@
         <w:widowControl/>
         <w:numPr>
           <w:ilvl w:val="1"/>
-          <w:numId w:val="3"/>
+          <w:numId w:val="4"/>
         </w:numPr>
         <w:suppressAutoHyphens w:val="true"/>
-        <w:overflowPunct w:val="false"/>
+        <w:overflowPunct w:val="true"/>
         <w:bidi w:val="0"/>
         <w:spacing w:lineRule="auto" w:line="276" w:before="0" w:after="0"/>
         <w:ind w:hanging="340" w:left="1077" w:right="0"/>
@@ -6817,8 +7381,8 @@
           <w:lang w:val="bg-BG" w:eastAsia="en-US" w:bidi="ar-SA"/>
         </w:rPr>
       </w:pPr>
-      <w:bookmarkStart w:id="18" w:name="__RefHeading___Toc5692_4158184810"/>
-      <w:bookmarkEnd w:id="18"/>
+      <w:bookmarkStart w:id="26" w:name="__RefHeading___Toc5692_4158184810"/>
+      <w:bookmarkEnd w:id="26"/>
       <w:r>
         <w:rPr>
           <w:b/>
@@ -6834,12 +7398,8 @@
       <w:pPr>
         <w:pStyle w:val="ListParagraph"/>
         <w:widowControl/>
-        <w:numPr>
-          <w:ilvl w:val="0"/>
-          <w:numId w:val="0"/>
-        </w:numPr>
         <w:suppressAutoHyphens w:val="true"/>
-        <w:overflowPunct w:val="false"/>
+        <w:overflowPunct w:val="true"/>
         <w:spacing w:lineRule="auto" w:line="276" w:before="0" w:after="0"/>
         <w:ind w:hanging="357" w:left="357"/>
         <w:contextualSpacing/>
@@ -6871,9 +7431,9 @@
         <w:pStyle w:val="ListParagraph"/>
         <w:numPr>
           <w:ilvl w:val="0"/>
-          <w:numId w:val="3"/>
+          <w:numId w:val="4"/>
         </w:numPr>
-        <w:overflowPunct w:val="false"/>
+        <w:overflowPunct w:val="true"/>
         <w:spacing w:lineRule="auto" w:line="276" w:before="0" w:after="0"/>
         <w:ind w:hanging="357" w:left="357"/>
         <w:contextualSpacing/>
@@ -6886,8 +7446,8 @@
           <w:lang w:val="bg-BG" w:eastAsia="en-US" w:bidi="ar-SA"/>
         </w:rPr>
       </w:pPr>
-      <w:bookmarkStart w:id="19" w:name="__RefHeading___Toc10518_4158184810"/>
-      <w:bookmarkEnd w:id="19"/>
+      <w:bookmarkStart w:id="27" w:name="__RefHeading___Toc10518_4158184810"/>
+      <w:bookmarkEnd w:id="27"/>
       <w:r>
         <w:rPr>
           <w:b/>
@@ -6947,9 +7507,9 @@
         <w:pStyle w:val="ListParagraph"/>
         <w:numPr>
           <w:ilvl w:val="0"/>
-          <w:numId w:val="3"/>
+          <w:numId w:val="4"/>
         </w:numPr>
-        <w:overflowPunct w:val="false"/>
+        <w:overflowPunct w:val="true"/>
         <w:spacing w:lineRule="auto" w:line="276" w:before="0" w:after="0"/>
         <w:ind w:hanging="357" w:left="357"/>
         <w:contextualSpacing/>
@@ -6962,8 +7522,8 @@
           <w:lang w:val="bg-BG" w:eastAsia="en-US" w:bidi="ar-SA"/>
         </w:rPr>
       </w:pPr>
-      <w:bookmarkStart w:id="20" w:name="__RefHeading___Toc10520_4158184810"/>
-      <w:bookmarkEnd w:id="20"/>
+      <w:bookmarkStart w:id="28" w:name="__RefHeading___Toc10520_4158184810"/>
+      <w:bookmarkEnd w:id="28"/>
       <w:r>
         <w:rPr>
           <w:b/>
@@ -6979,12 +7539,8 @@
       <w:pPr>
         <w:pStyle w:val="ListParagraph"/>
         <w:widowControl/>
-        <w:numPr>
-          <w:ilvl w:val="0"/>
-          <w:numId w:val="0"/>
-        </w:numPr>
         <w:suppressAutoHyphens w:val="true"/>
-        <w:overflowPunct w:val="false"/>
+        <w:overflowPunct w:val="true"/>
         <w:spacing w:lineRule="auto" w:line="276" w:before="0" w:after="0"/>
         <w:ind w:hanging="357" w:left="357"/>
         <w:contextualSpacing/>
@@ -7016,9 +7572,9 @@
         <w:pStyle w:val="ListParagraph"/>
         <w:numPr>
           <w:ilvl w:val="0"/>
-          <w:numId w:val="3"/>
+          <w:numId w:val="4"/>
         </w:numPr>
-        <w:overflowPunct w:val="false"/>
+        <w:overflowPunct w:val="true"/>
         <w:spacing w:lineRule="auto" w:line="276" w:before="0" w:after="0"/>
         <w:ind w:hanging="357" w:left="357"/>
         <w:contextualSpacing/>
@@ -7031,8 +7587,8 @@
           <w:lang w:val="bg-BG" w:eastAsia="en-US" w:bidi="ar-SA"/>
         </w:rPr>
       </w:pPr>
-      <w:bookmarkStart w:id="21" w:name="__RefHeading___Toc5694_4158184810"/>
-      <w:bookmarkEnd w:id="21"/>
+      <w:bookmarkStart w:id="29" w:name="__RefHeading___Toc5694_4158184810"/>
+      <w:bookmarkEnd w:id="29"/>
       <w:r>
         <w:rPr>
           <w:b/>
@@ -7048,12 +7604,8 @@
       <w:pPr>
         <w:pStyle w:val="ListParagraph"/>
         <w:widowControl/>
-        <w:numPr>
-          <w:ilvl w:val="0"/>
-          <w:numId w:val="0"/>
-        </w:numPr>
         <w:suppressAutoHyphens w:val="true"/>
-        <w:overflowPunct w:val="false"/>
+        <w:overflowPunct w:val="true"/>
         <w:spacing w:lineRule="auto" w:line="276" w:before="0" w:after="0"/>
         <w:ind w:hanging="357" w:left="357"/>
         <w:contextualSpacing/>
@@ -7085,9 +7637,9 @@
         <w:pStyle w:val="ListParagraph"/>
         <w:numPr>
           <w:ilvl w:val="0"/>
-          <w:numId w:val="3"/>
+          <w:numId w:val="4"/>
         </w:numPr>
-        <w:overflowPunct w:val="false"/>
+        <w:overflowPunct w:val="true"/>
         <w:spacing w:lineRule="auto" w:line="276" w:before="0" w:after="0"/>
         <w:ind w:hanging="357" w:left="357"/>
         <w:contextualSpacing/>
@@ -7100,8 +7652,8 @@
           <w:lang w:val="bg-BG" w:eastAsia="en-US" w:bidi="ar-SA"/>
         </w:rPr>
       </w:pPr>
-      <w:bookmarkStart w:id="22" w:name="__RefHeading___Toc5696_4158184810"/>
-      <w:bookmarkEnd w:id="22"/>
+      <w:bookmarkStart w:id="30" w:name="__RefHeading___Toc5696_4158184810"/>
+      <w:bookmarkEnd w:id="30"/>
       <w:r>
         <w:rPr>
           <w:b/>
@@ -7117,12 +7669,8 @@
       <w:pPr>
         <w:pStyle w:val="ListParagraph"/>
         <w:widowControl/>
-        <w:numPr>
-          <w:ilvl w:val="0"/>
-          <w:numId w:val="0"/>
-        </w:numPr>
         <w:suppressAutoHyphens w:val="true"/>
-        <w:overflowPunct w:val="false"/>
+        <w:overflowPunct w:val="true"/>
         <w:spacing w:lineRule="auto" w:line="276" w:before="0" w:after="0"/>
         <w:ind w:hanging="357" w:left="357"/>
         <w:contextualSpacing/>
@@ -7154,9 +7702,9 @@
         <w:pStyle w:val="ListParagraph"/>
         <w:numPr>
           <w:ilvl w:val="0"/>
-          <w:numId w:val="3"/>
+          <w:numId w:val="4"/>
         </w:numPr>
-        <w:overflowPunct w:val="false"/>
+        <w:overflowPunct w:val="true"/>
         <w:spacing w:lineRule="auto" w:line="276" w:before="0" w:after="0"/>
         <w:ind w:hanging="357" w:left="357"/>
         <w:contextualSpacing/>
@@ -7169,8 +7717,8 @@
           <w:lang w:val="bg-BG" w:eastAsia="en-US" w:bidi="ar-SA"/>
         </w:rPr>
       </w:pPr>
-      <w:bookmarkStart w:id="23" w:name="__RefHeading___Toc2749_4158184810"/>
-      <w:bookmarkEnd w:id="23"/>
+      <w:bookmarkStart w:id="31" w:name="__RefHeading___Toc2749_4158184810"/>
+      <w:bookmarkEnd w:id="31"/>
       <w:r>
         <w:rPr>
           <w:b/>
@@ -7216,7 +7764,7 @@
         </w:rPr>
         <w:t xml:space="preserve">[1] </w:t>
       </w:r>
-      <w:hyperlink r:id="rId6">
+      <w:hyperlink r:id="rId8">
         <w:r>
           <w:rPr>
             <w:rStyle w:val="Hyperlink"/>
@@ -7239,7 +7787,7 @@
         </w:rPr>
         <w:t xml:space="preserve">[2] </w:t>
       </w:r>
-      <w:hyperlink r:id="rId7">
+      <w:hyperlink r:id="rId9">
         <w:r>
           <w:rPr>
             <w:rStyle w:val="Hyperlink"/>
@@ -7262,7 +7810,7 @@
         </w:rPr>
         <w:t xml:space="preserve">[3] </w:t>
       </w:r>
-      <w:hyperlink r:id="rId8">
+      <w:hyperlink r:id="rId10">
         <w:r>
           <w:rPr>
             <w:rStyle w:val="Hyperlink"/>
@@ -7285,7 +7833,7 @@
         </w:rPr>
         <w:t xml:space="preserve">[4] </w:t>
       </w:r>
-      <w:hyperlink r:id="rId9">
+      <w:hyperlink r:id="rId11">
         <w:r>
           <w:rPr>
             <w:rStyle w:val="Hyperlink"/>
@@ -7308,7 +7856,7 @@
         </w:rPr>
         <w:t xml:space="preserve">[5] </w:t>
       </w:r>
-      <w:hyperlink r:id="rId10">
+      <w:hyperlink r:id="rId12">
         <w:r>
           <w:rPr>
             <w:rStyle w:val="Hyperlink"/>
@@ -7329,6 +7877,29 @@
         <w:rPr>
           <w:lang w:val="en-US" w:eastAsia="en-US" w:bidi="ar-SA"/>
         </w:rPr>
+        <w:t xml:space="preserve">[6] </w:t>
+      </w:r>
+      <w:hyperlink r:id="rId13">
+        <w:r>
+          <w:rPr>
+            <w:rStyle w:val="Hyperlink"/>
+            <w:lang w:val="en-US" w:eastAsia="en-US" w:bidi="ar-SA"/>
+          </w:rPr>
+          <w:t>https://pupil-labs.com/about</w:t>
+        </w:r>
+      </w:hyperlink>
+    </w:p>
+    <w:p>
+      <w:pPr>
+        <w:pStyle w:val="Normal"/>
+        <w:rPr>
+          <w:lang w:val="en-US" w:eastAsia="en-US" w:bidi="ar-SA"/>
+        </w:rPr>
+      </w:pPr>
+      <w:r>
+        <w:rPr>
+          <w:lang w:val="en-US" w:eastAsia="en-US" w:bidi="ar-SA"/>
+        </w:rPr>
       </w:r>
     </w:p>
     <w:p>
@@ -7355,7 +7926,7 @@
         <w:rPr/>
         <w:t xml:space="preserve">[1] </w:t>
       </w:r>
-      <w:hyperlink r:id="rId11">
+      <w:hyperlink r:id="rId14">
         <w:r>
           <w:rPr>
             <w:rStyle w:val="Hyperlink"/>
@@ -7373,7 +7944,7 @@
         <w:rPr/>
         <w:t xml:space="preserve">[2] </w:t>
       </w:r>
-      <w:hyperlink r:id="rId12">
+      <w:hyperlink r:id="rId15">
         <w:r>
           <w:rPr>
             <w:rStyle w:val="Hyperlink"/>
@@ -7391,7 +7962,7 @@
         <w:rPr/>
         <w:t xml:space="preserve">[3] </w:t>
       </w:r>
-      <w:hyperlink r:id="rId13">
+      <w:hyperlink r:id="rId16">
         <w:r>
           <w:rPr>
             <w:rStyle w:val="Hyperlink"/>
@@ -7409,7 +7980,7 @@
         <w:rPr/>
         <w:t xml:space="preserve">[4] </w:t>
       </w:r>
-      <w:hyperlink r:id="rId14">
+      <w:hyperlink r:id="rId17">
         <w:r>
           <w:rPr>
             <w:rStyle w:val="Hyperlink"/>
@@ -7537,7 +8108,7 @@
         </w:rPr>
         <w:t xml:space="preserve">[8] </w:t>
       </w:r>
-      <w:hyperlink r:id="rId15">
+      <w:hyperlink r:id="rId18">
         <w:r>
           <w:rPr>
             <w:rStyle w:val="Hyperlink"/>
@@ -7605,7 +8176,7 @@
         </w:rPr>
         <w:t xml:space="preserve">[10] </w:t>
       </w:r>
-      <w:hyperlink r:id="rId16">
+      <w:hyperlink r:id="rId19">
         <w:r>
           <w:rPr>
             <w:rStyle w:val="Hyperlink"/>
@@ -7673,7 +8244,7 @@
         </w:rPr>
         <w:t xml:space="preserve">[12] </w:t>
       </w:r>
-      <w:hyperlink r:id="rId17">
+      <w:hyperlink r:id="rId20">
         <w:r>
           <w:rPr>
             <w:rStyle w:val="Hyperlink"/>
@@ -7696,7 +8267,7 @@
         </w:rPr>
         <w:t xml:space="preserve">[13] </w:t>
       </w:r>
-      <w:hyperlink r:id="rId18">
+      <w:hyperlink r:id="rId21">
         <w:r>
           <w:rPr>
             <w:rStyle w:val="Hyperlink"/>
@@ -7811,7 +8382,7 @@
         </w:rPr>
         <w:t xml:space="preserve">[1] </w:t>
       </w:r>
-      <w:hyperlink r:id="rId19">
+      <w:hyperlink r:id="rId22">
         <w:r>
           <w:rPr>
             <w:rStyle w:val="Hyperlink"/>
@@ -7899,9 +8470,9 @@
         <w:pStyle w:val="ListParagraph"/>
         <w:numPr>
           <w:ilvl w:val="0"/>
-          <w:numId w:val="3"/>
+          <w:numId w:val="4"/>
         </w:numPr>
-        <w:overflowPunct w:val="false"/>
+        <w:overflowPunct w:val="true"/>
         <w:spacing w:lineRule="auto" w:line="276" w:before="0" w:after="0"/>
         <w:ind w:hanging="357" w:left="357"/>
         <w:contextualSpacing/>
@@ -7914,8 +8485,8 @@
           <w:lang w:val="bg-BG" w:eastAsia="en-US" w:bidi="ar-SA"/>
         </w:rPr>
       </w:pPr>
-      <w:bookmarkStart w:id="24" w:name="__RefHeading___Toc971_4158184810"/>
-      <w:bookmarkEnd w:id="24"/>
+      <w:bookmarkStart w:id="32" w:name="__RefHeading___Toc971_4158184810"/>
+      <w:bookmarkEnd w:id="32"/>
       <w:r>
         <w:rPr>
           <w:b/>
@@ -7930,10 +8501,6 @@
     <w:p>
       <w:pPr>
         <w:pStyle w:val="Normal"/>
-        <w:numPr>
-          <w:ilvl w:val="0"/>
-          <w:numId w:val="0"/>
-        </w:numPr>
         <w:bidi w:val="0"/>
         <w:ind w:hanging="0" w:left="0"/>
         <w:rPr>
@@ -7963,7 +8530,7 @@
           <w:lang w:val="bg-BG" w:eastAsia="en-US" w:bidi="ar-SA"/>
         </w:rPr>
         <w:drawing>
-          <wp:anchor behindDoc="0" distT="0" distB="0" distL="0" distR="0" simplePos="0" locked="0" layoutInCell="0" allowOverlap="1" relativeHeight="2">
+          <wp:anchor distT="0" distB="0" distL="0" distR="0" simplePos="0" relativeHeight="2" behindDoc="0" locked="0" layoutInCell="0" allowOverlap="1">
             <wp:simplePos x="0" y="0"/>
             <wp:positionH relativeFrom="column">
               <wp:posOffset>-106680</wp:posOffset>
@@ -7974,7 +8541,7 @@
             <wp:extent cx="5939790" cy="8385175"/>
             <wp:effectExtent l="0" t="0" r="0" b="0"/>
             <wp:wrapTopAndBottom/>
-            <wp:docPr id="5" name="Image1" descr=""/>
+            <wp:docPr id="5" name="Image1"/>
             <wp:cNvGraphicFramePr>
               <a:graphicFrameLocks xmlns:a="http://schemas.openxmlformats.org/drawingml/2006/main" noChangeAspect="1"/>
             </wp:cNvGraphicFramePr>
@@ -7982,13 +8549,13 @@
               <a:graphicData uri="http://schemas.openxmlformats.org/drawingml/2006/picture">
                 <pic:pic xmlns:pic="http://schemas.openxmlformats.org/drawingml/2006/picture">
                   <pic:nvPicPr>
-                    <pic:cNvPr id="5" name="Image1" descr=""/>
+                    <pic:cNvPr id="5" name="Image1"/>
                     <pic:cNvPicPr>
                       <a:picLocks noChangeAspect="1" noChangeArrowheads="1"/>
                     </pic:cNvPicPr>
                   </pic:nvPicPr>
                   <pic:blipFill>
-                    <a:blip r:embed="rId20"/>
+                    <a:blip r:embed="rId23"/>
                     <a:stretch>
                       <a:fillRect/>
                     </a:stretch>
@@ -8028,7 +8595,7 @@
           <w:lang w:val="bg-BG" w:eastAsia="en-US" w:bidi="ar-SA"/>
         </w:rPr>
         <w:drawing>
-          <wp:anchor behindDoc="0" distT="0" distB="0" distL="0" distR="0" simplePos="0" locked="0" layoutInCell="0" allowOverlap="1" relativeHeight="3">
+          <wp:anchor distT="0" distB="0" distL="0" distR="0" simplePos="0" relativeHeight="3" behindDoc="0" locked="0" layoutInCell="0" allowOverlap="1">
             <wp:simplePos x="0" y="0"/>
             <wp:positionH relativeFrom="column">
               <wp:posOffset>-129540</wp:posOffset>
@@ -8039,7 +8606,7 @@
             <wp:extent cx="5939790" cy="8954135"/>
             <wp:effectExtent l="0" t="0" r="0" b="0"/>
             <wp:wrapTopAndBottom/>
-            <wp:docPr id="6" name="Image2" descr=""/>
+            <wp:docPr id="6" name="Image2"/>
             <wp:cNvGraphicFramePr>
               <a:graphicFrameLocks xmlns:a="http://schemas.openxmlformats.org/drawingml/2006/main" noChangeAspect="1"/>
             </wp:cNvGraphicFramePr>
@@ -8047,13 +8614,13 @@
               <a:graphicData uri="http://schemas.openxmlformats.org/drawingml/2006/picture">
                 <pic:pic xmlns:pic="http://schemas.openxmlformats.org/drawingml/2006/picture">
                   <pic:nvPicPr>
-                    <pic:cNvPr id="6" name="Image2" descr=""/>
+                    <pic:cNvPr id="6" name="Image2"/>
                     <pic:cNvPicPr>
                       <a:picLocks noChangeAspect="1" noChangeArrowheads="1"/>
                     </pic:cNvPicPr>
                   </pic:nvPicPr>
                   <pic:blipFill>
-                    <a:blip r:embed="rId21"/>
+                    <a:blip r:embed="rId24"/>
                     <a:stretch>
                       <a:fillRect/>
                     </a:stretch>
@@ -8093,7 +8660,7 @@
           <w:lang w:val="bg-BG" w:eastAsia="en-US" w:bidi="ar-SA"/>
         </w:rPr>
         <w:drawing>
-          <wp:anchor behindDoc="0" distT="0" distB="0" distL="0" distR="0" simplePos="0" locked="0" layoutInCell="0" allowOverlap="1" relativeHeight="4">
+          <wp:anchor distT="0" distB="0" distL="0" distR="0" simplePos="0" relativeHeight="4" behindDoc="0" locked="0" layoutInCell="0" allowOverlap="1">
             <wp:simplePos x="0" y="0"/>
             <wp:positionH relativeFrom="column">
               <wp:align>center</wp:align>
@@ -8104,7 +8671,7 @@
             <wp:extent cx="5939790" cy="9130030"/>
             <wp:effectExtent l="0" t="0" r="0" b="0"/>
             <wp:wrapTopAndBottom/>
-            <wp:docPr id="7" name="Image3" descr=""/>
+            <wp:docPr id="7" name="Image3"/>
             <wp:cNvGraphicFramePr>
               <a:graphicFrameLocks xmlns:a="http://schemas.openxmlformats.org/drawingml/2006/main" noChangeAspect="1"/>
             </wp:cNvGraphicFramePr>
@@ -8112,13 +8679,13 @@
               <a:graphicData uri="http://schemas.openxmlformats.org/drawingml/2006/picture">
                 <pic:pic xmlns:pic="http://schemas.openxmlformats.org/drawingml/2006/picture">
                   <pic:nvPicPr>
-                    <pic:cNvPr id="7" name="Image3" descr=""/>
+                    <pic:cNvPr id="7" name="Image3"/>
                     <pic:cNvPicPr>
                       <a:picLocks noChangeAspect="1" noChangeArrowheads="1"/>
                     </pic:cNvPicPr>
                   </pic:nvPicPr>
                   <pic:blipFill>
-                    <a:blip r:embed="rId22"/>
+                    <a:blip r:embed="rId25"/>
                     <a:stretch>
                       <a:fillRect/>
                     </a:stretch>
@@ -8208,6 +8775,125 @@
   <w:abstractNum w:abstractNumId="1">
     <w:lvl w:ilvl="0">
       <w:start w:val="1"/>
+      <w:numFmt w:val="none"/>
+      <w:suff w:val="nothing"/>
+      <w:lvlText w:val="%1"/>
+      <w:lvlJc w:val="left"/>
+      <w:pPr>
+        <w:tabs>
+          <w:tab w:val="num" w:pos="0"/>
+        </w:tabs>
+        <w:ind w:left="0" w:hanging="0"/>
+      </w:pPr>
+    </w:lvl>
+    <w:lvl w:ilvl="1">
+      <w:start w:val="1"/>
+      <w:numFmt w:val="none"/>
+      <w:suff w:val="nothing"/>
+      <w:lvlText w:val="%2"/>
+      <w:lvlJc w:val="left"/>
+      <w:pPr>
+        <w:tabs>
+          <w:tab w:val="num" w:pos="0"/>
+        </w:tabs>
+        <w:ind w:left="0" w:hanging="0"/>
+      </w:pPr>
+    </w:lvl>
+    <w:lvl w:ilvl="2">
+      <w:start w:val="1"/>
+      <w:numFmt w:val="none"/>
+      <w:suff w:val="nothing"/>
+      <w:lvlText w:val="%3"/>
+      <w:lvlJc w:val="left"/>
+      <w:pPr>
+        <w:tabs>
+          <w:tab w:val="num" w:pos="0"/>
+        </w:tabs>
+        <w:ind w:left="0" w:hanging="0"/>
+      </w:pPr>
+    </w:lvl>
+    <w:lvl w:ilvl="3">
+      <w:start w:val="1"/>
+      <w:numFmt w:val="none"/>
+      <w:suff w:val="nothing"/>
+      <w:lvlText w:val="%4"/>
+      <w:lvlJc w:val="left"/>
+      <w:pPr>
+        <w:tabs>
+          <w:tab w:val="num" w:pos="0"/>
+        </w:tabs>
+        <w:ind w:left="0" w:hanging="0"/>
+      </w:pPr>
+    </w:lvl>
+    <w:lvl w:ilvl="4">
+      <w:start w:val="1"/>
+      <w:numFmt w:val="none"/>
+      <w:suff w:val="nothing"/>
+      <w:lvlText w:val="%5"/>
+      <w:lvlJc w:val="left"/>
+      <w:pPr>
+        <w:tabs>
+          <w:tab w:val="num" w:pos="0"/>
+        </w:tabs>
+        <w:ind w:left="0" w:hanging="0"/>
+      </w:pPr>
+    </w:lvl>
+    <w:lvl w:ilvl="5">
+      <w:start w:val="1"/>
+      <w:numFmt w:val="none"/>
+      <w:suff w:val="nothing"/>
+      <w:lvlText w:val="%6"/>
+      <w:lvlJc w:val="left"/>
+      <w:pPr>
+        <w:tabs>
+          <w:tab w:val="num" w:pos="0"/>
+        </w:tabs>
+        <w:ind w:left="0" w:hanging="0"/>
+      </w:pPr>
+    </w:lvl>
+    <w:lvl w:ilvl="6">
+      <w:start w:val="1"/>
+      <w:numFmt w:val="none"/>
+      <w:suff w:val="nothing"/>
+      <w:lvlText w:val="%7"/>
+      <w:lvlJc w:val="left"/>
+      <w:pPr>
+        <w:tabs>
+          <w:tab w:val="num" w:pos="0"/>
+        </w:tabs>
+        <w:ind w:left="0" w:hanging="0"/>
+      </w:pPr>
+    </w:lvl>
+    <w:lvl w:ilvl="7">
+      <w:start w:val="1"/>
+      <w:numFmt w:val="none"/>
+      <w:suff w:val="nothing"/>
+      <w:lvlText w:val="%8"/>
+      <w:lvlJc w:val="left"/>
+      <w:pPr>
+        <w:tabs>
+          <w:tab w:val="num" w:pos="0"/>
+        </w:tabs>
+        <w:ind w:left="0" w:hanging="0"/>
+      </w:pPr>
+    </w:lvl>
+    <w:lvl w:ilvl="8">
+      <w:start w:val="1"/>
+      <w:numFmt w:val="none"/>
+      <w:suff w:val="nothing"/>
+      <w:lvlText w:val="%9"/>
+      <w:lvlJc w:val="left"/>
+      <w:pPr>
+        <w:tabs>
+          <w:tab w:val="num" w:pos="0"/>
+        </w:tabs>
+        <w:ind w:left="0" w:hanging="0"/>
+      </w:pPr>
+    </w:lvl>
+  </w:abstractNum>
+  <w:abstractNum w:abstractNumId="2">
+    <w:lvl w:ilvl="0">
+      <w:start w:val="1"/>
       <w:numFmt w:val="bullet"/>
       <w:lvlText w:val=""/>
       <w:lvlJc w:val="left"/>
@@ -8326,7 +9012,7 @@
       <w:rPr/>
     </w:lvl>
   </w:abstractNum>
-  <w:abstractNum w:abstractNumId="2">
+  <w:abstractNum w:abstractNumId="3">
     <w:lvl w:ilvl="0">
       <w:start w:val="1"/>
       <w:numFmt w:val="bullet"/>
@@ -8463,7 +9149,7 @@
       </w:rPr>
     </w:lvl>
   </w:abstractNum>
-  <w:abstractNum w:abstractNumId="3">
+  <w:abstractNum w:abstractNumId="4">
     <w:lvl w:ilvl="0">
       <w:start w:val="1"/>
       <w:numFmt w:val="decimal"/>
@@ -8582,519 +9268,7 @@
       <w:rPr/>
     </w:lvl>
   </w:abstractNum>
-  <w:abstractNum w:abstractNumId="4">
-    <w:lvl w:ilvl="0">
-      <w:start w:val="3"/>
-      <w:numFmt w:val="decimal"/>
-      <w:lvlText w:val="%1. "/>
-      <w:lvlJc w:val="left"/>
-      <w:pPr>
-        <w:tabs>
-          <w:tab w:val="num" w:pos="0"/>
-        </w:tabs>
-        <w:ind w:left="283" w:hanging="283"/>
-      </w:pPr>
-      <w:rPr>
-        <w:dstrike w:val="false"/>
-        <w:strike w:val="false"/>
-        <w:sz w:val="28"/>
-        <w:i w:val="false"/>
-        <w:u w:val="none"/>
-        <w:b w:val="false"/>
-        <w:effect w:val="none"/>
-        <w:rFonts w:ascii="Arial" w:hAnsi="Arial" w:cs="Times New Roman"/>
-      </w:rPr>
-    </w:lvl>
-    <w:lvl w:ilvl="1">
-      <w:start w:val="1"/>
-      <w:numFmt w:val="decimal"/>
-      <w:lvlText w:val="%2."/>
-      <w:lvlJc w:val="left"/>
-      <w:pPr>
-        <w:tabs>
-          <w:tab w:val="num" w:pos="1080"/>
-        </w:tabs>
-        <w:ind w:left="1080" w:hanging="360"/>
-      </w:pPr>
-      <w:rPr/>
-    </w:lvl>
-    <w:lvl w:ilvl="2">
-      <w:start w:val="1"/>
-      <w:numFmt w:val="decimal"/>
-      <w:lvlText w:val="%3."/>
-      <w:lvlJc w:val="left"/>
-      <w:pPr>
-        <w:tabs>
-          <w:tab w:val="num" w:pos="1440"/>
-        </w:tabs>
-        <w:ind w:left="1440" w:hanging="360"/>
-      </w:pPr>
-      <w:rPr/>
-    </w:lvl>
-    <w:lvl w:ilvl="3">
-      <w:start w:val="1"/>
-      <w:numFmt w:val="decimal"/>
-      <w:lvlText w:val="%4."/>
-      <w:lvlJc w:val="left"/>
-      <w:pPr>
-        <w:tabs>
-          <w:tab w:val="num" w:pos="1800"/>
-        </w:tabs>
-        <w:ind w:left="1800" w:hanging="360"/>
-      </w:pPr>
-      <w:rPr/>
-    </w:lvl>
-    <w:lvl w:ilvl="4">
-      <w:start w:val="1"/>
-      <w:numFmt w:val="decimal"/>
-      <w:lvlText w:val="%5."/>
-      <w:lvlJc w:val="left"/>
-      <w:pPr>
-        <w:tabs>
-          <w:tab w:val="num" w:pos="2160"/>
-        </w:tabs>
-        <w:ind w:left="2160" w:hanging="360"/>
-      </w:pPr>
-      <w:rPr/>
-    </w:lvl>
-    <w:lvl w:ilvl="5">
-      <w:start w:val="1"/>
-      <w:numFmt w:val="decimal"/>
-      <w:lvlText w:val="%6."/>
-      <w:lvlJc w:val="left"/>
-      <w:pPr>
-        <w:tabs>
-          <w:tab w:val="num" w:pos="2520"/>
-        </w:tabs>
-        <w:ind w:left="2520" w:hanging="360"/>
-      </w:pPr>
-      <w:rPr/>
-    </w:lvl>
-    <w:lvl w:ilvl="6">
-      <w:start w:val="1"/>
-      <w:numFmt w:val="decimal"/>
-      <w:lvlText w:val="%7."/>
-      <w:lvlJc w:val="left"/>
-      <w:pPr>
-        <w:tabs>
-          <w:tab w:val="num" w:pos="2880"/>
-        </w:tabs>
-        <w:ind w:left="2880" w:hanging="360"/>
-      </w:pPr>
-      <w:rPr/>
-    </w:lvl>
-    <w:lvl w:ilvl="7">
-      <w:start w:val="1"/>
-      <w:numFmt w:val="decimal"/>
-      <w:lvlText w:val="%8."/>
-      <w:lvlJc w:val="left"/>
-      <w:pPr>
-        <w:tabs>
-          <w:tab w:val="num" w:pos="3240"/>
-        </w:tabs>
-        <w:ind w:left="3240" w:hanging="360"/>
-      </w:pPr>
-      <w:rPr/>
-    </w:lvl>
-    <w:lvl w:ilvl="8">
-      <w:start w:val="1"/>
-      <w:numFmt w:val="decimal"/>
-      <w:lvlText w:val="%9."/>
-      <w:lvlJc w:val="left"/>
-      <w:pPr>
-        <w:tabs>
-          <w:tab w:val="num" w:pos="3600"/>
-        </w:tabs>
-        <w:ind w:left="3600" w:hanging="360"/>
-      </w:pPr>
-      <w:rPr/>
-    </w:lvl>
-  </w:abstractNum>
   <w:abstractNum w:abstractNumId="5">
-    <w:lvl w:ilvl="0">
-      <w:start w:val="1"/>
-      <w:numFmt w:val="decimal"/>
-      <w:lvlText w:val="%1. "/>
-      <w:lvlJc w:val="left"/>
-      <w:pPr>
-        <w:tabs>
-          <w:tab w:val="num" w:pos="0"/>
-        </w:tabs>
-        <w:ind w:left="283" w:hanging="283"/>
-      </w:pPr>
-      <w:rPr>
-        <w:dstrike w:val="false"/>
-        <w:strike w:val="false"/>
-        <w:sz w:val="28"/>
-        <w:i w:val="false"/>
-        <w:u w:val="none"/>
-        <w:b w:val="false"/>
-        <w:effect w:val="none"/>
-        <w:rFonts w:ascii="Arial" w:hAnsi="Arial" w:cs="Times New Roman"/>
-      </w:rPr>
-    </w:lvl>
-    <w:lvl w:ilvl="1">
-      <w:start w:val="1"/>
-      <w:numFmt w:val="decimal"/>
-      <w:lvlText w:val="%2."/>
-      <w:lvlJc w:val="left"/>
-      <w:pPr>
-        <w:tabs>
-          <w:tab w:val="num" w:pos="1080"/>
-        </w:tabs>
-        <w:ind w:left="1080" w:hanging="360"/>
-      </w:pPr>
-      <w:rPr/>
-    </w:lvl>
-    <w:lvl w:ilvl="2">
-      <w:start w:val="1"/>
-      <w:numFmt w:val="decimal"/>
-      <w:lvlText w:val="%3."/>
-      <w:lvlJc w:val="left"/>
-      <w:pPr>
-        <w:tabs>
-          <w:tab w:val="num" w:pos="1440"/>
-        </w:tabs>
-        <w:ind w:left="1440" w:hanging="360"/>
-      </w:pPr>
-      <w:rPr/>
-    </w:lvl>
-    <w:lvl w:ilvl="3">
-      <w:start w:val="1"/>
-      <w:numFmt w:val="decimal"/>
-      <w:lvlText w:val="%4."/>
-      <w:lvlJc w:val="left"/>
-      <w:pPr>
-        <w:tabs>
-          <w:tab w:val="num" w:pos="1800"/>
-        </w:tabs>
-        <w:ind w:left="1800" w:hanging="360"/>
-      </w:pPr>
-      <w:rPr/>
-    </w:lvl>
-    <w:lvl w:ilvl="4">
-      <w:start w:val="1"/>
-      <w:numFmt w:val="decimal"/>
-      <w:lvlText w:val="%5."/>
-      <w:lvlJc w:val="left"/>
-      <w:pPr>
-        <w:tabs>
-          <w:tab w:val="num" w:pos="2160"/>
-        </w:tabs>
-        <w:ind w:left="2160" w:hanging="360"/>
-      </w:pPr>
-      <w:rPr/>
-    </w:lvl>
-    <w:lvl w:ilvl="5">
-      <w:start w:val="1"/>
-      <w:numFmt w:val="decimal"/>
-      <w:lvlText w:val="%6."/>
-      <w:lvlJc w:val="left"/>
-      <w:pPr>
-        <w:tabs>
-          <w:tab w:val="num" w:pos="2520"/>
-        </w:tabs>
-        <w:ind w:left="2520" w:hanging="360"/>
-      </w:pPr>
-      <w:rPr/>
-    </w:lvl>
-    <w:lvl w:ilvl="6">
-      <w:start w:val="1"/>
-      <w:numFmt w:val="decimal"/>
-      <w:lvlText w:val="%7."/>
-      <w:lvlJc w:val="left"/>
-      <w:pPr>
-        <w:tabs>
-          <w:tab w:val="num" w:pos="2880"/>
-        </w:tabs>
-        <w:ind w:left="2880" w:hanging="360"/>
-      </w:pPr>
-      <w:rPr/>
-    </w:lvl>
-    <w:lvl w:ilvl="7">
-      <w:start w:val="1"/>
-      <w:numFmt w:val="decimal"/>
-      <w:lvlText w:val="%8."/>
-      <w:lvlJc w:val="left"/>
-      <w:pPr>
-        <w:tabs>
-          <w:tab w:val="num" w:pos="3240"/>
-        </w:tabs>
-        <w:ind w:left="3240" w:hanging="360"/>
-      </w:pPr>
-      <w:rPr/>
-    </w:lvl>
-    <w:lvl w:ilvl="8">
-      <w:start w:val="1"/>
-      <w:numFmt w:val="decimal"/>
-      <w:lvlText w:val="%9."/>
-      <w:lvlJc w:val="left"/>
-      <w:pPr>
-        <w:tabs>
-          <w:tab w:val="num" w:pos="3600"/>
-        </w:tabs>
-        <w:ind w:left="3600" w:hanging="360"/>
-      </w:pPr>
-      <w:rPr/>
-    </w:lvl>
-  </w:abstractNum>
-  <w:abstractNum w:abstractNumId="6">
-    <w:lvl w:ilvl="0">
-      <w:start w:val="2"/>
-      <w:numFmt w:val="decimal"/>
-      <w:lvlText w:val="%1. "/>
-      <w:lvlJc w:val="left"/>
-      <w:pPr>
-        <w:tabs>
-          <w:tab w:val="num" w:pos="0"/>
-        </w:tabs>
-        <w:ind w:left="283" w:hanging="283"/>
-      </w:pPr>
-      <w:rPr>
-        <w:dstrike w:val="false"/>
-        <w:strike w:val="false"/>
-        <w:sz w:val="28"/>
-        <w:i w:val="false"/>
-        <w:u w:val="none"/>
-        <w:b w:val="false"/>
-        <w:effect w:val="none"/>
-        <w:rFonts w:ascii="Arial" w:hAnsi="Arial" w:cs="Times New Roman"/>
-      </w:rPr>
-    </w:lvl>
-    <w:lvl w:ilvl="1">
-      <w:start w:val="1"/>
-      <w:numFmt w:val="decimal"/>
-      <w:lvlText w:val="%2."/>
-      <w:lvlJc w:val="left"/>
-      <w:pPr>
-        <w:tabs>
-          <w:tab w:val="num" w:pos="1080"/>
-        </w:tabs>
-        <w:ind w:left="1080" w:hanging="360"/>
-      </w:pPr>
-      <w:rPr/>
-    </w:lvl>
-    <w:lvl w:ilvl="2">
-      <w:start w:val="1"/>
-      <w:numFmt w:val="decimal"/>
-      <w:lvlText w:val="%3."/>
-      <w:lvlJc w:val="left"/>
-      <w:pPr>
-        <w:tabs>
-          <w:tab w:val="num" w:pos="1440"/>
-        </w:tabs>
-        <w:ind w:left="1440" w:hanging="360"/>
-      </w:pPr>
-      <w:rPr/>
-    </w:lvl>
-    <w:lvl w:ilvl="3">
-      <w:start w:val="1"/>
-      <w:numFmt w:val="decimal"/>
-      <w:lvlText w:val="%4."/>
-      <w:lvlJc w:val="left"/>
-      <w:pPr>
-        <w:tabs>
-          <w:tab w:val="num" w:pos="1800"/>
-        </w:tabs>
-        <w:ind w:left="1800" w:hanging="360"/>
-      </w:pPr>
-      <w:rPr/>
-    </w:lvl>
-    <w:lvl w:ilvl="4">
-      <w:start w:val="1"/>
-      <w:numFmt w:val="decimal"/>
-      <w:lvlText w:val="%5."/>
-      <w:lvlJc w:val="left"/>
-      <w:pPr>
-        <w:tabs>
-          <w:tab w:val="num" w:pos="2160"/>
-        </w:tabs>
-        <w:ind w:left="2160" w:hanging="360"/>
-      </w:pPr>
-      <w:rPr/>
-    </w:lvl>
-    <w:lvl w:ilvl="5">
-      <w:start w:val="1"/>
-      <w:numFmt w:val="decimal"/>
-      <w:lvlText w:val="%6."/>
-      <w:lvlJc w:val="left"/>
-      <w:pPr>
-        <w:tabs>
-          <w:tab w:val="num" w:pos="2520"/>
-        </w:tabs>
-        <w:ind w:left="2520" w:hanging="360"/>
-      </w:pPr>
-      <w:rPr/>
-    </w:lvl>
-    <w:lvl w:ilvl="6">
-      <w:start w:val="1"/>
-      <w:numFmt w:val="decimal"/>
-      <w:lvlText w:val="%7."/>
-      <w:lvlJc w:val="left"/>
-      <w:pPr>
-        <w:tabs>
-          <w:tab w:val="num" w:pos="2880"/>
-        </w:tabs>
-        <w:ind w:left="2880" w:hanging="360"/>
-      </w:pPr>
-      <w:rPr/>
-    </w:lvl>
-    <w:lvl w:ilvl="7">
-      <w:start w:val="1"/>
-      <w:numFmt w:val="decimal"/>
-      <w:lvlText w:val="%8."/>
-      <w:lvlJc w:val="left"/>
-      <w:pPr>
-        <w:tabs>
-          <w:tab w:val="num" w:pos="3240"/>
-        </w:tabs>
-        <w:ind w:left="3240" w:hanging="360"/>
-      </w:pPr>
-      <w:rPr/>
-    </w:lvl>
-    <w:lvl w:ilvl="8">
-      <w:start w:val="1"/>
-      <w:numFmt w:val="decimal"/>
-      <w:lvlText w:val="%9."/>
-      <w:lvlJc w:val="left"/>
-      <w:pPr>
-        <w:tabs>
-          <w:tab w:val="num" w:pos="3600"/>
-        </w:tabs>
-        <w:ind w:left="3600" w:hanging="360"/>
-      </w:pPr>
-      <w:rPr/>
-    </w:lvl>
-  </w:abstractNum>
-  <w:abstractNum w:abstractNumId="7">
-    <w:lvl w:ilvl="0">
-      <w:start w:val="3"/>
-      <w:numFmt w:val="decimal"/>
-      <w:lvlText w:val="%1. "/>
-      <w:lvlJc w:val="left"/>
-      <w:pPr>
-        <w:tabs>
-          <w:tab w:val="num" w:pos="0"/>
-        </w:tabs>
-        <w:ind w:left="283" w:hanging="283"/>
-      </w:pPr>
-      <w:rPr>
-        <w:dstrike w:val="false"/>
-        <w:strike w:val="false"/>
-        <w:sz w:val="28"/>
-        <w:i w:val="false"/>
-        <w:u w:val="none"/>
-        <w:b w:val="false"/>
-        <w:effect w:val="none"/>
-        <w:rFonts w:ascii="Arial" w:hAnsi="Arial" w:cs="Times New Roman"/>
-      </w:rPr>
-    </w:lvl>
-    <w:lvl w:ilvl="1">
-      <w:start w:val="1"/>
-      <w:numFmt w:val="decimal"/>
-      <w:lvlText w:val="%2."/>
-      <w:lvlJc w:val="left"/>
-      <w:pPr>
-        <w:tabs>
-          <w:tab w:val="num" w:pos="1080"/>
-        </w:tabs>
-        <w:ind w:left="1080" w:hanging="360"/>
-      </w:pPr>
-      <w:rPr/>
-    </w:lvl>
-    <w:lvl w:ilvl="2">
-      <w:start w:val="1"/>
-      <w:numFmt w:val="decimal"/>
-      <w:lvlText w:val="%3."/>
-      <w:lvlJc w:val="left"/>
-      <w:pPr>
-        <w:tabs>
-          <w:tab w:val="num" w:pos="1440"/>
-        </w:tabs>
-        <w:ind w:left="1440" w:hanging="360"/>
-      </w:pPr>
-      <w:rPr/>
-    </w:lvl>
-    <w:lvl w:ilvl="3">
-      <w:start w:val="1"/>
-      <w:numFmt w:val="decimal"/>
-      <w:lvlText w:val="%4."/>
-      <w:lvlJc w:val="left"/>
-      <w:pPr>
-        <w:tabs>
-          <w:tab w:val="num" w:pos="1800"/>
-        </w:tabs>
-        <w:ind w:left="1800" w:hanging="360"/>
-      </w:pPr>
-      <w:rPr/>
-    </w:lvl>
-    <w:lvl w:ilvl="4">
-      <w:start w:val="1"/>
-      <w:numFmt w:val="decimal"/>
-      <w:lvlText w:val="%5."/>
-      <w:lvlJc w:val="left"/>
-      <w:pPr>
-        <w:tabs>
-          <w:tab w:val="num" w:pos="2160"/>
-        </w:tabs>
-        <w:ind w:left="2160" w:hanging="360"/>
-      </w:pPr>
-      <w:rPr/>
-    </w:lvl>
-    <w:lvl w:ilvl="5">
-      <w:start w:val="1"/>
-      <w:numFmt w:val="decimal"/>
-      <w:lvlText w:val="%6."/>
-      <w:lvlJc w:val="left"/>
-      <w:pPr>
-        <w:tabs>
-          <w:tab w:val="num" w:pos="2520"/>
-        </w:tabs>
-        <w:ind w:left="2520" w:hanging="360"/>
-      </w:pPr>
-      <w:rPr/>
-    </w:lvl>
-    <w:lvl w:ilvl="6">
-      <w:start w:val="1"/>
-      <w:numFmt w:val="decimal"/>
-      <w:lvlText w:val="%7."/>
-      <w:lvlJc w:val="left"/>
-      <w:pPr>
-        <w:tabs>
-          <w:tab w:val="num" w:pos="2880"/>
-        </w:tabs>
-        <w:ind w:left="2880" w:hanging="360"/>
-      </w:pPr>
-      <w:rPr/>
-    </w:lvl>
-    <w:lvl w:ilvl="7">
-      <w:start w:val="1"/>
-      <w:numFmt w:val="decimal"/>
-      <w:lvlText w:val="%8."/>
-      <w:lvlJc w:val="left"/>
-      <w:pPr>
-        <w:tabs>
-          <w:tab w:val="num" w:pos="3240"/>
-        </w:tabs>
-        <w:ind w:left="3240" w:hanging="360"/>
-      </w:pPr>
-      <w:rPr/>
-    </w:lvl>
-    <w:lvl w:ilvl="8">
-      <w:start w:val="1"/>
-      <w:numFmt w:val="decimal"/>
-      <w:lvlText w:val="%9."/>
-      <w:lvlJc w:val="left"/>
-      <w:pPr>
-        <w:tabs>
-          <w:tab w:val="num" w:pos="3600"/>
-        </w:tabs>
-        <w:ind w:left="3600" w:hanging="360"/>
-      </w:pPr>
-      <w:rPr/>
-    </w:lvl>
-  </w:abstractNum>
-  <w:abstractNum w:abstractNumId="8">
     <w:lvl w:ilvl="0">
       <w:start w:val="1"/>
       <w:numFmt w:val="bullet"/>
@@ -9231,123 +9405,516 @@
       </w:rPr>
     </w:lvl>
   </w:abstractNum>
-  <w:abstractNum w:abstractNumId="9">
+  <w:abstractNum w:abstractNumId="6">
     <w:lvl w:ilvl="0">
       <w:start w:val="1"/>
-      <w:numFmt w:val="none"/>
-      <w:suff w:val="nothing"/>
-      <w:lvlText w:val=""/>
+      <w:numFmt w:val="decimal"/>
+      <w:lvlText w:val="%1. "/>
       <w:lvlJc w:val="left"/>
       <w:pPr>
         <w:tabs>
           <w:tab w:val="num" w:pos="0"/>
         </w:tabs>
-        <w:ind w:left="0" w:hanging="0"/>
-      </w:pPr>
+        <w:ind w:left="283" w:hanging="283"/>
+      </w:pPr>
+      <w:rPr>
+        <w:rFonts w:ascii="Arial" w:hAnsi="Arial" w:cs="Times New Roman"/>
+        <w:b w:val="false"/>
+        <w:i w:val="false"/>
+        <w:strike w:val="false"/>
+        <w:dstrike w:val="false"/>
+        <w:sz w:val="28"/>
+        <w:u w:val="none"/>
+        <w:effect w:val="none"/>
+      </w:rPr>
     </w:lvl>
     <w:lvl w:ilvl="1">
       <w:start w:val="1"/>
-      <w:numFmt w:val="none"/>
-      <w:suff w:val="nothing"/>
-      <w:lvlText w:val=""/>
+      <w:numFmt w:val="decimal"/>
+      <w:lvlText w:val="%2."/>
+      <w:lvlJc w:val="left"/>
+      <w:pPr>
+        <w:tabs>
+          <w:tab w:val="num" w:pos="1080"/>
+        </w:tabs>
+        <w:ind w:left="1080" w:hanging="360"/>
+      </w:pPr>
+      <w:rPr/>
+    </w:lvl>
+    <w:lvl w:ilvl="2">
+      <w:start w:val="1"/>
+      <w:numFmt w:val="decimal"/>
+      <w:lvlText w:val="%3."/>
+      <w:lvlJc w:val="left"/>
+      <w:pPr>
+        <w:tabs>
+          <w:tab w:val="num" w:pos="1440"/>
+        </w:tabs>
+        <w:ind w:left="1440" w:hanging="360"/>
+      </w:pPr>
+      <w:rPr/>
+    </w:lvl>
+    <w:lvl w:ilvl="3">
+      <w:start w:val="1"/>
+      <w:numFmt w:val="decimal"/>
+      <w:lvlText w:val="%4."/>
+      <w:lvlJc w:val="left"/>
+      <w:pPr>
+        <w:tabs>
+          <w:tab w:val="num" w:pos="1800"/>
+        </w:tabs>
+        <w:ind w:left="1800" w:hanging="360"/>
+      </w:pPr>
+      <w:rPr/>
+    </w:lvl>
+    <w:lvl w:ilvl="4">
+      <w:start w:val="1"/>
+      <w:numFmt w:val="decimal"/>
+      <w:lvlText w:val="%5."/>
+      <w:lvlJc w:val="left"/>
+      <w:pPr>
+        <w:tabs>
+          <w:tab w:val="num" w:pos="2160"/>
+        </w:tabs>
+        <w:ind w:left="2160" w:hanging="360"/>
+      </w:pPr>
+      <w:rPr/>
+    </w:lvl>
+    <w:lvl w:ilvl="5">
+      <w:start w:val="1"/>
+      <w:numFmt w:val="decimal"/>
+      <w:lvlText w:val="%6."/>
+      <w:lvlJc w:val="left"/>
+      <w:pPr>
+        <w:tabs>
+          <w:tab w:val="num" w:pos="2520"/>
+        </w:tabs>
+        <w:ind w:left="2520" w:hanging="360"/>
+      </w:pPr>
+      <w:rPr/>
+    </w:lvl>
+    <w:lvl w:ilvl="6">
+      <w:start w:val="1"/>
+      <w:numFmt w:val="decimal"/>
+      <w:lvlText w:val="%7."/>
+      <w:lvlJc w:val="left"/>
+      <w:pPr>
+        <w:tabs>
+          <w:tab w:val="num" w:pos="2880"/>
+        </w:tabs>
+        <w:ind w:left="2880" w:hanging="360"/>
+      </w:pPr>
+      <w:rPr/>
+    </w:lvl>
+    <w:lvl w:ilvl="7">
+      <w:start w:val="1"/>
+      <w:numFmt w:val="decimal"/>
+      <w:lvlText w:val="%8."/>
+      <w:lvlJc w:val="left"/>
+      <w:pPr>
+        <w:tabs>
+          <w:tab w:val="num" w:pos="3240"/>
+        </w:tabs>
+        <w:ind w:left="3240" w:hanging="360"/>
+      </w:pPr>
+      <w:rPr/>
+    </w:lvl>
+    <w:lvl w:ilvl="8">
+      <w:start w:val="1"/>
+      <w:numFmt w:val="decimal"/>
+      <w:lvlText w:val="%9."/>
+      <w:lvlJc w:val="left"/>
+      <w:pPr>
+        <w:tabs>
+          <w:tab w:val="num" w:pos="3600"/>
+        </w:tabs>
+        <w:ind w:left="3600" w:hanging="360"/>
+      </w:pPr>
+      <w:rPr/>
+    </w:lvl>
+  </w:abstractNum>
+  <w:abstractNum w:abstractNumId="7">
+    <w:lvl w:ilvl="0">
+      <w:start w:val="2"/>
+      <w:numFmt w:val="decimal"/>
+      <w:lvlText w:val="%1. "/>
       <w:lvlJc w:val="left"/>
       <w:pPr>
         <w:tabs>
           <w:tab w:val="num" w:pos="0"/>
         </w:tabs>
-        <w:ind w:left="0" w:hanging="0"/>
-      </w:pPr>
+        <w:ind w:left="283" w:hanging="283"/>
+      </w:pPr>
+      <w:rPr>
+        <w:rFonts w:ascii="Arial" w:hAnsi="Arial" w:cs="Times New Roman"/>
+        <w:b w:val="false"/>
+        <w:i w:val="false"/>
+        <w:strike w:val="false"/>
+        <w:dstrike w:val="false"/>
+        <w:sz w:val="28"/>
+        <w:u w:val="none"/>
+        <w:effect w:val="none"/>
+      </w:rPr>
+    </w:lvl>
+    <w:lvl w:ilvl="1">
+      <w:start w:val="1"/>
+      <w:numFmt w:val="decimal"/>
+      <w:lvlText w:val="%2."/>
+      <w:lvlJc w:val="left"/>
+      <w:pPr>
+        <w:tabs>
+          <w:tab w:val="num" w:pos="1080"/>
+        </w:tabs>
+        <w:ind w:left="1080" w:hanging="360"/>
+      </w:pPr>
+      <w:rPr/>
     </w:lvl>
     <w:lvl w:ilvl="2">
       <w:start w:val="1"/>
-      <w:numFmt w:val="none"/>
-      <w:suff w:val="nothing"/>
-      <w:lvlText w:val=""/>
+      <w:numFmt w:val="decimal"/>
+      <w:lvlText w:val="%3."/>
+      <w:lvlJc w:val="left"/>
+      <w:pPr>
+        <w:tabs>
+          <w:tab w:val="num" w:pos="1440"/>
+        </w:tabs>
+        <w:ind w:left="1440" w:hanging="360"/>
+      </w:pPr>
+      <w:rPr/>
+    </w:lvl>
+    <w:lvl w:ilvl="3">
+      <w:start w:val="1"/>
+      <w:numFmt w:val="decimal"/>
+      <w:lvlText w:val="%4."/>
+      <w:lvlJc w:val="left"/>
+      <w:pPr>
+        <w:tabs>
+          <w:tab w:val="num" w:pos="1800"/>
+        </w:tabs>
+        <w:ind w:left="1800" w:hanging="360"/>
+      </w:pPr>
+      <w:rPr/>
+    </w:lvl>
+    <w:lvl w:ilvl="4">
+      <w:start w:val="1"/>
+      <w:numFmt w:val="decimal"/>
+      <w:lvlText w:val="%5."/>
+      <w:lvlJc w:val="left"/>
+      <w:pPr>
+        <w:tabs>
+          <w:tab w:val="num" w:pos="2160"/>
+        </w:tabs>
+        <w:ind w:left="2160" w:hanging="360"/>
+      </w:pPr>
+      <w:rPr/>
+    </w:lvl>
+    <w:lvl w:ilvl="5">
+      <w:start w:val="1"/>
+      <w:numFmt w:val="decimal"/>
+      <w:lvlText w:val="%6."/>
+      <w:lvlJc w:val="left"/>
+      <w:pPr>
+        <w:tabs>
+          <w:tab w:val="num" w:pos="2520"/>
+        </w:tabs>
+        <w:ind w:left="2520" w:hanging="360"/>
+      </w:pPr>
+      <w:rPr/>
+    </w:lvl>
+    <w:lvl w:ilvl="6">
+      <w:start w:val="1"/>
+      <w:numFmt w:val="decimal"/>
+      <w:lvlText w:val="%7."/>
+      <w:lvlJc w:val="left"/>
+      <w:pPr>
+        <w:tabs>
+          <w:tab w:val="num" w:pos="2880"/>
+        </w:tabs>
+        <w:ind w:left="2880" w:hanging="360"/>
+      </w:pPr>
+      <w:rPr/>
+    </w:lvl>
+    <w:lvl w:ilvl="7">
+      <w:start w:val="1"/>
+      <w:numFmt w:val="decimal"/>
+      <w:lvlText w:val="%8."/>
+      <w:lvlJc w:val="left"/>
+      <w:pPr>
+        <w:tabs>
+          <w:tab w:val="num" w:pos="3240"/>
+        </w:tabs>
+        <w:ind w:left="3240" w:hanging="360"/>
+      </w:pPr>
+      <w:rPr/>
+    </w:lvl>
+    <w:lvl w:ilvl="8">
+      <w:start w:val="1"/>
+      <w:numFmt w:val="decimal"/>
+      <w:lvlText w:val="%9."/>
+      <w:lvlJc w:val="left"/>
+      <w:pPr>
+        <w:tabs>
+          <w:tab w:val="num" w:pos="3600"/>
+        </w:tabs>
+        <w:ind w:left="3600" w:hanging="360"/>
+      </w:pPr>
+      <w:rPr/>
+    </w:lvl>
+  </w:abstractNum>
+  <w:abstractNum w:abstractNumId="8">
+    <w:lvl w:ilvl="0">
+      <w:start w:val="3"/>
+      <w:numFmt w:val="decimal"/>
+      <w:lvlText w:val="%1. "/>
       <w:lvlJc w:val="left"/>
       <w:pPr>
         <w:tabs>
           <w:tab w:val="num" w:pos="0"/>
         </w:tabs>
-        <w:ind w:left="0" w:hanging="0"/>
-      </w:pPr>
+        <w:ind w:left="283" w:hanging="283"/>
+      </w:pPr>
+      <w:rPr>
+        <w:rFonts w:ascii="Arial" w:hAnsi="Arial" w:cs="Times New Roman"/>
+        <w:b w:val="false"/>
+        <w:i w:val="false"/>
+        <w:strike w:val="false"/>
+        <w:dstrike w:val="false"/>
+        <w:sz w:val="28"/>
+        <w:u w:val="none"/>
+        <w:effect w:val="none"/>
+      </w:rPr>
+    </w:lvl>
+    <w:lvl w:ilvl="1">
+      <w:start w:val="1"/>
+      <w:numFmt w:val="decimal"/>
+      <w:lvlText w:val="%2."/>
+      <w:lvlJc w:val="left"/>
+      <w:pPr>
+        <w:tabs>
+          <w:tab w:val="num" w:pos="1080"/>
+        </w:tabs>
+        <w:ind w:left="1080" w:hanging="360"/>
+      </w:pPr>
+      <w:rPr/>
+    </w:lvl>
+    <w:lvl w:ilvl="2">
+      <w:start w:val="1"/>
+      <w:numFmt w:val="decimal"/>
+      <w:lvlText w:val="%3."/>
+      <w:lvlJc w:val="left"/>
+      <w:pPr>
+        <w:tabs>
+          <w:tab w:val="num" w:pos="1440"/>
+        </w:tabs>
+        <w:ind w:left="1440" w:hanging="360"/>
+      </w:pPr>
+      <w:rPr/>
     </w:lvl>
     <w:lvl w:ilvl="3">
       <w:start w:val="1"/>
-      <w:numFmt w:val="none"/>
-      <w:suff w:val="nothing"/>
-      <w:lvlText w:val=""/>
+      <w:numFmt w:val="decimal"/>
+      <w:lvlText w:val="%4."/>
+      <w:lvlJc w:val="left"/>
+      <w:pPr>
+        <w:tabs>
+          <w:tab w:val="num" w:pos="1800"/>
+        </w:tabs>
+        <w:ind w:left="1800" w:hanging="360"/>
+      </w:pPr>
+      <w:rPr/>
+    </w:lvl>
+    <w:lvl w:ilvl="4">
+      <w:start w:val="1"/>
+      <w:numFmt w:val="decimal"/>
+      <w:lvlText w:val="%5."/>
+      <w:lvlJc w:val="left"/>
+      <w:pPr>
+        <w:tabs>
+          <w:tab w:val="num" w:pos="2160"/>
+        </w:tabs>
+        <w:ind w:left="2160" w:hanging="360"/>
+      </w:pPr>
+      <w:rPr/>
+    </w:lvl>
+    <w:lvl w:ilvl="5">
+      <w:start w:val="1"/>
+      <w:numFmt w:val="decimal"/>
+      <w:lvlText w:val="%6."/>
+      <w:lvlJc w:val="left"/>
+      <w:pPr>
+        <w:tabs>
+          <w:tab w:val="num" w:pos="2520"/>
+        </w:tabs>
+        <w:ind w:left="2520" w:hanging="360"/>
+      </w:pPr>
+      <w:rPr/>
+    </w:lvl>
+    <w:lvl w:ilvl="6">
+      <w:start w:val="1"/>
+      <w:numFmt w:val="decimal"/>
+      <w:lvlText w:val="%7."/>
+      <w:lvlJc w:val="left"/>
+      <w:pPr>
+        <w:tabs>
+          <w:tab w:val="num" w:pos="2880"/>
+        </w:tabs>
+        <w:ind w:left="2880" w:hanging="360"/>
+      </w:pPr>
+      <w:rPr/>
+    </w:lvl>
+    <w:lvl w:ilvl="7">
+      <w:start w:val="1"/>
+      <w:numFmt w:val="decimal"/>
+      <w:lvlText w:val="%8."/>
+      <w:lvlJc w:val="left"/>
+      <w:pPr>
+        <w:tabs>
+          <w:tab w:val="num" w:pos="3240"/>
+        </w:tabs>
+        <w:ind w:left="3240" w:hanging="360"/>
+      </w:pPr>
+      <w:rPr/>
+    </w:lvl>
+    <w:lvl w:ilvl="8">
+      <w:start w:val="1"/>
+      <w:numFmt w:val="decimal"/>
+      <w:lvlText w:val="%9."/>
+      <w:lvlJc w:val="left"/>
+      <w:pPr>
+        <w:tabs>
+          <w:tab w:val="num" w:pos="3600"/>
+        </w:tabs>
+        <w:ind w:left="3600" w:hanging="360"/>
+      </w:pPr>
+      <w:rPr/>
+    </w:lvl>
+  </w:abstractNum>
+  <w:abstractNum w:abstractNumId="9">
+    <w:lvl w:ilvl="0">
+      <w:start w:val="3"/>
+      <w:numFmt w:val="decimal"/>
+      <w:lvlText w:val="%1. "/>
       <w:lvlJc w:val="left"/>
       <w:pPr>
         <w:tabs>
           <w:tab w:val="num" w:pos="0"/>
         </w:tabs>
-        <w:ind w:left="0" w:hanging="0"/>
-      </w:pPr>
+        <w:ind w:left="283" w:hanging="283"/>
+      </w:pPr>
+      <w:rPr>
+        <w:rFonts w:ascii="Arial" w:hAnsi="Arial" w:cs="Times New Roman"/>
+        <w:b w:val="false"/>
+        <w:i w:val="false"/>
+        <w:strike w:val="false"/>
+        <w:dstrike w:val="false"/>
+        <w:sz w:val="28"/>
+        <w:u w:val="none"/>
+        <w:effect w:val="none"/>
+      </w:rPr>
+    </w:lvl>
+    <w:lvl w:ilvl="1">
+      <w:start w:val="1"/>
+      <w:numFmt w:val="decimal"/>
+      <w:lvlText w:val="%2."/>
+      <w:lvlJc w:val="left"/>
+      <w:pPr>
+        <w:tabs>
+          <w:tab w:val="num" w:pos="1080"/>
+        </w:tabs>
+        <w:ind w:left="1080" w:hanging="360"/>
+      </w:pPr>
+      <w:rPr/>
+    </w:lvl>
+    <w:lvl w:ilvl="2">
+      <w:start w:val="1"/>
+      <w:numFmt w:val="decimal"/>
+      <w:lvlText w:val="%3."/>
+      <w:lvlJc w:val="left"/>
+      <w:pPr>
+        <w:tabs>
+          <w:tab w:val="num" w:pos="1440"/>
+        </w:tabs>
+        <w:ind w:left="1440" w:hanging="360"/>
+      </w:pPr>
+      <w:rPr/>
+    </w:lvl>
+    <w:lvl w:ilvl="3">
+      <w:start w:val="1"/>
+      <w:numFmt w:val="decimal"/>
+      <w:lvlText w:val="%4."/>
+      <w:lvlJc w:val="left"/>
+      <w:pPr>
+        <w:tabs>
+          <w:tab w:val="num" w:pos="1800"/>
+        </w:tabs>
+        <w:ind w:left="1800" w:hanging="360"/>
+      </w:pPr>
+      <w:rPr/>
     </w:lvl>
     <w:lvl w:ilvl="4">
       <w:start w:val="1"/>
-      <w:numFmt w:val="none"/>
-      <w:suff w:val="nothing"/>
-      <w:lvlText w:val=""/>
+      <w:numFmt w:val="decimal"/>
+      <w:lvlText w:val="%5."/>
       <w:lvlJc w:val="left"/>
       <w:pPr>
         <w:tabs>
-          <w:tab w:val="num" w:pos="0"/>
+          <w:tab w:val="num" w:pos="2160"/>
         </w:tabs>
-        <w:ind w:left="0" w:hanging="0"/>
-      </w:pPr>
+        <w:ind w:left="2160" w:hanging="360"/>
+      </w:pPr>
+      <w:rPr/>
     </w:lvl>
     <w:lvl w:ilvl="5">
       <w:start w:val="1"/>
-      <w:numFmt w:val="none"/>
-      <w:suff w:val="nothing"/>
-      <w:lvlText w:val=""/>
+      <w:numFmt w:val="decimal"/>
+      <w:lvlText w:val="%6."/>
       <w:lvlJc w:val="left"/>
       <w:pPr>
         <w:tabs>
-          <w:tab w:val="num" w:pos="0"/>
+          <w:tab w:val="num" w:pos="2520"/>
         </w:tabs>
-        <w:ind w:left="0" w:hanging="0"/>
-      </w:pPr>
+        <w:ind w:left="2520" w:hanging="360"/>
+      </w:pPr>
+      <w:rPr/>
     </w:lvl>
     <w:lvl w:ilvl="6">
       <w:start w:val="1"/>
-      <w:numFmt w:val="none"/>
-      <w:suff w:val="nothing"/>
-      <w:lvlText w:val=""/>
+      <w:numFmt w:val="decimal"/>
+      <w:lvlText w:val="%7."/>
       <w:lvlJc w:val="left"/>
       <w:pPr>
         <w:tabs>
-          <w:tab w:val="num" w:pos="0"/>
+          <w:tab w:val="num" w:pos="2880"/>
         </w:tabs>
-        <w:ind w:left="0" w:hanging="0"/>
-      </w:pPr>
+        <w:ind w:left="2880" w:hanging="360"/>
+      </w:pPr>
+      <w:rPr/>
     </w:lvl>
     <w:lvl w:ilvl="7">
       <w:start w:val="1"/>
-      <w:numFmt w:val="none"/>
-      <w:suff w:val="nothing"/>
-      <w:lvlText w:val=""/>
+      <w:numFmt w:val="decimal"/>
+      <w:lvlText w:val="%8."/>
       <w:lvlJc w:val="left"/>
       <w:pPr>
         <w:tabs>
-          <w:tab w:val="num" w:pos="0"/>
+          <w:tab w:val="num" w:pos="3240"/>
         </w:tabs>
-        <w:ind w:left="0" w:hanging="0"/>
-      </w:pPr>
+        <w:ind w:left="3240" w:hanging="360"/>
+      </w:pPr>
+      <w:rPr/>
     </w:lvl>
     <w:lvl w:ilvl="8">
       <w:start w:val="1"/>
-      <w:numFmt w:val="none"/>
-      <w:suff w:val="nothing"/>
-      <w:lvlText w:val=""/>
+      <w:numFmt w:val="decimal"/>
+      <w:lvlText w:val="%9."/>
       <w:lvlJc w:val="left"/>
       <w:pPr>
         <w:tabs>
-          <w:tab w:val="num" w:pos="0"/>
+          <w:tab w:val="num" w:pos="3600"/>
         </w:tabs>
-        <w:ind w:left="0" w:hanging="0"/>
-      </w:pPr>
+        <w:ind w:left="3600" w:hanging="360"/>
+      </w:pPr>
+      <w:rPr/>
     </w:lvl>
   </w:abstractNum>
   <w:num w:numId="1">
@@ -9378,25 +9945,22 @@
     <w:abstractNumId w:val="9"/>
   </w:num>
   <w:num w:numId="10">
-    <w:abstractNumId w:val="5"/>
+    <w:abstractNumId w:val="6"/>
     <w:lvlOverride w:ilvl="0">
       <w:startOverride w:val="1"/>
     </w:lvlOverride>
   </w:num>
   <w:num w:numId="11">
-    <w:abstractNumId w:val="6"/>
+    <w:abstractNumId w:val="7"/>
     <w:lvlOverride w:ilvl="0">
       <w:startOverride w:val="2"/>
     </w:lvlOverride>
   </w:num>
   <w:num w:numId="12">
-    <w:abstractNumId w:val="7"/>
+    <w:abstractNumId w:val="8"/>
     <w:lvlOverride w:ilvl="0">
       <w:startOverride w:val="3"/>
     </w:lvlOverride>
-  </w:num>
-  <w:num w:numId="13">
-    <w:abstractNumId w:val="7"/>
   </w:num>
 </w:numbering>
 </file>
@@ -9425,7 +9989,9 @@
     <w:pPr>
       <w:widowControl/>
       <w:suppressAutoHyphens w:val="true"/>
-      <w:overflowPunct w:val="true"/>
+      <w:kinsoku w:val="true"/>
+      <w:overflowPunct w:val="false"/>
+      <w:autoSpaceDE w:val="true"/>
       <w:bidi w:val="0"/>
       <w:spacing w:lineRule="auto" w:line="240" w:before="0" w:after="120"/>
       <w:ind w:firstLine="567"/>
@@ -9866,8 +10432,8 @@
       <w:bCs/>
     </w:rPr>
   </w:style>
-  <w:style w:type="character" w:styleId="Bullets">
-    <w:name w:val="Bullets"/>
+  <w:style w:type="character" w:styleId="Bulletsuser">
+    <w:name w:val="Bullets (user)"/>
     <w:qFormat/>
     <w:rPr>
       <w:rFonts w:ascii="OpenSymbol" w:hAnsi="OpenSymbol" w:eastAsia="OpenSymbol" w:cs="OpenSymbol"/>
@@ -9987,8 +10553,15 @@
     <w:basedOn w:val="Normal"/>
     <w:qFormat/>
     <w:pPr>
+      <w:numPr>
+        <w:ilvl w:val="0"/>
+        <w:numId w:val="0"/>
+      </w:numPr>
+      <w:tabs>
+        <w:tab w:val="clear" w:pos="720"/>
+      </w:tabs>
       <w:spacing w:before="0" w:after="120"/>
-      <w:ind w:left="720"/>
+      <w:ind w:firstLine="567" w:left="720"/>
       <w:contextualSpacing/>
     </w:pPr>
     <w:rPr/>
@@ -10122,37 +10695,37 @@
         <a:srgbClr val="000000"/>
       </a:dk1>
       <a:lt1>
-        <a:srgbClr val="ffffff"/>
+        <a:srgbClr val="FFFFFF"/>
       </a:lt1>
       <a:dk2>
-        <a:srgbClr val="0e2841"/>
+        <a:srgbClr val="0E2841"/>
       </a:dk2>
       <a:lt2>
-        <a:srgbClr val="e8e8e8"/>
+        <a:srgbClr val="E8E8E8"/>
       </a:lt2>
       <a:accent1>
         <a:srgbClr val="156082"/>
       </a:accent1>
       <a:accent2>
-        <a:srgbClr val="e97132"/>
+        <a:srgbClr val="E97132"/>
       </a:accent2>
       <a:accent3>
-        <a:srgbClr val="196b24"/>
+        <a:srgbClr val="196B24"/>
       </a:accent3>
       <a:accent4>
-        <a:srgbClr val="0f9ed5"/>
+        <a:srgbClr val="0F9ED5"/>
       </a:accent4>
       <a:accent5>
-        <a:srgbClr val="a02b93"/>
+        <a:srgbClr val="A02B93"/>
       </a:accent5>
       <a:accent6>
-        <a:srgbClr val="4ea72e"/>
+        <a:srgbClr val="4EA72E"/>
       </a:accent6>
       <a:hlink>
         <a:srgbClr val="467886"/>
       </a:hlink>
       <a:folHlink>
-        <a:srgbClr val="96607d"/>
+        <a:srgbClr val="96607D"/>
       </a:folHlink>
     </a:clrScheme>
     <a:fontScheme name="Office">

--- a/Zapiska_Georgi_Chaparov.docx
+++ b/Zapiska_Georgi_Chaparov.docx
@@ -1868,7 +1868,7 @@
         <w:pStyle w:val="Normal"/>
         <w:numPr>
           <w:ilvl w:val="0"/>
-          <w:numId w:val="8"/>
+          <w:numId w:val="9"/>
         </w:numPr>
         <w:spacing w:before="0" w:after="0"/>
         <w:jc w:val="both"/>
@@ -2140,16 +2140,17 @@
             </w:rPr>
             <w:fldChar w:fldCharType="separate"/>
           </w:r>
-          <w:hyperlink w:anchor="__RefHeading___Toc279_4158184810" w:tooltip="Анoтaция">
-            <w:r>
-              <w:rPr>
-                <w:rStyle w:val="IndexLink"/>
-              </w:rPr>
-              <w:t>1. Анoтaция</w:t>
-              <w:tab/>
-              <w:t>8</w:t>
-            </w:r>
-          </w:hyperlink>
+          <w:r>
+            <w:rPr>
+              <w:rStyle w:val="IndexLink"/>
+            </w:rPr>
+            <w:t>1. Анoтaция</w:t>
+          </w:r>
+          <w:r>
+            <w:rPr/>
+            <w:tab/>
+            <w:t>8</w:t>
+          </w:r>
         </w:p>
         <w:p>
           <w:pPr>
@@ -2160,16 +2161,12 @@
             </w:tabs>
             <w:rPr/>
           </w:pPr>
-          <w:hyperlink w:anchor="__RefHeading___Toc957_4158184810" w:tooltip="Увод">
-            <w:r>
-              <w:rPr>
-                <w:rStyle w:val="IndexLink"/>
-              </w:rPr>
-              <w:t>2. Увод</w:t>
-              <w:tab/>
-              <w:t>9</w:t>
-            </w:r>
-          </w:hyperlink>
+          <w:r>
+            <w:rPr/>
+            <w:t>2. Увод</w:t>
+            <w:tab/>
+            <w:t>9</w:t>
+          </w:r>
         </w:p>
         <w:p>
           <w:pPr>
@@ -2180,16 +2177,12 @@
             </w:tabs>
             <w:rPr/>
           </w:pPr>
-          <w:hyperlink w:anchor="__RefHeading___Toc839_4111958324" w:tooltip="Какво е ML, DL, AI">
-            <w:r>
-              <w:rPr>
-                <w:rStyle w:val="IndexLink"/>
-              </w:rPr>
-              <w:t>2.1. Какво е ML, DL, AI</w:t>
-              <w:tab/>
-              <w:t>9</w:t>
-            </w:r>
-          </w:hyperlink>
+          <w:r>
+            <w:rPr/>
+            <w:t>2.1. Какво е ML, DL, AI</w:t>
+            <w:tab/>
+            <w:t>9</w:t>
+          </w:r>
         </w:p>
         <w:p>
           <w:pPr>
@@ -2200,16 +2193,12 @@
             </w:tabs>
             <w:rPr/>
           </w:pPr>
-          <w:hyperlink w:anchor="__RefHeading___Toc843_4111958324" w:tooltip="Погледът и неговите характеристики">
-            <w:r>
-              <w:rPr>
-                <w:rStyle w:val="IndexLink"/>
-              </w:rPr>
-              <w:t>2.2. Погледът и неговите характеристики</w:t>
-              <w:tab/>
-              <w:t>9</w:t>
-            </w:r>
-          </w:hyperlink>
+          <w:r>
+            <w:rPr/>
+            <w:t>2.2. Погледът и неговите характеристики</w:t>
+            <w:tab/>
+            <w:t>9</w:t>
+          </w:r>
         </w:p>
         <w:p>
           <w:pPr>
@@ -2220,16 +2209,12 @@
             </w:tabs>
             <w:rPr/>
           </w:pPr>
-          <w:hyperlink w:anchor="__RefHeading___Toc845_4111958324" w:tooltip="Проследяване на поглед">
-            <w:r>
-              <w:rPr>
-                <w:rStyle w:val="IndexLink"/>
-              </w:rPr>
-              <w:t>2.3. Проследяване на поглед</w:t>
-              <w:tab/>
-              <w:t>9</w:t>
-            </w:r>
-          </w:hyperlink>
+          <w:r>
+            <w:rPr/>
+            <w:t>2.3. Проследяване на поглед</w:t>
+            <w:tab/>
+            <w:t>9</w:t>
+          </w:r>
         </w:p>
         <w:p>
           <w:pPr>
@@ -2240,16 +2225,12 @@
             </w:tabs>
             <w:rPr/>
           </w:pPr>
-          <w:hyperlink w:anchor="__RefHeading___Toc847_4111958324" w:tooltip="Класифициране на фазите на поточна линия">
-            <w:r>
-              <w:rPr>
-                <w:rStyle w:val="IndexLink"/>
-              </w:rPr>
-              <w:t>2.4. Класифициране на фазите на поточна линия</w:t>
-              <w:tab/>
-              <w:t>10</w:t>
-            </w:r>
-          </w:hyperlink>
+          <w:r>
+            <w:rPr/>
+            <w:t>2.4. Класифициране на фазите на поточна линия</w:t>
+            <w:tab/>
+            <w:t>10</w:t>
+          </w:r>
         </w:p>
         <w:p>
           <w:pPr>
@@ -2260,16 +2241,12 @@
             </w:tabs>
             <w:rPr/>
           </w:pPr>
-          <w:hyperlink w:anchor="__RefHeading___Toc959_4158184810" w:tooltip="Обзор на съществуващи решения">
-            <w:r>
-              <w:rPr>
-                <w:rStyle w:val="IndexLink"/>
-              </w:rPr>
-              <w:t>3. Обзор на съществуващи решения</w:t>
-              <w:tab/>
-              <w:t>11</w:t>
-            </w:r>
-          </w:hyperlink>
+          <w:r>
+            <w:rPr/>
+            <w:t>3. Обзор на съществуващи решения</w:t>
+            <w:tab/>
+            <w:t>11</w:t>
+          </w:r>
         </w:p>
         <w:p>
           <w:pPr>
@@ -2280,16 +2257,12 @@
             </w:tabs>
             <w:rPr/>
           </w:pPr>
-          <w:hyperlink w:anchor="__RefHeading___Toc961_4158184810" w:tooltip="Поставени цели и задачи">
-            <w:r>
-              <w:rPr>
-                <w:rStyle w:val="IndexLink"/>
-              </w:rPr>
-              <w:t>4. Поставени цели и задачи</w:t>
-              <w:tab/>
-              <w:t>12</w:t>
-            </w:r>
-          </w:hyperlink>
+          <w:r>
+            <w:rPr/>
+            <w:t>4. Поставени цели и задачи</w:t>
+            <w:tab/>
+            <w:t>12</w:t>
+          </w:r>
         </w:p>
         <w:p>
           <w:pPr>
@@ -2300,16 +2273,12 @@
             </w:tabs>
             <w:rPr/>
           </w:pPr>
-          <w:hyperlink w:anchor="__RefHeading___Toc965_4158184810" w:tooltip="Описание на експеримент и хардуер за събиране на данните">
-            <w:r>
-              <w:rPr>
-                <w:rStyle w:val="IndexLink"/>
-              </w:rPr>
-              <w:t>5. Описание на експеримент и хардуер за събиране на данните</w:t>
-              <w:tab/>
-              <w:t>13</w:t>
-            </w:r>
-          </w:hyperlink>
+          <w:r>
+            <w:rPr/>
+            <w:t>5. Описание на експеримент и хардуер за събиране на данните</w:t>
+            <w:tab/>
+            <w:t>13</w:t>
+          </w:r>
         </w:p>
         <w:p>
           <w:pPr>
@@ -2320,16 +2289,12 @@
             </w:tabs>
             <w:rPr/>
           </w:pPr>
-          <w:hyperlink w:anchor="__RefHeading___Toc767_4111958324" w:tooltip="Структура и начин на провеждане на експериментът">
-            <w:r>
-              <w:rPr>
-                <w:rStyle w:val="IndexLink"/>
-              </w:rPr>
-              <w:t>5.1. Структура и начин на провеждане на експериментът</w:t>
-              <w:tab/>
-              <w:t>13</w:t>
-            </w:r>
-          </w:hyperlink>
+          <w:r>
+            <w:rPr/>
+            <w:t>5.1. Структура и начин на провеждане на експериментът</w:t>
+            <w:tab/>
+            <w:t>13</w:t>
+          </w:r>
         </w:p>
         <w:p>
           <w:pPr>
@@ -2340,16 +2305,12 @@
             </w:tabs>
             <w:rPr/>
           </w:pPr>
-          <w:hyperlink w:anchor="__RefHeading___Toc1200_4111958324" w:tooltip="NEON от Pupil Labs">
-            <w:r>
-              <w:rPr>
-                <w:rStyle w:val="IndexLink"/>
-              </w:rPr>
-              <w:t>5.2. NEON от Pupil Labs</w:t>
-              <w:tab/>
-              <w:t>14</w:t>
-            </w:r>
-          </w:hyperlink>
+          <w:r>
+            <w:rPr/>
+            <w:t>5.2. NEON от Pupil Labs</w:t>
+            <w:tab/>
+            <w:t>14</w:t>
+          </w:r>
         </w:p>
         <w:p>
           <w:pPr>
@@ -2360,16 +2321,12 @@
             </w:tabs>
             <w:rPr/>
           </w:pPr>
-          <w:hyperlink w:anchor="__RefHeading___Toc769_4111958324" w:tooltip="Софтуер за класифициране на данните">
-            <w:r>
-              <w:rPr>
-                <w:rStyle w:val="IndexLink"/>
-              </w:rPr>
-              <w:t>6. Софтуер за класифициране на данните</w:t>
-              <w:tab/>
-              <w:t>16</w:t>
-            </w:r>
-          </w:hyperlink>
+          <w:r>
+            <w:rPr/>
+            <w:t>6. Софтуер за класифициране на данните</w:t>
+            <w:tab/>
+            <w:t>16</w:t>
+          </w:r>
         </w:p>
         <w:p>
           <w:pPr>
@@ -2380,16 +2337,12 @@
             </w:tabs>
             <w:rPr/>
           </w:pPr>
-          <w:hyperlink w:anchor="__RefHeading___Toc2735_4158184810" w:tooltip="Изисквания, архитектура и организация на данните">
-            <w:r>
-              <w:rPr>
-                <w:rStyle w:val="IndexLink"/>
-              </w:rPr>
-              <w:t>6.1. Изисквания, архитектура и организация на данните</w:t>
-              <w:tab/>
-              <w:t>16</w:t>
-            </w:r>
-          </w:hyperlink>
+          <w:r>
+            <w:rPr/>
+            <w:t>6.1. Изисквания, архитектура и организация на данните</w:t>
+            <w:tab/>
+            <w:t>16</w:t>
+          </w:r>
         </w:p>
         <w:p>
           <w:pPr>
@@ -2400,16 +2353,12 @@
             </w:tabs>
             <w:rPr/>
           </w:pPr>
-          <w:hyperlink w:anchor="__RefHeading___Toc2737_4158184810" w:tooltip="Избор на език и среда за програмиране">
-            <w:r>
-              <w:rPr>
-                <w:rStyle w:val="IndexLink"/>
-              </w:rPr>
-              <w:t>6.2. Избор на език и среда за програмиране</w:t>
-              <w:tab/>
-              <w:t>18</w:t>
-            </w:r>
-          </w:hyperlink>
+          <w:r>
+            <w:rPr/>
+            <w:t>6.2. Избор на език и среда за програмиране</w:t>
+            <w:tab/>
+            <w:t>18</w:t>
+          </w:r>
         </w:p>
         <w:p>
           <w:pPr>
@@ -2420,16 +2369,12 @@
             </w:tabs>
             <w:rPr/>
           </w:pPr>
-          <w:hyperlink w:anchor="__RefHeading___Toc2739_4158184810" w:tooltip="Реализация на програмната система">
-            <w:r>
-              <w:rPr>
-                <w:rStyle w:val="IndexLink"/>
-              </w:rPr>
-              <w:t>6.3. Реализация на програмната система</w:t>
-              <w:tab/>
-              <w:t>18</w:t>
-            </w:r>
-          </w:hyperlink>
+          <w:r>
+            <w:rPr/>
+            <w:t>6.3. Реализация на програмната система</w:t>
+            <w:tab/>
+            <w:t>18</w:t>
+          </w:r>
         </w:p>
         <w:p>
           <w:pPr>
@@ -2440,16 +2385,12 @@
             </w:tabs>
             <w:rPr/>
           </w:pPr>
-          <w:hyperlink w:anchor="__RefHeading___Toc2741_4158184810" w:tooltip="Описание на програмните модули">
-            <w:r>
-              <w:rPr>
-                <w:rStyle w:val="IndexLink"/>
-              </w:rPr>
-              <w:t>6.3.1. Описание на програмните модули</w:t>
-              <w:tab/>
-              <w:t>18</w:t>
-            </w:r>
-          </w:hyperlink>
+          <w:r>
+            <w:rPr/>
+            <w:t>6.3.1. Описание на програмните модули</w:t>
+            <w:tab/>
+            <w:t>18</w:t>
+          </w:r>
         </w:p>
         <w:p>
           <w:pPr>
@@ -2460,16 +2401,12 @@
             </w:tabs>
             <w:rPr/>
           </w:pPr>
-          <w:hyperlink w:anchor="__RefHeading___Toc2743_4158184810" w:tooltip="Структура и организация на програмния интерфейс">
-            <w:r>
-              <w:rPr>
-                <w:rStyle w:val="IndexLink"/>
-              </w:rPr>
-              <w:t>6.3.2. Структура и организация на програмния интерфейс</w:t>
-              <w:tab/>
-              <w:t>18</w:t>
-            </w:r>
-          </w:hyperlink>
+          <w:r>
+            <w:rPr/>
+            <w:t>6.3.2. Структура и организация на програмния интерфейс</w:t>
+            <w:tab/>
+            <w:t>18</w:t>
+          </w:r>
         </w:p>
         <w:p>
           <w:pPr>
@@ -2480,16 +2417,12 @@
             </w:tabs>
             <w:rPr/>
           </w:pPr>
-          <w:hyperlink w:anchor="__RefHeading___Toc2745_4158184810" w:tooltip="Формат на входните и изходните данни">
-            <w:r>
-              <w:rPr>
-                <w:rStyle w:val="IndexLink"/>
-              </w:rPr>
-              <w:t>6.4. Формат на входните и изходните данни</w:t>
-              <w:tab/>
-              <w:t>18</w:t>
-            </w:r>
-          </w:hyperlink>
+          <w:r>
+            <w:rPr/>
+            <w:t>6.4. Формат на входните и изходните данни</w:t>
+            <w:tab/>
+            <w:t>18</w:t>
+          </w:r>
         </w:p>
         <w:p>
           <w:pPr>
@@ -2500,16 +2433,12 @@
             </w:tabs>
             <w:rPr/>
           </w:pPr>
-          <w:hyperlink w:anchor="__RefHeading___Toc10516_4158184810" w:tooltip="Среда за разработка и отдалечен достъп">
-            <w:r>
-              <w:rPr>
-                <w:rStyle w:val="IndexLink"/>
-              </w:rPr>
-              <w:t>7. Среда за разработка и отдалечен достъп</w:t>
-              <w:tab/>
-              <w:t>19</w:t>
-            </w:r>
-          </w:hyperlink>
+          <w:r>
+            <w:rPr/>
+            <w:t>7. Среда за разработка и отдалечен достъп</w:t>
+            <w:tab/>
+            <w:t>19</w:t>
+          </w:r>
         </w:p>
         <w:p>
           <w:pPr>
@@ -2520,16 +2449,12 @@
             </w:tabs>
             <w:rPr/>
           </w:pPr>
-          <w:hyperlink w:anchor="__RefHeading___Toc2865_1987151165" w:tooltip="Създаване на Docker образ">
-            <w:r>
-              <w:rPr>
-                <w:rStyle w:val="IndexLink"/>
-              </w:rPr>
-              <w:t>7.1. Създаване на Docker образ</w:t>
-              <w:tab/>
-              <w:t>19</w:t>
-            </w:r>
-          </w:hyperlink>
+          <w:r>
+            <w:rPr/>
+            <w:t>7.1. Създаване на Docker образ</w:t>
+            <w:tab/>
+            <w:t>19</w:t>
+          </w:r>
         </w:p>
         <w:p>
           <w:pPr>
@@ -2540,16 +2465,12 @@
             </w:tabs>
             <w:rPr/>
           </w:pPr>
-          <w:hyperlink w:anchor="__RefHeading___Toc5688_4158184810" w:tooltip="Създаване и обучение на модела">
-            <w:r>
-              <w:rPr>
-                <w:rStyle w:val="IndexLink"/>
-              </w:rPr>
-              <w:t>8. Създаване и обучение на модела</w:t>
-              <w:tab/>
-              <w:t>24</w:t>
-            </w:r>
-          </w:hyperlink>
+          <w:r>
+            <w:rPr/>
+            <w:t>8. Създаване и обучение на модела</w:t>
+            <w:tab/>
+            <w:t>24</w:t>
+          </w:r>
         </w:p>
         <w:p>
           <w:pPr>
@@ -2560,16 +2481,12 @@
             </w:tabs>
             <w:rPr/>
           </w:pPr>
-          <w:hyperlink w:anchor="__RefHeading___Toc771_4111958324" w:tooltip="Входни данни">
-            <w:r>
-              <w:rPr>
-                <w:rStyle w:val="IndexLink"/>
-              </w:rPr>
-              <w:t>8.1. Входни данни</w:t>
-              <w:tab/>
-              <w:t>24</w:t>
-            </w:r>
-          </w:hyperlink>
+          <w:r>
+            <w:rPr/>
+            <w:t>8.1. Входни данни</w:t>
+            <w:tab/>
+            <w:t>24</w:t>
+          </w:r>
         </w:p>
         <w:p>
           <w:pPr>
@@ -2580,16 +2497,12 @@
             </w:tabs>
             <w:rPr/>
           </w:pPr>
-          <w:hyperlink w:anchor="__RefHeading___Toc967_4158184810" w:tooltip="Предварителна обработка на данните">
-            <w:r>
-              <w:rPr>
-                <w:rStyle w:val="IndexLink"/>
-              </w:rPr>
-              <w:t>8.2. Предварителна обработка на данните</w:t>
-              <w:tab/>
-              <w:t>24</w:t>
-            </w:r>
-          </w:hyperlink>
+          <w:r>
+            <w:rPr/>
+            <w:t>8.2. Предварителна обработка на данните</w:t>
+            <w:tab/>
+            <w:t>24</w:t>
+          </w:r>
         </w:p>
         <w:p>
           <w:pPr>
@@ -2600,16 +2513,12 @@
             </w:tabs>
             <w:rPr/>
           </w:pPr>
-          <w:hyperlink w:anchor="__RefHeading___Toc5690_4158184810" w:tooltip="Избор на модел за машинно обучение">
-            <w:r>
-              <w:rPr>
-                <w:rStyle w:val="IndexLink"/>
-              </w:rPr>
-              <w:t>8.3. Избор на модел за машинно обучение</w:t>
-              <w:tab/>
-              <w:t>25</w:t>
-            </w:r>
-          </w:hyperlink>
+          <w:r>
+            <w:rPr/>
+            <w:t>8.3. Избор на модел за машинно обучение</w:t>
+            <w:tab/>
+            <w:t>25</w:t>
+          </w:r>
         </w:p>
         <w:p>
           <w:pPr>
@@ -2620,16 +2529,12 @@
             </w:tabs>
             <w:rPr/>
           </w:pPr>
-          <w:hyperlink w:anchor="__RefHeading___Toc5692_4158184810" w:tooltip="Методология на обучението">
-            <w:r>
-              <w:rPr>
-                <w:rStyle w:val="IndexLink"/>
-              </w:rPr>
-              <w:t>8.4. Методология на обучението</w:t>
-              <w:tab/>
-              <w:t>25</w:t>
-            </w:r>
-          </w:hyperlink>
+          <w:r>
+            <w:rPr/>
+            <w:t>8.4. Методология на обучението</w:t>
+            <w:tab/>
+            <w:t>25</w:t>
+          </w:r>
         </w:p>
         <w:p>
           <w:pPr>
@@ -2640,16 +2545,12 @@
             </w:tabs>
             <w:rPr/>
           </w:pPr>
-          <w:hyperlink w:anchor="__RefHeading___Toc10518_4158184810" w:tooltip="Сравнение между CNN и Transformer модел">
-            <w:r>
-              <w:rPr>
-                <w:rStyle w:val="IndexLink"/>
-              </w:rPr>
-              <w:t>9. Сравнение между CNN и Transformer модел</w:t>
-              <w:tab/>
-              <w:t>26</w:t>
-            </w:r>
-          </w:hyperlink>
+          <w:r>
+            <w:rPr/>
+            <w:t>9. Сравнение между CNN и Transformer модел</w:t>
+            <w:tab/>
+            <w:t>26</w:t>
+          </w:r>
         </w:p>
         <w:p>
           <w:pPr>
@@ -2660,16 +2561,12 @@
             </w:tabs>
             <w:rPr/>
           </w:pPr>
-          <w:hyperlink w:anchor="__RefHeading___Toc10520_4158184810" w:tooltip="Резултати при различна продължителност на записите">
-            <w:r>
-              <w:rPr>
-                <w:rStyle w:val="IndexLink"/>
-              </w:rPr>
-              <w:t>10. Резултати при различна продължителност на записите</w:t>
-              <w:tab/>
-              <w:t>27</w:t>
-            </w:r>
-          </w:hyperlink>
+          <w:r>
+            <w:rPr/>
+            <w:t>10. Резултати при различна продължителност на записите</w:t>
+            <w:tab/>
+            <w:t>27</w:t>
+          </w:r>
         </w:p>
         <w:p>
           <w:pPr>
@@ -2680,16 +2577,12 @@
             </w:tabs>
             <w:rPr/>
           </w:pPr>
-          <w:hyperlink w:anchor="__RefHeading___Toc5694_4158184810" w:tooltip="Основни резултати">
-            <w:r>
-              <w:rPr>
-                <w:rStyle w:val="IndexLink"/>
-              </w:rPr>
-              <w:t>11. Основни резултати</w:t>
-              <w:tab/>
-              <w:t>28</w:t>
-            </w:r>
-          </w:hyperlink>
+          <w:r>
+            <w:rPr/>
+            <w:t>11. Основни резултати</w:t>
+            <w:tab/>
+            <w:t>28</w:t>
+          </w:r>
         </w:p>
         <w:p>
           <w:pPr>
@@ -2700,16 +2593,12 @@
             </w:tabs>
             <w:rPr/>
           </w:pPr>
-          <w:hyperlink w:anchor="__RefHeading___Toc5696_4158184810" w:tooltip="Изводи и препоръки">
-            <w:r>
-              <w:rPr>
-                <w:rStyle w:val="IndexLink"/>
-              </w:rPr>
-              <w:t>12. Изводи и препоръки</w:t>
-              <w:tab/>
-              <w:t>29</w:t>
-            </w:r>
-          </w:hyperlink>
+          <w:r>
+            <w:rPr/>
+            <w:t>12. Изводи и препоръки</w:t>
+            <w:tab/>
+            <w:t>29</w:t>
+          </w:r>
         </w:p>
         <w:p>
           <w:pPr>
@@ -2720,16 +2609,12 @@
             </w:tabs>
             <w:rPr/>
           </w:pPr>
-          <w:hyperlink w:anchor="__RefHeading___Toc2749_4158184810" w:tooltip="Използвана литература">
-            <w:r>
-              <w:rPr>
-                <w:rStyle w:val="IndexLink"/>
-              </w:rPr>
-              <w:t>13. Използвана литература</w:t>
-              <w:tab/>
-              <w:t>30</w:t>
-            </w:r>
-          </w:hyperlink>
+          <w:r>
+            <w:rPr/>
+            <w:t>13. Използвана литература</w:t>
+            <w:tab/>
+            <w:t>30</w:t>
+          </w:r>
         </w:p>
         <w:p>
           <w:pPr>
@@ -2740,20 +2625,14 @@
             </w:tabs>
             <w:rPr/>
           </w:pPr>
-          <w:hyperlink w:anchor="__RefHeading___Toc971_4158184810" w:tooltip="Приложения">
-            <w:r>
-              <w:rPr>
-                <w:rStyle w:val="IndexLink"/>
-              </w:rPr>
-              <w:t>14. Приложения</w:t>
-              <w:tab/>
-              <w:t>31</w:t>
-            </w:r>
-          </w:hyperlink>
           <w:r>
-            <w:rPr>
-              <w:rStyle w:val="IndexLink"/>
-            </w:rPr>
+            <w:rPr/>
+            <w:t>14. Приложения</w:t>
+            <w:tab/>
+            <w:t>31</w:t>
+          </w:r>
+          <w:r>
+            <w:rPr/>
             <w:fldChar w:fldCharType="end"/>
           </w:r>
         </w:p>
@@ -2762,7 +2641,7 @@
     <w:p>
       <w:pPr>
         <w:pStyle w:val="Normal"/>
-        <w:overflowPunct w:val="true"/>
+        <w:overflowPunct w:val="false"/>
         <w:spacing w:lineRule="auto" w:line="278" w:before="0" w:after="160"/>
         <w:ind w:hanging="0"/>
         <w:rPr>
@@ -2796,7 +2675,7 @@
     <w:p>
       <w:pPr>
         <w:pStyle w:val="Normal"/>
-        <w:overflowPunct w:val="true"/>
+        <w:overflowPunct w:val="false"/>
         <w:spacing w:lineRule="auto" w:line="278" w:before="0" w:after="160"/>
         <w:ind w:hanging="0"/>
         <w:rPr>
@@ -2830,7 +2709,7 @@
     <w:p>
       <w:pPr>
         <w:pStyle w:val="Normal"/>
-        <w:overflowPunct w:val="true"/>
+        <w:overflowPunct w:val="false"/>
         <w:spacing w:lineRule="auto" w:line="278" w:before="0" w:after="160"/>
         <w:ind w:hanging="0"/>
         <w:rPr>
@@ -2864,7 +2743,7 @@
     <w:p>
       <w:pPr>
         <w:pStyle w:val="Normal"/>
-        <w:overflowPunct w:val="true"/>
+        <w:overflowPunct w:val="false"/>
         <w:spacing w:lineRule="auto" w:line="278" w:before="0" w:after="160"/>
         <w:ind w:hanging="0"/>
         <w:rPr>
@@ -2896,14 +2775,12 @@
           <w:ilvl w:val="0"/>
           <w:numId w:val="4"/>
         </w:numPr>
-        <w:overflowPunct w:val="true"/>
+        <w:overflowPunct w:val="false"/>
         <w:spacing w:lineRule="auto" w:line="276" w:before="0" w:after="0"/>
         <w:ind w:hanging="357" w:left="357"/>
         <w:contextualSpacing/>
         <w:outlineLvl w:val="0"/>
-        <w:rPr>
-          <w:lang w:val="bg-BG" w:eastAsia="en-US" w:bidi="ar-SA"/>
-        </w:rPr>
+        <w:rPr/>
       </w:pPr>
       <w:bookmarkStart w:id="0" w:name="__RefHeading___Toc279_4158184810"/>
       <w:bookmarkStart w:id="1" w:name="_Toc169282651"/>
@@ -2932,13 +2809,7 @@
         <w:rPr>
           <w:lang w:val="bg-BG" w:eastAsia="en-US" w:bidi="ar-SA"/>
         </w:rPr>
-        <w:t xml:space="preserve">Обект на дипломната работа е моделирането и обучението на модел, който да класифицира отделните действия на човек, работещ на поточна линия, използвайки </w:t>
-      </w:r>
-      <w:r>
-        <w:rPr>
-          <w:lang w:val="bg-BG" w:eastAsia="en-US" w:bidi="ar-SA"/>
-        </w:rPr>
-        <w:t>единствено</w:t>
+        <w:t>Обект на дипломната работа е моделирането и обучението на модел, който да класифицира отделните действия на човек, работещ на поточна линия, използвайки единствено</w:t>
       </w:r>
       <w:r>
         <w:rPr>
@@ -3154,7 +3025,7 @@
     <w:p>
       <w:pPr>
         <w:pStyle w:val="Normal"/>
-        <w:overflowPunct w:val="true"/>
+        <w:overflowPunct w:val="false"/>
         <w:spacing w:lineRule="auto" w:line="360" w:before="0" w:after="160"/>
         <w:ind w:hanging="0"/>
         <w:rPr>
@@ -3166,19 +3037,7 @@
           <w:lang w:val="bg-BG" w:eastAsia="en-US" w:bidi="ar-SA"/>
         </w:rPr>
         <w:tab/>
-        <w:t>Използван модел, ко</w:t>
-      </w:r>
-      <w:r>
-        <w:rPr>
-          <w:lang w:val="bg-BG" w:eastAsia="en-US" w:bidi="ar-SA"/>
-        </w:rPr>
-        <w:t>и</w:t>
-      </w:r>
-      <w:r>
-        <w:rPr>
-          <w:lang w:val="bg-BG" w:eastAsia="en-US" w:bidi="ar-SA"/>
-        </w:rPr>
-        <w:t xml:space="preserve"> модели съм сравнявал, как съм оптимизирал параметрите на моделите, резултати .......</w:t>
+        <w:t>Използван модел, кои модели съм сравнявал, как съм оптимизирал параметрите на моделите, резултати .......</w:t>
       </w:r>
       <w:r>
         <w:br w:type="page"/>
@@ -3193,7 +3052,7 @@
           <w:ilvl w:val="0"/>
           <w:numId w:val="4"/>
         </w:numPr>
-        <w:overflowPunct w:val="true"/>
+        <w:overflowPunct w:val="false"/>
         <w:spacing w:lineRule="auto" w:line="276" w:before="0" w:after="0"/>
         <w:ind w:hanging="357" w:left="357"/>
         <w:contextualSpacing/>
@@ -3282,19 +3141,13 @@
         <w:rPr>
           <w:lang w:val="bg-BG"/>
         </w:rPr>
-        <w:t xml:space="preserve">Един от подходите за анализ на действията на </w:t>
-      </w:r>
-      <w:r>
-        <w:rPr>
-          <w:lang w:val="bg-BG"/>
-        </w:rPr>
-        <w:t>работниците</w:t>
-      </w:r>
-      <w:r>
-        <w:rPr>
-          <w:lang w:val="bg-BG"/>
-        </w:rPr>
-        <w:t xml:space="preserve"> е използването на технологии за проследяване на погледа, които предоставят информация за визуалното внимание на работника по време на изпълнение на монтажните операции.</w:t>
+        <w:t>Е</w:t>
+      </w:r>
+      <w:r>
+        <w:rPr>
+          <w:lang w:val="bg-BG"/>
+        </w:rPr>
+        <w:t>дин от подходите за анализ на действията на работниците е използването на технологии за проследяване на погледа, които предоставят информация за визуалното внимание на работника по време на изпълнение на монтажните операции.</w:t>
       </w:r>
     </w:p>
     <w:p>
@@ -3310,441 +3163,6 @@
           <w:lang w:val="bg-BG"/>
         </w:rPr>
         <w:t xml:space="preserve">Преди да бъде представен предложеният подход за класифициране на фазите през които преминават работниците на поточна линия, е необходимо да бъдат разгледани няколко основни концепции, върху които се основава настоящото изследване. </w:t>
-      </w:r>
-    </w:p>
-    <w:p>
-      <w:pPr>
-        <w:pStyle w:val="ListParagraph"/>
-        <w:numPr>
-          <w:ilvl w:val="1"/>
-          <w:numId w:val="4"/>
-        </w:numPr>
-        <w:overflowPunct w:val="true"/>
-        <w:spacing w:lineRule="auto" w:line="276" w:before="0" w:after="0"/>
-        <w:ind w:hanging="357" w:left="357"/>
-        <w:contextualSpacing/>
-        <w:outlineLvl w:val="0"/>
-        <w:rPr>
-          <w:b/>
-          <w:bCs/>
-          <w:sz w:val="32"/>
-          <w:szCs w:val="28"/>
-          <w:lang w:val="en-US" w:eastAsia="en-US" w:bidi="ar-SA"/>
-        </w:rPr>
-      </w:pPr>
-      <w:bookmarkStart w:id="4" w:name="__RefHeading___Toc839_4111958324"/>
-      <w:bookmarkEnd w:id="4"/>
-      <w:r>
-        <w:rPr>
-          <w:b/>
-          <w:bCs/>
-          <w:sz w:val="32"/>
-          <w:szCs w:val="28"/>
-          <w:lang w:val="bg-BG" w:eastAsia="en-US" w:bidi="ar-SA"/>
-        </w:rPr>
-        <w:t>Какв</w:t>
-      </w:r>
-      <w:r>
-        <w:rPr>
-          <w:b/>
-          <w:bCs/>
-          <w:sz w:val="32"/>
-          <w:szCs w:val="28"/>
-          <w:lang w:val="bg-BG" w:eastAsia="en-US" w:bidi="ar-SA"/>
-        </w:rPr>
-        <w:t xml:space="preserve">о е </w:t>
-      </w:r>
-      <w:r>
-        <w:rPr>
-          <w:b/>
-          <w:bCs/>
-          <w:sz w:val="32"/>
-          <w:szCs w:val="28"/>
-          <w:lang w:val="en-US" w:eastAsia="en-US" w:bidi="ar-SA"/>
-        </w:rPr>
-        <w:t>ML, DL, AI</w:t>
-      </w:r>
-    </w:p>
-    <w:p>
-      <w:pPr>
-        <w:pStyle w:val="ListParagraph"/>
-        <w:numPr>
-          <w:ilvl w:val="1"/>
-          <w:numId w:val="4"/>
-        </w:numPr>
-        <w:overflowPunct w:val="true"/>
-        <w:spacing w:lineRule="auto" w:line="276" w:before="0" w:after="0"/>
-        <w:ind w:hanging="357" w:left="357"/>
-        <w:contextualSpacing/>
-        <w:outlineLvl w:val="0"/>
-        <w:rPr>
-          <w:b/>
-          <w:bCs/>
-          <w:sz w:val="32"/>
-          <w:szCs w:val="28"/>
-          <w:lang w:val="bg-BG" w:eastAsia="en-US" w:bidi="ar-SA"/>
-        </w:rPr>
-      </w:pPr>
-      <w:bookmarkStart w:id="5" w:name="__RefHeading___Toc843_4111958324"/>
-      <w:bookmarkEnd w:id="5"/>
-      <w:r>
-        <w:rPr>
-          <w:b/>
-          <w:bCs/>
-          <w:sz w:val="32"/>
-          <w:szCs w:val="28"/>
-          <w:lang w:val="bg-BG" w:eastAsia="en-US" w:bidi="ar-SA"/>
-        </w:rPr>
-        <w:t>Погледът и неговите характеристики</w:t>
-      </w:r>
-    </w:p>
-    <w:p>
-      <w:pPr>
-        <w:pStyle w:val="Normal"/>
-        <w:bidi w:val="0"/>
-        <w:spacing w:lineRule="auto" w:line="360"/>
-        <w:rPr>
-          <w:lang w:val="bg-BG"/>
-        </w:rPr>
-      </w:pPr>
-      <w:r>
-        <w:rPr>
-          <w:lang w:val="bg-BG"/>
-        </w:rPr>
-        <w:t xml:space="preserve">В настоящата дипломна работа погледът представлява един от основните източници на информация за обучението на модела. </w:t>
-      </w:r>
-      <w:r>
-        <w:rPr>
-          <w:lang w:val="bg-BG"/>
-        </w:rPr>
-        <w:t>Той</w:t>
-      </w:r>
-      <w:r>
-        <w:rPr>
-          <w:lang w:val="bg-BG"/>
-        </w:rPr>
-        <w:t xml:space="preserve"> може да се разглежда, като източник на информация за намеренията на даден човек.</w:t>
-      </w:r>
-    </w:p>
-    <w:p>
-      <w:pPr>
-        <w:pStyle w:val="Normal"/>
-        <w:spacing w:lineRule="auto" w:line="360"/>
-        <w:rPr>
-          <w:lang w:val="bg-BG"/>
-        </w:rPr>
-      </w:pPr>
-      <w:hyperlink r:id="rId2">
-        <w:r>
-          <w:rPr>
-            <w:rStyle w:val="Hyperlink"/>
-            <w:lang w:val="bg-BG"/>
-          </w:rPr>
-          <w:t>https://pupil-labs.com/blog/what-is-eye-tracking</w:t>
-        </w:r>
-      </w:hyperlink>
-    </w:p>
-    <w:p>
-      <w:pPr>
-        <w:pStyle w:val="Normal"/>
-        <w:spacing w:lineRule="auto" w:line="360"/>
-        <w:rPr>
-          <w:lang w:val="bg-BG"/>
-        </w:rPr>
-      </w:pPr>
-      <w:r>
-        <w:rPr>
-          <w:lang w:val="bg-BG"/>
-        </w:rPr>
-      </w:r>
-    </w:p>
-    <w:p>
-      <w:pPr>
-        <w:pStyle w:val="ListParagraph"/>
-        <w:numPr>
-          <w:ilvl w:val="1"/>
-          <w:numId w:val="4"/>
-        </w:numPr>
-        <w:overflowPunct w:val="true"/>
-        <w:spacing w:lineRule="auto" w:line="276" w:before="0" w:after="0"/>
-        <w:ind w:hanging="357" w:left="357"/>
-        <w:contextualSpacing/>
-        <w:outlineLvl w:val="0"/>
-        <w:rPr>
-          <w:b/>
-          <w:bCs/>
-          <w:sz w:val="32"/>
-          <w:szCs w:val="28"/>
-          <w:lang w:val="bg-BG" w:eastAsia="en-US" w:bidi="ar-SA"/>
-        </w:rPr>
-      </w:pPr>
-      <w:bookmarkStart w:id="6" w:name="__RefHeading___Toc845_4111958324"/>
-      <w:bookmarkEnd w:id="6"/>
-      <w:r>
-        <w:rPr>
-          <w:b/>
-          <w:bCs/>
-          <w:sz w:val="32"/>
-          <w:szCs w:val="28"/>
-          <w:lang w:val="bg-BG" w:eastAsia="en-US" w:bidi="ar-SA"/>
-        </w:rPr>
-        <w:t>Проследяване на поглед</w:t>
-      </w:r>
-    </w:p>
-    <w:p>
-      <w:pPr>
-        <w:pStyle w:val="Normal"/>
-        <w:spacing w:lineRule="auto" w:line="360"/>
-        <w:rPr>
-          <w:lang w:val="bg-BG"/>
-        </w:rPr>
-      </w:pPr>
-      <w:r>
-        <w:rPr>
-          <w:lang w:val="bg-BG"/>
-        </w:rPr>
-        <w:t>Важно е да се дефинира, какво представлява технологията за проследяване на погледа и как работи. Това е така, защото тя е ключова за разработката на дипломната работа.</w:t>
-      </w:r>
-    </w:p>
-    <w:p>
-      <w:pPr>
-        <w:pStyle w:val="Normal"/>
-        <w:spacing w:lineRule="auto" w:line="360"/>
-        <w:rPr>
-          <w:lang w:val="bg-BG"/>
-        </w:rPr>
-      </w:pPr>
-      <w:hyperlink r:id="rId3">
-        <w:r>
-          <w:rPr>
-            <w:rStyle w:val="Hyperlink"/>
-            <w:lang w:val="bg-BG"/>
-          </w:rPr>
-          <w:t>https://pupil-labs.com/blog/what-is-eye-tracking</w:t>
-        </w:r>
-      </w:hyperlink>
-    </w:p>
-    <w:p>
-      <w:pPr>
-        <w:pStyle w:val="ListParagraph"/>
-        <w:numPr>
-          <w:ilvl w:val="1"/>
-          <w:numId w:val="4"/>
-        </w:numPr>
-        <w:overflowPunct w:val="true"/>
-        <w:spacing w:lineRule="auto" w:line="276" w:before="0" w:after="0"/>
-        <w:ind w:hanging="357" w:left="357"/>
-        <w:contextualSpacing/>
-        <w:outlineLvl w:val="0"/>
-        <w:rPr>
-          <w:b/>
-          <w:bCs/>
-          <w:sz w:val="32"/>
-          <w:szCs w:val="28"/>
-          <w:lang w:val="bg-BG" w:eastAsia="en-US" w:bidi="ar-SA"/>
-        </w:rPr>
-      </w:pPr>
-      <w:bookmarkStart w:id="7" w:name="__RefHeading___Toc847_4111958324"/>
-      <w:bookmarkEnd w:id="7"/>
-      <w:r>
-        <w:rPr>
-          <w:b/>
-          <w:bCs/>
-          <w:sz w:val="32"/>
-          <w:szCs w:val="28"/>
-          <w:lang w:val="bg-BG" w:eastAsia="en-US" w:bidi="ar-SA"/>
-        </w:rPr>
-        <w:t xml:space="preserve">Класифициране на </w:t>
-      </w:r>
-      <w:r>
-        <w:rPr>
-          <w:b/>
-          <w:bCs/>
-          <w:sz w:val="32"/>
-          <w:szCs w:val="28"/>
-          <w:lang w:val="bg-BG" w:eastAsia="en-US" w:bidi="ar-SA"/>
-        </w:rPr>
-        <w:t xml:space="preserve">фазите на поточна линия </w:t>
-      </w:r>
-    </w:p>
-    <w:p>
-      <w:pPr>
-        <w:pStyle w:val="Normal"/>
-        <w:rPr>
-          <w:lang w:val="bg-BG"/>
-        </w:rPr>
-      </w:pPr>
-      <w:r>
-        <w:rPr>
-          <w:lang w:val="bg-BG"/>
-        </w:rPr>
-        <w:t>Ще говоря как това се прави по принцип и че се използва видеозапис като главен начин за определяне на фазите. Ще кажа че аз целя да го направя само с данни от очите и главата с цел намаляване на големината на нужните данни и подобряване на скоростта на обработката на данните.</w:t>
-      </w:r>
-      <w:r>
-        <w:br w:type="page"/>
-      </w:r>
-    </w:p>
-    <w:p>
-      <w:pPr>
-        <w:pStyle w:val="ListParagraph"/>
-        <w:numPr>
-          <w:ilvl w:val="0"/>
-          <w:numId w:val="4"/>
-        </w:numPr>
-        <w:overflowPunct w:val="true"/>
-        <w:spacing w:lineRule="auto" w:line="276" w:before="0" w:after="0"/>
-        <w:ind w:hanging="357" w:left="357"/>
-        <w:contextualSpacing/>
-        <w:outlineLvl w:val="0"/>
-        <w:rPr>
-          <w:b/>
-          <w:bCs/>
-          <w:sz w:val="32"/>
-          <w:szCs w:val="28"/>
-          <w:lang w:val="bg-BG" w:eastAsia="en-US" w:bidi="ar-SA"/>
-        </w:rPr>
-      </w:pPr>
-      <w:bookmarkStart w:id="8" w:name="__RefHeading___Toc959_4158184810"/>
-      <w:bookmarkEnd w:id="8"/>
-      <w:r>
-        <w:rPr>
-          <w:b/>
-          <w:bCs/>
-          <w:sz w:val="32"/>
-          <w:szCs w:val="32"/>
-          <w:lang w:val="bg-BG" w:eastAsia="en-US" w:bidi="ar-SA"/>
-        </w:rPr>
-        <w:t xml:space="preserve">Обзор на съществуващи решения </w:t>
-      </w:r>
-    </w:p>
-    <w:p>
-      <w:pPr>
-        <w:pStyle w:val="ListParagraph"/>
-        <w:widowControl/>
-        <w:suppressAutoHyphens w:val="true"/>
-        <w:overflowPunct w:val="true"/>
-        <w:spacing w:lineRule="auto" w:line="276" w:before="0" w:after="0"/>
-        <w:ind w:hanging="357" w:left="357"/>
-        <w:contextualSpacing/>
-        <w:jc w:val="left"/>
-        <w:outlineLvl w:val="0"/>
-        <w:rPr>
-          <w:b/>
-          <w:bCs/>
-          <w:sz w:val="32"/>
-          <w:szCs w:val="28"/>
-          <w:lang w:val="bg-BG" w:eastAsia="en-US" w:bidi="ar-SA"/>
-        </w:rPr>
-      </w:pPr>
-      <w:r>
-        <w:rPr>
-          <w:b/>
-          <w:bCs/>
-          <w:sz w:val="32"/>
-          <w:szCs w:val="28"/>
-          <w:lang w:val="bg-BG" w:eastAsia="en-US" w:bidi="ar-SA"/>
-        </w:rPr>
-      </w:r>
-      <w:r>
-        <w:br w:type="page"/>
-      </w:r>
-    </w:p>
-    <w:p>
-      <w:pPr>
-        <w:pStyle w:val="ListParagraph"/>
-        <w:numPr>
-          <w:ilvl w:val="0"/>
-          <w:numId w:val="4"/>
-        </w:numPr>
-        <w:overflowPunct w:val="true"/>
-        <w:spacing w:lineRule="auto" w:line="276" w:before="0" w:after="0"/>
-        <w:ind w:hanging="357" w:left="357"/>
-        <w:contextualSpacing/>
-        <w:outlineLvl w:val="0"/>
-        <w:rPr>
-          <w:b/>
-          <w:bCs/>
-          <w:sz w:val="32"/>
-          <w:szCs w:val="28"/>
-          <w:lang w:val="bg-BG" w:eastAsia="en-US" w:bidi="ar-SA"/>
-        </w:rPr>
-      </w:pPr>
-      <w:bookmarkStart w:id="9" w:name="__RefHeading___Toc961_4158184810"/>
-      <w:bookmarkEnd w:id="9"/>
-      <w:r>
-        <w:rPr>
-          <w:b/>
-          <w:bCs/>
-          <w:sz w:val="32"/>
-          <w:szCs w:val="32"/>
-          <w:lang w:val="bg-BG" w:eastAsia="en-US" w:bidi="ar-SA"/>
-        </w:rPr>
-        <w:t>Поставени цели и задачи</w:t>
-      </w:r>
-    </w:p>
-    <w:p>
-      <w:pPr>
-        <w:pStyle w:val="ListParagraph"/>
-        <w:widowControl/>
-        <w:suppressAutoHyphens w:val="true"/>
-        <w:overflowPunct w:val="true"/>
-        <w:spacing w:lineRule="auto" w:line="276" w:before="0" w:after="0"/>
-        <w:ind w:hanging="357" w:left="357"/>
-        <w:contextualSpacing/>
-        <w:jc w:val="left"/>
-        <w:outlineLvl w:val="0"/>
-        <w:rPr>
-          <w:b/>
-          <w:bCs/>
-          <w:sz w:val="32"/>
-          <w:szCs w:val="28"/>
-          <w:lang w:val="bg-BG" w:eastAsia="en-US" w:bidi="ar-SA"/>
-        </w:rPr>
-      </w:pPr>
-      <w:r>
-        <w:rPr>
-          <w:b/>
-          <w:bCs/>
-          <w:sz w:val="32"/>
-          <w:szCs w:val="28"/>
-          <w:lang w:val="bg-BG" w:eastAsia="en-US" w:bidi="ar-SA"/>
-        </w:rPr>
-      </w:r>
-      <w:r>
-        <w:br w:type="page"/>
-      </w:r>
-    </w:p>
-    <w:p>
-      <w:pPr>
-        <w:pStyle w:val="ListParagraph"/>
-        <w:numPr>
-          <w:ilvl w:val="0"/>
-          <w:numId w:val="4"/>
-        </w:numPr>
-        <w:overflowPunct w:val="true"/>
-        <w:spacing w:lineRule="auto" w:line="276" w:before="0" w:after="0"/>
-        <w:ind w:hanging="357" w:left="357"/>
-        <w:contextualSpacing/>
-        <w:outlineLvl w:val="0"/>
-        <w:rPr>
-          <w:b/>
-          <w:bCs/>
-          <w:sz w:val="32"/>
-          <w:szCs w:val="28"/>
-          <w:lang w:val="bg-BG" w:eastAsia="en-US" w:bidi="ar-SA"/>
-        </w:rPr>
-      </w:pPr>
-      <w:bookmarkStart w:id="10" w:name="__RefHeading___Toc965_4158184810"/>
-      <w:bookmarkEnd w:id="10"/>
-      <w:r>
-        <w:rPr>
-          <w:b/>
-          <w:bCs/>
-          <w:sz w:val="32"/>
-          <w:szCs w:val="32"/>
-          <w:lang w:val="bg-BG" w:eastAsia="en-US" w:bidi="ar-SA"/>
-        </w:rPr>
-        <w:t>Описание на експеримент и хардуер за събиране на данните</w:t>
       </w:r>
     </w:p>
     <w:p>
@@ -3756,7 +3174,7 @@
           <w:numId w:val="4"/>
         </w:numPr>
         <w:suppressAutoHyphens w:val="true"/>
-        <w:overflowPunct w:val="true"/>
+        <w:overflowPunct w:val="false"/>
         <w:bidi w:val="0"/>
         <w:spacing w:lineRule="auto" w:line="276" w:before="0" w:after="0"/>
         <w:ind w:hanging="340" w:left="1077" w:right="0"/>
@@ -3768,11 +3186,11 @@
           <w:bCs/>
           <w:sz w:val="32"/>
           <w:szCs w:val="28"/>
-          <w:lang w:val="bg-BG" w:eastAsia="en-US" w:bidi="ar-SA"/>
-        </w:rPr>
-      </w:pPr>
-      <w:bookmarkStart w:id="11" w:name="__RefHeading___Toc767_4111958324"/>
-      <w:bookmarkEnd w:id="11"/>
+          <w:lang w:val="en-US" w:eastAsia="en-US" w:bidi="ar-SA"/>
+        </w:rPr>
+      </w:pPr>
+      <w:bookmarkStart w:id="4" w:name="__RefHeading___Toc839_4111958324"/>
+      <w:bookmarkEnd w:id="4"/>
       <w:r>
         <w:rPr>
           <w:b/>
@@ -3781,191 +3199,17 @@
           <w:szCs w:val="28"/>
           <w:lang w:val="bg-BG" w:eastAsia="en-US" w:bidi="ar-SA"/>
         </w:rPr>
-        <w:t>Структура и начин на провеждане на експериментът</w:t>
-      </w:r>
-    </w:p>
-    <w:p>
-      <w:pPr>
-        <w:pStyle w:val="Normal"/>
-        <w:bidi w:val="0"/>
-        <w:spacing w:lineRule="auto" w:line="360"/>
-        <w:rPr>
-          <w:lang w:val="bg-BG"/>
-        </w:rPr>
-      </w:pPr>
-      <w:r>
-        <w:rPr>
-          <w:lang w:val="bg-BG"/>
-        </w:rPr>
-        <w:t xml:space="preserve">Поради невъзможност за събиране на данните в реална обстановка на поточна линия, е взето решението да се използва </w:t>
-      </w:r>
-      <w:r>
-        <w:rPr>
-          <w:lang w:val="en-US"/>
-        </w:rPr>
-        <w:t xml:space="preserve">LEGO </w:t>
-      </w:r>
-      <w:r>
-        <w:rPr>
-          <w:lang w:val="bg-BG"/>
-        </w:rPr>
-        <w:t xml:space="preserve">комплект, който да бъде сглобен от участниците в експеримента. Използваният комплект е от серията 3 в 1 на </w:t>
-      </w:r>
-      <w:r>
-        <w:rPr>
-          <w:lang w:val="en-US"/>
-        </w:rPr>
-        <w:t xml:space="preserve">LEGO, </w:t>
-      </w:r>
-      <w:r>
-        <w:rPr>
-          <w:lang w:val="bg-BG"/>
-        </w:rPr>
-        <w:t xml:space="preserve">а името му е „Космическа совалка“. </w:t>
-      </w:r>
-      <w:r>
-        <w:rPr>
-          <w:lang w:val="en-US"/>
-        </w:rPr>
-        <w:t>[1]</w:t>
-      </w:r>
-      <w:r>
-        <w:rPr>
-          <w:lang w:val="bg-BG"/>
-        </w:rPr>
-        <w:t xml:space="preserve"> Комплектът предоставя възможност за три различни постройки, като използваната тук е космически кораб с общ брой на частите – седемдесет и две. Общият брой инструкции в упътването е двадесет и три. </w:t>
-      </w:r>
-    </w:p>
-    <w:p>
-      <w:pPr>
-        <w:pStyle w:val="Normal"/>
-        <w:bidi w:val="0"/>
-        <w:spacing w:lineRule="auto" w:line="360"/>
-        <w:rPr>
-          <w:lang w:val="bg-BG"/>
-        </w:rPr>
-      </w:pPr>
-      <w:r>
-        <w:rPr>
-          <w:lang w:val="bg-BG"/>
-        </w:rPr>
-        <w:t xml:space="preserve">Преди началото на експеримента всеки участник заедно с организатора на експеримента трябва да се подпишат на договор, идентичен с Приложение А. Договорът се изготвя и подписва в два еднообразни екземпляра – по един за всяка от страните. </w:t>
-      </w:r>
-    </w:p>
-    <w:p>
-      <w:pPr>
-        <w:pStyle w:val="Normal"/>
-        <w:bidi w:val="0"/>
-        <w:spacing w:lineRule="auto" w:line="360"/>
-        <w:rPr>
-          <w:lang w:val="bg-BG"/>
-        </w:rPr>
-      </w:pPr>
-      <w:r>
-        <w:rPr>
-          <w:lang w:val="bg-BG"/>
-        </w:rPr>
-        <w:t>Всеки участник започва експеримента с всичките нужни части, събрани пред него, а упътването е пред тях. Експериментът приключва в момента, в който участникът приключи със строенето на постройката, или щом участникът няма повече желание да продължи експеримента. В случай, че участника се е отказал от завършването на експеримента и записа е по-малък от десет минути, то записът бива отхвърлен.</w:t>
-      </w:r>
-    </w:p>
-    <w:p>
-      <w:pPr>
-        <w:pStyle w:val="Normal"/>
-        <w:bidi w:val="0"/>
-        <w:spacing w:lineRule="auto" w:line="360"/>
-        <w:rPr>
-          <w:lang w:val="bg-BG"/>
-        </w:rPr>
-      </w:pPr>
-      <w:r>
-        <w:rPr>
-          <w:lang w:val="bg-BG"/>
-        </w:rPr>
-        <w:t>Общият брой на участниците е двадесет и осем. Няколко от участниците проявиха желание да приключат експеримента преждевременно, но във всеки един от тези случаи, записите бяха по-дълги от десет минути. Поради технически проблеми с очилата, два от записите са загубени, като единствената информация от тези участници е суровите данни за техния поглед. Загубата на записа възпрепятства класифицирането на тези данни.</w:t>
-      </w:r>
-    </w:p>
-    <w:p>
-      <w:pPr>
-        <w:pStyle w:val="Normal"/>
-        <w:bidi w:val="0"/>
-        <w:spacing w:lineRule="auto" w:line="360"/>
-        <w:rPr>
-          <w:lang w:val="bg-BG"/>
-        </w:rPr>
-      </w:pPr>
-      <w:r>
-        <w:rPr>
-          <w:lang w:val="bg-BG"/>
-        </w:rPr>
-        <w:t>Общия брой на използваните записи за обучение на модела е двадесет и шест.</w:t>
-      </w:r>
-    </w:p>
-    <w:p>
-      <w:pPr>
-        <w:pStyle w:val="Normal"/>
-        <w:bidi w:val="0"/>
-        <w:spacing w:lineRule="auto" w:line="360"/>
-        <w:rPr>
-          <w:lang w:val="bg-BG"/>
-        </w:rPr>
-      </w:pPr>
-      <w:r>
-        <w:rPr>
-          <w:lang w:val="bg-BG"/>
-        </w:rPr>
-        <w:t xml:space="preserve">За записване на действията на участниците, са използвани очилата </w:t>
-      </w:r>
-      <w:r>
-        <w:rPr>
-          <w:lang w:val="bg-BG"/>
-        </w:rPr>
-        <w:t>за проследяване на погледа</w:t>
-      </w:r>
-      <w:r>
-        <w:rPr>
-          <w:lang w:val="bg-BG"/>
-        </w:rPr>
-        <w:t xml:space="preserve"> </w:t>
-      </w:r>
-      <w:r>
-        <w:rPr>
-          <w:lang w:val="en-US"/>
-        </w:rPr>
-        <w:t xml:space="preserve">NEON </w:t>
-      </w:r>
-      <w:r>
-        <w:rPr>
-          <w:lang w:val="bg-BG"/>
-        </w:rPr>
-        <w:t xml:space="preserve">от </w:t>
-      </w:r>
-      <w:r>
-        <w:rPr>
-          <w:lang w:val="en-US"/>
-        </w:rPr>
-        <w:t xml:space="preserve">Pupil Labs. [2] </w:t>
-      </w:r>
-      <w:r>
-        <w:rPr>
-          <w:lang w:val="bg-BG"/>
-        </w:rPr>
-        <w:t xml:space="preserve">Създателите на очилата казват, че те нямат нужда от предварително калибриране. Поради това, такова не е предвидено преди започването на всеки експеримент. </w:t>
-      </w:r>
-    </w:p>
-    <w:p>
-      <w:pPr>
-        <w:pStyle w:val="Normal"/>
-        <w:bidi w:val="0"/>
-        <w:spacing w:lineRule="auto" w:line="360"/>
-        <w:rPr>
-          <w:lang w:val="bg-BG"/>
-        </w:rPr>
-      </w:pPr>
-      <w:r>
-        <w:rPr>
-          <w:lang w:val="bg-BG"/>
-        </w:rPr>
-        <w:t>Изборът на очила за проследяване на погледа, вместо стационарна система за проследяване от разстояние, е обусловен от възможността те да регистрират едновременно движението на погледа и позицията на главата. Това ги прави по-подходящи за приложение в условия на поточна линия, където ориентацията на главата и тялото на работника се променя динамично, а използването на множество външни сензори около работното пространство би увеличило значително необходимите ресурси и сложността на системата.</w:t>
+        <w:t xml:space="preserve">Какво е </w:t>
+      </w:r>
+      <w:r>
+        <w:rPr>
+          <w:b/>
+          <w:bCs/>
+          <w:sz w:val="32"/>
+          <w:szCs w:val="28"/>
+          <w:lang w:val="en-US" w:eastAsia="en-US" w:bidi="ar-SA"/>
+        </w:rPr>
+        <w:t>ML, DL, AI</w:t>
       </w:r>
     </w:p>
     <w:p>
@@ -3977,7 +3221,7 @@
           <w:numId w:val="4"/>
         </w:numPr>
         <w:suppressAutoHyphens w:val="true"/>
-        <w:overflowPunct w:val="true"/>
+        <w:overflowPunct w:val="false"/>
         <w:bidi w:val="0"/>
         <w:spacing w:lineRule="auto" w:line="276" w:before="0" w:after="0"/>
         <w:ind w:hanging="340" w:left="1077" w:right="0"/>
@@ -3988,431 +3232,13 @@
           <w:b/>
           <w:bCs/>
           <w:sz w:val="32"/>
-          <w:szCs w:val="32"/>
-          <w:lang w:val="en-US" w:eastAsia="en-US" w:bidi="ar-SA"/>
-        </w:rPr>
-      </w:pPr>
-      <w:bookmarkStart w:id="12" w:name="__RefHeading___Toc1200_4111958324"/>
-      <w:bookmarkEnd w:id="12"/>
-      <w:r>
-        <w:rPr>
-          <w:b/>
-          <w:bCs/>
-          <w:sz w:val="32"/>
-          <w:szCs w:val="32"/>
-          <w:lang w:val="en-US" w:eastAsia="en-US" w:bidi="ar-SA"/>
-        </w:rPr>
-        <w:t xml:space="preserve">NEON </w:t>
-      </w:r>
-      <w:r>
-        <w:rPr>
-          <w:b/>
-          <w:bCs/>
-          <w:sz w:val="32"/>
-          <w:szCs w:val="32"/>
-          <w:lang w:val="bg-BG" w:eastAsia="en-US" w:bidi="ar-SA"/>
-        </w:rPr>
-        <w:t xml:space="preserve">от </w:t>
-      </w:r>
-      <w:r>
-        <w:rPr>
-          <w:b/>
-          <w:bCs/>
-          <w:sz w:val="32"/>
-          <w:szCs w:val="32"/>
-          <w:lang w:val="en-US" w:eastAsia="en-US" w:bidi="ar-SA"/>
-        </w:rPr>
-        <w:t>Pupil Labs</w:t>
-      </w:r>
-    </w:p>
-    <w:p>
-      <w:pPr>
-        <w:pStyle w:val="Normal"/>
-        <w:widowControl/>
-        <w:suppressAutoHyphens w:val="true"/>
-        <w:overflowPunct w:val="false"/>
-        <w:bidi w:val="0"/>
-        <w:spacing w:lineRule="auto" w:line="360" w:before="0" w:after="120"/>
-        <w:ind w:firstLine="567" w:left="0" w:right="0"/>
-        <w:jc w:val="left"/>
-        <w:rPr/>
-      </w:pPr>
-      <w:r>
-        <w:rPr>
-          <w:lang w:val="bg-BG"/>
-        </w:rPr>
-        <w:t xml:space="preserve">Компанията </w:t>
-      </w:r>
-      <w:r>
-        <w:rPr>
-          <w:lang w:val="en-US"/>
-        </w:rPr>
-        <w:t xml:space="preserve">Pupil Labs </w:t>
-      </w:r>
-      <w:r>
-        <w:rPr>
-          <w:lang w:val="bg-BG"/>
-        </w:rPr>
-        <w:t xml:space="preserve">е основана в Берлин, Германия през 2014 г. и се занимава с разработката на софтуер и хардуер за проследяване на погледа. Най-новият продукт </w:t>
-      </w:r>
-      <w:r>
-        <w:rPr>
-          <w:lang w:val="bg-BG"/>
-        </w:rPr>
-        <w:t xml:space="preserve">на </w:t>
-      </w:r>
-      <w:r>
-        <w:rPr>
-          <w:lang w:val="en-US"/>
-        </w:rPr>
-        <w:t>Pupil Labs</w:t>
-      </w:r>
-      <w:r>
-        <w:rPr>
-          <w:lang w:val="bg-BG"/>
-        </w:rPr>
-        <w:t xml:space="preserve"> са очилата за проследяване на погледа </w:t>
-      </w:r>
-      <w:r>
-        <w:rPr>
-          <w:lang w:val="en-US"/>
-        </w:rPr>
-        <w:t>NEON. [6]</w:t>
-      </w:r>
-    </w:p>
-    <w:p>
-      <w:pPr>
-        <w:pStyle w:val="Normal"/>
-        <w:bidi w:val="0"/>
-        <w:spacing w:lineRule="auto" w:line="360"/>
-        <w:rPr>
-          <w:lang w:val="en-US"/>
-        </w:rPr>
-      </w:pPr>
-      <w:r>
-        <w:rPr>
-          <w:lang w:val="en-US"/>
-        </w:rPr>
-        <w:t xml:space="preserve">NEON </w:t>
-      </w:r>
-      <w:r>
-        <w:rPr>
-          <w:lang w:val="bg-BG"/>
-        </w:rPr>
-        <w:t xml:space="preserve">представлява рамка на очила с вграден модул между двете лещи. </w:t>
-      </w:r>
-    </w:p>
-    <w:p>
-      <w:pPr>
-        <w:pStyle w:val="Normal"/>
-        <w:bidi w:val="0"/>
-        <w:spacing w:lineRule="auto" w:line="360"/>
-        <w:rPr>
-          <w:lang w:val="en-US"/>
-        </w:rPr>
-      </w:pPr>
-      <w:r>
-        <w:rPr>
-          <w:lang w:val="bg-BG"/>
-        </w:rPr>
-        <w:t>Очилата разполагат с камера, която гледа напред и записва това, което вижда човека, който ги носи. Резолюцията на тази камера е 1600</w:t>
-      </w:r>
-      <w:r>
-        <w:rPr>
-          <w:lang w:val="en-US"/>
-        </w:rPr>
-        <w:t>px</w:t>
-      </w:r>
-      <w:r>
-        <w:rPr>
-          <w:lang w:val="bg-BG"/>
-        </w:rPr>
-        <w:t xml:space="preserve"> на 1200</w:t>
-      </w:r>
-      <w:r>
-        <w:rPr>
-          <w:lang w:val="en-US"/>
-        </w:rPr>
-        <w:t>px</w:t>
-      </w:r>
-      <w:r>
-        <w:rPr>
-          <w:lang w:val="bg-BG"/>
-        </w:rPr>
-        <w:t xml:space="preserve"> и работи на честота от 30</w:t>
-      </w:r>
-      <w:r>
-        <w:rPr>
-          <w:lang w:val="en-US"/>
-        </w:rPr>
-        <w:t xml:space="preserve">Hz. </w:t>
-      </w:r>
-      <w:r>
-        <w:rPr>
-          <w:lang w:val="bg-BG"/>
-        </w:rPr>
-        <w:t xml:space="preserve">Ъгъла на видимост по хоризонтала е 103°, по вертикала 77°, а по хоризонтала 128°. </w:t>
-      </w:r>
-      <w:r>
-        <w:rPr>
-          <w:lang w:val="en-US"/>
-        </w:rPr>
-        <w:t>[3]</w:t>
-      </w:r>
-    </w:p>
-    <w:p>
-      <w:pPr>
-        <w:pStyle w:val="Normal"/>
-        <w:bidi w:val="0"/>
-        <w:spacing w:lineRule="auto" w:line="360"/>
-        <w:rPr>
-          <w:lang w:val="en-US"/>
-        </w:rPr>
-      </w:pPr>
-      <w:r>
-        <w:rPr>
-          <w:lang w:val="bg-BG"/>
-        </w:rPr>
-        <w:t>Очилата имат два инфрачервени сензора като всеки един от тях следи по едно око. Резолюцията на един от тях е 192</w:t>
-      </w:r>
-      <w:r>
-        <w:rPr>
-          <w:lang w:val="en-US"/>
-        </w:rPr>
-        <w:t>px</w:t>
-      </w:r>
-      <w:r>
-        <w:rPr>
-          <w:lang w:val="bg-BG"/>
-        </w:rPr>
-        <w:t xml:space="preserve"> на 192</w:t>
-      </w:r>
-      <w:r>
-        <w:rPr>
-          <w:lang w:val="en-US"/>
-        </w:rPr>
-        <w:t xml:space="preserve">px, </w:t>
-      </w:r>
-      <w:r>
-        <w:rPr>
-          <w:lang w:val="bg-BG"/>
-        </w:rPr>
-        <w:t>а работната честота е 200</w:t>
-      </w:r>
-      <w:r>
-        <w:rPr>
-          <w:lang w:val="en-US"/>
-        </w:rPr>
-        <w:t>Hz. [3]</w:t>
-      </w:r>
-    </w:p>
-    <w:p>
-      <w:pPr>
-        <w:pStyle w:val="Normal"/>
-        <w:bidi w:val="0"/>
-        <w:spacing w:lineRule="auto" w:line="360"/>
-        <w:rPr>
-          <w:lang w:val="bg-BG" w:eastAsia="en-US" w:bidi="ar-SA"/>
-        </w:rPr>
-      </w:pPr>
-      <w:r>
-        <w:rPr>
-          <w:lang w:val="bg-BG" w:eastAsia="en-US" w:bidi="ar-SA"/>
-        </w:rPr>
-        <w:t>Друга важна характеристика е инерциалния измервателен модул. Той разполага с акселерометър, магнитометър и жироскоп.</w:t>
-      </w:r>
-      <w:r>
-        <w:rPr>
-          <w:lang w:val="en-US" w:eastAsia="en-US" w:bidi="ar-SA"/>
-        </w:rPr>
-        <w:t xml:space="preserve"> </w:t>
-      </w:r>
-      <w:r>
-        <w:rPr>
-          <w:lang w:val="bg-BG" w:eastAsia="en-US" w:bidi="ar-SA"/>
-        </w:rPr>
-        <w:t>Благодарение на него, движенията на главата се записват с честота 110</w:t>
-      </w:r>
-      <w:r>
-        <w:rPr>
-          <w:lang w:val="en-US" w:eastAsia="en-US" w:bidi="ar-SA"/>
-        </w:rPr>
-        <w:t>Hz</w:t>
-      </w:r>
-      <w:r>
-        <w:rPr>
-          <w:lang w:val="bg-BG" w:eastAsia="en-US" w:bidi="ar-SA"/>
-        </w:rPr>
-        <w:t xml:space="preserve">. </w:t>
-      </w:r>
-      <w:r>
-        <w:rPr>
-          <w:lang w:val="en-US" w:eastAsia="en-US" w:bidi="ar-SA"/>
-        </w:rPr>
-        <w:t>[3]</w:t>
-      </w:r>
-    </w:p>
-    <w:p>
-      <w:pPr>
-        <w:pStyle w:val="Normal"/>
-        <w:bidi w:val="0"/>
-        <w:spacing w:lineRule="auto" w:line="360"/>
-        <w:rPr>
-          <w:lang w:val="bg-BG" w:eastAsia="en-US" w:bidi="ar-SA"/>
-        </w:rPr>
-      </w:pPr>
-      <w:r>
-        <w:rPr>
-          <w:lang w:val="bg-BG" w:eastAsia="en-US" w:bidi="ar-SA"/>
-        </w:rPr>
-        <w:t xml:space="preserve">Друго, с което разполагат очилата е два стерео микрофона, но те не са използвани по време на събирането на данните. </w:t>
-      </w:r>
-      <w:r>
-        <w:rPr>
-          <w:lang w:val="en-US" w:eastAsia="en-US" w:bidi="ar-SA"/>
-        </w:rPr>
-        <w:t>[3]</w:t>
-      </w:r>
-    </w:p>
-    <w:p>
-      <w:pPr>
-        <w:pStyle w:val="Normal"/>
-        <w:bidi w:val="0"/>
-        <w:spacing w:lineRule="auto" w:line="360"/>
-        <w:rPr>
-          <w:lang w:val="en-US" w:eastAsia="en-US" w:bidi="ar-SA"/>
-        </w:rPr>
-      </w:pPr>
-      <w:r>
-        <w:rPr>
-          <w:lang w:val="en-US" w:eastAsia="en-US" w:bidi="ar-SA"/>
-        </w:rPr>
-        <w:t xml:space="preserve">NeoNet </w:t>
-      </w:r>
-      <w:r>
-        <w:rPr>
-          <w:lang w:val="bg-BG" w:eastAsia="en-US" w:bidi="ar-SA"/>
-        </w:rPr>
-        <w:t xml:space="preserve">е името на машинно обучения модел, на който се подават данните от инфрачервените камери. Именно той връща информацията за поглед, мигания, диаметър на зеницата, ориентация и позиция на очите и отвор на клепача. </w:t>
-      </w:r>
-      <w:r>
-        <w:rPr>
-          <w:lang w:val="en-US" w:eastAsia="en-US" w:bidi="ar-SA"/>
-        </w:rPr>
-        <w:t>[4]</w:t>
-      </w:r>
-    </w:p>
-    <w:p>
-      <w:pPr>
-        <w:pStyle w:val="Normal"/>
-        <w:bidi w:val="0"/>
-        <w:spacing w:lineRule="auto" w:line="360"/>
-        <w:rPr>
-          <w:lang w:val="bg-BG" w:eastAsia="en-US" w:bidi="ar-SA"/>
-        </w:rPr>
-      </w:pPr>
-      <w:r>
-        <w:rPr>
-          <w:lang w:val="bg-BG" w:eastAsia="en-US" w:bidi="ar-SA"/>
-        </w:rPr>
-        <w:t xml:space="preserve">Очилата разполагат с </w:t>
-      </w:r>
-      <w:r>
-        <w:rPr>
-          <w:lang w:val="en-US" w:eastAsia="en-US" w:bidi="ar-SA"/>
-        </w:rPr>
-        <w:t xml:space="preserve">USB-C 2.0 </w:t>
-      </w:r>
-      <w:r>
-        <w:rPr>
-          <w:lang w:val="bg-BG" w:eastAsia="en-US" w:bidi="ar-SA"/>
-        </w:rPr>
-        <w:t xml:space="preserve">порт за зареждане и предаване на данните в реално време към мобилното приложение – </w:t>
-      </w:r>
-      <w:r>
-        <w:rPr>
-          <w:lang w:val="en-US" w:eastAsia="en-US" w:bidi="ar-SA"/>
-        </w:rPr>
-        <w:t>Neon Companion [3]</w:t>
-      </w:r>
-    </w:p>
-    <w:p>
-      <w:pPr>
-        <w:pStyle w:val="Normal"/>
-        <w:bidi w:val="0"/>
-        <w:spacing w:lineRule="auto" w:line="360"/>
-        <w:rPr>
-          <w:lang w:val="en-US" w:eastAsia="en-US" w:bidi="ar-SA"/>
-        </w:rPr>
-      </w:pPr>
-      <w:r>
-        <w:rPr>
-          <w:lang w:val="en-US" w:eastAsia="en-US" w:bidi="ar-SA"/>
-        </w:rPr>
-        <w:t xml:space="preserve">Neon Companion </w:t>
-      </w:r>
-      <w:r>
-        <w:rPr>
-          <w:lang w:val="bg-BG" w:eastAsia="en-US" w:bidi="ar-SA"/>
-        </w:rPr>
-        <w:t>е мобилно приложение, което позволява да се гледа запис в по време на записването му. Като допълнително могат да се видят и позицията на очите, както и записите от камерите, които ги заснемат. След като приключи записът приложението позволява той да бъде качен във P</w:t>
-      </w:r>
-      <w:r>
-        <w:rPr>
-          <w:lang w:val="en-US" w:eastAsia="en-US" w:bidi="ar-SA"/>
-        </w:rPr>
-        <w:t>upil Cloud. [5]</w:t>
-      </w:r>
-    </w:p>
-    <w:p>
-      <w:pPr>
-        <w:pStyle w:val="Normal"/>
-        <w:bidi w:val="0"/>
-        <w:spacing w:lineRule="auto" w:line="360"/>
-        <w:rPr>
-          <w:lang w:val="en-US" w:eastAsia="en-US" w:bidi="ar-SA"/>
-        </w:rPr>
-      </w:pPr>
-      <w:r>
-        <w:rPr>
-          <w:lang w:val="bg-BG" w:eastAsia="en-US" w:bidi="ar-SA"/>
-        </w:rPr>
-        <w:t>P</w:t>
-      </w:r>
-      <w:r>
-        <w:rPr>
-          <w:lang w:val="en-US" w:eastAsia="en-US" w:bidi="ar-SA"/>
-        </w:rPr>
-        <w:t xml:space="preserve">upil Cloud </w:t>
-      </w:r>
-      <w:r>
-        <w:rPr>
-          <w:lang w:val="bg-BG" w:eastAsia="en-US" w:bidi="ar-SA"/>
-        </w:rPr>
-        <w:t xml:space="preserve">позволява запазването на записите на едно място, както и допълнителната им обработка и визуализация. </w:t>
-      </w:r>
-      <w:r>
-        <w:rPr>
-          <w:lang w:val="en-US" w:eastAsia="en-US" w:bidi="ar-SA"/>
-        </w:rPr>
-        <w:t>[5]</w:t>
-      </w:r>
-      <w:r>
-        <w:br w:type="page"/>
-      </w:r>
-    </w:p>
-    <w:p>
-      <w:pPr>
-        <w:pStyle w:val="ListParagraph"/>
-        <w:numPr>
-          <w:ilvl w:val="0"/>
-          <w:numId w:val="4"/>
-        </w:numPr>
-        <w:overflowPunct w:val="true"/>
-        <w:spacing w:lineRule="auto" w:line="276" w:before="0" w:after="0"/>
-        <w:ind w:hanging="357" w:left="357"/>
-        <w:contextualSpacing/>
-        <w:outlineLvl w:val="0"/>
+          <w:szCs w:val="28"/>
+          <w:lang w:val="bg-BG" w:eastAsia="en-US" w:bidi="ar-SA"/>
+        </w:rPr>
+      </w:pPr>
+      <w:bookmarkStart w:id="5" w:name="__RefHeading___Toc843_4111958324"/>
+      <w:bookmarkEnd w:id="5"/>
+      <w:r>
         <w:rPr>
           <w:b/>
           <w:bCs/>
@@ -4420,18 +3246,7 @@
           <w:szCs w:val="28"/>
           <w:lang w:val="bg-BG" w:eastAsia="en-US" w:bidi="ar-SA"/>
         </w:rPr>
-      </w:pPr>
-      <w:bookmarkStart w:id="13" w:name="__RefHeading___Toc769_4111958324"/>
-      <w:bookmarkEnd w:id="13"/>
-      <w:r>
-        <w:rPr>
-          <w:b/>
-          <w:bCs/>
-          <w:sz w:val="32"/>
-          <w:szCs w:val="32"/>
-          <w:lang w:val="bg-BG" w:eastAsia="en-US" w:bidi="ar-SA"/>
-        </w:rPr>
-        <w:t>Софтуер за класифициране на данните</w:t>
+        <w:t>Погледът и неговите характеристики</w:t>
       </w:r>
     </w:p>
     <w:p>
@@ -4440,14 +3255,14 @@
         <w:bidi w:val="0"/>
         <w:spacing w:lineRule="auto" w:line="360"/>
         <w:rPr>
-          <w:lang w:val="bg-BG" w:eastAsia="en-US" w:bidi="ar-SA"/>
-        </w:rPr>
-      </w:pPr>
-      <w:r>
-        <w:rPr>
-          <w:lang w:val="bg-BG" w:eastAsia="en-US" w:bidi="ar-SA"/>
-        </w:rPr>
-        <w:t xml:space="preserve">След събирането на данните, те трябва да бъдат категоризирани. Част от данните се очаква да бъдат категоризирани на ръка, а след събирането на достатъчно голям брой категоризирани данни, да се създаде модел за машинно обучение, който с достатъчно голяма точност да успява да категоризира данните от един запис, а потребителя само да поправя грешките. За целта е нужно приложение, което позволява не само лесното добавяне на събития, но и тяхното редактиране. </w:t>
+          <w:lang w:val="bg-BG"/>
+        </w:rPr>
+      </w:pPr>
+      <w:r>
+        <w:rPr>
+          <w:lang w:val="bg-BG"/>
+        </w:rPr>
+        <w:t>В настоящата дипломна работа погледът представлява един от основните източници на информация за обучението на модела. Той може да се разглежда, като източник на информация за намеренията на даден човек.</w:t>
       </w:r>
     </w:p>
     <w:p>
@@ -4456,14 +3271,138 @@
         <w:bidi w:val="0"/>
         <w:spacing w:lineRule="auto" w:line="360"/>
         <w:rPr>
-          <w:lang w:val="bg-BG" w:eastAsia="en-US" w:bidi="ar-SA"/>
-        </w:rPr>
-      </w:pPr>
-      <w:r>
-        <w:rPr>
-          <w:lang w:val="bg-BG" w:eastAsia="en-US" w:bidi="ar-SA"/>
-        </w:rPr>
-        <w:t>При търсенето на съществуващи решения, не е открито такова, което да позволява лесно модифициране на данните в нужният формат. Повечето от съществуващите решения, предлагат само платени версии, като много от тях са облачно-базирани услуги. С цел намаляване на риска, свързан с качването на чувствителна информация (като гласовите и очните данни на участниците в експеримента) в външни облачни хранилища, както и с оглед на намаляване на разходите, е взето решение да бъде разработено специализирано приложение за класификация на данни.</w:t>
+          <w:lang w:val="bg-BG"/>
+        </w:rPr>
+      </w:pPr>
+      <w:r>
+        <w:rPr>
+          <w:lang w:val="bg-BG"/>
+        </w:rPr>
+        <w:t>Движенията на погледа обикновено се разделят на три основни типа, които се характеризират със скоростта на движение на очите и продължителността на фиксацията.</w:t>
+      </w:r>
+    </w:p>
+    <w:p>
+      <w:pPr>
+        <w:pStyle w:val="Normal"/>
+        <w:bidi w:val="0"/>
+        <w:spacing w:lineRule="auto" w:line="360"/>
+        <w:rPr>
+          <w:lang w:val="en-US"/>
+        </w:rPr>
+      </w:pPr>
+      <w:r>
+        <w:rPr>
+          <w:lang w:val="bg-BG"/>
+        </w:rPr>
+        <w:t xml:space="preserve"> </w:t>
+      </w:r>
+      <w:r>
+        <w:rPr>
+          <w:lang w:val="bg-BG"/>
+        </w:rPr>
+        <w:t xml:space="preserve">Фиксации </w:t>
+      </w:r>
+      <w:r>
+        <w:rPr>
+          <w:lang w:val="en-US"/>
+        </w:rPr>
+        <w:t xml:space="preserve">( fixation ) </w:t>
+      </w:r>
+      <w:r>
+        <w:rPr>
+          <w:lang w:val="bg-BG"/>
+        </w:rPr>
+        <w:t xml:space="preserve">- Фиксациите представляват периоди, в които погледът е относително стабилен и е насочен към конкретна точка за определен интервал от време. По време на фиксация се извършва основната част от визуалната обработка на информацията. </w:t>
+      </w:r>
+      <w:r>
+        <w:rPr>
+          <w:lang w:val="en-US"/>
+        </w:rPr>
+        <w:t>[1]</w:t>
+      </w:r>
+    </w:p>
+    <w:p>
+      <w:pPr>
+        <w:pStyle w:val="Normal"/>
+        <w:bidi w:val="0"/>
+        <w:spacing w:lineRule="auto" w:line="360"/>
+        <w:rPr>
+          <w:lang w:val="en-US"/>
+        </w:rPr>
+      </w:pPr>
+      <w:r>
+        <w:rPr>
+          <w:lang w:val="bg-BG"/>
+        </w:rPr>
+        <w:t xml:space="preserve">Сакади ( </w:t>
+      </w:r>
+      <w:r>
+        <w:rPr>
+          <w:lang w:val="bg-BG"/>
+        </w:rPr>
+        <w:t xml:space="preserve">saccades </w:t>
+      </w:r>
+      <w:r>
+        <w:rPr>
+          <w:lang w:val="bg-BG"/>
+        </w:rPr>
+        <w:t xml:space="preserve">) </w:t>
+      </w:r>
+      <w:r>
+        <w:rPr>
+          <w:lang w:val="bg-BG"/>
+        </w:rPr>
+        <w:t xml:space="preserve">- Сакадите са бързи, балистични движения на очите между две фиксации. По време на сакада визуалната информация е ограничена, като основната им функция е преместване на погледа между различни обекти или области. </w:t>
+      </w:r>
+      <w:r>
+        <w:rPr>
+          <w:lang w:val="en-US"/>
+        </w:rPr>
+        <w:t>[1]</w:t>
+      </w:r>
+    </w:p>
+    <w:p>
+      <w:pPr>
+        <w:pStyle w:val="Normal"/>
+        <w:bidi w:val="0"/>
+        <w:spacing w:lineRule="auto" w:line="360"/>
+        <w:rPr/>
+      </w:pPr>
+      <w:r>
+        <w:rPr>
+          <w:lang w:val="bg-BG"/>
+        </w:rPr>
+        <w:t>Плавно следене</w:t>
+      </w:r>
+      <w:r>
+        <w:rPr>
+          <w:lang w:val="en-US"/>
+        </w:rPr>
+        <w:t xml:space="preserve"> </w:t>
+      </w:r>
+      <w:r>
+        <w:rPr>
+          <w:lang w:val="bg-BG"/>
+        </w:rPr>
+        <w:t>(</w:t>
+      </w:r>
+      <w:r>
+        <w:rPr>
+          <w:lang w:val="en-US"/>
+        </w:rPr>
+        <w:t>smooth pursuits</w:t>
+      </w:r>
+      <w:r>
+        <w:rPr>
+          <w:lang w:val="bg-BG"/>
+        </w:rPr>
+        <w:t xml:space="preserve">) - Плавното проследяване представлява движение на очите, при което погледът следва непрекъснато движещ се обект. Този тип движение се използва при наблюдение на динамични сцени. </w:t>
+      </w:r>
+      <w:r>
+        <w:rPr>
+          <w:lang w:val="en-US"/>
+        </w:rPr>
+        <w:t>[1]</w:t>
       </w:r>
     </w:p>
     <w:p>
@@ -4475,7 +3414,1237 @@
           <w:numId w:val="4"/>
         </w:numPr>
         <w:suppressAutoHyphens w:val="true"/>
+        <w:overflowPunct w:val="false"/>
+        <w:bidi w:val="0"/>
+        <w:spacing w:lineRule="auto" w:line="276" w:before="0" w:after="0"/>
+        <w:ind w:hanging="340" w:left="1077" w:right="0"/>
+        <w:contextualSpacing/>
+        <w:jc w:val="left"/>
+        <w:outlineLvl w:val="0"/>
+        <w:rPr>
+          <w:b/>
+          <w:bCs/>
+          <w:sz w:val="32"/>
+          <w:szCs w:val="28"/>
+          <w:lang w:val="bg-BG" w:eastAsia="en-US" w:bidi="ar-SA"/>
+        </w:rPr>
+      </w:pPr>
+      <w:bookmarkStart w:id="6" w:name="__RefHeading___Toc845_4111958324"/>
+      <w:bookmarkEnd w:id="6"/>
+      <w:r>
+        <w:rPr>
+          <w:b/>
+          <w:bCs/>
+          <w:sz w:val="32"/>
+          <w:szCs w:val="28"/>
+          <w:lang w:val="bg-BG" w:eastAsia="en-US" w:bidi="ar-SA"/>
+        </w:rPr>
+        <w:t>Проследяване на поглед</w:t>
+      </w:r>
+    </w:p>
+    <w:p>
+      <w:pPr>
+        <w:pStyle w:val="Normal"/>
+        <w:spacing w:lineRule="auto" w:line="360"/>
+        <w:rPr>
+          <w:lang w:val="bg-BG"/>
+        </w:rPr>
+      </w:pPr>
+      <w:r>
+        <w:rPr>
+          <w:lang w:val="bg-BG"/>
+        </w:rPr>
+        <w:t>Важно е да се дефинира, какво представлява технологията за проследяване на погледа и как работи. Това е така, защото тя е ключова за разработката на дипломната работа.</w:t>
+      </w:r>
+    </w:p>
+    <w:p>
+      <w:pPr>
+        <w:pStyle w:val="Normal"/>
+        <w:spacing w:lineRule="auto" w:line="360"/>
+        <w:rPr>
+          <w:lang w:val="bg-BG"/>
+        </w:rPr>
+      </w:pPr>
+      <w:r>
+        <w:rPr>
+          <w:lang w:val="bg-BG"/>
+        </w:rPr>
+        <w:t xml:space="preserve">Устройство за проследяване на погледа </w:t>
+      </w:r>
+      <w:r>
+        <w:rPr>
+          <w:lang w:val="bg-BG"/>
+        </w:rPr>
+        <w:t>е</w:t>
+      </w:r>
+      <w:r>
+        <w:rPr>
+          <w:lang w:val="bg-BG"/>
+        </w:rPr>
+        <w:t xml:space="preserve"> </w:t>
+      </w:r>
+      <w:r>
+        <w:rPr>
+          <w:lang w:val="bg-BG"/>
+        </w:rPr>
+        <w:t>в</w:t>
+      </w:r>
+      <w:r>
+        <w:rPr>
+          <w:lang w:val="bg-BG"/>
+        </w:rPr>
+        <w:t xml:space="preserve">сяко устройство, което проследява различни сигнали от очите като движения, големина на зениците, мигания и други. </w:t>
+      </w:r>
+      <w:r>
+        <w:rPr>
+          <w:lang w:val="en-US"/>
+        </w:rPr>
+        <w:t>[</w:t>
+      </w:r>
+      <w:r>
+        <w:rPr>
+          <w:lang w:val="en-US"/>
+        </w:rPr>
+        <w:t>1</w:t>
+      </w:r>
+      <w:r>
+        <w:rPr>
+          <w:lang w:val="en-US"/>
+        </w:rPr>
+        <w:t>]</w:t>
+      </w:r>
+    </w:p>
+    <w:p>
+      <w:pPr>
+        <w:pStyle w:val="Normal"/>
+        <w:spacing w:lineRule="auto" w:line="360"/>
+        <w:rPr>
+          <w:lang w:val="bg-BG"/>
+        </w:rPr>
+      </w:pPr>
+      <w:r>
+        <w:rPr>
+          <w:lang w:val="bg-BG"/>
+        </w:rPr>
+        <w:t xml:space="preserve">Разделят се на два основни типа, а именно инвазивни, които използват сензори, прикачени директно към окото, и неинвазивни, които използват сензори поставени около окото или така че то да е в директна видимост. Неинвазивните допълнително се разделят на електро-окулография, които използват електроди, поставени в непосредствена близост до окото, и видео-окулография, които използват камери, заснемащи окото. </w:t>
+      </w:r>
+      <w:r>
+        <w:rPr>
+          <w:lang w:val="en-US"/>
+        </w:rPr>
+        <w:t>[</w:t>
+      </w:r>
+      <w:r>
+        <w:rPr>
+          <w:lang w:val="en-US"/>
+        </w:rPr>
+        <w:t>1</w:t>
+      </w:r>
+      <w:r>
+        <w:rPr>
+          <w:lang w:val="en-US"/>
+        </w:rPr>
+        <w:t>]</w:t>
+      </w:r>
+    </w:p>
+    <w:p>
+      <w:pPr>
+        <w:pStyle w:val="Normal"/>
+        <w:spacing w:lineRule="auto" w:line="360"/>
+        <w:rPr>
+          <w:lang w:val="bg-BG"/>
+        </w:rPr>
+      </w:pPr>
+      <w:r>
+        <w:rPr>
+          <w:lang w:val="bg-BG"/>
+        </w:rPr>
+        <w:t xml:space="preserve">Проследяването на очите чрез видео </w:t>
+      </w:r>
+      <w:r>
+        <w:rPr>
+          <w:lang w:val="bg-BG"/>
+        </w:rPr>
+        <w:t>заснемане</w:t>
+      </w:r>
+      <w:r>
+        <w:rPr>
+          <w:lang w:val="bg-BG"/>
+        </w:rPr>
+        <w:t xml:space="preserve"> допълнително може да бъде разделено на два вида. </w:t>
+      </w:r>
+      <w:r>
+        <w:rPr>
+          <w:lang w:val="en-US"/>
+        </w:rPr>
+        <w:t>[1]</w:t>
+      </w:r>
+    </w:p>
+    <w:p>
+      <w:pPr>
+        <w:pStyle w:val="Normal"/>
+        <w:spacing w:lineRule="auto" w:line="360"/>
+        <w:rPr>
+          <w:lang w:val="bg-BG"/>
+        </w:rPr>
+      </w:pPr>
+      <w:r>
+        <w:rPr>
+          <w:lang w:val="bg-BG"/>
+        </w:rPr>
+        <w:t>Отдалечено заснемане на очите - камер</w:t>
+      </w:r>
+      <w:r>
+        <w:rPr>
+          <w:lang w:val="bg-BG"/>
+        </w:rPr>
+        <w:t>ите</w:t>
+      </w:r>
+      <w:r>
+        <w:rPr>
+          <w:lang w:val="bg-BG"/>
+        </w:rPr>
+        <w:t xml:space="preserve"> най-често </w:t>
+      </w:r>
+      <w:r>
+        <w:rPr>
+          <w:lang w:val="bg-BG"/>
+        </w:rPr>
+        <w:t>са</w:t>
+      </w:r>
+      <w:r>
+        <w:rPr>
+          <w:lang w:val="bg-BG"/>
+        </w:rPr>
+        <w:t xml:space="preserve"> поставен</w:t>
+      </w:r>
+      <w:r>
+        <w:rPr>
+          <w:lang w:val="bg-BG"/>
+        </w:rPr>
+        <w:t>и</w:t>
+      </w:r>
+      <w:r>
+        <w:rPr>
+          <w:lang w:val="bg-BG"/>
+        </w:rPr>
+        <w:t xml:space="preserve"> зад или на нивото работното поле. </w:t>
+      </w:r>
+      <w:r>
+        <w:rPr>
+          <w:lang w:val="bg-BG"/>
+        </w:rPr>
+        <w:t>И</w:t>
+      </w:r>
+      <w:r>
+        <w:rPr>
+          <w:lang w:val="bg-BG"/>
+        </w:rPr>
+        <w:t>зползв</w:t>
+      </w:r>
+      <w:r>
+        <w:rPr>
+          <w:lang w:val="bg-BG"/>
+        </w:rPr>
+        <w:t>ат се</w:t>
+      </w:r>
+      <w:r>
+        <w:rPr>
+          <w:lang w:val="bg-BG"/>
+        </w:rPr>
+        <w:t xml:space="preserve"> </w:t>
+      </w:r>
+      <w:r>
+        <w:rPr>
+          <w:lang w:val="bg-BG"/>
+        </w:rPr>
+        <w:t>главно</w:t>
+      </w:r>
+      <w:r>
+        <w:rPr>
+          <w:lang w:val="bg-BG"/>
+        </w:rPr>
+        <w:t xml:space="preserve"> за заснемане погледът пред компютърен екран и като цяло в повечето случай, където участникът седи до голяма степен неподвиж</w:t>
+      </w:r>
+      <w:r>
+        <w:rPr>
+          <w:lang w:val="bg-BG"/>
+        </w:rPr>
+        <w:t>но</w:t>
+      </w:r>
+      <w:r>
+        <w:rPr>
+          <w:lang w:val="bg-BG"/>
+        </w:rPr>
+        <w:t xml:space="preserve">. </w:t>
+      </w:r>
+      <w:r>
+        <w:rPr>
+          <w:lang w:val="en-US"/>
+        </w:rPr>
+        <w:t>[1]</w:t>
+      </w:r>
+    </w:p>
+    <w:p>
+      <w:pPr>
+        <w:pStyle w:val="Normal"/>
+        <w:spacing w:lineRule="auto" w:line="360"/>
+        <w:rPr>
+          <w:lang w:val="bg-BG"/>
+        </w:rPr>
+      </w:pPr>
+      <w:r>
+        <w:rPr>
+          <w:lang w:val="bg-BG"/>
+        </w:rPr>
+        <w:t>Заснемане на очите с прикачена камера - камерите са носени, най-често чрез очила, като това позволява по-динамична среда на работното поле. Много често, те включват и камера, която заснема работното поле на участник</w:t>
+      </w:r>
+      <w:r>
+        <w:rPr>
+          <w:lang w:val="bg-BG"/>
+        </w:rPr>
+        <w:t>а</w:t>
+      </w:r>
+      <w:r>
+        <w:rPr>
+          <w:lang w:val="bg-BG"/>
+        </w:rPr>
+        <w:t xml:space="preserve">. </w:t>
+      </w:r>
+      <w:r>
+        <w:rPr>
+          <w:lang w:val="en-US"/>
+        </w:rPr>
+        <w:t>[1]</w:t>
+      </w:r>
+    </w:p>
+    <w:p>
+      <w:pPr>
+        <w:pStyle w:val="ListParagraph"/>
+        <w:widowControl/>
+        <w:numPr>
+          <w:ilvl w:val="1"/>
+          <w:numId w:val="4"/>
+        </w:numPr>
+        <w:suppressAutoHyphens w:val="true"/>
+        <w:overflowPunct w:val="false"/>
+        <w:bidi w:val="0"/>
+        <w:spacing w:lineRule="auto" w:line="276" w:before="0" w:after="0"/>
+        <w:ind w:hanging="340" w:left="1077" w:right="0"/>
+        <w:contextualSpacing/>
+        <w:jc w:val="left"/>
+        <w:outlineLvl w:val="0"/>
+        <w:rPr>
+          <w:b/>
+          <w:bCs/>
+          <w:sz w:val="32"/>
+          <w:szCs w:val="28"/>
+          <w:lang w:val="bg-BG" w:eastAsia="en-US" w:bidi="ar-SA"/>
+        </w:rPr>
+      </w:pPr>
+      <w:bookmarkStart w:id="7" w:name="__RefHeading___Toc847_4111958324"/>
+      <w:bookmarkEnd w:id="7"/>
+      <w:r>
+        <w:rPr>
+          <w:b/>
+          <w:bCs/>
+          <w:sz w:val="32"/>
+          <w:szCs w:val="28"/>
+          <w:lang w:val="bg-BG" w:eastAsia="en-US" w:bidi="ar-SA"/>
+        </w:rPr>
+        <w:t xml:space="preserve">Класифициране на фазите на поточна линия </w:t>
+      </w:r>
+    </w:p>
+    <w:p>
+      <w:pPr>
+        <w:pStyle w:val="Normal"/>
+        <w:spacing w:lineRule="auto" w:line="360"/>
+        <w:rPr/>
+      </w:pPr>
+      <w:r>
+        <w:rPr>
+          <w:lang w:val="bg-BG"/>
+        </w:rPr>
+        <w:t>Ще говоря как това се прави по принцип и че се използва видеозапис като главен начин за определяне на фазите. Ще кажа че аз целя да го направя само с данни от очите и главата с цел намаляване на големината на нужните данни и подобряване на скоростта на обработката на данните.</w:t>
+      </w:r>
+      <w:r>
+        <w:br w:type="page"/>
+      </w:r>
+    </w:p>
+    <w:p>
+      <w:pPr>
+        <w:pStyle w:val="ListParagraph"/>
+        <w:numPr>
+          <w:ilvl w:val="0"/>
+          <w:numId w:val="4"/>
+        </w:numPr>
+        <w:overflowPunct w:val="false"/>
+        <w:spacing w:lineRule="auto" w:line="276" w:before="0" w:after="0"/>
+        <w:ind w:hanging="357" w:left="357"/>
+        <w:contextualSpacing/>
+        <w:outlineLvl w:val="0"/>
+        <w:rPr>
+          <w:b/>
+          <w:bCs/>
+          <w:sz w:val="32"/>
+          <w:szCs w:val="28"/>
+          <w:lang w:val="bg-BG" w:eastAsia="en-US" w:bidi="ar-SA"/>
+        </w:rPr>
+      </w:pPr>
+      <w:bookmarkStart w:id="8" w:name="__RefHeading___Toc959_4158184810"/>
+      <w:bookmarkEnd w:id="8"/>
+      <w:r>
+        <w:rPr>
+          <w:b/>
+          <w:bCs/>
+          <w:sz w:val="32"/>
+          <w:szCs w:val="32"/>
+          <w:lang w:val="bg-BG" w:eastAsia="en-US" w:bidi="ar-SA"/>
+        </w:rPr>
+        <w:t xml:space="preserve">Обзор на съществуващи решения </w:t>
+      </w:r>
+    </w:p>
+    <w:p>
+      <w:pPr>
+        <w:pStyle w:val="ListParagraph"/>
+        <w:widowControl/>
+        <w:suppressAutoHyphens w:val="true"/>
+        <w:overflowPunct w:val="false"/>
+        <w:spacing w:lineRule="auto" w:line="276" w:before="0" w:after="0"/>
+        <w:ind w:hanging="357" w:left="357"/>
+        <w:contextualSpacing/>
+        <w:jc w:val="left"/>
+        <w:outlineLvl w:val="0"/>
+        <w:rPr>
+          <w:b/>
+          <w:bCs/>
+          <w:sz w:val="32"/>
+          <w:szCs w:val="28"/>
+          <w:lang w:val="bg-BG" w:eastAsia="en-US" w:bidi="ar-SA"/>
+        </w:rPr>
+      </w:pPr>
+      <w:r>
+        <w:rPr>
+          <w:b/>
+          <w:bCs/>
+          <w:sz w:val="32"/>
+          <w:szCs w:val="28"/>
+          <w:lang w:val="bg-BG" w:eastAsia="en-US" w:bidi="ar-SA"/>
+        </w:rPr>
+      </w:r>
+      <w:r>
+        <w:br w:type="page"/>
+      </w:r>
+    </w:p>
+    <w:p>
+      <w:pPr>
+        <w:pStyle w:val="ListParagraph"/>
+        <w:numPr>
+          <w:ilvl w:val="0"/>
+          <w:numId w:val="4"/>
+        </w:numPr>
+        <w:overflowPunct w:val="false"/>
+        <w:spacing w:lineRule="auto" w:line="276" w:before="0" w:after="0"/>
+        <w:ind w:hanging="357" w:left="357"/>
+        <w:contextualSpacing/>
+        <w:outlineLvl w:val="0"/>
+        <w:rPr>
+          <w:b/>
+          <w:bCs/>
+          <w:sz w:val="32"/>
+          <w:szCs w:val="28"/>
+          <w:lang w:val="bg-BG" w:eastAsia="en-US" w:bidi="ar-SA"/>
+        </w:rPr>
+      </w:pPr>
+      <w:bookmarkStart w:id="9" w:name="__RefHeading___Toc961_4158184810"/>
+      <w:bookmarkEnd w:id="9"/>
+      <w:r>
+        <w:rPr>
+          <w:b/>
+          <w:bCs/>
+          <w:sz w:val="32"/>
+          <w:szCs w:val="32"/>
+          <w:lang w:val="bg-BG" w:eastAsia="en-US" w:bidi="ar-SA"/>
+        </w:rPr>
+        <w:t>Поставени цели и задачи</w:t>
+      </w:r>
+    </w:p>
+    <w:p>
+      <w:pPr>
+        <w:pStyle w:val="ListParagraph"/>
+        <w:widowControl/>
+        <w:suppressAutoHyphens w:val="true"/>
+        <w:overflowPunct w:val="false"/>
+        <w:spacing w:lineRule="auto" w:line="276" w:before="0" w:after="0"/>
+        <w:ind w:hanging="357" w:left="357"/>
+        <w:contextualSpacing/>
+        <w:jc w:val="left"/>
+        <w:outlineLvl w:val="0"/>
+        <w:rPr>
+          <w:b/>
+          <w:bCs/>
+          <w:sz w:val="32"/>
+          <w:szCs w:val="28"/>
+          <w:lang w:val="bg-BG" w:eastAsia="en-US" w:bidi="ar-SA"/>
+        </w:rPr>
+      </w:pPr>
+      <w:r>
+        <w:rPr>
+          <w:b/>
+          <w:bCs/>
+          <w:sz w:val="32"/>
+          <w:szCs w:val="28"/>
+          <w:lang w:val="bg-BG" w:eastAsia="en-US" w:bidi="ar-SA"/>
+        </w:rPr>
+      </w:r>
+      <w:r>
+        <w:br w:type="page"/>
+      </w:r>
+    </w:p>
+    <w:p>
+      <w:pPr>
+        <w:pStyle w:val="ListParagraph"/>
+        <w:numPr>
+          <w:ilvl w:val="0"/>
+          <w:numId w:val="4"/>
+        </w:numPr>
+        <w:overflowPunct w:val="false"/>
+        <w:spacing w:lineRule="auto" w:line="276" w:before="0" w:after="0"/>
+        <w:ind w:hanging="357" w:left="357"/>
+        <w:contextualSpacing/>
+        <w:outlineLvl w:val="0"/>
+        <w:rPr>
+          <w:b/>
+          <w:bCs/>
+          <w:sz w:val="32"/>
+          <w:szCs w:val="28"/>
+          <w:lang w:val="bg-BG" w:eastAsia="en-US" w:bidi="ar-SA"/>
+        </w:rPr>
+      </w:pPr>
+      <w:bookmarkStart w:id="10" w:name="__RefHeading___Toc965_4158184810"/>
+      <w:bookmarkEnd w:id="10"/>
+      <w:r>
+        <w:rPr>
+          <w:b/>
+          <w:bCs/>
+          <w:sz w:val="32"/>
+          <w:szCs w:val="32"/>
+          <w:lang w:val="bg-BG" w:eastAsia="en-US" w:bidi="ar-SA"/>
+        </w:rPr>
+        <w:t>Описание на експеримент и хардуер за събиране на данните</w:t>
+      </w:r>
+    </w:p>
+    <w:p>
+      <w:pPr>
+        <w:pStyle w:val="ListParagraph"/>
+        <w:widowControl/>
+        <w:numPr>
+          <w:ilvl w:val="1"/>
+          <w:numId w:val="4"/>
+        </w:numPr>
+        <w:suppressAutoHyphens w:val="true"/>
+        <w:overflowPunct w:val="false"/>
+        <w:bidi w:val="0"/>
+        <w:spacing w:lineRule="auto" w:line="276" w:before="0" w:after="0"/>
+        <w:ind w:hanging="340" w:left="1077" w:right="0"/>
+        <w:contextualSpacing/>
+        <w:jc w:val="left"/>
+        <w:outlineLvl w:val="0"/>
+        <w:rPr>
+          <w:b/>
+          <w:bCs/>
+          <w:sz w:val="32"/>
+          <w:szCs w:val="28"/>
+          <w:lang w:val="bg-BG" w:eastAsia="en-US" w:bidi="ar-SA"/>
+        </w:rPr>
+      </w:pPr>
+      <w:bookmarkStart w:id="11" w:name="__RefHeading___Toc767_4111958324"/>
+      <w:bookmarkEnd w:id="11"/>
+      <w:r>
+        <w:rPr>
+          <w:b/>
+          <w:bCs/>
+          <w:sz w:val="32"/>
+          <w:szCs w:val="28"/>
+          <w:lang w:val="bg-BG" w:eastAsia="en-US" w:bidi="ar-SA"/>
+        </w:rPr>
+        <w:t>Структура и начин на провеждане на експериментът</w:t>
+      </w:r>
+    </w:p>
+    <w:p>
+      <w:pPr>
+        <w:pStyle w:val="Normal"/>
+        <w:bidi w:val="0"/>
+        <w:spacing w:lineRule="auto" w:line="360"/>
+        <w:rPr>
+          <w:lang w:val="bg-BG"/>
+        </w:rPr>
+      </w:pPr>
+      <w:r>
+        <w:rPr>
+          <w:lang w:val="bg-BG"/>
+        </w:rPr>
+        <w:t xml:space="preserve">Поради невъзможност за събиране на данните в реална обстановка на поточна линия, е взето решението да се използва </w:t>
+      </w:r>
+      <w:r>
+        <w:rPr>
+          <w:lang w:val="en-US"/>
+        </w:rPr>
+        <w:t xml:space="preserve">LEGO </w:t>
+      </w:r>
+      <w:r>
+        <w:rPr>
+          <w:lang w:val="bg-BG"/>
+        </w:rPr>
+        <w:t xml:space="preserve">комплект, който да бъде сглобен от участниците в експеримента. Използваният комплект е от серията 3 в 1 на </w:t>
+      </w:r>
+      <w:r>
+        <w:rPr>
+          <w:lang w:val="en-US"/>
+        </w:rPr>
+        <w:t xml:space="preserve">LEGO, </w:t>
+      </w:r>
+      <w:r>
+        <w:rPr>
+          <w:lang w:val="bg-BG"/>
+        </w:rPr>
+        <w:t xml:space="preserve">а името му е „Космическа совалка“. </w:t>
+      </w:r>
+      <w:r>
+        <w:rPr>
+          <w:lang w:val="en-US"/>
+        </w:rPr>
+        <w:t>[1]</w:t>
+      </w:r>
+      <w:r>
+        <w:rPr>
+          <w:lang w:val="bg-BG"/>
+        </w:rPr>
+        <w:t xml:space="preserve"> Комплектът предоставя възможност за три различни постройки, като използваната тук е космически кораб с общ брой на частите – седемдесет и две. Общият брой инструкции в упътването е двадесет и три. </w:t>
+      </w:r>
+    </w:p>
+    <w:p>
+      <w:pPr>
+        <w:pStyle w:val="Normal"/>
+        <w:bidi w:val="0"/>
+        <w:spacing w:lineRule="auto" w:line="360"/>
+        <w:rPr>
+          <w:lang w:val="bg-BG"/>
+        </w:rPr>
+      </w:pPr>
+      <w:r>
+        <w:rPr>
+          <w:lang w:val="bg-BG"/>
+        </w:rPr>
+        <w:t xml:space="preserve">Преди началото на експеримента всеки участник заедно с организатора на експеримента трябва да се подпишат на договор, идентичен с Приложение А. Договорът се изготвя и подписва в два еднообразни екземпляра – по един за всяка от страните. </w:t>
+      </w:r>
+    </w:p>
+    <w:p>
+      <w:pPr>
+        <w:pStyle w:val="Normal"/>
+        <w:bidi w:val="0"/>
+        <w:spacing w:lineRule="auto" w:line="360"/>
+        <w:rPr>
+          <w:lang w:val="bg-BG"/>
+        </w:rPr>
+      </w:pPr>
+      <w:r>
+        <w:rPr>
+          <w:lang w:val="bg-BG"/>
+        </w:rPr>
+        <w:t>Всеки участник започва експеримента с всичките нужни части, събрани пред него, а упътването е пред тях. Експериментът приключва в момента, в който участникът приключи със строенето на постройката, или щом участникът няма повече желание да продължи експеримента. В случай, че участника се е отказал от завършването на експеримента и записа е по-малък от десет минути, то записът бива отхвърлен.</w:t>
+      </w:r>
+    </w:p>
+    <w:p>
+      <w:pPr>
+        <w:pStyle w:val="Normal"/>
+        <w:bidi w:val="0"/>
+        <w:spacing w:lineRule="auto" w:line="360"/>
+        <w:rPr>
+          <w:lang w:val="bg-BG"/>
+        </w:rPr>
+      </w:pPr>
+      <w:r>
+        <w:rPr>
+          <w:lang w:val="bg-BG"/>
+        </w:rPr>
+        <w:t>Общият брой на участниците е двадесет и осем. Няколко от участниците проявиха желание да приключат експеримента преждевременно, но във всеки един от тези случаи, записите бяха по-дълги от десет минути. Поради технически проблеми с очилата, два от записите са загубени, като единствената информация от тези участници е суровите данни за техния поглед. Загубата на записа възпрепятства класифицирането на тези данни.</w:t>
+      </w:r>
+    </w:p>
+    <w:p>
+      <w:pPr>
+        <w:pStyle w:val="Normal"/>
+        <w:bidi w:val="0"/>
+        <w:spacing w:lineRule="auto" w:line="360"/>
+        <w:rPr>
+          <w:lang w:val="bg-BG"/>
+        </w:rPr>
+      </w:pPr>
+      <w:r>
+        <w:rPr>
+          <w:lang w:val="bg-BG"/>
+        </w:rPr>
+        <w:t>Общия брой на използваните записи за обучение на модела е двадесет и шест.</w:t>
+      </w:r>
+    </w:p>
+    <w:p>
+      <w:pPr>
+        <w:pStyle w:val="Normal"/>
+        <w:bidi w:val="0"/>
+        <w:spacing w:lineRule="auto" w:line="360"/>
+        <w:rPr>
+          <w:lang w:val="bg-BG"/>
+        </w:rPr>
+      </w:pPr>
+      <w:r>
+        <w:rPr>
+          <w:lang w:val="bg-BG"/>
+        </w:rPr>
+        <w:t xml:space="preserve">За записване на действията на участниците, са използвани очилата за проследяване на погледа </w:t>
+      </w:r>
+      <w:r>
+        <w:rPr>
+          <w:lang w:val="en-US"/>
+        </w:rPr>
+        <w:t xml:space="preserve">NEON </w:t>
+      </w:r>
+      <w:r>
+        <w:rPr>
+          <w:lang w:val="bg-BG"/>
+        </w:rPr>
+        <w:t xml:space="preserve">от </w:t>
+      </w:r>
+      <w:r>
+        <w:rPr>
+          <w:lang w:val="en-US"/>
+        </w:rPr>
+        <w:t xml:space="preserve">Pupil Labs. [2] </w:t>
+      </w:r>
+      <w:r>
+        <w:rPr>
+          <w:lang w:val="bg-BG"/>
+        </w:rPr>
+        <w:t xml:space="preserve">Създателите на очилата казват, че те нямат нужда от предварително калибриране. Поради това, такова не е предвидено преди започването на всеки експеримент. </w:t>
+      </w:r>
+    </w:p>
+    <w:p>
+      <w:pPr>
+        <w:pStyle w:val="Normal"/>
+        <w:bidi w:val="0"/>
+        <w:spacing w:lineRule="auto" w:line="360"/>
+        <w:rPr>
+          <w:lang w:val="bg-BG"/>
+        </w:rPr>
+      </w:pPr>
+      <w:r>
+        <w:rPr>
+          <w:lang w:val="bg-BG"/>
+        </w:rPr>
+        <w:t>Изборът на очила за проследяване на погледа, вместо стационарна система за проследяване от разстояние, е обусловен от възможността те да регистрират едновременно движението на погледа и позицията на главата. Това ги прави по-подходящи за приложение в условия на поточна линия, където ориентацията на главата и тялото на работника се променя динамично, а използването на множество външни сензори около работното пространство би увеличило значително необходимите ресурси и сложността на системата.</w:t>
+      </w:r>
+    </w:p>
+    <w:p>
+      <w:pPr>
+        <w:pStyle w:val="ListParagraph"/>
+        <w:widowControl/>
+        <w:numPr>
+          <w:ilvl w:val="1"/>
+          <w:numId w:val="4"/>
+        </w:numPr>
+        <w:suppressAutoHyphens w:val="true"/>
+        <w:overflowPunct w:val="false"/>
+        <w:bidi w:val="0"/>
+        <w:spacing w:lineRule="auto" w:line="276" w:before="0" w:after="0"/>
+        <w:ind w:hanging="340" w:left="1077" w:right="0"/>
+        <w:contextualSpacing/>
+        <w:jc w:val="left"/>
+        <w:outlineLvl w:val="0"/>
+        <w:rPr>
+          <w:b/>
+          <w:bCs/>
+          <w:sz w:val="32"/>
+          <w:szCs w:val="32"/>
+          <w:lang w:val="en-US" w:eastAsia="en-US" w:bidi="ar-SA"/>
+        </w:rPr>
+      </w:pPr>
+      <w:bookmarkStart w:id="12" w:name="__RefHeading___Toc1200_4111958324"/>
+      <w:bookmarkEnd w:id="12"/>
+      <w:r>
+        <w:rPr>
+          <w:b/>
+          <w:bCs/>
+          <w:sz w:val="32"/>
+          <w:szCs w:val="32"/>
+          <w:lang w:val="en-US" w:eastAsia="en-US" w:bidi="ar-SA"/>
+        </w:rPr>
+        <w:t xml:space="preserve">NEON </w:t>
+      </w:r>
+      <w:r>
+        <w:rPr>
+          <w:b/>
+          <w:bCs/>
+          <w:sz w:val="32"/>
+          <w:szCs w:val="32"/>
+          <w:lang w:val="bg-BG" w:eastAsia="en-US" w:bidi="ar-SA"/>
+        </w:rPr>
+        <w:t xml:space="preserve">от </w:t>
+      </w:r>
+      <w:r>
+        <w:rPr>
+          <w:b/>
+          <w:bCs/>
+          <w:sz w:val="32"/>
+          <w:szCs w:val="32"/>
+          <w:lang w:val="en-US" w:eastAsia="en-US" w:bidi="ar-SA"/>
+        </w:rPr>
+        <w:t>Pupil Labs</w:t>
+      </w:r>
+    </w:p>
+    <w:p>
+      <w:pPr>
+        <w:pStyle w:val="Normal"/>
+        <w:widowControl/>
+        <w:suppressAutoHyphens w:val="true"/>
         <w:overflowPunct w:val="true"/>
+        <w:bidi w:val="0"/>
+        <w:spacing w:lineRule="auto" w:line="360" w:before="0" w:after="120"/>
+        <w:ind w:firstLine="567" w:left="0" w:right="0"/>
+        <w:jc w:val="left"/>
+        <w:rPr/>
+      </w:pPr>
+      <w:r>
+        <w:rPr>
+          <w:lang w:val="bg-BG"/>
+        </w:rPr>
+        <w:t xml:space="preserve">Компанията </w:t>
+      </w:r>
+      <w:r>
+        <w:rPr>
+          <w:lang w:val="en-US"/>
+        </w:rPr>
+        <w:t xml:space="preserve">Pupil Labs </w:t>
+      </w:r>
+      <w:r>
+        <w:rPr>
+          <w:lang w:val="bg-BG"/>
+        </w:rPr>
+        <w:t xml:space="preserve">е основана в Берлин, Германия през 2014 г. и се занимава с разработката на софтуер и хардуер за проследяване на погледа. Най-новият продукт на </w:t>
+      </w:r>
+      <w:r>
+        <w:rPr>
+          <w:lang w:val="en-US"/>
+        </w:rPr>
+        <w:t>Pupil Labs</w:t>
+      </w:r>
+      <w:r>
+        <w:rPr>
+          <w:lang w:val="bg-BG"/>
+        </w:rPr>
+        <w:t xml:space="preserve"> са очилата за проследяване на погледа </w:t>
+      </w:r>
+      <w:r>
+        <w:rPr>
+          <w:lang w:val="en-US"/>
+        </w:rPr>
+        <w:t>NEON. [6]</w:t>
+      </w:r>
+    </w:p>
+    <w:p>
+      <w:pPr>
+        <w:pStyle w:val="Normal"/>
+        <w:bidi w:val="0"/>
+        <w:spacing w:lineRule="auto" w:line="360"/>
+        <w:rPr>
+          <w:lang w:val="en-US"/>
+        </w:rPr>
+      </w:pPr>
+      <w:r>
+        <w:rPr>
+          <w:lang w:val="en-US"/>
+        </w:rPr>
+        <w:t xml:space="preserve">NEON </w:t>
+      </w:r>
+      <w:r>
+        <w:rPr>
+          <w:lang w:val="bg-BG"/>
+        </w:rPr>
+        <w:t xml:space="preserve">представлява рамка на очила с вграден модул между двете лещи. </w:t>
+      </w:r>
+    </w:p>
+    <w:p>
+      <w:pPr>
+        <w:pStyle w:val="Normal"/>
+        <w:bidi w:val="0"/>
+        <w:spacing w:lineRule="auto" w:line="360"/>
+        <w:rPr>
+          <w:lang w:val="en-US"/>
+        </w:rPr>
+      </w:pPr>
+      <w:r>
+        <w:rPr>
+          <w:lang w:val="bg-BG"/>
+        </w:rPr>
+        <w:t>Очилата разполагат с камера, която гледа напред и записва това, което вижда човека, който ги носи. Резолюцията на тази камера е 1600</w:t>
+      </w:r>
+      <w:r>
+        <w:rPr>
+          <w:lang w:val="en-US"/>
+        </w:rPr>
+        <w:t>px</w:t>
+      </w:r>
+      <w:r>
+        <w:rPr>
+          <w:lang w:val="bg-BG"/>
+        </w:rPr>
+        <w:t xml:space="preserve"> на 1200</w:t>
+      </w:r>
+      <w:r>
+        <w:rPr>
+          <w:lang w:val="en-US"/>
+        </w:rPr>
+        <w:t>px</w:t>
+      </w:r>
+      <w:r>
+        <w:rPr>
+          <w:lang w:val="bg-BG"/>
+        </w:rPr>
+        <w:t xml:space="preserve"> и работи на честота от 30</w:t>
+      </w:r>
+      <w:r>
+        <w:rPr>
+          <w:lang w:val="en-US"/>
+        </w:rPr>
+        <w:t xml:space="preserve">Hz. </w:t>
+      </w:r>
+      <w:r>
+        <w:rPr>
+          <w:lang w:val="bg-BG"/>
+        </w:rPr>
+        <w:t xml:space="preserve">Ъгъла на видимост по хоризонтала е 103°, по вертикала 77°, а по хоризонтала 128°. </w:t>
+      </w:r>
+      <w:r>
+        <w:rPr>
+          <w:lang w:val="en-US"/>
+        </w:rPr>
+        <w:t>[3]</w:t>
+      </w:r>
+    </w:p>
+    <w:p>
+      <w:pPr>
+        <w:pStyle w:val="Normal"/>
+        <w:bidi w:val="0"/>
+        <w:spacing w:lineRule="auto" w:line="360"/>
+        <w:rPr>
+          <w:lang w:val="en-US"/>
+        </w:rPr>
+      </w:pPr>
+      <w:r>
+        <w:rPr>
+          <w:lang w:val="bg-BG"/>
+        </w:rPr>
+        <w:t>Очилата имат два инфрачервени сензора като всеки един от тях следи по едно око. Резолюцията на един от тях е 192</w:t>
+      </w:r>
+      <w:r>
+        <w:rPr>
+          <w:lang w:val="en-US"/>
+        </w:rPr>
+        <w:t>px</w:t>
+      </w:r>
+      <w:r>
+        <w:rPr>
+          <w:lang w:val="bg-BG"/>
+        </w:rPr>
+        <w:t xml:space="preserve"> на 192</w:t>
+      </w:r>
+      <w:r>
+        <w:rPr>
+          <w:lang w:val="en-US"/>
+        </w:rPr>
+        <w:t xml:space="preserve">px, </w:t>
+      </w:r>
+      <w:r>
+        <w:rPr>
+          <w:lang w:val="bg-BG"/>
+        </w:rPr>
+        <w:t>а работната честота е 200</w:t>
+      </w:r>
+      <w:r>
+        <w:rPr>
+          <w:lang w:val="en-US"/>
+        </w:rPr>
+        <w:t>Hz. [3]</w:t>
+      </w:r>
+    </w:p>
+    <w:p>
+      <w:pPr>
+        <w:pStyle w:val="Normal"/>
+        <w:bidi w:val="0"/>
+        <w:spacing w:lineRule="auto" w:line="360"/>
+        <w:rPr>
+          <w:lang w:val="bg-BG" w:eastAsia="en-US" w:bidi="ar-SA"/>
+        </w:rPr>
+      </w:pPr>
+      <w:r>
+        <w:rPr>
+          <w:lang w:val="bg-BG" w:eastAsia="en-US" w:bidi="ar-SA"/>
+        </w:rPr>
+        <w:t>Друга важна характеристика е инерциалния измервателен модул. Той разполага с акселерометър, магнитометър и жироскоп.</w:t>
+      </w:r>
+      <w:r>
+        <w:rPr>
+          <w:lang w:val="en-US" w:eastAsia="en-US" w:bidi="ar-SA"/>
+        </w:rPr>
+        <w:t xml:space="preserve"> </w:t>
+      </w:r>
+      <w:r>
+        <w:rPr>
+          <w:lang w:val="bg-BG" w:eastAsia="en-US" w:bidi="ar-SA"/>
+        </w:rPr>
+        <w:t>Благодарение на него, движенията на главата се записват с честота 110</w:t>
+      </w:r>
+      <w:r>
+        <w:rPr>
+          <w:lang w:val="en-US" w:eastAsia="en-US" w:bidi="ar-SA"/>
+        </w:rPr>
+        <w:t>Hz</w:t>
+      </w:r>
+      <w:r>
+        <w:rPr>
+          <w:lang w:val="bg-BG" w:eastAsia="en-US" w:bidi="ar-SA"/>
+        </w:rPr>
+        <w:t xml:space="preserve">. </w:t>
+      </w:r>
+      <w:r>
+        <w:rPr>
+          <w:lang w:val="en-US" w:eastAsia="en-US" w:bidi="ar-SA"/>
+        </w:rPr>
+        <w:t>[3]</w:t>
+      </w:r>
+    </w:p>
+    <w:p>
+      <w:pPr>
+        <w:pStyle w:val="Normal"/>
+        <w:bidi w:val="0"/>
+        <w:spacing w:lineRule="auto" w:line="360"/>
+        <w:rPr>
+          <w:lang w:val="bg-BG" w:eastAsia="en-US" w:bidi="ar-SA"/>
+        </w:rPr>
+      </w:pPr>
+      <w:r>
+        <w:rPr>
+          <w:lang w:val="bg-BG" w:eastAsia="en-US" w:bidi="ar-SA"/>
+        </w:rPr>
+        <w:t xml:space="preserve">Друго, с което разполагат очилата е два стерео микрофона, но те не са използвани по време на събирането на данните. </w:t>
+      </w:r>
+      <w:r>
+        <w:rPr>
+          <w:lang w:val="en-US" w:eastAsia="en-US" w:bidi="ar-SA"/>
+        </w:rPr>
+        <w:t>[3]</w:t>
+      </w:r>
+    </w:p>
+    <w:p>
+      <w:pPr>
+        <w:pStyle w:val="Normal"/>
+        <w:bidi w:val="0"/>
+        <w:spacing w:lineRule="auto" w:line="360"/>
+        <w:rPr>
+          <w:lang w:val="en-US" w:eastAsia="en-US" w:bidi="ar-SA"/>
+        </w:rPr>
+      </w:pPr>
+      <w:r>
+        <w:rPr>
+          <w:lang w:val="en-US" w:eastAsia="en-US" w:bidi="ar-SA"/>
+        </w:rPr>
+        <w:t xml:space="preserve">NeoNet </w:t>
+      </w:r>
+      <w:r>
+        <w:rPr>
+          <w:lang w:val="bg-BG" w:eastAsia="en-US" w:bidi="ar-SA"/>
+        </w:rPr>
+        <w:t xml:space="preserve">е името на машинно обучения модел, на който се подават данните от инфрачервените камери. Именно той връща информацията за поглед, мигания, диаметър на зеницата, ориентация и позиция на очите и отвор на клепача. </w:t>
+      </w:r>
+      <w:r>
+        <w:rPr>
+          <w:lang w:val="en-US" w:eastAsia="en-US" w:bidi="ar-SA"/>
+        </w:rPr>
+        <w:t>[4]</w:t>
+      </w:r>
+    </w:p>
+    <w:p>
+      <w:pPr>
+        <w:pStyle w:val="Normal"/>
+        <w:bidi w:val="0"/>
+        <w:spacing w:lineRule="auto" w:line="360"/>
+        <w:rPr>
+          <w:lang w:val="bg-BG" w:eastAsia="en-US" w:bidi="ar-SA"/>
+        </w:rPr>
+      </w:pPr>
+      <w:r>
+        <w:rPr>
+          <w:lang w:val="bg-BG" w:eastAsia="en-US" w:bidi="ar-SA"/>
+        </w:rPr>
+        <w:t xml:space="preserve">Очилата разполагат с </w:t>
+      </w:r>
+      <w:r>
+        <w:rPr>
+          <w:lang w:val="en-US" w:eastAsia="en-US" w:bidi="ar-SA"/>
+        </w:rPr>
+        <w:t xml:space="preserve">USB-C 2.0 </w:t>
+      </w:r>
+      <w:r>
+        <w:rPr>
+          <w:lang w:val="bg-BG" w:eastAsia="en-US" w:bidi="ar-SA"/>
+        </w:rPr>
+        <w:t xml:space="preserve">порт за зареждане и предаване на данните в реално време към мобилното приложение – </w:t>
+      </w:r>
+      <w:r>
+        <w:rPr>
+          <w:lang w:val="en-US" w:eastAsia="en-US" w:bidi="ar-SA"/>
+        </w:rPr>
+        <w:t>Neon Companion [3]</w:t>
+      </w:r>
+    </w:p>
+    <w:p>
+      <w:pPr>
+        <w:pStyle w:val="Normal"/>
+        <w:bidi w:val="0"/>
+        <w:spacing w:lineRule="auto" w:line="360"/>
+        <w:rPr>
+          <w:lang w:val="en-US" w:eastAsia="en-US" w:bidi="ar-SA"/>
+        </w:rPr>
+      </w:pPr>
+      <w:r>
+        <w:rPr>
+          <w:lang w:val="en-US" w:eastAsia="en-US" w:bidi="ar-SA"/>
+        </w:rPr>
+        <w:t xml:space="preserve">Neon Companion </w:t>
+      </w:r>
+      <w:r>
+        <w:rPr>
+          <w:lang w:val="bg-BG" w:eastAsia="en-US" w:bidi="ar-SA"/>
+        </w:rPr>
+        <w:t>е мобилно приложение, което позволява да се гледа запис в по време на записването му. Като допълнително могат да се видят и позицията на очите, както и записите от камерите, които ги заснемат. След като приключи записът приложението позволява той да бъде качен във P</w:t>
+      </w:r>
+      <w:r>
+        <w:rPr>
+          <w:lang w:val="en-US" w:eastAsia="en-US" w:bidi="ar-SA"/>
+        </w:rPr>
+        <w:t>upil Cloud. [5]</w:t>
+      </w:r>
+    </w:p>
+    <w:p>
+      <w:pPr>
+        <w:pStyle w:val="Normal"/>
+        <w:bidi w:val="0"/>
+        <w:spacing w:lineRule="auto" w:line="360"/>
+        <w:rPr>
+          <w:lang w:val="en-US" w:eastAsia="en-US" w:bidi="ar-SA"/>
+        </w:rPr>
+      </w:pPr>
+      <w:r>
+        <w:rPr>
+          <w:lang w:val="bg-BG" w:eastAsia="en-US" w:bidi="ar-SA"/>
+        </w:rPr>
+        <w:t>P</w:t>
+      </w:r>
+      <w:r>
+        <w:rPr>
+          <w:lang w:val="en-US" w:eastAsia="en-US" w:bidi="ar-SA"/>
+        </w:rPr>
+        <w:t xml:space="preserve">upil Cloud </w:t>
+      </w:r>
+      <w:r>
+        <w:rPr>
+          <w:lang w:val="bg-BG" w:eastAsia="en-US" w:bidi="ar-SA"/>
+        </w:rPr>
+        <w:t xml:space="preserve">позволява запазването на записите на едно място, както и допълнителната им обработка и визуализация. </w:t>
+      </w:r>
+      <w:r>
+        <w:rPr>
+          <w:lang w:val="en-US" w:eastAsia="en-US" w:bidi="ar-SA"/>
+        </w:rPr>
+        <w:t>[5]</w:t>
+      </w:r>
+      <w:r>
+        <w:br w:type="page"/>
+      </w:r>
+    </w:p>
+    <w:p>
+      <w:pPr>
+        <w:pStyle w:val="ListParagraph"/>
+        <w:numPr>
+          <w:ilvl w:val="0"/>
+          <w:numId w:val="4"/>
+        </w:numPr>
+        <w:overflowPunct w:val="false"/>
+        <w:spacing w:lineRule="auto" w:line="276" w:before="0" w:after="0"/>
+        <w:ind w:hanging="357" w:left="357"/>
+        <w:contextualSpacing/>
+        <w:outlineLvl w:val="0"/>
+        <w:rPr>
+          <w:b/>
+          <w:bCs/>
+          <w:sz w:val="32"/>
+          <w:szCs w:val="28"/>
+          <w:lang w:val="bg-BG" w:eastAsia="en-US" w:bidi="ar-SA"/>
+        </w:rPr>
+      </w:pPr>
+      <w:bookmarkStart w:id="13" w:name="__RefHeading___Toc769_4111958324"/>
+      <w:bookmarkEnd w:id="13"/>
+      <w:r>
+        <w:rPr>
+          <w:b/>
+          <w:bCs/>
+          <w:sz w:val="32"/>
+          <w:szCs w:val="32"/>
+          <w:lang w:val="bg-BG" w:eastAsia="en-US" w:bidi="ar-SA"/>
+        </w:rPr>
+        <w:t>Софтуер за класифициране на данните</w:t>
+      </w:r>
+    </w:p>
+    <w:p>
+      <w:pPr>
+        <w:pStyle w:val="Normal"/>
+        <w:bidi w:val="0"/>
+        <w:spacing w:lineRule="auto" w:line="360"/>
+        <w:rPr>
+          <w:lang w:val="bg-BG" w:eastAsia="en-US" w:bidi="ar-SA"/>
+        </w:rPr>
+      </w:pPr>
+      <w:r>
+        <w:rPr>
+          <w:lang w:val="bg-BG" w:eastAsia="en-US" w:bidi="ar-SA"/>
+        </w:rPr>
+        <w:t xml:space="preserve">След събирането на данните, те трябва да бъдат категоризирани. Част от данните се очаква да бъдат категоризирани на ръка, а след събирането на достатъчно голям брой категоризирани данни, да се създаде модел за машинно обучение, който с достатъчно голяма точност да успява да категоризира данните от един запис, а потребителя само да поправя грешките. За целта е нужно приложение, което позволява не само лесното добавяне на събития, но и тяхното редактиране. </w:t>
+      </w:r>
+    </w:p>
+    <w:p>
+      <w:pPr>
+        <w:pStyle w:val="Normal"/>
+        <w:bidi w:val="0"/>
+        <w:spacing w:lineRule="auto" w:line="360"/>
+        <w:rPr>
+          <w:lang w:val="bg-BG" w:eastAsia="en-US" w:bidi="ar-SA"/>
+        </w:rPr>
+      </w:pPr>
+      <w:r>
+        <w:rPr>
+          <w:lang w:val="bg-BG" w:eastAsia="en-US" w:bidi="ar-SA"/>
+        </w:rPr>
+        <w:t>При търсенето на съществуващи решения, не е открито такова, което да позволява лесно модифициране на данните в нужният формат. Повечето от съществуващите решения, предлагат само платени версии, като много от тях са облачно-базирани услуги. С цел намаляване на риска, свързан с качването на чувствителна информация (като гласовите и очните данни на участниците в експеримента) в външни облачни хранилища, както и с оглед на намаляване на разходите, е взето решение да бъде разработено специализирано приложение за класификация на данни.</w:t>
+      </w:r>
+    </w:p>
+    <w:p>
+      <w:pPr>
+        <w:pStyle w:val="ListParagraph"/>
+        <w:widowControl/>
+        <w:numPr>
+          <w:ilvl w:val="1"/>
+          <w:numId w:val="4"/>
+        </w:numPr>
+        <w:suppressAutoHyphens w:val="true"/>
+        <w:overflowPunct w:val="false"/>
         <w:bidi w:val="0"/>
         <w:spacing w:lineRule="auto" w:line="276" w:before="0" w:after="0"/>
         <w:ind w:hanging="340" w:left="1077" w:right="0"/>
@@ -4550,7 +4719,7 @@
                     </pic:cNvPicPr>
                   </pic:nvPicPr>
                   <pic:blipFill>
-                    <a:blip r:embed="rId4"/>
+                    <a:blip r:embed="rId2"/>
                     <a:stretch>
                       <a:fillRect/>
                     </a:stretch>
@@ -4634,7 +4803,7 @@
                     </pic:cNvPicPr>
                   </pic:nvPicPr>
                   <pic:blipFill>
-                    <a:blip r:embed="rId5"/>
+                    <a:blip r:embed="rId3"/>
                     <a:stretch>
                       <a:fillRect/>
                     </a:stretch>
@@ -4722,7 +4891,7 @@
                     </pic:cNvPicPr>
                   </pic:nvPicPr>
                   <pic:blipFill>
-                    <a:blip r:embed="rId6"/>
+                    <a:blip r:embed="rId4"/>
                     <a:stretch>
                       <a:fillRect/>
                     </a:stretch>
@@ -4803,7 +4972,7 @@
                     </pic:cNvPicPr>
                   </pic:nvPicPr>
                   <pic:blipFill>
-                    <a:blip r:embed="rId7"/>
+                    <a:blip r:embed="rId5"/>
                     <a:stretch>
                       <a:fillRect/>
                     </a:stretch>
@@ -4858,7 +5027,7 @@
           <w:numId w:val="4"/>
         </w:numPr>
         <w:suppressAutoHyphens w:val="true"/>
-        <w:overflowPunct w:val="true"/>
+        <w:overflowPunct w:val="false"/>
         <w:bidi w:val="0"/>
         <w:spacing w:lineRule="auto" w:line="276" w:before="0" w:after="0"/>
         <w:ind w:hanging="340" w:left="1077" w:right="0"/>
@@ -4967,7 +5136,7 @@
           <w:numId w:val="4"/>
         </w:numPr>
         <w:suppressAutoHyphens w:val="true"/>
-        <w:overflowPunct w:val="true"/>
+        <w:overflowPunct w:val="false"/>
         <w:bidi w:val="0"/>
         <w:spacing w:lineRule="auto" w:line="276" w:before="0" w:after="0"/>
         <w:ind w:hanging="340" w:left="1077" w:right="0"/>
@@ -5004,7 +5173,7 @@
           <w:numId w:val="4"/>
         </w:numPr>
         <w:suppressAutoHyphens w:val="true"/>
-        <w:overflowPunct w:val="true"/>
+        <w:overflowPunct w:val="false"/>
         <w:bidi w:val="0"/>
         <w:spacing w:lineRule="auto" w:line="276" w:before="0" w:after="0"/>
         <w:ind w:hanging="340" w:left="1474" w:right="0"/>
@@ -5041,7 +5210,7 @@
           <w:numId w:val="4"/>
         </w:numPr>
         <w:suppressAutoHyphens w:val="true"/>
-        <w:overflowPunct w:val="true"/>
+        <w:overflowPunct w:val="false"/>
         <w:bidi w:val="0"/>
         <w:spacing w:lineRule="auto" w:line="276" w:before="0" w:after="0"/>
         <w:ind w:hanging="0" w:left="1134" w:right="0"/>
@@ -5078,7 +5247,7 @@
           <w:numId w:val="4"/>
         </w:numPr>
         <w:suppressAutoHyphens w:val="true"/>
-        <w:overflowPunct w:val="true"/>
+        <w:overflowPunct w:val="false"/>
         <w:bidi w:val="0"/>
         <w:spacing w:lineRule="auto" w:line="276" w:before="0" w:after="0"/>
         <w:ind w:hanging="0" w:left="737" w:right="0"/>
@@ -5111,7 +5280,7 @@
         <w:pStyle w:val="ListParagraph"/>
         <w:widowControl/>
         <w:suppressAutoHyphens w:val="true"/>
-        <w:overflowPunct w:val="true"/>
+        <w:overflowPunct w:val="false"/>
         <w:spacing w:lineRule="auto" w:line="276" w:before="0" w:after="0"/>
         <w:ind w:hanging="357" w:left="357"/>
         <w:contextualSpacing/>
@@ -5145,7 +5314,7 @@
           <w:ilvl w:val="0"/>
           <w:numId w:val="4"/>
         </w:numPr>
-        <w:overflowPunct w:val="true"/>
+        <w:overflowPunct w:val="false"/>
         <w:spacing w:lineRule="auto" w:line="276" w:before="0" w:after="0"/>
         <w:ind w:hanging="357" w:left="357"/>
         <w:contextualSpacing/>
@@ -5290,7 +5459,7 @@
           <w:numId w:val="4"/>
         </w:numPr>
         <w:suppressAutoHyphens w:val="true"/>
-        <w:overflowPunct w:val="true"/>
+        <w:overflowPunct w:val="false"/>
         <w:bidi w:val="0"/>
         <w:spacing w:lineRule="auto" w:line="276" w:before="0" w:after="0"/>
         <w:ind w:hanging="340" w:left="1077" w:right="0"/>
@@ -6546,7 +6715,7 @@
         <w:pStyle w:val="Normal"/>
         <w:widowControl/>
         <w:suppressAutoHyphens w:val="true"/>
-        <w:overflowPunct w:val="false"/>
+        <w:overflowPunct w:val="true"/>
         <w:bidi w:val="0"/>
         <w:spacing w:lineRule="auto" w:line="360" w:before="0" w:after="120"/>
         <w:ind w:firstLine="567" w:left="0" w:right="0"/>
@@ -6579,7 +6748,7 @@
         <w:pStyle w:val="Normal"/>
         <w:widowControl/>
         <w:suppressAutoHyphens w:val="true"/>
-        <w:overflowPunct w:val="false"/>
+        <w:overflowPunct w:val="true"/>
         <w:bidi w:val="0"/>
         <w:spacing w:lineRule="auto" w:line="360" w:before="0" w:after="120"/>
         <w:ind w:firstLine="567" w:left="0" w:right="0"/>
@@ -6600,7 +6769,7 @@
         <w:pStyle w:val="Normal"/>
         <w:widowControl/>
         <w:suppressAutoHyphens w:val="true"/>
-        <w:overflowPunct w:val="false"/>
+        <w:overflowPunct w:val="true"/>
         <w:bidi w:val="0"/>
         <w:spacing w:lineRule="auto" w:line="360" w:before="0" w:after="120"/>
         <w:ind w:firstLine="567" w:left="0" w:right="0"/>
@@ -6633,7 +6802,7 @@
         <w:pStyle w:val="Normal"/>
         <w:widowControl/>
         <w:suppressAutoHyphens w:val="true"/>
-        <w:overflowPunct w:val="false"/>
+        <w:overflowPunct w:val="true"/>
         <w:bidi w:val="0"/>
         <w:spacing w:lineRule="auto" w:line="360" w:before="0" w:after="120"/>
         <w:ind w:firstLine="567" w:left="0" w:right="0"/>
@@ -6666,7 +6835,7 @@
         <w:pStyle w:val="Normal"/>
         <w:widowControl/>
         <w:suppressAutoHyphens w:val="true"/>
-        <w:overflowPunct w:val="false"/>
+        <w:overflowPunct w:val="true"/>
         <w:bidi w:val="0"/>
         <w:spacing w:lineRule="auto" w:line="360" w:before="0" w:after="120"/>
         <w:ind w:firstLine="567" w:left="0" w:right="0"/>
@@ -6711,7 +6880,7 @@
         <w:pStyle w:val="Normal"/>
         <w:widowControl/>
         <w:suppressAutoHyphens w:val="true"/>
-        <w:overflowPunct w:val="false"/>
+        <w:overflowPunct w:val="true"/>
         <w:bidi w:val="0"/>
         <w:spacing w:lineRule="auto" w:line="360" w:before="0" w:after="120"/>
         <w:ind w:firstLine="567" w:left="0" w:right="0"/>
@@ -6744,7 +6913,7 @@
         <w:pStyle w:val="Normal"/>
         <w:widowControl/>
         <w:suppressAutoHyphens w:val="true"/>
-        <w:overflowPunct w:val="false"/>
+        <w:overflowPunct w:val="true"/>
         <w:bidi w:val="0"/>
         <w:spacing w:lineRule="auto" w:line="360" w:before="0" w:after="120"/>
         <w:ind w:firstLine="567" w:left="0" w:right="0"/>
@@ -6783,7 +6952,7 @@
         <w:pStyle w:val="Normal"/>
         <w:widowControl/>
         <w:suppressAutoHyphens w:val="true"/>
-        <w:overflowPunct w:val="false"/>
+        <w:overflowPunct w:val="true"/>
         <w:bidi w:val="0"/>
         <w:spacing w:lineRule="auto" w:line="360" w:before="0" w:after="120"/>
         <w:ind w:firstLine="567" w:left="0" w:right="0"/>
@@ -6822,7 +6991,7 @@
         <w:pStyle w:val="Normal"/>
         <w:widowControl/>
         <w:suppressAutoHyphens w:val="true"/>
-        <w:overflowPunct w:val="false"/>
+        <w:overflowPunct w:val="true"/>
         <w:bidi w:val="0"/>
         <w:spacing w:lineRule="auto" w:line="360" w:before="0" w:after="120"/>
         <w:ind w:firstLine="567" w:left="0" w:right="0"/>
@@ -6849,7 +7018,7 @@
         <w:pStyle w:val="Normal"/>
         <w:widowControl/>
         <w:suppressAutoHyphens w:val="true"/>
-        <w:overflowPunct w:val="false"/>
+        <w:overflowPunct w:val="true"/>
         <w:bidi w:val="0"/>
         <w:spacing w:lineRule="auto" w:line="360" w:before="0" w:after="120"/>
         <w:ind w:firstLine="567" w:left="0" w:right="0"/>
@@ -6876,7 +7045,7 @@
         <w:pStyle w:val="Normal"/>
         <w:widowControl/>
         <w:suppressAutoHyphens w:val="true"/>
-        <w:overflowPunct w:val="false"/>
+        <w:overflowPunct w:val="true"/>
         <w:bidi w:val="0"/>
         <w:spacing w:lineRule="auto" w:line="360" w:before="0" w:after="120"/>
         <w:ind w:firstLine="567" w:left="0" w:right="0"/>
@@ -6903,7 +7072,7 @@
         <w:pStyle w:val="Normal"/>
         <w:widowControl/>
         <w:suppressAutoHyphens w:val="true"/>
-        <w:overflowPunct w:val="false"/>
+        <w:overflowPunct w:val="true"/>
         <w:bidi w:val="0"/>
         <w:spacing w:lineRule="auto" w:line="360" w:before="0" w:after="120"/>
         <w:ind w:firstLine="567" w:left="0" w:right="0"/>
@@ -6986,7 +7155,7 @@
         <w:pStyle w:val="Normal"/>
         <w:widowControl/>
         <w:suppressAutoHyphens w:val="true"/>
-        <w:overflowPunct w:val="false"/>
+        <w:overflowPunct w:val="true"/>
         <w:bidi w:val="0"/>
         <w:spacing w:lineRule="auto" w:line="360" w:before="0" w:after="120"/>
         <w:ind w:firstLine="567" w:left="0" w:right="0"/>
@@ -7012,7 +7181,7 @@
           <w:ilvl w:val="0"/>
           <w:numId w:val="4"/>
         </w:numPr>
-        <w:overflowPunct w:val="true"/>
+        <w:overflowPunct w:val="false"/>
         <w:spacing w:lineRule="auto" w:line="276" w:before="0" w:after="0"/>
         <w:ind w:hanging="357" w:left="357"/>
         <w:contextualSpacing/>
@@ -7047,7 +7216,7 @@
           <w:numId w:val="4"/>
         </w:numPr>
         <w:suppressAutoHyphens w:val="true"/>
-        <w:overflowPunct w:val="true"/>
+        <w:overflowPunct w:val="false"/>
         <w:bidi w:val="0"/>
         <w:spacing w:lineRule="auto" w:line="276" w:before="0" w:after="0"/>
         <w:ind w:hanging="340" w:left="1077" w:right="0"/>
@@ -7080,7 +7249,7 @@
         <w:pStyle w:val="Normal"/>
         <w:widowControl/>
         <w:suppressAutoHyphens w:val="true"/>
-        <w:overflowPunct w:val="false"/>
+        <w:overflowPunct w:val="true"/>
         <w:bidi w:val="0"/>
         <w:spacing w:lineRule="auto" w:line="360" w:before="0" w:after="120"/>
         <w:ind w:firstLine="567" w:left="0" w:right="0"/>
@@ -7101,7 +7270,7 @@
         <w:pStyle w:val="Normal"/>
         <w:widowControl/>
         <w:suppressAutoHyphens w:val="true"/>
-        <w:overflowPunct w:val="false"/>
+        <w:overflowPunct w:val="true"/>
         <w:bidi w:val="0"/>
         <w:spacing w:lineRule="auto" w:line="360" w:before="0" w:after="120"/>
         <w:jc w:val="left"/>
@@ -7139,7 +7308,7 @@
         <w:pStyle w:val="Normal"/>
         <w:widowControl/>
         <w:suppressAutoHyphens w:val="true"/>
-        <w:overflowPunct w:val="false"/>
+        <w:overflowPunct w:val="true"/>
         <w:bidi w:val="0"/>
         <w:spacing w:lineRule="auto" w:line="360" w:before="0" w:after="120"/>
         <w:jc w:val="left"/>
@@ -7159,7 +7328,7 @@
         <w:pStyle w:val="Normal"/>
         <w:widowControl/>
         <w:suppressAutoHyphens w:val="true"/>
-        <w:overflowPunct w:val="false"/>
+        <w:overflowPunct w:val="true"/>
         <w:bidi w:val="0"/>
         <w:spacing w:lineRule="auto" w:line="360" w:before="0" w:after="120"/>
         <w:jc w:val="left"/>
@@ -7179,7 +7348,7 @@
         <w:pStyle w:val="Normal"/>
         <w:widowControl/>
         <w:suppressAutoHyphens w:val="true"/>
-        <w:overflowPunct w:val="false"/>
+        <w:overflowPunct w:val="true"/>
         <w:bidi w:val="0"/>
         <w:spacing w:lineRule="auto" w:line="360" w:before="0" w:after="120"/>
         <w:jc w:val="left"/>
@@ -7211,7 +7380,7 @@
         <w:pStyle w:val="Normal"/>
         <w:widowControl/>
         <w:suppressAutoHyphens w:val="true"/>
-        <w:overflowPunct w:val="false"/>
+        <w:overflowPunct w:val="true"/>
         <w:bidi w:val="0"/>
         <w:spacing w:lineRule="auto" w:line="360" w:before="0" w:after="120"/>
         <w:jc w:val="left"/>
@@ -7231,7 +7400,7 @@
         <w:pStyle w:val="Normal"/>
         <w:widowControl/>
         <w:suppressAutoHyphens w:val="true"/>
-        <w:overflowPunct w:val="false"/>
+        <w:overflowPunct w:val="true"/>
         <w:bidi w:val="0"/>
         <w:spacing w:lineRule="auto" w:line="360" w:before="0" w:after="120"/>
         <w:jc w:val="left"/>
@@ -7251,7 +7420,7 @@
         <w:pStyle w:val="Normal"/>
         <w:widowControl/>
         <w:suppressAutoHyphens w:val="true"/>
-        <w:overflowPunct w:val="false"/>
+        <w:overflowPunct w:val="true"/>
         <w:bidi w:val="0"/>
         <w:spacing w:lineRule="auto" w:line="360" w:before="0" w:after="120"/>
         <w:jc w:val="left"/>
@@ -7275,7 +7444,7 @@
           <w:numId w:val="4"/>
         </w:numPr>
         <w:suppressAutoHyphens w:val="true"/>
-        <w:overflowPunct w:val="true"/>
+        <w:overflowPunct w:val="false"/>
         <w:bidi w:val="0"/>
         <w:spacing w:lineRule="auto" w:line="276" w:before="0" w:after="0"/>
         <w:ind w:hanging="340" w:left="1077" w:right="0"/>
@@ -7308,7 +7477,7 @@
         <w:pStyle w:val="Normal"/>
         <w:widowControl/>
         <w:suppressAutoHyphens w:val="true"/>
-        <w:overflowPunct w:val="false"/>
+        <w:overflowPunct w:val="true"/>
         <w:bidi w:val="0"/>
         <w:spacing w:lineRule="auto" w:line="360" w:before="0" w:after="120"/>
         <w:ind w:firstLine="567" w:left="0" w:right="0"/>
@@ -7329,7 +7498,7 @@
           <w:numId w:val="4"/>
         </w:numPr>
         <w:suppressAutoHyphens w:val="true"/>
-        <w:overflowPunct w:val="true"/>
+        <w:overflowPunct w:val="false"/>
         <w:bidi w:val="0"/>
         <w:spacing w:lineRule="auto" w:line="276" w:before="0" w:after="0"/>
         <w:ind w:hanging="340" w:left="1077" w:right="0"/>
@@ -7366,7 +7535,7 @@
           <w:numId w:val="4"/>
         </w:numPr>
         <w:suppressAutoHyphens w:val="true"/>
-        <w:overflowPunct w:val="true"/>
+        <w:overflowPunct w:val="false"/>
         <w:bidi w:val="0"/>
         <w:spacing w:lineRule="auto" w:line="276" w:before="0" w:after="0"/>
         <w:ind w:hanging="340" w:left="1077" w:right="0"/>
@@ -7399,7 +7568,7 @@
         <w:pStyle w:val="ListParagraph"/>
         <w:widowControl/>
         <w:suppressAutoHyphens w:val="true"/>
-        <w:overflowPunct w:val="true"/>
+        <w:overflowPunct w:val="false"/>
         <w:spacing w:lineRule="auto" w:line="276" w:before="0" w:after="0"/>
         <w:ind w:hanging="357" w:left="357"/>
         <w:contextualSpacing/>
@@ -7433,7 +7602,7 @@
           <w:ilvl w:val="0"/>
           <w:numId w:val="4"/>
         </w:numPr>
-        <w:overflowPunct w:val="true"/>
+        <w:overflowPunct w:val="false"/>
         <w:spacing w:lineRule="auto" w:line="276" w:before="0" w:after="0"/>
         <w:ind w:hanging="357" w:left="357"/>
         <w:contextualSpacing/>
@@ -7509,7 +7678,7 @@
           <w:ilvl w:val="0"/>
           <w:numId w:val="4"/>
         </w:numPr>
-        <w:overflowPunct w:val="true"/>
+        <w:overflowPunct w:val="false"/>
         <w:spacing w:lineRule="auto" w:line="276" w:before="0" w:after="0"/>
         <w:ind w:hanging="357" w:left="357"/>
         <w:contextualSpacing/>
@@ -7540,7 +7709,7 @@
         <w:pStyle w:val="ListParagraph"/>
         <w:widowControl/>
         <w:suppressAutoHyphens w:val="true"/>
-        <w:overflowPunct w:val="true"/>
+        <w:overflowPunct w:val="false"/>
         <w:spacing w:lineRule="auto" w:line="276" w:before="0" w:after="0"/>
         <w:ind w:hanging="357" w:left="357"/>
         <w:contextualSpacing/>
@@ -7574,7 +7743,7 @@
           <w:ilvl w:val="0"/>
           <w:numId w:val="4"/>
         </w:numPr>
-        <w:overflowPunct w:val="true"/>
+        <w:overflowPunct w:val="false"/>
         <w:spacing w:lineRule="auto" w:line="276" w:before="0" w:after="0"/>
         <w:ind w:hanging="357" w:left="357"/>
         <w:contextualSpacing/>
@@ -7605,7 +7774,7 @@
         <w:pStyle w:val="ListParagraph"/>
         <w:widowControl/>
         <w:suppressAutoHyphens w:val="true"/>
-        <w:overflowPunct w:val="true"/>
+        <w:overflowPunct w:val="false"/>
         <w:spacing w:lineRule="auto" w:line="276" w:before="0" w:after="0"/>
         <w:ind w:hanging="357" w:left="357"/>
         <w:contextualSpacing/>
@@ -7639,7 +7808,7 @@
           <w:ilvl w:val="0"/>
           <w:numId w:val="4"/>
         </w:numPr>
-        <w:overflowPunct w:val="true"/>
+        <w:overflowPunct w:val="false"/>
         <w:spacing w:lineRule="auto" w:line="276" w:before="0" w:after="0"/>
         <w:ind w:hanging="357" w:left="357"/>
         <w:contextualSpacing/>
@@ -7670,7 +7839,7 @@
         <w:pStyle w:val="ListParagraph"/>
         <w:widowControl/>
         <w:suppressAutoHyphens w:val="true"/>
-        <w:overflowPunct w:val="true"/>
+        <w:overflowPunct w:val="false"/>
         <w:spacing w:lineRule="auto" w:line="276" w:before="0" w:after="0"/>
         <w:ind w:hanging="357" w:left="357"/>
         <w:contextualSpacing/>
@@ -7704,7 +7873,7 @@
           <w:ilvl w:val="0"/>
           <w:numId w:val="4"/>
         </w:numPr>
-        <w:overflowPunct w:val="true"/>
+        <w:overflowPunct w:val="false"/>
         <w:spacing w:lineRule="auto" w:line="276" w:before="0" w:after="0"/>
         <w:ind w:hanging="357" w:left="357"/>
         <w:contextualSpacing/>
@@ -7728,6 +7897,137 @@
           <w:lang w:val="bg-BG" w:eastAsia="en-US" w:bidi="ar-SA"/>
         </w:rPr>
         <w:t>Използвана литература</w:t>
+      </w:r>
+    </w:p>
+    <w:p>
+      <w:pPr>
+        <w:pStyle w:val="Normal"/>
+        <w:bidi w:val="0"/>
+        <w:rPr>
+          <w:lang w:val="bg-BG" w:eastAsia="en-US" w:bidi="ar-SA"/>
+        </w:rPr>
+      </w:pPr>
+      <w:r>
+        <w:rPr>
+          <w:lang w:val="en-US" w:eastAsia="en-US" w:bidi="ar-SA"/>
+        </w:rPr>
+        <w:t xml:space="preserve">2. </w:t>
+      </w:r>
+      <w:r>
+        <w:rPr>
+          <w:lang w:val="bg-BG" w:eastAsia="en-US" w:bidi="ar-SA"/>
+        </w:rPr>
+        <w:t>Увод</w:t>
+      </w:r>
+    </w:p>
+    <w:p>
+      <w:pPr>
+        <w:pStyle w:val="Normal"/>
+        <w:bidi w:val="0"/>
+        <w:rPr>
+          <w:lang w:val="bg-BG" w:eastAsia="en-US" w:bidi="ar-SA"/>
+        </w:rPr>
+      </w:pPr>
+      <w:r>
+        <w:rPr>
+          <w:lang w:val="bg-BG" w:eastAsia="en-US" w:bidi="ar-SA"/>
+        </w:rPr>
+        <w:t>2.2 Погледът и неговите характеристики</w:t>
+      </w:r>
+    </w:p>
+    <w:p>
+      <w:pPr>
+        <w:pStyle w:val="Normal"/>
+        <w:bidi w:val="0"/>
+        <w:rPr>
+          <w:lang w:val="en-US" w:eastAsia="en-US" w:bidi="ar-SA"/>
+        </w:rPr>
+      </w:pPr>
+      <w:r>
+        <w:rPr>
+          <w:lang w:val="en-US" w:eastAsia="en-US" w:bidi="ar-SA"/>
+        </w:rPr>
+        <w:t xml:space="preserve">[1] </w:t>
+      </w:r>
+      <w:hyperlink r:id="rId6">
+        <w:r>
+          <w:rPr>
+            <w:rStyle w:val="Hyperlink"/>
+            <w:lang w:val="en-US" w:eastAsia="en-US" w:bidi="ar-SA"/>
+          </w:rPr>
+          <w:t>http://www.scholarpedia.org/article/Eye_movements</w:t>
+        </w:r>
+      </w:hyperlink>
+    </w:p>
+    <w:p>
+      <w:pPr>
+        <w:pStyle w:val="Normal"/>
+        <w:bidi w:val="0"/>
+        <w:rPr>
+          <w:lang w:val="bg-BG" w:eastAsia="en-US" w:bidi="ar-SA"/>
+        </w:rPr>
+      </w:pPr>
+      <w:r>
+        <w:rPr>
+          <w:lang w:val="en-US" w:eastAsia="en-US" w:bidi="ar-SA"/>
+        </w:rPr>
+        <w:t xml:space="preserve">2.3 </w:t>
+      </w:r>
+      <w:r>
+        <w:rPr>
+          <w:lang w:val="bg-BG" w:eastAsia="en-US" w:bidi="ar-SA"/>
+        </w:rPr>
+        <w:t>Проследяване на погледа</w:t>
+      </w:r>
+    </w:p>
+    <w:p>
+      <w:pPr>
+        <w:pStyle w:val="Normal"/>
+        <w:bidi w:val="0"/>
+        <w:rPr>
+          <w:lang w:val="en-US" w:eastAsia="en-US" w:bidi="ar-SA"/>
+        </w:rPr>
+      </w:pPr>
+      <w:r>
+        <w:rPr>
+          <w:lang w:val="en-US" w:eastAsia="en-US" w:bidi="ar-SA"/>
+        </w:rPr>
+        <w:t>[</w:t>
+      </w:r>
+      <w:r>
+        <w:rPr>
+          <w:lang w:val="en-US" w:eastAsia="en-US" w:bidi="ar-SA"/>
+        </w:rPr>
+        <w:t>1</w:t>
+      </w:r>
+      <w:r>
+        <w:rPr>
+          <w:lang w:val="en-US" w:eastAsia="en-US" w:bidi="ar-SA"/>
+        </w:rPr>
+        <w:t xml:space="preserve">] </w:t>
+      </w:r>
+      <w:hyperlink r:id="rId7">
+        <w:r>
+          <w:rPr>
+            <w:rStyle w:val="Hyperlink"/>
+            <w:lang w:val="en-US" w:eastAsia="en-US" w:bidi="ar-SA"/>
+          </w:rPr>
+          <w:t>https://pupil-labs.com/blog/what-is-eye-tracking</w:t>
+        </w:r>
+      </w:hyperlink>
+    </w:p>
+    <w:p>
+      <w:pPr>
+        <w:pStyle w:val="Normal"/>
+        <w:bidi w:val="0"/>
+        <w:rPr>
+          <w:lang w:val="en-US" w:eastAsia="en-US" w:bidi="ar-SA"/>
+        </w:rPr>
+      </w:pPr>
+      <w:r>
+        <w:rPr>
+          <w:lang w:val="en-US" w:eastAsia="en-US" w:bidi="ar-SA"/>
+        </w:rPr>
       </w:r>
     </w:p>
     <w:p>
@@ -8472,7 +8772,7 @@
           <w:ilvl w:val="0"/>
           <w:numId w:val="4"/>
         </w:numPr>
-        <w:overflowPunct w:val="true"/>
+        <w:overflowPunct w:val="false"/>
         <w:spacing w:lineRule="auto" w:line="276" w:before="0" w:after="0"/>
         <w:ind w:hanging="357" w:left="357"/>
         <w:contextualSpacing/>
@@ -8706,56 +9006,6 @@
           </wp:anchor>
         </w:drawing>
       </w:r>
-      <w:r>
-        <w:br w:type="page"/>
-      </w:r>
-    </w:p>
-    <w:p>
-      <w:pPr>
-        <w:pStyle w:val="Normal"/>
-        <w:bidi w:val="0"/>
-        <w:spacing w:before="0" w:after="120"/>
-        <w:ind w:hanging="0" w:left="0"/>
-        <w:rPr>
-          <w:lang w:val="bg-BG" w:eastAsia="en-US" w:bidi="ar-SA"/>
-        </w:rPr>
-      </w:pPr>
-      <w:r>
-        <w:rPr>
-          <w:lang w:val="bg-BG" w:eastAsia="en-US" w:bidi="ar-SA"/>
-        </w:rPr>
-      </w:r>
-    </w:p>
-    <w:p>
-      <w:pPr>
-        <w:pStyle w:val="Normal"/>
-        <w:bidi w:val="0"/>
-        <w:ind w:hanging="0" w:left="0"/>
-        <w:rPr>
-          <w:lang w:val="bg-BG" w:eastAsia="en-US" w:bidi="ar-SA"/>
-        </w:rPr>
-      </w:pPr>
-      <w:r>
-        <w:rPr>
-          <w:lang w:val="bg-BG" w:eastAsia="en-US" w:bidi="ar-SA"/>
-        </w:rPr>
-      </w:r>
-    </w:p>
-    <w:p>
-      <w:pPr>
-        <w:pStyle w:val="Normal"/>
-        <w:bidi w:val="0"/>
-        <w:spacing w:before="0" w:after="120"/>
-        <w:ind w:hanging="0" w:left="0"/>
-        <w:rPr>
-          <w:lang w:val="bg-BG" w:eastAsia="en-US" w:bidi="ar-SA"/>
-        </w:rPr>
-      </w:pPr>
-      <w:r>
-        <w:rPr>
-          <w:lang w:val="bg-BG" w:eastAsia="en-US" w:bidi="ar-SA"/>
-        </w:rPr>
-      </w:r>
     </w:p>
     <w:sectPr>
       <w:type w:val="nextPage"/>
@@ -8777,7 +9027,7 @@
       <w:start w:val="1"/>
       <w:numFmt w:val="none"/>
       <w:suff w:val="nothing"/>
-      <w:lvlText w:val="%1"/>
+      <w:lvlText w:val=""/>
       <w:lvlJc w:val="left"/>
       <w:pPr>
         <w:tabs>
@@ -8790,7 +9040,7 @@
       <w:start w:val="1"/>
       <w:numFmt w:val="none"/>
       <w:suff w:val="nothing"/>
-      <w:lvlText w:val="%2"/>
+      <w:lvlText w:val=""/>
       <w:lvlJc w:val="left"/>
       <w:pPr>
         <w:tabs>
@@ -8803,7 +9053,7 @@
       <w:start w:val="1"/>
       <w:numFmt w:val="none"/>
       <w:suff w:val="nothing"/>
-      <w:lvlText w:val="%3"/>
+      <w:lvlText w:val=""/>
       <w:lvlJc w:val="left"/>
       <w:pPr>
         <w:tabs>
@@ -8816,7 +9066,7 @@
       <w:start w:val="1"/>
       <w:numFmt w:val="none"/>
       <w:suff w:val="nothing"/>
-      <w:lvlText w:val="%4"/>
+      <w:lvlText w:val=""/>
       <w:lvlJc w:val="left"/>
       <w:pPr>
         <w:tabs>
@@ -8829,7 +9079,7 @@
       <w:start w:val="1"/>
       <w:numFmt w:val="none"/>
       <w:suff w:val="nothing"/>
-      <w:lvlText w:val="%5"/>
+      <w:lvlText w:val=""/>
       <w:lvlJc w:val="left"/>
       <w:pPr>
         <w:tabs>
@@ -8842,7 +9092,7 @@
       <w:start w:val="1"/>
       <w:numFmt w:val="none"/>
       <w:suff w:val="nothing"/>
-      <w:lvlText w:val="%6"/>
+      <w:lvlText w:val=""/>
       <w:lvlJc w:val="left"/>
       <w:pPr>
         <w:tabs>
@@ -8855,7 +9105,7 @@
       <w:start w:val="1"/>
       <w:numFmt w:val="none"/>
       <w:suff w:val="nothing"/>
-      <w:lvlText w:val="%7"/>
+      <w:lvlText w:val=""/>
       <w:lvlJc w:val="left"/>
       <w:pPr>
         <w:tabs>
@@ -8868,7 +9118,7 @@
       <w:start w:val="1"/>
       <w:numFmt w:val="none"/>
       <w:suff w:val="nothing"/>
-      <w:lvlText w:val="%8"/>
+      <w:lvlText w:val=""/>
       <w:lvlJc w:val="left"/>
       <w:pPr>
         <w:tabs>
@@ -8881,7 +9131,7 @@
       <w:start w:val="1"/>
       <w:numFmt w:val="none"/>
       <w:suff w:val="nothing"/>
-      <w:lvlText w:val="%9"/>
+      <w:lvlText w:val=""/>
       <w:lvlJc w:val="left"/>
       <w:pPr>
         <w:tabs>
@@ -9161,7 +9411,12 @@
         </w:tabs>
         <w:ind w:left="720" w:hanging="360"/>
       </w:pPr>
-      <w:rPr/>
+      <w:rPr>
+        <w:b/>
+        <w:bCs/>
+        <w:sz w:val="32"/>
+        <w:szCs w:val="32"/>
+      </w:rPr>
     </w:lvl>
     <w:lvl w:ilvl="1">
       <w:start w:val="1"/>
@@ -9407,7 +9662,7 @@
   </w:abstractNum>
   <w:abstractNum w:abstractNumId="6">
     <w:lvl w:ilvl="0">
-      <w:start w:val="1"/>
+      <w:start w:val="3"/>
       <w:numFmt w:val="decimal"/>
       <w:lvlText w:val="%1. "/>
       <w:lvlJc w:val="left"/>
@@ -9535,7 +9790,7 @@
   </w:abstractNum>
   <w:abstractNum w:abstractNumId="7">
     <w:lvl w:ilvl="0">
-      <w:start w:val="2"/>
+      <w:start w:val="1"/>
       <w:numFmt w:val="decimal"/>
       <w:lvlText w:val="%1. "/>
       <w:lvlJc w:val="left"/>
@@ -9663,7 +9918,7 @@
   </w:abstractNum>
   <w:abstractNum w:abstractNumId="8">
     <w:lvl w:ilvl="0">
-      <w:start w:val="3"/>
+      <w:start w:val="2"/>
       <w:numFmt w:val="decimal"/>
       <w:lvlText w:val="%1. "/>
       <w:lvlJc w:val="left"/>
@@ -9945,19 +10200,19 @@
     <w:abstractNumId w:val="9"/>
   </w:num>
   <w:num w:numId="10">
-    <w:abstractNumId w:val="6"/>
+    <w:abstractNumId w:val="7"/>
     <w:lvlOverride w:ilvl="0">
       <w:startOverride w:val="1"/>
     </w:lvlOverride>
   </w:num>
   <w:num w:numId="11">
-    <w:abstractNumId w:val="7"/>
+    <w:abstractNumId w:val="8"/>
     <w:lvlOverride w:ilvl="0">
       <w:startOverride w:val="2"/>
     </w:lvlOverride>
   </w:num>
   <w:num w:numId="12">
-    <w:abstractNumId w:val="8"/>
+    <w:abstractNumId w:val="9"/>
     <w:lvlOverride w:ilvl="0">
       <w:startOverride w:val="3"/>
     </w:lvlOverride>
@@ -9989,9 +10244,7 @@
     <w:pPr>
       <w:widowControl/>
       <w:suppressAutoHyphens w:val="true"/>
-      <w:kinsoku w:val="true"/>
-      <w:overflowPunct w:val="false"/>
-      <w:autoSpaceDE w:val="true"/>
+      <w:overflowPunct w:val="true"/>
       <w:bidi w:val="0"/>
       <w:spacing w:lineRule="auto" w:line="240" w:before="0" w:after="120"/>
       <w:ind w:firstLine="567"/>
@@ -10432,8 +10685,8 @@
       <w:bCs/>
     </w:rPr>
   </w:style>
-  <w:style w:type="character" w:styleId="Bulletsuser">
-    <w:name w:val="Bullets (user)"/>
+  <w:style w:type="character" w:styleId="Bullets">
+    <w:name w:val="Bullets"/>
     <w:qFormat/>
     <w:rPr>
       <w:rFonts w:ascii="OpenSymbol" w:hAnsi="OpenSymbol" w:eastAsia="OpenSymbol" w:cs="OpenSymbol"/>

--- a/Zapiska_Georgi_Chaparov.docx
+++ b/Zapiska_Georgi_Chaparov.docx
@@ -1563,63 +1563,6 @@
           <w:sz w:val="28"/>
           <w:lang w:val="bg-BG" w:eastAsia="en-US" w:bidi="ar-SA"/>
         </w:rPr>
-      </w:r>
-    </w:p>
-    <w:p>
-      <w:pPr>
-        <w:pStyle w:val="Normal"/>
-        <w:numPr>
-          <w:ilvl w:val="0"/>
-          <w:numId w:val="10"/>
-        </w:numPr>
-        <w:spacing w:before="0" w:after="0"/>
-        <w:jc w:val="both"/>
-        <w:rPr>
-          <w:lang w:val="bg-BG" w:eastAsia="en-US" w:bidi="ar-SA"/>
-        </w:rPr>
-      </w:pPr>
-      <w:r>
-        <w:rPr>
-          <w:sz w:val="28"/>
-          <w:lang w:val="bg-BG" w:eastAsia="en-US" w:bidi="ar-SA"/>
-        </w:rPr>
-        <w:t>Тема:</w:t>
-      </w:r>
-      <w:r>
-        <w:rPr>
-          <w:lang w:val="bg-BG" w:eastAsia="en-US" w:bidi="ar-SA"/>
-        </w:rPr>
-        <w:t xml:space="preserve"> </w:t>
-      </w:r>
-    </w:p>
-    <w:p>
-      <w:pPr>
-        <w:pStyle w:val="ListParagraph"/>
-        <w:ind w:hanging="0" w:left="283"/>
-        <w:jc w:val="both"/>
-        <w:rPr>
-          <w:lang w:val="bg-BG" w:eastAsia="en-US" w:bidi="ar-SA"/>
-        </w:rPr>
-      </w:pPr>
-      <w:r>
-        <w:rPr>
-          <w:szCs w:val="24"/>
-          <w:lang w:val="bg-BG" w:eastAsia="en-US" w:bidi="ar-SA"/>
-        </w:rPr>
-        <w:t>„</w:t>
-      </w:r>
-      <w:r>
-        <w:rPr>
-          <w:lang w:val="bg-BG" w:eastAsia="en-US" w:bidi="ar-SA"/>
-        </w:rPr>
-        <w:t>Класификация на фазите на ръчен монтаж чрез мултимодални сигнали от проследяване на движенията на очите и главата</w:t>
-      </w:r>
-      <w:r>
-        <w:rPr>
-          <w:szCs w:val="24"/>
-          <w:lang w:val="bg-BG" w:eastAsia="en-US" w:bidi="ar-SA"/>
-        </w:rPr>
-        <w:t>“</w:t>
       </w:r>
     </w:p>
     <w:p>
@@ -1632,6 +1575,63 @@
         <w:spacing w:before="0" w:after="0"/>
         <w:jc w:val="both"/>
         <w:rPr>
+          <w:lang w:val="bg-BG" w:eastAsia="en-US" w:bidi="ar-SA"/>
+        </w:rPr>
+      </w:pPr>
+      <w:r>
+        <w:rPr>
+          <w:sz w:val="28"/>
+          <w:lang w:val="bg-BG" w:eastAsia="en-US" w:bidi="ar-SA"/>
+        </w:rPr>
+        <w:t>Тема:</w:t>
+      </w:r>
+      <w:r>
+        <w:rPr>
+          <w:lang w:val="bg-BG" w:eastAsia="en-US" w:bidi="ar-SA"/>
+        </w:rPr>
+        <w:t xml:space="preserve"> </w:t>
+      </w:r>
+    </w:p>
+    <w:p>
+      <w:pPr>
+        <w:pStyle w:val="ListParagraph"/>
+        <w:ind w:hanging="0" w:left="283"/>
+        <w:jc w:val="both"/>
+        <w:rPr>
+          <w:lang w:val="bg-BG" w:eastAsia="en-US" w:bidi="ar-SA"/>
+        </w:rPr>
+      </w:pPr>
+      <w:r>
+        <w:rPr>
+          <w:szCs w:val="24"/>
+          <w:lang w:val="bg-BG" w:eastAsia="en-US" w:bidi="ar-SA"/>
+        </w:rPr>
+        <w:t>„</w:t>
+      </w:r>
+      <w:r>
+        <w:rPr>
+          <w:lang w:val="bg-BG" w:eastAsia="en-US" w:bidi="ar-SA"/>
+        </w:rPr>
+        <w:t>Класификация на фазите на ръчен монтаж чрез мултимодални сигнали от проследяване на движенията на очите и главата</w:t>
+      </w:r>
+      <w:r>
+        <w:rPr>
+          <w:szCs w:val="24"/>
+          <w:lang w:val="bg-BG" w:eastAsia="en-US" w:bidi="ar-SA"/>
+        </w:rPr>
+        <w:t>“</w:t>
+      </w:r>
+    </w:p>
+    <w:p>
+      <w:pPr>
+        <w:pStyle w:val="Normal"/>
+        <w:numPr>
+          <w:ilvl w:val="0"/>
+          <w:numId w:val="12"/>
+        </w:numPr>
+        <w:spacing w:before="0" w:after="0"/>
+        <w:jc w:val="both"/>
+        <w:rPr>
           <w:sz w:val="28"/>
           <w:lang w:val="bg-BG" w:eastAsia="en-US" w:bidi="ar-SA"/>
         </w:rPr>
@@ -1666,7 +1666,7 @@
         <w:pStyle w:val="Normal"/>
         <w:numPr>
           <w:ilvl w:val="0"/>
-          <w:numId w:val="12"/>
+          <w:numId w:val="13"/>
         </w:numPr>
         <w:spacing w:before="0" w:after="0"/>
         <w:jc w:val="both"/>
@@ -2140,17 +2140,16 @@
             </w:rPr>
             <w:fldChar w:fldCharType="separate"/>
           </w:r>
-          <w:r>
-            <w:rPr>
-              <w:rStyle w:val="IndexLink"/>
-            </w:rPr>
-            <w:t>1. Анoтaция</w:t>
-          </w:r>
-          <w:r>
-            <w:rPr/>
-            <w:tab/>
-            <w:t>8</w:t>
-          </w:r>
+          <w:hyperlink w:anchor="__RefHeading___Toc279_4158184810" w:tooltip="Анoтaция">
+            <w:r>
+              <w:rPr>
+                <w:rStyle w:val="IndexLink"/>
+              </w:rPr>
+              <w:t>1. Анoтaция</w:t>
+              <w:tab/>
+              <w:t>8</w:t>
+            </w:r>
+          </w:hyperlink>
         </w:p>
         <w:p>
           <w:pPr>
@@ -2161,12 +2160,16 @@
             </w:tabs>
             <w:rPr/>
           </w:pPr>
-          <w:r>
-            <w:rPr/>
-            <w:t>2. Увод</w:t>
-            <w:tab/>
-            <w:t>9</w:t>
-          </w:r>
+          <w:hyperlink w:anchor="__RefHeading___Toc957_4158184810" w:tooltip="Увод">
+            <w:r>
+              <w:rPr>
+                <w:rStyle w:val="IndexLink"/>
+              </w:rPr>
+              <w:t>2. Увод</w:t>
+              <w:tab/>
+              <w:t>9</w:t>
+            </w:r>
+          </w:hyperlink>
         </w:p>
         <w:p>
           <w:pPr>
@@ -2177,12 +2180,16 @@
             </w:tabs>
             <w:rPr/>
           </w:pPr>
-          <w:r>
-            <w:rPr/>
-            <w:t>2.1. Какво е ML, DL, AI</w:t>
-            <w:tab/>
-            <w:t>9</w:t>
-          </w:r>
+          <w:hyperlink w:anchor="__RefHeading___Toc839_4111958324" w:tooltip="Основни концепции в изкуствения интелект, машинното и дълбокото обучение">
+            <w:r>
+              <w:rPr>
+                <w:rStyle w:val="IndexLink"/>
+              </w:rPr>
+              <w:t>2.1. Основни концепции в изкуствения интелект, машинното и дълбокото обучение</w:t>
+              <w:tab/>
+              <w:t>9</w:t>
+            </w:r>
+          </w:hyperlink>
         </w:p>
         <w:p>
           <w:pPr>
@@ -2193,12 +2200,16 @@
             </w:tabs>
             <w:rPr/>
           </w:pPr>
-          <w:r>
-            <w:rPr/>
-            <w:t>2.2. Погледът и неговите характеристики</w:t>
-            <w:tab/>
-            <w:t>9</w:t>
-          </w:r>
+          <w:hyperlink w:anchor="__RefHeading___Toc843_4111958324" w:tooltip="Погледът и неговите характеристики">
+            <w:r>
+              <w:rPr>
+                <w:rStyle w:val="IndexLink"/>
+              </w:rPr>
+              <w:t>2.2. Погледът и неговите характеристики</w:t>
+              <w:tab/>
+              <w:t>10</w:t>
+            </w:r>
+          </w:hyperlink>
         </w:p>
         <w:p>
           <w:pPr>
@@ -2209,12 +2220,16 @@
             </w:tabs>
             <w:rPr/>
           </w:pPr>
-          <w:r>
-            <w:rPr/>
-            <w:t>2.3. Проследяване на поглед</w:t>
-            <w:tab/>
-            <w:t>9</w:t>
-          </w:r>
+          <w:hyperlink w:anchor="__RefHeading___Toc845_4111958324" w:tooltip="Проследяване на поглед">
+            <w:r>
+              <w:rPr>
+                <w:rStyle w:val="IndexLink"/>
+              </w:rPr>
+              <w:t>2.3. Проследяване на поглед</w:t>
+              <w:tab/>
+              <w:t>10</w:t>
+            </w:r>
+          </w:hyperlink>
         </w:p>
         <w:p>
           <w:pPr>
@@ -2225,12 +2240,16 @@
             </w:tabs>
             <w:rPr/>
           </w:pPr>
-          <w:r>
-            <w:rPr/>
-            <w:t>2.4. Класифициране на фазите на поточна линия</w:t>
-            <w:tab/>
-            <w:t>10</w:t>
-          </w:r>
+          <w:hyperlink w:anchor="__RefHeading___Toc847_4111958324" w:tooltip="Класифициране на фазите на поточна линия">
+            <w:r>
+              <w:rPr>
+                <w:rStyle w:val="IndexLink"/>
+              </w:rPr>
+              <w:t>2.4. Класифициране на фазите на поточна линия</w:t>
+              <w:tab/>
+              <w:t>12</w:t>
+            </w:r>
+          </w:hyperlink>
         </w:p>
         <w:p>
           <w:pPr>
@@ -2241,12 +2260,16 @@
             </w:tabs>
             <w:rPr/>
           </w:pPr>
-          <w:r>
-            <w:rPr/>
-            <w:t>3. Обзор на съществуващи решения</w:t>
-            <w:tab/>
-            <w:t>11</w:t>
-          </w:r>
+          <w:hyperlink w:anchor="__RefHeading___Toc959_4158184810" w:tooltip="Обзор на съществуващи решения">
+            <w:r>
+              <w:rPr>
+                <w:rStyle w:val="IndexLink"/>
+              </w:rPr>
+              <w:t>3. Обзор на съществуващи решения</w:t>
+              <w:tab/>
+              <w:t>13</w:t>
+            </w:r>
+          </w:hyperlink>
         </w:p>
         <w:p>
           <w:pPr>
@@ -2257,12 +2280,16 @@
             </w:tabs>
             <w:rPr/>
           </w:pPr>
-          <w:r>
-            <w:rPr/>
-            <w:t>4. Поставени цели и задачи</w:t>
-            <w:tab/>
-            <w:t>12</w:t>
-          </w:r>
+          <w:hyperlink w:anchor="__RefHeading___Toc965_4158184810" w:tooltip="Описание на експеримент и хардуер за събиране на данните">
+            <w:r>
+              <w:rPr>
+                <w:rStyle w:val="IndexLink"/>
+              </w:rPr>
+              <w:t>4. Описание на експеримент и хардуер за събиране на данните</w:t>
+              <w:tab/>
+              <w:t>14</w:t>
+            </w:r>
+          </w:hyperlink>
         </w:p>
         <w:p>
           <w:pPr>
@@ -2273,12 +2300,16 @@
             </w:tabs>
             <w:rPr/>
           </w:pPr>
-          <w:r>
-            <w:rPr/>
-            <w:t>5. Описание на експеримент и хардуер за събиране на данните</w:t>
-            <w:tab/>
-            <w:t>13</w:t>
-          </w:r>
+          <w:hyperlink w:anchor="__RefHeading___Toc767_4111958324" w:tooltip="Структура и начин на провеждане на експериментът">
+            <w:r>
+              <w:rPr>
+                <w:rStyle w:val="IndexLink"/>
+              </w:rPr>
+              <w:t>4.1. Структура и начин на провеждане на експериментът</w:t>
+              <w:tab/>
+              <w:t>14</w:t>
+            </w:r>
+          </w:hyperlink>
         </w:p>
         <w:p>
           <w:pPr>
@@ -2289,12 +2320,16 @@
             </w:tabs>
             <w:rPr/>
           </w:pPr>
-          <w:r>
-            <w:rPr/>
-            <w:t>5.1. Структура и начин на провеждане на експериментът</w:t>
-            <w:tab/>
-            <w:t>13</w:t>
-          </w:r>
+          <w:hyperlink w:anchor="__RefHeading___Toc1200_4111958324" w:tooltip="NEON от Pupil Labs">
+            <w:r>
+              <w:rPr>
+                <w:rStyle w:val="IndexLink"/>
+              </w:rPr>
+              <w:t>4.2. NEON от Pupil Labs</w:t>
+              <w:tab/>
+              <w:t>15</w:t>
+            </w:r>
+          </w:hyperlink>
         </w:p>
         <w:p>
           <w:pPr>
@@ -2305,12 +2340,16 @@
             </w:tabs>
             <w:rPr/>
           </w:pPr>
-          <w:r>
-            <w:rPr/>
-            <w:t>5.2. NEON от Pupil Labs</w:t>
-            <w:tab/>
-            <w:t>14</w:t>
-          </w:r>
+          <w:hyperlink w:anchor="__RefHeading___Toc769_4111958324" w:tooltip="Софтуер за класифициране на данните">
+            <w:r>
+              <w:rPr>
+                <w:rStyle w:val="IndexLink"/>
+              </w:rPr>
+              <w:t>5. Софтуер за класифициране на данните</w:t>
+              <w:tab/>
+              <w:t>17</w:t>
+            </w:r>
+          </w:hyperlink>
         </w:p>
         <w:p>
           <w:pPr>
@@ -2321,12 +2360,16 @@
             </w:tabs>
             <w:rPr/>
           </w:pPr>
-          <w:r>
-            <w:rPr/>
-            <w:t>6. Софтуер за класифициране на данните</w:t>
-            <w:tab/>
-            <w:t>16</w:t>
-          </w:r>
+          <w:hyperlink w:anchor="__RefHeading___Toc2735_4158184810" w:tooltip="Изисквания, архитектура и организация на данните">
+            <w:r>
+              <w:rPr>
+                <w:rStyle w:val="IndexLink"/>
+              </w:rPr>
+              <w:t>5.1. Изисквания, архитектура и организация на данните</w:t>
+              <w:tab/>
+              <w:t>17</w:t>
+            </w:r>
+          </w:hyperlink>
         </w:p>
         <w:p>
           <w:pPr>
@@ -2337,12 +2380,16 @@
             </w:tabs>
             <w:rPr/>
           </w:pPr>
-          <w:r>
-            <w:rPr/>
-            <w:t>6.1. Изисквания, архитектура и организация на данните</w:t>
-            <w:tab/>
-            <w:t>16</w:t>
-          </w:r>
+          <w:hyperlink w:anchor="__RefHeading___Toc2737_4158184810" w:tooltip="Избор на език и среда за програмиране">
+            <w:r>
+              <w:rPr>
+                <w:rStyle w:val="IndexLink"/>
+              </w:rPr>
+              <w:t>5.2. Избор на език и среда за програмиране</w:t>
+              <w:tab/>
+              <w:t>19</w:t>
+            </w:r>
+          </w:hyperlink>
         </w:p>
         <w:p>
           <w:pPr>
@@ -2353,12 +2400,16 @@
             </w:tabs>
             <w:rPr/>
           </w:pPr>
-          <w:r>
-            <w:rPr/>
-            <w:t>6.2. Избор на език и среда за програмиране</w:t>
-            <w:tab/>
-            <w:t>18</w:t>
-          </w:r>
+          <w:hyperlink w:anchor="__RefHeading___Toc2739_4158184810" w:tooltip="Реализация на програмната система">
+            <w:r>
+              <w:rPr>
+                <w:rStyle w:val="IndexLink"/>
+              </w:rPr>
+              <w:t>5.3. Реализация на програмната система</w:t>
+              <w:tab/>
+              <w:t>19</w:t>
+            </w:r>
+          </w:hyperlink>
         </w:p>
         <w:p>
           <w:pPr>
@@ -2369,12 +2420,16 @@
             </w:tabs>
             <w:rPr/>
           </w:pPr>
-          <w:r>
-            <w:rPr/>
-            <w:t>6.3. Реализация на програмната система</w:t>
-            <w:tab/>
-            <w:t>18</w:t>
-          </w:r>
+          <w:hyperlink w:anchor="__RefHeading___Toc2741_4158184810" w:tooltip="Описание на програмните модули">
+            <w:r>
+              <w:rPr>
+                <w:rStyle w:val="IndexLink"/>
+              </w:rPr>
+              <w:t>5.3.1. Описание на програмните модули</w:t>
+              <w:tab/>
+              <w:t>19</w:t>
+            </w:r>
+          </w:hyperlink>
         </w:p>
         <w:p>
           <w:pPr>
@@ -2385,12 +2440,16 @@
             </w:tabs>
             <w:rPr/>
           </w:pPr>
-          <w:r>
-            <w:rPr/>
-            <w:t>6.3.1. Описание на програмните модули</w:t>
-            <w:tab/>
-            <w:t>18</w:t>
-          </w:r>
+          <w:hyperlink w:anchor="__RefHeading___Toc2743_4158184810" w:tooltip="Структура и организация на програмния интерфейс">
+            <w:r>
+              <w:rPr>
+                <w:rStyle w:val="IndexLink"/>
+              </w:rPr>
+              <w:t>5.3.2. Структура и организация на програмния интерфейс</w:t>
+              <w:tab/>
+              <w:t>19</w:t>
+            </w:r>
+          </w:hyperlink>
         </w:p>
         <w:p>
           <w:pPr>
@@ -2401,12 +2460,16 @@
             </w:tabs>
             <w:rPr/>
           </w:pPr>
-          <w:r>
-            <w:rPr/>
-            <w:t>6.3.2. Структура и организация на програмния интерфейс</w:t>
-            <w:tab/>
-            <w:t>18</w:t>
-          </w:r>
+          <w:hyperlink w:anchor="__RefHeading___Toc2745_4158184810" w:tooltip="Формат на входните и изходните данни">
+            <w:r>
+              <w:rPr>
+                <w:rStyle w:val="IndexLink"/>
+              </w:rPr>
+              <w:t>5.4. Формат на входните и изходните данни</w:t>
+              <w:tab/>
+              <w:t>22</w:t>
+            </w:r>
+          </w:hyperlink>
         </w:p>
         <w:p>
           <w:pPr>
@@ -2417,12 +2480,16 @@
             </w:tabs>
             <w:rPr/>
           </w:pPr>
-          <w:r>
-            <w:rPr/>
-            <w:t>6.4. Формат на входните и изходните данни</w:t>
-            <w:tab/>
-            <w:t>18</w:t>
-          </w:r>
+          <w:hyperlink w:anchor="__RefHeading___Toc10516_4158184810" w:tooltip="Среда за разработка и отдалечен достъп">
+            <w:r>
+              <w:rPr>
+                <w:rStyle w:val="IndexLink"/>
+              </w:rPr>
+              <w:t>6. Среда за разработка и отдалечен достъп</w:t>
+              <w:tab/>
+              <w:t>23</w:t>
+            </w:r>
+          </w:hyperlink>
         </w:p>
         <w:p>
           <w:pPr>
@@ -2433,12 +2500,16 @@
             </w:tabs>
             <w:rPr/>
           </w:pPr>
-          <w:r>
-            <w:rPr/>
-            <w:t>7. Среда за разработка и отдалечен достъп</w:t>
-            <w:tab/>
-            <w:t>19</w:t>
-          </w:r>
+          <w:hyperlink w:anchor="__RefHeading___Toc2865_1987151165" w:tooltip="Създаване на Docker образ">
+            <w:r>
+              <w:rPr>
+                <w:rStyle w:val="IndexLink"/>
+              </w:rPr>
+              <w:t>6.1. Създаване на Docker образ</w:t>
+              <w:tab/>
+              <w:t>23</w:t>
+            </w:r>
+          </w:hyperlink>
         </w:p>
         <w:p>
           <w:pPr>
@@ -2449,12 +2520,16 @@
             </w:tabs>
             <w:rPr/>
           </w:pPr>
-          <w:r>
-            <w:rPr/>
-            <w:t>7.1. Създаване на Docker образ</w:t>
-            <w:tab/>
-            <w:t>19</w:t>
-          </w:r>
+          <w:hyperlink w:anchor="__RefHeading___Toc5688_4158184810" w:tooltip="Създаване и обучение на моделът">
+            <w:r>
+              <w:rPr>
+                <w:rStyle w:val="IndexLink"/>
+              </w:rPr>
+              <w:t>7. Създаване и обучение на моделът</w:t>
+              <w:tab/>
+              <w:t>28</w:t>
+            </w:r>
+          </w:hyperlink>
         </w:p>
         <w:p>
           <w:pPr>
@@ -2465,12 +2540,16 @@
             </w:tabs>
             <w:rPr/>
           </w:pPr>
-          <w:r>
-            <w:rPr/>
-            <w:t>8. Създаване и обучение на модела</w:t>
-            <w:tab/>
-            <w:t>24</w:t>
-          </w:r>
+          <w:hyperlink w:anchor="__RefHeading___Toc771_4111958324" w:tooltip="Входни данни">
+            <w:r>
+              <w:rPr>
+                <w:rStyle w:val="IndexLink"/>
+              </w:rPr>
+              <w:t>7.1. Входни данни</w:t>
+              <w:tab/>
+              <w:t>28</w:t>
+            </w:r>
+          </w:hyperlink>
         </w:p>
         <w:p>
           <w:pPr>
@@ -2481,12 +2560,16 @@
             </w:tabs>
             <w:rPr/>
           </w:pPr>
-          <w:r>
-            <w:rPr/>
-            <w:t>8.1. Входни данни</w:t>
-            <w:tab/>
-            <w:t>24</w:t>
-          </w:r>
+          <w:hyperlink w:anchor="__RefHeading___Toc967_4158184810" w:tooltip="Предварителна обработка на данните">
+            <w:r>
+              <w:rPr>
+                <w:rStyle w:val="IndexLink"/>
+              </w:rPr>
+              <w:t>7.2. Предварителна обработка на данните</w:t>
+              <w:tab/>
+              <w:t>29</w:t>
+            </w:r>
+          </w:hyperlink>
         </w:p>
         <w:p>
           <w:pPr>
@@ -2497,12 +2580,16 @@
             </w:tabs>
             <w:rPr/>
           </w:pPr>
-          <w:r>
-            <w:rPr/>
-            <w:t>8.2. Предварителна обработка на данните</w:t>
-            <w:tab/>
-            <w:t>24</w:t>
-          </w:r>
+          <w:hyperlink w:anchor="__RefHeading___Toc5690_4158184810" w:tooltip="Избор на модел за машинно обучение">
+            <w:r>
+              <w:rPr>
+                <w:rStyle w:val="IndexLink"/>
+              </w:rPr>
+              <w:t>7.3. Избор на модел за машинно обучение</w:t>
+              <w:tab/>
+              <w:t>29</w:t>
+            </w:r>
+          </w:hyperlink>
         </w:p>
         <w:p>
           <w:pPr>
@@ -2513,12 +2600,16 @@
             </w:tabs>
             <w:rPr/>
           </w:pPr>
-          <w:r>
-            <w:rPr/>
-            <w:t>8.3. Избор на модел за машинно обучение</w:t>
-            <w:tab/>
-            <w:t>25</w:t>
-          </w:r>
+          <w:hyperlink w:anchor="__RefHeading___Toc5692_4158184810" w:tooltip="Методология на обучението">
+            <w:r>
+              <w:rPr>
+                <w:rStyle w:val="IndexLink"/>
+              </w:rPr>
+              <w:t>7.4. Методология на обучението</w:t>
+              <w:tab/>
+              <w:t>29</w:t>
+            </w:r>
+          </w:hyperlink>
         </w:p>
         <w:p>
           <w:pPr>
@@ -2529,12 +2620,16 @@
             </w:tabs>
             <w:rPr/>
           </w:pPr>
-          <w:r>
-            <w:rPr/>
-            <w:t>8.4. Методология на обучението</w:t>
-            <w:tab/>
-            <w:t>25</w:t>
-          </w:r>
+          <w:hyperlink w:anchor="__RefHeading___Toc10518_4158184810" w:tooltip="Сравнение между CNN и Transformer модел">
+            <w:r>
+              <w:rPr>
+                <w:rStyle w:val="IndexLink"/>
+              </w:rPr>
+              <w:t>8. Сравнение между CNN и Transformer модел</w:t>
+              <w:tab/>
+              <w:t>30</w:t>
+            </w:r>
+          </w:hyperlink>
         </w:p>
         <w:p>
           <w:pPr>
@@ -2545,12 +2640,16 @@
             </w:tabs>
             <w:rPr/>
           </w:pPr>
-          <w:r>
-            <w:rPr/>
-            <w:t>9. Сравнение между CNN и Transformer модел</w:t>
-            <w:tab/>
-            <w:t>26</w:t>
-          </w:r>
+          <w:hyperlink w:anchor="__RefHeading___Toc10520_4158184810" w:tooltip="Резултати при различна продължителност на записите">
+            <w:r>
+              <w:rPr>
+                <w:rStyle w:val="IndexLink"/>
+              </w:rPr>
+              <w:t>9. Резултати при различна продължителност на записите</w:t>
+              <w:tab/>
+              <w:t>31</w:t>
+            </w:r>
+          </w:hyperlink>
         </w:p>
         <w:p>
           <w:pPr>
@@ -2561,12 +2660,16 @@
             </w:tabs>
             <w:rPr/>
           </w:pPr>
-          <w:r>
-            <w:rPr/>
-            <w:t>10. Резултати при различна продължителност на записите</w:t>
-            <w:tab/>
-            <w:t>27</w:t>
-          </w:r>
+          <w:hyperlink w:anchor="__RefHeading___Toc5694_4158184810" w:tooltip="Основни резултати">
+            <w:r>
+              <w:rPr>
+                <w:rStyle w:val="IndexLink"/>
+              </w:rPr>
+              <w:t>10. Основни резултати</w:t>
+              <w:tab/>
+              <w:t>32</w:t>
+            </w:r>
+          </w:hyperlink>
         </w:p>
         <w:p>
           <w:pPr>
@@ -2577,12 +2680,16 @@
             </w:tabs>
             <w:rPr/>
           </w:pPr>
-          <w:r>
-            <w:rPr/>
-            <w:t>11. Основни резултати</w:t>
-            <w:tab/>
-            <w:t>28</w:t>
-          </w:r>
+          <w:hyperlink w:anchor="__RefHeading___Toc5696_4158184810" w:tooltip="Изводи и препоръки">
+            <w:r>
+              <w:rPr>
+                <w:rStyle w:val="IndexLink"/>
+              </w:rPr>
+              <w:t>11. Изводи и препоръки</w:t>
+              <w:tab/>
+              <w:t>33</w:t>
+            </w:r>
+          </w:hyperlink>
         </w:p>
         <w:p>
           <w:pPr>
@@ -2593,12 +2700,16 @@
             </w:tabs>
             <w:rPr/>
           </w:pPr>
-          <w:r>
-            <w:rPr/>
-            <w:t>12. Изводи и препоръки</w:t>
-            <w:tab/>
-            <w:t>29</w:t>
-          </w:r>
+          <w:hyperlink w:anchor="__RefHeading___Toc2749_4158184810" w:tooltip="Използвана литература">
+            <w:r>
+              <w:rPr>
+                <w:rStyle w:val="IndexLink"/>
+              </w:rPr>
+              <w:t>12. Използвана литература</w:t>
+              <w:tab/>
+              <w:t>34</w:t>
+            </w:r>
+          </w:hyperlink>
         </w:p>
         <w:p>
           <w:pPr>
@@ -2609,30 +2720,20 @@
             </w:tabs>
             <w:rPr/>
           </w:pPr>
+          <w:hyperlink w:anchor="__RefHeading___Toc971_4158184810" w:tooltip="Приложения">
+            <w:r>
+              <w:rPr>
+                <w:rStyle w:val="IndexLink"/>
+              </w:rPr>
+              <w:t>13. Приложения</w:t>
+              <w:tab/>
+              <w:t>37</w:t>
+            </w:r>
+          </w:hyperlink>
           <w:r>
-            <w:rPr/>
-            <w:t>13. Използвана литература</w:t>
-            <w:tab/>
-            <w:t>30</w:t>
-          </w:r>
-        </w:p>
-        <w:p>
-          <w:pPr>
-            <w:pStyle w:val="TOC1"/>
-            <w:tabs>
-              <w:tab w:val="clear" w:pos="9354"/>
-              <w:tab w:val="right" w:pos="9353" w:leader="dot"/>
-            </w:tabs>
-            <w:rPr/>
-          </w:pPr>
-          <w:r>
-            <w:rPr/>
-            <w:t>14. Приложения</w:t>
-            <w:tab/>
-            <w:t>31</w:t>
-          </w:r>
-          <w:r>
-            <w:rPr/>
+            <w:rPr>
+              <w:rStyle w:val="IndexLink"/>
+            </w:rPr>
             <w:fldChar w:fldCharType="end"/>
           </w:r>
         </w:p>
@@ -3141,13 +3242,7 @@
         <w:rPr>
           <w:lang w:val="bg-BG"/>
         </w:rPr>
-        <w:t>Е</w:t>
-      </w:r>
-      <w:r>
-        <w:rPr>
-          <w:lang w:val="bg-BG"/>
-        </w:rPr>
-        <w:t>дин от подходите за анализ на действията на работниците е използването на технологии за проследяване на погледа, които предоставят информация за визуалното внимание на работника по време на изпълнение на монтажните операции.</w:t>
+        <w:t>Един от подходите за анализ на действията на работниците е използването на технологии за проследяване на погледа, които предоставят информация за визуалното внимание на работника по време на изпълнение на монтажните операции.</w:t>
       </w:r>
     </w:p>
     <w:p>
@@ -3185,8 +3280,8 @@
           <w:b/>
           <w:bCs/>
           <w:sz w:val="32"/>
-          <w:szCs w:val="28"/>
-          <w:lang w:val="en-US" w:eastAsia="en-US" w:bidi="ar-SA"/>
+          <w:szCs w:val="32"/>
+          <w:lang w:val="bg-BG" w:eastAsia="en-US" w:bidi="ar-SA"/>
         </w:rPr>
       </w:pPr>
       <w:bookmarkStart w:id="4" w:name="__RefHeading___Toc839_4111958324"/>
@@ -3196,20 +3291,58 @@
           <w:b/>
           <w:bCs/>
           <w:sz w:val="32"/>
-          <w:szCs w:val="28"/>
-          <w:lang w:val="bg-BG" w:eastAsia="en-US" w:bidi="ar-SA"/>
-        </w:rPr>
-        <w:t xml:space="preserve">Какво е </w:t>
-      </w:r>
-      <w:r>
-        <w:rPr>
-          <w:b/>
-          <w:bCs/>
-          <w:sz w:val="32"/>
-          <w:szCs w:val="28"/>
-          <w:lang w:val="en-US" w:eastAsia="en-US" w:bidi="ar-SA"/>
-        </w:rPr>
-        <w:t>ML, DL, AI</w:t>
+          <w:szCs w:val="32"/>
+          <w:lang w:val="bg-BG" w:eastAsia="en-US" w:bidi="ar-SA"/>
+        </w:rPr>
+        <w:t>Основни концепции в изкуствения интелект, машинното и дълбокото обучение</w:t>
+      </w:r>
+    </w:p>
+    <w:p>
+      <w:pPr>
+        <w:pStyle w:val="Normal"/>
+        <w:bidi w:val="0"/>
+        <w:spacing w:lineRule="auto" w:line="360"/>
+        <w:rPr>
+          <w:lang w:val="bg-BG" w:eastAsia="en-US" w:bidi="ar-SA"/>
+        </w:rPr>
+      </w:pPr>
+      <w:r>
+        <w:rPr>
+          <w:lang w:val="bg-BG" w:eastAsia="en-US" w:bidi="ar-SA"/>
+        </w:rPr>
+        <w:t>Изкуственият интелект (Artificial Intelligence, AI) представлява област от компютърните науки, която има за цел създаването на системи, способни да изпълняват задачи, които обикновено изискват човешка интелигентност. Такива задачи включват разпознаване на обекти, анализ на информация, вземане на решения и откриване на закономерности в големи обеми от данни.</w:t>
+      </w:r>
+    </w:p>
+    <w:p>
+      <w:pPr>
+        <w:pStyle w:val="Normal"/>
+        <w:bidi w:val="0"/>
+        <w:spacing w:lineRule="auto" w:line="360"/>
+        <w:rPr>
+          <w:lang w:val="bg-BG" w:eastAsia="en-US" w:bidi="ar-SA"/>
+        </w:rPr>
+      </w:pPr>
+      <w:r>
+        <w:rPr>
+          <w:lang w:val="bg-BG" w:eastAsia="en-US" w:bidi="ar-SA"/>
+        </w:rPr>
+        <w:t>Машинното обучение (Machine Learning, ML) е подраздел на изкуствения интелект, който позволява на компютърните системи да се обучават чрез използване на данни, без да бъдат изрично програмирани за всяка отделна задача. Вместо предварително зададени правила, моделите за машинно обучение откриват зависимости и закономерности в предоставените примери, след което използват наученото за извършване на прогнози или класификации върху нови данни.</w:t>
+      </w:r>
+    </w:p>
+    <w:p>
+      <w:pPr>
+        <w:pStyle w:val="Normal"/>
+        <w:bidi w:val="0"/>
+        <w:spacing w:lineRule="auto" w:line="360"/>
+        <w:rPr>
+          <w:lang w:val="bg-BG" w:eastAsia="en-US" w:bidi="ar-SA"/>
+        </w:rPr>
+      </w:pPr>
+      <w:r>
+        <w:rPr>
+          <w:lang w:val="bg-BG" w:eastAsia="en-US" w:bidi="ar-SA"/>
+        </w:rPr>
+        <w:t>Дълбокото обучение (Deep Learning, DL) е специализиран подход в областта на машинното обучение, който използва изкуствени невронни мрежи с множество последователни слоеве. Тези модели са способни автоматично да извличат сложни характеристики от големи количества данни, което ги прави подходящи за задачи като обработка на изображения, разпознаване на обекти, анализ на поведение и обработка на времеви последователности.</w:t>
       </w:r>
     </w:p>
     <w:p>
@@ -3334,25 +3467,7 @@
         <w:rPr>
           <w:lang w:val="bg-BG"/>
         </w:rPr>
-        <w:t xml:space="preserve">Сакади ( </w:t>
-      </w:r>
-      <w:r>
-        <w:rPr>
-          <w:lang w:val="bg-BG"/>
-        </w:rPr>
-        <w:t xml:space="preserve">saccades </w:t>
-      </w:r>
-      <w:r>
-        <w:rPr>
-          <w:lang w:val="bg-BG"/>
-        </w:rPr>
-        <w:t xml:space="preserve">) </w:t>
-      </w:r>
-      <w:r>
-        <w:rPr>
-          <w:lang w:val="bg-BG"/>
-        </w:rPr>
-        <w:t xml:space="preserve">- Сакадите са бързи, балистични движения на очите между две фиксации. По време на сакада визуалната информация е ограничена, като основната им функция е преместване на погледа между различни обекти или области. </w:t>
+        <w:t xml:space="preserve">Сакади ( saccades ) - Сакадите са бързи, балистични движения на очите между две фиксации. По време на сакада визуалната информация е ограничена, като основната им функция е преместване на погледа между различни обекти или области. </w:t>
       </w:r>
       <w:r>
         <w:rPr>
@@ -3384,13 +3499,13 @@
         <w:rPr>
           <w:lang w:val="bg-BG"/>
         </w:rPr>
-        <w:t>(</w:t>
-      </w:r>
-      <w:r>
-        <w:rPr>
-          <w:lang w:val="en-US"/>
-        </w:rPr>
-        <w:t>smooth pursuits</w:t>
+        <w:t xml:space="preserve">( </w:t>
+      </w:r>
+      <w:r>
+        <w:rPr>
+          <w:lang w:val="en-US"/>
+        </w:rPr>
+        <w:t xml:space="preserve">smooth pursuits </w:t>
       </w:r>
       <w:r>
         <w:rPr>
@@ -3469,49 +3584,13 @@
         <w:rPr>
           <w:lang w:val="bg-BG"/>
         </w:rPr>
-        <w:t xml:space="preserve">Устройство за проследяване на погледа </w:t>
-      </w:r>
-      <w:r>
-        <w:rPr>
-          <w:lang w:val="bg-BG"/>
-        </w:rPr>
-        <w:t>е</w:t>
-      </w:r>
-      <w:r>
-        <w:rPr>
-          <w:lang w:val="bg-BG"/>
-        </w:rPr>
-        <w:t xml:space="preserve"> </w:t>
-      </w:r>
-      <w:r>
-        <w:rPr>
-          <w:lang w:val="bg-BG"/>
-        </w:rPr>
-        <w:t>в</w:t>
-      </w:r>
-      <w:r>
-        <w:rPr>
-          <w:lang w:val="bg-BG"/>
-        </w:rPr>
-        <w:t xml:space="preserve">сяко устройство, което проследява различни сигнали от очите като движения, големина на зениците, мигания и други. </w:t>
-      </w:r>
-      <w:r>
-        <w:rPr>
-          <w:lang w:val="en-US"/>
-        </w:rPr>
-        <w:t>[</w:t>
-      </w:r>
-      <w:r>
-        <w:rPr>
-          <w:lang w:val="en-US"/>
-        </w:rPr>
-        <w:t>1</w:t>
-      </w:r>
-      <w:r>
-        <w:rPr>
-          <w:lang w:val="en-US"/>
-        </w:rPr>
-        <w:t>]</w:t>
+        <w:t xml:space="preserve">Устройство за проследяване на погледа е всяко устройство, което проследява различни сигнали от очите като движения, големина на зениците, мигания и други. </w:t>
+      </w:r>
+      <w:r>
+        <w:rPr>
+          <w:lang w:val="en-US"/>
+        </w:rPr>
+        <w:t>[1]</w:t>
       </w:r>
     </w:p>
     <w:p>
@@ -3532,19 +3611,7 @@
         <w:rPr>
           <w:lang w:val="en-US"/>
         </w:rPr>
-        <w:t>[</w:t>
-      </w:r>
-      <w:r>
-        <w:rPr>
-          <w:lang w:val="en-US"/>
-        </w:rPr>
-        <w:t>1</w:t>
-      </w:r>
-      <w:r>
-        <w:rPr>
-          <w:lang w:val="en-US"/>
-        </w:rPr>
-        <w:t>]</w:t>
+        <w:t>[1]</w:t>
       </w:r>
     </w:p>
     <w:p>
@@ -3559,19 +3626,7 @@
         <w:rPr>
           <w:lang w:val="bg-BG"/>
         </w:rPr>
-        <w:t xml:space="preserve">Проследяването на очите чрез видео </w:t>
-      </w:r>
-      <w:r>
-        <w:rPr>
-          <w:lang w:val="bg-BG"/>
-        </w:rPr>
-        <w:t>заснемане</w:t>
-      </w:r>
-      <w:r>
-        <w:rPr>
-          <w:lang w:val="bg-BG"/>
-        </w:rPr>
-        <w:t xml:space="preserve"> допълнително може да бъде разделено на два вида. </w:t>
+        <w:t xml:space="preserve">Проследяването на очите чрез видео заснемане допълнително може да бъде разделено на два вида. </w:t>
       </w:r>
       <w:r>
         <w:rPr>
@@ -3592,91 +3647,7 @@
         <w:rPr>
           <w:lang w:val="bg-BG"/>
         </w:rPr>
-        <w:t>Отдалечено заснемане на очите - камер</w:t>
-      </w:r>
-      <w:r>
-        <w:rPr>
-          <w:lang w:val="bg-BG"/>
-        </w:rPr>
-        <w:t>ите</w:t>
-      </w:r>
-      <w:r>
-        <w:rPr>
-          <w:lang w:val="bg-BG"/>
-        </w:rPr>
-        <w:t xml:space="preserve"> най-често </w:t>
-      </w:r>
-      <w:r>
-        <w:rPr>
-          <w:lang w:val="bg-BG"/>
-        </w:rPr>
-        <w:t>са</w:t>
-      </w:r>
-      <w:r>
-        <w:rPr>
-          <w:lang w:val="bg-BG"/>
-        </w:rPr>
-        <w:t xml:space="preserve"> поставен</w:t>
-      </w:r>
-      <w:r>
-        <w:rPr>
-          <w:lang w:val="bg-BG"/>
-        </w:rPr>
-        <w:t>и</w:t>
-      </w:r>
-      <w:r>
-        <w:rPr>
-          <w:lang w:val="bg-BG"/>
-        </w:rPr>
-        <w:t xml:space="preserve"> зад или на нивото работното поле. </w:t>
-      </w:r>
-      <w:r>
-        <w:rPr>
-          <w:lang w:val="bg-BG"/>
-        </w:rPr>
-        <w:t>И</w:t>
-      </w:r>
-      <w:r>
-        <w:rPr>
-          <w:lang w:val="bg-BG"/>
-        </w:rPr>
-        <w:t>зползв</w:t>
-      </w:r>
-      <w:r>
-        <w:rPr>
-          <w:lang w:val="bg-BG"/>
-        </w:rPr>
-        <w:t>ат се</w:t>
-      </w:r>
-      <w:r>
-        <w:rPr>
-          <w:lang w:val="bg-BG"/>
-        </w:rPr>
-        <w:t xml:space="preserve"> </w:t>
-      </w:r>
-      <w:r>
-        <w:rPr>
-          <w:lang w:val="bg-BG"/>
-        </w:rPr>
-        <w:t>главно</w:t>
-      </w:r>
-      <w:r>
-        <w:rPr>
-          <w:lang w:val="bg-BG"/>
-        </w:rPr>
-        <w:t xml:space="preserve"> за заснемане погледът пред компютърен екран и като цяло в повечето случай, където участникът седи до голяма степен неподвиж</w:t>
-      </w:r>
-      <w:r>
-        <w:rPr>
-          <w:lang w:val="bg-BG"/>
-        </w:rPr>
-        <w:t>но</w:t>
-      </w:r>
-      <w:r>
-        <w:rPr>
-          <w:lang w:val="bg-BG"/>
-        </w:rPr>
-        <w:t xml:space="preserve">. </w:t>
+        <w:t xml:space="preserve">Отдалечено заснемане на очите - камерите най-често са поставени зад или на нивото работното поле. Използват се главно за заснемане погледът пред компютърен екран и като цяло в повечето случай, където участникът седи до голяма степен неподвижно. </w:t>
       </w:r>
       <w:r>
         <w:rPr>
@@ -3697,25 +3668,151 @@
         <w:rPr>
           <w:lang w:val="bg-BG"/>
         </w:rPr>
-        <w:t>Заснемане на очите с прикачена камера - камерите са носени, най-често чрез очила, като това позволява по-динамична среда на работното поле. Много често, те включват и камера, която заснема работното поле на участник</w:t>
-      </w:r>
-      <w:r>
-        <w:rPr>
-          <w:lang w:val="bg-BG"/>
-        </w:rPr>
-        <w:t>а</w:t>
-      </w:r>
-      <w:r>
-        <w:rPr>
-          <w:lang w:val="bg-BG"/>
-        </w:rPr>
-        <w:t xml:space="preserve">. </w:t>
+        <w:t xml:space="preserve">Заснемане на очите с прикачена камера - камерите са носени, най-често чрез очила, като това позволява по-динамична среда на работното поле. Много често, те включват и камера, която заснема работното поле на участника. </w:t>
       </w:r>
       <w:r>
         <w:rPr>
           <w:lang w:val="en-US"/>
         </w:rPr>
         <w:t>[1]</w:t>
+      </w:r>
+    </w:p>
+    <w:p>
+      <w:pPr>
+        <w:pStyle w:val="Normal"/>
+        <w:bidi w:val="0"/>
+        <w:spacing w:lineRule="auto" w:line="360"/>
+        <w:rPr>
+          <w:lang w:val="bg-BG"/>
+        </w:rPr>
+      </w:pPr>
+      <w:r>
+        <w:rPr>
+          <w:lang w:val="bg-BG"/>
+        </w:rPr>
+        <w:t>Устройствата за проследяване на погледа обикновено измерват няколко основни показателя, сред които:</w:t>
+      </w:r>
+    </w:p>
+    <w:p>
+      <w:pPr>
+        <w:pStyle w:val="Normal"/>
+        <w:numPr>
+          <w:ilvl w:val="0"/>
+          <w:numId w:val="10"/>
+        </w:numPr>
+        <w:bidi w:val="0"/>
+        <w:spacing w:lineRule="auto" w:line="360"/>
+        <w:rPr>
+          <w:lang w:val="bg-BG"/>
+        </w:rPr>
+      </w:pPr>
+      <w:r>
+        <w:rPr>
+          <w:lang w:val="bg-BG"/>
+        </w:rPr>
+        <w:t>Посока на погледа – това е основен параметър, използван за идентифициране и класифициране на движенията на очите, като фиксации, сакади и плавно следене. Анализът на посоката на погледа може да предостави допълнителна информация за когнитивните, емоционалните, физиологичните и неврологичните процеси.</w:t>
+      </w:r>
+    </w:p>
+    <w:p>
+      <w:pPr>
+        <w:pStyle w:val="Normal"/>
+        <w:numPr>
+          <w:ilvl w:val="0"/>
+          <w:numId w:val="10"/>
+        </w:numPr>
+        <w:bidi w:val="0"/>
+        <w:spacing w:lineRule="auto" w:line="360"/>
+        <w:rPr>
+          <w:lang w:val="bg-BG"/>
+        </w:rPr>
+      </w:pPr>
+      <w:r>
+        <w:rPr>
+          <w:lang w:val="bg-BG"/>
+        </w:rPr>
+        <w:t xml:space="preserve">Размер и реактивност на зеницата – чрез метода на пупилометрията </w:t>
+      </w:r>
+      <w:r>
+        <w:rPr>
+          <w:lang w:val="en-US"/>
+        </w:rPr>
+        <w:t>(</w:t>
+      </w:r>
+      <w:r>
+        <w:rPr>
+          <w:lang w:val="bg-BG"/>
+        </w:rPr>
+        <w:t>измерване на параметрите на зеницата</w:t>
+      </w:r>
+      <w:r>
+        <w:rPr>
+          <w:lang w:val="en-US"/>
+        </w:rPr>
+        <w:t>)</w:t>
+      </w:r>
+      <w:r>
+        <w:rPr>
+          <w:lang w:val="bg-BG"/>
+        </w:rPr>
+        <w:t xml:space="preserve"> тези показатели могат да се използват за изследване на различни когнитивни функции, включително емоционални реакции, езикова обработка, възприятие и памет. </w:t>
+      </w:r>
+      <w:r>
+        <w:rPr>
+          <w:lang w:val="en-US"/>
+        </w:rPr>
+        <w:t>[2][3]</w:t>
+      </w:r>
+    </w:p>
+    <w:p>
+      <w:pPr>
+        <w:pStyle w:val="Normal"/>
+        <w:numPr>
+          <w:ilvl w:val="0"/>
+          <w:numId w:val="10"/>
+        </w:numPr>
+        <w:bidi w:val="0"/>
+        <w:spacing w:lineRule="auto" w:line="360"/>
+        <w:rPr>
+          <w:lang w:val="bg-BG"/>
+        </w:rPr>
+      </w:pPr>
+      <w:r>
+        <w:rPr>
+          <w:lang w:val="bg-BG"/>
+        </w:rPr>
+        <w:t xml:space="preserve">Честота на мигане – броят на миганията за определен период от време може да служи като надежден индикатор за когнитивната активност, свързана с процесите на учене и поведение, насочено към постигане на определени цели. </w:t>
+      </w:r>
+      <w:r>
+        <w:rPr>
+          <w:lang w:val="en-US"/>
+        </w:rPr>
+        <w:t>[4]</w:t>
+      </w:r>
+    </w:p>
+    <w:p>
+      <w:pPr>
+        <w:pStyle w:val="Normal"/>
+        <w:numPr>
+          <w:ilvl w:val="0"/>
+          <w:numId w:val="10"/>
+        </w:numPr>
+        <w:bidi w:val="0"/>
+        <w:spacing w:lineRule="auto" w:line="360"/>
+        <w:rPr>
+          <w:lang w:val="en-US"/>
+        </w:rPr>
+      </w:pPr>
+      <w:r>
+        <w:rPr>
+          <w:lang w:val="bg-BG"/>
+        </w:rPr>
+        <w:t xml:space="preserve">Състояние на очите (отворени или затворени) – проследяването на това дали очите са отворени или затворени позволява оценка на физиологични състояния като бодрост, умора или сънливост. </w:t>
+      </w:r>
+      <w:r>
+        <w:rPr>
+          <w:lang w:val="en-US"/>
+        </w:rPr>
+        <w:t>[5]</w:t>
       </w:r>
     </w:p>
     <w:p>
@@ -3730,7 +3827,6 @@
         <w:overflowPunct w:val="false"/>
         <w:bidi w:val="0"/>
         <w:spacing w:lineRule="auto" w:line="276" w:before="0" w:after="0"/>
-        <w:ind w:hanging="340" w:left="1077" w:right="0"/>
         <w:contextualSpacing/>
         <w:jc w:val="left"/>
         <w:outlineLvl w:val="0"/>
@@ -3758,14 +3854,99 @@
     <w:p>
       <w:pPr>
         <w:pStyle w:val="Normal"/>
+        <w:bidi w:val="0"/>
         <w:spacing w:lineRule="auto" w:line="360"/>
-        <w:rPr/>
-      </w:pPr>
-      <w:r>
-        <w:rPr>
-          <w:lang w:val="bg-BG"/>
-        </w:rPr>
-        <w:t>Ще говоря как това се прави по принцип и че се използва видеозапис като главен начин за определяне на фазите. Ще кажа че аз целя да го направя само с данни от очите и главата с цел намаляване на големината на нужните данни и подобряване на скоростта на обработката на данните.</w:t>
+        <w:rPr>
+          <w:lang w:val="bg-BG"/>
+        </w:rPr>
+      </w:pPr>
+      <w:r>
+        <w:rPr>
+          <w:lang w:val="bg-BG"/>
+        </w:rPr>
+        <w:t>Класифицирането на фазите, през които преминава работникът при изпълнение на монтажни операции, представлява процес на разделяне на работния цикъл на отделни етапи с ясно определено предназначение. Всеки етап може да бъде свързан с конкретно действие, като вземане на компонент, използване на инструмент, извършване на монтажна операция или проверка на извършената работа.</w:t>
+      </w:r>
+    </w:p>
+    <w:p>
+      <w:pPr>
+        <w:pStyle w:val="Normal"/>
+        <w:bidi w:val="0"/>
+        <w:spacing w:lineRule="auto" w:line="360"/>
+        <w:rPr>
+          <w:lang w:val="bg-BG"/>
+        </w:rPr>
+      </w:pPr>
+      <w:r>
+        <w:rPr>
+          <w:lang w:val="bg-BG"/>
+        </w:rPr>
+        <w:t>Традиционно анализът на работните процеси в индустриална среда се извършва чрез наблюдение на работника и използване на видеозаписи от работното място. Чрез последващ анализ на видеоматериалите могат да бъдат определени моментите на започване и приключване на отделните операции, както и времето, необходимо за изпълнението им. Този подход предоставя детайлна информация за поведението на работника, но изисква значителен обем от видео данни и човешка намеса при анализа.</w:t>
+      </w:r>
+    </w:p>
+    <w:p>
+      <w:pPr>
+        <w:pStyle w:val="ListParagraph"/>
+        <w:numPr>
+          <w:ilvl w:val="1"/>
+          <w:numId w:val="4"/>
+        </w:numPr>
+        <w:rPr>
+          <w:b/>
+          <w:bCs/>
+          <w:sz w:val="32"/>
+          <w:szCs w:val="32"/>
+        </w:rPr>
+      </w:pPr>
+      <w:r>
+        <w:rPr>
+          <w:b/>
+          <w:bCs/>
+          <w:sz w:val="32"/>
+          <w:szCs w:val="32"/>
+        </w:rPr>
+        <w:t xml:space="preserve"> </w:t>
+      </w:r>
+      <w:r>
+        <w:rPr>
+          <w:b/>
+          <w:bCs/>
+          <w:sz w:val="32"/>
+          <w:szCs w:val="32"/>
+          <w:lang w:val="bg-BG"/>
+        </w:rPr>
+        <w:t>Цел на проекта</w:t>
+      </w:r>
+    </w:p>
+    <w:p>
+      <w:pPr>
+        <w:pStyle w:val="Normal"/>
+        <w:bidi w:val="0"/>
+        <w:spacing w:lineRule="auto" w:line="360"/>
+        <w:rPr>
+          <w:lang w:val="bg-BG"/>
+        </w:rPr>
+      </w:pPr>
+      <w:r>
+        <w:rPr>
+          <w:lang w:val="bg-BG"/>
+        </w:rPr>
+        <w:t>В настоящата дипломна работа се разглежда подход за класифициране на фазите на поточна линия, при който вместо пълни видеозаписи се използват данни, свързани с движението на очите и главата на работника. Основната цел на този подход е намаляване на количеството необходима информация за обработка, което може да доведе до по-бърз анализ и по-ниски изисквания към изчислителните ресурси.</w:t>
+      </w:r>
+    </w:p>
+    <w:p>
+      <w:pPr>
+        <w:pStyle w:val="Normal"/>
+        <w:bidi w:val="0"/>
+        <w:spacing w:lineRule="auto" w:line="360"/>
+        <w:rPr>
+          <w:lang w:val="bg-BG"/>
+        </w:rPr>
+      </w:pPr>
+      <w:r>
+        <w:rPr>
+          <w:lang w:val="bg-BG"/>
+        </w:rPr>
+        <w:t>Използването на данни от погледа и движенията на главата предоставя възможност за извличане на информация относно визуалното внимание и намеренията на работника, като същевременно запазва основните характеристики на работния процес. Това позволява разработването на по-ефективни системи за автоматичен анализ, които могат да бъдат използвани за оптимизация на производствени процеси, подобряване на ергономията и намаляване на вероятността от човешки грешки.</w:t>
       </w:r>
       <w:r>
         <w:br w:type="page"/>
@@ -3825,11 +4006,7 @@
       </w:pPr>
       <w:r>
         <w:rPr>
-          <w:b/>
-          <w:bCs/>
-          <w:sz w:val="32"/>
-          <w:szCs w:val="28"/>
-          <w:lang w:val="bg-BG" w:eastAsia="en-US" w:bidi="ar-SA"/>
+          <w:lang w:val="bg-BG"/>
         </w:rPr>
       </w:r>
       <w:r>
@@ -3856,7 +4033,7 @@
           <w:lang w:val="bg-BG" w:eastAsia="en-US" w:bidi="ar-SA"/>
         </w:rPr>
       </w:pPr>
-      <w:bookmarkStart w:id="9" w:name="__RefHeading___Toc961_4158184810"/>
+      <w:bookmarkStart w:id="9" w:name="__RefHeading___Toc965_4158184810"/>
       <w:bookmarkEnd w:id="9"/>
       <w:r>
         <w:rPr>
@@ -3866,17 +4043,22 @@
           <w:szCs w:val="32"/>
           <w:lang w:val="bg-BG" w:eastAsia="en-US" w:bidi="ar-SA"/>
         </w:rPr>
-        <w:t>Поставени цели и задачи</w:t>
+        <w:t>Описание на експеримент и хардуер за събиране на данните</w:t>
       </w:r>
     </w:p>
     <w:p>
       <w:pPr>
         <w:pStyle w:val="ListParagraph"/>
         <w:widowControl/>
+        <w:numPr>
+          <w:ilvl w:val="1"/>
+          <w:numId w:val="4"/>
+        </w:numPr>
         <w:suppressAutoHyphens w:val="true"/>
         <w:overflowPunct w:val="false"/>
+        <w:bidi w:val="0"/>
         <w:spacing w:lineRule="auto" w:line="276" w:before="0" w:after="0"/>
-        <w:ind w:hanging="357" w:left="357"/>
+        <w:ind w:hanging="340" w:left="1077" w:right="0"/>
         <w:contextualSpacing/>
         <w:jc w:val="left"/>
         <w:outlineLvl w:val="0"/>
@@ -3888,6 +4070,8 @@
           <w:lang w:val="bg-BG" w:eastAsia="en-US" w:bidi="ar-SA"/>
         </w:rPr>
       </w:pPr>
+      <w:bookmarkStart w:id="10" w:name="__RefHeading___Toc767_4111958324"/>
+      <w:bookmarkEnd w:id="10"/>
       <w:r>
         <w:rPr>
           <w:b/>
@@ -3896,6 +4080,603 @@
           <w:szCs w:val="28"/>
           <w:lang w:val="bg-BG" w:eastAsia="en-US" w:bidi="ar-SA"/>
         </w:rPr>
+        <w:t>Структура и начин на провеждане на експериментът</w:t>
+      </w:r>
+    </w:p>
+    <w:p>
+      <w:pPr>
+        <w:pStyle w:val="Normal"/>
+        <w:bidi w:val="0"/>
+        <w:spacing w:lineRule="auto" w:line="360"/>
+        <w:rPr>
+          <w:lang w:val="bg-BG"/>
+        </w:rPr>
+      </w:pPr>
+      <w:r>
+        <w:rPr>
+          <w:lang w:val="bg-BG"/>
+        </w:rPr>
+        <w:t xml:space="preserve">Поради невъзможност за събиране на данните в реална обстановка на поточна линия, е взето решението да се използва </w:t>
+      </w:r>
+      <w:r>
+        <w:rPr>
+          <w:lang w:val="en-US"/>
+        </w:rPr>
+        <w:t xml:space="preserve">LEGO </w:t>
+      </w:r>
+      <w:r>
+        <w:rPr>
+          <w:lang w:val="bg-BG"/>
+        </w:rPr>
+        <w:t xml:space="preserve">комплект, който да бъде сглобен от участниците в експеримента. Използваният комплект е от серията 3 в 1 на </w:t>
+      </w:r>
+      <w:r>
+        <w:rPr>
+          <w:lang w:val="en-US"/>
+        </w:rPr>
+        <w:t xml:space="preserve">LEGO, </w:t>
+      </w:r>
+      <w:r>
+        <w:rPr>
+          <w:lang w:val="bg-BG"/>
+        </w:rPr>
+        <w:t xml:space="preserve">а името му е „Космическа совалка“. </w:t>
+      </w:r>
+      <w:r>
+        <w:rPr>
+          <w:lang w:val="en-US"/>
+        </w:rPr>
+        <w:t>[1]</w:t>
+      </w:r>
+      <w:r>
+        <w:rPr>
+          <w:lang w:val="bg-BG"/>
+        </w:rPr>
+        <w:t xml:space="preserve"> Комплектът предоставя възможност за три различни постройки, като използваната тук е космически кораб с общ брой на частите – седемдесет и две. Общият брой инструкции в упътването е двадесет и три. </w:t>
+      </w:r>
+    </w:p>
+    <w:p>
+      <w:pPr>
+        <w:pStyle w:val="Normal"/>
+        <w:bidi w:val="0"/>
+        <w:spacing w:lineRule="auto" w:line="360"/>
+        <w:rPr>
+          <w:lang w:val="bg-BG"/>
+        </w:rPr>
+      </w:pPr>
+      <w:r>
+        <w:rPr>
+          <w:lang w:val="bg-BG"/>
+        </w:rPr>
+        <w:t xml:space="preserve">Преди началото на експеримента всеки участник заедно с организатора на експеримента трябва да се подпишат на договор, идентичен с Приложение А. Договорът се изготвя и подписва в два еднообразни екземпляра – по един за всяка от страните. </w:t>
+      </w:r>
+    </w:p>
+    <w:p>
+      <w:pPr>
+        <w:pStyle w:val="Normal"/>
+        <w:bidi w:val="0"/>
+        <w:spacing w:lineRule="auto" w:line="360"/>
+        <w:rPr>
+          <w:lang w:val="bg-BG"/>
+        </w:rPr>
+      </w:pPr>
+      <w:r>
+        <w:rPr>
+          <w:lang w:val="bg-BG"/>
+        </w:rPr>
+        <w:t>Всеки участник започва експеримента с всичките нужни части, събрани пред него, а упътването е пред тях. Експериментът приключва в момента, в който участникът приключи със строенето на постройката, или щом участникът няма повече желание да продължи експеримента. В случай, че участника се е отказал от завършването на експеримента и записа е по-малък от десет минути, то записът бива отхвърлен.</w:t>
+      </w:r>
+    </w:p>
+    <w:p>
+      <w:pPr>
+        <w:pStyle w:val="Normal"/>
+        <w:bidi w:val="0"/>
+        <w:spacing w:lineRule="auto" w:line="360"/>
+        <w:rPr>
+          <w:lang w:val="bg-BG"/>
+        </w:rPr>
+      </w:pPr>
+      <w:r>
+        <w:rPr>
+          <w:lang w:val="bg-BG"/>
+        </w:rPr>
+        <w:t>Общият брой на участниците е двадесет и осем. Няколко от участниците проявиха желание да приключат експеримента преждевременно, но във всеки един от тези случаи, записите бяха по-дълги от десет минути. Поради технически проблеми с очилата, два от записите са загубени, като единствената информация от тези участници е суровите данни за техния поглед. Загубата на записа възпрепятства класифицирането на тези данни.</w:t>
+      </w:r>
+    </w:p>
+    <w:p>
+      <w:pPr>
+        <w:pStyle w:val="Normal"/>
+        <w:bidi w:val="0"/>
+        <w:spacing w:lineRule="auto" w:line="360"/>
+        <w:rPr>
+          <w:lang w:val="bg-BG"/>
+        </w:rPr>
+      </w:pPr>
+      <w:r>
+        <w:rPr>
+          <w:lang w:val="bg-BG"/>
+        </w:rPr>
+        <w:t>Общия брой на използваните записи за обучение на модела е двадесет и шест.</w:t>
+      </w:r>
+    </w:p>
+    <w:p>
+      <w:pPr>
+        <w:pStyle w:val="Normal"/>
+        <w:bidi w:val="0"/>
+        <w:spacing w:lineRule="auto" w:line="360"/>
+        <w:rPr>
+          <w:lang w:val="bg-BG"/>
+        </w:rPr>
+      </w:pPr>
+      <w:r>
+        <w:rPr>
+          <w:lang w:val="bg-BG"/>
+        </w:rPr>
+        <w:t xml:space="preserve">За записване на действията на участниците, са използвани очилата за проследяване на погледа </w:t>
+      </w:r>
+      <w:r>
+        <w:rPr>
+          <w:lang w:val="en-US"/>
+        </w:rPr>
+        <w:t xml:space="preserve">NEON </w:t>
+      </w:r>
+      <w:r>
+        <w:rPr>
+          <w:lang w:val="bg-BG"/>
+        </w:rPr>
+        <w:t xml:space="preserve">от </w:t>
+      </w:r>
+      <w:r>
+        <w:rPr>
+          <w:lang w:val="en-US"/>
+        </w:rPr>
+        <w:t xml:space="preserve">Pupil Labs. [2] </w:t>
+      </w:r>
+      <w:r>
+        <w:rPr>
+          <w:lang w:val="bg-BG"/>
+        </w:rPr>
+        <w:t xml:space="preserve">Създателите на очилата казват, че те нямат нужда от предварително калибриране. Поради това, такова не е предвидено преди започването на всеки експеримент. </w:t>
+      </w:r>
+    </w:p>
+    <w:p>
+      <w:pPr>
+        <w:pStyle w:val="Normal"/>
+        <w:bidi w:val="0"/>
+        <w:spacing w:lineRule="auto" w:line="360"/>
+        <w:rPr>
+          <w:lang w:val="bg-BG"/>
+        </w:rPr>
+      </w:pPr>
+      <w:r>
+        <w:rPr>
+          <w:lang w:val="bg-BG"/>
+        </w:rPr>
+        <w:t>Изборът на очила за проследяване на погледа, вместо стационарна система за проследяване от разстояние, е обусловен от възможността те да регистрират едновременно движението на погледа и позицията на главата. Това ги прави по-подходящи за приложение в условия на поточна линия, където ориентацията на главата и тялото на работника се променя динамично, а използването на множество външни сензори около работното пространство би увеличило значително необходимите ресурси и сложността на системата.</w:t>
+      </w:r>
+    </w:p>
+    <w:p>
+      <w:pPr>
+        <w:pStyle w:val="ListParagraph"/>
+        <w:widowControl/>
+        <w:numPr>
+          <w:ilvl w:val="1"/>
+          <w:numId w:val="4"/>
+        </w:numPr>
+        <w:suppressAutoHyphens w:val="true"/>
+        <w:overflowPunct w:val="false"/>
+        <w:bidi w:val="0"/>
+        <w:spacing w:lineRule="auto" w:line="276" w:before="0" w:after="0"/>
+        <w:ind w:hanging="340" w:left="1077" w:right="0"/>
+        <w:contextualSpacing/>
+        <w:jc w:val="left"/>
+        <w:outlineLvl w:val="0"/>
+        <w:rPr>
+          <w:b/>
+          <w:bCs/>
+          <w:sz w:val="32"/>
+          <w:szCs w:val="32"/>
+          <w:lang w:val="en-US" w:eastAsia="en-US" w:bidi="ar-SA"/>
+        </w:rPr>
+      </w:pPr>
+      <w:bookmarkStart w:id="11" w:name="__RefHeading___Toc1200_4111958324"/>
+      <w:bookmarkEnd w:id="11"/>
+      <w:r>
+        <w:rPr>
+          <w:b/>
+          <w:bCs/>
+          <w:sz w:val="32"/>
+          <w:szCs w:val="32"/>
+          <w:lang w:val="en-US" w:eastAsia="en-US" w:bidi="ar-SA"/>
+        </w:rPr>
+        <w:t xml:space="preserve">NEON </w:t>
+      </w:r>
+      <w:r>
+        <w:rPr>
+          <w:b/>
+          <w:bCs/>
+          <w:sz w:val="32"/>
+          <w:szCs w:val="32"/>
+          <w:lang w:val="bg-BG" w:eastAsia="en-US" w:bidi="ar-SA"/>
+        </w:rPr>
+        <w:t xml:space="preserve">от </w:t>
+      </w:r>
+      <w:r>
+        <w:rPr>
+          <w:b/>
+          <w:bCs/>
+          <w:sz w:val="32"/>
+          <w:szCs w:val="32"/>
+          <w:lang w:val="en-US" w:eastAsia="en-US" w:bidi="ar-SA"/>
+        </w:rPr>
+        <w:t>Pupil Labs</w:t>
+      </w:r>
+    </w:p>
+    <w:p>
+      <w:pPr>
+        <w:pStyle w:val="Normal"/>
+        <w:widowControl/>
+        <w:suppressAutoHyphens w:val="true"/>
+        <w:overflowPunct w:val="true"/>
+        <w:bidi w:val="0"/>
+        <w:spacing w:lineRule="auto" w:line="360" w:before="0" w:after="120"/>
+        <w:ind w:firstLine="567" w:left="0" w:right="0"/>
+        <w:jc w:val="left"/>
+        <w:rPr/>
+      </w:pPr>
+      <w:r>
+        <w:rPr>
+          <w:lang w:val="bg-BG"/>
+        </w:rPr>
+        <w:t xml:space="preserve">Компанията </w:t>
+      </w:r>
+      <w:r>
+        <w:rPr>
+          <w:lang w:val="en-US"/>
+        </w:rPr>
+        <w:t xml:space="preserve">Pupil Labs </w:t>
+      </w:r>
+      <w:r>
+        <w:rPr>
+          <w:lang w:val="bg-BG"/>
+        </w:rPr>
+        <w:t xml:space="preserve">е основана в Берлин, Германия през 2014 г. и се занимава с разработката на софтуер и хардуер за проследяване на погледа. Най-новият продукт на </w:t>
+      </w:r>
+      <w:r>
+        <w:rPr>
+          <w:lang w:val="en-US"/>
+        </w:rPr>
+        <w:t>Pupil Labs</w:t>
+      </w:r>
+      <w:r>
+        <w:rPr>
+          <w:lang w:val="bg-BG"/>
+        </w:rPr>
+        <w:t xml:space="preserve"> са очилата за проследяване на погледа </w:t>
+      </w:r>
+      <w:r>
+        <w:rPr>
+          <w:lang w:val="en-US"/>
+        </w:rPr>
+        <w:t>NEON. [6]</w:t>
+      </w:r>
+    </w:p>
+    <w:p>
+      <w:pPr>
+        <w:pStyle w:val="Normal"/>
+        <w:bidi w:val="0"/>
+        <w:spacing w:lineRule="auto" w:line="360"/>
+        <w:rPr>
+          <w:lang w:val="en-US"/>
+        </w:rPr>
+      </w:pPr>
+      <w:r>
+        <w:rPr>
+          <w:lang w:val="en-US"/>
+        </w:rPr>
+        <w:t xml:space="preserve">NEON </w:t>
+      </w:r>
+      <w:r>
+        <w:rPr>
+          <w:lang w:val="bg-BG"/>
+        </w:rPr>
+        <w:t xml:space="preserve">представлява рамка на очила с вграден модул между двете лещи. </w:t>
+      </w:r>
+    </w:p>
+    <w:p>
+      <w:pPr>
+        <w:pStyle w:val="Normal"/>
+        <w:bidi w:val="0"/>
+        <w:spacing w:lineRule="auto" w:line="360"/>
+        <w:rPr>
+          <w:lang w:val="en-US"/>
+        </w:rPr>
+      </w:pPr>
+      <w:r>
+        <w:rPr>
+          <w:lang w:val="bg-BG"/>
+        </w:rPr>
+        <w:t>Очилата разполагат с камера, която гледа напред и записва това, което вижда човека, който ги носи. Резолюцията на тази камера е 1600</w:t>
+      </w:r>
+      <w:r>
+        <w:rPr>
+          <w:lang w:val="en-US"/>
+        </w:rPr>
+        <w:t>px</w:t>
+      </w:r>
+      <w:r>
+        <w:rPr>
+          <w:lang w:val="bg-BG"/>
+        </w:rPr>
+        <w:t xml:space="preserve"> на 1200</w:t>
+      </w:r>
+      <w:r>
+        <w:rPr>
+          <w:lang w:val="en-US"/>
+        </w:rPr>
+        <w:t>px</w:t>
+      </w:r>
+      <w:r>
+        <w:rPr>
+          <w:lang w:val="bg-BG"/>
+        </w:rPr>
+        <w:t xml:space="preserve"> и работи на честота от 30</w:t>
+      </w:r>
+      <w:r>
+        <w:rPr>
+          <w:lang w:val="en-US"/>
+        </w:rPr>
+        <w:t xml:space="preserve">Hz. </w:t>
+      </w:r>
+      <w:r>
+        <w:rPr>
+          <w:lang w:val="bg-BG"/>
+        </w:rPr>
+        <w:t xml:space="preserve">Ъгъла на видимост по хоризонтала е 103°, по вертикала 77°, а по хоризонтала 128°. </w:t>
+      </w:r>
+      <w:r>
+        <w:rPr>
+          <w:lang w:val="en-US"/>
+        </w:rPr>
+        <w:t>[3]</w:t>
+      </w:r>
+    </w:p>
+    <w:p>
+      <w:pPr>
+        <w:pStyle w:val="Normal"/>
+        <w:bidi w:val="0"/>
+        <w:spacing w:lineRule="auto" w:line="360"/>
+        <w:rPr>
+          <w:lang w:val="en-US"/>
+        </w:rPr>
+      </w:pPr>
+      <w:r>
+        <w:rPr>
+          <w:lang w:val="bg-BG"/>
+        </w:rPr>
+        <w:t>Очилата имат два инфрачервени сензора като всеки един от тях следи по едно око. Резолюцията на един от тях е 192</w:t>
+      </w:r>
+      <w:r>
+        <w:rPr>
+          <w:lang w:val="en-US"/>
+        </w:rPr>
+        <w:t>px</w:t>
+      </w:r>
+      <w:r>
+        <w:rPr>
+          <w:lang w:val="bg-BG"/>
+        </w:rPr>
+        <w:t xml:space="preserve"> на 192</w:t>
+      </w:r>
+      <w:r>
+        <w:rPr>
+          <w:lang w:val="en-US"/>
+        </w:rPr>
+        <w:t xml:space="preserve">px, </w:t>
+      </w:r>
+      <w:r>
+        <w:rPr>
+          <w:lang w:val="bg-BG"/>
+        </w:rPr>
+        <w:t>а работната честота е 200</w:t>
+      </w:r>
+      <w:r>
+        <w:rPr>
+          <w:lang w:val="en-US"/>
+        </w:rPr>
+        <w:t>Hz. [3]</w:t>
+      </w:r>
+    </w:p>
+    <w:p>
+      <w:pPr>
+        <w:pStyle w:val="Normal"/>
+        <w:bidi w:val="0"/>
+        <w:spacing w:lineRule="auto" w:line="360"/>
+        <w:rPr>
+          <w:lang w:val="bg-BG" w:eastAsia="en-US" w:bidi="ar-SA"/>
+        </w:rPr>
+      </w:pPr>
+      <w:r>
+        <w:rPr>
+          <w:lang w:val="bg-BG" w:eastAsia="en-US" w:bidi="ar-SA"/>
+        </w:rPr>
+        <w:t>Друга важна характеристика е инерциалния измервателен модул. Той разполага с акселерометър, магнитометър и жироскоп.</w:t>
+      </w:r>
+      <w:r>
+        <w:rPr>
+          <w:lang w:val="en-US" w:eastAsia="en-US" w:bidi="ar-SA"/>
+        </w:rPr>
+        <w:t xml:space="preserve"> </w:t>
+      </w:r>
+      <w:r>
+        <w:rPr>
+          <w:lang w:val="bg-BG" w:eastAsia="en-US" w:bidi="ar-SA"/>
+        </w:rPr>
+        <w:t>Благодарение на него, движенията на главата се записват с честота 110</w:t>
+      </w:r>
+      <w:r>
+        <w:rPr>
+          <w:lang w:val="en-US" w:eastAsia="en-US" w:bidi="ar-SA"/>
+        </w:rPr>
+        <w:t>Hz</w:t>
+      </w:r>
+      <w:r>
+        <w:rPr>
+          <w:lang w:val="bg-BG" w:eastAsia="en-US" w:bidi="ar-SA"/>
+        </w:rPr>
+        <w:t xml:space="preserve">. </w:t>
+      </w:r>
+      <w:r>
+        <w:rPr>
+          <w:lang w:val="en-US" w:eastAsia="en-US" w:bidi="ar-SA"/>
+        </w:rPr>
+        <w:t>[3]</w:t>
+      </w:r>
+    </w:p>
+    <w:p>
+      <w:pPr>
+        <w:pStyle w:val="Normal"/>
+        <w:bidi w:val="0"/>
+        <w:spacing w:lineRule="auto" w:line="360"/>
+        <w:rPr>
+          <w:lang w:val="bg-BG" w:eastAsia="en-US" w:bidi="ar-SA"/>
+        </w:rPr>
+      </w:pPr>
+      <w:r>
+        <w:rPr>
+          <w:lang w:val="bg-BG" w:eastAsia="en-US" w:bidi="ar-SA"/>
+        </w:rPr>
+        <w:t xml:space="preserve">Друго, с което разполагат очилата е два стерео микрофона, но те не са използвани по време на събирането на данните. </w:t>
+      </w:r>
+      <w:r>
+        <w:rPr>
+          <w:lang w:val="en-US" w:eastAsia="en-US" w:bidi="ar-SA"/>
+        </w:rPr>
+        <w:t>[3]</w:t>
+      </w:r>
+    </w:p>
+    <w:p>
+      <w:pPr>
+        <w:pStyle w:val="Normal"/>
+        <w:bidi w:val="0"/>
+        <w:spacing w:lineRule="auto" w:line="360"/>
+        <w:rPr>
+          <w:lang w:val="en-US" w:eastAsia="en-US" w:bidi="ar-SA"/>
+        </w:rPr>
+      </w:pPr>
+      <w:r>
+        <w:rPr>
+          <w:lang w:val="en-US" w:eastAsia="en-US" w:bidi="ar-SA"/>
+        </w:rPr>
+        <w:t xml:space="preserve">NeoNet </w:t>
+      </w:r>
+      <w:r>
+        <w:rPr>
+          <w:lang w:val="bg-BG" w:eastAsia="en-US" w:bidi="ar-SA"/>
+        </w:rPr>
+        <w:t xml:space="preserve">е името на машинно обучения модел, на който се подават данните от инфрачервените камери. Именно той връща информацията за поглед, мигания, диаметър на зеницата, ориентация и позиция на очите и отвор на клепача. </w:t>
+      </w:r>
+      <w:r>
+        <w:rPr>
+          <w:lang w:val="en-US" w:eastAsia="en-US" w:bidi="ar-SA"/>
+        </w:rPr>
+        <w:t>[4]</w:t>
+      </w:r>
+    </w:p>
+    <w:p>
+      <w:pPr>
+        <w:pStyle w:val="Normal"/>
+        <w:bidi w:val="0"/>
+        <w:spacing w:lineRule="auto" w:line="360"/>
+        <w:rPr>
+          <w:lang w:val="bg-BG" w:eastAsia="en-US" w:bidi="ar-SA"/>
+        </w:rPr>
+      </w:pPr>
+      <w:r>
+        <w:rPr>
+          <w:lang w:val="bg-BG" w:eastAsia="en-US" w:bidi="ar-SA"/>
+        </w:rPr>
+        <w:t xml:space="preserve">Очилата разполагат с </w:t>
+      </w:r>
+      <w:r>
+        <w:rPr>
+          <w:lang w:val="en-US" w:eastAsia="en-US" w:bidi="ar-SA"/>
+        </w:rPr>
+        <w:t xml:space="preserve">USB-C 2.0 </w:t>
+      </w:r>
+      <w:r>
+        <w:rPr>
+          <w:lang w:val="bg-BG" w:eastAsia="en-US" w:bidi="ar-SA"/>
+        </w:rPr>
+        <w:t xml:space="preserve">порт за зареждане и предаване на данните в реално време към мобилното приложение – </w:t>
+      </w:r>
+      <w:r>
+        <w:rPr>
+          <w:lang w:val="en-US" w:eastAsia="en-US" w:bidi="ar-SA"/>
+        </w:rPr>
+        <w:t>Neon Companion [3]</w:t>
+      </w:r>
+    </w:p>
+    <w:p>
+      <w:pPr>
+        <w:pStyle w:val="Normal"/>
+        <w:bidi w:val="0"/>
+        <w:spacing w:lineRule="auto" w:line="360"/>
+        <w:rPr>
+          <w:lang w:val="en-US" w:eastAsia="en-US" w:bidi="ar-SA"/>
+        </w:rPr>
+      </w:pPr>
+      <w:r>
+        <w:rPr>
+          <w:lang w:val="en-US" w:eastAsia="en-US" w:bidi="ar-SA"/>
+        </w:rPr>
+        <w:t xml:space="preserve">Neon Companion </w:t>
+      </w:r>
+      <w:r>
+        <w:rPr>
+          <w:lang w:val="bg-BG" w:eastAsia="en-US" w:bidi="ar-SA"/>
+        </w:rPr>
+        <w:t>е мобилно приложение, което позволява да се гледа запис в по време на записването му. Като допълнително могат да се видят и позицията на очите, както и записите от камерите, които ги заснемат. След като приключи записът приложението позволява той да бъде качен във P</w:t>
+      </w:r>
+      <w:r>
+        <w:rPr>
+          <w:lang w:val="en-US" w:eastAsia="en-US" w:bidi="ar-SA"/>
+        </w:rPr>
+        <w:t>upil Cloud. [5]</w:t>
+      </w:r>
+    </w:p>
+    <w:p>
+      <w:pPr>
+        <w:pStyle w:val="Normal"/>
+        <w:bidi w:val="0"/>
+        <w:spacing w:lineRule="auto" w:line="360"/>
+        <w:rPr>
+          <w:lang w:val="en-US" w:eastAsia="en-US" w:bidi="ar-SA"/>
+        </w:rPr>
+      </w:pPr>
+      <w:r>
+        <w:rPr>
+          <w:lang w:val="bg-BG" w:eastAsia="en-US" w:bidi="ar-SA"/>
+        </w:rPr>
+        <w:t>P</w:t>
+      </w:r>
+      <w:r>
+        <w:rPr>
+          <w:lang w:val="en-US" w:eastAsia="en-US" w:bidi="ar-SA"/>
+        </w:rPr>
+        <w:t xml:space="preserve">upil Cloud </w:t>
+      </w:r>
+      <w:r>
+        <w:rPr>
+          <w:lang w:val="bg-BG" w:eastAsia="en-US" w:bidi="ar-SA"/>
+        </w:rPr>
+        <w:t xml:space="preserve">позволява запазването на записите на едно място, както и допълнителната им обработка и визуализация. </w:t>
+      </w:r>
+      <w:r>
+        <w:rPr>
+          <w:lang w:val="en-US" w:eastAsia="en-US" w:bidi="ar-SA"/>
+        </w:rPr>
+        <w:t>[5]</w:t>
       </w:r>
       <w:r>
         <w:br w:type="page"/>
@@ -3921,8 +4702,8 @@
           <w:lang w:val="bg-BG" w:eastAsia="en-US" w:bidi="ar-SA"/>
         </w:rPr>
       </w:pPr>
-      <w:bookmarkStart w:id="10" w:name="__RefHeading___Toc965_4158184810"/>
-      <w:bookmarkEnd w:id="10"/>
+      <w:bookmarkStart w:id="12" w:name="__RefHeading___Toc769_4111958324"/>
+      <w:bookmarkEnd w:id="12"/>
       <w:r>
         <w:rPr>
           <w:b/>
@@ -3931,7 +4712,39 @@
           <w:szCs w:val="32"/>
           <w:lang w:val="bg-BG" w:eastAsia="en-US" w:bidi="ar-SA"/>
         </w:rPr>
-        <w:t>Описание на експеримент и хардуер за събиране на данните</w:t>
+        <w:t>Софтуер за класифициране на данните</w:t>
+      </w:r>
+    </w:p>
+    <w:p>
+      <w:pPr>
+        <w:pStyle w:val="Normal"/>
+        <w:bidi w:val="0"/>
+        <w:spacing w:lineRule="auto" w:line="360"/>
+        <w:rPr>
+          <w:lang w:val="bg-BG" w:eastAsia="en-US" w:bidi="ar-SA"/>
+        </w:rPr>
+      </w:pPr>
+      <w:r>
+        <w:rPr>
+          <w:lang w:val="bg-BG" w:eastAsia="en-US" w:bidi="ar-SA"/>
+        </w:rPr>
+        <w:t xml:space="preserve">След събирането на данните, те трябва да бъдат категоризирани. Част от данните се очаква да бъдат категоризирани на ръка, а след събирането на достатъчно голям брой категоризирани данни, да се създаде модел за машинно обучение, който с достатъчно голяма точност да успява да категоризира данните от един запис, а потребителя само да поправя грешките. За целта е нужно приложение, което позволява не само лесното добавяне на събития, но и тяхното редактиране. </w:t>
+      </w:r>
+    </w:p>
+    <w:p>
+      <w:pPr>
+        <w:pStyle w:val="Normal"/>
+        <w:bidi w:val="0"/>
+        <w:spacing w:lineRule="auto" w:line="360"/>
+        <w:rPr>
+          <w:lang w:val="bg-BG" w:eastAsia="en-US" w:bidi="ar-SA"/>
+        </w:rPr>
+      </w:pPr>
+      <w:r>
+        <w:rPr>
+          <w:lang w:val="bg-BG" w:eastAsia="en-US" w:bidi="ar-SA"/>
+        </w:rPr>
+        <w:t>При търсенето на съществуващи решения, не е открито такова, което да позволява лесно модифициране на данните в нужният формат. Повечето от съществуващите решения, предлагат само платени версии, като много от тях са облачно-базирани услуги. С цел намаляване на риска, свързан с качването на чувствителна информация (като гласовите и очните данни на участниците в експеримента) в външни облачни хранилища, както и с оглед на намаляване на разходите, е взето решение да бъде разработено специализирано приложение за класификация на данни.</w:t>
       </w:r>
     </w:p>
     <w:p>
@@ -3958,743 +4771,42 @@
           <w:lang w:val="bg-BG" w:eastAsia="en-US" w:bidi="ar-SA"/>
         </w:rPr>
       </w:pPr>
-      <w:bookmarkStart w:id="11" w:name="__RefHeading___Toc767_4111958324"/>
-      <w:bookmarkEnd w:id="11"/>
-      <w:r>
-        <w:rPr>
-          <w:b/>
-          <w:bCs/>
-          <w:sz w:val="32"/>
-          <w:szCs w:val="28"/>
-          <w:lang w:val="bg-BG" w:eastAsia="en-US" w:bidi="ar-SA"/>
-        </w:rPr>
-        <w:t>Структура и начин на провеждане на експериментът</w:t>
-      </w:r>
-    </w:p>
-    <w:p>
-      <w:pPr>
-        <w:pStyle w:val="Normal"/>
-        <w:bidi w:val="0"/>
-        <w:spacing w:lineRule="auto" w:line="360"/>
-        <w:rPr>
-          <w:lang w:val="bg-BG"/>
-        </w:rPr>
-      </w:pPr>
-      <w:r>
-        <w:rPr>
-          <w:lang w:val="bg-BG"/>
-        </w:rPr>
-        <w:t xml:space="preserve">Поради невъзможност за събиране на данните в реална обстановка на поточна линия, е взето решението да се използва </w:t>
-      </w:r>
-      <w:r>
-        <w:rPr>
-          <w:lang w:val="en-US"/>
-        </w:rPr>
-        <w:t xml:space="preserve">LEGO </w:t>
-      </w:r>
-      <w:r>
-        <w:rPr>
-          <w:lang w:val="bg-BG"/>
-        </w:rPr>
-        <w:t xml:space="preserve">комплект, който да бъде сглобен от участниците в експеримента. Използваният комплект е от серията 3 в 1 на </w:t>
-      </w:r>
-      <w:r>
-        <w:rPr>
-          <w:lang w:val="en-US"/>
-        </w:rPr>
-        <w:t xml:space="preserve">LEGO, </w:t>
-      </w:r>
-      <w:r>
-        <w:rPr>
-          <w:lang w:val="bg-BG"/>
-        </w:rPr>
-        <w:t xml:space="preserve">а името му е „Космическа совалка“. </w:t>
-      </w:r>
-      <w:r>
-        <w:rPr>
-          <w:lang w:val="en-US"/>
-        </w:rPr>
-        <w:t>[1]</w:t>
-      </w:r>
-      <w:r>
-        <w:rPr>
-          <w:lang w:val="bg-BG"/>
-        </w:rPr>
-        <w:t xml:space="preserve"> Комплектът предоставя възможност за три различни постройки, като използваната тук е космически кораб с общ брой на частите – седемдесет и две. Общият брой инструкции в упътването е двадесет и три. </w:t>
-      </w:r>
-    </w:p>
-    <w:p>
-      <w:pPr>
-        <w:pStyle w:val="Normal"/>
-        <w:bidi w:val="0"/>
-        <w:spacing w:lineRule="auto" w:line="360"/>
-        <w:rPr>
-          <w:lang w:val="bg-BG"/>
-        </w:rPr>
-      </w:pPr>
-      <w:r>
-        <w:rPr>
-          <w:lang w:val="bg-BG"/>
-        </w:rPr>
-        <w:t xml:space="preserve">Преди началото на експеримента всеки участник заедно с организатора на експеримента трябва да се подпишат на договор, идентичен с Приложение А. Договорът се изготвя и подписва в два еднообразни екземпляра – по един за всяка от страните. </w:t>
-      </w:r>
-    </w:p>
-    <w:p>
-      <w:pPr>
-        <w:pStyle w:val="Normal"/>
-        <w:bidi w:val="0"/>
-        <w:spacing w:lineRule="auto" w:line="360"/>
-        <w:rPr>
-          <w:lang w:val="bg-BG"/>
-        </w:rPr>
-      </w:pPr>
-      <w:r>
-        <w:rPr>
-          <w:lang w:val="bg-BG"/>
-        </w:rPr>
-        <w:t>Всеки участник започва експеримента с всичките нужни части, събрани пред него, а упътването е пред тях. Експериментът приключва в момента, в който участникът приключи със строенето на постройката, или щом участникът няма повече желание да продължи експеримента. В случай, че участника се е отказал от завършването на експеримента и записа е по-малък от десет минути, то записът бива отхвърлен.</w:t>
-      </w:r>
-    </w:p>
-    <w:p>
-      <w:pPr>
-        <w:pStyle w:val="Normal"/>
-        <w:bidi w:val="0"/>
-        <w:spacing w:lineRule="auto" w:line="360"/>
-        <w:rPr>
-          <w:lang w:val="bg-BG"/>
-        </w:rPr>
-      </w:pPr>
-      <w:r>
-        <w:rPr>
-          <w:lang w:val="bg-BG"/>
-        </w:rPr>
-        <w:t>Общият брой на участниците е двадесет и осем. Няколко от участниците проявиха желание да приключат експеримента преждевременно, но във всеки един от тези случаи, записите бяха по-дълги от десет минути. Поради технически проблеми с очилата, два от записите са загубени, като единствената информация от тези участници е суровите данни за техния поглед. Загубата на записа възпрепятства класифицирането на тези данни.</w:t>
-      </w:r>
-    </w:p>
-    <w:p>
-      <w:pPr>
-        <w:pStyle w:val="Normal"/>
-        <w:bidi w:val="0"/>
-        <w:spacing w:lineRule="auto" w:line="360"/>
-        <w:rPr>
-          <w:lang w:val="bg-BG"/>
-        </w:rPr>
-      </w:pPr>
-      <w:r>
-        <w:rPr>
-          <w:lang w:val="bg-BG"/>
-        </w:rPr>
-        <w:t>Общия брой на използваните записи за обучение на модела е двадесет и шест.</w:t>
-      </w:r>
-    </w:p>
-    <w:p>
-      <w:pPr>
-        <w:pStyle w:val="Normal"/>
-        <w:bidi w:val="0"/>
-        <w:spacing w:lineRule="auto" w:line="360"/>
-        <w:rPr>
-          <w:lang w:val="bg-BG"/>
-        </w:rPr>
-      </w:pPr>
-      <w:r>
-        <w:rPr>
-          <w:lang w:val="bg-BG"/>
-        </w:rPr>
-        <w:t xml:space="preserve">За записване на действията на участниците, са използвани очилата за проследяване на погледа </w:t>
-      </w:r>
-      <w:r>
-        <w:rPr>
-          <w:lang w:val="en-US"/>
-        </w:rPr>
-        <w:t xml:space="preserve">NEON </w:t>
-      </w:r>
-      <w:r>
-        <w:rPr>
-          <w:lang w:val="bg-BG"/>
-        </w:rPr>
-        <w:t xml:space="preserve">от </w:t>
-      </w:r>
-      <w:r>
-        <w:rPr>
-          <w:lang w:val="en-US"/>
-        </w:rPr>
-        <w:t xml:space="preserve">Pupil Labs. [2] </w:t>
-      </w:r>
-      <w:r>
-        <w:rPr>
-          <w:lang w:val="bg-BG"/>
-        </w:rPr>
-        <w:t xml:space="preserve">Създателите на очилата казват, че те нямат нужда от предварително калибриране. Поради това, такова не е предвидено преди започването на всеки експеримент. </w:t>
-      </w:r>
-    </w:p>
-    <w:p>
-      <w:pPr>
-        <w:pStyle w:val="Normal"/>
-        <w:bidi w:val="0"/>
-        <w:spacing w:lineRule="auto" w:line="360"/>
-        <w:rPr>
-          <w:lang w:val="bg-BG"/>
-        </w:rPr>
-      </w:pPr>
-      <w:r>
-        <w:rPr>
-          <w:lang w:val="bg-BG"/>
-        </w:rPr>
-        <w:t>Изборът на очила за проследяване на погледа, вместо стационарна система за проследяване от разстояние, е обусловен от възможността те да регистрират едновременно движението на погледа и позицията на главата. Това ги прави по-подходящи за приложение в условия на поточна линия, където ориентацията на главата и тялото на работника се променя динамично, а използването на множество външни сензори около работното пространство би увеличило значително необходимите ресурси и сложността на системата.</w:t>
-      </w:r>
-    </w:p>
-    <w:p>
-      <w:pPr>
-        <w:pStyle w:val="ListParagraph"/>
-        <w:widowControl/>
-        <w:numPr>
-          <w:ilvl w:val="1"/>
-          <w:numId w:val="4"/>
-        </w:numPr>
-        <w:suppressAutoHyphens w:val="true"/>
-        <w:overflowPunct w:val="false"/>
-        <w:bidi w:val="0"/>
-        <w:spacing w:lineRule="auto" w:line="276" w:before="0" w:after="0"/>
-        <w:ind w:hanging="340" w:left="1077" w:right="0"/>
-        <w:contextualSpacing/>
-        <w:jc w:val="left"/>
-        <w:outlineLvl w:val="0"/>
+      <w:bookmarkStart w:id="13" w:name="__RefHeading___Toc2735_4158184810"/>
+      <w:bookmarkEnd w:id="13"/>
+      <w:r>
         <w:rPr>
           <w:b/>
           <w:bCs/>
           <w:sz w:val="32"/>
           <w:szCs w:val="32"/>
-          <w:lang w:val="en-US" w:eastAsia="en-US" w:bidi="ar-SA"/>
-        </w:rPr>
-      </w:pPr>
-      <w:bookmarkStart w:id="12" w:name="__RefHeading___Toc1200_4111958324"/>
-      <w:bookmarkEnd w:id="12"/>
-      <w:r>
-        <w:rPr>
-          <w:b/>
-          <w:bCs/>
-          <w:sz w:val="32"/>
-          <w:szCs w:val="32"/>
-          <w:lang w:val="en-US" w:eastAsia="en-US" w:bidi="ar-SA"/>
-        </w:rPr>
-        <w:t xml:space="preserve">NEON </w:t>
-      </w:r>
-      <w:r>
-        <w:rPr>
-          <w:b/>
-          <w:bCs/>
-          <w:sz w:val="32"/>
-          <w:szCs w:val="32"/>
-          <w:lang w:val="bg-BG" w:eastAsia="en-US" w:bidi="ar-SA"/>
-        </w:rPr>
-        <w:t xml:space="preserve">от </w:t>
-      </w:r>
-      <w:r>
-        <w:rPr>
-          <w:b/>
-          <w:bCs/>
-          <w:sz w:val="32"/>
-          <w:szCs w:val="32"/>
-          <w:lang w:val="en-US" w:eastAsia="en-US" w:bidi="ar-SA"/>
-        </w:rPr>
-        <w:t>Pupil Labs</w:t>
-      </w:r>
-    </w:p>
-    <w:p>
-      <w:pPr>
-        <w:pStyle w:val="Normal"/>
-        <w:widowControl/>
-        <w:suppressAutoHyphens w:val="true"/>
-        <w:overflowPunct w:val="true"/>
-        <w:bidi w:val="0"/>
-        <w:spacing w:lineRule="auto" w:line="360" w:before="0" w:after="120"/>
-        <w:ind w:firstLine="567" w:left="0" w:right="0"/>
-        <w:jc w:val="left"/>
+          <w:lang w:val="bg-BG" w:eastAsia="en-US" w:bidi="ar-SA"/>
+        </w:rPr>
+        <w:t>Изисквания, архитектура и организация на данните</w:t>
+      </w:r>
+    </w:p>
+    <w:p>
+      <w:pPr>
+        <w:pStyle w:val="Normal"/>
+        <w:spacing w:lineRule="auto" w:line="360"/>
+        <w:rPr>
+          <w:lang w:val="bg-BG"/>
+        </w:rPr>
+      </w:pPr>
+      <w:r>
+        <w:rPr>
+          <w:lang w:val="bg-BG"/>
+        </w:rPr>
+        <w:t>Тъй като целта на разработваното приложение е ясна и точна, а то не е главната цел на този проект, функционалните изисквания са малко и кратки.</w:t>
+      </w:r>
+    </w:p>
+    <w:p>
+      <w:pPr>
+        <w:pStyle w:val="Normal"/>
         <w:rPr/>
       </w:pPr>
       <w:r>
-        <w:rPr>
-          <w:lang w:val="bg-BG"/>
-        </w:rPr>
-        <w:t xml:space="preserve">Компанията </w:t>
-      </w:r>
-      <w:r>
-        <w:rPr>
-          <w:lang w:val="en-US"/>
-        </w:rPr>
-        <w:t xml:space="preserve">Pupil Labs </w:t>
-      </w:r>
-      <w:r>
-        <w:rPr>
-          <w:lang w:val="bg-BG"/>
-        </w:rPr>
-        <w:t xml:space="preserve">е основана в Берлин, Германия през 2014 г. и се занимава с разработката на софтуер и хардуер за проследяване на погледа. Най-новият продукт на </w:t>
-      </w:r>
-      <w:r>
-        <w:rPr>
-          <w:lang w:val="en-US"/>
-        </w:rPr>
-        <w:t>Pupil Labs</w:t>
-      </w:r>
-      <w:r>
-        <w:rPr>
-          <w:lang w:val="bg-BG"/>
-        </w:rPr>
-        <w:t xml:space="preserve"> са очилата за проследяване на погледа </w:t>
-      </w:r>
-      <w:r>
-        <w:rPr>
-          <w:lang w:val="en-US"/>
-        </w:rPr>
-        <w:t>NEON. [6]</w:t>
-      </w:r>
-    </w:p>
-    <w:p>
-      <w:pPr>
-        <w:pStyle w:val="Normal"/>
-        <w:bidi w:val="0"/>
-        <w:spacing w:lineRule="auto" w:line="360"/>
-        <w:rPr>
-          <w:lang w:val="en-US"/>
-        </w:rPr>
-      </w:pPr>
-      <w:r>
-        <w:rPr>
-          <w:lang w:val="en-US"/>
-        </w:rPr>
-        <w:t xml:space="preserve">NEON </w:t>
-      </w:r>
-      <w:r>
-        <w:rPr>
-          <w:lang w:val="bg-BG"/>
-        </w:rPr>
-        <w:t xml:space="preserve">представлява рамка на очила с вграден модул между двете лещи. </w:t>
-      </w:r>
-    </w:p>
-    <w:p>
-      <w:pPr>
-        <w:pStyle w:val="Normal"/>
-        <w:bidi w:val="0"/>
-        <w:spacing w:lineRule="auto" w:line="360"/>
-        <w:rPr>
-          <w:lang w:val="en-US"/>
-        </w:rPr>
-      </w:pPr>
-      <w:r>
-        <w:rPr>
-          <w:lang w:val="bg-BG"/>
-        </w:rPr>
-        <w:t>Очилата разполагат с камера, която гледа напред и записва това, което вижда човека, който ги носи. Резолюцията на тази камера е 1600</w:t>
-      </w:r>
-      <w:r>
-        <w:rPr>
-          <w:lang w:val="en-US"/>
-        </w:rPr>
-        <w:t>px</w:t>
-      </w:r>
-      <w:r>
-        <w:rPr>
-          <w:lang w:val="bg-BG"/>
-        </w:rPr>
-        <w:t xml:space="preserve"> на 1200</w:t>
-      </w:r>
-      <w:r>
-        <w:rPr>
-          <w:lang w:val="en-US"/>
-        </w:rPr>
-        <w:t>px</w:t>
-      </w:r>
-      <w:r>
-        <w:rPr>
-          <w:lang w:val="bg-BG"/>
-        </w:rPr>
-        <w:t xml:space="preserve"> и работи на честота от 30</w:t>
-      </w:r>
-      <w:r>
-        <w:rPr>
-          <w:lang w:val="en-US"/>
-        </w:rPr>
-        <w:t xml:space="preserve">Hz. </w:t>
-      </w:r>
-      <w:r>
-        <w:rPr>
-          <w:lang w:val="bg-BG"/>
-        </w:rPr>
-        <w:t xml:space="preserve">Ъгъла на видимост по хоризонтала е 103°, по вертикала 77°, а по хоризонтала 128°. </w:t>
-      </w:r>
-      <w:r>
-        <w:rPr>
-          <w:lang w:val="en-US"/>
-        </w:rPr>
-        <w:t>[3]</w:t>
-      </w:r>
-    </w:p>
-    <w:p>
-      <w:pPr>
-        <w:pStyle w:val="Normal"/>
-        <w:bidi w:val="0"/>
-        <w:spacing w:lineRule="auto" w:line="360"/>
-        <w:rPr>
-          <w:lang w:val="en-US"/>
-        </w:rPr>
-      </w:pPr>
-      <w:r>
-        <w:rPr>
-          <w:lang w:val="bg-BG"/>
-        </w:rPr>
-        <w:t>Очилата имат два инфрачервени сензора като всеки един от тях следи по едно око. Резолюцията на един от тях е 192</w:t>
-      </w:r>
-      <w:r>
-        <w:rPr>
-          <w:lang w:val="en-US"/>
-        </w:rPr>
-        <w:t>px</w:t>
-      </w:r>
-      <w:r>
-        <w:rPr>
-          <w:lang w:val="bg-BG"/>
-        </w:rPr>
-        <w:t xml:space="preserve"> на 192</w:t>
-      </w:r>
-      <w:r>
-        <w:rPr>
-          <w:lang w:val="en-US"/>
-        </w:rPr>
-        <w:t xml:space="preserve">px, </w:t>
-      </w:r>
-      <w:r>
-        <w:rPr>
-          <w:lang w:val="bg-BG"/>
-        </w:rPr>
-        <w:t>а работната честота е 200</w:t>
-      </w:r>
-      <w:r>
-        <w:rPr>
-          <w:lang w:val="en-US"/>
-        </w:rPr>
-        <w:t>Hz. [3]</w:t>
-      </w:r>
-    </w:p>
-    <w:p>
-      <w:pPr>
-        <w:pStyle w:val="Normal"/>
-        <w:bidi w:val="0"/>
-        <w:spacing w:lineRule="auto" w:line="360"/>
-        <w:rPr>
-          <w:lang w:val="bg-BG" w:eastAsia="en-US" w:bidi="ar-SA"/>
-        </w:rPr>
-      </w:pPr>
-      <w:r>
-        <w:rPr>
-          <w:lang w:val="bg-BG" w:eastAsia="en-US" w:bidi="ar-SA"/>
-        </w:rPr>
-        <w:t>Друга важна характеристика е инерциалния измервателен модул. Той разполага с акселерометър, магнитометър и жироскоп.</w:t>
-      </w:r>
-      <w:r>
-        <w:rPr>
-          <w:lang w:val="en-US" w:eastAsia="en-US" w:bidi="ar-SA"/>
-        </w:rPr>
-        <w:t xml:space="preserve"> </w:t>
-      </w:r>
-      <w:r>
-        <w:rPr>
-          <w:lang w:val="bg-BG" w:eastAsia="en-US" w:bidi="ar-SA"/>
-        </w:rPr>
-        <w:t>Благодарение на него, движенията на главата се записват с честота 110</w:t>
-      </w:r>
-      <w:r>
-        <w:rPr>
-          <w:lang w:val="en-US" w:eastAsia="en-US" w:bidi="ar-SA"/>
-        </w:rPr>
-        <w:t>Hz</w:t>
-      </w:r>
-      <w:r>
-        <w:rPr>
-          <w:lang w:val="bg-BG" w:eastAsia="en-US" w:bidi="ar-SA"/>
-        </w:rPr>
-        <w:t xml:space="preserve">. </w:t>
-      </w:r>
-      <w:r>
-        <w:rPr>
-          <w:lang w:val="en-US" w:eastAsia="en-US" w:bidi="ar-SA"/>
-        </w:rPr>
-        <w:t>[3]</w:t>
-      </w:r>
-    </w:p>
-    <w:p>
-      <w:pPr>
-        <w:pStyle w:val="Normal"/>
-        <w:bidi w:val="0"/>
-        <w:spacing w:lineRule="auto" w:line="360"/>
-        <w:rPr>
-          <w:lang w:val="bg-BG" w:eastAsia="en-US" w:bidi="ar-SA"/>
-        </w:rPr>
-      </w:pPr>
-      <w:r>
-        <w:rPr>
-          <w:lang w:val="bg-BG" w:eastAsia="en-US" w:bidi="ar-SA"/>
-        </w:rPr>
-        <w:t xml:space="preserve">Друго, с което разполагат очилата е два стерео микрофона, но те не са използвани по време на събирането на данните. </w:t>
-      </w:r>
-      <w:r>
-        <w:rPr>
-          <w:lang w:val="en-US" w:eastAsia="en-US" w:bidi="ar-SA"/>
-        </w:rPr>
-        <w:t>[3]</w:t>
-      </w:r>
-    </w:p>
-    <w:p>
-      <w:pPr>
-        <w:pStyle w:val="Normal"/>
-        <w:bidi w:val="0"/>
-        <w:spacing w:lineRule="auto" w:line="360"/>
-        <w:rPr>
-          <w:lang w:val="en-US" w:eastAsia="en-US" w:bidi="ar-SA"/>
-        </w:rPr>
-      </w:pPr>
-      <w:r>
-        <w:rPr>
-          <w:lang w:val="en-US" w:eastAsia="en-US" w:bidi="ar-SA"/>
-        </w:rPr>
-        <w:t xml:space="preserve">NeoNet </w:t>
-      </w:r>
-      <w:r>
-        <w:rPr>
-          <w:lang w:val="bg-BG" w:eastAsia="en-US" w:bidi="ar-SA"/>
-        </w:rPr>
-        <w:t xml:space="preserve">е името на машинно обучения модел, на който се подават данните от инфрачервените камери. Именно той връща информацията за поглед, мигания, диаметър на зеницата, ориентация и позиция на очите и отвор на клепача. </w:t>
-      </w:r>
-      <w:r>
-        <w:rPr>
-          <w:lang w:val="en-US" w:eastAsia="en-US" w:bidi="ar-SA"/>
-        </w:rPr>
-        <w:t>[4]</w:t>
-      </w:r>
-    </w:p>
-    <w:p>
-      <w:pPr>
-        <w:pStyle w:val="Normal"/>
-        <w:bidi w:val="0"/>
-        <w:spacing w:lineRule="auto" w:line="360"/>
-        <w:rPr>
-          <w:lang w:val="bg-BG" w:eastAsia="en-US" w:bidi="ar-SA"/>
-        </w:rPr>
-      </w:pPr>
-      <w:r>
-        <w:rPr>
-          <w:lang w:val="bg-BG" w:eastAsia="en-US" w:bidi="ar-SA"/>
-        </w:rPr>
-        <w:t xml:space="preserve">Очилата разполагат с </w:t>
-      </w:r>
-      <w:r>
-        <w:rPr>
-          <w:lang w:val="en-US" w:eastAsia="en-US" w:bidi="ar-SA"/>
-        </w:rPr>
-        <w:t xml:space="preserve">USB-C 2.0 </w:t>
-      </w:r>
-      <w:r>
-        <w:rPr>
-          <w:lang w:val="bg-BG" w:eastAsia="en-US" w:bidi="ar-SA"/>
-        </w:rPr>
-        <w:t xml:space="preserve">порт за зареждане и предаване на данните в реално време към мобилното приложение – </w:t>
-      </w:r>
-      <w:r>
-        <w:rPr>
-          <w:lang w:val="en-US" w:eastAsia="en-US" w:bidi="ar-SA"/>
-        </w:rPr>
-        <w:t>Neon Companion [3]</w:t>
-      </w:r>
-    </w:p>
-    <w:p>
-      <w:pPr>
-        <w:pStyle w:val="Normal"/>
-        <w:bidi w:val="0"/>
-        <w:spacing w:lineRule="auto" w:line="360"/>
-        <w:rPr>
-          <w:lang w:val="en-US" w:eastAsia="en-US" w:bidi="ar-SA"/>
-        </w:rPr>
-      </w:pPr>
-      <w:r>
-        <w:rPr>
-          <w:lang w:val="en-US" w:eastAsia="en-US" w:bidi="ar-SA"/>
-        </w:rPr>
-        <w:t xml:space="preserve">Neon Companion </w:t>
-      </w:r>
-      <w:r>
-        <w:rPr>
-          <w:lang w:val="bg-BG" w:eastAsia="en-US" w:bidi="ar-SA"/>
-        </w:rPr>
-        <w:t>е мобилно приложение, което позволява да се гледа запис в по време на записването му. Като допълнително могат да се видят и позицията на очите, както и записите от камерите, които ги заснемат. След като приключи записът приложението позволява той да бъде качен във P</w:t>
-      </w:r>
-      <w:r>
-        <w:rPr>
-          <w:lang w:val="en-US" w:eastAsia="en-US" w:bidi="ar-SA"/>
-        </w:rPr>
-        <w:t>upil Cloud. [5]</w:t>
-      </w:r>
-    </w:p>
-    <w:p>
-      <w:pPr>
-        <w:pStyle w:val="Normal"/>
-        <w:bidi w:val="0"/>
-        <w:spacing w:lineRule="auto" w:line="360"/>
-        <w:rPr>
-          <w:lang w:val="en-US" w:eastAsia="en-US" w:bidi="ar-SA"/>
-        </w:rPr>
-      </w:pPr>
-      <w:r>
-        <w:rPr>
-          <w:lang w:val="bg-BG" w:eastAsia="en-US" w:bidi="ar-SA"/>
-        </w:rPr>
-        <w:t>P</w:t>
-      </w:r>
-      <w:r>
-        <w:rPr>
-          <w:lang w:val="en-US" w:eastAsia="en-US" w:bidi="ar-SA"/>
-        </w:rPr>
-        <w:t xml:space="preserve">upil Cloud </w:t>
-      </w:r>
-      <w:r>
-        <w:rPr>
-          <w:lang w:val="bg-BG" w:eastAsia="en-US" w:bidi="ar-SA"/>
-        </w:rPr>
-        <w:t xml:space="preserve">позволява запазването на записите на едно място, както и допълнителната им обработка и визуализация. </w:t>
-      </w:r>
-      <w:r>
-        <w:rPr>
-          <w:lang w:val="en-US" w:eastAsia="en-US" w:bidi="ar-SA"/>
-        </w:rPr>
-        <w:t>[5]</w:t>
-      </w:r>
-      <w:r>
-        <w:br w:type="page"/>
-      </w:r>
-    </w:p>
-    <w:p>
-      <w:pPr>
-        <w:pStyle w:val="ListParagraph"/>
-        <w:numPr>
-          <w:ilvl w:val="0"/>
-          <w:numId w:val="4"/>
-        </w:numPr>
-        <w:overflowPunct w:val="false"/>
-        <w:spacing w:lineRule="auto" w:line="276" w:before="0" w:after="0"/>
-        <w:ind w:hanging="357" w:left="357"/>
-        <w:contextualSpacing/>
-        <w:outlineLvl w:val="0"/>
-        <w:rPr>
-          <w:b/>
-          <w:bCs/>
-          <w:sz w:val="32"/>
-          <w:szCs w:val="28"/>
-          <w:lang w:val="bg-BG" w:eastAsia="en-US" w:bidi="ar-SA"/>
-        </w:rPr>
-      </w:pPr>
-      <w:bookmarkStart w:id="13" w:name="__RefHeading___Toc769_4111958324"/>
-      <w:bookmarkEnd w:id="13"/>
-      <w:r>
-        <w:rPr>
-          <w:b/>
-          <w:bCs/>
-          <w:sz w:val="32"/>
-          <w:szCs w:val="32"/>
-          <w:lang w:val="bg-BG" w:eastAsia="en-US" w:bidi="ar-SA"/>
-        </w:rPr>
-        <w:t>Софтуер за класифициране на данните</w:t>
-      </w:r>
-    </w:p>
-    <w:p>
-      <w:pPr>
-        <w:pStyle w:val="Normal"/>
-        <w:bidi w:val="0"/>
-        <w:spacing w:lineRule="auto" w:line="360"/>
-        <w:rPr>
-          <w:lang w:val="bg-BG" w:eastAsia="en-US" w:bidi="ar-SA"/>
-        </w:rPr>
-      </w:pPr>
-      <w:r>
-        <w:rPr>
-          <w:lang w:val="bg-BG" w:eastAsia="en-US" w:bidi="ar-SA"/>
-        </w:rPr>
-        <w:t xml:space="preserve">След събирането на данните, те трябва да бъдат категоризирани. Част от данните се очаква да бъдат категоризирани на ръка, а след събирането на достатъчно голям брой категоризирани данни, да се създаде модел за машинно обучение, който с достатъчно голяма точност да успява да категоризира данните от един запис, а потребителя само да поправя грешките. За целта е нужно приложение, което позволява не само лесното добавяне на събития, но и тяхното редактиране. </w:t>
-      </w:r>
-    </w:p>
-    <w:p>
-      <w:pPr>
-        <w:pStyle w:val="Normal"/>
-        <w:bidi w:val="0"/>
-        <w:spacing w:lineRule="auto" w:line="360"/>
-        <w:rPr>
-          <w:lang w:val="bg-BG" w:eastAsia="en-US" w:bidi="ar-SA"/>
-        </w:rPr>
-      </w:pPr>
-      <w:r>
-        <w:rPr>
-          <w:lang w:val="bg-BG" w:eastAsia="en-US" w:bidi="ar-SA"/>
-        </w:rPr>
-        <w:t>При търсенето на съществуващи решения, не е открито такова, което да позволява лесно модифициране на данните в нужният формат. Повечето от съществуващите решения, предлагат само платени версии, като много от тях са облачно-базирани услуги. С цел намаляване на риска, свързан с качването на чувствителна информация (като гласовите и очните данни на участниците в експеримента) в външни облачни хранилища, както и с оглед на намаляване на разходите, е взето решение да бъде разработено специализирано приложение за класификация на данни.</w:t>
-      </w:r>
-    </w:p>
-    <w:p>
-      <w:pPr>
-        <w:pStyle w:val="ListParagraph"/>
-        <w:widowControl/>
-        <w:numPr>
-          <w:ilvl w:val="1"/>
-          <w:numId w:val="4"/>
-        </w:numPr>
-        <w:suppressAutoHyphens w:val="true"/>
-        <w:overflowPunct w:val="false"/>
-        <w:bidi w:val="0"/>
-        <w:spacing w:lineRule="auto" w:line="276" w:before="0" w:after="0"/>
-        <w:ind w:hanging="340" w:left="1077" w:right="0"/>
-        <w:contextualSpacing/>
-        <w:jc w:val="left"/>
-        <w:outlineLvl w:val="0"/>
-        <w:rPr>
-          <w:b/>
-          <w:bCs/>
-          <w:sz w:val="32"/>
-          <w:szCs w:val="28"/>
-          <w:lang w:val="bg-BG" w:eastAsia="en-US" w:bidi="ar-SA"/>
-        </w:rPr>
-      </w:pPr>
-      <w:bookmarkStart w:id="14" w:name="__RefHeading___Toc2735_4158184810"/>
-      <w:bookmarkEnd w:id="14"/>
-      <w:r>
-        <w:rPr>
-          <w:b/>
-          <w:bCs/>
-          <w:sz w:val="32"/>
-          <w:szCs w:val="32"/>
-          <w:lang w:val="bg-BG" w:eastAsia="en-US" w:bidi="ar-SA"/>
-        </w:rPr>
-        <w:t>Изисквания, архитектура и организация на данните</w:t>
-      </w:r>
-    </w:p>
-    <w:p>
-      <w:pPr>
-        <w:pStyle w:val="Normal"/>
-        <w:spacing w:lineRule="auto" w:line="360"/>
-        <w:rPr>
-          <w:lang w:val="bg-BG"/>
-        </w:rPr>
-      </w:pPr>
-      <w:r>
-        <w:rPr>
-          <w:lang w:val="bg-BG"/>
-        </w:rPr>
-        <w:t>Тъй като целта на разработваното приложение е ясна и точна, а то не е главната цел на този проект, функционалните изисквания са малко и кратки.</w:t>
-      </w:r>
-    </w:p>
-    <w:p>
-      <w:pPr>
-        <w:pStyle w:val="Normal"/>
-        <w:rPr/>
-      </w:pPr>
-      <w:r>
         <w:drawing>
-          <wp:anchor distT="0" distB="0" distL="0" distR="0" simplePos="0" relativeHeight="5" behindDoc="0" locked="0" layoutInCell="0" allowOverlap="1">
+          <wp:anchor distT="0" distB="0" distL="0" distR="0" simplePos="0" relativeHeight="4" behindDoc="0" locked="0" layoutInCell="0" allowOverlap="1">
             <wp:simplePos x="0" y="0"/>
             <wp:positionH relativeFrom="column">
               <wp:align>center</wp:align>
@@ -4778,7 +4890,7 @@
       <w:r>
         <w:rPr/>
         <w:drawing>
-          <wp:anchor distT="0" distB="0" distL="0" distR="0" simplePos="0" relativeHeight="6" behindDoc="0" locked="0" layoutInCell="0" allowOverlap="1">
+          <wp:anchor distT="0" distB="0" distL="0" distR="0" simplePos="0" relativeHeight="5" behindDoc="0" locked="0" layoutInCell="0" allowOverlap="1">
             <wp:simplePos x="0" y="0"/>
             <wp:positionH relativeFrom="column">
               <wp:posOffset>0</wp:posOffset>
@@ -4866,7 +4978,7 @@
       </w:pPr>
       <w:r>
         <w:drawing>
-          <wp:anchor distT="0" distB="0" distL="0" distR="0" simplePos="0" relativeHeight="7" behindDoc="0" locked="0" layoutInCell="0" allowOverlap="1">
+          <wp:anchor distT="0" distB="0" distL="0" distR="0" simplePos="0" relativeHeight="6" behindDoc="0" locked="0" layoutInCell="0" allowOverlap="1">
             <wp:simplePos x="0" y="0"/>
             <wp:positionH relativeFrom="column">
               <wp:align>center</wp:align>
@@ -4947,7 +5059,7 @@
           <w:lang w:val="bg-BG"/>
         </w:rPr>
         <w:drawing>
-          <wp:anchor distT="0" distB="0" distL="0" distR="0" simplePos="0" relativeHeight="8" behindDoc="0" locked="0" layoutInCell="0" allowOverlap="1">
+          <wp:anchor distT="0" distB="0" distL="0" distR="0" simplePos="0" relativeHeight="7" behindDoc="0" locked="0" layoutInCell="0" allowOverlap="1">
             <wp:simplePos x="0" y="0"/>
             <wp:positionH relativeFrom="column">
               <wp:align>center</wp:align>
@@ -5042,8 +5154,8 @@
           <w:lang w:val="bg-BG" w:eastAsia="en-US" w:bidi="ar-SA"/>
         </w:rPr>
       </w:pPr>
-      <w:bookmarkStart w:id="15" w:name="__RefHeading___Toc2737_4158184810"/>
-      <w:bookmarkEnd w:id="15"/>
+      <w:bookmarkStart w:id="14" w:name="__RefHeading___Toc2737_4158184810"/>
+      <w:bookmarkEnd w:id="14"/>
       <w:r>
         <w:rPr>
           <w:b/>
@@ -5151,8 +5263,8 @@
           <w:lang w:val="bg-BG" w:eastAsia="en-US" w:bidi="ar-SA"/>
         </w:rPr>
       </w:pPr>
-      <w:bookmarkStart w:id="16" w:name="__RefHeading___Toc2739_4158184810"/>
-      <w:bookmarkEnd w:id="16"/>
+      <w:bookmarkStart w:id="15" w:name="__RefHeading___Toc2739_4158184810"/>
+      <w:bookmarkEnd w:id="15"/>
       <w:r>
         <w:rPr>
           <w:b/>
@@ -5188,8 +5300,8 @@
           <w:lang w:val="bg-BG" w:eastAsia="en-US" w:bidi="ar-SA"/>
         </w:rPr>
       </w:pPr>
-      <w:bookmarkStart w:id="17" w:name="__RefHeading___Toc2741_4158184810"/>
-      <w:bookmarkEnd w:id="17"/>
+      <w:bookmarkStart w:id="16" w:name="__RefHeading___Toc2741_4158184810"/>
+      <w:bookmarkEnd w:id="16"/>
       <w:r>
         <w:rPr>
           <w:b/>
@@ -5225,8 +5337,8 @@
           <w:lang w:val="bg-BG" w:eastAsia="en-US" w:bidi="ar-SA"/>
         </w:rPr>
       </w:pPr>
-      <w:bookmarkStart w:id="18" w:name="__RefHeading___Toc2743_4158184810"/>
-      <w:bookmarkEnd w:id="18"/>
+      <w:bookmarkStart w:id="17" w:name="__RefHeading___Toc2743_4158184810"/>
+      <w:bookmarkEnd w:id="17"/>
       <w:r>
         <w:rPr>
           <w:b/>
@@ -5236,6 +5348,698 @@
           <w:lang w:val="bg-BG" w:eastAsia="en-US" w:bidi="ar-SA"/>
         </w:rPr>
         <w:t>Структура и организация на програмния интерфейс</w:t>
+      </w:r>
+    </w:p>
+    <w:p>
+      <w:pPr>
+        <w:pStyle w:val="Normal"/>
+        <w:bidi w:val="0"/>
+        <w:spacing w:lineRule="auto" w:line="360"/>
+        <w:rPr>
+          <w:lang w:val="bg-BG" w:eastAsia="en-US" w:bidi="ar-SA"/>
+        </w:rPr>
+      </w:pPr>
+      <w:r>
+        <w:rPr>
+          <w:lang w:val="bg-BG" w:eastAsia="en-US" w:bidi="ar-SA"/>
+        </w:rPr>
+        <w:t>П</w:t>
+      </w:r>
+      <w:r>
+        <w:rPr>
+          <w:lang w:val="bg-BG" w:eastAsia="en-US" w:bidi="ar-SA"/>
+        </w:rPr>
+        <w:t xml:space="preserve">ри разработката на потребителския интерфейс, </w:t>
+      </w:r>
+      <w:r>
+        <w:rPr>
+          <w:lang w:val="bg-BG" w:eastAsia="en-US" w:bidi="ar-SA"/>
+        </w:rPr>
+        <w:t xml:space="preserve">главната цел е бързото и лесно класифициране на данните. Поради тази причина голяма част от функциите на системата се достъпни само чрез клавишни комбинации. </w:t>
+      </w:r>
+    </w:p>
+    <w:p>
+      <w:pPr>
+        <w:pStyle w:val="Normal"/>
+        <w:bidi w:val="0"/>
+        <w:spacing w:lineRule="auto" w:line="360"/>
+        <w:rPr>
+          <w:lang w:val="bg-BG" w:eastAsia="en-US" w:bidi="ar-SA"/>
+        </w:rPr>
+      </w:pPr>
+      <w:r>
+        <w:rPr>
+          <w:lang w:val="bg-BG" w:eastAsia="en-US" w:bidi="ar-SA"/>
+        </w:rPr>
+        <w:t xml:space="preserve">Като графични елементи са изобразени само тези функции, които позволяват на потребителят да конфигурира системата, да оправя допуснати грешки, да навигира из записа, или такива, които го подсещат за последното извършено действие. </w:t>
+      </w:r>
+    </w:p>
+    <w:p>
+      <w:pPr>
+        <w:pStyle w:val="Normal"/>
+        <w:bidi w:val="0"/>
+        <w:jc w:val="right"/>
+        <w:rPr/>
+      </w:pPr>
+      <w:r>
+        <w:rPr/>
+        <w:drawing>
+          <wp:anchor distT="0" distB="0" distL="0" distR="0" simplePos="0" relativeHeight="9" behindDoc="0" locked="0" layoutInCell="0" allowOverlap="1">
+            <wp:simplePos x="0" y="0"/>
+            <wp:positionH relativeFrom="column">
+              <wp:align>center</wp:align>
+            </wp:positionH>
+            <wp:positionV relativeFrom="paragraph">
+              <wp:posOffset>635</wp:posOffset>
+            </wp:positionV>
+            <wp:extent cx="5939790" cy="3338195"/>
+            <wp:effectExtent l="0" t="0" r="0" b="0"/>
+            <wp:wrapSquare wrapText="largest"/>
+            <wp:docPr id="5" name="Image8"/>
+            <wp:cNvGraphicFramePr>
+              <a:graphicFrameLocks xmlns:a="http://schemas.openxmlformats.org/drawingml/2006/main" noChangeAspect="1"/>
+            </wp:cNvGraphicFramePr>
+            <a:graphic xmlns:a="http://schemas.openxmlformats.org/drawingml/2006/main">
+              <a:graphicData uri="http://schemas.openxmlformats.org/drawingml/2006/picture">
+                <pic:pic xmlns:pic="http://schemas.openxmlformats.org/drawingml/2006/picture">
+                  <pic:nvPicPr>
+                    <pic:cNvPr id="5" name="Image8"/>
+                    <pic:cNvPicPr>
+                      <a:picLocks noChangeAspect="1" noChangeArrowheads="1"/>
+                    </pic:cNvPicPr>
+                  </pic:nvPicPr>
+                  <pic:blipFill>
+                    <a:blip r:embed="rId6"/>
+                    <a:stretch>
+                      <a:fillRect/>
+                    </a:stretch>
+                  </pic:blipFill>
+                  <pic:spPr bwMode="auto">
+                    <a:xfrm>
+                      <a:off x="0" y="0"/>
+                      <a:ext cx="5939790" cy="3338195"/>
+                    </a:xfrm>
+                    <a:prstGeom prst="rect">
+                      <a:avLst/>
+                    </a:prstGeom>
+                    <a:noFill/>
+                  </pic:spPr>
+                </pic:pic>
+              </a:graphicData>
+            </a:graphic>
+          </wp:anchor>
+        </w:drawing>
+      </w:r>
+    </w:p>
+    <w:p>
+      <w:pPr>
+        <w:pStyle w:val="Normal"/>
+        <w:spacing w:lineRule="auto" w:line="360"/>
+        <w:rPr>
+          <w:lang w:val="bg-BG"/>
+        </w:rPr>
+      </w:pPr>
+      <w:r>
+        <w:rPr>
+          <w:lang w:val="bg-BG"/>
+        </w:rPr>
+        <w:t xml:space="preserve">Главния графичен елемент е </w:t>
+      </w:r>
+      <w:r>
+        <w:rPr>
+          <w:lang w:val="bg-BG"/>
+        </w:rPr>
+        <w:t xml:space="preserve">възпроизведения видео запис. Той е с такова съотношение на страните, че да заема максимална част от приложението с цел възможно най-лесно забелязване на детайлите. </w:t>
+      </w:r>
+      <w:r>
+        <w:rPr>
+          <w:lang w:val="bg-BG"/>
+        </w:rPr>
+        <w:t>Върху записът се наслагва червена точка, която показва къде гледа участникът в експеримента, в дадения кадър.</w:t>
+      </w:r>
+    </w:p>
+    <w:p>
+      <w:pPr>
+        <w:pStyle w:val="Normal"/>
+        <w:spacing w:lineRule="auto" w:line="360"/>
+        <w:rPr>
+          <w:lang w:val="bg-BG"/>
+        </w:rPr>
+      </w:pPr>
+      <w:r>
+        <w:rPr>
+          <w:lang w:val="bg-BG"/>
+        </w:rPr>
+        <w:t>Под него е изминалото време, от началото на записа, в милисекунди и минути. Решението за изписването в милисекунди е взето с цел по-лесно сравнение на текущия кадър, с вече съществуващите данни. Това е така, защото по-голямата част от времевите данни се измерват в милисекунди.</w:t>
+      </w:r>
+    </w:p>
+    <w:p>
+      <w:pPr>
+        <w:pStyle w:val="Normal"/>
+        <w:spacing w:lineRule="auto" w:line="360"/>
+        <w:rPr>
+          <w:lang w:val="bg-BG"/>
+        </w:rPr>
+      </w:pPr>
+      <w:r>
+        <w:rPr>
+          <w:lang w:val="bg-BG"/>
+        </w:rPr>
+        <w:t xml:space="preserve">Веднага след изминалото време е времевата линия. </w:t>
+      </w:r>
+      <w:r>
+        <w:rPr>
+          <w:lang w:val="bg-BG"/>
+        </w:rPr>
+        <w:t>Целта й е да изобрази къде във времето се намира текущия кадър, както и като какъв е категоризиран времевият откъс, в който се намира. Това е постигнато като текущия кадър се изобразява с хоризонтална бяла линия, а времевия откъс, чрез правоъгълник с различен цвят, спрямо дадената категория. Лявата страна на правоъгълникът, е разположена в началото на даденото събитие, а дясната страна – в края.</w:t>
+      </w:r>
+    </w:p>
+    <w:p>
+      <w:pPr>
+        <w:pStyle w:val="Normal"/>
+        <w:spacing w:lineRule="auto" w:line="360"/>
+        <w:rPr>
+          <w:lang w:val="bg-BG"/>
+        </w:rPr>
+      </w:pPr>
+      <w:r>
+        <w:drawing>
+          <wp:anchor distT="0" distB="0" distL="0" distR="0" simplePos="0" relativeHeight="10" behindDoc="0" locked="0" layoutInCell="0" allowOverlap="1">
+            <wp:simplePos x="0" y="0"/>
+            <wp:positionH relativeFrom="column">
+              <wp:posOffset>-7620</wp:posOffset>
+            </wp:positionH>
+            <wp:positionV relativeFrom="paragraph">
+              <wp:posOffset>-26035</wp:posOffset>
+            </wp:positionV>
+            <wp:extent cx="5939790" cy="432435"/>
+            <wp:effectExtent l="0" t="0" r="0" b="0"/>
+            <wp:wrapTopAndBottom/>
+            <wp:docPr id="6" name="Image9"/>
+            <wp:cNvGraphicFramePr>
+              <a:graphicFrameLocks xmlns:a="http://schemas.openxmlformats.org/drawingml/2006/main" noChangeAspect="1"/>
+            </wp:cNvGraphicFramePr>
+            <a:graphic xmlns:a="http://schemas.openxmlformats.org/drawingml/2006/main">
+              <a:graphicData uri="http://schemas.openxmlformats.org/drawingml/2006/picture">
+                <pic:pic xmlns:pic="http://schemas.openxmlformats.org/drawingml/2006/picture">
+                  <pic:nvPicPr>
+                    <pic:cNvPr id="6" name="Image9"/>
+                    <pic:cNvPicPr>
+                      <a:picLocks noChangeAspect="1" noChangeArrowheads="1"/>
+                    </pic:cNvPicPr>
+                  </pic:nvPicPr>
+                  <pic:blipFill>
+                    <a:blip r:embed="rId7"/>
+                    <a:stretch>
+                      <a:fillRect/>
+                    </a:stretch>
+                  </pic:blipFill>
+                  <pic:spPr bwMode="auto">
+                    <a:xfrm>
+                      <a:off x="0" y="0"/>
+                      <a:ext cx="5939790" cy="432435"/>
+                    </a:xfrm>
+                    <a:prstGeom prst="rect">
+                      <a:avLst/>
+                    </a:prstGeom>
+                    <a:noFill/>
+                  </pic:spPr>
+                </pic:pic>
+              </a:graphicData>
+            </a:graphic>
+          </wp:anchor>
+        </w:drawing>
+      </w:r>
+      <w:r>
+        <w:rPr>
+          <w:lang w:val="bg-BG"/>
+        </w:rPr>
+        <w:t xml:space="preserve">Всички останали елементи са разположени от дясно на възпроизвежданият запис. </w:t>
+      </w:r>
+    </w:p>
+    <w:p>
+      <w:pPr>
+        <w:pStyle w:val="Normal"/>
+        <w:spacing w:lineRule="auto" w:line="360"/>
+        <w:rPr>
+          <w:lang w:val="bg-BG"/>
+        </w:rPr>
+      </w:pPr>
+      <w:r>
+        <w:rPr>
+          <w:lang w:val="bg-BG"/>
+        </w:rPr>
+        <w:t xml:space="preserve">Първият от тях е падащо меню. Той позволява да се види като какъв е категоризиран текущия времеви откъс и неговата промяна при нужда. </w:t>
+      </w:r>
+    </w:p>
+    <w:p>
+      <w:pPr>
+        <w:pStyle w:val="Normal"/>
+        <w:spacing w:lineRule="auto" w:line="360"/>
+        <w:rPr>
+          <w:lang w:val="bg-BG"/>
+        </w:rPr>
+      </w:pPr>
+      <w:r>
+        <w:rPr>
+          <w:lang w:val="bg-BG"/>
+        </w:rPr>
+      </w:r>
+    </w:p>
+    <w:p>
+      <w:pPr>
+        <w:pStyle w:val="Normal"/>
+        <w:spacing w:lineRule="auto" w:line="360"/>
+        <w:rPr>
+          <w:lang w:val="bg-BG"/>
+        </w:rPr>
+      </w:pPr>
+      <w:r>
+        <w:rPr>
+          <w:lang w:val="bg-BG"/>
+        </w:rPr>
+        <w:drawing>
+          <wp:anchor distT="0" distB="0" distL="0" distR="0" simplePos="0" relativeHeight="11" behindDoc="0" locked="0" layoutInCell="0" allowOverlap="1">
+            <wp:simplePos x="0" y="0"/>
+            <wp:positionH relativeFrom="column">
+              <wp:posOffset>217805</wp:posOffset>
+            </wp:positionH>
+            <wp:positionV relativeFrom="paragraph">
+              <wp:posOffset>-26670</wp:posOffset>
+            </wp:positionV>
+            <wp:extent cx="5420360" cy="428625"/>
+            <wp:effectExtent l="0" t="0" r="0" b="0"/>
+            <wp:wrapSquare wrapText="largest"/>
+            <wp:docPr id="7" name="Image10"/>
+            <wp:cNvGraphicFramePr>
+              <a:graphicFrameLocks xmlns:a="http://schemas.openxmlformats.org/drawingml/2006/main" noChangeAspect="1"/>
+            </wp:cNvGraphicFramePr>
+            <a:graphic xmlns:a="http://schemas.openxmlformats.org/drawingml/2006/main">
+              <a:graphicData uri="http://schemas.openxmlformats.org/drawingml/2006/picture">
+                <pic:pic xmlns:pic="http://schemas.openxmlformats.org/drawingml/2006/picture">
+                  <pic:nvPicPr>
+                    <pic:cNvPr id="7" name="Image10"/>
+                    <pic:cNvPicPr>
+                      <a:picLocks noChangeAspect="1" noChangeArrowheads="1"/>
+                    </pic:cNvPicPr>
+                  </pic:nvPicPr>
+                  <pic:blipFill>
+                    <a:blip r:embed="rId8"/>
+                    <a:stretch>
+                      <a:fillRect/>
+                    </a:stretch>
+                  </pic:blipFill>
+                  <pic:spPr bwMode="auto">
+                    <a:xfrm>
+                      <a:off x="0" y="0"/>
+                      <a:ext cx="5420360" cy="428625"/>
+                    </a:xfrm>
+                    <a:prstGeom prst="rect">
+                      <a:avLst/>
+                    </a:prstGeom>
+                    <a:noFill/>
+                  </pic:spPr>
+                </pic:pic>
+              </a:graphicData>
+            </a:graphic>
+          </wp:anchor>
+        </w:drawing>
+        <w:drawing>
+          <wp:anchor distT="0" distB="0" distL="0" distR="0" simplePos="0" relativeHeight="12" behindDoc="0" locked="0" layoutInCell="0" allowOverlap="1">
+            <wp:simplePos x="0" y="0"/>
+            <wp:positionH relativeFrom="column">
+              <wp:posOffset>224790</wp:posOffset>
+            </wp:positionH>
+            <wp:positionV relativeFrom="paragraph">
+              <wp:posOffset>565150</wp:posOffset>
+            </wp:positionV>
+            <wp:extent cx="5410835" cy="1885950"/>
+            <wp:effectExtent l="0" t="0" r="0" b="0"/>
+            <wp:wrapSquare wrapText="largest"/>
+            <wp:docPr id="8" name="Image11"/>
+            <wp:cNvGraphicFramePr>
+              <a:graphicFrameLocks xmlns:a="http://schemas.openxmlformats.org/drawingml/2006/main" noChangeAspect="1"/>
+            </wp:cNvGraphicFramePr>
+            <a:graphic xmlns:a="http://schemas.openxmlformats.org/drawingml/2006/main">
+              <a:graphicData uri="http://schemas.openxmlformats.org/drawingml/2006/picture">
+                <pic:pic xmlns:pic="http://schemas.openxmlformats.org/drawingml/2006/picture">
+                  <pic:nvPicPr>
+                    <pic:cNvPr id="8" name="Image11"/>
+                    <pic:cNvPicPr>
+                      <a:picLocks noChangeAspect="1" noChangeArrowheads="1"/>
+                    </pic:cNvPicPr>
+                  </pic:nvPicPr>
+                  <pic:blipFill>
+                    <a:blip r:embed="rId9"/>
+                    <a:stretch>
+                      <a:fillRect/>
+                    </a:stretch>
+                  </pic:blipFill>
+                  <pic:spPr bwMode="auto">
+                    <a:xfrm>
+                      <a:off x="0" y="0"/>
+                      <a:ext cx="5410835" cy="1885950"/>
+                    </a:xfrm>
+                    <a:prstGeom prst="rect">
+                      <a:avLst/>
+                    </a:prstGeom>
+                    <a:noFill/>
+                  </pic:spPr>
+                </pic:pic>
+              </a:graphicData>
+            </a:graphic>
+          </wp:anchor>
+        </w:drawing>
+      </w:r>
+    </w:p>
+    <w:p>
+      <w:pPr>
+        <w:pStyle w:val="Normal"/>
+        <w:spacing w:lineRule="auto" w:line="360"/>
+        <w:rPr>
+          <w:lang w:val="bg-BG"/>
+        </w:rPr>
+      </w:pPr>
+      <w:r>
+        <w:rPr>
+          <w:lang w:val="bg-BG"/>
+        </w:rPr>
+        <w:t xml:space="preserve">Под падащото меню, се намира секцията, която дава възможността на потребителя да прескочи директно към кадър, намиращ се на дадена милисекунда от началото на записа. </w:t>
+      </w:r>
+      <w:r>
+        <w:rPr>
+          <w:lang w:val="bg-BG"/>
+        </w:rPr>
+        <w:t>Това става чрез текстово поле, в което се записва дадената милисекунда, и бутон, който щом бъде натиснат, прескача записът до дадената милисекунда.</w:t>
+      </w:r>
+      <w:r>
+        <w:rPr>
+          <w:lang w:val="bg-BG"/>
+        </w:rPr>
+        <w:t xml:space="preserve"> Тази секция е добавена, за да улесни проверката на определен времеви откъс, взет от </w:t>
+      </w:r>
+      <w:r>
+        <w:rPr>
+          <w:lang w:val="en-US"/>
+        </w:rPr>
+        <w:t xml:space="preserve">csv </w:t>
+      </w:r>
+      <w:r>
+        <w:rPr>
+          <w:lang w:val="bg-BG"/>
+        </w:rPr>
+        <w:t>файлът, в който се записват времевите откъси.</w:t>
+      </w:r>
+    </w:p>
+    <w:p>
+      <w:pPr>
+        <w:pStyle w:val="Normal"/>
+        <w:spacing w:lineRule="auto" w:line="360"/>
+        <w:rPr>
+          <w:lang w:val="bg-BG"/>
+        </w:rPr>
+      </w:pPr>
+      <w:r>
+        <w:rPr>
+          <w:lang w:val="bg-BG"/>
+        </w:rPr>
+        <w:drawing>
+          <wp:anchor distT="0" distB="0" distL="0" distR="0" simplePos="0" relativeHeight="13" behindDoc="0" locked="0" layoutInCell="0" allowOverlap="1">
+            <wp:simplePos x="0" y="0"/>
+            <wp:positionH relativeFrom="column">
+              <wp:posOffset>264795</wp:posOffset>
+            </wp:positionH>
+            <wp:positionV relativeFrom="paragraph">
+              <wp:posOffset>110490</wp:posOffset>
+            </wp:positionV>
+            <wp:extent cx="5410835" cy="314325"/>
+            <wp:effectExtent l="0" t="0" r="0" b="0"/>
+            <wp:wrapSquare wrapText="largest"/>
+            <wp:docPr id="9" name="Image12"/>
+            <wp:cNvGraphicFramePr>
+              <a:graphicFrameLocks xmlns:a="http://schemas.openxmlformats.org/drawingml/2006/main" noChangeAspect="1"/>
+            </wp:cNvGraphicFramePr>
+            <a:graphic xmlns:a="http://schemas.openxmlformats.org/drawingml/2006/main">
+              <a:graphicData uri="http://schemas.openxmlformats.org/drawingml/2006/picture">
+                <pic:pic xmlns:pic="http://schemas.openxmlformats.org/drawingml/2006/picture">
+                  <pic:nvPicPr>
+                    <pic:cNvPr id="9" name="Image12"/>
+                    <pic:cNvPicPr>
+                      <a:picLocks noChangeAspect="1" noChangeArrowheads="1"/>
+                    </pic:cNvPicPr>
+                  </pic:nvPicPr>
+                  <pic:blipFill>
+                    <a:blip r:embed="rId10"/>
+                    <a:stretch>
+                      <a:fillRect/>
+                    </a:stretch>
+                  </pic:blipFill>
+                  <pic:spPr bwMode="auto">
+                    <a:xfrm>
+                      <a:off x="0" y="0"/>
+                      <a:ext cx="5410835" cy="314325"/>
+                    </a:xfrm>
+                    <a:prstGeom prst="rect">
+                      <a:avLst/>
+                    </a:prstGeom>
+                    <a:noFill/>
+                  </pic:spPr>
+                </pic:pic>
+              </a:graphicData>
+            </a:graphic>
+          </wp:anchor>
+        </w:drawing>
+      </w:r>
+    </w:p>
+    <w:p>
+      <w:pPr>
+        <w:pStyle w:val="Normal"/>
+        <w:spacing w:lineRule="auto" w:line="360"/>
+        <w:rPr>
+          <w:lang w:val="bg-BG"/>
+        </w:rPr>
+      </w:pPr>
+      <w:r>
+        <w:rPr>
+          <w:lang w:val="bg-BG"/>
+        </w:rPr>
+        <w:t xml:space="preserve">Следващата секция позволява на потребителя да настройва червената точка, която показва къде гледа участникът в експеримента, в дадения кадър. Потребителят може да добавя отклонение по хоризонтала и по вертикала, както и да отклонява точката във времето. </w:t>
+      </w:r>
+      <w:r>
+        <w:rPr>
+          <w:lang w:val="bg-BG"/>
+        </w:rPr>
+        <w:t>Това става с помощта на три плъзгача.</w:t>
+      </w:r>
+    </w:p>
+    <w:p>
+      <w:pPr>
+        <w:pStyle w:val="Normal"/>
+        <w:spacing w:lineRule="auto" w:line="360"/>
+        <w:rPr>
+          <w:lang w:val="bg-BG"/>
+        </w:rPr>
+      </w:pPr>
+      <w:r>
+        <w:rPr>
+          <w:lang w:val="bg-BG"/>
+        </w:rPr>
+        <w:drawing>
+          <wp:anchor distT="0" distB="0" distL="0" distR="0" simplePos="0" relativeHeight="14" behindDoc="0" locked="0" layoutInCell="0" allowOverlap="1">
+            <wp:simplePos x="0" y="0"/>
+            <wp:positionH relativeFrom="column">
+              <wp:posOffset>245745</wp:posOffset>
+            </wp:positionH>
+            <wp:positionV relativeFrom="paragraph">
+              <wp:posOffset>103505</wp:posOffset>
+            </wp:positionV>
+            <wp:extent cx="5448935" cy="1847850"/>
+            <wp:effectExtent l="0" t="0" r="0" b="0"/>
+            <wp:wrapSquare wrapText="largest"/>
+            <wp:docPr id="10" name="Image13"/>
+            <wp:cNvGraphicFramePr>
+              <a:graphicFrameLocks xmlns:a="http://schemas.openxmlformats.org/drawingml/2006/main" noChangeAspect="1"/>
+            </wp:cNvGraphicFramePr>
+            <a:graphic xmlns:a="http://schemas.openxmlformats.org/drawingml/2006/main">
+              <a:graphicData uri="http://schemas.openxmlformats.org/drawingml/2006/picture">
+                <pic:pic xmlns:pic="http://schemas.openxmlformats.org/drawingml/2006/picture">
+                  <pic:nvPicPr>
+                    <pic:cNvPr id="10" name="Image13"/>
+                    <pic:cNvPicPr>
+                      <a:picLocks noChangeAspect="1" noChangeArrowheads="1"/>
+                    </pic:cNvPicPr>
+                  </pic:nvPicPr>
+                  <pic:blipFill>
+                    <a:blip r:embed="rId11"/>
+                    <a:stretch>
+                      <a:fillRect/>
+                    </a:stretch>
+                  </pic:blipFill>
+                  <pic:spPr bwMode="auto">
+                    <a:xfrm>
+                      <a:off x="0" y="0"/>
+                      <a:ext cx="5448935" cy="1847850"/>
+                    </a:xfrm>
+                    <a:prstGeom prst="rect">
+                      <a:avLst/>
+                    </a:prstGeom>
+                    <a:noFill/>
+                  </pic:spPr>
+                </pic:pic>
+              </a:graphicData>
+            </a:graphic>
+          </wp:anchor>
+        </w:drawing>
+      </w:r>
+    </w:p>
+    <w:p>
+      <w:pPr>
+        <w:pStyle w:val="Normal"/>
+        <w:spacing w:lineRule="auto" w:line="360"/>
+        <w:rPr>
+          <w:lang w:val="bg-BG"/>
+        </w:rPr>
+      </w:pPr>
+      <w:r>
+        <w:rPr>
+          <w:lang w:val="bg-BG"/>
+        </w:rPr>
+        <w:t>Последните две секции позволяват контрол, свързан със събитията, като първата от тях дава възможност да се избира първият или последен създаден времеви откъс. Благодарение на това, временното спиране и продължаване на класифицирането на записът, се улеснява.</w:t>
+      </w:r>
+    </w:p>
+    <w:p>
+      <w:pPr>
+        <w:pStyle w:val="Normal"/>
+        <w:spacing w:lineRule="auto" w:line="360"/>
+        <w:rPr>
+          <w:lang w:val="bg-BG"/>
+        </w:rPr>
+      </w:pPr>
+      <w:r>
+        <w:rPr>
+          <w:lang w:val="bg-BG"/>
+        </w:rPr>
+        <w:drawing>
+          <wp:anchor distT="0" distB="0" distL="0" distR="0" simplePos="0" relativeHeight="15" behindDoc="0" locked="0" layoutInCell="0" allowOverlap="1">
+            <wp:simplePos x="0" y="0"/>
+            <wp:positionH relativeFrom="column">
+              <wp:align>center</wp:align>
+            </wp:positionH>
+            <wp:positionV relativeFrom="paragraph">
+              <wp:posOffset>635</wp:posOffset>
+            </wp:positionV>
+            <wp:extent cx="5401310" cy="495300"/>
+            <wp:effectExtent l="0" t="0" r="0" b="0"/>
+            <wp:wrapSquare wrapText="largest"/>
+            <wp:docPr id="11" name="Image14"/>
+            <wp:cNvGraphicFramePr>
+              <a:graphicFrameLocks xmlns:a="http://schemas.openxmlformats.org/drawingml/2006/main" noChangeAspect="1"/>
+            </wp:cNvGraphicFramePr>
+            <a:graphic xmlns:a="http://schemas.openxmlformats.org/drawingml/2006/main">
+              <a:graphicData uri="http://schemas.openxmlformats.org/drawingml/2006/picture">
+                <pic:pic xmlns:pic="http://schemas.openxmlformats.org/drawingml/2006/picture">
+                  <pic:nvPicPr>
+                    <pic:cNvPr id="11" name="Image14"/>
+                    <pic:cNvPicPr>
+                      <a:picLocks noChangeAspect="1" noChangeArrowheads="1"/>
+                    </pic:cNvPicPr>
+                  </pic:nvPicPr>
+                  <pic:blipFill>
+                    <a:blip r:embed="rId12"/>
+                    <a:stretch>
+                      <a:fillRect/>
+                    </a:stretch>
+                  </pic:blipFill>
+                  <pic:spPr bwMode="auto">
+                    <a:xfrm>
+                      <a:off x="0" y="0"/>
+                      <a:ext cx="5401310" cy="495300"/>
+                    </a:xfrm>
+                    <a:prstGeom prst="rect">
+                      <a:avLst/>
+                    </a:prstGeom>
+                    <a:noFill/>
+                  </pic:spPr>
+                </pic:pic>
+              </a:graphicData>
+            </a:graphic>
+          </wp:anchor>
+        </w:drawing>
+      </w:r>
+    </w:p>
+    <w:p>
+      <w:pPr>
+        <w:pStyle w:val="Normal"/>
+        <w:spacing w:lineRule="auto" w:line="360"/>
+        <w:rPr>
+          <w:lang w:val="bg-BG"/>
+        </w:rPr>
+      </w:pPr>
+      <w:r>
+        <w:rPr>
+          <w:lang w:val="bg-BG"/>
+        </w:rPr>
+        <w:t xml:space="preserve">Последната секция се състои от четири бутона, като всеки от тях е натписан с една от четирите категории. При натискането на един от тях, текущата времеви откъс, се категоризира със съответната категория, а бутонът променя цветът си. По този начин, потребителят винаги знае каква е последната избрана категория. </w:t>
+      </w:r>
+    </w:p>
+    <w:p>
+      <w:pPr>
+        <w:pStyle w:val="Normal"/>
+        <w:spacing w:lineRule="auto" w:line="360"/>
+        <w:rPr>
+          <w:lang w:val="bg-BG"/>
+        </w:rPr>
+      </w:pPr>
+      <w:r>
+        <w:rPr>
+          <w:lang w:val="bg-BG"/>
+        </w:rPr>
+        <w:drawing>
+          <wp:anchor distT="0" distB="0" distL="0" distR="0" simplePos="0" relativeHeight="16" behindDoc="0" locked="0" layoutInCell="0" allowOverlap="1">
+            <wp:simplePos x="0" y="0"/>
+            <wp:positionH relativeFrom="column">
+              <wp:align>center</wp:align>
+            </wp:positionH>
+            <wp:positionV relativeFrom="paragraph">
+              <wp:posOffset>635</wp:posOffset>
+            </wp:positionV>
+            <wp:extent cx="5525135" cy="1295400"/>
+            <wp:effectExtent l="0" t="0" r="0" b="0"/>
+            <wp:wrapSquare wrapText="largest"/>
+            <wp:docPr id="12" name="Image15"/>
+            <wp:cNvGraphicFramePr>
+              <a:graphicFrameLocks xmlns:a="http://schemas.openxmlformats.org/drawingml/2006/main" noChangeAspect="1"/>
+            </wp:cNvGraphicFramePr>
+            <a:graphic xmlns:a="http://schemas.openxmlformats.org/drawingml/2006/main">
+              <a:graphicData uri="http://schemas.openxmlformats.org/drawingml/2006/picture">
+                <pic:pic xmlns:pic="http://schemas.openxmlformats.org/drawingml/2006/picture">
+                  <pic:nvPicPr>
+                    <pic:cNvPr id="12" name="Image15"/>
+                    <pic:cNvPicPr>
+                      <a:picLocks noChangeAspect="1" noChangeArrowheads="1"/>
+                    </pic:cNvPicPr>
+                  </pic:nvPicPr>
+                  <pic:blipFill>
+                    <a:blip r:embed="rId13"/>
+                    <a:stretch>
+                      <a:fillRect/>
+                    </a:stretch>
+                  </pic:blipFill>
+                  <pic:spPr bwMode="auto">
+                    <a:xfrm>
+                      <a:off x="0" y="0"/>
+                      <a:ext cx="5525135" cy="1295400"/>
+                    </a:xfrm>
+                    <a:prstGeom prst="rect">
+                      <a:avLst/>
+                    </a:prstGeom>
+                    <a:noFill/>
+                  </pic:spPr>
+                </pic:pic>
+              </a:graphicData>
+            </a:graphic>
+          </wp:anchor>
+        </w:drawing>
       </w:r>
     </w:p>
     <w:p>
@@ -5262,8 +6066,8 @@
           <w:lang w:val="bg-BG" w:eastAsia="en-US" w:bidi="ar-SA"/>
         </w:rPr>
       </w:pPr>
-      <w:bookmarkStart w:id="19" w:name="__RefHeading___Toc2745_4158184810"/>
-      <w:bookmarkEnd w:id="19"/>
+      <w:bookmarkStart w:id="18" w:name="__RefHeading___Toc2745_4158184810"/>
+      <w:bookmarkEnd w:id="18"/>
       <w:r>
         <w:rPr>
           <w:b/>
@@ -5327,8 +6131,8 @@
           <w:lang w:val="bg-BG" w:eastAsia="en-US" w:bidi="ar-SA"/>
         </w:rPr>
       </w:pPr>
-      <w:bookmarkStart w:id="20" w:name="__RefHeading___Toc10516_4158184810"/>
-      <w:bookmarkEnd w:id="20"/>
+      <w:bookmarkStart w:id="19" w:name="__RefHeading___Toc10516_4158184810"/>
+      <w:bookmarkEnd w:id="19"/>
       <w:r>
         <w:rPr>
           <w:b/>
@@ -5474,8 +6278,8 @@
           <w:lang w:val="bg-BG"/>
         </w:rPr>
       </w:pPr>
-      <w:bookmarkStart w:id="21" w:name="__RefHeading___Toc2865_1987151165"/>
-      <w:bookmarkEnd w:id="21"/>
+      <w:bookmarkStart w:id="20" w:name="__RefHeading___Toc2865_1987151165"/>
+      <w:bookmarkEnd w:id="20"/>
       <w:r>
         <w:rPr>
           <w:b/>
@@ -7194,8 +7998,8 @@
           <w:lang w:val="bg-BG" w:eastAsia="en-US" w:bidi="ar-SA"/>
         </w:rPr>
       </w:pPr>
-      <w:bookmarkStart w:id="22" w:name="__RefHeading___Toc5688_4158184810"/>
-      <w:bookmarkEnd w:id="22"/>
+      <w:bookmarkStart w:id="21" w:name="__RefHeading___Toc5688_4158184810"/>
+      <w:bookmarkEnd w:id="21"/>
       <w:r>
         <w:rPr>
           <w:b/>
@@ -7204,7 +8008,17 @@
           <w:szCs w:val="32"/>
           <w:lang w:val="bg-BG" w:eastAsia="en-US" w:bidi="ar-SA"/>
         </w:rPr>
-        <w:t>Създаване и обучение на модела</w:t>
+        <w:t>Създаване и обучение на модел</w:t>
+      </w:r>
+      <w:r>
+        <w:rPr>
+          <w:b/>
+          <w:bCs/>
+          <w:sz w:val="32"/>
+          <w:szCs w:val="32"/>
+          <w:lang w:val="bg-BG" w:eastAsia="en-US" w:bidi="ar-SA"/>
+        </w:rPr>
+        <w:t>ът</w:t>
       </w:r>
     </w:p>
     <w:p>
@@ -7231,8 +8045,8 @@
           <w:lang w:val="bg-BG" w:eastAsia="en-US" w:bidi="ar-SA"/>
         </w:rPr>
       </w:pPr>
-      <w:bookmarkStart w:id="23" w:name="__RefHeading___Toc771_4111958324"/>
-      <w:bookmarkEnd w:id="23"/>
+      <w:bookmarkStart w:id="22" w:name="__RefHeading___Toc771_4111958324"/>
+      <w:bookmarkEnd w:id="22"/>
       <w:r>
         <w:rPr>
           <w:b/>
@@ -7432,7 +8246,47 @@
         <w:rPr>
           <w:lang w:val="bg-BG"/>
         </w:rPr>
-        <w:t xml:space="preserve">3d_eye_states.csv – Съдържа </w:t>
+        <w:t>3d_eye_states.csv – Съдържа физическите параметри на окото, които показват текущото му състояние като: pupil diameter left/ right [mm], eyeball center left/right x/y/z [mm], optical axis left/right x/y/z, eyelid angle top/bottom left/right [rad], и eyelid aperture left/right [mm]. Тази информация до голяма степен е използвана от моделът на Pupil Labs за да извлече допълнителните данни, които са запазени в долу-посочените файлове.</w:t>
+      </w:r>
+    </w:p>
+    <w:p>
+      <w:pPr>
+        <w:pStyle w:val="Normal"/>
+        <w:widowControl/>
+        <w:suppressAutoHyphens w:val="true"/>
+        <w:overflowPunct w:val="true"/>
+        <w:bidi w:val="0"/>
+        <w:spacing w:lineRule="auto" w:line="360" w:before="0" w:after="120"/>
+        <w:jc w:val="left"/>
+        <w:rPr>
+          <w:lang w:val="bg-BG"/>
+        </w:rPr>
+      </w:pPr>
+      <w:r>
+        <w:rPr>
+          <w:lang w:val="bg-BG"/>
+        </w:rPr>
+        <w:t>blinks.csv - Не съдържа допълнителни колони, различни от горе-посочените.</w:t>
+      </w:r>
+    </w:p>
+    <w:p>
+      <w:pPr>
+        <w:pStyle w:val="Normal"/>
+        <w:widowControl/>
+        <w:suppressAutoHyphens w:val="true"/>
+        <w:overflowPunct w:val="true"/>
+        <w:bidi w:val="0"/>
+        <w:spacing w:lineRule="auto" w:line="360" w:before="0" w:after="120"/>
+        <w:jc w:val="left"/>
+        <w:rPr>
+          <w:lang w:val="bg-BG"/>
+        </w:rPr>
+      </w:pPr>
+      <w:r>
+        <w:rPr>
+          <w:lang w:val="bg-BG"/>
+        </w:rPr>
+        <w:t xml:space="preserve">fixations.csv – Съдържа информация за всяка една фиксация като позицията на работното поле в пиксели (fixation x/y [px]) </w:t>
       </w:r>
     </w:p>
     <w:p>
@@ -7459,8 +8313,8 @@
           <w:lang w:val="bg-BG" w:eastAsia="en-US" w:bidi="ar-SA"/>
         </w:rPr>
       </w:pPr>
-      <w:bookmarkStart w:id="24" w:name="__RefHeading___Toc967_4158184810"/>
-      <w:bookmarkEnd w:id="24"/>
+      <w:bookmarkStart w:id="23" w:name="__RefHeading___Toc967_4158184810"/>
+      <w:bookmarkEnd w:id="23"/>
       <w:r>
         <w:rPr>
           <w:b/>
@@ -7513,8 +8367,8 @@
           <w:lang w:val="bg-BG" w:eastAsia="en-US" w:bidi="ar-SA"/>
         </w:rPr>
       </w:pPr>
-      <w:bookmarkStart w:id="25" w:name="__RefHeading___Toc5690_4158184810"/>
-      <w:bookmarkEnd w:id="25"/>
+      <w:bookmarkStart w:id="24" w:name="__RefHeading___Toc5690_4158184810"/>
+      <w:bookmarkEnd w:id="24"/>
       <w:r>
         <w:rPr>
           <w:b/>
@@ -7550,8 +8404,8 @@
           <w:lang w:val="bg-BG" w:eastAsia="en-US" w:bidi="ar-SA"/>
         </w:rPr>
       </w:pPr>
-      <w:bookmarkStart w:id="26" w:name="__RefHeading___Toc5692_4158184810"/>
-      <w:bookmarkEnd w:id="26"/>
+      <w:bookmarkStart w:id="25" w:name="__RefHeading___Toc5692_4158184810"/>
+      <w:bookmarkEnd w:id="25"/>
       <w:r>
         <w:rPr>
           <w:b/>
@@ -7615,8 +8469,8 @@
           <w:lang w:val="bg-BG" w:eastAsia="en-US" w:bidi="ar-SA"/>
         </w:rPr>
       </w:pPr>
-      <w:bookmarkStart w:id="27" w:name="__RefHeading___Toc10518_4158184810"/>
-      <w:bookmarkEnd w:id="27"/>
+      <w:bookmarkStart w:id="26" w:name="__RefHeading___Toc10518_4158184810"/>
+      <w:bookmarkEnd w:id="26"/>
       <w:r>
         <w:rPr>
           <w:b/>
@@ -7691,8 +8545,8 @@
           <w:lang w:val="bg-BG" w:eastAsia="en-US" w:bidi="ar-SA"/>
         </w:rPr>
       </w:pPr>
-      <w:bookmarkStart w:id="28" w:name="__RefHeading___Toc10520_4158184810"/>
-      <w:bookmarkEnd w:id="28"/>
+      <w:bookmarkStart w:id="27" w:name="__RefHeading___Toc10520_4158184810"/>
+      <w:bookmarkEnd w:id="27"/>
       <w:r>
         <w:rPr>
           <w:b/>
@@ -7756,8 +8610,8 @@
           <w:lang w:val="bg-BG" w:eastAsia="en-US" w:bidi="ar-SA"/>
         </w:rPr>
       </w:pPr>
-      <w:bookmarkStart w:id="29" w:name="__RefHeading___Toc5694_4158184810"/>
-      <w:bookmarkEnd w:id="29"/>
+      <w:bookmarkStart w:id="28" w:name="__RefHeading___Toc5694_4158184810"/>
+      <w:bookmarkEnd w:id="28"/>
       <w:r>
         <w:rPr>
           <w:b/>
@@ -7821,8 +8675,8 @@
           <w:lang w:val="bg-BG" w:eastAsia="en-US" w:bidi="ar-SA"/>
         </w:rPr>
       </w:pPr>
-      <w:bookmarkStart w:id="30" w:name="__RefHeading___Toc5696_4158184810"/>
-      <w:bookmarkEnd w:id="30"/>
+      <w:bookmarkStart w:id="29" w:name="__RefHeading___Toc5696_4158184810"/>
+      <w:bookmarkEnd w:id="29"/>
       <w:r>
         <w:rPr>
           <w:b/>
@@ -7886,8 +8740,8 @@
           <w:lang w:val="bg-BG" w:eastAsia="en-US" w:bidi="ar-SA"/>
         </w:rPr>
       </w:pPr>
-      <w:bookmarkStart w:id="31" w:name="__RefHeading___Toc2749_4158184810"/>
-      <w:bookmarkEnd w:id="31"/>
+      <w:bookmarkStart w:id="30" w:name="__RefHeading___Toc2749_4158184810"/>
+      <w:bookmarkEnd w:id="30"/>
       <w:r>
         <w:rPr>
           <w:b/>
@@ -7949,7 +8803,7 @@
         </w:rPr>
         <w:t xml:space="preserve">[1] </w:t>
       </w:r>
-      <w:hyperlink r:id="rId6">
+      <w:hyperlink r:id="rId14">
         <w:r>
           <w:rPr>
             <w:rStyle w:val="Hyperlink"/>
@@ -7964,13 +8818,25 @@
         <w:pStyle w:val="Normal"/>
         <w:bidi w:val="0"/>
         <w:rPr>
-          <w:lang w:val="bg-BG" w:eastAsia="en-US" w:bidi="ar-SA"/>
-        </w:rPr>
-      </w:pPr>
-      <w:r>
-        <w:rPr>
           <w:lang w:val="en-US" w:eastAsia="en-US" w:bidi="ar-SA"/>
         </w:rPr>
+      </w:pPr>
+      <w:r>
+        <w:rPr/>
+      </w:r>
+    </w:p>
+    <w:p>
+      <w:pPr>
+        <w:pStyle w:val="Normal"/>
+        <w:bidi w:val="0"/>
+        <w:rPr>
+          <w:lang w:val="bg-BG" w:eastAsia="en-US" w:bidi="ar-SA"/>
+        </w:rPr>
+      </w:pPr>
+      <w:r>
+        <w:rPr>
+          <w:lang w:val="en-US" w:eastAsia="en-US" w:bidi="ar-SA"/>
+        </w:rPr>
         <w:t xml:space="preserve">2.3 </w:t>
       </w:r>
       <w:r>
@@ -7992,21 +8858,9 @@
         <w:rPr>
           <w:lang w:val="en-US" w:eastAsia="en-US" w:bidi="ar-SA"/>
         </w:rPr>
-        <w:t>[</w:t>
-      </w:r>
-      <w:r>
-        <w:rPr>
-          <w:lang w:val="en-US" w:eastAsia="en-US" w:bidi="ar-SA"/>
-        </w:rPr>
-        <w:t>1</w:t>
-      </w:r>
-      <w:r>
-        <w:rPr>
-          <w:lang w:val="en-US" w:eastAsia="en-US" w:bidi="ar-SA"/>
-        </w:rPr>
-        <w:t xml:space="preserve">] </w:t>
-      </w:r>
-      <w:hyperlink r:id="rId7">
+        <w:t xml:space="preserve">[1] </w:t>
+      </w:r>
+      <w:hyperlink r:id="rId15">
         <w:r>
           <w:rPr>
             <w:rStyle w:val="Hyperlink"/>
@@ -8021,6 +8875,116 @@
         <w:pStyle w:val="Normal"/>
         <w:bidi w:val="0"/>
         <w:rPr>
+          <w:lang w:val="en-US"/>
+        </w:rPr>
+      </w:pPr>
+      <w:r>
+        <w:rPr>
+          <w:lang w:val="en-US"/>
+        </w:rPr>
+        <w:t xml:space="preserve">[2] </w:t>
+      </w:r>
+      <w:hyperlink r:id="rId16">
+        <w:r>
+          <w:rPr>
+            <w:rStyle w:val="Hyperlink"/>
+            <w:lang w:val="en-US"/>
+          </w:rPr>
+          <w:t>https://wires.onlinelibrary.wiley.com/doi/abs/10.1002/wcs.1323?casa_token=A_yvrpreDXQAAAAA%3AUGndcySO1wi56WqXFlTgPqBkR9FlLVP8RxMSj6QIPMhuDNNPp5NIemmPYsQR3wbfLLM8oX2ciWalFbs</w:t>
+        </w:r>
+      </w:hyperlink>
+    </w:p>
+    <w:p>
+      <w:pPr>
+        <w:pStyle w:val="Normal"/>
+        <w:bidi w:val="0"/>
+        <w:rPr>
+          <w:lang w:val="en-US"/>
+        </w:rPr>
+      </w:pPr>
+      <w:r>
+        <w:rPr>
+          <w:lang w:val="en-US"/>
+        </w:rPr>
+        <w:t xml:space="preserve">[3] </w:t>
+      </w:r>
+      <w:hyperlink r:id="rId17">
+        <w:r>
+          <w:rPr>
+            <w:rStyle w:val="Hyperlink"/>
+            <w:lang w:val="en-US"/>
+          </w:rPr>
+          <w:t>https://pp.bme.hu/eecs/article/view/10736</w:t>
+        </w:r>
+      </w:hyperlink>
+    </w:p>
+    <w:p>
+      <w:pPr>
+        <w:pStyle w:val="Normal"/>
+        <w:bidi w:val="0"/>
+        <w:rPr>
+          <w:lang w:val="en-US"/>
+        </w:rPr>
+      </w:pPr>
+      <w:r>
+        <w:rPr>
+          <w:lang w:val="en-US"/>
+        </w:rPr>
+        <w:t xml:space="preserve">[4] </w:t>
+      </w:r>
+      <w:hyperlink r:id="rId18">
+        <w:r>
+          <w:rPr>
+            <w:rStyle w:val="Hyperlink"/>
+            <w:lang w:val="en-US"/>
+          </w:rPr>
+          <w:t>https://www.sciencedirect.com/science/article/pii/S1878929316300846</w:t>
+        </w:r>
+      </w:hyperlink>
+    </w:p>
+    <w:p>
+      <w:pPr>
+        <w:pStyle w:val="Normal"/>
+        <w:bidi w:val="0"/>
+        <w:rPr>
+          <w:lang w:val="en-US"/>
+        </w:rPr>
+      </w:pPr>
+      <w:r>
+        <w:rPr>
+          <w:lang w:val="en-US"/>
+        </w:rPr>
+        <w:t xml:space="preserve">[5] </w:t>
+      </w:r>
+      <w:hyperlink r:id="rId19">
+        <w:r>
+          <w:rPr>
+            <w:rStyle w:val="Hyperlink"/>
+            <w:lang w:val="en-US"/>
+          </w:rPr>
+          <w:t>https://ieeexplore.ieee.org/abstract/document/4743785</w:t>
+        </w:r>
+      </w:hyperlink>
+    </w:p>
+    <w:p>
+      <w:pPr>
+        <w:pStyle w:val="Normal"/>
+        <w:bidi w:val="0"/>
+        <w:rPr>
+          <w:lang w:val="en-US"/>
+        </w:rPr>
+      </w:pPr>
+      <w:r>
+        <w:rPr>
+          <w:lang w:val="en-US"/>
+        </w:rPr>
+      </w:r>
+    </w:p>
+    <w:p>
+      <w:pPr>
+        <w:pStyle w:val="Normal"/>
+        <w:bidi w:val="0"/>
+        <w:rPr>
           <w:lang w:val="en-US" w:eastAsia="en-US" w:bidi="ar-SA"/>
         </w:rPr>
       </w:pPr>
@@ -8064,7 +9028,7 @@
         </w:rPr>
         <w:t xml:space="preserve">[1] </w:t>
       </w:r>
-      <w:hyperlink r:id="rId8">
+      <w:hyperlink r:id="rId20">
         <w:r>
           <w:rPr>
             <w:rStyle w:val="Hyperlink"/>
@@ -8087,7 +9051,7 @@
         </w:rPr>
         <w:t xml:space="preserve">[2] </w:t>
       </w:r>
-      <w:hyperlink r:id="rId9">
+      <w:hyperlink r:id="rId21">
         <w:r>
           <w:rPr>
             <w:rStyle w:val="Hyperlink"/>
@@ -8110,7 +9074,7 @@
         </w:rPr>
         <w:t xml:space="preserve">[3] </w:t>
       </w:r>
-      <w:hyperlink r:id="rId10">
+      <w:hyperlink r:id="rId22">
         <w:r>
           <w:rPr>
             <w:rStyle w:val="Hyperlink"/>
@@ -8133,7 +9097,7 @@
         </w:rPr>
         <w:t xml:space="preserve">[4] </w:t>
       </w:r>
-      <w:hyperlink r:id="rId11">
+      <w:hyperlink r:id="rId23">
         <w:r>
           <w:rPr>
             <w:rStyle w:val="Hyperlink"/>
@@ -8156,7 +9120,7 @@
         </w:rPr>
         <w:t xml:space="preserve">[5] </w:t>
       </w:r>
-      <w:hyperlink r:id="rId12">
+      <w:hyperlink r:id="rId24">
         <w:r>
           <w:rPr>
             <w:rStyle w:val="Hyperlink"/>
@@ -8179,7 +9143,7 @@
         </w:rPr>
         <w:t xml:space="preserve">[6] </w:t>
       </w:r>
-      <w:hyperlink r:id="rId13">
+      <w:hyperlink r:id="rId25">
         <w:r>
           <w:rPr>
             <w:rStyle w:val="Hyperlink"/>
@@ -8226,7 +9190,7 @@
         <w:rPr/>
         <w:t xml:space="preserve">[1] </w:t>
       </w:r>
-      <w:hyperlink r:id="rId14">
+      <w:hyperlink r:id="rId26">
         <w:r>
           <w:rPr>
             <w:rStyle w:val="Hyperlink"/>
@@ -8244,7 +9208,7 @@
         <w:rPr/>
         <w:t xml:space="preserve">[2] </w:t>
       </w:r>
-      <w:hyperlink r:id="rId15">
+      <w:hyperlink r:id="rId27">
         <w:r>
           <w:rPr>
             <w:rStyle w:val="Hyperlink"/>
@@ -8262,7 +9226,7 @@
         <w:rPr/>
         <w:t xml:space="preserve">[3] </w:t>
       </w:r>
-      <w:hyperlink r:id="rId16">
+      <w:hyperlink r:id="rId28">
         <w:r>
           <w:rPr>
             <w:rStyle w:val="Hyperlink"/>
@@ -8280,7 +9244,7 @@
         <w:rPr/>
         <w:t xml:space="preserve">[4] </w:t>
       </w:r>
-      <w:hyperlink r:id="rId17">
+      <w:hyperlink r:id="rId29">
         <w:r>
           <w:rPr>
             <w:rStyle w:val="Hyperlink"/>
@@ -8408,7 +9372,7 @@
         </w:rPr>
         <w:t xml:space="preserve">[8] </w:t>
       </w:r>
-      <w:hyperlink r:id="rId18">
+      <w:hyperlink r:id="rId30">
         <w:r>
           <w:rPr>
             <w:rStyle w:val="Hyperlink"/>
@@ -8476,7 +9440,7 @@
         </w:rPr>
         <w:t xml:space="preserve">[10] </w:t>
       </w:r>
-      <w:hyperlink r:id="rId19">
+      <w:hyperlink r:id="rId31">
         <w:r>
           <w:rPr>
             <w:rStyle w:val="Hyperlink"/>
@@ -8544,7 +9508,7 @@
         </w:rPr>
         <w:t xml:space="preserve">[12] </w:t>
       </w:r>
-      <w:hyperlink r:id="rId20">
+      <w:hyperlink r:id="rId32">
         <w:r>
           <w:rPr>
             <w:rStyle w:val="Hyperlink"/>
@@ -8567,7 +9531,7 @@
         </w:rPr>
         <w:t xml:space="preserve">[13] </w:t>
       </w:r>
-      <w:hyperlink r:id="rId21">
+      <w:hyperlink r:id="rId33">
         <w:r>
           <w:rPr>
             <w:rStyle w:val="Hyperlink"/>
@@ -8682,7 +9646,7 @@
         </w:rPr>
         <w:t xml:space="preserve">[1] </w:t>
       </w:r>
-      <w:hyperlink r:id="rId22">
+      <w:hyperlink r:id="rId34">
         <w:r>
           <w:rPr>
             <w:rStyle w:val="Hyperlink"/>
@@ -8691,76 +9655,6 @@
           <w:t>https://en.wikipedia.org/wiki/Comma-separated_values</w:t>
         </w:r>
       </w:hyperlink>
-    </w:p>
-    <w:p>
-      <w:pPr>
-        <w:pStyle w:val="Normal"/>
-        <w:rPr>
-          <w:lang w:val="en-US"/>
-        </w:rPr>
-      </w:pPr>
-      <w:r>
-        <w:rPr>
-          <w:lang w:val="en-US"/>
-        </w:rPr>
-      </w:r>
-    </w:p>
-    <w:p>
-      <w:pPr>
-        <w:pStyle w:val="Normal"/>
-        <w:rPr>
-          <w:lang w:val="en-US"/>
-        </w:rPr>
-      </w:pPr>
-      <w:r>
-        <w:rPr>
-          <w:lang w:val="en-US"/>
-        </w:rPr>
-      </w:r>
-    </w:p>
-    <w:p>
-      <w:pPr>
-        <w:pStyle w:val="Normal"/>
-        <w:rPr>
-          <w:lang w:val="en-US"/>
-        </w:rPr>
-      </w:pPr>
-      <w:r>
-        <w:rPr>
-          <w:lang w:val="en-US"/>
-        </w:rPr>
-      </w:r>
-    </w:p>
-    <w:p>
-      <w:pPr>
-        <w:pStyle w:val="Normal"/>
-        <w:rPr>
-          <w:lang w:val="en-US"/>
-        </w:rPr>
-      </w:pPr>
-      <w:r>
-        <w:rPr>
-          <w:lang w:val="en-US"/>
-        </w:rPr>
-      </w:r>
-    </w:p>
-    <w:p>
-      <w:pPr>
-        <w:pStyle w:val="Normal"/>
-        <w:rPr/>
-      </w:pPr>
-      <w:r>
-        <w:rPr/>
-      </w:r>
-    </w:p>
-    <w:p>
-      <w:pPr>
-        <w:pStyle w:val="Normal"/>
-        <w:rPr/>
-      </w:pPr>
-      <w:r>
-        <w:rPr/>
-      </w:r>
       <w:r>
         <w:br w:type="page"/>
       </w:r>
@@ -8785,8 +9679,8 @@
           <w:lang w:val="bg-BG" w:eastAsia="en-US" w:bidi="ar-SA"/>
         </w:rPr>
       </w:pPr>
-      <w:bookmarkStart w:id="32" w:name="__RefHeading___Toc971_4158184810"/>
-      <w:bookmarkEnd w:id="32"/>
+      <w:bookmarkStart w:id="31" w:name="__RefHeading___Toc971_4158184810"/>
+      <w:bookmarkEnd w:id="31"/>
       <w:r>
         <w:rPr>
           <w:b/>
@@ -8841,7 +9735,7 @@
             <wp:extent cx="5939790" cy="8385175"/>
             <wp:effectExtent l="0" t="0" r="0" b="0"/>
             <wp:wrapTopAndBottom/>
-            <wp:docPr id="5" name="Image1"/>
+            <wp:docPr id="13" name="Image1"/>
             <wp:cNvGraphicFramePr>
               <a:graphicFrameLocks xmlns:a="http://schemas.openxmlformats.org/drawingml/2006/main" noChangeAspect="1"/>
             </wp:cNvGraphicFramePr>
@@ -8849,13 +9743,13 @@
               <a:graphicData uri="http://schemas.openxmlformats.org/drawingml/2006/picture">
                 <pic:pic xmlns:pic="http://schemas.openxmlformats.org/drawingml/2006/picture">
                   <pic:nvPicPr>
-                    <pic:cNvPr id="5" name="Image1"/>
+                    <pic:cNvPr id="13" name="Image1"/>
                     <pic:cNvPicPr>
                       <a:picLocks noChangeAspect="1" noChangeArrowheads="1"/>
                     </pic:cNvPicPr>
                   </pic:nvPicPr>
                   <pic:blipFill>
-                    <a:blip r:embed="rId23"/>
+                    <a:blip r:embed="rId35"/>
                     <a:stretch>
                       <a:fillRect/>
                     </a:stretch>
@@ -8906,7 +9800,7 @@
             <wp:extent cx="5939790" cy="8954135"/>
             <wp:effectExtent l="0" t="0" r="0" b="0"/>
             <wp:wrapTopAndBottom/>
-            <wp:docPr id="6" name="Image2"/>
+            <wp:docPr id="14" name="Image2"/>
             <wp:cNvGraphicFramePr>
               <a:graphicFrameLocks xmlns:a="http://schemas.openxmlformats.org/drawingml/2006/main" noChangeAspect="1"/>
             </wp:cNvGraphicFramePr>
@@ -8914,13 +9808,13 @@
               <a:graphicData uri="http://schemas.openxmlformats.org/drawingml/2006/picture">
                 <pic:pic xmlns:pic="http://schemas.openxmlformats.org/drawingml/2006/picture">
                   <pic:nvPicPr>
-                    <pic:cNvPr id="6" name="Image2"/>
+                    <pic:cNvPr id="14" name="Image2"/>
                     <pic:cNvPicPr>
                       <a:picLocks noChangeAspect="1" noChangeArrowheads="1"/>
                     </pic:cNvPicPr>
                   </pic:nvPicPr>
                   <pic:blipFill>
-                    <a:blip r:embed="rId24"/>
+                    <a:blip r:embed="rId36"/>
                     <a:stretch>
                       <a:fillRect/>
                     </a:stretch>
@@ -8960,7 +9854,7 @@
           <w:lang w:val="bg-BG" w:eastAsia="en-US" w:bidi="ar-SA"/>
         </w:rPr>
         <w:drawing>
-          <wp:anchor distT="0" distB="0" distL="0" distR="0" simplePos="0" relativeHeight="4" behindDoc="0" locked="0" layoutInCell="0" allowOverlap="1">
+          <wp:anchor distT="0" distB="0" distL="0" distR="0" simplePos="0" relativeHeight="8" behindDoc="0" locked="0" layoutInCell="0" allowOverlap="1">
             <wp:simplePos x="0" y="0"/>
             <wp:positionH relativeFrom="column">
               <wp:align>center</wp:align>
@@ -8971,7 +9865,7 @@
             <wp:extent cx="5939790" cy="9130030"/>
             <wp:effectExtent l="0" t="0" r="0" b="0"/>
             <wp:wrapTopAndBottom/>
-            <wp:docPr id="7" name="Image3"/>
+            <wp:docPr id="15" name="Image3"/>
             <wp:cNvGraphicFramePr>
               <a:graphicFrameLocks xmlns:a="http://schemas.openxmlformats.org/drawingml/2006/main" noChangeAspect="1"/>
             </wp:cNvGraphicFramePr>
@@ -8979,13 +9873,13 @@
               <a:graphicData uri="http://schemas.openxmlformats.org/drawingml/2006/picture">
                 <pic:pic xmlns:pic="http://schemas.openxmlformats.org/drawingml/2006/picture">
                   <pic:nvPicPr>
-                    <pic:cNvPr id="7" name="Image3"/>
+                    <pic:cNvPr id="15" name="Image3"/>
                     <pic:cNvPicPr>
                       <a:picLocks noChangeAspect="1" noChangeArrowheads="1"/>
                     </pic:cNvPicPr>
                   </pic:nvPicPr>
                   <pic:blipFill>
-                    <a:blip r:embed="rId25"/>
+                    <a:blip r:embed="rId37"/>
                     <a:stretch>
                       <a:fillRect/>
                     </a:stretch>
@@ -10170,6 +11064,143 @@
         <w:ind w:left="3600" w:hanging="360"/>
       </w:pPr>
       <w:rPr/>
+    </w:lvl>
+  </w:abstractNum>
+  <w:abstractNum w:abstractNumId="10">
+    <w:lvl w:ilvl="0">
+      <w:start w:val="1"/>
+      <w:numFmt w:val="bullet"/>
+      <w:lvlText w:val=""/>
+      <w:lvlJc w:val="left"/>
+      <w:pPr>
+        <w:tabs>
+          <w:tab w:val="num" w:pos="720"/>
+        </w:tabs>
+        <w:ind w:left="720" w:hanging="360"/>
+      </w:pPr>
+      <w:rPr>
+        <w:rFonts w:ascii="Symbol" w:hAnsi="Symbol" w:cs="Symbol" w:hint="default"/>
+      </w:rPr>
+    </w:lvl>
+    <w:lvl w:ilvl="1">
+      <w:start w:val="1"/>
+      <w:numFmt w:val="bullet"/>
+      <w:lvlText w:val="◦"/>
+      <w:lvlJc w:val="left"/>
+      <w:pPr>
+        <w:tabs>
+          <w:tab w:val="num" w:pos="1080"/>
+        </w:tabs>
+        <w:ind w:left="1080" w:hanging="360"/>
+      </w:pPr>
+      <w:rPr>
+        <w:rFonts w:ascii="OpenSymbol" w:hAnsi="OpenSymbol" w:cs="OpenSymbol" w:hint="default"/>
+      </w:rPr>
+    </w:lvl>
+    <w:lvl w:ilvl="2">
+      <w:start w:val="1"/>
+      <w:numFmt w:val="bullet"/>
+      <w:lvlText w:val="▪"/>
+      <w:lvlJc w:val="left"/>
+      <w:pPr>
+        <w:tabs>
+          <w:tab w:val="num" w:pos="1440"/>
+        </w:tabs>
+        <w:ind w:left="1440" w:hanging="360"/>
+      </w:pPr>
+      <w:rPr>
+        <w:rFonts w:ascii="OpenSymbol" w:hAnsi="OpenSymbol" w:cs="OpenSymbol" w:hint="default"/>
+      </w:rPr>
+    </w:lvl>
+    <w:lvl w:ilvl="3">
+      <w:start w:val="1"/>
+      <w:numFmt w:val="bullet"/>
+      <w:lvlText w:val=""/>
+      <w:lvlJc w:val="left"/>
+      <w:pPr>
+        <w:tabs>
+          <w:tab w:val="num" w:pos="1800"/>
+        </w:tabs>
+        <w:ind w:left="1800" w:hanging="360"/>
+      </w:pPr>
+      <w:rPr>
+        <w:rFonts w:ascii="Symbol" w:hAnsi="Symbol" w:cs="Symbol" w:hint="default"/>
+      </w:rPr>
+    </w:lvl>
+    <w:lvl w:ilvl="4">
+      <w:start w:val="1"/>
+      <w:numFmt w:val="bullet"/>
+      <w:lvlText w:val="◦"/>
+      <w:lvlJc w:val="left"/>
+      <w:pPr>
+        <w:tabs>
+          <w:tab w:val="num" w:pos="2160"/>
+        </w:tabs>
+        <w:ind w:left="2160" w:hanging="360"/>
+      </w:pPr>
+      <w:rPr>
+        <w:rFonts w:ascii="OpenSymbol" w:hAnsi="OpenSymbol" w:cs="OpenSymbol" w:hint="default"/>
+      </w:rPr>
+    </w:lvl>
+    <w:lvl w:ilvl="5">
+      <w:start w:val="1"/>
+      <w:numFmt w:val="bullet"/>
+      <w:lvlText w:val="▪"/>
+      <w:lvlJc w:val="left"/>
+      <w:pPr>
+        <w:tabs>
+          <w:tab w:val="num" w:pos="2520"/>
+        </w:tabs>
+        <w:ind w:left="2520" w:hanging="360"/>
+      </w:pPr>
+      <w:rPr>
+        <w:rFonts w:ascii="OpenSymbol" w:hAnsi="OpenSymbol" w:cs="OpenSymbol" w:hint="default"/>
+      </w:rPr>
+    </w:lvl>
+    <w:lvl w:ilvl="6">
+      <w:start w:val="1"/>
+      <w:numFmt w:val="bullet"/>
+      <w:lvlText w:val=""/>
+      <w:lvlJc w:val="left"/>
+      <w:pPr>
+        <w:tabs>
+          <w:tab w:val="num" w:pos="2880"/>
+        </w:tabs>
+        <w:ind w:left="2880" w:hanging="360"/>
+      </w:pPr>
+      <w:rPr>
+        <w:rFonts w:ascii="Symbol" w:hAnsi="Symbol" w:cs="Symbol" w:hint="default"/>
+      </w:rPr>
+    </w:lvl>
+    <w:lvl w:ilvl="7">
+      <w:start w:val="1"/>
+      <w:numFmt w:val="bullet"/>
+      <w:lvlText w:val="◦"/>
+      <w:lvlJc w:val="left"/>
+      <w:pPr>
+        <w:tabs>
+          <w:tab w:val="num" w:pos="3240"/>
+        </w:tabs>
+        <w:ind w:left="3240" w:hanging="360"/>
+      </w:pPr>
+      <w:rPr>
+        <w:rFonts w:ascii="OpenSymbol" w:hAnsi="OpenSymbol" w:cs="OpenSymbol" w:hint="default"/>
+      </w:rPr>
+    </w:lvl>
+    <w:lvl w:ilvl="8">
+      <w:start w:val="1"/>
+      <w:numFmt w:val="bullet"/>
+      <w:lvlText w:val="▪"/>
+      <w:lvlJc w:val="left"/>
+      <w:pPr>
+        <w:tabs>
+          <w:tab w:val="num" w:pos="3600"/>
+        </w:tabs>
+        <w:ind w:left="3600" w:hanging="360"/>
+      </w:pPr>
+      <w:rPr>
+        <w:rFonts w:ascii="OpenSymbol" w:hAnsi="OpenSymbol" w:cs="OpenSymbol" w:hint="default"/>
+      </w:rPr>
     </w:lvl>
   </w:abstractNum>
   <w:num w:numId="1">
@@ -10200,18 +11231,21 @@
     <w:abstractNumId w:val="9"/>
   </w:num>
   <w:num w:numId="10">
+    <w:abstractNumId w:val="10"/>
+  </w:num>
+  <w:num w:numId="11">
     <w:abstractNumId w:val="7"/>
     <w:lvlOverride w:ilvl="0">
       <w:startOverride w:val="1"/>
     </w:lvlOverride>
   </w:num>
-  <w:num w:numId="11">
+  <w:num w:numId="12">
     <w:abstractNumId w:val="8"/>
     <w:lvlOverride w:ilvl="0">
       <w:startOverride w:val="2"/>
     </w:lvlOverride>
   </w:num>
-  <w:num w:numId="12">
+  <w:num w:numId="13">
     <w:abstractNumId w:val="9"/>
     <w:lvlOverride w:ilvl="0">
       <w:startOverride w:val="3"/>

--- a/Zapiska_Georgi_Chaparov.docx
+++ b/Zapiska_Georgi_Chaparov.docx
@@ -1570,7 +1570,7 @@
         <w:pStyle w:val="Normal"/>
         <w:numPr>
           <w:ilvl w:val="0"/>
-          <w:numId w:val="11"/>
+          <w:numId w:val="15"/>
         </w:numPr>
         <w:spacing w:before="0" w:after="0"/>
         <w:jc w:val="both"/>
@@ -1627,7 +1627,7 @@
         <w:pStyle w:val="Normal"/>
         <w:numPr>
           <w:ilvl w:val="0"/>
-          <w:numId w:val="12"/>
+          <w:numId w:val="16"/>
         </w:numPr>
         <w:spacing w:before="0" w:after="0"/>
         <w:jc w:val="both"/>
@@ -1651,14 +1651,14 @@
         <w:ind w:hanging="0"/>
         <w:jc w:val="both"/>
         <w:rPr>
-          <w:lang w:val="bg-BG" w:eastAsia="en-US" w:bidi="ar-SA"/>
-        </w:rPr>
-      </w:pPr>
-      <w:r>
-        <w:rPr>
-          <w:lang w:val="bg-BG" w:eastAsia="en-US" w:bidi="ar-SA"/>
-        </w:rPr>
-        <w:t>Приложение, поддържащо Windows и Debian Linux, език за програмиране - Python</w:t>
+          <w:lang w:val="bg-BG"/>
+        </w:rPr>
+      </w:pPr>
+      <w:r>
+        <w:rPr>
+          <w:lang w:val="bg-BG"/>
+        </w:rPr>
+        <w:t>Модел за машнно обучение за класифициране на фазите за производство на поточна линия.</w:t>
       </w:r>
     </w:p>
     <w:p>
@@ -1666,7 +1666,7 @@
         <w:pStyle w:val="Normal"/>
         <w:numPr>
           <w:ilvl w:val="0"/>
-          <w:numId w:val="13"/>
+          <w:numId w:val="17"/>
         </w:numPr>
         <w:spacing w:before="0" w:after="0"/>
         <w:jc w:val="both"/>
@@ -1681,6 +1681,188 @@
           <w:lang w:val="bg-BG" w:eastAsia="en-US" w:bidi="ar-SA"/>
         </w:rPr>
         <w:t>Съдържание на обяснителната записка:</w:t>
+      </w:r>
+    </w:p>
+    <w:p>
+      <w:pPr>
+        <w:pStyle w:val="Normal"/>
+        <w:numPr>
+          <w:ilvl w:val="0"/>
+          <w:numId w:val="1"/>
+        </w:numPr>
+        <w:spacing w:before="0" w:after="0"/>
+        <w:jc w:val="both"/>
+        <w:rPr>
+          <w:lang w:val="bg-BG" w:eastAsia="en-US" w:bidi="ar-SA"/>
+        </w:rPr>
+      </w:pPr>
+      <w:r>
+        <w:rPr>
+          <w:lang w:val="bg-BG" w:eastAsia="en-US" w:bidi="ar-SA"/>
+        </w:rPr>
+        <w:t>Анотация</w:t>
+      </w:r>
+    </w:p>
+    <w:p>
+      <w:pPr>
+        <w:pStyle w:val="Normal"/>
+        <w:numPr>
+          <w:ilvl w:val="0"/>
+          <w:numId w:val="1"/>
+        </w:numPr>
+        <w:spacing w:before="0" w:after="0"/>
+        <w:jc w:val="both"/>
+        <w:rPr>
+          <w:lang w:val="bg-BG" w:eastAsia="en-US" w:bidi="ar-SA"/>
+        </w:rPr>
+      </w:pPr>
+      <w:r>
+        <w:rPr>
+          <w:lang w:val="bg-BG" w:eastAsia="en-US" w:bidi="ar-SA"/>
+        </w:rPr>
+        <w:t>Увод</w:t>
+      </w:r>
+    </w:p>
+    <w:p>
+      <w:pPr>
+        <w:pStyle w:val="Normal"/>
+        <w:numPr>
+          <w:ilvl w:val="0"/>
+          <w:numId w:val="1"/>
+        </w:numPr>
+        <w:spacing w:before="0" w:after="0"/>
+        <w:jc w:val="both"/>
+        <w:rPr>
+          <w:lang w:val="bg-BG" w:eastAsia="en-US" w:bidi="ar-SA"/>
+        </w:rPr>
+      </w:pPr>
+      <w:r>
+        <w:rPr>
+          <w:lang w:val="bg-BG" w:eastAsia="en-US" w:bidi="ar-SA"/>
+        </w:rPr>
+        <w:t>Обзор на съществуващите решения. Изводи. Цел и задачи.</w:t>
+      </w:r>
+    </w:p>
+    <w:p>
+      <w:pPr>
+        <w:pStyle w:val="Normal"/>
+        <w:numPr>
+          <w:ilvl w:val="0"/>
+          <w:numId w:val="1"/>
+        </w:numPr>
+        <w:spacing w:before="0" w:after="0"/>
+        <w:jc w:val="both"/>
+        <w:rPr>
+          <w:lang w:val="bg-BG" w:eastAsia="en-US" w:bidi="ar-SA"/>
+        </w:rPr>
+      </w:pPr>
+      <w:r>
+        <w:rPr>
+          <w:lang w:val="bg-BG" w:eastAsia="en-US" w:bidi="ar-SA"/>
+        </w:rPr>
+        <w:t>Проектиране на софтуер за класифициране на данни.</w:t>
+      </w:r>
+    </w:p>
+    <w:p>
+      <w:pPr>
+        <w:pStyle w:val="Normal"/>
+        <w:numPr>
+          <w:ilvl w:val="0"/>
+          <w:numId w:val="1"/>
+        </w:numPr>
+        <w:spacing w:before="0" w:after="0"/>
+        <w:jc w:val="both"/>
+        <w:rPr>
+          <w:lang w:val="bg-BG" w:eastAsia="en-US" w:bidi="ar-SA"/>
+        </w:rPr>
+      </w:pPr>
+      <w:r>
+        <w:rPr>
+          <w:lang w:val="bg-BG" w:eastAsia="en-US" w:bidi="ar-SA"/>
+        </w:rPr>
+        <w:t>Проектиране на модел за машинно обучение.</w:t>
+      </w:r>
+    </w:p>
+    <w:p>
+      <w:pPr>
+        <w:pStyle w:val="Normal"/>
+        <w:numPr>
+          <w:ilvl w:val="0"/>
+          <w:numId w:val="1"/>
+        </w:numPr>
+        <w:spacing w:before="0" w:after="0"/>
+        <w:jc w:val="both"/>
+        <w:rPr>
+          <w:lang w:val="bg-BG" w:eastAsia="en-US" w:bidi="ar-SA"/>
+        </w:rPr>
+      </w:pPr>
+      <w:r>
+        <w:rPr>
+          <w:lang w:val="bg-BG" w:eastAsia="en-US" w:bidi="ar-SA"/>
+        </w:rPr>
+        <w:t>Основни резултати. Изводи и препоръки.</w:t>
+      </w:r>
+    </w:p>
+    <w:p>
+      <w:pPr>
+        <w:pStyle w:val="Normal"/>
+        <w:numPr>
+          <w:ilvl w:val="0"/>
+          <w:numId w:val="1"/>
+        </w:numPr>
+        <w:spacing w:before="0" w:after="0"/>
+        <w:jc w:val="both"/>
+        <w:rPr>
+          <w:lang w:val="bg-BG" w:eastAsia="en-US" w:bidi="ar-SA"/>
+        </w:rPr>
+      </w:pPr>
+      <w:r>
+        <w:rPr>
+          <w:lang w:val="bg-BG" w:eastAsia="en-US" w:bidi="ar-SA"/>
+        </w:rPr>
+        <w:t>Използвана литература</w:t>
+      </w:r>
+    </w:p>
+    <w:p>
+      <w:pPr>
+        <w:pStyle w:val="Normal"/>
+        <w:numPr>
+          <w:ilvl w:val="0"/>
+          <w:numId w:val="1"/>
+        </w:numPr>
+        <w:spacing w:before="0" w:after="0"/>
+        <w:jc w:val="both"/>
+        <w:rPr>
+          <w:lang w:val="bg-BG" w:eastAsia="en-US" w:bidi="ar-SA"/>
+        </w:rPr>
+      </w:pPr>
+      <w:r>
+        <w:rPr>
+          <w:lang w:val="bg-BG" w:eastAsia="en-US" w:bidi="ar-SA"/>
+        </w:rPr>
+        <w:t>Приложения</w:t>
+      </w:r>
+    </w:p>
+    <w:p>
+      <w:pPr>
+        <w:pStyle w:val="Normal"/>
+        <w:numPr>
+          <w:ilvl w:val="0"/>
+          <w:numId w:val="8"/>
+        </w:numPr>
+        <w:spacing w:before="0" w:after="0"/>
+        <w:jc w:val="both"/>
+        <w:rPr>
+          <w:sz w:val="28"/>
+          <w:lang w:val="bg-BG" w:eastAsia="en-US" w:bidi="ar-SA"/>
+        </w:rPr>
+      </w:pPr>
+      <w:r>
+        <w:rPr>
+          <w:sz w:val="28"/>
+          <w:lang w:val="bg-BG" w:eastAsia="en-US" w:bidi="ar-SA"/>
+        </w:rPr>
+        <w:t>Съдържание на графичната част:</w:t>
       </w:r>
     </w:p>
     <w:p>
@@ -1693,14 +1875,20 @@
         <w:spacing w:before="0" w:after="0"/>
         <w:jc w:val="both"/>
         <w:rPr>
-          <w:lang w:val="bg-BG" w:eastAsia="en-US" w:bidi="ar-SA"/>
-        </w:rPr>
-      </w:pPr>
-      <w:r>
-        <w:rPr>
-          <w:lang w:val="bg-BG" w:eastAsia="en-US" w:bidi="ar-SA"/>
-        </w:rPr>
-        <w:t>Анотация</w:t>
+          <w:lang w:val="en-US"/>
+        </w:rPr>
+      </w:pPr>
+      <w:r>
+        <w:rPr>
+          <w:lang w:val="en-US"/>
+        </w:rPr>
+        <w:t xml:space="preserve">UML </w:t>
+      </w:r>
+      <w:r>
+        <w:rPr>
+          <w:lang w:val="bg-BG"/>
+        </w:rPr>
+        <w:t>диаграми.</w:t>
       </w:r>
     </w:p>
     <w:p>
@@ -1720,209 +1908,7 @@
         <w:rPr>
           <w:lang w:val="bg-BG" w:eastAsia="en-US" w:bidi="ar-SA"/>
         </w:rPr>
-        <w:t>Увод</w:t>
-      </w:r>
-    </w:p>
-    <w:p>
-      <w:pPr>
-        <w:pStyle w:val="Normal"/>
-        <w:numPr>
-          <w:ilvl w:val="0"/>
-          <w:numId w:val="2"/>
-        </w:numPr>
-        <w:spacing w:before="0" w:after="0"/>
-        <w:jc w:val="both"/>
-        <w:rPr>
-          <w:lang w:val="bg-BG" w:eastAsia="en-US" w:bidi="ar-SA"/>
-        </w:rPr>
-      </w:pPr>
-      <w:r>
-        <w:rPr>
-          <w:lang w:val="bg-BG" w:eastAsia="en-US" w:bidi="ar-SA"/>
-        </w:rPr>
-        <w:t>Обзор на съществуващите решения. Изводи. Цел и задачи.</w:t>
-      </w:r>
-    </w:p>
-    <w:p>
-      <w:pPr>
-        <w:pStyle w:val="Normal"/>
-        <w:numPr>
-          <w:ilvl w:val="0"/>
-          <w:numId w:val="2"/>
-        </w:numPr>
-        <w:spacing w:before="0" w:after="0"/>
-        <w:jc w:val="both"/>
-        <w:rPr>
-          <w:lang w:val="bg-BG" w:eastAsia="en-US" w:bidi="ar-SA"/>
-        </w:rPr>
-      </w:pPr>
-      <w:r>
-        <w:rPr>
-          <w:lang w:val="bg-BG" w:eastAsia="en-US" w:bidi="ar-SA"/>
-        </w:rPr>
-        <w:t>.............................................................</w:t>
-      </w:r>
-    </w:p>
-    <w:p>
-      <w:pPr>
-        <w:pStyle w:val="Normal"/>
-        <w:numPr>
-          <w:ilvl w:val="0"/>
-          <w:numId w:val="2"/>
-        </w:numPr>
-        <w:spacing w:before="0" w:after="0"/>
-        <w:jc w:val="both"/>
-        <w:rPr>
-          <w:lang w:val="bg-BG" w:eastAsia="en-US" w:bidi="ar-SA"/>
-        </w:rPr>
-      </w:pPr>
-      <w:r>
-        <w:rPr>
-          <w:lang w:val="bg-BG" w:eastAsia="en-US" w:bidi="ar-SA"/>
-        </w:rPr>
-        <w:t>.............................................................</w:t>
-      </w:r>
-    </w:p>
-    <w:p>
-      <w:pPr>
-        <w:pStyle w:val="Normal"/>
-        <w:numPr>
-          <w:ilvl w:val="0"/>
-          <w:numId w:val="2"/>
-        </w:numPr>
-        <w:spacing w:before="0" w:after="0"/>
-        <w:jc w:val="both"/>
-        <w:rPr>
-          <w:lang w:val="bg-BG" w:eastAsia="en-US" w:bidi="ar-SA"/>
-        </w:rPr>
-      </w:pPr>
-      <w:r>
-        <w:rPr>
-          <w:lang w:val="bg-BG" w:eastAsia="en-US" w:bidi="ar-SA"/>
-        </w:rPr>
-        <w:t>.............................................................</w:t>
-      </w:r>
-    </w:p>
-    <w:p>
-      <w:pPr>
-        <w:pStyle w:val="Normal"/>
-        <w:numPr>
-          <w:ilvl w:val="0"/>
-          <w:numId w:val="2"/>
-        </w:numPr>
-        <w:spacing w:before="0" w:after="0"/>
-        <w:jc w:val="both"/>
-        <w:rPr>
-          <w:lang w:val="bg-BG" w:eastAsia="en-US" w:bidi="ar-SA"/>
-        </w:rPr>
-      </w:pPr>
-      <w:r>
-        <w:rPr>
-          <w:lang w:val="bg-BG" w:eastAsia="en-US" w:bidi="ar-SA"/>
-        </w:rPr>
-        <w:t>Основни резултати. Изводи и препоръки.</w:t>
-      </w:r>
-    </w:p>
-    <w:p>
-      <w:pPr>
-        <w:pStyle w:val="Normal"/>
-        <w:numPr>
-          <w:ilvl w:val="0"/>
-          <w:numId w:val="2"/>
-        </w:numPr>
-        <w:spacing w:before="0" w:after="0"/>
-        <w:jc w:val="both"/>
-        <w:rPr>
-          <w:lang w:val="bg-BG" w:eastAsia="en-US" w:bidi="ar-SA"/>
-        </w:rPr>
-      </w:pPr>
-      <w:r>
-        <w:rPr>
-          <w:lang w:val="bg-BG" w:eastAsia="en-US" w:bidi="ar-SA"/>
-        </w:rPr>
-        <w:t>Използвана литература</w:t>
-      </w:r>
-    </w:p>
-    <w:p>
-      <w:pPr>
-        <w:pStyle w:val="Normal"/>
-        <w:numPr>
-          <w:ilvl w:val="0"/>
-          <w:numId w:val="2"/>
-        </w:numPr>
-        <w:spacing w:before="0" w:after="0"/>
-        <w:jc w:val="both"/>
-        <w:rPr>
-          <w:lang w:val="bg-BG" w:eastAsia="en-US" w:bidi="ar-SA"/>
-        </w:rPr>
-      </w:pPr>
-      <w:r>
-        <w:rPr>
-          <w:lang w:val="bg-BG" w:eastAsia="en-US" w:bidi="ar-SA"/>
-        </w:rPr>
-        <w:t>Приложения</w:t>
-      </w:r>
-    </w:p>
-    <w:p>
-      <w:pPr>
-        <w:pStyle w:val="Normal"/>
-        <w:numPr>
-          <w:ilvl w:val="0"/>
-          <w:numId w:val="9"/>
-        </w:numPr>
-        <w:spacing w:before="0" w:after="0"/>
-        <w:jc w:val="both"/>
-        <w:rPr>
-          <w:sz w:val="28"/>
-          <w:lang w:val="bg-BG" w:eastAsia="en-US" w:bidi="ar-SA"/>
-        </w:rPr>
-      </w:pPr>
-      <w:r>
-        <w:rPr>
-          <w:sz w:val="28"/>
-          <w:lang w:val="bg-BG" w:eastAsia="en-US" w:bidi="ar-SA"/>
-        </w:rPr>
-        <w:t>Съдържание на графичната част:</w:t>
-      </w:r>
-    </w:p>
-    <w:p>
-      <w:pPr>
-        <w:pStyle w:val="Normal"/>
-        <w:numPr>
-          <w:ilvl w:val="0"/>
-          <w:numId w:val="3"/>
-        </w:numPr>
-        <w:spacing w:before="0" w:after="0"/>
-        <w:jc w:val="both"/>
-        <w:rPr>
-          <w:lang w:val="bg-BG" w:eastAsia="en-US" w:bidi="ar-SA"/>
-        </w:rPr>
-      </w:pPr>
-      <w:r>
-        <w:rPr>
-          <w:lang w:val="bg-BG" w:eastAsia="en-US" w:bidi="ar-SA"/>
-        </w:rPr>
-        <w:t>.............................................................</w:t>
-      </w:r>
-    </w:p>
-    <w:p>
-      <w:pPr>
-        <w:pStyle w:val="Normal"/>
-        <w:numPr>
-          <w:ilvl w:val="0"/>
-          <w:numId w:val="3"/>
-        </w:numPr>
-        <w:spacing w:before="0" w:after="0"/>
-        <w:jc w:val="both"/>
-        <w:rPr>
-          <w:lang w:val="bg-BG" w:eastAsia="en-US" w:bidi="ar-SA"/>
-        </w:rPr>
-      </w:pPr>
-      <w:r>
-        <w:rPr>
-          <w:lang w:val="bg-BG" w:eastAsia="en-US" w:bidi="ar-SA"/>
-        </w:rPr>
-        <w:t>.............................................................</w:t>
+        <w:t>Екранни снимки.</w:t>
       </w:r>
     </w:p>
     <w:p>
@@ -1963,17 +1949,59 @@
         <w:spacing w:before="0" w:after="0"/>
         <w:ind w:hanging="0"/>
         <w:rPr>
-          <w:lang w:val="bg-BG" w:eastAsia="en-US" w:bidi="ar-SA"/>
-        </w:rPr>
-      </w:pPr>
-      <w:r>
-        <w:rPr>
-          <w:lang w:val="bg-BG" w:eastAsia="en-US" w:bidi="ar-SA"/>
-        </w:rPr>
-        <w:t xml:space="preserve">Дата на задаване: ХХ.ХХ.20XХ </w:t>
+          <w:lang w:val="en-US" w:eastAsia="en-US" w:bidi="ar-SA"/>
+        </w:rPr>
+      </w:pPr>
+      <w:r>
+        <w:rPr>
+          <w:lang w:val="bg-BG" w:eastAsia="en-US" w:bidi="ar-SA"/>
+        </w:rPr>
+        <w:t xml:space="preserve">Дата на задаване: </w:t>
+      </w:r>
+      <w:r>
+        <w:rPr>
+          <w:lang w:val="en-US" w:eastAsia="en-US" w:bidi="ar-SA"/>
+        </w:rPr>
+        <w:t>22</w:t>
+      </w:r>
+      <w:r>
+        <w:rPr>
+          <w:lang w:val="bg-BG" w:eastAsia="en-US" w:bidi="ar-SA"/>
+        </w:rPr>
+        <w:t>.</w:t>
+      </w:r>
+      <w:r>
+        <w:rPr>
+          <w:lang w:val="en-US" w:eastAsia="en-US" w:bidi="ar-SA"/>
+        </w:rPr>
+        <w:t>02</w:t>
+      </w:r>
+      <w:r>
+        <w:rPr>
+          <w:lang w:val="bg-BG" w:eastAsia="en-US" w:bidi="ar-SA"/>
+        </w:rPr>
+        <w:t>.20</w:t>
+      </w:r>
+      <w:r>
+        <w:rPr>
+          <w:lang w:val="en-US" w:eastAsia="en-US" w:bidi="ar-SA"/>
+        </w:rPr>
+        <w:t>26</w:t>
+      </w:r>
+      <w:r>
+        <w:rPr>
+          <w:lang w:val="bg-BG" w:eastAsia="en-US" w:bidi="ar-SA"/>
+        </w:rPr>
+        <w:t xml:space="preserve"> </w:t>
         <w:tab/>
         <w:tab/>
-        <w:t>Срок за предаване: ХХ.ХХ.20XХ</w:t>
+        <w:t>Срок за предаване: 31.08.20</w:t>
+      </w:r>
+      <w:r>
+        <w:rPr>
+          <w:lang w:val="en-US" w:eastAsia="en-US" w:bidi="ar-SA"/>
+        </w:rPr>
+        <w:t>26</w:t>
       </w:r>
     </w:p>
     <w:p>
@@ -2140,16 +2168,17 @@
             </w:rPr>
             <w:fldChar w:fldCharType="separate"/>
           </w:r>
-          <w:hyperlink w:anchor="__RefHeading___Toc279_4158184810" w:tooltip="Анoтaция">
-            <w:r>
-              <w:rPr>
-                <w:rStyle w:val="IndexLink"/>
-              </w:rPr>
-              <w:t>1. Анoтaция</w:t>
-              <w:tab/>
-              <w:t>8</w:t>
-            </w:r>
-          </w:hyperlink>
+          <w:r>
+            <w:rPr>
+              <w:rStyle w:val="IndexLink"/>
+            </w:rPr>
+            <w:t>1. Анoтaция</w:t>
+          </w:r>
+          <w:r>
+            <w:rPr/>
+            <w:tab/>
+            <w:t>8</w:t>
+          </w:r>
         </w:p>
         <w:p>
           <w:pPr>
@@ -2160,16 +2189,12 @@
             </w:tabs>
             <w:rPr/>
           </w:pPr>
-          <w:hyperlink w:anchor="__RefHeading___Toc957_4158184810" w:tooltip="Увод">
-            <w:r>
-              <w:rPr>
-                <w:rStyle w:val="IndexLink"/>
-              </w:rPr>
-              <w:t>2. Увод</w:t>
-              <w:tab/>
-              <w:t>9</w:t>
-            </w:r>
-          </w:hyperlink>
+          <w:r>
+            <w:rPr/>
+            <w:t>2. Увод</w:t>
+            <w:tab/>
+            <w:t>9</w:t>
+          </w:r>
         </w:p>
         <w:p>
           <w:pPr>
@@ -2180,16 +2205,12 @@
             </w:tabs>
             <w:rPr/>
           </w:pPr>
-          <w:hyperlink w:anchor="__RefHeading___Toc839_4111958324" w:tooltip="Основни концепции в изкуствения интелект, машинното и дълбокото обучение">
-            <w:r>
-              <w:rPr>
-                <w:rStyle w:val="IndexLink"/>
-              </w:rPr>
-              <w:t>2.1. Основни концепции в изкуствения интелект, машинното и дълбокото обучение</w:t>
-              <w:tab/>
-              <w:t>9</w:t>
-            </w:r>
-          </w:hyperlink>
+          <w:r>
+            <w:rPr/>
+            <w:t>2.1. Основни концепции в изкуствения интелект, машинното и дълбокото обучение</w:t>
+            <w:tab/>
+            <w:t>9</w:t>
+          </w:r>
         </w:p>
         <w:p>
           <w:pPr>
@@ -2200,16 +2221,12 @@
             </w:tabs>
             <w:rPr/>
           </w:pPr>
-          <w:hyperlink w:anchor="__RefHeading___Toc843_4111958324" w:tooltip="Погледът и неговите характеристики">
-            <w:r>
-              <w:rPr>
-                <w:rStyle w:val="IndexLink"/>
-              </w:rPr>
-              <w:t>2.2. Погледът и неговите характеристики</w:t>
-              <w:tab/>
-              <w:t>10</w:t>
-            </w:r>
-          </w:hyperlink>
+          <w:r>
+            <w:rPr/>
+            <w:t>2.2. Погледът и неговите характеристики</w:t>
+            <w:tab/>
+            <w:t>10</w:t>
+          </w:r>
         </w:p>
         <w:p>
           <w:pPr>
@@ -2220,16 +2237,12 @@
             </w:tabs>
             <w:rPr/>
           </w:pPr>
-          <w:hyperlink w:anchor="__RefHeading___Toc845_4111958324" w:tooltip="Проследяване на поглед">
-            <w:r>
-              <w:rPr>
-                <w:rStyle w:val="IndexLink"/>
-              </w:rPr>
-              <w:t>2.3. Проследяване на поглед</w:t>
-              <w:tab/>
-              <w:t>10</w:t>
-            </w:r>
-          </w:hyperlink>
+          <w:r>
+            <w:rPr/>
+            <w:t>2.3. Проследяване на поглед</w:t>
+            <w:tab/>
+            <w:t>10</w:t>
+          </w:r>
         </w:p>
         <w:p>
           <w:pPr>
@@ -2240,16 +2253,12 @@
             </w:tabs>
             <w:rPr/>
           </w:pPr>
-          <w:hyperlink w:anchor="__RefHeading___Toc847_4111958324" w:tooltip="Класифициране на фазите на поточна линия">
-            <w:r>
-              <w:rPr>
-                <w:rStyle w:val="IndexLink"/>
-              </w:rPr>
-              <w:t>2.4. Класифициране на фазите на поточна линия</w:t>
-              <w:tab/>
-              <w:t>12</w:t>
-            </w:r>
-          </w:hyperlink>
+          <w:r>
+            <w:rPr/>
+            <w:t>2.4. Класифициране на фазите на поточна линия</w:t>
+            <w:tab/>
+            <w:t>12</w:t>
+          </w:r>
         </w:p>
         <w:p>
           <w:pPr>
@@ -2260,16 +2269,12 @@
             </w:tabs>
             <w:rPr/>
           </w:pPr>
-          <w:hyperlink w:anchor="__RefHeading___Toc959_4158184810" w:tooltip="Обзор на съществуващи решения">
-            <w:r>
-              <w:rPr>
-                <w:rStyle w:val="IndexLink"/>
-              </w:rPr>
-              <w:t>3. Обзор на съществуващи решения</w:t>
-              <w:tab/>
-              <w:t>13</w:t>
-            </w:r>
-          </w:hyperlink>
+          <w:r>
+            <w:rPr/>
+            <w:t>3. Обзор на съществуващи решения</w:t>
+            <w:tab/>
+            <w:t>13</w:t>
+          </w:r>
         </w:p>
         <w:p>
           <w:pPr>
@@ -2280,16 +2285,12 @@
             </w:tabs>
             <w:rPr/>
           </w:pPr>
-          <w:hyperlink w:anchor="__RefHeading___Toc965_4158184810" w:tooltip="Описание на експеримент и хардуер за събиране на данните">
-            <w:r>
-              <w:rPr>
-                <w:rStyle w:val="IndexLink"/>
-              </w:rPr>
-              <w:t>4. Описание на експеримент и хардуер за събиране на данните</w:t>
-              <w:tab/>
-              <w:t>14</w:t>
-            </w:r>
-          </w:hyperlink>
+          <w:r>
+            <w:rPr/>
+            <w:t>3.1. Подходи, базирани на видеоанализ</w:t>
+            <w:tab/>
+            <w:t>13</w:t>
+          </w:r>
         </w:p>
         <w:p>
           <w:pPr>
@@ -2300,16 +2301,12 @@
             </w:tabs>
             <w:rPr/>
           </w:pPr>
-          <w:hyperlink w:anchor="__RefHeading___Toc767_4111958324" w:tooltip="Структура и начин на провеждане на експериментът">
-            <w:r>
-              <w:rPr>
-                <w:rStyle w:val="IndexLink"/>
-              </w:rPr>
-              <w:t>4.1. Структура и начин на провеждане на експериментът</w:t>
-              <w:tab/>
-              <w:t>14</w:t>
-            </w:r>
-          </w:hyperlink>
+          <w:r>
+            <w:rPr/>
+            <w:t>4. Описание на експеримент и хардуер за събиране на данните</w:t>
+            <w:tab/>
+            <w:t>17</w:t>
+          </w:r>
         </w:p>
         <w:p>
           <w:pPr>
@@ -2320,16 +2317,12 @@
             </w:tabs>
             <w:rPr/>
           </w:pPr>
-          <w:hyperlink w:anchor="__RefHeading___Toc1200_4111958324" w:tooltip="NEON от Pupil Labs">
-            <w:r>
-              <w:rPr>
-                <w:rStyle w:val="IndexLink"/>
-              </w:rPr>
-              <w:t>4.2. NEON от Pupil Labs</w:t>
-              <w:tab/>
-              <w:t>15</w:t>
-            </w:r>
-          </w:hyperlink>
+          <w:r>
+            <w:rPr/>
+            <w:t>4.1. Структура и начин на провеждане на експериментът</w:t>
+            <w:tab/>
+            <w:t>17</w:t>
+          </w:r>
         </w:p>
         <w:p>
           <w:pPr>
@@ -2340,16 +2333,12 @@
             </w:tabs>
             <w:rPr/>
           </w:pPr>
-          <w:hyperlink w:anchor="__RefHeading___Toc769_4111958324" w:tooltip="Софтуер за класифициране на данните">
-            <w:r>
-              <w:rPr>
-                <w:rStyle w:val="IndexLink"/>
-              </w:rPr>
-              <w:t>5. Софтуер за класифициране на данните</w:t>
-              <w:tab/>
-              <w:t>17</w:t>
-            </w:r>
-          </w:hyperlink>
+          <w:r>
+            <w:rPr/>
+            <w:t>4.2. NEON от Pupil Labs</w:t>
+            <w:tab/>
+            <w:t>18</w:t>
+          </w:r>
         </w:p>
         <w:p>
           <w:pPr>
@@ -2360,16 +2349,12 @@
             </w:tabs>
             <w:rPr/>
           </w:pPr>
-          <w:hyperlink w:anchor="__RefHeading___Toc2735_4158184810" w:tooltip="Изисквания, архитектура и организация на данните">
-            <w:r>
-              <w:rPr>
-                <w:rStyle w:val="IndexLink"/>
-              </w:rPr>
-              <w:t>5.1. Изисквания, архитектура и организация на данните</w:t>
-              <w:tab/>
-              <w:t>17</w:t>
-            </w:r>
-          </w:hyperlink>
+          <w:r>
+            <w:rPr/>
+            <w:t>5. Софтуер за класифициране на данните</w:t>
+            <w:tab/>
+            <w:t>20</w:t>
+          </w:r>
         </w:p>
         <w:p>
           <w:pPr>
@@ -2380,16 +2365,12 @@
             </w:tabs>
             <w:rPr/>
           </w:pPr>
-          <w:hyperlink w:anchor="__RefHeading___Toc2737_4158184810" w:tooltip="Избор на език и среда за програмиране">
-            <w:r>
-              <w:rPr>
-                <w:rStyle w:val="IndexLink"/>
-              </w:rPr>
-              <w:t>5.2. Избор на език и среда за програмиране</w:t>
-              <w:tab/>
-              <w:t>19</w:t>
-            </w:r>
-          </w:hyperlink>
+          <w:r>
+            <w:rPr/>
+            <w:t>5.1. Изисквания, архитектура и организация на данните</w:t>
+            <w:tab/>
+            <w:t>20</w:t>
+          </w:r>
         </w:p>
         <w:p>
           <w:pPr>
@@ -2400,16 +2381,12 @@
             </w:tabs>
             <w:rPr/>
           </w:pPr>
-          <w:hyperlink w:anchor="__RefHeading___Toc2739_4158184810" w:tooltip="Реализация на програмната система">
-            <w:r>
-              <w:rPr>
-                <w:rStyle w:val="IndexLink"/>
-              </w:rPr>
-              <w:t>5.3. Реализация на програмната система</w:t>
-              <w:tab/>
-              <w:t>19</w:t>
-            </w:r>
-          </w:hyperlink>
+          <w:r>
+            <w:rPr/>
+            <w:t>5.2. Избор на език и среда за програмиране</w:t>
+            <w:tab/>
+            <w:t>22</w:t>
+          </w:r>
         </w:p>
         <w:p>
           <w:pPr>
@@ -2420,16 +2397,12 @@
             </w:tabs>
             <w:rPr/>
           </w:pPr>
-          <w:hyperlink w:anchor="__RefHeading___Toc2741_4158184810" w:tooltip="Описание на програмните модули">
-            <w:r>
-              <w:rPr>
-                <w:rStyle w:val="IndexLink"/>
-              </w:rPr>
-              <w:t>5.3.1. Описание на програмните модули</w:t>
-              <w:tab/>
-              <w:t>19</w:t>
-            </w:r>
-          </w:hyperlink>
+          <w:r>
+            <w:rPr/>
+            <w:t>5.3. Реализация на програмната система</w:t>
+            <w:tab/>
+            <w:t>22</w:t>
+          </w:r>
         </w:p>
         <w:p>
           <w:pPr>
@@ -2440,16 +2413,12 @@
             </w:tabs>
             <w:rPr/>
           </w:pPr>
-          <w:hyperlink w:anchor="__RefHeading___Toc2743_4158184810" w:tooltip="Структура и организация на програмния интерфейс">
-            <w:r>
-              <w:rPr>
-                <w:rStyle w:val="IndexLink"/>
-              </w:rPr>
-              <w:t>5.3.2. Структура и организация на програмния интерфейс</w:t>
-              <w:tab/>
-              <w:t>19</w:t>
-            </w:r>
-          </w:hyperlink>
+          <w:r>
+            <w:rPr/>
+            <w:t>5.3.1. Описание на програмните модули</w:t>
+            <w:tab/>
+            <w:t>22</w:t>
+          </w:r>
         </w:p>
         <w:p>
           <w:pPr>
@@ -2460,16 +2429,12 @@
             </w:tabs>
             <w:rPr/>
           </w:pPr>
-          <w:hyperlink w:anchor="__RefHeading___Toc2745_4158184810" w:tooltip="Формат на входните и изходните данни">
-            <w:r>
-              <w:rPr>
-                <w:rStyle w:val="IndexLink"/>
-              </w:rPr>
-              <w:t>5.4. Формат на входните и изходните данни</w:t>
-              <w:tab/>
-              <w:t>22</w:t>
-            </w:r>
-          </w:hyperlink>
+          <w:r>
+            <w:rPr/>
+            <w:t>5.3.2. Структура и организация на програмния интерфейс</w:t>
+            <w:tab/>
+            <w:t>22</w:t>
+          </w:r>
         </w:p>
         <w:p>
           <w:pPr>
@@ -2480,16 +2445,12 @@
             </w:tabs>
             <w:rPr/>
           </w:pPr>
-          <w:hyperlink w:anchor="__RefHeading___Toc10516_4158184810" w:tooltip="Среда за разработка и отдалечен достъп">
-            <w:r>
-              <w:rPr>
-                <w:rStyle w:val="IndexLink"/>
-              </w:rPr>
-              <w:t>6. Среда за разработка и отдалечен достъп</w:t>
-              <w:tab/>
-              <w:t>23</w:t>
-            </w:r>
-          </w:hyperlink>
+          <w:r>
+            <w:rPr/>
+            <w:t>5.4. Формат на входните и изходните данни</w:t>
+            <w:tab/>
+            <w:t>25</w:t>
+          </w:r>
         </w:p>
         <w:p>
           <w:pPr>
@@ -2500,16 +2461,12 @@
             </w:tabs>
             <w:rPr/>
           </w:pPr>
-          <w:hyperlink w:anchor="__RefHeading___Toc2865_1987151165" w:tooltip="Създаване на Docker образ">
-            <w:r>
-              <w:rPr>
-                <w:rStyle w:val="IndexLink"/>
-              </w:rPr>
-              <w:t>6.1. Създаване на Docker образ</w:t>
-              <w:tab/>
-              <w:t>23</w:t>
-            </w:r>
-          </w:hyperlink>
+          <w:r>
+            <w:rPr/>
+            <w:t>6. Среда за разработка и отдалечен достъп</w:t>
+            <w:tab/>
+            <w:t>26</w:t>
+          </w:r>
         </w:p>
         <w:p>
           <w:pPr>
@@ -2520,16 +2477,12 @@
             </w:tabs>
             <w:rPr/>
           </w:pPr>
-          <w:hyperlink w:anchor="__RefHeading___Toc5688_4158184810" w:tooltip="Създаване и обучение на моделът">
-            <w:r>
-              <w:rPr>
-                <w:rStyle w:val="IndexLink"/>
-              </w:rPr>
-              <w:t>7. Създаване и обучение на моделът</w:t>
-              <w:tab/>
-              <w:t>28</w:t>
-            </w:r>
-          </w:hyperlink>
+          <w:r>
+            <w:rPr/>
+            <w:t>6.1. Създаване на Docker образ</w:t>
+            <w:tab/>
+            <w:t>26</w:t>
+          </w:r>
         </w:p>
         <w:p>
           <w:pPr>
@@ -2540,16 +2493,12 @@
             </w:tabs>
             <w:rPr/>
           </w:pPr>
-          <w:hyperlink w:anchor="__RefHeading___Toc771_4111958324" w:tooltip="Входни данни">
-            <w:r>
-              <w:rPr>
-                <w:rStyle w:val="IndexLink"/>
-              </w:rPr>
-              <w:t>7.1. Входни данни</w:t>
-              <w:tab/>
-              <w:t>28</w:t>
-            </w:r>
-          </w:hyperlink>
+          <w:r>
+            <w:rPr/>
+            <w:t>7. Създаване и обучение на моделът</w:t>
+            <w:tab/>
+            <w:t>31</w:t>
+          </w:r>
         </w:p>
         <w:p>
           <w:pPr>
@@ -2560,16 +2509,12 @@
             </w:tabs>
             <w:rPr/>
           </w:pPr>
-          <w:hyperlink w:anchor="__RefHeading___Toc967_4158184810" w:tooltip="Предварителна обработка на данните">
-            <w:r>
-              <w:rPr>
-                <w:rStyle w:val="IndexLink"/>
-              </w:rPr>
-              <w:t>7.2. Предварителна обработка на данните</w:t>
-              <w:tab/>
-              <w:t>29</w:t>
-            </w:r>
-          </w:hyperlink>
+          <w:r>
+            <w:rPr/>
+            <w:t>7.1. Входни данни</w:t>
+            <w:tab/>
+            <w:t>31</w:t>
+          </w:r>
         </w:p>
         <w:p>
           <w:pPr>
@@ -2580,16 +2525,12 @@
             </w:tabs>
             <w:rPr/>
           </w:pPr>
-          <w:hyperlink w:anchor="__RefHeading___Toc5690_4158184810" w:tooltip="Избор на модел за машинно обучение">
-            <w:r>
-              <w:rPr>
-                <w:rStyle w:val="IndexLink"/>
-              </w:rPr>
-              <w:t>7.3. Избор на модел за машинно обучение</w:t>
-              <w:tab/>
-              <w:t>29</w:t>
-            </w:r>
-          </w:hyperlink>
+          <w:r>
+            <w:rPr/>
+            <w:t>7.2. Предварителна обработка на данните</w:t>
+            <w:tab/>
+            <w:t>32</w:t>
+          </w:r>
         </w:p>
         <w:p>
           <w:pPr>
@@ -2600,16 +2541,12 @@
             </w:tabs>
             <w:rPr/>
           </w:pPr>
-          <w:hyperlink w:anchor="__RefHeading___Toc5692_4158184810" w:tooltip="Методология на обучението">
-            <w:r>
-              <w:rPr>
-                <w:rStyle w:val="IndexLink"/>
-              </w:rPr>
-              <w:t>7.4. Методология на обучението</w:t>
-              <w:tab/>
-              <w:t>29</w:t>
-            </w:r>
-          </w:hyperlink>
+          <w:r>
+            <w:rPr/>
+            <w:t>7.3. Избор на модел за машинно обучение</w:t>
+            <w:tab/>
+            <w:t>32</w:t>
+          </w:r>
         </w:p>
         <w:p>
           <w:pPr>
@@ -2620,16 +2557,12 @@
             </w:tabs>
             <w:rPr/>
           </w:pPr>
-          <w:hyperlink w:anchor="__RefHeading___Toc10518_4158184810" w:tooltip="Сравнение между CNN и Transformer модел">
-            <w:r>
-              <w:rPr>
-                <w:rStyle w:val="IndexLink"/>
-              </w:rPr>
-              <w:t>8. Сравнение между CNN и Transformer модел</w:t>
-              <w:tab/>
-              <w:t>30</w:t>
-            </w:r>
-          </w:hyperlink>
+          <w:r>
+            <w:rPr/>
+            <w:t>7.4. Методология на обучението</w:t>
+            <w:tab/>
+            <w:t>32</w:t>
+          </w:r>
         </w:p>
         <w:p>
           <w:pPr>
@@ -2640,16 +2573,12 @@
             </w:tabs>
             <w:rPr/>
           </w:pPr>
-          <w:hyperlink w:anchor="__RefHeading___Toc10520_4158184810" w:tooltip="Резултати при различна продължителност на записите">
-            <w:r>
-              <w:rPr>
-                <w:rStyle w:val="IndexLink"/>
-              </w:rPr>
-              <w:t>9. Резултати при различна продължителност на записите</w:t>
-              <w:tab/>
-              <w:t>31</w:t>
-            </w:r>
-          </w:hyperlink>
+          <w:r>
+            <w:rPr/>
+            <w:t>8. Сравнение между CNN и Transformer модел</w:t>
+            <w:tab/>
+            <w:t>33</w:t>
+          </w:r>
         </w:p>
         <w:p>
           <w:pPr>
@@ -2660,16 +2589,12 @@
             </w:tabs>
             <w:rPr/>
           </w:pPr>
-          <w:hyperlink w:anchor="__RefHeading___Toc5694_4158184810" w:tooltip="Основни резултати">
-            <w:r>
-              <w:rPr>
-                <w:rStyle w:val="IndexLink"/>
-              </w:rPr>
-              <w:t>10. Основни резултати</w:t>
-              <w:tab/>
-              <w:t>32</w:t>
-            </w:r>
-          </w:hyperlink>
+          <w:r>
+            <w:rPr/>
+            <w:t>9. Резултати при различна продължителност на записите</w:t>
+            <w:tab/>
+            <w:t>34</w:t>
+          </w:r>
         </w:p>
         <w:p>
           <w:pPr>
@@ -2680,16 +2605,12 @@
             </w:tabs>
             <w:rPr/>
           </w:pPr>
-          <w:hyperlink w:anchor="__RefHeading___Toc5696_4158184810" w:tooltip="Изводи и препоръки">
-            <w:r>
-              <w:rPr>
-                <w:rStyle w:val="IndexLink"/>
-              </w:rPr>
-              <w:t>11. Изводи и препоръки</w:t>
-              <w:tab/>
-              <w:t>33</w:t>
-            </w:r>
-          </w:hyperlink>
+          <w:r>
+            <w:rPr/>
+            <w:t>10. Основни резултати</w:t>
+            <w:tab/>
+            <w:t>35</w:t>
+          </w:r>
         </w:p>
         <w:p>
           <w:pPr>
@@ -2700,16 +2621,12 @@
             </w:tabs>
             <w:rPr/>
           </w:pPr>
-          <w:hyperlink w:anchor="__RefHeading___Toc2749_4158184810" w:tooltip="Използвана литература">
-            <w:r>
-              <w:rPr>
-                <w:rStyle w:val="IndexLink"/>
-              </w:rPr>
-              <w:t>12. Използвана литература</w:t>
-              <w:tab/>
-              <w:t>34</w:t>
-            </w:r>
-          </w:hyperlink>
+          <w:r>
+            <w:rPr/>
+            <w:t>11. Изводи и препоръки</w:t>
+            <w:tab/>
+            <w:t>36</w:t>
+          </w:r>
         </w:p>
         <w:p>
           <w:pPr>
@@ -2720,20 +2637,30 @@
             </w:tabs>
             <w:rPr/>
           </w:pPr>
-          <w:hyperlink w:anchor="__RefHeading___Toc971_4158184810" w:tooltip="Приложения">
-            <w:r>
-              <w:rPr>
-                <w:rStyle w:val="IndexLink"/>
-              </w:rPr>
-              <w:t>13. Приложения</w:t>
-              <w:tab/>
-              <w:t>37</w:t>
-            </w:r>
-          </w:hyperlink>
           <w:r>
-            <w:rPr>
-              <w:rStyle w:val="IndexLink"/>
-            </w:rPr>
+            <w:rPr/>
+            <w:t>12. Използвана литература</w:t>
+            <w:tab/>
+            <w:t>37</w:t>
+          </w:r>
+        </w:p>
+        <w:p>
+          <w:pPr>
+            <w:pStyle w:val="TOC1"/>
+            <w:tabs>
+              <w:tab w:val="clear" w:pos="9354"/>
+              <w:tab w:val="right" w:pos="9353" w:leader="dot"/>
+            </w:tabs>
+            <w:rPr/>
+          </w:pPr>
+          <w:r>
+            <w:rPr/>
+            <w:t>13. Приложения</w:t>
+            <w:tab/>
+            <w:t>39</w:t>
+          </w:r>
+          <w:r>
+            <w:rPr/>
             <w:fldChar w:fldCharType="end"/>
           </w:r>
         </w:p>
@@ -2742,7 +2669,7 @@
     <w:p>
       <w:pPr>
         <w:pStyle w:val="Normal"/>
-        <w:overflowPunct w:val="false"/>
+        <w:overflowPunct w:val="true"/>
         <w:spacing w:lineRule="auto" w:line="278" w:before="0" w:after="160"/>
         <w:ind w:hanging="0"/>
         <w:rPr>
@@ -2776,7 +2703,7 @@
     <w:p>
       <w:pPr>
         <w:pStyle w:val="Normal"/>
-        <w:overflowPunct w:val="false"/>
+        <w:overflowPunct w:val="true"/>
         <w:spacing w:lineRule="auto" w:line="278" w:before="0" w:after="160"/>
         <w:ind w:hanging="0"/>
         <w:rPr>
@@ -2810,7 +2737,7 @@
     <w:p>
       <w:pPr>
         <w:pStyle w:val="Normal"/>
-        <w:overflowPunct w:val="false"/>
+        <w:overflowPunct w:val="true"/>
         <w:spacing w:lineRule="auto" w:line="278" w:before="0" w:after="160"/>
         <w:ind w:hanging="0"/>
         <w:rPr>
@@ -2844,7 +2771,7 @@
     <w:p>
       <w:pPr>
         <w:pStyle w:val="Normal"/>
-        <w:overflowPunct w:val="false"/>
+        <w:overflowPunct w:val="true"/>
         <w:spacing w:lineRule="auto" w:line="278" w:before="0" w:after="160"/>
         <w:ind w:hanging="0"/>
         <w:rPr>
@@ -2862,6 +2789,23 @@
           <w:lang w:val="bg-BG" w:eastAsia="en-US" w:bidi="ar-SA"/>
         </w:rPr>
         <w:t xml:space="preserve"> PyPI</w:t>
+      </w:r>
+    </w:p>
+    <w:p>
+      <w:pPr>
+        <w:pStyle w:val="Normal"/>
+        <w:overflowPunct w:val="true"/>
+        <w:spacing w:lineRule="auto" w:line="278" w:before="0" w:after="160"/>
+        <w:ind w:hanging="0"/>
+        <w:rPr>
+          <w:lang w:val="en-US" w:eastAsia="en-US" w:bidi="ar-SA"/>
+        </w:rPr>
+      </w:pPr>
+      <w:r>
+        <w:rPr>
+          <w:lang w:val="en-US" w:eastAsia="en-US" w:bidi="ar-SA"/>
+        </w:rPr>
+        <w:t>IMU</w:t>
       </w:r>
       <w:r>
         <w:br w:type="page"/>
@@ -2874,9 +2818,9 @@
         <w:keepLines/>
         <w:numPr>
           <w:ilvl w:val="0"/>
-          <w:numId w:val="4"/>
+          <w:numId w:val="3"/>
         </w:numPr>
-        <w:overflowPunct w:val="false"/>
+        <w:overflowPunct w:val="true"/>
         <w:spacing w:lineRule="auto" w:line="276" w:before="0" w:after="0"/>
         <w:ind w:hanging="357" w:left="357"/>
         <w:contextualSpacing/>
@@ -3126,7 +3070,7 @@
     <w:p>
       <w:pPr>
         <w:pStyle w:val="Normal"/>
-        <w:overflowPunct w:val="false"/>
+        <w:overflowPunct w:val="true"/>
         <w:spacing w:lineRule="auto" w:line="360" w:before="0" w:after="160"/>
         <w:ind w:hanging="0"/>
         <w:rPr>
@@ -3151,9 +3095,9 @@
         <w:keepLines/>
         <w:numPr>
           <w:ilvl w:val="0"/>
-          <w:numId w:val="4"/>
+          <w:numId w:val="3"/>
         </w:numPr>
-        <w:overflowPunct w:val="false"/>
+        <w:overflowPunct w:val="true"/>
         <w:spacing w:lineRule="auto" w:line="276" w:before="0" w:after="0"/>
         <w:ind w:hanging="357" w:left="357"/>
         <w:contextualSpacing/>
@@ -3266,10 +3210,10 @@
         <w:widowControl/>
         <w:numPr>
           <w:ilvl w:val="1"/>
-          <w:numId w:val="4"/>
+          <w:numId w:val="3"/>
         </w:numPr>
         <w:suppressAutoHyphens w:val="true"/>
-        <w:overflowPunct w:val="false"/>
+        <w:overflowPunct w:val="true"/>
         <w:bidi w:val="0"/>
         <w:spacing w:lineRule="auto" w:line="276" w:before="0" w:after="0"/>
         <w:ind w:hanging="340" w:left="1077" w:right="0"/>
@@ -3351,10 +3295,10 @@
         <w:widowControl/>
         <w:numPr>
           <w:ilvl w:val="1"/>
-          <w:numId w:val="4"/>
+          <w:numId w:val="3"/>
         </w:numPr>
         <w:suppressAutoHyphens w:val="true"/>
-        <w:overflowPunct w:val="false"/>
+        <w:overflowPunct w:val="true"/>
         <w:bidi w:val="0"/>
         <w:spacing w:lineRule="auto" w:line="276" w:before="0" w:after="0"/>
         <w:ind w:hanging="340" w:left="1077" w:right="0"/>
@@ -3526,10 +3470,10 @@
         <w:widowControl/>
         <w:numPr>
           <w:ilvl w:val="1"/>
-          <w:numId w:val="4"/>
+          <w:numId w:val="3"/>
         </w:numPr>
         <w:suppressAutoHyphens w:val="true"/>
-        <w:overflowPunct w:val="false"/>
+        <w:overflowPunct w:val="true"/>
         <w:bidi w:val="0"/>
         <w:spacing w:lineRule="auto" w:line="276" w:before="0" w:after="0"/>
         <w:ind w:hanging="340" w:left="1077" w:right="0"/>
@@ -3698,7 +3642,7 @@
         <w:pStyle w:val="Normal"/>
         <w:numPr>
           <w:ilvl w:val="0"/>
-          <w:numId w:val="10"/>
+          <w:numId w:val="4"/>
         </w:numPr>
         <w:bidi w:val="0"/>
         <w:spacing w:lineRule="auto" w:line="360"/>
@@ -3718,7 +3662,7 @@
         <w:pStyle w:val="Normal"/>
         <w:numPr>
           <w:ilvl w:val="0"/>
-          <w:numId w:val="10"/>
+          <w:numId w:val="4"/>
         </w:numPr>
         <w:bidi w:val="0"/>
         <w:spacing w:lineRule="auto" w:line="360"/>
@@ -3768,7 +3712,7 @@
         <w:pStyle w:val="Normal"/>
         <w:numPr>
           <w:ilvl w:val="0"/>
-          <w:numId w:val="10"/>
+          <w:numId w:val="4"/>
         </w:numPr>
         <w:bidi w:val="0"/>
         <w:spacing w:lineRule="auto" w:line="360"/>
@@ -3794,7 +3738,7 @@
         <w:pStyle w:val="Normal"/>
         <w:numPr>
           <w:ilvl w:val="0"/>
-          <w:numId w:val="10"/>
+          <w:numId w:val="4"/>
         </w:numPr>
         <w:bidi w:val="0"/>
         <w:spacing w:lineRule="auto" w:line="360"/>
@@ -3821,10 +3765,10 @@
         <w:widowControl/>
         <w:numPr>
           <w:ilvl w:val="1"/>
-          <w:numId w:val="4"/>
+          <w:numId w:val="3"/>
         </w:numPr>
         <w:suppressAutoHyphens w:val="true"/>
-        <w:overflowPunct w:val="false"/>
+        <w:overflowPunct w:val="true"/>
         <w:bidi w:val="0"/>
         <w:spacing w:lineRule="auto" w:line="276" w:before="0" w:after="0"/>
         <w:contextualSpacing/>
@@ -3888,7 +3832,7 @@
         <w:pStyle w:val="ListParagraph"/>
         <w:numPr>
           <w:ilvl w:val="1"/>
-          <w:numId w:val="4"/>
+          <w:numId w:val="3"/>
         </w:numPr>
         <w:rPr>
           <w:b/>
@@ -3957,9 +3901,9 @@
         <w:pStyle w:val="ListParagraph"/>
         <w:numPr>
           <w:ilvl w:val="0"/>
-          <w:numId w:val="4"/>
+          <w:numId w:val="3"/>
         </w:numPr>
-        <w:overflowPunct w:val="false"/>
+        <w:overflowPunct w:val="true"/>
         <w:spacing w:lineRule="auto" w:line="276" w:before="0" w:after="0"/>
         <w:ind w:hanging="357" w:left="357"/>
         <w:contextualSpacing/>
@@ -3982,17 +3926,35 @@
           <w:szCs w:val="32"/>
           <w:lang w:val="bg-BG" w:eastAsia="en-US" w:bidi="ar-SA"/>
         </w:rPr>
-        <w:t xml:space="preserve">Обзор на съществуващи решения </w:t>
+        <w:t>Обзор на съществуващи решения</w:t>
+      </w:r>
+      <w:r>
+        <w:rPr/>
+        <w:commentReference w:id="0"/>
+      </w:r>
+      <w:r>
+        <w:rPr>
+          <w:b/>
+          <w:bCs/>
+          <w:sz w:val="32"/>
+          <w:szCs w:val="32"/>
+          <w:lang w:val="bg-BG" w:eastAsia="en-US" w:bidi="ar-SA"/>
+        </w:rPr>
+        <w:t xml:space="preserve"> </w:t>
       </w:r>
     </w:p>
     <w:p>
       <w:pPr>
         <w:pStyle w:val="ListParagraph"/>
         <w:widowControl/>
+        <w:numPr>
+          <w:ilvl w:val="1"/>
+          <w:numId w:val="3"/>
+        </w:numPr>
         <w:suppressAutoHyphens w:val="true"/>
-        <w:overflowPunct w:val="false"/>
-        <w:spacing w:lineRule="auto" w:line="276" w:before="0" w:after="0"/>
-        <w:ind w:hanging="357" w:left="357"/>
+        <w:overflowPunct w:val="true"/>
+        <w:bidi w:val="0"/>
+        <w:spacing w:lineRule="auto" w:line="360" w:before="0" w:after="0"/>
         <w:contextualSpacing/>
         <w:jc w:val="left"/>
         <w:outlineLvl w:val="0"/>
@@ -4004,10 +3966,881 @@
           <w:lang w:val="bg-BG" w:eastAsia="en-US" w:bidi="ar-SA"/>
         </w:rPr>
       </w:pPr>
-      <w:r>
-        <w:rPr>
-          <w:lang w:val="bg-BG"/>
-        </w:rPr>
+      <w:bookmarkStart w:id="9" w:name="__RefHeading___Toc973_2828432178"/>
+      <w:bookmarkEnd w:id="9"/>
+      <w:r>
+        <w:rPr>
+          <w:b/>
+          <w:bCs/>
+          <w:sz w:val="32"/>
+          <w:szCs w:val="28"/>
+          <w:lang w:val="bg-BG" w:eastAsia="en-US" w:bidi="ar-SA"/>
+        </w:rPr>
+        <w:t>Подходи, базирани на видеоанализ</w:t>
+      </w:r>
+    </w:p>
+    <w:p>
+      <w:pPr>
+        <w:pStyle w:val="Normal"/>
+        <w:bidi w:val="0"/>
+        <w:spacing w:lineRule="auto" w:line="360"/>
+        <w:rPr>
+          <w:lang w:val="bg-BG" w:eastAsia="en-US" w:bidi="ar-SA"/>
+        </w:rPr>
+      </w:pPr>
+      <w:r>
+        <w:rPr>
+          <w:lang w:val="bg-BG" w:eastAsia="en-US" w:bidi="ar-SA"/>
+        </w:rPr>
+        <w:t>Голяма част от съществуващите изследвания за анализ на монтажни процеси използват видеозаписи на работното място като основен източник на информация. При този подход една или повече камери наблюдават работника и неговото работно пространство, като чрез методи от областта на компютърното зрение се определя коя операция се изпълнява във всеки момент.</w:t>
+      </w:r>
+    </w:p>
+    <w:p>
+      <w:pPr>
+        <w:pStyle w:val="Normal"/>
+        <w:bidi w:val="0"/>
+        <w:spacing w:lineRule="auto" w:line="360"/>
+        <w:rPr>
+          <w:lang w:val="bg-BG" w:eastAsia="en-US" w:bidi="ar-SA"/>
+        </w:rPr>
+      </w:pPr>
+      <w:r>
+        <w:rPr>
+          <w:lang w:val="bg-BG" w:eastAsia="en-US" w:bidi="ar-SA"/>
+        </w:rPr>
+        <w:t>Съвременните системи използват дълбоки невронни мрежи за автоматично извличане на пространствени и времеви характеристики от видеото. Често се прилагат комбинации от конволюционни невронни мрежи (CNN) и Long Short-Term Memory (LSTM), както и архитектури, базирани на Transformer, които позволяват моделиране на последователността от действия във времето. Подобни модели постигат висока точност при разпознаване на отделните етапи от монтажа и позволяват проследяване на последователността на изпълняваните операции. https://www.sciencedirect.com/science/article/pii/S0952197625000764</w:t>
+      </w:r>
+    </w:p>
+    <w:p>
+      <w:pPr>
+        <w:pStyle w:val="Normal"/>
+        <w:bidi w:val="0"/>
+        <w:spacing w:lineRule="auto" w:line="360"/>
+        <w:rPr>
+          <w:lang w:val="bg-BG" w:eastAsia="en-US" w:bidi="ar-SA"/>
+        </w:rPr>
+      </w:pPr>
+      <w:r>
+        <w:rPr>
+          <w:lang w:val="bg-BG" w:eastAsia="en-US" w:bidi="ar-SA"/>
+        </w:rPr>
+        <w:t>Основното предимство на видеоанализа е наличието на богата визуална информация. Освен движенията на работника могат да бъдат разпознати използваните инструменти, отделните компоненти и тяхното местоположение. Това позволява изграждането на системи, които не само класифицират фазите на монтажа, но и откриват пропуснати или неправилно изпълнени операции. https://www.sciencedirect.com/science/article/abs/pii/S073658452400139X</w:t>
+      </w:r>
+    </w:p>
+    <w:p>
+      <w:pPr>
+        <w:pStyle w:val="Normal"/>
+        <w:bidi w:val="0"/>
+        <w:spacing w:lineRule="auto" w:line="360"/>
+        <w:rPr>
+          <w:lang w:val="bg-BG" w:eastAsia="en-US" w:bidi="ar-SA"/>
+        </w:rPr>
+      </w:pPr>
+      <w:r>
+        <w:rPr>
+          <w:lang w:val="bg-BG" w:eastAsia="en-US" w:bidi="ar-SA"/>
+        </w:rPr>
+        <w:t>Недостатък на този подход е необходимостта от обработка на голям обем видео данни. Това увеличава изчислителните изисквания и създава затруднения при използване в реално време. Освен това видеозаписите поставят въпроси, свързани със защитата на личните данни и неприкосновеността на работниците.</w:t>
+      </w:r>
+    </w:p>
+    <w:p>
+      <w:pPr>
+        <w:pStyle w:val="ListParagraph"/>
+        <w:numPr>
+          <w:ilvl w:val="1"/>
+          <w:numId w:val="3"/>
+        </w:numPr>
+        <w:rPr>
+          <w:b/>
+          <w:bCs/>
+          <w:sz w:val="32"/>
+          <w:szCs w:val="32"/>
+          <w:lang w:val="bg-BG" w:eastAsia="en-US" w:bidi="ar-SA"/>
+        </w:rPr>
+      </w:pPr>
+      <w:r>
+        <w:rPr>
+          <w:b/>
+          <w:bCs/>
+          <w:sz w:val="32"/>
+          <w:szCs w:val="32"/>
+          <w:lang w:val="bg-BG" w:eastAsia="en-US" w:bidi="ar-SA"/>
+        </w:rPr>
+        <w:t>Подходи, базирани на проследяване на погледа</w:t>
+      </w:r>
+    </w:p>
+    <w:p>
+      <w:pPr>
+        <w:pStyle w:val="Normal"/>
+        <w:bidi w:val="0"/>
+        <w:spacing w:lineRule="auto" w:line="360"/>
+        <w:rPr>
+          <w:lang w:val="bg-BG" w:eastAsia="en-US" w:bidi="ar-SA"/>
+        </w:rPr>
+      </w:pPr>
+      <w:r>
+        <w:rPr>
+          <w:lang w:val="bg-BG" w:eastAsia="en-US" w:bidi="ar-SA"/>
+        </w:rPr>
+        <w:t>През последните години се наблюдава засилен интерес към използването на технологии за проследяване на погледа при анализ на монтажни дейности. Основната идея е, че посоката на погледа предоставя информация за визуалното внимание и намеренията на работника още преди извършването на съответното действие.</w:t>
+      </w:r>
+    </w:p>
+    <w:p>
+      <w:pPr>
+        <w:pStyle w:val="Normal"/>
+        <w:bidi w:val="0"/>
+        <w:spacing w:lineRule="auto" w:line="360"/>
+        <w:rPr>
+          <w:lang w:val="bg-BG" w:eastAsia="en-US" w:bidi="ar-SA"/>
+        </w:rPr>
+      </w:pPr>
+      <w:r>
+        <w:rPr>
+          <w:lang w:val="bg-BG" w:eastAsia="en-US" w:bidi="ar-SA"/>
+        </w:rPr>
+        <w:t>При подобни системи данните от устройството за проследяване на погледа се използват за определяне на обекта, към който е насочено вниманието на оператора, както и за анализ на последователността на наблюдаваните елементи. Това позволява прогнозиране на следващите действия, оценяване на когнитивното натоварване и откриване на отклонения от стандартния работен процес. https://arxiv.org/abs/2405.07570</w:t>
+      </w:r>
+    </w:p>
+    <w:p>
+      <w:pPr>
+        <w:pStyle w:val="Normal"/>
+        <w:bidi w:val="0"/>
+        <w:spacing w:lineRule="auto" w:line="360"/>
+        <w:rPr>
+          <w:lang w:val="bg-BG" w:eastAsia="en-US" w:bidi="ar-SA"/>
+        </w:rPr>
+      </w:pPr>
+      <w:r>
+        <w:rPr>
+          <w:lang w:val="bg-BG" w:eastAsia="en-US" w:bidi="ar-SA"/>
+        </w:rPr>
+        <w:t>Някои съвременни решения комбинират проследяването на погледа със системи за подпомагане на работника, които в реално време показват инструкции или маркират необходимите компоненти. Така се намалява вероятността от грешки и се ускорява процесът на сглобяване. https://www.sciencedirect.com/science/article/pii/S0952197625000764</w:t>
+      </w:r>
+    </w:p>
+    <w:p>
+      <w:pPr>
+        <w:pStyle w:val="Normal"/>
+        <w:bidi w:val="0"/>
+        <w:spacing w:lineRule="auto" w:line="360"/>
+        <w:rPr>
+          <w:lang w:val="bg-BG" w:eastAsia="en-US" w:bidi="ar-SA"/>
+        </w:rPr>
+      </w:pPr>
+      <w:r>
+        <w:rPr>
+          <w:lang w:val="bg-BG" w:eastAsia="en-US" w:bidi="ar-SA"/>
+        </w:rPr>
+        <w:t>Въпреки предимствата си, самостоятелното използване на данни от погледа не винаги е достатъчно за еднозначно определяне на извършваната операция. Различни монтажни действия могат да бъдат придружени от сходни модели на визуално внимание, поради което често се използват допълнителни сензори.</w:t>
+      </w:r>
+    </w:p>
+    <w:p>
+      <w:pPr>
+        <w:pStyle w:val="ListParagraph"/>
+        <w:numPr>
+          <w:ilvl w:val="1"/>
+          <w:numId w:val="3"/>
+        </w:numPr>
+        <w:rPr>
+          <w:b/>
+          <w:bCs/>
+          <w:sz w:val="32"/>
+          <w:szCs w:val="32"/>
+          <w:lang w:val="bg-BG" w:eastAsia="en-US" w:bidi="ar-SA"/>
+        </w:rPr>
+      </w:pPr>
+      <w:r>
+        <w:rPr>
+          <w:b/>
+          <w:bCs/>
+          <w:sz w:val="32"/>
+          <w:szCs w:val="32"/>
+          <w:lang w:val="bg-BG" w:eastAsia="en-US" w:bidi="ar-SA"/>
+        </w:rPr>
+        <w:t>Подходи, използващи комбинация от множество сензори</w:t>
+      </w:r>
+    </w:p>
+    <w:p>
+      <w:pPr>
+        <w:pStyle w:val="Normal"/>
+        <w:bidi w:val="0"/>
+        <w:spacing w:lineRule="auto" w:line="360"/>
+        <w:rPr>
+          <w:lang w:val="bg-BG" w:eastAsia="en-US" w:bidi="ar-SA"/>
+        </w:rPr>
+      </w:pPr>
+      <w:r>
+        <w:rPr>
+          <w:lang w:val="bg-BG" w:eastAsia="en-US" w:bidi="ar-SA"/>
+        </w:rPr>
+        <w:t>С цел повишаване на надеждността все по-често се използват мултимодални системи, които комбинират информация от няколко различни типа сензори. Освен данни от погледа могат да бъдат използвани инерциални измервателни устройства (IMU), RGB или RGB-D камери, сензори за сила, електромиография (EMG) и други източници на информация.</w:t>
+      </w:r>
+    </w:p>
+    <w:p>
+      <w:pPr>
+        <w:pStyle w:val="Normal"/>
+        <w:bidi w:val="0"/>
+        <w:spacing w:lineRule="auto" w:line="360"/>
+        <w:rPr>
+          <w:lang w:val="bg-BG" w:eastAsia="en-US" w:bidi="ar-SA"/>
+        </w:rPr>
+      </w:pPr>
+      <w:r>
+        <w:rPr>
+          <w:lang w:val="bg-BG" w:eastAsia="en-US" w:bidi="ar-SA"/>
+        </w:rPr>
+        <w:t>Комбинирането на данните позволява компенсиране на ограниченията на отделните сензори. Например IMU осигурява точна информация за движенията на главата или крайниците, докато проследяването на погледа предоставя информация за визуалното внимание на работника. https://arxiv.org/abs/2405.07570</w:t>
+      </w:r>
+    </w:p>
+    <w:p>
+      <w:pPr>
+        <w:pStyle w:val="Normal"/>
+        <w:bidi w:val="0"/>
+        <w:spacing w:lineRule="auto" w:line="360"/>
+        <w:rPr>
+          <w:lang w:val="bg-BG" w:eastAsia="en-US" w:bidi="ar-SA"/>
+        </w:rPr>
+      </w:pPr>
+      <w:r>
+        <w:rPr>
+          <w:lang w:val="bg-BG" w:eastAsia="en-US" w:bidi="ar-SA"/>
+        </w:rPr>
+        <w:t>В редица публикации се използва именно комбиниране на поглед и видео, което позволява едновременно разпознаване на монтажните операции и проследяване на вниманието на оператора. Получените резултати показват по-висока точност в сравнение със системите, използващи само един тип данни. https://www.sciencedirect.com/science/article/pii/S0952197625000764</w:t>
+      </w:r>
+    </w:p>
+    <w:p>
+      <w:pPr>
+        <w:pStyle w:val="Normal"/>
+        <w:bidi w:val="0"/>
+        <w:spacing w:lineRule="auto" w:line="360"/>
+        <w:rPr>
+          <w:lang w:val="bg-BG" w:eastAsia="en-US" w:bidi="ar-SA"/>
+        </w:rPr>
+      </w:pPr>
+      <w:r>
+        <w:rPr>
+          <w:lang w:val="bg-BG" w:eastAsia="en-US" w:bidi="ar-SA"/>
+        </w:rPr>
+        <w:t>Недостатък на мултимодалните решения е по-голямата сложност на системата. Необходимо е синхронизиране на данните между различните устройства, както и значително по-сложна обработка по време на обучението на моделите.</w:t>
+      </w:r>
+    </w:p>
+    <w:p>
+      <w:pPr>
+        <w:pStyle w:val="ListParagraph"/>
+        <w:numPr>
+          <w:ilvl w:val="1"/>
+          <w:numId w:val="3"/>
+        </w:numPr>
+        <w:rPr>
+          <w:b/>
+          <w:bCs/>
+          <w:sz w:val="32"/>
+          <w:szCs w:val="32"/>
+        </w:rPr>
+      </w:pPr>
+      <w:r>
+        <w:rPr>
+          <w:b/>
+          <w:bCs/>
+          <w:sz w:val="32"/>
+          <w:szCs w:val="32"/>
+          <w:lang w:val="bg-BG" w:eastAsia="en-US" w:bidi="ar-SA"/>
+        </w:rPr>
+        <w:t>Използвани модели за класификация</w:t>
+      </w:r>
+    </w:p>
+    <w:p>
+      <w:pPr>
+        <w:pStyle w:val="Normal"/>
+        <w:bidi w:val="0"/>
+        <w:spacing w:lineRule="auto" w:line="360"/>
+        <w:rPr>
+          <w:lang w:val="bg-BG" w:eastAsia="en-US" w:bidi="ar-SA"/>
+        </w:rPr>
+      </w:pPr>
+      <w:r>
+        <w:rPr>
+          <w:lang w:val="bg-BG" w:eastAsia="en-US" w:bidi="ar-SA"/>
+        </w:rPr>
+        <w:t>Изборът на модел за машинно обучение оказва съществено влияние върху точността при разпознаване на монтажните фази.</w:t>
+      </w:r>
+    </w:p>
+    <w:p>
+      <w:pPr>
+        <w:pStyle w:val="Normal"/>
+        <w:bidi w:val="0"/>
+        <w:spacing w:lineRule="auto" w:line="360"/>
+        <w:rPr>
+          <w:lang w:val="bg-BG" w:eastAsia="en-US" w:bidi="ar-SA"/>
+        </w:rPr>
+      </w:pPr>
+      <w:r>
+        <w:rPr>
+          <w:lang w:val="bg-BG" w:eastAsia="en-US" w:bidi="ar-SA"/>
+        </w:rPr>
+        <w:t>При по-ранните изследвания широко приложение намират класически алгоритми за машинно обучение, като Support Vector Machines (SVM), Random Forest и k-Nearest Neighbors (k-NN), при които предварително се извличат ръчно дефинирани характеристики от сигналите.</w:t>
+      </w:r>
+    </w:p>
+    <w:p>
+      <w:pPr>
+        <w:pStyle w:val="Normal"/>
+        <w:bidi w:val="0"/>
+        <w:spacing w:lineRule="auto" w:line="360"/>
+        <w:rPr>
+          <w:lang w:val="bg-BG" w:eastAsia="en-US" w:bidi="ar-SA"/>
+        </w:rPr>
+      </w:pPr>
+      <w:r>
+        <w:rPr>
+          <w:lang w:val="bg-BG" w:eastAsia="en-US" w:bidi="ar-SA"/>
+        </w:rPr>
+        <w:t>С развитието на дълбокото обучение все по-често се използват невронни мрежи, които автоматично извличат необходимите характеристики. Конволюционните невронни мрежи (CNN) са подходящи за извличане на локални закономерности в сигналите, докато Long Short-Term Memory (LSTM) и Gated Recurrent Unit (GRU) моделират зависимостите във времевите последователности. През последните години все по-широко приложение намират Transformer архитектурите, които позволяват ефективно моделиране на дълги времеви зависимости и често постигат по-добри резултати при анализ на последователни данни. https://www.sciencedirect.com/science/article/pii/S0952197625000764</w:t>
+      </w:r>
+    </w:p>
+    <w:p>
+      <w:pPr>
+        <w:pStyle w:val="ListParagraph"/>
+        <w:numPr>
+          <w:ilvl w:val="1"/>
+          <w:numId w:val="3"/>
+        </w:numPr>
+        <w:rPr>
+          <w:b/>
+          <w:bCs/>
+          <w:sz w:val="32"/>
+          <w:szCs w:val="32"/>
+          <w:lang w:val="bg-BG" w:eastAsia="en-US" w:bidi="ar-SA"/>
+        </w:rPr>
+      </w:pPr>
+      <w:r>
+        <w:rPr>
+          <w:b/>
+          <w:bCs/>
+          <w:sz w:val="32"/>
+          <w:szCs w:val="32"/>
+          <w:lang w:val="bg-BG" w:eastAsia="en-US" w:bidi="ar-SA"/>
+        </w:rPr>
+        <w:t>Анализ на разгледаните решения</w:t>
+      </w:r>
+    </w:p>
+    <w:p>
+      <w:pPr>
+        <w:pStyle w:val="Normal"/>
+        <w:bidi w:val="0"/>
+        <w:spacing w:lineRule="auto" w:line="360"/>
+        <w:rPr>
+          <w:lang w:val="bg-BG" w:eastAsia="en-US" w:bidi="ar-SA"/>
+        </w:rPr>
+      </w:pPr>
+      <w:r>
+        <w:rPr>
+          <w:lang w:val="bg-BG" w:eastAsia="en-US" w:bidi="ar-SA"/>
+        </w:rPr>
+        <w:t>Разгледаните подходи показват, че към момента най-разпространените системи за анализ на монтажни дейности използват видеоданни като основен източник на информация. Тези решения постигат висока точност благодарение на богатата визуална информация, но изискват значителни изчислителни ресурси и обработка на големи обеми данни.</w:t>
+      </w:r>
+    </w:p>
+    <w:p>
+      <w:pPr>
+        <w:pStyle w:val="Normal"/>
+        <w:bidi w:val="0"/>
+        <w:spacing w:lineRule="auto" w:line="360"/>
+        <w:rPr>
+          <w:lang w:val="bg-BG" w:eastAsia="en-US" w:bidi="ar-SA"/>
+        </w:rPr>
+      </w:pPr>
+      <w:r>
+        <w:rPr>
+          <w:lang w:val="bg-BG" w:eastAsia="en-US" w:bidi="ar-SA"/>
+        </w:rPr>
+        <w:t>Системите, използващи проследяване на погледа, предлагат възможност за анализ на визуалното внимание и намеренията на работника при значително по-малък обем информация. Въпреки това само данните от погледа невинаги са достатъчни за надеждно разграничаване на отделните монтажни операции.</w:t>
+      </w:r>
+    </w:p>
+    <w:p>
+      <w:pPr>
+        <w:pStyle w:val="Normal"/>
+        <w:bidi w:val="0"/>
+        <w:spacing w:lineRule="auto" w:line="360"/>
+        <w:rPr>
+          <w:lang w:val="bg-BG" w:eastAsia="en-US" w:bidi="ar-SA"/>
+        </w:rPr>
+      </w:pPr>
+      <w:r>
+        <w:rPr>
+          <w:lang w:val="bg-BG" w:eastAsia="en-US" w:bidi="ar-SA"/>
+        </w:rPr>
+        <w:t>Най-високи резултати обикновено се постигат чрез комбиниране на няколко типа сензори. Въпреки това повечето съществуващи решения използват видеозаписи като задължителен компонент на системата, което увеличава сложността и необходимите изчислителни ресурси.</w:t>
+      </w:r>
+    </w:p>
+    <w:p>
+      <w:pPr>
+        <w:pStyle w:val="Normal"/>
+        <w:bidi w:val="0"/>
+        <w:spacing w:lineRule="auto" w:line="360"/>
+        <w:rPr>
+          <w:lang w:val="bg-BG" w:eastAsia="en-US" w:bidi="ar-SA"/>
+        </w:rPr>
+      </w:pPr>
+      <w:r>
+        <w:rPr>
+          <w:lang w:val="bg-BG" w:eastAsia="en-US" w:bidi="ar-SA"/>
+        </w:rPr>
+        <w:t>Сравнение между разгледаните подходи е представено в Таблица 3.1.</w:t>
+      </w:r>
+    </w:p>
+    <w:tbl>
+      <w:tblPr>
+        <w:tblW w:w="5000" w:type="pct"/>
+        <w:jc w:val="left"/>
+        <w:tblInd w:w="55" w:type="dxa"/>
+        <w:tblLayout w:type="fixed"/>
+        <w:tblCellMar>
+          <w:top w:w="55" w:type="dxa"/>
+          <w:left w:w="55" w:type="dxa"/>
+          <w:bottom w:w="55" w:type="dxa"/>
+          <w:right w:w="55" w:type="dxa"/>
+        </w:tblCellMar>
+      </w:tblPr>
+      <w:tblGrid>
+        <w:gridCol w:w="3118"/>
+        <w:gridCol w:w="3118"/>
+        <w:gridCol w:w="3118"/>
+      </w:tblGrid>
+      <w:tr>
+        <w:trPr/>
+        <w:tc>
+          <w:tcPr>
+            <w:tcW w:w="3118" w:type="dxa"/>
+            <w:tcBorders>
+              <w:top w:val="single" w:sz="4" w:space="0" w:color="000000"/>
+              <w:left w:val="single" w:sz="4" w:space="0" w:color="000000"/>
+              <w:bottom w:val="single" w:sz="4" w:space="0" w:color="000000"/>
+            </w:tcBorders>
+          </w:tcPr>
+          <w:p>
+            <w:pPr>
+              <w:pStyle w:val="TableContents"/>
+              <w:widowControl w:val="false"/>
+              <w:suppressLineNumbers/>
+              <w:spacing w:before="0" w:after="120"/>
+              <w:rPr/>
+            </w:pPr>
+            <w:r>
+              <w:rPr/>
+              <w:t>Подход</w:t>
+            </w:r>
+          </w:p>
+        </w:tc>
+        <w:tc>
+          <w:tcPr>
+            <w:tcW w:w="3118" w:type="dxa"/>
+            <w:tcBorders>
+              <w:top w:val="single" w:sz="4" w:space="0" w:color="000000"/>
+              <w:left w:val="single" w:sz="4" w:space="0" w:color="000000"/>
+              <w:bottom w:val="single" w:sz="4" w:space="0" w:color="000000"/>
+            </w:tcBorders>
+          </w:tcPr>
+          <w:p>
+            <w:pPr>
+              <w:pStyle w:val="TableContents"/>
+              <w:widowControl w:val="false"/>
+              <w:suppressLineNumbers/>
+              <w:spacing w:before="0" w:after="120"/>
+              <w:rPr/>
+            </w:pPr>
+            <w:r>
+              <w:rPr/>
+              <w:t>Предимства</w:t>
+            </w:r>
+          </w:p>
+        </w:tc>
+        <w:tc>
+          <w:tcPr>
+            <w:tcW w:w="3118" w:type="dxa"/>
+            <w:tcBorders>
+              <w:top w:val="single" w:sz="4" w:space="0" w:color="000000"/>
+              <w:left w:val="single" w:sz="4" w:space="0" w:color="000000"/>
+              <w:bottom w:val="single" w:sz="4" w:space="0" w:color="000000"/>
+              <w:right w:val="single" w:sz="4" w:space="0" w:color="000000"/>
+            </w:tcBorders>
+          </w:tcPr>
+          <w:p>
+            <w:pPr>
+              <w:pStyle w:val="TableContents"/>
+              <w:widowControl w:val="false"/>
+              <w:suppressLineNumbers/>
+              <w:spacing w:before="0" w:after="120"/>
+              <w:rPr/>
+            </w:pPr>
+            <w:r>
+              <w:rPr/>
+              <w:t>Недостатъци</w:t>
+            </w:r>
+          </w:p>
+        </w:tc>
+      </w:tr>
+      <w:tr>
+        <w:trPr/>
+        <w:tc>
+          <w:tcPr>
+            <w:tcW w:w="3118" w:type="dxa"/>
+            <w:tcBorders>
+              <w:left w:val="single" w:sz="4" w:space="0" w:color="000000"/>
+              <w:bottom w:val="single" w:sz="4" w:space="0" w:color="000000"/>
+            </w:tcBorders>
+          </w:tcPr>
+          <w:p>
+            <w:pPr>
+              <w:pStyle w:val="TableContents"/>
+              <w:widowControl w:val="false"/>
+              <w:suppressLineNumbers/>
+              <w:spacing w:before="0" w:after="120"/>
+              <w:rPr/>
+            </w:pPr>
+            <w:r>
+              <w:rPr>
+                <w:lang w:val="bg-BG"/>
+              </w:rPr>
+              <w:t>Видео</w:t>
+            </w:r>
+          </w:p>
+        </w:tc>
+        <w:tc>
+          <w:tcPr>
+            <w:tcW w:w="3118" w:type="dxa"/>
+            <w:tcBorders>
+              <w:left w:val="single" w:sz="4" w:space="0" w:color="000000"/>
+              <w:bottom w:val="single" w:sz="4" w:space="0" w:color="000000"/>
+            </w:tcBorders>
+          </w:tcPr>
+          <w:p>
+            <w:pPr>
+              <w:pStyle w:val="TableContents"/>
+              <w:widowControl w:val="false"/>
+              <w:suppressLineNumbers/>
+              <w:spacing w:before="0" w:after="120"/>
+              <w:rPr/>
+            </w:pPr>
+            <w:r>
+              <w:rPr/>
+              <w:t>Богата информация, висока точност</w:t>
+            </w:r>
+          </w:p>
+        </w:tc>
+        <w:tc>
+          <w:tcPr>
+            <w:tcW w:w="3118" w:type="dxa"/>
+            <w:tcBorders>
+              <w:left w:val="single" w:sz="4" w:space="0" w:color="000000"/>
+              <w:bottom w:val="single" w:sz="4" w:space="0" w:color="000000"/>
+              <w:right w:val="single" w:sz="4" w:space="0" w:color="000000"/>
+            </w:tcBorders>
+          </w:tcPr>
+          <w:p>
+            <w:pPr>
+              <w:pStyle w:val="TableContents"/>
+              <w:widowControl w:val="false"/>
+              <w:suppressLineNumbers/>
+              <w:spacing w:before="0" w:after="120"/>
+              <w:rPr/>
+            </w:pPr>
+            <w:r>
+              <w:rPr/>
+              <w:t>Голям обем данни, високи изчислителни изисквания</w:t>
+            </w:r>
+          </w:p>
+        </w:tc>
+      </w:tr>
+      <w:tr>
+        <w:trPr/>
+        <w:tc>
+          <w:tcPr>
+            <w:tcW w:w="3118" w:type="dxa"/>
+            <w:tcBorders>
+              <w:left w:val="single" w:sz="4" w:space="0" w:color="000000"/>
+              <w:bottom w:val="single" w:sz="4" w:space="0" w:color="000000"/>
+            </w:tcBorders>
+          </w:tcPr>
+          <w:p>
+            <w:pPr>
+              <w:pStyle w:val="TableContents"/>
+              <w:spacing w:before="0" w:after="120"/>
+              <w:rPr/>
+            </w:pPr>
+            <w:r>
+              <w:rPr/>
+              <w:t>Проследяване на погледа</w:t>
+            </w:r>
+          </w:p>
+        </w:tc>
+        <w:tc>
+          <w:tcPr>
+            <w:tcW w:w="3118" w:type="dxa"/>
+            <w:tcBorders>
+              <w:left w:val="single" w:sz="4" w:space="0" w:color="000000"/>
+              <w:bottom w:val="single" w:sz="4" w:space="0" w:color="000000"/>
+            </w:tcBorders>
+          </w:tcPr>
+          <w:p>
+            <w:pPr>
+              <w:pStyle w:val="TableContents"/>
+              <w:widowControl w:val="false"/>
+              <w:suppressLineNumbers/>
+              <w:spacing w:before="0" w:after="120"/>
+              <w:rPr/>
+            </w:pPr>
+            <w:r>
+              <w:rPr/>
+              <w:t>Малък обем данни, информация за вниманието</w:t>
+            </w:r>
+          </w:p>
+        </w:tc>
+        <w:tc>
+          <w:tcPr>
+            <w:tcW w:w="3118" w:type="dxa"/>
+            <w:tcBorders>
+              <w:left w:val="single" w:sz="4" w:space="0" w:color="000000"/>
+              <w:bottom w:val="single" w:sz="4" w:space="0" w:color="000000"/>
+              <w:right w:val="single" w:sz="4" w:space="0" w:color="000000"/>
+            </w:tcBorders>
+          </w:tcPr>
+          <w:p>
+            <w:pPr>
+              <w:pStyle w:val="TableContents"/>
+              <w:widowControl w:val="false"/>
+              <w:suppressLineNumbers/>
+              <w:spacing w:before="0" w:after="120"/>
+              <w:rPr/>
+            </w:pPr>
+            <w:r>
+              <w:rPr/>
+              <w:t>Не винаги е достатъчно за еднозначна класификация</w:t>
+            </w:r>
+          </w:p>
+        </w:tc>
+      </w:tr>
+      <w:tr>
+        <w:trPr/>
+        <w:tc>
+          <w:tcPr>
+            <w:tcW w:w="3118" w:type="dxa"/>
+            <w:tcBorders>
+              <w:left w:val="single" w:sz="4" w:space="0" w:color="000000"/>
+              <w:bottom w:val="single" w:sz="4" w:space="0" w:color="000000"/>
+            </w:tcBorders>
+          </w:tcPr>
+          <w:p>
+            <w:pPr>
+              <w:pStyle w:val="TableContents"/>
+              <w:spacing w:before="0" w:after="120"/>
+              <w:rPr/>
+            </w:pPr>
+            <w:r>
+              <w:rPr/>
+              <w:t>Поглед + IMU</w:t>
+            </w:r>
+          </w:p>
+        </w:tc>
+        <w:tc>
+          <w:tcPr>
+            <w:tcW w:w="3118" w:type="dxa"/>
+            <w:tcBorders>
+              <w:left w:val="single" w:sz="4" w:space="0" w:color="000000"/>
+              <w:bottom w:val="single" w:sz="4" w:space="0" w:color="000000"/>
+            </w:tcBorders>
+          </w:tcPr>
+          <w:p>
+            <w:pPr>
+              <w:pStyle w:val="TableContents"/>
+              <w:widowControl w:val="false"/>
+              <w:suppressLineNumbers/>
+              <w:spacing w:before="0" w:after="120"/>
+              <w:rPr/>
+            </w:pPr>
+            <w:r>
+              <w:rPr/>
+              <w:t>Допълваща информация за внимание и движение</w:t>
+            </w:r>
+          </w:p>
+        </w:tc>
+        <w:tc>
+          <w:tcPr>
+            <w:tcW w:w="3118" w:type="dxa"/>
+            <w:tcBorders>
+              <w:left w:val="single" w:sz="4" w:space="0" w:color="000000"/>
+              <w:bottom w:val="single" w:sz="4" w:space="0" w:color="000000"/>
+              <w:right w:val="single" w:sz="4" w:space="0" w:color="000000"/>
+            </w:tcBorders>
+          </w:tcPr>
+          <w:p>
+            <w:pPr>
+              <w:pStyle w:val="TableContents"/>
+              <w:widowControl w:val="false"/>
+              <w:suppressLineNumbers/>
+              <w:spacing w:before="0" w:after="120"/>
+              <w:rPr/>
+            </w:pPr>
+            <w:r>
+              <w:rPr/>
+              <w:t>Необходима е синхронизация между сензорите</w:t>
+            </w:r>
+          </w:p>
+        </w:tc>
+      </w:tr>
+      <w:tr>
+        <w:trPr/>
+        <w:tc>
+          <w:tcPr>
+            <w:tcW w:w="3118" w:type="dxa"/>
+            <w:tcBorders>
+              <w:left w:val="single" w:sz="4" w:space="0" w:color="000000"/>
+              <w:bottom w:val="single" w:sz="4" w:space="0" w:color="000000"/>
+            </w:tcBorders>
+          </w:tcPr>
+          <w:p>
+            <w:pPr>
+              <w:pStyle w:val="TableContents"/>
+              <w:spacing w:before="0" w:after="120"/>
+              <w:rPr/>
+            </w:pPr>
+            <w:r>
+              <w:rPr/>
+              <w:t>Видео + поглед</w:t>
+            </w:r>
+          </w:p>
+        </w:tc>
+        <w:tc>
+          <w:tcPr>
+            <w:tcW w:w="3118" w:type="dxa"/>
+            <w:tcBorders>
+              <w:left w:val="single" w:sz="4" w:space="0" w:color="000000"/>
+              <w:bottom w:val="single" w:sz="4" w:space="0" w:color="000000"/>
+            </w:tcBorders>
+          </w:tcPr>
+          <w:p>
+            <w:pPr>
+              <w:pStyle w:val="TableContents"/>
+              <w:widowControl w:val="false"/>
+              <w:suppressLineNumbers/>
+              <w:spacing w:before="0" w:after="120"/>
+              <w:rPr/>
+            </w:pPr>
+            <w:r>
+              <w:rPr/>
+              <w:t>Много висока точност</w:t>
+            </w:r>
+          </w:p>
+        </w:tc>
+        <w:tc>
+          <w:tcPr>
+            <w:tcW w:w="3118" w:type="dxa"/>
+            <w:tcBorders>
+              <w:left w:val="single" w:sz="4" w:space="0" w:color="000000"/>
+              <w:bottom w:val="single" w:sz="4" w:space="0" w:color="000000"/>
+              <w:right w:val="single" w:sz="4" w:space="0" w:color="000000"/>
+            </w:tcBorders>
+          </w:tcPr>
+          <w:p>
+            <w:pPr>
+              <w:pStyle w:val="TableContents"/>
+              <w:widowControl w:val="false"/>
+              <w:suppressLineNumbers/>
+              <w:spacing w:before="0" w:after="120"/>
+              <w:rPr/>
+            </w:pPr>
+            <w:r>
+              <w:rPr/>
+              <w:t>Най-сложна система и най-големи изчислителни изисквания</w:t>
+            </w:r>
+          </w:p>
+        </w:tc>
+      </w:tr>
+    </w:tbl>
+    <w:p>
+      <w:pPr>
+        <w:pStyle w:val="Normal"/>
+        <w:bidi w:val="0"/>
+        <w:spacing w:lineRule="auto" w:line="360"/>
+        <w:rPr>
+          <w:lang w:val="bg-BG" w:eastAsia="en-US" w:bidi="ar-SA"/>
+        </w:rPr>
+      </w:pPr>
+      <w:r>
+        <w:rPr>
+          <w:lang w:val="bg-BG" w:eastAsia="en-US" w:bidi="ar-SA"/>
+        </w:rPr>
+      </w:r>
+    </w:p>
+    <w:p>
+      <w:pPr>
+        <w:pStyle w:val="ListParagraph"/>
+        <w:numPr>
+          <w:ilvl w:val="1"/>
+          <w:numId w:val="3"/>
+        </w:numPr>
+        <w:rPr>
+          <w:b/>
+          <w:bCs/>
+          <w:sz w:val="32"/>
+          <w:szCs w:val="32"/>
+          <w:lang w:val="bg-BG" w:eastAsia="en-US" w:bidi="ar-SA"/>
+        </w:rPr>
+      </w:pPr>
+      <w:r>
+        <w:rPr>
+          <w:b/>
+          <w:bCs/>
+          <w:sz w:val="32"/>
+          <w:szCs w:val="32"/>
+          <w:lang w:val="bg-BG" w:eastAsia="en-US" w:bidi="ar-SA"/>
+        </w:rPr>
+        <w:t>Изводи</w:t>
+      </w:r>
+    </w:p>
+    <w:p>
+      <w:pPr>
+        <w:pStyle w:val="Normal"/>
+        <w:bidi w:val="0"/>
+        <w:spacing w:lineRule="auto" w:line="360"/>
+        <w:rPr>
+          <w:lang w:val="bg-BG" w:eastAsia="en-US" w:bidi="ar-SA"/>
+        </w:rPr>
+      </w:pPr>
+      <w:r>
+        <w:rPr>
+          <w:lang w:val="bg-BG" w:eastAsia="en-US" w:bidi="ar-SA"/>
+        </w:rPr>
+        <w:t>Направеният обзор показва, че съществуващите решения все по-често използват методи на дълбокото обучение за автоматично разпознаване на отделните етапи на монтажния процес. Най-разпространените системи разчитат основно на видеоданни, като в редица случаи те се комбинират с информация от устройства за проследяване на погледа и други сензори.</w:t>
+      </w:r>
+    </w:p>
+    <w:p>
+      <w:pPr>
+        <w:pStyle w:val="Normal"/>
+        <w:bidi w:val="0"/>
+        <w:spacing w:lineRule="auto" w:line="360"/>
+        <w:rPr>
+          <w:lang w:val="bg-BG" w:eastAsia="en-US" w:bidi="ar-SA"/>
+        </w:rPr>
+      </w:pPr>
+      <w:r>
+        <w:rPr>
+          <w:lang w:val="bg-BG" w:eastAsia="en-US" w:bidi="ar-SA"/>
+        </w:rPr>
+        <w:t>Въпреки високата точност на тези решения, необходимостта от обработка на видеозаписи води до увеличаване на изчислителната сложност, обема на съхраняваните данни и възникване на въпроси, свързани със защитата на личните данни.</w:t>
+      </w:r>
+    </w:p>
+    <w:p>
+      <w:pPr>
+        <w:pStyle w:val="Normal"/>
+        <w:bidi w:val="0"/>
+        <w:spacing w:lineRule="auto" w:line="360"/>
+        <w:rPr>
+          <w:lang w:val="bg-BG" w:eastAsia="en-US" w:bidi="ar-SA"/>
+        </w:rPr>
+      </w:pPr>
+      <w:r>
+        <w:rPr>
+          <w:lang w:val="bg-BG" w:eastAsia="en-US" w:bidi="ar-SA"/>
+        </w:rPr>
+        <w:t>Поради това съществува интерес към разработването на системи, които използват по-малко количество информация, като същевременно запазват висока точност при класифициране на монтажните фази. Настоящата дипломна работа следва именно тази насока, като изследва възможността за класифициране на фазите на монтажния процес чрез използване единствено на данни от проследяване на погледа и IMU, без необходимост от анализ на пълни видеозаписи.</w:t>
       </w:r>
       <w:r>
         <w:br w:type="page"/>
@@ -4018,9 +4851,9 @@
         <w:pStyle w:val="ListParagraph"/>
         <w:numPr>
           <w:ilvl w:val="0"/>
-          <w:numId w:val="4"/>
+          <w:numId w:val="3"/>
         </w:numPr>
-        <w:overflowPunct w:val="false"/>
+        <w:overflowPunct w:val="true"/>
         <w:spacing w:lineRule="auto" w:line="276" w:before="0" w:after="0"/>
         <w:ind w:hanging="357" w:left="357"/>
         <w:contextualSpacing/>
@@ -4033,8 +4866,8 @@
           <w:lang w:val="bg-BG" w:eastAsia="en-US" w:bidi="ar-SA"/>
         </w:rPr>
       </w:pPr>
-      <w:bookmarkStart w:id="9" w:name="__RefHeading___Toc965_4158184810"/>
-      <w:bookmarkEnd w:id="9"/>
+      <w:bookmarkStart w:id="10" w:name="__RefHeading___Toc965_4158184810"/>
+      <w:bookmarkEnd w:id="10"/>
       <w:r>
         <w:rPr>
           <w:b/>
@@ -4052,10 +4885,10 @@
         <w:widowControl/>
         <w:numPr>
           <w:ilvl w:val="1"/>
-          <w:numId w:val="4"/>
+          <w:numId w:val="3"/>
         </w:numPr>
         <w:suppressAutoHyphens w:val="true"/>
-        <w:overflowPunct w:val="false"/>
+        <w:overflowPunct w:val="true"/>
         <w:bidi w:val="0"/>
         <w:spacing w:lineRule="auto" w:line="276" w:before="0" w:after="0"/>
         <w:ind w:hanging="340" w:left="1077" w:right="0"/>
@@ -4070,8 +4903,8 @@
           <w:lang w:val="bg-BG" w:eastAsia="en-US" w:bidi="ar-SA"/>
         </w:rPr>
       </w:pPr>
-      <w:bookmarkStart w:id="10" w:name="__RefHeading___Toc767_4111958324"/>
-      <w:bookmarkEnd w:id="10"/>
+      <w:bookmarkStart w:id="11" w:name="__RefHeading___Toc767_4111958324"/>
+      <w:bookmarkEnd w:id="11"/>
       <w:r>
         <w:rPr>
           <w:b/>
@@ -4261,10 +5094,10 @@
         <w:widowControl/>
         <w:numPr>
           <w:ilvl w:val="1"/>
-          <w:numId w:val="4"/>
+          <w:numId w:val="3"/>
         </w:numPr>
         <w:suppressAutoHyphens w:val="true"/>
-        <w:overflowPunct w:val="false"/>
+        <w:overflowPunct w:val="true"/>
         <w:bidi w:val="0"/>
         <w:spacing w:lineRule="auto" w:line="276" w:before="0" w:after="0"/>
         <w:ind w:hanging="340" w:left="1077" w:right="0"/>
@@ -4279,8 +5112,8 @@
           <w:lang w:val="en-US" w:eastAsia="en-US" w:bidi="ar-SA"/>
         </w:rPr>
       </w:pPr>
-      <w:bookmarkStart w:id="11" w:name="__RefHeading___Toc1200_4111958324"/>
-      <w:bookmarkEnd w:id="11"/>
+      <w:bookmarkStart w:id="12" w:name="__RefHeading___Toc1200_4111958324"/>
+      <w:bookmarkEnd w:id="12"/>
       <w:r>
         <w:rPr>
           <w:b/>
@@ -4317,7 +5150,7 @@
         <w:pStyle w:val="Normal"/>
         <w:widowControl/>
         <w:suppressAutoHyphens w:val="true"/>
-        <w:overflowPunct w:val="true"/>
+        <w:overflowPunct w:val="false"/>
         <w:bidi w:val="0"/>
         <w:spacing w:lineRule="auto" w:line="360" w:before="0" w:after="120"/>
         <w:ind w:firstLine="567" w:left="0" w:right="0"/>
@@ -4687,9 +5520,9 @@
         <w:pStyle w:val="ListParagraph"/>
         <w:numPr>
           <w:ilvl w:val="0"/>
-          <w:numId w:val="4"/>
+          <w:numId w:val="3"/>
         </w:numPr>
-        <w:overflowPunct w:val="false"/>
+        <w:overflowPunct w:val="true"/>
         <w:spacing w:lineRule="auto" w:line="276" w:before="0" w:after="0"/>
         <w:ind w:hanging="357" w:left="357"/>
         <w:contextualSpacing/>
@@ -4702,8 +5535,8 @@
           <w:lang w:val="bg-BG" w:eastAsia="en-US" w:bidi="ar-SA"/>
         </w:rPr>
       </w:pPr>
-      <w:bookmarkStart w:id="12" w:name="__RefHeading___Toc769_4111958324"/>
-      <w:bookmarkEnd w:id="12"/>
+      <w:bookmarkStart w:id="13" w:name="__RefHeading___Toc769_4111958324"/>
+      <w:bookmarkEnd w:id="13"/>
       <w:r>
         <w:rPr>
           <w:b/>
@@ -4745,6 +5578,58 @@
           <w:lang w:val="bg-BG" w:eastAsia="en-US" w:bidi="ar-SA"/>
         </w:rPr>
         <w:t>При търсенето на съществуващи решения, не е открито такова, което да позволява лесно модифициране на данните в нужният формат. Повечето от съществуващите решения, предлагат само платени версии, като много от тях са облачно-базирани услуги. С цел намаляване на риска, свързан с качването на чувствителна информация (като гласовите и очните данни на участниците в експеримента) в външни облачни хранилища, както и с оглед на намаляване на разходите, е взето решение да бъде разработено специализирано приложение за класификация на данни.</w:t>
+      </w:r>
+    </w:p>
+    <w:p>
+      <w:pPr>
+        <w:pStyle w:val="Normal"/>
+        <w:bidi w:val="0"/>
+        <w:spacing w:lineRule="auto" w:line="360"/>
+        <w:rPr>
+          <w:lang w:val="bg-BG" w:eastAsia="en-US" w:bidi="ar-SA"/>
+        </w:rPr>
+      </w:pPr>
+      <w:r>
+        <w:rPr>
+          <w:lang w:val="bg-BG" w:eastAsia="en-US" w:bidi="ar-SA"/>
+        </w:rPr>
+        <w:t>Разработеното приложение е изцяло за ли</w:t>
+      </w:r>
+      <w:r>
+        <w:rPr>
+          <w:lang w:val="en-US" w:eastAsia="en-US" w:bidi="ar-SA"/>
+        </w:rPr>
+        <w:t>ч</w:t>
+      </w:r>
+      <w:r>
+        <w:rPr>
+          <w:lang w:val="bg-BG" w:eastAsia="en-US" w:bidi="ar-SA"/>
+        </w:rPr>
+        <w:t xml:space="preserve">на употреба и не се очаква да бъде използвано извън границите на текущата дипломна работа. </w:t>
+      </w:r>
+      <w:r>
+        <w:rPr>
+          <w:lang w:val="bg-BG" w:eastAsia="en-US" w:bidi="ar-SA"/>
+        </w:rPr>
+        <w:t>То няма да бъде поддържано или обновявано.</w:t>
+      </w:r>
+      <w:r>
+        <w:rPr>
+          <w:lang w:val="bg-BG" w:eastAsia="en-US" w:bidi="ar-SA"/>
+        </w:rPr>
+        <w:t xml:space="preserve"> Поради тази причина </w:t>
+      </w:r>
+      <w:r>
+        <w:rPr>
+          <w:lang w:val="bg-BG" w:eastAsia="en-US" w:bidi="ar-SA"/>
+        </w:rPr>
+        <w:t>приложението</w:t>
+      </w:r>
+      <w:r>
+        <w:rPr>
+          <w:lang w:val="bg-BG" w:eastAsia="en-US" w:bidi="ar-SA"/>
+        </w:rPr>
+        <w:t xml:space="preserve"> няма да бъде разгледано в дълбочината, в която подобно приложение за публична употреба, би следвало да бъде разглеждано.</w:t>
       </w:r>
     </w:p>
     <w:p>
@@ -4753,10 +5638,10 @@
         <w:widowControl/>
         <w:numPr>
           <w:ilvl w:val="1"/>
-          <w:numId w:val="4"/>
+          <w:numId w:val="3"/>
         </w:numPr>
         <w:suppressAutoHyphens w:val="true"/>
-        <w:overflowPunct w:val="false"/>
+        <w:overflowPunct w:val="true"/>
         <w:bidi w:val="0"/>
         <w:spacing w:lineRule="auto" w:line="276" w:before="0" w:after="0"/>
         <w:ind w:hanging="340" w:left="1077" w:right="0"/>
@@ -4771,8 +5656,8 @@
           <w:lang w:val="bg-BG" w:eastAsia="en-US" w:bidi="ar-SA"/>
         </w:rPr>
       </w:pPr>
-      <w:bookmarkStart w:id="13" w:name="__RefHeading___Toc2735_4158184810"/>
-      <w:bookmarkEnd w:id="13"/>
+      <w:bookmarkStart w:id="14" w:name="__RefHeading___Toc2735_4158184810"/>
+      <w:bookmarkEnd w:id="14"/>
       <w:r>
         <w:rPr>
           <w:b/>
@@ -4885,6 +5770,7 @@
     <w:p>
       <w:pPr>
         <w:pStyle w:val="Normal"/>
+        <w:ind w:hanging="0" w:left="0"/>
         <w:rPr/>
       </w:pPr>
       <w:r>
@@ -5136,10 +6022,10 @@
         <w:widowControl/>
         <w:numPr>
           <w:ilvl w:val="1"/>
-          <w:numId w:val="4"/>
+          <w:numId w:val="3"/>
         </w:numPr>
         <w:suppressAutoHyphens w:val="true"/>
-        <w:overflowPunct w:val="false"/>
+        <w:overflowPunct w:val="true"/>
         <w:bidi w:val="0"/>
         <w:spacing w:lineRule="auto" w:line="276" w:before="0" w:after="0"/>
         <w:ind w:hanging="340" w:left="1077" w:right="0"/>
@@ -5154,8 +6040,8 @@
           <w:lang w:val="bg-BG" w:eastAsia="en-US" w:bidi="ar-SA"/>
         </w:rPr>
       </w:pPr>
-      <w:bookmarkStart w:id="14" w:name="__RefHeading___Toc2737_4158184810"/>
-      <w:bookmarkEnd w:id="14"/>
+      <w:bookmarkStart w:id="15" w:name="__RefHeading___Toc2737_4158184810"/>
+      <w:bookmarkEnd w:id="15"/>
       <w:r>
         <w:rPr>
           <w:b/>
@@ -5170,10 +6056,6 @@
     <w:p>
       <w:pPr>
         <w:pStyle w:val="Normal"/>
-        <w:numPr>
-          <w:ilvl w:val="0"/>
-          <w:numId w:val="5"/>
-        </w:numPr>
         <w:spacing w:lineRule="auto" w:line="360"/>
         <w:rPr/>
       </w:pPr>
@@ -5199,10 +6081,6 @@
     <w:p>
       <w:pPr>
         <w:pStyle w:val="Normal"/>
-        <w:numPr>
-          <w:ilvl w:val="0"/>
-          <w:numId w:val="5"/>
-        </w:numPr>
         <w:spacing w:lineRule="auto" w:line="360"/>
         <w:rPr>
           <w:lang w:val="bg-BG"/>
@@ -5245,10 +6123,10 @@
         <w:widowControl/>
         <w:numPr>
           <w:ilvl w:val="1"/>
-          <w:numId w:val="4"/>
+          <w:numId w:val="3"/>
         </w:numPr>
         <w:suppressAutoHyphens w:val="true"/>
-        <w:overflowPunct w:val="false"/>
+        <w:overflowPunct w:val="true"/>
         <w:bidi w:val="0"/>
         <w:spacing w:lineRule="auto" w:line="276" w:before="0" w:after="0"/>
         <w:ind w:hanging="340" w:left="1077" w:right="0"/>
@@ -5263,8 +6141,8 @@
           <w:lang w:val="bg-BG" w:eastAsia="en-US" w:bidi="ar-SA"/>
         </w:rPr>
       </w:pPr>
-      <w:bookmarkStart w:id="15" w:name="__RefHeading___Toc2739_4158184810"/>
-      <w:bookmarkEnd w:id="15"/>
+      <w:bookmarkStart w:id="16" w:name="__RefHeading___Toc2739_4158184810"/>
+      <w:bookmarkEnd w:id="16"/>
       <w:r>
         <w:rPr>
           <w:b/>
@@ -5282,10 +6160,10 @@
         <w:widowControl/>
         <w:numPr>
           <w:ilvl w:val="2"/>
-          <w:numId w:val="4"/>
+          <w:numId w:val="3"/>
         </w:numPr>
         <w:suppressAutoHyphens w:val="true"/>
-        <w:overflowPunct w:val="false"/>
+        <w:overflowPunct w:val="true"/>
         <w:bidi w:val="0"/>
         <w:spacing w:lineRule="auto" w:line="276" w:before="0" w:after="0"/>
         <w:ind w:hanging="340" w:left="1474" w:right="0"/>
@@ -5300,8 +6178,8 @@
           <w:lang w:val="bg-BG" w:eastAsia="en-US" w:bidi="ar-SA"/>
         </w:rPr>
       </w:pPr>
-      <w:bookmarkStart w:id="16" w:name="__RefHeading___Toc2741_4158184810"/>
-      <w:bookmarkEnd w:id="16"/>
+      <w:bookmarkStart w:id="17" w:name="__RefHeading___Toc2741_4158184810"/>
+      <w:bookmarkEnd w:id="17"/>
       <w:r>
         <w:rPr>
           <w:b/>
@@ -5311,6 +6189,2490 @@
           <w:lang w:val="bg-BG" w:eastAsia="en-US" w:bidi="ar-SA"/>
         </w:rPr>
         <w:t>Описание на програмните модули</w:t>
+      </w:r>
+    </w:p>
+    <w:p>
+      <w:pPr>
+        <w:pStyle w:val="Normal"/>
+        <w:bidi w:val="0"/>
+        <w:spacing w:lineRule="auto" w:line="360"/>
+        <w:ind w:hanging="0" w:left="0"/>
+        <w:rPr>
+          <w:lang w:val="bg-BG" w:eastAsia="en-US" w:bidi="ar-SA"/>
+        </w:rPr>
+      </w:pPr>
+      <w:r>
+        <w:rPr>
+          <w:b/>
+          <w:bCs/>
+          <w:lang w:val="bg-BG" w:eastAsia="en-US" w:bidi="ar-SA"/>
+        </w:rPr>
+        <w:t>Модул:</w:t>
+      </w:r>
+      <w:r>
+        <w:rPr>
+          <w:lang w:val="bg-BG" w:eastAsia="en-US" w:bidi="ar-SA"/>
+        </w:rPr>
+        <w:t xml:space="preserve"> Главен координиращ модул (LabelingApp)</w:t>
+      </w:r>
+    </w:p>
+    <w:p>
+      <w:pPr>
+        <w:pStyle w:val="Normal"/>
+        <w:bidi w:val="0"/>
+        <w:spacing w:lineRule="auto" w:line="360"/>
+        <w:ind w:hanging="0" w:left="0"/>
+        <w:rPr>
+          <w:lang w:val="bg-BG" w:eastAsia="en-US" w:bidi="ar-SA"/>
+        </w:rPr>
+      </w:pPr>
+      <w:r>
+        <w:rPr>
+          <w:b/>
+          <w:bCs/>
+          <w:lang w:val="bg-BG" w:eastAsia="en-US" w:bidi="ar-SA"/>
+        </w:rPr>
+        <w:t xml:space="preserve">Предназначение: </w:t>
+      </w:r>
+      <w:r>
+        <w:rPr>
+          <w:lang w:val="bg-BG" w:eastAsia="en-US" w:bidi="ar-SA"/>
+        </w:rPr>
+        <w:t>Управлява жизнения цикъл на приложението. Инициализира всички основни компоненти, осъществява връзките между тях чрез сигнално-слотовия механизъм на Qt и координира обмена на данни между потребителския интерфейс, видео плейъра, времевата линия и модула за управление на събитията.</w:t>
+      </w:r>
+    </w:p>
+    <w:p>
+      <w:pPr>
+        <w:pStyle w:val="Normal"/>
+        <w:bidi w:val="0"/>
+        <w:spacing w:lineRule="auto" w:line="360"/>
+        <w:ind w:hanging="0" w:left="0"/>
+        <w:rPr>
+          <w:b/>
+          <w:bCs/>
+          <w:lang w:val="bg-BG" w:eastAsia="en-US" w:bidi="ar-SA"/>
+        </w:rPr>
+      </w:pPr>
+      <w:r>
+        <w:rPr>
+          <w:b/>
+          <w:bCs/>
+          <w:lang w:val="bg-BG" w:eastAsia="en-US" w:bidi="ar-SA"/>
+        </w:rPr>
+        <w:t>Зависи от:</w:t>
+      </w:r>
+    </w:p>
+    <w:p>
+      <w:pPr>
+        <w:pStyle w:val="Normal"/>
+        <w:numPr>
+          <w:ilvl w:val="0"/>
+          <w:numId w:val="9"/>
+        </w:numPr>
+        <w:bidi w:val="0"/>
+        <w:spacing w:lineRule="auto" w:line="240"/>
+        <w:rPr>
+          <w:lang w:val="bg-BG" w:eastAsia="en-US" w:bidi="ar-SA"/>
+        </w:rPr>
+      </w:pPr>
+      <w:r>
+        <w:rPr>
+          <w:lang w:val="bg-BG" w:eastAsia="en-US" w:bidi="ar-SA"/>
+        </w:rPr>
+        <w:t>М</w:t>
+      </w:r>
+      <w:r>
+        <w:rPr>
+          <w:lang w:val="bg-BG" w:eastAsia="en-US" w:bidi="ar-SA"/>
+        </w:rPr>
+        <w:t>одул за управление на потребителския интерфейс;</w:t>
+      </w:r>
+    </w:p>
+    <w:p>
+      <w:pPr>
+        <w:pStyle w:val="Normal"/>
+        <w:numPr>
+          <w:ilvl w:val="0"/>
+          <w:numId w:val="9"/>
+        </w:numPr>
+        <w:bidi w:val="0"/>
+        <w:spacing w:lineRule="auto" w:line="240"/>
+        <w:rPr>
+          <w:lang w:val="bg-BG" w:eastAsia="en-US" w:bidi="ar-SA"/>
+        </w:rPr>
+      </w:pPr>
+      <w:r>
+        <w:rPr>
+          <w:lang w:val="bg-BG" w:eastAsia="en-US" w:bidi="ar-SA"/>
+        </w:rPr>
+        <w:t>М</w:t>
+      </w:r>
+      <w:r>
+        <w:rPr>
+          <w:lang w:val="bg-BG" w:eastAsia="en-US" w:bidi="ar-SA"/>
+        </w:rPr>
+        <w:t>одул за възпроизвеждане на видео;</w:t>
+      </w:r>
+    </w:p>
+    <w:p>
+      <w:pPr>
+        <w:pStyle w:val="Normal"/>
+        <w:numPr>
+          <w:ilvl w:val="0"/>
+          <w:numId w:val="9"/>
+        </w:numPr>
+        <w:bidi w:val="0"/>
+        <w:spacing w:lineRule="auto" w:line="240"/>
+        <w:rPr>
+          <w:lang w:val="bg-BG" w:eastAsia="en-US" w:bidi="ar-SA"/>
+        </w:rPr>
+      </w:pPr>
+      <w:r>
+        <w:rPr>
+          <w:lang w:val="bg-BG" w:eastAsia="en-US" w:bidi="ar-SA"/>
+        </w:rPr>
+        <w:t>М</w:t>
+      </w:r>
+      <w:r>
+        <w:rPr>
+          <w:lang w:val="bg-BG" w:eastAsia="en-US" w:bidi="ar-SA"/>
+        </w:rPr>
+        <w:t>одул за управление на събития;</w:t>
+      </w:r>
+    </w:p>
+    <w:p>
+      <w:pPr>
+        <w:pStyle w:val="Normal"/>
+        <w:numPr>
+          <w:ilvl w:val="0"/>
+          <w:numId w:val="9"/>
+        </w:numPr>
+        <w:bidi w:val="0"/>
+        <w:spacing w:lineRule="auto" w:line="240"/>
+        <w:rPr>
+          <w:lang w:val="bg-BG" w:eastAsia="en-US" w:bidi="ar-SA"/>
+        </w:rPr>
+      </w:pPr>
+      <w:r>
+        <w:rPr>
+          <w:lang w:val="bg-BG" w:eastAsia="en-US" w:bidi="ar-SA"/>
+        </w:rPr>
+        <w:t>М</w:t>
+      </w:r>
+      <w:r>
+        <w:rPr>
+          <w:lang w:val="bg-BG" w:eastAsia="en-US" w:bidi="ar-SA"/>
+        </w:rPr>
+        <w:t>одул за времева линия;</w:t>
+      </w:r>
+    </w:p>
+    <w:p>
+      <w:pPr>
+        <w:pStyle w:val="Normal"/>
+        <w:numPr>
+          <w:ilvl w:val="0"/>
+          <w:numId w:val="9"/>
+        </w:numPr>
+        <w:bidi w:val="0"/>
+        <w:spacing w:lineRule="auto" w:line="240"/>
+        <w:rPr>
+          <w:lang w:val="bg-BG" w:eastAsia="en-US" w:bidi="ar-SA"/>
+        </w:rPr>
+      </w:pPr>
+      <w:r>
+        <w:rPr>
+          <w:lang w:val="bg-BG" w:eastAsia="en-US" w:bidi="ar-SA"/>
+        </w:rPr>
+        <w:t>М</w:t>
+      </w:r>
+      <w:r>
+        <w:rPr>
+          <w:lang w:val="bg-BG" w:eastAsia="en-US" w:bidi="ar-SA"/>
+        </w:rPr>
+        <w:t>одул за история на действията;</w:t>
+      </w:r>
+    </w:p>
+    <w:p>
+      <w:pPr>
+        <w:pStyle w:val="Normal"/>
+        <w:numPr>
+          <w:ilvl w:val="0"/>
+          <w:numId w:val="9"/>
+        </w:numPr>
+        <w:bidi w:val="0"/>
+        <w:spacing w:lineRule="auto" w:line="240"/>
+        <w:rPr>
+          <w:lang w:val="bg-BG" w:eastAsia="en-US" w:bidi="ar-SA"/>
+        </w:rPr>
+      </w:pPr>
+      <w:r>
+        <w:rPr>
+          <w:lang w:val="bg-BG" w:eastAsia="en-US" w:bidi="ar-SA"/>
+        </w:rPr>
+        <w:t>М</w:t>
+      </w:r>
+      <w:r>
+        <w:rPr>
+          <w:lang w:val="bg-BG" w:eastAsia="en-US" w:bidi="ar-SA"/>
+        </w:rPr>
+        <w:t>одул за зареждане и запис на данни;</w:t>
+      </w:r>
+    </w:p>
+    <w:p>
+      <w:pPr>
+        <w:pStyle w:val="Normal"/>
+        <w:numPr>
+          <w:ilvl w:val="0"/>
+          <w:numId w:val="9"/>
+        </w:numPr>
+        <w:bidi w:val="0"/>
+        <w:spacing w:lineRule="auto" w:line="240"/>
+        <w:rPr>
+          <w:lang w:val="bg-BG" w:eastAsia="en-US" w:bidi="ar-SA"/>
+        </w:rPr>
+      </w:pPr>
+      <w:r>
+        <w:rPr>
+          <w:lang w:val="bg-BG" w:eastAsia="en-US" w:bidi="ar-SA"/>
+        </w:rPr>
+        <w:t>Модул за четене и запис на данни;</w:t>
+      </w:r>
+    </w:p>
+    <w:p>
+      <w:pPr>
+        <w:pStyle w:val="Normal"/>
+        <w:numPr>
+          <w:ilvl w:val="0"/>
+          <w:numId w:val="9"/>
+        </w:numPr>
+        <w:bidi w:val="0"/>
+        <w:spacing w:lineRule="auto" w:line="240"/>
+        <w:rPr>
+          <w:lang w:val="bg-BG" w:eastAsia="en-US" w:bidi="ar-SA"/>
+        </w:rPr>
+      </w:pPr>
+      <w:r>
+        <w:rPr>
+          <w:lang w:val="bg-BG" w:eastAsia="en-US" w:bidi="ar-SA"/>
+        </w:rPr>
+        <w:t>Файл съдържащ константи;</w:t>
+      </w:r>
+    </w:p>
+    <w:p>
+      <w:pPr>
+        <w:pStyle w:val="Normal"/>
+        <w:numPr>
+          <w:ilvl w:val="0"/>
+          <w:numId w:val="9"/>
+        </w:numPr>
+        <w:bidi w:val="0"/>
+        <w:spacing w:lineRule="auto" w:line="240"/>
+        <w:rPr>
+          <w:lang w:val="bg-BG" w:eastAsia="en-US" w:bidi="ar-SA"/>
+        </w:rPr>
+      </w:pPr>
+      <w:r>
+        <w:rPr>
+          <w:lang w:val="bg-BG" w:eastAsia="en-US" w:bidi="ar-SA"/>
+        </w:rPr>
+        <w:t>Файл съдържащ информация за текущото видео;</w:t>
+      </w:r>
+    </w:p>
+    <w:p>
+      <w:pPr>
+        <w:pStyle w:val="Normal"/>
+        <w:numPr>
+          <w:ilvl w:val="0"/>
+          <w:numId w:val="9"/>
+        </w:numPr>
+        <w:bidi w:val="0"/>
+        <w:spacing w:lineRule="auto" w:line="240"/>
+        <w:rPr>
+          <w:lang w:val="bg-BG" w:eastAsia="en-US" w:bidi="ar-SA"/>
+        </w:rPr>
+      </w:pPr>
+      <w:r>
+        <w:rPr>
+          <w:lang w:val="bg-BG" w:eastAsia="en-US" w:bidi="ar-SA"/>
+        </w:rPr>
+        <w:t>Б</w:t>
+      </w:r>
+      <w:r>
+        <w:rPr>
+          <w:lang w:val="bg-BG" w:eastAsia="en-US" w:bidi="ar-SA"/>
+        </w:rPr>
+        <w:t>иблиотеката PyQt6;</w:t>
+      </w:r>
+    </w:p>
+    <w:p>
+      <w:pPr>
+        <w:pStyle w:val="Normal"/>
+        <w:numPr>
+          <w:ilvl w:val="0"/>
+          <w:numId w:val="9"/>
+        </w:numPr>
+        <w:bidi w:val="0"/>
+        <w:spacing w:lineRule="auto" w:line="240"/>
+        <w:rPr>
+          <w:lang w:val="bg-BG" w:eastAsia="en-US" w:bidi="ar-SA"/>
+        </w:rPr>
+      </w:pPr>
+      <w:r>
+        <w:rPr>
+          <w:lang w:val="bg-BG" w:eastAsia="en-US" w:bidi="ar-SA"/>
+        </w:rPr>
+        <w:t>Б</w:t>
+      </w:r>
+      <w:r>
+        <w:rPr>
+          <w:lang w:val="bg-BG" w:eastAsia="en-US" w:bidi="ar-SA"/>
+        </w:rPr>
+        <w:t>иблиотеката numpy;</w:t>
+      </w:r>
+    </w:p>
+    <w:p>
+      <w:pPr>
+        <w:pStyle w:val="Normal"/>
+        <w:numPr>
+          <w:ilvl w:val="0"/>
+          <w:numId w:val="0"/>
+        </w:numPr>
+        <w:bidi w:val="0"/>
+        <w:spacing w:lineRule="auto" w:line="240"/>
+        <w:ind w:hanging="0" w:left="0"/>
+        <w:rPr>
+          <w:lang w:val="bg-BG" w:eastAsia="en-US" w:bidi="ar-SA"/>
+        </w:rPr>
+      </w:pPr>
+      <w:r>
+        <w:rPr>
+          <w:lang w:val="bg-BG" w:eastAsia="en-US" w:bidi="ar-SA"/>
+        </w:rPr>
+      </w:r>
+    </w:p>
+    <w:p>
+      <w:pPr>
+        <w:pStyle w:val="Normal"/>
+        <w:bidi w:val="0"/>
+        <w:spacing w:lineRule="auto" w:line="360"/>
+        <w:ind w:hanging="0" w:left="0"/>
+        <w:rPr>
+          <w:b/>
+          <w:bCs/>
+          <w:lang w:val="bg-BG" w:eastAsia="en-US" w:bidi="ar-SA"/>
+        </w:rPr>
+      </w:pPr>
+      <w:r>
+        <w:rPr>
+          <w:b/>
+          <w:bCs/>
+          <w:lang w:val="bg-BG" w:eastAsia="en-US" w:bidi="ar-SA"/>
+        </w:rPr>
+        <w:t>Реализация / Интерфейс:</w:t>
+      </w:r>
+    </w:p>
+    <w:p>
+      <w:pPr>
+        <w:pStyle w:val="Normal"/>
+        <w:bidi w:val="0"/>
+        <w:spacing w:lineRule="auto" w:line="360"/>
+        <w:ind w:hanging="0" w:left="0"/>
+        <w:rPr>
+          <w:lang w:val="bg-BG" w:eastAsia="en-US" w:bidi="ar-SA"/>
+        </w:rPr>
+      </w:pPr>
+      <w:r>
+        <w:rPr>
+          <w:lang w:val="bg-BG" w:eastAsia="en-US" w:bidi="ar-SA"/>
+        </w:rPr>
+        <w:t>К</w:t>
+      </w:r>
+      <w:r>
+        <w:rPr>
+          <w:lang w:val="bg-BG" w:eastAsia="en-US" w:bidi="ar-SA"/>
+        </w:rPr>
+        <w:t>лас LabelingApp във файл /</w:t>
+      </w:r>
+      <w:r>
+        <w:rPr>
+          <w:lang w:val="en-US" w:eastAsia="en-US" w:bidi="ar-SA"/>
+        </w:rPr>
+        <w:t>classes/</w:t>
+      </w:r>
+      <w:r>
+        <w:rPr>
+          <w:lang w:val="bg-BG" w:eastAsia="en-US" w:bidi="ar-SA"/>
+        </w:rPr>
+        <w:t>LabelingApp.py</w:t>
+      </w:r>
+    </w:p>
+    <w:p>
+      <w:pPr>
+        <w:pStyle w:val="Normal"/>
+        <w:bidi w:val="0"/>
+        <w:spacing w:lineRule="auto" w:line="360"/>
+        <w:ind w:hanging="0" w:left="0"/>
+        <w:rPr>
+          <w:lang w:val="bg-BG" w:eastAsia="en-US" w:bidi="ar-SA"/>
+        </w:rPr>
+      </w:pPr>
+      <w:r>
+        <w:rPr>
+          <w:lang w:val="bg-BG" w:eastAsia="en-US" w:bidi="ar-SA"/>
+        </w:rPr>
+      </w:r>
+    </w:p>
+    <w:p>
+      <w:pPr>
+        <w:pStyle w:val="Normal"/>
+        <w:bidi w:val="0"/>
+        <w:spacing w:lineRule="auto" w:line="360"/>
+        <w:ind w:hanging="0" w:left="0"/>
+        <w:rPr>
+          <w:lang w:val="bg-BG" w:eastAsia="en-US" w:bidi="ar-SA"/>
+        </w:rPr>
+      </w:pPr>
+      <w:r>
+        <w:rPr>
+          <w:b/>
+          <w:bCs/>
+          <w:lang w:val="bg-BG" w:eastAsia="en-US" w:bidi="ar-SA"/>
+        </w:rPr>
+        <w:t>__init__()</w:t>
+      </w:r>
+      <w:r>
+        <w:rPr>
+          <w:lang w:val="bg-BG" w:eastAsia="en-US" w:bidi="ar-SA"/>
+        </w:rPr>
+        <w:t xml:space="preserve"> – </w:t>
+      </w:r>
+      <w:r>
+        <w:rPr>
+          <w:lang w:val="bg-BG" w:eastAsia="en-US" w:bidi="ar-SA"/>
+        </w:rPr>
+        <w:t>И</w:t>
+      </w:r>
+      <w:r>
+        <w:rPr>
+          <w:lang w:val="bg-BG" w:eastAsia="en-US" w:bidi="ar-SA"/>
+        </w:rPr>
+        <w:t>нициализира приложението, зарежда данните, създава всички основни компоненти и установява връзките между тях.</w:t>
+      </w:r>
+    </w:p>
+    <w:p>
+      <w:pPr>
+        <w:pStyle w:val="Normal"/>
+        <w:bidi w:val="0"/>
+        <w:spacing w:lineRule="auto" w:line="360"/>
+        <w:ind w:hanging="0" w:left="0"/>
+        <w:rPr>
+          <w:lang w:val="bg-BG" w:eastAsia="en-US" w:bidi="ar-SA"/>
+        </w:rPr>
+      </w:pPr>
+      <w:r>
+        <w:rPr>
+          <w:b/>
+          <w:bCs/>
+          <w:lang w:val="bg-BG" w:eastAsia="en-US" w:bidi="ar-SA"/>
+        </w:rPr>
+        <w:t>init_shortcuts()</w:t>
+      </w:r>
+      <w:r>
+        <w:rPr>
+          <w:lang w:val="bg-BG" w:eastAsia="en-US" w:bidi="ar-SA"/>
+        </w:rPr>
+        <w:t xml:space="preserve"> </w:t>
+      </w:r>
+      <w:r>
+        <w:rPr>
+          <w:b w:val="false"/>
+          <w:bCs w:val="false"/>
+          <w:lang w:val="bg-BG" w:eastAsia="en-US" w:bidi="ar-SA"/>
+        </w:rPr>
+        <w:t>–</w:t>
+      </w:r>
+      <w:r>
+        <w:rPr>
+          <w:lang w:val="bg-BG" w:eastAsia="en-US" w:bidi="ar-SA"/>
+        </w:rPr>
+        <w:t xml:space="preserve"> </w:t>
+      </w:r>
+      <w:r>
+        <w:rPr>
+          <w:lang w:val="bg-BG" w:eastAsia="en-US" w:bidi="ar-SA"/>
+        </w:rPr>
+        <w:t>Р</w:t>
+      </w:r>
+      <w:r>
+        <w:rPr>
+          <w:lang w:val="bg-BG" w:eastAsia="en-US" w:bidi="ar-SA"/>
+        </w:rPr>
+        <w:t>егистрира всички клавишни комбинации.</w:t>
+      </w:r>
+    </w:p>
+    <w:p>
+      <w:pPr>
+        <w:pStyle w:val="Normal"/>
+        <w:bidi w:val="0"/>
+        <w:spacing w:lineRule="auto" w:line="360"/>
+        <w:ind w:hanging="0" w:left="0"/>
+        <w:rPr>
+          <w:lang w:val="bg-BG" w:eastAsia="en-US" w:bidi="ar-SA"/>
+        </w:rPr>
+      </w:pPr>
+      <w:r>
+        <w:rPr>
+          <w:b/>
+          <w:bCs/>
+          <w:lang w:val="bg-BG" w:eastAsia="en-US" w:bidi="ar-SA"/>
+        </w:rPr>
+        <w:t>update_overlay()</w:t>
+      </w:r>
+      <w:r>
+        <w:rPr>
+          <w:lang w:val="bg-BG" w:eastAsia="en-US" w:bidi="ar-SA"/>
+        </w:rPr>
+        <w:t xml:space="preserve"> – </w:t>
+      </w:r>
+      <w:r>
+        <w:rPr>
+          <w:lang w:val="bg-BG" w:eastAsia="en-US" w:bidi="ar-SA"/>
+        </w:rPr>
+        <w:t>О</w:t>
+      </w:r>
+      <w:r>
+        <w:rPr>
+          <w:lang w:val="bg-BG" w:eastAsia="en-US" w:bidi="ar-SA"/>
+        </w:rPr>
+        <w:t>бновява позицията на визуализираната точка на погледа.</w:t>
+      </w:r>
+    </w:p>
+    <w:p>
+      <w:pPr>
+        <w:pStyle w:val="Normal"/>
+        <w:bidi w:val="0"/>
+        <w:spacing w:lineRule="auto" w:line="360"/>
+        <w:ind w:hanging="0" w:left="0"/>
+        <w:rPr>
+          <w:lang w:val="bg-BG" w:eastAsia="en-US" w:bidi="ar-SA"/>
+        </w:rPr>
+      </w:pPr>
+      <w:r>
+        <w:rPr>
+          <w:b/>
+          <w:bCs/>
+          <w:lang w:val="bg-BG" w:eastAsia="en-US" w:bidi="ar-SA"/>
+        </w:rPr>
+        <w:t>update_timeline_text()</w:t>
+      </w:r>
+      <w:r>
+        <w:rPr>
+          <w:lang w:val="bg-BG" w:eastAsia="en-US" w:bidi="ar-SA"/>
+        </w:rPr>
+        <w:t xml:space="preserve"> – </w:t>
+      </w:r>
+      <w:r>
+        <w:rPr>
+          <w:lang w:val="bg-BG" w:eastAsia="en-US" w:bidi="ar-SA"/>
+        </w:rPr>
+        <w:t>О</w:t>
+      </w:r>
+      <w:r>
+        <w:rPr>
+          <w:lang w:val="bg-BG" w:eastAsia="en-US" w:bidi="ar-SA"/>
+        </w:rPr>
+        <w:t>бновява текущото време и времевата линия.</w:t>
+      </w:r>
+    </w:p>
+    <w:p>
+      <w:pPr>
+        <w:pStyle w:val="Normal"/>
+        <w:bidi w:val="0"/>
+        <w:spacing w:lineRule="auto" w:line="360"/>
+        <w:ind w:hanging="0" w:left="0"/>
+        <w:rPr>
+          <w:lang w:val="bg-BG" w:eastAsia="en-US" w:bidi="ar-SA"/>
+        </w:rPr>
+      </w:pPr>
+      <w:r>
+        <w:rPr>
+          <w:b/>
+          <w:bCs/>
+          <w:lang w:val="bg-BG" w:eastAsia="en-US" w:bidi="ar-SA"/>
+        </w:rPr>
+        <w:t>fit_video()</w:t>
+      </w:r>
+      <w:r>
+        <w:rPr>
+          <w:lang w:val="bg-BG" w:eastAsia="en-US" w:bidi="ar-SA"/>
+        </w:rPr>
+        <w:t xml:space="preserve"> – </w:t>
+      </w:r>
+      <w:r>
+        <w:rPr>
+          <w:lang w:val="bg-BG" w:eastAsia="en-US" w:bidi="ar-SA"/>
+        </w:rPr>
+        <w:t>М</w:t>
+      </w:r>
+      <w:r>
+        <w:rPr>
+          <w:lang w:val="bg-BG" w:eastAsia="en-US" w:bidi="ar-SA"/>
+        </w:rPr>
+        <w:t>ащабира видеото спрямо размера на прозореца.</w:t>
+      </w:r>
+    </w:p>
+    <w:p>
+      <w:pPr>
+        <w:pStyle w:val="Normal"/>
+        <w:bidi w:val="0"/>
+        <w:spacing w:lineRule="auto" w:line="360"/>
+        <w:ind w:hanging="0" w:left="0"/>
+        <w:rPr>
+          <w:lang w:val="bg-BG" w:eastAsia="en-US" w:bidi="ar-SA"/>
+        </w:rPr>
+      </w:pPr>
+      <w:r>
+        <w:rPr>
+          <w:b/>
+          <w:bCs/>
+          <w:lang w:val="bg-BG" w:eastAsia="en-US" w:bidi="ar-SA"/>
+        </w:rPr>
+        <w:t>handle_add_event()</w:t>
+      </w:r>
+      <w:r>
+        <w:rPr>
+          <w:lang w:val="bg-BG" w:eastAsia="en-US" w:bidi="ar-SA"/>
+        </w:rPr>
+        <w:t xml:space="preserve"> – </w:t>
+      </w:r>
+      <w:r>
+        <w:rPr>
+          <w:lang w:val="bg-BG" w:eastAsia="en-US" w:bidi="ar-SA"/>
+        </w:rPr>
+        <w:t>О</w:t>
+      </w:r>
+      <w:r>
+        <w:rPr>
+          <w:lang w:val="bg-BG" w:eastAsia="en-US" w:bidi="ar-SA"/>
+        </w:rPr>
+        <w:t>бработва добавянето на нов етикет.</w:t>
+      </w:r>
+    </w:p>
+    <w:p>
+      <w:pPr>
+        <w:pStyle w:val="Normal"/>
+        <w:bidi w:val="0"/>
+        <w:spacing w:lineRule="auto" w:line="360"/>
+        <w:ind w:hanging="0" w:left="0"/>
+        <w:rPr>
+          <w:lang w:val="bg-BG" w:eastAsia="en-US" w:bidi="ar-SA"/>
+        </w:rPr>
+      </w:pPr>
+      <w:r>
+        <w:rPr>
+          <w:b/>
+          <w:bCs/>
+          <w:lang w:val="bg-BG" w:eastAsia="en-US" w:bidi="ar-SA"/>
+        </w:rPr>
+        <w:t>undo_event() / redo_event()</w:t>
+      </w:r>
+      <w:r>
+        <w:rPr>
+          <w:lang w:val="bg-BG" w:eastAsia="en-US" w:bidi="ar-SA"/>
+        </w:rPr>
+        <w:t xml:space="preserve"> – </w:t>
+      </w:r>
+      <w:r>
+        <w:rPr>
+          <w:lang w:val="bg-BG" w:eastAsia="en-US" w:bidi="ar-SA"/>
+        </w:rPr>
+        <w:t>У</w:t>
+      </w:r>
+      <w:r>
+        <w:rPr>
+          <w:lang w:val="bg-BG" w:eastAsia="en-US" w:bidi="ar-SA"/>
+        </w:rPr>
+        <w:t>правляват възстановяването на предишни действия.</w:t>
+      </w:r>
+    </w:p>
+    <w:p>
+      <w:pPr>
+        <w:pStyle w:val="Normal"/>
+        <w:bidi w:val="0"/>
+        <w:spacing w:lineRule="auto" w:line="360"/>
+        <w:ind w:hanging="0" w:left="0"/>
+        <w:rPr>
+          <w:lang w:val="bg-BG" w:eastAsia="en-US" w:bidi="ar-SA"/>
+        </w:rPr>
+      </w:pPr>
+      <w:r>
+        <w:rPr>
+          <w:b/>
+          <w:bCs/>
+          <w:lang w:val="bg-BG" w:eastAsia="en-US" w:bidi="ar-SA"/>
+        </w:rPr>
+        <w:t>split_event()</w:t>
+      </w:r>
+      <w:r>
+        <w:rPr>
+          <w:lang w:val="bg-BG" w:eastAsia="en-US" w:bidi="ar-SA"/>
+        </w:rPr>
+        <w:t xml:space="preserve"> – </w:t>
+      </w:r>
+      <w:r>
+        <w:rPr>
+          <w:lang w:val="bg-BG" w:eastAsia="en-US" w:bidi="ar-SA"/>
+        </w:rPr>
+        <w:t>Р</w:t>
+      </w:r>
+      <w:r>
+        <w:rPr>
+          <w:lang w:val="bg-BG" w:eastAsia="en-US" w:bidi="ar-SA"/>
+        </w:rPr>
+        <w:t>азделя текущото събитие.</w:t>
+      </w:r>
+    </w:p>
+    <w:p>
+      <w:pPr>
+        <w:pStyle w:val="Normal"/>
+        <w:bidi w:val="0"/>
+        <w:spacing w:lineRule="auto" w:line="360"/>
+        <w:ind w:hanging="0" w:left="0"/>
+        <w:rPr>
+          <w:lang w:val="bg-BG" w:eastAsia="en-US" w:bidi="ar-SA"/>
+        </w:rPr>
+      </w:pPr>
+      <w:r>
+        <w:rPr>
+          <w:b/>
+          <w:bCs/>
+          <w:lang w:val="bg-BG" w:eastAsia="en-US" w:bidi="ar-SA"/>
+        </w:rPr>
+        <w:t>change_event_start_time() / change_event_end_time()</w:t>
+      </w:r>
+      <w:r>
+        <w:rPr>
+          <w:lang w:val="bg-BG" w:eastAsia="en-US" w:bidi="ar-SA"/>
+        </w:rPr>
+        <w:t xml:space="preserve"> – </w:t>
+      </w:r>
+      <w:r>
+        <w:rPr>
+          <w:lang w:val="bg-BG" w:eastAsia="en-US" w:bidi="ar-SA"/>
+        </w:rPr>
+        <w:t>П</w:t>
+      </w:r>
+      <w:r>
+        <w:rPr>
+          <w:lang w:val="bg-BG" w:eastAsia="en-US" w:bidi="ar-SA"/>
+        </w:rPr>
+        <w:t>роменят границите на текущото събитие.</w:t>
+      </w:r>
+    </w:p>
+    <w:p>
+      <w:pPr>
+        <w:pStyle w:val="Normal"/>
+        <w:bidi w:val="0"/>
+        <w:spacing w:lineRule="auto" w:line="360"/>
+        <w:ind w:hanging="0" w:left="0"/>
+        <w:rPr>
+          <w:lang w:val="bg-BG" w:eastAsia="en-US" w:bidi="ar-SA"/>
+        </w:rPr>
+      </w:pPr>
+      <w:r>
+        <w:rPr>
+          <w:b/>
+          <w:bCs/>
+          <w:lang w:val="bg-BG" w:eastAsia="en-US" w:bidi="ar-SA"/>
+        </w:rPr>
+        <w:t>on_current_event_changed()</w:t>
+      </w:r>
+      <w:r>
+        <w:rPr>
+          <w:lang w:val="bg-BG" w:eastAsia="en-US" w:bidi="ar-SA"/>
+        </w:rPr>
+        <w:t xml:space="preserve"> – </w:t>
+      </w:r>
+      <w:r>
+        <w:rPr>
+          <w:lang w:val="bg-BG" w:eastAsia="en-US" w:bidi="ar-SA"/>
+        </w:rPr>
+        <w:t>Ц</w:t>
+      </w:r>
+      <w:r>
+        <w:rPr>
+          <w:lang w:val="bg-BG" w:eastAsia="en-US" w:bidi="ar-SA"/>
+        </w:rPr>
+        <w:t>инхронизира избраното събитие с потребителския интерфейс.</w:t>
+      </w:r>
+    </w:p>
+    <w:p>
+      <w:pPr>
+        <w:pStyle w:val="Normal"/>
+        <w:bidi w:val="0"/>
+        <w:spacing w:lineRule="auto" w:line="360"/>
+        <w:ind w:hanging="0" w:left="0"/>
+        <w:rPr>
+          <w:lang w:val="bg-BG" w:eastAsia="en-US" w:bidi="ar-SA"/>
+        </w:rPr>
+      </w:pPr>
+      <w:r>
+        <w:rPr>
+          <w:b/>
+          <w:bCs/>
+          <w:lang w:val="bg-BG" w:eastAsia="en-US" w:bidi="ar-SA"/>
+        </w:rPr>
+        <w:t>on_events_change_requested()</w:t>
+      </w:r>
+      <w:r>
+        <w:rPr>
+          <w:lang w:val="bg-BG" w:eastAsia="en-US" w:bidi="ar-SA"/>
+        </w:rPr>
+        <w:t xml:space="preserve"> – </w:t>
+      </w:r>
+      <w:r>
+        <w:rPr>
+          <w:lang w:val="bg-BG" w:eastAsia="en-US" w:bidi="ar-SA"/>
+        </w:rPr>
+        <w:t>О</w:t>
+      </w:r>
+      <w:r>
+        <w:rPr>
+          <w:lang w:val="bg-BG" w:eastAsia="en-US" w:bidi="ar-SA"/>
+        </w:rPr>
+        <w:t xml:space="preserve">бновява времевата линия след промени в събитията. </w:t>
+      </w:r>
+      <w:r>
+        <w:rPr>
+          <w:lang w:val="bg-BG" w:eastAsia="en-US" w:bidi="ar-SA"/>
+        </w:rPr>
+        <w:t>Запазва действието в модула за история на действията.</w:t>
+      </w:r>
+    </w:p>
+    <w:p>
+      <w:pPr>
+        <w:pStyle w:val="Normal"/>
+        <w:bidi w:val="0"/>
+        <w:spacing w:lineRule="auto" w:line="360"/>
+        <w:ind w:hanging="0" w:left="0"/>
+        <w:rPr>
+          <w:lang w:val="bg-BG" w:eastAsia="en-US" w:bidi="ar-SA"/>
+        </w:rPr>
+      </w:pPr>
+      <w:r>
+        <w:rPr>
+          <w:lang w:val="bg-BG" w:eastAsia="en-US" w:bidi="ar-SA"/>
+        </w:rPr>
+      </w:r>
+    </w:p>
+    <w:p>
+      <w:pPr>
+        <w:pStyle w:val="Normal"/>
+        <w:bidi w:val="0"/>
+        <w:spacing w:lineRule="auto" w:line="360"/>
+        <w:ind w:hanging="0" w:left="0"/>
+        <w:rPr>
+          <w:lang w:val="bg-BG" w:eastAsia="en-US" w:bidi="ar-SA"/>
+        </w:rPr>
+      </w:pPr>
+      <w:r>
+        <w:rPr>
+          <w:lang w:val="bg-BG" w:eastAsia="en-US" w:bidi="ar-SA"/>
+        </w:rPr>
+      </w:r>
+    </w:p>
+    <w:p>
+      <w:pPr>
+        <w:pStyle w:val="Normal"/>
+        <w:bidi w:val="0"/>
+        <w:spacing w:lineRule="auto" w:line="360"/>
+        <w:ind w:hanging="0" w:left="0"/>
+        <w:rPr>
+          <w:lang w:val="bg-BG" w:eastAsia="en-US" w:bidi="ar-SA"/>
+        </w:rPr>
+      </w:pPr>
+      <w:r>
+        <w:rPr>
+          <w:b/>
+          <w:bCs/>
+          <w:lang w:val="bg-BG" w:eastAsia="en-US" w:bidi="ar-SA"/>
+        </w:rPr>
+        <w:t>Модул:</w:t>
+      </w:r>
+      <w:r>
+        <w:rPr>
+          <w:lang w:val="bg-BG" w:eastAsia="en-US" w:bidi="ar-SA"/>
+        </w:rPr>
+        <w:t xml:space="preserve"> Управление на потребителския интерфейс</w:t>
+      </w:r>
+    </w:p>
+    <w:p>
+      <w:pPr>
+        <w:pStyle w:val="Normal"/>
+        <w:bidi w:val="0"/>
+        <w:spacing w:lineRule="auto" w:line="360"/>
+        <w:ind w:hanging="0" w:left="0"/>
+        <w:rPr>
+          <w:lang w:val="bg-BG" w:eastAsia="en-US" w:bidi="ar-SA"/>
+        </w:rPr>
+      </w:pPr>
+      <w:r>
+        <w:rPr>
+          <w:b/>
+          <w:bCs/>
+          <w:lang w:val="bg-BG" w:eastAsia="en-US" w:bidi="ar-SA"/>
+        </w:rPr>
+        <w:t xml:space="preserve">Предназначение: </w:t>
+      </w:r>
+      <w:r>
+        <w:rPr>
+          <w:lang w:val="bg-BG" w:eastAsia="en-US" w:bidi="ar-SA"/>
+        </w:rPr>
+        <w:t>Изгражда графичния потребителски интерфейс на приложението. Създава и подрежда всички визуални компоненти, включително видео прозореца, времевата линия, контролите за управление, бутоните за етикетиране и панела с настройки. Свързва графичните елементи със съответните обработчици на събития.</w:t>
+      </w:r>
+    </w:p>
+    <w:p>
+      <w:pPr>
+        <w:pStyle w:val="Normal"/>
+        <w:bidi w:val="0"/>
+        <w:spacing w:lineRule="auto" w:line="360"/>
+        <w:ind w:hanging="0" w:left="0"/>
+        <w:rPr>
+          <w:b/>
+          <w:bCs/>
+          <w:lang w:val="bg-BG" w:eastAsia="en-US" w:bidi="ar-SA"/>
+        </w:rPr>
+      </w:pPr>
+      <w:r>
+        <w:rPr>
+          <w:b/>
+          <w:bCs/>
+          <w:lang w:val="bg-BG" w:eastAsia="en-US" w:bidi="ar-SA"/>
+        </w:rPr>
+        <w:t>Зависи от:</w:t>
+      </w:r>
+    </w:p>
+    <w:p>
+      <w:pPr>
+        <w:pStyle w:val="Normal"/>
+        <w:numPr>
+          <w:ilvl w:val="0"/>
+          <w:numId w:val="10"/>
+        </w:numPr>
+        <w:bidi w:val="0"/>
+        <w:spacing w:lineRule="auto" w:line="240"/>
+        <w:rPr>
+          <w:lang w:val="bg-BG" w:eastAsia="en-US" w:bidi="ar-SA"/>
+        </w:rPr>
+      </w:pPr>
+      <w:r>
+        <w:rPr>
+          <w:lang w:val="bg-BG" w:eastAsia="en-US" w:bidi="ar-SA"/>
+        </w:rPr>
+        <w:t>Г</w:t>
+      </w:r>
+      <w:r>
+        <w:rPr>
+          <w:lang w:val="bg-BG" w:eastAsia="en-US" w:bidi="ar-SA"/>
+        </w:rPr>
+        <w:t>лавния координиращ модул;</w:t>
+      </w:r>
+    </w:p>
+    <w:p>
+      <w:pPr>
+        <w:pStyle w:val="Normal"/>
+        <w:numPr>
+          <w:ilvl w:val="0"/>
+          <w:numId w:val="10"/>
+        </w:numPr>
+        <w:bidi w:val="0"/>
+        <w:spacing w:lineRule="auto" w:line="240"/>
+        <w:rPr>
+          <w:lang w:val="bg-BG" w:eastAsia="en-US" w:bidi="ar-SA"/>
+        </w:rPr>
+      </w:pPr>
+      <w:r>
+        <w:rPr>
+          <w:lang w:val="bg-BG" w:eastAsia="en-US" w:bidi="ar-SA"/>
+        </w:rPr>
+        <w:t>М</w:t>
+      </w:r>
+      <w:r>
+        <w:rPr>
+          <w:lang w:val="bg-BG" w:eastAsia="en-US" w:bidi="ar-SA"/>
+        </w:rPr>
+        <w:t>одула за времева линия;</w:t>
+      </w:r>
+    </w:p>
+    <w:p>
+      <w:pPr>
+        <w:pStyle w:val="Normal"/>
+        <w:numPr>
+          <w:ilvl w:val="0"/>
+          <w:numId w:val="10"/>
+        </w:numPr>
+        <w:bidi w:val="0"/>
+        <w:spacing w:lineRule="auto" w:line="240"/>
+        <w:rPr>
+          <w:lang w:val="bg-BG" w:eastAsia="en-US" w:bidi="ar-SA"/>
+        </w:rPr>
+      </w:pPr>
+      <w:r>
+        <w:rPr>
+          <w:lang w:val="bg-BG" w:eastAsia="en-US" w:bidi="ar-SA"/>
+        </w:rPr>
+        <w:t>Б</w:t>
+      </w:r>
+      <w:r>
+        <w:rPr>
+          <w:lang w:val="bg-BG" w:eastAsia="en-US" w:bidi="ar-SA"/>
+        </w:rPr>
+        <w:t>иблиотеката PyQt6;</w:t>
+      </w:r>
+    </w:p>
+    <w:p>
+      <w:pPr>
+        <w:pStyle w:val="Normal"/>
+        <w:numPr>
+          <w:ilvl w:val="0"/>
+          <w:numId w:val="0"/>
+        </w:numPr>
+        <w:bidi w:val="0"/>
+        <w:spacing w:lineRule="auto" w:line="240"/>
+        <w:ind w:hanging="0" w:left="720"/>
+        <w:rPr>
+          <w:lang w:val="bg-BG" w:eastAsia="en-US" w:bidi="ar-SA"/>
+        </w:rPr>
+      </w:pPr>
+      <w:r>
+        <w:rPr>
+          <w:lang w:val="bg-BG" w:eastAsia="en-US" w:bidi="ar-SA"/>
+        </w:rPr>
+      </w:r>
+    </w:p>
+    <w:p>
+      <w:pPr>
+        <w:pStyle w:val="Normal"/>
+        <w:bidi w:val="0"/>
+        <w:spacing w:lineRule="auto" w:line="360"/>
+        <w:ind w:hanging="0" w:left="0"/>
+        <w:rPr>
+          <w:b/>
+          <w:bCs/>
+          <w:lang w:val="bg-BG" w:eastAsia="en-US" w:bidi="ar-SA"/>
+        </w:rPr>
+      </w:pPr>
+      <w:r>
+        <w:rPr>
+          <w:b/>
+          <w:bCs/>
+          <w:lang w:val="bg-BG" w:eastAsia="en-US" w:bidi="ar-SA"/>
+        </w:rPr>
+        <w:t>Реализация / Интерфейс:</w:t>
+      </w:r>
+    </w:p>
+    <w:p>
+      <w:pPr>
+        <w:pStyle w:val="Normal"/>
+        <w:bidi w:val="0"/>
+        <w:spacing w:lineRule="auto" w:line="360"/>
+        <w:ind w:hanging="0" w:left="0"/>
+        <w:rPr>
+          <w:lang w:val="bg-BG" w:eastAsia="en-US" w:bidi="ar-SA"/>
+        </w:rPr>
+      </w:pPr>
+      <w:r>
+        <w:rPr>
+          <w:lang w:val="bg-BG" w:eastAsia="en-US" w:bidi="ar-SA"/>
+        </w:rPr>
+        <w:t>клас MainWindowUI във файл /</w:t>
+      </w:r>
+      <w:r>
+        <w:rPr>
+          <w:lang w:val="en-US" w:eastAsia="en-US" w:bidi="ar-SA"/>
+        </w:rPr>
+        <w:t>classes/</w:t>
+      </w:r>
+      <w:r>
+        <w:rPr>
+          <w:lang w:val="bg-BG" w:eastAsia="en-US" w:bidi="ar-SA"/>
+        </w:rPr>
+        <w:t>MainWindowUI.py</w:t>
+      </w:r>
+    </w:p>
+    <w:p>
+      <w:pPr>
+        <w:pStyle w:val="Normal"/>
+        <w:bidi w:val="0"/>
+        <w:spacing w:lineRule="auto" w:line="360"/>
+        <w:ind w:hanging="0" w:left="0"/>
+        <w:rPr>
+          <w:lang w:val="bg-BG" w:eastAsia="en-US" w:bidi="ar-SA"/>
+        </w:rPr>
+      </w:pPr>
+      <w:r>
+        <w:rPr>
+          <w:lang w:val="bg-BG" w:eastAsia="en-US" w:bidi="ar-SA"/>
+        </w:rPr>
+      </w:r>
+    </w:p>
+    <w:p>
+      <w:pPr>
+        <w:pStyle w:val="Normal"/>
+        <w:bidi w:val="0"/>
+        <w:spacing w:lineRule="auto" w:line="360"/>
+        <w:ind w:hanging="0" w:left="0"/>
+        <w:rPr>
+          <w:lang w:val="bg-BG" w:eastAsia="en-US" w:bidi="ar-SA"/>
+        </w:rPr>
+      </w:pPr>
+      <w:r>
+        <w:rPr>
+          <w:b/>
+          <w:bCs/>
+          <w:lang w:val="bg-BG" w:eastAsia="en-US" w:bidi="ar-SA"/>
+        </w:rPr>
+        <w:t>setup_ui(parent)</w:t>
+      </w:r>
+      <w:r>
+        <w:rPr>
+          <w:lang w:val="bg-BG" w:eastAsia="en-US" w:bidi="ar-SA"/>
+        </w:rPr>
+        <w:t xml:space="preserve"> – </w:t>
+      </w:r>
+      <w:r>
+        <w:rPr>
+          <w:lang w:val="bg-BG" w:eastAsia="en-US" w:bidi="ar-SA"/>
+        </w:rPr>
+        <w:t>И</w:t>
+      </w:r>
+      <w:r>
+        <w:rPr>
+          <w:lang w:val="bg-BG" w:eastAsia="en-US" w:bidi="ar-SA"/>
+        </w:rPr>
+        <w:t>згражда целия графичен интерфейс, създава всички визуални компоненти и установява връзките между тях и обработчиците на събития.</w:t>
+      </w:r>
+    </w:p>
+    <w:p>
+      <w:pPr>
+        <w:pStyle w:val="Normal"/>
+        <w:bidi w:val="0"/>
+        <w:spacing w:lineRule="auto" w:line="360"/>
+        <w:ind w:hanging="0" w:left="0"/>
+        <w:rPr>
+          <w:lang w:val="bg-BG" w:eastAsia="en-US" w:bidi="ar-SA"/>
+        </w:rPr>
+      </w:pPr>
+      <w:r>
+        <w:rPr>
+          <w:b/>
+          <w:bCs/>
+          <w:lang w:val="bg-BG" w:eastAsia="en-US" w:bidi="ar-SA"/>
+        </w:rPr>
+        <w:t>make_slider()</w:t>
+      </w:r>
+      <w:r>
+        <w:rPr>
+          <w:lang w:val="bg-BG" w:eastAsia="en-US" w:bidi="ar-SA"/>
+        </w:rPr>
+        <w:t xml:space="preserve"> – </w:t>
+      </w:r>
+      <w:r>
+        <w:rPr>
+          <w:lang w:val="bg-BG" w:eastAsia="en-US" w:bidi="ar-SA"/>
+        </w:rPr>
+        <w:t>С</w:t>
+      </w:r>
+      <w:r>
+        <w:rPr>
+          <w:lang w:val="bg-BG" w:eastAsia="en-US" w:bidi="ar-SA"/>
+        </w:rPr>
+        <w:t>ъздава и конфигурира плъзгач за настройка на параметри.</w:t>
+      </w:r>
+    </w:p>
+    <w:p>
+      <w:pPr>
+        <w:pStyle w:val="Normal"/>
+        <w:bidi w:val="0"/>
+        <w:spacing w:lineRule="auto" w:line="360"/>
+        <w:ind w:hanging="0" w:left="0"/>
+        <w:rPr>
+          <w:lang w:val="bg-BG" w:eastAsia="en-US" w:bidi="ar-SA"/>
+        </w:rPr>
+      </w:pPr>
+      <w:r>
+        <w:rPr>
+          <w:lang w:val="bg-BG" w:eastAsia="en-US" w:bidi="ar-SA"/>
+        </w:rPr>
+      </w:r>
+    </w:p>
+    <w:p>
+      <w:pPr>
+        <w:pStyle w:val="Normal"/>
+        <w:bidi w:val="0"/>
+        <w:spacing w:lineRule="auto" w:line="360"/>
+        <w:ind w:hanging="0" w:left="0"/>
+        <w:rPr>
+          <w:lang w:val="bg-BG" w:eastAsia="en-US" w:bidi="ar-SA"/>
+        </w:rPr>
+      </w:pPr>
+      <w:r>
+        <w:rPr>
+          <w:lang w:val="bg-BG" w:eastAsia="en-US" w:bidi="ar-SA"/>
+        </w:rPr>
+      </w:r>
+    </w:p>
+    <w:p>
+      <w:pPr>
+        <w:pStyle w:val="Normal"/>
+        <w:bidi w:val="0"/>
+        <w:spacing w:lineRule="auto" w:line="360"/>
+        <w:ind w:hanging="0" w:left="0"/>
+        <w:rPr>
+          <w:lang w:val="bg-BG" w:eastAsia="en-US" w:bidi="ar-SA"/>
+        </w:rPr>
+      </w:pPr>
+      <w:r>
+        <w:rPr>
+          <w:b/>
+          <w:bCs/>
+          <w:lang w:val="bg-BG" w:eastAsia="en-US" w:bidi="ar-SA"/>
+        </w:rPr>
+        <w:t>М</w:t>
+      </w:r>
+      <w:r>
+        <w:rPr>
+          <w:b/>
+          <w:bCs/>
+          <w:lang w:val="bg-BG" w:eastAsia="en-US" w:bidi="ar-SA"/>
+        </w:rPr>
+        <w:t>одул:</w:t>
+      </w:r>
+      <w:r>
+        <w:rPr>
+          <w:lang w:val="bg-BG" w:eastAsia="en-US" w:bidi="ar-SA"/>
+        </w:rPr>
+        <w:t xml:space="preserve"> Визуализация на времевата линия</w:t>
+      </w:r>
+    </w:p>
+    <w:p>
+      <w:pPr>
+        <w:pStyle w:val="Normal"/>
+        <w:bidi w:val="0"/>
+        <w:spacing w:lineRule="auto" w:line="360"/>
+        <w:ind w:hanging="0" w:left="0"/>
+        <w:rPr>
+          <w:lang w:val="bg-BG" w:eastAsia="en-US" w:bidi="ar-SA"/>
+        </w:rPr>
+      </w:pPr>
+      <w:r>
+        <w:rPr>
+          <w:b/>
+          <w:bCs/>
+          <w:lang w:val="bg-BG" w:eastAsia="en-US" w:bidi="ar-SA"/>
+        </w:rPr>
+        <w:t>Предназначение:</w:t>
+      </w:r>
+      <w:r>
+        <w:rPr>
+          <w:b/>
+          <w:bCs/>
+          <w:lang w:val="en-US" w:eastAsia="en-US" w:bidi="ar-SA"/>
+        </w:rPr>
+        <w:t xml:space="preserve"> </w:t>
+      </w:r>
+      <w:r>
+        <w:rPr>
+          <w:lang w:val="bg-BG" w:eastAsia="en-US" w:bidi="ar-SA"/>
+        </w:rPr>
+        <w:t xml:space="preserve">Реализира графична визуализация на времевата линия на видеозаписа. </w:t>
+      </w:r>
+      <w:r>
+        <w:rPr>
+          <w:lang w:val="bg-BG" w:eastAsia="en-US" w:bidi="ar-SA"/>
+        </w:rPr>
+        <w:t>Изобразява</w:t>
+      </w:r>
+      <w:r>
+        <w:rPr>
+          <w:lang w:val="bg-BG" w:eastAsia="en-US" w:bidi="ar-SA"/>
+        </w:rPr>
+        <w:t xml:space="preserve"> текущата позиция на възпроизвеждане и всички дефинирани етикетирани събития чрез цветни интервали. Позволява на потребителя да променя текущата позиция на видеото чрез избор на желана позиция върху времевата линия.</w:t>
+      </w:r>
+    </w:p>
+    <w:p>
+      <w:pPr>
+        <w:pStyle w:val="Normal"/>
+        <w:bidi w:val="0"/>
+        <w:spacing w:lineRule="auto" w:line="360"/>
+        <w:ind w:hanging="0" w:left="0"/>
+        <w:rPr>
+          <w:lang w:val="bg-BG" w:eastAsia="en-US" w:bidi="ar-SA"/>
+        </w:rPr>
+      </w:pPr>
+      <w:r>
+        <w:rPr>
+          <w:b/>
+          <w:bCs/>
+          <w:lang w:val="bg-BG" w:eastAsia="en-US" w:bidi="ar-SA"/>
+        </w:rPr>
+        <w:t>Зависи от:</w:t>
+      </w:r>
+    </w:p>
+    <w:p>
+      <w:pPr>
+        <w:pStyle w:val="Normal"/>
+        <w:numPr>
+          <w:ilvl w:val="0"/>
+          <w:numId w:val="11"/>
+        </w:numPr>
+        <w:bidi w:val="0"/>
+        <w:spacing w:lineRule="auto" w:line="240"/>
+        <w:rPr>
+          <w:lang w:val="bg-BG" w:eastAsia="en-US" w:bidi="ar-SA"/>
+        </w:rPr>
+      </w:pPr>
+      <w:r>
+        <w:rPr>
+          <w:lang w:val="bg-BG" w:eastAsia="en-US" w:bidi="ar-SA"/>
+        </w:rPr>
+        <w:t xml:space="preserve">Модела </w:t>
+      </w:r>
+      <w:r>
+        <w:rPr>
+          <w:lang w:val="en-US" w:eastAsia="en-US" w:bidi="ar-SA"/>
+        </w:rPr>
+        <w:t>Event</w:t>
+      </w:r>
+    </w:p>
+    <w:p>
+      <w:pPr>
+        <w:pStyle w:val="Normal"/>
+        <w:numPr>
+          <w:ilvl w:val="0"/>
+          <w:numId w:val="11"/>
+        </w:numPr>
+        <w:bidi w:val="0"/>
+        <w:spacing w:lineRule="auto" w:line="240"/>
+        <w:rPr>
+          <w:lang w:val="bg-BG" w:eastAsia="en-US" w:bidi="ar-SA"/>
+        </w:rPr>
+      </w:pPr>
+      <w:r>
+        <w:rPr>
+          <w:lang w:val="bg-BG" w:eastAsia="en-US" w:bidi="ar-SA"/>
+        </w:rPr>
+        <w:t>Файл съдържащ константи;</w:t>
+      </w:r>
+    </w:p>
+    <w:p>
+      <w:pPr>
+        <w:pStyle w:val="Normal"/>
+        <w:numPr>
+          <w:ilvl w:val="0"/>
+          <w:numId w:val="11"/>
+        </w:numPr>
+        <w:bidi w:val="0"/>
+        <w:spacing w:lineRule="auto" w:line="240"/>
+        <w:rPr>
+          <w:lang w:val="bg-BG" w:eastAsia="en-US" w:bidi="ar-SA"/>
+        </w:rPr>
+      </w:pPr>
+      <w:r>
+        <w:rPr>
+          <w:lang w:val="bg-BG" w:eastAsia="en-US" w:bidi="ar-SA"/>
+        </w:rPr>
+        <w:t>Б</w:t>
+      </w:r>
+      <w:r>
+        <w:rPr>
+          <w:lang w:val="bg-BG" w:eastAsia="en-US" w:bidi="ar-SA"/>
+        </w:rPr>
+        <w:t>иблиотеката PyQt6;</w:t>
+      </w:r>
+    </w:p>
+    <w:p>
+      <w:pPr>
+        <w:pStyle w:val="Normal"/>
+        <w:bidi w:val="0"/>
+        <w:spacing w:lineRule="auto" w:line="360"/>
+        <w:ind w:hanging="0" w:left="0"/>
+        <w:rPr>
+          <w:b/>
+          <w:bCs/>
+          <w:lang w:val="bg-BG" w:eastAsia="en-US" w:bidi="ar-SA"/>
+        </w:rPr>
+      </w:pPr>
+      <w:r>
+        <w:rPr>
+          <w:b/>
+          <w:bCs/>
+          <w:lang w:val="bg-BG" w:eastAsia="en-US" w:bidi="ar-SA"/>
+        </w:rPr>
+      </w:r>
+    </w:p>
+    <w:p>
+      <w:pPr>
+        <w:pStyle w:val="Normal"/>
+        <w:bidi w:val="0"/>
+        <w:spacing w:lineRule="auto" w:line="360"/>
+        <w:ind w:hanging="0" w:left="0"/>
+        <w:rPr>
+          <w:b/>
+          <w:bCs/>
+          <w:lang w:val="bg-BG" w:eastAsia="en-US" w:bidi="ar-SA"/>
+        </w:rPr>
+      </w:pPr>
+      <w:r>
+        <w:rPr>
+          <w:b/>
+          <w:bCs/>
+          <w:lang w:val="bg-BG" w:eastAsia="en-US" w:bidi="ar-SA"/>
+        </w:rPr>
+        <w:t>Реализация / Интерфейс:</w:t>
+      </w:r>
+    </w:p>
+    <w:p>
+      <w:pPr>
+        <w:pStyle w:val="Normal"/>
+        <w:bidi w:val="0"/>
+        <w:spacing w:lineRule="auto" w:line="360"/>
+        <w:ind w:hanging="0" w:left="0"/>
+        <w:rPr>
+          <w:lang w:val="bg-BG" w:eastAsia="en-US" w:bidi="ar-SA"/>
+        </w:rPr>
+      </w:pPr>
+      <w:r>
+        <w:rPr>
+          <w:lang w:val="bg-BG" w:eastAsia="en-US" w:bidi="ar-SA"/>
+        </w:rPr>
+        <w:t>К</w:t>
+      </w:r>
+      <w:r>
+        <w:rPr>
+          <w:lang w:val="bg-BG" w:eastAsia="en-US" w:bidi="ar-SA"/>
+        </w:rPr>
+        <w:t>лас TimelineWidget във файл /</w:t>
+      </w:r>
+      <w:r>
+        <w:rPr>
+          <w:lang w:val="en-US" w:eastAsia="en-US" w:bidi="ar-SA"/>
+        </w:rPr>
+        <w:t>classes/</w:t>
+      </w:r>
+      <w:r>
+        <w:rPr>
+          <w:lang w:val="bg-BG" w:eastAsia="en-US" w:bidi="ar-SA"/>
+        </w:rPr>
+        <w:t>TimelineWidget.py</w:t>
+      </w:r>
+    </w:p>
+    <w:p>
+      <w:pPr>
+        <w:pStyle w:val="Normal"/>
+        <w:bidi w:val="0"/>
+        <w:spacing w:lineRule="auto" w:line="360"/>
+        <w:ind w:hanging="0" w:left="0"/>
+        <w:rPr>
+          <w:lang w:val="bg-BG" w:eastAsia="en-US" w:bidi="ar-SA"/>
+        </w:rPr>
+      </w:pPr>
+      <w:r>
+        <w:rPr>
+          <w:lang w:val="bg-BG" w:eastAsia="en-US" w:bidi="ar-SA"/>
+        </w:rPr>
+      </w:r>
+    </w:p>
+    <w:p>
+      <w:pPr>
+        <w:pStyle w:val="Normal"/>
+        <w:bidi w:val="0"/>
+        <w:spacing w:lineRule="auto" w:line="360"/>
+        <w:ind w:hanging="0" w:left="0"/>
+        <w:rPr>
+          <w:lang w:val="bg-BG" w:eastAsia="en-US" w:bidi="ar-SA"/>
+        </w:rPr>
+      </w:pPr>
+      <w:r>
+        <w:rPr>
+          <w:b/>
+          <w:bCs/>
+          <w:lang w:val="bg-BG" w:eastAsia="en-US" w:bidi="ar-SA"/>
+        </w:rPr>
+        <w:t>set_duration(duration)</w:t>
+      </w:r>
+      <w:r>
+        <w:rPr>
+          <w:lang w:val="bg-BG" w:eastAsia="en-US" w:bidi="ar-SA"/>
+        </w:rPr>
+        <w:t xml:space="preserve"> – </w:t>
+      </w:r>
+      <w:r>
+        <w:rPr>
+          <w:lang w:val="bg-BG" w:eastAsia="en-US" w:bidi="ar-SA"/>
+        </w:rPr>
+        <w:t>З</w:t>
+      </w:r>
+      <w:r>
+        <w:rPr>
+          <w:lang w:val="bg-BG" w:eastAsia="en-US" w:bidi="ar-SA"/>
+        </w:rPr>
+        <w:t>адава общата продължителност на видеозаписа и обновява визуализацията.</w:t>
+      </w:r>
+    </w:p>
+    <w:p>
+      <w:pPr>
+        <w:pStyle w:val="Normal"/>
+        <w:bidi w:val="0"/>
+        <w:spacing w:lineRule="auto" w:line="360"/>
+        <w:ind w:hanging="0" w:left="0"/>
+        <w:rPr>
+          <w:lang w:val="bg-BG" w:eastAsia="en-US" w:bidi="ar-SA"/>
+        </w:rPr>
+      </w:pPr>
+      <w:r>
+        <w:rPr>
+          <w:b/>
+          <w:bCs/>
+          <w:lang w:val="bg-BG" w:eastAsia="en-US" w:bidi="ar-SA"/>
+        </w:rPr>
+        <w:t>set_position(pos)</w:t>
+      </w:r>
+      <w:r>
+        <w:rPr>
+          <w:lang w:val="bg-BG" w:eastAsia="en-US" w:bidi="ar-SA"/>
+        </w:rPr>
+        <w:t xml:space="preserve"> – </w:t>
+      </w:r>
+      <w:r>
+        <w:rPr>
+          <w:lang w:val="bg-BG" w:eastAsia="en-US" w:bidi="ar-SA"/>
+        </w:rPr>
+        <w:t>З</w:t>
+      </w:r>
+      <w:r>
+        <w:rPr>
+          <w:lang w:val="bg-BG" w:eastAsia="en-US" w:bidi="ar-SA"/>
+        </w:rPr>
+        <w:t>адава текущата позиция на възпроизвеждане и обновява индикатора върху времевата линия.</w:t>
+      </w:r>
+    </w:p>
+    <w:p>
+      <w:pPr>
+        <w:pStyle w:val="Normal"/>
+        <w:bidi w:val="0"/>
+        <w:spacing w:lineRule="auto" w:line="360"/>
+        <w:ind w:hanging="0" w:left="0"/>
+        <w:rPr>
+          <w:lang w:val="bg-BG" w:eastAsia="en-US" w:bidi="ar-SA"/>
+        </w:rPr>
+      </w:pPr>
+      <w:r>
+        <w:rPr>
+          <w:b/>
+          <w:bCs/>
+          <w:lang w:val="bg-BG" w:eastAsia="en-US" w:bidi="ar-SA"/>
+        </w:rPr>
+        <w:t>set_events(events)</w:t>
+      </w:r>
+      <w:r>
+        <w:rPr>
+          <w:lang w:val="bg-BG" w:eastAsia="en-US" w:bidi="ar-SA"/>
+        </w:rPr>
+        <w:t xml:space="preserve"> – </w:t>
+      </w:r>
+      <w:r>
+        <w:rPr>
+          <w:lang w:val="bg-BG" w:eastAsia="en-US" w:bidi="ar-SA"/>
+        </w:rPr>
+        <w:t>З</w:t>
+      </w:r>
+      <w:r>
+        <w:rPr>
+          <w:lang w:val="bg-BG" w:eastAsia="en-US" w:bidi="ar-SA"/>
+        </w:rPr>
+        <w:t>адава списъка със събития за визуализиране и обновява времевата линия.</w:t>
+      </w:r>
+    </w:p>
+    <w:p>
+      <w:pPr>
+        <w:pStyle w:val="Normal"/>
+        <w:bidi w:val="0"/>
+        <w:spacing w:lineRule="auto" w:line="360"/>
+        <w:ind w:hanging="0" w:left="0"/>
+        <w:rPr>
+          <w:lang w:val="bg-BG" w:eastAsia="en-US" w:bidi="ar-SA"/>
+        </w:rPr>
+      </w:pPr>
+      <w:r>
+        <w:rPr>
+          <w:b/>
+          <w:bCs/>
+          <w:lang w:val="bg-BG" w:eastAsia="en-US" w:bidi="ar-SA"/>
+        </w:rPr>
+        <w:t xml:space="preserve">seek_requested(int) </w:t>
+      </w:r>
+      <w:r>
+        <w:rPr>
+          <w:lang w:val="bg-BG" w:eastAsia="en-US" w:bidi="ar-SA"/>
+        </w:rPr>
+        <w:t xml:space="preserve">– </w:t>
+      </w:r>
+      <w:r>
+        <w:rPr>
+          <w:lang w:val="bg-BG" w:eastAsia="en-US" w:bidi="ar-SA"/>
+        </w:rPr>
+        <w:t>С</w:t>
+      </w:r>
+      <w:r>
+        <w:rPr>
+          <w:lang w:val="bg-BG" w:eastAsia="en-US" w:bidi="ar-SA"/>
+        </w:rPr>
+        <w:t>игнал, генериран при избор на позиция върху времевата линия. Използва се за промяна на текущата позиция на видеото.</w:t>
+      </w:r>
+    </w:p>
+    <w:p>
+      <w:pPr>
+        <w:pStyle w:val="Normal"/>
+        <w:bidi w:val="0"/>
+        <w:spacing w:lineRule="auto" w:line="360"/>
+        <w:ind w:hanging="0" w:left="0"/>
+        <w:rPr>
+          <w:lang w:val="en-US" w:eastAsia="en-US" w:bidi="ar-SA"/>
+        </w:rPr>
+      </w:pPr>
+      <w:r>
+        <w:rPr>
+          <w:lang w:val="en-US" w:eastAsia="en-US" w:bidi="ar-SA"/>
+        </w:rPr>
+      </w:r>
+    </w:p>
+    <w:p>
+      <w:pPr>
+        <w:pStyle w:val="Normal"/>
+        <w:bidi w:val="0"/>
+        <w:spacing w:lineRule="auto" w:line="360"/>
+        <w:ind w:hanging="0" w:left="0"/>
+        <w:rPr>
+          <w:lang w:val="en-US" w:eastAsia="en-US" w:bidi="ar-SA"/>
+        </w:rPr>
+      </w:pPr>
+      <w:r>
+        <w:rPr>
+          <w:lang w:val="en-US" w:eastAsia="en-US" w:bidi="ar-SA"/>
+        </w:rPr>
+      </w:r>
+    </w:p>
+    <w:p>
+      <w:pPr>
+        <w:pStyle w:val="Normal"/>
+        <w:bidi w:val="0"/>
+        <w:spacing w:lineRule="auto" w:line="360"/>
+        <w:ind w:hanging="0" w:left="0"/>
+        <w:rPr>
+          <w:lang w:val="en-US" w:eastAsia="en-US" w:bidi="ar-SA"/>
+        </w:rPr>
+      </w:pPr>
+      <w:r>
+        <w:rPr>
+          <w:b/>
+          <w:bCs/>
+          <w:lang w:val="bg-BG" w:eastAsia="en-US" w:bidi="ar-SA"/>
+        </w:rPr>
+        <w:t>М</w:t>
+      </w:r>
+      <w:r>
+        <w:rPr>
+          <w:b/>
+          <w:bCs/>
+          <w:lang w:val="en-US" w:eastAsia="en-US" w:bidi="ar-SA"/>
+        </w:rPr>
+        <w:t>одул:</w:t>
+      </w:r>
+      <w:r>
+        <w:rPr>
+          <w:lang w:val="en-US" w:eastAsia="en-US" w:bidi="ar-SA"/>
+        </w:rPr>
+        <w:t xml:space="preserve"> </w:t>
+      </w:r>
+      <w:r>
+        <w:rPr>
+          <w:lang w:val="bg-BG" w:eastAsia="en-US" w:bidi="ar-SA"/>
+        </w:rPr>
+        <w:t>Управление на</w:t>
+      </w:r>
+      <w:r>
+        <w:rPr>
+          <w:lang w:val="en-US" w:eastAsia="en-US" w:bidi="ar-SA"/>
+        </w:rPr>
+        <w:t xml:space="preserve"> </w:t>
+      </w:r>
+      <w:r>
+        <w:rPr>
+          <w:lang w:val="bg-BG" w:eastAsia="en-US" w:bidi="ar-SA"/>
+        </w:rPr>
+        <w:t>история на действията</w:t>
+      </w:r>
+      <w:r>
+        <w:rPr>
+          <w:lang w:val="en-US" w:eastAsia="en-US" w:bidi="ar-SA"/>
+        </w:rPr>
+        <w:t xml:space="preserve"> </w:t>
+      </w:r>
+    </w:p>
+    <w:p>
+      <w:pPr>
+        <w:pStyle w:val="Normal"/>
+        <w:bidi w:val="0"/>
+        <w:spacing w:lineRule="auto" w:line="360"/>
+        <w:ind w:hanging="0" w:left="0"/>
+        <w:rPr>
+          <w:lang w:val="bg-BG" w:eastAsia="en-US" w:bidi="ar-SA"/>
+        </w:rPr>
+      </w:pPr>
+      <w:r>
+        <w:rPr>
+          <w:b/>
+          <w:bCs/>
+          <w:lang w:val="bg-BG" w:eastAsia="en-US" w:bidi="ar-SA"/>
+        </w:rPr>
+        <w:t>Предназначение:</w:t>
+      </w:r>
+      <w:r>
+        <w:rPr>
+          <w:lang w:val="bg-BG" w:eastAsia="en-US" w:bidi="ar-SA"/>
+        </w:rPr>
+        <w:t xml:space="preserve"> Осигурява възможност за възстановяване на предишни и повторно прилагане на отменени промени върху списъка със събития. </w:t>
+      </w:r>
+      <w:r>
+        <w:rPr>
+          <w:lang w:val="bg-BG" w:eastAsia="en-US" w:bidi="ar-SA"/>
+        </w:rPr>
+        <w:t>Р</w:t>
+      </w:r>
+      <w:r>
+        <w:rPr>
+          <w:lang w:val="bg-BG" w:eastAsia="en-US" w:bidi="ar-SA"/>
+        </w:rPr>
+        <w:t>еализира функционалността Undo/Redo.</w:t>
+      </w:r>
+    </w:p>
+    <w:p>
+      <w:pPr>
+        <w:pStyle w:val="Normal"/>
+        <w:bidi w:val="0"/>
+        <w:spacing w:lineRule="auto" w:line="360"/>
+        <w:ind w:hanging="0" w:left="0"/>
+        <w:rPr>
+          <w:b/>
+          <w:bCs/>
+          <w:lang w:val="bg-BG" w:eastAsia="en-US" w:bidi="ar-SA"/>
+        </w:rPr>
+      </w:pPr>
+      <w:r>
+        <w:rPr>
+          <w:b/>
+          <w:bCs/>
+          <w:lang w:val="bg-BG" w:eastAsia="en-US" w:bidi="ar-SA"/>
+        </w:rPr>
+        <w:t>Зависи от:</w:t>
+      </w:r>
+    </w:p>
+    <w:p>
+      <w:pPr>
+        <w:pStyle w:val="Normal"/>
+        <w:numPr>
+          <w:ilvl w:val="0"/>
+          <w:numId w:val="12"/>
+        </w:numPr>
+        <w:bidi w:val="0"/>
+        <w:spacing w:lineRule="auto" w:line="240"/>
+        <w:rPr>
+          <w:lang w:val="bg-BG" w:eastAsia="en-US" w:bidi="ar-SA"/>
+        </w:rPr>
+      </w:pPr>
+      <w:r>
+        <w:rPr>
+          <w:lang w:val="bg-BG" w:eastAsia="en-US" w:bidi="ar-SA"/>
+        </w:rPr>
+        <w:t>М</w:t>
+      </w:r>
+      <w:r>
+        <w:rPr>
+          <w:lang w:val="bg-BG" w:eastAsia="en-US" w:bidi="ar-SA"/>
+        </w:rPr>
+        <w:t>одула за представяне на данните;</w:t>
+      </w:r>
+    </w:p>
+    <w:p>
+      <w:pPr>
+        <w:pStyle w:val="Normal"/>
+        <w:numPr>
+          <w:ilvl w:val="0"/>
+          <w:numId w:val="12"/>
+        </w:numPr>
+        <w:bidi w:val="0"/>
+        <w:spacing w:lineRule="auto" w:line="240"/>
+        <w:rPr>
+          <w:lang w:val="bg-BG" w:eastAsia="en-US" w:bidi="ar-SA"/>
+        </w:rPr>
+      </w:pPr>
+      <w:r>
+        <w:rPr>
+          <w:lang w:val="bg-BG" w:eastAsia="en-US" w:bidi="ar-SA"/>
+        </w:rPr>
+        <w:t xml:space="preserve">Моделите </w:t>
+      </w:r>
+      <w:r>
+        <w:rPr>
+          <w:lang w:val="en-US" w:eastAsia="en-US" w:bidi="ar-SA"/>
+        </w:rPr>
+        <w:t>Event</w:t>
+      </w:r>
+      <w:r>
+        <w:rPr>
+          <w:lang w:val="bg-BG" w:eastAsia="en-US" w:bidi="ar-SA"/>
+        </w:rPr>
+        <w:t xml:space="preserve"> и </w:t>
+      </w:r>
+      <w:r>
+        <w:rPr>
+          <w:lang w:val="en-US" w:eastAsia="en-US" w:bidi="ar-SA"/>
+        </w:rPr>
+        <w:t>CurrentEvent;</w:t>
+      </w:r>
+    </w:p>
+    <w:p>
+      <w:pPr>
+        <w:pStyle w:val="Normal"/>
+        <w:numPr>
+          <w:ilvl w:val="0"/>
+          <w:numId w:val="12"/>
+        </w:numPr>
+        <w:bidi w:val="0"/>
+        <w:spacing w:lineRule="auto" w:line="240"/>
+        <w:rPr>
+          <w:lang w:val="bg-BG" w:eastAsia="en-US" w:bidi="ar-SA"/>
+        </w:rPr>
+      </w:pPr>
+      <w:r>
+        <w:rPr>
+          <w:lang w:val="bg-BG" w:eastAsia="en-US" w:bidi="ar-SA"/>
+        </w:rPr>
+        <w:t>С</w:t>
+      </w:r>
+      <w:r>
+        <w:rPr>
+          <w:lang w:val="bg-BG" w:eastAsia="en-US" w:bidi="ar-SA"/>
+        </w:rPr>
+        <w:t>тандартната библиотека copy;</w:t>
+      </w:r>
+    </w:p>
+    <w:p>
+      <w:pPr>
+        <w:pStyle w:val="Normal"/>
+        <w:bidi w:val="0"/>
+        <w:spacing w:lineRule="auto" w:line="240"/>
+        <w:ind w:hanging="0" w:left="0"/>
+        <w:rPr>
+          <w:b/>
+          <w:bCs/>
+          <w:lang w:val="bg-BG" w:eastAsia="en-US" w:bidi="ar-SA"/>
+        </w:rPr>
+      </w:pPr>
+      <w:r>
+        <w:rPr>
+          <w:b/>
+          <w:bCs/>
+          <w:lang w:val="bg-BG" w:eastAsia="en-US" w:bidi="ar-SA"/>
+        </w:rPr>
+      </w:r>
+    </w:p>
+    <w:p>
+      <w:pPr>
+        <w:pStyle w:val="Normal"/>
+        <w:bidi w:val="0"/>
+        <w:spacing w:lineRule="auto" w:line="240"/>
+        <w:ind w:hanging="0" w:left="0"/>
+        <w:rPr>
+          <w:b/>
+          <w:bCs/>
+          <w:lang w:val="bg-BG" w:eastAsia="en-US" w:bidi="ar-SA"/>
+        </w:rPr>
+      </w:pPr>
+      <w:r>
+        <w:rPr>
+          <w:b/>
+          <w:bCs/>
+          <w:lang w:val="bg-BG" w:eastAsia="en-US" w:bidi="ar-SA"/>
+        </w:rPr>
+        <w:t>Реализация / Интерфейс:</w:t>
+      </w:r>
+    </w:p>
+    <w:p>
+      <w:pPr>
+        <w:pStyle w:val="Normal"/>
+        <w:bidi w:val="0"/>
+        <w:spacing w:lineRule="auto" w:line="240"/>
+        <w:ind w:hanging="0" w:left="0"/>
+        <w:rPr>
+          <w:lang w:val="bg-BG"/>
+        </w:rPr>
+      </w:pPr>
+      <w:r>
+        <w:rPr>
+          <w:lang w:val="bg-BG" w:eastAsia="en-US" w:bidi="ar-SA"/>
+        </w:rPr>
+        <w:t>К</w:t>
+      </w:r>
+      <w:r>
+        <w:rPr>
+          <w:lang w:val="bg-BG" w:eastAsia="en-US" w:bidi="ar-SA"/>
+        </w:rPr>
+        <w:t xml:space="preserve">ласове Snapshot и TimeMachine във файл </w:t>
+      </w:r>
+      <w:r>
+        <w:rPr>
+          <w:lang w:val="bg-BG"/>
+        </w:rPr>
+        <w:t>/</w:t>
+      </w:r>
+      <w:r>
+        <w:rPr>
+          <w:lang w:val="en-US"/>
+        </w:rPr>
+        <w:t>classes/</w:t>
+      </w:r>
+      <w:r>
+        <w:rPr>
+          <w:lang w:val="bg-BG" w:eastAsia="en-US" w:bidi="ar-SA"/>
+        </w:rPr>
+        <w:t>TimeMachine.p</w:t>
+      </w:r>
+      <w:r>
+        <w:rPr>
+          <w:lang w:val="en-US" w:eastAsia="en-US" w:bidi="ar-SA"/>
+        </w:rPr>
+        <w:t>y</w:t>
+      </w:r>
+    </w:p>
+    <w:p>
+      <w:pPr>
+        <w:pStyle w:val="Normal"/>
+        <w:bidi w:val="0"/>
+        <w:spacing w:lineRule="auto" w:line="240"/>
+        <w:ind w:hanging="0" w:left="0"/>
+        <w:rPr>
+          <w:lang w:val="en-US" w:eastAsia="en-US" w:bidi="ar-SA"/>
+        </w:rPr>
+      </w:pPr>
+      <w:r>
+        <w:rPr>
+          <w:lang w:val="en-US" w:eastAsia="en-US" w:bidi="ar-SA"/>
+        </w:rPr>
+      </w:r>
+    </w:p>
+    <w:p>
+      <w:pPr>
+        <w:pStyle w:val="Normal"/>
+        <w:bidi w:val="0"/>
+        <w:spacing w:lineRule="auto" w:line="360"/>
+        <w:ind w:hanging="0" w:left="0"/>
+        <w:rPr>
+          <w:lang w:val="bg-BG" w:eastAsia="en-US" w:bidi="ar-SA"/>
+        </w:rPr>
+      </w:pPr>
+      <w:r>
+        <w:rPr>
+          <w:b/>
+          <w:bCs/>
+          <w:lang w:val="bg-BG" w:eastAsia="en-US" w:bidi="ar-SA"/>
+        </w:rPr>
+        <w:t>Snapshot(events, last_event)</w:t>
+      </w:r>
+      <w:r>
+        <w:rPr>
+          <w:lang w:val="bg-BG" w:eastAsia="en-US" w:bidi="ar-SA"/>
+        </w:rPr>
+        <w:t xml:space="preserve"> – </w:t>
+      </w:r>
+      <w:r>
+        <w:rPr>
+          <w:lang w:val="bg-BG" w:eastAsia="en-US" w:bidi="ar-SA"/>
+        </w:rPr>
+        <w:t>С</w:t>
+      </w:r>
+      <w:r>
+        <w:rPr>
+          <w:lang w:val="bg-BG" w:eastAsia="en-US" w:bidi="ar-SA"/>
+        </w:rPr>
+        <w:t>ъздава моментна снимка на текущото състояние, съдържаща списъка със събития и текущо избраното събитие.</w:t>
+      </w:r>
+    </w:p>
+    <w:p>
+      <w:pPr>
+        <w:pStyle w:val="Normal"/>
+        <w:bidi w:val="0"/>
+        <w:spacing w:lineRule="auto" w:line="360"/>
+        <w:ind w:hanging="0" w:left="0"/>
+        <w:rPr>
+          <w:lang w:val="bg-BG" w:eastAsia="en-US" w:bidi="ar-SA"/>
+        </w:rPr>
+      </w:pPr>
+      <w:r>
+        <w:rPr>
+          <w:b/>
+          <w:bCs/>
+          <w:lang w:val="bg-BG" w:eastAsia="en-US" w:bidi="ar-SA"/>
+        </w:rPr>
+        <w:t>TimeMachine(events, last_event, max_snapshots=10)</w:t>
+      </w:r>
+      <w:r>
+        <w:rPr>
+          <w:lang w:val="bg-BG" w:eastAsia="en-US" w:bidi="ar-SA"/>
+        </w:rPr>
+        <w:t xml:space="preserve"> – </w:t>
+      </w:r>
+      <w:r>
+        <w:rPr>
+          <w:lang w:val="bg-BG" w:eastAsia="en-US" w:bidi="ar-SA"/>
+        </w:rPr>
+        <w:t>И</w:t>
+      </w:r>
+      <w:r>
+        <w:rPr>
+          <w:lang w:val="bg-BG" w:eastAsia="en-US" w:bidi="ar-SA"/>
+        </w:rPr>
+        <w:t>нициализира историята на промените.</w:t>
+      </w:r>
+    </w:p>
+    <w:p>
+      <w:pPr>
+        <w:pStyle w:val="Normal"/>
+        <w:bidi w:val="0"/>
+        <w:spacing w:lineRule="auto" w:line="360"/>
+        <w:ind w:hanging="0" w:left="0"/>
+        <w:rPr>
+          <w:lang w:val="bg-BG" w:eastAsia="en-US" w:bidi="ar-SA"/>
+        </w:rPr>
+      </w:pPr>
+      <w:r>
+        <w:rPr>
+          <w:b/>
+          <w:bCs/>
+          <w:lang w:val="bg-BG" w:eastAsia="en-US" w:bidi="ar-SA"/>
+        </w:rPr>
+        <w:t xml:space="preserve">take_snapshot(events, current_event) </w:t>
+      </w:r>
+      <w:r>
+        <w:rPr>
+          <w:lang w:val="bg-BG" w:eastAsia="en-US" w:bidi="ar-SA"/>
+        </w:rPr>
+        <w:t xml:space="preserve">– </w:t>
+      </w:r>
+      <w:r>
+        <w:rPr>
+          <w:lang w:val="bg-BG" w:eastAsia="en-US" w:bidi="ar-SA"/>
+        </w:rPr>
+        <w:t>З</w:t>
+      </w:r>
+      <w:r>
+        <w:rPr>
+          <w:lang w:val="bg-BG" w:eastAsia="en-US" w:bidi="ar-SA"/>
+        </w:rPr>
+        <w:t>аписва ново състояние в историята и премахва всички бъдещи състояния след текущото при наличие на нова промяна.</w:t>
+      </w:r>
+    </w:p>
+    <w:p>
+      <w:pPr>
+        <w:pStyle w:val="Normal"/>
+        <w:bidi w:val="0"/>
+        <w:spacing w:lineRule="auto" w:line="360"/>
+        <w:ind w:hanging="0" w:left="0"/>
+        <w:rPr>
+          <w:lang w:val="bg-BG" w:eastAsia="en-US" w:bidi="ar-SA"/>
+        </w:rPr>
+      </w:pPr>
+      <w:r>
+        <w:rPr>
+          <w:b/>
+          <w:bCs/>
+          <w:lang w:val="bg-BG" w:eastAsia="en-US" w:bidi="ar-SA"/>
+        </w:rPr>
+        <w:t>undo()</w:t>
+      </w:r>
+      <w:r>
+        <w:rPr>
+          <w:lang w:val="bg-BG" w:eastAsia="en-US" w:bidi="ar-SA"/>
+        </w:rPr>
+        <w:t xml:space="preserve"> – </w:t>
+      </w:r>
+      <w:r>
+        <w:rPr>
+          <w:lang w:val="bg-BG" w:eastAsia="en-US" w:bidi="ar-SA"/>
+        </w:rPr>
+        <w:t>В</w:t>
+      </w:r>
+      <w:r>
+        <w:rPr>
+          <w:lang w:val="bg-BG" w:eastAsia="en-US" w:bidi="ar-SA"/>
+        </w:rPr>
+        <w:t>ъзстановява предходното състояние на списъка със събития и текущо избраното събитие.</w:t>
+      </w:r>
+    </w:p>
+    <w:p>
+      <w:pPr>
+        <w:pStyle w:val="Normal"/>
+        <w:bidi w:val="0"/>
+        <w:spacing w:lineRule="auto" w:line="360"/>
+        <w:ind w:hanging="0" w:left="0"/>
+        <w:rPr>
+          <w:lang w:val="bg-BG" w:eastAsia="en-US" w:bidi="ar-SA"/>
+        </w:rPr>
+      </w:pPr>
+      <w:r>
+        <w:rPr>
+          <w:b/>
+          <w:bCs/>
+          <w:lang w:val="bg-BG" w:eastAsia="en-US" w:bidi="ar-SA"/>
+        </w:rPr>
+        <w:t xml:space="preserve">redo() </w:t>
+      </w:r>
+      <w:r>
+        <w:rPr>
+          <w:lang w:val="bg-BG" w:eastAsia="en-US" w:bidi="ar-SA"/>
+        </w:rPr>
+        <w:t xml:space="preserve">– </w:t>
+      </w:r>
+      <w:r>
+        <w:rPr>
+          <w:lang w:val="bg-BG" w:eastAsia="en-US" w:bidi="ar-SA"/>
+        </w:rPr>
+        <w:t>В</w:t>
+      </w:r>
+      <w:r>
+        <w:rPr>
+          <w:lang w:val="bg-BG" w:eastAsia="en-US" w:bidi="ar-SA"/>
+        </w:rPr>
+        <w:t>ъзстановява следващото състояние от историята.</w:t>
+      </w:r>
+    </w:p>
+    <w:p>
+      <w:pPr>
+        <w:pStyle w:val="Normal"/>
+        <w:bidi w:val="0"/>
+        <w:spacing w:lineRule="auto" w:line="360"/>
+        <w:ind w:hanging="0" w:left="0"/>
+        <w:rPr>
+          <w:lang w:val="bg-BG" w:eastAsia="en-US" w:bidi="ar-SA"/>
+        </w:rPr>
+      </w:pPr>
+      <w:r>
+        <w:rPr>
+          <w:lang w:val="bg-BG" w:eastAsia="en-US" w:bidi="ar-SA"/>
+        </w:rPr>
+      </w:r>
+    </w:p>
+    <w:p>
+      <w:pPr>
+        <w:pStyle w:val="Normal"/>
+        <w:bidi w:val="0"/>
+        <w:spacing w:lineRule="auto" w:line="360"/>
+        <w:ind w:hanging="0" w:left="0"/>
+        <w:rPr>
+          <w:lang w:val="bg-BG" w:eastAsia="en-US" w:bidi="ar-SA"/>
+        </w:rPr>
+      </w:pPr>
+      <w:r>
+        <w:rPr>
+          <w:lang w:val="bg-BG" w:eastAsia="en-US" w:bidi="ar-SA"/>
+        </w:rPr>
+      </w:r>
+    </w:p>
+    <w:p>
+      <w:pPr>
+        <w:pStyle w:val="Normal"/>
+        <w:bidi w:val="0"/>
+        <w:spacing w:lineRule="auto" w:line="360"/>
+        <w:ind w:hanging="0" w:left="0"/>
+        <w:rPr>
+          <w:lang w:val="bg-BG" w:eastAsia="en-US" w:bidi="ar-SA"/>
+        </w:rPr>
+      </w:pPr>
+      <w:r>
+        <w:rPr>
+          <w:b/>
+          <w:bCs/>
+          <w:lang w:val="bg-BG" w:eastAsia="en-US" w:bidi="ar-SA"/>
+        </w:rPr>
+        <w:t>М</w:t>
+      </w:r>
+      <w:r>
+        <w:rPr>
+          <w:b/>
+          <w:bCs/>
+          <w:lang w:val="bg-BG" w:eastAsia="en-US" w:bidi="ar-SA"/>
+        </w:rPr>
+        <w:t xml:space="preserve">одул: </w:t>
+      </w:r>
+      <w:r>
+        <w:rPr>
+          <w:lang w:val="bg-BG" w:eastAsia="en-US" w:bidi="ar-SA"/>
+        </w:rPr>
+        <w:t>Управление на видео възпроизвеждането</w:t>
+      </w:r>
+    </w:p>
+    <w:p>
+      <w:pPr>
+        <w:pStyle w:val="Normal"/>
+        <w:bidi w:val="0"/>
+        <w:spacing w:lineRule="auto" w:line="360"/>
+        <w:ind w:hanging="0" w:left="0"/>
+        <w:rPr>
+          <w:lang w:val="bg-BG" w:eastAsia="en-US" w:bidi="ar-SA"/>
+        </w:rPr>
+      </w:pPr>
+      <w:r>
+        <w:rPr>
+          <w:b/>
+          <w:bCs/>
+          <w:lang w:val="bg-BG" w:eastAsia="en-US" w:bidi="ar-SA"/>
+        </w:rPr>
+        <w:t>Предназначение:</w:t>
+      </w:r>
+      <w:r>
+        <w:rPr>
+          <w:lang w:val="bg-BG" w:eastAsia="en-US" w:bidi="ar-SA"/>
+        </w:rPr>
+        <w:t xml:space="preserve"> Осигурява управление на възпроизвеждането на видеозаписа. Реализира основните операции за стартиране, спиране, преместване до определен момент и относително преместване във времето. Освен това създава и управлява графичния елемент, използван за визуализация на точката на погледа върху видеото.</w:t>
+      </w:r>
+    </w:p>
+    <w:p>
+      <w:pPr>
+        <w:pStyle w:val="Normal"/>
+        <w:bidi w:val="0"/>
+        <w:spacing w:lineRule="auto" w:line="360"/>
+        <w:ind w:hanging="0" w:left="0"/>
+        <w:rPr>
+          <w:b/>
+          <w:bCs/>
+          <w:lang w:val="bg-BG" w:eastAsia="en-US" w:bidi="ar-SA"/>
+        </w:rPr>
+      </w:pPr>
+      <w:r>
+        <w:rPr>
+          <w:b/>
+          <w:bCs/>
+          <w:lang w:val="bg-BG" w:eastAsia="en-US" w:bidi="ar-SA"/>
+        </w:rPr>
+        <w:t>Зависи от:</w:t>
+      </w:r>
+    </w:p>
+    <w:p>
+      <w:pPr>
+        <w:pStyle w:val="Normal"/>
+        <w:numPr>
+          <w:ilvl w:val="0"/>
+          <w:numId w:val="13"/>
+        </w:numPr>
+        <w:bidi w:val="0"/>
+        <w:spacing w:lineRule="auto" w:line="360"/>
+        <w:rPr>
+          <w:lang w:val="bg-BG" w:eastAsia="en-US" w:bidi="ar-SA"/>
+        </w:rPr>
+      </w:pPr>
+      <w:r>
+        <w:rPr>
+          <w:lang w:val="bg-BG" w:eastAsia="en-US" w:bidi="ar-SA"/>
+        </w:rPr>
+        <w:t>Б</w:t>
+      </w:r>
+      <w:r>
+        <w:rPr>
+          <w:lang w:val="bg-BG" w:eastAsia="en-US" w:bidi="ar-SA"/>
+        </w:rPr>
+        <w:t>иблиотеката PyQt6 Multimedia;</w:t>
+      </w:r>
+    </w:p>
+    <w:p>
+      <w:pPr>
+        <w:pStyle w:val="Normal"/>
+        <w:numPr>
+          <w:ilvl w:val="0"/>
+          <w:numId w:val="13"/>
+        </w:numPr>
+        <w:bidi w:val="0"/>
+        <w:spacing w:lineRule="auto" w:line="360"/>
+        <w:rPr>
+          <w:lang w:val="bg-BG" w:eastAsia="en-US" w:bidi="ar-SA"/>
+        </w:rPr>
+      </w:pPr>
+      <w:r>
+        <w:rPr>
+          <w:lang w:val="bg-BG" w:eastAsia="en-US" w:bidi="ar-SA"/>
+        </w:rPr>
+        <w:t>Б</w:t>
+      </w:r>
+      <w:r>
+        <w:rPr>
+          <w:lang w:val="bg-BG" w:eastAsia="en-US" w:bidi="ar-SA"/>
+        </w:rPr>
+        <w:t>иблиотеката PyQt6 Graphics;</w:t>
+      </w:r>
+    </w:p>
+    <w:p>
+      <w:pPr>
+        <w:pStyle w:val="Normal"/>
+        <w:bidi w:val="0"/>
+        <w:spacing w:lineRule="auto" w:line="360"/>
+        <w:ind w:hanging="0" w:left="0"/>
+        <w:rPr>
+          <w:b/>
+          <w:bCs/>
+          <w:lang w:val="bg-BG" w:eastAsia="en-US" w:bidi="ar-SA"/>
+        </w:rPr>
+      </w:pPr>
+      <w:r>
+        <w:rPr>
+          <w:b/>
+          <w:bCs/>
+          <w:lang w:val="bg-BG" w:eastAsia="en-US" w:bidi="ar-SA"/>
+        </w:rPr>
+      </w:r>
+    </w:p>
+    <w:p>
+      <w:pPr>
+        <w:pStyle w:val="Normal"/>
+        <w:bidi w:val="0"/>
+        <w:spacing w:lineRule="auto" w:line="360"/>
+        <w:ind w:hanging="0" w:left="0"/>
+        <w:rPr>
+          <w:b/>
+          <w:bCs/>
+          <w:lang w:val="bg-BG" w:eastAsia="en-US" w:bidi="ar-SA"/>
+        </w:rPr>
+      </w:pPr>
+      <w:r>
+        <w:rPr>
+          <w:b/>
+          <w:bCs/>
+          <w:lang w:val="bg-BG" w:eastAsia="en-US" w:bidi="ar-SA"/>
+        </w:rPr>
+        <w:t>Реализация / Интерфейс:</w:t>
+      </w:r>
+    </w:p>
+    <w:p>
+      <w:pPr>
+        <w:pStyle w:val="Normal"/>
+        <w:bidi w:val="0"/>
+        <w:spacing w:lineRule="auto" w:line="360"/>
+        <w:ind w:hanging="0" w:left="0"/>
+        <w:rPr>
+          <w:lang w:val="bg-BG" w:eastAsia="en-US" w:bidi="ar-SA"/>
+        </w:rPr>
+      </w:pPr>
+      <w:r>
+        <w:rPr>
+          <w:lang w:val="bg-BG" w:eastAsia="en-US" w:bidi="ar-SA"/>
+        </w:rPr>
+        <w:t>К</w:t>
+      </w:r>
+      <w:r>
+        <w:rPr>
+          <w:lang w:val="bg-BG" w:eastAsia="en-US" w:bidi="ar-SA"/>
+        </w:rPr>
+        <w:t>лас VideoPlayer във файл VideoPlayer.py</w:t>
+      </w:r>
+    </w:p>
+    <w:p>
+      <w:pPr>
+        <w:pStyle w:val="Normal"/>
+        <w:bidi w:val="0"/>
+        <w:spacing w:lineRule="auto" w:line="360"/>
+        <w:ind w:hanging="0" w:left="0"/>
+        <w:rPr>
+          <w:lang w:val="bg-BG" w:eastAsia="en-US" w:bidi="ar-SA"/>
+        </w:rPr>
+      </w:pPr>
+      <w:r>
+        <w:rPr>
+          <w:lang w:val="bg-BG" w:eastAsia="en-US" w:bidi="ar-SA"/>
+        </w:rPr>
+      </w:r>
+    </w:p>
+    <w:p>
+      <w:pPr>
+        <w:pStyle w:val="Normal"/>
+        <w:bidi w:val="0"/>
+        <w:spacing w:lineRule="auto" w:line="360"/>
+        <w:ind w:hanging="0" w:left="0"/>
+        <w:rPr>
+          <w:lang w:val="bg-BG" w:eastAsia="en-US" w:bidi="ar-SA"/>
+        </w:rPr>
+      </w:pPr>
+      <w:r>
+        <w:rPr>
+          <w:b/>
+          <w:bCs/>
+          <w:lang w:val="bg-BG" w:eastAsia="en-US" w:bidi="ar-SA"/>
+        </w:rPr>
+        <w:t>toggle_play()</w:t>
+      </w:r>
+      <w:r>
+        <w:rPr>
+          <w:lang w:val="bg-BG" w:eastAsia="en-US" w:bidi="ar-SA"/>
+        </w:rPr>
+        <w:t xml:space="preserve"> – превключва между възпроизвеждане и пауза.</w:t>
+      </w:r>
+    </w:p>
+    <w:p>
+      <w:pPr>
+        <w:pStyle w:val="Normal"/>
+        <w:bidi w:val="0"/>
+        <w:spacing w:lineRule="auto" w:line="360"/>
+        <w:ind w:hanging="0" w:left="0"/>
+        <w:rPr>
+          <w:lang w:val="bg-BG" w:eastAsia="en-US" w:bidi="ar-SA"/>
+        </w:rPr>
+      </w:pPr>
+      <w:r>
+        <w:rPr>
+          <w:b/>
+          <w:bCs/>
+          <w:lang w:val="bg-BG" w:eastAsia="en-US" w:bidi="ar-SA"/>
+        </w:rPr>
+        <w:t xml:space="preserve">jump_to_time(time) </w:t>
+      </w:r>
+      <w:r>
+        <w:rPr>
+          <w:lang w:val="bg-BG" w:eastAsia="en-US" w:bidi="ar-SA"/>
+        </w:rPr>
+        <w:t>– премества възпроизвеждането до зададен момент.</w:t>
+      </w:r>
+    </w:p>
+    <w:p>
+      <w:pPr>
+        <w:pStyle w:val="Normal"/>
+        <w:bidi w:val="0"/>
+        <w:spacing w:lineRule="auto" w:line="360"/>
+        <w:ind w:hanging="0" w:left="0"/>
+        <w:rPr>
+          <w:lang w:val="bg-BG" w:eastAsia="en-US" w:bidi="ar-SA"/>
+        </w:rPr>
+      </w:pPr>
+      <w:r>
+        <w:rPr>
+          <w:b/>
+          <w:bCs/>
+          <w:lang w:val="bg-BG" w:eastAsia="en-US" w:bidi="ar-SA"/>
+        </w:rPr>
+        <w:t>seek(time)</w:t>
+      </w:r>
+      <w:r>
+        <w:rPr>
+          <w:lang w:val="bg-BG" w:eastAsia="en-US" w:bidi="ar-SA"/>
+        </w:rPr>
+        <w:t xml:space="preserve"> – премества текущата позиция с относително отместване.</w:t>
       </w:r>
     </w:p>
     <w:p>
@@ -5319,10 +8681,10 @@
         <w:widowControl/>
         <w:numPr>
           <w:ilvl w:val="2"/>
-          <w:numId w:val="4"/>
+          <w:numId w:val="3"/>
         </w:numPr>
         <w:suppressAutoHyphens w:val="true"/>
-        <w:overflowPunct w:val="false"/>
+        <w:overflowPunct w:val="true"/>
         <w:bidi w:val="0"/>
         <w:spacing w:lineRule="auto" w:line="276" w:before="0" w:after="0"/>
         <w:ind w:hanging="0" w:left="1134" w:right="0"/>
@@ -5337,8 +8699,8 @@
           <w:lang w:val="bg-BG" w:eastAsia="en-US" w:bidi="ar-SA"/>
         </w:rPr>
       </w:pPr>
-      <w:bookmarkStart w:id="17" w:name="__RefHeading___Toc2743_4158184810"/>
-      <w:bookmarkEnd w:id="17"/>
+      <w:bookmarkStart w:id="18" w:name="__RefHeading___Toc2743_4158184810"/>
+      <w:bookmarkEnd w:id="18"/>
       <w:r>
         <w:rPr>
           <w:b/>
@@ -5363,19 +8725,7 @@
         <w:rPr>
           <w:lang w:val="bg-BG" w:eastAsia="en-US" w:bidi="ar-SA"/>
         </w:rPr>
-        <w:t>П</w:t>
-      </w:r>
-      <w:r>
-        <w:rPr>
-          <w:lang w:val="bg-BG" w:eastAsia="en-US" w:bidi="ar-SA"/>
-        </w:rPr>
-        <w:t xml:space="preserve">ри разработката на потребителския интерфейс, </w:t>
-      </w:r>
-      <w:r>
-        <w:rPr>
-          <w:lang w:val="bg-BG" w:eastAsia="en-US" w:bidi="ar-SA"/>
-        </w:rPr>
-        <w:t xml:space="preserve">главната цел е бързото и лесно класифициране на данните. Поради тази причина голяма част от функциите на системата се достъпни само чрез клавишни комбинации. </w:t>
+        <w:t xml:space="preserve">При разработката на потребителския интерфейс, главната цел е бързото и лесно класифициране на данните. Поради тази причина голяма част от функциите на системата се достъпни само чрез клавишни комбинации. </w:t>
       </w:r>
     </w:p>
     <w:p>
@@ -5463,19 +8813,7 @@
         <w:rPr>
           <w:lang w:val="bg-BG"/>
         </w:rPr>
-        <w:t xml:space="preserve">Главния графичен елемент е </w:t>
-      </w:r>
-      <w:r>
-        <w:rPr>
-          <w:lang w:val="bg-BG"/>
-        </w:rPr>
-        <w:t xml:space="preserve">възпроизведения видео запис. Той е с такова съотношение на страните, че да заема максимална част от приложението с цел възможно най-лесно забелязване на детайлите. </w:t>
-      </w:r>
-      <w:r>
-        <w:rPr>
-          <w:lang w:val="bg-BG"/>
-        </w:rPr>
-        <w:t>Върху записът се наслагва червена точка, която показва къде гледа участникът в експеримента, в дадения кадър.</w:t>
+        <w:t>Главния графичен елемент е възпроизведения видео запис. Той е с такова съотношение на страните, че да заема максимална част от приложението с цел възможно най-лесно забелязване на детайлите. Върху записът се наслагва червена точка, която показва къде гледа участникът в експеримента, в дадения кадър.</w:t>
       </w:r>
     </w:p>
     <w:p>
@@ -5505,13 +8843,7 @@
         <w:rPr>
           <w:lang w:val="bg-BG"/>
         </w:rPr>
-        <w:t xml:space="preserve">Веднага след изминалото време е времевата линия. </w:t>
-      </w:r>
-      <w:r>
-        <w:rPr>
-          <w:lang w:val="bg-BG"/>
-        </w:rPr>
-        <w:t>Целта й е да изобрази къде във времето се намира текущия кадър, както и като какъв е категоризиран времевият откъс, в който се намира. Това е постигнато като текущия кадър се изобразява с хоризонтална бяла линия, а времевия откъс, чрез правоъгълник с различен цвят, спрямо дадената категория. Лявата страна на правоъгълникът, е разположена в началото на даденото събитие, а дясната страна – в края.</w:t>
+        <w:t>Веднага след изминалото време е времевата линия. Целта й е да изобрази къде във времето се намира текущия кадър, както и като какъв е категоризиран времевият откъс, в който се намира. Това е постигнато като текущия кадър се изобразява с хоризонтална бяла линия, а времевия откъс, чрез правоъгълник с различен цвят, спрямо дадената категория. Лявата страна на правоъгълникът, е разположена в началото на даденото събитие, а дясната страна – в края.</w:t>
       </w:r>
     </w:p>
     <w:p>
@@ -5724,19 +9056,7 @@
         <w:rPr>
           <w:lang w:val="bg-BG"/>
         </w:rPr>
-        <w:t xml:space="preserve">Под падащото меню, се намира секцията, която дава възможността на потребителя да прескочи директно към кадър, намиращ се на дадена милисекунда от началото на записа. </w:t>
-      </w:r>
-      <w:r>
-        <w:rPr>
-          <w:lang w:val="bg-BG"/>
-        </w:rPr>
-        <w:t>Това става чрез текстово поле, в което се записва дадената милисекунда, и бутон, който щом бъде натиснат, прескача записът до дадената милисекунда.</w:t>
-      </w:r>
-      <w:r>
-        <w:rPr>
-          <w:lang w:val="bg-BG"/>
-        </w:rPr>
-        <w:t xml:space="preserve"> Тази секция е добавена, за да улесни проверката на определен времеви откъс, взет от </w:t>
+        <w:t xml:space="preserve">Под падащото меню, се намира секцията, която дава възможността на потребителя да прескочи директно към кадър, намиращ се на дадена милисекунда от началото на записа. Това става чрез текстово поле, в което се записва дадената милисекунда, и бутон, който щом бъде натиснат, прескача записът до дадената милисекунда. Тази секция е добавена, за да улесни проверката на определен времеви откъс, взет от </w:t>
       </w:r>
       <w:r>
         <w:rPr>
@@ -5823,13 +9143,7 @@
         <w:rPr>
           <w:lang w:val="bg-BG"/>
         </w:rPr>
-        <w:t xml:space="preserve">Следващата секция позволява на потребителя да настройва червената точка, която показва къде гледа участникът в експеримента, в дадения кадър. Потребителят може да добавя отклонение по хоризонтала и по вертикала, както и да отклонява точката във времето. </w:t>
-      </w:r>
-      <w:r>
-        <w:rPr>
-          <w:lang w:val="bg-BG"/>
-        </w:rPr>
-        <w:t>Това става с помощта на три плъзгача.</w:t>
+        <w:t>Следващата секция позволява на потребителя да настройва червената точка, която показва къде гледа участникът в експеримента, в дадения кадър. Потребителят може да добавя отклонение по хоризонтала и по вертикала, както и да отклонява точката във времето. Това става с помощта на три плъзгача.</w:t>
       </w:r>
     </w:p>
     <w:p>
@@ -6048,10 +9362,10 @@
         <w:widowControl/>
         <w:numPr>
           <w:ilvl w:val="1"/>
-          <w:numId w:val="4"/>
+          <w:numId w:val="3"/>
         </w:numPr>
         <w:suppressAutoHyphens w:val="true"/>
-        <w:overflowPunct w:val="false"/>
+        <w:overflowPunct w:val="true"/>
         <w:bidi w:val="0"/>
         <w:spacing w:lineRule="auto" w:line="276" w:before="0" w:after="0"/>
         <w:ind w:hanging="0" w:left="737" w:right="0"/>
@@ -6066,8 +9380,8 @@
           <w:lang w:val="bg-BG" w:eastAsia="en-US" w:bidi="ar-SA"/>
         </w:rPr>
       </w:pPr>
-      <w:bookmarkStart w:id="18" w:name="__RefHeading___Toc2745_4158184810"/>
-      <w:bookmarkEnd w:id="18"/>
+      <w:bookmarkStart w:id="19" w:name="__RefHeading___Toc2745_4158184810"/>
+      <w:bookmarkEnd w:id="19"/>
       <w:r>
         <w:rPr>
           <w:b/>
@@ -6084,7 +9398,7 @@
         <w:pStyle w:val="ListParagraph"/>
         <w:widowControl/>
         <w:suppressAutoHyphens w:val="true"/>
-        <w:overflowPunct w:val="false"/>
+        <w:overflowPunct w:val="true"/>
         <w:spacing w:lineRule="auto" w:line="276" w:before="0" w:after="0"/>
         <w:ind w:hanging="357" w:left="357"/>
         <w:contextualSpacing/>
@@ -6116,9 +9430,9 @@
         <w:pStyle w:val="ListParagraph"/>
         <w:numPr>
           <w:ilvl w:val="0"/>
-          <w:numId w:val="4"/>
+          <w:numId w:val="3"/>
         </w:numPr>
-        <w:overflowPunct w:val="false"/>
+        <w:overflowPunct w:val="true"/>
         <w:spacing w:lineRule="auto" w:line="276" w:before="0" w:after="0"/>
         <w:ind w:hanging="357" w:left="357"/>
         <w:contextualSpacing/>
@@ -6131,8 +9445,8 @@
           <w:lang w:val="bg-BG" w:eastAsia="en-US" w:bidi="ar-SA"/>
         </w:rPr>
       </w:pPr>
-      <w:bookmarkStart w:id="19" w:name="__RefHeading___Toc10516_4158184810"/>
-      <w:bookmarkEnd w:id="19"/>
+      <w:bookmarkStart w:id="20" w:name="__RefHeading___Toc10516_4158184810"/>
+      <w:bookmarkEnd w:id="20"/>
       <w:r>
         <w:rPr>
           <w:b/>
@@ -6260,10 +9574,10 @@
         <w:widowControl/>
         <w:numPr>
           <w:ilvl w:val="1"/>
-          <w:numId w:val="4"/>
+          <w:numId w:val="3"/>
         </w:numPr>
         <w:suppressAutoHyphens w:val="true"/>
-        <w:overflowPunct w:val="false"/>
+        <w:overflowPunct w:val="true"/>
         <w:bidi w:val="0"/>
         <w:spacing w:lineRule="auto" w:line="276" w:before="0" w:after="0"/>
         <w:ind w:hanging="340" w:left="1077" w:right="0"/>
@@ -6278,8 +9592,8 @@
           <w:lang w:val="bg-BG"/>
         </w:rPr>
       </w:pPr>
-      <w:bookmarkStart w:id="20" w:name="__RefHeading___Toc2865_1987151165"/>
-      <w:bookmarkEnd w:id="20"/>
+      <w:bookmarkStart w:id="21" w:name="__RefHeading___Toc2865_1987151165"/>
+      <w:bookmarkEnd w:id="21"/>
       <w:r>
         <w:rPr>
           <w:b/>
@@ -7011,7 +10325,7 @@
         <w:pStyle w:val="ListParagraph"/>
         <w:numPr>
           <w:ilvl w:val="1"/>
-          <w:numId w:val="4"/>
+          <w:numId w:val="3"/>
         </w:numPr>
         <w:rPr>
           <w:b/>
@@ -7172,10 +10486,8 @@
       <w:pPr>
         <w:pStyle w:val="Normal"/>
         <w:bidi w:val="0"/>
-        <w:spacing w:lineRule="auto" w:line="360"/>
-        <w:rPr>
-          <w:lang w:val="bg-BG"/>
-        </w:rPr>
+        <w:spacing w:lineRule="auto" w:line="240"/>
+        <w:rPr/>
       </w:pPr>
       <w:r>
         <w:rPr>
@@ -7188,10 +10500,8 @@
       <w:pPr>
         <w:pStyle w:val="Normal"/>
         <w:bidi w:val="0"/>
-        <w:spacing w:lineRule="auto" w:line="360"/>
-        <w:rPr>
-          <w:lang w:val="bg-BG"/>
-        </w:rPr>
+        <w:spacing w:lineRule="auto" w:line="240"/>
+        <w:rPr/>
       </w:pPr>
       <w:r>
         <w:rPr>
@@ -7210,10 +10520,8 @@
       <w:pPr>
         <w:pStyle w:val="Normal"/>
         <w:bidi w:val="0"/>
-        <w:spacing w:lineRule="auto" w:line="360"/>
-        <w:rPr>
-          <w:lang w:val="bg-BG"/>
-        </w:rPr>
+        <w:spacing w:lineRule="auto" w:line="240"/>
+        <w:rPr/>
       </w:pPr>
       <w:r>
         <w:rPr>
@@ -7232,10 +10540,8 @@
       <w:pPr>
         <w:pStyle w:val="Normal"/>
         <w:bidi w:val="0"/>
-        <w:spacing w:lineRule="auto" w:line="360"/>
-        <w:rPr>
-          <w:lang w:val="bg-BG"/>
-        </w:rPr>
+        <w:spacing w:lineRule="auto" w:line="240"/>
+        <w:rPr/>
       </w:pPr>
       <w:r>
         <w:rPr>
@@ -7254,10 +10560,8 @@
       <w:pPr>
         <w:pStyle w:val="Normal"/>
         <w:bidi w:val="0"/>
-        <w:spacing w:lineRule="auto" w:line="360"/>
-        <w:rPr>
-          <w:lang w:val="bg-BG"/>
-        </w:rPr>
+        <w:spacing w:lineRule="auto" w:line="240"/>
+        <w:rPr/>
       </w:pPr>
       <w:r>
         <w:rPr>
@@ -7276,10 +10580,8 @@
       <w:pPr>
         <w:pStyle w:val="Normal"/>
         <w:bidi w:val="0"/>
-        <w:spacing w:lineRule="auto" w:line="360"/>
-        <w:rPr>
-          <w:lang w:val="bg-BG"/>
-        </w:rPr>
+        <w:spacing w:lineRule="auto" w:line="240"/>
+        <w:rPr/>
       </w:pPr>
       <w:r>
         <w:rPr>
@@ -7298,10 +10600,8 @@
       <w:pPr>
         <w:pStyle w:val="Normal"/>
         <w:bidi w:val="0"/>
-        <w:spacing w:lineRule="auto" w:line="360"/>
-        <w:rPr>
-          <w:lang w:val="bg-BG"/>
-        </w:rPr>
+        <w:spacing w:lineRule="auto" w:line="240"/>
+        <w:rPr/>
       </w:pPr>
       <w:r>
         <w:rPr>
@@ -7320,10 +10620,8 @@
       <w:pPr>
         <w:pStyle w:val="Normal"/>
         <w:bidi w:val="0"/>
-        <w:spacing w:lineRule="auto" w:line="360"/>
-        <w:rPr>
-          <w:lang w:val="bg-BG"/>
-        </w:rPr>
+        <w:spacing w:lineRule="auto" w:line="240"/>
+        <w:rPr/>
       </w:pPr>
       <w:r>
         <w:rPr>
@@ -7342,10 +10640,8 @@
       <w:pPr>
         <w:pStyle w:val="Normal"/>
         <w:bidi w:val="0"/>
-        <w:spacing w:lineRule="auto" w:line="360"/>
-        <w:rPr>
-          <w:lang w:val="bg-BG"/>
-        </w:rPr>
+        <w:spacing w:lineRule="auto" w:line="240"/>
+        <w:rPr/>
       </w:pPr>
       <w:r>
         <w:rPr>
@@ -7364,10 +10660,8 @@
       <w:pPr>
         <w:pStyle w:val="Normal"/>
         <w:bidi w:val="0"/>
-        <w:spacing w:lineRule="auto" w:line="360"/>
-        <w:rPr>
-          <w:lang w:val="bg-BG"/>
-        </w:rPr>
+        <w:spacing w:lineRule="auto" w:line="240"/>
+        <w:rPr/>
       </w:pPr>
       <w:r>
         <w:rPr>
@@ -7386,10 +10680,8 @@
       <w:pPr>
         <w:pStyle w:val="Normal"/>
         <w:bidi w:val="0"/>
-        <w:spacing w:lineRule="auto" w:line="360"/>
-        <w:rPr>
-          <w:lang w:val="bg-BG"/>
-        </w:rPr>
+        <w:spacing w:lineRule="auto" w:line="240"/>
+        <w:rPr/>
       </w:pPr>
       <w:r>
         <w:rPr>
@@ -7408,10 +10700,8 @@
       <w:pPr>
         <w:pStyle w:val="Normal"/>
         <w:bidi w:val="0"/>
-        <w:spacing w:lineRule="auto" w:line="360"/>
-        <w:rPr>
-          <w:lang w:val="bg-BG"/>
-        </w:rPr>
+        <w:spacing w:lineRule="auto" w:line="240"/>
+        <w:rPr/>
       </w:pPr>
       <w:r>
         <w:rPr>
@@ -7430,10 +10720,8 @@
       <w:pPr>
         <w:pStyle w:val="Normal"/>
         <w:bidi w:val="0"/>
-        <w:spacing w:lineRule="auto" w:line="360"/>
-        <w:rPr>
-          <w:lang w:val="bg-BG"/>
-        </w:rPr>
+        <w:spacing w:lineRule="auto" w:line="240"/>
+        <w:rPr/>
       </w:pPr>
       <w:r>
         <w:rPr>
@@ -7452,10 +10740,8 @@
       <w:pPr>
         <w:pStyle w:val="Normal"/>
         <w:bidi w:val="0"/>
-        <w:spacing w:lineRule="auto" w:line="360"/>
-        <w:rPr>
-          <w:lang w:val="bg-BG"/>
-        </w:rPr>
+        <w:spacing w:lineRule="auto" w:line="240"/>
+        <w:rPr/>
       </w:pPr>
       <w:r>
         <w:rPr>
@@ -7474,10 +10760,8 @@
       <w:pPr>
         <w:pStyle w:val="Normal"/>
         <w:bidi w:val="0"/>
-        <w:spacing w:lineRule="auto" w:line="360"/>
-        <w:rPr>
-          <w:lang w:val="bg-BG"/>
-        </w:rPr>
+        <w:spacing w:lineRule="auto" w:line="240"/>
+        <w:rPr/>
       </w:pPr>
       <w:r>
         <w:rPr>
@@ -7496,10 +10780,8 @@
       <w:pPr>
         <w:pStyle w:val="Normal"/>
         <w:bidi w:val="0"/>
-        <w:spacing w:lineRule="auto" w:line="360"/>
-        <w:rPr>
-          <w:lang w:val="bg-BG"/>
-        </w:rPr>
+        <w:spacing w:lineRule="auto" w:line="240"/>
+        <w:rPr/>
       </w:pPr>
       <w:r>
         <w:rPr>
@@ -7519,7 +10801,7 @@
         <w:pStyle w:val="Normal"/>
         <w:widowControl/>
         <w:suppressAutoHyphens w:val="true"/>
-        <w:overflowPunct w:val="true"/>
+        <w:overflowPunct w:val="false"/>
         <w:bidi w:val="0"/>
         <w:spacing w:lineRule="auto" w:line="360" w:before="0" w:after="120"/>
         <w:ind w:firstLine="567" w:left="0" w:right="0"/>
@@ -7552,7 +10834,7 @@
         <w:pStyle w:val="Normal"/>
         <w:widowControl/>
         <w:suppressAutoHyphens w:val="true"/>
-        <w:overflowPunct w:val="true"/>
+        <w:overflowPunct w:val="false"/>
         <w:bidi w:val="0"/>
         <w:spacing w:lineRule="auto" w:line="360" w:before="0" w:after="120"/>
         <w:ind w:firstLine="567" w:left="0" w:right="0"/>
@@ -7573,7 +10855,7 @@
         <w:pStyle w:val="Normal"/>
         <w:widowControl/>
         <w:suppressAutoHyphens w:val="true"/>
-        <w:overflowPunct w:val="true"/>
+        <w:overflowPunct w:val="false"/>
         <w:bidi w:val="0"/>
         <w:spacing w:lineRule="auto" w:line="360" w:before="0" w:after="120"/>
         <w:ind w:firstLine="567" w:left="0" w:right="0"/>
@@ -7606,7 +10888,7 @@
         <w:pStyle w:val="Normal"/>
         <w:widowControl/>
         <w:suppressAutoHyphens w:val="true"/>
-        <w:overflowPunct w:val="true"/>
+        <w:overflowPunct w:val="false"/>
         <w:bidi w:val="0"/>
         <w:spacing w:lineRule="auto" w:line="360" w:before="0" w:after="120"/>
         <w:ind w:firstLine="567" w:left="0" w:right="0"/>
@@ -7639,7 +10921,7 @@
         <w:pStyle w:val="Normal"/>
         <w:widowControl/>
         <w:suppressAutoHyphens w:val="true"/>
-        <w:overflowPunct w:val="true"/>
+        <w:overflowPunct w:val="false"/>
         <w:bidi w:val="0"/>
         <w:spacing w:lineRule="auto" w:line="360" w:before="0" w:after="120"/>
         <w:ind w:firstLine="567" w:left="0" w:right="0"/>
@@ -7684,7 +10966,7 @@
         <w:pStyle w:val="Normal"/>
         <w:widowControl/>
         <w:suppressAutoHyphens w:val="true"/>
-        <w:overflowPunct w:val="true"/>
+        <w:overflowPunct w:val="false"/>
         <w:bidi w:val="0"/>
         <w:spacing w:lineRule="auto" w:line="360" w:before="0" w:after="120"/>
         <w:ind w:firstLine="567" w:left="0" w:right="0"/>
@@ -7717,7 +10999,7 @@
         <w:pStyle w:val="Normal"/>
         <w:widowControl/>
         <w:suppressAutoHyphens w:val="true"/>
-        <w:overflowPunct w:val="true"/>
+        <w:overflowPunct w:val="false"/>
         <w:bidi w:val="0"/>
         <w:spacing w:lineRule="auto" w:line="360" w:before="0" w:after="120"/>
         <w:ind w:firstLine="567" w:left="0" w:right="0"/>
@@ -7756,7 +11038,7 @@
         <w:pStyle w:val="Normal"/>
         <w:widowControl/>
         <w:suppressAutoHyphens w:val="true"/>
-        <w:overflowPunct w:val="true"/>
+        <w:overflowPunct w:val="false"/>
         <w:bidi w:val="0"/>
         <w:spacing w:lineRule="auto" w:line="360" w:before="0" w:after="120"/>
         <w:ind w:firstLine="567" w:left="0" w:right="0"/>
@@ -7795,7 +11077,7 @@
         <w:pStyle w:val="Normal"/>
         <w:widowControl/>
         <w:suppressAutoHyphens w:val="true"/>
-        <w:overflowPunct w:val="true"/>
+        <w:overflowPunct w:val="false"/>
         <w:bidi w:val="0"/>
         <w:spacing w:lineRule="auto" w:line="360" w:before="0" w:after="120"/>
         <w:ind w:firstLine="567" w:left="0" w:right="0"/>
@@ -7822,7 +11104,7 @@
         <w:pStyle w:val="Normal"/>
         <w:widowControl/>
         <w:suppressAutoHyphens w:val="true"/>
-        <w:overflowPunct w:val="true"/>
+        <w:overflowPunct w:val="false"/>
         <w:bidi w:val="0"/>
         <w:spacing w:lineRule="auto" w:line="360" w:before="0" w:after="120"/>
         <w:ind w:firstLine="567" w:left="0" w:right="0"/>
@@ -7849,7 +11131,7 @@
         <w:pStyle w:val="Normal"/>
         <w:widowControl/>
         <w:suppressAutoHyphens w:val="true"/>
-        <w:overflowPunct w:val="true"/>
+        <w:overflowPunct w:val="false"/>
         <w:bidi w:val="0"/>
         <w:spacing w:lineRule="auto" w:line="360" w:before="0" w:after="120"/>
         <w:ind w:firstLine="567" w:left="0" w:right="0"/>
@@ -7876,7 +11158,7 @@
         <w:pStyle w:val="Normal"/>
         <w:widowControl/>
         <w:suppressAutoHyphens w:val="true"/>
-        <w:overflowPunct w:val="true"/>
+        <w:overflowPunct w:val="false"/>
         <w:bidi w:val="0"/>
         <w:spacing w:lineRule="auto" w:line="360" w:before="0" w:after="120"/>
         <w:ind w:firstLine="567" w:left="0" w:right="0"/>
@@ -7915,7 +11197,7 @@
         <w:pStyle w:val="ListParagraph"/>
         <w:numPr>
           <w:ilvl w:val="1"/>
-          <w:numId w:val="4"/>
+          <w:numId w:val="3"/>
         </w:numPr>
         <w:rPr>
           <w:b/>
@@ -7959,7 +11241,7 @@
         <w:pStyle w:val="Normal"/>
         <w:widowControl/>
         <w:suppressAutoHyphens w:val="true"/>
-        <w:overflowPunct w:val="true"/>
+        <w:overflowPunct w:val="false"/>
         <w:bidi w:val="0"/>
         <w:spacing w:lineRule="auto" w:line="360" w:before="0" w:after="120"/>
         <w:ind w:firstLine="567" w:left="0" w:right="0"/>
@@ -7983,9 +11265,9 @@
         <w:pStyle w:val="ListParagraph"/>
         <w:numPr>
           <w:ilvl w:val="0"/>
-          <w:numId w:val="4"/>
+          <w:numId w:val="3"/>
         </w:numPr>
-        <w:overflowPunct w:val="false"/>
+        <w:overflowPunct w:val="true"/>
         <w:spacing w:lineRule="auto" w:line="276" w:before="0" w:after="0"/>
         <w:ind w:hanging="357" w:left="357"/>
         <w:contextualSpacing/>
@@ -7998,8 +11280,8 @@
           <w:lang w:val="bg-BG" w:eastAsia="en-US" w:bidi="ar-SA"/>
         </w:rPr>
       </w:pPr>
-      <w:bookmarkStart w:id="21" w:name="__RefHeading___Toc5688_4158184810"/>
-      <w:bookmarkEnd w:id="21"/>
+      <w:bookmarkStart w:id="22" w:name="__RefHeading___Toc5688_4158184810"/>
+      <w:bookmarkEnd w:id="22"/>
       <w:r>
         <w:rPr>
           <w:b/>
@@ -8008,17 +11290,7 @@
           <w:szCs w:val="32"/>
           <w:lang w:val="bg-BG" w:eastAsia="en-US" w:bidi="ar-SA"/>
         </w:rPr>
-        <w:t>Създаване и обучение на модел</w:t>
-      </w:r>
-      <w:r>
-        <w:rPr>
-          <w:b/>
-          <w:bCs/>
-          <w:sz w:val="32"/>
-          <w:szCs w:val="32"/>
-          <w:lang w:val="bg-BG" w:eastAsia="en-US" w:bidi="ar-SA"/>
-        </w:rPr>
-        <w:t>ът</w:t>
+        <w:t>Създаване и обучение на моделът</w:t>
       </w:r>
     </w:p>
     <w:p>
@@ -8027,10 +11299,10 @@
         <w:widowControl/>
         <w:numPr>
           <w:ilvl w:val="1"/>
-          <w:numId w:val="4"/>
+          <w:numId w:val="3"/>
         </w:numPr>
         <w:suppressAutoHyphens w:val="true"/>
-        <w:overflowPunct w:val="false"/>
+        <w:overflowPunct w:val="true"/>
         <w:bidi w:val="0"/>
         <w:spacing w:lineRule="auto" w:line="276" w:before="0" w:after="0"/>
         <w:ind w:hanging="340" w:left="1077" w:right="0"/>
@@ -8045,8 +11317,8 @@
           <w:lang w:val="bg-BG" w:eastAsia="en-US" w:bidi="ar-SA"/>
         </w:rPr>
       </w:pPr>
-      <w:bookmarkStart w:id="22" w:name="__RefHeading___Toc771_4111958324"/>
-      <w:bookmarkEnd w:id="22"/>
+      <w:bookmarkStart w:id="23" w:name="__RefHeading___Toc771_4111958324"/>
+      <w:bookmarkEnd w:id="23"/>
       <w:r>
         <w:rPr>
           <w:b/>
@@ -8063,7 +11335,7 @@
         <w:pStyle w:val="Normal"/>
         <w:widowControl/>
         <w:suppressAutoHyphens w:val="true"/>
-        <w:overflowPunct w:val="true"/>
+        <w:overflowPunct w:val="false"/>
         <w:bidi w:val="0"/>
         <w:spacing w:lineRule="auto" w:line="360" w:before="0" w:after="120"/>
         <w:ind w:firstLine="567" w:left="0" w:right="0"/>
@@ -8084,7 +11356,7 @@
         <w:pStyle w:val="Normal"/>
         <w:widowControl/>
         <w:suppressAutoHyphens w:val="true"/>
-        <w:overflowPunct w:val="true"/>
+        <w:overflowPunct w:val="false"/>
         <w:bidi w:val="0"/>
         <w:spacing w:lineRule="auto" w:line="360" w:before="0" w:after="120"/>
         <w:jc w:val="left"/>
@@ -8122,7 +11394,7 @@
         <w:pStyle w:val="Normal"/>
         <w:widowControl/>
         <w:suppressAutoHyphens w:val="true"/>
-        <w:overflowPunct w:val="true"/>
+        <w:overflowPunct w:val="false"/>
         <w:bidi w:val="0"/>
         <w:spacing w:lineRule="auto" w:line="360" w:before="0" w:after="120"/>
         <w:jc w:val="left"/>
@@ -8142,7 +11414,7 @@
         <w:pStyle w:val="Normal"/>
         <w:widowControl/>
         <w:suppressAutoHyphens w:val="true"/>
-        <w:overflowPunct w:val="true"/>
+        <w:overflowPunct w:val="false"/>
         <w:bidi w:val="0"/>
         <w:spacing w:lineRule="auto" w:line="360" w:before="0" w:after="120"/>
         <w:jc w:val="left"/>
@@ -8162,7 +11434,7 @@
         <w:pStyle w:val="Normal"/>
         <w:widowControl/>
         <w:suppressAutoHyphens w:val="true"/>
-        <w:overflowPunct w:val="true"/>
+        <w:overflowPunct w:val="false"/>
         <w:bidi w:val="0"/>
         <w:spacing w:lineRule="auto" w:line="360" w:before="0" w:after="120"/>
         <w:jc w:val="left"/>
@@ -8174,19 +11446,31 @@
         <w:rPr>
           <w:lang w:val="bg-BG"/>
         </w:rPr>
-        <w:t>Файловете „fixations.csv“, „saccades.csv“ и „blinks.csv“ споделят три едни и същи колони, а именно „start timestamp [ns]“, “end timestamp [ns]“ и „duration [ms]“ . Първите две оказват в коя наносекунда е настъпило началото и краят на даденото събитие, а третото – колко милисекунди е продължило даденото даденото събитие. Всеки един от тези файлове и ма и колона, която показва идентифициращият номер на деденото събитие. Името ина тази колона е префикс от името на дадения файли, и думата „</w:t>
+        <w:t xml:space="preserve">Файловете „fixations.csv“, „saccades.csv“ и „blinks.csv“ споделят три едни и същи колони, а именно „start timestamp [ns]“, “end timestamp [ns]“ и „duration [ms]“ . Първите две оказват в коя наносекунда е настъпило началото и краят на даденото събитие, а третото – колко милисекунди е продължило даденото събитие. Всеки един от тези файлове има и колона, която показва идентификационния номер на </w:t>
+      </w:r>
+      <w:r>
+        <w:rPr>
+          <w:lang w:val="bg-BG" w:eastAsia="en-US" w:bidi="ar-SA"/>
+        </w:rPr>
+        <w:t>даденото</w:t>
+      </w:r>
+      <w:r>
+        <w:rPr>
+          <w:lang w:val="bg-BG"/>
+        </w:rPr>
+        <w:t xml:space="preserve"> събитие. Името на тази колона е префикс от името на дадения файл, и думата „</w:t>
       </w:r>
       <w:r>
         <w:rPr>
           <w:lang w:val="en-US"/>
         </w:rPr>
-        <w:t xml:space="preserve">id” </w:t>
-      </w:r>
-      <w:r>
-        <w:rPr>
-          <w:lang w:val="bg-BG"/>
-        </w:rPr>
-        <w:t>с място между тях.</w:t>
+        <w:t>id”</w:t>
+      </w:r>
+      <w:r>
+        <w:rPr>
+          <w:lang w:val="bg-BG"/>
+        </w:rPr>
+        <w:t xml:space="preserve"> разделени с интервал.</w:t>
       </w:r>
     </w:p>
     <w:p>
@@ -8194,7 +11478,7 @@
         <w:pStyle w:val="Normal"/>
         <w:widowControl/>
         <w:suppressAutoHyphens w:val="true"/>
-        <w:overflowPunct w:val="true"/>
+        <w:overflowPunct w:val="false"/>
         <w:bidi w:val="0"/>
         <w:spacing w:lineRule="auto" w:line="360" w:before="0" w:after="120"/>
         <w:jc w:val="left"/>
@@ -8214,7 +11498,7 @@
         <w:pStyle w:val="Normal"/>
         <w:widowControl/>
         <w:suppressAutoHyphens w:val="true"/>
-        <w:overflowPunct w:val="true"/>
+        <w:overflowPunct w:val="false"/>
         <w:bidi w:val="0"/>
         <w:spacing w:lineRule="auto" w:line="360" w:before="0" w:after="120"/>
         <w:jc w:val="left"/>
@@ -8234,7 +11518,7 @@
         <w:pStyle w:val="Normal"/>
         <w:widowControl/>
         <w:suppressAutoHyphens w:val="true"/>
-        <w:overflowPunct w:val="true"/>
+        <w:overflowPunct w:val="false"/>
         <w:bidi w:val="0"/>
         <w:spacing w:lineRule="auto" w:line="360" w:before="0" w:after="120"/>
         <w:jc w:val="left"/>
@@ -8254,7 +11538,7 @@
         <w:pStyle w:val="Normal"/>
         <w:widowControl/>
         <w:suppressAutoHyphens w:val="true"/>
-        <w:overflowPunct w:val="true"/>
+        <w:overflowPunct w:val="false"/>
         <w:bidi w:val="0"/>
         <w:spacing w:lineRule="auto" w:line="360" w:before="0" w:after="120"/>
         <w:jc w:val="left"/>
@@ -8274,19 +11558,243 @@
         <w:pStyle w:val="Normal"/>
         <w:widowControl/>
         <w:suppressAutoHyphens w:val="true"/>
-        <w:overflowPunct w:val="true"/>
+        <w:overflowPunct w:val="false"/>
         <w:bidi w:val="0"/>
         <w:spacing w:lineRule="auto" w:line="360" w:before="0" w:after="120"/>
         <w:jc w:val="left"/>
         <w:rPr>
-          <w:lang w:val="bg-BG"/>
-        </w:rPr>
-      </w:pPr>
-      <w:r>
-        <w:rPr>
-          <w:lang w:val="bg-BG"/>
-        </w:rPr>
-        <w:t xml:space="preserve">fixations.csv – Съдържа информация за всяка една фиксация като позицията на работното поле в пиксели (fixation x/y [px]) </w:t>
+          <w:lang w:val="en-US"/>
+        </w:rPr>
+      </w:pPr>
+      <w:r>
+        <w:rPr>
+          <w:lang w:val="bg-BG"/>
+        </w:rPr>
+        <w:t xml:space="preserve">fixations.csv – Съдържа информация за всяка една фиксация като позицията на работното поле в пиксели (fixation x/y [px]), както и хоризонталният (azimuth [deg]) и вертикалният (elevation </w:t>
+      </w:r>
+      <w:r>
+        <w:rPr>
+          <w:lang w:val="en-US"/>
+        </w:rPr>
+        <w:t>[deg]</w:t>
+      </w:r>
+      <w:r>
+        <w:rPr>
+          <w:lang w:val="bg-BG"/>
+        </w:rPr>
+        <w:t>) ъгъл спрямо центърът на погледа измерен в градуси.</w:t>
+      </w:r>
+    </w:p>
+    <w:p>
+      <w:pPr>
+        <w:pStyle w:val="Normal"/>
+        <w:widowControl/>
+        <w:suppressAutoHyphens w:val="true"/>
+        <w:overflowPunct w:val="false"/>
+        <w:bidi w:val="0"/>
+        <w:spacing w:lineRule="auto" w:line="360" w:before="0" w:after="120"/>
+        <w:jc w:val="left"/>
+        <w:rPr>
+          <w:lang w:val="en-US"/>
+        </w:rPr>
+      </w:pPr>
+      <w:r>
+        <w:rPr>
+          <w:lang w:val="en-US"/>
+        </w:rPr>
+        <w:t>saccade.csv –</w:t>
+      </w:r>
+      <w:r>
+        <w:rPr>
+          <w:lang w:val="bg-BG"/>
+        </w:rPr>
+        <w:t xml:space="preserve"> Съдържа разстоянието между началната и крайната точка на на сакадът в пиксели (</w:t>
+      </w:r>
+      <w:r>
+        <w:rPr>
+          <w:lang w:val="en-US"/>
+        </w:rPr>
+        <w:t>amplitude [px]</w:t>
+      </w:r>
+      <w:r>
+        <w:rPr>
+          <w:lang w:val="bg-BG"/>
+        </w:rPr>
+        <w:t>) както и в градуси(</w:t>
+      </w:r>
+      <w:r>
+        <w:rPr>
+          <w:lang w:val="en-US"/>
+        </w:rPr>
+        <w:t>amplitude [deg]</w:t>
+      </w:r>
+      <w:r>
+        <w:rPr>
+          <w:lang w:val="bg-BG"/>
+        </w:rPr>
+        <w:t>). Съхранява също и максималната и средната скорост на сакада като пиксели за секунда (</w:t>
+      </w:r>
+      <w:r>
+        <w:rPr>
+          <w:lang w:val="en-US"/>
+        </w:rPr>
+        <w:t>peak velocity [px/s], mean velocity [px/s]</w:t>
+      </w:r>
+      <w:r>
+        <w:rPr>
+          <w:lang w:val="bg-BG"/>
+        </w:rPr>
+        <w:t>)</w:t>
+      </w:r>
+    </w:p>
+    <w:p>
+      <w:pPr>
+        <w:pStyle w:val="Normal"/>
+        <w:widowControl/>
+        <w:suppressAutoHyphens w:val="true"/>
+        <w:overflowPunct w:val="false"/>
+        <w:bidi w:val="0"/>
+        <w:spacing w:lineRule="auto" w:line="360" w:before="0" w:after="120"/>
+        <w:jc w:val="left"/>
+        <w:rPr>
+          <w:lang w:val="en-US"/>
+        </w:rPr>
+      </w:pPr>
+      <w:r>
+        <w:rPr>
+          <w:lang w:val="en-US"/>
+        </w:rPr>
+        <w:t xml:space="preserve">gaze.csv – </w:t>
+      </w:r>
+      <w:r>
+        <w:rPr>
+          <w:lang w:val="bg-BG"/>
+        </w:rPr>
+        <w:t>Съхранява информация за погледа като цяло. Позицията на работното поле в пиксели (</w:t>
+      </w:r>
+      <w:r>
+        <w:rPr>
+          <w:lang w:val="en-US"/>
+        </w:rPr>
+        <w:t>gaze</w:t>
+      </w:r>
+      <w:r>
+        <w:rPr>
+          <w:lang w:val="bg-BG"/>
+        </w:rPr>
+        <w:t xml:space="preserve"> x/y [px]), както и хоризонталният (azimuth [deg]) и вертикалният (elevation </w:t>
+      </w:r>
+      <w:r>
+        <w:rPr>
+          <w:lang w:val="en-US"/>
+        </w:rPr>
+        <w:t>[deg]</w:t>
+      </w:r>
+      <w:r>
+        <w:rPr>
+          <w:lang w:val="bg-BG"/>
+        </w:rPr>
+        <w:t xml:space="preserve">) ъгъл спрямо центърът на погледа измерен в градуси. Колоните </w:t>
+      </w:r>
+      <w:r>
+        <w:rPr>
+          <w:lang w:val="en-US"/>
+        </w:rPr>
+        <w:t xml:space="preserve">blinks id </w:t>
+      </w:r>
+      <w:r>
+        <w:rPr>
+          <w:lang w:val="bg-BG"/>
+        </w:rPr>
+        <w:t xml:space="preserve">и </w:t>
+      </w:r>
+      <w:r>
+        <w:rPr>
+          <w:lang w:val="en-US"/>
+        </w:rPr>
+        <w:t xml:space="preserve">fixation id </w:t>
+      </w:r>
+      <w:r>
+        <w:rPr>
+          <w:lang w:val="bg-BG"/>
+        </w:rPr>
+        <w:t>показват кой е поредния номер на фиксацията или мигането, ако е имало такива в дадения момент. Допълнително съдържа и иформация, дали очилата да били носени в даден момент (</w:t>
+      </w:r>
+      <w:r>
+        <w:rPr>
+          <w:lang w:val="en-US"/>
+        </w:rPr>
+        <w:t>worn</w:t>
+      </w:r>
+      <w:r>
+        <w:rPr>
+          <w:lang w:val="bg-BG"/>
+        </w:rPr>
+        <w:t>)</w:t>
+      </w:r>
+    </w:p>
+    <w:p>
+      <w:pPr>
+        <w:pStyle w:val="Normal"/>
+        <w:widowControl/>
+        <w:suppressAutoHyphens w:val="true"/>
+        <w:overflowPunct w:val="false"/>
+        <w:bidi w:val="0"/>
+        <w:spacing w:lineRule="auto" w:line="360" w:before="0" w:after="120"/>
+        <w:jc w:val="left"/>
+        <w:rPr>
+          <w:lang w:val="en-US"/>
+        </w:rPr>
+      </w:pPr>
+      <w:r>
+        <w:rPr>
+          <w:lang w:val="en-US"/>
+        </w:rPr>
+        <w:t xml:space="preserve">imu.csv - </w:t>
+      </w:r>
+      <w:r>
+        <w:rPr>
+          <w:lang w:val="bg-BG" w:eastAsia="en-US" w:bidi="ar-SA"/>
+        </w:rPr>
+        <w:t>Съдържа данни от инерциалния измервателен модул (IMU) на очилата. Колоните „gyro x/y/z [deg/s]“ представят ъгловата скорост около трите оси, измерена в градуси за секунда, а „acceleration x/y/z [g]“ – линейното ускорение по трите оси, измерено в единици за земното ускорение (g). Колоните „roll [deg]“, „pitch [deg]“ и „yaw [deg]“ описват ориентацията на очилата чрез трите ъгъла на Ойлер, измерени в градуси. Колоните „quaternion w/x/y/z“ представят същата ориентация под формата на кватернион.</w:t>
+      </w:r>
+    </w:p>
+    <w:p>
+      <w:pPr>
+        <w:pStyle w:val="Normal"/>
+        <w:widowControl/>
+        <w:suppressAutoHyphens w:val="true"/>
+        <w:overflowPunct w:val="false"/>
+        <w:bidi w:val="0"/>
+        <w:spacing w:lineRule="auto" w:line="360" w:before="0" w:after="120"/>
+        <w:jc w:val="left"/>
+        <w:rPr>
+          <w:lang w:val="en-US" w:eastAsia="en-US" w:bidi="ar-SA"/>
+        </w:rPr>
+      </w:pPr>
+      <w:r>
+        <w:rPr>
+          <w:lang w:val="en-US" w:eastAsia="en-US" w:bidi="ar-SA"/>
+        </w:rPr>
+        <w:t xml:space="preserve">label.csv – </w:t>
+      </w:r>
+      <w:r>
+        <w:rPr>
+          <w:lang w:val="bg-BG" w:eastAsia="en-US" w:bidi="ar-SA"/>
+        </w:rPr>
+        <w:t>Допълнително съдържа колоната „</w:t>
+      </w:r>
+      <w:r>
+        <w:rPr>
+          <w:lang w:val="en-US" w:eastAsia="en-US" w:bidi="ar-SA"/>
+        </w:rPr>
+        <w:t>label</w:t>
+      </w:r>
+      <w:r>
+        <w:rPr>
+          <w:lang w:val="bg-BG" w:eastAsia="en-US" w:bidi="ar-SA"/>
+        </w:rPr>
+        <w:t xml:space="preserve">“, която оказва както както какъв е идентифициран даденият времеви диапазон. </w:t>
       </w:r>
     </w:p>
     <w:p>
@@ -8295,10 +11803,10 @@
         <w:widowControl/>
         <w:numPr>
           <w:ilvl w:val="1"/>
-          <w:numId w:val="4"/>
+          <w:numId w:val="3"/>
         </w:numPr>
         <w:suppressAutoHyphens w:val="true"/>
-        <w:overflowPunct w:val="false"/>
+        <w:overflowPunct w:val="true"/>
         <w:bidi w:val="0"/>
         <w:spacing w:lineRule="auto" w:line="276" w:before="0" w:after="0"/>
         <w:ind w:hanging="340" w:left="1077" w:right="0"/>
@@ -8313,8 +11821,8 @@
           <w:lang w:val="bg-BG" w:eastAsia="en-US" w:bidi="ar-SA"/>
         </w:rPr>
       </w:pPr>
-      <w:bookmarkStart w:id="23" w:name="__RefHeading___Toc967_4158184810"/>
-      <w:bookmarkEnd w:id="23"/>
+      <w:bookmarkStart w:id="24" w:name="__RefHeading___Toc967_4158184810"/>
+      <w:bookmarkEnd w:id="24"/>
       <w:r>
         <w:rPr>
           <w:b/>
@@ -8331,7 +11839,7 @@
         <w:pStyle w:val="Normal"/>
         <w:widowControl/>
         <w:suppressAutoHyphens w:val="true"/>
-        <w:overflowPunct w:val="true"/>
+        <w:overflowPunct w:val="false"/>
         <w:bidi w:val="0"/>
         <w:spacing w:lineRule="auto" w:line="360" w:before="0" w:after="120"/>
         <w:ind w:firstLine="567" w:left="0" w:right="0"/>
@@ -8349,10 +11857,10 @@
         <w:widowControl/>
         <w:numPr>
           <w:ilvl w:val="1"/>
-          <w:numId w:val="4"/>
+          <w:numId w:val="3"/>
         </w:numPr>
         <w:suppressAutoHyphens w:val="true"/>
-        <w:overflowPunct w:val="false"/>
+        <w:overflowPunct w:val="true"/>
         <w:bidi w:val="0"/>
         <w:spacing w:lineRule="auto" w:line="276" w:before="0" w:after="0"/>
         <w:ind w:hanging="340" w:left="1077" w:right="0"/>
@@ -8367,8 +11875,8 @@
           <w:lang w:val="bg-BG" w:eastAsia="en-US" w:bidi="ar-SA"/>
         </w:rPr>
       </w:pPr>
-      <w:bookmarkStart w:id="24" w:name="__RefHeading___Toc5690_4158184810"/>
-      <w:bookmarkEnd w:id="24"/>
+      <w:bookmarkStart w:id="25" w:name="__RefHeading___Toc5690_4158184810"/>
+      <w:bookmarkEnd w:id="25"/>
       <w:r>
         <w:rPr>
           <w:b/>
@@ -8386,10 +11894,10 @@
         <w:widowControl/>
         <w:numPr>
           <w:ilvl w:val="1"/>
-          <w:numId w:val="4"/>
+          <w:numId w:val="3"/>
         </w:numPr>
         <w:suppressAutoHyphens w:val="true"/>
-        <w:overflowPunct w:val="false"/>
+        <w:overflowPunct w:val="true"/>
         <w:bidi w:val="0"/>
         <w:spacing w:lineRule="auto" w:line="276" w:before="0" w:after="0"/>
         <w:ind w:hanging="340" w:left="1077" w:right="0"/>
@@ -8404,8 +11912,8 @@
           <w:lang w:val="bg-BG" w:eastAsia="en-US" w:bidi="ar-SA"/>
         </w:rPr>
       </w:pPr>
-      <w:bookmarkStart w:id="25" w:name="__RefHeading___Toc5692_4158184810"/>
-      <w:bookmarkEnd w:id="25"/>
+      <w:bookmarkStart w:id="26" w:name="__RefHeading___Toc5692_4158184810"/>
+      <w:bookmarkEnd w:id="26"/>
       <w:r>
         <w:rPr>
           <w:b/>
@@ -8422,7 +11930,7 @@
         <w:pStyle w:val="ListParagraph"/>
         <w:widowControl/>
         <w:suppressAutoHyphens w:val="true"/>
-        <w:overflowPunct w:val="false"/>
+        <w:overflowPunct w:val="true"/>
         <w:spacing w:lineRule="auto" w:line="276" w:before="0" w:after="0"/>
         <w:ind w:hanging="357" w:left="357"/>
         <w:contextualSpacing/>
@@ -8454,9 +11962,9 @@
         <w:pStyle w:val="ListParagraph"/>
         <w:numPr>
           <w:ilvl w:val="0"/>
-          <w:numId w:val="4"/>
+          <w:numId w:val="3"/>
         </w:numPr>
-        <w:overflowPunct w:val="false"/>
+        <w:overflowPunct w:val="true"/>
         <w:spacing w:lineRule="auto" w:line="276" w:before="0" w:after="0"/>
         <w:ind w:hanging="357" w:left="357"/>
         <w:contextualSpacing/>
@@ -8469,8 +11977,8 @@
           <w:lang w:val="bg-BG" w:eastAsia="en-US" w:bidi="ar-SA"/>
         </w:rPr>
       </w:pPr>
-      <w:bookmarkStart w:id="26" w:name="__RefHeading___Toc10518_4158184810"/>
-      <w:bookmarkEnd w:id="26"/>
+      <w:bookmarkStart w:id="27" w:name="__RefHeading___Toc10518_4158184810"/>
+      <w:bookmarkEnd w:id="27"/>
       <w:r>
         <w:rPr>
           <w:b/>
@@ -8530,9 +12038,9 @@
         <w:pStyle w:val="ListParagraph"/>
         <w:numPr>
           <w:ilvl w:val="0"/>
-          <w:numId w:val="4"/>
+          <w:numId w:val="3"/>
         </w:numPr>
-        <w:overflowPunct w:val="false"/>
+        <w:overflowPunct w:val="true"/>
         <w:spacing w:lineRule="auto" w:line="276" w:before="0" w:after="0"/>
         <w:ind w:hanging="357" w:left="357"/>
         <w:contextualSpacing/>
@@ -8545,8 +12053,8 @@
           <w:lang w:val="bg-BG" w:eastAsia="en-US" w:bidi="ar-SA"/>
         </w:rPr>
       </w:pPr>
-      <w:bookmarkStart w:id="27" w:name="__RefHeading___Toc10520_4158184810"/>
-      <w:bookmarkEnd w:id="27"/>
+      <w:bookmarkStart w:id="28" w:name="__RefHeading___Toc10520_4158184810"/>
+      <w:bookmarkEnd w:id="28"/>
       <w:r>
         <w:rPr>
           <w:b/>
@@ -8563,7 +12071,7 @@
         <w:pStyle w:val="ListParagraph"/>
         <w:widowControl/>
         <w:suppressAutoHyphens w:val="true"/>
-        <w:overflowPunct w:val="false"/>
+        <w:overflowPunct w:val="true"/>
         <w:spacing w:lineRule="auto" w:line="276" w:before="0" w:after="0"/>
         <w:ind w:hanging="357" w:left="357"/>
         <w:contextualSpacing/>
@@ -8595,9 +12103,9 @@
         <w:pStyle w:val="ListParagraph"/>
         <w:numPr>
           <w:ilvl w:val="0"/>
-          <w:numId w:val="4"/>
+          <w:numId w:val="3"/>
         </w:numPr>
-        <w:overflowPunct w:val="false"/>
+        <w:overflowPunct w:val="true"/>
         <w:spacing w:lineRule="auto" w:line="276" w:before="0" w:after="0"/>
         <w:ind w:hanging="357" w:left="357"/>
         <w:contextualSpacing/>
@@ -8610,8 +12118,8 @@
           <w:lang w:val="bg-BG" w:eastAsia="en-US" w:bidi="ar-SA"/>
         </w:rPr>
       </w:pPr>
-      <w:bookmarkStart w:id="28" w:name="__RefHeading___Toc5694_4158184810"/>
-      <w:bookmarkEnd w:id="28"/>
+      <w:bookmarkStart w:id="29" w:name="__RefHeading___Toc5694_4158184810"/>
+      <w:bookmarkEnd w:id="29"/>
       <w:r>
         <w:rPr>
           <w:b/>
@@ -8628,7 +12136,7 @@
         <w:pStyle w:val="ListParagraph"/>
         <w:widowControl/>
         <w:suppressAutoHyphens w:val="true"/>
-        <w:overflowPunct w:val="false"/>
+        <w:overflowPunct w:val="true"/>
         <w:spacing w:lineRule="auto" w:line="276" w:before="0" w:after="0"/>
         <w:ind w:hanging="357" w:left="357"/>
         <w:contextualSpacing/>
@@ -8660,9 +12168,9 @@
         <w:pStyle w:val="ListParagraph"/>
         <w:numPr>
           <w:ilvl w:val="0"/>
-          <w:numId w:val="4"/>
+          <w:numId w:val="3"/>
         </w:numPr>
-        <w:overflowPunct w:val="false"/>
+        <w:overflowPunct w:val="true"/>
         <w:spacing w:lineRule="auto" w:line="276" w:before="0" w:after="0"/>
         <w:ind w:hanging="357" w:left="357"/>
         <w:contextualSpacing/>
@@ -8675,8 +12183,8 @@
           <w:lang w:val="bg-BG" w:eastAsia="en-US" w:bidi="ar-SA"/>
         </w:rPr>
       </w:pPr>
-      <w:bookmarkStart w:id="29" w:name="__RefHeading___Toc5696_4158184810"/>
-      <w:bookmarkEnd w:id="29"/>
+      <w:bookmarkStart w:id="30" w:name="__RefHeading___Toc5696_4158184810"/>
+      <w:bookmarkEnd w:id="30"/>
       <w:r>
         <w:rPr>
           <w:b/>
@@ -8693,7 +12201,7 @@
         <w:pStyle w:val="ListParagraph"/>
         <w:widowControl/>
         <w:suppressAutoHyphens w:val="true"/>
-        <w:overflowPunct w:val="false"/>
+        <w:overflowPunct w:val="true"/>
         <w:spacing w:lineRule="auto" w:line="276" w:before="0" w:after="0"/>
         <w:ind w:hanging="357" w:left="357"/>
         <w:contextualSpacing/>
@@ -8725,9 +12233,9 @@
         <w:pStyle w:val="ListParagraph"/>
         <w:numPr>
           <w:ilvl w:val="0"/>
-          <w:numId w:val="4"/>
+          <w:numId w:val="3"/>
         </w:numPr>
-        <w:overflowPunct w:val="false"/>
+        <w:overflowPunct w:val="true"/>
         <w:spacing w:lineRule="auto" w:line="276" w:before="0" w:after="0"/>
         <w:ind w:hanging="357" w:left="357"/>
         <w:contextualSpacing/>
@@ -8740,8 +12248,8 @@
           <w:lang w:val="bg-BG" w:eastAsia="en-US" w:bidi="ar-SA"/>
         </w:rPr>
       </w:pPr>
-      <w:bookmarkStart w:id="30" w:name="__RefHeading___Toc2749_4158184810"/>
-      <w:bookmarkEnd w:id="30"/>
+      <w:bookmarkStart w:id="31" w:name="__RefHeading___Toc2749_4158184810"/>
+      <w:bookmarkEnd w:id="31"/>
       <w:r>
         <w:rPr>
           <w:b/>
@@ -8822,7 +12330,9 @@
         </w:rPr>
       </w:pPr>
       <w:r>
-        <w:rPr/>
+        <w:rPr>
+          <w:lang w:val="en-US" w:eastAsia="en-US" w:bidi="ar-SA"/>
+        </w:rPr>
       </w:r>
     </w:p>
     <w:p>
@@ -9664,9 +13174,9 @@
         <w:pStyle w:val="ListParagraph"/>
         <w:numPr>
           <w:ilvl w:val="0"/>
-          <w:numId w:val="4"/>
+          <w:numId w:val="3"/>
         </w:numPr>
-        <w:overflowPunct w:val="false"/>
+        <w:overflowPunct w:val="true"/>
         <w:spacing w:lineRule="auto" w:line="276" w:before="0" w:after="0"/>
         <w:ind w:hanging="357" w:left="357"/>
         <w:contextualSpacing/>
@@ -9679,8 +13189,8 @@
           <w:lang w:val="bg-BG" w:eastAsia="en-US" w:bidi="ar-SA"/>
         </w:rPr>
       </w:pPr>
-      <w:bookmarkStart w:id="31" w:name="__RefHeading___Toc971_4158184810"/>
-      <w:bookmarkEnd w:id="31"/>
+      <w:bookmarkStart w:id="32" w:name="__RefHeading___Toc971_4158184810"/>
+      <w:bookmarkEnd w:id="32"/>
       <w:r>
         <w:rPr>
           <w:b/>
@@ -9914,128 +13424,34 @@
 </w:document>
 </file>
 
+<file path=word/comments.xml><?xml version="1.0" encoding="utf-8"?>
+<w:comments xmlns:o="urn:schemas-microsoft-com:office:office" xmlns:r="http://schemas.openxmlformats.org/officeDocument/2006/relationships" xmlns:v="urn:schemas-microsoft-com:vml" xmlns:w="http://schemas.openxmlformats.org/wordprocessingml/2006/main" xmlns:w10="urn:schemas-microsoft-com:office:word" xmlns:wp="http://schemas.openxmlformats.org/drawingml/2006/wordprocessingDrawing" xmlns:pic="http://schemas.openxmlformats.org/drawingml/2006/picture" xmlns:wps="http://schemas.microsoft.com/office/word/2010/wordprocessingShape" xmlns:wpg="http://schemas.microsoft.com/office/word/2010/wordprocessingGroup" xmlns:mc="http://schemas.openxmlformats.org/markup-compatibility/2006" xmlns:wp14="http://schemas.microsoft.com/office/word/2010/wordprocessingDrawing" xmlns:w14="http://schemas.microsoft.com/office/word/2010/wordml" xmlns:w15="http://schemas.microsoft.com/office/word/2012/wordml" mc:Ignorable="w14 wp14 w15">
+  <w:comment w:id="0" w:author="Unknown Author" w:date="2026-07-13T08:53:19Z" w:initials="">
+    <w:p>
+      <w:pPr>
+        <w:overflowPunct w:val="true"/>
+        <w:spacing w:before="0" w:after="0"/>
+        <w:rPr/>
+      </w:pPr>
+      <w:r>
+        <w:annotationRef/>
+      </w:r>
+      <w:r>
+        <w:rPr>
+          <w:rFonts w:eastAsia="Aptos" w:cs="Tahoma" w:ascii="Aptos" w:hAnsi="Aptos"/>
+          <w:kern w:val="2"/>
+          <w:szCs w:val="24"/>
+        </w:rPr>
+        <w:t>Не забравяй да пробваш с HERMAS</w:t>
+      </w:r>
+    </w:p>
+  </w:comment>
+</w:comments>
+</file>
+
 <file path=word/numbering.xml><?xml version="1.0" encoding="utf-8"?>
 <w:numbering xmlns:w="http://schemas.openxmlformats.org/wordprocessingml/2006/main" xmlns:o="urn:schemas-microsoft-com:office:office" xmlns:r="http://schemas.openxmlformats.org/officeDocument/2006/relationships" xmlns:v="urn:schemas-microsoft-com:vml" xmlns:mc="http://schemas.openxmlformats.org/markup-compatibility/2006" xmlns:w14="http://schemas.microsoft.com/office/word/2010/wordml" mc:Ignorable="w14">
   <w:abstractNum w:abstractNumId="1">
-    <w:lvl w:ilvl="0">
-      <w:start w:val="1"/>
-      <w:numFmt w:val="none"/>
-      <w:suff w:val="nothing"/>
-      <w:lvlText w:val=""/>
-      <w:lvlJc w:val="left"/>
-      <w:pPr>
-        <w:tabs>
-          <w:tab w:val="num" w:pos="0"/>
-        </w:tabs>
-        <w:ind w:left="0" w:hanging="0"/>
-      </w:pPr>
-    </w:lvl>
-    <w:lvl w:ilvl="1">
-      <w:start w:val="1"/>
-      <w:numFmt w:val="none"/>
-      <w:suff w:val="nothing"/>
-      <w:lvlText w:val=""/>
-      <w:lvlJc w:val="left"/>
-      <w:pPr>
-        <w:tabs>
-          <w:tab w:val="num" w:pos="0"/>
-        </w:tabs>
-        <w:ind w:left="0" w:hanging="0"/>
-      </w:pPr>
-    </w:lvl>
-    <w:lvl w:ilvl="2">
-      <w:start w:val="1"/>
-      <w:numFmt w:val="none"/>
-      <w:suff w:val="nothing"/>
-      <w:lvlText w:val=""/>
-      <w:lvlJc w:val="left"/>
-      <w:pPr>
-        <w:tabs>
-          <w:tab w:val="num" w:pos="0"/>
-        </w:tabs>
-        <w:ind w:left="0" w:hanging="0"/>
-      </w:pPr>
-    </w:lvl>
-    <w:lvl w:ilvl="3">
-      <w:start w:val="1"/>
-      <w:numFmt w:val="none"/>
-      <w:suff w:val="nothing"/>
-      <w:lvlText w:val=""/>
-      <w:lvlJc w:val="left"/>
-      <w:pPr>
-        <w:tabs>
-          <w:tab w:val="num" w:pos="0"/>
-        </w:tabs>
-        <w:ind w:left="0" w:hanging="0"/>
-      </w:pPr>
-    </w:lvl>
-    <w:lvl w:ilvl="4">
-      <w:start w:val="1"/>
-      <w:numFmt w:val="none"/>
-      <w:suff w:val="nothing"/>
-      <w:lvlText w:val=""/>
-      <w:lvlJc w:val="left"/>
-      <w:pPr>
-        <w:tabs>
-          <w:tab w:val="num" w:pos="0"/>
-        </w:tabs>
-        <w:ind w:left="0" w:hanging="0"/>
-      </w:pPr>
-    </w:lvl>
-    <w:lvl w:ilvl="5">
-      <w:start w:val="1"/>
-      <w:numFmt w:val="none"/>
-      <w:suff w:val="nothing"/>
-      <w:lvlText w:val=""/>
-      <w:lvlJc w:val="left"/>
-      <w:pPr>
-        <w:tabs>
-          <w:tab w:val="num" w:pos="0"/>
-        </w:tabs>
-        <w:ind w:left="0" w:hanging="0"/>
-      </w:pPr>
-    </w:lvl>
-    <w:lvl w:ilvl="6">
-      <w:start w:val="1"/>
-      <w:numFmt w:val="none"/>
-      <w:suff w:val="nothing"/>
-      <w:lvlText w:val=""/>
-      <w:lvlJc w:val="left"/>
-      <w:pPr>
-        <w:tabs>
-          <w:tab w:val="num" w:pos="0"/>
-        </w:tabs>
-        <w:ind w:left="0" w:hanging="0"/>
-      </w:pPr>
-    </w:lvl>
-    <w:lvl w:ilvl="7">
-      <w:start w:val="1"/>
-      <w:numFmt w:val="none"/>
-      <w:suff w:val="nothing"/>
-      <w:lvlText w:val=""/>
-      <w:lvlJc w:val="left"/>
-      <w:pPr>
-        <w:tabs>
-          <w:tab w:val="num" w:pos="0"/>
-        </w:tabs>
-        <w:ind w:left="0" w:hanging="0"/>
-      </w:pPr>
-    </w:lvl>
-    <w:lvl w:ilvl="8">
-      <w:start w:val="1"/>
-      <w:numFmt w:val="none"/>
-      <w:suff w:val="nothing"/>
-      <w:lvlText w:val=""/>
-      <w:lvlJc w:val="left"/>
-      <w:pPr>
-        <w:tabs>
-          <w:tab w:val="num" w:pos="0"/>
-        </w:tabs>
-        <w:ind w:left="0" w:hanging="0"/>
-      </w:pPr>
-    </w:lvl>
-  </w:abstractNum>
-  <w:abstractNum w:abstractNumId="2">
     <w:lvl w:ilvl="0">
       <w:start w:val="1"/>
       <w:numFmt w:val="bullet"/>
@@ -10156,7 +13572,7 @@
       <w:rPr/>
     </w:lvl>
   </w:abstractNum>
-  <w:abstractNum w:abstractNumId="3">
+  <w:abstractNum w:abstractNumId="2">
     <w:lvl w:ilvl="0">
       <w:start w:val="1"/>
       <w:numFmt w:val="bullet"/>
@@ -10293,7 +13709,7 @@
       </w:rPr>
     </w:lvl>
   </w:abstractNum>
-  <w:abstractNum w:abstractNumId="4">
+  <w:abstractNum w:abstractNumId="3">
     <w:lvl w:ilvl="0">
       <w:start w:val="1"/>
       <w:numFmt w:val="decimal"/>
@@ -10417,7 +13833,7 @@
       <w:rPr/>
     </w:lvl>
   </w:abstractNum>
-  <w:abstractNum w:abstractNumId="5">
+  <w:abstractNum w:abstractNumId="4">
     <w:lvl w:ilvl="0">
       <w:start w:val="1"/>
       <w:numFmt w:val="bullet"/>
@@ -10436,7 +13852,7 @@
     <w:lvl w:ilvl="1">
       <w:start w:val="1"/>
       <w:numFmt w:val="bullet"/>
-      <w:lvlText w:val=""/>
+      <w:lvlText w:val="◦"/>
       <w:lvlJc w:val="left"/>
       <w:pPr>
         <w:tabs>
@@ -10445,13 +13861,13 @@
         <w:ind w:left="1080" w:hanging="360"/>
       </w:pPr>
       <w:rPr>
-        <w:rFonts w:ascii="Symbol" w:hAnsi="Symbol" w:cs="Symbol" w:hint="default"/>
+        <w:rFonts w:ascii="OpenSymbol" w:hAnsi="OpenSymbol" w:cs="OpenSymbol" w:hint="default"/>
       </w:rPr>
     </w:lvl>
     <w:lvl w:ilvl="2">
       <w:start w:val="1"/>
       <w:numFmt w:val="bullet"/>
-      <w:lvlText w:val=""/>
+      <w:lvlText w:val="▪"/>
       <w:lvlJc w:val="left"/>
       <w:pPr>
         <w:tabs>
@@ -10460,7 +13876,7 @@
         <w:ind w:left="1440" w:hanging="360"/>
       </w:pPr>
       <w:rPr>
-        <w:rFonts w:ascii="Symbol" w:hAnsi="Symbol" w:cs="Symbol" w:hint="default"/>
+        <w:rFonts w:ascii="OpenSymbol" w:hAnsi="OpenSymbol" w:cs="OpenSymbol" w:hint="default"/>
       </w:rPr>
     </w:lvl>
     <w:lvl w:ilvl="3">
@@ -10481,7 +13897,7 @@
     <w:lvl w:ilvl="4">
       <w:start w:val="1"/>
       <w:numFmt w:val="bullet"/>
-      <w:lvlText w:val=""/>
+      <w:lvlText w:val="◦"/>
       <w:lvlJc w:val="left"/>
       <w:pPr>
         <w:tabs>
@@ -10490,13 +13906,13 @@
         <w:ind w:left="2160" w:hanging="360"/>
       </w:pPr>
       <w:rPr>
-        <w:rFonts w:ascii="Symbol" w:hAnsi="Symbol" w:cs="Symbol" w:hint="default"/>
+        <w:rFonts w:ascii="OpenSymbol" w:hAnsi="OpenSymbol" w:cs="OpenSymbol" w:hint="default"/>
       </w:rPr>
     </w:lvl>
     <w:lvl w:ilvl="5">
       <w:start w:val="1"/>
       <w:numFmt w:val="bullet"/>
-      <w:lvlText w:val=""/>
+      <w:lvlText w:val="▪"/>
       <w:lvlJc w:val="left"/>
       <w:pPr>
         <w:tabs>
@@ -10505,7 +13921,7 @@
         <w:ind w:left="2520" w:hanging="360"/>
       </w:pPr>
       <w:rPr>
-        <w:rFonts w:ascii="Symbol" w:hAnsi="Symbol" w:cs="Symbol" w:hint="default"/>
+        <w:rFonts w:ascii="OpenSymbol" w:hAnsi="OpenSymbol" w:cs="OpenSymbol" w:hint="default"/>
       </w:rPr>
     </w:lvl>
     <w:lvl w:ilvl="6">
@@ -10526,7 +13942,7 @@
     <w:lvl w:ilvl="7">
       <w:start w:val="1"/>
       <w:numFmt w:val="bullet"/>
-      <w:lvlText w:val=""/>
+      <w:lvlText w:val="◦"/>
       <w:lvlJc w:val="left"/>
       <w:pPr>
         <w:tabs>
@@ -10535,13 +13951,13 @@
         <w:ind w:left="3240" w:hanging="360"/>
       </w:pPr>
       <w:rPr>
-        <w:rFonts w:ascii="Symbol" w:hAnsi="Symbol" w:cs="Symbol" w:hint="default"/>
+        <w:rFonts w:ascii="OpenSymbol" w:hAnsi="OpenSymbol" w:cs="OpenSymbol" w:hint="default"/>
       </w:rPr>
     </w:lvl>
     <w:lvl w:ilvl="8">
       <w:start w:val="1"/>
       <w:numFmt w:val="bullet"/>
-      <w:lvlText w:val=""/>
+      <w:lvlText w:val="▪"/>
       <w:lvlJc w:val="left"/>
       <w:pPr>
         <w:tabs>
@@ -10550,11 +13966,11 @@
         <w:ind w:left="3600" w:hanging="360"/>
       </w:pPr>
       <w:rPr>
-        <w:rFonts w:ascii="Symbol" w:hAnsi="Symbol" w:cs="Symbol" w:hint="default"/>
+        <w:rFonts w:ascii="OpenSymbol" w:hAnsi="OpenSymbol" w:cs="OpenSymbol" w:hint="default"/>
       </w:rPr>
     </w:lvl>
   </w:abstractNum>
-  <w:abstractNum w:abstractNumId="6">
+  <w:abstractNum w:abstractNumId="5">
     <w:lvl w:ilvl="0">
       <w:start w:val="3"/>
       <w:numFmt w:val="decimal"/>
@@ -10682,7 +14098,7 @@
       <w:rPr/>
     </w:lvl>
   </w:abstractNum>
-  <w:abstractNum w:abstractNumId="7">
+  <w:abstractNum w:abstractNumId="6">
     <w:lvl w:ilvl="0">
       <w:start w:val="1"/>
       <w:numFmt w:val="decimal"/>
@@ -10810,7 +14226,7 @@
       <w:rPr/>
     </w:lvl>
   </w:abstractNum>
-  <w:abstractNum w:abstractNumId="8">
+  <w:abstractNum w:abstractNumId="7">
     <w:lvl w:ilvl="0">
       <w:start w:val="2"/>
       <w:numFmt w:val="decimal"/>
@@ -10938,7 +14354,7 @@
       <w:rPr/>
     </w:lvl>
   </w:abstractNum>
-  <w:abstractNum w:abstractNumId="9">
+  <w:abstractNum w:abstractNumId="8">
     <w:lvl w:ilvl="0">
       <w:start w:val="3"/>
       <w:numFmt w:val="decimal"/>
@@ -11066,7 +14482,7 @@
       <w:rPr/>
     </w:lvl>
   </w:abstractNum>
-  <w:abstractNum w:abstractNumId="10">
+  <w:abstractNum w:abstractNumId="9">
     <w:lvl w:ilvl="0">
       <w:start w:val="1"/>
       <w:numFmt w:val="bullet"/>
@@ -11201,6 +14617,673 @@
       <w:rPr>
         <w:rFonts w:ascii="OpenSymbol" w:hAnsi="OpenSymbol" w:cs="OpenSymbol" w:hint="default"/>
       </w:rPr>
+    </w:lvl>
+  </w:abstractNum>
+  <w:abstractNum w:abstractNumId="10">
+    <w:lvl w:ilvl="0">
+      <w:start w:val="1"/>
+      <w:numFmt w:val="bullet"/>
+      <w:lvlText w:val=""/>
+      <w:lvlJc w:val="left"/>
+      <w:pPr>
+        <w:tabs>
+          <w:tab w:val="num" w:pos="720"/>
+        </w:tabs>
+        <w:ind w:left="720" w:hanging="360"/>
+      </w:pPr>
+      <w:rPr>
+        <w:rFonts w:ascii="Symbol" w:hAnsi="Symbol" w:cs="Symbol" w:hint="default"/>
+      </w:rPr>
+    </w:lvl>
+    <w:lvl w:ilvl="1">
+      <w:start w:val="1"/>
+      <w:numFmt w:val="bullet"/>
+      <w:lvlText w:val="◦"/>
+      <w:lvlJc w:val="left"/>
+      <w:pPr>
+        <w:tabs>
+          <w:tab w:val="num" w:pos="1080"/>
+        </w:tabs>
+        <w:ind w:left="1080" w:hanging="360"/>
+      </w:pPr>
+      <w:rPr>
+        <w:rFonts w:ascii="OpenSymbol" w:hAnsi="OpenSymbol" w:cs="OpenSymbol" w:hint="default"/>
+      </w:rPr>
+    </w:lvl>
+    <w:lvl w:ilvl="2">
+      <w:start w:val="1"/>
+      <w:numFmt w:val="bullet"/>
+      <w:lvlText w:val="▪"/>
+      <w:lvlJc w:val="left"/>
+      <w:pPr>
+        <w:tabs>
+          <w:tab w:val="num" w:pos="1440"/>
+        </w:tabs>
+        <w:ind w:left="1440" w:hanging="360"/>
+      </w:pPr>
+      <w:rPr>
+        <w:rFonts w:ascii="OpenSymbol" w:hAnsi="OpenSymbol" w:cs="OpenSymbol" w:hint="default"/>
+      </w:rPr>
+    </w:lvl>
+    <w:lvl w:ilvl="3">
+      <w:start w:val="1"/>
+      <w:numFmt w:val="bullet"/>
+      <w:lvlText w:val=""/>
+      <w:lvlJc w:val="left"/>
+      <w:pPr>
+        <w:tabs>
+          <w:tab w:val="num" w:pos="1800"/>
+        </w:tabs>
+        <w:ind w:left="1800" w:hanging="360"/>
+      </w:pPr>
+      <w:rPr>
+        <w:rFonts w:ascii="Symbol" w:hAnsi="Symbol" w:cs="Symbol" w:hint="default"/>
+      </w:rPr>
+    </w:lvl>
+    <w:lvl w:ilvl="4">
+      <w:start w:val="1"/>
+      <w:numFmt w:val="bullet"/>
+      <w:lvlText w:val="◦"/>
+      <w:lvlJc w:val="left"/>
+      <w:pPr>
+        <w:tabs>
+          <w:tab w:val="num" w:pos="2160"/>
+        </w:tabs>
+        <w:ind w:left="2160" w:hanging="360"/>
+      </w:pPr>
+      <w:rPr>
+        <w:rFonts w:ascii="OpenSymbol" w:hAnsi="OpenSymbol" w:cs="OpenSymbol" w:hint="default"/>
+      </w:rPr>
+    </w:lvl>
+    <w:lvl w:ilvl="5">
+      <w:start w:val="1"/>
+      <w:numFmt w:val="bullet"/>
+      <w:lvlText w:val="▪"/>
+      <w:lvlJc w:val="left"/>
+      <w:pPr>
+        <w:tabs>
+          <w:tab w:val="num" w:pos="2520"/>
+        </w:tabs>
+        <w:ind w:left="2520" w:hanging="360"/>
+      </w:pPr>
+      <w:rPr>
+        <w:rFonts w:ascii="OpenSymbol" w:hAnsi="OpenSymbol" w:cs="OpenSymbol" w:hint="default"/>
+      </w:rPr>
+    </w:lvl>
+    <w:lvl w:ilvl="6">
+      <w:start w:val="1"/>
+      <w:numFmt w:val="bullet"/>
+      <w:lvlText w:val=""/>
+      <w:lvlJc w:val="left"/>
+      <w:pPr>
+        <w:tabs>
+          <w:tab w:val="num" w:pos="2880"/>
+        </w:tabs>
+        <w:ind w:left="2880" w:hanging="360"/>
+      </w:pPr>
+      <w:rPr>
+        <w:rFonts w:ascii="Symbol" w:hAnsi="Symbol" w:cs="Symbol" w:hint="default"/>
+      </w:rPr>
+    </w:lvl>
+    <w:lvl w:ilvl="7">
+      <w:start w:val="1"/>
+      <w:numFmt w:val="bullet"/>
+      <w:lvlText w:val="◦"/>
+      <w:lvlJc w:val="left"/>
+      <w:pPr>
+        <w:tabs>
+          <w:tab w:val="num" w:pos="3240"/>
+        </w:tabs>
+        <w:ind w:left="3240" w:hanging="360"/>
+      </w:pPr>
+      <w:rPr>
+        <w:rFonts w:ascii="OpenSymbol" w:hAnsi="OpenSymbol" w:cs="OpenSymbol" w:hint="default"/>
+      </w:rPr>
+    </w:lvl>
+    <w:lvl w:ilvl="8">
+      <w:start w:val="1"/>
+      <w:numFmt w:val="bullet"/>
+      <w:lvlText w:val="▪"/>
+      <w:lvlJc w:val="left"/>
+      <w:pPr>
+        <w:tabs>
+          <w:tab w:val="num" w:pos="3600"/>
+        </w:tabs>
+        <w:ind w:left="3600" w:hanging="360"/>
+      </w:pPr>
+      <w:rPr>
+        <w:rFonts w:ascii="OpenSymbol" w:hAnsi="OpenSymbol" w:cs="OpenSymbol" w:hint="default"/>
+      </w:rPr>
+    </w:lvl>
+  </w:abstractNum>
+  <w:abstractNum w:abstractNumId="11">
+    <w:lvl w:ilvl="0">
+      <w:start w:val="1"/>
+      <w:numFmt w:val="bullet"/>
+      <w:lvlText w:val=""/>
+      <w:lvlJc w:val="left"/>
+      <w:pPr>
+        <w:tabs>
+          <w:tab w:val="num" w:pos="720"/>
+        </w:tabs>
+        <w:ind w:left="720" w:hanging="360"/>
+      </w:pPr>
+      <w:rPr>
+        <w:rFonts w:ascii="Symbol" w:hAnsi="Symbol" w:cs="Symbol" w:hint="default"/>
+      </w:rPr>
+    </w:lvl>
+    <w:lvl w:ilvl="1">
+      <w:start w:val="1"/>
+      <w:numFmt w:val="bullet"/>
+      <w:lvlText w:val="◦"/>
+      <w:lvlJc w:val="left"/>
+      <w:pPr>
+        <w:tabs>
+          <w:tab w:val="num" w:pos="1080"/>
+        </w:tabs>
+        <w:ind w:left="1080" w:hanging="360"/>
+      </w:pPr>
+      <w:rPr>
+        <w:rFonts w:ascii="OpenSymbol" w:hAnsi="OpenSymbol" w:cs="OpenSymbol" w:hint="default"/>
+      </w:rPr>
+    </w:lvl>
+    <w:lvl w:ilvl="2">
+      <w:start w:val="1"/>
+      <w:numFmt w:val="bullet"/>
+      <w:lvlText w:val="▪"/>
+      <w:lvlJc w:val="left"/>
+      <w:pPr>
+        <w:tabs>
+          <w:tab w:val="num" w:pos="1440"/>
+        </w:tabs>
+        <w:ind w:left="1440" w:hanging="360"/>
+      </w:pPr>
+      <w:rPr>
+        <w:rFonts w:ascii="OpenSymbol" w:hAnsi="OpenSymbol" w:cs="OpenSymbol" w:hint="default"/>
+      </w:rPr>
+    </w:lvl>
+    <w:lvl w:ilvl="3">
+      <w:start w:val="1"/>
+      <w:numFmt w:val="bullet"/>
+      <w:lvlText w:val=""/>
+      <w:lvlJc w:val="left"/>
+      <w:pPr>
+        <w:tabs>
+          <w:tab w:val="num" w:pos="1800"/>
+        </w:tabs>
+        <w:ind w:left="1800" w:hanging="360"/>
+      </w:pPr>
+      <w:rPr>
+        <w:rFonts w:ascii="Symbol" w:hAnsi="Symbol" w:cs="Symbol" w:hint="default"/>
+      </w:rPr>
+    </w:lvl>
+    <w:lvl w:ilvl="4">
+      <w:start w:val="1"/>
+      <w:numFmt w:val="bullet"/>
+      <w:lvlText w:val="◦"/>
+      <w:lvlJc w:val="left"/>
+      <w:pPr>
+        <w:tabs>
+          <w:tab w:val="num" w:pos="2160"/>
+        </w:tabs>
+        <w:ind w:left="2160" w:hanging="360"/>
+      </w:pPr>
+      <w:rPr>
+        <w:rFonts w:ascii="OpenSymbol" w:hAnsi="OpenSymbol" w:cs="OpenSymbol" w:hint="default"/>
+      </w:rPr>
+    </w:lvl>
+    <w:lvl w:ilvl="5">
+      <w:start w:val="1"/>
+      <w:numFmt w:val="bullet"/>
+      <w:lvlText w:val="▪"/>
+      <w:lvlJc w:val="left"/>
+      <w:pPr>
+        <w:tabs>
+          <w:tab w:val="num" w:pos="2520"/>
+        </w:tabs>
+        <w:ind w:left="2520" w:hanging="360"/>
+      </w:pPr>
+      <w:rPr>
+        <w:rFonts w:ascii="OpenSymbol" w:hAnsi="OpenSymbol" w:cs="OpenSymbol" w:hint="default"/>
+      </w:rPr>
+    </w:lvl>
+    <w:lvl w:ilvl="6">
+      <w:start w:val="1"/>
+      <w:numFmt w:val="bullet"/>
+      <w:lvlText w:val=""/>
+      <w:lvlJc w:val="left"/>
+      <w:pPr>
+        <w:tabs>
+          <w:tab w:val="num" w:pos="2880"/>
+        </w:tabs>
+        <w:ind w:left="2880" w:hanging="360"/>
+      </w:pPr>
+      <w:rPr>
+        <w:rFonts w:ascii="Symbol" w:hAnsi="Symbol" w:cs="Symbol" w:hint="default"/>
+      </w:rPr>
+    </w:lvl>
+    <w:lvl w:ilvl="7">
+      <w:start w:val="1"/>
+      <w:numFmt w:val="bullet"/>
+      <w:lvlText w:val="◦"/>
+      <w:lvlJc w:val="left"/>
+      <w:pPr>
+        <w:tabs>
+          <w:tab w:val="num" w:pos="3240"/>
+        </w:tabs>
+        <w:ind w:left="3240" w:hanging="360"/>
+      </w:pPr>
+      <w:rPr>
+        <w:rFonts w:ascii="OpenSymbol" w:hAnsi="OpenSymbol" w:cs="OpenSymbol" w:hint="default"/>
+      </w:rPr>
+    </w:lvl>
+    <w:lvl w:ilvl="8">
+      <w:start w:val="1"/>
+      <w:numFmt w:val="bullet"/>
+      <w:lvlText w:val="▪"/>
+      <w:lvlJc w:val="left"/>
+      <w:pPr>
+        <w:tabs>
+          <w:tab w:val="num" w:pos="3600"/>
+        </w:tabs>
+        <w:ind w:left="3600" w:hanging="360"/>
+      </w:pPr>
+      <w:rPr>
+        <w:rFonts w:ascii="OpenSymbol" w:hAnsi="OpenSymbol" w:cs="OpenSymbol" w:hint="default"/>
+      </w:rPr>
+    </w:lvl>
+  </w:abstractNum>
+  <w:abstractNum w:abstractNumId="12">
+    <w:lvl w:ilvl="0">
+      <w:start w:val="1"/>
+      <w:numFmt w:val="bullet"/>
+      <w:lvlText w:val=""/>
+      <w:lvlJc w:val="left"/>
+      <w:pPr>
+        <w:tabs>
+          <w:tab w:val="num" w:pos="720"/>
+        </w:tabs>
+        <w:ind w:left="720" w:hanging="360"/>
+      </w:pPr>
+      <w:rPr>
+        <w:rFonts w:ascii="Symbol" w:hAnsi="Symbol" w:cs="Symbol" w:hint="default"/>
+      </w:rPr>
+    </w:lvl>
+    <w:lvl w:ilvl="1">
+      <w:start w:val="1"/>
+      <w:numFmt w:val="bullet"/>
+      <w:lvlText w:val="◦"/>
+      <w:lvlJc w:val="left"/>
+      <w:pPr>
+        <w:tabs>
+          <w:tab w:val="num" w:pos="1080"/>
+        </w:tabs>
+        <w:ind w:left="1080" w:hanging="360"/>
+      </w:pPr>
+      <w:rPr>
+        <w:rFonts w:ascii="OpenSymbol" w:hAnsi="OpenSymbol" w:cs="OpenSymbol" w:hint="default"/>
+      </w:rPr>
+    </w:lvl>
+    <w:lvl w:ilvl="2">
+      <w:start w:val="1"/>
+      <w:numFmt w:val="bullet"/>
+      <w:lvlText w:val="▪"/>
+      <w:lvlJc w:val="left"/>
+      <w:pPr>
+        <w:tabs>
+          <w:tab w:val="num" w:pos="1440"/>
+        </w:tabs>
+        <w:ind w:left="1440" w:hanging="360"/>
+      </w:pPr>
+      <w:rPr>
+        <w:rFonts w:ascii="OpenSymbol" w:hAnsi="OpenSymbol" w:cs="OpenSymbol" w:hint="default"/>
+      </w:rPr>
+    </w:lvl>
+    <w:lvl w:ilvl="3">
+      <w:start w:val="1"/>
+      <w:numFmt w:val="bullet"/>
+      <w:lvlText w:val=""/>
+      <w:lvlJc w:val="left"/>
+      <w:pPr>
+        <w:tabs>
+          <w:tab w:val="num" w:pos="1800"/>
+        </w:tabs>
+        <w:ind w:left="1800" w:hanging="360"/>
+      </w:pPr>
+      <w:rPr>
+        <w:rFonts w:ascii="Symbol" w:hAnsi="Symbol" w:cs="Symbol" w:hint="default"/>
+      </w:rPr>
+    </w:lvl>
+    <w:lvl w:ilvl="4">
+      <w:start w:val="1"/>
+      <w:numFmt w:val="bullet"/>
+      <w:lvlText w:val="◦"/>
+      <w:lvlJc w:val="left"/>
+      <w:pPr>
+        <w:tabs>
+          <w:tab w:val="num" w:pos="2160"/>
+        </w:tabs>
+        <w:ind w:left="2160" w:hanging="360"/>
+      </w:pPr>
+      <w:rPr>
+        <w:rFonts w:ascii="OpenSymbol" w:hAnsi="OpenSymbol" w:cs="OpenSymbol" w:hint="default"/>
+      </w:rPr>
+    </w:lvl>
+    <w:lvl w:ilvl="5">
+      <w:start w:val="1"/>
+      <w:numFmt w:val="bullet"/>
+      <w:lvlText w:val="▪"/>
+      <w:lvlJc w:val="left"/>
+      <w:pPr>
+        <w:tabs>
+          <w:tab w:val="num" w:pos="2520"/>
+        </w:tabs>
+        <w:ind w:left="2520" w:hanging="360"/>
+      </w:pPr>
+      <w:rPr>
+        <w:rFonts w:ascii="OpenSymbol" w:hAnsi="OpenSymbol" w:cs="OpenSymbol" w:hint="default"/>
+      </w:rPr>
+    </w:lvl>
+    <w:lvl w:ilvl="6">
+      <w:start w:val="1"/>
+      <w:numFmt w:val="bullet"/>
+      <w:lvlText w:val=""/>
+      <w:lvlJc w:val="left"/>
+      <w:pPr>
+        <w:tabs>
+          <w:tab w:val="num" w:pos="2880"/>
+        </w:tabs>
+        <w:ind w:left="2880" w:hanging="360"/>
+      </w:pPr>
+      <w:rPr>
+        <w:rFonts w:ascii="Symbol" w:hAnsi="Symbol" w:cs="Symbol" w:hint="default"/>
+      </w:rPr>
+    </w:lvl>
+    <w:lvl w:ilvl="7">
+      <w:start w:val="1"/>
+      <w:numFmt w:val="bullet"/>
+      <w:lvlText w:val="◦"/>
+      <w:lvlJc w:val="left"/>
+      <w:pPr>
+        <w:tabs>
+          <w:tab w:val="num" w:pos="3240"/>
+        </w:tabs>
+        <w:ind w:left="3240" w:hanging="360"/>
+      </w:pPr>
+      <w:rPr>
+        <w:rFonts w:ascii="OpenSymbol" w:hAnsi="OpenSymbol" w:cs="OpenSymbol" w:hint="default"/>
+      </w:rPr>
+    </w:lvl>
+    <w:lvl w:ilvl="8">
+      <w:start w:val="1"/>
+      <w:numFmt w:val="bullet"/>
+      <w:lvlText w:val="▪"/>
+      <w:lvlJc w:val="left"/>
+      <w:pPr>
+        <w:tabs>
+          <w:tab w:val="num" w:pos="3600"/>
+        </w:tabs>
+        <w:ind w:left="3600" w:hanging="360"/>
+      </w:pPr>
+      <w:rPr>
+        <w:rFonts w:ascii="OpenSymbol" w:hAnsi="OpenSymbol" w:cs="OpenSymbol" w:hint="default"/>
+      </w:rPr>
+    </w:lvl>
+  </w:abstractNum>
+  <w:abstractNum w:abstractNumId="13">
+    <w:lvl w:ilvl="0">
+      <w:start w:val="1"/>
+      <w:numFmt w:val="bullet"/>
+      <w:lvlText w:val=""/>
+      <w:lvlJc w:val="left"/>
+      <w:pPr>
+        <w:tabs>
+          <w:tab w:val="num" w:pos="720"/>
+        </w:tabs>
+        <w:ind w:left="720" w:hanging="360"/>
+      </w:pPr>
+      <w:rPr>
+        <w:rFonts w:ascii="Symbol" w:hAnsi="Symbol" w:cs="Symbol" w:hint="default"/>
+      </w:rPr>
+    </w:lvl>
+    <w:lvl w:ilvl="1">
+      <w:start w:val="1"/>
+      <w:numFmt w:val="bullet"/>
+      <w:lvlText w:val="◦"/>
+      <w:lvlJc w:val="left"/>
+      <w:pPr>
+        <w:tabs>
+          <w:tab w:val="num" w:pos="1080"/>
+        </w:tabs>
+        <w:ind w:left="1080" w:hanging="360"/>
+      </w:pPr>
+      <w:rPr>
+        <w:rFonts w:ascii="OpenSymbol" w:hAnsi="OpenSymbol" w:cs="OpenSymbol" w:hint="default"/>
+      </w:rPr>
+    </w:lvl>
+    <w:lvl w:ilvl="2">
+      <w:start w:val="1"/>
+      <w:numFmt w:val="bullet"/>
+      <w:lvlText w:val="▪"/>
+      <w:lvlJc w:val="left"/>
+      <w:pPr>
+        <w:tabs>
+          <w:tab w:val="num" w:pos="1440"/>
+        </w:tabs>
+        <w:ind w:left="1440" w:hanging="360"/>
+      </w:pPr>
+      <w:rPr>
+        <w:rFonts w:ascii="OpenSymbol" w:hAnsi="OpenSymbol" w:cs="OpenSymbol" w:hint="default"/>
+      </w:rPr>
+    </w:lvl>
+    <w:lvl w:ilvl="3">
+      <w:start w:val="1"/>
+      <w:numFmt w:val="bullet"/>
+      <w:lvlText w:val=""/>
+      <w:lvlJc w:val="left"/>
+      <w:pPr>
+        <w:tabs>
+          <w:tab w:val="num" w:pos="1800"/>
+        </w:tabs>
+        <w:ind w:left="1800" w:hanging="360"/>
+      </w:pPr>
+      <w:rPr>
+        <w:rFonts w:ascii="Symbol" w:hAnsi="Symbol" w:cs="Symbol" w:hint="default"/>
+      </w:rPr>
+    </w:lvl>
+    <w:lvl w:ilvl="4">
+      <w:start w:val="1"/>
+      <w:numFmt w:val="bullet"/>
+      <w:lvlText w:val="◦"/>
+      <w:lvlJc w:val="left"/>
+      <w:pPr>
+        <w:tabs>
+          <w:tab w:val="num" w:pos="2160"/>
+        </w:tabs>
+        <w:ind w:left="2160" w:hanging="360"/>
+      </w:pPr>
+      <w:rPr>
+        <w:rFonts w:ascii="OpenSymbol" w:hAnsi="OpenSymbol" w:cs="OpenSymbol" w:hint="default"/>
+      </w:rPr>
+    </w:lvl>
+    <w:lvl w:ilvl="5">
+      <w:start w:val="1"/>
+      <w:numFmt w:val="bullet"/>
+      <w:lvlText w:val="▪"/>
+      <w:lvlJc w:val="left"/>
+      <w:pPr>
+        <w:tabs>
+          <w:tab w:val="num" w:pos="2520"/>
+        </w:tabs>
+        <w:ind w:left="2520" w:hanging="360"/>
+      </w:pPr>
+      <w:rPr>
+        <w:rFonts w:ascii="OpenSymbol" w:hAnsi="OpenSymbol" w:cs="OpenSymbol" w:hint="default"/>
+      </w:rPr>
+    </w:lvl>
+    <w:lvl w:ilvl="6">
+      <w:start w:val="1"/>
+      <w:numFmt w:val="bullet"/>
+      <w:lvlText w:val=""/>
+      <w:lvlJc w:val="left"/>
+      <w:pPr>
+        <w:tabs>
+          <w:tab w:val="num" w:pos="2880"/>
+        </w:tabs>
+        <w:ind w:left="2880" w:hanging="360"/>
+      </w:pPr>
+      <w:rPr>
+        <w:rFonts w:ascii="Symbol" w:hAnsi="Symbol" w:cs="Symbol" w:hint="default"/>
+      </w:rPr>
+    </w:lvl>
+    <w:lvl w:ilvl="7">
+      <w:start w:val="1"/>
+      <w:numFmt w:val="bullet"/>
+      <w:lvlText w:val="◦"/>
+      <w:lvlJc w:val="left"/>
+      <w:pPr>
+        <w:tabs>
+          <w:tab w:val="num" w:pos="3240"/>
+        </w:tabs>
+        <w:ind w:left="3240" w:hanging="360"/>
+      </w:pPr>
+      <w:rPr>
+        <w:rFonts w:ascii="OpenSymbol" w:hAnsi="OpenSymbol" w:cs="OpenSymbol" w:hint="default"/>
+      </w:rPr>
+    </w:lvl>
+    <w:lvl w:ilvl="8">
+      <w:start w:val="1"/>
+      <w:numFmt w:val="bullet"/>
+      <w:lvlText w:val="▪"/>
+      <w:lvlJc w:val="left"/>
+      <w:pPr>
+        <w:tabs>
+          <w:tab w:val="num" w:pos="3600"/>
+        </w:tabs>
+        <w:ind w:left="3600" w:hanging="360"/>
+      </w:pPr>
+      <w:rPr>
+        <w:rFonts w:ascii="OpenSymbol" w:hAnsi="OpenSymbol" w:cs="OpenSymbol" w:hint="default"/>
+      </w:rPr>
+    </w:lvl>
+  </w:abstractNum>
+  <w:abstractNum w:abstractNumId="14">
+    <w:lvl w:ilvl="0">
+      <w:start w:val="1"/>
+      <w:numFmt w:val="none"/>
+      <w:suff w:val="nothing"/>
+      <w:lvlText w:val=""/>
+      <w:lvlJc w:val="left"/>
+      <w:pPr>
+        <w:tabs>
+          <w:tab w:val="num" w:pos="0"/>
+        </w:tabs>
+        <w:ind w:left="0" w:hanging="0"/>
+      </w:pPr>
+    </w:lvl>
+    <w:lvl w:ilvl="1">
+      <w:start w:val="1"/>
+      <w:numFmt w:val="none"/>
+      <w:suff w:val="nothing"/>
+      <w:lvlText w:val=""/>
+      <w:lvlJc w:val="left"/>
+      <w:pPr>
+        <w:tabs>
+          <w:tab w:val="num" w:pos="0"/>
+        </w:tabs>
+        <w:ind w:left="0" w:hanging="0"/>
+      </w:pPr>
+    </w:lvl>
+    <w:lvl w:ilvl="2">
+      <w:start w:val="1"/>
+      <w:numFmt w:val="none"/>
+      <w:suff w:val="nothing"/>
+      <w:lvlText w:val=""/>
+      <w:lvlJc w:val="left"/>
+      <w:pPr>
+        <w:tabs>
+          <w:tab w:val="num" w:pos="0"/>
+        </w:tabs>
+        <w:ind w:left="0" w:hanging="0"/>
+      </w:pPr>
+    </w:lvl>
+    <w:lvl w:ilvl="3">
+      <w:start w:val="1"/>
+      <w:numFmt w:val="none"/>
+      <w:suff w:val="nothing"/>
+      <w:lvlText w:val=""/>
+      <w:lvlJc w:val="left"/>
+      <w:pPr>
+        <w:tabs>
+          <w:tab w:val="num" w:pos="0"/>
+        </w:tabs>
+        <w:ind w:left="0" w:hanging="0"/>
+      </w:pPr>
+    </w:lvl>
+    <w:lvl w:ilvl="4">
+      <w:start w:val="1"/>
+      <w:numFmt w:val="none"/>
+      <w:suff w:val="nothing"/>
+      <w:lvlText w:val=""/>
+      <w:lvlJc w:val="left"/>
+      <w:pPr>
+        <w:tabs>
+          <w:tab w:val="num" w:pos="0"/>
+        </w:tabs>
+        <w:ind w:left="0" w:hanging="0"/>
+      </w:pPr>
+    </w:lvl>
+    <w:lvl w:ilvl="5">
+      <w:start w:val="1"/>
+      <w:numFmt w:val="none"/>
+      <w:suff w:val="nothing"/>
+      <w:lvlText w:val=""/>
+      <w:lvlJc w:val="left"/>
+      <w:pPr>
+        <w:tabs>
+          <w:tab w:val="num" w:pos="0"/>
+        </w:tabs>
+        <w:ind w:left="0" w:hanging="0"/>
+      </w:pPr>
+    </w:lvl>
+    <w:lvl w:ilvl="6">
+      <w:start w:val="1"/>
+      <w:numFmt w:val="none"/>
+      <w:suff w:val="nothing"/>
+      <w:lvlText w:val=""/>
+      <w:lvlJc w:val="left"/>
+      <w:pPr>
+        <w:tabs>
+          <w:tab w:val="num" w:pos="0"/>
+        </w:tabs>
+        <w:ind w:left="0" w:hanging="0"/>
+      </w:pPr>
+    </w:lvl>
+    <w:lvl w:ilvl="7">
+      <w:start w:val="1"/>
+      <w:numFmt w:val="none"/>
+      <w:suff w:val="nothing"/>
+      <w:lvlText w:val=""/>
+      <w:lvlJc w:val="left"/>
+      <w:pPr>
+        <w:tabs>
+          <w:tab w:val="num" w:pos="0"/>
+        </w:tabs>
+        <w:ind w:left="0" w:hanging="0"/>
+      </w:pPr>
+    </w:lvl>
+    <w:lvl w:ilvl="8">
+      <w:start w:val="1"/>
+      <w:numFmt w:val="none"/>
+      <w:suff w:val="nothing"/>
+      <w:lvlText w:val=""/>
+      <w:lvlJc w:val="left"/>
+      <w:pPr>
+        <w:tabs>
+          <w:tab w:val="num" w:pos="0"/>
+        </w:tabs>
+        <w:ind w:left="0" w:hanging="0"/>
+      </w:pPr>
     </w:lvl>
   </w:abstractNum>
   <w:num w:numId="1">
@@ -11234,19 +15317,31 @@
     <w:abstractNumId w:val="10"/>
   </w:num>
   <w:num w:numId="11">
-    <w:abstractNumId w:val="7"/>
+    <w:abstractNumId w:val="11"/>
+  </w:num>
+  <w:num w:numId="12">
+    <w:abstractNumId w:val="12"/>
+  </w:num>
+  <w:num w:numId="13">
+    <w:abstractNumId w:val="13"/>
+  </w:num>
+  <w:num w:numId="14">
+    <w:abstractNumId w:val="14"/>
+  </w:num>
+  <w:num w:numId="15">
+    <w:abstractNumId w:val="6"/>
     <w:lvlOverride w:ilvl="0">
       <w:startOverride w:val="1"/>
     </w:lvlOverride>
   </w:num>
-  <w:num w:numId="12">
-    <w:abstractNumId w:val="8"/>
+  <w:num w:numId="16">
+    <w:abstractNumId w:val="7"/>
     <w:lvlOverride w:ilvl="0">
       <w:startOverride w:val="2"/>
     </w:lvlOverride>
   </w:num>
-  <w:num w:numId="13">
-    <w:abstractNumId w:val="9"/>
+  <w:num w:numId="17">
+    <w:abstractNumId w:val="8"/>
     <w:lvlOverride w:ilvl="0">
       <w:startOverride w:val="3"/>
     </w:lvlOverride>
@@ -11278,7 +15373,7 @@
     <w:pPr>
       <w:widowControl/>
       <w:suppressAutoHyphens w:val="true"/>
-      <w:overflowPunct w:val="true"/>
+      <w:overflowPunct w:val="false"/>
       <w:bidi w:val="0"/>
       <w:spacing w:lineRule="auto" w:line="240" w:before="0" w:after="120"/>
       <w:ind w:firstLine="567"/>
@@ -11719,6 +15814,13 @@
       <w:bCs/>
     </w:rPr>
   </w:style>
+  <w:style w:type="character" w:styleId="Bulletsuser">
+    <w:name w:val="Bullets (user)"/>
+    <w:qFormat/>
+    <w:rPr>
+      <w:rFonts w:ascii="OpenSymbol" w:hAnsi="OpenSymbol" w:eastAsia="OpenSymbol" w:cs="OpenSymbol"/>
+    </w:rPr>
+  </w:style>
   <w:style w:type="character" w:styleId="Bullets">
     <w:name w:val="Bullets"/>
     <w:qFormat/>
@@ -11967,6 +16069,39 @@
     </w:pPr>
     <w:rPr/>
   </w:style>
+  <w:style w:type="paragraph" w:styleId="ListHeading">
+    <w:name w:val="List Heading"/>
+    <w:basedOn w:val="Normal"/>
+    <w:next w:val="ListContents"/>
+    <w:qFormat/>
+    <w:pPr>
+      <w:ind w:left="0"/>
+    </w:pPr>
+    <w:rPr/>
+  </w:style>
+  <w:style w:type="paragraph" w:styleId="ListContents">
+    <w:name w:val="List Contents"/>
+    <w:basedOn w:val="Normal"/>
+    <w:qFormat/>
+    <w:pPr>
+      <w:ind w:left="567"/>
+    </w:pPr>
+    <w:rPr/>
+  </w:style>
+  <w:style w:type="paragraph" w:styleId="Comment">
+    <w:name w:val="Comment"/>
+    <w:basedOn w:val="Normal"/>
+    <w:qFormat/>
+    <w:pPr>
+      <w:spacing w:lineRule="auto" w:line="240" w:before="56" w:after="0"/>
+      <w:ind w:hanging="0" w:left="57" w:right="57"/>
+    </w:pPr>
+    <w:rPr>
+      <w:color w:val="auto"/>
+      <w:sz w:val="20"/>
+      <w:szCs w:val="20"/>
+    </w:rPr>
+  </w:style>
   <w:style w:type="numbering" w:styleId="NoList">
     <w:name w:val="No List"/>
     <w:qFormat/>
